--- a/xianxia_story.docx
+++ b/xianxia_story.docx
@@ -341,6 +341,100 @@
           <w:szCs w:val="18"/>
         </w:rPr>
         <w:t xml:space="preserve">[数据] 存活修士：20人 | 突破：1次 | 大事件：5件</w:t>
+      </w:r>
+    </w:p>
+    <w:p>
+      <w:pPr>
+        <w:pStyle w:val="Heading2"/>
+        <w:spacing w:after="150" w:before="300"/>
+      </w:pPr>
+      <w:r>
+        <w:rPr>
+          <w:rFonts w:ascii="宋体" w:cs="宋体" w:eastAsia="宋体" w:hAnsi="宋体"/>
+          <w:b/>
+          <w:bCs/>
+          <w:color w:val="6B3A1F"/>
+          <w:sz w:val="28"/>
+          <w:szCs w:val="28"/>
+        </w:rPr>
+        <w:t xml:space="preserve">第16月至第20月</w:t>
+      </w:r>
+    </w:p>
+    <w:p>
+      <w:pPr>
+        <w:spacing w:after="200" w:before="200"/>
+        <w:jc w:val="center"/>
+      </w:pPr>
+      <w:r>
+        <w:drawing>
+          <wp:inline distT="0" distB="0" distL="0" distR="0">
+            <wp:extent cx="3810000" cy="2667000"/>
+            <wp:effectExtent t="0" r="0" b="0" l="0"/>
+            <wp:docPr id="1" name="illustration" descr="AI生成配图" title="章节配图"/>
+            <wp:cNvGraphicFramePr>
+              <a:graphicFrameLocks xmlns:a="http://schemas.openxmlformats.org/drawingml/2006/main" noChangeAspect="1"/>
+            </wp:cNvGraphicFramePr>
+            <a:graphic xmlns:a="http://schemas.openxmlformats.org/drawingml/2006/main">
+              <a:graphicData uri="http://schemas.openxmlformats.org/drawingml/2006/picture">
+                <pic:pic xmlns:pic="http://schemas.openxmlformats.org/drawingml/2006/picture">
+                  <pic:nvPicPr>
+                    <pic:cNvPr id="0" name="" descr=""/>
+                    <pic:cNvPicPr>
+                      <a:picLocks noChangeAspect="1" noChangeArrowheads="1"/>
+                    </pic:cNvPicPr>
+                  </pic:nvPicPr>
+                  <pic:blipFill>
+                    <a:blip r:embed="rId10" cstate="none"/>
+                    <a:srcRect/>
+                    <a:stretch>
+                      <a:fillRect/>
+                    </a:stretch>
+                  </pic:blipFill>
+                  <pic:spPr bwMode="auto">
+                    <a:xfrm>
+                      <a:off x="0" y="0"/>
+                      <a:ext cx="3810000" cy="2667000"/>
+                    </a:xfrm>
+                    <a:prstGeom prst="rect">
+                      <a:avLst/>
+                    </a:prstGeom>
+                  </pic:spPr>
+                </pic:pic>
+              </a:graphicData>
+            </a:graphic>
+          </wp:inline>
+        </w:drawing>
+      </w:r>
+    </w:p>
+    <w:p>
+      <w:pPr>
+        <w:spacing w:after="60" w:before="60" w:line="360"/>
+        <w:ind w:firstLine="480"/>
+      </w:pPr>
+      <w:r>
+        <w:rPr>
+          <w:rFonts w:ascii="宋体" w:cs="宋体" w:eastAsia="宋体" w:hAnsi="宋体"/>
+          <w:sz w:val="24"/>
+          <w:szCs w:val="24"/>
+        </w:rPr>
+        <w:t xml:space="preserve">{"action_type": "CULTIVATE", "target": null, "inner_monologue": "趁四下无人，偷偷修炼。苟着苟着就突破了。 通缉令的事不能大意……", "public_statement": "", "parameters": {}}</w:t>
+      </w:r>
+    </w:p>
+    <w:p>
+      <w:pPr>
+        <w:spacing w:after="200" w:before="100"/>
+        <w:jc w:val="right"/>
+      </w:pPr>
+      <w:r>
+        <w:rPr>
+          <w:rFonts w:ascii="宋体" w:cs="宋体" w:eastAsia="宋体" w:hAnsi="宋体"/>
+          <w:i/>
+          <w:iCs/>
+          <w:color w:val="888888"/>
+          <w:sz w:val="18"/>
+          <w:szCs w:val="18"/>
+        </w:rPr>
+        <w:t xml:space="preserve">[数据] 存活修士：20人 | 大事件：6件</w:t>
       </w:r>
     </w:p>
     <w:sectPr>

--- a/xianxia_story.docx
+++ b/xianxia_story.docx
@@ -435,6 +435,100 @@
           <w:szCs w:val="18"/>
         </w:rPr>
         <w:t xml:space="preserve">[数据] 存活修士：20人 | 大事件：6件</w:t>
+      </w:r>
+    </w:p>
+    <w:p>
+      <w:pPr>
+        <w:pStyle w:val="Heading2"/>
+        <w:spacing w:after="150" w:before="300"/>
+      </w:pPr>
+      <w:r>
+        <w:rPr>
+          <w:rFonts w:ascii="宋体" w:cs="宋体" w:eastAsia="宋体" w:hAnsi="宋体"/>
+          <w:b/>
+          <w:bCs/>
+          <w:color w:val="6B3A1F"/>
+          <w:sz w:val="28"/>
+          <w:szCs w:val="28"/>
+        </w:rPr>
+        <w:t xml:space="preserve">第21月至第25月</w:t>
+      </w:r>
+    </w:p>
+    <w:p>
+      <w:pPr>
+        <w:spacing w:after="200" w:before="200"/>
+        <w:jc w:val="center"/>
+      </w:pPr>
+      <w:r>
+        <w:drawing>
+          <wp:inline distT="0" distB="0" distL="0" distR="0">
+            <wp:extent cx="3810000" cy="2667000"/>
+            <wp:effectExtent t="0" r="0" b="0" l="0"/>
+            <wp:docPr id="1" name="illustration" descr="AI生成配图" title="章节配图"/>
+            <wp:cNvGraphicFramePr>
+              <a:graphicFrameLocks xmlns:a="http://schemas.openxmlformats.org/drawingml/2006/main" noChangeAspect="1"/>
+            </wp:cNvGraphicFramePr>
+            <a:graphic xmlns:a="http://schemas.openxmlformats.org/drawingml/2006/main">
+              <a:graphicData uri="http://schemas.openxmlformats.org/drawingml/2006/picture">
+                <pic:pic xmlns:pic="http://schemas.openxmlformats.org/drawingml/2006/picture">
+                  <pic:nvPicPr>
+                    <pic:cNvPr id="0" name="" descr=""/>
+                    <pic:cNvPicPr>
+                      <a:picLocks noChangeAspect="1" noChangeArrowheads="1"/>
+                    </pic:cNvPicPr>
+                  </pic:nvPicPr>
+                  <pic:blipFill>
+                    <a:blip r:embed="rId10" cstate="none"/>
+                    <a:srcRect/>
+                    <a:stretch>
+                      <a:fillRect/>
+                    </a:stretch>
+                  </pic:blipFill>
+                  <pic:spPr bwMode="auto">
+                    <a:xfrm>
+                      <a:off x="0" y="0"/>
+                      <a:ext cx="3810000" cy="2667000"/>
+                    </a:xfrm>
+                    <a:prstGeom prst="rect">
+                      <a:avLst/>
+                    </a:prstGeom>
+                  </pic:spPr>
+                </pic:pic>
+              </a:graphicData>
+            </a:graphic>
+          </wp:inline>
+        </w:drawing>
+      </w:r>
+    </w:p>
+    <w:p>
+      <w:pPr>
+        <w:spacing w:after="60" w:before="60" w:line="360"/>
+        <w:ind w:firstLine="480"/>
+      </w:pPr>
+      <w:r>
+        <w:rPr>
+          <w:rFonts w:ascii="宋体" w:cs="宋体" w:eastAsia="宋体" w:hAnsi="宋体"/>
+          <w:sz w:val="24"/>
+          <w:szCs w:val="24"/>
+        </w:rPr>
+        <w:t xml:space="preserve">{"action_type": "CULTIVATE", "target": null, "inner_monologue": "趁四下无人，偷偷修炼。苟着苟着就突破了。 通缉令的事不能大意……", "public_statement": "", "parameters": {}}</w:t>
+      </w:r>
+    </w:p>
+    <w:p>
+      <w:pPr>
+        <w:spacing w:after="200" w:before="100"/>
+        <w:jc w:val="right"/>
+      </w:pPr>
+      <w:r>
+        <w:rPr>
+          <w:rFonts w:ascii="宋体" w:cs="宋体" w:eastAsia="宋体" w:hAnsi="宋体"/>
+          <w:i/>
+          <w:iCs/>
+          <w:color w:val="888888"/>
+          <w:sz w:val="18"/>
+          <w:szCs w:val="18"/>
+        </w:rPr>
+        <w:t xml:space="preserve">[数据] 存活修士：20人 | 大事件：5件</w:t>
       </w:r>
     </w:p>
     <w:sectPr>

--- a/xianxia_story.docx
+++ b/xianxia_story.docx
@@ -529,6 +529,100 @@
           <w:szCs w:val="18"/>
         </w:rPr>
         <w:t xml:space="preserve">[数据] 存活修士：20人 | 大事件：5件</w:t>
+      </w:r>
+    </w:p>
+    <w:p>
+      <w:pPr>
+        <w:pStyle w:val="Heading2"/>
+        <w:spacing w:after="150" w:before="300"/>
+      </w:pPr>
+      <w:r>
+        <w:rPr>
+          <w:rFonts w:ascii="宋体" w:cs="宋体" w:eastAsia="宋体" w:hAnsi="宋体"/>
+          <w:b/>
+          <w:bCs/>
+          <w:color w:val="6B3A1F"/>
+          <w:sz w:val="28"/>
+          <w:szCs w:val="28"/>
+        </w:rPr>
+        <w:t xml:space="preserve">第26月至第30月</w:t>
+      </w:r>
+    </w:p>
+    <w:p>
+      <w:pPr>
+        <w:spacing w:after="200" w:before="200"/>
+        <w:jc w:val="center"/>
+      </w:pPr>
+      <w:r>
+        <w:drawing>
+          <wp:inline distT="0" distB="0" distL="0" distR="0">
+            <wp:extent cx="3810000" cy="2667000"/>
+            <wp:effectExtent t="0" r="0" b="0" l="0"/>
+            <wp:docPr id="1" name="illustration" descr="AI生成配图" title="章节配图"/>
+            <wp:cNvGraphicFramePr>
+              <a:graphicFrameLocks xmlns:a="http://schemas.openxmlformats.org/drawingml/2006/main" noChangeAspect="1"/>
+            </wp:cNvGraphicFramePr>
+            <a:graphic xmlns:a="http://schemas.openxmlformats.org/drawingml/2006/main">
+              <a:graphicData uri="http://schemas.openxmlformats.org/drawingml/2006/picture">
+                <pic:pic xmlns:pic="http://schemas.openxmlformats.org/drawingml/2006/picture">
+                  <pic:nvPicPr>
+                    <pic:cNvPr id="0" name="" descr=""/>
+                    <pic:cNvPicPr>
+                      <a:picLocks noChangeAspect="1" noChangeArrowheads="1"/>
+                    </pic:cNvPicPr>
+                  </pic:nvPicPr>
+                  <pic:blipFill>
+                    <a:blip r:embed="rId10" cstate="none"/>
+                    <a:srcRect/>
+                    <a:stretch>
+                      <a:fillRect/>
+                    </a:stretch>
+                  </pic:blipFill>
+                  <pic:spPr bwMode="auto">
+                    <a:xfrm>
+                      <a:off x="0" y="0"/>
+                      <a:ext cx="3810000" cy="2667000"/>
+                    </a:xfrm>
+                    <a:prstGeom prst="rect">
+                      <a:avLst/>
+                    </a:prstGeom>
+                  </pic:spPr>
+                </pic:pic>
+              </a:graphicData>
+            </a:graphic>
+          </wp:inline>
+        </w:drawing>
+      </w:r>
+    </w:p>
+    <w:p>
+      <w:pPr>
+        <w:spacing w:after="60" w:before="60" w:line="360"/>
+        <w:ind w:firstLine="480"/>
+      </w:pPr>
+      <w:r>
+        <w:rPr>
+          <w:rFonts w:ascii="宋体" w:cs="宋体" w:eastAsia="宋体" w:hAnsi="宋体"/>
+          <w:sz w:val="24"/>
+          <w:szCs w:val="24"/>
+        </w:rPr>
+        <w:t xml:space="preserve">{"action_type": "DISGUISE", "target": null, "inner_monologue": "压制气息，装成练气三层的废材，绝不出头。 通缉令的事不能大意……", "public_statement": "", "parameters": {"target_realm": "练气三层"}}</w:t>
+      </w:r>
+    </w:p>
+    <w:p>
+      <w:pPr>
+        <w:spacing w:after="200" w:before="100"/>
+        <w:jc w:val="right"/>
+      </w:pPr>
+      <w:r>
+        <w:rPr>
+          <w:rFonts w:ascii="宋体" w:cs="宋体" w:eastAsia="宋体" w:hAnsi="宋体"/>
+          <w:i/>
+          <w:iCs/>
+          <w:color w:val="888888"/>
+          <w:sz w:val="18"/>
+          <w:szCs w:val="18"/>
+        </w:rPr>
+        <w:t xml:space="preserve">[数据] 存活修士：20人 | 突破：1次 | 大事件：9件</w:t>
       </w:r>
     </w:p>
     <w:sectPr>

--- a/xianxia_story.docx
+++ b/xianxia_story.docx
@@ -623,6 +623,100 @@
           <w:szCs w:val="18"/>
         </w:rPr>
         <w:t xml:space="preserve">[数据] 存活修士：20人 | 突破：1次 | 大事件：9件</w:t>
+      </w:r>
+    </w:p>
+    <w:p>
+      <w:pPr>
+        <w:pStyle w:val="Heading2"/>
+        <w:spacing w:after="150" w:before="300"/>
+      </w:pPr>
+      <w:r>
+        <w:rPr>
+          <w:rFonts w:ascii="宋体" w:cs="宋体" w:eastAsia="宋体" w:hAnsi="宋体"/>
+          <w:b/>
+          <w:bCs/>
+          <w:color w:val="6B3A1F"/>
+          <w:sz w:val="28"/>
+          <w:szCs w:val="28"/>
+        </w:rPr>
+        <w:t xml:space="preserve">第31月至第35月</w:t>
+      </w:r>
+    </w:p>
+    <w:p>
+      <w:pPr>
+        <w:spacing w:after="200" w:before="200"/>
+        <w:jc w:val="center"/>
+      </w:pPr>
+      <w:r>
+        <w:drawing>
+          <wp:inline distT="0" distB="0" distL="0" distR="0">
+            <wp:extent cx="3810000" cy="2667000"/>
+            <wp:effectExtent t="0" r="0" b="0" l="0"/>
+            <wp:docPr id="1" name="illustration" descr="AI生成配图" title="章节配图"/>
+            <wp:cNvGraphicFramePr>
+              <a:graphicFrameLocks xmlns:a="http://schemas.openxmlformats.org/drawingml/2006/main" noChangeAspect="1"/>
+            </wp:cNvGraphicFramePr>
+            <a:graphic xmlns:a="http://schemas.openxmlformats.org/drawingml/2006/main">
+              <a:graphicData uri="http://schemas.openxmlformats.org/drawingml/2006/picture">
+                <pic:pic xmlns:pic="http://schemas.openxmlformats.org/drawingml/2006/picture">
+                  <pic:nvPicPr>
+                    <pic:cNvPr id="0" name="" descr=""/>
+                    <pic:cNvPicPr>
+                      <a:picLocks noChangeAspect="1" noChangeArrowheads="1"/>
+                    </pic:cNvPicPr>
+                  </pic:nvPicPr>
+                  <pic:blipFill>
+                    <a:blip r:embed="rId11" cstate="none"/>
+                    <a:srcRect/>
+                    <a:stretch>
+                      <a:fillRect/>
+                    </a:stretch>
+                  </pic:blipFill>
+                  <pic:spPr bwMode="auto">
+                    <a:xfrm>
+                      <a:off x="0" y="0"/>
+                      <a:ext cx="3810000" cy="2667000"/>
+                    </a:xfrm>
+                    <a:prstGeom prst="rect">
+                      <a:avLst/>
+                    </a:prstGeom>
+                  </pic:spPr>
+                </pic:pic>
+              </a:graphicData>
+            </a:graphic>
+          </wp:inline>
+        </w:drawing>
+      </w:r>
+    </w:p>
+    <w:p>
+      <w:pPr>
+        <w:spacing w:after="60" w:before="60" w:line="360"/>
+        <w:ind w:firstLine="480"/>
+      </w:pPr>
+      <w:r>
+        <w:rPr>
+          <w:rFonts w:ascii="宋体" w:cs="宋体" w:eastAsia="宋体" w:hAnsi="宋体"/>
+          <w:sz w:val="24"/>
+          <w:szCs w:val="24"/>
+        </w:rPr>
+        <w:t xml:space="preserve">{"action_type": "DISGUISE", "target": null, "inner_monologue": "压制气息，装成练气三层的废材，绝不出头。 通缉令的事不能大意……", "public_statement": "", "parameters": {"target_realm": "练气三层"}}</w:t>
+      </w:r>
+    </w:p>
+    <w:p>
+      <w:pPr>
+        <w:spacing w:after="200" w:before="100"/>
+        <w:jc w:val="right"/>
+      </w:pPr>
+      <w:r>
+        <w:rPr>
+          <w:rFonts w:ascii="宋体" w:cs="宋体" w:eastAsia="宋体" w:hAnsi="宋体"/>
+          <w:i/>
+          <w:iCs/>
+          <w:color w:val="888888"/>
+          <w:sz w:val="18"/>
+          <w:szCs w:val="18"/>
+        </w:rPr>
+        <w:t xml:space="preserve">[数据] 存活修士：20人 | 突破：4次 | 大事件：10件</w:t>
       </w:r>
     </w:p>
     <w:sectPr>

--- a/xianxia_story.docx
+++ b/xianxia_story.docx
@@ -717,6 +717,100 @@
           <w:szCs w:val="18"/>
         </w:rPr>
         <w:t xml:space="preserve">[数据] 存活修士：20人 | 突破：4次 | 大事件：10件</w:t>
+      </w:r>
+    </w:p>
+    <w:p>
+      <w:pPr>
+        <w:pStyle w:val="Heading2"/>
+        <w:spacing w:after="150" w:before="300"/>
+      </w:pPr>
+      <w:r>
+        <w:rPr>
+          <w:rFonts w:ascii="宋体" w:cs="宋体" w:eastAsia="宋体" w:hAnsi="宋体"/>
+          <w:b/>
+          <w:bCs/>
+          <w:color w:val="6B3A1F"/>
+          <w:sz w:val="28"/>
+          <w:szCs w:val="28"/>
+        </w:rPr>
+        <w:t xml:space="preserve">第36月至第40月</w:t>
+      </w:r>
+    </w:p>
+    <w:p>
+      <w:pPr>
+        <w:spacing w:after="200" w:before="200"/>
+        <w:jc w:val="center"/>
+      </w:pPr>
+      <w:r>
+        <w:drawing>
+          <wp:inline distT="0" distB="0" distL="0" distR="0">
+            <wp:extent cx="3810000" cy="2667000"/>
+            <wp:effectExtent t="0" r="0" b="0" l="0"/>
+            <wp:docPr id="1" name="illustration" descr="AI生成配图" title="章节配图"/>
+            <wp:cNvGraphicFramePr>
+              <a:graphicFrameLocks xmlns:a="http://schemas.openxmlformats.org/drawingml/2006/main" noChangeAspect="1"/>
+            </wp:cNvGraphicFramePr>
+            <a:graphic xmlns:a="http://schemas.openxmlformats.org/drawingml/2006/main">
+              <a:graphicData uri="http://schemas.openxmlformats.org/drawingml/2006/picture">
+                <pic:pic xmlns:pic="http://schemas.openxmlformats.org/drawingml/2006/picture">
+                  <pic:nvPicPr>
+                    <pic:cNvPr id="0" name="" descr=""/>
+                    <pic:cNvPicPr>
+                      <a:picLocks noChangeAspect="1" noChangeArrowheads="1"/>
+                    </pic:cNvPicPr>
+                  </pic:nvPicPr>
+                  <pic:blipFill>
+                    <a:blip r:embed="rId12" cstate="none"/>
+                    <a:srcRect/>
+                    <a:stretch>
+                      <a:fillRect/>
+                    </a:stretch>
+                  </pic:blipFill>
+                  <pic:spPr bwMode="auto">
+                    <a:xfrm>
+                      <a:off x="0" y="0"/>
+                      <a:ext cx="3810000" cy="2667000"/>
+                    </a:xfrm>
+                    <a:prstGeom prst="rect">
+                      <a:avLst/>
+                    </a:prstGeom>
+                  </pic:spPr>
+                </pic:pic>
+              </a:graphicData>
+            </a:graphic>
+          </wp:inline>
+        </w:drawing>
+      </w:r>
+    </w:p>
+    <w:p>
+      <w:pPr>
+        <w:spacing w:after="60" w:before="60" w:line="360"/>
+        <w:ind w:firstLine="480"/>
+      </w:pPr>
+      <w:r>
+        <w:rPr>
+          <w:rFonts w:ascii="宋体" w:cs="宋体" w:eastAsia="宋体" w:hAnsi="宋体"/>
+          <w:sz w:val="24"/>
+          <w:szCs w:val="24"/>
+        </w:rPr>
+        <w:t xml:space="preserve">{"action_type": "EXPLORE", "target": null, "inner_monologue": "先摸清周围情况，确认没有危险再说。 通缉令的事不能大意……", "public_statement": "", "parameters": {}}</w:t>
+      </w:r>
+    </w:p>
+    <w:p>
+      <w:pPr>
+        <w:spacing w:after="200" w:before="100"/>
+        <w:jc w:val="right"/>
+      </w:pPr>
+      <w:r>
+        <w:rPr>
+          <w:rFonts w:ascii="宋体" w:cs="宋体" w:eastAsia="宋体" w:hAnsi="宋体"/>
+          <w:i/>
+          <w:iCs/>
+          <w:color w:val="888888"/>
+          <w:sz w:val="18"/>
+          <w:szCs w:val="18"/>
+        </w:rPr>
+        <w:t xml:space="preserve">[数据] 存活修士：20人 | 大事件：2件</w:t>
       </w:r>
     </w:p>
     <w:sectPr>

--- a/xianxia_story.docx
+++ b/xianxia_story.docx
@@ -811,6 +811,100 @@
           <w:szCs w:val="18"/>
         </w:rPr>
         <w:t xml:space="preserve">[数据] 存活修士：20人 | 大事件：2件</w:t>
+      </w:r>
+    </w:p>
+    <w:p>
+      <w:pPr>
+        <w:pStyle w:val="Heading2"/>
+        <w:spacing w:after="150" w:before="300"/>
+      </w:pPr>
+      <w:r>
+        <w:rPr>
+          <w:rFonts w:ascii="宋体" w:cs="宋体" w:eastAsia="宋体" w:hAnsi="宋体"/>
+          <w:b/>
+          <w:bCs/>
+          <w:color w:val="6B3A1F"/>
+          <w:sz w:val="28"/>
+          <w:szCs w:val="28"/>
+        </w:rPr>
+        <w:t xml:space="preserve">第41月至第45月</w:t>
+      </w:r>
+    </w:p>
+    <w:p>
+      <w:pPr>
+        <w:spacing w:after="200" w:before="200"/>
+        <w:jc w:val="center"/>
+      </w:pPr>
+      <w:r>
+        <w:drawing>
+          <wp:inline distT="0" distB="0" distL="0" distR="0">
+            <wp:extent cx="3810000" cy="2667000"/>
+            <wp:effectExtent t="0" r="0" b="0" l="0"/>
+            <wp:docPr id="1" name="illustration" descr="AI生成配图" title="章节配图"/>
+            <wp:cNvGraphicFramePr>
+              <a:graphicFrameLocks xmlns:a="http://schemas.openxmlformats.org/drawingml/2006/main" noChangeAspect="1"/>
+            </wp:cNvGraphicFramePr>
+            <a:graphic xmlns:a="http://schemas.openxmlformats.org/drawingml/2006/main">
+              <a:graphicData uri="http://schemas.openxmlformats.org/drawingml/2006/picture">
+                <pic:pic xmlns:pic="http://schemas.openxmlformats.org/drawingml/2006/picture">
+                  <pic:nvPicPr>
+                    <pic:cNvPr id="0" name="" descr=""/>
+                    <pic:cNvPicPr>
+                      <a:picLocks noChangeAspect="1" noChangeArrowheads="1"/>
+                    </pic:cNvPicPr>
+                  </pic:nvPicPr>
+                  <pic:blipFill>
+                    <a:blip r:embed="rId13" cstate="none"/>
+                    <a:srcRect/>
+                    <a:stretch>
+                      <a:fillRect/>
+                    </a:stretch>
+                  </pic:blipFill>
+                  <pic:spPr bwMode="auto">
+                    <a:xfrm>
+                      <a:off x="0" y="0"/>
+                      <a:ext cx="3810000" cy="2667000"/>
+                    </a:xfrm>
+                    <a:prstGeom prst="rect">
+                      <a:avLst/>
+                    </a:prstGeom>
+                  </pic:spPr>
+                </pic:pic>
+              </a:graphicData>
+            </a:graphic>
+          </wp:inline>
+        </w:drawing>
+      </w:r>
+    </w:p>
+    <w:p>
+      <w:pPr>
+        <w:spacing w:after="60" w:before="60" w:line="360"/>
+        <w:ind w:firstLine="480"/>
+      </w:pPr>
+      <w:r>
+        <w:rPr>
+          <w:rFonts w:ascii="宋体" w:cs="宋体" w:eastAsia="宋体" w:hAnsi="宋体"/>
+          <w:sz w:val="24"/>
+          <w:szCs w:val="24"/>
+        </w:rPr>
+        <w:t xml:space="preserve">{"action_type": "MOVE", "target": "wild_lingmai", "inner_monologue": "人少的地方才安全，溜去荒野修炼。 通缉令的事不能大意……", "public_statement": "", "parameters": {}}</w:t>
+      </w:r>
+    </w:p>
+    <w:p>
+      <w:pPr>
+        <w:spacing w:after="200" w:before="100"/>
+        <w:jc w:val="right"/>
+      </w:pPr>
+      <w:r>
+        <w:rPr>
+          <w:rFonts w:ascii="宋体" w:cs="宋体" w:eastAsia="宋体" w:hAnsi="宋体"/>
+          <w:i/>
+          <w:iCs/>
+          <w:color w:val="888888"/>
+          <w:sz w:val="18"/>
+          <w:szCs w:val="18"/>
+        </w:rPr>
+        <w:t xml:space="preserve">[数据] 存活修士：20人 | 突破：3次 | 大事件：8件</w:t>
       </w:r>
     </w:p>
     <w:sectPr>

--- a/xianxia_story.docx
+++ b/xianxia_story.docx
@@ -905,6 +905,100 @@
           <w:szCs w:val="18"/>
         </w:rPr>
         <w:t xml:space="preserve">[数据] 存活修士：20人 | 突破：3次 | 大事件：8件</w:t>
+      </w:r>
+    </w:p>
+    <w:p>
+      <w:pPr>
+        <w:pStyle w:val="Heading2"/>
+        <w:spacing w:after="150" w:before="300"/>
+      </w:pPr>
+      <w:r>
+        <w:rPr>
+          <w:rFonts w:ascii="宋体" w:cs="宋体" w:eastAsia="宋体" w:hAnsi="宋体"/>
+          <w:b/>
+          <w:bCs/>
+          <w:color w:val="6B3A1F"/>
+          <w:sz w:val="28"/>
+          <w:szCs w:val="28"/>
+        </w:rPr>
+        <w:t xml:space="preserve">第46月至第50月</w:t>
+      </w:r>
+    </w:p>
+    <w:p>
+      <w:pPr>
+        <w:spacing w:after="200" w:before="200"/>
+        <w:jc w:val="center"/>
+      </w:pPr>
+      <w:r>
+        <w:drawing>
+          <wp:inline distT="0" distB="0" distL="0" distR="0">
+            <wp:extent cx="3810000" cy="2667000"/>
+            <wp:effectExtent t="0" r="0" b="0" l="0"/>
+            <wp:docPr id="1" name="illustration" descr="AI生成配图" title="章节配图"/>
+            <wp:cNvGraphicFramePr>
+              <a:graphicFrameLocks xmlns:a="http://schemas.openxmlformats.org/drawingml/2006/main" noChangeAspect="1"/>
+            </wp:cNvGraphicFramePr>
+            <a:graphic xmlns:a="http://schemas.openxmlformats.org/drawingml/2006/main">
+              <a:graphicData uri="http://schemas.openxmlformats.org/drawingml/2006/picture">
+                <pic:pic xmlns:pic="http://schemas.openxmlformats.org/drawingml/2006/picture">
+                  <pic:nvPicPr>
+                    <pic:cNvPr id="0" name="" descr=""/>
+                    <pic:cNvPicPr>
+                      <a:picLocks noChangeAspect="1" noChangeArrowheads="1"/>
+                    </pic:cNvPicPr>
+                  </pic:nvPicPr>
+                  <pic:blipFill>
+                    <a:blip r:embed="rId14" cstate="none"/>
+                    <a:srcRect/>
+                    <a:stretch>
+                      <a:fillRect/>
+                    </a:stretch>
+                  </pic:blipFill>
+                  <pic:spPr bwMode="auto">
+                    <a:xfrm>
+                      <a:off x="0" y="0"/>
+                      <a:ext cx="3810000" cy="2667000"/>
+                    </a:xfrm>
+                    <a:prstGeom prst="rect">
+                      <a:avLst/>
+                    </a:prstGeom>
+                  </pic:spPr>
+                </pic:pic>
+              </a:graphicData>
+            </a:graphic>
+          </wp:inline>
+        </w:drawing>
+      </w:r>
+    </w:p>
+    <w:p>
+      <w:pPr>
+        <w:spacing w:after="60" w:before="60" w:line="360"/>
+        <w:ind w:firstLine="480"/>
+      </w:pPr>
+      <w:r>
+        <w:rPr>
+          <w:rFonts w:ascii="宋体" w:cs="宋体" w:eastAsia="宋体" w:hAnsi="宋体"/>
+          <w:sz w:val="24"/>
+          <w:szCs w:val="24"/>
+        </w:rPr>
+        <w:t xml:space="preserve">{"action_type": "DISGUISE", "target": null, "inner_monologue": "压制气息，装成练气三层的废材，绝不出头。 通缉令的事不能大意……", "public_statement": "", "parameters": {"target_realm": "练气三层"}}</w:t>
+      </w:r>
+    </w:p>
+    <w:p>
+      <w:pPr>
+        <w:spacing w:after="200" w:before="100"/>
+        <w:jc w:val="right"/>
+      </w:pPr>
+      <w:r>
+        <w:rPr>
+          <w:rFonts w:ascii="宋体" w:cs="宋体" w:eastAsia="宋体" w:hAnsi="宋体"/>
+          <w:i/>
+          <w:iCs/>
+          <w:color w:val="888888"/>
+          <w:sz w:val="18"/>
+          <w:szCs w:val="18"/>
+        </w:rPr>
+        <w:t xml:space="preserve">[数据] 存活修士：20人 | 大事件：7件</w:t>
       </w:r>
     </w:p>
     <w:sectPr>

--- a/xianxia_story.docx
+++ b/xianxia_story.docx
@@ -999,6 +999,100 @@
           <w:szCs w:val="18"/>
         </w:rPr>
         <w:t xml:space="preserve">[数据] 存活修士：20人 | 大事件：7件</w:t>
+      </w:r>
+    </w:p>
+    <w:p>
+      <w:pPr>
+        <w:pStyle w:val="Heading2"/>
+        <w:spacing w:after="150" w:before="300"/>
+      </w:pPr>
+      <w:r>
+        <w:rPr>
+          <w:rFonts w:ascii="宋体" w:cs="宋体" w:eastAsia="宋体" w:hAnsi="宋体"/>
+          <w:b/>
+          <w:bCs/>
+          <w:color w:val="6B3A1F"/>
+          <w:sz w:val="28"/>
+          <w:szCs w:val="28"/>
+        </w:rPr>
+        <w:t xml:space="preserve">第51月至第55月</w:t>
+      </w:r>
+    </w:p>
+    <w:p>
+      <w:pPr>
+        <w:spacing w:after="200" w:before="200"/>
+        <w:jc w:val="center"/>
+      </w:pPr>
+      <w:r>
+        <w:drawing>
+          <wp:inline distT="0" distB="0" distL="0" distR="0">
+            <wp:extent cx="3810000" cy="2667000"/>
+            <wp:effectExtent t="0" r="0" b="0" l="0"/>
+            <wp:docPr id="1" name="illustration" descr="AI生成配图" title="章节配图"/>
+            <wp:cNvGraphicFramePr>
+              <a:graphicFrameLocks xmlns:a="http://schemas.openxmlformats.org/drawingml/2006/main" noChangeAspect="1"/>
+            </wp:cNvGraphicFramePr>
+            <a:graphic xmlns:a="http://schemas.openxmlformats.org/drawingml/2006/main">
+              <a:graphicData uri="http://schemas.openxmlformats.org/drawingml/2006/picture">
+                <pic:pic xmlns:pic="http://schemas.openxmlformats.org/drawingml/2006/picture">
+                  <pic:nvPicPr>
+                    <pic:cNvPr id="0" name="" descr=""/>
+                    <pic:cNvPicPr>
+                      <a:picLocks noChangeAspect="1" noChangeArrowheads="1"/>
+                    </pic:cNvPicPr>
+                  </pic:nvPicPr>
+                  <pic:blipFill>
+                    <a:blip r:embed="rId15" cstate="none"/>
+                    <a:srcRect/>
+                    <a:stretch>
+                      <a:fillRect/>
+                    </a:stretch>
+                  </pic:blipFill>
+                  <pic:spPr bwMode="auto">
+                    <a:xfrm>
+                      <a:off x="0" y="0"/>
+                      <a:ext cx="3810000" cy="2667000"/>
+                    </a:xfrm>
+                    <a:prstGeom prst="rect">
+                      <a:avLst/>
+                    </a:prstGeom>
+                  </pic:spPr>
+                </pic:pic>
+              </a:graphicData>
+            </a:graphic>
+          </wp:inline>
+        </w:drawing>
+      </w:r>
+    </w:p>
+    <w:p>
+      <w:pPr>
+        <w:spacing w:after="60" w:before="60" w:line="360"/>
+        <w:ind w:firstLine="480"/>
+      </w:pPr>
+      <w:r>
+        <w:rPr>
+          <w:rFonts w:ascii="宋体" w:cs="宋体" w:eastAsia="宋体" w:hAnsi="宋体"/>
+          <w:sz w:val="24"/>
+          <w:szCs w:val="24"/>
+        </w:rPr>
+        <w:t xml:space="preserve">{"action_type": "DISGUISE", "target": null, "inner_monologue": "压制气息，装成练气三层的废材，绝不出头。 通缉令的事不能大意……", "public_statement": "", "parameters": {"target_realm": "练气三层"}}</w:t>
+      </w:r>
+    </w:p>
+    <w:p>
+      <w:pPr>
+        <w:spacing w:after="200" w:before="100"/>
+        <w:jc w:val="right"/>
+      </w:pPr>
+      <w:r>
+        <w:rPr>
+          <w:rFonts w:ascii="宋体" w:cs="宋体" w:eastAsia="宋体" w:hAnsi="宋体"/>
+          <w:i/>
+          <w:iCs/>
+          <w:color w:val="888888"/>
+          <w:sz w:val="18"/>
+          <w:szCs w:val="18"/>
+        </w:rPr>
+        <w:t xml:space="preserve">[数据] 存活修士：20人 | 突破：2次 | 大事件：7件</w:t>
       </w:r>
     </w:p>
     <w:sectPr>

--- a/xianxia_story.docx
+++ b/xianxia_story.docx
@@ -1093,6 +1093,100 @@
           <w:szCs w:val="18"/>
         </w:rPr>
         <w:t xml:space="preserve">[数据] 存活修士：20人 | 突破：2次 | 大事件：7件</w:t>
+      </w:r>
+    </w:p>
+    <w:p>
+      <w:pPr>
+        <w:pStyle w:val="Heading2"/>
+        <w:spacing w:after="150" w:before="300"/>
+      </w:pPr>
+      <w:r>
+        <w:rPr>
+          <w:rFonts w:ascii="宋体" w:cs="宋体" w:eastAsia="宋体" w:hAnsi="宋体"/>
+          <w:b/>
+          <w:bCs/>
+          <w:color w:val="6B3A1F"/>
+          <w:sz w:val="28"/>
+          <w:szCs w:val="28"/>
+        </w:rPr>
+        <w:t xml:space="preserve">第56月至第60月</w:t>
+      </w:r>
+    </w:p>
+    <w:p>
+      <w:pPr>
+        <w:spacing w:after="200" w:before="200"/>
+        <w:jc w:val="center"/>
+      </w:pPr>
+      <w:r>
+        <w:drawing>
+          <wp:inline distT="0" distB="0" distL="0" distR="0">
+            <wp:extent cx="3810000" cy="2667000"/>
+            <wp:effectExtent t="0" r="0" b="0" l="0"/>
+            <wp:docPr id="1" name="illustration" descr="AI生成配图" title="章节配图"/>
+            <wp:cNvGraphicFramePr>
+              <a:graphicFrameLocks xmlns:a="http://schemas.openxmlformats.org/drawingml/2006/main" noChangeAspect="1"/>
+            </wp:cNvGraphicFramePr>
+            <a:graphic xmlns:a="http://schemas.openxmlformats.org/drawingml/2006/main">
+              <a:graphicData uri="http://schemas.openxmlformats.org/drawingml/2006/picture">
+                <pic:pic xmlns:pic="http://schemas.openxmlformats.org/drawingml/2006/picture">
+                  <pic:nvPicPr>
+                    <pic:cNvPr id="0" name="" descr=""/>
+                    <pic:cNvPicPr>
+                      <a:picLocks noChangeAspect="1" noChangeArrowheads="1"/>
+                    </pic:cNvPicPr>
+                  </pic:nvPicPr>
+                  <pic:blipFill>
+                    <a:blip r:embed="rId16" cstate="none"/>
+                    <a:srcRect/>
+                    <a:stretch>
+                      <a:fillRect/>
+                    </a:stretch>
+                  </pic:blipFill>
+                  <pic:spPr bwMode="auto">
+                    <a:xfrm>
+                      <a:off x="0" y="0"/>
+                      <a:ext cx="3810000" cy="2667000"/>
+                    </a:xfrm>
+                    <a:prstGeom prst="rect">
+                      <a:avLst/>
+                    </a:prstGeom>
+                  </pic:spPr>
+                </pic:pic>
+              </a:graphicData>
+            </a:graphic>
+          </wp:inline>
+        </w:drawing>
+      </w:r>
+    </w:p>
+    <w:p>
+      <w:pPr>
+        <w:spacing w:after="60" w:before="60" w:line="360"/>
+        <w:ind w:firstLine="480"/>
+      </w:pPr>
+      <w:r>
+        <w:rPr>
+          <w:rFonts w:ascii="宋体" w:cs="宋体" w:eastAsia="宋体" w:hAnsi="宋体"/>
+          <w:sz w:val="24"/>
+          <w:szCs w:val="24"/>
+        </w:rPr>
+        <w:t xml:space="preserve">{"action_type": "CULTIVATE", "target": null, "inner_monologue": "趁四下无人，偷偷修炼。苟着苟着就突破了。 通缉令的事不能大意……", "public_statement": "", "parameters": {}}</w:t>
+      </w:r>
+    </w:p>
+    <w:p>
+      <w:pPr>
+        <w:spacing w:after="200" w:before="100"/>
+        <w:jc w:val="right"/>
+      </w:pPr>
+      <w:r>
+        <w:rPr>
+          <w:rFonts w:ascii="宋体" w:cs="宋体" w:eastAsia="宋体" w:hAnsi="宋体"/>
+          <w:i/>
+          <w:iCs/>
+          <w:color w:val="888888"/>
+          <w:sz w:val="18"/>
+          <w:szCs w:val="18"/>
+        </w:rPr>
+        <w:t xml:space="preserve">[数据] 存活修士：20人 | 突破：1次 | 大事件：5件</w:t>
       </w:r>
     </w:p>
     <w:sectPr>

--- a/xianxia_story.docx
+++ b/xianxia_story.docx
@@ -1187,6 +1187,100 @@
           <w:szCs w:val="18"/>
         </w:rPr>
         <w:t xml:space="preserve">[数据] 存活修士：20人 | 突破：1次 | 大事件：5件</w:t>
+      </w:r>
+    </w:p>
+    <w:p>
+      <w:pPr>
+        <w:pStyle w:val="Heading2"/>
+        <w:spacing w:after="150" w:before="300"/>
+      </w:pPr>
+      <w:r>
+        <w:rPr>
+          <w:rFonts w:ascii="宋体" w:cs="宋体" w:eastAsia="宋体" w:hAnsi="宋体"/>
+          <w:b/>
+          <w:bCs/>
+          <w:color w:val="6B3A1F"/>
+          <w:sz w:val="28"/>
+          <w:szCs w:val="28"/>
+        </w:rPr>
+        <w:t xml:space="preserve">第61月至第65月</w:t>
+      </w:r>
+    </w:p>
+    <w:p>
+      <w:pPr>
+        <w:spacing w:after="200" w:before="200"/>
+        <w:jc w:val="center"/>
+      </w:pPr>
+      <w:r>
+        <w:drawing>
+          <wp:inline distT="0" distB="0" distL="0" distR="0">
+            <wp:extent cx="3810000" cy="2667000"/>
+            <wp:effectExtent t="0" r="0" b="0" l="0"/>
+            <wp:docPr id="1" name="illustration" descr="AI生成配图" title="章节配图"/>
+            <wp:cNvGraphicFramePr>
+              <a:graphicFrameLocks xmlns:a="http://schemas.openxmlformats.org/drawingml/2006/main" noChangeAspect="1"/>
+            </wp:cNvGraphicFramePr>
+            <a:graphic xmlns:a="http://schemas.openxmlformats.org/drawingml/2006/main">
+              <a:graphicData uri="http://schemas.openxmlformats.org/drawingml/2006/picture">
+                <pic:pic xmlns:pic="http://schemas.openxmlformats.org/drawingml/2006/picture">
+                  <pic:nvPicPr>
+                    <pic:cNvPr id="0" name="" descr=""/>
+                    <pic:cNvPicPr>
+                      <a:picLocks noChangeAspect="1" noChangeArrowheads="1"/>
+                    </pic:cNvPicPr>
+                  </pic:nvPicPr>
+                  <pic:blipFill>
+                    <a:blip r:embed="rId17" cstate="none"/>
+                    <a:srcRect/>
+                    <a:stretch>
+                      <a:fillRect/>
+                    </a:stretch>
+                  </pic:blipFill>
+                  <pic:spPr bwMode="auto">
+                    <a:xfrm>
+                      <a:off x="0" y="0"/>
+                      <a:ext cx="3810000" cy="2667000"/>
+                    </a:xfrm>
+                    <a:prstGeom prst="rect">
+                      <a:avLst/>
+                    </a:prstGeom>
+                  </pic:spPr>
+                </pic:pic>
+              </a:graphicData>
+            </a:graphic>
+          </wp:inline>
+        </w:drawing>
+      </w:r>
+    </w:p>
+    <w:p>
+      <w:pPr>
+        <w:spacing w:after="60" w:before="60" w:line="360"/>
+        <w:ind w:firstLine="480"/>
+      </w:pPr>
+      <w:r>
+        <w:rPr>
+          <w:rFonts w:ascii="宋体" w:cs="宋体" w:eastAsia="宋体" w:hAnsi="宋体"/>
+          <w:sz w:val="24"/>
+          <w:szCs w:val="24"/>
+        </w:rPr>
+        <w:t xml:space="preserve">{"action_type": "DISGUISE", "target": null, "inner_monologue": "压制气息，装成练气三层的废材，绝不出头。 通缉令的事不能大意……", "public_statement": "", "parameters": {"target_realm": "练气三层"}}</w:t>
+      </w:r>
+    </w:p>
+    <w:p>
+      <w:pPr>
+        <w:spacing w:after="200" w:before="100"/>
+        <w:jc w:val="right"/>
+      </w:pPr>
+      <w:r>
+        <w:rPr>
+          <w:rFonts w:ascii="宋体" w:cs="宋体" w:eastAsia="宋体" w:hAnsi="宋体"/>
+          <w:i/>
+          <w:iCs/>
+          <w:color w:val="888888"/>
+          <w:sz w:val="18"/>
+          <w:szCs w:val="18"/>
+        </w:rPr>
+        <w:t xml:space="preserve">[数据] 存活修士：20人 | 突破：1次 | 大事件：4件</w:t>
       </w:r>
     </w:p>
     <w:sectPr>

--- a/xianxia_story.docx
+++ b/xianxia_story.docx
@@ -135,7 +135,161 @@
           <w:sz w:val="24"/>
           <w:szCs w:val="24"/>
         </w:rPr>
-        <w:t xml:space="preserve">{"action_type": "MOVE", "target": "wild_lingmai", "inner_monologue": "人少的地方才安全，溜去荒野修炼。 通缉令的事不能大意……", "public_statement": "", "parameters": {}}</w:t>
+        <w:t xml:space="preserve">血与剑的故事从未停歇，第1月，又是新的一章。1名修士境界突破。 ✨ 魏玄机 修为精进，突破至【练气十一层】！ 🔍 老赵掌柜 探索有收获。</w:t>
+      </w:r>
+    </w:p>
+    <w:p>
+      <w:pPr>
+        <w:spacing w:after="60" w:before="60" w:line="360"/>
+        <w:ind w:firstLine="480"/>
+      </w:pPr>
+      <w:r>
+        <w:rPr>
+          <w:rFonts w:ascii="宋体" w:cs="宋体" w:eastAsia="宋体" w:hAnsi="宋体"/>
+          <w:sz w:val="24"/>
+          <w:szCs w:val="24"/>
+        </w:rPr>
+        <w:t xml:space="preserve">岁月如刀，2月已过。🔍 刘二蛋 探索有收获。修仙之路，从不平静。</w:t>
+      </w:r>
+    </w:p>
+    <w:p>
+      <w:pPr>
+        <w:spacing w:after="60" w:before="60" w:line="360"/>
+        <w:ind w:firstLine="480"/>
+      </w:pPr>
+      <w:r>
+        <w:rPr>
+          <w:rFonts w:ascii="宋体" w:cs="宋体" w:eastAsia="宋体" w:hAnsi="宋体"/>
+          <w:sz w:val="24"/>
+          <w:szCs w:val="24"/>
+        </w:rPr>
+        <w:t xml:space="preserve">冯怒潮探索，心道："先摸清周围情况，确认没有危险再说。 通缉令的事不能大意……"</w:t>
+      </w:r>
+    </w:p>
+    <w:p>
+      <w:pPr>
+        <w:spacing w:after="60" w:before="60" w:line="360"/>
+        <w:ind w:firstLine="480"/>
+      </w:pPr>
+      <w:r>
+        <w:rPr>
+          <w:rFonts w:ascii="宋体" w:cs="宋体" w:eastAsia="宋体" w:hAnsi="宋体"/>
+          <w:sz w:val="24"/>
+          <w:szCs w:val="24"/>
+        </w:rPr>
+        <w:t xml:space="preserve">陆霜华（练气九层）在灵脉荒野盘膝而坐，修炼《太清剑典（完本）》。心道："趁四下无人，偷偷修炼。苟着苟着就突破了。 通缉令的事不能大意……"</w:t>
+      </w:r>
+    </w:p>
+    <w:p>
+      <w:pPr>
+        <w:spacing w:after="60" w:before="60" w:line="360"/>
+        <w:ind w:firstLine="480"/>
+      </w:pPr>
+      <w:r>
+        <w:rPr>
+          <w:rFonts w:ascii="宋体" w:cs="宋体" w:eastAsia="宋体" w:hAnsi="宋体"/>
+          <w:sz w:val="24"/>
+          <w:szCs w:val="24"/>
+        </w:rPr>
+        <w:t xml:space="preserve">苏寒衣闭关修炼，心道："趁四下无人，偷偷修炼。苟着苟着就突破了。 通缉令的事不能大意……"</w:t>
+      </w:r>
+    </w:p>
+    <w:p>
+      <w:pPr>
+        <w:spacing w:after="60" w:before="60" w:line="360"/>
+        <w:ind w:firstLine="480"/>
+      </w:pPr>
+      <w:r>
+        <w:rPr>
+          <w:rFonts w:ascii="宋体" w:cs="宋体" w:eastAsia="宋体" w:hAnsi="宋体"/>
+          <w:sz w:val="24"/>
+          <w:szCs w:val="24"/>
+        </w:rPr>
+        <w:t xml:space="preserve">魏玄机（练气十层）在幽冥谷盘膝而坐，修炼《噬血魔经（上册）》。心道："趁四下无人，偷偷修炼。苟着苟着就突破了。 通缉令的事不能大意……"</w:t>
+      </w:r>
+    </w:p>
+    <w:p>
+      <w:pPr>
+        <w:spacing w:after="60" w:before="60" w:line="360"/>
+        <w:ind w:firstLine="480"/>
+      </w:pPr>
+      <w:r>
+        <w:rPr>
+          <w:rFonts w:ascii="宋体" w:cs="宋体" w:eastAsia="宋体" w:hAnsi="宋体"/>
+          <w:sz w:val="24"/>
+          <w:szCs w:val="24"/>
+        </w:rPr>
+        <w:t xml:space="preserve">孟长歌（练气九层）在灵脉荒野盘膝而坐，修炼《玄灵决（残本）》。心道："趁四下无人，偷偷修炼。苟着苟着就突破了。 通缉令的事不能大意……"</w:t>
+      </w:r>
+    </w:p>
+    <w:p>
+      <w:pPr>
+        <w:spacing w:after="60" w:before="60" w:line="360"/>
+        <w:ind w:firstLine="480"/>
+      </w:pPr>
+      <w:r>
+        <w:rPr>
+          <w:rFonts w:ascii="宋体" w:cs="宋体" w:eastAsia="宋体" w:hAnsi="宋体"/>
+          <w:sz w:val="24"/>
+          <w:szCs w:val="24"/>
+        </w:rPr>
+        <w:t xml:space="preserve">老赵掌柜探索，心道："灵石灵石！到处找！肯定还有没挖完的宝！ 这波肯定能发财！"</w:t>
+      </w:r>
+    </w:p>
+    <w:p>
+      <w:pPr>
+        <w:spacing w:after="60" w:before="60" w:line="360"/>
+        <w:ind w:firstLine="480"/>
+      </w:pPr>
+      <w:r>
+        <w:rPr>
+          <w:rFonts w:ascii="宋体" w:cs="宋体" w:eastAsia="宋体" w:hAnsi="宋体"/>
+          <w:sz w:val="24"/>
+          <w:szCs w:val="24"/>
+        </w:rPr>
+        <w:t xml:space="preserve">魏玄机突破至练气十一层，又一人踏上了更高的修炼之路。</w:t>
+      </w:r>
+    </w:p>
+    <w:p>
+      <w:pPr>
+        <w:spacing w:after="60" w:before="60" w:line="360"/>
+        <w:ind w:firstLine="480"/>
+      </w:pPr>
+      <w:r>
+        <w:rPr>
+          <w:rFonts w:ascii="宋体" w:cs="宋体" w:eastAsia="宋体" w:hAnsi="宋体"/>
+          <w:sz w:val="24"/>
+          <w:szCs w:val="24"/>
+        </w:rPr>
+        <w:t xml:space="preserve">铁牛突破至练气四层，又一人踏上了更高的修炼之路。</w:t>
+      </w:r>
+    </w:p>
+    <w:p>
+      <w:pPr>
+        <w:spacing w:after="60" w:before="60" w:line="360"/>
+        <w:ind w:firstLine="480"/>
+      </w:pPr>
+      <w:r>
+        <w:rPr>
+          <w:rFonts w:ascii="宋体" w:cs="宋体" w:eastAsia="宋体" w:hAnsi="宋体"/>
+          <w:sz w:val="24"/>
+          <w:szCs w:val="24"/>
+        </w:rPr>
+        <w:t xml:space="preserve">✨ 魏玄机 修为精进，突破至【练气十一层】！</w:t>
+      </w:r>
+    </w:p>
+    <w:p>
+      <w:pPr>
+        <w:spacing w:after="60" w:before="60" w:line="360"/>
+        <w:ind w:firstLine="480"/>
+      </w:pPr>
+      <w:r>
+        <w:rPr>
+          <w:rFonts w:ascii="宋体" w:cs="宋体" w:eastAsia="宋体" w:hAnsi="宋体"/>
+          <w:sz w:val="24"/>
+          <w:szCs w:val="24"/>
+        </w:rPr>
+        <w:t xml:space="preserve">🔍 老赵掌柜 探索有收获。</w:t>
       </w:r>
     </w:p>
     <w:p>
@@ -152,7 +306,7 @@
           <w:sz w:val="18"/>
           <w:szCs w:val="18"/>
         </w:rPr>
-        <w:t xml:space="preserve">[数据] 存活修士：20人 | 突破：1次 | 大事件：5件</w:t>
+        <w:t xml:space="preserve">[数据] 存活修士：20人 | 突破：2次 | 大事件：5件</w:t>
       </w:r>
     </w:p>
     <w:p>
@@ -170,100 +324,6 @@
           <w:szCs w:val="28"/>
         </w:rPr>
         <w:t xml:space="preserve">第6月至第10月</w:t>
-      </w:r>
-    </w:p>
-    <w:p>
-      <w:pPr>
-        <w:spacing w:after="200" w:before="200"/>
-        <w:jc w:val="center"/>
-      </w:pPr>
-      <w:r>
-        <w:drawing>
-          <wp:inline distT="0" distB="0" distL="0" distR="0">
-            <wp:extent cx="3810000" cy="2667000"/>
-            <wp:effectExtent t="0" r="0" b="0" l="0"/>
-            <wp:docPr id="1" name="illustration" descr="AI生成配图" title="章节配图"/>
-            <wp:cNvGraphicFramePr>
-              <a:graphicFrameLocks xmlns:a="http://schemas.openxmlformats.org/drawingml/2006/main" noChangeAspect="1"/>
-            </wp:cNvGraphicFramePr>
-            <a:graphic xmlns:a="http://schemas.openxmlformats.org/drawingml/2006/main">
-              <a:graphicData uri="http://schemas.openxmlformats.org/drawingml/2006/picture">
-                <pic:pic xmlns:pic="http://schemas.openxmlformats.org/drawingml/2006/picture">
-                  <pic:nvPicPr>
-                    <pic:cNvPr id="0" name="" descr=""/>
-                    <pic:cNvPicPr>
-                      <a:picLocks noChangeAspect="1" noChangeArrowheads="1"/>
-                    </pic:cNvPicPr>
-                  </pic:nvPicPr>
-                  <pic:blipFill>
-                    <a:blip r:embed="rId9" cstate="none"/>
-                    <a:srcRect/>
-                    <a:stretch>
-                      <a:fillRect/>
-                    </a:stretch>
-                  </pic:blipFill>
-                  <pic:spPr bwMode="auto">
-                    <a:xfrm>
-                      <a:off x="0" y="0"/>
-                      <a:ext cx="3810000" cy="2667000"/>
-                    </a:xfrm>
-                    <a:prstGeom prst="rect">
-                      <a:avLst/>
-                    </a:prstGeom>
-                  </pic:spPr>
-                </pic:pic>
-              </a:graphicData>
-            </a:graphic>
-          </wp:inline>
-        </w:drawing>
-      </w:r>
-    </w:p>
-    <w:p>
-      <w:pPr>
-        <w:spacing w:after="60" w:before="60" w:line="360"/>
-        <w:ind w:firstLine="480"/>
-      </w:pPr>
-      <w:r>
-        <w:rPr>
-          <w:rFonts w:ascii="宋体" w:cs="宋体" w:eastAsia="宋体" w:hAnsi="宋体"/>
-          <w:sz w:val="24"/>
-          <w:szCs w:val="24"/>
-        </w:rPr>
-        <w:t xml:space="preserve">{"action_type": "MOVE", "target": "wild_lingmai", "inner_monologue": "人少的地方才安全，溜去荒野修炼。 通缉令的事不能大意……", "public_statement": "", "parameters": {}}</w:t>
-      </w:r>
-    </w:p>
-    <w:p>
-      <w:pPr>
-        <w:spacing w:after="200" w:before="100"/>
-        <w:jc w:val="right"/>
-      </w:pPr>
-      <w:r>
-        <w:rPr>
-          <w:rFonts w:ascii="宋体" w:cs="宋体" w:eastAsia="宋体" w:hAnsi="宋体"/>
-          <w:i/>
-          <w:iCs/>
-          <w:color w:val="888888"/>
-          <w:sz w:val="18"/>
-          <w:szCs w:val="18"/>
-        </w:rPr>
-        <w:t xml:space="preserve">[数据] 存活修士：20人 | 大事件：6件</w:t>
-      </w:r>
-    </w:p>
-    <w:p>
-      <w:pPr>
-        <w:pStyle w:val="Heading2"/>
-        <w:spacing w:after="150" w:before="300"/>
-      </w:pPr>
-      <w:r>
-        <w:rPr>
-          <w:rFonts w:ascii="宋体" w:cs="宋体" w:eastAsia="宋体" w:hAnsi="宋体"/>
-          <w:b/>
-          <w:bCs/>
-          <w:color w:val="6B3A1F"/>
-          <w:sz w:val="28"/>
-          <w:szCs w:val="28"/>
-        </w:rPr>
-        <w:t xml:space="preserve">第11月至第15月</w:t>
       </w:r>
     </w:p>
     <w:p>
@@ -323,7 +383,119 @@
           <w:sz w:val="24"/>
           <w:szCs w:val="24"/>
         </w:rPr>
-        <w:t xml:space="preserve">{"action_type": "CULTIVATE", "target": null, "inner_monologue": "趁四下无人，偷偷修炼。苟着苟着就突破了。 通缉令的事不能大意……", "public_statement": "", "parameters": {}}</w:t>
+        <w:t xml:space="preserve">岁月如流，第6月至第10月间，苍渺大陆的天地依旧运转，20名修士各怀心思，散落在这片天地的各个角落。</w:t>
+      </w:r>
+    </w:p>
+    <w:p>
+      <w:pPr>
+        <w:spacing w:after="60" w:before="60" w:line="360"/>
+        <w:ind w:firstLine="480"/>
+      </w:pPr>
+      <w:r>
+        <w:rPr>
+          <w:rFonts w:ascii="宋体" w:cs="宋体" w:eastAsia="宋体" w:hAnsi="宋体"/>
+          <w:sz w:val="24"/>
+          <w:szCs w:val="24"/>
+        </w:rPr>
+        <w:t xml:space="preserve">与此同时，天地间接连发生了6件大事，牵动着每一位修士的神经，有人欣喜若狂，有人如临大敌。</w:t>
+      </w:r>
+    </w:p>
+    <w:p>
+      <w:pPr>
+        <w:spacing w:after="60" w:before="60" w:line="360"/>
+        <w:ind w:firstLine="480"/>
+      </w:pPr>
+      <w:r>
+        <w:rPr>
+          <w:rFonts w:ascii="宋体" w:cs="宋体" w:eastAsia="宋体" w:hAnsi="宋体"/>
+          <w:sz w:val="24"/>
+          <w:szCs w:val="24"/>
+        </w:rPr>
+        <w:t xml:space="preserve">【修士动向】</w:t>
+      </w:r>
+    </w:p>
+    <w:p>
+      <w:pPr>
+        <w:spacing w:after="60" w:before="60" w:line="360"/>
+        <w:ind w:firstLine="480"/>
+      </w:pPr>
+      <w:r>
+        <w:rPr>
+          <w:rFonts w:ascii="宋体" w:cs="宋体" w:eastAsia="宋体" w:hAnsi="宋体"/>
+          <w:sz w:val="24"/>
+          <w:szCs w:val="24"/>
+        </w:rPr>
+        <w:t xml:space="preserve">冯怒潮（练气七层）蛰伏于灵脉荒野，压制气息，深藏不露，手中握着800枚灵石却从不张扬。</w:t>
+      </w:r>
+    </w:p>
+    <w:p>
+      <w:pPr>
+        <w:spacing w:after="60" w:before="60" w:line="360"/>
+        <w:ind w:firstLine="480"/>
+      </w:pPr>
+      <w:r>
+        <w:rPr>
+          <w:rFonts w:ascii="宋体" w:cs="宋体" w:eastAsia="宋体" w:hAnsi="宋体"/>
+          <w:sz w:val="24"/>
+          <w:szCs w:val="24"/>
+        </w:rPr>
+        <w:t xml:space="preserve">陆霜华（练气九层）驻守于灵脉荒野，修炼正道功法，浩然之气渐浓，灵石储量已达1232枚。</w:t>
+      </w:r>
+    </w:p>
+    <w:p>
+      <w:pPr>
+        <w:spacing w:after="60" w:before="60" w:line="360"/>
+        <w:ind w:firstLine="480"/>
+      </w:pPr>
+      <w:r>
+        <w:rPr>
+          <w:rFonts w:ascii="宋体" w:cs="宋体" w:eastAsia="宋体" w:hAnsi="宋体"/>
+          <w:sz w:val="24"/>
+          <w:szCs w:val="24"/>
+        </w:rPr>
+        <w:t xml:space="preserve">苏寒衣（练气七层）游走于灵脉荒野，血煞之气暗涌，外表平静之下是随时可能爆发的杀意，积攒着3000枚灵石待价而沽。</w:t>
+      </w:r>
+    </w:p>
+    <w:p>
+      <w:pPr>
+        <w:spacing w:after="60" w:before="60" w:line="360"/>
+        <w:ind w:firstLine="480"/>
+      </w:pPr>
+      <w:r>
+        <w:rPr>
+          <w:rFonts w:ascii="宋体" w:cs="宋体" w:eastAsia="宋体" w:hAnsi="宋体"/>
+          <w:sz w:val="24"/>
+          <w:szCs w:val="24"/>
+        </w:rPr>
+        <w:t xml:space="preserve">魏玄机（练气十层）立于幽冥谷，眼神凌厉，400枚灵石的身家让他愈发自信。</w:t>
+      </w:r>
+    </w:p>
+    <w:p>
+      <w:pPr>
+        <w:spacing w:after="60" w:before="60" w:line="360"/>
+        <w:ind w:firstLine="480"/>
+      </w:pPr>
+      <w:r>
+        <w:rPr>
+          <w:rFonts w:ascii="宋体" w:cs="宋体" w:eastAsia="宋体" w:hAnsi="宋体"/>
+          <w:sz w:val="24"/>
+          <w:szCs w:val="24"/>
+        </w:rPr>
+        <w:t xml:space="preserve">孟长歌（练气九层）活跃于灵脉荒野，笑眯眯地与人周旋，手头已积累881枚灵石。</w:t>
+      </w:r>
+    </w:p>
+    <w:p>
+      <w:pPr>
+        <w:spacing w:after="60" w:before="60" w:line="360"/>
+        <w:ind w:firstLine="480"/>
+      </w:pPr>
+      <w:r>
+        <w:rPr>
+          <w:rFonts w:ascii="宋体" w:cs="宋体" w:eastAsia="宋体" w:hAnsi="宋体"/>
+          <w:sz w:val="24"/>
+          <w:szCs w:val="24"/>
+        </w:rPr>
+        <w:t xml:space="preserve">修仙之路，本就是一场没有终点的博弈，今日的隐忍，或许就是明日破局的伏笔。</w:t>
       </w:r>
     </w:p>
     <w:p>
@@ -340,7 +512,7 @@
           <w:sz w:val="18"/>
           <w:szCs w:val="18"/>
         </w:rPr>
-        <w:t xml:space="preserve">[数据] 存活修士：20人 | 突破：1次 | 大事件：5件</w:t>
+        <w:t xml:space="preserve">[数据] 存活修士：20人 | 大事件：6件</w:t>
       </w:r>
     </w:p>
     <w:p>
@@ -357,289 +529,7 @@
           <w:sz w:val="28"/>
           <w:szCs w:val="28"/>
         </w:rPr>
-        <w:t xml:space="preserve">第16月至第20月</w:t>
-      </w:r>
-    </w:p>
-    <w:p>
-      <w:pPr>
-        <w:spacing w:after="200" w:before="200"/>
-        <w:jc w:val="center"/>
-      </w:pPr>
-      <w:r>
-        <w:drawing>
-          <wp:inline distT="0" distB="0" distL="0" distR="0">
-            <wp:extent cx="3810000" cy="2667000"/>
-            <wp:effectExtent t="0" r="0" b="0" l="0"/>
-            <wp:docPr id="1" name="illustration" descr="AI生成配图" title="章节配图"/>
-            <wp:cNvGraphicFramePr>
-              <a:graphicFrameLocks xmlns:a="http://schemas.openxmlformats.org/drawingml/2006/main" noChangeAspect="1"/>
-            </wp:cNvGraphicFramePr>
-            <a:graphic xmlns:a="http://schemas.openxmlformats.org/drawingml/2006/main">
-              <a:graphicData uri="http://schemas.openxmlformats.org/drawingml/2006/picture">
-                <pic:pic xmlns:pic="http://schemas.openxmlformats.org/drawingml/2006/picture">
-                  <pic:nvPicPr>
-                    <pic:cNvPr id="0" name="" descr=""/>
-                    <pic:cNvPicPr>
-                      <a:picLocks noChangeAspect="1" noChangeArrowheads="1"/>
-                    </pic:cNvPicPr>
-                  </pic:nvPicPr>
-                  <pic:blipFill>
-                    <a:blip r:embed="rId10" cstate="none"/>
-                    <a:srcRect/>
-                    <a:stretch>
-                      <a:fillRect/>
-                    </a:stretch>
-                  </pic:blipFill>
-                  <pic:spPr bwMode="auto">
-                    <a:xfrm>
-                      <a:off x="0" y="0"/>
-                      <a:ext cx="3810000" cy="2667000"/>
-                    </a:xfrm>
-                    <a:prstGeom prst="rect">
-                      <a:avLst/>
-                    </a:prstGeom>
-                  </pic:spPr>
-                </pic:pic>
-              </a:graphicData>
-            </a:graphic>
-          </wp:inline>
-        </w:drawing>
-      </w:r>
-    </w:p>
-    <w:p>
-      <w:pPr>
-        <w:spacing w:after="60" w:before="60" w:line="360"/>
-        <w:ind w:firstLine="480"/>
-      </w:pPr>
-      <w:r>
-        <w:rPr>
-          <w:rFonts w:ascii="宋体" w:cs="宋体" w:eastAsia="宋体" w:hAnsi="宋体"/>
-          <w:sz w:val="24"/>
-          <w:szCs w:val="24"/>
-        </w:rPr>
-        <w:t xml:space="preserve">{"action_type": "CULTIVATE", "target": null, "inner_monologue": "趁四下无人，偷偷修炼。苟着苟着就突破了。 通缉令的事不能大意……", "public_statement": "", "parameters": {}}</w:t>
-      </w:r>
-    </w:p>
-    <w:p>
-      <w:pPr>
-        <w:spacing w:after="200" w:before="100"/>
-        <w:jc w:val="right"/>
-      </w:pPr>
-      <w:r>
-        <w:rPr>
-          <w:rFonts w:ascii="宋体" w:cs="宋体" w:eastAsia="宋体" w:hAnsi="宋体"/>
-          <w:i/>
-          <w:iCs/>
-          <w:color w:val="888888"/>
-          <w:sz w:val="18"/>
-          <w:szCs w:val="18"/>
-        </w:rPr>
-        <w:t xml:space="preserve">[数据] 存活修士：20人 | 大事件：6件</w:t>
-      </w:r>
-    </w:p>
-    <w:p>
-      <w:pPr>
-        <w:pStyle w:val="Heading2"/>
-        <w:spacing w:after="150" w:before="300"/>
-      </w:pPr>
-      <w:r>
-        <w:rPr>
-          <w:rFonts w:ascii="宋体" w:cs="宋体" w:eastAsia="宋体" w:hAnsi="宋体"/>
-          <w:b/>
-          <w:bCs/>
-          <w:color w:val="6B3A1F"/>
-          <w:sz w:val="28"/>
-          <w:szCs w:val="28"/>
-        </w:rPr>
-        <w:t xml:space="preserve">第21月至第25月</w:t>
-      </w:r>
-    </w:p>
-    <w:p>
-      <w:pPr>
-        <w:spacing w:after="200" w:before="200"/>
-        <w:jc w:val="center"/>
-      </w:pPr>
-      <w:r>
-        <w:drawing>
-          <wp:inline distT="0" distB="0" distL="0" distR="0">
-            <wp:extent cx="3810000" cy="2667000"/>
-            <wp:effectExtent t="0" r="0" b="0" l="0"/>
-            <wp:docPr id="1" name="illustration" descr="AI生成配图" title="章节配图"/>
-            <wp:cNvGraphicFramePr>
-              <a:graphicFrameLocks xmlns:a="http://schemas.openxmlformats.org/drawingml/2006/main" noChangeAspect="1"/>
-            </wp:cNvGraphicFramePr>
-            <a:graphic xmlns:a="http://schemas.openxmlformats.org/drawingml/2006/main">
-              <a:graphicData uri="http://schemas.openxmlformats.org/drawingml/2006/picture">
-                <pic:pic xmlns:pic="http://schemas.openxmlformats.org/drawingml/2006/picture">
-                  <pic:nvPicPr>
-                    <pic:cNvPr id="0" name="" descr=""/>
-                    <pic:cNvPicPr>
-                      <a:picLocks noChangeAspect="1" noChangeArrowheads="1"/>
-                    </pic:cNvPicPr>
-                  </pic:nvPicPr>
-                  <pic:blipFill>
-                    <a:blip r:embed="rId10" cstate="none"/>
-                    <a:srcRect/>
-                    <a:stretch>
-                      <a:fillRect/>
-                    </a:stretch>
-                  </pic:blipFill>
-                  <pic:spPr bwMode="auto">
-                    <a:xfrm>
-                      <a:off x="0" y="0"/>
-                      <a:ext cx="3810000" cy="2667000"/>
-                    </a:xfrm>
-                    <a:prstGeom prst="rect">
-                      <a:avLst/>
-                    </a:prstGeom>
-                  </pic:spPr>
-                </pic:pic>
-              </a:graphicData>
-            </a:graphic>
-          </wp:inline>
-        </w:drawing>
-      </w:r>
-    </w:p>
-    <w:p>
-      <w:pPr>
-        <w:spacing w:after="60" w:before="60" w:line="360"/>
-        <w:ind w:firstLine="480"/>
-      </w:pPr>
-      <w:r>
-        <w:rPr>
-          <w:rFonts w:ascii="宋体" w:cs="宋体" w:eastAsia="宋体" w:hAnsi="宋体"/>
-          <w:sz w:val="24"/>
-          <w:szCs w:val="24"/>
-        </w:rPr>
-        <w:t xml:space="preserve">{"action_type": "CULTIVATE", "target": null, "inner_monologue": "趁四下无人，偷偷修炼。苟着苟着就突破了。 通缉令的事不能大意……", "public_statement": "", "parameters": {}}</w:t>
-      </w:r>
-    </w:p>
-    <w:p>
-      <w:pPr>
-        <w:spacing w:after="200" w:before="100"/>
-        <w:jc w:val="right"/>
-      </w:pPr>
-      <w:r>
-        <w:rPr>
-          <w:rFonts w:ascii="宋体" w:cs="宋体" w:eastAsia="宋体" w:hAnsi="宋体"/>
-          <w:i/>
-          <w:iCs/>
-          <w:color w:val="888888"/>
-          <w:sz w:val="18"/>
-          <w:szCs w:val="18"/>
-        </w:rPr>
-        <w:t xml:space="preserve">[数据] 存活修士：20人 | 大事件：5件</w:t>
-      </w:r>
-    </w:p>
-    <w:p>
-      <w:pPr>
-        <w:pStyle w:val="Heading2"/>
-        <w:spacing w:after="150" w:before="300"/>
-      </w:pPr>
-      <w:r>
-        <w:rPr>
-          <w:rFonts w:ascii="宋体" w:cs="宋体" w:eastAsia="宋体" w:hAnsi="宋体"/>
-          <w:b/>
-          <w:bCs/>
-          <w:color w:val="6B3A1F"/>
-          <w:sz w:val="28"/>
-          <w:szCs w:val="28"/>
-        </w:rPr>
-        <w:t xml:space="preserve">第26月至第30月</w:t>
-      </w:r>
-    </w:p>
-    <w:p>
-      <w:pPr>
-        <w:spacing w:after="200" w:before="200"/>
-        <w:jc w:val="center"/>
-      </w:pPr>
-      <w:r>
-        <w:drawing>
-          <wp:inline distT="0" distB="0" distL="0" distR="0">
-            <wp:extent cx="3810000" cy="2667000"/>
-            <wp:effectExtent t="0" r="0" b="0" l="0"/>
-            <wp:docPr id="1" name="illustration" descr="AI生成配图" title="章节配图"/>
-            <wp:cNvGraphicFramePr>
-              <a:graphicFrameLocks xmlns:a="http://schemas.openxmlformats.org/drawingml/2006/main" noChangeAspect="1"/>
-            </wp:cNvGraphicFramePr>
-            <a:graphic xmlns:a="http://schemas.openxmlformats.org/drawingml/2006/main">
-              <a:graphicData uri="http://schemas.openxmlformats.org/drawingml/2006/picture">
-                <pic:pic xmlns:pic="http://schemas.openxmlformats.org/drawingml/2006/picture">
-                  <pic:nvPicPr>
-                    <pic:cNvPr id="0" name="" descr=""/>
-                    <pic:cNvPicPr>
-                      <a:picLocks noChangeAspect="1" noChangeArrowheads="1"/>
-                    </pic:cNvPicPr>
-                  </pic:nvPicPr>
-                  <pic:blipFill>
-                    <a:blip r:embed="rId10" cstate="none"/>
-                    <a:srcRect/>
-                    <a:stretch>
-                      <a:fillRect/>
-                    </a:stretch>
-                  </pic:blipFill>
-                  <pic:spPr bwMode="auto">
-                    <a:xfrm>
-                      <a:off x="0" y="0"/>
-                      <a:ext cx="3810000" cy="2667000"/>
-                    </a:xfrm>
-                    <a:prstGeom prst="rect">
-                      <a:avLst/>
-                    </a:prstGeom>
-                  </pic:spPr>
-                </pic:pic>
-              </a:graphicData>
-            </a:graphic>
-          </wp:inline>
-        </w:drawing>
-      </w:r>
-    </w:p>
-    <w:p>
-      <w:pPr>
-        <w:spacing w:after="60" w:before="60" w:line="360"/>
-        <w:ind w:firstLine="480"/>
-      </w:pPr>
-      <w:r>
-        <w:rPr>
-          <w:rFonts w:ascii="宋体" w:cs="宋体" w:eastAsia="宋体" w:hAnsi="宋体"/>
-          <w:sz w:val="24"/>
-          <w:szCs w:val="24"/>
-        </w:rPr>
-        <w:t xml:space="preserve">{"action_type": "DISGUISE", "target": null, "inner_monologue": "压制气息，装成练气三层的废材，绝不出头。 通缉令的事不能大意……", "public_statement": "", "parameters": {"target_realm": "练气三层"}}</w:t>
-      </w:r>
-    </w:p>
-    <w:p>
-      <w:pPr>
-        <w:spacing w:after="200" w:before="100"/>
-        <w:jc w:val="right"/>
-      </w:pPr>
-      <w:r>
-        <w:rPr>
-          <w:rFonts w:ascii="宋体" w:cs="宋体" w:eastAsia="宋体" w:hAnsi="宋体"/>
-          <w:i/>
-          <w:iCs/>
-          <w:color w:val="888888"/>
-          <w:sz w:val="18"/>
-          <w:szCs w:val="18"/>
-        </w:rPr>
-        <w:t xml:space="preserve">[数据] 存活修士：20人 | 突破：1次 | 大事件：9件</w:t>
-      </w:r>
-    </w:p>
-    <w:p>
-      <w:pPr>
-        <w:pStyle w:val="Heading2"/>
-        <w:spacing w:after="150" w:before="300"/>
-      </w:pPr>
-      <w:r>
-        <w:rPr>
-          <w:rFonts w:ascii="宋体" w:cs="宋体" w:eastAsia="宋体" w:hAnsi="宋体"/>
-          <w:b/>
-          <w:bCs/>
-          <w:color w:val="6B3A1F"/>
-          <w:sz w:val="28"/>
-          <w:szCs w:val="28"/>
-        </w:rPr>
-        <w:t xml:space="preserve">第31月至第35月</w:t>
+        <w:t xml:space="preserve">第11月至第15月</w:t>
       </w:r>
     </w:p>
     <w:p>
@@ -699,7 +589,133 @@
           <w:sz w:val="24"/>
           <w:szCs w:val="24"/>
         </w:rPr>
-        <w:t xml:space="preserve">{"action_type": "DISGUISE", "target": null, "inner_monologue": "压制气息，装成练气三层的废材，绝不出头。 通缉令的事不能大意……", "public_statement": "", "parameters": {"target_realm": "练气三层"}}</w:t>
+        <w:t xml:space="preserve">岁月如流，第11月至第15月间，苍渺大陆的天地依旧运转，20名修士各怀心思，散落在这片天地的各个角落。</w:t>
+      </w:r>
+    </w:p>
+    <w:p>
+      <w:pPr>
+        <w:spacing w:after="60" w:before="60" w:line="360"/>
+        <w:ind w:firstLine="480"/>
+      </w:pPr>
+      <w:r>
+        <w:rPr>
+          <w:rFonts w:ascii="宋体" w:cs="宋体" w:eastAsia="宋体" w:hAnsi="宋体"/>
+          <w:sz w:val="24"/>
+          <w:szCs w:val="24"/>
+        </w:rPr>
+        <w:t xml:space="preserve">这段时日，苍渺大陆有1位修士成功突破境界，灵力冲关之时，天地间隐隐有灵气震荡，引得周围之人侧目。</w:t>
+      </w:r>
+    </w:p>
+    <w:p>
+      <w:pPr>
+        <w:spacing w:after="60" w:before="60" w:line="360"/>
+        <w:ind w:firstLine="480"/>
+      </w:pPr>
+      <w:r>
+        <w:rPr>
+          <w:rFonts w:ascii="宋体" w:cs="宋体" w:eastAsia="宋体" w:hAnsi="宋体"/>
+          <w:sz w:val="24"/>
+          <w:szCs w:val="24"/>
+        </w:rPr>
+        <w:t xml:space="preserve">与此同时，天地间接连发生了5件大事，牵动着每一位修士的神经，有人欣喜若狂，有人如临大敌。</w:t>
+      </w:r>
+    </w:p>
+    <w:p>
+      <w:pPr>
+        <w:spacing w:after="60" w:before="60" w:line="360"/>
+        <w:ind w:firstLine="480"/>
+      </w:pPr>
+      <w:r>
+        <w:rPr>
+          <w:rFonts w:ascii="宋体" w:cs="宋体" w:eastAsia="宋体" w:hAnsi="宋体"/>
+          <w:sz w:val="24"/>
+          <w:szCs w:val="24"/>
+        </w:rPr>
+        <w:t xml:space="preserve">【修士动向】</w:t>
+      </w:r>
+    </w:p>
+    <w:p>
+      <w:pPr>
+        <w:spacing w:after="60" w:before="60" w:line="360"/>
+        <w:ind w:firstLine="480"/>
+      </w:pPr>
+      <w:r>
+        <w:rPr>
+          <w:rFonts w:ascii="宋体" w:cs="宋体" w:eastAsia="宋体" w:hAnsi="宋体"/>
+          <w:sz w:val="24"/>
+          <w:szCs w:val="24"/>
+        </w:rPr>
+        <w:t xml:space="preserve">冯怒潮（练气七层）蛰伏于灵脉荒野，压制气息，深藏不露，手中握着800枚灵石却从不张扬。</w:t>
+      </w:r>
+    </w:p>
+    <w:p>
+      <w:pPr>
+        <w:spacing w:after="60" w:before="60" w:line="360"/>
+        <w:ind w:firstLine="480"/>
+      </w:pPr>
+      <w:r>
+        <w:rPr>
+          <w:rFonts w:ascii="宋体" w:cs="宋体" w:eastAsia="宋体" w:hAnsi="宋体"/>
+          <w:sz w:val="24"/>
+          <w:szCs w:val="24"/>
+        </w:rPr>
+        <w:t xml:space="preserve">陆霜华（练气九层）驻守于灵脉荒野，修炼正道功法，浩然之气渐浓，灵石储量已达1232枚。</w:t>
+      </w:r>
+    </w:p>
+    <w:p>
+      <w:pPr>
+        <w:spacing w:after="60" w:before="60" w:line="360"/>
+        <w:ind w:firstLine="480"/>
+      </w:pPr>
+      <w:r>
+        <w:rPr>
+          <w:rFonts w:ascii="宋体" w:cs="宋体" w:eastAsia="宋体" w:hAnsi="宋体"/>
+          <w:sz w:val="24"/>
+          <w:szCs w:val="24"/>
+        </w:rPr>
+        <w:t xml:space="preserve">苏寒衣（练气七层）游走于灵脉荒野，血煞之气暗涌，外表平静之下是随时可能爆发的杀意，积攒着3000枚灵石待价而沽。</w:t>
+      </w:r>
+    </w:p>
+    <w:p>
+      <w:pPr>
+        <w:spacing w:after="60" w:before="60" w:line="360"/>
+        <w:ind w:firstLine="480"/>
+      </w:pPr>
+      <w:r>
+        <w:rPr>
+          <w:rFonts w:ascii="宋体" w:cs="宋体" w:eastAsia="宋体" w:hAnsi="宋体"/>
+          <w:sz w:val="24"/>
+          <w:szCs w:val="24"/>
+        </w:rPr>
+        <w:t xml:space="preserve">魏玄机（练气十层）立于幽冥谷，眼神凌厉，400枚灵石的身家让他愈发自信。</w:t>
+      </w:r>
+    </w:p>
+    <w:p>
+      <w:pPr>
+        <w:spacing w:after="60" w:before="60" w:line="360"/>
+        <w:ind w:firstLine="480"/>
+      </w:pPr>
+      <w:r>
+        <w:rPr>
+          <w:rFonts w:ascii="宋体" w:cs="宋体" w:eastAsia="宋体" w:hAnsi="宋体"/>
+          <w:sz w:val="24"/>
+          <w:szCs w:val="24"/>
+        </w:rPr>
+        <w:t xml:space="preserve">孟长歌（练气九层）活跃于灵脉荒野，笑眯眯地与人周旋，手头已积累881枚灵石。</w:t>
+      </w:r>
+    </w:p>
+    <w:p>
+      <w:pPr>
+        <w:spacing w:after="60" w:before="60" w:line="360"/>
+        <w:ind w:firstLine="480"/>
+      </w:pPr>
+      <w:r>
+        <w:rPr>
+          <w:rFonts w:ascii="宋体" w:cs="宋体" w:eastAsia="宋体" w:hAnsi="宋体"/>
+          <w:sz w:val="24"/>
+          <w:szCs w:val="24"/>
+        </w:rPr>
+        <w:t xml:space="preserve">天道运转，因果轮回。这片大陆上的每一个生命，都在写着属于自己的故事。</w:t>
       </w:r>
     </w:p>
     <w:p>
@@ -716,7 +732,7 @@
           <w:sz w:val="18"/>
           <w:szCs w:val="18"/>
         </w:rPr>
-        <w:t xml:space="preserve">[数据] 存活修士：20人 | 突破：4次 | 大事件：10件</w:t>
+        <w:t xml:space="preserve">[数据] 存活修士：20人 | 突破：1次 | 大事件：5件</w:t>
       </w:r>
     </w:p>
     <w:p>
@@ -733,7 +749,639 @@
           <w:sz w:val="28"/>
           <w:szCs w:val="28"/>
         </w:rPr>
-        <w:t xml:space="preserve">第36月至第40月</w:t>
+        <w:t xml:space="preserve">第16月至第20月</w:t>
+      </w:r>
+    </w:p>
+    <w:p>
+      <w:pPr>
+        <w:spacing w:after="200" w:before="200"/>
+        <w:jc w:val="center"/>
+      </w:pPr>
+      <w:r>
+        <w:drawing>
+          <wp:inline distT="0" distB="0" distL="0" distR="0">
+            <wp:extent cx="3810000" cy="2667000"/>
+            <wp:effectExtent t="0" r="0" b="0" l="0"/>
+            <wp:docPr id="1" name="illustration" descr="AI生成配图" title="章节配图"/>
+            <wp:cNvGraphicFramePr>
+              <a:graphicFrameLocks xmlns:a="http://schemas.openxmlformats.org/drawingml/2006/main" noChangeAspect="1"/>
+            </wp:cNvGraphicFramePr>
+            <a:graphic xmlns:a="http://schemas.openxmlformats.org/drawingml/2006/main">
+              <a:graphicData uri="http://schemas.openxmlformats.org/drawingml/2006/picture">
+                <pic:pic xmlns:pic="http://schemas.openxmlformats.org/drawingml/2006/picture">
+                  <pic:nvPicPr>
+                    <pic:cNvPr id="0" name="" descr=""/>
+                    <pic:cNvPicPr>
+                      <a:picLocks noChangeAspect="1" noChangeArrowheads="1"/>
+                    </pic:cNvPicPr>
+                  </pic:nvPicPr>
+                  <pic:blipFill>
+                    <a:blip r:embed="rId11" cstate="none"/>
+                    <a:srcRect/>
+                    <a:stretch>
+                      <a:fillRect/>
+                    </a:stretch>
+                  </pic:blipFill>
+                  <pic:spPr bwMode="auto">
+                    <a:xfrm>
+                      <a:off x="0" y="0"/>
+                      <a:ext cx="3810000" cy="2667000"/>
+                    </a:xfrm>
+                    <a:prstGeom prst="rect">
+                      <a:avLst/>
+                    </a:prstGeom>
+                  </pic:spPr>
+                </pic:pic>
+              </a:graphicData>
+            </a:graphic>
+          </wp:inline>
+        </w:drawing>
+      </w:r>
+    </w:p>
+    <w:p>
+      <w:pPr>
+        <w:spacing w:after="60" w:before="60" w:line="360"/>
+        <w:ind w:firstLine="480"/>
+      </w:pPr>
+      <w:r>
+        <w:rPr>
+          <w:rFonts w:ascii="宋体" w:cs="宋体" w:eastAsia="宋体" w:hAnsi="宋体"/>
+          <w:sz w:val="24"/>
+          <w:szCs w:val="24"/>
+        </w:rPr>
+        <w:t xml:space="preserve">岁月如流，第16月至第20月间，苍渺大陆的天地依旧运转，20名修士各怀心思，散落在这片天地的各个角落。</w:t>
+      </w:r>
+    </w:p>
+    <w:p>
+      <w:pPr>
+        <w:spacing w:after="60" w:before="60" w:line="360"/>
+        <w:ind w:firstLine="480"/>
+      </w:pPr>
+      <w:r>
+        <w:rPr>
+          <w:rFonts w:ascii="宋体" w:cs="宋体" w:eastAsia="宋体" w:hAnsi="宋体"/>
+          <w:sz w:val="24"/>
+          <w:szCs w:val="24"/>
+        </w:rPr>
+        <w:t xml:space="preserve">与此同时，天地间接连发生了6件大事，牵动着每一位修士的神经，有人欣喜若狂，有人如临大敌。</w:t>
+      </w:r>
+    </w:p>
+    <w:p>
+      <w:pPr>
+        <w:spacing w:after="60" w:before="60" w:line="360"/>
+        <w:ind w:firstLine="480"/>
+      </w:pPr>
+      <w:r>
+        <w:rPr>
+          <w:rFonts w:ascii="宋体" w:cs="宋体" w:eastAsia="宋体" w:hAnsi="宋体"/>
+          <w:sz w:val="24"/>
+          <w:szCs w:val="24"/>
+        </w:rPr>
+        <w:t xml:space="preserve">【修士动向】</w:t>
+      </w:r>
+    </w:p>
+    <w:p>
+      <w:pPr>
+        <w:spacing w:after="60" w:before="60" w:line="360"/>
+        <w:ind w:firstLine="480"/>
+      </w:pPr>
+      <w:r>
+        <w:rPr>
+          <w:rFonts w:ascii="宋体" w:cs="宋体" w:eastAsia="宋体" w:hAnsi="宋体"/>
+          <w:sz w:val="24"/>
+          <w:szCs w:val="24"/>
+        </w:rPr>
+        <w:t xml:space="preserve">冯怒潮（练气七层）蛰伏于灵脉荒野，压制气息，深藏不露，手中握着800枚灵石却从不张扬。</w:t>
+      </w:r>
+    </w:p>
+    <w:p>
+      <w:pPr>
+        <w:spacing w:after="60" w:before="60" w:line="360"/>
+        <w:ind w:firstLine="480"/>
+      </w:pPr>
+      <w:r>
+        <w:rPr>
+          <w:rFonts w:ascii="宋体" w:cs="宋体" w:eastAsia="宋体" w:hAnsi="宋体"/>
+          <w:sz w:val="24"/>
+          <w:szCs w:val="24"/>
+        </w:rPr>
+        <w:t xml:space="preserve">陆霜华（练气九层）驻守于灵脉荒野，修炼正道功法，浩然之气渐浓，灵石储量已达1232枚。</w:t>
+      </w:r>
+    </w:p>
+    <w:p>
+      <w:pPr>
+        <w:spacing w:after="60" w:before="60" w:line="360"/>
+        <w:ind w:firstLine="480"/>
+      </w:pPr>
+      <w:r>
+        <w:rPr>
+          <w:rFonts w:ascii="宋体" w:cs="宋体" w:eastAsia="宋体" w:hAnsi="宋体"/>
+          <w:sz w:val="24"/>
+          <w:szCs w:val="24"/>
+        </w:rPr>
+        <w:t xml:space="preserve">苏寒衣（练气七层）游走于灵脉荒野，血煞之气暗涌，外表平静之下是随时可能爆发的杀意，积攒着3000枚灵石待价而沽。</w:t>
+      </w:r>
+    </w:p>
+    <w:p>
+      <w:pPr>
+        <w:spacing w:after="60" w:before="60" w:line="360"/>
+        <w:ind w:firstLine="480"/>
+      </w:pPr>
+      <w:r>
+        <w:rPr>
+          <w:rFonts w:ascii="宋体" w:cs="宋体" w:eastAsia="宋体" w:hAnsi="宋体"/>
+          <w:sz w:val="24"/>
+          <w:szCs w:val="24"/>
+        </w:rPr>
+        <w:t xml:space="preserve">魏玄机（练气十层）立于幽冥谷，眼神凌厉，400枚灵石的身家让他愈发自信。</w:t>
+      </w:r>
+    </w:p>
+    <w:p>
+      <w:pPr>
+        <w:spacing w:after="60" w:before="60" w:line="360"/>
+        <w:ind w:firstLine="480"/>
+      </w:pPr>
+      <w:r>
+        <w:rPr>
+          <w:rFonts w:ascii="宋体" w:cs="宋体" w:eastAsia="宋体" w:hAnsi="宋体"/>
+          <w:sz w:val="24"/>
+          <w:szCs w:val="24"/>
+        </w:rPr>
+        <w:t xml:space="preserve">孟长歌（练气九层）活跃于灵脉荒野，笑眯眯地与人周旋，手头已积累881枚灵石。</w:t>
+      </w:r>
+    </w:p>
+    <w:p>
+      <w:pPr>
+        <w:spacing w:after="60" w:before="60" w:line="360"/>
+        <w:ind w:firstLine="480"/>
+      </w:pPr>
+      <w:r>
+        <w:rPr>
+          <w:rFonts w:ascii="宋体" w:cs="宋体" w:eastAsia="宋体" w:hAnsi="宋体"/>
+          <w:sz w:val="24"/>
+          <w:szCs w:val="24"/>
+        </w:rPr>
+        <w:t xml:space="preserve">灵气浮动，杀机暗藏。苍渺大陆的棋局，还远未到落子之时。</w:t>
+      </w:r>
+    </w:p>
+    <w:p>
+      <w:pPr>
+        <w:spacing w:after="200" w:before="100"/>
+        <w:jc w:val="right"/>
+      </w:pPr>
+      <w:r>
+        <w:rPr>
+          <w:rFonts w:ascii="宋体" w:cs="宋体" w:eastAsia="宋体" w:hAnsi="宋体"/>
+          <w:i/>
+          <w:iCs/>
+          <w:color w:val="888888"/>
+          <w:sz w:val="18"/>
+          <w:szCs w:val="18"/>
+        </w:rPr>
+        <w:t xml:space="preserve">[数据] 存活修士：20人 | 大事件：6件</w:t>
+      </w:r>
+    </w:p>
+    <w:p>
+      <w:pPr>
+        <w:pStyle w:val="Heading2"/>
+        <w:spacing w:after="150" w:before="300"/>
+      </w:pPr>
+      <w:r>
+        <w:rPr>
+          <w:rFonts w:ascii="宋体" w:cs="宋体" w:eastAsia="宋体" w:hAnsi="宋体"/>
+          <w:b/>
+          <w:bCs/>
+          <w:color w:val="6B3A1F"/>
+          <w:sz w:val="28"/>
+          <w:szCs w:val="28"/>
+        </w:rPr>
+        <w:t xml:space="preserve">第21月至第25月</w:t>
+      </w:r>
+    </w:p>
+    <w:p>
+      <w:pPr>
+        <w:spacing w:after="200" w:before="200"/>
+        <w:jc w:val="center"/>
+      </w:pPr>
+      <w:r>
+        <w:drawing>
+          <wp:inline distT="0" distB="0" distL="0" distR="0">
+            <wp:extent cx="3810000" cy="2667000"/>
+            <wp:effectExtent t="0" r="0" b="0" l="0"/>
+            <wp:docPr id="1" name="illustration" descr="AI生成配图" title="章节配图"/>
+            <wp:cNvGraphicFramePr>
+              <a:graphicFrameLocks xmlns:a="http://schemas.openxmlformats.org/drawingml/2006/main" noChangeAspect="1"/>
+            </wp:cNvGraphicFramePr>
+            <a:graphic xmlns:a="http://schemas.openxmlformats.org/drawingml/2006/main">
+              <a:graphicData uri="http://schemas.openxmlformats.org/drawingml/2006/picture">
+                <pic:pic xmlns:pic="http://schemas.openxmlformats.org/drawingml/2006/picture">
+                  <pic:nvPicPr>
+                    <pic:cNvPr id="0" name="" descr=""/>
+                    <pic:cNvPicPr>
+                      <a:picLocks noChangeAspect="1" noChangeArrowheads="1"/>
+                    </pic:cNvPicPr>
+                  </pic:nvPicPr>
+                  <pic:blipFill>
+                    <a:blip r:embed="rId11" cstate="none"/>
+                    <a:srcRect/>
+                    <a:stretch>
+                      <a:fillRect/>
+                    </a:stretch>
+                  </pic:blipFill>
+                  <pic:spPr bwMode="auto">
+                    <a:xfrm>
+                      <a:off x="0" y="0"/>
+                      <a:ext cx="3810000" cy="2667000"/>
+                    </a:xfrm>
+                    <a:prstGeom prst="rect">
+                      <a:avLst/>
+                    </a:prstGeom>
+                  </pic:spPr>
+                </pic:pic>
+              </a:graphicData>
+            </a:graphic>
+          </wp:inline>
+        </w:drawing>
+      </w:r>
+    </w:p>
+    <w:p>
+      <w:pPr>
+        <w:spacing w:after="60" w:before="60" w:line="360"/>
+        <w:ind w:firstLine="480"/>
+      </w:pPr>
+      <w:r>
+        <w:rPr>
+          <w:rFonts w:ascii="宋体" w:cs="宋体" w:eastAsia="宋体" w:hAnsi="宋体"/>
+          <w:sz w:val="24"/>
+          <w:szCs w:val="24"/>
+        </w:rPr>
+        <w:t xml:space="preserve">岁月如流，第21月至第25月间，苍渺大陆的天地依旧运转，20名修士各怀心思，散落在这片天地的各个角落。</w:t>
+      </w:r>
+    </w:p>
+    <w:p>
+      <w:pPr>
+        <w:spacing w:after="60" w:before="60" w:line="360"/>
+        <w:ind w:firstLine="480"/>
+      </w:pPr>
+      <w:r>
+        <w:rPr>
+          <w:rFonts w:ascii="宋体" w:cs="宋体" w:eastAsia="宋体" w:hAnsi="宋体"/>
+          <w:sz w:val="24"/>
+          <w:szCs w:val="24"/>
+        </w:rPr>
+        <w:t xml:space="preserve">与此同时，天地间接连发生了5件大事，牵动着每一位修士的神经，有人欣喜若狂，有人如临大敌。</w:t>
+      </w:r>
+    </w:p>
+    <w:p>
+      <w:pPr>
+        <w:spacing w:after="60" w:before="60" w:line="360"/>
+        <w:ind w:firstLine="480"/>
+      </w:pPr>
+      <w:r>
+        <w:rPr>
+          <w:rFonts w:ascii="宋体" w:cs="宋体" w:eastAsia="宋体" w:hAnsi="宋体"/>
+          <w:sz w:val="24"/>
+          <w:szCs w:val="24"/>
+        </w:rPr>
+        <w:t xml:space="preserve">【修士动向】</w:t>
+      </w:r>
+    </w:p>
+    <w:p>
+      <w:pPr>
+        <w:spacing w:after="60" w:before="60" w:line="360"/>
+        <w:ind w:firstLine="480"/>
+      </w:pPr>
+      <w:r>
+        <w:rPr>
+          <w:rFonts w:ascii="宋体" w:cs="宋体" w:eastAsia="宋体" w:hAnsi="宋体"/>
+          <w:sz w:val="24"/>
+          <w:szCs w:val="24"/>
+        </w:rPr>
+        <w:t xml:space="preserve">冯怒潮（练气七层）蛰伏于灵脉荒野，压制气息，深藏不露，手中握着800枚灵石却从不张扬。</w:t>
+      </w:r>
+    </w:p>
+    <w:p>
+      <w:pPr>
+        <w:spacing w:after="60" w:before="60" w:line="360"/>
+        <w:ind w:firstLine="480"/>
+      </w:pPr>
+      <w:r>
+        <w:rPr>
+          <w:rFonts w:ascii="宋体" w:cs="宋体" w:eastAsia="宋体" w:hAnsi="宋体"/>
+          <w:sz w:val="24"/>
+          <w:szCs w:val="24"/>
+        </w:rPr>
+        <w:t xml:space="preserve">陆霜华（练气九层）驻守于灵脉荒野，修炼正道功法，浩然之气渐浓，灵石储量已达1232枚。</w:t>
+      </w:r>
+    </w:p>
+    <w:p>
+      <w:pPr>
+        <w:spacing w:after="60" w:before="60" w:line="360"/>
+        <w:ind w:firstLine="480"/>
+      </w:pPr>
+      <w:r>
+        <w:rPr>
+          <w:rFonts w:ascii="宋体" w:cs="宋体" w:eastAsia="宋体" w:hAnsi="宋体"/>
+          <w:sz w:val="24"/>
+          <w:szCs w:val="24"/>
+        </w:rPr>
+        <w:t xml:space="preserve">苏寒衣（练气七层）游走于灵脉荒野，血煞之气暗涌，外表平静之下是随时可能爆发的杀意，积攒着3000枚灵石待价而沽。</w:t>
+      </w:r>
+    </w:p>
+    <w:p>
+      <w:pPr>
+        <w:spacing w:after="60" w:before="60" w:line="360"/>
+        <w:ind w:firstLine="480"/>
+      </w:pPr>
+      <w:r>
+        <w:rPr>
+          <w:rFonts w:ascii="宋体" w:cs="宋体" w:eastAsia="宋体" w:hAnsi="宋体"/>
+          <w:sz w:val="24"/>
+          <w:szCs w:val="24"/>
+        </w:rPr>
+        <w:t xml:space="preserve">魏玄机（练气十层）立于幽冥谷，眼神凌厉，400枚灵石的身家让他愈发自信。</w:t>
+      </w:r>
+    </w:p>
+    <w:p>
+      <w:pPr>
+        <w:spacing w:after="60" w:before="60" w:line="360"/>
+        <w:ind w:firstLine="480"/>
+      </w:pPr>
+      <w:r>
+        <w:rPr>
+          <w:rFonts w:ascii="宋体" w:cs="宋体" w:eastAsia="宋体" w:hAnsi="宋体"/>
+          <w:sz w:val="24"/>
+          <w:szCs w:val="24"/>
+        </w:rPr>
+        <w:t xml:space="preserve">孟长歌（练气九层）活跃于灵脉荒野，笑眯眯地与人周旋，手头已积累881枚灵石。</w:t>
+      </w:r>
+    </w:p>
+    <w:p>
+      <w:pPr>
+        <w:spacing w:after="60" w:before="60" w:line="360"/>
+        <w:ind w:firstLine="480"/>
+      </w:pPr>
+      <w:r>
+        <w:rPr>
+          <w:rFonts w:ascii="宋体" w:cs="宋体" w:eastAsia="宋体" w:hAnsi="宋体"/>
+          <w:sz w:val="24"/>
+          <w:szCs w:val="24"/>
+        </w:rPr>
+        <w:t xml:space="preserve">修仙界从不缺少传说，但传说的背后，往往是无数人的血与泪。</w:t>
+      </w:r>
+    </w:p>
+    <w:p>
+      <w:pPr>
+        <w:spacing w:after="200" w:before="100"/>
+        <w:jc w:val="right"/>
+      </w:pPr>
+      <w:r>
+        <w:rPr>
+          <w:rFonts w:ascii="宋体" w:cs="宋体" w:eastAsia="宋体" w:hAnsi="宋体"/>
+          <w:i/>
+          <w:iCs/>
+          <w:color w:val="888888"/>
+          <w:sz w:val="18"/>
+          <w:szCs w:val="18"/>
+        </w:rPr>
+        <w:t xml:space="preserve">[数据] 存活修士：20人 | 大事件：5件</w:t>
+      </w:r>
+    </w:p>
+    <w:p>
+      <w:pPr>
+        <w:pStyle w:val="Heading2"/>
+        <w:spacing w:after="150" w:before="300"/>
+      </w:pPr>
+      <w:r>
+        <w:rPr>
+          <w:rFonts w:ascii="宋体" w:cs="宋体" w:eastAsia="宋体" w:hAnsi="宋体"/>
+          <w:b/>
+          <w:bCs/>
+          <w:color w:val="6B3A1F"/>
+          <w:sz w:val="28"/>
+          <w:szCs w:val="28"/>
+        </w:rPr>
+        <w:t xml:space="preserve">第26月至第30月</w:t>
+      </w:r>
+    </w:p>
+    <w:p>
+      <w:pPr>
+        <w:spacing w:after="200" w:before="200"/>
+        <w:jc w:val="center"/>
+      </w:pPr>
+      <w:r>
+        <w:drawing>
+          <wp:inline distT="0" distB="0" distL="0" distR="0">
+            <wp:extent cx="3810000" cy="2667000"/>
+            <wp:effectExtent t="0" r="0" b="0" l="0"/>
+            <wp:docPr id="1" name="illustration" descr="AI生成配图" title="章节配图"/>
+            <wp:cNvGraphicFramePr>
+              <a:graphicFrameLocks xmlns:a="http://schemas.openxmlformats.org/drawingml/2006/main" noChangeAspect="1"/>
+            </wp:cNvGraphicFramePr>
+            <a:graphic xmlns:a="http://schemas.openxmlformats.org/drawingml/2006/main">
+              <a:graphicData uri="http://schemas.openxmlformats.org/drawingml/2006/picture">
+                <pic:pic xmlns:pic="http://schemas.openxmlformats.org/drawingml/2006/picture">
+                  <pic:nvPicPr>
+                    <pic:cNvPr id="0" name="" descr=""/>
+                    <pic:cNvPicPr>
+                      <a:picLocks noChangeAspect="1" noChangeArrowheads="1"/>
+                    </pic:cNvPicPr>
+                  </pic:nvPicPr>
+                  <pic:blipFill>
+                    <a:blip r:embed="rId11" cstate="none"/>
+                    <a:srcRect/>
+                    <a:stretch>
+                      <a:fillRect/>
+                    </a:stretch>
+                  </pic:blipFill>
+                  <pic:spPr bwMode="auto">
+                    <a:xfrm>
+                      <a:off x="0" y="0"/>
+                      <a:ext cx="3810000" cy="2667000"/>
+                    </a:xfrm>
+                    <a:prstGeom prst="rect">
+                      <a:avLst/>
+                    </a:prstGeom>
+                  </pic:spPr>
+                </pic:pic>
+              </a:graphicData>
+            </a:graphic>
+          </wp:inline>
+        </w:drawing>
+      </w:r>
+    </w:p>
+    <w:p>
+      <w:pPr>
+        <w:spacing w:after="60" w:before="60" w:line="360"/>
+        <w:ind w:firstLine="480"/>
+      </w:pPr>
+      <w:r>
+        <w:rPr>
+          <w:rFonts w:ascii="宋体" w:cs="宋体" w:eastAsia="宋体" w:hAnsi="宋体"/>
+          <w:sz w:val="24"/>
+          <w:szCs w:val="24"/>
+        </w:rPr>
+        <w:t xml:space="preserve">岁月如流，第26月至第30月间，苍渺大陆的天地依旧运转，20名修士各怀心思，散落在这片天地的各个角落。</w:t>
+      </w:r>
+    </w:p>
+    <w:p>
+      <w:pPr>
+        <w:spacing w:after="60" w:before="60" w:line="360"/>
+        <w:ind w:firstLine="480"/>
+      </w:pPr>
+      <w:r>
+        <w:rPr>
+          <w:rFonts w:ascii="宋体" w:cs="宋体" w:eastAsia="宋体" w:hAnsi="宋体"/>
+          <w:sz w:val="24"/>
+          <w:szCs w:val="24"/>
+        </w:rPr>
+        <w:t xml:space="preserve">这段时日，苍渺大陆有1位修士成功突破境界，灵力冲关之时，天地间隐隐有灵气震荡，引得周围之人侧目。</w:t>
+      </w:r>
+    </w:p>
+    <w:p>
+      <w:pPr>
+        <w:spacing w:after="60" w:before="60" w:line="360"/>
+        <w:ind w:firstLine="480"/>
+      </w:pPr>
+      <w:r>
+        <w:rPr>
+          <w:rFonts w:ascii="宋体" w:cs="宋体" w:eastAsia="宋体" w:hAnsi="宋体"/>
+          <w:sz w:val="24"/>
+          <w:szCs w:val="24"/>
+        </w:rPr>
+        <w:t xml:space="preserve">与此同时，天地间接连发生了9件大事，牵动着每一位修士的神经，有人欣喜若狂，有人如临大敌。</w:t>
+      </w:r>
+    </w:p>
+    <w:p>
+      <w:pPr>
+        <w:spacing w:after="60" w:before="60" w:line="360"/>
+        <w:ind w:firstLine="480"/>
+      </w:pPr>
+      <w:r>
+        <w:rPr>
+          <w:rFonts w:ascii="宋体" w:cs="宋体" w:eastAsia="宋体" w:hAnsi="宋体"/>
+          <w:sz w:val="24"/>
+          <w:szCs w:val="24"/>
+        </w:rPr>
+        <w:t xml:space="preserve">【修士动向】</w:t>
+      </w:r>
+    </w:p>
+    <w:p>
+      <w:pPr>
+        <w:spacing w:after="60" w:before="60" w:line="360"/>
+        <w:ind w:firstLine="480"/>
+      </w:pPr>
+      <w:r>
+        <w:rPr>
+          <w:rFonts w:ascii="宋体" w:cs="宋体" w:eastAsia="宋体" w:hAnsi="宋体"/>
+          <w:sz w:val="24"/>
+          <w:szCs w:val="24"/>
+        </w:rPr>
+        <w:t xml:space="preserve">冯怒潮（练气七层）蛰伏于灵脉荒野，压制气息，深藏不露，手中握着800枚灵石却从不张扬。</w:t>
+      </w:r>
+    </w:p>
+    <w:p>
+      <w:pPr>
+        <w:spacing w:after="60" w:before="60" w:line="360"/>
+        <w:ind w:firstLine="480"/>
+      </w:pPr>
+      <w:r>
+        <w:rPr>
+          <w:rFonts w:ascii="宋体" w:cs="宋体" w:eastAsia="宋体" w:hAnsi="宋体"/>
+          <w:sz w:val="24"/>
+          <w:szCs w:val="24"/>
+        </w:rPr>
+        <w:t xml:space="preserve">陆霜华（练气九层）驻守于灵脉荒野，修炼正道功法，浩然之气渐浓，灵石储量已达1232枚。</w:t>
+      </w:r>
+    </w:p>
+    <w:p>
+      <w:pPr>
+        <w:spacing w:after="60" w:before="60" w:line="360"/>
+        <w:ind w:firstLine="480"/>
+      </w:pPr>
+      <w:r>
+        <w:rPr>
+          <w:rFonts w:ascii="宋体" w:cs="宋体" w:eastAsia="宋体" w:hAnsi="宋体"/>
+          <w:sz w:val="24"/>
+          <w:szCs w:val="24"/>
+        </w:rPr>
+        <w:t xml:space="preserve">苏寒衣（练气七层）游走于灵脉荒野，血煞之气暗涌，外表平静之下是随时可能爆发的杀意，积攒着3000枚灵石待价而沽。</w:t>
+      </w:r>
+    </w:p>
+    <w:p>
+      <w:pPr>
+        <w:spacing w:after="60" w:before="60" w:line="360"/>
+        <w:ind w:firstLine="480"/>
+      </w:pPr>
+      <w:r>
+        <w:rPr>
+          <w:rFonts w:ascii="宋体" w:cs="宋体" w:eastAsia="宋体" w:hAnsi="宋体"/>
+          <w:sz w:val="24"/>
+          <w:szCs w:val="24"/>
+        </w:rPr>
+        <w:t xml:space="preserve">魏玄机（练气十层）立于幽冥谷，眼神凌厉，400枚灵石的身家让他愈发自信。</w:t>
+      </w:r>
+    </w:p>
+    <w:p>
+      <w:pPr>
+        <w:spacing w:after="60" w:before="60" w:line="360"/>
+        <w:ind w:firstLine="480"/>
+      </w:pPr>
+      <w:r>
+        <w:rPr>
+          <w:rFonts w:ascii="宋体" w:cs="宋体" w:eastAsia="宋体" w:hAnsi="宋体"/>
+          <w:sz w:val="24"/>
+          <w:szCs w:val="24"/>
+        </w:rPr>
+        <w:t xml:space="preserve">孟长歌（练气九层）活跃于灵脉荒野，笑眯眯地与人周旋，手头已积累881枚灵石。</w:t>
+      </w:r>
+    </w:p>
+    <w:p>
+      <w:pPr>
+        <w:spacing w:after="60" w:before="60" w:line="360"/>
+        <w:ind w:firstLine="480"/>
+      </w:pPr>
+      <w:r>
+        <w:rPr>
+          <w:rFonts w:ascii="宋体" w:cs="宋体" w:eastAsia="宋体" w:hAnsi="宋体"/>
+          <w:sz w:val="24"/>
+          <w:szCs w:val="24"/>
+        </w:rPr>
+        <w:t xml:space="preserve">黑暗森林的法则从未改变——每一道看似平静的背后，都埋藏着随时引爆的危机。</w:t>
+      </w:r>
+    </w:p>
+    <w:p>
+      <w:pPr>
+        <w:spacing w:after="200" w:before="100"/>
+        <w:jc w:val="right"/>
+      </w:pPr>
+      <w:r>
+        <w:rPr>
+          <w:rFonts w:ascii="宋体" w:cs="宋体" w:eastAsia="宋体" w:hAnsi="宋体"/>
+          <w:i/>
+          <w:iCs/>
+          <w:color w:val="888888"/>
+          <w:sz w:val="18"/>
+          <w:szCs w:val="18"/>
+        </w:rPr>
+        <w:t xml:space="preserve">[数据] 存活修士：20人 | 突破：1次 | 大事件：9件</w:t>
+      </w:r>
+    </w:p>
+    <w:p>
+      <w:pPr>
+        <w:pStyle w:val="Heading2"/>
+        <w:spacing w:after="150" w:before="300"/>
+      </w:pPr>
+      <w:r>
+        <w:rPr>
+          <w:rFonts w:ascii="宋体" w:cs="宋体" w:eastAsia="宋体" w:hAnsi="宋体"/>
+          <w:b/>
+          <w:bCs/>
+          <w:color w:val="6B3A1F"/>
+          <w:sz w:val="28"/>
+          <w:szCs w:val="28"/>
+        </w:rPr>
+        <w:t xml:space="preserve">第31月至第35月</w:t>
       </w:r>
     </w:p>
     <w:p>
@@ -793,7 +1441,133 @@
           <w:sz w:val="24"/>
           <w:szCs w:val="24"/>
         </w:rPr>
-        <w:t xml:space="preserve">{"action_type": "EXPLORE", "target": null, "inner_monologue": "先摸清周围情况，确认没有危险再说。 通缉令的事不能大意……", "public_statement": "", "parameters": {}}</w:t>
+        <w:t xml:space="preserve">岁月如流，第31月至第35月间，苍渺大陆的天地依旧运转，20名修士各怀心思，散落在这片天地的各个角落。</w:t>
+      </w:r>
+    </w:p>
+    <w:p>
+      <w:pPr>
+        <w:spacing w:after="60" w:before="60" w:line="360"/>
+        <w:ind w:firstLine="480"/>
+      </w:pPr>
+      <w:r>
+        <w:rPr>
+          <w:rFonts w:ascii="宋体" w:cs="宋体" w:eastAsia="宋体" w:hAnsi="宋体"/>
+          <w:sz w:val="24"/>
+          <w:szCs w:val="24"/>
+        </w:rPr>
+        <w:t xml:space="preserve">这段时日，苍渺大陆有4位修士成功突破境界，灵力冲关之时，天地间隐隐有灵气震荡，引得周围之人侧目。</w:t>
+      </w:r>
+    </w:p>
+    <w:p>
+      <w:pPr>
+        <w:spacing w:after="60" w:before="60" w:line="360"/>
+        <w:ind w:firstLine="480"/>
+      </w:pPr>
+      <w:r>
+        <w:rPr>
+          <w:rFonts w:ascii="宋体" w:cs="宋体" w:eastAsia="宋体" w:hAnsi="宋体"/>
+          <w:sz w:val="24"/>
+          <w:szCs w:val="24"/>
+        </w:rPr>
+        <w:t xml:space="preserve">与此同时，天地间接连发生了10件大事，牵动着每一位修士的神经，有人欣喜若狂，有人如临大敌。</w:t>
+      </w:r>
+    </w:p>
+    <w:p>
+      <w:pPr>
+        <w:spacing w:after="60" w:before="60" w:line="360"/>
+        <w:ind w:firstLine="480"/>
+      </w:pPr>
+      <w:r>
+        <w:rPr>
+          <w:rFonts w:ascii="宋体" w:cs="宋体" w:eastAsia="宋体" w:hAnsi="宋体"/>
+          <w:sz w:val="24"/>
+          <w:szCs w:val="24"/>
+        </w:rPr>
+        <w:t xml:space="preserve">【修士动向】</w:t>
+      </w:r>
+    </w:p>
+    <w:p>
+      <w:pPr>
+        <w:spacing w:after="60" w:before="60" w:line="360"/>
+        <w:ind w:firstLine="480"/>
+      </w:pPr>
+      <w:r>
+        <w:rPr>
+          <w:rFonts w:ascii="宋体" w:cs="宋体" w:eastAsia="宋体" w:hAnsi="宋体"/>
+          <w:sz w:val="24"/>
+          <w:szCs w:val="24"/>
+        </w:rPr>
+        <w:t xml:space="preserve">冯怒潮（练气七层）蛰伏于灵脉荒野，压制气息，深藏不露，手中握着800枚灵石却从不张扬。</w:t>
+      </w:r>
+    </w:p>
+    <w:p>
+      <w:pPr>
+        <w:spacing w:after="60" w:before="60" w:line="360"/>
+        <w:ind w:firstLine="480"/>
+      </w:pPr>
+      <w:r>
+        <w:rPr>
+          <w:rFonts w:ascii="宋体" w:cs="宋体" w:eastAsia="宋体" w:hAnsi="宋体"/>
+          <w:sz w:val="24"/>
+          <w:szCs w:val="24"/>
+        </w:rPr>
+        <w:t xml:space="preserve">陆霜华（练气九层）驻守于灵脉荒野，修炼正道功法，浩然之气渐浓，灵石储量已达1232枚。</w:t>
+      </w:r>
+    </w:p>
+    <w:p>
+      <w:pPr>
+        <w:spacing w:after="60" w:before="60" w:line="360"/>
+        <w:ind w:firstLine="480"/>
+      </w:pPr>
+      <w:r>
+        <w:rPr>
+          <w:rFonts w:ascii="宋体" w:cs="宋体" w:eastAsia="宋体" w:hAnsi="宋体"/>
+          <w:sz w:val="24"/>
+          <w:szCs w:val="24"/>
+        </w:rPr>
+        <w:t xml:space="preserve">苏寒衣（练气七层）游走于灵脉荒野，血煞之气暗涌，外表平静之下是随时可能爆发的杀意，积攒着3000枚灵石待价而沽。</w:t>
+      </w:r>
+    </w:p>
+    <w:p>
+      <w:pPr>
+        <w:spacing w:after="60" w:before="60" w:line="360"/>
+        <w:ind w:firstLine="480"/>
+      </w:pPr>
+      <w:r>
+        <w:rPr>
+          <w:rFonts w:ascii="宋体" w:cs="宋体" w:eastAsia="宋体" w:hAnsi="宋体"/>
+          <w:sz w:val="24"/>
+          <w:szCs w:val="24"/>
+        </w:rPr>
+        <w:t xml:space="preserve">魏玄机（练气十层）立于幽冥谷，眼神凌厉，400枚灵石的身家让他愈发自信。</w:t>
+      </w:r>
+    </w:p>
+    <w:p>
+      <w:pPr>
+        <w:spacing w:after="60" w:before="60" w:line="360"/>
+        <w:ind w:firstLine="480"/>
+      </w:pPr>
+      <w:r>
+        <w:rPr>
+          <w:rFonts w:ascii="宋体" w:cs="宋体" w:eastAsia="宋体" w:hAnsi="宋体"/>
+          <w:sz w:val="24"/>
+          <w:szCs w:val="24"/>
+        </w:rPr>
+        <w:t xml:space="preserve">孟长歌（练气九层）活跃于灵脉荒野，笑眯眯地与人周旋，手头已积累881枚灵石。</w:t>
+      </w:r>
+    </w:p>
+    <w:p>
+      <w:pPr>
+        <w:spacing w:after="60" w:before="60" w:line="360"/>
+        <w:ind w:firstLine="480"/>
+      </w:pPr>
+      <w:r>
+        <w:rPr>
+          <w:rFonts w:ascii="宋体" w:cs="宋体" w:eastAsia="宋体" w:hAnsi="宋体"/>
+          <w:sz w:val="24"/>
+          <w:szCs w:val="24"/>
+        </w:rPr>
+        <w:t xml:space="preserve">修仙之路，本就是一场没有终点的博弈，今日的隐忍，或许就是明日破局的伏笔。</w:t>
       </w:r>
     </w:p>
     <w:p>
@@ -810,7 +1584,7 @@
           <w:sz w:val="18"/>
           <w:szCs w:val="18"/>
         </w:rPr>
-        <w:t xml:space="preserve">[数据] 存活修士：20人 | 大事件：2件</w:t>
+        <w:t xml:space="preserve">[数据] 存活修士：20人 | 突破：4次 | 大事件：10件</w:t>
       </w:r>
     </w:p>
     <w:p>
@@ -827,7 +1601,7 @@
           <w:sz w:val="28"/>
           <w:szCs w:val="28"/>
         </w:rPr>
-        <w:t xml:space="preserve">第41月至第45月</w:t>
+        <w:t xml:space="preserve">第36月至第40月</w:t>
       </w:r>
     </w:p>
     <w:p>
@@ -887,7 +1661,119 @@
           <w:sz w:val="24"/>
           <w:szCs w:val="24"/>
         </w:rPr>
-        <w:t xml:space="preserve">{"action_type": "MOVE", "target": "wild_lingmai", "inner_monologue": "人少的地方才安全，溜去荒野修炼。 通缉令的事不能大意……", "public_statement": "", "parameters": {}}</w:t>
+        <w:t xml:space="preserve">岁月如流，第36月至第40月间，苍渺大陆的天地依旧运转，20名修士各怀心思，散落在这片天地的各个角落。</w:t>
+      </w:r>
+    </w:p>
+    <w:p>
+      <w:pPr>
+        <w:spacing w:after="60" w:before="60" w:line="360"/>
+        <w:ind w:firstLine="480"/>
+      </w:pPr>
+      <w:r>
+        <w:rPr>
+          <w:rFonts w:ascii="宋体" w:cs="宋体" w:eastAsia="宋体" w:hAnsi="宋体"/>
+          <w:sz w:val="24"/>
+          <w:szCs w:val="24"/>
+        </w:rPr>
+        <w:t xml:space="preserve">与此同时，天地间接连发生了2件大事，牵动着每一位修士的神经，有人欣喜若狂，有人如临大敌。</w:t>
+      </w:r>
+    </w:p>
+    <w:p>
+      <w:pPr>
+        <w:spacing w:after="60" w:before="60" w:line="360"/>
+        <w:ind w:firstLine="480"/>
+      </w:pPr>
+      <w:r>
+        <w:rPr>
+          <w:rFonts w:ascii="宋体" w:cs="宋体" w:eastAsia="宋体" w:hAnsi="宋体"/>
+          <w:sz w:val="24"/>
+          <w:szCs w:val="24"/>
+        </w:rPr>
+        <w:t xml:space="preserve">【修士动向】</w:t>
+      </w:r>
+    </w:p>
+    <w:p>
+      <w:pPr>
+        <w:spacing w:after="60" w:before="60" w:line="360"/>
+        <w:ind w:firstLine="480"/>
+      </w:pPr>
+      <w:r>
+        <w:rPr>
+          <w:rFonts w:ascii="宋体" w:cs="宋体" w:eastAsia="宋体" w:hAnsi="宋体"/>
+          <w:sz w:val="24"/>
+          <w:szCs w:val="24"/>
+        </w:rPr>
+        <w:t xml:space="preserve">冯怒潮（练气七层）蛰伏于灵脉荒野，压制气息，深藏不露，手中握着800枚灵石却从不张扬。</w:t>
+      </w:r>
+    </w:p>
+    <w:p>
+      <w:pPr>
+        <w:spacing w:after="60" w:before="60" w:line="360"/>
+        <w:ind w:firstLine="480"/>
+      </w:pPr>
+      <w:r>
+        <w:rPr>
+          <w:rFonts w:ascii="宋体" w:cs="宋体" w:eastAsia="宋体" w:hAnsi="宋体"/>
+          <w:sz w:val="24"/>
+          <w:szCs w:val="24"/>
+        </w:rPr>
+        <w:t xml:space="preserve">陆霜华（练气九层）驻守于灵脉荒野，修炼正道功法，浩然之气渐浓，灵石储量已达1232枚。</w:t>
+      </w:r>
+    </w:p>
+    <w:p>
+      <w:pPr>
+        <w:spacing w:after="60" w:before="60" w:line="360"/>
+        <w:ind w:firstLine="480"/>
+      </w:pPr>
+      <w:r>
+        <w:rPr>
+          <w:rFonts w:ascii="宋体" w:cs="宋体" w:eastAsia="宋体" w:hAnsi="宋体"/>
+          <w:sz w:val="24"/>
+          <w:szCs w:val="24"/>
+        </w:rPr>
+        <w:t xml:space="preserve">苏寒衣（练气七层）游走于灵脉荒野，血煞之气暗涌，外表平静之下是随时可能爆发的杀意，积攒着3000枚灵石待价而沽。</w:t>
+      </w:r>
+    </w:p>
+    <w:p>
+      <w:pPr>
+        <w:spacing w:after="60" w:before="60" w:line="360"/>
+        <w:ind w:firstLine="480"/>
+      </w:pPr>
+      <w:r>
+        <w:rPr>
+          <w:rFonts w:ascii="宋体" w:cs="宋体" w:eastAsia="宋体" w:hAnsi="宋体"/>
+          <w:sz w:val="24"/>
+          <w:szCs w:val="24"/>
+        </w:rPr>
+        <w:t xml:space="preserve">魏玄机（练气十层）立于幽冥谷，眼神凌厉，400枚灵石的身家让他愈发自信。</w:t>
+      </w:r>
+    </w:p>
+    <w:p>
+      <w:pPr>
+        <w:spacing w:after="60" w:before="60" w:line="360"/>
+        <w:ind w:firstLine="480"/>
+      </w:pPr>
+      <w:r>
+        <w:rPr>
+          <w:rFonts w:ascii="宋体" w:cs="宋体" w:eastAsia="宋体" w:hAnsi="宋体"/>
+          <w:sz w:val="24"/>
+          <w:szCs w:val="24"/>
+        </w:rPr>
+        <w:t xml:space="preserve">孟长歌（练气九层）活跃于灵脉荒野，笑眯眯地与人周旋，手头已积累881枚灵石。</w:t>
+      </w:r>
+    </w:p>
+    <w:p>
+      <w:pPr>
+        <w:spacing w:after="60" w:before="60" w:line="360"/>
+        <w:ind w:firstLine="480"/>
+      </w:pPr>
+      <w:r>
+        <w:rPr>
+          <w:rFonts w:ascii="宋体" w:cs="宋体" w:eastAsia="宋体" w:hAnsi="宋体"/>
+          <w:sz w:val="24"/>
+          <w:szCs w:val="24"/>
+        </w:rPr>
+        <w:t xml:space="preserve">天道运转，因果轮回。这片大陆上的每一个生命，都在写着属于自己的故事。</w:t>
       </w:r>
     </w:p>
     <w:p>
@@ -904,7 +1790,7 @@
           <w:sz w:val="18"/>
           <w:szCs w:val="18"/>
         </w:rPr>
-        <w:t xml:space="preserve">[数据] 存活修士：20人 | 突破：3次 | 大事件：8件</w:t>
+        <w:t xml:space="preserve">[数据] 存活修士：20人 | 大事件：2件</w:t>
       </w:r>
     </w:p>
     <w:p>
@@ -921,7 +1807,7 @@
           <w:sz w:val="28"/>
           <w:szCs w:val="28"/>
         </w:rPr>
-        <w:t xml:space="preserve">第46月至第50月</w:t>
+        <w:t xml:space="preserve">第41月至第45月</w:t>
       </w:r>
     </w:p>
     <w:p>
@@ -981,7 +1867,133 @@
           <w:sz w:val="24"/>
           <w:szCs w:val="24"/>
         </w:rPr>
-        <w:t xml:space="preserve">{"action_type": "DISGUISE", "target": null, "inner_monologue": "压制气息，装成练气三层的废材，绝不出头。 通缉令的事不能大意……", "public_statement": "", "parameters": {"target_realm": "练气三层"}}</w:t>
+        <w:t xml:space="preserve">岁月如流，第41月至第45月间，苍渺大陆的天地依旧运转，20名修士各怀心思，散落在这片天地的各个角落。</w:t>
+      </w:r>
+    </w:p>
+    <w:p>
+      <w:pPr>
+        <w:spacing w:after="60" w:before="60" w:line="360"/>
+        <w:ind w:firstLine="480"/>
+      </w:pPr>
+      <w:r>
+        <w:rPr>
+          <w:rFonts w:ascii="宋体" w:cs="宋体" w:eastAsia="宋体" w:hAnsi="宋体"/>
+          <w:sz w:val="24"/>
+          <w:szCs w:val="24"/>
+        </w:rPr>
+        <w:t xml:space="preserve">这段时日，苍渺大陆有3位修士成功突破境界，灵力冲关之时，天地间隐隐有灵气震荡，引得周围之人侧目。</w:t>
+      </w:r>
+    </w:p>
+    <w:p>
+      <w:pPr>
+        <w:spacing w:after="60" w:before="60" w:line="360"/>
+        <w:ind w:firstLine="480"/>
+      </w:pPr>
+      <w:r>
+        <w:rPr>
+          <w:rFonts w:ascii="宋体" w:cs="宋体" w:eastAsia="宋体" w:hAnsi="宋体"/>
+          <w:sz w:val="24"/>
+          <w:szCs w:val="24"/>
+        </w:rPr>
+        <w:t xml:space="preserve">与此同时，天地间接连发生了8件大事，牵动着每一位修士的神经，有人欣喜若狂，有人如临大敌。</w:t>
+      </w:r>
+    </w:p>
+    <w:p>
+      <w:pPr>
+        <w:spacing w:after="60" w:before="60" w:line="360"/>
+        <w:ind w:firstLine="480"/>
+      </w:pPr>
+      <w:r>
+        <w:rPr>
+          <w:rFonts w:ascii="宋体" w:cs="宋体" w:eastAsia="宋体" w:hAnsi="宋体"/>
+          <w:sz w:val="24"/>
+          <w:szCs w:val="24"/>
+        </w:rPr>
+        <w:t xml:space="preserve">【修士动向】</w:t>
+      </w:r>
+    </w:p>
+    <w:p>
+      <w:pPr>
+        <w:spacing w:after="60" w:before="60" w:line="360"/>
+        <w:ind w:firstLine="480"/>
+      </w:pPr>
+      <w:r>
+        <w:rPr>
+          <w:rFonts w:ascii="宋体" w:cs="宋体" w:eastAsia="宋体" w:hAnsi="宋体"/>
+          <w:sz w:val="24"/>
+          <w:szCs w:val="24"/>
+        </w:rPr>
+        <w:t xml:space="preserve">冯怒潮（练气七层）蛰伏于灵脉荒野，压制气息，深藏不露，手中握着800枚灵石却从不张扬。</w:t>
+      </w:r>
+    </w:p>
+    <w:p>
+      <w:pPr>
+        <w:spacing w:after="60" w:before="60" w:line="360"/>
+        <w:ind w:firstLine="480"/>
+      </w:pPr>
+      <w:r>
+        <w:rPr>
+          <w:rFonts w:ascii="宋体" w:cs="宋体" w:eastAsia="宋体" w:hAnsi="宋体"/>
+          <w:sz w:val="24"/>
+          <w:szCs w:val="24"/>
+        </w:rPr>
+        <w:t xml:space="preserve">陆霜华（练气九层）驻守于灵脉荒野，修炼正道功法，浩然之气渐浓，灵石储量已达1232枚。</w:t>
+      </w:r>
+    </w:p>
+    <w:p>
+      <w:pPr>
+        <w:spacing w:after="60" w:before="60" w:line="360"/>
+        <w:ind w:firstLine="480"/>
+      </w:pPr>
+      <w:r>
+        <w:rPr>
+          <w:rFonts w:ascii="宋体" w:cs="宋体" w:eastAsia="宋体" w:hAnsi="宋体"/>
+          <w:sz w:val="24"/>
+          <w:szCs w:val="24"/>
+        </w:rPr>
+        <w:t xml:space="preserve">苏寒衣（练气七层）游走于灵脉荒野，血煞之气暗涌，外表平静之下是随时可能爆发的杀意，积攒着3000枚灵石待价而沽。</w:t>
+      </w:r>
+    </w:p>
+    <w:p>
+      <w:pPr>
+        <w:spacing w:after="60" w:before="60" w:line="360"/>
+        <w:ind w:firstLine="480"/>
+      </w:pPr>
+      <w:r>
+        <w:rPr>
+          <w:rFonts w:ascii="宋体" w:cs="宋体" w:eastAsia="宋体" w:hAnsi="宋体"/>
+          <w:sz w:val="24"/>
+          <w:szCs w:val="24"/>
+        </w:rPr>
+        <w:t xml:space="preserve">魏玄机（练气十层）立于幽冥谷，眼神凌厉，400枚灵石的身家让他愈发自信。</w:t>
+      </w:r>
+    </w:p>
+    <w:p>
+      <w:pPr>
+        <w:spacing w:after="60" w:before="60" w:line="360"/>
+        <w:ind w:firstLine="480"/>
+      </w:pPr>
+      <w:r>
+        <w:rPr>
+          <w:rFonts w:ascii="宋体" w:cs="宋体" w:eastAsia="宋体" w:hAnsi="宋体"/>
+          <w:sz w:val="24"/>
+          <w:szCs w:val="24"/>
+        </w:rPr>
+        <w:t xml:space="preserve">孟长歌（练气九层）活跃于灵脉荒野，笑眯眯地与人周旋，手头已积累881枚灵石。</w:t>
+      </w:r>
+    </w:p>
+    <w:p>
+      <w:pPr>
+        <w:spacing w:after="60" w:before="60" w:line="360"/>
+        <w:ind w:firstLine="480"/>
+      </w:pPr>
+      <w:r>
+        <w:rPr>
+          <w:rFonts w:ascii="宋体" w:cs="宋体" w:eastAsia="宋体" w:hAnsi="宋体"/>
+          <w:sz w:val="24"/>
+          <w:szCs w:val="24"/>
+        </w:rPr>
+        <w:t xml:space="preserve">灵气浮动，杀机暗藏。苍渺大陆的棋局，还远未到落子之时。</w:t>
       </w:r>
     </w:p>
     <w:p>
@@ -998,7 +2010,7 @@
           <w:sz w:val="18"/>
           <w:szCs w:val="18"/>
         </w:rPr>
-        <w:t xml:space="preserve">[数据] 存活修士：20人 | 大事件：7件</w:t>
+        <w:t xml:space="preserve">[数据] 存活修士：20人 | 突破：3次 | 大事件：8件</w:t>
       </w:r>
     </w:p>
     <w:p>
@@ -1015,7 +2027,7 @@
           <w:sz w:val="28"/>
           <w:szCs w:val="28"/>
         </w:rPr>
-        <w:t xml:space="preserve">第51月至第55月</w:t>
+        <w:t xml:space="preserve">第46月至第50月</w:t>
       </w:r>
     </w:p>
     <w:p>
@@ -1075,7 +2087,119 @@
           <w:sz w:val="24"/>
           <w:szCs w:val="24"/>
         </w:rPr>
-        <w:t xml:space="preserve">{"action_type": "DISGUISE", "target": null, "inner_monologue": "压制气息，装成练气三层的废材，绝不出头。 通缉令的事不能大意……", "public_statement": "", "parameters": {"target_realm": "练气三层"}}</w:t>
+        <w:t xml:space="preserve">岁月如流，第46月至第50月间，苍渺大陆的天地依旧运转，20名修士各怀心思，散落在这片天地的各个角落。</w:t>
+      </w:r>
+    </w:p>
+    <w:p>
+      <w:pPr>
+        <w:spacing w:after="60" w:before="60" w:line="360"/>
+        <w:ind w:firstLine="480"/>
+      </w:pPr>
+      <w:r>
+        <w:rPr>
+          <w:rFonts w:ascii="宋体" w:cs="宋体" w:eastAsia="宋体" w:hAnsi="宋体"/>
+          <w:sz w:val="24"/>
+          <w:szCs w:val="24"/>
+        </w:rPr>
+        <w:t xml:space="preserve">与此同时，天地间接连发生了7件大事，牵动着每一位修士的神经，有人欣喜若狂，有人如临大敌。</w:t>
+      </w:r>
+    </w:p>
+    <w:p>
+      <w:pPr>
+        <w:spacing w:after="60" w:before="60" w:line="360"/>
+        <w:ind w:firstLine="480"/>
+      </w:pPr>
+      <w:r>
+        <w:rPr>
+          <w:rFonts w:ascii="宋体" w:cs="宋体" w:eastAsia="宋体" w:hAnsi="宋体"/>
+          <w:sz w:val="24"/>
+          <w:szCs w:val="24"/>
+        </w:rPr>
+        <w:t xml:space="preserve">【修士动向】</w:t>
+      </w:r>
+    </w:p>
+    <w:p>
+      <w:pPr>
+        <w:spacing w:after="60" w:before="60" w:line="360"/>
+        <w:ind w:firstLine="480"/>
+      </w:pPr>
+      <w:r>
+        <w:rPr>
+          <w:rFonts w:ascii="宋体" w:cs="宋体" w:eastAsia="宋体" w:hAnsi="宋体"/>
+          <w:sz w:val="24"/>
+          <w:szCs w:val="24"/>
+        </w:rPr>
+        <w:t xml:space="preserve">冯怒潮（练气七层）蛰伏于灵脉荒野，压制气息，深藏不露，手中握着800枚灵石却从不张扬。</w:t>
+      </w:r>
+    </w:p>
+    <w:p>
+      <w:pPr>
+        <w:spacing w:after="60" w:before="60" w:line="360"/>
+        <w:ind w:firstLine="480"/>
+      </w:pPr>
+      <w:r>
+        <w:rPr>
+          <w:rFonts w:ascii="宋体" w:cs="宋体" w:eastAsia="宋体" w:hAnsi="宋体"/>
+          <w:sz w:val="24"/>
+          <w:szCs w:val="24"/>
+        </w:rPr>
+        <w:t xml:space="preserve">陆霜华（练气九层）驻守于灵脉荒野，修炼正道功法，浩然之气渐浓，灵石储量已达1232枚。</w:t>
+      </w:r>
+    </w:p>
+    <w:p>
+      <w:pPr>
+        <w:spacing w:after="60" w:before="60" w:line="360"/>
+        <w:ind w:firstLine="480"/>
+      </w:pPr>
+      <w:r>
+        <w:rPr>
+          <w:rFonts w:ascii="宋体" w:cs="宋体" w:eastAsia="宋体" w:hAnsi="宋体"/>
+          <w:sz w:val="24"/>
+          <w:szCs w:val="24"/>
+        </w:rPr>
+        <w:t xml:space="preserve">苏寒衣（练气七层）游走于灵脉荒野，血煞之气暗涌，外表平静之下是随时可能爆发的杀意，积攒着3000枚灵石待价而沽。</w:t>
+      </w:r>
+    </w:p>
+    <w:p>
+      <w:pPr>
+        <w:spacing w:after="60" w:before="60" w:line="360"/>
+        <w:ind w:firstLine="480"/>
+      </w:pPr>
+      <w:r>
+        <w:rPr>
+          <w:rFonts w:ascii="宋体" w:cs="宋体" w:eastAsia="宋体" w:hAnsi="宋体"/>
+          <w:sz w:val="24"/>
+          <w:szCs w:val="24"/>
+        </w:rPr>
+        <w:t xml:space="preserve">魏玄机（练气十层）立于幽冥谷，眼神凌厉，400枚灵石的身家让他愈发自信。</w:t>
+      </w:r>
+    </w:p>
+    <w:p>
+      <w:pPr>
+        <w:spacing w:after="60" w:before="60" w:line="360"/>
+        <w:ind w:firstLine="480"/>
+      </w:pPr>
+      <w:r>
+        <w:rPr>
+          <w:rFonts w:ascii="宋体" w:cs="宋体" w:eastAsia="宋体" w:hAnsi="宋体"/>
+          <w:sz w:val="24"/>
+          <w:szCs w:val="24"/>
+        </w:rPr>
+        <w:t xml:space="preserve">孟长歌（练气九层）活跃于灵脉荒野，笑眯眯地与人周旋，手头已积累881枚灵石。</w:t>
+      </w:r>
+    </w:p>
+    <w:p>
+      <w:pPr>
+        <w:spacing w:after="60" w:before="60" w:line="360"/>
+        <w:ind w:firstLine="480"/>
+      </w:pPr>
+      <w:r>
+        <w:rPr>
+          <w:rFonts w:ascii="宋体" w:cs="宋体" w:eastAsia="宋体" w:hAnsi="宋体"/>
+          <w:sz w:val="24"/>
+          <w:szCs w:val="24"/>
+        </w:rPr>
+        <w:t xml:space="preserve">修仙界从不缺少传说，但传说的背后，往往是无数人的血与泪。</w:t>
       </w:r>
     </w:p>
     <w:p>
@@ -1092,7 +2216,7 @@
           <w:sz w:val="18"/>
           <w:szCs w:val="18"/>
         </w:rPr>
-        <w:t xml:space="preserve">[数据] 存活修士：20人 | 突破：2次 | 大事件：7件</w:t>
+        <w:t xml:space="preserve">[数据] 存活修士：20人 | 大事件：7件</w:t>
       </w:r>
     </w:p>
     <w:p>
@@ -1109,7 +2233,7 @@
           <w:sz w:val="28"/>
           <w:szCs w:val="28"/>
         </w:rPr>
-        <w:t xml:space="preserve">第56月至第60月</w:t>
+        <w:t xml:space="preserve">第51月至第55月</w:t>
       </w:r>
     </w:p>
     <w:p>
@@ -1169,7 +2293,133 @@
           <w:sz w:val="24"/>
           <w:szCs w:val="24"/>
         </w:rPr>
-        <w:t xml:space="preserve">{"action_type": "CULTIVATE", "target": null, "inner_monologue": "趁四下无人，偷偷修炼。苟着苟着就突破了。 通缉令的事不能大意……", "public_statement": "", "parameters": {}}</w:t>
+        <w:t xml:space="preserve">岁月如流，第51月至第55月间，苍渺大陆的天地依旧运转，20名修士各怀心思，散落在这片天地的各个角落。</w:t>
+      </w:r>
+    </w:p>
+    <w:p>
+      <w:pPr>
+        <w:spacing w:after="60" w:before="60" w:line="360"/>
+        <w:ind w:firstLine="480"/>
+      </w:pPr>
+      <w:r>
+        <w:rPr>
+          <w:rFonts w:ascii="宋体" w:cs="宋体" w:eastAsia="宋体" w:hAnsi="宋体"/>
+          <w:sz w:val="24"/>
+          <w:szCs w:val="24"/>
+        </w:rPr>
+        <w:t xml:space="preserve">这段时日，苍渺大陆有2位修士成功突破境界，灵力冲关之时，天地间隐隐有灵气震荡，引得周围之人侧目。</w:t>
+      </w:r>
+    </w:p>
+    <w:p>
+      <w:pPr>
+        <w:spacing w:after="60" w:before="60" w:line="360"/>
+        <w:ind w:firstLine="480"/>
+      </w:pPr>
+      <w:r>
+        <w:rPr>
+          <w:rFonts w:ascii="宋体" w:cs="宋体" w:eastAsia="宋体" w:hAnsi="宋体"/>
+          <w:sz w:val="24"/>
+          <w:szCs w:val="24"/>
+        </w:rPr>
+        <w:t xml:space="preserve">与此同时，天地间接连发生了7件大事，牵动着每一位修士的神经，有人欣喜若狂，有人如临大敌。</w:t>
+      </w:r>
+    </w:p>
+    <w:p>
+      <w:pPr>
+        <w:spacing w:after="60" w:before="60" w:line="360"/>
+        <w:ind w:firstLine="480"/>
+      </w:pPr>
+      <w:r>
+        <w:rPr>
+          <w:rFonts w:ascii="宋体" w:cs="宋体" w:eastAsia="宋体" w:hAnsi="宋体"/>
+          <w:sz w:val="24"/>
+          <w:szCs w:val="24"/>
+        </w:rPr>
+        <w:t xml:space="preserve">【修士动向】</w:t>
+      </w:r>
+    </w:p>
+    <w:p>
+      <w:pPr>
+        <w:spacing w:after="60" w:before="60" w:line="360"/>
+        <w:ind w:firstLine="480"/>
+      </w:pPr>
+      <w:r>
+        <w:rPr>
+          <w:rFonts w:ascii="宋体" w:cs="宋体" w:eastAsia="宋体" w:hAnsi="宋体"/>
+          <w:sz w:val="24"/>
+          <w:szCs w:val="24"/>
+        </w:rPr>
+        <w:t xml:space="preserve">冯怒潮（练气七层）蛰伏于灵脉荒野，压制气息，深藏不露，手中握着800枚灵石却从不张扬。</w:t>
+      </w:r>
+    </w:p>
+    <w:p>
+      <w:pPr>
+        <w:spacing w:after="60" w:before="60" w:line="360"/>
+        <w:ind w:firstLine="480"/>
+      </w:pPr>
+      <w:r>
+        <w:rPr>
+          <w:rFonts w:ascii="宋体" w:cs="宋体" w:eastAsia="宋体" w:hAnsi="宋体"/>
+          <w:sz w:val="24"/>
+          <w:szCs w:val="24"/>
+        </w:rPr>
+        <w:t xml:space="preserve">陆霜华（练气九层）驻守于灵脉荒野，修炼正道功法，浩然之气渐浓，灵石储量已达1232枚。</w:t>
+      </w:r>
+    </w:p>
+    <w:p>
+      <w:pPr>
+        <w:spacing w:after="60" w:before="60" w:line="360"/>
+        <w:ind w:firstLine="480"/>
+      </w:pPr>
+      <w:r>
+        <w:rPr>
+          <w:rFonts w:ascii="宋体" w:cs="宋体" w:eastAsia="宋体" w:hAnsi="宋体"/>
+          <w:sz w:val="24"/>
+          <w:szCs w:val="24"/>
+        </w:rPr>
+        <w:t xml:space="preserve">苏寒衣（练气七层）游走于灵脉荒野，血煞之气暗涌，外表平静之下是随时可能爆发的杀意，积攒着3000枚灵石待价而沽。</w:t>
+      </w:r>
+    </w:p>
+    <w:p>
+      <w:pPr>
+        <w:spacing w:after="60" w:before="60" w:line="360"/>
+        <w:ind w:firstLine="480"/>
+      </w:pPr>
+      <w:r>
+        <w:rPr>
+          <w:rFonts w:ascii="宋体" w:cs="宋体" w:eastAsia="宋体" w:hAnsi="宋体"/>
+          <w:sz w:val="24"/>
+          <w:szCs w:val="24"/>
+        </w:rPr>
+        <w:t xml:space="preserve">魏玄机（练气十层）立于幽冥谷，眼神凌厉，400枚灵石的身家让他愈发自信。</w:t>
+      </w:r>
+    </w:p>
+    <w:p>
+      <w:pPr>
+        <w:spacing w:after="60" w:before="60" w:line="360"/>
+        <w:ind w:firstLine="480"/>
+      </w:pPr>
+      <w:r>
+        <w:rPr>
+          <w:rFonts w:ascii="宋体" w:cs="宋体" w:eastAsia="宋体" w:hAnsi="宋体"/>
+          <w:sz w:val="24"/>
+          <w:szCs w:val="24"/>
+        </w:rPr>
+        <w:t xml:space="preserve">孟长歌（练气九层）活跃于灵脉荒野，笑眯眯地与人周旋，手头已积累881枚灵石。</w:t>
+      </w:r>
+    </w:p>
+    <w:p>
+      <w:pPr>
+        <w:spacing w:after="60" w:before="60" w:line="360"/>
+        <w:ind w:firstLine="480"/>
+      </w:pPr>
+      <w:r>
+        <w:rPr>
+          <w:rFonts w:ascii="宋体" w:cs="宋体" w:eastAsia="宋体" w:hAnsi="宋体"/>
+          <w:sz w:val="24"/>
+          <w:szCs w:val="24"/>
+        </w:rPr>
+        <w:t xml:space="preserve">黑暗森林的法则从未改变——每一道看似平静的背后，都埋藏着随时引爆的危机。</w:t>
       </w:r>
     </w:p>
     <w:p>
@@ -1186,7 +2436,7 @@
           <w:sz w:val="18"/>
           <w:szCs w:val="18"/>
         </w:rPr>
-        <w:t xml:space="preserve">[数据] 存活修士：20人 | 突破：1次 | 大事件：5件</w:t>
+        <w:t xml:space="preserve">[数据] 存活修士：20人 | 突破：2次 | 大事件：7件</w:t>
       </w:r>
     </w:p>
     <w:p>
@@ -1203,7 +2453,7 @@
           <w:sz w:val="28"/>
           <w:szCs w:val="28"/>
         </w:rPr>
-        <w:t xml:space="preserve">第61月至第65月</w:t>
+        <w:t xml:space="preserve">第56月至第60月</w:t>
       </w:r>
     </w:p>
     <w:p>
@@ -1263,7 +2513,353 @@
           <w:sz w:val="24"/>
           <w:szCs w:val="24"/>
         </w:rPr>
-        <w:t xml:space="preserve">{"action_type": "DISGUISE", "target": null, "inner_monologue": "压制气息，装成练气三层的废材，绝不出头。 通缉令的事不能大意……", "public_statement": "", "parameters": {"target_realm": "练气三层"}}</w:t>
+        <w:t xml:space="preserve">岁月如流，第56月至第60月间，苍渺大陆的天地依旧运转，20名修士各怀心思，散落在这片天地的各个角落。</w:t>
+      </w:r>
+    </w:p>
+    <w:p>
+      <w:pPr>
+        <w:spacing w:after="60" w:before="60" w:line="360"/>
+        <w:ind w:firstLine="480"/>
+      </w:pPr>
+      <w:r>
+        <w:rPr>
+          <w:rFonts w:ascii="宋体" w:cs="宋体" w:eastAsia="宋体" w:hAnsi="宋体"/>
+          <w:sz w:val="24"/>
+          <w:szCs w:val="24"/>
+        </w:rPr>
+        <w:t xml:space="preserve">这段时日，苍渺大陆有1位修士成功突破境界，灵力冲关之时，天地间隐隐有灵气震荡，引得周围之人侧目。</w:t>
+      </w:r>
+    </w:p>
+    <w:p>
+      <w:pPr>
+        <w:spacing w:after="60" w:before="60" w:line="360"/>
+        <w:ind w:firstLine="480"/>
+      </w:pPr>
+      <w:r>
+        <w:rPr>
+          <w:rFonts w:ascii="宋体" w:cs="宋体" w:eastAsia="宋体" w:hAnsi="宋体"/>
+          <w:sz w:val="24"/>
+          <w:szCs w:val="24"/>
+        </w:rPr>
+        <w:t xml:space="preserve">与此同时，天地间接连发生了5件大事，牵动着每一位修士的神经，有人欣喜若狂，有人如临大敌。</w:t>
+      </w:r>
+    </w:p>
+    <w:p>
+      <w:pPr>
+        <w:spacing w:after="60" w:before="60" w:line="360"/>
+        <w:ind w:firstLine="480"/>
+      </w:pPr>
+      <w:r>
+        <w:rPr>
+          <w:rFonts w:ascii="宋体" w:cs="宋体" w:eastAsia="宋体" w:hAnsi="宋体"/>
+          <w:sz w:val="24"/>
+          <w:szCs w:val="24"/>
+        </w:rPr>
+        <w:t xml:space="preserve">【修士动向】</w:t>
+      </w:r>
+    </w:p>
+    <w:p>
+      <w:pPr>
+        <w:spacing w:after="60" w:before="60" w:line="360"/>
+        <w:ind w:firstLine="480"/>
+      </w:pPr>
+      <w:r>
+        <w:rPr>
+          <w:rFonts w:ascii="宋体" w:cs="宋体" w:eastAsia="宋体" w:hAnsi="宋体"/>
+          <w:sz w:val="24"/>
+          <w:szCs w:val="24"/>
+        </w:rPr>
+        <w:t xml:space="preserve">冯怒潮（练气七层）蛰伏于灵脉荒野，压制气息，深藏不露，手中握着800枚灵石却从不张扬。</w:t>
+      </w:r>
+    </w:p>
+    <w:p>
+      <w:pPr>
+        <w:spacing w:after="60" w:before="60" w:line="360"/>
+        <w:ind w:firstLine="480"/>
+      </w:pPr>
+      <w:r>
+        <w:rPr>
+          <w:rFonts w:ascii="宋体" w:cs="宋体" w:eastAsia="宋体" w:hAnsi="宋体"/>
+          <w:sz w:val="24"/>
+          <w:szCs w:val="24"/>
+        </w:rPr>
+        <w:t xml:space="preserve">陆霜华（练气九层）驻守于灵脉荒野，修炼正道功法，浩然之气渐浓，灵石储量已达1232枚。</w:t>
+      </w:r>
+    </w:p>
+    <w:p>
+      <w:pPr>
+        <w:spacing w:after="60" w:before="60" w:line="360"/>
+        <w:ind w:firstLine="480"/>
+      </w:pPr>
+      <w:r>
+        <w:rPr>
+          <w:rFonts w:ascii="宋体" w:cs="宋体" w:eastAsia="宋体" w:hAnsi="宋体"/>
+          <w:sz w:val="24"/>
+          <w:szCs w:val="24"/>
+        </w:rPr>
+        <w:t xml:space="preserve">苏寒衣（练气七层）游走于灵脉荒野，血煞之气暗涌，外表平静之下是随时可能爆发的杀意，积攒着3000枚灵石待价而沽。</w:t>
+      </w:r>
+    </w:p>
+    <w:p>
+      <w:pPr>
+        <w:spacing w:after="60" w:before="60" w:line="360"/>
+        <w:ind w:firstLine="480"/>
+      </w:pPr>
+      <w:r>
+        <w:rPr>
+          <w:rFonts w:ascii="宋体" w:cs="宋体" w:eastAsia="宋体" w:hAnsi="宋体"/>
+          <w:sz w:val="24"/>
+          <w:szCs w:val="24"/>
+        </w:rPr>
+        <w:t xml:space="preserve">魏玄机（练气十层）立于幽冥谷，眼神凌厉，400枚灵石的身家让他愈发自信。</w:t>
+      </w:r>
+    </w:p>
+    <w:p>
+      <w:pPr>
+        <w:spacing w:after="60" w:before="60" w:line="360"/>
+        <w:ind w:firstLine="480"/>
+      </w:pPr>
+      <w:r>
+        <w:rPr>
+          <w:rFonts w:ascii="宋体" w:cs="宋体" w:eastAsia="宋体" w:hAnsi="宋体"/>
+          <w:sz w:val="24"/>
+          <w:szCs w:val="24"/>
+        </w:rPr>
+        <w:t xml:space="preserve">孟长歌（练气九层）活跃于灵脉荒野，笑眯眯地与人周旋，手头已积累881枚灵石。</w:t>
+      </w:r>
+    </w:p>
+    <w:p>
+      <w:pPr>
+        <w:spacing w:after="60" w:before="60" w:line="360"/>
+        <w:ind w:firstLine="480"/>
+      </w:pPr>
+      <w:r>
+        <w:rPr>
+          <w:rFonts w:ascii="宋体" w:cs="宋体" w:eastAsia="宋体" w:hAnsi="宋体"/>
+          <w:sz w:val="24"/>
+          <w:szCs w:val="24"/>
+        </w:rPr>
+        <w:t xml:space="preserve">修仙之路，本就是一场没有终点的博弈，今日的隐忍，或许就是明日破局的伏笔。</w:t>
+      </w:r>
+    </w:p>
+    <w:p>
+      <w:pPr>
+        <w:spacing w:after="200" w:before="100"/>
+        <w:jc w:val="right"/>
+      </w:pPr>
+      <w:r>
+        <w:rPr>
+          <w:rFonts w:ascii="宋体" w:cs="宋体" w:eastAsia="宋体" w:hAnsi="宋体"/>
+          <w:i/>
+          <w:iCs/>
+          <w:color w:val="888888"/>
+          <w:sz w:val="18"/>
+          <w:szCs w:val="18"/>
+        </w:rPr>
+        <w:t xml:space="preserve">[数据] 存活修士：20人 | 突破：1次 | 大事件：5件</w:t>
+      </w:r>
+    </w:p>
+    <w:p>
+      <w:pPr>
+        <w:pStyle w:val="Heading2"/>
+        <w:spacing w:after="150" w:before="300"/>
+      </w:pPr>
+      <w:r>
+        <w:rPr>
+          <w:rFonts w:ascii="宋体" w:cs="宋体" w:eastAsia="宋体" w:hAnsi="宋体"/>
+          <w:b/>
+          <w:bCs/>
+          <w:color w:val="6B3A1F"/>
+          <w:sz w:val="28"/>
+          <w:szCs w:val="28"/>
+        </w:rPr>
+        <w:t xml:space="preserve">第61月至第65月</w:t>
+      </w:r>
+    </w:p>
+    <w:p>
+      <w:pPr>
+        <w:spacing w:after="200" w:before="200"/>
+        <w:jc w:val="center"/>
+      </w:pPr>
+      <w:r>
+        <w:drawing>
+          <wp:inline distT="0" distB="0" distL="0" distR="0">
+            <wp:extent cx="3810000" cy="2667000"/>
+            <wp:effectExtent t="0" r="0" b="0" l="0"/>
+            <wp:docPr id="1" name="illustration" descr="AI生成配图" title="章节配图"/>
+            <wp:cNvGraphicFramePr>
+              <a:graphicFrameLocks xmlns:a="http://schemas.openxmlformats.org/drawingml/2006/main" noChangeAspect="1"/>
+            </wp:cNvGraphicFramePr>
+            <a:graphic xmlns:a="http://schemas.openxmlformats.org/drawingml/2006/main">
+              <a:graphicData uri="http://schemas.openxmlformats.org/drawingml/2006/picture">
+                <pic:pic xmlns:pic="http://schemas.openxmlformats.org/drawingml/2006/picture">
+                  <pic:nvPicPr>
+                    <pic:cNvPr id="0" name="" descr=""/>
+                    <pic:cNvPicPr>
+                      <a:picLocks noChangeAspect="1" noChangeArrowheads="1"/>
+                    </pic:cNvPicPr>
+                  </pic:nvPicPr>
+                  <pic:blipFill>
+                    <a:blip r:embed="rId18" cstate="none"/>
+                    <a:srcRect/>
+                    <a:stretch>
+                      <a:fillRect/>
+                    </a:stretch>
+                  </pic:blipFill>
+                  <pic:spPr bwMode="auto">
+                    <a:xfrm>
+                      <a:off x="0" y="0"/>
+                      <a:ext cx="3810000" cy="2667000"/>
+                    </a:xfrm>
+                    <a:prstGeom prst="rect">
+                      <a:avLst/>
+                    </a:prstGeom>
+                  </pic:spPr>
+                </pic:pic>
+              </a:graphicData>
+            </a:graphic>
+          </wp:inline>
+        </w:drawing>
+      </w:r>
+    </w:p>
+    <w:p>
+      <w:pPr>
+        <w:spacing w:after="60" w:before="60" w:line="360"/>
+        <w:ind w:firstLine="480"/>
+      </w:pPr>
+      <w:r>
+        <w:rPr>
+          <w:rFonts w:ascii="宋体" w:cs="宋体" w:eastAsia="宋体" w:hAnsi="宋体"/>
+          <w:sz w:val="24"/>
+          <w:szCs w:val="24"/>
+        </w:rPr>
+        <w:t xml:space="preserve">岁月如流，第61月至第65月间，苍渺大陆的天地依旧运转，20名修士各怀心思，散落在这片天地的各个角落。</w:t>
+      </w:r>
+    </w:p>
+    <w:p>
+      <w:pPr>
+        <w:spacing w:after="60" w:before="60" w:line="360"/>
+        <w:ind w:firstLine="480"/>
+      </w:pPr>
+      <w:r>
+        <w:rPr>
+          <w:rFonts w:ascii="宋体" w:cs="宋体" w:eastAsia="宋体" w:hAnsi="宋体"/>
+          <w:sz w:val="24"/>
+          <w:szCs w:val="24"/>
+        </w:rPr>
+        <w:t xml:space="preserve">这段时日，苍渺大陆有1位修士成功突破境界，灵力冲关之时，天地间隐隐有灵气震荡，引得周围之人侧目。</w:t>
+      </w:r>
+    </w:p>
+    <w:p>
+      <w:pPr>
+        <w:spacing w:after="60" w:before="60" w:line="360"/>
+        <w:ind w:firstLine="480"/>
+      </w:pPr>
+      <w:r>
+        <w:rPr>
+          <w:rFonts w:ascii="宋体" w:cs="宋体" w:eastAsia="宋体" w:hAnsi="宋体"/>
+          <w:sz w:val="24"/>
+          <w:szCs w:val="24"/>
+        </w:rPr>
+        <w:t xml:space="preserve">与此同时，天地间接连发生了4件大事，牵动着每一位修士的神经，有人欣喜若狂，有人如临大敌。</w:t>
+      </w:r>
+    </w:p>
+    <w:p>
+      <w:pPr>
+        <w:spacing w:after="60" w:before="60" w:line="360"/>
+        <w:ind w:firstLine="480"/>
+      </w:pPr>
+      <w:r>
+        <w:rPr>
+          <w:rFonts w:ascii="宋体" w:cs="宋体" w:eastAsia="宋体" w:hAnsi="宋体"/>
+          <w:sz w:val="24"/>
+          <w:szCs w:val="24"/>
+        </w:rPr>
+        <w:t xml:space="preserve">【修士动向】</w:t>
+      </w:r>
+    </w:p>
+    <w:p>
+      <w:pPr>
+        <w:spacing w:after="60" w:before="60" w:line="360"/>
+        <w:ind w:firstLine="480"/>
+      </w:pPr>
+      <w:r>
+        <w:rPr>
+          <w:rFonts w:ascii="宋体" w:cs="宋体" w:eastAsia="宋体" w:hAnsi="宋体"/>
+          <w:sz w:val="24"/>
+          <w:szCs w:val="24"/>
+        </w:rPr>
+        <w:t xml:space="preserve">冯怒潮（练气七层）蛰伏于灵脉荒野，压制气息，深藏不露，手中握着800枚灵石却从不张扬。</w:t>
+      </w:r>
+    </w:p>
+    <w:p>
+      <w:pPr>
+        <w:spacing w:after="60" w:before="60" w:line="360"/>
+        <w:ind w:firstLine="480"/>
+      </w:pPr>
+      <w:r>
+        <w:rPr>
+          <w:rFonts w:ascii="宋体" w:cs="宋体" w:eastAsia="宋体" w:hAnsi="宋体"/>
+          <w:sz w:val="24"/>
+          <w:szCs w:val="24"/>
+        </w:rPr>
+        <w:t xml:space="preserve">陆霜华（练气九层）驻守于灵脉荒野，修炼正道功法，浩然之气渐浓，灵石储量已达1232枚。</w:t>
+      </w:r>
+    </w:p>
+    <w:p>
+      <w:pPr>
+        <w:spacing w:after="60" w:before="60" w:line="360"/>
+        <w:ind w:firstLine="480"/>
+      </w:pPr>
+      <w:r>
+        <w:rPr>
+          <w:rFonts w:ascii="宋体" w:cs="宋体" w:eastAsia="宋体" w:hAnsi="宋体"/>
+          <w:sz w:val="24"/>
+          <w:szCs w:val="24"/>
+        </w:rPr>
+        <w:t xml:space="preserve">苏寒衣（练气七层）游走于灵脉荒野，血煞之气暗涌，外表平静之下是随时可能爆发的杀意，积攒着3000枚灵石待价而沽。</w:t>
+      </w:r>
+    </w:p>
+    <w:p>
+      <w:pPr>
+        <w:spacing w:after="60" w:before="60" w:line="360"/>
+        <w:ind w:firstLine="480"/>
+      </w:pPr>
+      <w:r>
+        <w:rPr>
+          <w:rFonts w:ascii="宋体" w:cs="宋体" w:eastAsia="宋体" w:hAnsi="宋体"/>
+          <w:sz w:val="24"/>
+          <w:szCs w:val="24"/>
+        </w:rPr>
+        <w:t xml:space="preserve">魏玄机（练气十层）立于幽冥谷，眼神凌厉，400枚灵石的身家让他愈发自信。</w:t>
+      </w:r>
+    </w:p>
+    <w:p>
+      <w:pPr>
+        <w:spacing w:after="60" w:before="60" w:line="360"/>
+        <w:ind w:firstLine="480"/>
+      </w:pPr>
+      <w:r>
+        <w:rPr>
+          <w:rFonts w:ascii="宋体" w:cs="宋体" w:eastAsia="宋体" w:hAnsi="宋体"/>
+          <w:sz w:val="24"/>
+          <w:szCs w:val="24"/>
+        </w:rPr>
+        <w:t xml:space="preserve">孟长歌（练气九层）活跃于灵脉荒野，笑眯眯地与人周旋，手头已积累881枚灵石。</w:t>
+      </w:r>
+    </w:p>
+    <w:p>
+      <w:pPr>
+        <w:spacing w:after="60" w:before="60" w:line="360"/>
+        <w:ind w:firstLine="480"/>
+      </w:pPr>
+      <w:r>
+        <w:rPr>
+          <w:rFonts w:ascii="宋体" w:cs="宋体" w:eastAsia="宋体" w:hAnsi="宋体"/>
+          <w:sz w:val="24"/>
+          <w:szCs w:val="24"/>
+        </w:rPr>
+        <w:t xml:space="preserve">天道运转，因果轮回。这片大陆上的每一个生命，都在写着属于自己的故事。</w:t>
       </w:r>
     </w:p>
     <w:p>

--- a/xianxia_story.docx
+++ b/xianxia_story.docx
@@ -383,119 +383,147 @@
           <w:sz w:val="24"/>
           <w:szCs w:val="24"/>
         </w:rPr>
-        <w:t xml:space="preserve">岁月如流，第6月至第10月间，苍渺大陆的天地依旧运转，20名修士各怀心思，散落在这片天地的各个角落。</w:t>
-      </w:r>
-    </w:p>
-    <w:p>
-      <w:pPr>
-        <w:spacing w:after="60" w:before="60" w:line="360"/>
-        <w:ind w:firstLine="480"/>
-      </w:pPr>
-      <w:r>
-        <w:rPr>
-          <w:rFonts w:ascii="宋体" w:cs="宋体" w:eastAsia="宋体" w:hAnsi="宋体"/>
-          <w:sz w:val="24"/>
-          <w:szCs w:val="24"/>
-        </w:rPr>
-        <w:t xml:space="preserve">与此同时，天地间接连发生了6件大事，牵动着每一位修士的神经，有人欣喜若狂，有人如临大敌。</w:t>
-      </w:r>
-    </w:p>
-    <w:p>
-      <w:pPr>
-        <w:spacing w:after="60" w:before="60" w:line="360"/>
-        <w:ind w:firstLine="480"/>
-      </w:pPr>
-      <w:r>
-        <w:rPr>
-          <w:rFonts w:ascii="宋体" w:cs="宋体" w:eastAsia="宋体" w:hAnsi="宋体"/>
-          <w:sz w:val="24"/>
-          <w:szCs w:val="24"/>
-        </w:rPr>
-        <w:t xml:space="preserve">【修士动向】</w:t>
-      </w:r>
-    </w:p>
-    <w:p>
-      <w:pPr>
-        <w:spacing w:after="60" w:before="60" w:line="360"/>
-        <w:ind w:firstLine="480"/>
-      </w:pPr>
-      <w:r>
-        <w:rPr>
-          <w:rFonts w:ascii="宋体" w:cs="宋体" w:eastAsia="宋体" w:hAnsi="宋体"/>
-          <w:sz w:val="24"/>
-          <w:szCs w:val="24"/>
-        </w:rPr>
-        <w:t xml:space="preserve">冯怒潮（练气七层）蛰伏于灵脉荒野，压制气息，深藏不露，手中握着800枚灵石却从不张扬。</w:t>
-      </w:r>
-    </w:p>
-    <w:p>
-      <w:pPr>
-        <w:spacing w:after="60" w:before="60" w:line="360"/>
-        <w:ind w:firstLine="480"/>
-      </w:pPr>
-      <w:r>
-        <w:rPr>
-          <w:rFonts w:ascii="宋体" w:cs="宋体" w:eastAsia="宋体" w:hAnsi="宋体"/>
-          <w:sz w:val="24"/>
-          <w:szCs w:val="24"/>
-        </w:rPr>
-        <w:t xml:space="preserve">陆霜华（练气九层）驻守于灵脉荒野，修炼正道功法，浩然之气渐浓，灵石储量已达1232枚。</w:t>
-      </w:r>
-    </w:p>
-    <w:p>
-      <w:pPr>
-        <w:spacing w:after="60" w:before="60" w:line="360"/>
-        <w:ind w:firstLine="480"/>
-      </w:pPr>
-      <w:r>
-        <w:rPr>
-          <w:rFonts w:ascii="宋体" w:cs="宋体" w:eastAsia="宋体" w:hAnsi="宋体"/>
-          <w:sz w:val="24"/>
-          <w:szCs w:val="24"/>
-        </w:rPr>
-        <w:t xml:space="preserve">苏寒衣（练气七层）游走于灵脉荒野，血煞之气暗涌，外表平静之下是随时可能爆发的杀意，积攒着3000枚灵石待价而沽。</w:t>
-      </w:r>
-    </w:p>
-    <w:p>
-      <w:pPr>
-        <w:spacing w:after="60" w:before="60" w:line="360"/>
-        <w:ind w:firstLine="480"/>
-      </w:pPr>
-      <w:r>
-        <w:rPr>
-          <w:rFonts w:ascii="宋体" w:cs="宋体" w:eastAsia="宋体" w:hAnsi="宋体"/>
-          <w:sz w:val="24"/>
-          <w:szCs w:val="24"/>
-        </w:rPr>
-        <w:t xml:space="preserve">魏玄机（练气十层）立于幽冥谷，眼神凌厉，400枚灵石的身家让他愈发自信。</w:t>
-      </w:r>
-    </w:p>
-    <w:p>
-      <w:pPr>
-        <w:spacing w:after="60" w:before="60" w:line="360"/>
-        <w:ind w:firstLine="480"/>
-      </w:pPr>
-      <w:r>
-        <w:rPr>
-          <w:rFonts w:ascii="宋体" w:cs="宋体" w:eastAsia="宋体" w:hAnsi="宋体"/>
-          <w:sz w:val="24"/>
-          <w:szCs w:val="24"/>
-        </w:rPr>
-        <w:t xml:space="preserve">孟长歌（练气九层）活跃于灵脉荒野，笑眯眯地与人周旋，手头已积累881枚灵石。</w:t>
-      </w:r>
-    </w:p>
-    <w:p>
-      <w:pPr>
-        <w:spacing w:after="60" w:before="60" w:line="360"/>
-        <w:ind w:firstLine="480"/>
-      </w:pPr>
-      <w:r>
-        <w:rPr>
-          <w:rFonts w:ascii="宋体" w:cs="宋体" w:eastAsia="宋体" w:hAnsi="宋体"/>
-          <w:sz w:val="24"/>
-          <w:szCs w:val="24"/>
-        </w:rPr>
-        <w:t xml:space="preserve">修仙之路，本就是一场没有终点的博弈，今日的隐忍，或许就是明日破局的伏笔。</w:t>
+        <w:t xml:space="preserve">岁月如刀，6月已过。🔍 冯怒潮 探索有收获。 🔍 破碗老爷 探索有收获。修仙之路，从不平静。</w:t>
+      </w:r>
+    </w:p>
+    <w:p>
+      <w:pPr>
+        <w:spacing w:after="60" w:before="60" w:line="360"/>
+        <w:ind w:firstLine="480"/>
+      </w:pPr>
+      <w:r>
+        <w:rPr>
+          <w:rFonts w:ascii="宋体" w:cs="宋体" w:eastAsia="宋体" w:hAnsi="宋体"/>
+          <w:sz w:val="24"/>
+          <w:szCs w:val="24"/>
+        </w:rPr>
+        <w:t xml:space="preserve">第7回合，天地间的棋局又落下了一颗子。🔍 铁牛 探索有收获。</w:t>
+      </w:r>
+    </w:p>
+    <w:p>
+      <w:pPr>
+        <w:spacing w:after="60" w:before="60" w:line="360"/>
+        <w:ind w:firstLine="480"/>
+      </w:pPr>
+      <w:r>
+        <w:rPr>
+          <w:rFonts w:ascii="宋体" w:cs="宋体" w:eastAsia="宋体" w:hAnsi="宋体"/>
+          <w:sz w:val="24"/>
+          <w:szCs w:val="24"/>
+        </w:rPr>
+        <w:t xml:space="preserve">冯怒潮探索，心道："先摸清周围情况，确认没有危险再说。 通缉令的事不能大意……"</w:t>
+      </w:r>
+    </w:p>
+    <w:p>
+      <w:pPr>
+        <w:spacing w:after="60" w:before="60" w:line="360"/>
+        <w:ind w:firstLine="480"/>
+      </w:pPr>
+      <w:r>
+        <w:rPr>
+          <w:rFonts w:ascii="宋体" w:cs="宋体" w:eastAsia="宋体" w:hAnsi="宋体"/>
+          <w:sz w:val="24"/>
+          <w:szCs w:val="24"/>
+        </w:rPr>
+        <w:t xml:space="preserve">陆霜华（练气九层）在灵脉荒野盘膝而坐，修炼《太清剑典（完本）》。心道："趁四下无人，偷偷修炼。苟着苟着就突破了。 通缉令的事不能大意……"</w:t>
+      </w:r>
+    </w:p>
+    <w:p>
+      <w:pPr>
+        <w:spacing w:after="60" w:before="60" w:line="360"/>
+        <w:ind w:firstLine="480"/>
+      </w:pPr>
+      <w:r>
+        <w:rPr>
+          <w:rFonts w:ascii="宋体" w:cs="宋体" w:eastAsia="宋体" w:hAnsi="宋体"/>
+          <w:sz w:val="24"/>
+          <w:szCs w:val="24"/>
+        </w:rPr>
+        <w:t xml:space="preserve">苏寒衣隐匿修为，心道："压制气息，装成练气三层的废材，绝不出头。 通缉令的事不能大意……"</w:t>
+      </w:r>
+    </w:p>
+    <w:p>
+      <w:pPr>
+        <w:spacing w:after="60" w:before="60" w:line="360"/>
+        <w:ind w:firstLine="480"/>
+      </w:pPr>
+      <w:r>
+        <w:rPr>
+          <w:rFonts w:ascii="宋体" w:cs="宋体" w:eastAsia="宋体" w:hAnsi="宋体"/>
+          <w:sz w:val="24"/>
+          <w:szCs w:val="24"/>
+        </w:rPr>
+        <w:t xml:space="preserve">魏玄机（练气十一层）在幽冥谷盘膝而坐，修炼《噬血魔经（上册）》。心道："趁四下无人，偷偷修炼。苟着苟着就突破了。 通缉令的事不能大意……"</w:t>
+      </w:r>
+    </w:p>
+    <w:p>
+      <w:pPr>
+        <w:spacing w:after="60" w:before="60" w:line="360"/>
+        <w:ind w:firstLine="480"/>
+      </w:pPr>
+      <w:r>
+        <w:rPr>
+          <w:rFonts w:ascii="宋体" w:cs="宋体" w:eastAsia="宋体" w:hAnsi="宋体"/>
+          <w:sz w:val="24"/>
+          <w:szCs w:val="24"/>
+        </w:rPr>
+        <w:t xml:space="preserve">孟长歌（练气九层）在灵脉荒野盘膝而坐，修炼《玄灵决（残本）》。心道："修炼为要，厚积薄发。"</w:t>
+      </w:r>
+    </w:p>
+    <w:p>
+      <w:pPr>
+        <w:spacing w:after="60" w:before="60" w:line="360"/>
+        <w:ind w:firstLine="480"/>
+      </w:pPr>
+      <w:r>
+        <w:rPr>
+          <w:rFonts w:ascii="宋体" w:cs="宋体" w:eastAsia="宋体" w:hAnsi="宋体"/>
+          <w:sz w:val="24"/>
+          <w:szCs w:val="24"/>
+        </w:rPr>
+        <w:t xml:space="preserve">老赵掌柜探索，心道："先摸清周围情况，确认没有危险再说。 通缉令的事不能大意……"</w:t>
+      </w:r>
+    </w:p>
+    <w:p>
+      <w:pPr>
+        <w:spacing w:after="60" w:before="60" w:line="360"/>
+        <w:ind w:firstLine="480"/>
+      </w:pPr>
+      <w:r>
+        <w:rPr>
+          <w:rFonts w:ascii="宋体" w:cs="宋体" w:eastAsia="宋体" w:hAnsi="宋体"/>
+          <w:sz w:val="24"/>
+          <w:szCs w:val="24"/>
+        </w:rPr>
+        <w:t xml:space="preserve">冯怒潮突破至练气八层，又一人踏上了更高的修炼之路。</w:t>
+      </w:r>
+    </w:p>
+    <w:p>
+      <w:pPr>
+        <w:spacing w:after="60" w:before="60" w:line="360"/>
+        <w:ind w:firstLine="480"/>
+      </w:pPr>
+      <w:r>
+        <w:rPr>
+          <w:rFonts w:ascii="宋体" w:cs="宋体" w:eastAsia="宋体" w:hAnsi="宋体"/>
+          <w:sz w:val="24"/>
+          <w:szCs w:val="24"/>
+        </w:rPr>
+        <w:t xml:space="preserve">🔍 冯怒潮 探索有收获。</w:t>
+      </w:r>
+    </w:p>
+    <w:p>
+      <w:pPr>
+        <w:spacing w:after="60" w:before="60" w:line="360"/>
+        <w:ind w:firstLine="480"/>
+      </w:pPr>
+      <w:r>
+        <w:rPr>
+          <w:rFonts w:ascii="宋体" w:cs="宋体" w:eastAsia="宋体" w:hAnsi="宋体"/>
+          <w:sz w:val="24"/>
+          <w:szCs w:val="24"/>
+        </w:rPr>
+        <w:t xml:space="preserve">🔍 破碗老爷 探索有收获。</w:t>
       </w:r>
     </w:p>
     <w:p>
@@ -512,7 +540,7 @@
           <w:sz w:val="18"/>
           <w:szCs w:val="18"/>
         </w:rPr>
-        <w:t xml:space="preserve">[数据] 存活修士：20人 | 大事件：6件</w:t>
+        <w:t xml:space="preserve">[数据] 存活修士：20人 | 突破：1次 | 大事件：5件</w:t>
       </w:r>
     </w:p>
     <w:p>

--- a/xianxia_story.docx
+++ b/xianxia_story.docx
@@ -617,133 +617,147 @@
           <w:sz w:val="24"/>
           <w:szCs w:val="24"/>
         </w:rPr>
-        <w:t xml:space="preserve">岁月如流，第11月至第15月间，苍渺大陆的天地依旧运转，20名修士各怀心思，散落在这片天地的各个角落。</w:t>
-      </w:r>
-    </w:p>
-    <w:p>
-      <w:pPr>
-        <w:spacing w:after="60" w:before="60" w:line="360"/>
-        <w:ind w:firstLine="480"/>
-      </w:pPr>
-      <w:r>
-        <w:rPr>
-          <w:rFonts w:ascii="宋体" w:cs="宋体" w:eastAsia="宋体" w:hAnsi="宋体"/>
-          <w:sz w:val="24"/>
-          <w:szCs w:val="24"/>
-        </w:rPr>
-        <w:t xml:space="preserve">这段时日，苍渺大陆有1位修士成功突破境界，灵力冲关之时，天地间隐隐有灵气震荡，引得周围之人侧目。</w:t>
-      </w:r>
-    </w:p>
-    <w:p>
-      <w:pPr>
-        <w:spacing w:after="60" w:before="60" w:line="360"/>
-        <w:ind w:firstLine="480"/>
-      </w:pPr>
-      <w:r>
-        <w:rPr>
-          <w:rFonts w:ascii="宋体" w:cs="宋体" w:eastAsia="宋体" w:hAnsi="宋体"/>
-          <w:sz w:val="24"/>
-          <w:szCs w:val="24"/>
-        </w:rPr>
-        <w:t xml:space="preserve">与此同时，天地间接连发生了5件大事，牵动着每一位修士的神经，有人欣喜若狂，有人如临大敌。</w:t>
-      </w:r>
-    </w:p>
-    <w:p>
-      <w:pPr>
-        <w:spacing w:after="60" w:before="60" w:line="360"/>
-        <w:ind w:firstLine="480"/>
-      </w:pPr>
-      <w:r>
-        <w:rPr>
-          <w:rFonts w:ascii="宋体" w:cs="宋体" w:eastAsia="宋体" w:hAnsi="宋体"/>
-          <w:sz w:val="24"/>
-          <w:szCs w:val="24"/>
-        </w:rPr>
-        <w:t xml:space="preserve">【修士动向】</w:t>
-      </w:r>
-    </w:p>
-    <w:p>
-      <w:pPr>
-        <w:spacing w:after="60" w:before="60" w:line="360"/>
-        <w:ind w:firstLine="480"/>
-      </w:pPr>
-      <w:r>
-        <w:rPr>
-          <w:rFonts w:ascii="宋体" w:cs="宋体" w:eastAsia="宋体" w:hAnsi="宋体"/>
-          <w:sz w:val="24"/>
-          <w:szCs w:val="24"/>
-        </w:rPr>
-        <w:t xml:space="preserve">冯怒潮（练气七层）蛰伏于灵脉荒野，压制气息，深藏不露，手中握着800枚灵石却从不张扬。</w:t>
-      </w:r>
-    </w:p>
-    <w:p>
-      <w:pPr>
-        <w:spacing w:after="60" w:before="60" w:line="360"/>
-        <w:ind w:firstLine="480"/>
-      </w:pPr>
-      <w:r>
-        <w:rPr>
-          <w:rFonts w:ascii="宋体" w:cs="宋体" w:eastAsia="宋体" w:hAnsi="宋体"/>
-          <w:sz w:val="24"/>
-          <w:szCs w:val="24"/>
-        </w:rPr>
-        <w:t xml:space="preserve">陆霜华（练气九层）驻守于灵脉荒野，修炼正道功法，浩然之气渐浓，灵石储量已达1232枚。</w:t>
-      </w:r>
-    </w:p>
-    <w:p>
-      <w:pPr>
-        <w:spacing w:after="60" w:before="60" w:line="360"/>
-        <w:ind w:firstLine="480"/>
-      </w:pPr>
-      <w:r>
-        <w:rPr>
-          <w:rFonts w:ascii="宋体" w:cs="宋体" w:eastAsia="宋体" w:hAnsi="宋体"/>
-          <w:sz w:val="24"/>
-          <w:szCs w:val="24"/>
-        </w:rPr>
-        <w:t xml:space="preserve">苏寒衣（练气七层）游走于灵脉荒野，血煞之气暗涌，外表平静之下是随时可能爆发的杀意，积攒着3000枚灵石待价而沽。</w:t>
-      </w:r>
-    </w:p>
-    <w:p>
-      <w:pPr>
-        <w:spacing w:after="60" w:before="60" w:line="360"/>
-        <w:ind w:firstLine="480"/>
-      </w:pPr>
-      <w:r>
-        <w:rPr>
-          <w:rFonts w:ascii="宋体" w:cs="宋体" w:eastAsia="宋体" w:hAnsi="宋体"/>
-          <w:sz w:val="24"/>
-          <w:szCs w:val="24"/>
-        </w:rPr>
-        <w:t xml:space="preserve">魏玄机（练气十层）立于幽冥谷，眼神凌厉，400枚灵石的身家让他愈发自信。</w:t>
-      </w:r>
-    </w:p>
-    <w:p>
-      <w:pPr>
-        <w:spacing w:after="60" w:before="60" w:line="360"/>
-        <w:ind w:firstLine="480"/>
-      </w:pPr>
-      <w:r>
-        <w:rPr>
-          <w:rFonts w:ascii="宋体" w:cs="宋体" w:eastAsia="宋体" w:hAnsi="宋体"/>
-          <w:sz w:val="24"/>
-          <w:szCs w:val="24"/>
-        </w:rPr>
-        <w:t xml:space="preserve">孟长歌（练气九层）活跃于灵脉荒野，笑眯眯地与人周旋，手头已积累881枚灵石。</w:t>
-      </w:r>
-    </w:p>
-    <w:p>
-      <w:pPr>
-        <w:spacing w:after="60" w:before="60" w:line="360"/>
-        <w:ind w:firstLine="480"/>
-      </w:pPr>
-      <w:r>
-        <w:rPr>
-          <w:rFonts w:ascii="宋体" w:cs="宋体" w:eastAsia="宋体" w:hAnsi="宋体"/>
-          <w:sz w:val="24"/>
-          <w:szCs w:val="24"/>
-        </w:rPr>
-        <w:t xml:space="preserve">天道运转，因果轮回。这片大陆上的每一个生命，都在写着属于自己的故事。</w:t>
+        <w:t xml:space="preserve">第11回合，天地间的棋局又落下了一颗子。无人动手，但刀已出鞘——只差一个契机。</w:t>
+      </w:r>
+    </w:p>
+    <w:p>
+      <w:pPr>
+        <w:spacing w:after="60" w:before="60" w:line="360"/>
+        <w:ind w:firstLine="480"/>
+      </w:pPr>
+      <w:r>
+        <w:rPr>
+          <w:rFonts w:ascii="宋体" w:cs="宋体" w:eastAsia="宋体" w:hAnsi="宋体"/>
+          <w:sz w:val="24"/>
+          <w:szCs w:val="24"/>
+        </w:rPr>
+        <w:t xml:space="preserve">第12回合，天地间的棋局又落下了一颗子。🔍 冯怒潮 探索有收获。</w:t>
+      </w:r>
+    </w:p>
+    <w:p>
+      <w:pPr>
+        <w:spacing w:after="60" w:before="60" w:line="360"/>
+        <w:ind w:firstLine="480"/>
+      </w:pPr>
+      <w:r>
+        <w:rPr>
+          <w:rFonts w:ascii="宋体" w:cs="宋体" w:eastAsia="宋体" w:hAnsi="宋体"/>
+          <w:sz w:val="24"/>
+          <w:szCs w:val="24"/>
+        </w:rPr>
+        <w:t xml:space="preserve">冯怒潮（练气八层）在灵脉荒野盘膝而坐，修炼《玄灵决（残本）》。心道："趁四下无人，偷偷修炼。苟着苟着就突破了。 通缉令的事不能大意……"</w:t>
+      </w:r>
+    </w:p>
+    <w:p>
+      <w:pPr>
+        <w:spacing w:after="60" w:before="60" w:line="360"/>
+        <w:ind w:firstLine="480"/>
+      </w:pPr>
+      <w:r>
+        <w:rPr>
+          <w:rFonts w:ascii="宋体" w:cs="宋体" w:eastAsia="宋体" w:hAnsi="宋体"/>
+          <w:sz w:val="24"/>
+          <w:szCs w:val="24"/>
+        </w:rPr>
+        <w:t xml:space="preserve">陆霜华（练气九层）在灵脉荒野盘膝而坐，修炼《太清剑典（完本）》。心道："修炼为要，厚积薄发。"</w:t>
+      </w:r>
+    </w:p>
+    <w:p>
+      <w:pPr>
+        <w:spacing w:after="60" w:before="60" w:line="360"/>
+        <w:ind w:firstLine="480"/>
+      </w:pPr>
+      <w:r>
+        <w:rPr>
+          <w:rFonts w:ascii="宋体" w:cs="宋体" w:eastAsia="宋体" w:hAnsi="宋体"/>
+          <w:sz w:val="24"/>
+          <w:szCs w:val="24"/>
+        </w:rPr>
+        <w:t xml:space="preserve">苏寒衣探索，心道："先摸清周围情况，确认没有危险再说。 通缉令的事不能大意……"</w:t>
+      </w:r>
+    </w:p>
+    <w:p>
+      <w:pPr>
+        <w:spacing w:after="60" w:before="60" w:line="360"/>
+        <w:ind w:firstLine="480"/>
+      </w:pPr>
+      <w:r>
+        <w:rPr>
+          <w:rFonts w:ascii="宋体" w:cs="宋体" w:eastAsia="宋体" w:hAnsi="宋体"/>
+          <w:sz w:val="24"/>
+          <w:szCs w:val="24"/>
+        </w:rPr>
+        <w:t xml:space="preserve">魏玄机移动，心道："人少的地方才安全，溜去荒野修炼。 通缉令的事不能大意……"</w:t>
+      </w:r>
+    </w:p>
+    <w:p>
+      <w:pPr>
+        <w:spacing w:after="60" w:before="60" w:line="360"/>
+        <w:ind w:firstLine="480"/>
+      </w:pPr>
+      <w:r>
+        <w:rPr>
+          <w:rFonts w:ascii="宋体" w:cs="宋体" w:eastAsia="宋体" w:hAnsi="宋体"/>
+          <w:sz w:val="24"/>
+          <w:szCs w:val="24"/>
+        </w:rPr>
+        <w:t xml:space="preserve">孟长歌隐匿修为，心道："压制气息，装成练气三层的废材，绝不出头。 通缉令的事不能大意……"</w:t>
+      </w:r>
+    </w:p>
+    <w:p>
+      <w:pPr>
+        <w:spacing w:after="60" w:before="60" w:line="360"/>
+        <w:ind w:firstLine="480"/>
+      </w:pPr>
+      <w:r>
+        <w:rPr>
+          <w:rFonts w:ascii="宋体" w:cs="宋体" w:eastAsia="宋体" w:hAnsi="宋体"/>
+          <w:sz w:val="24"/>
+          <w:szCs w:val="24"/>
+        </w:rPr>
+        <w:t xml:space="preserve">老赵掌柜闭关修炼，心道："修炼也是投资！实力提升了，买卖才能做大！ 这波肯定能发财！"</w:t>
+      </w:r>
+    </w:p>
+    <w:p>
+      <w:pPr>
+        <w:spacing w:after="60" w:before="60" w:line="360"/>
+        <w:ind w:firstLine="480"/>
+      </w:pPr>
+      <w:r>
+        <w:rPr>
+          <w:rFonts w:ascii="宋体" w:cs="宋体" w:eastAsia="宋体" w:hAnsi="宋体"/>
+          <w:sz w:val="24"/>
+          <w:szCs w:val="24"/>
+        </w:rPr>
+        <w:t xml:space="preserve">黑风寨主突破至练气二层，又一人踏上了更高的修炼之路。</w:t>
+      </w:r>
+    </w:p>
+    <w:p>
+      <w:pPr>
+        <w:spacing w:after="60" w:before="60" w:line="360"/>
+        <w:ind w:firstLine="480"/>
+      </w:pPr>
+      <w:r>
+        <w:rPr>
+          <w:rFonts w:ascii="宋体" w:cs="宋体" w:eastAsia="宋体" w:hAnsi="宋体"/>
+          <w:sz w:val="24"/>
+          <w:szCs w:val="24"/>
+        </w:rPr>
+        <w:t xml:space="preserve">🔍 冯怒潮 探索有收获。</w:t>
+      </w:r>
+    </w:p>
+    <w:p>
+      <w:pPr>
+        <w:spacing w:after="60" w:before="60" w:line="360"/>
+        <w:ind w:firstLine="480"/>
+      </w:pPr>
+      <w:r>
+        <w:rPr>
+          <w:rFonts w:ascii="宋体" w:cs="宋体" w:eastAsia="宋体" w:hAnsi="宋体"/>
+          <w:sz w:val="24"/>
+          <w:szCs w:val="24"/>
+        </w:rPr>
+        <w:t xml:space="preserve">🔍 铁牛 探索有收获。</w:t>
       </w:r>
     </w:p>
     <w:p>
@@ -760,7 +774,7 @@
           <w:sz w:val="18"/>
           <w:szCs w:val="18"/>
         </w:rPr>
-        <w:t xml:space="preserve">[数据] 存活修士：20人 | 突破：1次 | 大事件：5件</w:t>
+        <w:t xml:space="preserve">[数据] 存活修士：20人 | 突破：1次 | 大事件：6件</w:t>
       </w:r>
     </w:p>
     <w:p>
@@ -778,638 +792,6 @@
           <w:szCs w:val="28"/>
         </w:rPr>
         <w:t xml:space="preserve">第16月至第20月</w:t>
-      </w:r>
-    </w:p>
-    <w:p>
-      <w:pPr>
-        <w:spacing w:after="200" w:before="200"/>
-        <w:jc w:val="center"/>
-      </w:pPr>
-      <w:r>
-        <w:drawing>
-          <wp:inline distT="0" distB="0" distL="0" distR="0">
-            <wp:extent cx="3810000" cy="2667000"/>
-            <wp:effectExtent t="0" r="0" b="0" l="0"/>
-            <wp:docPr id="1" name="illustration" descr="AI生成配图" title="章节配图"/>
-            <wp:cNvGraphicFramePr>
-              <a:graphicFrameLocks xmlns:a="http://schemas.openxmlformats.org/drawingml/2006/main" noChangeAspect="1"/>
-            </wp:cNvGraphicFramePr>
-            <a:graphic xmlns:a="http://schemas.openxmlformats.org/drawingml/2006/main">
-              <a:graphicData uri="http://schemas.openxmlformats.org/drawingml/2006/picture">
-                <pic:pic xmlns:pic="http://schemas.openxmlformats.org/drawingml/2006/picture">
-                  <pic:nvPicPr>
-                    <pic:cNvPr id="0" name="" descr=""/>
-                    <pic:cNvPicPr>
-                      <a:picLocks noChangeAspect="1" noChangeArrowheads="1"/>
-                    </pic:cNvPicPr>
-                  </pic:nvPicPr>
-                  <pic:blipFill>
-                    <a:blip r:embed="rId11" cstate="none"/>
-                    <a:srcRect/>
-                    <a:stretch>
-                      <a:fillRect/>
-                    </a:stretch>
-                  </pic:blipFill>
-                  <pic:spPr bwMode="auto">
-                    <a:xfrm>
-                      <a:off x="0" y="0"/>
-                      <a:ext cx="3810000" cy="2667000"/>
-                    </a:xfrm>
-                    <a:prstGeom prst="rect">
-                      <a:avLst/>
-                    </a:prstGeom>
-                  </pic:spPr>
-                </pic:pic>
-              </a:graphicData>
-            </a:graphic>
-          </wp:inline>
-        </w:drawing>
-      </w:r>
-    </w:p>
-    <w:p>
-      <w:pPr>
-        <w:spacing w:after="60" w:before="60" w:line="360"/>
-        <w:ind w:firstLine="480"/>
-      </w:pPr>
-      <w:r>
-        <w:rPr>
-          <w:rFonts w:ascii="宋体" w:cs="宋体" w:eastAsia="宋体" w:hAnsi="宋体"/>
-          <w:sz w:val="24"/>
-          <w:szCs w:val="24"/>
-        </w:rPr>
-        <w:t xml:space="preserve">岁月如流，第16月至第20月间，苍渺大陆的天地依旧运转，20名修士各怀心思，散落在这片天地的各个角落。</w:t>
-      </w:r>
-    </w:p>
-    <w:p>
-      <w:pPr>
-        <w:spacing w:after="60" w:before="60" w:line="360"/>
-        <w:ind w:firstLine="480"/>
-      </w:pPr>
-      <w:r>
-        <w:rPr>
-          <w:rFonts w:ascii="宋体" w:cs="宋体" w:eastAsia="宋体" w:hAnsi="宋体"/>
-          <w:sz w:val="24"/>
-          <w:szCs w:val="24"/>
-        </w:rPr>
-        <w:t xml:space="preserve">与此同时，天地间接连发生了6件大事，牵动着每一位修士的神经，有人欣喜若狂，有人如临大敌。</w:t>
-      </w:r>
-    </w:p>
-    <w:p>
-      <w:pPr>
-        <w:spacing w:after="60" w:before="60" w:line="360"/>
-        <w:ind w:firstLine="480"/>
-      </w:pPr>
-      <w:r>
-        <w:rPr>
-          <w:rFonts w:ascii="宋体" w:cs="宋体" w:eastAsia="宋体" w:hAnsi="宋体"/>
-          <w:sz w:val="24"/>
-          <w:szCs w:val="24"/>
-        </w:rPr>
-        <w:t xml:space="preserve">【修士动向】</w:t>
-      </w:r>
-    </w:p>
-    <w:p>
-      <w:pPr>
-        <w:spacing w:after="60" w:before="60" w:line="360"/>
-        <w:ind w:firstLine="480"/>
-      </w:pPr>
-      <w:r>
-        <w:rPr>
-          <w:rFonts w:ascii="宋体" w:cs="宋体" w:eastAsia="宋体" w:hAnsi="宋体"/>
-          <w:sz w:val="24"/>
-          <w:szCs w:val="24"/>
-        </w:rPr>
-        <w:t xml:space="preserve">冯怒潮（练气七层）蛰伏于灵脉荒野，压制气息，深藏不露，手中握着800枚灵石却从不张扬。</w:t>
-      </w:r>
-    </w:p>
-    <w:p>
-      <w:pPr>
-        <w:spacing w:after="60" w:before="60" w:line="360"/>
-        <w:ind w:firstLine="480"/>
-      </w:pPr>
-      <w:r>
-        <w:rPr>
-          <w:rFonts w:ascii="宋体" w:cs="宋体" w:eastAsia="宋体" w:hAnsi="宋体"/>
-          <w:sz w:val="24"/>
-          <w:szCs w:val="24"/>
-        </w:rPr>
-        <w:t xml:space="preserve">陆霜华（练气九层）驻守于灵脉荒野，修炼正道功法，浩然之气渐浓，灵石储量已达1232枚。</w:t>
-      </w:r>
-    </w:p>
-    <w:p>
-      <w:pPr>
-        <w:spacing w:after="60" w:before="60" w:line="360"/>
-        <w:ind w:firstLine="480"/>
-      </w:pPr>
-      <w:r>
-        <w:rPr>
-          <w:rFonts w:ascii="宋体" w:cs="宋体" w:eastAsia="宋体" w:hAnsi="宋体"/>
-          <w:sz w:val="24"/>
-          <w:szCs w:val="24"/>
-        </w:rPr>
-        <w:t xml:space="preserve">苏寒衣（练气七层）游走于灵脉荒野，血煞之气暗涌，外表平静之下是随时可能爆发的杀意，积攒着3000枚灵石待价而沽。</w:t>
-      </w:r>
-    </w:p>
-    <w:p>
-      <w:pPr>
-        <w:spacing w:after="60" w:before="60" w:line="360"/>
-        <w:ind w:firstLine="480"/>
-      </w:pPr>
-      <w:r>
-        <w:rPr>
-          <w:rFonts w:ascii="宋体" w:cs="宋体" w:eastAsia="宋体" w:hAnsi="宋体"/>
-          <w:sz w:val="24"/>
-          <w:szCs w:val="24"/>
-        </w:rPr>
-        <w:t xml:space="preserve">魏玄机（练气十层）立于幽冥谷，眼神凌厉，400枚灵石的身家让他愈发自信。</w:t>
-      </w:r>
-    </w:p>
-    <w:p>
-      <w:pPr>
-        <w:spacing w:after="60" w:before="60" w:line="360"/>
-        <w:ind w:firstLine="480"/>
-      </w:pPr>
-      <w:r>
-        <w:rPr>
-          <w:rFonts w:ascii="宋体" w:cs="宋体" w:eastAsia="宋体" w:hAnsi="宋体"/>
-          <w:sz w:val="24"/>
-          <w:szCs w:val="24"/>
-        </w:rPr>
-        <w:t xml:space="preserve">孟长歌（练气九层）活跃于灵脉荒野，笑眯眯地与人周旋，手头已积累881枚灵石。</w:t>
-      </w:r>
-    </w:p>
-    <w:p>
-      <w:pPr>
-        <w:spacing w:after="60" w:before="60" w:line="360"/>
-        <w:ind w:firstLine="480"/>
-      </w:pPr>
-      <w:r>
-        <w:rPr>
-          <w:rFonts w:ascii="宋体" w:cs="宋体" w:eastAsia="宋体" w:hAnsi="宋体"/>
-          <w:sz w:val="24"/>
-          <w:szCs w:val="24"/>
-        </w:rPr>
-        <w:t xml:space="preserve">灵气浮动，杀机暗藏。苍渺大陆的棋局，还远未到落子之时。</w:t>
-      </w:r>
-    </w:p>
-    <w:p>
-      <w:pPr>
-        <w:spacing w:after="200" w:before="100"/>
-        <w:jc w:val="right"/>
-      </w:pPr>
-      <w:r>
-        <w:rPr>
-          <w:rFonts w:ascii="宋体" w:cs="宋体" w:eastAsia="宋体" w:hAnsi="宋体"/>
-          <w:i/>
-          <w:iCs/>
-          <w:color w:val="888888"/>
-          <w:sz w:val="18"/>
-          <w:szCs w:val="18"/>
-        </w:rPr>
-        <w:t xml:space="preserve">[数据] 存活修士：20人 | 大事件：6件</w:t>
-      </w:r>
-    </w:p>
-    <w:p>
-      <w:pPr>
-        <w:pStyle w:val="Heading2"/>
-        <w:spacing w:after="150" w:before="300"/>
-      </w:pPr>
-      <w:r>
-        <w:rPr>
-          <w:rFonts w:ascii="宋体" w:cs="宋体" w:eastAsia="宋体" w:hAnsi="宋体"/>
-          <w:b/>
-          <w:bCs/>
-          <w:color w:val="6B3A1F"/>
-          <w:sz w:val="28"/>
-          <w:szCs w:val="28"/>
-        </w:rPr>
-        <w:t xml:space="preserve">第21月至第25月</w:t>
-      </w:r>
-    </w:p>
-    <w:p>
-      <w:pPr>
-        <w:spacing w:after="200" w:before="200"/>
-        <w:jc w:val="center"/>
-      </w:pPr>
-      <w:r>
-        <w:drawing>
-          <wp:inline distT="0" distB="0" distL="0" distR="0">
-            <wp:extent cx="3810000" cy="2667000"/>
-            <wp:effectExtent t="0" r="0" b="0" l="0"/>
-            <wp:docPr id="1" name="illustration" descr="AI生成配图" title="章节配图"/>
-            <wp:cNvGraphicFramePr>
-              <a:graphicFrameLocks xmlns:a="http://schemas.openxmlformats.org/drawingml/2006/main" noChangeAspect="1"/>
-            </wp:cNvGraphicFramePr>
-            <a:graphic xmlns:a="http://schemas.openxmlformats.org/drawingml/2006/main">
-              <a:graphicData uri="http://schemas.openxmlformats.org/drawingml/2006/picture">
-                <pic:pic xmlns:pic="http://schemas.openxmlformats.org/drawingml/2006/picture">
-                  <pic:nvPicPr>
-                    <pic:cNvPr id="0" name="" descr=""/>
-                    <pic:cNvPicPr>
-                      <a:picLocks noChangeAspect="1" noChangeArrowheads="1"/>
-                    </pic:cNvPicPr>
-                  </pic:nvPicPr>
-                  <pic:blipFill>
-                    <a:blip r:embed="rId11" cstate="none"/>
-                    <a:srcRect/>
-                    <a:stretch>
-                      <a:fillRect/>
-                    </a:stretch>
-                  </pic:blipFill>
-                  <pic:spPr bwMode="auto">
-                    <a:xfrm>
-                      <a:off x="0" y="0"/>
-                      <a:ext cx="3810000" cy="2667000"/>
-                    </a:xfrm>
-                    <a:prstGeom prst="rect">
-                      <a:avLst/>
-                    </a:prstGeom>
-                  </pic:spPr>
-                </pic:pic>
-              </a:graphicData>
-            </a:graphic>
-          </wp:inline>
-        </w:drawing>
-      </w:r>
-    </w:p>
-    <w:p>
-      <w:pPr>
-        <w:spacing w:after="60" w:before="60" w:line="360"/>
-        <w:ind w:firstLine="480"/>
-      </w:pPr>
-      <w:r>
-        <w:rPr>
-          <w:rFonts w:ascii="宋体" w:cs="宋体" w:eastAsia="宋体" w:hAnsi="宋体"/>
-          <w:sz w:val="24"/>
-          <w:szCs w:val="24"/>
-        </w:rPr>
-        <w:t xml:space="preserve">岁月如流，第21月至第25月间，苍渺大陆的天地依旧运转，20名修士各怀心思，散落在这片天地的各个角落。</w:t>
-      </w:r>
-    </w:p>
-    <w:p>
-      <w:pPr>
-        <w:spacing w:after="60" w:before="60" w:line="360"/>
-        <w:ind w:firstLine="480"/>
-      </w:pPr>
-      <w:r>
-        <w:rPr>
-          <w:rFonts w:ascii="宋体" w:cs="宋体" w:eastAsia="宋体" w:hAnsi="宋体"/>
-          <w:sz w:val="24"/>
-          <w:szCs w:val="24"/>
-        </w:rPr>
-        <w:t xml:space="preserve">与此同时，天地间接连发生了5件大事，牵动着每一位修士的神经，有人欣喜若狂，有人如临大敌。</w:t>
-      </w:r>
-    </w:p>
-    <w:p>
-      <w:pPr>
-        <w:spacing w:after="60" w:before="60" w:line="360"/>
-        <w:ind w:firstLine="480"/>
-      </w:pPr>
-      <w:r>
-        <w:rPr>
-          <w:rFonts w:ascii="宋体" w:cs="宋体" w:eastAsia="宋体" w:hAnsi="宋体"/>
-          <w:sz w:val="24"/>
-          <w:szCs w:val="24"/>
-        </w:rPr>
-        <w:t xml:space="preserve">【修士动向】</w:t>
-      </w:r>
-    </w:p>
-    <w:p>
-      <w:pPr>
-        <w:spacing w:after="60" w:before="60" w:line="360"/>
-        <w:ind w:firstLine="480"/>
-      </w:pPr>
-      <w:r>
-        <w:rPr>
-          <w:rFonts w:ascii="宋体" w:cs="宋体" w:eastAsia="宋体" w:hAnsi="宋体"/>
-          <w:sz w:val="24"/>
-          <w:szCs w:val="24"/>
-        </w:rPr>
-        <w:t xml:space="preserve">冯怒潮（练气七层）蛰伏于灵脉荒野，压制气息，深藏不露，手中握着800枚灵石却从不张扬。</w:t>
-      </w:r>
-    </w:p>
-    <w:p>
-      <w:pPr>
-        <w:spacing w:after="60" w:before="60" w:line="360"/>
-        <w:ind w:firstLine="480"/>
-      </w:pPr>
-      <w:r>
-        <w:rPr>
-          <w:rFonts w:ascii="宋体" w:cs="宋体" w:eastAsia="宋体" w:hAnsi="宋体"/>
-          <w:sz w:val="24"/>
-          <w:szCs w:val="24"/>
-        </w:rPr>
-        <w:t xml:space="preserve">陆霜华（练气九层）驻守于灵脉荒野，修炼正道功法，浩然之气渐浓，灵石储量已达1232枚。</w:t>
-      </w:r>
-    </w:p>
-    <w:p>
-      <w:pPr>
-        <w:spacing w:after="60" w:before="60" w:line="360"/>
-        <w:ind w:firstLine="480"/>
-      </w:pPr>
-      <w:r>
-        <w:rPr>
-          <w:rFonts w:ascii="宋体" w:cs="宋体" w:eastAsia="宋体" w:hAnsi="宋体"/>
-          <w:sz w:val="24"/>
-          <w:szCs w:val="24"/>
-        </w:rPr>
-        <w:t xml:space="preserve">苏寒衣（练气七层）游走于灵脉荒野，血煞之气暗涌，外表平静之下是随时可能爆发的杀意，积攒着3000枚灵石待价而沽。</w:t>
-      </w:r>
-    </w:p>
-    <w:p>
-      <w:pPr>
-        <w:spacing w:after="60" w:before="60" w:line="360"/>
-        <w:ind w:firstLine="480"/>
-      </w:pPr>
-      <w:r>
-        <w:rPr>
-          <w:rFonts w:ascii="宋体" w:cs="宋体" w:eastAsia="宋体" w:hAnsi="宋体"/>
-          <w:sz w:val="24"/>
-          <w:szCs w:val="24"/>
-        </w:rPr>
-        <w:t xml:space="preserve">魏玄机（练气十层）立于幽冥谷，眼神凌厉，400枚灵石的身家让他愈发自信。</w:t>
-      </w:r>
-    </w:p>
-    <w:p>
-      <w:pPr>
-        <w:spacing w:after="60" w:before="60" w:line="360"/>
-        <w:ind w:firstLine="480"/>
-      </w:pPr>
-      <w:r>
-        <w:rPr>
-          <w:rFonts w:ascii="宋体" w:cs="宋体" w:eastAsia="宋体" w:hAnsi="宋体"/>
-          <w:sz w:val="24"/>
-          <w:szCs w:val="24"/>
-        </w:rPr>
-        <w:t xml:space="preserve">孟长歌（练气九层）活跃于灵脉荒野，笑眯眯地与人周旋，手头已积累881枚灵石。</w:t>
-      </w:r>
-    </w:p>
-    <w:p>
-      <w:pPr>
-        <w:spacing w:after="60" w:before="60" w:line="360"/>
-        <w:ind w:firstLine="480"/>
-      </w:pPr>
-      <w:r>
-        <w:rPr>
-          <w:rFonts w:ascii="宋体" w:cs="宋体" w:eastAsia="宋体" w:hAnsi="宋体"/>
-          <w:sz w:val="24"/>
-          <w:szCs w:val="24"/>
-        </w:rPr>
-        <w:t xml:space="preserve">修仙界从不缺少传说，但传说的背后，往往是无数人的血与泪。</w:t>
-      </w:r>
-    </w:p>
-    <w:p>
-      <w:pPr>
-        <w:spacing w:after="200" w:before="100"/>
-        <w:jc w:val="right"/>
-      </w:pPr>
-      <w:r>
-        <w:rPr>
-          <w:rFonts w:ascii="宋体" w:cs="宋体" w:eastAsia="宋体" w:hAnsi="宋体"/>
-          <w:i/>
-          <w:iCs/>
-          <w:color w:val="888888"/>
-          <w:sz w:val="18"/>
-          <w:szCs w:val="18"/>
-        </w:rPr>
-        <w:t xml:space="preserve">[数据] 存活修士：20人 | 大事件：5件</w:t>
-      </w:r>
-    </w:p>
-    <w:p>
-      <w:pPr>
-        <w:pStyle w:val="Heading2"/>
-        <w:spacing w:after="150" w:before="300"/>
-      </w:pPr>
-      <w:r>
-        <w:rPr>
-          <w:rFonts w:ascii="宋体" w:cs="宋体" w:eastAsia="宋体" w:hAnsi="宋体"/>
-          <w:b/>
-          <w:bCs/>
-          <w:color w:val="6B3A1F"/>
-          <w:sz w:val="28"/>
-          <w:szCs w:val="28"/>
-        </w:rPr>
-        <w:t xml:space="preserve">第26月至第30月</w:t>
-      </w:r>
-    </w:p>
-    <w:p>
-      <w:pPr>
-        <w:spacing w:after="200" w:before="200"/>
-        <w:jc w:val="center"/>
-      </w:pPr>
-      <w:r>
-        <w:drawing>
-          <wp:inline distT="0" distB="0" distL="0" distR="0">
-            <wp:extent cx="3810000" cy="2667000"/>
-            <wp:effectExtent t="0" r="0" b="0" l="0"/>
-            <wp:docPr id="1" name="illustration" descr="AI生成配图" title="章节配图"/>
-            <wp:cNvGraphicFramePr>
-              <a:graphicFrameLocks xmlns:a="http://schemas.openxmlformats.org/drawingml/2006/main" noChangeAspect="1"/>
-            </wp:cNvGraphicFramePr>
-            <a:graphic xmlns:a="http://schemas.openxmlformats.org/drawingml/2006/main">
-              <a:graphicData uri="http://schemas.openxmlformats.org/drawingml/2006/picture">
-                <pic:pic xmlns:pic="http://schemas.openxmlformats.org/drawingml/2006/picture">
-                  <pic:nvPicPr>
-                    <pic:cNvPr id="0" name="" descr=""/>
-                    <pic:cNvPicPr>
-                      <a:picLocks noChangeAspect="1" noChangeArrowheads="1"/>
-                    </pic:cNvPicPr>
-                  </pic:nvPicPr>
-                  <pic:blipFill>
-                    <a:blip r:embed="rId11" cstate="none"/>
-                    <a:srcRect/>
-                    <a:stretch>
-                      <a:fillRect/>
-                    </a:stretch>
-                  </pic:blipFill>
-                  <pic:spPr bwMode="auto">
-                    <a:xfrm>
-                      <a:off x="0" y="0"/>
-                      <a:ext cx="3810000" cy="2667000"/>
-                    </a:xfrm>
-                    <a:prstGeom prst="rect">
-                      <a:avLst/>
-                    </a:prstGeom>
-                  </pic:spPr>
-                </pic:pic>
-              </a:graphicData>
-            </a:graphic>
-          </wp:inline>
-        </w:drawing>
-      </w:r>
-    </w:p>
-    <w:p>
-      <w:pPr>
-        <w:spacing w:after="60" w:before="60" w:line="360"/>
-        <w:ind w:firstLine="480"/>
-      </w:pPr>
-      <w:r>
-        <w:rPr>
-          <w:rFonts w:ascii="宋体" w:cs="宋体" w:eastAsia="宋体" w:hAnsi="宋体"/>
-          <w:sz w:val="24"/>
-          <w:szCs w:val="24"/>
-        </w:rPr>
-        <w:t xml:space="preserve">岁月如流，第26月至第30月间，苍渺大陆的天地依旧运转，20名修士各怀心思，散落在这片天地的各个角落。</w:t>
-      </w:r>
-    </w:p>
-    <w:p>
-      <w:pPr>
-        <w:spacing w:after="60" w:before="60" w:line="360"/>
-        <w:ind w:firstLine="480"/>
-      </w:pPr>
-      <w:r>
-        <w:rPr>
-          <w:rFonts w:ascii="宋体" w:cs="宋体" w:eastAsia="宋体" w:hAnsi="宋体"/>
-          <w:sz w:val="24"/>
-          <w:szCs w:val="24"/>
-        </w:rPr>
-        <w:t xml:space="preserve">这段时日，苍渺大陆有1位修士成功突破境界，灵力冲关之时，天地间隐隐有灵气震荡，引得周围之人侧目。</w:t>
-      </w:r>
-    </w:p>
-    <w:p>
-      <w:pPr>
-        <w:spacing w:after="60" w:before="60" w:line="360"/>
-        <w:ind w:firstLine="480"/>
-      </w:pPr>
-      <w:r>
-        <w:rPr>
-          <w:rFonts w:ascii="宋体" w:cs="宋体" w:eastAsia="宋体" w:hAnsi="宋体"/>
-          <w:sz w:val="24"/>
-          <w:szCs w:val="24"/>
-        </w:rPr>
-        <w:t xml:space="preserve">与此同时，天地间接连发生了9件大事，牵动着每一位修士的神经，有人欣喜若狂，有人如临大敌。</w:t>
-      </w:r>
-    </w:p>
-    <w:p>
-      <w:pPr>
-        <w:spacing w:after="60" w:before="60" w:line="360"/>
-        <w:ind w:firstLine="480"/>
-      </w:pPr>
-      <w:r>
-        <w:rPr>
-          <w:rFonts w:ascii="宋体" w:cs="宋体" w:eastAsia="宋体" w:hAnsi="宋体"/>
-          <w:sz w:val="24"/>
-          <w:szCs w:val="24"/>
-        </w:rPr>
-        <w:t xml:space="preserve">【修士动向】</w:t>
-      </w:r>
-    </w:p>
-    <w:p>
-      <w:pPr>
-        <w:spacing w:after="60" w:before="60" w:line="360"/>
-        <w:ind w:firstLine="480"/>
-      </w:pPr>
-      <w:r>
-        <w:rPr>
-          <w:rFonts w:ascii="宋体" w:cs="宋体" w:eastAsia="宋体" w:hAnsi="宋体"/>
-          <w:sz w:val="24"/>
-          <w:szCs w:val="24"/>
-        </w:rPr>
-        <w:t xml:space="preserve">冯怒潮（练气七层）蛰伏于灵脉荒野，压制气息，深藏不露，手中握着800枚灵石却从不张扬。</w:t>
-      </w:r>
-    </w:p>
-    <w:p>
-      <w:pPr>
-        <w:spacing w:after="60" w:before="60" w:line="360"/>
-        <w:ind w:firstLine="480"/>
-      </w:pPr>
-      <w:r>
-        <w:rPr>
-          <w:rFonts w:ascii="宋体" w:cs="宋体" w:eastAsia="宋体" w:hAnsi="宋体"/>
-          <w:sz w:val="24"/>
-          <w:szCs w:val="24"/>
-        </w:rPr>
-        <w:t xml:space="preserve">陆霜华（练气九层）驻守于灵脉荒野，修炼正道功法，浩然之气渐浓，灵石储量已达1232枚。</w:t>
-      </w:r>
-    </w:p>
-    <w:p>
-      <w:pPr>
-        <w:spacing w:after="60" w:before="60" w:line="360"/>
-        <w:ind w:firstLine="480"/>
-      </w:pPr>
-      <w:r>
-        <w:rPr>
-          <w:rFonts w:ascii="宋体" w:cs="宋体" w:eastAsia="宋体" w:hAnsi="宋体"/>
-          <w:sz w:val="24"/>
-          <w:szCs w:val="24"/>
-        </w:rPr>
-        <w:t xml:space="preserve">苏寒衣（练气七层）游走于灵脉荒野，血煞之气暗涌，外表平静之下是随时可能爆发的杀意，积攒着3000枚灵石待价而沽。</w:t>
-      </w:r>
-    </w:p>
-    <w:p>
-      <w:pPr>
-        <w:spacing w:after="60" w:before="60" w:line="360"/>
-        <w:ind w:firstLine="480"/>
-      </w:pPr>
-      <w:r>
-        <w:rPr>
-          <w:rFonts w:ascii="宋体" w:cs="宋体" w:eastAsia="宋体" w:hAnsi="宋体"/>
-          <w:sz w:val="24"/>
-          <w:szCs w:val="24"/>
-        </w:rPr>
-        <w:t xml:space="preserve">魏玄机（练气十层）立于幽冥谷，眼神凌厉，400枚灵石的身家让他愈发自信。</w:t>
-      </w:r>
-    </w:p>
-    <w:p>
-      <w:pPr>
-        <w:spacing w:after="60" w:before="60" w:line="360"/>
-        <w:ind w:firstLine="480"/>
-      </w:pPr>
-      <w:r>
-        <w:rPr>
-          <w:rFonts w:ascii="宋体" w:cs="宋体" w:eastAsia="宋体" w:hAnsi="宋体"/>
-          <w:sz w:val="24"/>
-          <w:szCs w:val="24"/>
-        </w:rPr>
-        <w:t xml:space="preserve">孟长歌（练气九层）活跃于灵脉荒野，笑眯眯地与人周旋，手头已积累881枚灵石。</w:t>
-      </w:r>
-    </w:p>
-    <w:p>
-      <w:pPr>
-        <w:spacing w:after="60" w:before="60" w:line="360"/>
-        <w:ind w:firstLine="480"/>
-      </w:pPr>
-      <w:r>
-        <w:rPr>
-          <w:rFonts w:ascii="宋体" w:cs="宋体" w:eastAsia="宋体" w:hAnsi="宋体"/>
-          <w:sz w:val="24"/>
-          <w:szCs w:val="24"/>
-        </w:rPr>
-        <w:t xml:space="preserve">黑暗森林的法则从未改变——每一道看似平静的背后，都埋藏着随时引爆的危机。</w:t>
-      </w:r>
-    </w:p>
-    <w:p>
-      <w:pPr>
-        <w:spacing w:after="200" w:before="100"/>
-        <w:jc w:val="right"/>
-      </w:pPr>
-      <w:r>
-        <w:rPr>
-          <w:rFonts w:ascii="宋体" w:cs="宋体" w:eastAsia="宋体" w:hAnsi="宋体"/>
-          <w:i/>
-          <w:iCs/>
-          <w:color w:val="888888"/>
-          <w:sz w:val="18"/>
-          <w:szCs w:val="18"/>
-        </w:rPr>
-        <w:t xml:space="preserve">[数据] 存活修士：20人 | 突破：1次 | 大事件：9件</w:t>
-      </w:r>
-    </w:p>
-    <w:p>
-      <w:pPr>
-        <w:pStyle w:val="Heading2"/>
-        <w:spacing w:after="150" w:before="300"/>
-      </w:pPr>
-      <w:r>
-        <w:rPr>
-          <w:rFonts w:ascii="宋体" w:cs="宋体" w:eastAsia="宋体" w:hAnsi="宋体"/>
-          <w:b/>
-          <w:bCs/>
-          <w:color w:val="6B3A1F"/>
-          <w:sz w:val="28"/>
-          <w:szCs w:val="28"/>
-        </w:rPr>
-        <w:t xml:space="preserve">第31月至第35月</w:t>
       </w:r>
     </w:p>
     <w:p>
@@ -1469,35 +851,21 @@
           <w:sz w:val="24"/>
           <w:szCs w:val="24"/>
         </w:rPr>
-        <w:t xml:space="preserve">岁月如流，第31月至第35月间，苍渺大陆的天地依旧运转，20名修士各怀心思，散落在这片天地的各个角落。</w:t>
-      </w:r>
-    </w:p>
-    <w:p>
-      <w:pPr>
-        <w:spacing w:after="60" w:before="60" w:line="360"/>
-        <w:ind w:firstLine="480"/>
-      </w:pPr>
-      <w:r>
-        <w:rPr>
-          <w:rFonts w:ascii="宋体" w:cs="宋体" w:eastAsia="宋体" w:hAnsi="宋体"/>
-          <w:sz w:val="24"/>
-          <w:szCs w:val="24"/>
-        </w:rPr>
-        <w:t xml:space="preserve">这段时日，苍渺大陆有4位修士成功突破境界，灵力冲关之时，天地间隐隐有灵气震荡，引得周围之人侧目。</w:t>
-      </w:r>
-    </w:p>
-    <w:p>
-      <w:pPr>
-        <w:spacing w:after="60" w:before="60" w:line="360"/>
-        <w:ind w:firstLine="480"/>
-      </w:pPr>
-      <w:r>
-        <w:rPr>
-          <w:rFonts w:ascii="宋体" w:cs="宋体" w:eastAsia="宋体" w:hAnsi="宋体"/>
-          <w:sz w:val="24"/>
-          <w:szCs w:val="24"/>
-        </w:rPr>
-        <w:t xml:space="preserve">与此同时，天地间接连发生了10件大事，牵动着每一位修士的神经，有人欣喜若狂，有人如临大敌。</w:t>
+        <w:t xml:space="preserve">岁月如流，第16月至第20月间，苍渺大陆的天地依旧运转，20名修士各怀心思，散落在这片天地的各个角落。</w:t>
+      </w:r>
+    </w:p>
+    <w:p>
+      <w:pPr>
+        <w:spacing w:after="60" w:before="60" w:line="360"/>
+        <w:ind w:firstLine="480"/>
+      </w:pPr>
+      <w:r>
+        <w:rPr>
+          <w:rFonts w:ascii="宋体" w:cs="宋体" w:eastAsia="宋体" w:hAnsi="宋体"/>
+          <w:sz w:val="24"/>
+          <w:szCs w:val="24"/>
+        </w:rPr>
+        <w:t xml:space="preserve">与此同时，天地间接连发生了6件大事，牵动着每一位修士的神经，有人欣喜若狂，有人如临大敌。</w:t>
       </w:r>
     </w:p>
     <w:p>
@@ -1595,7 +963,7 @@
           <w:sz w:val="24"/>
           <w:szCs w:val="24"/>
         </w:rPr>
-        <w:t xml:space="preserve">修仙之路，本就是一场没有终点的博弈，今日的隐忍，或许就是明日破局的伏笔。</w:t>
+        <w:t xml:space="preserve">灵气浮动，杀机暗藏。苍渺大陆的棋局，还远未到落子之时。</w:t>
       </w:r>
     </w:p>
     <w:p>
@@ -1612,7 +980,7 @@
           <w:sz w:val="18"/>
           <w:szCs w:val="18"/>
         </w:rPr>
-        <w:t xml:space="preserve">[数据] 存活修士：20人 | 突破：4次 | 大事件：10件</w:t>
+        <w:t xml:space="preserve">[数据] 存活修士：20人 | 大事件：6件</w:t>
       </w:r>
     </w:p>
     <w:p>
@@ -1629,7 +997,433 @@
           <w:sz w:val="28"/>
           <w:szCs w:val="28"/>
         </w:rPr>
-        <w:t xml:space="preserve">第36月至第40月</w:t>
+        <w:t xml:space="preserve">第21月至第25月</w:t>
+      </w:r>
+    </w:p>
+    <w:p>
+      <w:pPr>
+        <w:spacing w:after="200" w:before="200"/>
+        <w:jc w:val="center"/>
+      </w:pPr>
+      <w:r>
+        <w:drawing>
+          <wp:inline distT="0" distB="0" distL="0" distR="0">
+            <wp:extent cx="3810000" cy="2667000"/>
+            <wp:effectExtent t="0" r="0" b="0" l="0"/>
+            <wp:docPr id="1" name="illustration" descr="AI生成配图" title="章节配图"/>
+            <wp:cNvGraphicFramePr>
+              <a:graphicFrameLocks xmlns:a="http://schemas.openxmlformats.org/drawingml/2006/main" noChangeAspect="1"/>
+            </wp:cNvGraphicFramePr>
+            <a:graphic xmlns:a="http://schemas.openxmlformats.org/drawingml/2006/main">
+              <a:graphicData uri="http://schemas.openxmlformats.org/drawingml/2006/picture">
+                <pic:pic xmlns:pic="http://schemas.openxmlformats.org/drawingml/2006/picture">
+                  <pic:nvPicPr>
+                    <pic:cNvPr id="0" name="" descr=""/>
+                    <pic:cNvPicPr>
+                      <a:picLocks noChangeAspect="1" noChangeArrowheads="1"/>
+                    </pic:cNvPicPr>
+                  </pic:nvPicPr>
+                  <pic:blipFill>
+                    <a:blip r:embed="rId12" cstate="none"/>
+                    <a:srcRect/>
+                    <a:stretch>
+                      <a:fillRect/>
+                    </a:stretch>
+                  </pic:blipFill>
+                  <pic:spPr bwMode="auto">
+                    <a:xfrm>
+                      <a:off x="0" y="0"/>
+                      <a:ext cx="3810000" cy="2667000"/>
+                    </a:xfrm>
+                    <a:prstGeom prst="rect">
+                      <a:avLst/>
+                    </a:prstGeom>
+                  </pic:spPr>
+                </pic:pic>
+              </a:graphicData>
+            </a:graphic>
+          </wp:inline>
+        </w:drawing>
+      </w:r>
+    </w:p>
+    <w:p>
+      <w:pPr>
+        <w:spacing w:after="60" w:before="60" w:line="360"/>
+        <w:ind w:firstLine="480"/>
+      </w:pPr>
+      <w:r>
+        <w:rPr>
+          <w:rFonts w:ascii="宋体" w:cs="宋体" w:eastAsia="宋体" w:hAnsi="宋体"/>
+          <w:sz w:val="24"/>
+          <w:szCs w:val="24"/>
+        </w:rPr>
+        <w:t xml:space="preserve">岁月如流，第21月至第25月间，苍渺大陆的天地依旧运转，20名修士各怀心思，散落在这片天地的各个角落。</w:t>
+      </w:r>
+    </w:p>
+    <w:p>
+      <w:pPr>
+        <w:spacing w:after="60" w:before="60" w:line="360"/>
+        <w:ind w:firstLine="480"/>
+      </w:pPr>
+      <w:r>
+        <w:rPr>
+          <w:rFonts w:ascii="宋体" w:cs="宋体" w:eastAsia="宋体" w:hAnsi="宋体"/>
+          <w:sz w:val="24"/>
+          <w:szCs w:val="24"/>
+        </w:rPr>
+        <w:t xml:space="preserve">与此同时，天地间接连发生了5件大事，牵动着每一位修士的神经，有人欣喜若狂，有人如临大敌。</w:t>
+      </w:r>
+    </w:p>
+    <w:p>
+      <w:pPr>
+        <w:spacing w:after="60" w:before="60" w:line="360"/>
+        <w:ind w:firstLine="480"/>
+      </w:pPr>
+      <w:r>
+        <w:rPr>
+          <w:rFonts w:ascii="宋体" w:cs="宋体" w:eastAsia="宋体" w:hAnsi="宋体"/>
+          <w:sz w:val="24"/>
+          <w:szCs w:val="24"/>
+        </w:rPr>
+        <w:t xml:space="preserve">【修士动向】</w:t>
+      </w:r>
+    </w:p>
+    <w:p>
+      <w:pPr>
+        <w:spacing w:after="60" w:before="60" w:line="360"/>
+        <w:ind w:firstLine="480"/>
+      </w:pPr>
+      <w:r>
+        <w:rPr>
+          <w:rFonts w:ascii="宋体" w:cs="宋体" w:eastAsia="宋体" w:hAnsi="宋体"/>
+          <w:sz w:val="24"/>
+          <w:szCs w:val="24"/>
+        </w:rPr>
+        <w:t xml:space="preserve">冯怒潮（练气七层）蛰伏于灵脉荒野，压制气息，深藏不露，手中握着800枚灵石却从不张扬。</w:t>
+      </w:r>
+    </w:p>
+    <w:p>
+      <w:pPr>
+        <w:spacing w:after="60" w:before="60" w:line="360"/>
+        <w:ind w:firstLine="480"/>
+      </w:pPr>
+      <w:r>
+        <w:rPr>
+          <w:rFonts w:ascii="宋体" w:cs="宋体" w:eastAsia="宋体" w:hAnsi="宋体"/>
+          <w:sz w:val="24"/>
+          <w:szCs w:val="24"/>
+        </w:rPr>
+        <w:t xml:space="preserve">陆霜华（练气九层）驻守于灵脉荒野，修炼正道功法，浩然之气渐浓，灵石储量已达1232枚。</w:t>
+      </w:r>
+    </w:p>
+    <w:p>
+      <w:pPr>
+        <w:spacing w:after="60" w:before="60" w:line="360"/>
+        <w:ind w:firstLine="480"/>
+      </w:pPr>
+      <w:r>
+        <w:rPr>
+          <w:rFonts w:ascii="宋体" w:cs="宋体" w:eastAsia="宋体" w:hAnsi="宋体"/>
+          <w:sz w:val="24"/>
+          <w:szCs w:val="24"/>
+        </w:rPr>
+        <w:t xml:space="preserve">苏寒衣（练气七层）游走于灵脉荒野，血煞之气暗涌，外表平静之下是随时可能爆发的杀意，积攒着3000枚灵石待价而沽。</w:t>
+      </w:r>
+    </w:p>
+    <w:p>
+      <w:pPr>
+        <w:spacing w:after="60" w:before="60" w:line="360"/>
+        <w:ind w:firstLine="480"/>
+      </w:pPr>
+      <w:r>
+        <w:rPr>
+          <w:rFonts w:ascii="宋体" w:cs="宋体" w:eastAsia="宋体" w:hAnsi="宋体"/>
+          <w:sz w:val="24"/>
+          <w:szCs w:val="24"/>
+        </w:rPr>
+        <w:t xml:space="preserve">魏玄机（练气十层）立于幽冥谷，眼神凌厉，400枚灵石的身家让他愈发自信。</w:t>
+      </w:r>
+    </w:p>
+    <w:p>
+      <w:pPr>
+        <w:spacing w:after="60" w:before="60" w:line="360"/>
+        <w:ind w:firstLine="480"/>
+      </w:pPr>
+      <w:r>
+        <w:rPr>
+          <w:rFonts w:ascii="宋体" w:cs="宋体" w:eastAsia="宋体" w:hAnsi="宋体"/>
+          <w:sz w:val="24"/>
+          <w:szCs w:val="24"/>
+        </w:rPr>
+        <w:t xml:space="preserve">孟长歌（练气九层）活跃于灵脉荒野，笑眯眯地与人周旋，手头已积累881枚灵石。</w:t>
+      </w:r>
+    </w:p>
+    <w:p>
+      <w:pPr>
+        <w:spacing w:after="60" w:before="60" w:line="360"/>
+        <w:ind w:firstLine="480"/>
+      </w:pPr>
+      <w:r>
+        <w:rPr>
+          <w:rFonts w:ascii="宋体" w:cs="宋体" w:eastAsia="宋体" w:hAnsi="宋体"/>
+          <w:sz w:val="24"/>
+          <w:szCs w:val="24"/>
+        </w:rPr>
+        <w:t xml:space="preserve">修仙界从不缺少传说，但传说的背后，往往是无数人的血与泪。</w:t>
+      </w:r>
+    </w:p>
+    <w:p>
+      <w:pPr>
+        <w:spacing w:after="200" w:before="100"/>
+        <w:jc w:val="right"/>
+      </w:pPr>
+      <w:r>
+        <w:rPr>
+          <w:rFonts w:ascii="宋体" w:cs="宋体" w:eastAsia="宋体" w:hAnsi="宋体"/>
+          <w:i/>
+          <w:iCs/>
+          <w:color w:val="888888"/>
+          <w:sz w:val="18"/>
+          <w:szCs w:val="18"/>
+        </w:rPr>
+        <w:t xml:space="preserve">[数据] 存活修士：20人 | 大事件：5件</w:t>
+      </w:r>
+    </w:p>
+    <w:p>
+      <w:pPr>
+        <w:pStyle w:val="Heading2"/>
+        <w:spacing w:after="150" w:before="300"/>
+      </w:pPr>
+      <w:r>
+        <w:rPr>
+          <w:rFonts w:ascii="宋体" w:cs="宋体" w:eastAsia="宋体" w:hAnsi="宋体"/>
+          <w:b/>
+          <w:bCs/>
+          <w:color w:val="6B3A1F"/>
+          <w:sz w:val="28"/>
+          <w:szCs w:val="28"/>
+        </w:rPr>
+        <w:t xml:space="preserve">第26月至第30月</w:t>
+      </w:r>
+    </w:p>
+    <w:p>
+      <w:pPr>
+        <w:spacing w:after="200" w:before="200"/>
+        <w:jc w:val="center"/>
+      </w:pPr>
+      <w:r>
+        <w:drawing>
+          <wp:inline distT="0" distB="0" distL="0" distR="0">
+            <wp:extent cx="3810000" cy="2667000"/>
+            <wp:effectExtent t="0" r="0" b="0" l="0"/>
+            <wp:docPr id="1" name="illustration" descr="AI生成配图" title="章节配图"/>
+            <wp:cNvGraphicFramePr>
+              <a:graphicFrameLocks xmlns:a="http://schemas.openxmlformats.org/drawingml/2006/main" noChangeAspect="1"/>
+            </wp:cNvGraphicFramePr>
+            <a:graphic xmlns:a="http://schemas.openxmlformats.org/drawingml/2006/main">
+              <a:graphicData uri="http://schemas.openxmlformats.org/drawingml/2006/picture">
+                <pic:pic xmlns:pic="http://schemas.openxmlformats.org/drawingml/2006/picture">
+                  <pic:nvPicPr>
+                    <pic:cNvPr id="0" name="" descr=""/>
+                    <pic:cNvPicPr>
+                      <a:picLocks noChangeAspect="1" noChangeArrowheads="1"/>
+                    </pic:cNvPicPr>
+                  </pic:nvPicPr>
+                  <pic:blipFill>
+                    <a:blip r:embed="rId12" cstate="none"/>
+                    <a:srcRect/>
+                    <a:stretch>
+                      <a:fillRect/>
+                    </a:stretch>
+                  </pic:blipFill>
+                  <pic:spPr bwMode="auto">
+                    <a:xfrm>
+                      <a:off x="0" y="0"/>
+                      <a:ext cx="3810000" cy="2667000"/>
+                    </a:xfrm>
+                    <a:prstGeom prst="rect">
+                      <a:avLst/>
+                    </a:prstGeom>
+                  </pic:spPr>
+                </pic:pic>
+              </a:graphicData>
+            </a:graphic>
+          </wp:inline>
+        </w:drawing>
+      </w:r>
+    </w:p>
+    <w:p>
+      <w:pPr>
+        <w:spacing w:after="60" w:before="60" w:line="360"/>
+        <w:ind w:firstLine="480"/>
+      </w:pPr>
+      <w:r>
+        <w:rPr>
+          <w:rFonts w:ascii="宋体" w:cs="宋体" w:eastAsia="宋体" w:hAnsi="宋体"/>
+          <w:sz w:val="24"/>
+          <w:szCs w:val="24"/>
+        </w:rPr>
+        <w:t xml:space="preserve">岁月如流，第26月至第30月间，苍渺大陆的天地依旧运转，20名修士各怀心思，散落在这片天地的各个角落。</w:t>
+      </w:r>
+    </w:p>
+    <w:p>
+      <w:pPr>
+        <w:spacing w:after="60" w:before="60" w:line="360"/>
+        <w:ind w:firstLine="480"/>
+      </w:pPr>
+      <w:r>
+        <w:rPr>
+          <w:rFonts w:ascii="宋体" w:cs="宋体" w:eastAsia="宋体" w:hAnsi="宋体"/>
+          <w:sz w:val="24"/>
+          <w:szCs w:val="24"/>
+        </w:rPr>
+        <w:t xml:space="preserve">这段时日，苍渺大陆有1位修士成功突破境界，灵力冲关之时，天地间隐隐有灵气震荡，引得周围之人侧目。</w:t>
+      </w:r>
+    </w:p>
+    <w:p>
+      <w:pPr>
+        <w:spacing w:after="60" w:before="60" w:line="360"/>
+        <w:ind w:firstLine="480"/>
+      </w:pPr>
+      <w:r>
+        <w:rPr>
+          <w:rFonts w:ascii="宋体" w:cs="宋体" w:eastAsia="宋体" w:hAnsi="宋体"/>
+          <w:sz w:val="24"/>
+          <w:szCs w:val="24"/>
+        </w:rPr>
+        <w:t xml:space="preserve">与此同时，天地间接连发生了9件大事，牵动着每一位修士的神经，有人欣喜若狂，有人如临大敌。</w:t>
+      </w:r>
+    </w:p>
+    <w:p>
+      <w:pPr>
+        <w:spacing w:after="60" w:before="60" w:line="360"/>
+        <w:ind w:firstLine="480"/>
+      </w:pPr>
+      <w:r>
+        <w:rPr>
+          <w:rFonts w:ascii="宋体" w:cs="宋体" w:eastAsia="宋体" w:hAnsi="宋体"/>
+          <w:sz w:val="24"/>
+          <w:szCs w:val="24"/>
+        </w:rPr>
+        <w:t xml:space="preserve">【修士动向】</w:t>
+      </w:r>
+    </w:p>
+    <w:p>
+      <w:pPr>
+        <w:spacing w:after="60" w:before="60" w:line="360"/>
+        <w:ind w:firstLine="480"/>
+      </w:pPr>
+      <w:r>
+        <w:rPr>
+          <w:rFonts w:ascii="宋体" w:cs="宋体" w:eastAsia="宋体" w:hAnsi="宋体"/>
+          <w:sz w:val="24"/>
+          <w:szCs w:val="24"/>
+        </w:rPr>
+        <w:t xml:space="preserve">冯怒潮（练气七层）蛰伏于灵脉荒野，压制气息，深藏不露，手中握着800枚灵石却从不张扬。</w:t>
+      </w:r>
+    </w:p>
+    <w:p>
+      <w:pPr>
+        <w:spacing w:after="60" w:before="60" w:line="360"/>
+        <w:ind w:firstLine="480"/>
+      </w:pPr>
+      <w:r>
+        <w:rPr>
+          <w:rFonts w:ascii="宋体" w:cs="宋体" w:eastAsia="宋体" w:hAnsi="宋体"/>
+          <w:sz w:val="24"/>
+          <w:szCs w:val="24"/>
+        </w:rPr>
+        <w:t xml:space="preserve">陆霜华（练气九层）驻守于灵脉荒野，修炼正道功法，浩然之气渐浓，灵石储量已达1232枚。</w:t>
+      </w:r>
+    </w:p>
+    <w:p>
+      <w:pPr>
+        <w:spacing w:after="60" w:before="60" w:line="360"/>
+        <w:ind w:firstLine="480"/>
+      </w:pPr>
+      <w:r>
+        <w:rPr>
+          <w:rFonts w:ascii="宋体" w:cs="宋体" w:eastAsia="宋体" w:hAnsi="宋体"/>
+          <w:sz w:val="24"/>
+          <w:szCs w:val="24"/>
+        </w:rPr>
+        <w:t xml:space="preserve">苏寒衣（练气七层）游走于灵脉荒野，血煞之气暗涌，外表平静之下是随时可能爆发的杀意，积攒着3000枚灵石待价而沽。</w:t>
+      </w:r>
+    </w:p>
+    <w:p>
+      <w:pPr>
+        <w:spacing w:after="60" w:before="60" w:line="360"/>
+        <w:ind w:firstLine="480"/>
+      </w:pPr>
+      <w:r>
+        <w:rPr>
+          <w:rFonts w:ascii="宋体" w:cs="宋体" w:eastAsia="宋体" w:hAnsi="宋体"/>
+          <w:sz w:val="24"/>
+          <w:szCs w:val="24"/>
+        </w:rPr>
+        <w:t xml:space="preserve">魏玄机（练气十层）立于幽冥谷，眼神凌厉，400枚灵石的身家让他愈发自信。</w:t>
+      </w:r>
+    </w:p>
+    <w:p>
+      <w:pPr>
+        <w:spacing w:after="60" w:before="60" w:line="360"/>
+        <w:ind w:firstLine="480"/>
+      </w:pPr>
+      <w:r>
+        <w:rPr>
+          <w:rFonts w:ascii="宋体" w:cs="宋体" w:eastAsia="宋体" w:hAnsi="宋体"/>
+          <w:sz w:val="24"/>
+          <w:szCs w:val="24"/>
+        </w:rPr>
+        <w:t xml:space="preserve">孟长歌（练气九层）活跃于灵脉荒野，笑眯眯地与人周旋，手头已积累881枚灵石。</w:t>
+      </w:r>
+    </w:p>
+    <w:p>
+      <w:pPr>
+        <w:spacing w:after="60" w:before="60" w:line="360"/>
+        <w:ind w:firstLine="480"/>
+      </w:pPr>
+      <w:r>
+        <w:rPr>
+          <w:rFonts w:ascii="宋体" w:cs="宋体" w:eastAsia="宋体" w:hAnsi="宋体"/>
+          <w:sz w:val="24"/>
+          <w:szCs w:val="24"/>
+        </w:rPr>
+        <w:t xml:space="preserve">黑暗森林的法则从未改变——每一道看似平静的背后，都埋藏着随时引爆的危机。</w:t>
+      </w:r>
+    </w:p>
+    <w:p>
+      <w:pPr>
+        <w:spacing w:after="200" w:before="100"/>
+        <w:jc w:val="right"/>
+      </w:pPr>
+      <w:r>
+        <w:rPr>
+          <w:rFonts w:ascii="宋体" w:cs="宋体" w:eastAsia="宋体" w:hAnsi="宋体"/>
+          <w:i/>
+          <w:iCs/>
+          <w:color w:val="888888"/>
+          <w:sz w:val="18"/>
+          <w:szCs w:val="18"/>
+        </w:rPr>
+        <w:t xml:space="preserve">[数据] 存活修士：20人 | 突破：1次 | 大事件：9件</w:t>
+      </w:r>
+    </w:p>
+    <w:p>
+      <w:pPr>
+        <w:pStyle w:val="Heading2"/>
+        <w:spacing w:after="150" w:before="300"/>
+      </w:pPr>
+      <w:r>
+        <w:rPr>
+          <w:rFonts w:ascii="宋体" w:cs="宋体" w:eastAsia="宋体" w:hAnsi="宋体"/>
+          <w:b/>
+          <w:bCs/>
+          <w:color w:val="6B3A1F"/>
+          <w:sz w:val="28"/>
+          <w:szCs w:val="28"/>
+        </w:rPr>
+        <w:t xml:space="preserve">第31月至第35月</w:t>
       </w:r>
     </w:p>
     <w:p>
@@ -1689,21 +1483,35 @@
           <w:sz w:val="24"/>
           <w:szCs w:val="24"/>
         </w:rPr>
-        <w:t xml:space="preserve">岁月如流，第36月至第40月间，苍渺大陆的天地依旧运转，20名修士各怀心思，散落在这片天地的各个角落。</w:t>
-      </w:r>
-    </w:p>
-    <w:p>
-      <w:pPr>
-        <w:spacing w:after="60" w:before="60" w:line="360"/>
-        <w:ind w:firstLine="480"/>
-      </w:pPr>
-      <w:r>
-        <w:rPr>
-          <w:rFonts w:ascii="宋体" w:cs="宋体" w:eastAsia="宋体" w:hAnsi="宋体"/>
-          <w:sz w:val="24"/>
-          <w:szCs w:val="24"/>
-        </w:rPr>
-        <w:t xml:space="preserve">与此同时，天地间接连发生了2件大事，牵动着每一位修士的神经，有人欣喜若狂，有人如临大敌。</w:t>
+        <w:t xml:space="preserve">岁月如流，第31月至第35月间，苍渺大陆的天地依旧运转，20名修士各怀心思，散落在这片天地的各个角落。</w:t>
+      </w:r>
+    </w:p>
+    <w:p>
+      <w:pPr>
+        <w:spacing w:after="60" w:before="60" w:line="360"/>
+        <w:ind w:firstLine="480"/>
+      </w:pPr>
+      <w:r>
+        <w:rPr>
+          <w:rFonts w:ascii="宋体" w:cs="宋体" w:eastAsia="宋体" w:hAnsi="宋体"/>
+          <w:sz w:val="24"/>
+          <w:szCs w:val="24"/>
+        </w:rPr>
+        <w:t xml:space="preserve">这段时日，苍渺大陆有4位修士成功突破境界，灵力冲关之时，天地间隐隐有灵气震荡，引得周围之人侧目。</w:t>
+      </w:r>
+    </w:p>
+    <w:p>
+      <w:pPr>
+        <w:spacing w:after="60" w:before="60" w:line="360"/>
+        <w:ind w:firstLine="480"/>
+      </w:pPr>
+      <w:r>
+        <w:rPr>
+          <w:rFonts w:ascii="宋体" w:cs="宋体" w:eastAsia="宋体" w:hAnsi="宋体"/>
+          <w:sz w:val="24"/>
+          <w:szCs w:val="24"/>
+        </w:rPr>
+        <w:t xml:space="preserve">与此同时，天地间接连发生了10件大事，牵动着每一位修士的神经，有人欣喜若狂，有人如临大敌。</w:t>
       </w:r>
     </w:p>
     <w:p>
@@ -1801,7 +1609,7 @@
           <w:sz w:val="24"/>
           <w:szCs w:val="24"/>
         </w:rPr>
-        <w:t xml:space="preserve">天道运转，因果轮回。这片大陆上的每一个生命，都在写着属于自己的故事。</w:t>
+        <w:t xml:space="preserve">修仙之路，本就是一场没有终点的博弈，今日的隐忍，或许就是明日破局的伏笔。</w:t>
       </w:r>
     </w:p>
     <w:p>
@@ -1818,7 +1626,7 @@
           <w:sz w:val="18"/>
           <w:szCs w:val="18"/>
         </w:rPr>
-        <w:t xml:space="preserve">[数据] 存活修士：20人 | 大事件：2件</w:t>
+        <w:t xml:space="preserve">[数据] 存活修士：20人 | 突破：4次 | 大事件：10件</w:t>
       </w:r>
     </w:p>
     <w:p>
@@ -1835,7 +1643,7 @@
           <w:sz w:val="28"/>
           <w:szCs w:val="28"/>
         </w:rPr>
-        <w:t xml:space="preserve">第41月至第45月</w:t>
+        <w:t xml:space="preserve">第36月至第40月</w:t>
       </w:r>
     </w:p>
     <w:p>
@@ -1895,35 +1703,21 @@
           <w:sz w:val="24"/>
           <w:szCs w:val="24"/>
         </w:rPr>
-        <w:t xml:space="preserve">岁月如流，第41月至第45月间，苍渺大陆的天地依旧运转，20名修士各怀心思，散落在这片天地的各个角落。</w:t>
-      </w:r>
-    </w:p>
-    <w:p>
-      <w:pPr>
-        <w:spacing w:after="60" w:before="60" w:line="360"/>
-        <w:ind w:firstLine="480"/>
-      </w:pPr>
-      <w:r>
-        <w:rPr>
-          <w:rFonts w:ascii="宋体" w:cs="宋体" w:eastAsia="宋体" w:hAnsi="宋体"/>
-          <w:sz w:val="24"/>
-          <w:szCs w:val="24"/>
-        </w:rPr>
-        <w:t xml:space="preserve">这段时日，苍渺大陆有3位修士成功突破境界，灵力冲关之时，天地间隐隐有灵气震荡，引得周围之人侧目。</w:t>
-      </w:r>
-    </w:p>
-    <w:p>
-      <w:pPr>
-        <w:spacing w:after="60" w:before="60" w:line="360"/>
-        <w:ind w:firstLine="480"/>
-      </w:pPr>
-      <w:r>
-        <w:rPr>
-          <w:rFonts w:ascii="宋体" w:cs="宋体" w:eastAsia="宋体" w:hAnsi="宋体"/>
-          <w:sz w:val="24"/>
-          <w:szCs w:val="24"/>
-        </w:rPr>
-        <w:t xml:space="preserve">与此同时，天地间接连发生了8件大事，牵动着每一位修士的神经，有人欣喜若狂，有人如临大敌。</w:t>
+        <w:t xml:space="preserve">岁月如流，第36月至第40月间，苍渺大陆的天地依旧运转，20名修士各怀心思，散落在这片天地的各个角落。</w:t>
+      </w:r>
+    </w:p>
+    <w:p>
+      <w:pPr>
+        <w:spacing w:after="60" w:before="60" w:line="360"/>
+        <w:ind w:firstLine="480"/>
+      </w:pPr>
+      <w:r>
+        <w:rPr>
+          <w:rFonts w:ascii="宋体" w:cs="宋体" w:eastAsia="宋体" w:hAnsi="宋体"/>
+          <w:sz w:val="24"/>
+          <w:szCs w:val="24"/>
+        </w:rPr>
+        <w:t xml:space="preserve">与此同时，天地间接连发生了2件大事，牵动着每一位修士的神经，有人欣喜若狂，有人如临大敌。</w:t>
       </w:r>
     </w:p>
     <w:p>
@@ -2021,7 +1815,7 @@
           <w:sz w:val="24"/>
           <w:szCs w:val="24"/>
         </w:rPr>
-        <w:t xml:space="preserve">灵气浮动，杀机暗藏。苍渺大陆的棋局，还远未到落子之时。</w:t>
+        <w:t xml:space="preserve">天道运转，因果轮回。这片大陆上的每一个生命，都在写着属于自己的故事。</w:t>
       </w:r>
     </w:p>
     <w:p>
@@ -2038,7 +1832,7 @@
           <w:sz w:val="18"/>
           <w:szCs w:val="18"/>
         </w:rPr>
-        <w:t xml:space="preserve">[数据] 存活修士：20人 | 突破：3次 | 大事件：8件</w:t>
+        <w:t xml:space="preserve">[数据] 存活修士：20人 | 大事件：2件</w:t>
       </w:r>
     </w:p>
     <w:p>
@@ -2055,7 +1849,7 @@
           <w:sz w:val="28"/>
           <w:szCs w:val="28"/>
         </w:rPr>
-        <w:t xml:space="preserve">第46月至第50月</w:t>
+        <w:t xml:space="preserve">第41月至第45月</w:t>
       </w:r>
     </w:p>
     <w:p>
@@ -2115,21 +1909,35 @@
           <w:sz w:val="24"/>
           <w:szCs w:val="24"/>
         </w:rPr>
-        <w:t xml:space="preserve">岁月如流，第46月至第50月间，苍渺大陆的天地依旧运转，20名修士各怀心思，散落在这片天地的各个角落。</w:t>
-      </w:r>
-    </w:p>
-    <w:p>
-      <w:pPr>
-        <w:spacing w:after="60" w:before="60" w:line="360"/>
-        <w:ind w:firstLine="480"/>
-      </w:pPr>
-      <w:r>
-        <w:rPr>
-          <w:rFonts w:ascii="宋体" w:cs="宋体" w:eastAsia="宋体" w:hAnsi="宋体"/>
-          <w:sz w:val="24"/>
-          <w:szCs w:val="24"/>
-        </w:rPr>
-        <w:t xml:space="preserve">与此同时，天地间接连发生了7件大事，牵动着每一位修士的神经，有人欣喜若狂，有人如临大敌。</w:t>
+        <w:t xml:space="preserve">岁月如流，第41月至第45月间，苍渺大陆的天地依旧运转，20名修士各怀心思，散落在这片天地的各个角落。</w:t>
+      </w:r>
+    </w:p>
+    <w:p>
+      <w:pPr>
+        <w:spacing w:after="60" w:before="60" w:line="360"/>
+        <w:ind w:firstLine="480"/>
+      </w:pPr>
+      <w:r>
+        <w:rPr>
+          <w:rFonts w:ascii="宋体" w:cs="宋体" w:eastAsia="宋体" w:hAnsi="宋体"/>
+          <w:sz w:val="24"/>
+          <w:szCs w:val="24"/>
+        </w:rPr>
+        <w:t xml:space="preserve">这段时日，苍渺大陆有3位修士成功突破境界，灵力冲关之时，天地间隐隐有灵气震荡，引得周围之人侧目。</w:t>
+      </w:r>
+    </w:p>
+    <w:p>
+      <w:pPr>
+        <w:spacing w:after="60" w:before="60" w:line="360"/>
+        <w:ind w:firstLine="480"/>
+      </w:pPr>
+      <w:r>
+        <w:rPr>
+          <w:rFonts w:ascii="宋体" w:cs="宋体" w:eastAsia="宋体" w:hAnsi="宋体"/>
+          <w:sz w:val="24"/>
+          <w:szCs w:val="24"/>
+        </w:rPr>
+        <w:t xml:space="preserve">与此同时，天地间接连发生了8件大事，牵动着每一位修士的神经，有人欣喜若狂，有人如临大敌。</w:t>
       </w:r>
     </w:p>
     <w:p>
@@ -2227,7 +2035,7 @@
           <w:sz w:val="24"/>
           <w:szCs w:val="24"/>
         </w:rPr>
-        <w:t xml:space="preserve">修仙界从不缺少传说，但传说的背后，往往是无数人的血与泪。</w:t>
+        <w:t xml:space="preserve">灵气浮动，杀机暗藏。苍渺大陆的棋局，还远未到落子之时。</w:t>
       </w:r>
     </w:p>
     <w:p>
@@ -2244,7 +2052,7 @@
           <w:sz w:val="18"/>
           <w:szCs w:val="18"/>
         </w:rPr>
-        <w:t xml:space="preserve">[数据] 存活修士：20人 | 大事件：7件</w:t>
+        <w:t xml:space="preserve">[数据] 存活修士：20人 | 突破：3次 | 大事件：8件</w:t>
       </w:r>
     </w:p>
     <w:p>
@@ -2261,7 +2069,7 @@
           <w:sz w:val="28"/>
           <w:szCs w:val="28"/>
         </w:rPr>
-        <w:t xml:space="preserve">第51月至第55月</w:t>
+        <w:t xml:space="preserve">第46月至第50月</w:t>
       </w:r>
     </w:p>
     <w:p>
@@ -2321,21 +2129,7 @@
           <w:sz w:val="24"/>
           <w:szCs w:val="24"/>
         </w:rPr>
-        <w:t xml:space="preserve">岁月如流，第51月至第55月间，苍渺大陆的天地依旧运转，20名修士各怀心思，散落在这片天地的各个角落。</w:t>
-      </w:r>
-    </w:p>
-    <w:p>
-      <w:pPr>
-        <w:spacing w:after="60" w:before="60" w:line="360"/>
-        <w:ind w:firstLine="480"/>
-      </w:pPr>
-      <w:r>
-        <w:rPr>
-          <w:rFonts w:ascii="宋体" w:cs="宋体" w:eastAsia="宋体" w:hAnsi="宋体"/>
-          <w:sz w:val="24"/>
-          <w:szCs w:val="24"/>
-        </w:rPr>
-        <w:t xml:space="preserve">这段时日，苍渺大陆有2位修士成功突破境界，灵力冲关之时，天地间隐隐有灵气震荡，引得周围之人侧目。</w:t>
+        <w:t xml:space="preserve">岁月如流，第46月至第50月间，苍渺大陆的天地依旧运转，20名修士各怀心思，散落在这片天地的各个角落。</w:t>
       </w:r>
     </w:p>
     <w:p>
@@ -2447,7 +2241,7 @@
           <w:sz w:val="24"/>
           <w:szCs w:val="24"/>
         </w:rPr>
-        <w:t xml:space="preserve">黑暗森林的法则从未改变——每一道看似平静的背后，都埋藏着随时引爆的危机。</w:t>
+        <w:t xml:space="preserve">修仙界从不缺少传说，但传说的背后，往往是无数人的血与泪。</w:t>
       </w:r>
     </w:p>
     <w:p>
@@ -2464,7 +2258,7 @@
           <w:sz w:val="18"/>
           <w:szCs w:val="18"/>
         </w:rPr>
-        <w:t xml:space="preserve">[数据] 存活修士：20人 | 突破：2次 | 大事件：7件</w:t>
+        <w:t xml:space="preserve">[数据] 存活修士：20人 | 大事件：7件</w:t>
       </w:r>
     </w:p>
     <w:p>
@@ -2481,7 +2275,7 @@
           <w:sz w:val="28"/>
           <w:szCs w:val="28"/>
         </w:rPr>
-        <w:t xml:space="preserve">第56月至第60月</w:t>
+        <w:t xml:space="preserve">第51月至第55月</w:t>
       </w:r>
     </w:p>
     <w:p>
@@ -2541,35 +2335,35 @@
           <w:sz w:val="24"/>
           <w:szCs w:val="24"/>
         </w:rPr>
-        <w:t xml:space="preserve">岁月如流，第56月至第60月间，苍渺大陆的天地依旧运转，20名修士各怀心思，散落在这片天地的各个角落。</w:t>
-      </w:r>
-    </w:p>
-    <w:p>
-      <w:pPr>
-        <w:spacing w:after="60" w:before="60" w:line="360"/>
-        <w:ind w:firstLine="480"/>
-      </w:pPr>
-      <w:r>
-        <w:rPr>
-          <w:rFonts w:ascii="宋体" w:cs="宋体" w:eastAsia="宋体" w:hAnsi="宋体"/>
-          <w:sz w:val="24"/>
-          <w:szCs w:val="24"/>
-        </w:rPr>
-        <w:t xml:space="preserve">这段时日，苍渺大陆有1位修士成功突破境界，灵力冲关之时，天地间隐隐有灵气震荡，引得周围之人侧目。</w:t>
-      </w:r>
-    </w:p>
-    <w:p>
-      <w:pPr>
-        <w:spacing w:after="60" w:before="60" w:line="360"/>
-        <w:ind w:firstLine="480"/>
-      </w:pPr>
-      <w:r>
-        <w:rPr>
-          <w:rFonts w:ascii="宋体" w:cs="宋体" w:eastAsia="宋体" w:hAnsi="宋体"/>
-          <w:sz w:val="24"/>
-          <w:szCs w:val="24"/>
-        </w:rPr>
-        <w:t xml:space="preserve">与此同时，天地间接连发生了5件大事，牵动着每一位修士的神经，有人欣喜若狂，有人如临大敌。</w:t>
+        <w:t xml:space="preserve">岁月如流，第51月至第55月间，苍渺大陆的天地依旧运转，20名修士各怀心思，散落在这片天地的各个角落。</w:t>
+      </w:r>
+    </w:p>
+    <w:p>
+      <w:pPr>
+        <w:spacing w:after="60" w:before="60" w:line="360"/>
+        <w:ind w:firstLine="480"/>
+      </w:pPr>
+      <w:r>
+        <w:rPr>
+          <w:rFonts w:ascii="宋体" w:cs="宋体" w:eastAsia="宋体" w:hAnsi="宋体"/>
+          <w:sz w:val="24"/>
+          <w:szCs w:val="24"/>
+        </w:rPr>
+        <w:t xml:space="preserve">这段时日，苍渺大陆有2位修士成功突破境界，灵力冲关之时，天地间隐隐有灵气震荡，引得周围之人侧目。</w:t>
+      </w:r>
+    </w:p>
+    <w:p>
+      <w:pPr>
+        <w:spacing w:after="60" w:before="60" w:line="360"/>
+        <w:ind w:firstLine="480"/>
+      </w:pPr>
+      <w:r>
+        <w:rPr>
+          <w:rFonts w:ascii="宋体" w:cs="宋体" w:eastAsia="宋体" w:hAnsi="宋体"/>
+          <w:sz w:val="24"/>
+          <w:szCs w:val="24"/>
+        </w:rPr>
+        <w:t xml:space="preserve">与此同时，天地间接连发生了7件大事，牵动着每一位修士的神经，有人欣喜若狂，有人如临大敌。</w:t>
       </w:r>
     </w:p>
     <w:p>
@@ -2667,7 +2461,7 @@
           <w:sz w:val="24"/>
           <w:szCs w:val="24"/>
         </w:rPr>
-        <w:t xml:space="preserve">修仙之路，本就是一场没有终点的博弈，今日的隐忍，或许就是明日破局的伏笔。</w:t>
+        <w:t xml:space="preserve">黑暗森林的法则从未改变——每一道看似平静的背后，都埋藏着随时引爆的危机。</w:t>
       </w:r>
     </w:p>
     <w:p>
@@ -2684,7 +2478,7 @@
           <w:sz w:val="18"/>
           <w:szCs w:val="18"/>
         </w:rPr>
-        <w:t xml:space="preserve">[数据] 存活修士：20人 | 突破：1次 | 大事件：5件</w:t>
+        <w:t xml:space="preserve">[数据] 存活修士：20人 | 突破：2次 | 大事件：7件</w:t>
       </w:r>
     </w:p>
     <w:p>
@@ -2701,7 +2495,7 @@
           <w:sz w:val="28"/>
           <w:szCs w:val="28"/>
         </w:rPr>
-        <w:t xml:space="preserve">第61月至第65月</w:t>
+        <w:t xml:space="preserve">第56月至第60月</w:t>
       </w:r>
     </w:p>
     <w:p>
@@ -2729,6 +2523,226 @@
                   </pic:nvPicPr>
                   <pic:blipFill>
                     <a:blip r:embed="rId18" cstate="none"/>
+                    <a:srcRect/>
+                    <a:stretch>
+                      <a:fillRect/>
+                    </a:stretch>
+                  </pic:blipFill>
+                  <pic:spPr bwMode="auto">
+                    <a:xfrm>
+                      <a:off x="0" y="0"/>
+                      <a:ext cx="3810000" cy="2667000"/>
+                    </a:xfrm>
+                    <a:prstGeom prst="rect">
+                      <a:avLst/>
+                    </a:prstGeom>
+                  </pic:spPr>
+                </pic:pic>
+              </a:graphicData>
+            </a:graphic>
+          </wp:inline>
+        </w:drawing>
+      </w:r>
+    </w:p>
+    <w:p>
+      <w:pPr>
+        <w:spacing w:after="60" w:before="60" w:line="360"/>
+        <w:ind w:firstLine="480"/>
+      </w:pPr>
+      <w:r>
+        <w:rPr>
+          <w:rFonts w:ascii="宋体" w:cs="宋体" w:eastAsia="宋体" w:hAnsi="宋体"/>
+          <w:sz w:val="24"/>
+          <w:szCs w:val="24"/>
+        </w:rPr>
+        <w:t xml:space="preserve">岁月如流，第56月至第60月间，苍渺大陆的天地依旧运转，20名修士各怀心思，散落在这片天地的各个角落。</w:t>
+      </w:r>
+    </w:p>
+    <w:p>
+      <w:pPr>
+        <w:spacing w:after="60" w:before="60" w:line="360"/>
+        <w:ind w:firstLine="480"/>
+      </w:pPr>
+      <w:r>
+        <w:rPr>
+          <w:rFonts w:ascii="宋体" w:cs="宋体" w:eastAsia="宋体" w:hAnsi="宋体"/>
+          <w:sz w:val="24"/>
+          <w:szCs w:val="24"/>
+        </w:rPr>
+        <w:t xml:space="preserve">这段时日，苍渺大陆有1位修士成功突破境界，灵力冲关之时，天地间隐隐有灵气震荡，引得周围之人侧目。</w:t>
+      </w:r>
+    </w:p>
+    <w:p>
+      <w:pPr>
+        <w:spacing w:after="60" w:before="60" w:line="360"/>
+        <w:ind w:firstLine="480"/>
+      </w:pPr>
+      <w:r>
+        <w:rPr>
+          <w:rFonts w:ascii="宋体" w:cs="宋体" w:eastAsia="宋体" w:hAnsi="宋体"/>
+          <w:sz w:val="24"/>
+          <w:szCs w:val="24"/>
+        </w:rPr>
+        <w:t xml:space="preserve">与此同时，天地间接连发生了5件大事，牵动着每一位修士的神经，有人欣喜若狂，有人如临大敌。</w:t>
+      </w:r>
+    </w:p>
+    <w:p>
+      <w:pPr>
+        <w:spacing w:after="60" w:before="60" w:line="360"/>
+        <w:ind w:firstLine="480"/>
+      </w:pPr>
+      <w:r>
+        <w:rPr>
+          <w:rFonts w:ascii="宋体" w:cs="宋体" w:eastAsia="宋体" w:hAnsi="宋体"/>
+          <w:sz w:val="24"/>
+          <w:szCs w:val="24"/>
+        </w:rPr>
+        <w:t xml:space="preserve">【修士动向】</w:t>
+      </w:r>
+    </w:p>
+    <w:p>
+      <w:pPr>
+        <w:spacing w:after="60" w:before="60" w:line="360"/>
+        <w:ind w:firstLine="480"/>
+      </w:pPr>
+      <w:r>
+        <w:rPr>
+          <w:rFonts w:ascii="宋体" w:cs="宋体" w:eastAsia="宋体" w:hAnsi="宋体"/>
+          <w:sz w:val="24"/>
+          <w:szCs w:val="24"/>
+        </w:rPr>
+        <w:t xml:space="preserve">冯怒潮（练气七层）蛰伏于灵脉荒野，压制气息，深藏不露，手中握着800枚灵石却从不张扬。</w:t>
+      </w:r>
+    </w:p>
+    <w:p>
+      <w:pPr>
+        <w:spacing w:after="60" w:before="60" w:line="360"/>
+        <w:ind w:firstLine="480"/>
+      </w:pPr>
+      <w:r>
+        <w:rPr>
+          <w:rFonts w:ascii="宋体" w:cs="宋体" w:eastAsia="宋体" w:hAnsi="宋体"/>
+          <w:sz w:val="24"/>
+          <w:szCs w:val="24"/>
+        </w:rPr>
+        <w:t xml:space="preserve">陆霜华（练气九层）驻守于灵脉荒野，修炼正道功法，浩然之气渐浓，灵石储量已达1232枚。</w:t>
+      </w:r>
+    </w:p>
+    <w:p>
+      <w:pPr>
+        <w:spacing w:after="60" w:before="60" w:line="360"/>
+        <w:ind w:firstLine="480"/>
+      </w:pPr>
+      <w:r>
+        <w:rPr>
+          <w:rFonts w:ascii="宋体" w:cs="宋体" w:eastAsia="宋体" w:hAnsi="宋体"/>
+          <w:sz w:val="24"/>
+          <w:szCs w:val="24"/>
+        </w:rPr>
+        <w:t xml:space="preserve">苏寒衣（练气七层）游走于灵脉荒野，血煞之气暗涌，外表平静之下是随时可能爆发的杀意，积攒着3000枚灵石待价而沽。</w:t>
+      </w:r>
+    </w:p>
+    <w:p>
+      <w:pPr>
+        <w:spacing w:after="60" w:before="60" w:line="360"/>
+        <w:ind w:firstLine="480"/>
+      </w:pPr>
+      <w:r>
+        <w:rPr>
+          <w:rFonts w:ascii="宋体" w:cs="宋体" w:eastAsia="宋体" w:hAnsi="宋体"/>
+          <w:sz w:val="24"/>
+          <w:szCs w:val="24"/>
+        </w:rPr>
+        <w:t xml:space="preserve">魏玄机（练气十层）立于幽冥谷，眼神凌厉，400枚灵石的身家让他愈发自信。</w:t>
+      </w:r>
+    </w:p>
+    <w:p>
+      <w:pPr>
+        <w:spacing w:after="60" w:before="60" w:line="360"/>
+        <w:ind w:firstLine="480"/>
+      </w:pPr>
+      <w:r>
+        <w:rPr>
+          <w:rFonts w:ascii="宋体" w:cs="宋体" w:eastAsia="宋体" w:hAnsi="宋体"/>
+          <w:sz w:val="24"/>
+          <w:szCs w:val="24"/>
+        </w:rPr>
+        <w:t xml:space="preserve">孟长歌（练气九层）活跃于灵脉荒野，笑眯眯地与人周旋，手头已积累881枚灵石。</w:t>
+      </w:r>
+    </w:p>
+    <w:p>
+      <w:pPr>
+        <w:spacing w:after="60" w:before="60" w:line="360"/>
+        <w:ind w:firstLine="480"/>
+      </w:pPr>
+      <w:r>
+        <w:rPr>
+          <w:rFonts w:ascii="宋体" w:cs="宋体" w:eastAsia="宋体" w:hAnsi="宋体"/>
+          <w:sz w:val="24"/>
+          <w:szCs w:val="24"/>
+        </w:rPr>
+        <w:t xml:space="preserve">修仙之路，本就是一场没有终点的博弈，今日的隐忍，或许就是明日破局的伏笔。</w:t>
+      </w:r>
+    </w:p>
+    <w:p>
+      <w:pPr>
+        <w:spacing w:after="200" w:before="100"/>
+        <w:jc w:val="right"/>
+      </w:pPr>
+      <w:r>
+        <w:rPr>
+          <w:rFonts w:ascii="宋体" w:cs="宋体" w:eastAsia="宋体" w:hAnsi="宋体"/>
+          <w:i/>
+          <w:iCs/>
+          <w:color w:val="888888"/>
+          <w:sz w:val="18"/>
+          <w:szCs w:val="18"/>
+        </w:rPr>
+        <w:t xml:space="preserve">[数据] 存活修士：20人 | 突破：1次 | 大事件：5件</w:t>
+      </w:r>
+    </w:p>
+    <w:p>
+      <w:pPr>
+        <w:pStyle w:val="Heading2"/>
+        <w:spacing w:after="150" w:before="300"/>
+      </w:pPr>
+      <w:r>
+        <w:rPr>
+          <w:rFonts w:ascii="宋体" w:cs="宋体" w:eastAsia="宋体" w:hAnsi="宋体"/>
+          <w:b/>
+          <w:bCs/>
+          <w:color w:val="6B3A1F"/>
+          <w:sz w:val="28"/>
+          <w:szCs w:val="28"/>
+        </w:rPr>
+        <w:t xml:space="preserve">第61月至第65月</w:t>
+      </w:r>
+    </w:p>
+    <w:p>
+      <w:pPr>
+        <w:spacing w:after="200" w:before="200"/>
+        <w:jc w:val="center"/>
+      </w:pPr>
+      <w:r>
+        <w:drawing>
+          <wp:inline distT="0" distB="0" distL="0" distR="0">
+            <wp:extent cx="3810000" cy="2667000"/>
+            <wp:effectExtent t="0" r="0" b="0" l="0"/>
+            <wp:docPr id="1" name="illustration" descr="AI生成配图" title="章节配图"/>
+            <wp:cNvGraphicFramePr>
+              <a:graphicFrameLocks xmlns:a="http://schemas.openxmlformats.org/drawingml/2006/main" noChangeAspect="1"/>
+            </wp:cNvGraphicFramePr>
+            <a:graphic xmlns:a="http://schemas.openxmlformats.org/drawingml/2006/main">
+              <a:graphicData uri="http://schemas.openxmlformats.org/drawingml/2006/picture">
+                <pic:pic xmlns:pic="http://schemas.openxmlformats.org/drawingml/2006/picture">
+                  <pic:nvPicPr>
+                    <pic:cNvPr id="0" name="" descr=""/>
+                    <pic:cNvPicPr>
+                      <a:picLocks noChangeAspect="1" noChangeArrowheads="1"/>
+                    </pic:cNvPicPr>
+                  </pic:nvPicPr>
+                  <pic:blipFill>
+                    <a:blip r:embed="rId19" cstate="none"/>
                     <a:srcRect/>
                     <a:stretch>
                       <a:fillRect/>

--- a/xianxia_story.docx
+++ b/xianxia_story.docx
@@ -791,119 +791,133 @@
           <w:sz w:val="24"/>
           <w:szCs w:val="24"/>
         </w:rPr>
-        <w:t xml:space="preserve">岁月如刀，16月已过。🔍 陈神医 探索有收获。修仙之路，从不平静。</w:t>
-      </w:r>
-    </w:p>
-    <w:p>
-      <w:pPr>
-        <w:spacing w:after="60" w:before="60" w:line="360"/>
-        <w:ind w:firstLine="480"/>
-      </w:pPr>
-      <w:r>
-        <w:rPr>
-          <w:rFonts w:ascii="宋体" w:cs="宋体" w:eastAsia="宋体" w:hAnsi="宋体"/>
-          <w:sz w:val="24"/>
-          <w:szCs w:val="24"/>
-        </w:rPr>
-        <w:t xml:space="preserve">岁月如刀，17月已过。🔍 魏玄机 探索有收获。 🔍 王捕头 探索有收获。修仙之路，从不平静。</w:t>
-      </w:r>
-    </w:p>
-    <w:p>
-      <w:pPr>
-        <w:spacing w:after="60" w:before="60" w:line="360"/>
-        <w:ind w:firstLine="480"/>
-      </w:pPr>
-      <w:r>
-        <w:rPr>
-          <w:rFonts w:ascii="宋体" w:cs="宋体" w:eastAsia="宋体" w:hAnsi="宋体"/>
-          <w:sz w:val="24"/>
-          <w:szCs w:val="24"/>
-        </w:rPr>
-        <w:t xml:space="preserve">冯怒潮蛰伏，心道："静观其变，伺机而动。"</w:t>
-      </w:r>
-    </w:p>
-    <w:p>
-      <w:pPr>
-        <w:spacing w:after="60" w:before="60" w:line="360"/>
-        <w:ind w:firstLine="480"/>
-      </w:pPr>
-      <w:r>
-        <w:rPr>
-          <w:rFonts w:ascii="宋体" w:cs="宋体" w:eastAsia="宋体" w:hAnsi="宋体"/>
-          <w:sz w:val="24"/>
-          <w:szCs w:val="24"/>
-        </w:rPr>
-        <w:t xml:space="preserve">陆霜华（练气十层）在灵脉荒野盘膝而坐，修炼《太清剑典（完本）》。心道："修身养性，厚积薄发。正道修士的根基最是重要。"</w:t>
-      </w:r>
-    </w:p>
-    <w:p>
-      <w:pPr>
-        <w:spacing w:after="60" w:before="60" w:line="360"/>
-        <w:ind w:firstLine="480"/>
-      </w:pPr>
-      <w:r>
-        <w:rPr>
-          <w:rFonts w:ascii="宋体" w:cs="宋体" w:eastAsia="宋体" w:hAnsi="宋体"/>
-          <w:sz w:val="24"/>
-          <w:szCs w:val="24"/>
-        </w:rPr>
-        <w:t xml:space="preserve">苏寒衣闭关修炼，心道："修炼为要，厚积薄发。"</w:t>
-      </w:r>
-    </w:p>
-    <w:p>
-      <w:pPr>
-        <w:spacing w:after="60" w:before="60" w:line="360"/>
-        <w:ind w:firstLine="480"/>
-      </w:pPr>
-      <w:r>
-        <w:rPr>
-          <w:rFonts w:ascii="宋体" w:cs="宋体" w:eastAsia="宋体" w:hAnsi="宋体"/>
-          <w:sz w:val="24"/>
-          <w:szCs w:val="24"/>
-        </w:rPr>
-        <w:t xml:space="preserve">魏玄机移动，心道："换个地方修炼。"</w:t>
-      </w:r>
-    </w:p>
-    <w:p>
-      <w:pPr>
-        <w:spacing w:after="60" w:before="60" w:line="360"/>
-        <w:ind w:firstLine="480"/>
-      </w:pPr>
-      <w:r>
-        <w:rPr>
-          <w:rFonts w:ascii="宋体" w:cs="宋体" w:eastAsia="宋体" w:hAnsi="宋体"/>
-          <w:sz w:val="24"/>
-          <w:szCs w:val="24"/>
-        </w:rPr>
-        <w:t xml:space="preserve">孟长歌（练气十一层）在灵脉荒野盘膝而坐，修炼《玄灵决（残本）》。心道："趁四下无人，偷偷修炼。苟着苟着就突破了。 通缉令的事不能大意……"</w:t>
-      </w:r>
-    </w:p>
-    <w:p>
-      <w:pPr>
-        <w:spacing w:after="60" w:before="60" w:line="360"/>
-        <w:ind w:firstLine="480"/>
-      </w:pPr>
-      <w:r>
-        <w:rPr>
-          <w:rFonts w:ascii="宋体" w:cs="宋体" w:eastAsia="宋体" w:hAnsi="宋体"/>
-          <w:sz w:val="24"/>
-          <w:szCs w:val="24"/>
-        </w:rPr>
-        <w:t xml:space="preserve">老赵掌柜移动，心道："人少的地方才安全，溜去荒野修炼。 通缉令的事不能大意……"</w:t>
-      </w:r>
-    </w:p>
-    <w:p>
-      <w:pPr>
-        <w:spacing w:after="60" w:before="60" w:line="360"/>
-        <w:ind w:firstLine="480"/>
-      </w:pPr>
-      <w:r>
-        <w:rPr>
-          <w:rFonts w:ascii="宋体" w:cs="宋体" w:eastAsia="宋体" w:hAnsi="宋体"/>
-          <w:sz w:val="24"/>
-          <w:szCs w:val="24"/>
-        </w:rPr>
-        <w:t xml:space="preserve">🔍 陈神医 探索有收获。</w:t>
+        <w:t xml:space="preserve">第16月，苍渺大陆的暗流继续涌动。🔍 破碗老爷 探索有收获。</w:t>
+      </w:r>
+    </w:p>
+    <w:p>
+      <w:pPr>
+        <w:spacing w:after="60" w:before="60" w:line="360"/>
+        <w:ind w:firstLine="480"/>
+      </w:pPr>
+      <w:r>
+        <w:rPr>
+          <w:rFonts w:ascii="宋体" w:cs="宋体" w:eastAsia="宋体" w:hAnsi="宋体"/>
+          <w:sz w:val="24"/>
+          <w:szCs w:val="24"/>
+        </w:rPr>
+        <w:t xml:space="preserve">岁月如刀，17月已过。🔍 魏玄机 探索有收获。修仙之路，从不平静。</w:t>
+      </w:r>
+    </w:p>
+    <w:p>
+      <w:pPr>
+        <w:spacing w:after="60" w:before="60" w:line="360"/>
+        <w:ind w:firstLine="480"/>
+      </w:pPr>
+      <w:r>
+        <w:rPr>
+          <w:rFonts w:ascii="宋体" w:cs="宋体" w:eastAsia="宋体" w:hAnsi="宋体"/>
+          <w:sz w:val="24"/>
+          <w:szCs w:val="24"/>
+        </w:rPr>
+        <w:t xml:space="preserve">冯怒潮（C）探索，心道："先摸清周围情况，确认没有危险再说。 通缉令的事不能大意……"</w:t>
+      </w:r>
+    </w:p>
+    <w:p>
+      <w:pPr>
+        <w:spacing w:after="60" w:before="60" w:line="360"/>
+        <w:ind w:firstLine="480"/>
+      </w:pPr>
+      <w:r>
+        <w:rPr>
+          <w:rFonts w:ascii="宋体" w:cs="宋体" w:eastAsia="宋体" w:hAnsi="宋体"/>
+          <w:sz w:val="24"/>
+          <w:szCs w:val="24"/>
+        </w:rPr>
+        <w:t xml:space="preserve">陆霜华（G）（练气十层）在灵脉荒野盘膝而坐，修炼《太清剑典（完本）》。心道："趁四下无人，偷偷修炼。苟着苟着就突破了。 通缉令的事不能大意……"</w:t>
+      </w:r>
+    </w:p>
+    <w:p>
+      <w:pPr>
+        <w:spacing w:after="60" w:before="60" w:line="360"/>
+        <w:ind w:firstLine="480"/>
+      </w:pPr>
+      <w:r>
+        <w:rPr>
+          <w:rFonts w:ascii="宋体" w:cs="宋体" w:eastAsia="宋体" w:hAnsi="宋体"/>
+          <w:sz w:val="24"/>
+          <w:szCs w:val="24"/>
+        </w:rPr>
+        <w:t xml:space="preserve">苏寒衣（DS）闭关修炼，心道："趁四下无人，偷偷修炼。苟着苟着就突破了。 通缉令的事不能大意……"</w:t>
+      </w:r>
+    </w:p>
+    <w:p>
+      <w:pPr>
+        <w:spacing w:after="60" w:before="60" w:line="360"/>
+        <w:ind w:firstLine="480"/>
+      </w:pPr>
+      <w:r>
+        <w:rPr>
+          <w:rFonts w:ascii="宋体" w:cs="宋体" w:eastAsia="宋体" w:hAnsi="宋体"/>
+          <w:sz w:val="24"/>
+          <w:szCs w:val="24"/>
+        </w:rPr>
+        <w:t xml:space="preserve">魏玄机（K）隐匿修为，心道："压制气息，装成练气三层的废材，绝不出头。 通缉令的事不能大意……"</w:t>
+      </w:r>
+    </w:p>
+    <w:p>
+      <w:pPr>
+        <w:spacing w:after="60" w:before="60" w:line="360"/>
+        <w:ind w:firstLine="480"/>
+      </w:pPr>
+      <w:r>
+        <w:rPr>
+          <w:rFonts w:ascii="宋体" w:cs="宋体" w:eastAsia="宋体" w:hAnsi="宋体"/>
+          <w:sz w:val="24"/>
+          <w:szCs w:val="24"/>
+        </w:rPr>
+        <w:t xml:space="preserve">孟长歌（Q）移动，心道："人少的地方才安全，溜去荒野修炼。 通缉令的事不能大意……"</w:t>
+      </w:r>
+    </w:p>
+    <w:p>
+      <w:pPr>
+        <w:spacing w:after="60" w:before="60" w:line="360"/>
+        <w:ind w:firstLine="480"/>
+      </w:pPr>
+      <w:r>
+        <w:rPr>
+          <w:rFonts w:ascii="宋体" w:cs="宋体" w:eastAsia="宋体" w:hAnsi="宋体"/>
+          <w:sz w:val="24"/>
+          <w:szCs w:val="24"/>
+        </w:rPr>
+        <w:t xml:space="preserve">老赵掌柜闭关修炼，心道："修炼也是投资！实力提升了，买卖才能做大！ 这波肯定能发财！"</w:t>
+      </w:r>
+    </w:p>
+    <w:p>
+      <w:pPr>
+        <w:spacing w:after="60" w:before="60" w:line="360"/>
+        <w:ind w:firstLine="480"/>
+      </w:pPr>
+      <w:r>
+        <w:rPr>
+          <w:rFonts w:ascii="宋体" w:cs="宋体" w:eastAsia="宋体" w:hAnsi="宋体"/>
+          <w:sz w:val="24"/>
+          <w:szCs w:val="24"/>
+        </w:rPr>
+        <w:t xml:space="preserve">小宝突破至练气七层，又一人踏上了更高的修炼之路。</w:t>
+      </w:r>
+    </w:p>
+    <w:p>
+      <w:pPr>
+        <w:spacing w:after="60" w:before="60" w:line="360"/>
+        <w:ind w:firstLine="480"/>
+      </w:pPr>
+      <w:r>
+        <w:rPr>
+          <w:rFonts w:ascii="宋体" w:cs="宋体" w:eastAsia="宋体" w:hAnsi="宋体"/>
+          <w:sz w:val="24"/>
+          <w:szCs w:val="24"/>
+        </w:rPr>
+        <w:t xml:space="preserve">🔍 破碗老爷 探索有收获。</w:t>
       </w:r>
     </w:p>
     <w:p>
@@ -934,7 +948,7 @@
           <w:sz w:val="18"/>
           <w:szCs w:val="18"/>
         </w:rPr>
-        <w:t xml:space="preserve">[数据] 存活修士：20人 | 大事件：12件</w:t>
+        <w:t xml:space="preserve">[数据] 存活修士：20人 | 突破：1次 | 大事件：3件</w:t>
       </w:r>
     </w:p>
     <w:p>

--- a/xianxia_story.docx
+++ b/xianxia_story.docx
@@ -1025,161 +1025,161 @@
           <w:sz w:val="24"/>
           <w:szCs w:val="24"/>
         </w:rPr>
-        <w:t xml:space="preserve">岁月如刀，21月已过。🔍 红袖添香 探索有收获。修仙之路，从不平静。</w:t>
-      </w:r>
-    </w:p>
-    <w:p>
-      <w:pPr>
-        <w:spacing w:after="60" w:before="60" w:line="360"/>
-        <w:ind w:firstLine="480"/>
-      </w:pPr>
-      <w:r>
-        <w:rPr>
-          <w:rFonts w:ascii="宋体" w:cs="宋体" w:eastAsia="宋体" w:hAnsi="宋体"/>
-          <w:sz w:val="24"/>
-          <w:szCs w:val="24"/>
-        </w:rPr>
-        <w:t xml:space="preserve">岁月如刀，22月已过。🔍 苏寒衣 探索有收获。修仙之路，从不平静。</w:t>
-      </w:r>
-    </w:p>
-    <w:p>
-      <w:pPr>
-        <w:spacing w:after="60" w:before="60" w:line="360"/>
-        <w:ind w:firstLine="480"/>
-      </w:pPr>
-      <w:r>
-        <w:rPr>
-          <w:rFonts w:ascii="宋体" w:cs="宋体" w:eastAsia="宋体" w:hAnsi="宋体"/>
-          <w:sz w:val="24"/>
-          <w:szCs w:val="24"/>
-        </w:rPr>
-        <w:t xml:space="preserve">冯怒潮（练气八层）在灵脉荒野盘膝而坐，修炼《玄灵决（残本）》。心道："修炼为要，厚积薄发。"</w:t>
-      </w:r>
-    </w:p>
-    <w:p>
-      <w:pPr>
-        <w:spacing w:after="60" w:before="60" w:line="360"/>
-        <w:ind w:firstLine="480"/>
-      </w:pPr>
-      <w:r>
-        <w:rPr>
-          <w:rFonts w:ascii="宋体" w:cs="宋体" w:eastAsia="宋体" w:hAnsi="宋体"/>
-          <w:sz w:val="24"/>
-          <w:szCs w:val="24"/>
-        </w:rPr>
-        <w:t xml:space="preserve">陆霜华移动，心道："人少的地方才安全，溜去荒野修炼。 通缉令的事不能大意……"</w:t>
-      </w:r>
-    </w:p>
-    <w:p>
-      <w:pPr>
-        <w:spacing w:after="60" w:before="60" w:line="360"/>
-        <w:ind w:firstLine="480"/>
-      </w:pPr>
-      <w:r>
-        <w:rPr>
-          <w:rFonts w:ascii="宋体" w:cs="宋体" w:eastAsia="宋体" w:hAnsi="宋体"/>
-          <w:sz w:val="24"/>
-          <w:szCs w:val="24"/>
-        </w:rPr>
-        <w:t xml:space="preserve">苏寒衣隐匿修为，心道："压制气息，装成练气三层的废材，绝不出头。 通缉令的事不能大意……"</w:t>
-      </w:r>
-    </w:p>
-    <w:p>
-      <w:pPr>
-        <w:spacing w:after="60" w:before="60" w:line="360"/>
-        <w:ind w:firstLine="480"/>
-      </w:pPr>
-      <w:r>
-        <w:rPr>
-          <w:rFonts w:ascii="宋体" w:cs="宋体" w:eastAsia="宋体" w:hAnsi="宋体"/>
-          <w:sz w:val="24"/>
-          <w:szCs w:val="24"/>
-        </w:rPr>
-        <w:t xml:space="preserve">魏玄机移动，心道："人少的地方才安全，溜去荒野修炼。 通缉令的事不能大意……"</w:t>
-      </w:r>
-    </w:p>
-    <w:p>
-      <w:pPr>
-        <w:spacing w:after="60" w:before="60" w:line="360"/>
-        <w:ind w:firstLine="480"/>
-      </w:pPr>
-      <w:r>
-        <w:rPr>
-          <w:rFonts w:ascii="宋体" w:cs="宋体" w:eastAsia="宋体" w:hAnsi="宋体"/>
-          <w:sz w:val="24"/>
-          <w:szCs w:val="24"/>
-        </w:rPr>
-        <w:t xml:space="preserve">孟长歌探索，心道："四处探查，寻找机遇。"</w:t>
-      </w:r>
-    </w:p>
-    <w:p>
-      <w:pPr>
-        <w:spacing w:after="60" w:before="60" w:line="360"/>
-        <w:ind w:firstLine="480"/>
-      </w:pPr>
-      <w:r>
-        <w:rPr>
-          <w:rFonts w:ascii="宋体" w:cs="宋体" w:eastAsia="宋体" w:hAnsi="宋体"/>
-          <w:sz w:val="24"/>
-          <w:szCs w:val="24"/>
-        </w:rPr>
-        <w:t xml:space="preserve">老赵掌柜移动，心道："人少的地方才安全，溜去荒野修炼。 通缉令的事不能大意……"</w:t>
-      </w:r>
-    </w:p>
-    <w:p>
-      <w:pPr>
-        <w:spacing w:after="60" w:before="60" w:line="360"/>
-        <w:ind w:firstLine="480"/>
-      </w:pPr>
-      <w:r>
-        <w:rPr>
-          <w:rFonts w:ascii="宋体" w:cs="宋体" w:eastAsia="宋体" w:hAnsi="宋体"/>
-          <w:sz w:val="24"/>
-          <w:szCs w:val="24"/>
-        </w:rPr>
-        <w:t xml:space="preserve">陆霜华突破至练气十层，又一人踏上了更高的修炼之路。</w:t>
-      </w:r>
-    </w:p>
-    <w:p>
-      <w:pPr>
-        <w:spacing w:after="60" w:before="60" w:line="360"/>
-        <w:ind w:firstLine="480"/>
-      </w:pPr>
-      <w:r>
-        <w:rPr>
-          <w:rFonts w:ascii="宋体" w:cs="宋体" w:eastAsia="宋体" w:hAnsi="宋体"/>
-          <w:sz w:val="24"/>
-          <w:szCs w:val="24"/>
-        </w:rPr>
-        <w:t xml:space="preserve">孟长歌突破至练气十层，又一人踏上了更高的修炼之路。</w:t>
-      </w:r>
-    </w:p>
-    <w:p>
-      <w:pPr>
-        <w:spacing w:after="60" w:before="60" w:line="360"/>
-        <w:ind w:firstLine="480"/>
-      </w:pPr>
-      <w:r>
-        <w:rPr>
-          <w:rFonts w:ascii="宋体" w:cs="宋体" w:eastAsia="宋体" w:hAnsi="宋体"/>
-          <w:sz w:val="24"/>
-          <w:szCs w:val="24"/>
-        </w:rPr>
-        <w:t xml:space="preserve">🔍 红袖添香 探索有收获。</w:t>
-      </w:r>
-    </w:p>
-    <w:p>
-      <w:pPr>
-        <w:spacing w:after="60" w:before="60" w:line="360"/>
-        <w:ind w:firstLine="480"/>
-      </w:pPr>
-      <w:r>
-        <w:rPr>
-          <w:rFonts w:ascii="宋体" w:cs="宋体" w:eastAsia="宋体" w:hAnsi="宋体"/>
-          <w:sz w:val="24"/>
-          <w:szCs w:val="24"/>
-        </w:rPr>
-        <w:t xml:space="preserve">🔍 苏寒衣 探索有收获。</w:t>
+        <w:t xml:space="preserve">血与剑的故事从未停歇，第21月，又是新的一章。🔍 老赵掌柜 探索有收获。 🔍 小宝 探索有收获。</w:t>
+      </w:r>
+    </w:p>
+    <w:p>
+      <w:pPr>
+        <w:spacing w:after="60" w:before="60" w:line="360"/>
+        <w:ind w:firstLine="480"/>
+      </w:pPr>
+      <w:r>
+        <w:rPr>
+          <w:rFonts w:ascii="宋体" w:cs="宋体" w:eastAsia="宋体" w:hAnsi="宋体"/>
+          <w:sz w:val="24"/>
+          <w:szCs w:val="24"/>
+        </w:rPr>
+        <w:t xml:space="preserve">第22月，苍渺大陆的暗流继续涌动。🔍 红袖添香 探索有收获。</w:t>
+      </w:r>
+    </w:p>
+    <w:p>
+      <w:pPr>
+        <w:spacing w:after="60" w:before="60" w:line="360"/>
+        <w:ind w:firstLine="480"/>
+      </w:pPr>
+      <w:r>
+        <w:rPr>
+          <w:rFonts w:ascii="宋体" w:cs="宋体" w:eastAsia="宋体" w:hAnsi="宋体"/>
+          <w:sz w:val="24"/>
+          <w:szCs w:val="24"/>
+        </w:rPr>
+        <w:t xml:space="preserve">冯怒潮（C）（练气九层）在灵脉荒野盘膝而坐，修炼《玄灵决（残本）》。心道："趁四下无人，偷偷修炼。苟着苟着就突破了。 通缉令的事不能大意……"</w:t>
+      </w:r>
+    </w:p>
+    <w:p>
+      <w:pPr>
+        <w:spacing w:after="60" w:before="60" w:line="360"/>
+        <w:ind w:firstLine="480"/>
+      </w:pPr>
+      <w:r>
+        <w:rPr>
+          <w:rFonts w:ascii="宋体" w:cs="宋体" w:eastAsia="宋体" w:hAnsi="宋体"/>
+          <w:sz w:val="24"/>
+          <w:szCs w:val="24"/>
+        </w:rPr>
+        <w:t xml:space="preserve">陆霜华（G）（练气十层）在灵脉荒野盘膝而坐，修炼《太清剑典（完本）》。心道："趁四下无人，偷偷修炼。苟着苟着就突破了。 通缉令的事不能大意……"</w:t>
+      </w:r>
+    </w:p>
+    <w:p>
+      <w:pPr>
+        <w:spacing w:after="60" w:before="60" w:line="360"/>
+        <w:ind w:firstLine="480"/>
+      </w:pPr>
+      <w:r>
+        <w:rPr>
+          <w:rFonts w:ascii="宋体" w:cs="宋体" w:eastAsia="宋体" w:hAnsi="宋体"/>
+          <w:sz w:val="24"/>
+          <w:szCs w:val="24"/>
+        </w:rPr>
+        <w:t xml:space="preserve">苏寒衣（DS）闭关修炼，心道："修炼为要，厚积薄发。"</w:t>
+      </w:r>
+    </w:p>
+    <w:p>
+      <w:pPr>
+        <w:spacing w:after="60" w:before="60" w:line="360"/>
+        <w:ind w:firstLine="480"/>
+      </w:pPr>
+      <w:r>
+        <w:rPr>
+          <w:rFonts w:ascii="宋体" w:cs="宋体" w:eastAsia="宋体" w:hAnsi="宋体"/>
+          <w:sz w:val="24"/>
+          <w:szCs w:val="24"/>
+        </w:rPr>
+        <w:t xml:space="preserve">魏玄机（K）探索，心道："先摸清周围情况，确认没有危险再说。 通缉令的事不能大意……"</w:t>
+      </w:r>
+    </w:p>
+    <w:p>
+      <w:pPr>
+        <w:spacing w:after="60" w:before="60" w:line="360"/>
+        <w:ind w:firstLine="480"/>
+      </w:pPr>
+      <w:r>
+        <w:rPr>
+          <w:rFonts w:ascii="宋体" w:cs="宋体" w:eastAsia="宋体" w:hAnsi="宋体"/>
+          <w:sz w:val="24"/>
+          <w:szCs w:val="24"/>
+        </w:rPr>
+        <w:t xml:space="preserve">孟长歌（Q）（练气十二层）在灵脉荒野盘膝而坐，修炼《玄灵决（残本）》。心道："趁四下无人，偷偷修炼。苟着苟着就突破了。 通缉令的事不能大意……"</w:t>
+      </w:r>
+    </w:p>
+    <w:p>
+      <w:pPr>
+        <w:spacing w:after="60" w:before="60" w:line="360"/>
+        <w:ind w:firstLine="480"/>
+      </w:pPr>
+      <w:r>
+        <w:rPr>
+          <w:rFonts w:ascii="宋体" w:cs="宋体" w:eastAsia="宋体" w:hAnsi="宋体"/>
+          <w:sz w:val="24"/>
+          <w:szCs w:val="24"/>
+        </w:rPr>
+        <w:t xml:space="preserve">老赵掌柜探索，心道："灵石灵石！到处找！肯定还有没挖完的宝！ 这波肯定能发财！"</w:t>
+      </w:r>
+    </w:p>
+    <w:p>
+      <w:pPr>
+        <w:spacing w:after="60" w:before="60" w:line="360"/>
+        <w:ind w:firstLine="480"/>
+      </w:pPr>
+      <w:r>
+        <w:rPr>
+          <w:rFonts w:ascii="宋体" w:cs="宋体" w:eastAsia="宋体" w:hAnsi="宋体"/>
+          <w:sz w:val="24"/>
+          <w:szCs w:val="24"/>
+        </w:rPr>
+        <w:t xml:space="preserve">冯怒潮突破至练气十层，又一人踏上了更高的修炼之路。</w:t>
+      </w:r>
+    </w:p>
+    <w:p>
+      <w:pPr>
+        <w:spacing w:after="60" w:before="60" w:line="360"/>
+        <w:ind w:firstLine="480"/>
+      </w:pPr>
+      <w:r>
+        <w:rPr>
+          <w:rFonts w:ascii="宋体" w:cs="宋体" w:eastAsia="宋体" w:hAnsi="宋体"/>
+          <w:sz w:val="24"/>
+          <w:szCs w:val="24"/>
+        </w:rPr>
+        <w:t xml:space="preserve">苏寒衣突破至练气十层，又一人踏上了更高的修炼之路。</w:t>
+      </w:r>
+    </w:p>
+    <w:p>
+      <w:pPr>
+        <w:spacing w:after="60" w:before="60" w:line="360"/>
+        <w:ind w:firstLine="480"/>
+      </w:pPr>
+      <w:r>
+        <w:rPr>
+          <w:rFonts w:ascii="宋体" w:cs="宋体" w:eastAsia="宋体" w:hAnsi="宋体"/>
+          <w:sz w:val="24"/>
+          <w:szCs w:val="24"/>
+        </w:rPr>
+        <w:t xml:space="preserve">🔍 老赵掌柜 探索有收获。</w:t>
+      </w:r>
+    </w:p>
+    <w:p>
+      <w:pPr>
+        <w:spacing w:after="60" w:before="60" w:line="360"/>
+        <w:ind w:firstLine="480"/>
+      </w:pPr>
+      <w:r>
+        <w:rPr>
+          <w:rFonts w:ascii="宋体" w:cs="宋体" w:eastAsia="宋体" w:hAnsi="宋体"/>
+          <w:sz w:val="24"/>
+          <w:szCs w:val="24"/>
+        </w:rPr>
+        <w:t xml:space="preserve">🔍 小宝 探索有收获。</w:t>
       </w:r>
     </w:p>
     <w:p>
@@ -1196,7 +1196,7 @@
           <w:sz w:val="18"/>
           <w:szCs w:val="18"/>
         </w:rPr>
-        <w:t xml:space="preserve">[数据] 存活修士：20人 | 突破：2次 | 大事件：7件</w:t>
+        <w:t xml:space="preserve">[数据] 存活修士：20人 | 突破：2次 | 大事件：11件</w:t>
       </w:r>
     </w:p>
     <w:p>

--- a/xianxia_story.docx
+++ b/xianxia_story.docx
@@ -1273,133 +1273,161 @@
           <w:sz w:val="24"/>
           <w:szCs w:val="24"/>
         </w:rPr>
-        <w:t xml:space="preserve">第26月，苍渺大陆的暗流继续涌动。🔍 王捕头 探索有收获。 🔍 玄机道长 探索有收获。</w:t>
-      </w:r>
-    </w:p>
-    <w:p>
-      <w:pPr>
-        <w:spacing w:after="60" w:before="60" w:line="360"/>
-        <w:ind w:firstLine="480"/>
-      </w:pPr>
-      <w:r>
-        <w:rPr>
-          <w:rFonts w:ascii="宋体" w:cs="宋体" w:eastAsia="宋体" w:hAnsi="宋体"/>
-          <w:sz w:val="24"/>
-          <w:szCs w:val="24"/>
-        </w:rPr>
-        <w:t xml:space="preserve">血与剑的故事从未停歇，第27月，又是新的一章。表面平静，暗流涌动——每一名修士都在积蓄力量。</w:t>
-      </w:r>
-    </w:p>
-    <w:p>
-      <w:pPr>
-        <w:spacing w:after="60" w:before="60" w:line="360"/>
-        <w:ind w:firstLine="480"/>
-      </w:pPr>
-      <w:r>
-        <w:rPr>
-          <w:rFonts w:ascii="宋体" w:cs="宋体" w:eastAsia="宋体" w:hAnsi="宋体"/>
-          <w:sz w:val="24"/>
-          <w:szCs w:val="24"/>
-        </w:rPr>
-        <w:t xml:space="preserve">冯怒潮（练气八层）在灵脉荒野盘膝而坐，修炼《玄灵决（残本）》。心道："修炼为要，厚积薄发。"</w:t>
-      </w:r>
-    </w:p>
-    <w:p>
-      <w:pPr>
-        <w:spacing w:after="60" w:before="60" w:line="360"/>
-        <w:ind w:firstLine="480"/>
-      </w:pPr>
-      <w:r>
-        <w:rPr>
-          <w:rFonts w:ascii="宋体" w:cs="宋体" w:eastAsia="宋体" w:hAnsi="宋体"/>
-          <w:sz w:val="24"/>
-          <w:szCs w:val="24"/>
-        </w:rPr>
-        <w:t xml:space="preserve">陆霜华蛰伏，心道："静观其变，伺机而动。"</w:t>
-      </w:r>
-    </w:p>
-    <w:p>
-      <w:pPr>
-        <w:spacing w:after="60" w:before="60" w:line="360"/>
-        <w:ind w:firstLine="480"/>
-      </w:pPr>
-      <w:r>
-        <w:rPr>
-          <w:rFonts w:ascii="宋体" w:cs="宋体" w:eastAsia="宋体" w:hAnsi="宋体"/>
-          <w:sz w:val="24"/>
-          <w:szCs w:val="24"/>
-        </w:rPr>
-        <w:t xml:space="preserve">苏寒衣隐匿修为，心道："压制气息，装成练气三层的废材，绝不出头。 通缉令的事不能大意……"</w:t>
-      </w:r>
-    </w:p>
-    <w:p>
-      <w:pPr>
-        <w:spacing w:after="60" w:before="60" w:line="360"/>
-        <w:ind w:firstLine="480"/>
-      </w:pPr>
-      <w:r>
-        <w:rPr>
-          <w:rFonts w:ascii="宋体" w:cs="宋体" w:eastAsia="宋体" w:hAnsi="宋体"/>
-          <w:sz w:val="24"/>
-          <w:szCs w:val="24"/>
-        </w:rPr>
-        <w:t xml:space="preserve">魏玄机隐匿修为，心道："压制气息，装成练气三层的废材，绝不出头。 通缉令的事不能大意……"</w:t>
-      </w:r>
-    </w:p>
-    <w:p>
-      <w:pPr>
-        <w:spacing w:after="60" w:before="60" w:line="360"/>
-        <w:ind w:firstLine="480"/>
-      </w:pPr>
-      <w:r>
-        <w:rPr>
-          <w:rFonts w:ascii="宋体" w:cs="宋体" w:eastAsia="宋体" w:hAnsi="宋体"/>
-          <w:sz w:val="24"/>
-          <w:szCs w:val="24"/>
-        </w:rPr>
-        <w:t xml:space="preserve">孟长歌移动，心道："人少的地方才安全，溜去荒野修炼。 通缉令的事不能大意……"</w:t>
-      </w:r>
-    </w:p>
-    <w:p>
-      <w:pPr>
-        <w:spacing w:after="60" w:before="60" w:line="360"/>
-        <w:ind w:firstLine="480"/>
-      </w:pPr>
-      <w:r>
-        <w:rPr>
-          <w:rFonts w:ascii="宋体" w:cs="宋体" w:eastAsia="宋体" w:hAnsi="宋体"/>
-          <w:sz w:val="24"/>
-          <w:szCs w:val="24"/>
-        </w:rPr>
-        <w:t xml:space="preserve">老赵掌柜闭关修炼，心道："趁四下无人，偷偷修炼。苟着苟着就突破了。 通缉令的事不能大意……"</w:t>
-      </w:r>
-    </w:p>
-    <w:p>
-      <w:pPr>
-        <w:spacing w:after="60" w:before="60" w:line="360"/>
-        <w:ind w:firstLine="480"/>
-      </w:pPr>
-      <w:r>
-        <w:rPr>
-          <w:rFonts w:ascii="宋体" w:cs="宋体" w:eastAsia="宋体" w:hAnsi="宋体"/>
-          <w:sz w:val="24"/>
-          <w:szCs w:val="24"/>
-        </w:rPr>
-        <w:t xml:space="preserve">🔍 王捕头 探索有收获。</w:t>
-      </w:r>
-    </w:p>
-    <w:p>
-      <w:pPr>
-        <w:spacing w:after="60" w:before="60" w:line="360"/>
-        <w:ind w:firstLine="480"/>
-      </w:pPr>
-      <w:r>
-        <w:rPr>
-          <w:rFonts w:ascii="宋体" w:cs="宋体" w:eastAsia="宋体" w:hAnsi="宋体"/>
-          <w:sz w:val="24"/>
-          <w:szCs w:val="24"/>
-        </w:rPr>
-        <w:t xml:space="preserve">🔍 玄机道长 探索有收获。</w:t>
+        <w:t xml:space="preserve">第26回合，天地间的棋局又落下了一颗子。表面平静，暗流涌动——每一名修士都在积蓄力量。</w:t>
+      </w:r>
+    </w:p>
+    <w:p>
+      <w:pPr>
+        <w:spacing w:after="60" w:before="60" w:line="360"/>
+        <w:ind w:firstLine="480"/>
+      </w:pPr>
+      <w:r>
+        <w:rPr>
+          <w:rFonts w:ascii="宋体" w:cs="宋体" w:eastAsia="宋体" w:hAnsi="宋体"/>
+          <w:sz w:val="24"/>
+          <w:szCs w:val="24"/>
+        </w:rPr>
+        <w:t xml:space="preserve">岁月如刀，27月已过。🔍 陆霜华 探索有收获。 ⚠️ 魏玄机 练气圆满，却无筑基丹，修炼停滞！修仙之路，从不平静。</w:t>
+      </w:r>
+    </w:p>
+    <w:p>
+      <w:pPr>
+        <w:spacing w:after="60" w:before="60" w:line="360"/>
+        <w:ind w:firstLine="480"/>
+      </w:pPr>
+      <w:r>
+        <w:rPr>
+          <w:rFonts w:ascii="宋体" w:cs="宋体" w:eastAsia="宋体" w:hAnsi="宋体"/>
+          <w:sz w:val="24"/>
+          <w:szCs w:val="24"/>
+        </w:rPr>
+        <w:t xml:space="preserve">冯怒潮（C）移动，心道："人少的地方才安全，溜去荒野修炼。 通缉令的事不能大意……"</w:t>
+      </w:r>
+    </w:p>
+    <w:p>
+      <w:pPr>
+        <w:spacing w:after="60" w:before="60" w:line="360"/>
+        <w:ind w:firstLine="480"/>
+      </w:pPr>
+      <w:r>
+        <w:rPr>
+          <w:rFonts w:ascii="宋体" w:cs="宋体" w:eastAsia="宋体" w:hAnsi="宋体"/>
+          <w:sz w:val="24"/>
+          <w:szCs w:val="24"/>
+        </w:rPr>
+        <w:t xml:space="preserve">陆霜华（G）（练气十层）在灵脉荒野盘膝而坐，修炼《太清剑典（完本）》。心道："趁四下无人，偷偷修炼。苟着苟着就突破了。 通缉令的事不能大意……"</w:t>
+      </w:r>
+    </w:p>
+    <w:p>
+      <w:pPr>
+        <w:spacing w:after="60" w:before="60" w:line="360"/>
+        <w:ind w:firstLine="480"/>
+      </w:pPr>
+      <w:r>
+        <w:rPr>
+          <w:rFonts w:ascii="宋体" w:cs="宋体" w:eastAsia="宋体" w:hAnsi="宋体"/>
+          <w:sz w:val="24"/>
+          <w:szCs w:val="24"/>
+        </w:rPr>
+        <w:t xml:space="preserve">苏寒衣（DS）蛰伏，心道："静观其变，伺机而动。"</w:t>
+      </w:r>
+    </w:p>
+    <w:p>
+      <w:pPr>
+        <w:spacing w:after="60" w:before="60" w:line="360"/>
+        <w:ind w:firstLine="480"/>
+      </w:pPr>
+      <w:r>
+        <w:rPr>
+          <w:rFonts w:ascii="宋体" w:cs="宋体" w:eastAsia="宋体" w:hAnsi="宋体"/>
+          <w:sz w:val="24"/>
+          <w:szCs w:val="24"/>
+        </w:rPr>
+        <w:t xml:space="preserve">魏玄机（K）探索，心道："先摸清周围情况，确认没有危险再说。 通缉令的事不能大意……"</w:t>
+      </w:r>
+    </w:p>
+    <w:p>
+      <w:pPr>
+        <w:spacing w:after="60" w:before="60" w:line="360"/>
+        <w:ind w:firstLine="480"/>
+      </w:pPr>
+      <w:r>
+        <w:rPr>
+          <w:rFonts w:ascii="宋体" w:cs="宋体" w:eastAsia="宋体" w:hAnsi="宋体"/>
+          <w:sz w:val="24"/>
+          <w:szCs w:val="24"/>
+        </w:rPr>
+        <w:t xml:space="preserve">孟长歌（Q）（练气十二层）在灵脉荒野盘膝而坐，修炼《玄灵决（残本）》。心道："趁四下无人，偷偷修炼。苟着苟着就突破了。 通缉令的事不能大意……"</w:t>
+      </w:r>
+    </w:p>
+    <w:p>
+      <w:pPr>
+        <w:spacing w:after="60" w:before="60" w:line="360"/>
+        <w:ind w:firstLine="480"/>
+      </w:pPr>
+      <w:r>
+        <w:rPr>
+          <w:rFonts w:ascii="宋体" w:cs="宋体" w:eastAsia="宋体" w:hAnsi="宋体"/>
+          <w:sz w:val="24"/>
+          <w:szCs w:val="24"/>
+        </w:rPr>
+        <w:t xml:space="preserve">老赵掌柜蛰伏，心道："静观其变，这波先苟一下。 通缉令的事不能大意……"</w:t>
+      </w:r>
+    </w:p>
+    <w:p>
+      <w:pPr>
+        <w:spacing w:after="60" w:before="60" w:line="360"/>
+        <w:ind w:firstLine="480"/>
+      </w:pPr>
+      <w:r>
+        <w:rPr>
+          <w:rFonts w:ascii="宋体" w:cs="宋体" w:eastAsia="宋体" w:hAnsi="宋体"/>
+          <w:sz w:val="24"/>
+          <w:szCs w:val="24"/>
+        </w:rPr>
+        <w:t xml:space="preserve">王捕头突破至练气五层，又一人踏上了更高的修炼之路。</w:t>
+      </w:r>
+    </w:p>
+    <w:p>
+      <w:pPr>
+        <w:spacing w:after="60" w:before="60" w:line="360"/>
+        <w:ind w:firstLine="480"/>
+      </w:pPr>
+      <w:r>
+        <w:rPr>
+          <w:rFonts w:ascii="宋体" w:cs="宋体" w:eastAsia="宋体" w:hAnsi="宋体"/>
+          <w:sz w:val="24"/>
+          <w:szCs w:val="24"/>
+        </w:rPr>
+        <w:t xml:space="preserve">小宝突破至练气八层，又一人踏上了更高的修炼之路。</w:t>
+      </w:r>
+    </w:p>
+    <w:p>
+      <w:pPr>
+        <w:spacing w:after="60" w:before="60" w:line="360"/>
+        <w:ind w:firstLine="480"/>
+      </w:pPr>
+      <w:r>
+        <w:rPr>
+          <w:rFonts w:ascii="宋体" w:cs="宋体" w:eastAsia="宋体" w:hAnsi="宋体"/>
+          <w:sz w:val="24"/>
+          <w:szCs w:val="24"/>
+        </w:rPr>
+        <w:t xml:space="preserve">🔍 陆霜华 探索有收获。</w:t>
+      </w:r>
+    </w:p>
+    <w:p>
+      <w:pPr>
+        <w:spacing w:after="60" w:before="60" w:line="360"/>
+        <w:ind w:firstLine="480"/>
+      </w:pPr>
+      <w:r>
+        <w:rPr>
+          <w:rFonts w:ascii="宋体" w:cs="宋体" w:eastAsia="宋体" w:hAnsi="宋体"/>
+          <w:sz w:val="24"/>
+          <w:szCs w:val="24"/>
+        </w:rPr>
+        <w:t xml:space="preserve">魏玄机 练气圆满，却无筑基丹，修炼停滞！</w:t>
       </w:r>
     </w:p>
     <w:p>
@@ -1416,7 +1444,7 @@
           <w:sz w:val="18"/>
           <w:szCs w:val="18"/>
         </w:rPr>
-        <w:t xml:space="preserve">[数据] 存活修士：20人 | 大事件：6件</w:t>
+        <w:t xml:space="preserve">[数据] 存活修士：20人 | 突破：2次 | 大事件：13件</w:t>
       </w:r>
     </w:p>
     <w:p>

--- a/xianxia_story.docx
+++ b/xianxia_story.docx
@@ -1521,133 +1521,119 @@
           <w:sz w:val="24"/>
           <w:szCs w:val="24"/>
         </w:rPr>
-        <w:t xml:space="preserve">第31回合，天地间的棋局又落下了一颗子。🔍 老李头 探索有收获。</w:t>
-      </w:r>
-    </w:p>
-    <w:p>
-      <w:pPr>
-        <w:spacing w:after="60" w:before="60" w:line="360"/>
-        <w:ind w:firstLine="480"/>
-      </w:pPr>
-      <w:r>
-        <w:rPr>
-          <w:rFonts w:ascii="宋体" w:cs="宋体" w:eastAsia="宋体" w:hAnsi="宋体"/>
-          <w:sz w:val="24"/>
-          <w:szCs w:val="24"/>
-        </w:rPr>
-        <w:t xml:space="preserve">血与剑的故事从未停歇，第32月，又是新的一章。🔍 魏玄机 探索有收获。</w:t>
-      </w:r>
-    </w:p>
-    <w:p>
-      <w:pPr>
-        <w:spacing w:after="60" w:before="60" w:line="360"/>
-        <w:ind w:firstLine="480"/>
-      </w:pPr>
-      <w:r>
-        <w:rPr>
-          <w:rFonts w:ascii="宋体" w:cs="宋体" w:eastAsia="宋体" w:hAnsi="宋体"/>
-          <w:sz w:val="24"/>
-          <w:szCs w:val="24"/>
-        </w:rPr>
-        <w:t xml:space="preserve">冯怒潮移动，心道："人少的地方才安全，溜去荒野修炼。 通缉令的事不能大意……"</w:t>
-      </w:r>
-    </w:p>
-    <w:p>
-      <w:pPr>
-        <w:spacing w:after="60" w:before="60" w:line="360"/>
-        <w:ind w:firstLine="480"/>
-      </w:pPr>
-      <w:r>
-        <w:rPr>
-          <w:rFonts w:ascii="宋体" w:cs="宋体" w:eastAsia="宋体" w:hAnsi="宋体"/>
-          <w:sz w:val="24"/>
-          <w:szCs w:val="24"/>
-        </w:rPr>
-        <w:t xml:space="preserve">陆霜华移动，心道："换个地方修炼。"</w:t>
-      </w:r>
-    </w:p>
-    <w:p>
-      <w:pPr>
-        <w:spacing w:after="60" w:before="60" w:line="360"/>
-        <w:ind w:firstLine="480"/>
-      </w:pPr>
-      <w:r>
-        <w:rPr>
-          <w:rFonts w:ascii="宋体" w:cs="宋体" w:eastAsia="宋体" w:hAnsi="宋体"/>
-          <w:sz w:val="24"/>
-          <w:szCs w:val="24"/>
-        </w:rPr>
-        <w:t xml:space="preserve">苏寒衣蛰伏，心道："静观其变，伺机而动。"</w:t>
-      </w:r>
-    </w:p>
-    <w:p>
-      <w:pPr>
-        <w:spacing w:after="60" w:before="60" w:line="360"/>
-        <w:ind w:firstLine="480"/>
-      </w:pPr>
-      <w:r>
-        <w:rPr>
-          <w:rFonts w:ascii="宋体" w:cs="宋体" w:eastAsia="宋体" w:hAnsi="宋体"/>
-          <w:sz w:val="24"/>
-          <w:szCs w:val="24"/>
-        </w:rPr>
-        <w:t xml:space="preserve">魏玄机移动，心道："人少的地方才安全，溜去荒野修炼。 通缉令的事不能大意……"</w:t>
-      </w:r>
-    </w:p>
-    <w:p>
-      <w:pPr>
-        <w:spacing w:after="60" w:before="60" w:line="360"/>
-        <w:ind w:firstLine="480"/>
-      </w:pPr>
-      <w:r>
-        <w:rPr>
-          <w:rFonts w:ascii="宋体" w:cs="宋体" w:eastAsia="宋体" w:hAnsi="宋体"/>
-          <w:sz w:val="24"/>
-          <w:szCs w:val="24"/>
-        </w:rPr>
-        <w:t xml:space="preserve">孟长歌（练气十层）在灵脉荒野盘膝而坐，修炼《玄灵决（残本）》。心道："修炼为要，厚积薄发。"</w:t>
-      </w:r>
-    </w:p>
-    <w:p>
-      <w:pPr>
-        <w:spacing w:after="60" w:before="60" w:line="360"/>
-        <w:ind w:firstLine="480"/>
-      </w:pPr>
-      <w:r>
-        <w:rPr>
-          <w:rFonts w:ascii="宋体" w:cs="宋体" w:eastAsia="宋体" w:hAnsi="宋体"/>
-          <w:sz w:val="24"/>
-          <w:szCs w:val="24"/>
-        </w:rPr>
-        <w:t xml:space="preserve">老赵掌柜移动，心道："人少的地方才安全，溜去荒野修炼。 通缉令的事不能大意……"</w:t>
-      </w:r>
-    </w:p>
-    <w:p>
-      <w:pPr>
-        <w:spacing w:after="60" w:before="60" w:line="360"/>
-        <w:ind w:firstLine="480"/>
-      </w:pPr>
-      <w:r>
-        <w:rPr>
-          <w:rFonts w:ascii="宋体" w:cs="宋体" w:eastAsia="宋体" w:hAnsi="宋体"/>
-          <w:sz w:val="24"/>
-          <w:szCs w:val="24"/>
-        </w:rPr>
-        <w:t xml:space="preserve">红袖添香突破至练气五层，又一人踏上了更高的修炼之路。</w:t>
-      </w:r>
-    </w:p>
-    <w:p>
-      <w:pPr>
-        <w:spacing w:after="60" w:before="60" w:line="360"/>
-        <w:ind w:firstLine="480"/>
-      </w:pPr>
-      <w:r>
-        <w:rPr>
-          <w:rFonts w:ascii="宋体" w:cs="宋体" w:eastAsia="宋体" w:hAnsi="宋体"/>
-          <w:sz w:val="24"/>
-          <w:szCs w:val="24"/>
-        </w:rPr>
-        <w:t xml:space="preserve">🔍 老李头 探索有收获。</w:t>
+        <w:t xml:space="preserve">岁月如刀，31月已过。🔍 破碗老爷 探索有收获。修仙之路，从不平静。</w:t>
+      </w:r>
+    </w:p>
+    <w:p>
+      <w:pPr>
+        <w:spacing w:after="60" w:before="60" w:line="360"/>
+        <w:ind w:firstLine="480"/>
+      </w:pPr>
+      <w:r>
+        <w:rPr>
+          <w:rFonts w:ascii="宋体" w:cs="宋体" w:eastAsia="宋体" w:hAnsi="宋体"/>
+          <w:sz w:val="24"/>
+          <w:szCs w:val="24"/>
+        </w:rPr>
+        <w:t xml:space="preserve">岁月如刀，32月已过。🔍 魏玄机 探索有收获。 🔍 陈神医 探索有收获。修仙之路，从不平静。</w:t>
+      </w:r>
+    </w:p>
+    <w:p>
+      <w:pPr>
+        <w:spacing w:after="60" w:before="60" w:line="360"/>
+        <w:ind w:firstLine="480"/>
+      </w:pPr>
+      <w:r>
+        <w:rPr>
+          <w:rFonts w:ascii="宋体" w:cs="宋体" w:eastAsia="宋体" w:hAnsi="宋体"/>
+          <w:sz w:val="24"/>
+          <w:szCs w:val="24"/>
+        </w:rPr>
+        <w:t xml:space="preserve">冯怒潮（C）移动，心道："人少的地方才安全，溜去荒野修炼。 通缉令的事不能大意……"</w:t>
+      </w:r>
+    </w:p>
+    <w:p>
+      <w:pPr>
+        <w:spacing w:after="60" w:before="60" w:line="360"/>
+        <w:ind w:firstLine="480"/>
+      </w:pPr>
+      <w:r>
+        <w:rPr>
+          <w:rFonts w:ascii="宋体" w:cs="宋体" w:eastAsia="宋体" w:hAnsi="宋体"/>
+          <w:sz w:val="24"/>
+          <w:szCs w:val="24"/>
+        </w:rPr>
+        <w:t xml:space="preserve">陆霜华（G）（练气十层）在灵脉荒野盘膝而坐，修炼《太清剑典（完本）》。心道："修炼为要，厚积薄发。"</w:t>
+      </w:r>
+    </w:p>
+    <w:p>
+      <w:pPr>
+        <w:spacing w:after="60" w:before="60" w:line="360"/>
+        <w:ind w:firstLine="480"/>
+      </w:pPr>
+      <w:r>
+        <w:rPr>
+          <w:rFonts w:ascii="宋体" w:cs="宋体" w:eastAsia="宋体" w:hAnsi="宋体"/>
+          <w:sz w:val="24"/>
+          <w:szCs w:val="24"/>
+        </w:rPr>
+        <w:t xml:space="preserve">苏寒衣（DS）隐匿修为，心道："压制气息，装成练气三层的废材，绝不出头。 通缉令的事不能大意……"</w:t>
+      </w:r>
+    </w:p>
+    <w:p>
+      <w:pPr>
+        <w:spacing w:after="60" w:before="60" w:line="360"/>
+        <w:ind w:firstLine="480"/>
+      </w:pPr>
+      <w:r>
+        <w:rPr>
+          <w:rFonts w:ascii="宋体" w:cs="宋体" w:eastAsia="宋体" w:hAnsi="宋体"/>
+          <w:sz w:val="24"/>
+          <w:szCs w:val="24"/>
+        </w:rPr>
+        <w:t xml:space="preserve">魏玄机（K）移动，心道："人少的地方才安全，溜去荒野修炼。 通缉令的事不能大意……"</w:t>
+      </w:r>
+    </w:p>
+    <w:p>
+      <w:pPr>
+        <w:spacing w:after="60" w:before="60" w:line="360"/>
+        <w:ind w:firstLine="480"/>
+      </w:pPr>
+      <w:r>
+        <w:rPr>
+          <w:rFonts w:ascii="宋体" w:cs="宋体" w:eastAsia="宋体" w:hAnsi="宋体"/>
+          <w:sz w:val="24"/>
+          <w:szCs w:val="24"/>
+        </w:rPr>
+        <w:t xml:space="preserve">孟长歌（Q）蛰伏，心道："静观其变，伺机而动。"</w:t>
+      </w:r>
+    </w:p>
+    <w:p>
+      <w:pPr>
+        <w:spacing w:after="60" w:before="60" w:line="360"/>
+        <w:ind w:firstLine="480"/>
+      </w:pPr>
+      <w:r>
+        <w:rPr>
+          <w:rFonts w:ascii="宋体" w:cs="宋体" w:eastAsia="宋体" w:hAnsi="宋体"/>
+          <w:sz w:val="24"/>
+          <w:szCs w:val="24"/>
+        </w:rPr>
+        <w:t xml:space="preserve">老赵掌柜闭关修炼，心道："修炼为要，厚积薄发。"</w:t>
+      </w:r>
+    </w:p>
+    <w:p>
+      <w:pPr>
+        <w:spacing w:after="60" w:before="60" w:line="360"/>
+        <w:ind w:firstLine="480"/>
+      </w:pPr>
+      <w:r>
+        <w:rPr>
+          <w:rFonts w:ascii="宋体" w:cs="宋体" w:eastAsia="宋体" w:hAnsi="宋体"/>
+          <w:sz w:val="24"/>
+          <w:szCs w:val="24"/>
+        </w:rPr>
+        <w:t xml:space="preserve">🔍 破碗老爷 探索有收获。</w:t>
       </w:r>
     </w:p>
     <w:p>
@@ -1678,7 +1664,7 @@
           <w:sz w:val="18"/>
           <w:szCs w:val="18"/>
         </w:rPr>
-        <w:t xml:space="preserve">[数据] 存活修士：20人 | 突破：1次 | 大事件：4件</w:t>
+        <w:t xml:space="preserve">[数据] 存活修士：20人 | 大事件：5件</w:t>
       </w:r>
     </w:p>
     <w:p>

--- a/xianxia_story.docx
+++ b/xianxia_story.docx
@@ -1741,119 +1741,161 @@
           <w:sz w:val="24"/>
           <w:szCs w:val="24"/>
         </w:rPr>
-        <w:t xml:space="preserve">岁月如流，第36月至第40月间，苍渺大陆的天地依旧运转，20名修士各怀心思，散落在这片天地的各个角落。</w:t>
-      </w:r>
-    </w:p>
-    <w:p>
-      <w:pPr>
-        <w:spacing w:after="60" w:before="60" w:line="360"/>
-        <w:ind w:firstLine="480"/>
-      </w:pPr>
-      <w:r>
-        <w:rPr>
-          <w:rFonts w:ascii="宋体" w:cs="宋体" w:eastAsia="宋体" w:hAnsi="宋体"/>
-          <w:sz w:val="24"/>
-          <w:szCs w:val="24"/>
-        </w:rPr>
-        <w:t xml:space="preserve">与此同时，天地间接连发生了2件大事，牵动着每一位修士的神经，有人欣喜若狂，有人如临大敌。</w:t>
-      </w:r>
-    </w:p>
-    <w:p>
-      <w:pPr>
-        <w:spacing w:after="60" w:before="60" w:line="360"/>
-        <w:ind w:firstLine="480"/>
-      </w:pPr>
-      <w:r>
-        <w:rPr>
-          <w:rFonts w:ascii="宋体" w:cs="宋体" w:eastAsia="宋体" w:hAnsi="宋体"/>
-          <w:sz w:val="24"/>
-          <w:szCs w:val="24"/>
-        </w:rPr>
-        <w:t xml:space="preserve">【修士动向】</w:t>
-      </w:r>
-    </w:p>
-    <w:p>
-      <w:pPr>
-        <w:spacing w:after="60" w:before="60" w:line="360"/>
-        <w:ind w:firstLine="480"/>
-      </w:pPr>
-      <w:r>
-        <w:rPr>
-          <w:rFonts w:ascii="宋体" w:cs="宋体" w:eastAsia="宋体" w:hAnsi="宋体"/>
-          <w:sz w:val="24"/>
-          <w:szCs w:val="24"/>
-        </w:rPr>
-        <w:t xml:space="preserve">冯怒潮（练气七层）蛰伏于灵脉荒野，压制气息，深藏不露，手中握着800枚灵石却从不张扬。</w:t>
-      </w:r>
-    </w:p>
-    <w:p>
-      <w:pPr>
-        <w:spacing w:after="60" w:before="60" w:line="360"/>
-        <w:ind w:firstLine="480"/>
-      </w:pPr>
-      <w:r>
-        <w:rPr>
-          <w:rFonts w:ascii="宋体" w:cs="宋体" w:eastAsia="宋体" w:hAnsi="宋体"/>
-          <w:sz w:val="24"/>
-          <w:szCs w:val="24"/>
-        </w:rPr>
-        <w:t xml:space="preserve">陆霜华（练气九层）驻守于灵脉荒野，修炼正道功法，浩然之气渐浓，灵石储量已达1232枚。</w:t>
-      </w:r>
-    </w:p>
-    <w:p>
-      <w:pPr>
-        <w:spacing w:after="60" w:before="60" w:line="360"/>
-        <w:ind w:firstLine="480"/>
-      </w:pPr>
-      <w:r>
-        <w:rPr>
-          <w:rFonts w:ascii="宋体" w:cs="宋体" w:eastAsia="宋体" w:hAnsi="宋体"/>
-          <w:sz w:val="24"/>
-          <w:szCs w:val="24"/>
-        </w:rPr>
-        <w:t xml:space="preserve">苏寒衣（练气七层）游走于灵脉荒野，血煞之气暗涌，外表平静之下是随时可能爆发的杀意，积攒着3000枚灵石待价而沽。</w:t>
-      </w:r>
-    </w:p>
-    <w:p>
-      <w:pPr>
-        <w:spacing w:after="60" w:before="60" w:line="360"/>
-        <w:ind w:firstLine="480"/>
-      </w:pPr>
-      <w:r>
-        <w:rPr>
-          <w:rFonts w:ascii="宋体" w:cs="宋体" w:eastAsia="宋体" w:hAnsi="宋体"/>
-          <w:sz w:val="24"/>
-          <w:szCs w:val="24"/>
-        </w:rPr>
-        <w:t xml:space="preserve">魏玄机（练气十层）立于幽冥谷，眼神凌厉，400枚灵石的身家让他愈发自信。</w:t>
-      </w:r>
-    </w:p>
-    <w:p>
-      <w:pPr>
-        <w:spacing w:after="60" w:before="60" w:line="360"/>
-        <w:ind w:firstLine="480"/>
-      </w:pPr>
-      <w:r>
-        <w:rPr>
-          <w:rFonts w:ascii="宋体" w:cs="宋体" w:eastAsia="宋体" w:hAnsi="宋体"/>
-          <w:sz w:val="24"/>
-          <w:szCs w:val="24"/>
-        </w:rPr>
-        <w:t xml:space="preserve">孟长歌（练气九层）活跃于灵脉荒野，笑眯眯地与人周旋，手头已积累881枚灵石。</w:t>
-      </w:r>
-    </w:p>
-    <w:p>
-      <w:pPr>
-        <w:spacing w:after="60" w:before="60" w:line="360"/>
-        <w:ind w:firstLine="480"/>
-      </w:pPr>
-      <w:r>
-        <w:rPr>
-          <w:rFonts w:ascii="宋体" w:cs="宋体" w:eastAsia="宋体" w:hAnsi="宋体"/>
-          <w:sz w:val="24"/>
-          <w:szCs w:val="24"/>
-        </w:rPr>
-        <w:t xml:space="preserve">天道运转，因果轮回。这片大陆上的每一个生命，都在写着属于自己的故事。</w:t>
+        <w:t xml:space="preserve">第36月，苍渺大陆的暗流继续涌动。1名修士境界突破。 🔍 冯怒潮 探索有收获。 🔍 孟长歌 探索有收获。</w:t>
+      </w:r>
+    </w:p>
+    <w:p>
+      <w:pPr>
+        <w:spacing w:after="60" w:before="60" w:line="360"/>
+        <w:ind w:firstLine="480"/>
+      </w:pPr>
+      <w:r>
+        <w:rPr>
+          <w:rFonts w:ascii="宋体" w:cs="宋体" w:eastAsia="宋体" w:hAnsi="宋体"/>
+          <w:sz w:val="24"/>
+          <w:szCs w:val="24"/>
+        </w:rPr>
+        <w:t xml:space="preserve">第37回合，天地间的棋局又落下了一颗子。🔍 刘二蛋 探索有收获。 🔍 陈神医 探索有收获。</w:t>
+      </w:r>
+    </w:p>
+    <w:p>
+      <w:pPr>
+        <w:spacing w:after="60" w:before="60" w:line="360"/>
+        <w:ind w:firstLine="480"/>
+      </w:pPr>
+      <w:r>
+        <w:rPr>
+          <w:rFonts w:ascii="宋体" w:cs="宋体" w:eastAsia="宋体" w:hAnsi="宋体"/>
+          <w:sz w:val="24"/>
+          <w:szCs w:val="24"/>
+        </w:rPr>
+        <w:t xml:space="preserve">冯怒潮（C）探索，心道："先摸清周围情况，确认没有危险再说。 通缉令的事不能大意……"</w:t>
+      </w:r>
+    </w:p>
+    <w:p>
+      <w:pPr>
+        <w:spacing w:after="60" w:before="60" w:line="360"/>
+        <w:ind w:firstLine="480"/>
+      </w:pPr>
+      <w:r>
+        <w:rPr>
+          <w:rFonts w:ascii="宋体" w:cs="宋体" w:eastAsia="宋体" w:hAnsi="宋体"/>
+          <w:sz w:val="24"/>
+          <w:szCs w:val="24"/>
+        </w:rPr>
+        <w:t xml:space="preserve">陆霜华（G）隐匿修为，心道："压制气息，装成练气三层的废材，绝不出头。 通缉令的事不能大意……"</w:t>
+      </w:r>
+    </w:p>
+    <w:p>
+      <w:pPr>
+        <w:spacing w:after="60" w:before="60" w:line="360"/>
+        <w:ind w:firstLine="480"/>
+      </w:pPr>
+      <w:r>
+        <w:rPr>
+          <w:rFonts w:ascii="宋体" w:cs="宋体" w:eastAsia="宋体" w:hAnsi="宋体"/>
+          <w:sz w:val="24"/>
+          <w:szCs w:val="24"/>
+        </w:rPr>
+        <w:t xml:space="preserve">苏寒衣（DS）隐匿修为，心道："压制气息，装成练气三层的废材，绝不出头。 通缉令的事不能大意……"</w:t>
+      </w:r>
+    </w:p>
+    <w:p>
+      <w:pPr>
+        <w:spacing w:after="60" w:before="60" w:line="360"/>
+        <w:ind w:firstLine="480"/>
+      </w:pPr>
+      <w:r>
+        <w:rPr>
+          <w:rFonts w:ascii="宋体" w:cs="宋体" w:eastAsia="宋体" w:hAnsi="宋体"/>
+          <w:sz w:val="24"/>
+          <w:szCs w:val="24"/>
+        </w:rPr>
+        <w:t xml:space="preserve">魏玄机（K）隐匿修为，心道："压制气息，装成练气三层的废材，绝不出头。 通缉令的事不能大意……"</w:t>
+      </w:r>
+    </w:p>
+    <w:p>
+      <w:pPr>
+        <w:spacing w:after="60" w:before="60" w:line="360"/>
+        <w:ind w:firstLine="480"/>
+      </w:pPr>
+      <w:r>
+        <w:rPr>
+          <w:rFonts w:ascii="宋体" w:cs="宋体" w:eastAsia="宋体" w:hAnsi="宋体"/>
+          <w:sz w:val="24"/>
+          <w:szCs w:val="24"/>
+        </w:rPr>
+        <w:t xml:space="preserve">孟长歌（Q）探索，心道："四处探查，寻找机遇。"</w:t>
+      </w:r>
+    </w:p>
+    <w:p>
+      <w:pPr>
+        <w:spacing w:after="60" w:before="60" w:line="360"/>
+        <w:ind w:firstLine="480"/>
+      </w:pPr>
+      <w:r>
+        <w:rPr>
+          <w:rFonts w:ascii="宋体" w:cs="宋体" w:eastAsia="宋体" w:hAnsi="宋体"/>
+          <w:sz w:val="24"/>
+          <w:szCs w:val="24"/>
+        </w:rPr>
+        <w:t xml:space="preserve">老赵掌柜移动，心道："人少的地方才安全，溜去荒野修炼。 通缉令的事不能大意……"</w:t>
+      </w:r>
+    </w:p>
+    <w:p>
+      <w:pPr>
+        <w:spacing w:after="60" w:before="60" w:line="360"/>
+        <w:ind w:firstLine="480"/>
+      </w:pPr>
+      <w:r>
+        <w:rPr>
+          <w:rFonts w:ascii="宋体" w:cs="宋体" w:eastAsia="宋体" w:hAnsi="宋体"/>
+          <w:sz w:val="24"/>
+          <w:szCs w:val="24"/>
+        </w:rPr>
+        <w:t xml:space="preserve">破碗老爷突破至练气九层，又一人踏上了更高的修炼之路。</w:t>
+      </w:r>
+    </w:p>
+    <w:p>
+      <w:pPr>
+        <w:spacing w:after="60" w:before="60" w:line="360"/>
+        <w:ind w:firstLine="480"/>
+      </w:pPr>
+      <w:r>
+        <w:rPr>
+          <w:rFonts w:ascii="宋体" w:cs="宋体" w:eastAsia="宋体" w:hAnsi="宋体"/>
+          <w:sz w:val="24"/>
+          <w:szCs w:val="24"/>
+        </w:rPr>
+        <w:t xml:space="preserve">铁牛突破至练气六层，又一人踏上了更高的修炼之路。</w:t>
+      </w:r>
+    </w:p>
+    <w:p>
+      <w:pPr>
+        <w:spacing w:after="60" w:before="60" w:line="360"/>
+        <w:ind w:firstLine="480"/>
+      </w:pPr>
+      <w:r>
+        <w:rPr>
+          <w:rFonts w:ascii="宋体" w:cs="宋体" w:eastAsia="宋体" w:hAnsi="宋体"/>
+          <w:sz w:val="24"/>
+          <w:szCs w:val="24"/>
+        </w:rPr>
+        <w:t xml:space="preserve">🔍 冯怒潮 探索有收获。</w:t>
+      </w:r>
+    </w:p>
+    <w:p>
+      <w:pPr>
+        <w:spacing w:after="60" w:before="60" w:line="360"/>
+        <w:ind w:firstLine="480"/>
+      </w:pPr>
+      <w:r>
+        <w:rPr>
+          <w:rFonts w:ascii="宋体" w:cs="宋体" w:eastAsia="宋体" w:hAnsi="宋体"/>
+          <w:sz w:val="24"/>
+          <w:szCs w:val="24"/>
+        </w:rPr>
+        <w:t xml:space="preserve">🔍 孟长歌 探索有收获。</w:t>
       </w:r>
     </w:p>
     <w:p>
@@ -1870,7 +1912,7 @@
           <w:sz w:val="18"/>
           <w:szCs w:val="18"/>
         </w:rPr>
-        <w:t xml:space="preserve">[数据] 存活修士：20人 | 大事件：2件</w:t>
+        <w:t xml:space="preserve">[数据] 存活修士：20人 | 突破：2次 | 大事件：8件</w:t>
       </w:r>
     </w:p>
     <w:p>

--- a/xianxia_story.docx
+++ b/xianxia_story.docx
@@ -1989,133 +1989,133 @@
           <w:sz w:val="24"/>
           <w:szCs w:val="24"/>
         </w:rPr>
-        <w:t xml:space="preserve">岁月如流，第41月至第45月间，苍渺大陆的天地依旧运转，20名修士各怀心思，散落在这片天地的各个角落。</w:t>
-      </w:r>
-    </w:p>
-    <w:p>
-      <w:pPr>
-        <w:spacing w:after="60" w:before="60" w:line="360"/>
-        <w:ind w:firstLine="480"/>
-      </w:pPr>
-      <w:r>
-        <w:rPr>
-          <w:rFonts w:ascii="宋体" w:cs="宋体" w:eastAsia="宋体" w:hAnsi="宋体"/>
-          <w:sz w:val="24"/>
-          <w:szCs w:val="24"/>
-        </w:rPr>
-        <w:t xml:space="preserve">这段时日，苍渺大陆有3位修士成功突破境界，灵力冲关之时，天地间隐隐有灵气震荡，引得周围之人侧目。</w:t>
-      </w:r>
-    </w:p>
-    <w:p>
-      <w:pPr>
-        <w:spacing w:after="60" w:before="60" w:line="360"/>
-        <w:ind w:firstLine="480"/>
-      </w:pPr>
-      <w:r>
-        <w:rPr>
-          <w:rFonts w:ascii="宋体" w:cs="宋体" w:eastAsia="宋体" w:hAnsi="宋体"/>
-          <w:sz w:val="24"/>
-          <w:szCs w:val="24"/>
-        </w:rPr>
-        <w:t xml:space="preserve">与此同时，天地间接连发生了8件大事，牵动着每一位修士的神经，有人欣喜若狂，有人如临大敌。</w:t>
-      </w:r>
-    </w:p>
-    <w:p>
-      <w:pPr>
-        <w:spacing w:after="60" w:before="60" w:line="360"/>
-        <w:ind w:firstLine="480"/>
-      </w:pPr>
-      <w:r>
-        <w:rPr>
-          <w:rFonts w:ascii="宋体" w:cs="宋体" w:eastAsia="宋体" w:hAnsi="宋体"/>
-          <w:sz w:val="24"/>
-          <w:szCs w:val="24"/>
-        </w:rPr>
-        <w:t xml:space="preserve">【修士动向】</w:t>
-      </w:r>
-    </w:p>
-    <w:p>
-      <w:pPr>
-        <w:spacing w:after="60" w:before="60" w:line="360"/>
-        <w:ind w:firstLine="480"/>
-      </w:pPr>
-      <w:r>
-        <w:rPr>
-          <w:rFonts w:ascii="宋体" w:cs="宋体" w:eastAsia="宋体" w:hAnsi="宋体"/>
-          <w:sz w:val="24"/>
-          <w:szCs w:val="24"/>
-        </w:rPr>
-        <w:t xml:space="preserve">冯怒潮（练气七层）蛰伏于灵脉荒野，压制气息，深藏不露，手中握着800枚灵石却从不张扬。</w:t>
-      </w:r>
-    </w:p>
-    <w:p>
-      <w:pPr>
-        <w:spacing w:after="60" w:before="60" w:line="360"/>
-        <w:ind w:firstLine="480"/>
-      </w:pPr>
-      <w:r>
-        <w:rPr>
-          <w:rFonts w:ascii="宋体" w:cs="宋体" w:eastAsia="宋体" w:hAnsi="宋体"/>
-          <w:sz w:val="24"/>
-          <w:szCs w:val="24"/>
-        </w:rPr>
-        <w:t xml:space="preserve">陆霜华（练气九层）驻守于灵脉荒野，修炼正道功法，浩然之气渐浓，灵石储量已达1232枚。</w:t>
-      </w:r>
-    </w:p>
-    <w:p>
-      <w:pPr>
-        <w:spacing w:after="60" w:before="60" w:line="360"/>
-        <w:ind w:firstLine="480"/>
-      </w:pPr>
-      <w:r>
-        <w:rPr>
-          <w:rFonts w:ascii="宋体" w:cs="宋体" w:eastAsia="宋体" w:hAnsi="宋体"/>
-          <w:sz w:val="24"/>
-          <w:szCs w:val="24"/>
-        </w:rPr>
-        <w:t xml:space="preserve">苏寒衣（练气七层）游走于灵脉荒野，血煞之气暗涌，外表平静之下是随时可能爆发的杀意，积攒着3000枚灵石待价而沽。</w:t>
-      </w:r>
-    </w:p>
-    <w:p>
-      <w:pPr>
-        <w:spacing w:after="60" w:before="60" w:line="360"/>
-        <w:ind w:firstLine="480"/>
-      </w:pPr>
-      <w:r>
-        <w:rPr>
-          <w:rFonts w:ascii="宋体" w:cs="宋体" w:eastAsia="宋体" w:hAnsi="宋体"/>
-          <w:sz w:val="24"/>
-          <w:szCs w:val="24"/>
-        </w:rPr>
-        <w:t xml:space="preserve">魏玄机（练气十层）立于幽冥谷，眼神凌厉，400枚灵石的身家让他愈发自信。</w:t>
-      </w:r>
-    </w:p>
-    <w:p>
-      <w:pPr>
-        <w:spacing w:after="60" w:before="60" w:line="360"/>
-        <w:ind w:firstLine="480"/>
-      </w:pPr>
-      <w:r>
-        <w:rPr>
-          <w:rFonts w:ascii="宋体" w:cs="宋体" w:eastAsia="宋体" w:hAnsi="宋体"/>
-          <w:sz w:val="24"/>
-          <w:szCs w:val="24"/>
-        </w:rPr>
-        <w:t xml:space="preserve">孟长歌（练气九层）活跃于灵脉荒野，笑眯眯地与人周旋，手头已积累881枚灵石。</w:t>
-      </w:r>
-    </w:p>
-    <w:p>
-      <w:pPr>
-        <w:spacing w:after="60" w:before="60" w:line="360"/>
-        <w:ind w:firstLine="480"/>
-      </w:pPr>
-      <w:r>
-        <w:rPr>
-          <w:rFonts w:ascii="宋体" w:cs="宋体" w:eastAsia="宋体" w:hAnsi="宋体"/>
-          <w:sz w:val="24"/>
-          <w:szCs w:val="24"/>
-        </w:rPr>
-        <w:t xml:space="preserve">灵气浮动，杀机暗藏。苍渺大陆的棋局，还远未到落子之时。</w:t>
+        <w:t xml:space="preserve">岁月如刀，41月已过。各方蛰伏，天地之间只剩修炼的气息流转。修仙之路，从不平静。</w:t>
+      </w:r>
+    </w:p>
+    <w:p>
+      <w:pPr>
+        <w:spacing w:after="60" w:before="60" w:line="360"/>
+        <w:ind w:firstLine="480"/>
+      </w:pPr>
+      <w:r>
+        <w:rPr>
+          <w:rFonts w:ascii="宋体" w:cs="宋体" w:eastAsia="宋体" w:hAnsi="宋体"/>
+          <w:sz w:val="24"/>
+          <w:szCs w:val="24"/>
+        </w:rPr>
+        <w:t xml:space="preserve">第42回合，天地间的棋局又落下了一颗子。⚠️ 魏玄机 练气圆满，却无筑基丹，修炼停滞！ 🔍 老李头 探索有收获。</w:t>
+      </w:r>
+    </w:p>
+    <w:p>
+      <w:pPr>
+        <w:spacing w:after="60" w:before="60" w:line="360"/>
+        <w:ind w:firstLine="480"/>
+      </w:pPr>
+      <w:r>
+        <w:rPr>
+          <w:rFonts w:ascii="宋体" w:cs="宋体" w:eastAsia="宋体" w:hAnsi="宋体"/>
+          <w:sz w:val="24"/>
+          <w:szCs w:val="24"/>
+        </w:rPr>
+        <w:t xml:space="preserve">冯怒潮（C）（练气十层）在灵脉荒野盘膝而坐，修炼《玄灵决（残本）》。心道："趁四下无人，偷偷修炼。苟着苟着就突破了。 通缉令的事不能大意……"</w:t>
+      </w:r>
+    </w:p>
+    <w:p>
+      <w:pPr>
+        <w:spacing w:after="60" w:before="60" w:line="360"/>
+        <w:ind w:firstLine="480"/>
+      </w:pPr>
+      <w:r>
+        <w:rPr>
+          <w:rFonts w:ascii="宋体" w:cs="宋体" w:eastAsia="宋体" w:hAnsi="宋体"/>
+          <w:sz w:val="24"/>
+          <w:szCs w:val="24"/>
+        </w:rPr>
+        <w:t xml:space="preserve">陆霜华（G）（练气十层）在灵脉荒野盘膝而坐，修炼《太清剑典（完本）》。心道："修身养性，厚积薄发。正道修士的根基最是重要。"</w:t>
+      </w:r>
+    </w:p>
+    <w:p>
+      <w:pPr>
+        <w:spacing w:after="60" w:before="60" w:line="360"/>
+        <w:ind w:firstLine="480"/>
+      </w:pPr>
+      <w:r>
+        <w:rPr>
+          <w:rFonts w:ascii="宋体" w:cs="宋体" w:eastAsia="宋体" w:hAnsi="宋体"/>
+          <w:sz w:val="24"/>
+          <w:szCs w:val="24"/>
+        </w:rPr>
+        <w:t xml:space="preserve">苏寒衣（DS）隐匿修为，心道："压制气息，装成练气三层的废材，绝不出头。 通缉令的事不能大意……"</w:t>
+      </w:r>
+    </w:p>
+    <w:p>
+      <w:pPr>
+        <w:spacing w:after="60" w:before="60" w:line="360"/>
+        <w:ind w:firstLine="480"/>
+      </w:pPr>
+      <w:r>
+        <w:rPr>
+          <w:rFonts w:ascii="宋体" w:cs="宋体" w:eastAsia="宋体" w:hAnsi="宋体"/>
+          <w:sz w:val="24"/>
+          <w:szCs w:val="24"/>
+        </w:rPr>
+        <w:t xml:space="preserve">魏玄机（K）隐匿修为，心道："压制气息，装成练气三层的废材，绝不出头。 通缉令的事不能大意……"</w:t>
+      </w:r>
+    </w:p>
+    <w:p>
+      <w:pPr>
+        <w:spacing w:after="60" w:before="60" w:line="360"/>
+        <w:ind w:firstLine="480"/>
+      </w:pPr>
+      <w:r>
+        <w:rPr>
+          <w:rFonts w:ascii="宋体" w:cs="宋体" w:eastAsia="宋体" w:hAnsi="宋体"/>
+          <w:sz w:val="24"/>
+          <w:szCs w:val="24"/>
+        </w:rPr>
+        <w:t xml:space="preserve">孟长歌（Q）隐匿修为，心道："压制气息，装成练气三层的废材，绝不出头。 通缉令的事不能大意……"</w:t>
+      </w:r>
+    </w:p>
+    <w:p>
+      <w:pPr>
+        <w:spacing w:after="60" w:before="60" w:line="360"/>
+        <w:ind w:firstLine="480"/>
+      </w:pPr>
+      <w:r>
+        <w:rPr>
+          <w:rFonts w:ascii="宋体" w:cs="宋体" w:eastAsia="宋体" w:hAnsi="宋体"/>
+          <w:sz w:val="24"/>
+          <w:szCs w:val="24"/>
+        </w:rPr>
+        <w:t xml:space="preserve">老赵掌柜隐匿修为，心道："压制气息，装成练气三层的废材，绝不出头。 通缉令的事不能大意……"</w:t>
+      </w:r>
+    </w:p>
+    <w:p>
+      <w:pPr>
+        <w:spacing w:after="60" w:before="60" w:line="360"/>
+        <w:ind w:firstLine="480"/>
+      </w:pPr>
+      <w:r>
+        <w:rPr>
+          <w:rFonts w:ascii="宋体" w:cs="宋体" w:eastAsia="宋体" w:hAnsi="宋体"/>
+          <w:sz w:val="24"/>
+          <w:szCs w:val="24"/>
+        </w:rPr>
+        <w:t xml:space="preserve">魏玄机 练气圆满，却无筑基丹，修炼停滞！</w:t>
+      </w:r>
+    </w:p>
+    <w:p>
+      <w:pPr>
+        <w:spacing w:after="60" w:before="60" w:line="360"/>
+        <w:ind w:firstLine="480"/>
+      </w:pPr>
+      <w:r>
+        <w:rPr>
+          <w:rFonts w:ascii="宋体" w:cs="宋体" w:eastAsia="宋体" w:hAnsi="宋体"/>
+          <w:sz w:val="24"/>
+          <w:szCs w:val="24"/>
+        </w:rPr>
+        <w:t xml:space="preserve">🔍 老李头 探索有收获。</w:t>
       </w:r>
     </w:p>
     <w:p>
@@ -2132,7 +2132,7 @@
           <w:sz w:val="18"/>
           <w:szCs w:val="18"/>
         </w:rPr>
-        <w:t xml:space="preserve">[数据] 存活修士：20人 | 突破：3次 | 大事件：8件</w:t>
+        <w:t xml:space="preserve">[数据] 存活修士：20人 | 大事件：8件</w:t>
       </w:r>
     </w:p>
     <w:p>

--- a/xianxia_story.docx
+++ b/xianxia_story.docx
@@ -2209,119 +2209,133 @@
           <w:sz w:val="24"/>
           <w:szCs w:val="24"/>
         </w:rPr>
-        <w:t xml:space="preserve">岁月如流，第46月至第50月间，苍渺大陆的天地依旧运转，20名修士各怀心思，散落在这片天地的各个角落。</w:t>
-      </w:r>
-    </w:p>
-    <w:p>
-      <w:pPr>
-        <w:spacing w:after="60" w:before="60" w:line="360"/>
-        <w:ind w:firstLine="480"/>
-      </w:pPr>
-      <w:r>
-        <w:rPr>
-          <w:rFonts w:ascii="宋体" w:cs="宋体" w:eastAsia="宋体" w:hAnsi="宋体"/>
-          <w:sz w:val="24"/>
-          <w:szCs w:val="24"/>
-        </w:rPr>
-        <w:t xml:space="preserve">与此同时，天地间接连发生了7件大事，牵动着每一位修士的神经，有人欣喜若狂，有人如临大敌。</w:t>
-      </w:r>
-    </w:p>
-    <w:p>
-      <w:pPr>
-        <w:spacing w:after="60" w:before="60" w:line="360"/>
-        <w:ind w:firstLine="480"/>
-      </w:pPr>
-      <w:r>
-        <w:rPr>
-          <w:rFonts w:ascii="宋体" w:cs="宋体" w:eastAsia="宋体" w:hAnsi="宋体"/>
-          <w:sz w:val="24"/>
-          <w:szCs w:val="24"/>
-        </w:rPr>
-        <w:t xml:space="preserve">【修士动向】</w:t>
-      </w:r>
-    </w:p>
-    <w:p>
-      <w:pPr>
-        <w:spacing w:after="60" w:before="60" w:line="360"/>
-        <w:ind w:firstLine="480"/>
-      </w:pPr>
-      <w:r>
-        <w:rPr>
-          <w:rFonts w:ascii="宋体" w:cs="宋体" w:eastAsia="宋体" w:hAnsi="宋体"/>
-          <w:sz w:val="24"/>
-          <w:szCs w:val="24"/>
-        </w:rPr>
-        <w:t xml:space="preserve">冯怒潮（练气七层）蛰伏于灵脉荒野，压制气息，深藏不露，手中握着800枚灵石却从不张扬。</w:t>
-      </w:r>
-    </w:p>
-    <w:p>
-      <w:pPr>
-        <w:spacing w:after="60" w:before="60" w:line="360"/>
-        <w:ind w:firstLine="480"/>
-      </w:pPr>
-      <w:r>
-        <w:rPr>
-          <w:rFonts w:ascii="宋体" w:cs="宋体" w:eastAsia="宋体" w:hAnsi="宋体"/>
-          <w:sz w:val="24"/>
-          <w:szCs w:val="24"/>
-        </w:rPr>
-        <w:t xml:space="preserve">陆霜华（练气九层）驻守于灵脉荒野，修炼正道功法，浩然之气渐浓，灵石储量已达1232枚。</w:t>
-      </w:r>
-    </w:p>
-    <w:p>
-      <w:pPr>
-        <w:spacing w:after="60" w:before="60" w:line="360"/>
-        <w:ind w:firstLine="480"/>
-      </w:pPr>
-      <w:r>
-        <w:rPr>
-          <w:rFonts w:ascii="宋体" w:cs="宋体" w:eastAsia="宋体" w:hAnsi="宋体"/>
-          <w:sz w:val="24"/>
-          <w:szCs w:val="24"/>
-        </w:rPr>
-        <w:t xml:space="preserve">苏寒衣（练气七层）游走于灵脉荒野，血煞之气暗涌，外表平静之下是随时可能爆发的杀意，积攒着3000枚灵石待价而沽。</w:t>
-      </w:r>
-    </w:p>
-    <w:p>
-      <w:pPr>
-        <w:spacing w:after="60" w:before="60" w:line="360"/>
-        <w:ind w:firstLine="480"/>
-      </w:pPr>
-      <w:r>
-        <w:rPr>
-          <w:rFonts w:ascii="宋体" w:cs="宋体" w:eastAsia="宋体" w:hAnsi="宋体"/>
-          <w:sz w:val="24"/>
-          <w:szCs w:val="24"/>
-        </w:rPr>
-        <w:t xml:space="preserve">魏玄机（练气十层）立于幽冥谷，眼神凌厉，400枚灵石的身家让他愈发自信。</w:t>
-      </w:r>
-    </w:p>
-    <w:p>
-      <w:pPr>
-        <w:spacing w:after="60" w:before="60" w:line="360"/>
-        <w:ind w:firstLine="480"/>
-      </w:pPr>
-      <w:r>
-        <w:rPr>
-          <w:rFonts w:ascii="宋体" w:cs="宋体" w:eastAsia="宋体" w:hAnsi="宋体"/>
-          <w:sz w:val="24"/>
-          <w:szCs w:val="24"/>
-        </w:rPr>
-        <w:t xml:space="preserve">孟长歌（练气九层）活跃于灵脉荒野，笑眯眯地与人周旋，手头已积累881枚灵石。</w:t>
-      </w:r>
-    </w:p>
-    <w:p>
-      <w:pPr>
-        <w:spacing w:after="60" w:before="60" w:line="360"/>
-        <w:ind w:firstLine="480"/>
-      </w:pPr>
-      <w:r>
-        <w:rPr>
-          <w:rFonts w:ascii="宋体" w:cs="宋体" w:eastAsia="宋体" w:hAnsi="宋体"/>
-          <w:sz w:val="24"/>
-          <w:szCs w:val="24"/>
-        </w:rPr>
-        <w:t xml:space="preserve">修仙界从不缺少传说，但传说的背后，往往是无数人的血与泪。</w:t>
+        <w:t xml:space="preserve">第46回合，天地间的棋局又落下了一颗子。🔍 陆霜华 探索有收获。 ⚠️ 魏玄机 练气圆满，却无筑基丹，修炼停滞！</w:t>
+      </w:r>
+    </w:p>
+    <w:p>
+      <w:pPr>
+        <w:spacing w:after="60" w:before="60" w:line="360"/>
+        <w:ind w:firstLine="480"/>
+      </w:pPr>
+      <w:r>
+        <w:rPr>
+          <w:rFonts w:ascii="宋体" w:cs="宋体" w:eastAsia="宋体" w:hAnsi="宋体"/>
+          <w:sz w:val="24"/>
+          <w:szCs w:val="24"/>
+        </w:rPr>
+        <w:t xml:space="preserve">岁月如刀，47月已过。⚠️ 魏玄机 练气圆满，却无筑基丹，修炼停滞！ ⚠️ 孟长歌 练气圆满，却无筑基丹，修炼停滞！修仙之路，从不平静。</w:t>
+      </w:r>
+    </w:p>
+    <w:p>
+      <w:pPr>
+        <w:spacing w:after="60" w:before="60" w:line="360"/>
+        <w:ind w:firstLine="480"/>
+      </w:pPr>
+      <w:r>
+        <w:rPr>
+          <w:rFonts w:ascii="宋体" w:cs="宋体" w:eastAsia="宋体" w:hAnsi="宋体"/>
+          <w:sz w:val="24"/>
+          <w:szCs w:val="24"/>
+        </w:rPr>
+        <w:t xml:space="preserve">冯怒潮（C）移动，心道："人少的地方才安全，溜去荒野修炼。 通缉令的事不能大意……"</w:t>
+      </w:r>
+    </w:p>
+    <w:p>
+      <w:pPr>
+        <w:spacing w:after="60" w:before="60" w:line="360"/>
+        <w:ind w:firstLine="480"/>
+      </w:pPr>
+      <w:r>
+        <w:rPr>
+          <w:rFonts w:ascii="宋体" w:cs="宋体" w:eastAsia="宋体" w:hAnsi="宋体"/>
+          <w:sz w:val="24"/>
+          <w:szCs w:val="24"/>
+        </w:rPr>
+        <w:t xml:space="preserve">陆霜华（G）探索，心道："先摸清周围情况，确认没有危险再说。 通缉令的事不能大意……"</w:t>
+      </w:r>
+    </w:p>
+    <w:p>
+      <w:pPr>
+        <w:spacing w:after="60" w:before="60" w:line="360"/>
+        <w:ind w:firstLine="480"/>
+      </w:pPr>
+      <w:r>
+        <w:rPr>
+          <w:rFonts w:ascii="宋体" w:cs="宋体" w:eastAsia="宋体" w:hAnsi="宋体"/>
+          <w:sz w:val="24"/>
+          <w:szCs w:val="24"/>
+        </w:rPr>
+        <w:t xml:space="preserve">苏寒衣（DS）蛰伏，心道："静观其变，伺机而动。"</w:t>
+      </w:r>
+    </w:p>
+    <w:p>
+      <w:pPr>
+        <w:spacing w:after="60" w:before="60" w:line="360"/>
+        <w:ind w:firstLine="480"/>
+      </w:pPr>
+      <w:r>
+        <w:rPr>
+          <w:rFonts w:ascii="宋体" w:cs="宋体" w:eastAsia="宋体" w:hAnsi="宋体"/>
+          <w:sz w:val="24"/>
+          <w:szCs w:val="24"/>
+        </w:rPr>
+        <w:t xml:space="preserve">魏玄机（K）（练气十二层）在幽冥谷盘膝而坐，修炼《噬血魔经（上册）》。心道："修炼为要，厚积薄发。"</w:t>
+      </w:r>
+    </w:p>
+    <w:p>
+      <w:pPr>
+        <w:spacing w:after="60" w:before="60" w:line="360"/>
+        <w:ind w:firstLine="480"/>
+      </w:pPr>
+      <w:r>
+        <w:rPr>
+          <w:rFonts w:ascii="宋体" w:cs="宋体" w:eastAsia="宋体" w:hAnsi="宋体"/>
+          <w:sz w:val="24"/>
+          <w:szCs w:val="24"/>
+        </w:rPr>
+        <w:t xml:space="preserve">孟长歌（Q）（练气十二层）在灵脉荒野盘膝而坐，修炼《玄灵决（残本）》。心道："修炼为要，厚积薄发。"</w:t>
+      </w:r>
+    </w:p>
+    <w:p>
+      <w:pPr>
+        <w:spacing w:after="60" w:before="60" w:line="360"/>
+        <w:ind w:firstLine="480"/>
+      </w:pPr>
+      <w:r>
+        <w:rPr>
+          <w:rFonts w:ascii="宋体" w:cs="宋体" w:eastAsia="宋体" w:hAnsi="宋体"/>
+          <w:sz w:val="24"/>
+          <w:szCs w:val="24"/>
+        </w:rPr>
+        <w:t xml:space="preserve">老赵掌柜闭关修炼，心道："修炼为要，厚积薄发。"</w:t>
+      </w:r>
+    </w:p>
+    <w:p>
+      <w:pPr>
+        <w:spacing w:after="60" w:before="60" w:line="360"/>
+        <w:ind w:firstLine="480"/>
+      </w:pPr>
+      <w:r>
+        <w:rPr>
+          <w:rFonts w:ascii="宋体" w:cs="宋体" w:eastAsia="宋体" w:hAnsi="宋体"/>
+          <w:sz w:val="24"/>
+          <w:szCs w:val="24"/>
+        </w:rPr>
+        <w:t xml:space="preserve">🔍 陆霜华 探索有收获。</w:t>
+      </w:r>
+    </w:p>
+    <w:p>
+      <w:pPr>
+        <w:spacing w:after="60" w:before="60" w:line="360"/>
+        <w:ind w:firstLine="480"/>
+      </w:pPr>
+      <w:r>
+        <w:rPr>
+          <w:rFonts w:ascii="宋体" w:cs="宋体" w:eastAsia="宋体" w:hAnsi="宋体"/>
+          <w:sz w:val="24"/>
+          <w:szCs w:val="24"/>
+        </w:rPr>
+        <w:t xml:space="preserve">魏玄机 练气圆满，却无筑基丹，修炼停滞！</w:t>
       </w:r>
     </w:p>
     <w:p>
@@ -2338,7 +2352,7 @@
           <w:sz w:val="18"/>
           <w:szCs w:val="18"/>
         </w:rPr>
-        <w:t xml:space="preserve">[数据] 存活修士：20人 | 大事件：7件</w:t>
+        <w:t xml:space="preserve">[数据] 存活修士：20人 | 大事件：12件</w:t>
       </w:r>
     </w:p>
     <w:p>

--- a/xianxia_story.docx
+++ b/xianxia_story.docx
@@ -2241,133 +2241,161 @@
           <w:sz w:val="24"/>
           <w:szCs w:val="24"/>
         </w:rPr>
-        <w:t xml:space="preserve">第46回合，天地间的棋局又落下了一颗子。🔍 陆霜华 探索有收获。 ⚠️ 魏玄机 练气圆满，却无筑基丹，修炼停滞！</w:t>
-      </w:r>
-    </w:p>
-    <w:p>
-      <w:pPr>
-        <w:spacing w:after="60" w:before="60" w:line="360"/>
-        <w:ind w:firstLine="480"/>
-      </w:pPr>
-      <w:r>
-        <w:rPr>
-          <w:rFonts w:ascii="宋体" w:cs="宋体" w:eastAsia="宋体" w:hAnsi="宋体"/>
-          <w:sz w:val="24"/>
-          <w:szCs w:val="24"/>
-        </w:rPr>
-        <w:t xml:space="preserve">岁月如刀，47月已过。⚠️ 魏玄机 练气圆满，却无筑基丹，修炼停滞！ ⚠️ 孟长歌 练气圆满，却无筑基丹，修炼停滞！修仙之路，从不平静。</w:t>
-      </w:r>
-    </w:p>
-    <w:p>
-      <w:pPr>
-        <w:spacing w:after="60" w:before="60" w:line="360"/>
-        <w:ind w:firstLine="480"/>
-      </w:pPr>
-      <w:r>
-        <w:rPr>
-          <w:rFonts w:ascii="宋体" w:cs="宋体" w:eastAsia="宋体" w:hAnsi="宋体"/>
-          <w:sz w:val="24"/>
-          <w:szCs w:val="24"/>
-        </w:rPr>
-        <w:t xml:space="preserve">冯怒潮（C）移动，心道："人少的地方才安全，溜去荒野修炼。 通缉令的事不能大意……"</w:t>
-      </w:r>
-    </w:p>
-    <w:p>
-      <w:pPr>
-        <w:spacing w:after="60" w:before="60" w:line="360"/>
-        <w:ind w:firstLine="480"/>
-      </w:pPr>
-      <w:r>
-        <w:rPr>
-          <w:rFonts w:ascii="宋体" w:cs="宋体" w:eastAsia="宋体" w:hAnsi="宋体"/>
-          <w:sz w:val="24"/>
-          <w:szCs w:val="24"/>
-        </w:rPr>
-        <w:t xml:space="preserve">陆霜华（G）探索，心道："先摸清周围情况，确认没有危险再说。 通缉令的事不能大意……"</w:t>
-      </w:r>
-    </w:p>
-    <w:p>
-      <w:pPr>
-        <w:spacing w:after="60" w:before="60" w:line="360"/>
-        <w:ind w:firstLine="480"/>
-      </w:pPr>
-      <w:r>
-        <w:rPr>
-          <w:rFonts w:ascii="宋体" w:cs="宋体" w:eastAsia="宋体" w:hAnsi="宋体"/>
-          <w:sz w:val="24"/>
-          <w:szCs w:val="24"/>
-        </w:rPr>
-        <w:t xml:space="preserve">苏寒衣（DS）蛰伏，心道："静观其变，伺机而动。"</w:t>
-      </w:r>
-    </w:p>
-    <w:p>
-      <w:pPr>
-        <w:spacing w:after="60" w:before="60" w:line="360"/>
-        <w:ind w:firstLine="480"/>
-      </w:pPr>
-      <w:r>
-        <w:rPr>
-          <w:rFonts w:ascii="宋体" w:cs="宋体" w:eastAsia="宋体" w:hAnsi="宋体"/>
-          <w:sz w:val="24"/>
-          <w:szCs w:val="24"/>
-        </w:rPr>
-        <w:t xml:space="preserve">魏玄机（K）（练气十二层）在幽冥谷盘膝而坐，修炼《噬血魔经（上册）》。心道："修炼为要，厚积薄发。"</w:t>
-      </w:r>
-    </w:p>
-    <w:p>
-      <w:pPr>
-        <w:spacing w:after="60" w:before="60" w:line="360"/>
-        <w:ind w:firstLine="480"/>
-      </w:pPr>
-      <w:r>
-        <w:rPr>
-          <w:rFonts w:ascii="宋体" w:cs="宋体" w:eastAsia="宋体" w:hAnsi="宋体"/>
-          <w:sz w:val="24"/>
-          <w:szCs w:val="24"/>
-        </w:rPr>
-        <w:t xml:space="preserve">孟长歌（Q）（练气十二层）在灵脉荒野盘膝而坐，修炼《玄灵决（残本）》。心道："修炼为要，厚积薄发。"</w:t>
-      </w:r>
-    </w:p>
-    <w:p>
-      <w:pPr>
-        <w:spacing w:after="60" w:before="60" w:line="360"/>
-        <w:ind w:firstLine="480"/>
-      </w:pPr>
-      <w:r>
-        <w:rPr>
-          <w:rFonts w:ascii="宋体" w:cs="宋体" w:eastAsia="宋体" w:hAnsi="宋体"/>
-          <w:sz w:val="24"/>
-          <w:szCs w:val="24"/>
-        </w:rPr>
-        <w:t xml:space="preserve">老赵掌柜闭关修炼，心道："修炼为要，厚积薄发。"</w:t>
-      </w:r>
-    </w:p>
-    <w:p>
-      <w:pPr>
-        <w:spacing w:after="60" w:before="60" w:line="360"/>
-        <w:ind w:firstLine="480"/>
-      </w:pPr>
-      <w:r>
-        <w:rPr>
-          <w:rFonts w:ascii="宋体" w:cs="宋体" w:eastAsia="宋体" w:hAnsi="宋体"/>
-          <w:sz w:val="24"/>
-          <w:szCs w:val="24"/>
-        </w:rPr>
-        <w:t xml:space="preserve">🔍 陆霜华 探索有收获。</w:t>
-      </w:r>
-    </w:p>
-    <w:p>
-      <w:pPr>
-        <w:spacing w:after="60" w:before="60" w:line="360"/>
-        <w:ind w:firstLine="480"/>
-      </w:pPr>
-      <w:r>
-        <w:rPr>
-          <w:rFonts w:ascii="宋体" w:cs="宋体" w:eastAsia="宋体" w:hAnsi="宋体"/>
-          <w:sz w:val="24"/>
-          <w:szCs w:val="24"/>
-        </w:rPr>
-        <w:t xml:space="preserve">魏玄机 练气圆满，却无筑基丹，修炼停滞！</w:t>
+        <w:t xml:space="preserve">岁月如刀，46月已过。⚠️ 孟长歌 练气圆满，却无筑基丹，修炼停滞！修仙之路，从不平静。</w:t>
+      </w:r>
+    </w:p>
+    <w:p>
+      <w:pPr>
+        <w:spacing w:after="60" w:before="60" w:line="360"/>
+        <w:ind w:firstLine="480"/>
+      </w:pPr>
+      <w:r>
+        <w:rPr>
+          <w:rFonts w:ascii="宋体" w:cs="宋体" w:eastAsia="宋体" w:hAnsi="宋体"/>
+          <w:sz w:val="24"/>
+          <w:szCs w:val="24"/>
+        </w:rPr>
+        <w:t xml:space="preserve">岁月如刀，47月已过。🔍 王捕头 探索有收获。修仙之路，从不平静。</w:t>
+      </w:r>
+    </w:p>
+    <w:p>
+      <w:pPr>
+        <w:spacing w:after="60" w:before="60" w:line="360"/>
+        <w:ind w:firstLine="480"/>
+      </w:pPr>
+      <w:r>
+        <w:rPr>
+          <w:rFonts w:ascii="宋体" w:cs="宋体" w:eastAsia="宋体" w:hAnsi="宋体"/>
+          <w:sz w:val="24"/>
+          <w:szCs w:val="24"/>
+        </w:rPr>
+        <w:t xml:space="preserve">冯怒潮（C）（C）（练气十一层）在灵脉荒野盘膝而坐，修炼《玄灵决（残本）》。心道："趁四下无人，偷偷修炼。苟着苟着就突破了。 通缉令的事不能大意……"</w:t>
+      </w:r>
+    </w:p>
+    <w:p>
+      <w:pPr>
+        <w:spacing w:after="60" w:before="60" w:line="360"/>
+        <w:ind w:firstLine="480"/>
+      </w:pPr>
+      <w:r>
+        <w:rPr>
+          <w:rFonts w:ascii="宋体" w:cs="宋体" w:eastAsia="宋体" w:hAnsi="宋体"/>
+          <w:sz w:val="24"/>
+          <w:szCs w:val="24"/>
+        </w:rPr>
+        <w:t xml:space="preserve">陆霜华（G）（G）移动，心道："人少的地方才安全，溜去荒野修炼。 通缉令的事不能大意……"</w:t>
+      </w:r>
+    </w:p>
+    <w:p>
+      <w:pPr>
+        <w:spacing w:after="60" w:before="60" w:line="360"/>
+        <w:ind w:firstLine="480"/>
+      </w:pPr>
+      <w:r>
+        <w:rPr>
+          <w:rFonts w:ascii="宋体" w:cs="宋体" w:eastAsia="宋体" w:hAnsi="宋体"/>
+          <w:sz w:val="24"/>
+          <w:szCs w:val="24"/>
+        </w:rPr>
+        <w:t xml:space="preserve">苏寒衣（DS）（DS）隐匿修为，心道："压制气息，装成练气三层的废材，绝不出头。 通缉令的事不能大意……"</w:t>
+      </w:r>
+    </w:p>
+    <w:p>
+      <w:pPr>
+        <w:spacing w:after="60" w:before="60" w:line="360"/>
+        <w:ind w:firstLine="480"/>
+      </w:pPr>
+      <w:r>
+        <w:rPr>
+          <w:rFonts w:ascii="宋体" w:cs="宋体" w:eastAsia="宋体" w:hAnsi="宋体"/>
+          <w:sz w:val="24"/>
+          <w:szCs w:val="24"/>
+        </w:rPr>
+        <w:t xml:space="preserve">魏玄机（K）（K）探索，心道："先摸清周围情况，确认没有危险再说。 通缉令的事不能大意……"</w:t>
+      </w:r>
+    </w:p>
+    <w:p>
+      <w:pPr>
+        <w:spacing w:after="60" w:before="60" w:line="360"/>
+        <w:ind w:firstLine="480"/>
+      </w:pPr>
+      <w:r>
+        <w:rPr>
+          <w:rFonts w:ascii="宋体" w:cs="宋体" w:eastAsia="宋体" w:hAnsi="宋体"/>
+          <w:sz w:val="24"/>
+          <w:szCs w:val="24"/>
+        </w:rPr>
+        <w:t xml:space="preserve">孟长歌（Q）（Q）（练气十二层）在灵脉荒野盘膝而坐，修炼《玄灵决（残本）》。心道："修炼为要，厚积薄发。"</w:t>
+      </w:r>
+    </w:p>
+    <w:p>
+      <w:pPr>
+        <w:spacing w:after="60" w:before="60" w:line="360"/>
+        <w:ind w:firstLine="480"/>
+      </w:pPr>
+      <w:r>
+        <w:rPr>
+          <w:rFonts w:ascii="宋体" w:cs="宋体" w:eastAsia="宋体" w:hAnsi="宋体"/>
+          <w:sz w:val="24"/>
+          <w:szCs w:val="24"/>
+        </w:rPr>
+        <w:t xml:space="preserve">老赵掌柜移动，心道："人少的地方才安全，溜去荒野修炼。 通缉令的事不能大意……"</w:t>
+      </w:r>
+    </w:p>
+    <w:p>
+      <w:pPr>
+        <w:spacing w:after="60" w:before="60" w:line="360"/>
+        <w:ind w:firstLine="480"/>
+      </w:pPr>
+      <w:r>
+        <w:rPr>
+          <w:rFonts w:ascii="宋体" w:cs="宋体" w:eastAsia="宋体" w:hAnsi="宋体"/>
+          <w:sz w:val="24"/>
+          <w:szCs w:val="24"/>
+        </w:rPr>
+        <w:t xml:space="preserve">苏寒衣突破至练气十二层，又一人踏上了更高的修炼之路。</w:t>
+      </w:r>
+    </w:p>
+    <w:p>
+      <w:pPr>
+        <w:spacing w:after="60" w:before="60" w:line="360"/>
+        <w:ind w:firstLine="480"/>
+      </w:pPr>
+      <w:r>
+        <w:rPr>
+          <w:rFonts w:ascii="宋体" w:cs="宋体" w:eastAsia="宋体" w:hAnsi="宋体"/>
+          <w:sz w:val="24"/>
+          <w:szCs w:val="24"/>
+        </w:rPr>
+        <w:t xml:space="preserve">铁牛突破至练气七层，又一人踏上了更高的修炼之路。</w:t>
+      </w:r>
+    </w:p>
+    <w:p>
+      <w:pPr>
+        <w:spacing w:after="60" w:before="60" w:line="360"/>
+        <w:ind w:firstLine="480"/>
+      </w:pPr>
+      <w:r>
+        <w:rPr>
+          <w:rFonts w:ascii="宋体" w:cs="宋体" w:eastAsia="宋体" w:hAnsi="宋体"/>
+          <w:sz w:val="24"/>
+          <w:szCs w:val="24"/>
+        </w:rPr>
+        <w:t xml:space="preserve">孟长歌 练气圆满，却无筑基丹，修炼停滞！</w:t>
+      </w:r>
+    </w:p>
+    <w:p>
+      <w:pPr>
+        <w:spacing w:after="60" w:before="60" w:line="360"/>
+        <w:ind w:firstLine="480"/>
+      </w:pPr>
+      <w:r>
+        <w:rPr>
+          <w:rFonts w:ascii="宋体" w:cs="宋体" w:eastAsia="宋体" w:hAnsi="宋体"/>
+          <w:sz w:val="24"/>
+          <w:szCs w:val="24"/>
+        </w:rPr>
+        <w:t xml:space="preserve">🔍 王捕头 探索有收获。</w:t>
       </w:r>
     </w:p>
     <w:p>
@@ -2384,7 +2412,7 @@
           <w:sz w:val="18"/>
           <w:szCs w:val="18"/>
         </w:rPr>
-        <w:t xml:space="preserve">[数据] 存活修士：20人 | 大事件：12件</w:t>
+        <w:t xml:space="preserve">[数据] 存活修士：20人 | 突破：2次 | 大事件：12件</w:t>
       </w:r>
     </w:p>
     <w:p>

--- a/xianxia_story.docx
+++ b/xianxia_story.docx
@@ -2489,91 +2489,91 @@
           <w:sz w:val="24"/>
           <w:szCs w:val="24"/>
         </w:rPr>
-        <w:t xml:space="preserve">第51回合，天地间的棋局又落下了一颗子。⚠️ 魏玄机 练气圆满，却无筑基丹，修炼停滞！ 🔍 红袖添香 探索有收获。</w:t>
-      </w:r>
-    </w:p>
-    <w:p>
-      <w:pPr>
-        <w:spacing w:after="60" w:before="60" w:line="360"/>
-        <w:ind w:firstLine="480"/>
-      </w:pPr>
-      <w:r>
-        <w:rPr>
-          <w:rFonts w:ascii="宋体" w:cs="宋体" w:eastAsia="宋体" w:hAnsi="宋体"/>
-          <w:sz w:val="24"/>
-          <w:szCs w:val="24"/>
-        </w:rPr>
-        <w:t xml:space="preserve">第52月，苍渺大陆的暗流继续涌动。🔍 魏玄机 探索有收获。 🔍 青云长老 探索有收获。</w:t>
-      </w:r>
-    </w:p>
-    <w:p>
-      <w:pPr>
-        <w:spacing w:after="60" w:before="60" w:line="360"/>
-        <w:ind w:firstLine="480"/>
-      </w:pPr>
-      <w:r>
-        <w:rPr>
-          <w:rFonts w:ascii="宋体" w:cs="宋体" w:eastAsia="宋体" w:hAnsi="宋体"/>
-          <w:sz w:val="24"/>
-          <w:szCs w:val="24"/>
-        </w:rPr>
-        <w:t xml:space="preserve">冯怒潮（C）隐匿修为，心道："压制气息，装成练气三层的废材，绝不出头。 通缉令的事不能大意……"</w:t>
-      </w:r>
-    </w:p>
-    <w:p>
-      <w:pPr>
-        <w:spacing w:after="60" w:before="60" w:line="360"/>
-        <w:ind w:firstLine="480"/>
-      </w:pPr>
-      <w:r>
-        <w:rPr>
-          <w:rFonts w:ascii="宋体" w:cs="宋体" w:eastAsia="宋体" w:hAnsi="宋体"/>
-          <w:sz w:val="24"/>
-          <w:szCs w:val="24"/>
-        </w:rPr>
-        <w:t xml:space="preserve">陆霜华（G）移动，心道："人少的地方才安全，溜去荒野修炼。 通缉令的事不能大意……"</w:t>
-      </w:r>
-    </w:p>
-    <w:p>
-      <w:pPr>
-        <w:spacing w:after="60" w:before="60" w:line="360"/>
-        <w:ind w:firstLine="480"/>
-      </w:pPr>
-      <w:r>
-        <w:rPr>
-          <w:rFonts w:ascii="宋体" w:cs="宋体" w:eastAsia="宋体" w:hAnsi="宋体"/>
-          <w:sz w:val="24"/>
-          <w:szCs w:val="24"/>
-        </w:rPr>
-        <w:t xml:space="preserve">苏寒衣（DS）闭关修炼，心道："趁四下无人，偷偷修炼。苟着苟着就突破了。 通缉令的事不能大意……"</w:t>
-      </w:r>
-    </w:p>
-    <w:p>
-      <w:pPr>
-        <w:spacing w:after="60" w:before="60" w:line="360"/>
-        <w:ind w:firstLine="480"/>
-      </w:pPr>
-      <w:r>
-        <w:rPr>
-          <w:rFonts w:ascii="宋体" w:cs="宋体" w:eastAsia="宋体" w:hAnsi="宋体"/>
-          <w:sz w:val="24"/>
-          <w:szCs w:val="24"/>
-        </w:rPr>
-        <w:t xml:space="preserve">魏玄机（K）（练气十二层）在幽冥谷盘膝而坐，修炼《噬血魔经（上册）》。心道："修炼为要，厚积薄发。"</w:t>
-      </w:r>
-    </w:p>
-    <w:p>
-      <w:pPr>
-        <w:spacing w:after="60" w:before="60" w:line="360"/>
-        <w:ind w:firstLine="480"/>
-      </w:pPr>
-      <w:r>
-        <w:rPr>
-          <w:rFonts w:ascii="宋体" w:cs="宋体" w:eastAsia="宋体" w:hAnsi="宋体"/>
-          <w:sz w:val="24"/>
-          <w:szCs w:val="24"/>
-        </w:rPr>
-        <w:t xml:space="preserve">孟长歌（Q）隐匿修为，心道："压制气息，装成练气三层的废材，绝不出头。 通缉令的事不能大意……"</w:t>
+        <w:t xml:space="preserve">第51回合，天地间的棋局又落下了一颗子。1名修士境界突破。 ✨ 冯怒潮 修为精进，突破至【练气十二层】！ 🔍 陆霜华 探索有收获。</w:t>
+      </w:r>
+    </w:p>
+    <w:p>
+      <w:pPr>
+        <w:spacing w:after="60" w:before="60" w:line="360"/>
+        <w:ind w:firstLine="480"/>
+      </w:pPr>
+      <w:r>
+        <w:rPr>
+          <w:rFonts w:ascii="宋体" w:cs="宋体" w:eastAsia="宋体" w:hAnsi="宋体"/>
+          <w:sz w:val="24"/>
+          <w:szCs w:val="24"/>
+        </w:rPr>
+        <w:t xml:space="preserve">第52回合，天地间的棋局又落下了一颗子。1名修士境界突破。 🔍 刘二蛋 探索有收获。 ✨ 小宝 修为精进，突破至【练气十一层】！</w:t>
+      </w:r>
+    </w:p>
+    <w:p>
+      <w:pPr>
+        <w:spacing w:after="60" w:before="60" w:line="360"/>
+        <w:ind w:firstLine="480"/>
+      </w:pPr>
+      <w:r>
+        <w:rPr>
+          <w:rFonts w:ascii="宋体" w:cs="宋体" w:eastAsia="宋体" w:hAnsi="宋体"/>
+          <w:sz w:val="24"/>
+          <w:szCs w:val="24"/>
+        </w:rPr>
+        <w:t xml:space="preserve">冯怒潮（C）（C）（练气十一层）在灵脉荒野盘膝而坐，修炼《玄灵决（残本）》。心道："趁四下无人，偷偷修炼。苟着苟着就突破了。 通缉令的事不能大意……"</w:t>
+      </w:r>
+    </w:p>
+    <w:p>
+      <w:pPr>
+        <w:spacing w:after="60" w:before="60" w:line="360"/>
+        <w:ind w:firstLine="480"/>
+      </w:pPr>
+      <w:r>
+        <w:rPr>
+          <w:rFonts w:ascii="宋体" w:cs="宋体" w:eastAsia="宋体" w:hAnsi="宋体"/>
+          <w:sz w:val="24"/>
+          <w:szCs w:val="24"/>
+        </w:rPr>
+        <w:t xml:space="preserve">陆霜华（G）（G）探索，心道："先摸清周围情况，确认没有危险再说。 通缉令的事不能大意……"</w:t>
+      </w:r>
+    </w:p>
+    <w:p>
+      <w:pPr>
+        <w:spacing w:after="60" w:before="60" w:line="360"/>
+        <w:ind w:firstLine="480"/>
+      </w:pPr>
+      <w:r>
+        <w:rPr>
+          <w:rFonts w:ascii="宋体" w:cs="宋体" w:eastAsia="宋体" w:hAnsi="宋体"/>
+          <w:sz w:val="24"/>
+          <w:szCs w:val="24"/>
+        </w:rPr>
+        <w:t xml:space="preserve">苏寒衣（DS）（DS）隐匿修为，心道："压制气息，装成练气三层的废材，绝不出头。 通缉令的事不能大意……"</w:t>
+      </w:r>
+    </w:p>
+    <w:p>
+      <w:pPr>
+        <w:spacing w:after="60" w:before="60" w:line="360"/>
+        <w:ind w:firstLine="480"/>
+      </w:pPr>
+      <w:r>
+        <w:rPr>
+          <w:rFonts w:ascii="宋体" w:cs="宋体" w:eastAsia="宋体" w:hAnsi="宋体"/>
+          <w:sz w:val="24"/>
+          <w:szCs w:val="24"/>
+        </w:rPr>
+        <w:t xml:space="preserve">魏玄机（K）（K）探索，心道："四处探查，寻找机遇。"</w:t>
+      </w:r>
+    </w:p>
+    <w:p>
+      <w:pPr>
+        <w:spacing w:after="60" w:before="60" w:line="360"/>
+        <w:ind w:firstLine="480"/>
+      </w:pPr>
+      <w:r>
+        <w:rPr>
+          <w:rFonts w:ascii="宋体" w:cs="宋体" w:eastAsia="宋体" w:hAnsi="宋体"/>
+          <w:sz w:val="24"/>
+          <w:szCs w:val="24"/>
+        </w:rPr>
+        <w:t xml:space="preserve">孟长歌（Q）（Q）隐匿修为，心道："压制气息，装成练气三层的废材，绝不出头。 通缉令的事不能大意……"</w:t>
       </w:r>
     </w:p>
     <w:p>
@@ -2601,21 +2601,49 @@
           <w:sz w:val="24"/>
           <w:szCs w:val="24"/>
         </w:rPr>
-        <w:t xml:space="preserve">魏玄机 练气圆满，却无筑基丹，修炼停滞！</w:t>
-      </w:r>
-    </w:p>
-    <w:p>
-      <w:pPr>
-        <w:spacing w:after="60" w:before="60" w:line="360"/>
-        <w:ind w:firstLine="480"/>
-      </w:pPr>
-      <w:r>
-        <w:rPr>
-          <w:rFonts w:ascii="宋体" w:cs="宋体" w:eastAsia="宋体" w:hAnsi="宋体"/>
-          <w:sz w:val="24"/>
-          <w:szCs w:val="24"/>
-        </w:rPr>
-        <w:t xml:space="preserve">🔍 红袖添香 探索有收获。</w:t>
+        <w:t xml:space="preserve">冯怒潮突破至练气十二层，又一人踏上了更高的修炼之路。</w:t>
+      </w:r>
+    </w:p>
+    <w:p>
+      <w:pPr>
+        <w:spacing w:after="60" w:before="60" w:line="360"/>
+        <w:ind w:firstLine="480"/>
+      </w:pPr>
+      <w:r>
+        <w:rPr>
+          <w:rFonts w:ascii="宋体" w:cs="宋体" w:eastAsia="宋体" w:hAnsi="宋体"/>
+          <w:sz w:val="24"/>
+          <w:szCs w:val="24"/>
+        </w:rPr>
+        <w:t xml:space="preserve">小宝突破至练气十一层，又一人踏上了更高的修炼之路。</w:t>
+      </w:r>
+    </w:p>
+    <w:p>
+      <w:pPr>
+        <w:spacing w:after="60" w:before="60" w:line="360"/>
+        <w:ind w:firstLine="480"/>
+      </w:pPr>
+      <w:r>
+        <w:rPr>
+          <w:rFonts w:ascii="宋体" w:cs="宋体" w:eastAsia="宋体" w:hAnsi="宋体"/>
+          <w:sz w:val="24"/>
+          <w:szCs w:val="24"/>
+        </w:rPr>
+        <w:t xml:space="preserve">✨ 冯怒潮 修为精进，突破至【练气十二层】！</w:t>
+      </w:r>
+    </w:p>
+    <w:p>
+      <w:pPr>
+        <w:spacing w:after="60" w:before="60" w:line="360"/>
+        <w:ind w:firstLine="480"/>
+      </w:pPr>
+      <w:r>
+        <w:rPr>
+          <w:rFonts w:ascii="宋体" w:cs="宋体" w:eastAsia="宋体" w:hAnsi="宋体"/>
+          <w:sz w:val="24"/>
+          <w:szCs w:val="24"/>
+        </w:rPr>
+        <w:t xml:space="preserve">🔍 陆霜华 探索有收获。</w:t>
       </w:r>
     </w:p>
     <w:p>
@@ -2632,7 +2660,7 @@
           <w:sz w:val="18"/>
           <w:szCs w:val="18"/>
         </w:rPr>
-        <w:t xml:space="preserve">[数据] 存活修士：20人 | 大事件：11件</w:t>
+        <w:t xml:space="preserve">[数据] 存活修士：20人 | 突破：2次 | 大事件：12件</w:t>
       </w:r>
     </w:p>
     <w:p>

--- a/xianxia_story.docx
+++ b/xianxia_story.docx
@@ -2704,7 +2704,7 @@
                     </pic:cNvPicPr>
                   </pic:nvPicPr>
                   <pic:blipFill>
-                    <a:blip r:embed="rId17" cstate="none"/>
+                    <a:blip r:embed="rId16" cstate="none"/>
                     <a:srcRect/>
                     <a:stretch>
                       <a:fillRect/>
@@ -2737,133 +2737,133 @@
           <w:sz w:val="24"/>
           <w:szCs w:val="24"/>
         </w:rPr>
-        <w:t xml:space="preserve">岁月如流，第56月至第60月间，苍渺大陆的天地依旧运转，20名修士各怀心思，散落在这片天地的各个角落。</w:t>
-      </w:r>
-    </w:p>
-    <w:p>
-      <w:pPr>
-        <w:spacing w:after="60" w:before="60" w:line="360"/>
-        <w:ind w:firstLine="480"/>
-      </w:pPr>
-      <w:r>
-        <w:rPr>
-          <w:rFonts w:ascii="宋体" w:cs="宋体" w:eastAsia="宋体" w:hAnsi="宋体"/>
-          <w:sz w:val="24"/>
-          <w:szCs w:val="24"/>
-        </w:rPr>
-        <w:t xml:space="preserve">这段时日，苍渺大陆有1位修士成功突破境界，灵力冲关之时，天地间隐隐有灵气震荡，引得周围之人侧目。</w:t>
-      </w:r>
-    </w:p>
-    <w:p>
-      <w:pPr>
-        <w:spacing w:after="60" w:before="60" w:line="360"/>
-        <w:ind w:firstLine="480"/>
-      </w:pPr>
-      <w:r>
-        <w:rPr>
-          <w:rFonts w:ascii="宋体" w:cs="宋体" w:eastAsia="宋体" w:hAnsi="宋体"/>
-          <w:sz w:val="24"/>
-          <w:szCs w:val="24"/>
-        </w:rPr>
-        <w:t xml:space="preserve">与此同时，天地间接连发生了5件大事，牵动着每一位修士的神经，有人欣喜若狂，有人如临大敌。</w:t>
-      </w:r>
-    </w:p>
-    <w:p>
-      <w:pPr>
-        <w:spacing w:after="60" w:before="60" w:line="360"/>
-        <w:ind w:firstLine="480"/>
-      </w:pPr>
-      <w:r>
-        <w:rPr>
-          <w:rFonts w:ascii="宋体" w:cs="宋体" w:eastAsia="宋体" w:hAnsi="宋体"/>
-          <w:sz w:val="24"/>
-          <w:szCs w:val="24"/>
-        </w:rPr>
-        <w:t xml:space="preserve">【修士动向】</w:t>
-      </w:r>
-    </w:p>
-    <w:p>
-      <w:pPr>
-        <w:spacing w:after="60" w:before="60" w:line="360"/>
-        <w:ind w:firstLine="480"/>
-      </w:pPr>
-      <w:r>
-        <w:rPr>
-          <w:rFonts w:ascii="宋体" w:cs="宋体" w:eastAsia="宋体" w:hAnsi="宋体"/>
-          <w:sz w:val="24"/>
-          <w:szCs w:val="24"/>
-        </w:rPr>
-        <w:t xml:space="preserve">冯怒潮（练气七层）蛰伏于灵脉荒野，压制气息，深藏不露，手中握着800枚灵石却从不张扬。</w:t>
-      </w:r>
-    </w:p>
-    <w:p>
-      <w:pPr>
-        <w:spacing w:after="60" w:before="60" w:line="360"/>
-        <w:ind w:firstLine="480"/>
-      </w:pPr>
-      <w:r>
-        <w:rPr>
-          <w:rFonts w:ascii="宋体" w:cs="宋体" w:eastAsia="宋体" w:hAnsi="宋体"/>
-          <w:sz w:val="24"/>
-          <w:szCs w:val="24"/>
-        </w:rPr>
-        <w:t xml:space="preserve">陆霜华（练气九层）驻守于灵脉荒野，修炼正道功法，浩然之气渐浓，灵石储量已达1232枚。</w:t>
-      </w:r>
-    </w:p>
-    <w:p>
-      <w:pPr>
-        <w:spacing w:after="60" w:before="60" w:line="360"/>
-        <w:ind w:firstLine="480"/>
-      </w:pPr>
-      <w:r>
-        <w:rPr>
-          <w:rFonts w:ascii="宋体" w:cs="宋体" w:eastAsia="宋体" w:hAnsi="宋体"/>
-          <w:sz w:val="24"/>
-          <w:szCs w:val="24"/>
-        </w:rPr>
-        <w:t xml:space="preserve">苏寒衣（练气七层）游走于灵脉荒野，血煞之气暗涌，外表平静之下是随时可能爆发的杀意，积攒着3000枚灵石待价而沽。</w:t>
-      </w:r>
-    </w:p>
-    <w:p>
-      <w:pPr>
-        <w:spacing w:after="60" w:before="60" w:line="360"/>
-        <w:ind w:firstLine="480"/>
-      </w:pPr>
-      <w:r>
-        <w:rPr>
-          <w:rFonts w:ascii="宋体" w:cs="宋体" w:eastAsia="宋体" w:hAnsi="宋体"/>
-          <w:sz w:val="24"/>
-          <w:szCs w:val="24"/>
-        </w:rPr>
-        <w:t xml:space="preserve">魏玄机（练气十层）立于幽冥谷，眼神凌厉，400枚灵石的身家让他愈发自信。</w:t>
-      </w:r>
-    </w:p>
-    <w:p>
-      <w:pPr>
-        <w:spacing w:after="60" w:before="60" w:line="360"/>
-        <w:ind w:firstLine="480"/>
-      </w:pPr>
-      <w:r>
-        <w:rPr>
-          <w:rFonts w:ascii="宋体" w:cs="宋体" w:eastAsia="宋体" w:hAnsi="宋体"/>
-          <w:sz w:val="24"/>
-          <w:szCs w:val="24"/>
-        </w:rPr>
-        <w:t xml:space="preserve">孟长歌（练气九层）活跃于灵脉荒野，笑眯眯地与人周旋，手头已积累881枚灵石。</w:t>
-      </w:r>
-    </w:p>
-    <w:p>
-      <w:pPr>
-        <w:spacing w:after="60" w:before="60" w:line="360"/>
-        <w:ind w:firstLine="480"/>
-      </w:pPr>
-      <w:r>
-        <w:rPr>
-          <w:rFonts w:ascii="宋体" w:cs="宋体" w:eastAsia="宋体" w:hAnsi="宋体"/>
-          <w:sz w:val="24"/>
-          <w:szCs w:val="24"/>
-        </w:rPr>
-        <w:t xml:space="preserve">修仙之路，本就是一场没有终点的博弈，今日的隐忍，或许就是明日破局的伏笔。</w:t>
+        <w:t xml:space="preserve">岁月如刀，56月已过。⚠️ 孟长歌 练气圆满，却无筑基丹，修炼停滞！ 🔍 王捕头 探索有收获。修仙之路，从不平静。</w:t>
+      </w:r>
+    </w:p>
+    <w:p>
+      <w:pPr>
+        <w:spacing w:after="60" w:before="60" w:line="360"/>
+        <w:ind w:firstLine="480"/>
+      </w:pPr>
+      <w:r>
+        <w:rPr>
+          <w:rFonts w:ascii="宋体" w:cs="宋体" w:eastAsia="宋体" w:hAnsi="宋体"/>
+          <w:sz w:val="24"/>
+          <w:szCs w:val="24"/>
+        </w:rPr>
+        <w:t xml:space="preserve">血与剑的故事从未停歇，第57月，又是新的一章。🔍 魏玄机 探索有收获。</w:t>
+      </w:r>
+    </w:p>
+    <w:p>
+      <w:pPr>
+        <w:spacing w:after="60" w:before="60" w:line="360"/>
+        <w:ind w:firstLine="480"/>
+      </w:pPr>
+      <w:r>
+        <w:rPr>
+          <w:rFonts w:ascii="宋体" w:cs="宋体" w:eastAsia="宋体" w:hAnsi="宋体"/>
+          <w:sz w:val="24"/>
+          <w:szCs w:val="24"/>
+        </w:rPr>
+        <w:t xml:space="preserve">冯怒潮（C）（C）蛰伏，心道："静观其变，伺机而动。"</w:t>
+      </w:r>
+    </w:p>
+    <w:p>
+      <w:pPr>
+        <w:spacing w:after="60" w:before="60" w:line="360"/>
+        <w:ind w:firstLine="480"/>
+      </w:pPr>
+      <w:r>
+        <w:rPr>
+          <w:rFonts w:ascii="宋体" w:cs="宋体" w:eastAsia="宋体" w:hAnsi="宋体"/>
+          <w:sz w:val="24"/>
+          <w:szCs w:val="24"/>
+        </w:rPr>
+        <w:t xml:space="preserve">陆霜华（G）（G）（练气十层）在灵脉荒野盘膝而坐，修炼《太清剑典（完本）》。心道："修炼为要，厚积薄发。"</w:t>
+      </w:r>
+    </w:p>
+    <w:p>
+      <w:pPr>
+        <w:spacing w:after="60" w:before="60" w:line="360"/>
+        <w:ind w:firstLine="480"/>
+      </w:pPr>
+      <w:r>
+        <w:rPr>
+          <w:rFonts w:ascii="宋体" w:cs="宋体" w:eastAsia="宋体" w:hAnsi="宋体"/>
+          <w:sz w:val="24"/>
+          <w:szCs w:val="24"/>
+        </w:rPr>
+        <w:t xml:space="preserve">苏寒衣（DS）（DS）移动，心道："人少的地方才安全，溜去荒野修炼。 通缉令的事不能大意……"</w:t>
+      </w:r>
+    </w:p>
+    <w:p>
+      <w:pPr>
+        <w:spacing w:after="60" w:before="60" w:line="360"/>
+        <w:ind w:firstLine="480"/>
+      </w:pPr>
+      <w:r>
+        <w:rPr>
+          <w:rFonts w:ascii="宋体" w:cs="宋体" w:eastAsia="宋体" w:hAnsi="宋体"/>
+          <w:sz w:val="24"/>
+          <w:szCs w:val="24"/>
+        </w:rPr>
+        <w:t xml:space="preserve">魏玄机（K）（K）移动，心道："人少的地方才安全，溜去荒野修炼。 通缉令的事不能大意……"</w:t>
+      </w:r>
+    </w:p>
+    <w:p>
+      <w:pPr>
+        <w:spacing w:after="60" w:before="60" w:line="360"/>
+        <w:ind w:firstLine="480"/>
+      </w:pPr>
+      <w:r>
+        <w:rPr>
+          <w:rFonts w:ascii="宋体" w:cs="宋体" w:eastAsia="宋体" w:hAnsi="宋体"/>
+          <w:sz w:val="24"/>
+          <w:szCs w:val="24"/>
+        </w:rPr>
+        <w:t xml:space="preserve">孟长歌（Q）（Q）（练气十二层）在灵脉荒野盘膝而坐，修炼《玄灵决（残本）》。心道："趁四下无人，偷偷修炼。苟着苟着就突破了。 通缉令的事不能大意……"</w:t>
+      </w:r>
+    </w:p>
+    <w:p>
+      <w:pPr>
+        <w:spacing w:after="60" w:before="60" w:line="360"/>
+        <w:ind w:firstLine="480"/>
+      </w:pPr>
+      <w:r>
+        <w:rPr>
+          <w:rFonts w:ascii="宋体" w:cs="宋体" w:eastAsia="宋体" w:hAnsi="宋体"/>
+          <w:sz w:val="24"/>
+          <w:szCs w:val="24"/>
+        </w:rPr>
+        <w:t xml:space="preserve">老赵掌柜移动，心道："换个地方修炼。"</w:t>
+      </w:r>
+    </w:p>
+    <w:p>
+      <w:pPr>
+        <w:spacing w:after="60" w:before="60" w:line="360"/>
+        <w:ind w:firstLine="480"/>
+      </w:pPr>
+      <w:r>
+        <w:rPr>
+          <w:rFonts w:ascii="宋体" w:cs="宋体" w:eastAsia="宋体" w:hAnsi="宋体"/>
+          <w:sz w:val="24"/>
+          <w:szCs w:val="24"/>
+        </w:rPr>
+        <w:t xml:space="preserve">孟长歌 练气圆满，却无筑基丹，修炼停滞！</w:t>
+      </w:r>
+    </w:p>
+    <w:p>
+      <w:pPr>
+        <w:spacing w:after="60" w:before="60" w:line="360"/>
+        <w:ind w:firstLine="480"/>
+      </w:pPr>
+      <w:r>
+        <w:rPr>
+          <w:rFonts w:ascii="宋体" w:cs="宋体" w:eastAsia="宋体" w:hAnsi="宋体"/>
+          <w:sz w:val="24"/>
+          <w:szCs w:val="24"/>
+        </w:rPr>
+        <w:t xml:space="preserve">🔍 王捕头 探索有收获。</w:t>
       </w:r>
     </w:p>
     <w:p>
@@ -2880,7 +2880,7 @@
           <w:sz w:val="18"/>
           <w:szCs w:val="18"/>
         </w:rPr>
-        <w:t xml:space="preserve">[数据] 存活修士：20人 | 突破：1次 | 大事件：5件</w:t>
+        <w:t xml:space="preserve">[数据] 存活修士：20人 | 大事件：7件</w:t>
       </w:r>
     </w:p>
     <w:p>
@@ -2924,7 +2924,7 @@
                     </pic:cNvPicPr>
                   </pic:nvPicPr>
                   <pic:blipFill>
-                    <a:blip r:embed="rId18" cstate="none"/>
+                    <a:blip r:embed="rId17" cstate="none"/>
                     <a:srcRect/>
                     <a:stretch>
                       <a:fillRect/>

--- a/xianxia_story.docx
+++ b/xianxia_story.docx
@@ -2957,133 +2957,161 @@
           <w:sz w:val="24"/>
           <w:szCs w:val="24"/>
         </w:rPr>
-        <w:t xml:space="preserve">岁月如流，第61月至第65月间，苍渺大陆的天地依旧运转，20名修士各怀心思，散落在这片天地的各个角落。</w:t>
-      </w:r>
-    </w:p>
-    <w:p>
-      <w:pPr>
-        <w:spacing w:after="60" w:before="60" w:line="360"/>
-        <w:ind w:firstLine="480"/>
-      </w:pPr>
-      <w:r>
-        <w:rPr>
-          <w:rFonts w:ascii="宋体" w:cs="宋体" w:eastAsia="宋体" w:hAnsi="宋体"/>
-          <w:sz w:val="24"/>
-          <w:szCs w:val="24"/>
-        </w:rPr>
-        <w:t xml:space="preserve">这段时日，苍渺大陆有1位修士成功突破境界，灵力冲关之时，天地间隐隐有灵气震荡，引得周围之人侧目。</w:t>
-      </w:r>
-    </w:p>
-    <w:p>
-      <w:pPr>
-        <w:spacing w:after="60" w:before="60" w:line="360"/>
-        <w:ind w:firstLine="480"/>
-      </w:pPr>
-      <w:r>
-        <w:rPr>
-          <w:rFonts w:ascii="宋体" w:cs="宋体" w:eastAsia="宋体" w:hAnsi="宋体"/>
-          <w:sz w:val="24"/>
-          <w:szCs w:val="24"/>
-        </w:rPr>
-        <w:t xml:space="preserve">与此同时，天地间接连发生了4件大事，牵动着每一位修士的神经，有人欣喜若狂，有人如临大敌。</w:t>
-      </w:r>
-    </w:p>
-    <w:p>
-      <w:pPr>
-        <w:spacing w:after="60" w:before="60" w:line="360"/>
-        <w:ind w:firstLine="480"/>
-      </w:pPr>
-      <w:r>
-        <w:rPr>
-          <w:rFonts w:ascii="宋体" w:cs="宋体" w:eastAsia="宋体" w:hAnsi="宋体"/>
-          <w:sz w:val="24"/>
-          <w:szCs w:val="24"/>
-        </w:rPr>
-        <w:t xml:space="preserve">【修士动向】</w:t>
-      </w:r>
-    </w:p>
-    <w:p>
-      <w:pPr>
-        <w:spacing w:after="60" w:before="60" w:line="360"/>
-        <w:ind w:firstLine="480"/>
-      </w:pPr>
-      <w:r>
-        <w:rPr>
-          <w:rFonts w:ascii="宋体" w:cs="宋体" w:eastAsia="宋体" w:hAnsi="宋体"/>
-          <w:sz w:val="24"/>
-          <w:szCs w:val="24"/>
-        </w:rPr>
-        <w:t xml:space="preserve">冯怒潮（练气七层）蛰伏于灵脉荒野，压制气息，深藏不露，手中握着800枚灵石却从不张扬。</w:t>
-      </w:r>
-    </w:p>
-    <w:p>
-      <w:pPr>
-        <w:spacing w:after="60" w:before="60" w:line="360"/>
-        <w:ind w:firstLine="480"/>
-      </w:pPr>
-      <w:r>
-        <w:rPr>
-          <w:rFonts w:ascii="宋体" w:cs="宋体" w:eastAsia="宋体" w:hAnsi="宋体"/>
-          <w:sz w:val="24"/>
-          <w:szCs w:val="24"/>
-        </w:rPr>
-        <w:t xml:space="preserve">陆霜华（练气九层）驻守于灵脉荒野，修炼正道功法，浩然之气渐浓，灵石储量已达1232枚。</w:t>
-      </w:r>
-    </w:p>
-    <w:p>
-      <w:pPr>
-        <w:spacing w:after="60" w:before="60" w:line="360"/>
-        <w:ind w:firstLine="480"/>
-      </w:pPr>
-      <w:r>
-        <w:rPr>
-          <w:rFonts w:ascii="宋体" w:cs="宋体" w:eastAsia="宋体" w:hAnsi="宋体"/>
-          <w:sz w:val="24"/>
-          <w:szCs w:val="24"/>
-        </w:rPr>
-        <w:t xml:space="preserve">苏寒衣（练气七层）游走于灵脉荒野，血煞之气暗涌，外表平静之下是随时可能爆发的杀意，积攒着3000枚灵石待价而沽。</w:t>
-      </w:r>
-    </w:p>
-    <w:p>
-      <w:pPr>
-        <w:spacing w:after="60" w:before="60" w:line="360"/>
-        <w:ind w:firstLine="480"/>
-      </w:pPr>
-      <w:r>
-        <w:rPr>
-          <w:rFonts w:ascii="宋体" w:cs="宋体" w:eastAsia="宋体" w:hAnsi="宋体"/>
-          <w:sz w:val="24"/>
-          <w:szCs w:val="24"/>
-        </w:rPr>
-        <w:t xml:space="preserve">魏玄机（练气十层）立于幽冥谷，眼神凌厉，400枚灵石的身家让他愈发自信。</w:t>
-      </w:r>
-    </w:p>
-    <w:p>
-      <w:pPr>
-        <w:spacing w:after="60" w:before="60" w:line="360"/>
-        <w:ind w:firstLine="480"/>
-      </w:pPr>
-      <w:r>
-        <w:rPr>
-          <w:rFonts w:ascii="宋体" w:cs="宋体" w:eastAsia="宋体" w:hAnsi="宋体"/>
-          <w:sz w:val="24"/>
-          <w:szCs w:val="24"/>
-        </w:rPr>
-        <w:t xml:space="preserve">孟长歌（练气九层）活跃于灵脉荒野，笑眯眯地与人周旋，手头已积累881枚灵石。</w:t>
-      </w:r>
-    </w:p>
-    <w:p>
-      <w:pPr>
-        <w:spacing w:after="60" w:before="60" w:line="360"/>
-        <w:ind w:firstLine="480"/>
-      </w:pPr>
-      <w:r>
-        <w:rPr>
-          <w:rFonts w:ascii="宋体" w:cs="宋体" w:eastAsia="宋体" w:hAnsi="宋体"/>
-          <w:sz w:val="24"/>
-          <w:szCs w:val="24"/>
-        </w:rPr>
-        <w:t xml:space="preserve">天道运转，因果轮回。这片大陆上的每一个生命，都在写着属于自己的故事。</w:t>
+        <w:t xml:space="preserve">第61回合，天地间的棋局又落下了一颗子。⚠️ 魏玄机 练气圆满，却无筑基丹，修炼停滞！ 🔍 铁牛 探索有收获。</w:t>
+      </w:r>
+    </w:p>
+    <w:p>
+      <w:pPr>
+        <w:spacing w:after="60" w:before="60" w:line="360"/>
+        <w:ind w:firstLine="480"/>
+      </w:pPr>
+      <w:r>
+        <w:rPr>
+          <w:rFonts w:ascii="宋体" w:cs="宋体" w:eastAsia="宋体" w:hAnsi="宋体"/>
+          <w:sz w:val="24"/>
+          <w:szCs w:val="24"/>
+        </w:rPr>
+        <w:t xml:space="preserve">血与剑的故事从未停歇，第62月，又是新的一章。1名修士境界突破。 🔍 冯怒潮 探索有收获。 ✨ 陆霜华 修为精进，突破至【练气十一层】！</w:t>
+      </w:r>
+    </w:p>
+    <w:p>
+      <w:pPr>
+        <w:spacing w:after="60" w:before="60" w:line="360"/>
+        <w:ind w:firstLine="480"/>
+      </w:pPr>
+      <w:r>
+        <w:rPr>
+          <w:rFonts w:ascii="宋体" w:cs="宋体" w:eastAsia="宋体" w:hAnsi="宋体"/>
+          <w:sz w:val="24"/>
+          <w:szCs w:val="24"/>
+        </w:rPr>
+        <w:t xml:space="preserve">冯怒潮（C）（C）（练气十二层）在灵脉荒野盘膝而坐，修炼《玄灵决（残本）》。心道："趁四下无人，偷偷修炼。苟着苟着就突破了。 通缉令的事不能大意……"</w:t>
+      </w:r>
+    </w:p>
+    <w:p>
+      <w:pPr>
+        <w:spacing w:after="60" w:before="60" w:line="360"/>
+        <w:ind w:firstLine="480"/>
+      </w:pPr>
+      <w:r>
+        <w:rPr>
+          <w:rFonts w:ascii="宋体" w:cs="宋体" w:eastAsia="宋体" w:hAnsi="宋体"/>
+          <w:sz w:val="24"/>
+          <w:szCs w:val="24"/>
+        </w:rPr>
+        <w:t xml:space="preserve">陆霜华（G）（G）（练气十层）在青云城盘膝而坐，修炼《太清剑典（完本）》。心道："趁四下无人，偷偷修炼。苟着苟着就突破了。 通缉令的事不能大意……"</w:t>
+      </w:r>
+    </w:p>
+    <w:p>
+      <w:pPr>
+        <w:spacing w:after="60" w:before="60" w:line="360"/>
+        <w:ind w:firstLine="480"/>
+      </w:pPr>
+      <w:r>
+        <w:rPr>
+          <w:rFonts w:ascii="宋体" w:cs="宋体" w:eastAsia="宋体" w:hAnsi="宋体"/>
+          <w:sz w:val="24"/>
+          <w:szCs w:val="24"/>
+        </w:rPr>
+        <w:t xml:space="preserve">苏寒衣（DS）（DS）蛰伏，心道："静观其变，伺机而动。"</w:t>
+      </w:r>
+    </w:p>
+    <w:p>
+      <w:pPr>
+        <w:spacing w:after="60" w:before="60" w:line="360"/>
+        <w:ind w:firstLine="480"/>
+      </w:pPr>
+      <w:r>
+        <w:rPr>
+          <w:rFonts w:ascii="宋体" w:cs="宋体" w:eastAsia="宋体" w:hAnsi="宋体"/>
+          <w:sz w:val="24"/>
+          <w:szCs w:val="24"/>
+        </w:rPr>
+        <w:t xml:space="preserve">魏玄机（K）（K）（练气十二层）在幽冥谷盘膝而坐，修炼《噬血魔经（上册）》。心道："趁四下无人，偷偷修炼。苟着苟着就突破了。 通缉令的事不能大意……"</w:t>
+      </w:r>
+    </w:p>
+    <w:p>
+      <w:pPr>
+        <w:spacing w:after="60" w:before="60" w:line="360"/>
+        <w:ind w:firstLine="480"/>
+      </w:pPr>
+      <w:r>
+        <w:rPr>
+          <w:rFonts w:ascii="宋体" w:cs="宋体" w:eastAsia="宋体" w:hAnsi="宋体"/>
+          <w:sz w:val="24"/>
+          <w:szCs w:val="24"/>
+        </w:rPr>
+        <w:t xml:space="preserve">孟长歌（Q）（Q）移动，心道："人少的地方才安全，溜去荒野修炼。 通缉令的事不能大意……"</w:t>
+      </w:r>
+    </w:p>
+    <w:p>
+      <w:pPr>
+        <w:spacing w:after="60" w:before="60" w:line="360"/>
+        <w:ind w:firstLine="480"/>
+      </w:pPr>
+      <w:r>
+        <w:rPr>
+          <w:rFonts w:ascii="宋体" w:cs="宋体" w:eastAsia="宋体" w:hAnsi="宋体"/>
+          <w:sz w:val="24"/>
+          <w:szCs w:val="24"/>
+        </w:rPr>
+        <w:t xml:space="preserve">老赵掌柜隐匿修为，心道："压制气息，装成练气三层的废材，绝不出头。 通缉令的事不能大意……"</w:t>
+      </w:r>
+    </w:p>
+    <w:p>
+      <w:pPr>
+        <w:spacing w:after="60" w:before="60" w:line="360"/>
+        <w:ind w:firstLine="480"/>
+      </w:pPr>
+      <w:r>
+        <w:rPr>
+          <w:rFonts w:ascii="宋体" w:cs="宋体" w:eastAsia="宋体" w:hAnsi="宋体"/>
+          <w:sz w:val="24"/>
+          <w:szCs w:val="24"/>
+        </w:rPr>
+        <w:t xml:space="preserve">陆霜华突破至练气十一层，又一人踏上了更高的修炼之路。</w:t>
+      </w:r>
+    </w:p>
+    <w:p>
+      <w:pPr>
+        <w:spacing w:after="60" w:before="60" w:line="360"/>
+        <w:ind w:firstLine="480"/>
+      </w:pPr>
+      <w:r>
+        <w:rPr>
+          <w:rFonts w:ascii="宋体" w:cs="宋体" w:eastAsia="宋体" w:hAnsi="宋体"/>
+          <w:sz w:val="24"/>
+          <w:szCs w:val="24"/>
+        </w:rPr>
+        <w:t xml:space="preserve">小宝突破至练气十二层，又一人踏上了更高的修炼之路。</w:t>
+      </w:r>
+    </w:p>
+    <w:p>
+      <w:pPr>
+        <w:spacing w:after="60" w:before="60" w:line="360"/>
+        <w:ind w:firstLine="480"/>
+      </w:pPr>
+      <w:r>
+        <w:rPr>
+          <w:rFonts w:ascii="宋体" w:cs="宋体" w:eastAsia="宋体" w:hAnsi="宋体"/>
+          <w:sz w:val="24"/>
+          <w:szCs w:val="24"/>
+        </w:rPr>
+        <w:t xml:space="preserve">魏玄机 练气圆满，却无筑基丹，修炼停滞！</w:t>
+      </w:r>
+    </w:p>
+    <w:p>
+      <w:pPr>
+        <w:spacing w:after="60" w:before="60" w:line="360"/>
+        <w:ind w:firstLine="480"/>
+      </w:pPr>
+      <w:r>
+        <w:rPr>
+          <w:rFonts w:ascii="宋体" w:cs="宋体" w:eastAsia="宋体" w:hAnsi="宋体"/>
+          <w:sz w:val="24"/>
+          <w:szCs w:val="24"/>
+        </w:rPr>
+        <w:t xml:space="preserve">🔍 铁牛 探索有收获。</w:t>
       </w:r>
     </w:p>
     <w:p>
@@ -3100,7 +3128,7 @@
           <w:sz w:val="18"/>
           <w:szCs w:val="18"/>
         </w:rPr>
-        <w:t xml:space="preserve">[数据] 存活修士：20人 | 突破：1次 | 大事件：4件</w:t>
+        <w:t xml:space="preserve">[数据] 存活修士：20人 | 突破：2次 | 大事件：11件</w:t>
       </w:r>
     </w:p>
     <w:sectPr>

--- a/xianxia_story.docx
+++ b/xianxia_story.docx
@@ -3129,6 +3129,226 @@
           <w:szCs w:val="18"/>
         </w:rPr>
         <w:t xml:space="preserve">[数据] 存活修士：20人 | 突破：2次 | 大事件：11件</w:t>
+      </w:r>
+    </w:p>
+    <w:p>
+      <w:pPr>
+        <w:pStyle w:val="Heading2"/>
+        <w:spacing w:after="150" w:before="300"/>
+      </w:pPr>
+      <w:r>
+        <w:rPr>
+          <w:rFonts w:ascii="宋体" w:cs="宋体" w:eastAsia="宋体" w:hAnsi="宋体"/>
+          <w:b/>
+          <w:bCs/>
+          <w:color w:val="6B3A1F"/>
+          <w:sz w:val="28"/>
+          <w:szCs w:val="28"/>
+        </w:rPr>
+        <w:t xml:space="preserve">第66月至第70月</w:t>
+      </w:r>
+    </w:p>
+    <w:p>
+      <w:pPr>
+        <w:spacing w:after="200" w:before="200"/>
+        <w:jc w:val="center"/>
+      </w:pPr>
+      <w:r>
+        <w:drawing>
+          <wp:inline distT="0" distB="0" distL="0" distR="0">
+            <wp:extent cx="3810000" cy="2667000"/>
+            <wp:effectExtent t="0" r="0" b="0" l="0"/>
+            <wp:docPr id="1" name="illustration" descr="AI生成配图" title="章节配图"/>
+            <wp:cNvGraphicFramePr>
+              <a:graphicFrameLocks xmlns:a="http://schemas.openxmlformats.org/drawingml/2006/main" noChangeAspect="1"/>
+            </wp:cNvGraphicFramePr>
+            <a:graphic xmlns:a="http://schemas.openxmlformats.org/drawingml/2006/main">
+              <a:graphicData uri="http://schemas.openxmlformats.org/drawingml/2006/picture">
+                <pic:pic xmlns:pic="http://schemas.openxmlformats.org/drawingml/2006/picture">
+                  <pic:nvPicPr>
+                    <pic:cNvPr id="0" name="" descr=""/>
+                    <pic:cNvPicPr>
+                      <a:picLocks noChangeAspect="1" noChangeArrowheads="1"/>
+                    </pic:cNvPicPr>
+                  </pic:nvPicPr>
+                  <pic:blipFill>
+                    <a:blip r:embed="rId18" cstate="none"/>
+                    <a:srcRect/>
+                    <a:stretch>
+                      <a:fillRect/>
+                    </a:stretch>
+                  </pic:blipFill>
+                  <pic:spPr bwMode="auto">
+                    <a:xfrm>
+                      <a:off x="0" y="0"/>
+                      <a:ext cx="3810000" cy="2667000"/>
+                    </a:xfrm>
+                    <a:prstGeom prst="rect">
+                      <a:avLst/>
+                    </a:prstGeom>
+                  </pic:spPr>
+                </pic:pic>
+              </a:graphicData>
+            </a:graphic>
+          </wp:inline>
+        </w:drawing>
+      </w:r>
+    </w:p>
+    <w:p>
+      <w:pPr>
+        <w:spacing w:after="60" w:before="60" w:line="360"/>
+        <w:ind w:firstLine="480"/>
+      </w:pPr>
+      <w:r>
+        <w:rPr>
+          <w:rFonts w:ascii="宋体" w:cs="宋体" w:eastAsia="宋体" w:hAnsi="宋体"/>
+          <w:sz w:val="24"/>
+          <w:szCs w:val="24"/>
+        </w:rPr>
+        <w:t xml:space="preserve">岁月如刀，66月已过。⚠️ 孟长歌 练气圆满，却无筑基丹，修炼停滞！ 🔍 万财爷 探索有收获。修仙之路，从不平静。</w:t>
+      </w:r>
+    </w:p>
+    <w:p>
+      <w:pPr>
+        <w:spacing w:after="60" w:before="60" w:line="360"/>
+        <w:ind w:firstLine="480"/>
+      </w:pPr>
+      <w:r>
+        <w:rPr>
+          <w:rFonts w:ascii="宋体" w:cs="宋体" w:eastAsia="宋体" w:hAnsi="宋体"/>
+          <w:sz w:val="24"/>
+          <w:szCs w:val="24"/>
+        </w:rPr>
+        <w:t xml:space="preserve">第67回合，天地间的棋局又落下了一颗子。🔍 陆霜华 探索有收获。</w:t>
+      </w:r>
+    </w:p>
+    <w:p>
+      <w:pPr>
+        <w:spacing w:after="60" w:before="60" w:line="360"/>
+        <w:ind w:firstLine="480"/>
+      </w:pPr>
+      <w:r>
+        <w:rPr>
+          <w:rFonts w:ascii="宋体" w:cs="宋体" w:eastAsia="宋体" w:hAnsi="宋体"/>
+          <w:sz w:val="24"/>
+          <w:szCs w:val="24"/>
+        </w:rPr>
+        <w:t xml:space="preserve">冯怒潮（C）（C）探索，心道："先摸清周围情况，确认没有危险再说。 通缉令的事不能大意……"</w:t>
+      </w:r>
+    </w:p>
+    <w:p>
+      <w:pPr>
+        <w:spacing w:after="60" w:before="60" w:line="360"/>
+        <w:ind w:firstLine="480"/>
+      </w:pPr>
+      <w:r>
+        <w:rPr>
+          <w:rFonts w:ascii="宋体" w:cs="宋体" w:eastAsia="宋体" w:hAnsi="宋体"/>
+          <w:sz w:val="24"/>
+          <w:szCs w:val="24"/>
+        </w:rPr>
+        <w:t xml:space="preserve">陆霜华（G）（G）（练气十一层）在灵脉荒野盘膝而坐，修炼《太清剑典（完本）》。心道："修炼为要，厚积薄发。"</w:t>
+      </w:r>
+    </w:p>
+    <w:p>
+      <w:pPr>
+        <w:spacing w:after="60" w:before="60" w:line="360"/>
+        <w:ind w:firstLine="480"/>
+      </w:pPr>
+      <w:r>
+        <w:rPr>
+          <w:rFonts w:ascii="宋体" w:cs="宋体" w:eastAsia="宋体" w:hAnsi="宋体"/>
+          <w:sz w:val="24"/>
+          <w:szCs w:val="24"/>
+        </w:rPr>
+        <w:t xml:space="preserve">苏寒衣（DS）（DS）闭关修炼，心道："修炼为要，厚积薄发。"</w:t>
+      </w:r>
+    </w:p>
+    <w:p>
+      <w:pPr>
+        <w:spacing w:after="60" w:before="60" w:line="360"/>
+        <w:ind w:firstLine="480"/>
+      </w:pPr>
+      <w:r>
+        <w:rPr>
+          <w:rFonts w:ascii="宋体" w:cs="宋体" w:eastAsia="宋体" w:hAnsi="宋体"/>
+          <w:sz w:val="24"/>
+          <w:szCs w:val="24"/>
+        </w:rPr>
+        <w:t xml:space="preserve">魏玄机（K）（K）探索，心道："四处探查，寻找机遇。"</w:t>
+      </w:r>
+    </w:p>
+    <w:p>
+      <w:pPr>
+        <w:spacing w:after="60" w:before="60" w:line="360"/>
+        <w:ind w:firstLine="480"/>
+      </w:pPr>
+      <w:r>
+        <w:rPr>
+          <w:rFonts w:ascii="宋体" w:cs="宋体" w:eastAsia="宋体" w:hAnsi="宋体"/>
+          <w:sz w:val="24"/>
+          <w:szCs w:val="24"/>
+        </w:rPr>
+        <w:t xml:space="preserve">孟长歌（Q）（Q）（练气十二层）在灵脉荒野盘膝而坐，修炼《玄灵决（残本）》。心道："趁四下无人，偷偷修炼。苟着苟着就突破了。 通缉令的事不能大意……"</w:t>
+      </w:r>
+    </w:p>
+    <w:p>
+      <w:pPr>
+        <w:spacing w:after="60" w:before="60" w:line="360"/>
+        <w:ind w:firstLine="480"/>
+      </w:pPr>
+      <w:r>
+        <w:rPr>
+          <w:rFonts w:ascii="宋体" w:cs="宋体" w:eastAsia="宋体" w:hAnsi="宋体"/>
+          <w:sz w:val="24"/>
+          <w:szCs w:val="24"/>
+        </w:rPr>
+        <w:t xml:space="preserve">老赵掌柜移动，心道："人少的地方才安全，溜去荒野修炼。 通缉令的事不能大意……"</w:t>
+      </w:r>
+    </w:p>
+    <w:p>
+      <w:pPr>
+        <w:spacing w:after="60" w:before="60" w:line="360"/>
+        <w:ind w:firstLine="480"/>
+      </w:pPr>
+      <w:r>
+        <w:rPr>
+          <w:rFonts w:ascii="宋体" w:cs="宋体" w:eastAsia="宋体" w:hAnsi="宋体"/>
+          <w:sz w:val="24"/>
+          <w:szCs w:val="24"/>
+        </w:rPr>
+        <w:t xml:space="preserve">孟长歌 练气圆满，却无筑基丹，修炼停滞！</w:t>
+      </w:r>
+    </w:p>
+    <w:p>
+      <w:pPr>
+        <w:spacing w:after="60" w:before="60" w:line="360"/>
+        <w:ind w:firstLine="480"/>
+      </w:pPr>
+      <w:r>
+        <w:rPr>
+          <w:rFonts w:ascii="宋体" w:cs="宋体" w:eastAsia="宋体" w:hAnsi="宋体"/>
+          <w:sz w:val="24"/>
+          <w:szCs w:val="24"/>
+        </w:rPr>
+        <w:t xml:space="preserve">🔍 万财爷 探索有收获。</w:t>
+      </w:r>
+    </w:p>
+    <w:p>
+      <w:pPr>
+        <w:spacing w:after="200" w:before="100"/>
+        <w:jc w:val="right"/>
+      </w:pPr>
+      <w:r>
+        <w:rPr>
+          <w:rFonts w:ascii="宋体" w:cs="宋体" w:eastAsia="宋体" w:hAnsi="宋体"/>
+          <w:i/>
+          <w:iCs/>
+          <w:color w:val="888888"/>
+          <w:sz w:val="18"/>
+          <w:szCs w:val="18"/>
+        </w:rPr>
+        <w:t xml:space="preserve">[数据] 存活修士：20人 | 大事件：7件</w:t>
       </w:r>
     </w:p>
     <w:sectPr>

--- a/xianxia_story.docx
+++ b/xianxia_story.docx
@@ -3349,6 +3349,240 @@
           <w:szCs w:val="18"/>
         </w:rPr>
         <w:t xml:space="preserve">[数据] 存活修士：20人 | 大事件：7件</w:t>
+      </w:r>
+    </w:p>
+    <w:p>
+      <w:pPr>
+        <w:pStyle w:val="Heading2"/>
+        <w:spacing w:after="150" w:before="300"/>
+      </w:pPr>
+      <w:r>
+        <w:rPr>
+          <w:rFonts w:ascii="宋体" w:cs="宋体" w:eastAsia="宋体" w:hAnsi="宋体"/>
+          <w:b/>
+          <w:bCs/>
+          <w:color w:val="6B3A1F"/>
+          <w:sz w:val="28"/>
+          <w:szCs w:val="28"/>
+        </w:rPr>
+        <w:t xml:space="preserve">第71月至第75月</w:t>
+      </w:r>
+    </w:p>
+    <w:p>
+      <w:pPr>
+        <w:spacing w:after="200" w:before="200"/>
+        <w:jc w:val="center"/>
+      </w:pPr>
+      <w:r>
+        <w:drawing>
+          <wp:inline distT="0" distB="0" distL="0" distR="0">
+            <wp:extent cx="3810000" cy="2667000"/>
+            <wp:effectExtent t="0" r="0" b="0" l="0"/>
+            <wp:docPr id="1" name="illustration" descr="AI生成配图" title="章节配图"/>
+            <wp:cNvGraphicFramePr>
+              <a:graphicFrameLocks xmlns:a="http://schemas.openxmlformats.org/drawingml/2006/main" noChangeAspect="1"/>
+            </wp:cNvGraphicFramePr>
+            <a:graphic xmlns:a="http://schemas.openxmlformats.org/drawingml/2006/main">
+              <a:graphicData uri="http://schemas.openxmlformats.org/drawingml/2006/picture">
+                <pic:pic xmlns:pic="http://schemas.openxmlformats.org/drawingml/2006/picture">
+                  <pic:nvPicPr>
+                    <pic:cNvPr id="0" name="" descr=""/>
+                    <pic:cNvPicPr>
+                      <a:picLocks noChangeAspect="1" noChangeArrowheads="1"/>
+                    </pic:cNvPicPr>
+                  </pic:nvPicPr>
+                  <pic:blipFill>
+                    <a:blip r:embed="rId19" cstate="none"/>
+                    <a:srcRect/>
+                    <a:stretch>
+                      <a:fillRect/>
+                    </a:stretch>
+                  </pic:blipFill>
+                  <pic:spPr bwMode="auto">
+                    <a:xfrm>
+                      <a:off x="0" y="0"/>
+                      <a:ext cx="3810000" cy="2667000"/>
+                    </a:xfrm>
+                    <a:prstGeom prst="rect">
+                      <a:avLst/>
+                    </a:prstGeom>
+                  </pic:spPr>
+                </pic:pic>
+              </a:graphicData>
+            </a:graphic>
+          </wp:inline>
+        </w:drawing>
+      </w:r>
+    </w:p>
+    <w:p>
+      <w:pPr>
+        <w:spacing w:after="60" w:before="60" w:line="360"/>
+        <w:ind w:firstLine="480"/>
+      </w:pPr>
+      <w:r>
+        <w:rPr>
+          <w:rFonts w:ascii="宋体" w:cs="宋体" w:eastAsia="宋体" w:hAnsi="宋体"/>
+          <w:sz w:val="24"/>
+          <w:szCs w:val="24"/>
+        </w:rPr>
+        <w:t xml:space="preserve">第71回合，天地间的棋局又落下了一颗子。1名修士境界突破。 ⚠️ 魏玄机 练气圆满，却无筑基丹，修炼停滞！ 🔍 万财爷 探索有收获。</w:t>
+      </w:r>
+    </w:p>
+    <w:p>
+      <w:pPr>
+        <w:spacing w:after="60" w:before="60" w:line="360"/>
+        <w:ind w:firstLine="480"/>
+      </w:pPr>
+      <w:r>
+        <w:rPr>
+          <w:rFonts w:ascii="宋体" w:cs="宋体" w:eastAsia="宋体" w:hAnsi="宋体"/>
+          <w:sz w:val="24"/>
+          <w:szCs w:val="24"/>
+        </w:rPr>
+        <w:t xml:space="preserve">第72回合，天地间的棋局又落下了一颗子。⚠️ 孟长歌 练气圆满，却无筑基丹，修炼停滞！ 🔍 老李头 探索有收获。</w:t>
+      </w:r>
+    </w:p>
+    <w:p>
+      <w:pPr>
+        <w:spacing w:after="60" w:before="60" w:line="360"/>
+        <w:ind w:firstLine="480"/>
+      </w:pPr>
+      <w:r>
+        <w:rPr>
+          <w:rFonts w:ascii="宋体" w:cs="宋体" w:eastAsia="宋体" w:hAnsi="宋体"/>
+          <w:sz w:val="24"/>
+          <w:szCs w:val="24"/>
+        </w:rPr>
+        <w:t xml:space="preserve">冯怒潮（C）（C）隐匿修为，心道："压制气息，装成练气三层的废材，绝不出头。 通缉令的事不能大意……"</w:t>
+      </w:r>
+    </w:p>
+    <w:p>
+      <w:pPr>
+        <w:spacing w:after="60" w:before="60" w:line="360"/>
+        <w:ind w:firstLine="480"/>
+      </w:pPr>
+      <w:r>
+        <w:rPr>
+          <w:rFonts w:ascii="宋体" w:cs="宋体" w:eastAsia="宋体" w:hAnsi="宋体"/>
+          <w:sz w:val="24"/>
+          <w:szCs w:val="24"/>
+        </w:rPr>
+        <w:t xml:space="preserve">陆霜华（G）（G）蛰伏，心道："静观其变，伺机而动。"</w:t>
+      </w:r>
+    </w:p>
+    <w:p>
+      <w:pPr>
+        <w:spacing w:after="60" w:before="60" w:line="360"/>
+        <w:ind w:firstLine="480"/>
+      </w:pPr>
+      <w:r>
+        <w:rPr>
+          <w:rFonts w:ascii="宋体" w:cs="宋体" w:eastAsia="宋体" w:hAnsi="宋体"/>
+          <w:sz w:val="24"/>
+          <w:szCs w:val="24"/>
+        </w:rPr>
+        <w:t xml:space="preserve">苏寒衣（DS）（DS）闭关修炼，心道："修炼为要，厚积薄发。"</w:t>
+      </w:r>
+    </w:p>
+    <w:p>
+      <w:pPr>
+        <w:spacing w:after="60" w:before="60" w:line="360"/>
+        <w:ind w:firstLine="480"/>
+      </w:pPr>
+      <w:r>
+        <w:rPr>
+          <w:rFonts w:ascii="宋体" w:cs="宋体" w:eastAsia="宋体" w:hAnsi="宋体"/>
+          <w:sz w:val="24"/>
+          <w:szCs w:val="24"/>
+        </w:rPr>
+        <w:t xml:space="preserve">魏玄机（K）（K）（练气十二层）在幽冥谷盘膝而坐，修炼《噬血魔经（上册）》。心道："趁四下无人，偷偷修炼。苟着苟着就突破了。 通缉令的事不能大意……"</w:t>
+      </w:r>
+    </w:p>
+    <w:p>
+      <w:pPr>
+        <w:spacing w:after="60" w:before="60" w:line="360"/>
+        <w:ind w:firstLine="480"/>
+      </w:pPr>
+      <w:r>
+        <w:rPr>
+          <w:rFonts w:ascii="宋体" w:cs="宋体" w:eastAsia="宋体" w:hAnsi="宋体"/>
+          <w:sz w:val="24"/>
+          <w:szCs w:val="24"/>
+        </w:rPr>
+        <w:t xml:space="preserve">孟长歌（Q）（Q）移动，心道："人少的地方才安全，溜去荒野修炼。 通缉令的事不能大意……"</w:t>
+      </w:r>
+    </w:p>
+    <w:p>
+      <w:pPr>
+        <w:spacing w:after="60" w:before="60" w:line="360"/>
+        <w:ind w:firstLine="480"/>
+      </w:pPr>
+      <w:r>
+        <w:rPr>
+          <w:rFonts w:ascii="宋体" w:cs="宋体" w:eastAsia="宋体" w:hAnsi="宋体"/>
+          <w:sz w:val="24"/>
+          <w:szCs w:val="24"/>
+        </w:rPr>
+        <w:t xml:space="preserve">老赵掌柜隐匿修为，心道："压制气息，装成练气三层的废材，绝不出头。 通缉令的事不能大意……"</w:t>
+      </w:r>
+    </w:p>
+    <w:p>
+      <w:pPr>
+        <w:spacing w:after="60" w:before="60" w:line="360"/>
+        <w:ind w:firstLine="480"/>
+      </w:pPr>
+      <w:r>
+        <w:rPr>
+          <w:rFonts w:ascii="宋体" w:cs="宋体" w:eastAsia="宋体" w:hAnsi="宋体"/>
+          <w:sz w:val="24"/>
+          <w:szCs w:val="24"/>
+        </w:rPr>
+        <w:t xml:space="preserve">红袖添香突破至练气八层，又一人踏上了更高的修炼之路。</w:t>
+      </w:r>
+    </w:p>
+    <w:p>
+      <w:pPr>
+        <w:spacing w:after="60" w:before="60" w:line="360"/>
+        <w:ind w:firstLine="480"/>
+      </w:pPr>
+      <w:r>
+        <w:rPr>
+          <w:rFonts w:ascii="宋体" w:cs="宋体" w:eastAsia="宋体" w:hAnsi="宋体"/>
+          <w:sz w:val="24"/>
+          <w:szCs w:val="24"/>
+        </w:rPr>
+        <w:t xml:space="preserve">魏玄机 练气圆满，却无筑基丹，修炼停滞！</w:t>
+      </w:r>
+    </w:p>
+    <w:p>
+      <w:pPr>
+        <w:spacing w:after="60" w:before="60" w:line="360"/>
+        <w:ind w:firstLine="480"/>
+      </w:pPr>
+      <w:r>
+        <w:rPr>
+          <w:rFonts w:ascii="宋体" w:cs="宋体" w:eastAsia="宋体" w:hAnsi="宋体"/>
+          <w:sz w:val="24"/>
+          <w:szCs w:val="24"/>
+        </w:rPr>
+        <w:t xml:space="preserve">🔍 万财爷 探索有收获。</w:t>
+      </w:r>
+    </w:p>
+    <w:p>
+      <w:pPr>
+        <w:spacing w:after="200" w:before="100"/>
+        <w:jc w:val="right"/>
+      </w:pPr>
+      <w:r>
+        <w:rPr>
+          <w:rFonts w:ascii="宋体" w:cs="宋体" w:eastAsia="宋体" w:hAnsi="宋体"/>
+          <w:i/>
+          <w:iCs/>
+          <w:color w:val="888888"/>
+          <w:sz w:val="18"/>
+          <w:szCs w:val="18"/>
+        </w:rPr>
+        <w:t xml:space="preserve">[数据] 存活修士：20人 | 突破：1次 | 大事件：15件</w:t>
       </w:r>
     </w:p>
     <w:sectPr>

--- a/xianxia_story.docx
+++ b/xianxia_story.docx
@@ -80,52 +80,6 @@
     </w:p>
     <w:p>
       <w:pPr>
-        <w:spacing w:after="200" w:before="200"/>
-        <w:jc w:val="center"/>
-      </w:pPr>
-      <w:r>
-        <w:drawing>
-          <wp:inline distT="0" distB="0" distL="0" distR="0">
-            <wp:extent cx="3810000" cy="2667000"/>
-            <wp:effectExtent t="0" r="0" b="0" l="0"/>
-            <wp:docPr id="1" name="illustration" descr="AI生成配图" title="章节配图"/>
-            <wp:cNvGraphicFramePr>
-              <a:graphicFrameLocks xmlns:a="http://schemas.openxmlformats.org/drawingml/2006/main" noChangeAspect="1"/>
-            </wp:cNvGraphicFramePr>
-            <a:graphic xmlns:a="http://schemas.openxmlformats.org/drawingml/2006/main">
-              <a:graphicData uri="http://schemas.openxmlformats.org/drawingml/2006/picture">
-                <pic:pic xmlns:pic="http://schemas.openxmlformats.org/drawingml/2006/picture">
-                  <pic:nvPicPr>
-                    <pic:cNvPr id="0" name="" descr=""/>
-                    <pic:cNvPicPr>
-                      <a:picLocks noChangeAspect="1" noChangeArrowheads="1"/>
-                    </pic:cNvPicPr>
-                  </pic:nvPicPr>
-                  <pic:blipFill>
-                    <a:blip r:embed="rId9" cstate="none"/>
-                    <a:srcRect/>
-                    <a:stretch>
-                      <a:fillRect/>
-                    </a:stretch>
-                  </pic:blipFill>
-                  <pic:spPr bwMode="auto">
-                    <a:xfrm>
-                      <a:off x="0" y="0"/>
-                      <a:ext cx="3810000" cy="2667000"/>
-                    </a:xfrm>
-                    <a:prstGeom prst="rect">
-                      <a:avLst/>
-                    </a:prstGeom>
-                  </pic:spPr>
-                </pic:pic>
-              </a:graphicData>
-            </a:graphic>
-          </wp:inline>
-        </w:drawing>
-      </w:r>
-    </w:p>
-    <w:p>
-      <w:pPr>
         <w:spacing w:after="60" w:before="60" w:line="360"/>
         <w:ind w:firstLine="480"/>
       </w:pPr>
@@ -163,7 +117,7 @@
           <w:sz w:val="24"/>
           <w:szCs w:val="24"/>
         </w:rPr>
-        <w:t xml:space="preserve">江湖之上，🔍 苏寒衣 探索有收获。，天下局势悄然生变。</w:t>
+        <w:t xml:space="preserve">江湖之上，🔍 孟长歌 探索有收获。，天下局势悄然生变。</w:t>
       </w:r>
     </w:p>
     <w:p>
@@ -194,7 +148,7 @@
           <w:sz w:val="18"/>
           <w:szCs w:val="18"/>
         </w:rPr>
-        <w:t xml:space="preserve">[数据] 存活修士：20人 | 大事件：12件</w:t>
+        <w:t xml:space="preserve">[数据] 存活修士：20人 | 大事件：19件</w:t>
       </w:r>
     </w:p>
     <w:p>

--- a/xianxia_story.docx
+++ b/xianxia_story.docx
@@ -170,52 +170,6 @@
     </w:p>
     <w:p>
       <w:pPr>
-        <w:spacing w:after="200" w:before="200"/>
-        <w:jc w:val="center"/>
-      </w:pPr>
-      <w:r>
-        <w:drawing>
-          <wp:inline distT="0" distB="0" distL="0" distR="0">
-            <wp:extent cx="3810000" cy="2667000"/>
-            <wp:effectExtent t="0" r="0" b="0" l="0"/>
-            <wp:docPr id="1" name="illustration" descr="AI生成配图" title="章节配图"/>
-            <wp:cNvGraphicFramePr>
-              <a:graphicFrameLocks xmlns:a="http://schemas.openxmlformats.org/drawingml/2006/main" noChangeAspect="1"/>
-            </wp:cNvGraphicFramePr>
-            <a:graphic xmlns:a="http://schemas.openxmlformats.org/drawingml/2006/main">
-              <a:graphicData uri="http://schemas.openxmlformats.org/drawingml/2006/picture">
-                <pic:pic xmlns:pic="http://schemas.openxmlformats.org/drawingml/2006/picture">
-                  <pic:nvPicPr>
-                    <pic:cNvPr id="0" name="" descr=""/>
-                    <pic:cNvPicPr>
-                      <a:picLocks noChangeAspect="1" noChangeArrowheads="1"/>
-                    </pic:cNvPicPr>
-                  </pic:nvPicPr>
-                  <pic:blipFill>
-                    <a:blip r:embed="rId9" cstate="none"/>
-                    <a:srcRect/>
-                    <a:stretch>
-                      <a:fillRect/>
-                    </a:stretch>
-                  </pic:blipFill>
-                  <pic:spPr bwMode="auto">
-                    <a:xfrm>
-                      <a:off x="0" y="0"/>
-                      <a:ext cx="3810000" cy="2667000"/>
-                    </a:xfrm>
-                    <a:prstGeom prst="rect">
-                      <a:avLst/>
-                    </a:prstGeom>
-                  </pic:spPr>
-                </pic:pic>
-              </a:graphicData>
-            </a:graphic>
-          </wp:inline>
-        </w:drawing>
-      </w:r>
-    </w:p>
-    <w:p>
-      <w:pPr>
         <w:spacing w:after="60" w:before="60" w:line="360"/>
         <w:ind w:firstLine="480"/>
       </w:pPr>
@@ -253,7 +207,7 @@
           <w:sz w:val="24"/>
           <w:szCs w:val="24"/>
         </w:rPr>
-        <w:t xml:space="preserve">江湖之上，魏玄机 练气圆满，却无筑基丹，修炼停滞！，天下局势悄然生变。</w:t>
+        <w:t xml:space="preserve">江湖之上，🔍 冯怒潮 探索有收获。，天下局势悄然生变。</w:t>
       </w:r>
     </w:p>
     <w:p>
@@ -284,7 +238,7 @@
           <w:sz w:val="18"/>
           <w:szCs w:val="18"/>
         </w:rPr>
-        <w:t xml:space="preserve">[数据] 存活修士：20人 | 大事件：9件</w:t>
+        <w:t xml:space="preserve">[数据] 存活修士：20人 | 大事件：17件</w:t>
       </w:r>
     </w:p>
     <w:p>

--- a/xianxia_story.docx
+++ b/xianxia_story.docx
@@ -256,6 +256,96 @@
           <w:szCs w:val="28"/>
         </w:rPr>
         <w:t xml:space="preserve">第11月至第15月</w:t>
+      </w:r>
+    </w:p>
+    <w:p>
+      <w:pPr>
+        <w:spacing w:after="60" w:before="60" w:line="360"/>
+        <w:ind w:firstLine="480"/>
+      </w:pPr>
+      <w:r>
+        <w:rPr>
+          <w:rFonts w:ascii="宋体" w:cs="宋体" w:eastAsia="宋体" w:hAnsi="宋体"/>
+          <w:sz w:val="24"/>
+          <w:szCs w:val="24"/>
+        </w:rPr>
+        <w:t xml:space="preserve">灵脉荒野，第11月。地脉灵气从地缝中渗出，连空气都带着令人心悸的灵压。几道身影散落四方，各自打着自己的算盘。</w:t>
+      </w:r>
+    </w:p>
+    <w:p>
+      <w:pPr>
+        <w:spacing w:after="60" w:before="60" w:line="360"/>
+        <w:ind w:firstLine="480"/>
+      </w:pPr>
+      <w:r>
+        <w:rPr>
+          <w:rFonts w:ascii="宋体" w:cs="宋体" w:eastAsia="宋体" w:hAnsi="宋体"/>
+          <w:sz w:val="24"/>
+          <w:szCs w:val="24"/>
+        </w:rPr>
+        <w:t xml:space="preserve">与此同时，各方修士也在暗流中各自筹谋——</w:t>
+      </w:r>
+    </w:p>
+    <w:p>
+      <w:pPr>
+        <w:spacing w:after="60" w:before="60" w:line="360"/>
+        <w:ind w:firstLine="480"/>
+      </w:pPr>
+      <w:r>
+        <w:rPr>
+          <w:rFonts w:ascii="宋体" w:cs="宋体" w:eastAsia="宋体" w:hAnsi="宋体"/>
+          <w:sz w:val="24"/>
+          <w:szCs w:val="24"/>
+        </w:rPr>
+        <w:t xml:space="preserve">江湖之上，冯怒潮 练气圆满，却无筑基丹，修炼停滞！，天下局势悄然生变。</w:t>
+      </w:r>
+    </w:p>
+    <w:p>
+      <w:pPr>
+        <w:spacing w:after="60" w:before="60" w:line="360"/>
+        <w:ind w:firstLine="480"/>
+      </w:pPr>
+      <w:r>
+        <w:rPr>
+          <w:rFonts w:ascii="宋体" w:cs="宋体" w:eastAsia="宋体" w:hAnsi="宋体"/>
+          <w:sz w:val="24"/>
+          <w:szCs w:val="24"/>
+        </w:rPr>
+        <w:t xml:space="preserve">第15月，苍渺大陆的天地棋盘又落下了几枚棋子。谁生谁死，谁主沉浮，尚未可知。</w:t>
+      </w:r>
+    </w:p>
+    <w:p>
+      <w:pPr>
+        <w:spacing w:after="200" w:before="100"/>
+        <w:jc w:val="right"/>
+      </w:pPr>
+      <w:r>
+        <w:rPr>
+          <w:rFonts w:ascii="宋体" w:cs="宋体" w:eastAsia="宋体" w:hAnsi="宋体"/>
+          <w:i/>
+          <w:iCs/>
+          <w:color w:val="888888"/>
+          <w:sz w:val="18"/>
+          <w:szCs w:val="18"/>
+        </w:rPr>
+        <w:t xml:space="preserve">[数据] 存活修士：20人 | 大事件：14件</w:t>
+      </w:r>
+    </w:p>
+    <w:p>
+      <w:pPr>
+        <w:pStyle w:val="Heading2"/>
+        <w:spacing w:after="150" w:before="300"/>
+      </w:pPr>
+      <w:r>
+        <w:rPr>
+          <w:rFonts w:ascii="宋体" w:cs="宋体" w:eastAsia="宋体" w:hAnsi="宋体"/>
+          <w:b/>
+          <w:bCs/>
+          <w:color w:val="6B3A1F"/>
+          <w:sz w:val="28"/>
+          <w:szCs w:val="28"/>
+        </w:rPr>
+        <w:t xml:space="preserve">第16月至第20月</w:t>
       </w:r>
     </w:p>
     <w:p>
@@ -315,35 +405,35 @@
           <w:sz w:val="24"/>
           <w:szCs w:val="24"/>
         </w:rPr>
-        <w:t xml:space="preserve">灵脉荒野，第11月。地脉灵气从地缝中渗出，连空气都带着令人心悸的灵压。几道身影散落四方，各自打着自己的算盘。</w:t>
-      </w:r>
-    </w:p>
-    <w:p>
-      <w:pPr>
-        <w:spacing w:after="60" w:before="60" w:line="360"/>
-        <w:ind w:firstLine="480"/>
-      </w:pPr>
-      <w:r>
-        <w:rPr>
-          <w:rFonts w:ascii="宋体" w:cs="宋体" w:eastAsia="宋体" w:hAnsi="宋体"/>
-          <w:sz w:val="24"/>
-          <w:szCs w:val="24"/>
-        </w:rPr>
-        <w:t xml:space="preserve">天穹之上，隐隐有灵气漩涡凝聚，那是境界壁障破碎时才有的异象。滚滚灵压自丹田涌出，周身经脉尽皆震鸣——突破了，突破至练气十二层！</w:t>
-      </w:r>
-    </w:p>
-    <w:p>
-      <w:pPr>
-        <w:spacing w:after="60" w:before="60" w:line="360"/>
-        <w:ind w:firstLine="480"/>
-      </w:pPr>
-      <w:r>
-        <w:rPr>
-          <w:rFonts w:ascii="宋体" w:cs="宋体" w:eastAsia="宋体" w:hAnsi="宋体"/>
-          <w:sz w:val="24"/>
-          <w:szCs w:val="24"/>
-        </w:rPr>
-        <w:t xml:space="preserve">天穹之上，隐隐有灵气漩涡凝聚，那是境界壁障破碎时才有的异象。滚滚灵压自丹田涌出，周身经脉尽皆震鸣——突破了，突破至【练气十二层】！！</w:t>
+        <w:t xml:space="preserve">苍渺大陆，第16月。寒风扫过灵脉荒野，天地间的灵气在夜色中悄然流动，隐约可见几道人影在各处蛰伏，修炼或谋划。</w:t>
+      </w:r>
+    </w:p>
+    <w:p>
+      <w:pPr>
+        <w:spacing w:after="60" w:before="60" w:line="360"/>
+        <w:ind w:firstLine="480"/>
+      </w:pPr>
+      <w:r>
+        <w:rPr>
+          <w:rFonts w:ascii="宋体" w:cs="宋体" w:eastAsia="宋体" w:hAnsi="宋体"/>
+          <w:sz w:val="24"/>
+          <w:szCs w:val="24"/>
+        </w:rPr>
+        <w:t xml:space="preserve">突破的那一刻，天地间仿佛静止了。丹田深处，一道桎梏轰然崩碎，磅礴的灵力如决堤洪流喷薄而出——练气九层，终于踏上了新的境界。</w:t>
+      </w:r>
+    </w:p>
+    <w:p>
+      <w:pPr>
+        <w:spacing w:after="60" w:before="60" w:line="360"/>
+        <w:ind w:firstLine="480"/>
+      </w:pPr>
+      <w:r>
+        <w:rPr>
+          <w:rFonts w:ascii="宋体" w:cs="宋体" w:eastAsia="宋体" w:hAnsi="宋体"/>
+          <w:sz w:val="24"/>
+          <w:szCs w:val="24"/>
+        </w:rPr>
+        <w:t xml:space="preserve">突破的那一刻，天地间仿佛静止了。丹田深处，一道桎梏轰然崩碎，磅礴的灵力如决堤洪流喷薄而出——【练气九层】！，终于踏上了新的境界。</w:t>
       </w:r>
     </w:p>
     <w:p>
@@ -371,21 +461,21 @@
           <w:sz w:val="24"/>
           <w:szCs w:val="24"/>
         </w:rPr>
-        <w:t xml:space="preserve">江湖之上，冯怒潮 练气圆满，却无筑基丹，修炼停滞！，天下局势悄然生变。</w:t>
-      </w:r>
-    </w:p>
-    <w:p>
-      <w:pPr>
-        <w:spacing w:after="60" w:before="60" w:line="360"/>
-        <w:ind w:firstLine="480"/>
-      </w:pPr>
-      <w:r>
-        <w:rPr>
-          <w:rFonts w:ascii="宋体" w:cs="宋体" w:eastAsia="宋体" w:hAnsi="宋体"/>
-          <w:sz w:val="24"/>
-          <w:szCs w:val="24"/>
-        </w:rPr>
-        <w:t xml:space="preserve">第15月，苍渺大陆的天地棋盘又落下了几枚棋子。谁生谁死，谁主沉浮，尚未可知。</w:t>
+        <w:t xml:space="preserve">江湖之上，🔍 魏玄机 探索有收获。，天下局势悄然生变。</w:t>
+      </w:r>
+    </w:p>
+    <w:p>
+      <w:pPr>
+        <w:spacing w:after="60" w:before="60" w:line="360"/>
+        <w:ind w:firstLine="480"/>
+      </w:pPr>
+      <w:r>
+        <w:rPr>
+          <w:rFonts w:ascii="宋体" w:cs="宋体" w:eastAsia="宋体" w:hAnsi="宋体"/>
+          <w:sz w:val="24"/>
+          <w:szCs w:val="24"/>
+        </w:rPr>
+        <w:t xml:space="preserve">第20月，苍渺大陆的天地棋盘又落下了几枚棋子。谁生谁死，谁主沉浮，尚未可知。</w:t>
       </w:r>
     </w:p>
     <w:p>
@@ -402,7 +492,7 @@
           <w:sz w:val="18"/>
           <w:szCs w:val="18"/>
         </w:rPr>
-        <w:t xml:space="preserve">[数据] 存活修士：20人 | 突破：1次 | 大事件：11件</w:t>
+        <w:t xml:space="preserve">[数据] 存活修士：20人 | 突破：1次 | 大事件：9件</w:t>
       </w:r>
     </w:p>
     <w:p>
@@ -419,7 +509,7 @@
           <w:sz w:val="28"/>
           <w:szCs w:val="28"/>
         </w:rPr>
-        <w:t xml:space="preserve">第16月至第20月</w:t>
+        <w:t xml:space="preserve">第21月至第25月</w:t>
       </w:r>
     </w:p>
     <w:p>
@@ -479,35 +569,7 @@
           <w:sz w:val="24"/>
           <w:szCs w:val="24"/>
         </w:rPr>
-        <w:t xml:space="preserve">苍渺大陆，第16月。寒风扫过灵脉荒野，天地间的灵气在夜色中悄然流动，隐约可见几道人影在各处蛰伏，修炼或谋划。</w:t>
-      </w:r>
-    </w:p>
-    <w:p>
-      <w:pPr>
-        <w:spacing w:after="60" w:before="60" w:line="360"/>
-        <w:ind w:firstLine="480"/>
-      </w:pPr>
-      <w:r>
-        <w:rPr>
-          <w:rFonts w:ascii="宋体" w:cs="宋体" w:eastAsia="宋体" w:hAnsi="宋体"/>
-          <w:sz w:val="24"/>
-          <w:szCs w:val="24"/>
-        </w:rPr>
-        <w:t xml:space="preserve">突破的那一刻，天地间仿佛静止了。丹田深处，一道桎梏轰然崩碎，磅礴的灵力如决堤洪流喷薄而出——练气九层，终于踏上了新的境界。</w:t>
-      </w:r>
-    </w:p>
-    <w:p>
-      <w:pPr>
-        <w:spacing w:after="60" w:before="60" w:line="360"/>
-        <w:ind w:firstLine="480"/>
-      </w:pPr>
-      <w:r>
-        <w:rPr>
-          <w:rFonts w:ascii="宋体" w:cs="宋体" w:eastAsia="宋体" w:hAnsi="宋体"/>
-          <w:sz w:val="24"/>
-          <w:szCs w:val="24"/>
-        </w:rPr>
-        <w:t xml:space="preserve">突破的那一刻，天地间仿佛静止了。丹田深处，一道桎梏轰然崩碎，磅礴的灵力如决堤洪流喷薄而出——【练气九层】！，终于踏上了新的境界。</w:t>
+        <w:t xml:space="preserve">苍渺大陆，第21月。寒风扫过灵脉荒野，天地间的灵气在夜色中悄然流动，隐约可见几道人影在各处蛰伏，修炼或谋划。</w:t>
       </w:r>
     </w:p>
     <w:p>
@@ -535,21 +597,21 @@
           <w:sz w:val="24"/>
           <w:szCs w:val="24"/>
         </w:rPr>
-        <w:t xml:space="preserve">江湖之上，🔍 魏玄机 探索有收获。，天下局势悄然生变。</w:t>
-      </w:r>
-    </w:p>
-    <w:p>
-      <w:pPr>
-        <w:spacing w:after="60" w:before="60" w:line="360"/>
-        <w:ind w:firstLine="480"/>
-      </w:pPr>
-      <w:r>
-        <w:rPr>
-          <w:rFonts w:ascii="宋体" w:cs="宋体" w:eastAsia="宋体" w:hAnsi="宋体"/>
-          <w:sz w:val="24"/>
-          <w:szCs w:val="24"/>
-        </w:rPr>
-        <w:t xml:space="preserve">第20月，苍渺大陆的天地棋盘又落下了几枚棋子。谁生谁死，谁主沉浮，尚未可知。</w:t>
+        <w:t xml:space="preserve">江湖之上，魏玄机 练气圆满，却无筑基丹，修炼停滞！，天下局势悄然生变。</w:t>
+      </w:r>
+    </w:p>
+    <w:p>
+      <w:pPr>
+        <w:spacing w:after="60" w:before="60" w:line="360"/>
+        <w:ind w:firstLine="480"/>
+      </w:pPr>
+      <w:r>
+        <w:rPr>
+          <w:rFonts w:ascii="宋体" w:cs="宋体" w:eastAsia="宋体" w:hAnsi="宋体"/>
+          <w:sz w:val="24"/>
+          <w:szCs w:val="24"/>
+        </w:rPr>
+        <w:t xml:space="preserve">当第25月的最后一缕灵气散尽，这一段因果，已然落定。</w:t>
       </w:r>
     </w:p>
     <w:p>
@@ -566,7 +628,7 @@
           <w:sz w:val="18"/>
           <w:szCs w:val="18"/>
         </w:rPr>
-        <w:t xml:space="preserve">[数据] 存活修士：20人 | 突破：1次 | 大事件：9件</w:t>
+        <w:t xml:space="preserve">[数据] 存活修士：20人 | 大事件：19件</w:t>
       </w:r>
     </w:p>
     <w:p>
@@ -583,7 +645,265 @@
           <w:sz w:val="28"/>
           <w:szCs w:val="28"/>
         </w:rPr>
-        <w:t xml:space="preserve">第21月至第25月</w:t>
+        <w:t xml:space="preserve">第26月至第30月</w:t>
+      </w:r>
+    </w:p>
+    <w:p>
+      <w:pPr>
+        <w:spacing w:after="200" w:before="200"/>
+        <w:jc w:val="center"/>
+      </w:pPr>
+      <w:r>
+        <w:drawing>
+          <wp:inline distT="0" distB="0" distL="0" distR="0">
+            <wp:extent cx="3810000" cy="2667000"/>
+            <wp:effectExtent t="0" r="0" b="0" l="0"/>
+            <wp:docPr id="1" name="illustration" descr="AI生成配图" title="章节配图"/>
+            <wp:cNvGraphicFramePr>
+              <a:graphicFrameLocks xmlns:a="http://schemas.openxmlformats.org/drawingml/2006/main" noChangeAspect="1"/>
+            </wp:cNvGraphicFramePr>
+            <a:graphic xmlns:a="http://schemas.openxmlformats.org/drawingml/2006/main">
+              <a:graphicData uri="http://schemas.openxmlformats.org/drawingml/2006/picture">
+                <pic:pic xmlns:pic="http://schemas.openxmlformats.org/drawingml/2006/picture">
+                  <pic:nvPicPr>
+                    <pic:cNvPr id="0" name="" descr=""/>
+                    <pic:cNvPicPr>
+                      <a:picLocks noChangeAspect="1" noChangeArrowheads="1"/>
+                    </pic:cNvPicPr>
+                  </pic:nvPicPr>
+                  <pic:blipFill>
+                    <a:blip r:embed="rId10" cstate="none"/>
+                    <a:srcRect/>
+                    <a:stretch>
+                      <a:fillRect/>
+                    </a:stretch>
+                  </pic:blipFill>
+                  <pic:spPr bwMode="auto">
+                    <a:xfrm>
+                      <a:off x="0" y="0"/>
+                      <a:ext cx="3810000" cy="2667000"/>
+                    </a:xfrm>
+                    <a:prstGeom prst="rect">
+                      <a:avLst/>
+                    </a:prstGeom>
+                  </pic:spPr>
+                </pic:pic>
+              </a:graphicData>
+            </a:graphic>
+          </wp:inline>
+        </w:drawing>
+      </w:r>
+    </w:p>
+    <w:p>
+      <w:pPr>
+        <w:spacing w:after="60" w:before="60" w:line="360"/>
+        <w:ind w:firstLine="480"/>
+      </w:pPr>
+      <w:r>
+        <w:rPr>
+          <w:rFonts w:ascii="宋体" w:cs="宋体" w:eastAsia="宋体" w:hAnsi="宋体"/>
+          <w:sz w:val="24"/>
+          <w:szCs w:val="24"/>
+        </w:rPr>
+        <w:t xml:space="preserve">第26月，青云城上空阴云沉沉，坊市里的叫卖声依旧，却难掩暗流涌动的杀机。灵气在这片天地间浓烈如雾，嗅得出血腥，也嗅得出机遇。</w:t>
+      </w:r>
+    </w:p>
+    <w:p>
+      <w:pPr>
+        <w:spacing w:after="60" w:before="60" w:line="360"/>
+        <w:ind w:firstLine="480"/>
+      </w:pPr>
+      <w:r>
+        <w:rPr>
+          <w:rFonts w:ascii="宋体" w:cs="宋体" w:eastAsia="宋体" w:hAnsi="宋体"/>
+          <w:sz w:val="24"/>
+          <w:szCs w:val="24"/>
+        </w:rPr>
+        <w:t xml:space="preserve">与此同时，各方修士也在暗流中各自筹谋——</w:t>
+      </w:r>
+    </w:p>
+    <w:p>
+      <w:pPr>
+        <w:spacing w:after="60" w:before="60" w:line="360"/>
+        <w:ind w:firstLine="480"/>
+      </w:pPr>
+      <w:r>
+        <w:rPr>
+          <w:rFonts w:ascii="宋体" w:cs="宋体" w:eastAsia="宋体" w:hAnsi="宋体"/>
+          <w:sz w:val="24"/>
+          <w:szCs w:val="24"/>
+        </w:rPr>
+        <w:t xml:space="preserve">江湖之上，魏玄机 练气圆满，却无筑基丹，修炼停滞！，天下局势悄然生变。</w:t>
+      </w:r>
+    </w:p>
+    <w:p>
+      <w:pPr>
+        <w:spacing w:after="60" w:before="60" w:line="360"/>
+        <w:ind w:firstLine="480"/>
+      </w:pPr>
+      <w:r>
+        <w:rPr>
+          <w:rFonts w:ascii="宋体" w:cs="宋体" w:eastAsia="宋体" w:hAnsi="宋体"/>
+          <w:sz w:val="24"/>
+          <w:szCs w:val="24"/>
+        </w:rPr>
+        <w:t xml:space="preserve">第30月，苍渺大陆的天地棋盘又落下了几枚棋子。谁生谁死，谁主沉浮，尚未可知。</w:t>
+      </w:r>
+    </w:p>
+    <w:p>
+      <w:pPr>
+        <w:spacing w:after="200" w:before="100"/>
+        <w:jc w:val="right"/>
+      </w:pPr>
+      <w:r>
+        <w:rPr>
+          <w:rFonts w:ascii="宋体" w:cs="宋体" w:eastAsia="宋体" w:hAnsi="宋体"/>
+          <w:i/>
+          <w:iCs/>
+          <w:color w:val="888888"/>
+          <w:sz w:val="18"/>
+          <w:szCs w:val="18"/>
+        </w:rPr>
+        <w:t xml:space="preserve">[数据] 存活修士：20人 | 大事件：11件</w:t>
+      </w:r>
+    </w:p>
+    <w:p>
+      <w:pPr>
+        <w:pStyle w:val="Heading2"/>
+        <w:spacing w:after="150" w:before="300"/>
+      </w:pPr>
+      <w:r>
+        <w:rPr>
+          <w:rFonts w:ascii="宋体" w:cs="宋体" w:eastAsia="宋体" w:hAnsi="宋体"/>
+          <w:b/>
+          <w:bCs/>
+          <w:color w:val="6B3A1F"/>
+          <w:sz w:val="28"/>
+          <w:szCs w:val="28"/>
+        </w:rPr>
+        <w:t xml:space="preserve">第31月至第35月</w:t>
+      </w:r>
+    </w:p>
+    <w:p>
+      <w:pPr>
+        <w:spacing w:after="200" w:before="200"/>
+        <w:jc w:val="center"/>
+      </w:pPr>
+      <w:r>
+        <w:drawing>
+          <wp:inline distT="0" distB="0" distL="0" distR="0">
+            <wp:extent cx="3810000" cy="2667000"/>
+            <wp:effectExtent t="0" r="0" b="0" l="0"/>
+            <wp:docPr id="1" name="illustration" descr="AI生成配图" title="章节配图"/>
+            <wp:cNvGraphicFramePr>
+              <a:graphicFrameLocks xmlns:a="http://schemas.openxmlformats.org/drawingml/2006/main" noChangeAspect="1"/>
+            </wp:cNvGraphicFramePr>
+            <a:graphic xmlns:a="http://schemas.openxmlformats.org/drawingml/2006/main">
+              <a:graphicData uri="http://schemas.openxmlformats.org/drawingml/2006/picture">
+                <pic:pic xmlns:pic="http://schemas.openxmlformats.org/drawingml/2006/picture">
+                  <pic:nvPicPr>
+                    <pic:cNvPr id="0" name="" descr=""/>
+                    <pic:cNvPicPr>
+                      <a:picLocks noChangeAspect="1" noChangeArrowheads="1"/>
+                    </pic:cNvPicPr>
+                  </pic:nvPicPr>
+                  <pic:blipFill>
+                    <a:blip r:embed="rId10" cstate="none"/>
+                    <a:srcRect/>
+                    <a:stretch>
+                      <a:fillRect/>
+                    </a:stretch>
+                  </pic:blipFill>
+                  <pic:spPr bwMode="auto">
+                    <a:xfrm>
+                      <a:off x="0" y="0"/>
+                      <a:ext cx="3810000" cy="2667000"/>
+                    </a:xfrm>
+                    <a:prstGeom prst="rect">
+                      <a:avLst/>
+                    </a:prstGeom>
+                  </pic:spPr>
+                </pic:pic>
+              </a:graphicData>
+            </a:graphic>
+          </wp:inline>
+        </w:drawing>
+      </w:r>
+    </w:p>
+    <w:p>
+      <w:pPr>
+        <w:spacing w:after="60" w:before="60" w:line="360"/>
+        <w:ind w:firstLine="480"/>
+      </w:pPr>
+      <w:r>
+        <w:rPr>
+          <w:rFonts w:ascii="宋体" w:cs="宋体" w:eastAsia="宋体" w:hAnsi="宋体"/>
+          <w:sz w:val="24"/>
+          <w:szCs w:val="24"/>
+        </w:rPr>
+        <w:t xml:space="preserve">苍渺大陆，第31月。寒风扫过灵脉荒野，天地间的灵气在夜色中悄然流动，隐约可见几道人影在各处蛰伏，修炼或谋划。</w:t>
+      </w:r>
+    </w:p>
+    <w:p>
+      <w:pPr>
+        <w:spacing w:after="60" w:before="60" w:line="360"/>
+        <w:ind w:firstLine="480"/>
+      </w:pPr>
+      <w:r>
+        <w:rPr>
+          <w:rFonts w:ascii="宋体" w:cs="宋体" w:eastAsia="宋体" w:hAnsi="宋体"/>
+          <w:sz w:val="24"/>
+          <w:szCs w:val="24"/>
+        </w:rPr>
+        <w:t xml:space="preserve">与此同时，各方修士也在暗流中各自筹谋——</w:t>
+      </w:r>
+    </w:p>
+    <w:p>
+      <w:pPr>
+        <w:spacing w:after="60" w:before="60" w:line="360"/>
+        <w:ind w:firstLine="480"/>
+      </w:pPr>
+      <w:r>
+        <w:rPr>
+          <w:rFonts w:ascii="宋体" w:cs="宋体" w:eastAsia="宋体" w:hAnsi="宋体"/>
+          <w:sz w:val="24"/>
+          <w:szCs w:val="24"/>
+        </w:rPr>
+        <w:t xml:space="preserve">第35月，苍渺大陆的天地棋盘又落下了几枚棋子。谁生谁死，谁主沉浮，尚未可知。</w:t>
+      </w:r>
+    </w:p>
+    <w:p>
+      <w:pPr>
+        <w:spacing w:after="200" w:before="100"/>
+        <w:jc w:val="right"/>
+      </w:pPr>
+      <w:r>
+        <w:rPr>
+          <w:rFonts w:ascii="宋体" w:cs="宋体" w:eastAsia="宋体" w:hAnsi="宋体"/>
+          <w:i/>
+          <w:iCs/>
+          <w:color w:val="888888"/>
+          <w:sz w:val="18"/>
+          <w:szCs w:val="18"/>
+        </w:rPr>
+        <w:t xml:space="preserve">[数据] 存活修士：20人 | 大事件：20件</w:t>
+      </w:r>
+    </w:p>
+    <w:p>
+      <w:pPr>
+        <w:pStyle w:val="Heading2"/>
+        <w:spacing w:after="150" w:before="300"/>
+      </w:pPr>
+      <w:r>
+        <w:rPr>
+          <w:rFonts w:ascii="宋体" w:cs="宋体" w:eastAsia="宋体" w:hAnsi="宋体"/>
+          <w:b/>
+          <w:bCs/>
+          <w:color w:val="6B3A1F"/>
+          <w:sz w:val="28"/>
+          <w:szCs w:val="28"/>
+        </w:rPr>
+        <w:t xml:space="preserve">第36月至第40月</w:t>
       </w:r>
     </w:p>
     <w:p>
@@ -643,7 +963,7 @@
           <w:sz w:val="24"/>
           <w:szCs w:val="24"/>
         </w:rPr>
-        <w:t xml:space="preserve">苍渺大陆，第21月。寒风扫过灵脉荒野，天地间的灵气在夜色中悄然流动，隐约可见几道人影在各处蛰伏，修炼或谋划。</w:t>
+        <w:t xml:space="preserve">灵脉荒野，第36月。地脉灵气从地缝中渗出，连空气都带着令人心悸的灵压。几道身影散落四方，各自打着自己的算盘。</w:t>
       </w:r>
     </w:p>
     <w:p>
@@ -671,21 +991,21 @@
           <w:sz w:val="24"/>
           <w:szCs w:val="24"/>
         </w:rPr>
-        <w:t xml:space="preserve">江湖之上，魏玄机 练气圆满，却无筑基丹，修炼停滞！，天下局势悄然生变。</w:t>
-      </w:r>
-    </w:p>
-    <w:p>
-      <w:pPr>
-        <w:spacing w:after="60" w:before="60" w:line="360"/>
-        <w:ind w:firstLine="480"/>
-      </w:pPr>
-      <w:r>
-        <w:rPr>
-          <w:rFonts w:ascii="宋体" w:cs="宋体" w:eastAsia="宋体" w:hAnsi="宋体"/>
-          <w:sz w:val="24"/>
-          <w:szCs w:val="24"/>
-        </w:rPr>
-        <w:t xml:space="preserve">当第25月的最后一缕灵气散尽，这一段因果，已然落定。</w:t>
+        <w:t xml:space="preserve">江湖之上，冯怒潮 练气圆满，却无筑基丹，修炼停滞！，天下局势悄然生变。</w:t>
+      </w:r>
+    </w:p>
+    <w:p>
+      <w:pPr>
+        <w:spacing w:after="60" w:before="60" w:line="360"/>
+        <w:ind w:firstLine="480"/>
+      </w:pPr>
+      <w:r>
+        <w:rPr>
+          <w:rFonts w:ascii="宋体" w:cs="宋体" w:eastAsia="宋体" w:hAnsi="宋体"/>
+          <w:sz w:val="24"/>
+          <w:szCs w:val="24"/>
+        </w:rPr>
+        <w:t xml:space="preserve">当第40月的最后一缕灵气散尽，这一段因果，已然落定。</w:t>
       </w:r>
     </w:p>
     <w:p>
@@ -702,7 +1022,7 @@
           <w:sz w:val="18"/>
           <w:szCs w:val="18"/>
         </w:rPr>
-        <w:t xml:space="preserve">[数据] 存活修士：20人 | 大事件：19件</w:t>
+        <w:t xml:space="preserve">[数据] 存活修士：20人 | 大事件：11件</w:t>
       </w:r>
     </w:p>
     <w:p>
@@ -719,7 +1039,7 @@
           <w:sz w:val="28"/>
           <w:szCs w:val="28"/>
         </w:rPr>
-        <w:t xml:space="preserve">第26月至第30月</w:t>
+        <w:t xml:space="preserve">第41月至第45月</w:t>
       </w:r>
     </w:p>
     <w:p>
@@ -779,7 +1099,7 @@
           <w:sz w:val="24"/>
           <w:szCs w:val="24"/>
         </w:rPr>
-        <w:t xml:space="preserve">第26月，青云城上空阴云沉沉，坊市里的叫卖声依旧，却难掩暗流涌动的杀机。灵气在这片天地间浓烈如雾，嗅得出血腥，也嗅得出机遇。</w:t>
+        <w:t xml:space="preserve">灵脉荒野，第41月。地脉灵气从地缝中渗出，连空气都带着令人心悸的灵压。几道身影散落四方，各自打着自己的算盘。</w:t>
       </w:r>
     </w:p>
     <w:p>
@@ -807,21 +1127,21 @@
           <w:sz w:val="24"/>
           <w:szCs w:val="24"/>
         </w:rPr>
-        <w:t xml:space="preserve">江湖之上，魏玄机 练气圆满，却无筑基丹，修炼停滞！，天下局势悄然生变。</w:t>
-      </w:r>
-    </w:p>
-    <w:p>
-      <w:pPr>
-        <w:spacing w:after="60" w:before="60" w:line="360"/>
-        <w:ind w:firstLine="480"/>
-      </w:pPr>
-      <w:r>
-        <w:rPr>
-          <w:rFonts w:ascii="宋体" w:cs="宋体" w:eastAsia="宋体" w:hAnsi="宋体"/>
-          <w:sz w:val="24"/>
-          <w:szCs w:val="24"/>
-        </w:rPr>
-        <w:t xml:space="preserve">第30月，苍渺大陆的天地棋盘又落下了几枚棋子。谁生谁死，谁主沉浮，尚未可知。</w:t>
+        <w:t xml:space="preserve">江湖之上，🔍 老赵掌柜 探索有收获。，天下局势悄然生变。</w:t>
+      </w:r>
+    </w:p>
+    <w:p>
+      <w:pPr>
+        <w:spacing w:after="60" w:before="60" w:line="360"/>
+        <w:ind w:firstLine="480"/>
+      </w:pPr>
+      <w:r>
+        <w:rPr>
+          <w:rFonts w:ascii="宋体" w:cs="宋体" w:eastAsia="宋体" w:hAnsi="宋体"/>
+          <w:sz w:val="24"/>
+          <w:szCs w:val="24"/>
+        </w:rPr>
+        <w:t xml:space="preserve">第45月，苍渺大陆的天地棋盘又落下了几枚棋子。谁生谁死，谁主沉浮，尚未可知。</w:t>
       </w:r>
     </w:p>
     <w:p>
@@ -838,7 +1158,7 @@
           <w:sz w:val="18"/>
           <w:szCs w:val="18"/>
         </w:rPr>
-        <w:t xml:space="preserve">[数据] 存活修士：20人 | 大事件：11件</w:t>
+        <w:t xml:space="preserve">[数据] 存活修士：20人 | 大事件：15件</w:t>
       </w:r>
     </w:p>
     <w:p>
@@ -855,7 +1175,7 @@
           <w:sz w:val="28"/>
           <w:szCs w:val="28"/>
         </w:rPr>
-        <w:t xml:space="preserve">第31月至第35月</w:t>
+        <w:t xml:space="preserve">第46月至第50月</w:t>
       </w:r>
     </w:p>
     <w:p>
@@ -915,7 +1235,21 @@
           <w:sz w:val="24"/>
           <w:szCs w:val="24"/>
         </w:rPr>
-        <w:t xml:space="preserve">苍渺大陆，第31月。寒风扫过灵脉荒野，天地间的灵气在夜色中悄然流动，隐约可见几道人影在各处蛰伏，修炼或谋划。</w:t>
+        <w:t xml:space="preserve">第46月，青云城上空阴云沉沉，坊市里的叫卖声依旧，却难掩暗流涌动的杀机。灵气在这片天地间浓烈如雾，嗅得出血腥，也嗅得出机遇。</w:t>
+      </w:r>
+    </w:p>
+    <w:p>
+      <w:pPr>
+        <w:spacing w:after="60" w:before="60" w:line="360"/>
+        <w:ind w:firstLine="480"/>
+      </w:pPr>
+      <w:r>
+        <w:rPr>
+          <w:rFonts w:ascii="宋体" w:cs="宋体" w:eastAsia="宋体" w:hAnsi="宋体"/>
+          <w:sz w:val="24"/>
+          <w:szCs w:val="24"/>
+        </w:rPr>
+        <w:t xml:space="preserve">天穹之上，隐隐有灵气漩涡凝聚，那是境界壁障破碎时才有的异象。滚滚灵压自丹田涌出，周身经脉尽皆震鸣——突破了，突破至练气七层！</w:t>
       </w:r>
     </w:p>
     <w:p>
@@ -943,7 +1277,21 @@
           <w:sz w:val="24"/>
           <w:szCs w:val="24"/>
         </w:rPr>
-        <w:t xml:space="preserve">第35月，苍渺大陆的天地棋盘又落下了几枚棋子。谁生谁死，谁主沉浮，尚未可知。</w:t>
+        <w:t xml:space="preserve">江湖之上，孟长歌 练气圆满，却无筑基丹，修炼停滞！，天下局势悄然生变。</w:t>
+      </w:r>
+    </w:p>
+    <w:p>
+      <w:pPr>
+        <w:spacing w:after="60" w:before="60" w:line="360"/>
+        <w:ind w:firstLine="480"/>
+      </w:pPr>
+      <w:r>
+        <w:rPr>
+          <w:rFonts w:ascii="宋体" w:cs="宋体" w:eastAsia="宋体" w:hAnsi="宋体"/>
+          <w:sz w:val="24"/>
+          <w:szCs w:val="24"/>
+        </w:rPr>
+        <w:t xml:space="preserve">第50月，苍渺大陆的天地棋盘又落下了几枚棋子。谁生谁死，谁主沉浮，尚未可知。</w:t>
       </w:r>
     </w:p>
     <w:p>
@@ -960,7 +1308,7 @@
           <w:sz w:val="18"/>
           <w:szCs w:val="18"/>
         </w:rPr>
-        <w:t xml:space="preserve">[数据] 存活修士：20人 | 大事件：20件</w:t>
+        <w:t xml:space="preserve">[数据] 存活修士：20人 | 突破：1次 | 大事件：9件</w:t>
       </w:r>
     </w:p>
     <w:p>
@@ -977,7 +1325,7 @@
           <w:sz w:val="28"/>
           <w:szCs w:val="28"/>
         </w:rPr>
-        <w:t xml:space="preserve">第36月至第40月</w:t>
+        <w:t xml:space="preserve">第51月至第55月</w:t>
       </w:r>
     </w:p>
     <w:p>
@@ -1037,7 +1385,7 @@
           <w:sz w:val="24"/>
           <w:szCs w:val="24"/>
         </w:rPr>
-        <w:t xml:space="preserve">灵脉荒野，第36月。地脉灵气从地缝中渗出，连空气都带着令人心悸的灵压。几道身影散落四方，各自打着自己的算盘。</w:t>
+        <w:t xml:space="preserve">幽冥谷的磷火在第51月时格外幽蓝，腐败的灵气裹挟着死气，却也孕育着异样的契机。天地棋盘上，每一枚棋子都在悄然落位。</w:t>
       </w:r>
     </w:p>
     <w:p>
@@ -1065,21 +1413,21 @@
           <w:sz w:val="24"/>
           <w:szCs w:val="24"/>
         </w:rPr>
-        <w:t xml:space="preserve">江湖之上，冯怒潮 练气圆满，却无筑基丹，修炼停滞！，天下局势悄然生变。</w:t>
-      </w:r>
-    </w:p>
-    <w:p>
-      <w:pPr>
-        <w:spacing w:after="60" w:before="60" w:line="360"/>
-        <w:ind w:firstLine="480"/>
-      </w:pPr>
-      <w:r>
-        <w:rPr>
-          <w:rFonts w:ascii="宋体" w:cs="宋体" w:eastAsia="宋体" w:hAnsi="宋体"/>
-          <w:sz w:val="24"/>
-          <w:szCs w:val="24"/>
-        </w:rPr>
-        <w:t xml:space="preserve">当第40月的最后一缕灵气散尽，这一段因果，已然落定。</w:t>
+        <w:t xml:space="preserve">江湖之上，🔍 苏寒衣 探索有收获。，天下局势悄然生变。</w:t>
+      </w:r>
+    </w:p>
+    <w:p>
+      <w:pPr>
+        <w:spacing w:after="60" w:before="60" w:line="360"/>
+        <w:ind w:firstLine="480"/>
+      </w:pPr>
+      <w:r>
+        <w:rPr>
+          <w:rFonts w:ascii="宋体" w:cs="宋体" w:eastAsia="宋体" w:hAnsi="宋体"/>
+          <w:sz w:val="24"/>
+          <w:szCs w:val="24"/>
+        </w:rPr>
+        <w:t xml:space="preserve">第55月，苍渺大陆的天地棋盘又落下了几枚棋子。谁生谁死，谁主沉浮，尚未可知。</w:t>
       </w:r>
     </w:p>
     <w:p>
@@ -1096,7 +1444,7 @@
           <w:sz w:val="18"/>
           <w:szCs w:val="18"/>
         </w:rPr>
-        <w:t xml:space="preserve">[数据] 存活修士：20人 | 大事件：11件</w:t>
+        <w:t xml:space="preserve">[数据] 存活修士：20人 | 大事件：15件</w:t>
       </w:r>
     </w:p>
     <w:p>
@@ -1113,293 +1461,7 @@
           <w:sz w:val="28"/>
           <w:szCs w:val="28"/>
         </w:rPr>
-        <w:t xml:space="preserve">第41月至第45月</w:t>
-      </w:r>
-    </w:p>
-    <w:p>
-      <w:pPr>
-        <w:spacing w:after="200" w:before="200"/>
-        <w:jc w:val="center"/>
-      </w:pPr>
-      <w:r>
-        <w:drawing>
-          <wp:inline distT="0" distB="0" distL="0" distR="0">
-            <wp:extent cx="3810000" cy="2667000"/>
-            <wp:effectExtent t="0" r="0" b="0" l="0"/>
-            <wp:docPr id="1" name="illustration" descr="AI生成配图" title="章节配图"/>
-            <wp:cNvGraphicFramePr>
-              <a:graphicFrameLocks xmlns:a="http://schemas.openxmlformats.org/drawingml/2006/main" noChangeAspect="1"/>
-            </wp:cNvGraphicFramePr>
-            <a:graphic xmlns:a="http://schemas.openxmlformats.org/drawingml/2006/main">
-              <a:graphicData uri="http://schemas.openxmlformats.org/drawingml/2006/picture">
-                <pic:pic xmlns:pic="http://schemas.openxmlformats.org/drawingml/2006/picture">
-                  <pic:nvPicPr>
-                    <pic:cNvPr id="0" name="" descr=""/>
-                    <pic:cNvPicPr>
-                      <a:picLocks noChangeAspect="1" noChangeArrowheads="1"/>
-                    </pic:cNvPicPr>
-                  </pic:nvPicPr>
-                  <pic:blipFill>
-                    <a:blip r:embed="rId12" cstate="none"/>
-                    <a:srcRect/>
-                    <a:stretch>
-                      <a:fillRect/>
-                    </a:stretch>
-                  </pic:blipFill>
-                  <pic:spPr bwMode="auto">
-                    <a:xfrm>
-                      <a:off x="0" y="0"/>
-                      <a:ext cx="3810000" cy="2667000"/>
-                    </a:xfrm>
-                    <a:prstGeom prst="rect">
-                      <a:avLst/>
-                    </a:prstGeom>
-                  </pic:spPr>
-                </pic:pic>
-              </a:graphicData>
-            </a:graphic>
-          </wp:inline>
-        </w:drawing>
-      </w:r>
-    </w:p>
-    <w:p>
-      <w:pPr>
-        <w:spacing w:after="60" w:before="60" w:line="360"/>
-        <w:ind w:firstLine="480"/>
-      </w:pPr>
-      <w:r>
-        <w:rPr>
-          <w:rFonts w:ascii="宋体" w:cs="宋体" w:eastAsia="宋体" w:hAnsi="宋体"/>
-          <w:sz w:val="24"/>
-          <w:szCs w:val="24"/>
-        </w:rPr>
-        <w:t xml:space="preserve">灵脉荒野，第41月。地脉灵气从地缝中渗出，连空气都带着令人心悸的灵压。几道身影散落四方，各自打着自己的算盘。</w:t>
-      </w:r>
-    </w:p>
-    <w:p>
-      <w:pPr>
-        <w:spacing w:after="60" w:before="60" w:line="360"/>
-        <w:ind w:firstLine="480"/>
-      </w:pPr>
-      <w:r>
-        <w:rPr>
-          <w:rFonts w:ascii="宋体" w:cs="宋体" w:eastAsia="宋体" w:hAnsi="宋体"/>
-          <w:sz w:val="24"/>
-          <w:szCs w:val="24"/>
-        </w:rPr>
-        <w:t xml:space="preserve">与此同时，各方修士也在暗流中各自筹谋——</w:t>
-      </w:r>
-    </w:p>
-    <w:p>
-      <w:pPr>
-        <w:spacing w:after="60" w:before="60" w:line="360"/>
-        <w:ind w:firstLine="480"/>
-      </w:pPr>
-      <w:r>
-        <w:rPr>
-          <w:rFonts w:ascii="宋体" w:cs="宋体" w:eastAsia="宋体" w:hAnsi="宋体"/>
-          <w:sz w:val="24"/>
-          <w:szCs w:val="24"/>
-        </w:rPr>
-        <w:t xml:space="preserve">江湖之上，🔍 老赵掌柜 探索有收获。，天下局势悄然生变。</w:t>
-      </w:r>
-    </w:p>
-    <w:p>
-      <w:pPr>
-        <w:spacing w:after="60" w:before="60" w:line="360"/>
-        <w:ind w:firstLine="480"/>
-      </w:pPr>
-      <w:r>
-        <w:rPr>
-          <w:rFonts w:ascii="宋体" w:cs="宋体" w:eastAsia="宋体" w:hAnsi="宋体"/>
-          <w:sz w:val="24"/>
-          <w:szCs w:val="24"/>
-        </w:rPr>
-        <w:t xml:space="preserve">第45月，苍渺大陆的天地棋盘又落下了几枚棋子。谁生谁死，谁主沉浮，尚未可知。</w:t>
-      </w:r>
-    </w:p>
-    <w:p>
-      <w:pPr>
-        <w:spacing w:after="200" w:before="100"/>
-        <w:jc w:val="right"/>
-      </w:pPr>
-      <w:r>
-        <w:rPr>
-          <w:rFonts w:ascii="宋体" w:cs="宋体" w:eastAsia="宋体" w:hAnsi="宋体"/>
-          <w:i/>
-          <w:iCs/>
-          <w:color w:val="888888"/>
-          <w:sz w:val="18"/>
-          <w:szCs w:val="18"/>
-        </w:rPr>
-        <w:t xml:space="preserve">[数据] 存活修士：20人 | 大事件：15件</w:t>
-      </w:r>
-    </w:p>
-    <w:p>
-      <w:pPr>
-        <w:pStyle w:val="Heading2"/>
-        <w:spacing w:after="150" w:before="300"/>
-      </w:pPr>
-      <w:r>
-        <w:rPr>
-          <w:rFonts w:ascii="宋体" w:cs="宋体" w:eastAsia="宋体" w:hAnsi="宋体"/>
-          <w:b/>
-          <w:bCs/>
-          <w:color w:val="6B3A1F"/>
-          <w:sz w:val="28"/>
-          <w:szCs w:val="28"/>
-        </w:rPr>
-        <w:t xml:space="preserve">第46月至第50月</w:t>
-      </w:r>
-    </w:p>
-    <w:p>
-      <w:pPr>
-        <w:spacing w:after="200" w:before="200"/>
-        <w:jc w:val="center"/>
-      </w:pPr>
-      <w:r>
-        <w:drawing>
-          <wp:inline distT="0" distB="0" distL="0" distR="0">
-            <wp:extent cx="3810000" cy="2667000"/>
-            <wp:effectExtent t="0" r="0" b="0" l="0"/>
-            <wp:docPr id="1" name="illustration" descr="AI生成配图" title="章节配图"/>
-            <wp:cNvGraphicFramePr>
-              <a:graphicFrameLocks xmlns:a="http://schemas.openxmlformats.org/drawingml/2006/main" noChangeAspect="1"/>
-            </wp:cNvGraphicFramePr>
-            <a:graphic xmlns:a="http://schemas.openxmlformats.org/drawingml/2006/main">
-              <a:graphicData uri="http://schemas.openxmlformats.org/drawingml/2006/picture">
-                <pic:pic xmlns:pic="http://schemas.openxmlformats.org/drawingml/2006/picture">
-                  <pic:nvPicPr>
-                    <pic:cNvPr id="0" name="" descr=""/>
-                    <pic:cNvPicPr>
-                      <a:picLocks noChangeAspect="1" noChangeArrowheads="1"/>
-                    </pic:cNvPicPr>
-                  </pic:nvPicPr>
-                  <pic:blipFill>
-                    <a:blip r:embed="rId12" cstate="none"/>
-                    <a:srcRect/>
-                    <a:stretch>
-                      <a:fillRect/>
-                    </a:stretch>
-                  </pic:blipFill>
-                  <pic:spPr bwMode="auto">
-                    <a:xfrm>
-                      <a:off x="0" y="0"/>
-                      <a:ext cx="3810000" cy="2667000"/>
-                    </a:xfrm>
-                    <a:prstGeom prst="rect">
-                      <a:avLst/>
-                    </a:prstGeom>
-                  </pic:spPr>
-                </pic:pic>
-              </a:graphicData>
-            </a:graphic>
-          </wp:inline>
-        </w:drawing>
-      </w:r>
-    </w:p>
-    <w:p>
-      <w:pPr>
-        <w:spacing w:after="60" w:before="60" w:line="360"/>
-        <w:ind w:firstLine="480"/>
-      </w:pPr>
-      <w:r>
-        <w:rPr>
-          <w:rFonts w:ascii="宋体" w:cs="宋体" w:eastAsia="宋体" w:hAnsi="宋体"/>
-          <w:sz w:val="24"/>
-          <w:szCs w:val="24"/>
-        </w:rPr>
-        <w:t xml:space="preserve">第46月，青云城上空阴云沉沉，坊市里的叫卖声依旧，却难掩暗流涌动的杀机。灵气在这片天地间浓烈如雾，嗅得出血腥，也嗅得出机遇。</w:t>
-      </w:r>
-    </w:p>
-    <w:p>
-      <w:pPr>
-        <w:spacing w:after="60" w:before="60" w:line="360"/>
-        <w:ind w:firstLine="480"/>
-      </w:pPr>
-      <w:r>
-        <w:rPr>
-          <w:rFonts w:ascii="宋体" w:cs="宋体" w:eastAsia="宋体" w:hAnsi="宋体"/>
-          <w:sz w:val="24"/>
-          <w:szCs w:val="24"/>
-        </w:rPr>
-        <w:t xml:space="preserve">天穹之上，隐隐有灵气漩涡凝聚，那是境界壁障破碎时才有的异象。滚滚灵压自丹田涌出，周身经脉尽皆震鸣——突破了，突破至练气七层！</w:t>
-      </w:r>
-    </w:p>
-    <w:p>
-      <w:pPr>
-        <w:spacing w:after="60" w:before="60" w:line="360"/>
-        <w:ind w:firstLine="480"/>
-      </w:pPr>
-      <w:r>
-        <w:rPr>
-          <w:rFonts w:ascii="宋体" w:cs="宋体" w:eastAsia="宋体" w:hAnsi="宋体"/>
-          <w:sz w:val="24"/>
-          <w:szCs w:val="24"/>
-        </w:rPr>
-        <w:t xml:space="preserve">与此同时，各方修士也在暗流中各自筹谋——</w:t>
-      </w:r>
-    </w:p>
-    <w:p>
-      <w:pPr>
-        <w:spacing w:after="60" w:before="60" w:line="360"/>
-        <w:ind w:firstLine="480"/>
-      </w:pPr>
-      <w:r>
-        <w:rPr>
-          <w:rFonts w:ascii="宋体" w:cs="宋体" w:eastAsia="宋体" w:hAnsi="宋体"/>
-          <w:sz w:val="24"/>
-          <w:szCs w:val="24"/>
-        </w:rPr>
-        <w:t xml:space="preserve">江湖之上，孟长歌 练气圆满，却无筑基丹，修炼停滞！，天下局势悄然生变。</w:t>
-      </w:r>
-    </w:p>
-    <w:p>
-      <w:pPr>
-        <w:spacing w:after="60" w:before="60" w:line="360"/>
-        <w:ind w:firstLine="480"/>
-      </w:pPr>
-      <w:r>
-        <w:rPr>
-          <w:rFonts w:ascii="宋体" w:cs="宋体" w:eastAsia="宋体" w:hAnsi="宋体"/>
-          <w:sz w:val="24"/>
-          <w:szCs w:val="24"/>
-        </w:rPr>
-        <w:t xml:space="preserve">第50月，苍渺大陆的天地棋盘又落下了几枚棋子。谁生谁死，谁主沉浮，尚未可知。</w:t>
-      </w:r>
-    </w:p>
-    <w:p>
-      <w:pPr>
-        <w:spacing w:after="200" w:before="100"/>
-        <w:jc w:val="right"/>
-      </w:pPr>
-      <w:r>
-        <w:rPr>
-          <w:rFonts w:ascii="宋体" w:cs="宋体" w:eastAsia="宋体" w:hAnsi="宋体"/>
-          <w:i/>
-          <w:iCs/>
-          <w:color w:val="888888"/>
-          <w:sz w:val="18"/>
-          <w:szCs w:val="18"/>
-        </w:rPr>
-        <w:t xml:space="preserve">[数据] 存活修士：20人 | 突破：1次 | 大事件：9件</w:t>
-      </w:r>
-    </w:p>
-    <w:p>
-      <w:pPr>
-        <w:pStyle w:val="Heading2"/>
-        <w:spacing w:after="150" w:before="300"/>
-      </w:pPr>
-      <w:r>
-        <w:rPr>
-          <w:rFonts w:ascii="宋体" w:cs="宋体" w:eastAsia="宋体" w:hAnsi="宋体"/>
-          <w:b/>
-          <w:bCs/>
-          <w:color w:val="6B3A1F"/>
-          <w:sz w:val="28"/>
-          <w:szCs w:val="28"/>
-        </w:rPr>
-        <w:t xml:space="preserve">第51月至第55月</w:t>
+        <w:t xml:space="preserve">第56月至第60月</w:t>
       </w:r>
     </w:p>
     <w:p>
@@ -1459,7 +1521,7 @@
           <w:sz w:val="24"/>
           <w:szCs w:val="24"/>
         </w:rPr>
-        <w:t xml:space="preserve">幽冥谷的磷火在第51月时格外幽蓝，腐败的灵气裹挟着死气，却也孕育着异样的契机。天地棋盘上，每一枚棋子都在悄然落位。</w:t>
+        <w:t xml:space="preserve">幽冥谷的磷火在第56月时格外幽蓝，腐败的灵气裹挟着死气，却也孕育着异样的契机。天地棋盘上，每一枚棋子都在悄然落位。</w:t>
       </w:r>
     </w:p>
     <w:p>
@@ -1487,21 +1549,21 @@
           <w:sz w:val="24"/>
           <w:szCs w:val="24"/>
         </w:rPr>
-        <w:t xml:space="preserve">江湖之上，🔍 苏寒衣 探索有收获。，天下局势悄然生变。</w:t>
-      </w:r>
-    </w:p>
-    <w:p>
-      <w:pPr>
-        <w:spacing w:after="60" w:before="60" w:line="360"/>
-        <w:ind w:firstLine="480"/>
-      </w:pPr>
-      <w:r>
-        <w:rPr>
-          <w:rFonts w:ascii="宋体" w:cs="宋体" w:eastAsia="宋体" w:hAnsi="宋体"/>
-          <w:sz w:val="24"/>
-          <w:szCs w:val="24"/>
-        </w:rPr>
-        <w:t xml:space="preserve">第55月，苍渺大陆的天地棋盘又落下了几枚棋子。谁生谁死，谁主沉浮，尚未可知。</w:t>
+        <w:t xml:space="preserve">江湖之上，魏玄机 练气圆满，却无筑基丹，修炼停滞！，天下局势悄然生变。</w:t>
+      </w:r>
+    </w:p>
+    <w:p>
+      <w:pPr>
+        <w:spacing w:after="60" w:before="60" w:line="360"/>
+        <w:ind w:firstLine="480"/>
+      </w:pPr>
+      <w:r>
+        <w:rPr>
+          <w:rFonts w:ascii="宋体" w:cs="宋体" w:eastAsia="宋体" w:hAnsi="宋体"/>
+          <w:sz w:val="24"/>
+          <w:szCs w:val="24"/>
+        </w:rPr>
+        <w:t xml:space="preserve">第60月，苍渺大陆的天地棋盘又落下了几枚棋子。谁生谁死，谁主沉浮，尚未可知。</w:t>
       </w:r>
     </w:p>
     <w:p>
@@ -1518,7 +1580,7 @@
           <w:sz w:val="18"/>
           <w:szCs w:val="18"/>
         </w:rPr>
-        <w:t xml:space="preserve">[数据] 存活修士：20人 | 大事件：15件</w:t>
+        <w:t xml:space="preserve">[数据] 存活修士：20人 | 大事件：12件</w:t>
       </w:r>
     </w:p>
     <w:p>
@@ -1535,7 +1597,7 @@
           <w:sz w:val="28"/>
           <w:szCs w:val="28"/>
         </w:rPr>
-        <w:t xml:space="preserve">第56月至第60月</w:t>
+        <w:t xml:space="preserve">第61月至第65月</w:t>
       </w:r>
     </w:p>
     <w:p>
@@ -1595,7 +1657,35 @@
           <w:sz w:val="24"/>
           <w:szCs w:val="24"/>
         </w:rPr>
-        <w:t xml:space="preserve">幽冥谷的磷火在第56月时格外幽蓝，腐败的灵气裹挟着死气，却也孕育着异样的契机。天地棋盘上，每一枚棋子都在悄然落位。</w:t>
+        <w:t xml:space="preserve">第61月，青云城上空阴云沉沉，坊市里的叫卖声依旧，却难掩暗流涌动的杀机。灵气在这片天地间浓烈如雾，嗅得出血腥，也嗅得出机遇。</w:t>
+      </w:r>
+    </w:p>
+    <w:p>
+      <w:pPr>
+        <w:spacing w:after="60" w:before="60" w:line="360"/>
+        <w:ind w:firstLine="480"/>
+      </w:pPr>
+      <w:r>
+        <w:rPr>
+          <w:rFonts w:ascii="宋体" w:cs="宋体" w:eastAsia="宋体" w:hAnsi="宋体"/>
+          <w:sz w:val="24"/>
+          <w:szCs w:val="24"/>
+        </w:rPr>
+        <w:t xml:space="preserve">天穹之上，隐隐有灵气漩涡凝聚，那是境界壁障破碎时才有的异象。滚滚灵压自丹田涌出，周身经脉尽皆震鸣——突破了，突破至练气十层！</w:t>
+      </w:r>
+    </w:p>
+    <w:p>
+      <w:pPr>
+        <w:spacing w:after="60" w:before="60" w:line="360"/>
+        <w:ind w:firstLine="480"/>
+      </w:pPr>
+      <w:r>
+        <w:rPr>
+          <w:rFonts w:ascii="宋体" w:cs="宋体" w:eastAsia="宋体" w:hAnsi="宋体"/>
+          <w:sz w:val="24"/>
+          <w:szCs w:val="24"/>
+        </w:rPr>
+        <w:t xml:space="preserve">天穹之上，隐隐有灵气漩涡凝聚，那是境界壁障破碎时才有的异象。滚滚灵压自丹田涌出，周身经脉尽皆震鸣——突破了，突破至【练气十层】！！</w:t>
       </w:r>
     </w:p>
     <w:p>
@@ -1623,21 +1713,21 @@
           <w:sz w:val="24"/>
           <w:szCs w:val="24"/>
         </w:rPr>
-        <w:t xml:space="preserve">江湖之上，魏玄机 练气圆满，却无筑基丹，修炼停滞！，天下局势悄然生变。</w:t>
-      </w:r>
-    </w:p>
-    <w:p>
-      <w:pPr>
-        <w:spacing w:after="60" w:before="60" w:line="360"/>
-        <w:ind w:firstLine="480"/>
-      </w:pPr>
-      <w:r>
-        <w:rPr>
-          <w:rFonts w:ascii="宋体" w:cs="宋体" w:eastAsia="宋体" w:hAnsi="宋体"/>
-          <w:sz w:val="24"/>
-          <w:szCs w:val="24"/>
-        </w:rPr>
-        <w:t xml:space="preserve">第60月，苍渺大陆的天地棋盘又落下了几枚棋子。谁生谁死，谁主沉浮，尚未可知。</w:t>
+        <w:t xml:space="preserve">江湖之上，冯怒潮 练气圆满，却无筑基丹，修炼停滞！，天下局势悄然生变。</w:t>
+      </w:r>
+    </w:p>
+    <w:p>
+      <w:pPr>
+        <w:spacing w:after="60" w:before="60" w:line="360"/>
+        <w:ind w:firstLine="480"/>
+      </w:pPr>
+      <w:r>
+        <w:rPr>
+          <w:rFonts w:ascii="宋体" w:cs="宋体" w:eastAsia="宋体" w:hAnsi="宋体"/>
+          <w:sz w:val="24"/>
+          <w:szCs w:val="24"/>
+        </w:rPr>
+        <w:t xml:space="preserve">当第65月的最后一缕灵气散尽，这一段因果，已然落定。</w:t>
       </w:r>
     </w:p>
     <w:p>
@@ -1654,7 +1744,7 @@
           <w:sz w:val="18"/>
           <w:szCs w:val="18"/>
         </w:rPr>
-        <w:t xml:space="preserve">[数据] 存活修士：20人 | 大事件：12件</w:t>
+        <w:t xml:space="preserve">[数据] 存活修士：20人 | 突破：1次 | 大事件：15件</w:t>
       </w:r>
     </w:p>
     <w:p>
@@ -1671,7 +1761,7 @@
           <w:sz w:val="28"/>
           <w:szCs w:val="28"/>
         </w:rPr>
-        <w:t xml:space="preserve">第61月至第65月</w:t>
+        <w:t xml:space="preserve">第66月至第70月</w:t>
       </w:r>
     </w:p>
     <w:p>
@@ -1731,35 +1821,7 @@
           <w:sz w:val="24"/>
           <w:szCs w:val="24"/>
         </w:rPr>
-        <w:t xml:space="preserve">第61月，青云城上空阴云沉沉，坊市里的叫卖声依旧，却难掩暗流涌动的杀机。灵气在这片天地间浓烈如雾，嗅得出血腥，也嗅得出机遇。</w:t>
-      </w:r>
-    </w:p>
-    <w:p>
-      <w:pPr>
-        <w:spacing w:after="60" w:before="60" w:line="360"/>
-        <w:ind w:firstLine="480"/>
-      </w:pPr>
-      <w:r>
-        <w:rPr>
-          <w:rFonts w:ascii="宋体" w:cs="宋体" w:eastAsia="宋体" w:hAnsi="宋体"/>
-          <w:sz w:val="24"/>
-          <w:szCs w:val="24"/>
-        </w:rPr>
-        <w:t xml:space="preserve">天穹之上，隐隐有灵气漩涡凝聚，那是境界壁障破碎时才有的异象。滚滚灵压自丹田涌出，周身经脉尽皆震鸣——突破了，突破至练气十层！</w:t>
-      </w:r>
-    </w:p>
-    <w:p>
-      <w:pPr>
-        <w:spacing w:after="60" w:before="60" w:line="360"/>
-        <w:ind w:firstLine="480"/>
-      </w:pPr>
-      <w:r>
-        <w:rPr>
-          <w:rFonts w:ascii="宋体" w:cs="宋体" w:eastAsia="宋体" w:hAnsi="宋体"/>
-          <w:sz w:val="24"/>
-          <w:szCs w:val="24"/>
-        </w:rPr>
-        <w:t xml:space="preserve">天穹之上，隐隐有灵气漩涡凝聚，那是境界壁障破碎时才有的异象。滚滚灵压自丹田涌出，周身经脉尽皆震鸣——突破了，突破至【练气十层】！！</w:t>
+        <w:t xml:space="preserve">幽冥谷的磷火在第66月时格外幽蓝，腐败的灵气裹挟着死气，却也孕育着异样的契机。天地棋盘上，每一枚棋子都在悄然落位。</w:t>
       </w:r>
     </w:p>
     <w:p>
@@ -1787,21 +1849,21 @@
           <w:sz w:val="24"/>
           <w:szCs w:val="24"/>
         </w:rPr>
-        <w:t xml:space="preserve">江湖之上，冯怒潮 练气圆满，却无筑基丹，修炼停滞！，天下局势悄然生变。</w:t>
-      </w:r>
-    </w:p>
-    <w:p>
-      <w:pPr>
-        <w:spacing w:after="60" w:before="60" w:line="360"/>
-        <w:ind w:firstLine="480"/>
-      </w:pPr>
-      <w:r>
-        <w:rPr>
-          <w:rFonts w:ascii="宋体" w:cs="宋体" w:eastAsia="宋体" w:hAnsi="宋体"/>
-          <w:sz w:val="24"/>
-          <w:szCs w:val="24"/>
-        </w:rPr>
-        <w:t xml:space="preserve">当第65月的最后一缕灵气散尽，这一段因果，已然落定。</w:t>
+        <w:t xml:space="preserve">江湖之上，红袖添香 练气圆满，却无筑基丹，修炼停滞！，天下局势悄然生变。</w:t>
+      </w:r>
+    </w:p>
+    <w:p>
+      <w:pPr>
+        <w:spacing w:after="60" w:before="60" w:line="360"/>
+        <w:ind w:firstLine="480"/>
+      </w:pPr>
+      <w:r>
+        <w:rPr>
+          <w:rFonts w:ascii="宋体" w:cs="宋体" w:eastAsia="宋体" w:hAnsi="宋体"/>
+          <w:sz w:val="24"/>
+          <w:szCs w:val="24"/>
+        </w:rPr>
+        <w:t xml:space="preserve">第70月，苍渺大陆的天地棋盘又落下了几枚棋子。谁生谁死，谁主沉浮，尚未可知。</w:t>
       </w:r>
     </w:p>
     <w:p>
@@ -1818,7 +1880,7 @@
           <w:sz w:val="18"/>
           <w:szCs w:val="18"/>
         </w:rPr>
-        <w:t xml:space="preserve">[数据] 存活修士：20人 | 突破：1次 | 大事件：15件</w:t>
+        <w:t xml:space="preserve">[数据] 存活修士：20人 | 大事件：10件</w:t>
       </w:r>
     </w:p>
     <w:p>
@@ -1835,7 +1897,279 @@
           <w:sz w:val="28"/>
           <w:szCs w:val="28"/>
         </w:rPr>
-        <w:t xml:space="preserve">第66月至第70月</w:t>
+        <w:t xml:space="preserve">第71月至第75月</w:t>
+      </w:r>
+    </w:p>
+    <w:p>
+      <w:pPr>
+        <w:spacing w:after="200" w:before="200"/>
+        <w:jc w:val="center"/>
+      </w:pPr>
+      <w:r>
+        <w:drawing>
+          <wp:inline distT="0" distB="0" distL="0" distR="0">
+            <wp:extent cx="3810000" cy="2667000"/>
+            <wp:effectExtent t="0" r="0" b="0" l="0"/>
+            <wp:docPr id="1" name="illustration" descr="AI生成配图" title="章节配图"/>
+            <wp:cNvGraphicFramePr>
+              <a:graphicFrameLocks xmlns:a="http://schemas.openxmlformats.org/drawingml/2006/main" noChangeAspect="1"/>
+            </wp:cNvGraphicFramePr>
+            <a:graphic xmlns:a="http://schemas.openxmlformats.org/drawingml/2006/main">
+              <a:graphicData uri="http://schemas.openxmlformats.org/drawingml/2006/picture">
+                <pic:pic xmlns:pic="http://schemas.openxmlformats.org/drawingml/2006/picture">
+                  <pic:nvPicPr>
+                    <pic:cNvPr id="0" name="" descr=""/>
+                    <pic:cNvPicPr>
+                      <a:picLocks noChangeAspect="1" noChangeArrowheads="1"/>
+                    </pic:cNvPicPr>
+                  </pic:nvPicPr>
+                  <pic:blipFill>
+                    <a:blip r:embed="rId15" cstate="none"/>
+                    <a:srcRect/>
+                    <a:stretch>
+                      <a:fillRect/>
+                    </a:stretch>
+                  </pic:blipFill>
+                  <pic:spPr bwMode="auto">
+                    <a:xfrm>
+                      <a:off x="0" y="0"/>
+                      <a:ext cx="3810000" cy="2667000"/>
+                    </a:xfrm>
+                    <a:prstGeom prst="rect">
+                      <a:avLst/>
+                    </a:prstGeom>
+                  </pic:spPr>
+                </pic:pic>
+              </a:graphicData>
+            </a:graphic>
+          </wp:inline>
+        </w:drawing>
+      </w:r>
+    </w:p>
+    <w:p>
+      <w:pPr>
+        <w:spacing w:after="60" w:before="60" w:line="360"/>
+        <w:ind w:firstLine="480"/>
+      </w:pPr>
+      <w:r>
+        <w:rPr>
+          <w:rFonts w:ascii="宋体" w:cs="宋体" w:eastAsia="宋体" w:hAnsi="宋体"/>
+          <w:sz w:val="24"/>
+          <w:szCs w:val="24"/>
+        </w:rPr>
+        <w:t xml:space="preserve">第71月，青云城上空阴云沉沉，坊市里的叫卖声依旧，却难掩暗流涌动的杀机。灵气在这片天地间浓烈如雾，嗅得出血腥，也嗅得出机遇。</w:t>
+      </w:r>
+    </w:p>
+    <w:p>
+      <w:pPr>
+        <w:spacing w:after="60" w:before="60" w:line="360"/>
+        <w:ind w:firstLine="480"/>
+      </w:pPr>
+      <w:r>
+        <w:rPr>
+          <w:rFonts w:ascii="宋体" w:cs="宋体" w:eastAsia="宋体" w:hAnsi="宋体"/>
+          <w:sz w:val="24"/>
+          <w:szCs w:val="24"/>
+        </w:rPr>
+        <w:t xml:space="preserve">与此同时，各方修士也在暗流中各自筹谋——</w:t>
+      </w:r>
+    </w:p>
+    <w:p>
+      <w:pPr>
+        <w:spacing w:after="60" w:before="60" w:line="360"/>
+        <w:ind w:firstLine="480"/>
+      </w:pPr>
+      <w:r>
+        <w:rPr>
+          <w:rFonts w:ascii="宋体" w:cs="宋体" w:eastAsia="宋体" w:hAnsi="宋体"/>
+          <w:sz w:val="24"/>
+          <w:szCs w:val="24"/>
+        </w:rPr>
+        <w:t xml:space="preserve">江湖之上，冯怒潮 练气圆满，却无筑基丹，修炼停滞！，天下局势悄然生变。</w:t>
+      </w:r>
+    </w:p>
+    <w:p>
+      <w:pPr>
+        <w:spacing w:after="60" w:before="60" w:line="360"/>
+        <w:ind w:firstLine="480"/>
+      </w:pPr>
+      <w:r>
+        <w:rPr>
+          <w:rFonts w:ascii="宋体" w:cs="宋体" w:eastAsia="宋体" w:hAnsi="宋体"/>
+          <w:sz w:val="24"/>
+          <w:szCs w:val="24"/>
+        </w:rPr>
+        <w:t xml:space="preserve">血与道，从来不曾分离。第75月的故事，暂且写到这里。</w:t>
+      </w:r>
+    </w:p>
+    <w:p>
+      <w:pPr>
+        <w:spacing w:after="200" w:before="100"/>
+        <w:jc w:val="right"/>
+      </w:pPr>
+      <w:r>
+        <w:rPr>
+          <w:rFonts w:ascii="宋体" w:cs="宋体" w:eastAsia="宋体" w:hAnsi="宋体"/>
+          <w:i/>
+          <w:iCs/>
+          <w:color w:val="888888"/>
+          <w:sz w:val="18"/>
+          <w:szCs w:val="18"/>
+        </w:rPr>
+        <w:t xml:space="preserve">[数据] 存活修士：20人 | 大事件：10件</w:t>
+      </w:r>
+    </w:p>
+    <w:p>
+      <w:pPr>
+        <w:pStyle w:val="Heading2"/>
+        <w:spacing w:after="150" w:before="300"/>
+      </w:pPr>
+      <w:r>
+        <w:rPr>
+          <w:rFonts w:ascii="宋体" w:cs="宋体" w:eastAsia="宋体" w:hAnsi="宋体"/>
+          <w:b/>
+          <w:bCs/>
+          <w:color w:val="6B3A1F"/>
+          <w:sz w:val="28"/>
+          <w:szCs w:val="28"/>
+        </w:rPr>
+        <w:t xml:space="preserve">第76月至第80月</w:t>
+      </w:r>
+    </w:p>
+    <w:p>
+      <w:pPr>
+        <w:spacing w:after="200" w:before="200"/>
+        <w:jc w:val="center"/>
+      </w:pPr>
+      <w:r>
+        <w:drawing>
+          <wp:inline distT="0" distB="0" distL="0" distR="0">
+            <wp:extent cx="3810000" cy="2667000"/>
+            <wp:effectExtent t="0" r="0" b="0" l="0"/>
+            <wp:docPr id="1" name="illustration" descr="AI生成配图" title="章节配图"/>
+            <wp:cNvGraphicFramePr>
+              <a:graphicFrameLocks xmlns:a="http://schemas.openxmlformats.org/drawingml/2006/main" noChangeAspect="1"/>
+            </wp:cNvGraphicFramePr>
+            <a:graphic xmlns:a="http://schemas.openxmlformats.org/drawingml/2006/main">
+              <a:graphicData uri="http://schemas.openxmlformats.org/drawingml/2006/picture">
+                <pic:pic xmlns:pic="http://schemas.openxmlformats.org/drawingml/2006/picture">
+                  <pic:nvPicPr>
+                    <pic:cNvPr id="0" name="" descr=""/>
+                    <pic:cNvPicPr>
+                      <a:picLocks noChangeAspect="1" noChangeArrowheads="1"/>
+                    </pic:cNvPicPr>
+                  </pic:nvPicPr>
+                  <pic:blipFill>
+                    <a:blip r:embed="rId15" cstate="none"/>
+                    <a:srcRect/>
+                    <a:stretch>
+                      <a:fillRect/>
+                    </a:stretch>
+                  </pic:blipFill>
+                  <pic:spPr bwMode="auto">
+                    <a:xfrm>
+                      <a:off x="0" y="0"/>
+                      <a:ext cx="3810000" cy="2667000"/>
+                    </a:xfrm>
+                    <a:prstGeom prst="rect">
+                      <a:avLst/>
+                    </a:prstGeom>
+                  </pic:spPr>
+                </pic:pic>
+              </a:graphicData>
+            </a:graphic>
+          </wp:inline>
+        </w:drawing>
+      </w:r>
+    </w:p>
+    <w:p>
+      <w:pPr>
+        <w:spacing w:after="60" w:before="60" w:line="360"/>
+        <w:ind w:firstLine="480"/>
+      </w:pPr>
+      <w:r>
+        <w:rPr>
+          <w:rFonts w:ascii="宋体" w:cs="宋体" w:eastAsia="宋体" w:hAnsi="宋体"/>
+          <w:sz w:val="24"/>
+          <w:szCs w:val="24"/>
+        </w:rPr>
+        <w:t xml:space="preserve">第76月，青云城上空阴云沉沉，坊市里的叫卖声依旧，却难掩暗流涌动的杀机。灵气在这片天地间浓烈如雾，嗅得出血腥，也嗅得出机遇。</w:t>
+      </w:r>
+    </w:p>
+    <w:p>
+      <w:pPr>
+        <w:spacing w:after="60" w:before="60" w:line="360"/>
+        <w:ind w:firstLine="480"/>
+      </w:pPr>
+      <w:r>
+        <w:rPr>
+          <w:rFonts w:ascii="宋体" w:cs="宋体" w:eastAsia="宋体" w:hAnsi="宋体"/>
+          <w:sz w:val="24"/>
+          <w:szCs w:val="24"/>
+        </w:rPr>
+        <w:t xml:space="preserve">与此同时，各方修士也在暗流中各自筹谋——</w:t>
+      </w:r>
+    </w:p>
+    <w:p>
+      <w:pPr>
+        <w:spacing w:after="60" w:before="60" w:line="360"/>
+        <w:ind w:firstLine="480"/>
+      </w:pPr>
+      <w:r>
+        <w:rPr>
+          <w:rFonts w:ascii="宋体" w:cs="宋体" w:eastAsia="宋体" w:hAnsi="宋体"/>
+          <w:sz w:val="24"/>
+          <w:szCs w:val="24"/>
+        </w:rPr>
+        <w:t xml:space="preserve">江湖之上，🔍 陆霜华 探索有收获。，天下局势悄然生变。</w:t>
+      </w:r>
+    </w:p>
+    <w:p>
+      <w:pPr>
+        <w:spacing w:after="60" w:before="60" w:line="360"/>
+        <w:ind w:firstLine="480"/>
+      </w:pPr>
+      <w:r>
+        <w:rPr>
+          <w:rFonts w:ascii="宋体" w:cs="宋体" w:eastAsia="宋体" w:hAnsi="宋体"/>
+          <w:sz w:val="24"/>
+          <w:szCs w:val="24"/>
+        </w:rPr>
+        <w:t xml:space="preserve">血与道，从来不曾分离。第80月的故事，暂且写到这里。</w:t>
+      </w:r>
+    </w:p>
+    <w:p>
+      <w:pPr>
+        <w:spacing w:after="200" w:before="100"/>
+        <w:jc w:val="right"/>
+      </w:pPr>
+      <w:r>
+        <w:rPr>
+          <w:rFonts w:ascii="宋体" w:cs="宋体" w:eastAsia="宋体" w:hAnsi="宋体"/>
+          <w:i/>
+          <w:iCs/>
+          <w:color w:val="888888"/>
+          <w:sz w:val="18"/>
+          <w:szCs w:val="18"/>
+        </w:rPr>
+        <w:t xml:space="preserve">[数据] 存活修士：20人 | 大事件：13件</w:t>
+      </w:r>
+    </w:p>
+    <w:p>
+      <w:pPr>
+        <w:pStyle w:val="Heading2"/>
+        <w:spacing w:after="150" w:before="300"/>
+      </w:pPr>
+      <w:r>
+        <w:rPr>
+          <w:rFonts w:ascii="宋体" w:cs="宋体" w:eastAsia="宋体" w:hAnsi="宋体"/>
+          <w:b/>
+          <w:bCs/>
+          <w:color w:val="6B3A1F"/>
+          <w:sz w:val="28"/>
+          <w:szCs w:val="28"/>
+        </w:rPr>
+        <w:t xml:space="preserve">第81月至第85月</w:t>
       </w:r>
     </w:p>
     <w:p>
@@ -1895,7 +2229,21 @@
           <w:sz w:val="24"/>
           <w:szCs w:val="24"/>
         </w:rPr>
-        <w:t xml:space="preserve">幽冥谷的磷火在第66月时格外幽蓝，腐败的灵气裹挟着死气，却也孕育着异样的契机。天地棋盘上，每一枚棋子都在悄然落位。</w:t>
+        <w:t xml:space="preserve">第81月，青云城上空阴云沉沉，坊市里的叫卖声依旧，却难掩暗流涌动的杀机。灵气在这片天地间浓烈如雾，嗅得出血腥，也嗅得出机遇。</w:t>
+      </w:r>
+    </w:p>
+    <w:p>
+      <w:pPr>
+        <w:spacing w:after="60" w:before="60" w:line="360"/>
+        <w:ind w:firstLine="480"/>
+      </w:pPr>
+      <w:r>
+        <w:rPr>
+          <w:rFonts w:ascii="宋体" w:cs="宋体" w:eastAsia="宋体" w:hAnsi="宋体"/>
+          <w:sz w:val="24"/>
+          <w:szCs w:val="24"/>
+        </w:rPr>
+        <w:t xml:space="preserve">天穹之上，隐隐有灵气漩涡凝聚，那是境界壁障破碎时才有的异象。滚滚灵压自丹田涌出，周身经脉尽皆震鸣——突破了，突破至练气十层！</w:t>
       </w:r>
     </w:p>
     <w:p>
@@ -1923,21 +2271,21 @@
           <w:sz w:val="24"/>
           <w:szCs w:val="24"/>
         </w:rPr>
-        <w:t xml:space="preserve">江湖之上，红袖添香 练气圆满，却无筑基丹，修炼停滞！，天下局势悄然生变。</w:t>
-      </w:r>
-    </w:p>
-    <w:p>
-      <w:pPr>
-        <w:spacing w:after="60" w:before="60" w:line="360"/>
-        <w:ind w:firstLine="480"/>
-      </w:pPr>
-      <w:r>
-        <w:rPr>
-          <w:rFonts w:ascii="宋体" w:cs="宋体" w:eastAsia="宋体" w:hAnsi="宋体"/>
-          <w:sz w:val="24"/>
-          <w:szCs w:val="24"/>
-        </w:rPr>
-        <w:t xml:space="preserve">第70月，苍渺大陆的天地棋盘又落下了几枚棋子。谁生谁死，谁主沉浮，尚未可知。</w:t>
+        <w:t xml:space="preserve">江湖之上，🔍 魏玄机 探索有收获。，天下局势悄然生变。</w:t>
+      </w:r>
+    </w:p>
+    <w:p>
+      <w:pPr>
+        <w:spacing w:after="60" w:before="60" w:line="360"/>
+        <w:ind w:firstLine="480"/>
+      </w:pPr>
+      <w:r>
+        <w:rPr>
+          <w:rFonts w:ascii="宋体" w:cs="宋体" w:eastAsia="宋体" w:hAnsi="宋体"/>
+          <w:sz w:val="24"/>
+          <w:szCs w:val="24"/>
+        </w:rPr>
+        <w:t xml:space="preserve">血与道，从来不曾分离。第85月的故事，暂且写到这里。</w:t>
       </w:r>
     </w:p>
     <w:p>
@@ -1954,7 +2302,7 @@
           <w:sz w:val="18"/>
           <w:szCs w:val="18"/>
         </w:rPr>
-        <w:t xml:space="preserve">[数据] 存活修士：20人 | 大事件：10件</w:t>
+        <w:t xml:space="preserve">[数据] 存活修士：20人 | 突破：1次 | 大事件：23件</w:t>
       </w:r>
     </w:p>
     <w:p>
@@ -1971,279 +2319,7 @@
           <w:sz w:val="28"/>
           <w:szCs w:val="28"/>
         </w:rPr>
-        <w:t xml:space="preserve">第71月至第75月</w:t>
-      </w:r>
-    </w:p>
-    <w:p>
-      <w:pPr>
-        <w:spacing w:after="200" w:before="200"/>
-        <w:jc w:val="center"/>
-      </w:pPr>
-      <w:r>
-        <w:drawing>
-          <wp:inline distT="0" distB="0" distL="0" distR="0">
-            <wp:extent cx="3810000" cy="2667000"/>
-            <wp:effectExtent t="0" r="0" b="0" l="0"/>
-            <wp:docPr id="1" name="illustration" descr="AI生成配图" title="章节配图"/>
-            <wp:cNvGraphicFramePr>
-              <a:graphicFrameLocks xmlns:a="http://schemas.openxmlformats.org/drawingml/2006/main" noChangeAspect="1"/>
-            </wp:cNvGraphicFramePr>
-            <a:graphic xmlns:a="http://schemas.openxmlformats.org/drawingml/2006/main">
-              <a:graphicData uri="http://schemas.openxmlformats.org/drawingml/2006/picture">
-                <pic:pic xmlns:pic="http://schemas.openxmlformats.org/drawingml/2006/picture">
-                  <pic:nvPicPr>
-                    <pic:cNvPr id="0" name="" descr=""/>
-                    <pic:cNvPicPr>
-                      <a:picLocks noChangeAspect="1" noChangeArrowheads="1"/>
-                    </pic:cNvPicPr>
-                  </pic:nvPicPr>
-                  <pic:blipFill>
-                    <a:blip r:embed="rId16" cstate="none"/>
-                    <a:srcRect/>
-                    <a:stretch>
-                      <a:fillRect/>
-                    </a:stretch>
-                  </pic:blipFill>
-                  <pic:spPr bwMode="auto">
-                    <a:xfrm>
-                      <a:off x="0" y="0"/>
-                      <a:ext cx="3810000" cy="2667000"/>
-                    </a:xfrm>
-                    <a:prstGeom prst="rect">
-                      <a:avLst/>
-                    </a:prstGeom>
-                  </pic:spPr>
-                </pic:pic>
-              </a:graphicData>
-            </a:graphic>
-          </wp:inline>
-        </w:drawing>
-      </w:r>
-    </w:p>
-    <w:p>
-      <w:pPr>
-        <w:spacing w:after="60" w:before="60" w:line="360"/>
-        <w:ind w:firstLine="480"/>
-      </w:pPr>
-      <w:r>
-        <w:rPr>
-          <w:rFonts w:ascii="宋体" w:cs="宋体" w:eastAsia="宋体" w:hAnsi="宋体"/>
-          <w:sz w:val="24"/>
-          <w:szCs w:val="24"/>
-        </w:rPr>
-        <w:t xml:space="preserve">第71月，青云城上空阴云沉沉，坊市里的叫卖声依旧，却难掩暗流涌动的杀机。灵气在这片天地间浓烈如雾，嗅得出血腥，也嗅得出机遇。</w:t>
-      </w:r>
-    </w:p>
-    <w:p>
-      <w:pPr>
-        <w:spacing w:after="60" w:before="60" w:line="360"/>
-        <w:ind w:firstLine="480"/>
-      </w:pPr>
-      <w:r>
-        <w:rPr>
-          <w:rFonts w:ascii="宋体" w:cs="宋体" w:eastAsia="宋体" w:hAnsi="宋体"/>
-          <w:sz w:val="24"/>
-          <w:szCs w:val="24"/>
-        </w:rPr>
-        <w:t xml:space="preserve">与此同时，各方修士也在暗流中各自筹谋——</w:t>
-      </w:r>
-    </w:p>
-    <w:p>
-      <w:pPr>
-        <w:spacing w:after="60" w:before="60" w:line="360"/>
-        <w:ind w:firstLine="480"/>
-      </w:pPr>
-      <w:r>
-        <w:rPr>
-          <w:rFonts w:ascii="宋体" w:cs="宋体" w:eastAsia="宋体" w:hAnsi="宋体"/>
-          <w:sz w:val="24"/>
-          <w:szCs w:val="24"/>
-        </w:rPr>
-        <w:t xml:space="preserve">江湖之上，冯怒潮 练气圆满，却无筑基丹，修炼停滞！，天下局势悄然生变。</w:t>
-      </w:r>
-    </w:p>
-    <w:p>
-      <w:pPr>
-        <w:spacing w:after="60" w:before="60" w:line="360"/>
-        <w:ind w:firstLine="480"/>
-      </w:pPr>
-      <w:r>
-        <w:rPr>
-          <w:rFonts w:ascii="宋体" w:cs="宋体" w:eastAsia="宋体" w:hAnsi="宋体"/>
-          <w:sz w:val="24"/>
-          <w:szCs w:val="24"/>
-        </w:rPr>
-        <w:t xml:space="preserve">血与道，从来不曾分离。第75月的故事，暂且写到这里。</w:t>
-      </w:r>
-    </w:p>
-    <w:p>
-      <w:pPr>
-        <w:spacing w:after="200" w:before="100"/>
-        <w:jc w:val="right"/>
-      </w:pPr>
-      <w:r>
-        <w:rPr>
-          <w:rFonts w:ascii="宋体" w:cs="宋体" w:eastAsia="宋体" w:hAnsi="宋体"/>
-          <w:i/>
-          <w:iCs/>
-          <w:color w:val="888888"/>
-          <w:sz w:val="18"/>
-          <w:szCs w:val="18"/>
-        </w:rPr>
-        <w:t xml:space="preserve">[数据] 存活修士：20人 | 大事件：10件</w:t>
-      </w:r>
-    </w:p>
-    <w:p>
-      <w:pPr>
-        <w:pStyle w:val="Heading2"/>
-        <w:spacing w:after="150" w:before="300"/>
-      </w:pPr>
-      <w:r>
-        <w:rPr>
-          <w:rFonts w:ascii="宋体" w:cs="宋体" w:eastAsia="宋体" w:hAnsi="宋体"/>
-          <w:b/>
-          <w:bCs/>
-          <w:color w:val="6B3A1F"/>
-          <w:sz w:val="28"/>
-          <w:szCs w:val="28"/>
-        </w:rPr>
-        <w:t xml:space="preserve">第76月至第80月</w:t>
-      </w:r>
-    </w:p>
-    <w:p>
-      <w:pPr>
-        <w:spacing w:after="200" w:before="200"/>
-        <w:jc w:val="center"/>
-      </w:pPr>
-      <w:r>
-        <w:drawing>
-          <wp:inline distT="0" distB="0" distL="0" distR="0">
-            <wp:extent cx="3810000" cy="2667000"/>
-            <wp:effectExtent t="0" r="0" b="0" l="0"/>
-            <wp:docPr id="1" name="illustration" descr="AI生成配图" title="章节配图"/>
-            <wp:cNvGraphicFramePr>
-              <a:graphicFrameLocks xmlns:a="http://schemas.openxmlformats.org/drawingml/2006/main" noChangeAspect="1"/>
-            </wp:cNvGraphicFramePr>
-            <a:graphic xmlns:a="http://schemas.openxmlformats.org/drawingml/2006/main">
-              <a:graphicData uri="http://schemas.openxmlformats.org/drawingml/2006/picture">
-                <pic:pic xmlns:pic="http://schemas.openxmlformats.org/drawingml/2006/picture">
-                  <pic:nvPicPr>
-                    <pic:cNvPr id="0" name="" descr=""/>
-                    <pic:cNvPicPr>
-                      <a:picLocks noChangeAspect="1" noChangeArrowheads="1"/>
-                    </pic:cNvPicPr>
-                  </pic:nvPicPr>
-                  <pic:blipFill>
-                    <a:blip r:embed="rId16" cstate="none"/>
-                    <a:srcRect/>
-                    <a:stretch>
-                      <a:fillRect/>
-                    </a:stretch>
-                  </pic:blipFill>
-                  <pic:spPr bwMode="auto">
-                    <a:xfrm>
-                      <a:off x="0" y="0"/>
-                      <a:ext cx="3810000" cy="2667000"/>
-                    </a:xfrm>
-                    <a:prstGeom prst="rect">
-                      <a:avLst/>
-                    </a:prstGeom>
-                  </pic:spPr>
-                </pic:pic>
-              </a:graphicData>
-            </a:graphic>
-          </wp:inline>
-        </w:drawing>
-      </w:r>
-    </w:p>
-    <w:p>
-      <w:pPr>
-        <w:spacing w:after="60" w:before="60" w:line="360"/>
-        <w:ind w:firstLine="480"/>
-      </w:pPr>
-      <w:r>
-        <w:rPr>
-          <w:rFonts w:ascii="宋体" w:cs="宋体" w:eastAsia="宋体" w:hAnsi="宋体"/>
-          <w:sz w:val="24"/>
-          <w:szCs w:val="24"/>
-        </w:rPr>
-        <w:t xml:space="preserve">第76月，青云城上空阴云沉沉，坊市里的叫卖声依旧，却难掩暗流涌动的杀机。灵气在这片天地间浓烈如雾，嗅得出血腥，也嗅得出机遇。</w:t>
-      </w:r>
-    </w:p>
-    <w:p>
-      <w:pPr>
-        <w:spacing w:after="60" w:before="60" w:line="360"/>
-        <w:ind w:firstLine="480"/>
-      </w:pPr>
-      <w:r>
-        <w:rPr>
-          <w:rFonts w:ascii="宋体" w:cs="宋体" w:eastAsia="宋体" w:hAnsi="宋体"/>
-          <w:sz w:val="24"/>
-          <w:szCs w:val="24"/>
-        </w:rPr>
-        <w:t xml:space="preserve">与此同时，各方修士也在暗流中各自筹谋——</w:t>
-      </w:r>
-    </w:p>
-    <w:p>
-      <w:pPr>
-        <w:spacing w:after="60" w:before="60" w:line="360"/>
-        <w:ind w:firstLine="480"/>
-      </w:pPr>
-      <w:r>
-        <w:rPr>
-          <w:rFonts w:ascii="宋体" w:cs="宋体" w:eastAsia="宋体" w:hAnsi="宋体"/>
-          <w:sz w:val="24"/>
-          <w:szCs w:val="24"/>
-        </w:rPr>
-        <w:t xml:space="preserve">江湖之上，🔍 陆霜华 探索有收获。，天下局势悄然生变。</w:t>
-      </w:r>
-    </w:p>
-    <w:p>
-      <w:pPr>
-        <w:spacing w:after="60" w:before="60" w:line="360"/>
-        <w:ind w:firstLine="480"/>
-      </w:pPr>
-      <w:r>
-        <w:rPr>
-          <w:rFonts w:ascii="宋体" w:cs="宋体" w:eastAsia="宋体" w:hAnsi="宋体"/>
-          <w:sz w:val="24"/>
-          <w:szCs w:val="24"/>
-        </w:rPr>
-        <w:t xml:space="preserve">血与道，从来不曾分离。第80月的故事，暂且写到这里。</w:t>
-      </w:r>
-    </w:p>
-    <w:p>
-      <w:pPr>
-        <w:spacing w:after="200" w:before="100"/>
-        <w:jc w:val="right"/>
-      </w:pPr>
-      <w:r>
-        <w:rPr>
-          <w:rFonts w:ascii="宋体" w:cs="宋体" w:eastAsia="宋体" w:hAnsi="宋体"/>
-          <w:i/>
-          <w:iCs/>
-          <w:color w:val="888888"/>
-          <w:sz w:val="18"/>
-          <w:szCs w:val="18"/>
-        </w:rPr>
-        <w:t xml:space="preserve">[数据] 存活修士：20人 | 大事件：13件</w:t>
-      </w:r>
-    </w:p>
-    <w:p>
-      <w:pPr>
-        <w:pStyle w:val="Heading2"/>
-        <w:spacing w:after="150" w:before="300"/>
-      </w:pPr>
-      <w:r>
-        <w:rPr>
-          <w:rFonts w:ascii="宋体" w:cs="宋体" w:eastAsia="宋体" w:hAnsi="宋体"/>
-          <w:b/>
-          <w:bCs/>
-          <w:color w:val="6B3A1F"/>
-          <w:sz w:val="28"/>
-          <w:szCs w:val="28"/>
-        </w:rPr>
-        <w:t xml:space="preserve">第81月至第85月</w:t>
+        <w:t xml:space="preserve">第86月至第90月</w:t>
       </w:r>
     </w:p>
     <w:p>
@@ -2303,21 +2379,35 @@
           <w:sz w:val="24"/>
           <w:szCs w:val="24"/>
         </w:rPr>
-        <w:t xml:space="preserve">第81月，青云城上空阴云沉沉，坊市里的叫卖声依旧，却难掩暗流涌动的杀机。灵气在这片天地间浓烈如雾，嗅得出血腥，也嗅得出机遇。</w:t>
-      </w:r>
-    </w:p>
-    <w:p>
-      <w:pPr>
-        <w:spacing w:after="60" w:before="60" w:line="360"/>
-        <w:ind w:firstLine="480"/>
-      </w:pPr>
-      <w:r>
-        <w:rPr>
-          <w:rFonts w:ascii="宋体" w:cs="宋体" w:eastAsia="宋体" w:hAnsi="宋体"/>
-          <w:sz w:val="24"/>
-          <w:szCs w:val="24"/>
-        </w:rPr>
-        <w:t xml:space="preserve">天穹之上，隐隐有灵气漩涡凝聚，那是境界壁障破碎时才有的异象。滚滚灵压自丹田涌出，周身经脉尽皆震鸣——突破了，突破至练气十层！</w:t>
+        <w:t xml:space="preserve">第86月，青云城上空阴云沉沉，坊市里的叫卖声依旧，却难掩暗流涌动的杀机。灵气在这片天地间浓烈如雾，嗅得出血腥，也嗅得出机遇。</w:t>
+      </w:r>
+    </w:p>
+    <w:p>
+      <w:pPr>
+        <w:spacing w:after="60" w:before="60" w:line="360"/>
+        <w:ind w:firstLine="480"/>
+      </w:pPr>
+      <w:r>
+        <w:rPr>
+          <w:rFonts w:ascii="宋体" w:cs="宋体" w:eastAsia="宋体" w:hAnsi="宋体"/>
+          <w:sz w:val="24"/>
+          <w:szCs w:val="24"/>
+        </w:rPr>
+        <w:t xml:space="preserve">天穹之上，隐隐有灵气漩涡凝聚，那是境界壁障破碎时才有的异象。滚滚灵压自丹田涌出，周身经脉尽皆震鸣——突破了，突破至练气六层！</w:t>
+      </w:r>
+    </w:p>
+    <w:p>
+      <w:pPr>
+        <w:spacing w:after="60" w:before="60" w:line="360"/>
+        <w:ind w:firstLine="480"/>
+      </w:pPr>
+      <w:r>
+        <w:rPr>
+          <w:rFonts w:ascii="宋体" w:cs="宋体" w:eastAsia="宋体" w:hAnsi="宋体"/>
+          <w:sz w:val="24"/>
+          <w:szCs w:val="24"/>
+        </w:rPr>
+        <w:t xml:space="preserve">天穹之上，隐隐有灵气漩涡凝聚，那是境界壁障破碎时才有的异象。滚滚灵压自丹田涌出，周身经脉尽皆震鸣——突破了，突破至【练气六层】！！</w:t>
       </w:r>
     </w:p>
     <w:p>
@@ -2345,21 +2435,21 @@
           <w:sz w:val="24"/>
           <w:szCs w:val="24"/>
         </w:rPr>
-        <w:t xml:space="preserve">江湖之上，🔍 魏玄机 探索有收获。，天下局势悄然生变。</w:t>
-      </w:r>
-    </w:p>
-    <w:p>
-      <w:pPr>
-        <w:spacing w:after="60" w:before="60" w:line="360"/>
-        <w:ind w:firstLine="480"/>
-      </w:pPr>
-      <w:r>
-        <w:rPr>
-          <w:rFonts w:ascii="宋体" w:cs="宋体" w:eastAsia="宋体" w:hAnsi="宋体"/>
-          <w:sz w:val="24"/>
-          <w:szCs w:val="24"/>
-        </w:rPr>
-        <w:t xml:space="preserve">血与道，从来不曾分离。第85月的故事，暂且写到这里。</w:t>
+        <w:t xml:space="preserve">江湖之上，冯怒潮 练气圆满，却无筑基丹，修炼停滞！，天下局势悄然生变。</w:t>
+      </w:r>
+    </w:p>
+    <w:p>
+      <w:pPr>
+        <w:spacing w:after="60" w:before="60" w:line="360"/>
+        <w:ind w:firstLine="480"/>
+      </w:pPr>
+      <w:r>
+        <w:rPr>
+          <w:rFonts w:ascii="宋体" w:cs="宋体" w:eastAsia="宋体" w:hAnsi="宋体"/>
+          <w:sz w:val="24"/>
+          <w:szCs w:val="24"/>
+        </w:rPr>
+        <w:t xml:space="preserve">当第90月的最后一缕灵气散尽，这一段因果，已然落定。</w:t>
       </w:r>
     </w:p>
     <w:p>
@@ -2376,7 +2466,7 @@
           <w:sz w:val="18"/>
           <w:szCs w:val="18"/>
         </w:rPr>
-        <w:t xml:space="preserve">[数据] 存活修士：20人 | 突破：1次 | 大事件：23件</w:t>
+        <w:t xml:space="preserve">[数据] 存活修士：20人 | 突破：1次 | 大事件：11件</w:t>
       </w:r>
     </w:p>
     <w:p>
@@ -2393,7 +2483,7 @@
           <w:sz w:val="28"/>
           <w:szCs w:val="28"/>
         </w:rPr>
-        <w:t xml:space="preserve">第86月至第90月</w:t>
+        <w:t xml:space="preserve">第91月至第95月</w:t>
       </w:r>
     </w:p>
     <w:p>
@@ -2453,35 +2543,21 @@
           <w:sz w:val="24"/>
           <w:szCs w:val="24"/>
         </w:rPr>
-        <w:t xml:space="preserve">第86月，青云城上空阴云沉沉，坊市里的叫卖声依旧，却难掩暗流涌动的杀机。灵气在这片天地间浓烈如雾，嗅得出血腥，也嗅得出机遇。</w:t>
-      </w:r>
-    </w:p>
-    <w:p>
-      <w:pPr>
-        <w:spacing w:after="60" w:before="60" w:line="360"/>
-        <w:ind w:firstLine="480"/>
-      </w:pPr>
-      <w:r>
-        <w:rPr>
-          <w:rFonts w:ascii="宋体" w:cs="宋体" w:eastAsia="宋体" w:hAnsi="宋体"/>
-          <w:sz w:val="24"/>
-          <w:szCs w:val="24"/>
-        </w:rPr>
-        <w:t xml:space="preserve">天穹之上，隐隐有灵气漩涡凝聚，那是境界壁障破碎时才有的异象。滚滚灵压自丹田涌出，周身经脉尽皆震鸣——突破了，突破至练气六层！</w:t>
-      </w:r>
-    </w:p>
-    <w:p>
-      <w:pPr>
-        <w:spacing w:after="60" w:before="60" w:line="360"/>
-        <w:ind w:firstLine="480"/>
-      </w:pPr>
-      <w:r>
-        <w:rPr>
-          <w:rFonts w:ascii="宋体" w:cs="宋体" w:eastAsia="宋体" w:hAnsi="宋体"/>
-          <w:sz w:val="24"/>
-          <w:szCs w:val="24"/>
-        </w:rPr>
-        <w:t xml:space="preserve">天穹之上，隐隐有灵气漩涡凝聚，那是境界壁障破碎时才有的异象。滚滚灵压自丹田涌出，周身经脉尽皆震鸣——突破了，突破至【练气六层】！！</w:t>
+        <w:t xml:space="preserve">灵脉荒野，第91月。地脉灵气从地缝中渗出，连空气都带着令人心悸的灵压。几道身影散落四方，各自打着自己的算盘。</w:t>
+      </w:r>
+    </w:p>
+    <w:p>
+      <w:pPr>
+        <w:spacing w:after="60" w:before="60" w:line="360"/>
+        <w:ind w:firstLine="480"/>
+      </w:pPr>
+      <w:r>
+        <w:rPr>
+          <w:rFonts w:ascii="宋体" w:cs="宋体" w:eastAsia="宋体" w:hAnsi="宋体"/>
+          <w:sz w:val="24"/>
+          <w:szCs w:val="24"/>
+        </w:rPr>
+        <w:t xml:space="preserve">天穹之上，隐隐有灵气漩涡凝聚，那是境界壁障破碎时才有的异象。滚滚灵压自丹田涌出，周身经脉尽皆震鸣——突破了，突破至练气二层！</w:t>
       </w:r>
     </w:p>
     <w:p>
@@ -2509,21 +2585,21 @@
           <w:sz w:val="24"/>
           <w:szCs w:val="24"/>
         </w:rPr>
-        <w:t xml:space="preserve">江湖之上，冯怒潮 练气圆满，却无筑基丹，修炼停滞！，天下局势悄然生变。</w:t>
-      </w:r>
-    </w:p>
-    <w:p>
-      <w:pPr>
-        <w:spacing w:after="60" w:before="60" w:line="360"/>
-        <w:ind w:firstLine="480"/>
-      </w:pPr>
-      <w:r>
-        <w:rPr>
-          <w:rFonts w:ascii="宋体" w:cs="宋体" w:eastAsia="宋体" w:hAnsi="宋体"/>
-          <w:sz w:val="24"/>
-          <w:szCs w:val="24"/>
-        </w:rPr>
-        <w:t xml:space="preserve">当第90月的最后一缕灵气散尽，这一段因果，已然落定。</w:t>
+        <w:t xml:space="preserve">江湖之上，红袖添香 练气圆满，却无筑基丹，修炼停滞！，天下局势悄然生变。</w:t>
+      </w:r>
+    </w:p>
+    <w:p>
+      <w:pPr>
+        <w:spacing w:after="60" w:before="60" w:line="360"/>
+        <w:ind w:firstLine="480"/>
+      </w:pPr>
+      <w:r>
+        <w:rPr>
+          <w:rFonts w:ascii="宋体" w:cs="宋体" w:eastAsia="宋体" w:hAnsi="宋体"/>
+          <w:sz w:val="24"/>
+          <w:szCs w:val="24"/>
+        </w:rPr>
+        <w:t xml:space="preserve">当第95月的最后一缕灵气散尽，这一段因果，已然落定。</w:t>
       </w:r>
     </w:p>
     <w:p>
@@ -2540,7 +2616,7 @@
           <w:sz w:val="18"/>
           <w:szCs w:val="18"/>
         </w:rPr>
-        <w:t xml:space="preserve">[数据] 存活修士：20人 | 突破：1次 | 大事件：11件</w:t>
+        <w:t xml:space="preserve">[数据] 存活修士：20人 | 突破：1次 | 大事件：13件</w:t>
       </w:r>
     </w:p>
     <w:p>
@@ -2557,7 +2633,7 @@
           <w:sz w:val="28"/>
           <w:szCs w:val="28"/>
         </w:rPr>
-        <w:t xml:space="preserve">第91月至第95月</w:t>
+        <w:t xml:space="preserve">第96月至第100月</w:t>
       </w:r>
     </w:p>
     <w:p>
@@ -2585,156 +2661,6 @@
                   </pic:nvPicPr>
                   <pic:blipFill>
                     <a:blip r:embed="rId19" cstate="none"/>
-                    <a:srcRect/>
-                    <a:stretch>
-                      <a:fillRect/>
-                    </a:stretch>
-                  </pic:blipFill>
-                  <pic:spPr bwMode="auto">
-                    <a:xfrm>
-                      <a:off x="0" y="0"/>
-                      <a:ext cx="3810000" cy="2667000"/>
-                    </a:xfrm>
-                    <a:prstGeom prst="rect">
-                      <a:avLst/>
-                    </a:prstGeom>
-                  </pic:spPr>
-                </pic:pic>
-              </a:graphicData>
-            </a:graphic>
-          </wp:inline>
-        </w:drawing>
-      </w:r>
-    </w:p>
-    <w:p>
-      <w:pPr>
-        <w:spacing w:after="60" w:before="60" w:line="360"/>
-        <w:ind w:firstLine="480"/>
-      </w:pPr>
-      <w:r>
-        <w:rPr>
-          <w:rFonts w:ascii="宋体" w:cs="宋体" w:eastAsia="宋体" w:hAnsi="宋体"/>
-          <w:sz w:val="24"/>
-          <w:szCs w:val="24"/>
-        </w:rPr>
-        <w:t xml:space="preserve">灵脉荒野，第91月。地脉灵气从地缝中渗出，连空气都带着令人心悸的灵压。几道身影散落四方，各自打着自己的算盘。</w:t>
-      </w:r>
-    </w:p>
-    <w:p>
-      <w:pPr>
-        <w:spacing w:after="60" w:before="60" w:line="360"/>
-        <w:ind w:firstLine="480"/>
-      </w:pPr>
-      <w:r>
-        <w:rPr>
-          <w:rFonts w:ascii="宋体" w:cs="宋体" w:eastAsia="宋体" w:hAnsi="宋体"/>
-          <w:sz w:val="24"/>
-          <w:szCs w:val="24"/>
-        </w:rPr>
-        <w:t xml:space="preserve">天穹之上，隐隐有灵气漩涡凝聚，那是境界壁障破碎时才有的异象。滚滚灵压自丹田涌出，周身经脉尽皆震鸣——突破了，突破至练气二层！</w:t>
-      </w:r>
-    </w:p>
-    <w:p>
-      <w:pPr>
-        <w:spacing w:after="60" w:before="60" w:line="360"/>
-        <w:ind w:firstLine="480"/>
-      </w:pPr>
-      <w:r>
-        <w:rPr>
-          <w:rFonts w:ascii="宋体" w:cs="宋体" w:eastAsia="宋体" w:hAnsi="宋体"/>
-          <w:sz w:val="24"/>
-          <w:szCs w:val="24"/>
-        </w:rPr>
-        <w:t xml:space="preserve">与此同时，各方修士也在暗流中各自筹谋——</w:t>
-      </w:r>
-    </w:p>
-    <w:p>
-      <w:pPr>
-        <w:spacing w:after="60" w:before="60" w:line="360"/>
-        <w:ind w:firstLine="480"/>
-      </w:pPr>
-      <w:r>
-        <w:rPr>
-          <w:rFonts w:ascii="宋体" w:cs="宋体" w:eastAsia="宋体" w:hAnsi="宋体"/>
-          <w:sz w:val="24"/>
-          <w:szCs w:val="24"/>
-        </w:rPr>
-        <w:t xml:space="preserve">江湖之上，红袖添香 练气圆满，却无筑基丹，修炼停滞！，天下局势悄然生变。</w:t>
-      </w:r>
-    </w:p>
-    <w:p>
-      <w:pPr>
-        <w:spacing w:after="60" w:before="60" w:line="360"/>
-        <w:ind w:firstLine="480"/>
-      </w:pPr>
-      <w:r>
-        <w:rPr>
-          <w:rFonts w:ascii="宋体" w:cs="宋体" w:eastAsia="宋体" w:hAnsi="宋体"/>
-          <w:sz w:val="24"/>
-          <w:szCs w:val="24"/>
-        </w:rPr>
-        <w:t xml:space="preserve">当第95月的最后一缕灵气散尽，这一段因果，已然落定。</w:t>
-      </w:r>
-    </w:p>
-    <w:p>
-      <w:pPr>
-        <w:spacing w:after="200" w:before="100"/>
-        <w:jc w:val="right"/>
-      </w:pPr>
-      <w:r>
-        <w:rPr>
-          <w:rFonts w:ascii="宋体" w:cs="宋体" w:eastAsia="宋体" w:hAnsi="宋体"/>
-          <w:i/>
-          <w:iCs/>
-          <w:color w:val="888888"/>
-          <w:sz w:val="18"/>
-          <w:szCs w:val="18"/>
-        </w:rPr>
-        <w:t xml:space="preserve">[数据] 存活修士：20人 | 突破：1次 | 大事件：13件</w:t>
-      </w:r>
-    </w:p>
-    <w:p>
-      <w:pPr>
-        <w:pStyle w:val="Heading2"/>
-        <w:spacing w:after="150" w:before="300"/>
-      </w:pPr>
-      <w:r>
-        <w:rPr>
-          <w:rFonts w:ascii="宋体" w:cs="宋体" w:eastAsia="宋体" w:hAnsi="宋体"/>
-          <w:b/>
-          <w:bCs/>
-          <w:color w:val="6B3A1F"/>
-          <w:sz w:val="28"/>
-          <w:szCs w:val="28"/>
-        </w:rPr>
-        <w:t xml:space="preserve">第96月至第100月</w:t>
-      </w:r>
-    </w:p>
-    <w:p>
-      <w:pPr>
-        <w:spacing w:after="200" w:before="200"/>
-        <w:jc w:val="center"/>
-      </w:pPr>
-      <w:r>
-        <w:drawing>
-          <wp:inline distT="0" distB="0" distL="0" distR="0">
-            <wp:extent cx="3810000" cy="2667000"/>
-            <wp:effectExtent t="0" r="0" b="0" l="0"/>
-            <wp:docPr id="1" name="illustration" descr="AI生成配图" title="章节配图"/>
-            <wp:cNvGraphicFramePr>
-              <a:graphicFrameLocks xmlns:a="http://schemas.openxmlformats.org/drawingml/2006/main" noChangeAspect="1"/>
-            </wp:cNvGraphicFramePr>
-            <a:graphic xmlns:a="http://schemas.openxmlformats.org/drawingml/2006/main">
-              <a:graphicData uri="http://schemas.openxmlformats.org/drawingml/2006/picture">
-                <pic:pic xmlns:pic="http://schemas.openxmlformats.org/drawingml/2006/picture">
-                  <pic:nvPicPr>
-                    <pic:cNvPr id="0" name="" descr=""/>
-                    <pic:cNvPicPr>
-                      <a:picLocks noChangeAspect="1" noChangeArrowheads="1"/>
-                    </pic:cNvPicPr>
-                  </pic:nvPicPr>
-                  <pic:blipFill>
-                    <a:blip r:embed="rId20" cstate="none"/>
                     <a:srcRect/>
                     <a:stretch>
                       <a:fillRect/>

--- a/xianxia_story.docx
+++ b/xianxia_story.docx
@@ -346,6 +346,124 @@
           <w:szCs w:val="28"/>
         </w:rPr>
         <w:t xml:space="preserve">第16月至第20月</w:t>
+      </w:r>
+    </w:p>
+    <w:p>
+      <w:pPr>
+        <w:spacing w:after="60" w:before="60" w:line="360"/>
+        <w:ind w:firstLine="480"/>
+      </w:pPr>
+      <w:r>
+        <w:rPr>
+          <w:rFonts w:ascii="宋体" w:cs="宋体" w:eastAsia="宋体" w:hAnsi="宋体"/>
+          <w:sz w:val="24"/>
+          <w:szCs w:val="24"/>
+        </w:rPr>
+        <w:t xml:space="preserve">苍渺大陆，第16月。寒风扫过灵脉荒野，天地间的灵气在夜色中悄然流动，隐约可见几道人影在各处蛰伏，修炼或谋划。</w:t>
+      </w:r>
+    </w:p>
+    <w:p>
+      <w:pPr>
+        <w:spacing w:after="60" w:before="60" w:line="360"/>
+        <w:ind w:firstLine="480"/>
+      </w:pPr>
+      <w:r>
+        <w:rPr>
+          <w:rFonts w:ascii="宋体" w:cs="宋体" w:eastAsia="宋体" w:hAnsi="宋体"/>
+          <w:sz w:val="24"/>
+          <w:szCs w:val="24"/>
+        </w:rPr>
+        <w:t xml:space="preserve">突破的那一刻，天地间仿佛静止了。丹田深处，一道桎梏轰然崩碎，磅礴的灵力如决堤洪流喷薄而出——练气十一层，终于踏上了新的境界。</w:t>
+      </w:r>
+    </w:p>
+    <w:p>
+      <w:pPr>
+        <w:spacing w:after="60" w:before="60" w:line="360"/>
+        <w:ind w:firstLine="480"/>
+      </w:pPr>
+      <w:r>
+        <w:rPr>
+          <w:rFonts w:ascii="宋体" w:cs="宋体" w:eastAsia="宋体" w:hAnsi="宋体"/>
+          <w:sz w:val="24"/>
+          <w:szCs w:val="24"/>
+        </w:rPr>
+        <w:t xml:space="preserve">突破的那一刻，天地间仿佛静止了。丹田深处，一道桎梏轰然崩碎，磅礴的灵力如决堤洪流喷薄而出——【练气十一层】！修仙之路，终于踏上了新的境界。</w:t>
+      </w:r>
+    </w:p>
+    <w:p>
+      <w:pPr>
+        <w:spacing w:after="60" w:before="60" w:line="360"/>
+        <w:ind w:firstLine="480"/>
+      </w:pPr>
+      <w:r>
+        <w:rPr>
+          <w:rFonts w:ascii="宋体" w:cs="宋体" w:eastAsia="宋体" w:hAnsi="宋体"/>
+          <w:sz w:val="24"/>
+          <w:szCs w:val="24"/>
+        </w:rPr>
+        <w:t xml:space="preserve">与此同时，各方修士也在暗流中各自筹谋——</w:t>
+      </w:r>
+    </w:p>
+    <w:p>
+      <w:pPr>
+        <w:spacing w:after="60" w:before="60" w:line="360"/>
+        <w:ind w:firstLine="480"/>
+      </w:pPr>
+      <w:r>
+        <w:rPr>
+          <w:rFonts w:ascii="宋体" w:cs="宋体" w:eastAsia="宋体" w:hAnsi="宋体"/>
+          <w:sz w:val="24"/>
+          <w:szCs w:val="24"/>
+        </w:rPr>
+        <w:t xml:space="preserve">江湖之上，冯怒潮 练气圆满，却无筑基丹，修炼停滞！，天下局势悄然生变。</w:t>
+      </w:r>
+    </w:p>
+    <w:p>
+      <w:pPr>
+        <w:spacing w:after="60" w:before="60" w:line="360"/>
+        <w:ind w:firstLine="480"/>
+      </w:pPr>
+      <w:r>
+        <w:rPr>
+          <w:rFonts w:ascii="宋体" w:cs="宋体" w:eastAsia="宋体" w:hAnsi="宋体"/>
+          <w:sz w:val="24"/>
+          <w:szCs w:val="24"/>
+        </w:rPr>
+        <w:t xml:space="preserve">第20月，苍渺大陆的天地棋盘又落下了几枚棋子。谁生谁死，谁主沉浮，尚未可知。</w:t>
+      </w:r>
+    </w:p>
+    <w:p>
+      <w:pPr>
+        <w:spacing w:after="200" w:before="100"/>
+        <w:jc w:val="right"/>
+      </w:pPr>
+      <w:r>
+        <w:rPr>
+          <w:rFonts w:ascii="宋体" w:cs="宋体" w:eastAsia="宋体" w:hAnsi="宋体"/>
+          <w:i/>
+          <w:iCs/>
+          <w:color w:val="888888"/>
+          <w:sz w:val="18"/>
+          <w:szCs w:val="18"/>
+        </w:rPr>
+        <w:t xml:space="preserve">[数据] 存活修士：20人 | 突破：1次 | 大事件：18件</w:t>
+      </w:r>
+    </w:p>
+    <w:p>
+      <w:pPr>
+        <w:pStyle w:val="Heading2"/>
+        <w:spacing w:after="150" w:before="300"/>
+      </w:pPr>
+      <w:r>
+        <w:rPr>
+          <w:rFonts w:ascii="宋体" w:cs="宋体" w:eastAsia="宋体" w:hAnsi="宋体"/>
+          <w:b/>
+          <w:bCs/>
+          <w:color w:val="6B3A1F"/>
+          <w:sz w:val="28"/>
+          <w:szCs w:val="28"/>
+        </w:rPr>
+        <w:t xml:space="preserve">第21月至第25月</w:t>
       </w:r>
     </w:p>
     <w:p>
@@ -405,35 +523,7 @@
           <w:sz w:val="24"/>
           <w:szCs w:val="24"/>
         </w:rPr>
-        <w:t xml:space="preserve">苍渺大陆，第16月。寒风扫过灵脉荒野，天地间的灵气在夜色中悄然流动，隐约可见几道人影在各处蛰伏，修炼或谋划。</w:t>
-      </w:r>
-    </w:p>
-    <w:p>
-      <w:pPr>
-        <w:spacing w:after="60" w:before="60" w:line="360"/>
-        <w:ind w:firstLine="480"/>
-      </w:pPr>
-      <w:r>
-        <w:rPr>
-          <w:rFonts w:ascii="宋体" w:cs="宋体" w:eastAsia="宋体" w:hAnsi="宋体"/>
-          <w:sz w:val="24"/>
-          <w:szCs w:val="24"/>
-        </w:rPr>
-        <w:t xml:space="preserve">突破的那一刻，天地间仿佛静止了。丹田深处，一道桎梏轰然崩碎，磅礴的灵力如决堤洪流喷薄而出——练气九层，终于踏上了新的境界。</w:t>
-      </w:r>
-    </w:p>
-    <w:p>
-      <w:pPr>
-        <w:spacing w:after="60" w:before="60" w:line="360"/>
-        <w:ind w:firstLine="480"/>
-      </w:pPr>
-      <w:r>
-        <w:rPr>
-          <w:rFonts w:ascii="宋体" w:cs="宋体" w:eastAsia="宋体" w:hAnsi="宋体"/>
-          <w:sz w:val="24"/>
-          <w:szCs w:val="24"/>
-        </w:rPr>
-        <w:t xml:space="preserve">突破的那一刻，天地间仿佛静止了。丹田深处，一道桎梏轰然崩碎，磅礴的灵力如决堤洪流喷薄而出——【练气九层】！，终于踏上了新的境界。</w:t>
+        <w:t xml:space="preserve">苍渺大陆，第21月。寒风扫过灵脉荒野，天地间的灵气在夜色中悄然流动，隐约可见几道人影在各处蛰伏，修炼或谋划。</w:t>
       </w:r>
     </w:p>
     <w:p>
@@ -461,21 +551,21 @@
           <w:sz w:val="24"/>
           <w:szCs w:val="24"/>
         </w:rPr>
-        <w:t xml:space="preserve">江湖之上，🔍 魏玄机 探索有收获。，天下局势悄然生变。</w:t>
-      </w:r>
-    </w:p>
-    <w:p>
-      <w:pPr>
-        <w:spacing w:after="60" w:before="60" w:line="360"/>
-        <w:ind w:firstLine="480"/>
-      </w:pPr>
-      <w:r>
-        <w:rPr>
-          <w:rFonts w:ascii="宋体" w:cs="宋体" w:eastAsia="宋体" w:hAnsi="宋体"/>
-          <w:sz w:val="24"/>
-          <w:szCs w:val="24"/>
-        </w:rPr>
-        <w:t xml:space="preserve">第20月，苍渺大陆的天地棋盘又落下了几枚棋子。谁生谁死，谁主沉浮，尚未可知。</w:t>
+        <w:t xml:space="preserve">江湖之上，魏玄机 练气圆满，却无筑基丹，修炼停滞！，天下局势悄然生变。</w:t>
+      </w:r>
+    </w:p>
+    <w:p>
+      <w:pPr>
+        <w:spacing w:after="60" w:before="60" w:line="360"/>
+        <w:ind w:firstLine="480"/>
+      </w:pPr>
+      <w:r>
+        <w:rPr>
+          <w:rFonts w:ascii="宋体" w:cs="宋体" w:eastAsia="宋体" w:hAnsi="宋体"/>
+          <w:sz w:val="24"/>
+          <w:szCs w:val="24"/>
+        </w:rPr>
+        <w:t xml:space="preserve">当第25月的最后一缕灵气散尽，这一段因果，已然落定。</w:t>
       </w:r>
     </w:p>
     <w:p>
@@ -492,7 +582,7 @@
           <w:sz w:val="18"/>
           <w:szCs w:val="18"/>
         </w:rPr>
-        <w:t xml:space="preserve">[数据] 存活修士：20人 | 突破：1次 | 大事件：9件</w:t>
+        <w:t xml:space="preserve">[数据] 存活修士：20人 | 大事件：19件</w:t>
       </w:r>
     </w:p>
     <w:p>
@@ -509,7 +599,265 @@
           <w:sz w:val="28"/>
           <w:szCs w:val="28"/>
         </w:rPr>
-        <w:t xml:space="preserve">第21月至第25月</w:t>
+        <w:t xml:space="preserve">第26月至第30月</w:t>
+      </w:r>
+    </w:p>
+    <w:p>
+      <w:pPr>
+        <w:spacing w:after="200" w:before="200"/>
+        <w:jc w:val="center"/>
+      </w:pPr>
+      <w:r>
+        <w:drawing>
+          <wp:inline distT="0" distB="0" distL="0" distR="0">
+            <wp:extent cx="3810000" cy="2667000"/>
+            <wp:effectExtent t="0" r="0" b="0" l="0"/>
+            <wp:docPr id="1" name="illustration" descr="AI生成配图" title="章节配图"/>
+            <wp:cNvGraphicFramePr>
+              <a:graphicFrameLocks xmlns:a="http://schemas.openxmlformats.org/drawingml/2006/main" noChangeAspect="1"/>
+            </wp:cNvGraphicFramePr>
+            <a:graphic xmlns:a="http://schemas.openxmlformats.org/drawingml/2006/main">
+              <a:graphicData uri="http://schemas.openxmlformats.org/drawingml/2006/picture">
+                <pic:pic xmlns:pic="http://schemas.openxmlformats.org/drawingml/2006/picture">
+                  <pic:nvPicPr>
+                    <pic:cNvPr id="0" name="" descr=""/>
+                    <pic:cNvPicPr>
+                      <a:picLocks noChangeAspect="1" noChangeArrowheads="1"/>
+                    </pic:cNvPicPr>
+                  </pic:nvPicPr>
+                  <pic:blipFill>
+                    <a:blip r:embed="rId9" cstate="none"/>
+                    <a:srcRect/>
+                    <a:stretch>
+                      <a:fillRect/>
+                    </a:stretch>
+                  </pic:blipFill>
+                  <pic:spPr bwMode="auto">
+                    <a:xfrm>
+                      <a:off x="0" y="0"/>
+                      <a:ext cx="3810000" cy="2667000"/>
+                    </a:xfrm>
+                    <a:prstGeom prst="rect">
+                      <a:avLst/>
+                    </a:prstGeom>
+                  </pic:spPr>
+                </pic:pic>
+              </a:graphicData>
+            </a:graphic>
+          </wp:inline>
+        </w:drawing>
+      </w:r>
+    </w:p>
+    <w:p>
+      <w:pPr>
+        <w:spacing w:after="60" w:before="60" w:line="360"/>
+        <w:ind w:firstLine="480"/>
+      </w:pPr>
+      <w:r>
+        <w:rPr>
+          <w:rFonts w:ascii="宋体" w:cs="宋体" w:eastAsia="宋体" w:hAnsi="宋体"/>
+          <w:sz w:val="24"/>
+          <w:szCs w:val="24"/>
+        </w:rPr>
+        <w:t xml:space="preserve">第26月，青云城上空阴云沉沉，坊市里的叫卖声依旧，却难掩暗流涌动的杀机。灵气在这片天地间浓烈如雾，嗅得出血腥，也嗅得出机遇。</w:t>
+      </w:r>
+    </w:p>
+    <w:p>
+      <w:pPr>
+        <w:spacing w:after="60" w:before="60" w:line="360"/>
+        <w:ind w:firstLine="480"/>
+      </w:pPr>
+      <w:r>
+        <w:rPr>
+          <w:rFonts w:ascii="宋体" w:cs="宋体" w:eastAsia="宋体" w:hAnsi="宋体"/>
+          <w:sz w:val="24"/>
+          <w:szCs w:val="24"/>
+        </w:rPr>
+        <w:t xml:space="preserve">与此同时，各方修士也在暗流中各自筹谋——</w:t>
+      </w:r>
+    </w:p>
+    <w:p>
+      <w:pPr>
+        <w:spacing w:after="60" w:before="60" w:line="360"/>
+        <w:ind w:firstLine="480"/>
+      </w:pPr>
+      <w:r>
+        <w:rPr>
+          <w:rFonts w:ascii="宋体" w:cs="宋体" w:eastAsia="宋体" w:hAnsi="宋体"/>
+          <w:sz w:val="24"/>
+          <w:szCs w:val="24"/>
+        </w:rPr>
+        <w:t xml:space="preserve">江湖之上，魏玄机 练气圆满，却无筑基丹，修炼停滞！，天下局势悄然生变。</w:t>
+      </w:r>
+    </w:p>
+    <w:p>
+      <w:pPr>
+        <w:spacing w:after="60" w:before="60" w:line="360"/>
+        <w:ind w:firstLine="480"/>
+      </w:pPr>
+      <w:r>
+        <w:rPr>
+          <w:rFonts w:ascii="宋体" w:cs="宋体" w:eastAsia="宋体" w:hAnsi="宋体"/>
+          <w:sz w:val="24"/>
+          <w:szCs w:val="24"/>
+        </w:rPr>
+        <w:t xml:space="preserve">第30月，苍渺大陆的天地棋盘又落下了几枚棋子。谁生谁死，谁主沉浮，尚未可知。</w:t>
+      </w:r>
+    </w:p>
+    <w:p>
+      <w:pPr>
+        <w:spacing w:after="200" w:before="100"/>
+        <w:jc w:val="right"/>
+      </w:pPr>
+      <w:r>
+        <w:rPr>
+          <w:rFonts w:ascii="宋体" w:cs="宋体" w:eastAsia="宋体" w:hAnsi="宋体"/>
+          <w:i/>
+          <w:iCs/>
+          <w:color w:val="888888"/>
+          <w:sz w:val="18"/>
+          <w:szCs w:val="18"/>
+        </w:rPr>
+        <w:t xml:space="preserve">[数据] 存活修士：20人 | 大事件：11件</w:t>
+      </w:r>
+    </w:p>
+    <w:p>
+      <w:pPr>
+        <w:pStyle w:val="Heading2"/>
+        <w:spacing w:after="150" w:before="300"/>
+      </w:pPr>
+      <w:r>
+        <w:rPr>
+          <w:rFonts w:ascii="宋体" w:cs="宋体" w:eastAsia="宋体" w:hAnsi="宋体"/>
+          <w:b/>
+          <w:bCs/>
+          <w:color w:val="6B3A1F"/>
+          <w:sz w:val="28"/>
+          <w:szCs w:val="28"/>
+        </w:rPr>
+        <w:t xml:space="preserve">第31月至第35月</w:t>
+      </w:r>
+    </w:p>
+    <w:p>
+      <w:pPr>
+        <w:spacing w:after="200" w:before="200"/>
+        <w:jc w:val="center"/>
+      </w:pPr>
+      <w:r>
+        <w:drawing>
+          <wp:inline distT="0" distB="0" distL="0" distR="0">
+            <wp:extent cx="3810000" cy="2667000"/>
+            <wp:effectExtent t="0" r="0" b="0" l="0"/>
+            <wp:docPr id="1" name="illustration" descr="AI生成配图" title="章节配图"/>
+            <wp:cNvGraphicFramePr>
+              <a:graphicFrameLocks xmlns:a="http://schemas.openxmlformats.org/drawingml/2006/main" noChangeAspect="1"/>
+            </wp:cNvGraphicFramePr>
+            <a:graphic xmlns:a="http://schemas.openxmlformats.org/drawingml/2006/main">
+              <a:graphicData uri="http://schemas.openxmlformats.org/drawingml/2006/picture">
+                <pic:pic xmlns:pic="http://schemas.openxmlformats.org/drawingml/2006/picture">
+                  <pic:nvPicPr>
+                    <pic:cNvPr id="0" name="" descr=""/>
+                    <pic:cNvPicPr>
+                      <a:picLocks noChangeAspect="1" noChangeArrowheads="1"/>
+                    </pic:cNvPicPr>
+                  </pic:nvPicPr>
+                  <pic:blipFill>
+                    <a:blip r:embed="rId9" cstate="none"/>
+                    <a:srcRect/>
+                    <a:stretch>
+                      <a:fillRect/>
+                    </a:stretch>
+                  </pic:blipFill>
+                  <pic:spPr bwMode="auto">
+                    <a:xfrm>
+                      <a:off x="0" y="0"/>
+                      <a:ext cx="3810000" cy="2667000"/>
+                    </a:xfrm>
+                    <a:prstGeom prst="rect">
+                      <a:avLst/>
+                    </a:prstGeom>
+                  </pic:spPr>
+                </pic:pic>
+              </a:graphicData>
+            </a:graphic>
+          </wp:inline>
+        </w:drawing>
+      </w:r>
+    </w:p>
+    <w:p>
+      <w:pPr>
+        <w:spacing w:after="60" w:before="60" w:line="360"/>
+        <w:ind w:firstLine="480"/>
+      </w:pPr>
+      <w:r>
+        <w:rPr>
+          <w:rFonts w:ascii="宋体" w:cs="宋体" w:eastAsia="宋体" w:hAnsi="宋体"/>
+          <w:sz w:val="24"/>
+          <w:szCs w:val="24"/>
+        </w:rPr>
+        <w:t xml:space="preserve">苍渺大陆，第31月。寒风扫过灵脉荒野，天地间的灵气在夜色中悄然流动，隐约可见几道人影在各处蛰伏，修炼或谋划。</w:t>
+      </w:r>
+    </w:p>
+    <w:p>
+      <w:pPr>
+        <w:spacing w:after="60" w:before="60" w:line="360"/>
+        <w:ind w:firstLine="480"/>
+      </w:pPr>
+      <w:r>
+        <w:rPr>
+          <w:rFonts w:ascii="宋体" w:cs="宋体" w:eastAsia="宋体" w:hAnsi="宋体"/>
+          <w:sz w:val="24"/>
+          <w:szCs w:val="24"/>
+        </w:rPr>
+        <w:t xml:space="preserve">与此同时，各方修士也在暗流中各自筹谋——</w:t>
+      </w:r>
+    </w:p>
+    <w:p>
+      <w:pPr>
+        <w:spacing w:after="60" w:before="60" w:line="360"/>
+        <w:ind w:firstLine="480"/>
+      </w:pPr>
+      <w:r>
+        <w:rPr>
+          <w:rFonts w:ascii="宋体" w:cs="宋体" w:eastAsia="宋体" w:hAnsi="宋体"/>
+          <w:sz w:val="24"/>
+          <w:szCs w:val="24"/>
+        </w:rPr>
+        <w:t xml:space="preserve">第35月，苍渺大陆的天地棋盘又落下了几枚棋子。谁生谁死，谁主沉浮，尚未可知。</w:t>
+      </w:r>
+    </w:p>
+    <w:p>
+      <w:pPr>
+        <w:spacing w:after="200" w:before="100"/>
+        <w:jc w:val="right"/>
+      </w:pPr>
+      <w:r>
+        <w:rPr>
+          <w:rFonts w:ascii="宋体" w:cs="宋体" w:eastAsia="宋体" w:hAnsi="宋体"/>
+          <w:i/>
+          <w:iCs/>
+          <w:color w:val="888888"/>
+          <w:sz w:val="18"/>
+          <w:szCs w:val="18"/>
+        </w:rPr>
+        <w:t xml:space="preserve">[数据] 存活修士：20人 | 大事件：20件</w:t>
+      </w:r>
+    </w:p>
+    <w:p>
+      <w:pPr>
+        <w:pStyle w:val="Heading2"/>
+        <w:spacing w:after="150" w:before="300"/>
+      </w:pPr>
+      <w:r>
+        <w:rPr>
+          <w:rFonts w:ascii="宋体" w:cs="宋体" w:eastAsia="宋体" w:hAnsi="宋体"/>
+          <w:b/>
+          <w:bCs/>
+          <w:color w:val="6B3A1F"/>
+          <w:sz w:val="28"/>
+          <w:szCs w:val="28"/>
+        </w:rPr>
+        <w:t xml:space="preserve">第36月至第40月</w:t>
       </w:r>
     </w:p>
     <w:p>
@@ -569,7 +917,7 @@
           <w:sz w:val="24"/>
           <w:szCs w:val="24"/>
         </w:rPr>
-        <w:t xml:space="preserve">苍渺大陆，第21月。寒风扫过灵脉荒野，天地间的灵气在夜色中悄然流动，隐约可见几道人影在各处蛰伏，修炼或谋划。</w:t>
+        <w:t xml:space="preserve">灵脉荒野，第36月。地脉灵气从地缝中渗出，连空气都带着令人心悸的灵压。几道身影散落四方，各自打着自己的算盘。</w:t>
       </w:r>
     </w:p>
     <w:p>
@@ -597,21 +945,21 @@
           <w:sz w:val="24"/>
           <w:szCs w:val="24"/>
         </w:rPr>
-        <w:t xml:space="preserve">江湖之上，魏玄机 练气圆满，却无筑基丹，修炼停滞！，天下局势悄然生变。</w:t>
-      </w:r>
-    </w:p>
-    <w:p>
-      <w:pPr>
-        <w:spacing w:after="60" w:before="60" w:line="360"/>
-        <w:ind w:firstLine="480"/>
-      </w:pPr>
-      <w:r>
-        <w:rPr>
-          <w:rFonts w:ascii="宋体" w:cs="宋体" w:eastAsia="宋体" w:hAnsi="宋体"/>
-          <w:sz w:val="24"/>
-          <w:szCs w:val="24"/>
-        </w:rPr>
-        <w:t xml:space="preserve">当第25月的最后一缕灵气散尽，这一段因果，已然落定。</w:t>
+        <w:t xml:space="preserve">江湖之上，冯怒潮 练气圆满，却无筑基丹，修炼停滞！，天下局势悄然生变。</w:t>
+      </w:r>
+    </w:p>
+    <w:p>
+      <w:pPr>
+        <w:spacing w:after="60" w:before="60" w:line="360"/>
+        <w:ind w:firstLine="480"/>
+      </w:pPr>
+      <w:r>
+        <w:rPr>
+          <w:rFonts w:ascii="宋体" w:cs="宋体" w:eastAsia="宋体" w:hAnsi="宋体"/>
+          <w:sz w:val="24"/>
+          <w:szCs w:val="24"/>
+        </w:rPr>
+        <w:t xml:space="preserve">当第40月的最后一缕灵气散尽，这一段因果，已然落定。</w:t>
       </w:r>
     </w:p>
     <w:p>
@@ -628,7 +976,7 @@
           <w:sz w:val="18"/>
           <w:szCs w:val="18"/>
         </w:rPr>
-        <w:t xml:space="preserve">[数据] 存活修士：20人 | 大事件：19件</w:t>
+        <w:t xml:space="preserve">[数据] 存活修士：20人 | 大事件：11件</w:t>
       </w:r>
     </w:p>
     <w:p>
@@ -645,7 +993,7 @@
           <w:sz w:val="28"/>
           <w:szCs w:val="28"/>
         </w:rPr>
-        <w:t xml:space="preserve">第26月至第30月</w:t>
+        <w:t xml:space="preserve">第41月至第45月</w:t>
       </w:r>
     </w:p>
     <w:p>
@@ -705,7 +1053,7 @@
           <w:sz w:val="24"/>
           <w:szCs w:val="24"/>
         </w:rPr>
-        <w:t xml:space="preserve">第26月，青云城上空阴云沉沉，坊市里的叫卖声依旧，却难掩暗流涌动的杀机。灵气在这片天地间浓烈如雾，嗅得出血腥，也嗅得出机遇。</w:t>
+        <w:t xml:space="preserve">灵脉荒野，第41月。地脉灵气从地缝中渗出，连空气都带着令人心悸的灵压。几道身影散落四方，各自打着自己的算盘。</w:t>
       </w:r>
     </w:p>
     <w:p>
@@ -733,21 +1081,21 @@
           <w:sz w:val="24"/>
           <w:szCs w:val="24"/>
         </w:rPr>
-        <w:t xml:space="preserve">江湖之上，魏玄机 练气圆满，却无筑基丹，修炼停滞！，天下局势悄然生变。</w:t>
-      </w:r>
-    </w:p>
-    <w:p>
-      <w:pPr>
-        <w:spacing w:after="60" w:before="60" w:line="360"/>
-        <w:ind w:firstLine="480"/>
-      </w:pPr>
-      <w:r>
-        <w:rPr>
-          <w:rFonts w:ascii="宋体" w:cs="宋体" w:eastAsia="宋体" w:hAnsi="宋体"/>
-          <w:sz w:val="24"/>
-          <w:szCs w:val="24"/>
-        </w:rPr>
-        <w:t xml:space="preserve">第30月，苍渺大陆的天地棋盘又落下了几枚棋子。谁生谁死，谁主沉浮，尚未可知。</w:t>
+        <w:t xml:space="preserve">江湖之上，🔍 老赵掌柜 探索有收获。，天下局势悄然生变。</w:t>
+      </w:r>
+    </w:p>
+    <w:p>
+      <w:pPr>
+        <w:spacing w:after="60" w:before="60" w:line="360"/>
+        <w:ind w:firstLine="480"/>
+      </w:pPr>
+      <w:r>
+        <w:rPr>
+          <w:rFonts w:ascii="宋体" w:cs="宋体" w:eastAsia="宋体" w:hAnsi="宋体"/>
+          <w:sz w:val="24"/>
+          <w:szCs w:val="24"/>
+        </w:rPr>
+        <w:t xml:space="preserve">第45月，苍渺大陆的天地棋盘又落下了几枚棋子。谁生谁死，谁主沉浮，尚未可知。</w:t>
       </w:r>
     </w:p>
     <w:p>
@@ -764,7 +1112,7 @@
           <w:sz w:val="18"/>
           <w:szCs w:val="18"/>
         </w:rPr>
-        <w:t xml:space="preserve">[数据] 存活修士：20人 | 大事件：11件</w:t>
+        <w:t xml:space="preserve">[数据] 存活修士：20人 | 大事件：15件</w:t>
       </w:r>
     </w:p>
     <w:p>
@@ -781,7 +1129,7 @@
           <w:sz w:val="28"/>
           <w:szCs w:val="28"/>
         </w:rPr>
-        <w:t xml:space="preserve">第31月至第35月</w:t>
+        <w:t xml:space="preserve">第46月至第50月</w:t>
       </w:r>
     </w:p>
     <w:p>
@@ -841,7 +1189,21 @@
           <w:sz w:val="24"/>
           <w:szCs w:val="24"/>
         </w:rPr>
-        <w:t xml:space="preserve">苍渺大陆，第31月。寒风扫过灵脉荒野，天地间的灵气在夜色中悄然流动，隐约可见几道人影在各处蛰伏，修炼或谋划。</w:t>
+        <w:t xml:space="preserve">第46月，青云城上空阴云沉沉，坊市里的叫卖声依旧，却难掩暗流涌动的杀机。灵气在这片天地间浓烈如雾，嗅得出血腥，也嗅得出机遇。</w:t>
+      </w:r>
+    </w:p>
+    <w:p>
+      <w:pPr>
+        <w:spacing w:after="60" w:before="60" w:line="360"/>
+        <w:ind w:firstLine="480"/>
+      </w:pPr>
+      <w:r>
+        <w:rPr>
+          <w:rFonts w:ascii="宋体" w:cs="宋体" w:eastAsia="宋体" w:hAnsi="宋体"/>
+          <w:sz w:val="24"/>
+          <w:szCs w:val="24"/>
+        </w:rPr>
+        <w:t xml:space="preserve">天穹之上，隐隐有灵气漩涡凝聚，那是境界壁障破碎时才有的异象。滚滚灵压自丹田涌出，周身经脉尽皆震鸣——突破了，突破至练气七层！</w:t>
       </w:r>
     </w:p>
     <w:p>
@@ -869,7 +1231,21 @@
           <w:sz w:val="24"/>
           <w:szCs w:val="24"/>
         </w:rPr>
-        <w:t xml:space="preserve">第35月，苍渺大陆的天地棋盘又落下了几枚棋子。谁生谁死，谁主沉浮，尚未可知。</w:t>
+        <w:t xml:space="preserve">江湖之上，孟长歌 练气圆满，却无筑基丹，修炼停滞！，天下局势悄然生变。</w:t>
+      </w:r>
+    </w:p>
+    <w:p>
+      <w:pPr>
+        <w:spacing w:after="60" w:before="60" w:line="360"/>
+        <w:ind w:firstLine="480"/>
+      </w:pPr>
+      <w:r>
+        <w:rPr>
+          <w:rFonts w:ascii="宋体" w:cs="宋体" w:eastAsia="宋体" w:hAnsi="宋体"/>
+          <w:sz w:val="24"/>
+          <w:szCs w:val="24"/>
+        </w:rPr>
+        <w:t xml:space="preserve">第50月，苍渺大陆的天地棋盘又落下了几枚棋子。谁生谁死，谁主沉浮，尚未可知。</w:t>
       </w:r>
     </w:p>
     <w:p>
@@ -886,7 +1262,7 @@
           <w:sz w:val="18"/>
           <w:szCs w:val="18"/>
         </w:rPr>
-        <w:t xml:space="preserve">[数据] 存活修士：20人 | 大事件：20件</w:t>
+        <w:t xml:space="preserve">[数据] 存活修士：20人 | 突破：1次 | 大事件：9件</w:t>
       </w:r>
     </w:p>
     <w:p>
@@ -903,7 +1279,7 @@
           <w:sz w:val="28"/>
           <w:szCs w:val="28"/>
         </w:rPr>
-        <w:t xml:space="preserve">第36月至第40月</w:t>
+        <w:t xml:space="preserve">第51月至第55月</w:t>
       </w:r>
     </w:p>
     <w:p>
@@ -963,7 +1339,7 @@
           <w:sz w:val="24"/>
           <w:szCs w:val="24"/>
         </w:rPr>
-        <w:t xml:space="preserve">灵脉荒野，第36月。地脉灵气从地缝中渗出，连空气都带着令人心悸的灵压。几道身影散落四方，各自打着自己的算盘。</w:t>
+        <w:t xml:space="preserve">幽冥谷的磷火在第51月时格外幽蓝，腐败的灵气裹挟着死气，却也孕育着异样的契机。天地棋盘上，每一枚棋子都在悄然落位。</w:t>
       </w:r>
     </w:p>
     <w:p>
@@ -991,21 +1367,21 @@
           <w:sz w:val="24"/>
           <w:szCs w:val="24"/>
         </w:rPr>
-        <w:t xml:space="preserve">江湖之上，冯怒潮 练气圆满，却无筑基丹，修炼停滞！，天下局势悄然生变。</w:t>
-      </w:r>
-    </w:p>
-    <w:p>
-      <w:pPr>
-        <w:spacing w:after="60" w:before="60" w:line="360"/>
-        <w:ind w:firstLine="480"/>
-      </w:pPr>
-      <w:r>
-        <w:rPr>
-          <w:rFonts w:ascii="宋体" w:cs="宋体" w:eastAsia="宋体" w:hAnsi="宋体"/>
-          <w:sz w:val="24"/>
-          <w:szCs w:val="24"/>
-        </w:rPr>
-        <w:t xml:space="preserve">当第40月的最后一缕灵气散尽，这一段因果，已然落定。</w:t>
+        <w:t xml:space="preserve">江湖之上，🔍 苏寒衣 探索有收获。，天下局势悄然生变。</w:t>
+      </w:r>
+    </w:p>
+    <w:p>
+      <w:pPr>
+        <w:spacing w:after="60" w:before="60" w:line="360"/>
+        <w:ind w:firstLine="480"/>
+      </w:pPr>
+      <w:r>
+        <w:rPr>
+          <w:rFonts w:ascii="宋体" w:cs="宋体" w:eastAsia="宋体" w:hAnsi="宋体"/>
+          <w:sz w:val="24"/>
+          <w:szCs w:val="24"/>
+        </w:rPr>
+        <w:t xml:space="preserve">第55月，苍渺大陆的天地棋盘又落下了几枚棋子。谁生谁死，谁主沉浮，尚未可知。</w:t>
       </w:r>
     </w:p>
     <w:p>
@@ -1022,7 +1398,7 @@
           <w:sz w:val="18"/>
           <w:szCs w:val="18"/>
         </w:rPr>
-        <w:t xml:space="preserve">[数据] 存活修士：20人 | 大事件：11件</w:t>
+        <w:t xml:space="preserve">[数据] 存活修士：20人 | 大事件：15件</w:t>
       </w:r>
     </w:p>
     <w:p>
@@ -1039,293 +1415,7 @@
           <w:sz w:val="28"/>
           <w:szCs w:val="28"/>
         </w:rPr>
-        <w:t xml:space="preserve">第41月至第45月</w:t>
-      </w:r>
-    </w:p>
-    <w:p>
-      <w:pPr>
-        <w:spacing w:after="200" w:before="200"/>
-        <w:jc w:val="center"/>
-      </w:pPr>
-      <w:r>
-        <w:drawing>
-          <wp:inline distT="0" distB="0" distL="0" distR="0">
-            <wp:extent cx="3810000" cy="2667000"/>
-            <wp:effectExtent t="0" r="0" b="0" l="0"/>
-            <wp:docPr id="1" name="illustration" descr="AI生成配图" title="章节配图"/>
-            <wp:cNvGraphicFramePr>
-              <a:graphicFrameLocks xmlns:a="http://schemas.openxmlformats.org/drawingml/2006/main" noChangeAspect="1"/>
-            </wp:cNvGraphicFramePr>
-            <a:graphic xmlns:a="http://schemas.openxmlformats.org/drawingml/2006/main">
-              <a:graphicData uri="http://schemas.openxmlformats.org/drawingml/2006/picture">
-                <pic:pic xmlns:pic="http://schemas.openxmlformats.org/drawingml/2006/picture">
-                  <pic:nvPicPr>
-                    <pic:cNvPr id="0" name="" descr=""/>
-                    <pic:cNvPicPr>
-                      <a:picLocks noChangeAspect="1" noChangeArrowheads="1"/>
-                    </pic:cNvPicPr>
-                  </pic:nvPicPr>
-                  <pic:blipFill>
-                    <a:blip r:embed="rId11" cstate="none"/>
-                    <a:srcRect/>
-                    <a:stretch>
-                      <a:fillRect/>
-                    </a:stretch>
-                  </pic:blipFill>
-                  <pic:spPr bwMode="auto">
-                    <a:xfrm>
-                      <a:off x="0" y="0"/>
-                      <a:ext cx="3810000" cy="2667000"/>
-                    </a:xfrm>
-                    <a:prstGeom prst="rect">
-                      <a:avLst/>
-                    </a:prstGeom>
-                  </pic:spPr>
-                </pic:pic>
-              </a:graphicData>
-            </a:graphic>
-          </wp:inline>
-        </w:drawing>
-      </w:r>
-    </w:p>
-    <w:p>
-      <w:pPr>
-        <w:spacing w:after="60" w:before="60" w:line="360"/>
-        <w:ind w:firstLine="480"/>
-      </w:pPr>
-      <w:r>
-        <w:rPr>
-          <w:rFonts w:ascii="宋体" w:cs="宋体" w:eastAsia="宋体" w:hAnsi="宋体"/>
-          <w:sz w:val="24"/>
-          <w:szCs w:val="24"/>
-        </w:rPr>
-        <w:t xml:space="preserve">灵脉荒野，第41月。地脉灵气从地缝中渗出，连空气都带着令人心悸的灵压。几道身影散落四方，各自打着自己的算盘。</w:t>
-      </w:r>
-    </w:p>
-    <w:p>
-      <w:pPr>
-        <w:spacing w:after="60" w:before="60" w:line="360"/>
-        <w:ind w:firstLine="480"/>
-      </w:pPr>
-      <w:r>
-        <w:rPr>
-          <w:rFonts w:ascii="宋体" w:cs="宋体" w:eastAsia="宋体" w:hAnsi="宋体"/>
-          <w:sz w:val="24"/>
-          <w:szCs w:val="24"/>
-        </w:rPr>
-        <w:t xml:space="preserve">与此同时，各方修士也在暗流中各自筹谋——</w:t>
-      </w:r>
-    </w:p>
-    <w:p>
-      <w:pPr>
-        <w:spacing w:after="60" w:before="60" w:line="360"/>
-        <w:ind w:firstLine="480"/>
-      </w:pPr>
-      <w:r>
-        <w:rPr>
-          <w:rFonts w:ascii="宋体" w:cs="宋体" w:eastAsia="宋体" w:hAnsi="宋体"/>
-          <w:sz w:val="24"/>
-          <w:szCs w:val="24"/>
-        </w:rPr>
-        <w:t xml:space="preserve">江湖之上，🔍 老赵掌柜 探索有收获。，天下局势悄然生变。</w:t>
-      </w:r>
-    </w:p>
-    <w:p>
-      <w:pPr>
-        <w:spacing w:after="60" w:before="60" w:line="360"/>
-        <w:ind w:firstLine="480"/>
-      </w:pPr>
-      <w:r>
-        <w:rPr>
-          <w:rFonts w:ascii="宋体" w:cs="宋体" w:eastAsia="宋体" w:hAnsi="宋体"/>
-          <w:sz w:val="24"/>
-          <w:szCs w:val="24"/>
-        </w:rPr>
-        <w:t xml:space="preserve">第45月，苍渺大陆的天地棋盘又落下了几枚棋子。谁生谁死，谁主沉浮，尚未可知。</w:t>
-      </w:r>
-    </w:p>
-    <w:p>
-      <w:pPr>
-        <w:spacing w:after="200" w:before="100"/>
-        <w:jc w:val="right"/>
-      </w:pPr>
-      <w:r>
-        <w:rPr>
-          <w:rFonts w:ascii="宋体" w:cs="宋体" w:eastAsia="宋体" w:hAnsi="宋体"/>
-          <w:i/>
-          <w:iCs/>
-          <w:color w:val="888888"/>
-          <w:sz w:val="18"/>
-          <w:szCs w:val="18"/>
-        </w:rPr>
-        <w:t xml:space="preserve">[数据] 存活修士：20人 | 大事件：15件</w:t>
-      </w:r>
-    </w:p>
-    <w:p>
-      <w:pPr>
-        <w:pStyle w:val="Heading2"/>
-        <w:spacing w:after="150" w:before="300"/>
-      </w:pPr>
-      <w:r>
-        <w:rPr>
-          <w:rFonts w:ascii="宋体" w:cs="宋体" w:eastAsia="宋体" w:hAnsi="宋体"/>
-          <w:b/>
-          <w:bCs/>
-          <w:color w:val="6B3A1F"/>
-          <w:sz w:val="28"/>
-          <w:szCs w:val="28"/>
-        </w:rPr>
-        <w:t xml:space="preserve">第46月至第50月</w:t>
-      </w:r>
-    </w:p>
-    <w:p>
-      <w:pPr>
-        <w:spacing w:after="200" w:before="200"/>
-        <w:jc w:val="center"/>
-      </w:pPr>
-      <w:r>
-        <w:drawing>
-          <wp:inline distT="0" distB="0" distL="0" distR="0">
-            <wp:extent cx="3810000" cy="2667000"/>
-            <wp:effectExtent t="0" r="0" b="0" l="0"/>
-            <wp:docPr id="1" name="illustration" descr="AI生成配图" title="章节配图"/>
-            <wp:cNvGraphicFramePr>
-              <a:graphicFrameLocks xmlns:a="http://schemas.openxmlformats.org/drawingml/2006/main" noChangeAspect="1"/>
-            </wp:cNvGraphicFramePr>
-            <a:graphic xmlns:a="http://schemas.openxmlformats.org/drawingml/2006/main">
-              <a:graphicData uri="http://schemas.openxmlformats.org/drawingml/2006/picture">
-                <pic:pic xmlns:pic="http://schemas.openxmlformats.org/drawingml/2006/picture">
-                  <pic:nvPicPr>
-                    <pic:cNvPr id="0" name="" descr=""/>
-                    <pic:cNvPicPr>
-                      <a:picLocks noChangeAspect="1" noChangeArrowheads="1"/>
-                    </pic:cNvPicPr>
-                  </pic:nvPicPr>
-                  <pic:blipFill>
-                    <a:blip r:embed="rId11" cstate="none"/>
-                    <a:srcRect/>
-                    <a:stretch>
-                      <a:fillRect/>
-                    </a:stretch>
-                  </pic:blipFill>
-                  <pic:spPr bwMode="auto">
-                    <a:xfrm>
-                      <a:off x="0" y="0"/>
-                      <a:ext cx="3810000" cy="2667000"/>
-                    </a:xfrm>
-                    <a:prstGeom prst="rect">
-                      <a:avLst/>
-                    </a:prstGeom>
-                  </pic:spPr>
-                </pic:pic>
-              </a:graphicData>
-            </a:graphic>
-          </wp:inline>
-        </w:drawing>
-      </w:r>
-    </w:p>
-    <w:p>
-      <w:pPr>
-        <w:spacing w:after="60" w:before="60" w:line="360"/>
-        <w:ind w:firstLine="480"/>
-      </w:pPr>
-      <w:r>
-        <w:rPr>
-          <w:rFonts w:ascii="宋体" w:cs="宋体" w:eastAsia="宋体" w:hAnsi="宋体"/>
-          <w:sz w:val="24"/>
-          <w:szCs w:val="24"/>
-        </w:rPr>
-        <w:t xml:space="preserve">第46月，青云城上空阴云沉沉，坊市里的叫卖声依旧，却难掩暗流涌动的杀机。灵气在这片天地间浓烈如雾，嗅得出血腥，也嗅得出机遇。</w:t>
-      </w:r>
-    </w:p>
-    <w:p>
-      <w:pPr>
-        <w:spacing w:after="60" w:before="60" w:line="360"/>
-        <w:ind w:firstLine="480"/>
-      </w:pPr>
-      <w:r>
-        <w:rPr>
-          <w:rFonts w:ascii="宋体" w:cs="宋体" w:eastAsia="宋体" w:hAnsi="宋体"/>
-          <w:sz w:val="24"/>
-          <w:szCs w:val="24"/>
-        </w:rPr>
-        <w:t xml:space="preserve">天穹之上，隐隐有灵气漩涡凝聚，那是境界壁障破碎时才有的异象。滚滚灵压自丹田涌出，周身经脉尽皆震鸣——突破了，突破至练气七层！</w:t>
-      </w:r>
-    </w:p>
-    <w:p>
-      <w:pPr>
-        <w:spacing w:after="60" w:before="60" w:line="360"/>
-        <w:ind w:firstLine="480"/>
-      </w:pPr>
-      <w:r>
-        <w:rPr>
-          <w:rFonts w:ascii="宋体" w:cs="宋体" w:eastAsia="宋体" w:hAnsi="宋体"/>
-          <w:sz w:val="24"/>
-          <w:szCs w:val="24"/>
-        </w:rPr>
-        <w:t xml:space="preserve">与此同时，各方修士也在暗流中各自筹谋——</w:t>
-      </w:r>
-    </w:p>
-    <w:p>
-      <w:pPr>
-        <w:spacing w:after="60" w:before="60" w:line="360"/>
-        <w:ind w:firstLine="480"/>
-      </w:pPr>
-      <w:r>
-        <w:rPr>
-          <w:rFonts w:ascii="宋体" w:cs="宋体" w:eastAsia="宋体" w:hAnsi="宋体"/>
-          <w:sz w:val="24"/>
-          <w:szCs w:val="24"/>
-        </w:rPr>
-        <w:t xml:space="preserve">江湖之上，孟长歌 练气圆满，却无筑基丹，修炼停滞！，天下局势悄然生变。</w:t>
-      </w:r>
-    </w:p>
-    <w:p>
-      <w:pPr>
-        <w:spacing w:after="60" w:before="60" w:line="360"/>
-        <w:ind w:firstLine="480"/>
-      </w:pPr>
-      <w:r>
-        <w:rPr>
-          <w:rFonts w:ascii="宋体" w:cs="宋体" w:eastAsia="宋体" w:hAnsi="宋体"/>
-          <w:sz w:val="24"/>
-          <w:szCs w:val="24"/>
-        </w:rPr>
-        <w:t xml:space="preserve">第50月，苍渺大陆的天地棋盘又落下了几枚棋子。谁生谁死，谁主沉浮，尚未可知。</w:t>
-      </w:r>
-    </w:p>
-    <w:p>
-      <w:pPr>
-        <w:spacing w:after="200" w:before="100"/>
-        <w:jc w:val="right"/>
-      </w:pPr>
-      <w:r>
-        <w:rPr>
-          <w:rFonts w:ascii="宋体" w:cs="宋体" w:eastAsia="宋体" w:hAnsi="宋体"/>
-          <w:i/>
-          <w:iCs/>
-          <w:color w:val="888888"/>
-          <w:sz w:val="18"/>
-          <w:szCs w:val="18"/>
-        </w:rPr>
-        <w:t xml:space="preserve">[数据] 存活修士：20人 | 突破：1次 | 大事件：9件</w:t>
-      </w:r>
-    </w:p>
-    <w:p>
-      <w:pPr>
-        <w:pStyle w:val="Heading2"/>
-        <w:spacing w:after="150" w:before="300"/>
-      </w:pPr>
-      <w:r>
-        <w:rPr>
-          <w:rFonts w:ascii="宋体" w:cs="宋体" w:eastAsia="宋体" w:hAnsi="宋体"/>
-          <w:b/>
-          <w:bCs/>
-          <w:color w:val="6B3A1F"/>
-          <w:sz w:val="28"/>
-          <w:szCs w:val="28"/>
-        </w:rPr>
-        <w:t xml:space="preserve">第51月至第55月</w:t>
+        <w:t xml:space="preserve">第56月至第60月</w:t>
       </w:r>
     </w:p>
     <w:p>
@@ -1385,7 +1475,7 @@
           <w:sz w:val="24"/>
           <w:szCs w:val="24"/>
         </w:rPr>
-        <w:t xml:space="preserve">幽冥谷的磷火在第51月时格外幽蓝，腐败的灵气裹挟着死气，却也孕育着异样的契机。天地棋盘上，每一枚棋子都在悄然落位。</w:t>
+        <w:t xml:space="preserve">幽冥谷的磷火在第56月时格外幽蓝，腐败的灵气裹挟着死气，却也孕育着异样的契机。天地棋盘上，每一枚棋子都在悄然落位。</w:t>
       </w:r>
     </w:p>
     <w:p>
@@ -1413,21 +1503,21 @@
           <w:sz w:val="24"/>
           <w:szCs w:val="24"/>
         </w:rPr>
-        <w:t xml:space="preserve">江湖之上，🔍 苏寒衣 探索有收获。，天下局势悄然生变。</w:t>
-      </w:r>
-    </w:p>
-    <w:p>
-      <w:pPr>
-        <w:spacing w:after="60" w:before="60" w:line="360"/>
-        <w:ind w:firstLine="480"/>
-      </w:pPr>
-      <w:r>
-        <w:rPr>
-          <w:rFonts w:ascii="宋体" w:cs="宋体" w:eastAsia="宋体" w:hAnsi="宋体"/>
-          <w:sz w:val="24"/>
-          <w:szCs w:val="24"/>
-        </w:rPr>
-        <w:t xml:space="preserve">第55月，苍渺大陆的天地棋盘又落下了几枚棋子。谁生谁死，谁主沉浮，尚未可知。</w:t>
+        <w:t xml:space="preserve">江湖之上，魏玄机 练气圆满，却无筑基丹，修炼停滞！，天下局势悄然生变。</w:t>
+      </w:r>
+    </w:p>
+    <w:p>
+      <w:pPr>
+        <w:spacing w:after="60" w:before="60" w:line="360"/>
+        <w:ind w:firstLine="480"/>
+      </w:pPr>
+      <w:r>
+        <w:rPr>
+          <w:rFonts w:ascii="宋体" w:cs="宋体" w:eastAsia="宋体" w:hAnsi="宋体"/>
+          <w:sz w:val="24"/>
+          <w:szCs w:val="24"/>
+        </w:rPr>
+        <w:t xml:space="preserve">第60月，苍渺大陆的天地棋盘又落下了几枚棋子。谁生谁死，谁主沉浮，尚未可知。</w:t>
       </w:r>
     </w:p>
     <w:p>
@@ -1444,7 +1534,7 @@
           <w:sz w:val="18"/>
           <w:szCs w:val="18"/>
         </w:rPr>
-        <w:t xml:space="preserve">[数据] 存活修士：20人 | 大事件：15件</w:t>
+        <w:t xml:space="preserve">[数据] 存活修士：20人 | 大事件：12件</w:t>
       </w:r>
     </w:p>
     <w:p>
@@ -1461,7 +1551,7 @@
           <w:sz w:val="28"/>
           <w:szCs w:val="28"/>
         </w:rPr>
-        <w:t xml:space="preserve">第56月至第60月</w:t>
+        <w:t xml:space="preserve">第61月至第65月</w:t>
       </w:r>
     </w:p>
     <w:p>
@@ -1521,7 +1611,35 @@
           <w:sz w:val="24"/>
           <w:szCs w:val="24"/>
         </w:rPr>
-        <w:t xml:space="preserve">幽冥谷的磷火在第56月时格外幽蓝，腐败的灵气裹挟着死气，却也孕育着异样的契机。天地棋盘上，每一枚棋子都在悄然落位。</w:t>
+        <w:t xml:space="preserve">第61月，青云城上空阴云沉沉，坊市里的叫卖声依旧，却难掩暗流涌动的杀机。灵气在这片天地间浓烈如雾，嗅得出血腥，也嗅得出机遇。</w:t>
+      </w:r>
+    </w:p>
+    <w:p>
+      <w:pPr>
+        <w:spacing w:after="60" w:before="60" w:line="360"/>
+        <w:ind w:firstLine="480"/>
+      </w:pPr>
+      <w:r>
+        <w:rPr>
+          <w:rFonts w:ascii="宋体" w:cs="宋体" w:eastAsia="宋体" w:hAnsi="宋体"/>
+          <w:sz w:val="24"/>
+          <w:szCs w:val="24"/>
+        </w:rPr>
+        <w:t xml:space="preserve">天穹之上，隐隐有灵气漩涡凝聚，那是境界壁障破碎时才有的异象。滚滚灵压自丹田涌出，周身经脉尽皆震鸣——突破了，突破至练气十层！</w:t>
+      </w:r>
+    </w:p>
+    <w:p>
+      <w:pPr>
+        <w:spacing w:after="60" w:before="60" w:line="360"/>
+        <w:ind w:firstLine="480"/>
+      </w:pPr>
+      <w:r>
+        <w:rPr>
+          <w:rFonts w:ascii="宋体" w:cs="宋体" w:eastAsia="宋体" w:hAnsi="宋体"/>
+          <w:sz w:val="24"/>
+          <w:szCs w:val="24"/>
+        </w:rPr>
+        <w:t xml:space="preserve">天穹之上，隐隐有灵气漩涡凝聚，那是境界壁障破碎时才有的异象。滚滚灵压自丹田涌出，周身经脉尽皆震鸣——突破了，突破至【练气十层】！！</w:t>
       </w:r>
     </w:p>
     <w:p>
@@ -1549,21 +1667,21 @@
           <w:sz w:val="24"/>
           <w:szCs w:val="24"/>
         </w:rPr>
-        <w:t xml:space="preserve">江湖之上，魏玄机 练气圆满，却无筑基丹，修炼停滞！，天下局势悄然生变。</w:t>
-      </w:r>
-    </w:p>
-    <w:p>
-      <w:pPr>
-        <w:spacing w:after="60" w:before="60" w:line="360"/>
-        <w:ind w:firstLine="480"/>
-      </w:pPr>
-      <w:r>
-        <w:rPr>
-          <w:rFonts w:ascii="宋体" w:cs="宋体" w:eastAsia="宋体" w:hAnsi="宋体"/>
-          <w:sz w:val="24"/>
-          <w:szCs w:val="24"/>
-        </w:rPr>
-        <w:t xml:space="preserve">第60月，苍渺大陆的天地棋盘又落下了几枚棋子。谁生谁死，谁主沉浮，尚未可知。</w:t>
+        <w:t xml:space="preserve">江湖之上，冯怒潮 练气圆满，却无筑基丹，修炼停滞！，天下局势悄然生变。</w:t>
+      </w:r>
+    </w:p>
+    <w:p>
+      <w:pPr>
+        <w:spacing w:after="60" w:before="60" w:line="360"/>
+        <w:ind w:firstLine="480"/>
+      </w:pPr>
+      <w:r>
+        <w:rPr>
+          <w:rFonts w:ascii="宋体" w:cs="宋体" w:eastAsia="宋体" w:hAnsi="宋体"/>
+          <w:sz w:val="24"/>
+          <w:szCs w:val="24"/>
+        </w:rPr>
+        <w:t xml:space="preserve">当第65月的最后一缕灵气散尽，这一段因果，已然落定。</w:t>
       </w:r>
     </w:p>
     <w:p>
@@ -1580,7 +1698,7 @@
           <w:sz w:val="18"/>
           <w:szCs w:val="18"/>
         </w:rPr>
-        <w:t xml:space="preserve">[数据] 存活修士：20人 | 大事件：12件</w:t>
+        <w:t xml:space="preserve">[数据] 存活修士：20人 | 突破：1次 | 大事件：15件</w:t>
       </w:r>
     </w:p>
     <w:p>
@@ -1597,7 +1715,7 @@
           <w:sz w:val="28"/>
           <w:szCs w:val="28"/>
         </w:rPr>
-        <w:t xml:space="preserve">第61月至第65月</w:t>
+        <w:t xml:space="preserve">第66月至第70月</w:t>
       </w:r>
     </w:p>
     <w:p>
@@ -1657,35 +1775,7 @@
           <w:sz w:val="24"/>
           <w:szCs w:val="24"/>
         </w:rPr>
-        <w:t xml:space="preserve">第61月，青云城上空阴云沉沉，坊市里的叫卖声依旧，却难掩暗流涌动的杀机。灵气在这片天地间浓烈如雾，嗅得出血腥，也嗅得出机遇。</w:t>
-      </w:r>
-    </w:p>
-    <w:p>
-      <w:pPr>
-        <w:spacing w:after="60" w:before="60" w:line="360"/>
-        <w:ind w:firstLine="480"/>
-      </w:pPr>
-      <w:r>
-        <w:rPr>
-          <w:rFonts w:ascii="宋体" w:cs="宋体" w:eastAsia="宋体" w:hAnsi="宋体"/>
-          <w:sz w:val="24"/>
-          <w:szCs w:val="24"/>
-        </w:rPr>
-        <w:t xml:space="preserve">天穹之上，隐隐有灵气漩涡凝聚，那是境界壁障破碎时才有的异象。滚滚灵压自丹田涌出，周身经脉尽皆震鸣——突破了，突破至练气十层！</w:t>
-      </w:r>
-    </w:p>
-    <w:p>
-      <w:pPr>
-        <w:spacing w:after="60" w:before="60" w:line="360"/>
-        <w:ind w:firstLine="480"/>
-      </w:pPr>
-      <w:r>
-        <w:rPr>
-          <w:rFonts w:ascii="宋体" w:cs="宋体" w:eastAsia="宋体" w:hAnsi="宋体"/>
-          <w:sz w:val="24"/>
-          <w:szCs w:val="24"/>
-        </w:rPr>
-        <w:t xml:space="preserve">天穹之上，隐隐有灵气漩涡凝聚，那是境界壁障破碎时才有的异象。滚滚灵压自丹田涌出，周身经脉尽皆震鸣——突破了，突破至【练气十层】！！</w:t>
+        <w:t xml:space="preserve">幽冥谷的磷火在第66月时格外幽蓝，腐败的灵气裹挟着死气，却也孕育着异样的契机。天地棋盘上，每一枚棋子都在悄然落位。</w:t>
       </w:r>
     </w:p>
     <w:p>
@@ -1713,21 +1803,21 @@
           <w:sz w:val="24"/>
           <w:szCs w:val="24"/>
         </w:rPr>
-        <w:t xml:space="preserve">江湖之上，冯怒潮 练气圆满，却无筑基丹，修炼停滞！，天下局势悄然生变。</w:t>
-      </w:r>
-    </w:p>
-    <w:p>
-      <w:pPr>
-        <w:spacing w:after="60" w:before="60" w:line="360"/>
-        <w:ind w:firstLine="480"/>
-      </w:pPr>
-      <w:r>
-        <w:rPr>
-          <w:rFonts w:ascii="宋体" w:cs="宋体" w:eastAsia="宋体" w:hAnsi="宋体"/>
-          <w:sz w:val="24"/>
-          <w:szCs w:val="24"/>
-        </w:rPr>
-        <w:t xml:space="preserve">当第65月的最后一缕灵气散尽，这一段因果，已然落定。</w:t>
+        <w:t xml:space="preserve">江湖之上，红袖添香 练气圆满，却无筑基丹，修炼停滞！，天下局势悄然生变。</w:t>
+      </w:r>
+    </w:p>
+    <w:p>
+      <w:pPr>
+        <w:spacing w:after="60" w:before="60" w:line="360"/>
+        <w:ind w:firstLine="480"/>
+      </w:pPr>
+      <w:r>
+        <w:rPr>
+          <w:rFonts w:ascii="宋体" w:cs="宋体" w:eastAsia="宋体" w:hAnsi="宋体"/>
+          <w:sz w:val="24"/>
+          <w:szCs w:val="24"/>
+        </w:rPr>
+        <w:t xml:space="preserve">第70月，苍渺大陆的天地棋盘又落下了几枚棋子。谁生谁死，谁主沉浮，尚未可知。</w:t>
       </w:r>
     </w:p>
     <w:p>
@@ -1744,7 +1834,7 @@
           <w:sz w:val="18"/>
           <w:szCs w:val="18"/>
         </w:rPr>
-        <w:t xml:space="preserve">[数据] 存活修士：20人 | 突破：1次 | 大事件：15件</w:t>
+        <w:t xml:space="preserve">[数据] 存活修士：20人 | 大事件：10件</w:t>
       </w:r>
     </w:p>
     <w:p>
@@ -1761,7 +1851,279 @@
           <w:sz w:val="28"/>
           <w:szCs w:val="28"/>
         </w:rPr>
-        <w:t xml:space="preserve">第66月至第70月</w:t>
+        <w:t xml:space="preserve">第71月至第75月</w:t>
+      </w:r>
+    </w:p>
+    <w:p>
+      <w:pPr>
+        <w:spacing w:after="200" w:before="200"/>
+        <w:jc w:val="center"/>
+      </w:pPr>
+      <w:r>
+        <w:drawing>
+          <wp:inline distT="0" distB="0" distL="0" distR="0">
+            <wp:extent cx="3810000" cy="2667000"/>
+            <wp:effectExtent t="0" r="0" b="0" l="0"/>
+            <wp:docPr id="1" name="illustration" descr="AI生成配图" title="章节配图"/>
+            <wp:cNvGraphicFramePr>
+              <a:graphicFrameLocks xmlns:a="http://schemas.openxmlformats.org/drawingml/2006/main" noChangeAspect="1"/>
+            </wp:cNvGraphicFramePr>
+            <a:graphic xmlns:a="http://schemas.openxmlformats.org/drawingml/2006/main">
+              <a:graphicData uri="http://schemas.openxmlformats.org/drawingml/2006/picture">
+                <pic:pic xmlns:pic="http://schemas.openxmlformats.org/drawingml/2006/picture">
+                  <pic:nvPicPr>
+                    <pic:cNvPr id="0" name="" descr=""/>
+                    <pic:cNvPicPr>
+                      <a:picLocks noChangeAspect="1" noChangeArrowheads="1"/>
+                    </pic:cNvPicPr>
+                  </pic:nvPicPr>
+                  <pic:blipFill>
+                    <a:blip r:embed="rId14" cstate="none"/>
+                    <a:srcRect/>
+                    <a:stretch>
+                      <a:fillRect/>
+                    </a:stretch>
+                  </pic:blipFill>
+                  <pic:spPr bwMode="auto">
+                    <a:xfrm>
+                      <a:off x="0" y="0"/>
+                      <a:ext cx="3810000" cy="2667000"/>
+                    </a:xfrm>
+                    <a:prstGeom prst="rect">
+                      <a:avLst/>
+                    </a:prstGeom>
+                  </pic:spPr>
+                </pic:pic>
+              </a:graphicData>
+            </a:graphic>
+          </wp:inline>
+        </w:drawing>
+      </w:r>
+    </w:p>
+    <w:p>
+      <w:pPr>
+        <w:spacing w:after="60" w:before="60" w:line="360"/>
+        <w:ind w:firstLine="480"/>
+      </w:pPr>
+      <w:r>
+        <w:rPr>
+          <w:rFonts w:ascii="宋体" w:cs="宋体" w:eastAsia="宋体" w:hAnsi="宋体"/>
+          <w:sz w:val="24"/>
+          <w:szCs w:val="24"/>
+        </w:rPr>
+        <w:t xml:space="preserve">第71月，青云城上空阴云沉沉，坊市里的叫卖声依旧，却难掩暗流涌动的杀机。灵气在这片天地间浓烈如雾，嗅得出血腥，也嗅得出机遇。</w:t>
+      </w:r>
+    </w:p>
+    <w:p>
+      <w:pPr>
+        <w:spacing w:after="60" w:before="60" w:line="360"/>
+        <w:ind w:firstLine="480"/>
+      </w:pPr>
+      <w:r>
+        <w:rPr>
+          <w:rFonts w:ascii="宋体" w:cs="宋体" w:eastAsia="宋体" w:hAnsi="宋体"/>
+          <w:sz w:val="24"/>
+          <w:szCs w:val="24"/>
+        </w:rPr>
+        <w:t xml:space="preserve">与此同时，各方修士也在暗流中各自筹谋——</w:t>
+      </w:r>
+    </w:p>
+    <w:p>
+      <w:pPr>
+        <w:spacing w:after="60" w:before="60" w:line="360"/>
+        <w:ind w:firstLine="480"/>
+      </w:pPr>
+      <w:r>
+        <w:rPr>
+          <w:rFonts w:ascii="宋体" w:cs="宋体" w:eastAsia="宋体" w:hAnsi="宋体"/>
+          <w:sz w:val="24"/>
+          <w:szCs w:val="24"/>
+        </w:rPr>
+        <w:t xml:space="preserve">江湖之上，冯怒潮 练气圆满，却无筑基丹，修炼停滞！，天下局势悄然生变。</w:t>
+      </w:r>
+    </w:p>
+    <w:p>
+      <w:pPr>
+        <w:spacing w:after="60" w:before="60" w:line="360"/>
+        <w:ind w:firstLine="480"/>
+      </w:pPr>
+      <w:r>
+        <w:rPr>
+          <w:rFonts w:ascii="宋体" w:cs="宋体" w:eastAsia="宋体" w:hAnsi="宋体"/>
+          <w:sz w:val="24"/>
+          <w:szCs w:val="24"/>
+        </w:rPr>
+        <w:t xml:space="preserve">血与道，从来不曾分离。第75月的故事，暂且写到这里。</w:t>
+      </w:r>
+    </w:p>
+    <w:p>
+      <w:pPr>
+        <w:spacing w:after="200" w:before="100"/>
+        <w:jc w:val="right"/>
+      </w:pPr>
+      <w:r>
+        <w:rPr>
+          <w:rFonts w:ascii="宋体" w:cs="宋体" w:eastAsia="宋体" w:hAnsi="宋体"/>
+          <w:i/>
+          <w:iCs/>
+          <w:color w:val="888888"/>
+          <w:sz w:val="18"/>
+          <w:szCs w:val="18"/>
+        </w:rPr>
+        <w:t xml:space="preserve">[数据] 存活修士：20人 | 大事件：10件</w:t>
+      </w:r>
+    </w:p>
+    <w:p>
+      <w:pPr>
+        <w:pStyle w:val="Heading2"/>
+        <w:spacing w:after="150" w:before="300"/>
+      </w:pPr>
+      <w:r>
+        <w:rPr>
+          <w:rFonts w:ascii="宋体" w:cs="宋体" w:eastAsia="宋体" w:hAnsi="宋体"/>
+          <w:b/>
+          <w:bCs/>
+          <w:color w:val="6B3A1F"/>
+          <w:sz w:val="28"/>
+          <w:szCs w:val="28"/>
+        </w:rPr>
+        <w:t xml:space="preserve">第76月至第80月</w:t>
+      </w:r>
+    </w:p>
+    <w:p>
+      <w:pPr>
+        <w:spacing w:after="200" w:before="200"/>
+        <w:jc w:val="center"/>
+      </w:pPr>
+      <w:r>
+        <w:drawing>
+          <wp:inline distT="0" distB="0" distL="0" distR="0">
+            <wp:extent cx="3810000" cy="2667000"/>
+            <wp:effectExtent t="0" r="0" b="0" l="0"/>
+            <wp:docPr id="1" name="illustration" descr="AI生成配图" title="章节配图"/>
+            <wp:cNvGraphicFramePr>
+              <a:graphicFrameLocks xmlns:a="http://schemas.openxmlformats.org/drawingml/2006/main" noChangeAspect="1"/>
+            </wp:cNvGraphicFramePr>
+            <a:graphic xmlns:a="http://schemas.openxmlformats.org/drawingml/2006/main">
+              <a:graphicData uri="http://schemas.openxmlformats.org/drawingml/2006/picture">
+                <pic:pic xmlns:pic="http://schemas.openxmlformats.org/drawingml/2006/picture">
+                  <pic:nvPicPr>
+                    <pic:cNvPr id="0" name="" descr=""/>
+                    <pic:cNvPicPr>
+                      <a:picLocks noChangeAspect="1" noChangeArrowheads="1"/>
+                    </pic:cNvPicPr>
+                  </pic:nvPicPr>
+                  <pic:blipFill>
+                    <a:blip r:embed="rId14" cstate="none"/>
+                    <a:srcRect/>
+                    <a:stretch>
+                      <a:fillRect/>
+                    </a:stretch>
+                  </pic:blipFill>
+                  <pic:spPr bwMode="auto">
+                    <a:xfrm>
+                      <a:off x="0" y="0"/>
+                      <a:ext cx="3810000" cy="2667000"/>
+                    </a:xfrm>
+                    <a:prstGeom prst="rect">
+                      <a:avLst/>
+                    </a:prstGeom>
+                  </pic:spPr>
+                </pic:pic>
+              </a:graphicData>
+            </a:graphic>
+          </wp:inline>
+        </w:drawing>
+      </w:r>
+    </w:p>
+    <w:p>
+      <w:pPr>
+        <w:spacing w:after="60" w:before="60" w:line="360"/>
+        <w:ind w:firstLine="480"/>
+      </w:pPr>
+      <w:r>
+        <w:rPr>
+          <w:rFonts w:ascii="宋体" w:cs="宋体" w:eastAsia="宋体" w:hAnsi="宋体"/>
+          <w:sz w:val="24"/>
+          <w:szCs w:val="24"/>
+        </w:rPr>
+        <w:t xml:space="preserve">第76月，青云城上空阴云沉沉，坊市里的叫卖声依旧，却难掩暗流涌动的杀机。灵气在这片天地间浓烈如雾，嗅得出血腥，也嗅得出机遇。</w:t>
+      </w:r>
+    </w:p>
+    <w:p>
+      <w:pPr>
+        <w:spacing w:after="60" w:before="60" w:line="360"/>
+        <w:ind w:firstLine="480"/>
+      </w:pPr>
+      <w:r>
+        <w:rPr>
+          <w:rFonts w:ascii="宋体" w:cs="宋体" w:eastAsia="宋体" w:hAnsi="宋体"/>
+          <w:sz w:val="24"/>
+          <w:szCs w:val="24"/>
+        </w:rPr>
+        <w:t xml:space="preserve">与此同时，各方修士也在暗流中各自筹谋——</w:t>
+      </w:r>
+    </w:p>
+    <w:p>
+      <w:pPr>
+        <w:spacing w:after="60" w:before="60" w:line="360"/>
+        <w:ind w:firstLine="480"/>
+      </w:pPr>
+      <w:r>
+        <w:rPr>
+          <w:rFonts w:ascii="宋体" w:cs="宋体" w:eastAsia="宋体" w:hAnsi="宋体"/>
+          <w:sz w:val="24"/>
+          <w:szCs w:val="24"/>
+        </w:rPr>
+        <w:t xml:space="preserve">江湖之上，🔍 陆霜华 探索有收获。，天下局势悄然生变。</w:t>
+      </w:r>
+    </w:p>
+    <w:p>
+      <w:pPr>
+        <w:spacing w:after="60" w:before="60" w:line="360"/>
+        <w:ind w:firstLine="480"/>
+      </w:pPr>
+      <w:r>
+        <w:rPr>
+          <w:rFonts w:ascii="宋体" w:cs="宋体" w:eastAsia="宋体" w:hAnsi="宋体"/>
+          <w:sz w:val="24"/>
+          <w:szCs w:val="24"/>
+        </w:rPr>
+        <w:t xml:space="preserve">血与道，从来不曾分离。第80月的故事，暂且写到这里。</w:t>
+      </w:r>
+    </w:p>
+    <w:p>
+      <w:pPr>
+        <w:spacing w:after="200" w:before="100"/>
+        <w:jc w:val="right"/>
+      </w:pPr>
+      <w:r>
+        <w:rPr>
+          <w:rFonts w:ascii="宋体" w:cs="宋体" w:eastAsia="宋体" w:hAnsi="宋体"/>
+          <w:i/>
+          <w:iCs/>
+          <w:color w:val="888888"/>
+          <w:sz w:val="18"/>
+          <w:szCs w:val="18"/>
+        </w:rPr>
+        <w:t xml:space="preserve">[数据] 存活修士：20人 | 大事件：13件</w:t>
+      </w:r>
+    </w:p>
+    <w:p>
+      <w:pPr>
+        <w:pStyle w:val="Heading2"/>
+        <w:spacing w:after="150" w:before="300"/>
+      </w:pPr>
+      <w:r>
+        <w:rPr>
+          <w:rFonts w:ascii="宋体" w:cs="宋体" w:eastAsia="宋体" w:hAnsi="宋体"/>
+          <w:b/>
+          <w:bCs/>
+          <w:color w:val="6B3A1F"/>
+          <w:sz w:val="28"/>
+          <w:szCs w:val="28"/>
+        </w:rPr>
+        <w:t xml:space="preserve">第81月至第85月</w:t>
       </w:r>
     </w:p>
     <w:p>
@@ -1821,7 +2183,21 @@
           <w:sz w:val="24"/>
           <w:szCs w:val="24"/>
         </w:rPr>
-        <w:t xml:space="preserve">幽冥谷的磷火在第66月时格外幽蓝，腐败的灵气裹挟着死气，却也孕育着异样的契机。天地棋盘上，每一枚棋子都在悄然落位。</w:t>
+        <w:t xml:space="preserve">第81月，青云城上空阴云沉沉，坊市里的叫卖声依旧，却难掩暗流涌动的杀机。灵气在这片天地间浓烈如雾，嗅得出血腥，也嗅得出机遇。</w:t>
+      </w:r>
+    </w:p>
+    <w:p>
+      <w:pPr>
+        <w:spacing w:after="60" w:before="60" w:line="360"/>
+        <w:ind w:firstLine="480"/>
+      </w:pPr>
+      <w:r>
+        <w:rPr>
+          <w:rFonts w:ascii="宋体" w:cs="宋体" w:eastAsia="宋体" w:hAnsi="宋体"/>
+          <w:sz w:val="24"/>
+          <w:szCs w:val="24"/>
+        </w:rPr>
+        <w:t xml:space="preserve">天穹之上，隐隐有灵气漩涡凝聚，那是境界壁障破碎时才有的异象。滚滚灵压自丹田涌出，周身经脉尽皆震鸣——突破了，突破至练气十层！</w:t>
       </w:r>
     </w:p>
     <w:p>
@@ -1849,21 +2225,21 @@
           <w:sz w:val="24"/>
           <w:szCs w:val="24"/>
         </w:rPr>
-        <w:t xml:space="preserve">江湖之上，红袖添香 练气圆满，却无筑基丹，修炼停滞！，天下局势悄然生变。</w:t>
-      </w:r>
-    </w:p>
-    <w:p>
-      <w:pPr>
-        <w:spacing w:after="60" w:before="60" w:line="360"/>
-        <w:ind w:firstLine="480"/>
-      </w:pPr>
-      <w:r>
-        <w:rPr>
-          <w:rFonts w:ascii="宋体" w:cs="宋体" w:eastAsia="宋体" w:hAnsi="宋体"/>
-          <w:sz w:val="24"/>
-          <w:szCs w:val="24"/>
-        </w:rPr>
-        <w:t xml:space="preserve">第70月，苍渺大陆的天地棋盘又落下了几枚棋子。谁生谁死，谁主沉浮，尚未可知。</w:t>
+        <w:t xml:space="preserve">江湖之上，🔍 魏玄机 探索有收获。，天下局势悄然生变。</w:t>
+      </w:r>
+    </w:p>
+    <w:p>
+      <w:pPr>
+        <w:spacing w:after="60" w:before="60" w:line="360"/>
+        <w:ind w:firstLine="480"/>
+      </w:pPr>
+      <w:r>
+        <w:rPr>
+          <w:rFonts w:ascii="宋体" w:cs="宋体" w:eastAsia="宋体" w:hAnsi="宋体"/>
+          <w:sz w:val="24"/>
+          <w:szCs w:val="24"/>
+        </w:rPr>
+        <w:t xml:space="preserve">血与道，从来不曾分离。第85月的故事，暂且写到这里。</w:t>
       </w:r>
     </w:p>
     <w:p>
@@ -1880,7 +2256,7 @@
           <w:sz w:val="18"/>
           <w:szCs w:val="18"/>
         </w:rPr>
-        <w:t xml:space="preserve">[数据] 存活修士：20人 | 大事件：10件</w:t>
+        <w:t xml:space="preserve">[数据] 存活修士：20人 | 突破：1次 | 大事件：23件</w:t>
       </w:r>
     </w:p>
     <w:p>
@@ -1897,279 +2273,7 @@
           <w:sz w:val="28"/>
           <w:szCs w:val="28"/>
         </w:rPr>
-        <w:t xml:space="preserve">第71月至第75月</w:t>
-      </w:r>
-    </w:p>
-    <w:p>
-      <w:pPr>
-        <w:spacing w:after="200" w:before="200"/>
-        <w:jc w:val="center"/>
-      </w:pPr>
-      <w:r>
-        <w:drawing>
-          <wp:inline distT="0" distB="0" distL="0" distR="0">
-            <wp:extent cx="3810000" cy="2667000"/>
-            <wp:effectExtent t="0" r="0" b="0" l="0"/>
-            <wp:docPr id="1" name="illustration" descr="AI生成配图" title="章节配图"/>
-            <wp:cNvGraphicFramePr>
-              <a:graphicFrameLocks xmlns:a="http://schemas.openxmlformats.org/drawingml/2006/main" noChangeAspect="1"/>
-            </wp:cNvGraphicFramePr>
-            <a:graphic xmlns:a="http://schemas.openxmlformats.org/drawingml/2006/main">
-              <a:graphicData uri="http://schemas.openxmlformats.org/drawingml/2006/picture">
-                <pic:pic xmlns:pic="http://schemas.openxmlformats.org/drawingml/2006/picture">
-                  <pic:nvPicPr>
-                    <pic:cNvPr id="0" name="" descr=""/>
-                    <pic:cNvPicPr>
-                      <a:picLocks noChangeAspect="1" noChangeArrowheads="1"/>
-                    </pic:cNvPicPr>
-                  </pic:nvPicPr>
-                  <pic:blipFill>
-                    <a:blip r:embed="rId15" cstate="none"/>
-                    <a:srcRect/>
-                    <a:stretch>
-                      <a:fillRect/>
-                    </a:stretch>
-                  </pic:blipFill>
-                  <pic:spPr bwMode="auto">
-                    <a:xfrm>
-                      <a:off x="0" y="0"/>
-                      <a:ext cx="3810000" cy="2667000"/>
-                    </a:xfrm>
-                    <a:prstGeom prst="rect">
-                      <a:avLst/>
-                    </a:prstGeom>
-                  </pic:spPr>
-                </pic:pic>
-              </a:graphicData>
-            </a:graphic>
-          </wp:inline>
-        </w:drawing>
-      </w:r>
-    </w:p>
-    <w:p>
-      <w:pPr>
-        <w:spacing w:after="60" w:before="60" w:line="360"/>
-        <w:ind w:firstLine="480"/>
-      </w:pPr>
-      <w:r>
-        <w:rPr>
-          <w:rFonts w:ascii="宋体" w:cs="宋体" w:eastAsia="宋体" w:hAnsi="宋体"/>
-          <w:sz w:val="24"/>
-          <w:szCs w:val="24"/>
-        </w:rPr>
-        <w:t xml:space="preserve">第71月，青云城上空阴云沉沉，坊市里的叫卖声依旧，却难掩暗流涌动的杀机。灵气在这片天地间浓烈如雾，嗅得出血腥，也嗅得出机遇。</w:t>
-      </w:r>
-    </w:p>
-    <w:p>
-      <w:pPr>
-        <w:spacing w:after="60" w:before="60" w:line="360"/>
-        <w:ind w:firstLine="480"/>
-      </w:pPr>
-      <w:r>
-        <w:rPr>
-          <w:rFonts w:ascii="宋体" w:cs="宋体" w:eastAsia="宋体" w:hAnsi="宋体"/>
-          <w:sz w:val="24"/>
-          <w:szCs w:val="24"/>
-        </w:rPr>
-        <w:t xml:space="preserve">与此同时，各方修士也在暗流中各自筹谋——</w:t>
-      </w:r>
-    </w:p>
-    <w:p>
-      <w:pPr>
-        <w:spacing w:after="60" w:before="60" w:line="360"/>
-        <w:ind w:firstLine="480"/>
-      </w:pPr>
-      <w:r>
-        <w:rPr>
-          <w:rFonts w:ascii="宋体" w:cs="宋体" w:eastAsia="宋体" w:hAnsi="宋体"/>
-          <w:sz w:val="24"/>
-          <w:szCs w:val="24"/>
-        </w:rPr>
-        <w:t xml:space="preserve">江湖之上，冯怒潮 练气圆满，却无筑基丹，修炼停滞！，天下局势悄然生变。</w:t>
-      </w:r>
-    </w:p>
-    <w:p>
-      <w:pPr>
-        <w:spacing w:after="60" w:before="60" w:line="360"/>
-        <w:ind w:firstLine="480"/>
-      </w:pPr>
-      <w:r>
-        <w:rPr>
-          <w:rFonts w:ascii="宋体" w:cs="宋体" w:eastAsia="宋体" w:hAnsi="宋体"/>
-          <w:sz w:val="24"/>
-          <w:szCs w:val="24"/>
-        </w:rPr>
-        <w:t xml:space="preserve">血与道，从来不曾分离。第75月的故事，暂且写到这里。</w:t>
-      </w:r>
-    </w:p>
-    <w:p>
-      <w:pPr>
-        <w:spacing w:after="200" w:before="100"/>
-        <w:jc w:val="right"/>
-      </w:pPr>
-      <w:r>
-        <w:rPr>
-          <w:rFonts w:ascii="宋体" w:cs="宋体" w:eastAsia="宋体" w:hAnsi="宋体"/>
-          <w:i/>
-          <w:iCs/>
-          <w:color w:val="888888"/>
-          <w:sz w:val="18"/>
-          <w:szCs w:val="18"/>
-        </w:rPr>
-        <w:t xml:space="preserve">[数据] 存活修士：20人 | 大事件：10件</w:t>
-      </w:r>
-    </w:p>
-    <w:p>
-      <w:pPr>
-        <w:pStyle w:val="Heading2"/>
-        <w:spacing w:after="150" w:before="300"/>
-      </w:pPr>
-      <w:r>
-        <w:rPr>
-          <w:rFonts w:ascii="宋体" w:cs="宋体" w:eastAsia="宋体" w:hAnsi="宋体"/>
-          <w:b/>
-          <w:bCs/>
-          <w:color w:val="6B3A1F"/>
-          <w:sz w:val="28"/>
-          <w:szCs w:val="28"/>
-        </w:rPr>
-        <w:t xml:space="preserve">第76月至第80月</w:t>
-      </w:r>
-    </w:p>
-    <w:p>
-      <w:pPr>
-        <w:spacing w:after="200" w:before="200"/>
-        <w:jc w:val="center"/>
-      </w:pPr>
-      <w:r>
-        <w:drawing>
-          <wp:inline distT="0" distB="0" distL="0" distR="0">
-            <wp:extent cx="3810000" cy="2667000"/>
-            <wp:effectExtent t="0" r="0" b="0" l="0"/>
-            <wp:docPr id="1" name="illustration" descr="AI生成配图" title="章节配图"/>
-            <wp:cNvGraphicFramePr>
-              <a:graphicFrameLocks xmlns:a="http://schemas.openxmlformats.org/drawingml/2006/main" noChangeAspect="1"/>
-            </wp:cNvGraphicFramePr>
-            <a:graphic xmlns:a="http://schemas.openxmlformats.org/drawingml/2006/main">
-              <a:graphicData uri="http://schemas.openxmlformats.org/drawingml/2006/picture">
-                <pic:pic xmlns:pic="http://schemas.openxmlformats.org/drawingml/2006/picture">
-                  <pic:nvPicPr>
-                    <pic:cNvPr id="0" name="" descr=""/>
-                    <pic:cNvPicPr>
-                      <a:picLocks noChangeAspect="1" noChangeArrowheads="1"/>
-                    </pic:cNvPicPr>
-                  </pic:nvPicPr>
-                  <pic:blipFill>
-                    <a:blip r:embed="rId15" cstate="none"/>
-                    <a:srcRect/>
-                    <a:stretch>
-                      <a:fillRect/>
-                    </a:stretch>
-                  </pic:blipFill>
-                  <pic:spPr bwMode="auto">
-                    <a:xfrm>
-                      <a:off x="0" y="0"/>
-                      <a:ext cx="3810000" cy="2667000"/>
-                    </a:xfrm>
-                    <a:prstGeom prst="rect">
-                      <a:avLst/>
-                    </a:prstGeom>
-                  </pic:spPr>
-                </pic:pic>
-              </a:graphicData>
-            </a:graphic>
-          </wp:inline>
-        </w:drawing>
-      </w:r>
-    </w:p>
-    <w:p>
-      <w:pPr>
-        <w:spacing w:after="60" w:before="60" w:line="360"/>
-        <w:ind w:firstLine="480"/>
-      </w:pPr>
-      <w:r>
-        <w:rPr>
-          <w:rFonts w:ascii="宋体" w:cs="宋体" w:eastAsia="宋体" w:hAnsi="宋体"/>
-          <w:sz w:val="24"/>
-          <w:szCs w:val="24"/>
-        </w:rPr>
-        <w:t xml:space="preserve">第76月，青云城上空阴云沉沉，坊市里的叫卖声依旧，却难掩暗流涌动的杀机。灵气在这片天地间浓烈如雾，嗅得出血腥，也嗅得出机遇。</w:t>
-      </w:r>
-    </w:p>
-    <w:p>
-      <w:pPr>
-        <w:spacing w:after="60" w:before="60" w:line="360"/>
-        <w:ind w:firstLine="480"/>
-      </w:pPr>
-      <w:r>
-        <w:rPr>
-          <w:rFonts w:ascii="宋体" w:cs="宋体" w:eastAsia="宋体" w:hAnsi="宋体"/>
-          <w:sz w:val="24"/>
-          <w:szCs w:val="24"/>
-        </w:rPr>
-        <w:t xml:space="preserve">与此同时，各方修士也在暗流中各自筹谋——</w:t>
-      </w:r>
-    </w:p>
-    <w:p>
-      <w:pPr>
-        <w:spacing w:after="60" w:before="60" w:line="360"/>
-        <w:ind w:firstLine="480"/>
-      </w:pPr>
-      <w:r>
-        <w:rPr>
-          <w:rFonts w:ascii="宋体" w:cs="宋体" w:eastAsia="宋体" w:hAnsi="宋体"/>
-          <w:sz w:val="24"/>
-          <w:szCs w:val="24"/>
-        </w:rPr>
-        <w:t xml:space="preserve">江湖之上，🔍 陆霜华 探索有收获。，天下局势悄然生变。</w:t>
-      </w:r>
-    </w:p>
-    <w:p>
-      <w:pPr>
-        <w:spacing w:after="60" w:before="60" w:line="360"/>
-        <w:ind w:firstLine="480"/>
-      </w:pPr>
-      <w:r>
-        <w:rPr>
-          <w:rFonts w:ascii="宋体" w:cs="宋体" w:eastAsia="宋体" w:hAnsi="宋体"/>
-          <w:sz w:val="24"/>
-          <w:szCs w:val="24"/>
-        </w:rPr>
-        <w:t xml:space="preserve">血与道，从来不曾分离。第80月的故事，暂且写到这里。</w:t>
-      </w:r>
-    </w:p>
-    <w:p>
-      <w:pPr>
-        <w:spacing w:after="200" w:before="100"/>
-        <w:jc w:val="right"/>
-      </w:pPr>
-      <w:r>
-        <w:rPr>
-          <w:rFonts w:ascii="宋体" w:cs="宋体" w:eastAsia="宋体" w:hAnsi="宋体"/>
-          <w:i/>
-          <w:iCs/>
-          <w:color w:val="888888"/>
-          <w:sz w:val="18"/>
-          <w:szCs w:val="18"/>
-        </w:rPr>
-        <w:t xml:space="preserve">[数据] 存活修士：20人 | 大事件：13件</w:t>
-      </w:r>
-    </w:p>
-    <w:p>
-      <w:pPr>
-        <w:pStyle w:val="Heading2"/>
-        <w:spacing w:after="150" w:before="300"/>
-      </w:pPr>
-      <w:r>
-        <w:rPr>
-          <w:rFonts w:ascii="宋体" w:cs="宋体" w:eastAsia="宋体" w:hAnsi="宋体"/>
-          <w:b/>
-          <w:bCs/>
-          <w:color w:val="6B3A1F"/>
-          <w:sz w:val="28"/>
-          <w:szCs w:val="28"/>
-        </w:rPr>
-        <w:t xml:space="preserve">第81月至第85月</w:t>
+        <w:t xml:space="preserve">第86月至第90月</w:t>
       </w:r>
     </w:p>
     <w:p>
@@ -2229,21 +2333,35 @@
           <w:sz w:val="24"/>
           <w:szCs w:val="24"/>
         </w:rPr>
-        <w:t xml:space="preserve">第81月，青云城上空阴云沉沉，坊市里的叫卖声依旧，却难掩暗流涌动的杀机。灵气在这片天地间浓烈如雾，嗅得出血腥，也嗅得出机遇。</w:t>
-      </w:r>
-    </w:p>
-    <w:p>
-      <w:pPr>
-        <w:spacing w:after="60" w:before="60" w:line="360"/>
-        <w:ind w:firstLine="480"/>
-      </w:pPr>
-      <w:r>
-        <w:rPr>
-          <w:rFonts w:ascii="宋体" w:cs="宋体" w:eastAsia="宋体" w:hAnsi="宋体"/>
-          <w:sz w:val="24"/>
-          <w:szCs w:val="24"/>
-        </w:rPr>
-        <w:t xml:space="preserve">天穹之上，隐隐有灵气漩涡凝聚，那是境界壁障破碎时才有的异象。滚滚灵压自丹田涌出，周身经脉尽皆震鸣——突破了，突破至练气十层！</w:t>
+        <w:t xml:space="preserve">第86月，青云城上空阴云沉沉，坊市里的叫卖声依旧，却难掩暗流涌动的杀机。灵气在这片天地间浓烈如雾，嗅得出血腥，也嗅得出机遇。</w:t>
+      </w:r>
+    </w:p>
+    <w:p>
+      <w:pPr>
+        <w:spacing w:after="60" w:before="60" w:line="360"/>
+        <w:ind w:firstLine="480"/>
+      </w:pPr>
+      <w:r>
+        <w:rPr>
+          <w:rFonts w:ascii="宋体" w:cs="宋体" w:eastAsia="宋体" w:hAnsi="宋体"/>
+          <w:sz w:val="24"/>
+          <w:szCs w:val="24"/>
+        </w:rPr>
+        <w:t xml:space="preserve">天穹之上，隐隐有灵气漩涡凝聚，那是境界壁障破碎时才有的异象。滚滚灵压自丹田涌出，周身经脉尽皆震鸣——突破了，突破至练气六层！</w:t>
+      </w:r>
+    </w:p>
+    <w:p>
+      <w:pPr>
+        <w:spacing w:after="60" w:before="60" w:line="360"/>
+        <w:ind w:firstLine="480"/>
+      </w:pPr>
+      <w:r>
+        <w:rPr>
+          <w:rFonts w:ascii="宋体" w:cs="宋体" w:eastAsia="宋体" w:hAnsi="宋体"/>
+          <w:sz w:val="24"/>
+          <w:szCs w:val="24"/>
+        </w:rPr>
+        <w:t xml:space="preserve">天穹之上，隐隐有灵气漩涡凝聚，那是境界壁障破碎时才有的异象。滚滚灵压自丹田涌出，周身经脉尽皆震鸣——突破了，突破至【练气六层】！！</w:t>
       </w:r>
     </w:p>
     <w:p>
@@ -2271,21 +2389,21 @@
           <w:sz w:val="24"/>
           <w:szCs w:val="24"/>
         </w:rPr>
-        <w:t xml:space="preserve">江湖之上，🔍 魏玄机 探索有收获。，天下局势悄然生变。</w:t>
-      </w:r>
-    </w:p>
-    <w:p>
-      <w:pPr>
-        <w:spacing w:after="60" w:before="60" w:line="360"/>
-        <w:ind w:firstLine="480"/>
-      </w:pPr>
-      <w:r>
-        <w:rPr>
-          <w:rFonts w:ascii="宋体" w:cs="宋体" w:eastAsia="宋体" w:hAnsi="宋体"/>
-          <w:sz w:val="24"/>
-          <w:szCs w:val="24"/>
-        </w:rPr>
-        <w:t xml:space="preserve">血与道，从来不曾分离。第85月的故事，暂且写到这里。</w:t>
+        <w:t xml:space="preserve">江湖之上，冯怒潮 练气圆满，却无筑基丹，修炼停滞！，天下局势悄然生变。</w:t>
+      </w:r>
+    </w:p>
+    <w:p>
+      <w:pPr>
+        <w:spacing w:after="60" w:before="60" w:line="360"/>
+        <w:ind w:firstLine="480"/>
+      </w:pPr>
+      <w:r>
+        <w:rPr>
+          <w:rFonts w:ascii="宋体" w:cs="宋体" w:eastAsia="宋体" w:hAnsi="宋体"/>
+          <w:sz w:val="24"/>
+          <w:szCs w:val="24"/>
+        </w:rPr>
+        <w:t xml:space="preserve">当第90月的最后一缕灵气散尽，这一段因果，已然落定。</w:t>
       </w:r>
     </w:p>
     <w:p>
@@ -2302,7 +2420,7 @@
           <w:sz w:val="18"/>
           <w:szCs w:val="18"/>
         </w:rPr>
-        <w:t xml:space="preserve">[数据] 存活修士：20人 | 突破：1次 | 大事件：23件</w:t>
+        <w:t xml:space="preserve">[数据] 存活修士：20人 | 突破：1次 | 大事件：11件</w:t>
       </w:r>
     </w:p>
     <w:p>
@@ -2319,7 +2437,7 @@
           <w:sz w:val="28"/>
           <w:szCs w:val="28"/>
         </w:rPr>
-        <w:t xml:space="preserve">第86月至第90月</w:t>
+        <w:t xml:space="preserve">第91月至第95月</w:t>
       </w:r>
     </w:p>
     <w:p>
@@ -2379,35 +2497,21 @@
           <w:sz w:val="24"/>
           <w:szCs w:val="24"/>
         </w:rPr>
-        <w:t xml:space="preserve">第86月，青云城上空阴云沉沉，坊市里的叫卖声依旧，却难掩暗流涌动的杀机。灵气在这片天地间浓烈如雾，嗅得出血腥，也嗅得出机遇。</w:t>
-      </w:r>
-    </w:p>
-    <w:p>
-      <w:pPr>
-        <w:spacing w:after="60" w:before="60" w:line="360"/>
-        <w:ind w:firstLine="480"/>
-      </w:pPr>
-      <w:r>
-        <w:rPr>
-          <w:rFonts w:ascii="宋体" w:cs="宋体" w:eastAsia="宋体" w:hAnsi="宋体"/>
-          <w:sz w:val="24"/>
-          <w:szCs w:val="24"/>
-        </w:rPr>
-        <w:t xml:space="preserve">天穹之上，隐隐有灵气漩涡凝聚，那是境界壁障破碎时才有的异象。滚滚灵压自丹田涌出，周身经脉尽皆震鸣——突破了，突破至练气六层！</w:t>
-      </w:r>
-    </w:p>
-    <w:p>
-      <w:pPr>
-        <w:spacing w:after="60" w:before="60" w:line="360"/>
-        <w:ind w:firstLine="480"/>
-      </w:pPr>
-      <w:r>
-        <w:rPr>
-          <w:rFonts w:ascii="宋体" w:cs="宋体" w:eastAsia="宋体" w:hAnsi="宋体"/>
-          <w:sz w:val="24"/>
-          <w:szCs w:val="24"/>
-        </w:rPr>
-        <w:t xml:space="preserve">天穹之上，隐隐有灵气漩涡凝聚，那是境界壁障破碎时才有的异象。滚滚灵压自丹田涌出，周身经脉尽皆震鸣——突破了，突破至【练气六层】！！</w:t>
+        <w:t xml:space="preserve">灵脉荒野，第91月。地脉灵气从地缝中渗出，连空气都带着令人心悸的灵压。几道身影散落四方，各自打着自己的算盘。</w:t>
+      </w:r>
+    </w:p>
+    <w:p>
+      <w:pPr>
+        <w:spacing w:after="60" w:before="60" w:line="360"/>
+        <w:ind w:firstLine="480"/>
+      </w:pPr>
+      <w:r>
+        <w:rPr>
+          <w:rFonts w:ascii="宋体" w:cs="宋体" w:eastAsia="宋体" w:hAnsi="宋体"/>
+          <w:sz w:val="24"/>
+          <w:szCs w:val="24"/>
+        </w:rPr>
+        <w:t xml:space="preserve">天穹之上，隐隐有灵气漩涡凝聚，那是境界壁障破碎时才有的异象。滚滚灵压自丹田涌出，周身经脉尽皆震鸣——突破了，突破至练气二层！</w:t>
       </w:r>
     </w:p>
     <w:p>
@@ -2435,21 +2539,21 @@
           <w:sz w:val="24"/>
           <w:szCs w:val="24"/>
         </w:rPr>
-        <w:t xml:space="preserve">江湖之上，冯怒潮 练气圆满，却无筑基丹，修炼停滞！，天下局势悄然生变。</w:t>
-      </w:r>
-    </w:p>
-    <w:p>
-      <w:pPr>
-        <w:spacing w:after="60" w:before="60" w:line="360"/>
-        <w:ind w:firstLine="480"/>
-      </w:pPr>
-      <w:r>
-        <w:rPr>
-          <w:rFonts w:ascii="宋体" w:cs="宋体" w:eastAsia="宋体" w:hAnsi="宋体"/>
-          <w:sz w:val="24"/>
-          <w:szCs w:val="24"/>
-        </w:rPr>
-        <w:t xml:space="preserve">当第90月的最后一缕灵气散尽，这一段因果，已然落定。</w:t>
+        <w:t xml:space="preserve">江湖之上，红袖添香 练气圆满，却无筑基丹，修炼停滞！，天下局势悄然生变。</w:t>
+      </w:r>
+    </w:p>
+    <w:p>
+      <w:pPr>
+        <w:spacing w:after="60" w:before="60" w:line="360"/>
+        <w:ind w:firstLine="480"/>
+      </w:pPr>
+      <w:r>
+        <w:rPr>
+          <w:rFonts w:ascii="宋体" w:cs="宋体" w:eastAsia="宋体" w:hAnsi="宋体"/>
+          <w:sz w:val="24"/>
+          <w:szCs w:val="24"/>
+        </w:rPr>
+        <w:t xml:space="preserve">当第95月的最后一缕灵气散尽，这一段因果，已然落定。</w:t>
       </w:r>
     </w:p>
     <w:p>
@@ -2466,7 +2570,7 @@
           <w:sz w:val="18"/>
           <w:szCs w:val="18"/>
         </w:rPr>
-        <w:t xml:space="preserve">[数据] 存活修士：20人 | 突破：1次 | 大事件：11件</w:t>
+        <w:t xml:space="preserve">[数据] 存活修士：20人 | 突破：1次 | 大事件：13件</w:t>
       </w:r>
     </w:p>
     <w:p>
@@ -2483,7 +2587,7 @@
           <w:sz w:val="28"/>
           <w:szCs w:val="28"/>
         </w:rPr>
-        <w:t xml:space="preserve">第91月至第95月</w:t>
+        <w:t xml:space="preserve">第96月至第100月</w:t>
       </w:r>
     </w:p>
     <w:p>
@@ -2511,156 +2615,6 @@
                   </pic:nvPicPr>
                   <pic:blipFill>
                     <a:blip r:embed="rId18" cstate="none"/>
-                    <a:srcRect/>
-                    <a:stretch>
-                      <a:fillRect/>
-                    </a:stretch>
-                  </pic:blipFill>
-                  <pic:spPr bwMode="auto">
-                    <a:xfrm>
-                      <a:off x="0" y="0"/>
-                      <a:ext cx="3810000" cy="2667000"/>
-                    </a:xfrm>
-                    <a:prstGeom prst="rect">
-                      <a:avLst/>
-                    </a:prstGeom>
-                  </pic:spPr>
-                </pic:pic>
-              </a:graphicData>
-            </a:graphic>
-          </wp:inline>
-        </w:drawing>
-      </w:r>
-    </w:p>
-    <w:p>
-      <w:pPr>
-        <w:spacing w:after="60" w:before="60" w:line="360"/>
-        <w:ind w:firstLine="480"/>
-      </w:pPr>
-      <w:r>
-        <w:rPr>
-          <w:rFonts w:ascii="宋体" w:cs="宋体" w:eastAsia="宋体" w:hAnsi="宋体"/>
-          <w:sz w:val="24"/>
-          <w:szCs w:val="24"/>
-        </w:rPr>
-        <w:t xml:space="preserve">灵脉荒野，第91月。地脉灵气从地缝中渗出，连空气都带着令人心悸的灵压。几道身影散落四方，各自打着自己的算盘。</w:t>
-      </w:r>
-    </w:p>
-    <w:p>
-      <w:pPr>
-        <w:spacing w:after="60" w:before="60" w:line="360"/>
-        <w:ind w:firstLine="480"/>
-      </w:pPr>
-      <w:r>
-        <w:rPr>
-          <w:rFonts w:ascii="宋体" w:cs="宋体" w:eastAsia="宋体" w:hAnsi="宋体"/>
-          <w:sz w:val="24"/>
-          <w:szCs w:val="24"/>
-        </w:rPr>
-        <w:t xml:space="preserve">天穹之上，隐隐有灵气漩涡凝聚，那是境界壁障破碎时才有的异象。滚滚灵压自丹田涌出，周身经脉尽皆震鸣——突破了，突破至练气二层！</w:t>
-      </w:r>
-    </w:p>
-    <w:p>
-      <w:pPr>
-        <w:spacing w:after="60" w:before="60" w:line="360"/>
-        <w:ind w:firstLine="480"/>
-      </w:pPr>
-      <w:r>
-        <w:rPr>
-          <w:rFonts w:ascii="宋体" w:cs="宋体" w:eastAsia="宋体" w:hAnsi="宋体"/>
-          <w:sz w:val="24"/>
-          <w:szCs w:val="24"/>
-        </w:rPr>
-        <w:t xml:space="preserve">与此同时，各方修士也在暗流中各自筹谋——</w:t>
-      </w:r>
-    </w:p>
-    <w:p>
-      <w:pPr>
-        <w:spacing w:after="60" w:before="60" w:line="360"/>
-        <w:ind w:firstLine="480"/>
-      </w:pPr>
-      <w:r>
-        <w:rPr>
-          <w:rFonts w:ascii="宋体" w:cs="宋体" w:eastAsia="宋体" w:hAnsi="宋体"/>
-          <w:sz w:val="24"/>
-          <w:szCs w:val="24"/>
-        </w:rPr>
-        <w:t xml:space="preserve">江湖之上，红袖添香 练气圆满，却无筑基丹，修炼停滞！，天下局势悄然生变。</w:t>
-      </w:r>
-    </w:p>
-    <w:p>
-      <w:pPr>
-        <w:spacing w:after="60" w:before="60" w:line="360"/>
-        <w:ind w:firstLine="480"/>
-      </w:pPr>
-      <w:r>
-        <w:rPr>
-          <w:rFonts w:ascii="宋体" w:cs="宋体" w:eastAsia="宋体" w:hAnsi="宋体"/>
-          <w:sz w:val="24"/>
-          <w:szCs w:val="24"/>
-        </w:rPr>
-        <w:t xml:space="preserve">当第95月的最后一缕灵气散尽，这一段因果，已然落定。</w:t>
-      </w:r>
-    </w:p>
-    <w:p>
-      <w:pPr>
-        <w:spacing w:after="200" w:before="100"/>
-        <w:jc w:val="right"/>
-      </w:pPr>
-      <w:r>
-        <w:rPr>
-          <w:rFonts w:ascii="宋体" w:cs="宋体" w:eastAsia="宋体" w:hAnsi="宋体"/>
-          <w:i/>
-          <w:iCs/>
-          <w:color w:val="888888"/>
-          <w:sz w:val="18"/>
-          <w:szCs w:val="18"/>
-        </w:rPr>
-        <w:t xml:space="preserve">[数据] 存活修士：20人 | 突破：1次 | 大事件：13件</w:t>
-      </w:r>
-    </w:p>
-    <w:p>
-      <w:pPr>
-        <w:pStyle w:val="Heading2"/>
-        <w:spacing w:after="150" w:before="300"/>
-      </w:pPr>
-      <w:r>
-        <w:rPr>
-          <w:rFonts w:ascii="宋体" w:cs="宋体" w:eastAsia="宋体" w:hAnsi="宋体"/>
-          <w:b/>
-          <w:bCs/>
-          <w:color w:val="6B3A1F"/>
-          <w:sz w:val="28"/>
-          <w:szCs w:val="28"/>
-        </w:rPr>
-        <w:t xml:space="preserve">第96月至第100月</w:t>
-      </w:r>
-    </w:p>
-    <w:p>
-      <w:pPr>
-        <w:spacing w:after="200" w:before="200"/>
-        <w:jc w:val="center"/>
-      </w:pPr>
-      <w:r>
-        <w:drawing>
-          <wp:inline distT="0" distB="0" distL="0" distR="0">
-            <wp:extent cx="3810000" cy="2667000"/>
-            <wp:effectExtent t="0" r="0" b="0" l="0"/>
-            <wp:docPr id="1" name="illustration" descr="AI生成配图" title="章节配图"/>
-            <wp:cNvGraphicFramePr>
-              <a:graphicFrameLocks xmlns:a="http://schemas.openxmlformats.org/drawingml/2006/main" noChangeAspect="1"/>
-            </wp:cNvGraphicFramePr>
-            <a:graphic xmlns:a="http://schemas.openxmlformats.org/drawingml/2006/main">
-              <a:graphicData uri="http://schemas.openxmlformats.org/drawingml/2006/picture">
-                <pic:pic xmlns:pic="http://schemas.openxmlformats.org/drawingml/2006/picture">
-                  <pic:nvPicPr>
-                    <pic:cNvPr id="0" name="" descr=""/>
-                    <pic:cNvPicPr>
-                      <a:picLocks noChangeAspect="1" noChangeArrowheads="1"/>
-                    </pic:cNvPicPr>
-                  </pic:nvPicPr>
-                  <pic:blipFill>
-                    <a:blip r:embed="rId19" cstate="none"/>
                     <a:srcRect/>
                     <a:stretch>
                       <a:fillRect/>

--- a/xianxia_story.docx
+++ b/xianxia_story.docx
@@ -468,52 +468,6 @@
     </w:p>
     <w:p>
       <w:pPr>
-        <w:spacing w:after="200" w:before="200"/>
-        <w:jc w:val="center"/>
-      </w:pPr>
-      <w:r>
-        <w:drawing>
-          <wp:inline distT="0" distB="0" distL="0" distR="0">
-            <wp:extent cx="3810000" cy="2667000"/>
-            <wp:effectExtent t="0" r="0" b="0" l="0"/>
-            <wp:docPr id="1" name="illustration" descr="AI生成配图" title="章节配图"/>
-            <wp:cNvGraphicFramePr>
-              <a:graphicFrameLocks xmlns:a="http://schemas.openxmlformats.org/drawingml/2006/main" noChangeAspect="1"/>
-            </wp:cNvGraphicFramePr>
-            <a:graphic xmlns:a="http://schemas.openxmlformats.org/drawingml/2006/main">
-              <a:graphicData uri="http://schemas.openxmlformats.org/drawingml/2006/picture">
-                <pic:pic xmlns:pic="http://schemas.openxmlformats.org/drawingml/2006/picture">
-                  <pic:nvPicPr>
-                    <pic:cNvPr id="0" name="" descr=""/>
-                    <pic:cNvPicPr>
-                      <a:picLocks noChangeAspect="1" noChangeArrowheads="1"/>
-                    </pic:cNvPicPr>
-                  </pic:nvPicPr>
-                  <pic:blipFill>
-                    <a:blip r:embed="rId9" cstate="none"/>
-                    <a:srcRect/>
-                    <a:stretch>
-                      <a:fillRect/>
-                    </a:stretch>
-                  </pic:blipFill>
-                  <pic:spPr bwMode="auto">
-                    <a:xfrm>
-                      <a:off x="0" y="0"/>
-                      <a:ext cx="3810000" cy="2667000"/>
-                    </a:xfrm>
-                    <a:prstGeom prst="rect">
-                      <a:avLst/>
-                    </a:prstGeom>
-                  </pic:spPr>
-                </pic:pic>
-              </a:graphicData>
-            </a:graphic>
-          </wp:inline>
-        </w:drawing>
-      </w:r>
-    </w:p>
-    <w:p>
-      <w:pPr>
         <w:spacing w:after="60" w:before="60" w:line="360"/>
         <w:ind w:firstLine="480"/>
       </w:pPr>
@@ -551,7 +505,7 @@
           <w:sz w:val="24"/>
           <w:szCs w:val="24"/>
         </w:rPr>
-        <w:t xml:space="preserve">江湖之上，魏玄机 练气圆满，却无筑基丹，修炼停滞！，天下局势悄然生变。</w:t>
+        <w:t xml:space="preserve">江湖之上，冯怒潮 练气圆满，却无筑基丹，修炼停滞！，天下局势悄然生变。</w:t>
       </w:r>
     </w:p>
     <w:p>
@@ -582,7 +536,7 @@
           <w:sz w:val="18"/>
           <w:szCs w:val="18"/>
         </w:rPr>
-        <w:t xml:space="preserve">[数据] 存活修士：20人 | 大事件：19件</w:t>
+        <w:t xml:space="preserve">[数据] 存活修士：20人 | 大事件：15件</w:t>
       </w:r>
     </w:p>
     <w:p>

--- a/xianxia_story.docx
+++ b/xianxia_story.docx
@@ -558,52 +558,6 @@
     </w:p>
     <w:p>
       <w:pPr>
-        <w:spacing w:after="200" w:before="200"/>
-        <w:jc w:val="center"/>
-      </w:pPr>
-      <w:r>
-        <w:drawing>
-          <wp:inline distT="0" distB="0" distL="0" distR="0">
-            <wp:extent cx="3810000" cy="2667000"/>
-            <wp:effectExtent t="0" r="0" b="0" l="0"/>
-            <wp:docPr id="1" name="illustration" descr="AI生成配图" title="章节配图"/>
-            <wp:cNvGraphicFramePr>
-              <a:graphicFrameLocks xmlns:a="http://schemas.openxmlformats.org/drawingml/2006/main" noChangeAspect="1"/>
-            </wp:cNvGraphicFramePr>
-            <a:graphic xmlns:a="http://schemas.openxmlformats.org/drawingml/2006/main">
-              <a:graphicData uri="http://schemas.openxmlformats.org/drawingml/2006/picture">
-                <pic:pic xmlns:pic="http://schemas.openxmlformats.org/drawingml/2006/picture">
-                  <pic:nvPicPr>
-                    <pic:cNvPr id="0" name="" descr=""/>
-                    <pic:cNvPicPr>
-                      <a:picLocks noChangeAspect="1" noChangeArrowheads="1"/>
-                    </pic:cNvPicPr>
-                  </pic:nvPicPr>
-                  <pic:blipFill>
-                    <a:blip r:embed="rId9" cstate="none"/>
-                    <a:srcRect/>
-                    <a:stretch>
-                      <a:fillRect/>
-                    </a:stretch>
-                  </pic:blipFill>
-                  <pic:spPr bwMode="auto">
-                    <a:xfrm>
-                      <a:off x="0" y="0"/>
-                      <a:ext cx="3810000" cy="2667000"/>
-                    </a:xfrm>
-                    <a:prstGeom prst="rect">
-                      <a:avLst/>
-                    </a:prstGeom>
-                  </pic:spPr>
-                </pic:pic>
-              </a:graphicData>
-            </a:graphic>
-          </wp:inline>
-        </w:drawing>
-      </w:r>
-    </w:p>
-    <w:p>
-      <w:pPr>
         <w:spacing w:after="60" w:before="60" w:line="360"/>
         <w:ind w:firstLine="480"/>
       </w:pPr>
@@ -641,7 +595,7 @@
           <w:sz w:val="24"/>
           <w:szCs w:val="24"/>
         </w:rPr>
-        <w:t xml:space="preserve">江湖之上，魏玄机 练气圆满，却无筑基丹，修炼停滞！，天下局势悄然生变。</w:t>
+        <w:t xml:space="preserve">江湖之上，孟长歌 练气圆满，却无筑基丹，修炼停滞！，天下局势悄然生变。</w:t>
       </w:r>
     </w:p>
     <w:p>

--- a/xianxia_story.docx
+++ b/xianxia_story.docx
@@ -644,6 +644,96 @@
           <w:szCs w:val="28"/>
         </w:rPr>
         <w:t xml:space="preserve">第31月至第35月</w:t>
+      </w:r>
+    </w:p>
+    <w:p>
+      <w:pPr>
+        <w:spacing w:after="60" w:before="60" w:line="360"/>
+        <w:ind w:firstLine="480"/>
+      </w:pPr>
+      <w:r>
+        <w:rPr>
+          <w:rFonts w:ascii="宋体" w:cs="宋体" w:eastAsia="宋体" w:hAnsi="宋体"/>
+          <w:sz w:val="24"/>
+          <w:szCs w:val="24"/>
+        </w:rPr>
+        <w:t xml:space="preserve">苍渺大陆，第31月。寒风扫过灵脉荒野，天地间的灵气在夜色中悄然流动，隐约可见几道人影在各处蛰伏，修炼或谋划。</w:t>
+      </w:r>
+    </w:p>
+    <w:p>
+      <w:pPr>
+        <w:spacing w:after="60" w:before="60" w:line="360"/>
+        <w:ind w:firstLine="480"/>
+      </w:pPr>
+      <w:r>
+        <w:rPr>
+          <w:rFonts w:ascii="宋体" w:cs="宋体" w:eastAsia="宋体" w:hAnsi="宋体"/>
+          <w:sz w:val="24"/>
+          <w:szCs w:val="24"/>
+        </w:rPr>
+        <w:t xml:space="preserve">与此同时，各方修士也在暗流中各自筹谋——</w:t>
+      </w:r>
+    </w:p>
+    <w:p>
+      <w:pPr>
+        <w:spacing w:after="60" w:before="60" w:line="360"/>
+        <w:ind w:firstLine="480"/>
+      </w:pPr>
+      <w:r>
+        <w:rPr>
+          <w:rFonts w:ascii="宋体" w:cs="宋体" w:eastAsia="宋体" w:hAnsi="宋体"/>
+          <w:sz w:val="24"/>
+          <w:szCs w:val="24"/>
+        </w:rPr>
+        <w:t xml:space="preserve">江湖之上，🔍 魏玄机 探索有收获。，天下局势悄然生变。</w:t>
+      </w:r>
+    </w:p>
+    <w:p>
+      <w:pPr>
+        <w:spacing w:after="60" w:before="60" w:line="360"/>
+        <w:ind w:firstLine="480"/>
+      </w:pPr>
+      <w:r>
+        <w:rPr>
+          <w:rFonts w:ascii="宋体" w:cs="宋体" w:eastAsia="宋体" w:hAnsi="宋体"/>
+          <w:sz w:val="24"/>
+          <w:szCs w:val="24"/>
+        </w:rPr>
+        <w:t xml:space="preserve">第35月，苍渺大陆的天地棋盘又落下了几枚棋子。谁生谁死，谁主沉浮，尚未可知。</w:t>
+      </w:r>
+    </w:p>
+    <w:p>
+      <w:pPr>
+        <w:spacing w:after="200" w:before="100"/>
+        <w:jc w:val="right"/>
+      </w:pPr>
+      <w:r>
+        <w:rPr>
+          <w:rFonts w:ascii="宋体" w:cs="宋体" w:eastAsia="宋体" w:hAnsi="宋体"/>
+          <w:i/>
+          <w:iCs/>
+          <w:color w:val="888888"/>
+          <w:sz w:val="18"/>
+          <w:szCs w:val="18"/>
+        </w:rPr>
+        <w:t xml:space="preserve">[数据] 存活修士：20人 | 大事件：15件</w:t>
+      </w:r>
+    </w:p>
+    <w:p>
+      <w:pPr>
+        <w:pStyle w:val="Heading2"/>
+        <w:spacing w:after="150" w:before="300"/>
+      </w:pPr>
+      <w:r>
+        <w:rPr>
+          <w:rFonts w:ascii="宋体" w:cs="宋体" w:eastAsia="宋体" w:hAnsi="宋体"/>
+          <w:b/>
+          <w:bCs/>
+          <w:color w:val="6B3A1F"/>
+          <w:sz w:val="28"/>
+          <w:szCs w:val="28"/>
+        </w:rPr>
+        <w:t xml:space="preserve">第36月至第40月</w:t>
       </w:r>
     </w:p>
     <w:p>
@@ -703,7 +793,7 @@
           <w:sz w:val="24"/>
           <w:szCs w:val="24"/>
         </w:rPr>
-        <w:t xml:space="preserve">苍渺大陆，第31月。寒风扫过灵脉荒野，天地间的灵气在夜色中悄然流动，隐约可见几道人影在各处蛰伏，修炼或谋划。</w:t>
+        <w:t xml:space="preserve">灵脉荒野，第36月。地脉灵气从地缝中渗出，连空气都带着令人心悸的灵压。几道身影散落四方，各自打着自己的算盘。</w:t>
       </w:r>
     </w:p>
     <w:p>
@@ -731,7 +821,21 @@
           <w:sz w:val="24"/>
           <w:szCs w:val="24"/>
         </w:rPr>
-        <w:t xml:space="preserve">第35月，苍渺大陆的天地棋盘又落下了几枚棋子。谁生谁死，谁主沉浮，尚未可知。</w:t>
+        <w:t xml:space="preserve">江湖之上，冯怒潮 练气圆满，却无筑基丹，修炼停滞！，天下局势悄然生变。</w:t>
+      </w:r>
+    </w:p>
+    <w:p>
+      <w:pPr>
+        <w:spacing w:after="60" w:before="60" w:line="360"/>
+        <w:ind w:firstLine="480"/>
+      </w:pPr>
+      <w:r>
+        <w:rPr>
+          <w:rFonts w:ascii="宋体" w:cs="宋体" w:eastAsia="宋体" w:hAnsi="宋体"/>
+          <w:sz w:val="24"/>
+          <w:szCs w:val="24"/>
+        </w:rPr>
+        <w:t xml:space="preserve">当第40月的最后一缕灵气散尽，这一段因果，已然落定。</w:t>
       </w:r>
     </w:p>
     <w:p>
@@ -748,7 +852,7 @@
           <w:sz w:val="18"/>
           <w:szCs w:val="18"/>
         </w:rPr>
-        <w:t xml:space="preserve">[数据] 存活修士：20人 | 大事件：20件</w:t>
+        <w:t xml:space="preserve">[数据] 存活修士：20人 | 大事件：11件</w:t>
       </w:r>
     </w:p>
     <w:p>
@@ -765,7 +869,293 @@
           <w:sz w:val="28"/>
           <w:szCs w:val="28"/>
         </w:rPr>
-        <w:t xml:space="preserve">第36月至第40月</w:t>
+        <w:t xml:space="preserve">第41月至第45月</w:t>
+      </w:r>
+    </w:p>
+    <w:p>
+      <w:pPr>
+        <w:spacing w:after="200" w:before="200"/>
+        <w:jc w:val="center"/>
+      </w:pPr>
+      <w:r>
+        <w:drawing>
+          <wp:inline distT="0" distB="0" distL="0" distR="0">
+            <wp:extent cx="3810000" cy="2667000"/>
+            <wp:effectExtent t="0" r="0" b="0" l="0"/>
+            <wp:docPr id="1" name="illustration" descr="AI生成配图" title="章节配图"/>
+            <wp:cNvGraphicFramePr>
+              <a:graphicFrameLocks xmlns:a="http://schemas.openxmlformats.org/drawingml/2006/main" noChangeAspect="1"/>
+            </wp:cNvGraphicFramePr>
+            <a:graphic xmlns:a="http://schemas.openxmlformats.org/drawingml/2006/main">
+              <a:graphicData uri="http://schemas.openxmlformats.org/drawingml/2006/picture">
+                <pic:pic xmlns:pic="http://schemas.openxmlformats.org/drawingml/2006/picture">
+                  <pic:nvPicPr>
+                    <pic:cNvPr id="0" name="" descr=""/>
+                    <pic:cNvPicPr>
+                      <a:picLocks noChangeAspect="1" noChangeArrowheads="1"/>
+                    </pic:cNvPicPr>
+                  </pic:nvPicPr>
+                  <pic:blipFill>
+                    <a:blip r:embed="rId9" cstate="none"/>
+                    <a:srcRect/>
+                    <a:stretch>
+                      <a:fillRect/>
+                    </a:stretch>
+                  </pic:blipFill>
+                  <pic:spPr bwMode="auto">
+                    <a:xfrm>
+                      <a:off x="0" y="0"/>
+                      <a:ext cx="3810000" cy="2667000"/>
+                    </a:xfrm>
+                    <a:prstGeom prst="rect">
+                      <a:avLst/>
+                    </a:prstGeom>
+                  </pic:spPr>
+                </pic:pic>
+              </a:graphicData>
+            </a:graphic>
+          </wp:inline>
+        </w:drawing>
+      </w:r>
+    </w:p>
+    <w:p>
+      <w:pPr>
+        <w:spacing w:after="60" w:before="60" w:line="360"/>
+        <w:ind w:firstLine="480"/>
+      </w:pPr>
+      <w:r>
+        <w:rPr>
+          <w:rFonts w:ascii="宋体" w:cs="宋体" w:eastAsia="宋体" w:hAnsi="宋体"/>
+          <w:sz w:val="24"/>
+          <w:szCs w:val="24"/>
+        </w:rPr>
+        <w:t xml:space="preserve">灵脉荒野，第41月。地脉灵气从地缝中渗出，连空气都带着令人心悸的灵压。几道身影散落四方，各自打着自己的算盘。</w:t>
+      </w:r>
+    </w:p>
+    <w:p>
+      <w:pPr>
+        <w:spacing w:after="60" w:before="60" w:line="360"/>
+        <w:ind w:firstLine="480"/>
+      </w:pPr>
+      <w:r>
+        <w:rPr>
+          <w:rFonts w:ascii="宋体" w:cs="宋体" w:eastAsia="宋体" w:hAnsi="宋体"/>
+          <w:sz w:val="24"/>
+          <w:szCs w:val="24"/>
+        </w:rPr>
+        <w:t xml:space="preserve">与此同时，各方修士也在暗流中各自筹谋——</w:t>
+      </w:r>
+    </w:p>
+    <w:p>
+      <w:pPr>
+        <w:spacing w:after="60" w:before="60" w:line="360"/>
+        <w:ind w:firstLine="480"/>
+      </w:pPr>
+      <w:r>
+        <w:rPr>
+          <w:rFonts w:ascii="宋体" w:cs="宋体" w:eastAsia="宋体" w:hAnsi="宋体"/>
+          <w:sz w:val="24"/>
+          <w:szCs w:val="24"/>
+        </w:rPr>
+        <w:t xml:space="preserve">江湖之上，🔍 老赵掌柜 探索有收获。，天下局势悄然生变。</w:t>
+      </w:r>
+    </w:p>
+    <w:p>
+      <w:pPr>
+        <w:spacing w:after="60" w:before="60" w:line="360"/>
+        <w:ind w:firstLine="480"/>
+      </w:pPr>
+      <w:r>
+        <w:rPr>
+          <w:rFonts w:ascii="宋体" w:cs="宋体" w:eastAsia="宋体" w:hAnsi="宋体"/>
+          <w:sz w:val="24"/>
+          <w:szCs w:val="24"/>
+        </w:rPr>
+        <w:t xml:space="preserve">第45月，苍渺大陆的天地棋盘又落下了几枚棋子。谁生谁死，谁主沉浮，尚未可知。</w:t>
+      </w:r>
+    </w:p>
+    <w:p>
+      <w:pPr>
+        <w:spacing w:after="200" w:before="100"/>
+        <w:jc w:val="right"/>
+      </w:pPr>
+      <w:r>
+        <w:rPr>
+          <w:rFonts w:ascii="宋体" w:cs="宋体" w:eastAsia="宋体" w:hAnsi="宋体"/>
+          <w:i/>
+          <w:iCs/>
+          <w:color w:val="888888"/>
+          <w:sz w:val="18"/>
+          <w:szCs w:val="18"/>
+        </w:rPr>
+        <w:t xml:space="preserve">[数据] 存活修士：20人 | 大事件：15件</w:t>
+      </w:r>
+    </w:p>
+    <w:p>
+      <w:pPr>
+        <w:pStyle w:val="Heading2"/>
+        <w:spacing w:after="150" w:before="300"/>
+      </w:pPr>
+      <w:r>
+        <w:rPr>
+          <w:rFonts w:ascii="宋体" w:cs="宋体" w:eastAsia="宋体" w:hAnsi="宋体"/>
+          <w:b/>
+          <w:bCs/>
+          <w:color w:val="6B3A1F"/>
+          <w:sz w:val="28"/>
+          <w:szCs w:val="28"/>
+        </w:rPr>
+        <w:t xml:space="preserve">第46月至第50月</w:t>
+      </w:r>
+    </w:p>
+    <w:p>
+      <w:pPr>
+        <w:spacing w:after="200" w:before="200"/>
+        <w:jc w:val="center"/>
+      </w:pPr>
+      <w:r>
+        <w:drawing>
+          <wp:inline distT="0" distB="0" distL="0" distR="0">
+            <wp:extent cx="3810000" cy="2667000"/>
+            <wp:effectExtent t="0" r="0" b="0" l="0"/>
+            <wp:docPr id="1" name="illustration" descr="AI生成配图" title="章节配图"/>
+            <wp:cNvGraphicFramePr>
+              <a:graphicFrameLocks xmlns:a="http://schemas.openxmlformats.org/drawingml/2006/main" noChangeAspect="1"/>
+            </wp:cNvGraphicFramePr>
+            <a:graphic xmlns:a="http://schemas.openxmlformats.org/drawingml/2006/main">
+              <a:graphicData uri="http://schemas.openxmlformats.org/drawingml/2006/picture">
+                <pic:pic xmlns:pic="http://schemas.openxmlformats.org/drawingml/2006/picture">
+                  <pic:nvPicPr>
+                    <pic:cNvPr id="0" name="" descr=""/>
+                    <pic:cNvPicPr>
+                      <a:picLocks noChangeAspect="1" noChangeArrowheads="1"/>
+                    </pic:cNvPicPr>
+                  </pic:nvPicPr>
+                  <pic:blipFill>
+                    <a:blip r:embed="rId9" cstate="none"/>
+                    <a:srcRect/>
+                    <a:stretch>
+                      <a:fillRect/>
+                    </a:stretch>
+                  </pic:blipFill>
+                  <pic:spPr bwMode="auto">
+                    <a:xfrm>
+                      <a:off x="0" y="0"/>
+                      <a:ext cx="3810000" cy="2667000"/>
+                    </a:xfrm>
+                    <a:prstGeom prst="rect">
+                      <a:avLst/>
+                    </a:prstGeom>
+                  </pic:spPr>
+                </pic:pic>
+              </a:graphicData>
+            </a:graphic>
+          </wp:inline>
+        </w:drawing>
+      </w:r>
+    </w:p>
+    <w:p>
+      <w:pPr>
+        <w:spacing w:after="60" w:before="60" w:line="360"/>
+        <w:ind w:firstLine="480"/>
+      </w:pPr>
+      <w:r>
+        <w:rPr>
+          <w:rFonts w:ascii="宋体" w:cs="宋体" w:eastAsia="宋体" w:hAnsi="宋体"/>
+          <w:sz w:val="24"/>
+          <w:szCs w:val="24"/>
+        </w:rPr>
+        <w:t xml:space="preserve">第46月，青云城上空阴云沉沉，坊市里的叫卖声依旧，却难掩暗流涌动的杀机。灵气在这片天地间浓烈如雾，嗅得出血腥，也嗅得出机遇。</w:t>
+      </w:r>
+    </w:p>
+    <w:p>
+      <w:pPr>
+        <w:spacing w:after="60" w:before="60" w:line="360"/>
+        <w:ind w:firstLine="480"/>
+      </w:pPr>
+      <w:r>
+        <w:rPr>
+          <w:rFonts w:ascii="宋体" w:cs="宋体" w:eastAsia="宋体" w:hAnsi="宋体"/>
+          <w:sz w:val="24"/>
+          <w:szCs w:val="24"/>
+        </w:rPr>
+        <w:t xml:space="preserve">天穹之上，隐隐有灵气漩涡凝聚，那是境界壁障破碎时才有的异象。滚滚灵压自丹田涌出，周身经脉尽皆震鸣——突破了，突破至练气七层！</w:t>
+      </w:r>
+    </w:p>
+    <w:p>
+      <w:pPr>
+        <w:spacing w:after="60" w:before="60" w:line="360"/>
+        <w:ind w:firstLine="480"/>
+      </w:pPr>
+      <w:r>
+        <w:rPr>
+          <w:rFonts w:ascii="宋体" w:cs="宋体" w:eastAsia="宋体" w:hAnsi="宋体"/>
+          <w:sz w:val="24"/>
+          <w:szCs w:val="24"/>
+        </w:rPr>
+        <w:t xml:space="preserve">与此同时，各方修士也在暗流中各自筹谋——</w:t>
+      </w:r>
+    </w:p>
+    <w:p>
+      <w:pPr>
+        <w:spacing w:after="60" w:before="60" w:line="360"/>
+        <w:ind w:firstLine="480"/>
+      </w:pPr>
+      <w:r>
+        <w:rPr>
+          <w:rFonts w:ascii="宋体" w:cs="宋体" w:eastAsia="宋体" w:hAnsi="宋体"/>
+          <w:sz w:val="24"/>
+          <w:szCs w:val="24"/>
+        </w:rPr>
+        <w:t xml:space="preserve">江湖之上，孟长歌 练气圆满，却无筑基丹，修炼停滞！，天下局势悄然生变。</w:t>
+      </w:r>
+    </w:p>
+    <w:p>
+      <w:pPr>
+        <w:spacing w:after="60" w:before="60" w:line="360"/>
+        <w:ind w:firstLine="480"/>
+      </w:pPr>
+      <w:r>
+        <w:rPr>
+          <w:rFonts w:ascii="宋体" w:cs="宋体" w:eastAsia="宋体" w:hAnsi="宋体"/>
+          <w:sz w:val="24"/>
+          <w:szCs w:val="24"/>
+        </w:rPr>
+        <w:t xml:space="preserve">第50月，苍渺大陆的天地棋盘又落下了几枚棋子。谁生谁死，谁主沉浮，尚未可知。</w:t>
+      </w:r>
+    </w:p>
+    <w:p>
+      <w:pPr>
+        <w:spacing w:after="200" w:before="100"/>
+        <w:jc w:val="right"/>
+      </w:pPr>
+      <w:r>
+        <w:rPr>
+          <w:rFonts w:ascii="宋体" w:cs="宋体" w:eastAsia="宋体" w:hAnsi="宋体"/>
+          <w:i/>
+          <w:iCs/>
+          <w:color w:val="888888"/>
+          <w:sz w:val="18"/>
+          <w:szCs w:val="18"/>
+        </w:rPr>
+        <w:t xml:space="preserve">[数据] 存活修士：20人 | 突破：1次 | 大事件：9件</w:t>
+      </w:r>
+    </w:p>
+    <w:p>
+      <w:pPr>
+        <w:pStyle w:val="Heading2"/>
+        <w:spacing w:after="150" w:before="300"/>
+      </w:pPr>
+      <w:r>
+        <w:rPr>
+          <w:rFonts w:ascii="宋体" w:cs="宋体" w:eastAsia="宋体" w:hAnsi="宋体"/>
+          <w:b/>
+          <w:bCs/>
+          <w:color w:val="6B3A1F"/>
+          <w:sz w:val="28"/>
+          <w:szCs w:val="28"/>
+        </w:rPr>
+        <w:t xml:space="preserve">第51月至第55月</w:t>
       </w:r>
     </w:p>
     <w:p>
@@ -825,7 +1215,7 @@
           <w:sz w:val="24"/>
           <w:szCs w:val="24"/>
         </w:rPr>
-        <w:t xml:space="preserve">灵脉荒野，第36月。地脉灵气从地缝中渗出，连空气都带着令人心悸的灵压。几道身影散落四方，各自打着自己的算盘。</w:t>
+        <w:t xml:space="preserve">幽冥谷的磷火在第51月时格外幽蓝，腐败的灵气裹挟着死气，却也孕育着异样的契机。天地棋盘上，每一枚棋子都在悄然落位。</w:t>
       </w:r>
     </w:p>
     <w:p>
@@ -853,21 +1243,21 @@
           <w:sz w:val="24"/>
           <w:szCs w:val="24"/>
         </w:rPr>
-        <w:t xml:space="preserve">江湖之上，冯怒潮 练气圆满，却无筑基丹，修炼停滞！，天下局势悄然生变。</w:t>
-      </w:r>
-    </w:p>
-    <w:p>
-      <w:pPr>
-        <w:spacing w:after="60" w:before="60" w:line="360"/>
-        <w:ind w:firstLine="480"/>
-      </w:pPr>
-      <w:r>
-        <w:rPr>
-          <w:rFonts w:ascii="宋体" w:cs="宋体" w:eastAsia="宋体" w:hAnsi="宋体"/>
-          <w:sz w:val="24"/>
-          <w:szCs w:val="24"/>
-        </w:rPr>
-        <w:t xml:space="preserve">当第40月的最后一缕灵气散尽，这一段因果，已然落定。</w:t>
+        <w:t xml:space="preserve">江湖之上，🔍 苏寒衣 探索有收获。，天下局势悄然生变。</w:t>
+      </w:r>
+    </w:p>
+    <w:p>
+      <w:pPr>
+        <w:spacing w:after="60" w:before="60" w:line="360"/>
+        <w:ind w:firstLine="480"/>
+      </w:pPr>
+      <w:r>
+        <w:rPr>
+          <w:rFonts w:ascii="宋体" w:cs="宋体" w:eastAsia="宋体" w:hAnsi="宋体"/>
+          <w:sz w:val="24"/>
+          <w:szCs w:val="24"/>
+        </w:rPr>
+        <w:t xml:space="preserve">第55月，苍渺大陆的天地棋盘又落下了几枚棋子。谁生谁死，谁主沉浮，尚未可知。</w:t>
       </w:r>
     </w:p>
     <w:p>
@@ -884,7 +1274,7 @@
           <w:sz w:val="18"/>
           <w:szCs w:val="18"/>
         </w:rPr>
-        <w:t xml:space="preserve">[数据] 存活修士：20人 | 大事件：11件</w:t>
+        <w:t xml:space="preserve">[数据] 存活修士：20人 | 大事件：15件</w:t>
       </w:r>
     </w:p>
     <w:p>
@@ -901,293 +1291,7 @@
           <w:sz w:val="28"/>
           <w:szCs w:val="28"/>
         </w:rPr>
-        <w:t xml:space="preserve">第41月至第45月</w:t>
-      </w:r>
-    </w:p>
-    <w:p>
-      <w:pPr>
-        <w:spacing w:after="200" w:before="200"/>
-        <w:jc w:val="center"/>
-      </w:pPr>
-      <w:r>
-        <w:drawing>
-          <wp:inline distT="0" distB="0" distL="0" distR="0">
-            <wp:extent cx="3810000" cy="2667000"/>
-            <wp:effectExtent t="0" r="0" b="0" l="0"/>
-            <wp:docPr id="1" name="illustration" descr="AI生成配图" title="章节配图"/>
-            <wp:cNvGraphicFramePr>
-              <a:graphicFrameLocks xmlns:a="http://schemas.openxmlformats.org/drawingml/2006/main" noChangeAspect="1"/>
-            </wp:cNvGraphicFramePr>
-            <a:graphic xmlns:a="http://schemas.openxmlformats.org/drawingml/2006/main">
-              <a:graphicData uri="http://schemas.openxmlformats.org/drawingml/2006/picture">
-                <pic:pic xmlns:pic="http://schemas.openxmlformats.org/drawingml/2006/picture">
-                  <pic:nvPicPr>
-                    <pic:cNvPr id="0" name="" descr=""/>
-                    <pic:cNvPicPr>
-                      <a:picLocks noChangeAspect="1" noChangeArrowheads="1"/>
-                    </pic:cNvPicPr>
-                  </pic:nvPicPr>
-                  <pic:blipFill>
-                    <a:blip r:embed="rId10" cstate="none"/>
-                    <a:srcRect/>
-                    <a:stretch>
-                      <a:fillRect/>
-                    </a:stretch>
-                  </pic:blipFill>
-                  <pic:spPr bwMode="auto">
-                    <a:xfrm>
-                      <a:off x="0" y="0"/>
-                      <a:ext cx="3810000" cy="2667000"/>
-                    </a:xfrm>
-                    <a:prstGeom prst="rect">
-                      <a:avLst/>
-                    </a:prstGeom>
-                  </pic:spPr>
-                </pic:pic>
-              </a:graphicData>
-            </a:graphic>
-          </wp:inline>
-        </w:drawing>
-      </w:r>
-    </w:p>
-    <w:p>
-      <w:pPr>
-        <w:spacing w:after="60" w:before="60" w:line="360"/>
-        <w:ind w:firstLine="480"/>
-      </w:pPr>
-      <w:r>
-        <w:rPr>
-          <w:rFonts w:ascii="宋体" w:cs="宋体" w:eastAsia="宋体" w:hAnsi="宋体"/>
-          <w:sz w:val="24"/>
-          <w:szCs w:val="24"/>
-        </w:rPr>
-        <w:t xml:space="preserve">灵脉荒野，第41月。地脉灵气从地缝中渗出，连空气都带着令人心悸的灵压。几道身影散落四方，各自打着自己的算盘。</w:t>
-      </w:r>
-    </w:p>
-    <w:p>
-      <w:pPr>
-        <w:spacing w:after="60" w:before="60" w:line="360"/>
-        <w:ind w:firstLine="480"/>
-      </w:pPr>
-      <w:r>
-        <w:rPr>
-          <w:rFonts w:ascii="宋体" w:cs="宋体" w:eastAsia="宋体" w:hAnsi="宋体"/>
-          <w:sz w:val="24"/>
-          <w:szCs w:val="24"/>
-        </w:rPr>
-        <w:t xml:space="preserve">与此同时，各方修士也在暗流中各自筹谋——</w:t>
-      </w:r>
-    </w:p>
-    <w:p>
-      <w:pPr>
-        <w:spacing w:after="60" w:before="60" w:line="360"/>
-        <w:ind w:firstLine="480"/>
-      </w:pPr>
-      <w:r>
-        <w:rPr>
-          <w:rFonts w:ascii="宋体" w:cs="宋体" w:eastAsia="宋体" w:hAnsi="宋体"/>
-          <w:sz w:val="24"/>
-          <w:szCs w:val="24"/>
-        </w:rPr>
-        <w:t xml:space="preserve">江湖之上，🔍 老赵掌柜 探索有收获。，天下局势悄然生变。</w:t>
-      </w:r>
-    </w:p>
-    <w:p>
-      <w:pPr>
-        <w:spacing w:after="60" w:before="60" w:line="360"/>
-        <w:ind w:firstLine="480"/>
-      </w:pPr>
-      <w:r>
-        <w:rPr>
-          <w:rFonts w:ascii="宋体" w:cs="宋体" w:eastAsia="宋体" w:hAnsi="宋体"/>
-          <w:sz w:val="24"/>
-          <w:szCs w:val="24"/>
-        </w:rPr>
-        <w:t xml:space="preserve">第45月，苍渺大陆的天地棋盘又落下了几枚棋子。谁生谁死，谁主沉浮，尚未可知。</w:t>
-      </w:r>
-    </w:p>
-    <w:p>
-      <w:pPr>
-        <w:spacing w:after="200" w:before="100"/>
-        <w:jc w:val="right"/>
-      </w:pPr>
-      <w:r>
-        <w:rPr>
-          <w:rFonts w:ascii="宋体" w:cs="宋体" w:eastAsia="宋体" w:hAnsi="宋体"/>
-          <w:i/>
-          <w:iCs/>
-          <w:color w:val="888888"/>
-          <w:sz w:val="18"/>
-          <w:szCs w:val="18"/>
-        </w:rPr>
-        <w:t xml:space="preserve">[数据] 存活修士：20人 | 大事件：15件</w:t>
-      </w:r>
-    </w:p>
-    <w:p>
-      <w:pPr>
-        <w:pStyle w:val="Heading2"/>
-        <w:spacing w:after="150" w:before="300"/>
-      </w:pPr>
-      <w:r>
-        <w:rPr>
-          <w:rFonts w:ascii="宋体" w:cs="宋体" w:eastAsia="宋体" w:hAnsi="宋体"/>
-          <w:b/>
-          <w:bCs/>
-          <w:color w:val="6B3A1F"/>
-          <w:sz w:val="28"/>
-          <w:szCs w:val="28"/>
-        </w:rPr>
-        <w:t xml:space="preserve">第46月至第50月</w:t>
-      </w:r>
-    </w:p>
-    <w:p>
-      <w:pPr>
-        <w:spacing w:after="200" w:before="200"/>
-        <w:jc w:val="center"/>
-      </w:pPr>
-      <w:r>
-        <w:drawing>
-          <wp:inline distT="0" distB="0" distL="0" distR="0">
-            <wp:extent cx="3810000" cy="2667000"/>
-            <wp:effectExtent t="0" r="0" b="0" l="0"/>
-            <wp:docPr id="1" name="illustration" descr="AI生成配图" title="章节配图"/>
-            <wp:cNvGraphicFramePr>
-              <a:graphicFrameLocks xmlns:a="http://schemas.openxmlformats.org/drawingml/2006/main" noChangeAspect="1"/>
-            </wp:cNvGraphicFramePr>
-            <a:graphic xmlns:a="http://schemas.openxmlformats.org/drawingml/2006/main">
-              <a:graphicData uri="http://schemas.openxmlformats.org/drawingml/2006/picture">
-                <pic:pic xmlns:pic="http://schemas.openxmlformats.org/drawingml/2006/picture">
-                  <pic:nvPicPr>
-                    <pic:cNvPr id="0" name="" descr=""/>
-                    <pic:cNvPicPr>
-                      <a:picLocks noChangeAspect="1" noChangeArrowheads="1"/>
-                    </pic:cNvPicPr>
-                  </pic:nvPicPr>
-                  <pic:blipFill>
-                    <a:blip r:embed="rId10" cstate="none"/>
-                    <a:srcRect/>
-                    <a:stretch>
-                      <a:fillRect/>
-                    </a:stretch>
-                  </pic:blipFill>
-                  <pic:spPr bwMode="auto">
-                    <a:xfrm>
-                      <a:off x="0" y="0"/>
-                      <a:ext cx="3810000" cy="2667000"/>
-                    </a:xfrm>
-                    <a:prstGeom prst="rect">
-                      <a:avLst/>
-                    </a:prstGeom>
-                  </pic:spPr>
-                </pic:pic>
-              </a:graphicData>
-            </a:graphic>
-          </wp:inline>
-        </w:drawing>
-      </w:r>
-    </w:p>
-    <w:p>
-      <w:pPr>
-        <w:spacing w:after="60" w:before="60" w:line="360"/>
-        <w:ind w:firstLine="480"/>
-      </w:pPr>
-      <w:r>
-        <w:rPr>
-          <w:rFonts w:ascii="宋体" w:cs="宋体" w:eastAsia="宋体" w:hAnsi="宋体"/>
-          <w:sz w:val="24"/>
-          <w:szCs w:val="24"/>
-        </w:rPr>
-        <w:t xml:space="preserve">第46月，青云城上空阴云沉沉，坊市里的叫卖声依旧，却难掩暗流涌动的杀机。灵气在这片天地间浓烈如雾，嗅得出血腥，也嗅得出机遇。</w:t>
-      </w:r>
-    </w:p>
-    <w:p>
-      <w:pPr>
-        <w:spacing w:after="60" w:before="60" w:line="360"/>
-        <w:ind w:firstLine="480"/>
-      </w:pPr>
-      <w:r>
-        <w:rPr>
-          <w:rFonts w:ascii="宋体" w:cs="宋体" w:eastAsia="宋体" w:hAnsi="宋体"/>
-          <w:sz w:val="24"/>
-          <w:szCs w:val="24"/>
-        </w:rPr>
-        <w:t xml:space="preserve">天穹之上，隐隐有灵气漩涡凝聚，那是境界壁障破碎时才有的异象。滚滚灵压自丹田涌出，周身经脉尽皆震鸣——突破了，突破至练气七层！</w:t>
-      </w:r>
-    </w:p>
-    <w:p>
-      <w:pPr>
-        <w:spacing w:after="60" w:before="60" w:line="360"/>
-        <w:ind w:firstLine="480"/>
-      </w:pPr>
-      <w:r>
-        <w:rPr>
-          <w:rFonts w:ascii="宋体" w:cs="宋体" w:eastAsia="宋体" w:hAnsi="宋体"/>
-          <w:sz w:val="24"/>
-          <w:szCs w:val="24"/>
-        </w:rPr>
-        <w:t xml:space="preserve">与此同时，各方修士也在暗流中各自筹谋——</w:t>
-      </w:r>
-    </w:p>
-    <w:p>
-      <w:pPr>
-        <w:spacing w:after="60" w:before="60" w:line="360"/>
-        <w:ind w:firstLine="480"/>
-      </w:pPr>
-      <w:r>
-        <w:rPr>
-          <w:rFonts w:ascii="宋体" w:cs="宋体" w:eastAsia="宋体" w:hAnsi="宋体"/>
-          <w:sz w:val="24"/>
-          <w:szCs w:val="24"/>
-        </w:rPr>
-        <w:t xml:space="preserve">江湖之上，孟长歌 练气圆满，却无筑基丹，修炼停滞！，天下局势悄然生变。</w:t>
-      </w:r>
-    </w:p>
-    <w:p>
-      <w:pPr>
-        <w:spacing w:after="60" w:before="60" w:line="360"/>
-        <w:ind w:firstLine="480"/>
-      </w:pPr>
-      <w:r>
-        <w:rPr>
-          <w:rFonts w:ascii="宋体" w:cs="宋体" w:eastAsia="宋体" w:hAnsi="宋体"/>
-          <w:sz w:val="24"/>
-          <w:szCs w:val="24"/>
-        </w:rPr>
-        <w:t xml:space="preserve">第50月，苍渺大陆的天地棋盘又落下了几枚棋子。谁生谁死，谁主沉浮，尚未可知。</w:t>
-      </w:r>
-    </w:p>
-    <w:p>
-      <w:pPr>
-        <w:spacing w:after="200" w:before="100"/>
-        <w:jc w:val="right"/>
-      </w:pPr>
-      <w:r>
-        <w:rPr>
-          <w:rFonts w:ascii="宋体" w:cs="宋体" w:eastAsia="宋体" w:hAnsi="宋体"/>
-          <w:i/>
-          <w:iCs/>
-          <w:color w:val="888888"/>
-          <w:sz w:val="18"/>
-          <w:szCs w:val="18"/>
-        </w:rPr>
-        <w:t xml:space="preserve">[数据] 存活修士：20人 | 突破：1次 | 大事件：9件</w:t>
-      </w:r>
-    </w:p>
-    <w:p>
-      <w:pPr>
-        <w:pStyle w:val="Heading2"/>
-        <w:spacing w:after="150" w:before="300"/>
-      </w:pPr>
-      <w:r>
-        <w:rPr>
-          <w:rFonts w:ascii="宋体" w:cs="宋体" w:eastAsia="宋体" w:hAnsi="宋体"/>
-          <w:b/>
-          <w:bCs/>
-          <w:color w:val="6B3A1F"/>
-          <w:sz w:val="28"/>
-          <w:szCs w:val="28"/>
-        </w:rPr>
-        <w:t xml:space="preserve">第51月至第55月</w:t>
+        <w:t xml:space="preserve">第56月至第60月</w:t>
       </w:r>
     </w:p>
     <w:p>
@@ -1247,7 +1351,7 @@
           <w:sz w:val="24"/>
           <w:szCs w:val="24"/>
         </w:rPr>
-        <w:t xml:space="preserve">幽冥谷的磷火在第51月时格外幽蓝，腐败的灵气裹挟着死气，却也孕育着异样的契机。天地棋盘上，每一枚棋子都在悄然落位。</w:t>
+        <w:t xml:space="preserve">幽冥谷的磷火在第56月时格外幽蓝，腐败的灵气裹挟着死气，却也孕育着异样的契机。天地棋盘上，每一枚棋子都在悄然落位。</w:t>
       </w:r>
     </w:p>
     <w:p>
@@ -1275,21 +1379,21 @@
           <w:sz w:val="24"/>
           <w:szCs w:val="24"/>
         </w:rPr>
-        <w:t xml:space="preserve">江湖之上，🔍 苏寒衣 探索有收获。，天下局势悄然生变。</w:t>
-      </w:r>
-    </w:p>
-    <w:p>
-      <w:pPr>
-        <w:spacing w:after="60" w:before="60" w:line="360"/>
-        <w:ind w:firstLine="480"/>
-      </w:pPr>
-      <w:r>
-        <w:rPr>
-          <w:rFonts w:ascii="宋体" w:cs="宋体" w:eastAsia="宋体" w:hAnsi="宋体"/>
-          <w:sz w:val="24"/>
-          <w:szCs w:val="24"/>
-        </w:rPr>
-        <w:t xml:space="preserve">第55月，苍渺大陆的天地棋盘又落下了几枚棋子。谁生谁死，谁主沉浮，尚未可知。</w:t>
+        <w:t xml:space="preserve">江湖之上，魏玄机 练气圆满，却无筑基丹，修炼停滞！，天下局势悄然生变。</w:t>
+      </w:r>
+    </w:p>
+    <w:p>
+      <w:pPr>
+        <w:spacing w:after="60" w:before="60" w:line="360"/>
+        <w:ind w:firstLine="480"/>
+      </w:pPr>
+      <w:r>
+        <w:rPr>
+          <w:rFonts w:ascii="宋体" w:cs="宋体" w:eastAsia="宋体" w:hAnsi="宋体"/>
+          <w:sz w:val="24"/>
+          <w:szCs w:val="24"/>
+        </w:rPr>
+        <w:t xml:space="preserve">第60月，苍渺大陆的天地棋盘又落下了几枚棋子。谁生谁死，谁主沉浮，尚未可知。</w:t>
       </w:r>
     </w:p>
     <w:p>
@@ -1306,7 +1410,7 @@
           <w:sz w:val="18"/>
           <w:szCs w:val="18"/>
         </w:rPr>
-        <w:t xml:space="preserve">[数据] 存活修士：20人 | 大事件：15件</w:t>
+        <w:t xml:space="preserve">[数据] 存活修士：20人 | 大事件：12件</w:t>
       </w:r>
     </w:p>
     <w:p>
@@ -1323,7 +1427,7 @@
           <w:sz w:val="28"/>
           <w:szCs w:val="28"/>
         </w:rPr>
-        <w:t xml:space="preserve">第56月至第60月</w:t>
+        <w:t xml:space="preserve">第61月至第65月</w:t>
       </w:r>
     </w:p>
     <w:p>
@@ -1383,7 +1487,35 @@
           <w:sz w:val="24"/>
           <w:szCs w:val="24"/>
         </w:rPr>
-        <w:t xml:space="preserve">幽冥谷的磷火在第56月时格外幽蓝，腐败的灵气裹挟着死气，却也孕育着异样的契机。天地棋盘上，每一枚棋子都在悄然落位。</w:t>
+        <w:t xml:space="preserve">第61月，青云城上空阴云沉沉，坊市里的叫卖声依旧，却难掩暗流涌动的杀机。灵气在这片天地间浓烈如雾，嗅得出血腥，也嗅得出机遇。</w:t>
+      </w:r>
+    </w:p>
+    <w:p>
+      <w:pPr>
+        <w:spacing w:after="60" w:before="60" w:line="360"/>
+        <w:ind w:firstLine="480"/>
+      </w:pPr>
+      <w:r>
+        <w:rPr>
+          <w:rFonts w:ascii="宋体" w:cs="宋体" w:eastAsia="宋体" w:hAnsi="宋体"/>
+          <w:sz w:val="24"/>
+          <w:szCs w:val="24"/>
+        </w:rPr>
+        <w:t xml:space="preserve">天穹之上，隐隐有灵气漩涡凝聚，那是境界壁障破碎时才有的异象。滚滚灵压自丹田涌出，周身经脉尽皆震鸣——突破了，突破至练气十层！</w:t>
+      </w:r>
+    </w:p>
+    <w:p>
+      <w:pPr>
+        <w:spacing w:after="60" w:before="60" w:line="360"/>
+        <w:ind w:firstLine="480"/>
+      </w:pPr>
+      <w:r>
+        <w:rPr>
+          <w:rFonts w:ascii="宋体" w:cs="宋体" w:eastAsia="宋体" w:hAnsi="宋体"/>
+          <w:sz w:val="24"/>
+          <w:szCs w:val="24"/>
+        </w:rPr>
+        <w:t xml:space="preserve">天穹之上，隐隐有灵气漩涡凝聚，那是境界壁障破碎时才有的异象。滚滚灵压自丹田涌出，周身经脉尽皆震鸣——突破了，突破至【练气十层】！！</w:t>
       </w:r>
     </w:p>
     <w:p>
@@ -1411,21 +1543,21 @@
           <w:sz w:val="24"/>
           <w:szCs w:val="24"/>
         </w:rPr>
-        <w:t xml:space="preserve">江湖之上，魏玄机 练气圆满，却无筑基丹，修炼停滞！，天下局势悄然生变。</w:t>
-      </w:r>
-    </w:p>
-    <w:p>
-      <w:pPr>
-        <w:spacing w:after="60" w:before="60" w:line="360"/>
-        <w:ind w:firstLine="480"/>
-      </w:pPr>
-      <w:r>
-        <w:rPr>
-          <w:rFonts w:ascii="宋体" w:cs="宋体" w:eastAsia="宋体" w:hAnsi="宋体"/>
-          <w:sz w:val="24"/>
-          <w:szCs w:val="24"/>
-        </w:rPr>
-        <w:t xml:space="preserve">第60月，苍渺大陆的天地棋盘又落下了几枚棋子。谁生谁死，谁主沉浮，尚未可知。</w:t>
+        <w:t xml:space="preserve">江湖之上，冯怒潮 练气圆满，却无筑基丹，修炼停滞！，天下局势悄然生变。</w:t>
+      </w:r>
+    </w:p>
+    <w:p>
+      <w:pPr>
+        <w:spacing w:after="60" w:before="60" w:line="360"/>
+        <w:ind w:firstLine="480"/>
+      </w:pPr>
+      <w:r>
+        <w:rPr>
+          <w:rFonts w:ascii="宋体" w:cs="宋体" w:eastAsia="宋体" w:hAnsi="宋体"/>
+          <w:sz w:val="24"/>
+          <w:szCs w:val="24"/>
+        </w:rPr>
+        <w:t xml:space="preserve">当第65月的最后一缕灵气散尽，这一段因果，已然落定。</w:t>
       </w:r>
     </w:p>
     <w:p>
@@ -1442,7 +1574,7 @@
           <w:sz w:val="18"/>
           <w:szCs w:val="18"/>
         </w:rPr>
-        <w:t xml:space="preserve">[数据] 存活修士：20人 | 大事件：12件</w:t>
+        <w:t xml:space="preserve">[数据] 存活修士：20人 | 突破：1次 | 大事件：15件</w:t>
       </w:r>
     </w:p>
     <w:p>
@@ -1459,7 +1591,7 @@
           <w:sz w:val="28"/>
           <w:szCs w:val="28"/>
         </w:rPr>
-        <w:t xml:space="preserve">第61月至第65月</w:t>
+        <w:t xml:space="preserve">第66月至第70月</w:t>
       </w:r>
     </w:p>
     <w:p>
@@ -1519,35 +1651,7 @@
           <w:sz w:val="24"/>
           <w:szCs w:val="24"/>
         </w:rPr>
-        <w:t xml:space="preserve">第61月，青云城上空阴云沉沉，坊市里的叫卖声依旧，却难掩暗流涌动的杀机。灵气在这片天地间浓烈如雾，嗅得出血腥，也嗅得出机遇。</w:t>
-      </w:r>
-    </w:p>
-    <w:p>
-      <w:pPr>
-        <w:spacing w:after="60" w:before="60" w:line="360"/>
-        <w:ind w:firstLine="480"/>
-      </w:pPr>
-      <w:r>
-        <w:rPr>
-          <w:rFonts w:ascii="宋体" w:cs="宋体" w:eastAsia="宋体" w:hAnsi="宋体"/>
-          <w:sz w:val="24"/>
-          <w:szCs w:val="24"/>
-        </w:rPr>
-        <w:t xml:space="preserve">天穹之上，隐隐有灵气漩涡凝聚，那是境界壁障破碎时才有的异象。滚滚灵压自丹田涌出，周身经脉尽皆震鸣——突破了，突破至练气十层！</w:t>
-      </w:r>
-    </w:p>
-    <w:p>
-      <w:pPr>
-        <w:spacing w:after="60" w:before="60" w:line="360"/>
-        <w:ind w:firstLine="480"/>
-      </w:pPr>
-      <w:r>
-        <w:rPr>
-          <w:rFonts w:ascii="宋体" w:cs="宋体" w:eastAsia="宋体" w:hAnsi="宋体"/>
-          <w:sz w:val="24"/>
-          <w:szCs w:val="24"/>
-        </w:rPr>
-        <w:t xml:space="preserve">天穹之上，隐隐有灵气漩涡凝聚，那是境界壁障破碎时才有的异象。滚滚灵压自丹田涌出，周身经脉尽皆震鸣——突破了，突破至【练气十层】！！</w:t>
+        <w:t xml:space="preserve">幽冥谷的磷火在第66月时格外幽蓝，腐败的灵气裹挟着死气，却也孕育着异样的契机。天地棋盘上，每一枚棋子都在悄然落位。</w:t>
       </w:r>
     </w:p>
     <w:p>
@@ -1575,21 +1679,21 @@
           <w:sz w:val="24"/>
           <w:szCs w:val="24"/>
         </w:rPr>
-        <w:t xml:space="preserve">江湖之上，冯怒潮 练气圆满，却无筑基丹，修炼停滞！，天下局势悄然生变。</w:t>
-      </w:r>
-    </w:p>
-    <w:p>
-      <w:pPr>
-        <w:spacing w:after="60" w:before="60" w:line="360"/>
-        <w:ind w:firstLine="480"/>
-      </w:pPr>
-      <w:r>
-        <w:rPr>
-          <w:rFonts w:ascii="宋体" w:cs="宋体" w:eastAsia="宋体" w:hAnsi="宋体"/>
-          <w:sz w:val="24"/>
-          <w:szCs w:val="24"/>
-        </w:rPr>
-        <w:t xml:space="preserve">当第65月的最后一缕灵气散尽，这一段因果，已然落定。</w:t>
+        <w:t xml:space="preserve">江湖之上，红袖添香 练气圆满，却无筑基丹，修炼停滞！，天下局势悄然生变。</w:t>
+      </w:r>
+    </w:p>
+    <w:p>
+      <w:pPr>
+        <w:spacing w:after="60" w:before="60" w:line="360"/>
+        <w:ind w:firstLine="480"/>
+      </w:pPr>
+      <w:r>
+        <w:rPr>
+          <w:rFonts w:ascii="宋体" w:cs="宋体" w:eastAsia="宋体" w:hAnsi="宋体"/>
+          <w:sz w:val="24"/>
+          <w:szCs w:val="24"/>
+        </w:rPr>
+        <w:t xml:space="preserve">第70月，苍渺大陆的天地棋盘又落下了几枚棋子。谁生谁死，谁主沉浮，尚未可知。</w:t>
       </w:r>
     </w:p>
     <w:p>
@@ -1606,7 +1710,7 @@
           <w:sz w:val="18"/>
           <w:szCs w:val="18"/>
         </w:rPr>
-        <w:t xml:space="preserve">[数据] 存活修士：20人 | 突破：1次 | 大事件：15件</w:t>
+        <w:t xml:space="preserve">[数据] 存活修士：20人 | 大事件：10件</w:t>
       </w:r>
     </w:p>
     <w:p>
@@ -1623,7 +1727,279 @@
           <w:sz w:val="28"/>
           <w:szCs w:val="28"/>
         </w:rPr>
-        <w:t xml:space="preserve">第66月至第70月</w:t>
+        <w:t xml:space="preserve">第71月至第75月</w:t>
+      </w:r>
+    </w:p>
+    <w:p>
+      <w:pPr>
+        <w:spacing w:after="200" w:before="200"/>
+        <w:jc w:val="center"/>
+      </w:pPr>
+      <w:r>
+        <w:drawing>
+          <wp:inline distT="0" distB="0" distL="0" distR="0">
+            <wp:extent cx="3810000" cy="2667000"/>
+            <wp:effectExtent t="0" r="0" b="0" l="0"/>
+            <wp:docPr id="1" name="illustration" descr="AI生成配图" title="章节配图"/>
+            <wp:cNvGraphicFramePr>
+              <a:graphicFrameLocks xmlns:a="http://schemas.openxmlformats.org/drawingml/2006/main" noChangeAspect="1"/>
+            </wp:cNvGraphicFramePr>
+            <a:graphic xmlns:a="http://schemas.openxmlformats.org/drawingml/2006/main">
+              <a:graphicData uri="http://schemas.openxmlformats.org/drawingml/2006/picture">
+                <pic:pic xmlns:pic="http://schemas.openxmlformats.org/drawingml/2006/picture">
+                  <pic:nvPicPr>
+                    <pic:cNvPr id="0" name="" descr=""/>
+                    <pic:cNvPicPr>
+                      <a:picLocks noChangeAspect="1" noChangeArrowheads="1"/>
+                    </pic:cNvPicPr>
+                  </pic:nvPicPr>
+                  <pic:blipFill>
+                    <a:blip r:embed="rId13" cstate="none"/>
+                    <a:srcRect/>
+                    <a:stretch>
+                      <a:fillRect/>
+                    </a:stretch>
+                  </pic:blipFill>
+                  <pic:spPr bwMode="auto">
+                    <a:xfrm>
+                      <a:off x="0" y="0"/>
+                      <a:ext cx="3810000" cy="2667000"/>
+                    </a:xfrm>
+                    <a:prstGeom prst="rect">
+                      <a:avLst/>
+                    </a:prstGeom>
+                  </pic:spPr>
+                </pic:pic>
+              </a:graphicData>
+            </a:graphic>
+          </wp:inline>
+        </w:drawing>
+      </w:r>
+    </w:p>
+    <w:p>
+      <w:pPr>
+        <w:spacing w:after="60" w:before="60" w:line="360"/>
+        <w:ind w:firstLine="480"/>
+      </w:pPr>
+      <w:r>
+        <w:rPr>
+          <w:rFonts w:ascii="宋体" w:cs="宋体" w:eastAsia="宋体" w:hAnsi="宋体"/>
+          <w:sz w:val="24"/>
+          <w:szCs w:val="24"/>
+        </w:rPr>
+        <w:t xml:space="preserve">第71月，青云城上空阴云沉沉，坊市里的叫卖声依旧，却难掩暗流涌动的杀机。灵气在这片天地间浓烈如雾，嗅得出血腥，也嗅得出机遇。</w:t>
+      </w:r>
+    </w:p>
+    <w:p>
+      <w:pPr>
+        <w:spacing w:after="60" w:before="60" w:line="360"/>
+        <w:ind w:firstLine="480"/>
+      </w:pPr>
+      <w:r>
+        <w:rPr>
+          <w:rFonts w:ascii="宋体" w:cs="宋体" w:eastAsia="宋体" w:hAnsi="宋体"/>
+          <w:sz w:val="24"/>
+          <w:szCs w:val="24"/>
+        </w:rPr>
+        <w:t xml:space="preserve">与此同时，各方修士也在暗流中各自筹谋——</w:t>
+      </w:r>
+    </w:p>
+    <w:p>
+      <w:pPr>
+        <w:spacing w:after="60" w:before="60" w:line="360"/>
+        <w:ind w:firstLine="480"/>
+      </w:pPr>
+      <w:r>
+        <w:rPr>
+          <w:rFonts w:ascii="宋体" w:cs="宋体" w:eastAsia="宋体" w:hAnsi="宋体"/>
+          <w:sz w:val="24"/>
+          <w:szCs w:val="24"/>
+        </w:rPr>
+        <w:t xml:space="preserve">江湖之上，冯怒潮 练气圆满，却无筑基丹，修炼停滞！，天下局势悄然生变。</w:t>
+      </w:r>
+    </w:p>
+    <w:p>
+      <w:pPr>
+        <w:spacing w:after="60" w:before="60" w:line="360"/>
+        <w:ind w:firstLine="480"/>
+      </w:pPr>
+      <w:r>
+        <w:rPr>
+          <w:rFonts w:ascii="宋体" w:cs="宋体" w:eastAsia="宋体" w:hAnsi="宋体"/>
+          <w:sz w:val="24"/>
+          <w:szCs w:val="24"/>
+        </w:rPr>
+        <w:t xml:space="preserve">血与道，从来不曾分离。第75月的故事，暂且写到这里。</w:t>
+      </w:r>
+    </w:p>
+    <w:p>
+      <w:pPr>
+        <w:spacing w:after="200" w:before="100"/>
+        <w:jc w:val="right"/>
+      </w:pPr>
+      <w:r>
+        <w:rPr>
+          <w:rFonts w:ascii="宋体" w:cs="宋体" w:eastAsia="宋体" w:hAnsi="宋体"/>
+          <w:i/>
+          <w:iCs/>
+          <w:color w:val="888888"/>
+          <w:sz w:val="18"/>
+          <w:szCs w:val="18"/>
+        </w:rPr>
+        <w:t xml:space="preserve">[数据] 存活修士：20人 | 大事件：10件</w:t>
+      </w:r>
+    </w:p>
+    <w:p>
+      <w:pPr>
+        <w:pStyle w:val="Heading2"/>
+        <w:spacing w:after="150" w:before="300"/>
+      </w:pPr>
+      <w:r>
+        <w:rPr>
+          <w:rFonts w:ascii="宋体" w:cs="宋体" w:eastAsia="宋体" w:hAnsi="宋体"/>
+          <w:b/>
+          <w:bCs/>
+          <w:color w:val="6B3A1F"/>
+          <w:sz w:val="28"/>
+          <w:szCs w:val="28"/>
+        </w:rPr>
+        <w:t xml:space="preserve">第76月至第80月</w:t>
+      </w:r>
+    </w:p>
+    <w:p>
+      <w:pPr>
+        <w:spacing w:after="200" w:before="200"/>
+        <w:jc w:val="center"/>
+      </w:pPr>
+      <w:r>
+        <w:drawing>
+          <wp:inline distT="0" distB="0" distL="0" distR="0">
+            <wp:extent cx="3810000" cy="2667000"/>
+            <wp:effectExtent t="0" r="0" b="0" l="0"/>
+            <wp:docPr id="1" name="illustration" descr="AI生成配图" title="章节配图"/>
+            <wp:cNvGraphicFramePr>
+              <a:graphicFrameLocks xmlns:a="http://schemas.openxmlformats.org/drawingml/2006/main" noChangeAspect="1"/>
+            </wp:cNvGraphicFramePr>
+            <a:graphic xmlns:a="http://schemas.openxmlformats.org/drawingml/2006/main">
+              <a:graphicData uri="http://schemas.openxmlformats.org/drawingml/2006/picture">
+                <pic:pic xmlns:pic="http://schemas.openxmlformats.org/drawingml/2006/picture">
+                  <pic:nvPicPr>
+                    <pic:cNvPr id="0" name="" descr=""/>
+                    <pic:cNvPicPr>
+                      <a:picLocks noChangeAspect="1" noChangeArrowheads="1"/>
+                    </pic:cNvPicPr>
+                  </pic:nvPicPr>
+                  <pic:blipFill>
+                    <a:blip r:embed="rId13" cstate="none"/>
+                    <a:srcRect/>
+                    <a:stretch>
+                      <a:fillRect/>
+                    </a:stretch>
+                  </pic:blipFill>
+                  <pic:spPr bwMode="auto">
+                    <a:xfrm>
+                      <a:off x="0" y="0"/>
+                      <a:ext cx="3810000" cy="2667000"/>
+                    </a:xfrm>
+                    <a:prstGeom prst="rect">
+                      <a:avLst/>
+                    </a:prstGeom>
+                  </pic:spPr>
+                </pic:pic>
+              </a:graphicData>
+            </a:graphic>
+          </wp:inline>
+        </w:drawing>
+      </w:r>
+    </w:p>
+    <w:p>
+      <w:pPr>
+        <w:spacing w:after="60" w:before="60" w:line="360"/>
+        <w:ind w:firstLine="480"/>
+      </w:pPr>
+      <w:r>
+        <w:rPr>
+          <w:rFonts w:ascii="宋体" w:cs="宋体" w:eastAsia="宋体" w:hAnsi="宋体"/>
+          <w:sz w:val="24"/>
+          <w:szCs w:val="24"/>
+        </w:rPr>
+        <w:t xml:space="preserve">第76月，青云城上空阴云沉沉，坊市里的叫卖声依旧，却难掩暗流涌动的杀机。灵气在这片天地间浓烈如雾，嗅得出血腥，也嗅得出机遇。</w:t>
+      </w:r>
+    </w:p>
+    <w:p>
+      <w:pPr>
+        <w:spacing w:after="60" w:before="60" w:line="360"/>
+        <w:ind w:firstLine="480"/>
+      </w:pPr>
+      <w:r>
+        <w:rPr>
+          <w:rFonts w:ascii="宋体" w:cs="宋体" w:eastAsia="宋体" w:hAnsi="宋体"/>
+          <w:sz w:val="24"/>
+          <w:szCs w:val="24"/>
+        </w:rPr>
+        <w:t xml:space="preserve">与此同时，各方修士也在暗流中各自筹谋——</w:t>
+      </w:r>
+    </w:p>
+    <w:p>
+      <w:pPr>
+        <w:spacing w:after="60" w:before="60" w:line="360"/>
+        <w:ind w:firstLine="480"/>
+      </w:pPr>
+      <w:r>
+        <w:rPr>
+          <w:rFonts w:ascii="宋体" w:cs="宋体" w:eastAsia="宋体" w:hAnsi="宋体"/>
+          <w:sz w:val="24"/>
+          <w:szCs w:val="24"/>
+        </w:rPr>
+        <w:t xml:space="preserve">江湖之上，🔍 陆霜华 探索有收获。，天下局势悄然生变。</w:t>
+      </w:r>
+    </w:p>
+    <w:p>
+      <w:pPr>
+        <w:spacing w:after="60" w:before="60" w:line="360"/>
+        <w:ind w:firstLine="480"/>
+      </w:pPr>
+      <w:r>
+        <w:rPr>
+          <w:rFonts w:ascii="宋体" w:cs="宋体" w:eastAsia="宋体" w:hAnsi="宋体"/>
+          <w:sz w:val="24"/>
+          <w:szCs w:val="24"/>
+        </w:rPr>
+        <w:t xml:space="preserve">血与道，从来不曾分离。第80月的故事，暂且写到这里。</w:t>
+      </w:r>
+    </w:p>
+    <w:p>
+      <w:pPr>
+        <w:spacing w:after="200" w:before="100"/>
+        <w:jc w:val="right"/>
+      </w:pPr>
+      <w:r>
+        <w:rPr>
+          <w:rFonts w:ascii="宋体" w:cs="宋体" w:eastAsia="宋体" w:hAnsi="宋体"/>
+          <w:i/>
+          <w:iCs/>
+          <w:color w:val="888888"/>
+          <w:sz w:val="18"/>
+          <w:szCs w:val="18"/>
+        </w:rPr>
+        <w:t xml:space="preserve">[数据] 存活修士：20人 | 大事件：13件</w:t>
+      </w:r>
+    </w:p>
+    <w:p>
+      <w:pPr>
+        <w:pStyle w:val="Heading2"/>
+        <w:spacing w:after="150" w:before="300"/>
+      </w:pPr>
+      <w:r>
+        <w:rPr>
+          <w:rFonts w:ascii="宋体" w:cs="宋体" w:eastAsia="宋体" w:hAnsi="宋体"/>
+          <w:b/>
+          <w:bCs/>
+          <w:color w:val="6B3A1F"/>
+          <w:sz w:val="28"/>
+          <w:szCs w:val="28"/>
+        </w:rPr>
+        <w:t xml:space="preserve">第81月至第85月</w:t>
       </w:r>
     </w:p>
     <w:p>
@@ -1683,7 +2059,21 @@
           <w:sz w:val="24"/>
           <w:szCs w:val="24"/>
         </w:rPr>
-        <w:t xml:space="preserve">幽冥谷的磷火在第66月时格外幽蓝，腐败的灵气裹挟着死气，却也孕育着异样的契机。天地棋盘上，每一枚棋子都在悄然落位。</w:t>
+        <w:t xml:space="preserve">第81月，青云城上空阴云沉沉，坊市里的叫卖声依旧，却难掩暗流涌动的杀机。灵气在这片天地间浓烈如雾，嗅得出血腥，也嗅得出机遇。</w:t>
+      </w:r>
+    </w:p>
+    <w:p>
+      <w:pPr>
+        <w:spacing w:after="60" w:before="60" w:line="360"/>
+        <w:ind w:firstLine="480"/>
+      </w:pPr>
+      <w:r>
+        <w:rPr>
+          <w:rFonts w:ascii="宋体" w:cs="宋体" w:eastAsia="宋体" w:hAnsi="宋体"/>
+          <w:sz w:val="24"/>
+          <w:szCs w:val="24"/>
+        </w:rPr>
+        <w:t xml:space="preserve">天穹之上，隐隐有灵气漩涡凝聚，那是境界壁障破碎时才有的异象。滚滚灵压自丹田涌出，周身经脉尽皆震鸣——突破了，突破至练气十层！</w:t>
       </w:r>
     </w:p>
     <w:p>
@@ -1711,21 +2101,21 @@
           <w:sz w:val="24"/>
           <w:szCs w:val="24"/>
         </w:rPr>
-        <w:t xml:space="preserve">江湖之上，红袖添香 练气圆满，却无筑基丹，修炼停滞！，天下局势悄然生变。</w:t>
-      </w:r>
-    </w:p>
-    <w:p>
-      <w:pPr>
-        <w:spacing w:after="60" w:before="60" w:line="360"/>
-        <w:ind w:firstLine="480"/>
-      </w:pPr>
-      <w:r>
-        <w:rPr>
-          <w:rFonts w:ascii="宋体" w:cs="宋体" w:eastAsia="宋体" w:hAnsi="宋体"/>
-          <w:sz w:val="24"/>
-          <w:szCs w:val="24"/>
-        </w:rPr>
-        <w:t xml:space="preserve">第70月，苍渺大陆的天地棋盘又落下了几枚棋子。谁生谁死，谁主沉浮，尚未可知。</w:t>
+        <w:t xml:space="preserve">江湖之上，🔍 魏玄机 探索有收获。，天下局势悄然生变。</w:t>
+      </w:r>
+    </w:p>
+    <w:p>
+      <w:pPr>
+        <w:spacing w:after="60" w:before="60" w:line="360"/>
+        <w:ind w:firstLine="480"/>
+      </w:pPr>
+      <w:r>
+        <w:rPr>
+          <w:rFonts w:ascii="宋体" w:cs="宋体" w:eastAsia="宋体" w:hAnsi="宋体"/>
+          <w:sz w:val="24"/>
+          <w:szCs w:val="24"/>
+        </w:rPr>
+        <w:t xml:space="preserve">血与道，从来不曾分离。第85月的故事，暂且写到这里。</w:t>
       </w:r>
     </w:p>
     <w:p>
@@ -1742,7 +2132,7 @@
           <w:sz w:val="18"/>
           <w:szCs w:val="18"/>
         </w:rPr>
-        <w:t xml:space="preserve">[数据] 存活修士：20人 | 大事件：10件</w:t>
+        <w:t xml:space="preserve">[数据] 存活修士：20人 | 突破：1次 | 大事件：23件</w:t>
       </w:r>
     </w:p>
     <w:p>
@@ -1759,279 +2149,7 @@
           <w:sz w:val="28"/>
           <w:szCs w:val="28"/>
         </w:rPr>
-        <w:t xml:space="preserve">第71月至第75月</w:t>
-      </w:r>
-    </w:p>
-    <w:p>
-      <w:pPr>
-        <w:spacing w:after="200" w:before="200"/>
-        <w:jc w:val="center"/>
-      </w:pPr>
-      <w:r>
-        <w:drawing>
-          <wp:inline distT="0" distB="0" distL="0" distR="0">
-            <wp:extent cx="3810000" cy="2667000"/>
-            <wp:effectExtent t="0" r="0" b="0" l="0"/>
-            <wp:docPr id="1" name="illustration" descr="AI生成配图" title="章节配图"/>
-            <wp:cNvGraphicFramePr>
-              <a:graphicFrameLocks xmlns:a="http://schemas.openxmlformats.org/drawingml/2006/main" noChangeAspect="1"/>
-            </wp:cNvGraphicFramePr>
-            <a:graphic xmlns:a="http://schemas.openxmlformats.org/drawingml/2006/main">
-              <a:graphicData uri="http://schemas.openxmlformats.org/drawingml/2006/picture">
-                <pic:pic xmlns:pic="http://schemas.openxmlformats.org/drawingml/2006/picture">
-                  <pic:nvPicPr>
-                    <pic:cNvPr id="0" name="" descr=""/>
-                    <pic:cNvPicPr>
-                      <a:picLocks noChangeAspect="1" noChangeArrowheads="1"/>
-                    </pic:cNvPicPr>
-                  </pic:nvPicPr>
-                  <pic:blipFill>
-                    <a:blip r:embed="rId14" cstate="none"/>
-                    <a:srcRect/>
-                    <a:stretch>
-                      <a:fillRect/>
-                    </a:stretch>
-                  </pic:blipFill>
-                  <pic:spPr bwMode="auto">
-                    <a:xfrm>
-                      <a:off x="0" y="0"/>
-                      <a:ext cx="3810000" cy="2667000"/>
-                    </a:xfrm>
-                    <a:prstGeom prst="rect">
-                      <a:avLst/>
-                    </a:prstGeom>
-                  </pic:spPr>
-                </pic:pic>
-              </a:graphicData>
-            </a:graphic>
-          </wp:inline>
-        </w:drawing>
-      </w:r>
-    </w:p>
-    <w:p>
-      <w:pPr>
-        <w:spacing w:after="60" w:before="60" w:line="360"/>
-        <w:ind w:firstLine="480"/>
-      </w:pPr>
-      <w:r>
-        <w:rPr>
-          <w:rFonts w:ascii="宋体" w:cs="宋体" w:eastAsia="宋体" w:hAnsi="宋体"/>
-          <w:sz w:val="24"/>
-          <w:szCs w:val="24"/>
-        </w:rPr>
-        <w:t xml:space="preserve">第71月，青云城上空阴云沉沉，坊市里的叫卖声依旧，却难掩暗流涌动的杀机。灵气在这片天地间浓烈如雾，嗅得出血腥，也嗅得出机遇。</w:t>
-      </w:r>
-    </w:p>
-    <w:p>
-      <w:pPr>
-        <w:spacing w:after="60" w:before="60" w:line="360"/>
-        <w:ind w:firstLine="480"/>
-      </w:pPr>
-      <w:r>
-        <w:rPr>
-          <w:rFonts w:ascii="宋体" w:cs="宋体" w:eastAsia="宋体" w:hAnsi="宋体"/>
-          <w:sz w:val="24"/>
-          <w:szCs w:val="24"/>
-        </w:rPr>
-        <w:t xml:space="preserve">与此同时，各方修士也在暗流中各自筹谋——</w:t>
-      </w:r>
-    </w:p>
-    <w:p>
-      <w:pPr>
-        <w:spacing w:after="60" w:before="60" w:line="360"/>
-        <w:ind w:firstLine="480"/>
-      </w:pPr>
-      <w:r>
-        <w:rPr>
-          <w:rFonts w:ascii="宋体" w:cs="宋体" w:eastAsia="宋体" w:hAnsi="宋体"/>
-          <w:sz w:val="24"/>
-          <w:szCs w:val="24"/>
-        </w:rPr>
-        <w:t xml:space="preserve">江湖之上，冯怒潮 练气圆满，却无筑基丹，修炼停滞！，天下局势悄然生变。</w:t>
-      </w:r>
-    </w:p>
-    <w:p>
-      <w:pPr>
-        <w:spacing w:after="60" w:before="60" w:line="360"/>
-        <w:ind w:firstLine="480"/>
-      </w:pPr>
-      <w:r>
-        <w:rPr>
-          <w:rFonts w:ascii="宋体" w:cs="宋体" w:eastAsia="宋体" w:hAnsi="宋体"/>
-          <w:sz w:val="24"/>
-          <w:szCs w:val="24"/>
-        </w:rPr>
-        <w:t xml:space="preserve">血与道，从来不曾分离。第75月的故事，暂且写到这里。</w:t>
-      </w:r>
-    </w:p>
-    <w:p>
-      <w:pPr>
-        <w:spacing w:after="200" w:before="100"/>
-        <w:jc w:val="right"/>
-      </w:pPr>
-      <w:r>
-        <w:rPr>
-          <w:rFonts w:ascii="宋体" w:cs="宋体" w:eastAsia="宋体" w:hAnsi="宋体"/>
-          <w:i/>
-          <w:iCs/>
-          <w:color w:val="888888"/>
-          <w:sz w:val="18"/>
-          <w:szCs w:val="18"/>
-        </w:rPr>
-        <w:t xml:space="preserve">[数据] 存活修士：20人 | 大事件：10件</w:t>
-      </w:r>
-    </w:p>
-    <w:p>
-      <w:pPr>
-        <w:pStyle w:val="Heading2"/>
-        <w:spacing w:after="150" w:before="300"/>
-      </w:pPr>
-      <w:r>
-        <w:rPr>
-          <w:rFonts w:ascii="宋体" w:cs="宋体" w:eastAsia="宋体" w:hAnsi="宋体"/>
-          <w:b/>
-          <w:bCs/>
-          <w:color w:val="6B3A1F"/>
-          <w:sz w:val="28"/>
-          <w:szCs w:val="28"/>
-        </w:rPr>
-        <w:t xml:space="preserve">第76月至第80月</w:t>
-      </w:r>
-    </w:p>
-    <w:p>
-      <w:pPr>
-        <w:spacing w:after="200" w:before="200"/>
-        <w:jc w:val="center"/>
-      </w:pPr>
-      <w:r>
-        <w:drawing>
-          <wp:inline distT="0" distB="0" distL="0" distR="0">
-            <wp:extent cx="3810000" cy="2667000"/>
-            <wp:effectExtent t="0" r="0" b="0" l="0"/>
-            <wp:docPr id="1" name="illustration" descr="AI生成配图" title="章节配图"/>
-            <wp:cNvGraphicFramePr>
-              <a:graphicFrameLocks xmlns:a="http://schemas.openxmlformats.org/drawingml/2006/main" noChangeAspect="1"/>
-            </wp:cNvGraphicFramePr>
-            <a:graphic xmlns:a="http://schemas.openxmlformats.org/drawingml/2006/main">
-              <a:graphicData uri="http://schemas.openxmlformats.org/drawingml/2006/picture">
-                <pic:pic xmlns:pic="http://schemas.openxmlformats.org/drawingml/2006/picture">
-                  <pic:nvPicPr>
-                    <pic:cNvPr id="0" name="" descr=""/>
-                    <pic:cNvPicPr>
-                      <a:picLocks noChangeAspect="1" noChangeArrowheads="1"/>
-                    </pic:cNvPicPr>
-                  </pic:nvPicPr>
-                  <pic:blipFill>
-                    <a:blip r:embed="rId14" cstate="none"/>
-                    <a:srcRect/>
-                    <a:stretch>
-                      <a:fillRect/>
-                    </a:stretch>
-                  </pic:blipFill>
-                  <pic:spPr bwMode="auto">
-                    <a:xfrm>
-                      <a:off x="0" y="0"/>
-                      <a:ext cx="3810000" cy="2667000"/>
-                    </a:xfrm>
-                    <a:prstGeom prst="rect">
-                      <a:avLst/>
-                    </a:prstGeom>
-                  </pic:spPr>
-                </pic:pic>
-              </a:graphicData>
-            </a:graphic>
-          </wp:inline>
-        </w:drawing>
-      </w:r>
-    </w:p>
-    <w:p>
-      <w:pPr>
-        <w:spacing w:after="60" w:before="60" w:line="360"/>
-        <w:ind w:firstLine="480"/>
-      </w:pPr>
-      <w:r>
-        <w:rPr>
-          <w:rFonts w:ascii="宋体" w:cs="宋体" w:eastAsia="宋体" w:hAnsi="宋体"/>
-          <w:sz w:val="24"/>
-          <w:szCs w:val="24"/>
-        </w:rPr>
-        <w:t xml:space="preserve">第76月，青云城上空阴云沉沉，坊市里的叫卖声依旧，却难掩暗流涌动的杀机。灵气在这片天地间浓烈如雾，嗅得出血腥，也嗅得出机遇。</w:t>
-      </w:r>
-    </w:p>
-    <w:p>
-      <w:pPr>
-        <w:spacing w:after="60" w:before="60" w:line="360"/>
-        <w:ind w:firstLine="480"/>
-      </w:pPr>
-      <w:r>
-        <w:rPr>
-          <w:rFonts w:ascii="宋体" w:cs="宋体" w:eastAsia="宋体" w:hAnsi="宋体"/>
-          <w:sz w:val="24"/>
-          <w:szCs w:val="24"/>
-        </w:rPr>
-        <w:t xml:space="preserve">与此同时，各方修士也在暗流中各自筹谋——</w:t>
-      </w:r>
-    </w:p>
-    <w:p>
-      <w:pPr>
-        <w:spacing w:after="60" w:before="60" w:line="360"/>
-        <w:ind w:firstLine="480"/>
-      </w:pPr>
-      <w:r>
-        <w:rPr>
-          <w:rFonts w:ascii="宋体" w:cs="宋体" w:eastAsia="宋体" w:hAnsi="宋体"/>
-          <w:sz w:val="24"/>
-          <w:szCs w:val="24"/>
-        </w:rPr>
-        <w:t xml:space="preserve">江湖之上，🔍 陆霜华 探索有收获。，天下局势悄然生变。</w:t>
-      </w:r>
-    </w:p>
-    <w:p>
-      <w:pPr>
-        <w:spacing w:after="60" w:before="60" w:line="360"/>
-        <w:ind w:firstLine="480"/>
-      </w:pPr>
-      <w:r>
-        <w:rPr>
-          <w:rFonts w:ascii="宋体" w:cs="宋体" w:eastAsia="宋体" w:hAnsi="宋体"/>
-          <w:sz w:val="24"/>
-          <w:szCs w:val="24"/>
-        </w:rPr>
-        <w:t xml:space="preserve">血与道，从来不曾分离。第80月的故事，暂且写到这里。</w:t>
-      </w:r>
-    </w:p>
-    <w:p>
-      <w:pPr>
-        <w:spacing w:after="200" w:before="100"/>
-        <w:jc w:val="right"/>
-      </w:pPr>
-      <w:r>
-        <w:rPr>
-          <w:rFonts w:ascii="宋体" w:cs="宋体" w:eastAsia="宋体" w:hAnsi="宋体"/>
-          <w:i/>
-          <w:iCs/>
-          <w:color w:val="888888"/>
-          <w:sz w:val="18"/>
-          <w:szCs w:val="18"/>
-        </w:rPr>
-        <w:t xml:space="preserve">[数据] 存活修士：20人 | 大事件：13件</w:t>
-      </w:r>
-    </w:p>
-    <w:p>
-      <w:pPr>
-        <w:pStyle w:val="Heading2"/>
-        <w:spacing w:after="150" w:before="300"/>
-      </w:pPr>
-      <w:r>
-        <w:rPr>
-          <w:rFonts w:ascii="宋体" w:cs="宋体" w:eastAsia="宋体" w:hAnsi="宋体"/>
-          <w:b/>
-          <w:bCs/>
-          <w:color w:val="6B3A1F"/>
-          <w:sz w:val="28"/>
-          <w:szCs w:val="28"/>
-        </w:rPr>
-        <w:t xml:space="preserve">第81月至第85月</w:t>
+        <w:t xml:space="preserve">第86月至第90月</w:t>
       </w:r>
     </w:p>
     <w:p>
@@ -2091,21 +2209,35 @@
           <w:sz w:val="24"/>
           <w:szCs w:val="24"/>
         </w:rPr>
-        <w:t xml:space="preserve">第81月，青云城上空阴云沉沉，坊市里的叫卖声依旧，却难掩暗流涌动的杀机。灵气在这片天地间浓烈如雾，嗅得出血腥，也嗅得出机遇。</w:t>
-      </w:r>
-    </w:p>
-    <w:p>
-      <w:pPr>
-        <w:spacing w:after="60" w:before="60" w:line="360"/>
-        <w:ind w:firstLine="480"/>
-      </w:pPr>
-      <w:r>
-        <w:rPr>
-          <w:rFonts w:ascii="宋体" w:cs="宋体" w:eastAsia="宋体" w:hAnsi="宋体"/>
-          <w:sz w:val="24"/>
-          <w:szCs w:val="24"/>
-        </w:rPr>
-        <w:t xml:space="preserve">天穹之上，隐隐有灵气漩涡凝聚，那是境界壁障破碎时才有的异象。滚滚灵压自丹田涌出，周身经脉尽皆震鸣——突破了，突破至练气十层！</w:t>
+        <w:t xml:space="preserve">第86月，青云城上空阴云沉沉，坊市里的叫卖声依旧，却难掩暗流涌动的杀机。灵气在这片天地间浓烈如雾，嗅得出血腥，也嗅得出机遇。</w:t>
+      </w:r>
+    </w:p>
+    <w:p>
+      <w:pPr>
+        <w:spacing w:after="60" w:before="60" w:line="360"/>
+        <w:ind w:firstLine="480"/>
+      </w:pPr>
+      <w:r>
+        <w:rPr>
+          <w:rFonts w:ascii="宋体" w:cs="宋体" w:eastAsia="宋体" w:hAnsi="宋体"/>
+          <w:sz w:val="24"/>
+          <w:szCs w:val="24"/>
+        </w:rPr>
+        <w:t xml:space="preserve">天穹之上，隐隐有灵气漩涡凝聚，那是境界壁障破碎时才有的异象。滚滚灵压自丹田涌出，周身经脉尽皆震鸣——突破了，突破至练气六层！</w:t>
+      </w:r>
+    </w:p>
+    <w:p>
+      <w:pPr>
+        <w:spacing w:after="60" w:before="60" w:line="360"/>
+        <w:ind w:firstLine="480"/>
+      </w:pPr>
+      <w:r>
+        <w:rPr>
+          <w:rFonts w:ascii="宋体" w:cs="宋体" w:eastAsia="宋体" w:hAnsi="宋体"/>
+          <w:sz w:val="24"/>
+          <w:szCs w:val="24"/>
+        </w:rPr>
+        <w:t xml:space="preserve">天穹之上，隐隐有灵气漩涡凝聚，那是境界壁障破碎时才有的异象。滚滚灵压自丹田涌出，周身经脉尽皆震鸣——突破了，突破至【练气六层】！！</w:t>
       </w:r>
     </w:p>
     <w:p>
@@ -2133,21 +2265,21 @@
           <w:sz w:val="24"/>
           <w:szCs w:val="24"/>
         </w:rPr>
-        <w:t xml:space="preserve">江湖之上，🔍 魏玄机 探索有收获。，天下局势悄然生变。</w:t>
-      </w:r>
-    </w:p>
-    <w:p>
-      <w:pPr>
-        <w:spacing w:after="60" w:before="60" w:line="360"/>
-        <w:ind w:firstLine="480"/>
-      </w:pPr>
-      <w:r>
-        <w:rPr>
-          <w:rFonts w:ascii="宋体" w:cs="宋体" w:eastAsia="宋体" w:hAnsi="宋体"/>
-          <w:sz w:val="24"/>
-          <w:szCs w:val="24"/>
-        </w:rPr>
-        <w:t xml:space="preserve">血与道，从来不曾分离。第85月的故事，暂且写到这里。</w:t>
+        <w:t xml:space="preserve">江湖之上，冯怒潮 练气圆满，却无筑基丹，修炼停滞！，天下局势悄然生变。</w:t>
+      </w:r>
+    </w:p>
+    <w:p>
+      <w:pPr>
+        <w:spacing w:after="60" w:before="60" w:line="360"/>
+        <w:ind w:firstLine="480"/>
+      </w:pPr>
+      <w:r>
+        <w:rPr>
+          <w:rFonts w:ascii="宋体" w:cs="宋体" w:eastAsia="宋体" w:hAnsi="宋体"/>
+          <w:sz w:val="24"/>
+          <w:szCs w:val="24"/>
+        </w:rPr>
+        <w:t xml:space="preserve">当第90月的最后一缕灵气散尽，这一段因果，已然落定。</w:t>
       </w:r>
     </w:p>
     <w:p>
@@ -2164,7 +2296,7 @@
           <w:sz w:val="18"/>
           <w:szCs w:val="18"/>
         </w:rPr>
-        <w:t xml:space="preserve">[数据] 存活修士：20人 | 突破：1次 | 大事件：23件</w:t>
+        <w:t xml:space="preserve">[数据] 存活修士：20人 | 突破：1次 | 大事件：11件</w:t>
       </w:r>
     </w:p>
     <w:p>
@@ -2181,7 +2313,7 @@
           <w:sz w:val="28"/>
           <w:szCs w:val="28"/>
         </w:rPr>
-        <w:t xml:space="preserve">第86月至第90月</w:t>
+        <w:t xml:space="preserve">第91月至第95月</w:t>
       </w:r>
     </w:p>
     <w:p>
@@ -2241,35 +2373,21 @@
           <w:sz w:val="24"/>
           <w:szCs w:val="24"/>
         </w:rPr>
-        <w:t xml:space="preserve">第86月，青云城上空阴云沉沉，坊市里的叫卖声依旧，却难掩暗流涌动的杀机。灵气在这片天地间浓烈如雾，嗅得出血腥，也嗅得出机遇。</w:t>
-      </w:r>
-    </w:p>
-    <w:p>
-      <w:pPr>
-        <w:spacing w:after="60" w:before="60" w:line="360"/>
-        <w:ind w:firstLine="480"/>
-      </w:pPr>
-      <w:r>
-        <w:rPr>
-          <w:rFonts w:ascii="宋体" w:cs="宋体" w:eastAsia="宋体" w:hAnsi="宋体"/>
-          <w:sz w:val="24"/>
-          <w:szCs w:val="24"/>
-        </w:rPr>
-        <w:t xml:space="preserve">天穹之上，隐隐有灵气漩涡凝聚，那是境界壁障破碎时才有的异象。滚滚灵压自丹田涌出，周身经脉尽皆震鸣——突破了，突破至练气六层！</w:t>
-      </w:r>
-    </w:p>
-    <w:p>
-      <w:pPr>
-        <w:spacing w:after="60" w:before="60" w:line="360"/>
-        <w:ind w:firstLine="480"/>
-      </w:pPr>
-      <w:r>
-        <w:rPr>
-          <w:rFonts w:ascii="宋体" w:cs="宋体" w:eastAsia="宋体" w:hAnsi="宋体"/>
-          <w:sz w:val="24"/>
-          <w:szCs w:val="24"/>
-        </w:rPr>
-        <w:t xml:space="preserve">天穹之上，隐隐有灵气漩涡凝聚，那是境界壁障破碎时才有的异象。滚滚灵压自丹田涌出，周身经脉尽皆震鸣——突破了，突破至【练气六层】！！</w:t>
+        <w:t xml:space="preserve">灵脉荒野，第91月。地脉灵气从地缝中渗出，连空气都带着令人心悸的灵压。几道身影散落四方，各自打着自己的算盘。</w:t>
+      </w:r>
+    </w:p>
+    <w:p>
+      <w:pPr>
+        <w:spacing w:after="60" w:before="60" w:line="360"/>
+        <w:ind w:firstLine="480"/>
+      </w:pPr>
+      <w:r>
+        <w:rPr>
+          <w:rFonts w:ascii="宋体" w:cs="宋体" w:eastAsia="宋体" w:hAnsi="宋体"/>
+          <w:sz w:val="24"/>
+          <w:szCs w:val="24"/>
+        </w:rPr>
+        <w:t xml:space="preserve">天穹之上，隐隐有灵气漩涡凝聚，那是境界壁障破碎时才有的异象。滚滚灵压自丹田涌出，周身经脉尽皆震鸣——突破了，突破至练气二层！</w:t>
       </w:r>
     </w:p>
     <w:p>
@@ -2297,21 +2415,21 @@
           <w:sz w:val="24"/>
           <w:szCs w:val="24"/>
         </w:rPr>
-        <w:t xml:space="preserve">江湖之上，冯怒潮 练气圆满，却无筑基丹，修炼停滞！，天下局势悄然生变。</w:t>
-      </w:r>
-    </w:p>
-    <w:p>
-      <w:pPr>
-        <w:spacing w:after="60" w:before="60" w:line="360"/>
-        <w:ind w:firstLine="480"/>
-      </w:pPr>
-      <w:r>
-        <w:rPr>
-          <w:rFonts w:ascii="宋体" w:cs="宋体" w:eastAsia="宋体" w:hAnsi="宋体"/>
-          <w:sz w:val="24"/>
-          <w:szCs w:val="24"/>
-        </w:rPr>
-        <w:t xml:space="preserve">当第90月的最后一缕灵气散尽，这一段因果，已然落定。</w:t>
+        <w:t xml:space="preserve">江湖之上，红袖添香 练气圆满，却无筑基丹，修炼停滞！，天下局势悄然生变。</w:t>
+      </w:r>
+    </w:p>
+    <w:p>
+      <w:pPr>
+        <w:spacing w:after="60" w:before="60" w:line="360"/>
+        <w:ind w:firstLine="480"/>
+      </w:pPr>
+      <w:r>
+        <w:rPr>
+          <w:rFonts w:ascii="宋体" w:cs="宋体" w:eastAsia="宋体" w:hAnsi="宋体"/>
+          <w:sz w:val="24"/>
+          <w:szCs w:val="24"/>
+        </w:rPr>
+        <w:t xml:space="preserve">当第95月的最后一缕灵气散尽，这一段因果，已然落定。</w:t>
       </w:r>
     </w:p>
     <w:p>
@@ -2328,7 +2446,7 @@
           <w:sz w:val="18"/>
           <w:szCs w:val="18"/>
         </w:rPr>
-        <w:t xml:space="preserve">[数据] 存活修士：20人 | 突破：1次 | 大事件：11件</w:t>
+        <w:t xml:space="preserve">[数据] 存活修士：20人 | 突破：1次 | 大事件：13件</w:t>
       </w:r>
     </w:p>
     <w:p>
@@ -2345,7 +2463,7 @@
           <w:sz w:val="28"/>
           <w:szCs w:val="28"/>
         </w:rPr>
-        <w:t xml:space="preserve">第91月至第95月</w:t>
+        <w:t xml:space="preserve">第96月至第100月</w:t>
       </w:r>
     </w:p>
     <w:p>
@@ -2373,156 +2491,6 @@
                   </pic:nvPicPr>
                   <pic:blipFill>
                     <a:blip r:embed="rId17" cstate="none"/>
-                    <a:srcRect/>
-                    <a:stretch>
-                      <a:fillRect/>
-                    </a:stretch>
-                  </pic:blipFill>
-                  <pic:spPr bwMode="auto">
-                    <a:xfrm>
-                      <a:off x="0" y="0"/>
-                      <a:ext cx="3810000" cy="2667000"/>
-                    </a:xfrm>
-                    <a:prstGeom prst="rect">
-                      <a:avLst/>
-                    </a:prstGeom>
-                  </pic:spPr>
-                </pic:pic>
-              </a:graphicData>
-            </a:graphic>
-          </wp:inline>
-        </w:drawing>
-      </w:r>
-    </w:p>
-    <w:p>
-      <w:pPr>
-        <w:spacing w:after="60" w:before="60" w:line="360"/>
-        <w:ind w:firstLine="480"/>
-      </w:pPr>
-      <w:r>
-        <w:rPr>
-          <w:rFonts w:ascii="宋体" w:cs="宋体" w:eastAsia="宋体" w:hAnsi="宋体"/>
-          <w:sz w:val="24"/>
-          <w:szCs w:val="24"/>
-        </w:rPr>
-        <w:t xml:space="preserve">灵脉荒野，第91月。地脉灵气从地缝中渗出，连空气都带着令人心悸的灵压。几道身影散落四方，各自打着自己的算盘。</w:t>
-      </w:r>
-    </w:p>
-    <w:p>
-      <w:pPr>
-        <w:spacing w:after="60" w:before="60" w:line="360"/>
-        <w:ind w:firstLine="480"/>
-      </w:pPr>
-      <w:r>
-        <w:rPr>
-          <w:rFonts w:ascii="宋体" w:cs="宋体" w:eastAsia="宋体" w:hAnsi="宋体"/>
-          <w:sz w:val="24"/>
-          <w:szCs w:val="24"/>
-        </w:rPr>
-        <w:t xml:space="preserve">天穹之上，隐隐有灵气漩涡凝聚，那是境界壁障破碎时才有的异象。滚滚灵压自丹田涌出，周身经脉尽皆震鸣——突破了，突破至练气二层！</w:t>
-      </w:r>
-    </w:p>
-    <w:p>
-      <w:pPr>
-        <w:spacing w:after="60" w:before="60" w:line="360"/>
-        <w:ind w:firstLine="480"/>
-      </w:pPr>
-      <w:r>
-        <w:rPr>
-          <w:rFonts w:ascii="宋体" w:cs="宋体" w:eastAsia="宋体" w:hAnsi="宋体"/>
-          <w:sz w:val="24"/>
-          <w:szCs w:val="24"/>
-        </w:rPr>
-        <w:t xml:space="preserve">与此同时，各方修士也在暗流中各自筹谋——</w:t>
-      </w:r>
-    </w:p>
-    <w:p>
-      <w:pPr>
-        <w:spacing w:after="60" w:before="60" w:line="360"/>
-        <w:ind w:firstLine="480"/>
-      </w:pPr>
-      <w:r>
-        <w:rPr>
-          <w:rFonts w:ascii="宋体" w:cs="宋体" w:eastAsia="宋体" w:hAnsi="宋体"/>
-          <w:sz w:val="24"/>
-          <w:szCs w:val="24"/>
-        </w:rPr>
-        <w:t xml:space="preserve">江湖之上，红袖添香 练气圆满，却无筑基丹，修炼停滞！，天下局势悄然生变。</w:t>
-      </w:r>
-    </w:p>
-    <w:p>
-      <w:pPr>
-        <w:spacing w:after="60" w:before="60" w:line="360"/>
-        <w:ind w:firstLine="480"/>
-      </w:pPr>
-      <w:r>
-        <w:rPr>
-          <w:rFonts w:ascii="宋体" w:cs="宋体" w:eastAsia="宋体" w:hAnsi="宋体"/>
-          <w:sz w:val="24"/>
-          <w:szCs w:val="24"/>
-        </w:rPr>
-        <w:t xml:space="preserve">当第95月的最后一缕灵气散尽，这一段因果，已然落定。</w:t>
-      </w:r>
-    </w:p>
-    <w:p>
-      <w:pPr>
-        <w:spacing w:after="200" w:before="100"/>
-        <w:jc w:val="right"/>
-      </w:pPr>
-      <w:r>
-        <w:rPr>
-          <w:rFonts w:ascii="宋体" w:cs="宋体" w:eastAsia="宋体" w:hAnsi="宋体"/>
-          <w:i/>
-          <w:iCs/>
-          <w:color w:val="888888"/>
-          <w:sz w:val="18"/>
-          <w:szCs w:val="18"/>
-        </w:rPr>
-        <w:t xml:space="preserve">[数据] 存活修士：20人 | 突破：1次 | 大事件：13件</w:t>
-      </w:r>
-    </w:p>
-    <w:p>
-      <w:pPr>
-        <w:pStyle w:val="Heading2"/>
-        <w:spacing w:after="150" w:before="300"/>
-      </w:pPr>
-      <w:r>
-        <w:rPr>
-          <w:rFonts w:ascii="宋体" w:cs="宋体" w:eastAsia="宋体" w:hAnsi="宋体"/>
-          <w:b/>
-          <w:bCs/>
-          <w:color w:val="6B3A1F"/>
-          <w:sz w:val="28"/>
-          <w:szCs w:val="28"/>
-        </w:rPr>
-        <w:t xml:space="preserve">第96月至第100月</w:t>
-      </w:r>
-    </w:p>
-    <w:p>
-      <w:pPr>
-        <w:spacing w:after="200" w:before="200"/>
-        <w:jc w:val="center"/>
-      </w:pPr>
-      <w:r>
-        <w:drawing>
-          <wp:inline distT="0" distB="0" distL="0" distR="0">
-            <wp:extent cx="3810000" cy="2667000"/>
-            <wp:effectExtent t="0" r="0" b="0" l="0"/>
-            <wp:docPr id="1" name="illustration" descr="AI生成配图" title="章节配图"/>
-            <wp:cNvGraphicFramePr>
-              <a:graphicFrameLocks xmlns:a="http://schemas.openxmlformats.org/drawingml/2006/main" noChangeAspect="1"/>
-            </wp:cNvGraphicFramePr>
-            <a:graphic xmlns:a="http://schemas.openxmlformats.org/drawingml/2006/main">
-              <a:graphicData uri="http://schemas.openxmlformats.org/drawingml/2006/picture">
-                <pic:pic xmlns:pic="http://schemas.openxmlformats.org/drawingml/2006/picture">
-                  <pic:nvPicPr>
-                    <pic:cNvPr id="0" name="" descr=""/>
-                    <pic:cNvPicPr>
-                      <a:picLocks noChangeAspect="1" noChangeArrowheads="1"/>
-                    </pic:cNvPicPr>
-                  </pic:nvPicPr>
-                  <pic:blipFill>
-                    <a:blip r:embed="rId18" cstate="none"/>
                     <a:srcRect/>
                     <a:stretch>
                       <a:fillRect/>

--- a/xianxia_story.docx
+++ b/xianxia_story.docx
@@ -734,52 +734,6 @@
           <w:szCs w:val="28"/>
         </w:rPr>
         <w:t xml:space="preserve">第36月至第40月</w:t>
-      </w:r>
-    </w:p>
-    <w:p>
-      <w:pPr>
-        <w:spacing w:after="200" w:before="200"/>
-        <w:jc w:val="center"/>
-      </w:pPr>
-      <w:r>
-        <w:drawing>
-          <wp:inline distT="0" distB="0" distL="0" distR="0">
-            <wp:extent cx="3810000" cy="2667000"/>
-            <wp:effectExtent t="0" r="0" b="0" l="0"/>
-            <wp:docPr id="1" name="illustration" descr="AI生成配图" title="章节配图"/>
-            <wp:cNvGraphicFramePr>
-              <a:graphicFrameLocks xmlns:a="http://schemas.openxmlformats.org/drawingml/2006/main" noChangeAspect="1"/>
-            </wp:cNvGraphicFramePr>
-            <a:graphic xmlns:a="http://schemas.openxmlformats.org/drawingml/2006/main">
-              <a:graphicData uri="http://schemas.openxmlformats.org/drawingml/2006/picture">
-                <pic:pic xmlns:pic="http://schemas.openxmlformats.org/drawingml/2006/picture">
-                  <pic:nvPicPr>
-                    <pic:cNvPr id="0" name="" descr=""/>
-                    <pic:cNvPicPr>
-                      <a:picLocks noChangeAspect="1" noChangeArrowheads="1"/>
-                    </pic:cNvPicPr>
-                  </pic:nvPicPr>
-                  <pic:blipFill>
-                    <a:blip r:embed="rId9" cstate="none"/>
-                    <a:srcRect/>
-                    <a:stretch>
-                      <a:fillRect/>
-                    </a:stretch>
-                  </pic:blipFill>
-                  <pic:spPr bwMode="auto">
-                    <a:xfrm>
-                      <a:off x="0" y="0"/>
-                      <a:ext cx="3810000" cy="2667000"/>
-                    </a:xfrm>
-                    <a:prstGeom prst="rect">
-                      <a:avLst/>
-                    </a:prstGeom>
-                  </pic:spPr>
-                </pic:pic>
-              </a:graphicData>
-            </a:graphic>
-          </wp:inline>
-        </w:drawing>
       </w:r>
     </w:p>
     <w:p>

--- a/xianxia_story.docx
+++ b/xianxia_story.docx
@@ -828,52 +828,6 @@
     </w:p>
     <w:p>
       <w:pPr>
-        <w:spacing w:after="200" w:before="200"/>
-        <w:jc w:val="center"/>
-      </w:pPr>
-      <w:r>
-        <w:drawing>
-          <wp:inline distT="0" distB="0" distL="0" distR="0">
-            <wp:extent cx="3810000" cy="2667000"/>
-            <wp:effectExtent t="0" r="0" b="0" l="0"/>
-            <wp:docPr id="1" name="illustration" descr="AI生成配图" title="章节配图"/>
-            <wp:cNvGraphicFramePr>
-              <a:graphicFrameLocks xmlns:a="http://schemas.openxmlformats.org/drawingml/2006/main" noChangeAspect="1"/>
-            </wp:cNvGraphicFramePr>
-            <a:graphic xmlns:a="http://schemas.openxmlformats.org/drawingml/2006/main">
-              <a:graphicData uri="http://schemas.openxmlformats.org/drawingml/2006/picture">
-                <pic:pic xmlns:pic="http://schemas.openxmlformats.org/drawingml/2006/picture">
-                  <pic:nvPicPr>
-                    <pic:cNvPr id="0" name="" descr=""/>
-                    <pic:cNvPicPr>
-                      <a:picLocks noChangeAspect="1" noChangeArrowheads="1"/>
-                    </pic:cNvPicPr>
-                  </pic:nvPicPr>
-                  <pic:blipFill>
-                    <a:blip r:embed="rId9" cstate="none"/>
-                    <a:srcRect/>
-                    <a:stretch>
-                      <a:fillRect/>
-                    </a:stretch>
-                  </pic:blipFill>
-                  <pic:spPr bwMode="auto">
-                    <a:xfrm>
-                      <a:off x="0" y="0"/>
-                      <a:ext cx="3810000" cy="2667000"/>
-                    </a:xfrm>
-                    <a:prstGeom prst="rect">
-                      <a:avLst/>
-                    </a:prstGeom>
-                  </pic:spPr>
-                </pic:pic>
-              </a:graphicData>
-            </a:graphic>
-          </wp:inline>
-        </w:drawing>
-      </w:r>
-    </w:p>
-    <w:p>
-      <w:pPr>
         <w:spacing w:after="60" w:before="60" w:line="360"/>
         <w:ind w:firstLine="480"/>
       </w:pPr>
@@ -911,7 +865,7 @@
           <w:sz w:val="24"/>
           <w:szCs w:val="24"/>
         </w:rPr>
-        <w:t xml:space="preserve">江湖之上，🔍 老赵掌柜 探索有收获。，天下局势悄然生变。</w:t>
+        <w:t xml:space="preserve">江湖之上，🔍 苏寒衣 探索有收获。，天下局势悄然生变。</w:t>
       </w:r>
     </w:p>
     <w:p>
@@ -942,7 +896,7 @@
           <w:sz w:val="18"/>
           <w:szCs w:val="18"/>
         </w:rPr>
-        <w:t xml:space="preserve">[数据] 存活修士：20人 | 大事件：15件</w:t>
+        <w:t xml:space="preserve">[数据] 存活修士：20人 | 大事件：14件</w:t>
       </w:r>
     </w:p>
     <w:p>

--- a/xianxia_story.docx
+++ b/xianxia_story.docx
@@ -914,6 +914,96 @@
           <w:szCs w:val="28"/>
         </w:rPr>
         <w:t xml:space="preserve">第46月至第50月</w:t>
+      </w:r>
+    </w:p>
+    <w:p>
+      <w:pPr>
+        <w:spacing w:after="60" w:before="60" w:line="360"/>
+        <w:ind w:firstLine="480"/>
+      </w:pPr>
+      <w:r>
+        <w:rPr>
+          <w:rFonts w:ascii="宋体" w:cs="宋体" w:eastAsia="宋体" w:hAnsi="宋体"/>
+          <w:sz w:val="24"/>
+          <w:szCs w:val="24"/>
+        </w:rPr>
+        <w:t xml:space="preserve">第46月，青云城上空阴云沉沉，坊市里的叫卖声依旧，却难掩暗流涌动的杀机。灵气在这片天地间浓烈如雾，嗅得出血腥，也嗅得出机遇。</w:t>
+      </w:r>
+    </w:p>
+    <w:p>
+      <w:pPr>
+        <w:spacing w:after="60" w:before="60" w:line="360"/>
+        <w:ind w:firstLine="480"/>
+      </w:pPr>
+      <w:r>
+        <w:rPr>
+          <w:rFonts w:ascii="宋体" w:cs="宋体" w:eastAsia="宋体" w:hAnsi="宋体"/>
+          <w:sz w:val="24"/>
+          <w:szCs w:val="24"/>
+        </w:rPr>
+        <w:t xml:space="preserve">与此同时，各方修士也在暗流中各自筹谋——</w:t>
+      </w:r>
+    </w:p>
+    <w:p>
+      <w:pPr>
+        <w:spacing w:after="60" w:before="60" w:line="360"/>
+        <w:ind w:firstLine="480"/>
+      </w:pPr>
+      <w:r>
+        <w:rPr>
+          <w:rFonts w:ascii="宋体" w:cs="宋体" w:eastAsia="宋体" w:hAnsi="宋体"/>
+          <w:sz w:val="24"/>
+          <w:szCs w:val="24"/>
+        </w:rPr>
+        <w:t xml:space="preserve">江湖之上，魏玄机 练气圆满，却无筑基丹，修炼停滞！，天下局势悄然生变。</w:t>
+      </w:r>
+    </w:p>
+    <w:p>
+      <w:pPr>
+        <w:spacing w:after="60" w:before="60" w:line="360"/>
+        <w:ind w:firstLine="480"/>
+      </w:pPr>
+      <w:r>
+        <w:rPr>
+          <w:rFonts w:ascii="宋体" w:cs="宋体" w:eastAsia="宋体" w:hAnsi="宋体"/>
+          <w:sz w:val="24"/>
+          <w:szCs w:val="24"/>
+        </w:rPr>
+        <w:t xml:space="preserve">第50月，苍渺大陆的天地棋盘又落下了几枚棋子。谁生谁死，谁主沉浮，尚未可知。</w:t>
+      </w:r>
+    </w:p>
+    <w:p>
+      <w:pPr>
+        <w:spacing w:after="200" w:before="100"/>
+        <w:jc w:val="right"/>
+      </w:pPr>
+      <w:r>
+        <w:rPr>
+          <w:rFonts w:ascii="宋体" w:cs="宋体" w:eastAsia="宋体" w:hAnsi="宋体"/>
+          <w:i/>
+          <w:iCs/>
+          <w:color w:val="888888"/>
+          <w:sz w:val="18"/>
+          <w:szCs w:val="18"/>
+        </w:rPr>
+        <w:t xml:space="preserve">[数据] 存活修士：20人 | 大事件：13件</w:t>
+      </w:r>
+    </w:p>
+    <w:p>
+      <w:pPr>
+        <w:pStyle w:val="Heading2"/>
+        <w:spacing w:after="150" w:before="300"/>
+      </w:pPr>
+      <w:r>
+        <w:rPr>
+          <w:rFonts w:ascii="宋体" w:cs="宋体" w:eastAsia="宋体" w:hAnsi="宋体"/>
+          <w:b/>
+          <w:bCs/>
+          <w:color w:val="6B3A1F"/>
+          <w:sz w:val="28"/>
+          <w:szCs w:val="28"/>
+        </w:rPr>
+        <w:t xml:space="preserve">第51月至第55月</w:t>
       </w:r>
     </w:p>
     <w:p>
@@ -973,21 +1063,7 @@
           <w:sz w:val="24"/>
           <w:szCs w:val="24"/>
         </w:rPr>
-        <w:t xml:space="preserve">第46月，青云城上空阴云沉沉，坊市里的叫卖声依旧，却难掩暗流涌动的杀机。灵气在这片天地间浓烈如雾，嗅得出血腥，也嗅得出机遇。</w:t>
-      </w:r>
-    </w:p>
-    <w:p>
-      <w:pPr>
-        <w:spacing w:after="60" w:before="60" w:line="360"/>
-        <w:ind w:firstLine="480"/>
-      </w:pPr>
-      <w:r>
-        <w:rPr>
-          <w:rFonts w:ascii="宋体" w:cs="宋体" w:eastAsia="宋体" w:hAnsi="宋体"/>
-          <w:sz w:val="24"/>
-          <w:szCs w:val="24"/>
-        </w:rPr>
-        <w:t xml:space="preserve">天穹之上，隐隐有灵气漩涡凝聚，那是境界壁障破碎时才有的异象。滚滚灵压自丹田涌出，周身经脉尽皆震鸣——突破了，突破至练气七层！</w:t>
+        <w:t xml:space="preserve">幽冥谷的磷火在第51月时格外幽蓝，腐败的灵气裹挟着死气，却也孕育着异样的契机。天地棋盘上，每一枚棋子都在悄然落位。</w:t>
       </w:r>
     </w:p>
     <w:p>
@@ -1015,21 +1091,21 @@
           <w:sz w:val="24"/>
           <w:szCs w:val="24"/>
         </w:rPr>
-        <w:t xml:space="preserve">江湖之上，孟长歌 练气圆满，却无筑基丹，修炼停滞！，天下局势悄然生变。</w:t>
-      </w:r>
-    </w:p>
-    <w:p>
-      <w:pPr>
-        <w:spacing w:after="60" w:before="60" w:line="360"/>
-        <w:ind w:firstLine="480"/>
-      </w:pPr>
-      <w:r>
-        <w:rPr>
-          <w:rFonts w:ascii="宋体" w:cs="宋体" w:eastAsia="宋体" w:hAnsi="宋体"/>
-          <w:sz w:val="24"/>
-          <w:szCs w:val="24"/>
-        </w:rPr>
-        <w:t xml:space="preserve">第50月，苍渺大陆的天地棋盘又落下了几枚棋子。谁生谁死，谁主沉浮，尚未可知。</w:t>
+        <w:t xml:space="preserve">江湖之上，🔍 苏寒衣 探索有收获。，天下局势悄然生变。</w:t>
+      </w:r>
+    </w:p>
+    <w:p>
+      <w:pPr>
+        <w:spacing w:after="60" w:before="60" w:line="360"/>
+        <w:ind w:firstLine="480"/>
+      </w:pPr>
+      <w:r>
+        <w:rPr>
+          <w:rFonts w:ascii="宋体" w:cs="宋体" w:eastAsia="宋体" w:hAnsi="宋体"/>
+          <w:sz w:val="24"/>
+          <w:szCs w:val="24"/>
+        </w:rPr>
+        <w:t xml:space="preserve">第55月，苍渺大陆的天地棋盘又落下了几枚棋子。谁生谁死，谁主沉浮，尚未可知。</w:t>
       </w:r>
     </w:p>
     <w:p>
@@ -1046,7 +1122,7 @@
           <w:sz w:val="18"/>
           <w:szCs w:val="18"/>
         </w:rPr>
-        <w:t xml:space="preserve">[数据] 存活修士：20人 | 突破：1次 | 大事件：9件</w:t>
+        <w:t xml:space="preserve">[数据] 存活修士：20人 | 大事件：15件</w:t>
       </w:r>
     </w:p>
     <w:p>
@@ -1063,7 +1139,7 @@
           <w:sz w:val="28"/>
           <w:szCs w:val="28"/>
         </w:rPr>
-        <w:t xml:space="preserve">第51月至第55月</w:t>
+        <w:t xml:space="preserve">第56月至第60月</w:t>
       </w:r>
     </w:p>
     <w:p>
@@ -1123,7 +1199,7 @@
           <w:sz w:val="24"/>
           <w:szCs w:val="24"/>
         </w:rPr>
-        <w:t xml:space="preserve">幽冥谷的磷火在第51月时格外幽蓝，腐败的灵气裹挟着死气，却也孕育着异样的契机。天地棋盘上，每一枚棋子都在悄然落位。</w:t>
+        <w:t xml:space="preserve">幽冥谷的磷火在第56月时格外幽蓝，腐败的灵气裹挟着死气，却也孕育着异样的契机。天地棋盘上，每一枚棋子都在悄然落位。</w:t>
       </w:r>
     </w:p>
     <w:p>
@@ -1151,21 +1227,21 @@
           <w:sz w:val="24"/>
           <w:szCs w:val="24"/>
         </w:rPr>
-        <w:t xml:space="preserve">江湖之上，🔍 苏寒衣 探索有收获。，天下局势悄然生变。</w:t>
-      </w:r>
-    </w:p>
-    <w:p>
-      <w:pPr>
-        <w:spacing w:after="60" w:before="60" w:line="360"/>
-        <w:ind w:firstLine="480"/>
-      </w:pPr>
-      <w:r>
-        <w:rPr>
-          <w:rFonts w:ascii="宋体" w:cs="宋体" w:eastAsia="宋体" w:hAnsi="宋体"/>
-          <w:sz w:val="24"/>
-          <w:szCs w:val="24"/>
-        </w:rPr>
-        <w:t xml:space="preserve">第55月，苍渺大陆的天地棋盘又落下了几枚棋子。谁生谁死，谁主沉浮，尚未可知。</w:t>
+        <w:t xml:space="preserve">江湖之上，魏玄机 练气圆满，却无筑基丹，修炼停滞！，天下局势悄然生变。</w:t>
+      </w:r>
+    </w:p>
+    <w:p>
+      <w:pPr>
+        <w:spacing w:after="60" w:before="60" w:line="360"/>
+        <w:ind w:firstLine="480"/>
+      </w:pPr>
+      <w:r>
+        <w:rPr>
+          <w:rFonts w:ascii="宋体" w:cs="宋体" w:eastAsia="宋体" w:hAnsi="宋体"/>
+          <w:sz w:val="24"/>
+          <w:szCs w:val="24"/>
+        </w:rPr>
+        <w:t xml:space="preserve">第60月，苍渺大陆的天地棋盘又落下了几枚棋子。谁生谁死，谁主沉浮，尚未可知。</w:t>
       </w:r>
     </w:p>
     <w:p>
@@ -1182,7 +1258,7 @@
           <w:sz w:val="18"/>
           <w:szCs w:val="18"/>
         </w:rPr>
-        <w:t xml:space="preserve">[数据] 存活修士：20人 | 大事件：15件</w:t>
+        <w:t xml:space="preserve">[数据] 存活修士：20人 | 大事件：12件</w:t>
       </w:r>
     </w:p>
     <w:p>
@@ -1199,7 +1275,7 @@
           <w:sz w:val="28"/>
           <w:szCs w:val="28"/>
         </w:rPr>
-        <w:t xml:space="preserve">第56月至第60月</w:t>
+        <w:t xml:space="preserve">第61月至第65月</w:t>
       </w:r>
     </w:p>
     <w:p>
@@ -1259,7 +1335,35 @@
           <w:sz w:val="24"/>
           <w:szCs w:val="24"/>
         </w:rPr>
-        <w:t xml:space="preserve">幽冥谷的磷火在第56月时格外幽蓝，腐败的灵气裹挟着死气，却也孕育着异样的契机。天地棋盘上，每一枚棋子都在悄然落位。</w:t>
+        <w:t xml:space="preserve">第61月，青云城上空阴云沉沉，坊市里的叫卖声依旧，却难掩暗流涌动的杀机。灵气在这片天地间浓烈如雾，嗅得出血腥，也嗅得出机遇。</w:t>
+      </w:r>
+    </w:p>
+    <w:p>
+      <w:pPr>
+        <w:spacing w:after="60" w:before="60" w:line="360"/>
+        <w:ind w:firstLine="480"/>
+      </w:pPr>
+      <w:r>
+        <w:rPr>
+          <w:rFonts w:ascii="宋体" w:cs="宋体" w:eastAsia="宋体" w:hAnsi="宋体"/>
+          <w:sz w:val="24"/>
+          <w:szCs w:val="24"/>
+        </w:rPr>
+        <w:t xml:space="preserve">天穹之上，隐隐有灵气漩涡凝聚，那是境界壁障破碎时才有的异象。滚滚灵压自丹田涌出，周身经脉尽皆震鸣——突破了，突破至练气十层！</w:t>
+      </w:r>
+    </w:p>
+    <w:p>
+      <w:pPr>
+        <w:spacing w:after="60" w:before="60" w:line="360"/>
+        <w:ind w:firstLine="480"/>
+      </w:pPr>
+      <w:r>
+        <w:rPr>
+          <w:rFonts w:ascii="宋体" w:cs="宋体" w:eastAsia="宋体" w:hAnsi="宋体"/>
+          <w:sz w:val="24"/>
+          <w:szCs w:val="24"/>
+        </w:rPr>
+        <w:t xml:space="preserve">天穹之上，隐隐有灵气漩涡凝聚，那是境界壁障破碎时才有的异象。滚滚灵压自丹田涌出，周身经脉尽皆震鸣——突破了，突破至【练气十层】！！</w:t>
       </w:r>
     </w:p>
     <w:p>
@@ -1287,21 +1391,21 @@
           <w:sz w:val="24"/>
           <w:szCs w:val="24"/>
         </w:rPr>
-        <w:t xml:space="preserve">江湖之上，魏玄机 练气圆满，却无筑基丹，修炼停滞！，天下局势悄然生变。</w:t>
-      </w:r>
-    </w:p>
-    <w:p>
-      <w:pPr>
-        <w:spacing w:after="60" w:before="60" w:line="360"/>
-        <w:ind w:firstLine="480"/>
-      </w:pPr>
-      <w:r>
-        <w:rPr>
-          <w:rFonts w:ascii="宋体" w:cs="宋体" w:eastAsia="宋体" w:hAnsi="宋体"/>
-          <w:sz w:val="24"/>
-          <w:szCs w:val="24"/>
-        </w:rPr>
-        <w:t xml:space="preserve">第60月，苍渺大陆的天地棋盘又落下了几枚棋子。谁生谁死，谁主沉浮，尚未可知。</w:t>
+        <w:t xml:space="preserve">江湖之上，冯怒潮 练气圆满，却无筑基丹，修炼停滞！，天下局势悄然生变。</w:t>
+      </w:r>
+    </w:p>
+    <w:p>
+      <w:pPr>
+        <w:spacing w:after="60" w:before="60" w:line="360"/>
+        <w:ind w:firstLine="480"/>
+      </w:pPr>
+      <w:r>
+        <w:rPr>
+          <w:rFonts w:ascii="宋体" w:cs="宋体" w:eastAsia="宋体" w:hAnsi="宋体"/>
+          <w:sz w:val="24"/>
+          <w:szCs w:val="24"/>
+        </w:rPr>
+        <w:t xml:space="preserve">当第65月的最后一缕灵气散尽，这一段因果，已然落定。</w:t>
       </w:r>
     </w:p>
     <w:p>
@@ -1318,7 +1422,7 @@
           <w:sz w:val="18"/>
           <w:szCs w:val="18"/>
         </w:rPr>
-        <w:t xml:space="preserve">[数据] 存活修士：20人 | 大事件：12件</w:t>
+        <w:t xml:space="preserve">[数据] 存活修士：20人 | 突破：1次 | 大事件：15件</w:t>
       </w:r>
     </w:p>
     <w:p>
@@ -1335,7 +1439,7 @@
           <w:sz w:val="28"/>
           <w:szCs w:val="28"/>
         </w:rPr>
-        <w:t xml:space="preserve">第61月至第65月</w:t>
+        <w:t xml:space="preserve">第66月至第70月</w:t>
       </w:r>
     </w:p>
     <w:p>
@@ -1395,35 +1499,7 @@
           <w:sz w:val="24"/>
           <w:szCs w:val="24"/>
         </w:rPr>
-        <w:t xml:space="preserve">第61月，青云城上空阴云沉沉，坊市里的叫卖声依旧，却难掩暗流涌动的杀机。灵气在这片天地间浓烈如雾，嗅得出血腥，也嗅得出机遇。</w:t>
-      </w:r>
-    </w:p>
-    <w:p>
-      <w:pPr>
-        <w:spacing w:after="60" w:before="60" w:line="360"/>
-        <w:ind w:firstLine="480"/>
-      </w:pPr>
-      <w:r>
-        <w:rPr>
-          <w:rFonts w:ascii="宋体" w:cs="宋体" w:eastAsia="宋体" w:hAnsi="宋体"/>
-          <w:sz w:val="24"/>
-          <w:szCs w:val="24"/>
-        </w:rPr>
-        <w:t xml:space="preserve">天穹之上，隐隐有灵气漩涡凝聚，那是境界壁障破碎时才有的异象。滚滚灵压自丹田涌出，周身经脉尽皆震鸣——突破了，突破至练气十层！</w:t>
-      </w:r>
-    </w:p>
-    <w:p>
-      <w:pPr>
-        <w:spacing w:after="60" w:before="60" w:line="360"/>
-        <w:ind w:firstLine="480"/>
-      </w:pPr>
-      <w:r>
-        <w:rPr>
-          <w:rFonts w:ascii="宋体" w:cs="宋体" w:eastAsia="宋体" w:hAnsi="宋体"/>
-          <w:sz w:val="24"/>
-          <w:szCs w:val="24"/>
-        </w:rPr>
-        <w:t xml:space="preserve">天穹之上，隐隐有灵气漩涡凝聚，那是境界壁障破碎时才有的异象。滚滚灵压自丹田涌出，周身经脉尽皆震鸣——突破了，突破至【练气十层】！！</w:t>
+        <w:t xml:space="preserve">幽冥谷的磷火在第66月时格外幽蓝，腐败的灵气裹挟着死气，却也孕育着异样的契机。天地棋盘上，每一枚棋子都在悄然落位。</w:t>
       </w:r>
     </w:p>
     <w:p>
@@ -1451,21 +1527,21 @@
           <w:sz w:val="24"/>
           <w:szCs w:val="24"/>
         </w:rPr>
-        <w:t xml:space="preserve">江湖之上，冯怒潮 练气圆满，却无筑基丹，修炼停滞！，天下局势悄然生变。</w:t>
-      </w:r>
-    </w:p>
-    <w:p>
-      <w:pPr>
-        <w:spacing w:after="60" w:before="60" w:line="360"/>
-        <w:ind w:firstLine="480"/>
-      </w:pPr>
-      <w:r>
-        <w:rPr>
-          <w:rFonts w:ascii="宋体" w:cs="宋体" w:eastAsia="宋体" w:hAnsi="宋体"/>
-          <w:sz w:val="24"/>
-          <w:szCs w:val="24"/>
-        </w:rPr>
-        <w:t xml:space="preserve">当第65月的最后一缕灵气散尽，这一段因果，已然落定。</w:t>
+        <w:t xml:space="preserve">江湖之上，红袖添香 练气圆满，却无筑基丹，修炼停滞！，天下局势悄然生变。</w:t>
+      </w:r>
+    </w:p>
+    <w:p>
+      <w:pPr>
+        <w:spacing w:after="60" w:before="60" w:line="360"/>
+        <w:ind w:firstLine="480"/>
+      </w:pPr>
+      <w:r>
+        <w:rPr>
+          <w:rFonts w:ascii="宋体" w:cs="宋体" w:eastAsia="宋体" w:hAnsi="宋体"/>
+          <w:sz w:val="24"/>
+          <w:szCs w:val="24"/>
+        </w:rPr>
+        <w:t xml:space="preserve">第70月，苍渺大陆的天地棋盘又落下了几枚棋子。谁生谁死，谁主沉浮，尚未可知。</w:t>
       </w:r>
     </w:p>
     <w:p>
@@ -1482,7 +1558,7 @@
           <w:sz w:val="18"/>
           <w:szCs w:val="18"/>
         </w:rPr>
-        <w:t xml:space="preserve">[数据] 存活修士：20人 | 突破：1次 | 大事件：15件</w:t>
+        <w:t xml:space="preserve">[数据] 存活修士：20人 | 大事件：10件</w:t>
       </w:r>
     </w:p>
     <w:p>
@@ -1499,7 +1575,279 @@
           <w:sz w:val="28"/>
           <w:szCs w:val="28"/>
         </w:rPr>
-        <w:t xml:space="preserve">第66月至第70月</w:t>
+        <w:t xml:space="preserve">第71月至第75月</w:t>
+      </w:r>
+    </w:p>
+    <w:p>
+      <w:pPr>
+        <w:spacing w:after="200" w:before="200"/>
+        <w:jc w:val="center"/>
+      </w:pPr>
+      <w:r>
+        <w:drawing>
+          <wp:inline distT="0" distB="0" distL="0" distR="0">
+            <wp:extent cx="3810000" cy="2667000"/>
+            <wp:effectExtent t="0" r="0" b="0" l="0"/>
+            <wp:docPr id="1" name="illustration" descr="AI生成配图" title="章节配图"/>
+            <wp:cNvGraphicFramePr>
+              <a:graphicFrameLocks xmlns:a="http://schemas.openxmlformats.org/drawingml/2006/main" noChangeAspect="1"/>
+            </wp:cNvGraphicFramePr>
+            <a:graphic xmlns:a="http://schemas.openxmlformats.org/drawingml/2006/main">
+              <a:graphicData uri="http://schemas.openxmlformats.org/drawingml/2006/picture">
+                <pic:pic xmlns:pic="http://schemas.openxmlformats.org/drawingml/2006/picture">
+                  <pic:nvPicPr>
+                    <pic:cNvPr id="0" name="" descr=""/>
+                    <pic:cNvPicPr>
+                      <a:picLocks noChangeAspect="1" noChangeArrowheads="1"/>
+                    </pic:cNvPicPr>
+                  </pic:nvPicPr>
+                  <pic:blipFill>
+                    <a:blip r:embed="rId12" cstate="none"/>
+                    <a:srcRect/>
+                    <a:stretch>
+                      <a:fillRect/>
+                    </a:stretch>
+                  </pic:blipFill>
+                  <pic:spPr bwMode="auto">
+                    <a:xfrm>
+                      <a:off x="0" y="0"/>
+                      <a:ext cx="3810000" cy="2667000"/>
+                    </a:xfrm>
+                    <a:prstGeom prst="rect">
+                      <a:avLst/>
+                    </a:prstGeom>
+                  </pic:spPr>
+                </pic:pic>
+              </a:graphicData>
+            </a:graphic>
+          </wp:inline>
+        </w:drawing>
+      </w:r>
+    </w:p>
+    <w:p>
+      <w:pPr>
+        <w:spacing w:after="60" w:before="60" w:line="360"/>
+        <w:ind w:firstLine="480"/>
+      </w:pPr>
+      <w:r>
+        <w:rPr>
+          <w:rFonts w:ascii="宋体" w:cs="宋体" w:eastAsia="宋体" w:hAnsi="宋体"/>
+          <w:sz w:val="24"/>
+          <w:szCs w:val="24"/>
+        </w:rPr>
+        <w:t xml:space="preserve">第71月，青云城上空阴云沉沉，坊市里的叫卖声依旧，却难掩暗流涌动的杀机。灵气在这片天地间浓烈如雾，嗅得出血腥，也嗅得出机遇。</w:t>
+      </w:r>
+    </w:p>
+    <w:p>
+      <w:pPr>
+        <w:spacing w:after="60" w:before="60" w:line="360"/>
+        <w:ind w:firstLine="480"/>
+      </w:pPr>
+      <w:r>
+        <w:rPr>
+          <w:rFonts w:ascii="宋体" w:cs="宋体" w:eastAsia="宋体" w:hAnsi="宋体"/>
+          <w:sz w:val="24"/>
+          <w:szCs w:val="24"/>
+        </w:rPr>
+        <w:t xml:space="preserve">与此同时，各方修士也在暗流中各自筹谋——</w:t>
+      </w:r>
+    </w:p>
+    <w:p>
+      <w:pPr>
+        <w:spacing w:after="60" w:before="60" w:line="360"/>
+        <w:ind w:firstLine="480"/>
+      </w:pPr>
+      <w:r>
+        <w:rPr>
+          <w:rFonts w:ascii="宋体" w:cs="宋体" w:eastAsia="宋体" w:hAnsi="宋体"/>
+          <w:sz w:val="24"/>
+          <w:szCs w:val="24"/>
+        </w:rPr>
+        <w:t xml:space="preserve">江湖之上，冯怒潮 练气圆满，却无筑基丹，修炼停滞！，天下局势悄然生变。</w:t>
+      </w:r>
+    </w:p>
+    <w:p>
+      <w:pPr>
+        <w:spacing w:after="60" w:before="60" w:line="360"/>
+        <w:ind w:firstLine="480"/>
+      </w:pPr>
+      <w:r>
+        <w:rPr>
+          <w:rFonts w:ascii="宋体" w:cs="宋体" w:eastAsia="宋体" w:hAnsi="宋体"/>
+          <w:sz w:val="24"/>
+          <w:szCs w:val="24"/>
+        </w:rPr>
+        <w:t xml:space="preserve">血与道，从来不曾分离。第75月的故事，暂且写到这里。</w:t>
+      </w:r>
+    </w:p>
+    <w:p>
+      <w:pPr>
+        <w:spacing w:after="200" w:before="100"/>
+        <w:jc w:val="right"/>
+      </w:pPr>
+      <w:r>
+        <w:rPr>
+          <w:rFonts w:ascii="宋体" w:cs="宋体" w:eastAsia="宋体" w:hAnsi="宋体"/>
+          <w:i/>
+          <w:iCs/>
+          <w:color w:val="888888"/>
+          <w:sz w:val="18"/>
+          <w:szCs w:val="18"/>
+        </w:rPr>
+        <w:t xml:space="preserve">[数据] 存活修士：20人 | 大事件：10件</w:t>
+      </w:r>
+    </w:p>
+    <w:p>
+      <w:pPr>
+        <w:pStyle w:val="Heading2"/>
+        <w:spacing w:after="150" w:before="300"/>
+      </w:pPr>
+      <w:r>
+        <w:rPr>
+          <w:rFonts w:ascii="宋体" w:cs="宋体" w:eastAsia="宋体" w:hAnsi="宋体"/>
+          <w:b/>
+          <w:bCs/>
+          <w:color w:val="6B3A1F"/>
+          <w:sz w:val="28"/>
+          <w:szCs w:val="28"/>
+        </w:rPr>
+        <w:t xml:space="preserve">第76月至第80月</w:t>
+      </w:r>
+    </w:p>
+    <w:p>
+      <w:pPr>
+        <w:spacing w:after="200" w:before="200"/>
+        <w:jc w:val="center"/>
+      </w:pPr>
+      <w:r>
+        <w:drawing>
+          <wp:inline distT="0" distB="0" distL="0" distR="0">
+            <wp:extent cx="3810000" cy="2667000"/>
+            <wp:effectExtent t="0" r="0" b="0" l="0"/>
+            <wp:docPr id="1" name="illustration" descr="AI生成配图" title="章节配图"/>
+            <wp:cNvGraphicFramePr>
+              <a:graphicFrameLocks xmlns:a="http://schemas.openxmlformats.org/drawingml/2006/main" noChangeAspect="1"/>
+            </wp:cNvGraphicFramePr>
+            <a:graphic xmlns:a="http://schemas.openxmlformats.org/drawingml/2006/main">
+              <a:graphicData uri="http://schemas.openxmlformats.org/drawingml/2006/picture">
+                <pic:pic xmlns:pic="http://schemas.openxmlformats.org/drawingml/2006/picture">
+                  <pic:nvPicPr>
+                    <pic:cNvPr id="0" name="" descr=""/>
+                    <pic:cNvPicPr>
+                      <a:picLocks noChangeAspect="1" noChangeArrowheads="1"/>
+                    </pic:cNvPicPr>
+                  </pic:nvPicPr>
+                  <pic:blipFill>
+                    <a:blip r:embed="rId12" cstate="none"/>
+                    <a:srcRect/>
+                    <a:stretch>
+                      <a:fillRect/>
+                    </a:stretch>
+                  </pic:blipFill>
+                  <pic:spPr bwMode="auto">
+                    <a:xfrm>
+                      <a:off x="0" y="0"/>
+                      <a:ext cx="3810000" cy="2667000"/>
+                    </a:xfrm>
+                    <a:prstGeom prst="rect">
+                      <a:avLst/>
+                    </a:prstGeom>
+                  </pic:spPr>
+                </pic:pic>
+              </a:graphicData>
+            </a:graphic>
+          </wp:inline>
+        </w:drawing>
+      </w:r>
+    </w:p>
+    <w:p>
+      <w:pPr>
+        <w:spacing w:after="60" w:before="60" w:line="360"/>
+        <w:ind w:firstLine="480"/>
+      </w:pPr>
+      <w:r>
+        <w:rPr>
+          <w:rFonts w:ascii="宋体" w:cs="宋体" w:eastAsia="宋体" w:hAnsi="宋体"/>
+          <w:sz w:val="24"/>
+          <w:szCs w:val="24"/>
+        </w:rPr>
+        <w:t xml:space="preserve">第76月，青云城上空阴云沉沉，坊市里的叫卖声依旧，却难掩暗流涌动的杀机。灵气在这片天地间浓烈如雾，嗅得出血腥，也嗅得出机遇。</w:t>
+      </w:r>
+    </w:p>
+    <w:p>
+      <w:pPr>
+        <w:spacing w:after="60" w:before="60" w:line="360"/>
+        <w:ind w:firstLine="480"/>
+      </w:pPr>
+      <w:r>
+        <w:rPr>
+          <w:rFonts w:ascii="宋体" w:cs="宋体" w:eastAsia="宋体" w:hAnsi="宋体"/>
+          <w:sz w:val="24"/>
+          <w:szCs w:val="24"/>
+        </w:rPr>
+        <w:t xml:space="preserve">与此同时，各方修士也在暗流中各自筹谋——</w:t>
+      </w:r>
+    </w:p>
+    <w:p>
+      <w:pPr>
+        <w:spacing w:after="60" w:before="60" w:line="360"/>
+        <w:ind w:firstLine="480"/>
+      </w:pPr>
+      <w:r>
+        <w:rPr>
+          <w:rFonts w:ascii="宋体" w:cs="宋体" w:eastAsia="宋体" w:hAnsi="宋体"/>
+          <w:sz w:val="24"/>
+          <w:szCs w:val="24"/>
+        </w:rPr>
+        <w:t xml:space="preserve">江湖之上，🔍 陆霜华 探索有收获。，天下局势悄然生变。</w:t>
+      </w:r>
+    </w:p>
+    <w:p>
+      <w:pPr>
+        <w:spacing w:after="60" w:before="60" w:line="360"/>
+        <w:ind w:firstLine="480"/>
+      </w:pPr>
+      <w:r>
+        <w:rPr>
+          <w:rFonts w:ascii="宋体" w:cs="宋体" w:eastAsia="宋体" w:hAnsi="宋体"/>
+          <w:sz w:val="24"/>
+          <w:szCs w:val="24"/>
+        </w:rPr>
+        <w:t xml:space="preserve">血与道，从来不曾分离。第80月的故事，暂且写到这里。</w:t>
+      </w:r>
+    </w:p>
+    <w:p>
+      <w:pPr>
+        <w:spacing w:after="200" w:before="100"/>
+        <w:jc w:val="right"/>
+      </w:pPr>
+      <w:r>
+        <w:rPr>
+          <w:rFonts w:ascii="宋体" w:cs="宋体" w:eastAsia="宋体" w:hAnsi="宋体"/>
+          <w:i/>
+          <w:iCs/>
+          <w:color w:val="888888"/>
+          <w:sz w:val="18"/>
+          <w:szCs w:val="18"/>
+        </w:rPr>
+        <w:t xml:space="preserve">[数据] 存活修士：20人 | 大事件：13件</w:t>
+      </w:r>
+    </w:p>
+    <w:p>
+      <w:pPr>
+        <w:pStyle w:val="Heading2"/>
+        <w:spacing w:after="150" w:before="300"/>
+      </w:pPr>
+      <w:r>
+        <w:rPr>
+          <w:rFonts w:ascii="宋体" w:cs="宋体" w:eastAsia="宋体" w:hAnsi="宋体"/>
+          <w:b/>
+          <w:bCs/>
+          <w:color w:val="6B3A1F"/>
+          <w:sz w:val="28"/>
+          <w:szCs w:val="28"/>
+        </w:rPr>
+        <w:t xml:space="preserve">第81月至第85月</w:t>
       </w:r>
     </w:p>
     <w:p>
@@ -1559,7 +1907,21 @@
           <w:sz w:val="24"/>
           <w:szCs w:val="24"/>
         </w:rPr>
-        <w:t xml:space="preserve">幽冥谷的磷火在第66月时格外幽蓝，腐败的灵气裹挟着死气，却也孕育着异样的契机。天地棋盘上，每一枚棋子都在悄然落位。</w:t>
+        <w:t xml:space="preserve">第81月，青云城上空阴云沉沉，坊市里的叫卖声依旧，却难掩暗流涌动的杀机。灵气在这片天地间浓烈如雾，嗅得出血腥，也嗅得出机遇。</w:t>
+      </w:r>
+    </w:p>
+    <w:p>
+      <w:pPr>
+        <w:spacing w:after="60" w:before="60" w:line="360"/>
+        <w:ind w:firstLine="480"/>
+      </w:pPr>
+      <w:r>
+        <w:rPr>
+          <w:rFonts w:ascii="宋体" w:cs="宋体" w:eastAsia="宋体" w:hAnsi="宋体"/>
+          <w:sz w:val="24"/>
+          <w:szCs w:val="24"/>
+        </w:rPr>
+        <w:t xml:space="preserve">天穹之上，隐隐有灵气漩涡凝聚，那是境界壁障破碎时才有的异象。滚滚灵压自丹田涌出，周身经脉尽皆震鸣——突破了，突破至练气十层！</w:t>
       </w:r>
     </w:p>
     <w:p>
@@ -1587,21 +1949,21 @@
           <w:sz w:val="24"/>
           <w:szCs w:val="24"/>
         </w:rPr>
-        <w:t xml:space="preserve">江湖之上，红袖添香 练气圆满，却无筑基丹，修炼停滞！，天下局势悄然生变。</w:t>
-      </w:r>
-    </w:p>
-    <w:p>
-      <w:pPr>
-        <w:spacing w:after="60" w:before="60" w:line="360"/>
-        <w:ind w:firstLine="480"/>
-      </w:pPr>
-      <w:r>
-        <w:rPr>
-          <w:rFonts w:ascii="宋体" w:cs="宋体" w:eastAsia="宋体" w:hAnsi="宋体"/>
-          <w:sz w:val="24"/>
-          <w:szCs w:val="24"/>
-        </w:rPr>
-        <w:t xml:space="preserve">第70月，苍渺大陆的天地棋盘又落下了几枚棋子。谁生谁死，谁主沉浮，尚未可知。</w:t>
+        <w:t xml:space="preserve">江湖之上，🔍 魏玄机 探索有收获。，天下局势悄然生变。</w:t>
+      </w:r>
+    </w:p>
+    <w:p>
+      <w:pPr>
+        <w:spacing w:after="60" w:before="60" w:line="360"/>
+        <w:ind w:firstLine="480"/>
+      </w:pPr>
+      <w:r>
+        <w:rPr>
+          <w:rFonts w:ascii="宋体" w:cs="宋体" w:eastAsia="宋体" w:hAnsi="宋体"/>
+          <w:sz w:val="24"/>
+          <w:szCs w:val="24"/>
+        </w:rPr>
+        <w:t xml:space="preserve">血与道，从来不曾分离。第85月的故事，暂且写到这里。</w:t>
       </w:r>
     </w:p>
     <w:p>
@@ -1618,7 +1980,7 @@
           <w:sz w:val="18"/>
           <w:szCs w:val="18"/>
         </w:rPr>
-        <w:t xml:space="preserve">[数据] 存活修士：20人 | 大事件：10件</w:t>
+        <w:t xml:space="preserve">[数据] 存活修士：20人 | 突破：1次 | 大事件：23件</w:t>
       </w:r>
     </w:p>
     <w:p>
@@ -1635,279 +1997,7 @@
           <w:sz w:val="28"/>
           <w:szCs w:val="28"/>
         </w:rPr>
-        <w:t xml:space="preserve">第71月至第75月</w:t>
-      </w:r>
-    </w:p>
-    <w:p>
-      <w:pPr>
-        <w:spacing w:after="200" w:before="200"/>
-        <w:jc w:val="center"/>
-      </w:pPr>
-      <w:r>
-        <w:drawing>
-          <wp:inline distT="0" distB="0" distL="0" distR="0">
-            <wp:extent cx="3810000" cy="2667000"/>
-            <wp:effectExtent t="0" r="0" b="0" l="0"/>
-            <wp:docPr id="1" name="illustration" descr="AI生成配图" title="章节配图"/>
-            <wp:cNvGraphicFramePr>
-              <a:graphicFrameLocks xmlns:a="http://schemas.openxmlformats.org/drawingml/2006/main" noChangeAspect="1"/>
-            </wp:cNvGraphicFramePr>
-            <a:graphic xmlns:a="http://schemas.openxmlformats.org/drawingml/2006/main">
-              <a:graphicData uri="http://schemas.openxmlformats.org/drawingml/2006/picture">
-                <pic:pic xmlns:pic="http://schemas.openxmlformats.org/drawingml/2006/picture">
-                  <pic:nvPicPr>
-                    <pic:cNvPr id="0" name="" descr=""/>
-                    <pic:cNvPicPr>
-                      <a:picLocks noChangeAspect="1" noChangeArrowheads="1"/>
-                    </pic:cNvPicPr>
-                  </pic:nvPicPr>
-                  <pic:blipFill>
-                    <a:blip r:embed="rId13" cstate="none"/>
-                    <a:srcRect/>
-                    <a:stretch>
-                      <a:fillRect/>
-                    </a:stretch>
-                  </pic:blipFill>
-                  <pic:spPr bwMode="auto">
-                    <a:xfrm>
-                      <a:off x="0" y="0"/>
-                      <a:ext cx="3810000" cy="2667000"/>
-                    </a:xfrm>
-                    <a:prstGeom prst="rect">
-                      <a:avLst/>
-                    </a:prstGeom>
-                  </pic:spPr>
-                </pic:pic>
-              </a:graphicData>
-            </a:graphic>
-          </wp:inline>
-        </w:drawing>
-      </w:r>
-    </w:p>
-    <w:p>
-      <w:pPr>
-        <w:spacing w:after="60" w:before="60" w:line="360"/>
-        <w:ind w:firstLine="480"/>
-      </w:pPr>
-      <w:r>
-        <w:rPr>
-          <w:rFonts w:ascii="宋体" w:cs="宋体" w:eastAsia="宋体" w:hAnsi="宋体"/>
-          <w:sz w:val="24"/>
-          <w:szCs w:val="24"/>
-        </w:rPr>
-        <w:t xml:space="preserve">第71月，青云城上空阴云沉沉，坊市里的叫卖声依旧，却难掩暗流涌动的杀机。灵气在这片天地间浓烈如雾，嗅得出血腥，也嗅得出机遇。</w:t>
-      </w:r>
-    </w:p>
-    <w:p>
-      <w:pPr>
-        <w:spacing w:after="60" w:before="60" w:line="360"/>
-        <w:ind w:firstLine="480"/>
-      </w:pPr>
-      <w:r>
-        <w:rPr>
-          <w:rFonts w:ascii="宋体" w:cs="宋体" w:eastAsia="宋体" w:hAnsi="宋体"/>
-          <w:sz w:val="24"/>
-          <w:szCs w:val="24"/>
-        </w:rPr>
-        <w:t xml:space="preserve">与此同时，各方修士也在暗流中各自筹谋——</w:t>
-      </w:r>
-    </w:p>
-    <w:p>
-      <w:pPr>
-        <w:spacing w:after="60" w:before="60" w:line="360"/>
-        <w:ind w:firstLine="480"/>
-      </w:pPr>
-      <w:r>
-        <w:rPr>
-          <w:rFonts w:ascii="宋体" w:cs="宋体" w:eastAsia="宋体" w:hAnsi="宋体"/>
-          <w:sz w:val="24"/>
-          <w:szCs w:val="24"/>
-        </w:rPr>
-        <w:t xml:space="preserve">江湖之上，冯怒潮 练气圆满，却无筑基丹，修炼停滞！，天下局势悄然生变。</w:t>
-      </w:r>
-    </w:p>
-    <w:p>
-      <w:pPr>
-        <w:spacing w:after="60" w:before="60" w:line="360"/>
-        <w:ind w:firstLine="480"/>
-      </w:pPr>
-      <w:r>
-        <w:rPr>
-          <w:rFonts w:ascii="宋体" w:cs="宋体" w:eastAsia="宋体" w:hAnsi="宋体"/>
-          <w:sz w:val="24"/>
-          <w:szCs w:val="24"/>
-        </w:rPr>
-        <w:t xml:space="preserve">血与道，从来不曾分离。第75月的故事，暂且写到这里。</w:t>
-      </w:r>
-    </w:p>
-    <w:p>
-      <w:pPr>
-        <w:spacing w:after="200" w:before="100"/>
-        <w:jc w:val="right"/>
-      </w:pPr>
-      <w:r>
-        <w:rPr>
-          <w:rFonts w:ascii="宋体" w:cs="宋体" w:eastAsia="宋体" w:hAnsi="宋体"/>
-          <w:i/>
-          <w:iCs/>
-          <w:color w:val="888888"/>
-          <w:sz w:val="18"/>
-          <w:szCs w:val="18"/>
-        </w:rPr>
-        <w:t xml:space="preserve">[数据] 存活修士：20人 | 大事件：10件</w:t>
-      </w:r>
-    </w:p>
-    <w:p>
-      <w:pPr>
-        <w:pStyle w:val="Heading2"/>
-        <w:spacing w:after="150" w:before="300"/>
-      </w:pPr>
-      <w:r>
-        <w:rPr>
-          <w:rFonts w:ascii="宋体" w:cs="宋体" w:eastAsia="宋体" w:hAnsi="宋体"/>
-          <w:b/>
-          <w:bCs/>
-          <w:color w:val="6B3A1F"/>
-          <w:sz w:val="28"/>
-          <w:szCs w:val="28"/>
-        </w:rPr>
-        <w:t xml:space="preserve">第76月至第80月</w:t>
-      </w:r>
-    </w:p>
-    <w:p>
-      <w:pPr>
-        <w:spacing w:after="200" w:before="200"/>
-        <w:jc w:val="center"/>
-      </w:pPr>
-      <w:r>
-        <w:drawing>
-          <wp:inline distT="0" distB="0" distL="0" distR="0">
-            <wp:extent cx="3810000" cy="2667000"/>
-            <wp:effectExtent t="0" r="0" b="0" l="0"/>
-            <wp:docPr id="1" name="illustration" descr="AI生成配图" title="章节配图"/>
-            <wp:cNvGraphicFramePr>
-              <a:graphicFrameLocks xmlns:a="http://schemas.openxmlformats.org/drawingml/2006/main" noChangeAspect="1"/>
-            </wp:cNvGraphicFramePr>
-            <a:graphic xmlns:a="http://schemas.openxmlformats.org/drawingml/2006/main">
-              <a:graphicData uri="http://schemas.openxmlformats.org/drawingml/2006/picture">
-                <pic:pic xmlns:pic="http://schemas.openxmlformats.org/drawingml/2006/picture">
-                  <pic:nvPicPr>
-                    <pic:cNvPr id="0" name="" descr=""/>
-                    <pic:cNvPicPr>
-                      <a:picLocks noChangeAspect="1" noChangeArrowheads="1"/>
-                    </pic:cNvPicPr>
-                  </pic:nvPicPr>
-                  <pic:blipFill>
-                    <a:blip r:embed="rId13" cstate="none"/>
-                    <a:srcRect/>
-                    <a:stretch>
-                      <a:fillRect/>
-                    </a:stretch>
-                  </pic:blipFill>
-                  <pic:spPr bwMode="auto">
-                    <a:xfrm>
-                      <a:off x="0" y="0"/>
-                      <a:ext cx="3810000" cy="2667000"/>
-                    </a:xfrm>
-                    <a:prstGeom prst="rect">
-                      <a:avLst/>
-                    </a:prstGeom>
-                  </pic:spPr>
-                </pic:pic>
-              </a:graphicData>
-            </a:graphic>
-          </wp:inline>
-        </w:drawing>
-      </w:r>
-    </w:p>
-    <w:p>
-      <w:pPr>
-        <w:spacing w:after="60" w:before="60" w:line="360"/>
-        <w:ind w:firstLine="480"/>
-      </w:pPr>
-      <w:r>
-        <w:rPr>
-          <w:rFonts w:ascii="宋体" w:cs="宋体" w:eastAsia="宋体" w:hAnsi="宋体"/>
-          <w:sz w:val="24"/>
-          <w:szCs w:val="24"/>
-        </w:rPr>
-        <w:t xml:space="preserve">第76月，青云城上空阴云沉沉，坊市里的叫卖声依旧，却难掩暗流涌动的杀机。灵气在这片天地间浓烈如雾，嗅得出血腥，也嗅得出机遇。</w:t>
-      </w:r>
-    </w:p>
-    <w:p>
-      <w:pPr>
-        <w:spacing w:after="60" w:before="60" w:line="360"/>
-        <w:ind w:firstLine="480"/>
-      </w:pPr>
-      <w:r>
-        <w:rPr>
-          <w:rFonts w:ascii="宋体" w:cs="宋体" w:eastAsia="宋体" w:hAnsi="宋体"/>
-          <w:sz w:val="24"/>
-          <w:szCs w:val="24"/>
-        </w:rPr>
-        <w:t xml:space="preserve">与此同时，各方修士也在暗流中各自筹谋——</w:t>
-      </w:r>
-    </w:p>
-    <w:p>
-      <w:pPr>
-        <w:spacing w:after="60" w:before="60" w:line="360"/>
-        <w:ind w:firstLine="480"/>
-      </w:pPr>
-      <w:r>
-        <w:rPr>
-          <w:rFonts w:ascii="宋体" w:cs="宋体" w:eastAsia="宋体" w:hAnsi="宋体"/>
-          <w:sz w:val="24"/>
-          <w:szCs w:val="24"/>
-        </w:rPr>
-        <w:t xml:space="preserve">江湖之上，🔍 陆霜华 探索有收获。，天下局势悄然生变。</w:t>
-      </w:r>
-    </w:p>
-    <w:p>
-      <w:pPr>
-        <w:spacing w:after="60" w:before="60" w:line="360"/>
-        <w:ind w:firstLine="480"/>
-      </w:pPr>
-      <w:r>
-        <w:rPr>
-          <w:rFonts w:ascii="宋体" w:cs="宋体" w:eastAsia="宋体" w:hAnsi="宋体"/>
-          <w:sz w:val="24"/>
-          <w:szCs w:val="24"/>
-        </w:rPr>
-        <w:t xml:space="preserve">血与道，从来不曾分离。第80月的故事，暂且写到这里。</w:t>
-      </w:r>
-    </w:p>
-    <w:p>
-      <w:pPr>
-        <w:spacing w:after="200" w:before="100"/>
-        <w:jc w:val="right"/>
-      </w:pPr>
-      <w:r>
-        <w:rPr>
-          <w:rFonts w:ascii="宋体" w:cs="宋体" w:eastAsia="宋体" w:hAnsi="宋体"/>
-          <w:i/>
-          <w:iCs/>
-          <w:color w:val="888888"/>
-          <w:sz w:val="18"/>
-          <w:szCs w:val="18"/>
-        </w:rPr>
-        <w:t xml:space="preserve">[数据] 存活修士：20人 | 大事件：13件</w:t>
-      </w:r>
-    </w:p>
-    <w:p>
-      <w:pPr>
-        <w:pStyle w:val="Heading2"/>
-        <w:spacing w:after="150" w:before="300"/>
-      </w:pPr>
-      <w:r>
-        <w:rPr>
-          <w:rFonts w:ascii="宋体" w:cs="宋体" w:eastAsia="宋体" w:hAnsi="宋体"/>
-          <w:b/>
-          <w:bCs/>
-          <w:color w:val="6B3A1F"/>
-          <w:sz w:val="28"/>
-          <w:szCs w:val="28"/>
-        </w:rPr>
-        <w:t xml:space="preserve">第81月至第85月</w:t>
+        <w:t xml:space="preserve">第86月至第90月</w:t>
       </w:r>
     </w:p>
     <w:p>
@@ -1967,21 +2057,35 @@
           <w:sz w:val="24"/>
           <w:szCs w:val="24"/>
         </w:rPr>
-        <w:t xml:space="preserve">第81月，青云城上空阴云沉沉，坊市里的叫卖声依旧，却难掩暗流涌动的杀机。灵气在这片天地间浓烈如雾，嗅得出血腥，也嗅得出机遇。</w:t>
-      </w:r>
-    </w:p>
-    <w:p>
-      <w:pPr>
-        <w:spacing w:after="60" w:before="60" w:line="360"/>
-        <w:ind w:firstLine="480"/>
-      </w:pPr>
-      <w:r>
-        <w:rPr>
-          <w:rFonts w:ascii="宋体" w:cs="宋体" w:eastAsia="宋体" w:hAnsi="宋体"/>
-          <w:sz w:val="24"/>
-          <w:szCs w:val="24"/>
-        </w:rPr>
-        <w:t xml:space="preserve">天穹之上，隐隐有灵气漩涡凝聚，那是境界壁障破碎时才有的异象。滚滚灵压自丹田涌出，周身经脉尽皆震鸣——突破了，突破至练气十层！</w:t>
+        <w:t xml:space="preserve">第86月，青云城上空阴云沉沉，坊市里的叫卖声依旧，却难掩暗流涌动的杀机。灵气在这片天地间浓烈如雾，嗅得出血腥，也嗅得出机遇。</w:t>
+      </w:r>
+    </w:p>
+    <w:p>
+      <w:pPr>
+        <w:spacing w:after="60" w:before="60" w:line="360"/>
+        <w:ind w:firstLine="480"/>
+      </w:pPr>
+      <w:r>
+        <w:rPr>
+          <w:rFonts w:ascii="宋体" w:cs="宋体" w:eastAsia="宋体" w:hAnsi="宋体"/>
+          <w:sz w:val="24"/>
+          <w:szCs w:val="24"/>
+        </w:rPr>
+        <w:t xml:space="preserve">天穹之上，隐隐有灵气漩涡凝聚，那是境界壁障破碎时才有的异象。滚滚灵压自丹田涌出，周身经脉尽皆震鸣——突破了，突破至练气六层！</w:t>
+      </w:r>
+    </w:p>
+    <w:p>
+      <w:pPr>
+        <w:spacing w:after="60" w:before="60" w:line="360"/>
+        <w:ind w:firstLine="480"/>
+      </w:pPr>
+      <w:r>
+        <w:rPr>
+          <w:rFonts w:ascii="宋体" w:cs="宋体" w:eastAsia="宋体" w:hAnsi="宋体"/>
+          <w:sz w:val="24"/>
+          <w:szCs w:val="24"/>
+        </w:rPr>
+        <w:t xml:space="preserve">天穹之上，隐隐有灵气漩涡凝聚，那是境界壁障破碎时才有的异象。滚滚灵压自丹田涌出，周身经脉尽皆震鸣——突破了，突破至【练气六层】！！</w:t>
       </w:r>
     </w:p>
     <w:p>
@@ -2009,21 +2113,21 @@
           <w:sz w:val="24"/>
           <w:szCs w:val="24"/>
         </w:rPr>
-        <w:t xml:space="preserve">江湖之上，🔍 魏玄机 探索有收获。，天下局势悄然生变。</w:t>
-      </w:r>
-    </w:p>
-    <w:p>
-      <w:pPr>
-        <w:spacing w:after="60" w:before="60" w:line="360"/>
-        <w:ind w:firstLine="480"/>
-      </w:pPr>
-      <w:r>
-        <w:rPr>
-          <w:rFonts w:ascii="宋体" w:cs="宋体" w:eastAsia="宋体" w:hAnsi="宋体"/>
-          <w:sz w:val="24"/>
-          <w:szCs w:val="24"/>
-        </w:rPr>
-        <w:t xml:space="preserve">血与道，从来不曾分离。第85月的故事，暂且写到这里。</w:t>
+        <w:t xml:space="preserve">江湖之上，冯怒潮 练气圆满，却无筑基丹，修炼停滞！，天下局势悄然生变。</w:t>
+      </w:r>
+    </w:p>
+    <w:p>
+      <w:pPr>
+        <w:spacing w:after="60" w:before="60" w:line="360"/>
+        <w:ind w:firstLine="480"/>
+      </w:pPr>
+      <w:r>
+        <w:rPr>
+          <w:rFonts w:ascii="宋体" w:cs="宋体" w:eastAsia="宋体" w:hAnsi="宋体"/>
+          <w:sz w:val="24"/>
+          <w:szCs w:val="24"/>
+        </w:rPr>
+        <w:t xml:space="preserve">当第90月的最后一缕灵气散尽，这一段因果，已然落定。</w:t>
       </w:r>
     </w:p>
     <w:p>
@@ -2040,7 +2144,7 @@
           <w:sz w:val="18"/>
           <w:szCs w:val="18"/>
         </w:rPr>
-        <w:t xml:space="preserve">[数据] 存活修士：20人 | 突破：1次 | 大事件：23件</w:t>
+        <w:t xml:space="preserve">[数据] 存活修士：20人 | 突破：1次 | 大事件：11件</w:t>
       </w:r>
     </w:p>
     <w:p>
@@ -2057,7 +2161,7 @@
           <w:sz w:val="28"/>
           <w:szCs w:val="28"/>
         </w:rPr>
-        <w:t xml:space="preserve">第86月至第90月</w:t>
+        <w:t xml:space="preserve">第91月至第95月</w:t>
       </w:r>
     </w:p>
     <w:p>
@@ -2117,35 +2221,21 @@
           <w:sz w:val="24"/>
           <w:szCs w:val="24"/>
         </w:rPr>
-        <w:t xml:space="preserve">第86月，青云城上空阴云沉沉，坊市里的叫卖声依旧，却难掩暗流涌动的杀机。灵气在这片天地间浓烈如雾，嗅得出血腥，也嗅得出机遇。</w:t>
-      </w:r>
-    </w:p>
-    <w:p>
-      <w:pPr>
-        <w:spacing w:after="60" w:before="60" w:line="360"/>
-        <w:ind w:firstLine="480"/>
-      </w:pPr>
-      <w:r>
-        <w:rPr>
-          <w:rFonts w:ascii="宋体" w:cs="宋体" w:eastAsia="宋体" w:hAnsi="宋体"/>
-          <w:sz w:val="24"/>
-          <w:szCs w:val="24"/>
-        </w:rPr>
-        <w:t xml:space="preserve">天穹之上，隐隐有灵气漩涡凝聚，那是境界壁障破碎时才有的异象。滚滚灵压自丹田涌出，周身经脉尽皆震鸣——突破了，突破至练气六层！</w:t>
-      </w:r>
-    </w:p>
-    <w:p>
-      <w:pPr>
-        <w:spacing w:after="60" w:before="60" w:line="360"/>
-        <w:ind w:firstLine="480"/>
-      </w:pPr>
-      <w:r>
-        <w:rPr>
-          <w:rFonts w:ascii="宋体" w:cs="宋体" w:eastAsia="宋体" w:hAnsi="宋体"/>
-          <w:sz w:val="24"/>
-          <w:szCs w:val="24"/>
-        </w:rPr>
-        <w:t xml:space="preserve">天穹之上，隐隐有灵气漩涡凝聚，那是境界壁障破碎时才有的异象。滚滚灵压自丹田涌出，周身经脉尽皆震鸣——突破了，突破至【练气六层】！！</w:t>
+        <w:t xml:space="preserve">灵脉荒野，第91月。地脉灵气从地缝中渗出，连空气都带着令人心悸的灵压。几道身影散落四方，各自打着自己的算盘。</w:t>
+      </w:r>
+    </w:p>
+    <w:p>
+      <w:pPr>
+        <w:spacing w:after="60" w:before="60" w:line="360"/>
+        <w:ind w:firstLine="480"/>
+      </w:pPr>
+      <w:r>
+        <w:rPr>
+          <w:rFonts w:ascii="宋体" w:cs="宋体" w:eastAsia="宋体" w:hAnsi="宋体"/>
+          <w:sz w:val="24"/>
+          <w:szCs w:val="24"/>
+        </w:rPr>
+        <w:t xml:space="preserve">天穹之上，隐隐有灵气漩涡凝聚，那是境界壁障破碎时才有的异象。滚滚灵压自丹田涌出，周身经脉尽皆震鸣——突破了，突破至练气二层！</w:t>
       </w:r>
     </w:p>
     <w:p>
@@ -2173,21 +2263,21 @@
           <w:sz w:val="24"/>
           <w:szCs w:val="24"/>
         </w:rPr>
-        <w:t xml:space="preserve">江湖之上，冯怒潮 练气圆满，却无筑基丹，修炼停滞！，天下局势悄然生变。</w:t>
-      </w:r>
-    </w:p>
-    <w:p>
-      <w:pPr>
-        <w:spacing w:after="60" w:before="60" w:line="360"/>
-        <w:ind w:firstLine="480"/>
-      </w:pPr>
-      <w:r>
-        <w:rPr>
-          <w:rFonts w:ascii="宋体" w:cs="宋体" w:eastAsia="宋体" w:hAnsi="宋体"/>
-          <w:sz w:val="24"/>
-          <w:szCs w:val="24"/>
-        </w:rPr>
-        <w:t xml:space="preserve">当第90月的最后一缕灵气散尽，这一段因果，已然落定。</w:t>
+        <w:t xml:space="preserve">江湖之上，红袖添香 练气圆满，却无筑基丹，修炼停滞！，天下局势悄然生变。</w:t>
+      </w:r>
+    </w:p>
+    <w:p>
+      <w:pPr>
+        <w:spacing w:after="60" w:before="60" w:line="360"/>
+        <w:ind w:firstLine="480"/>
+      </w:pPr>
+      <w:r>
+        <w:rPr>
+          <w:rFonts w:ascii="宋体" w:cs="宋体" w:eastAsia="宋体" w:hAnsi="宋体"/>
+          <w:sz w:val="24"/>
+          <w:szCs w:val="24"/>
+        </w:rPr>
+        <w:t xml:space="preserve">当第95月的最后一缕灵气散尽，这一段因果，已然落定。</w:t>
       </w:r>
     </w:p>
     <w:p>
@@ -2204,7 +2294,7 @@
           <w:sz w:val="18"/>
           <w:szCs w:val="18"/>
         </w:rPr>
-        <w:t xml:space="preserve">[数据] 存活修士：20人 | 突破：1次 | 大事件：11件</w:t>
+        <w:t xml:space="preserve">[数据] 存活修士：20人 | 突破：1次 | 大事件：13件</w:t>
       </w:r>
     </w:p>
     <w:p>
@@ -2221,7 +2311,7 @@
           <w:sz w:val="28"/>
           <w:szCs w:val="28"/>
         </w:rPr>
-        <w:t xml:space="preserve">第91月至第95月</w:t>
+        <w:t xml:space="preserve">第96月至第100月</w:t>
       </w:r>
     </w:p>
     <w:p>
@@ -2249,156 +2339,6 @@
                   </pic:nvPicPr>
                   <pic:blipFill>
                     <a:blip r:embed="rId16" cstate="none"/>
-                    <a:srcRect/>
-                    <a:stretch>
-                      <a:fillRect/>
-                    </a:stretch>
-                  </pic:blipFill>
-                  <pic:spPr bwMode="auto">
-                    <a:xfrm>
-                      <a:off x="0" y="0"/>
-                      <a:ext cx="3810000" cy="2667000"/>
-                    </a:xfrm>
-                    <a:prstGeom prst="rect">
-                      <a:avLst/>
-                    </a:prstGeom>
-                  </pic:spPr>
-                </pic:pic>
-              </a:graphicData>
-            </a:graphic>
-          </wp:inline>
-        </w:drawing>
-      </w:r>
-    </w:p>
-    <w:p>
-      <w:pPr>
-        <w:spacing w:after="60" w:before="60" w:line="360"/>
-        <w:ind w:firstLine="480"/>
-      </w:pPr>
-      <w:r>
-        <w:rPr>
-          <w:rFonts w:ascii="宋体" w:cs="宋体" w:eastAsia="宋体" w:hAnsi="宋体"/>
-          <w:sz w:val="24"/>
-          <w:szCs w:val="24"/>
-        </w:rPr>
-        <w:t xml:space="preserve">灵脉荒野，第91月。地脉灵气从地缝中渗出，连空气都带着令人心悸的灵压。几道身影散落四方，各自打着自己的算盘。</w:t>
-      </w:r>
-    </w:p>
-    <w:p>
-      <w:pPr>
-        <w:spacing w:after="60" w:before="60" w:line="360"/>
-        <w:ind w:firstLine="480"/>
-      </w:pPr>
-      <w:r>
-        <w:rPr>
-          <w:rFonts w:ascii="宋体" w:cs="宋体" w:eastAsia="宋体" w:hAnsi="宋体"/>
-          <w:sz w:val="24"/>
-          <w:szCs w:val="24"/>
-        </w:rPr>
-        <w:t xml:space="preserve">天穹之上，隐隐有灵气漩涡凝聚，那是境界壁障破碎时才有的异象。滚滚灵压自丹田涌出，周身经脉尽皆震鸣——突破了，突破至练气二层！</w:t>
-      </w:r>
-    </w:p>
-    <w:p>
-      <w:pPr>
-        <w:spacing w:after="60" w:before="60" w:line="360"/>
-        <w:ind w:firstLine="480"/>
-      </w:pPr>
-      <w:r>
-        <w:rPr>
-          <w:rFonts w:ascii="宋体" w:cs="宋体" w:eastAsia="宋体" w:hAnsi="宋体"/>
-          <w:sz w:val="24"/>
-          <w:szCs w:val="24"/>
-        </w:rPr>
-        <w:t xml:space="preserve">与此同时，各方修士也在暗流中各自筹谋——</w:t>
-      </w:r>
-    </w:p>
-    <w:p>
-      <w:pPr>
-        <w:spacing w:after="60" w:before="60" w:line="360"/>
-        <w:ind w:firstLine="480"/>
-      </w:pPr>
-      <w:r>
-        <w:rPr>
-          <w:rFonts w:ascii="宋体" w:cs="宋体" w:eastAsia="宋体" w:hAnsi="宋体"/>
-          <w:sz w:val="24"/>
-          <w:szCs w:val="24"/>
-        </w:rPr>
-        <w:t xml:space="preserve">江湖之上，红袖添香 练气圆满，却无筑基丹，修炼停滞！，天下局势悄然生变。</w:t>
-      </w:r>
-    </w:p>
-    <w:p>
-      <w:pPr>
-        <w:spacing w:after="60" w:before="60" w:line="360"/>
-        <w:ind w:firstLine="480"/>
-      </w:pPr>
-      <w:r>
-        <w:rPr>
-          <w:rFonts w:ascii="宋体" w:cs="宋体" w:eastAsia="宋体" w:hAnsi="宋体"/>
-          <w:sz w:val="24"/>
-          <w:szCs w:val="24"/>
-        </w:rPr>
-        <w:t xml:space="preserve">当第95月的最后一缕灵气散尽，这一段因果，已然落定。</w:t>
-      </w:r>
-    </w:p>
-    <w:p>
-      <w:pPr>
-        <w:spacing w:after="200" w:before="100"/>
-        <w:jc w:val="right"/>
-      </w:pPr>
-      <w:r>
-        <w:rPr>
-          <w:rFonts w:ascii="宋体" w:cs="宋体" w:eastAsia="宋体" w:hAnsi="宋体"/>
-          <w:i/>
-          <w:iCs/>
-          <w:color w:val="888888"/>
-          <w:sz w:val="18"/>
-          <w:szCs w:val="18"/>
-        </w:rPr>
-        <w:t xml:space="preserve">[数据] 存活修士：20人 | 突破：1次 | 大事件：13件</w:t>
-      </w:r>
-    </w:p>
-    <w:p>
-      <w:pPr>
-        <w:pStyle w:val="Heading2"/>
-        <w:spacing w:after="150" w:before="300"/>
-      </w:pPr>
-      <w:r>
-        <w:rPr>
-          <w:rFonts w:ascii="宋体" w:cs="宋体" w:eastAsia="宋体" w:hAnsi="宋体"/>
-          <w:b/>
-          <w:bCs/>
-          <w:color w:val="6B3A1F"/>
-          <w:sz w:val="28"/>
-          <w:szCs w:val="28"/>
-        </w:rPr>
-        <w:t xml:space="preserve">第96月至第100月</w:t>
-      </w:r>
-    </w:p>
-    <w:p>
-      <w:pPr>
-        <w:spacing w:after="200" w:before="200"/>
-        <w:jc w:val="center"/>
-      </w:pPr>
-      <w:r>
-        <w:drawing>
-          <wp:inline distT="0" distB="0" distL="0" distR="0">
-            <wp:extent cx="3810000" cy="2667000"/>
-            <wp:effectExtent t="0" r="0" b="0" l="0"/>
-            <wp:docPr id="1" name="illustration" descr="AI生成配图" title="章节配图"/>
-            <wp:cNvGraphicFramePr>
-              <a:graphicFrameLocks xmlns:a="http://schemas.openxmlformats.org/drawingml/2006/main" noChangeAspect="1"/>
-            </wp:cNvGraphicFramePr>
-            <a:graphic xmlns:a="http://schemas.openxmlformats.org/drawingml/2006/main">
-              <a:graphicData uri="http://schemas.openxmlformats.org/drawingml/2006/picture">
-                <pic:pic xmlns:pic="http://schemas.openxmlformats.org/drawingml/2006/picture">
-                  <pic:nvPicPr>
-                    <pic:cNvPr id="0" name="" descr=""/>
-                    <pic:cNvPicPr>
-                      <a:picLocks noChangeAspect="1" noChangeArrowheads="1"/>
-                    </pic:cNvPicPr>
-                  </pic:nvPicPr>
-                  <pic:blipFill>
-                    <a:blip r:embed="rId17" cstate="none"/>
                     <a:srcRect/>
                     <a:stretch>
                       <a:fillRect/>

--- a/xianxia_story.docx
+++ b/xianxia_story.docx
@@ -1004,6 +1004,96 @@
           <w:szCs w:val="28"/>
         </w:rPr>
         <w:t xml:space="preserve">第51月至第55月</w:t>
+      </w:r>
+    </w:p>
+    <w:p>
+      <w:pPr>
+        <w:spacing w:after="60" w:before="60" w:line="360"/>
+        <w:ind w:firstLine="480"/>
+      </w:pPr>
+      <w:r>
+        <w:rPr>
+          <w:rFonts w:ascii="宋体" w:cs="宋体" w:eastAsia="宋体" w:hAnsi="宋体"/>
+          <w:sz w:val="24"/>
+          <w:szCs w:val="24"/>
+        </w:rPr>
+        <w:t xml:space="preserve">幽冥谷的磷火在第51月时格外幽蓝，腐败的灵气裹挟着死气，却也孕育着异样的契机。天地棋盘上，每一枚棋子都在悄然落位。</w:t>
+      </w:r>
+    </w:p>
+    <w:p>
+      <w:pPr>
+        <w:spacing w:after="60" w:before="60" w:line="360"/>
+        <w:ind w:firstLine="480"/>
+      </w:pPr>
+      <w:r>
+        <w:rPr>
+          <w:rFonts w:ascii="宋体" w:cs="宋体" w:eastAsia="宋体" w:hAnsi="宋体"/>
+          <w:sz w:val="24"/>
+          <w:szCs w:val="24"/>
+        </w:rPr>
+        <w:t xml:space="preserve">与此同时，各方修士也在暗流中各自筹谋——</w:t>
+      </w:r>
+    </w:p>
+    <w:p>
+      <w:pPr>
+        <w:spacing w:after="60" w:before="60" w:line="360"/>
+        <w:ind w:firstLine="480"/>
+      </w:pPr>
+      <w:r>
+        <w:rPr>
+          <w:rFonts w:ascii="宋体" w:cs="宋体" w:eastAsia="宋体" w:hAnsi="宋体"/>
+          <w:sz w:val="24"/>
+          <w:szCs w:val="24"/>
+        </w:rPr>
+        <w:t xml:space="preserve">江湖之上，陆霜华 练气圆满，却无筑基丹，修炼停滞！，天下局势悄然生变。</w:t>
+      </w:r>
+    </w:p>
+    <w:p>
+      <w:pPr>
+        <w:spacing w:after="60" w:before="60" w:line="360"/>
+        <w:ind w:firstLine="480"/>
+      </w:pPr>
+      <w:r>
+        <w:rPr>
+          <w:rFonts w:ascii="宋体" w:cs="宋体" w:eastAsia="宋体" w:hAnsi="宋体"/>
+          <w:sz w:val="24"/>
+          <w:szCs w:val="24"/>
+        </w:rPr>
+        <w:t xml:space="preserve">第55月，苍渺大陆的天地棋盘又落下了几枚棋子。谁生谁死，谁主沉浮，尚未可知。</w:t>
+      </w:r>
+    </w:p>
+    <w:p>
+      <w:pPr>
+        <w:spacing w:after="200" w:before="100"/>
+        <w:jc w:val="right"/>
+      </w:pPr>
+      <w:r>
+        <w:rPr>
+          <w:rFonts w:ascii="宋体" w:cs="宋体" w:eastAsia="宋体" w:hAnsi="宋体"/>
+          <w:i/>
+          <w:iCs/>
+          <w:color w:val="888888"/>
+          <w:sz w:val="18"/>
+          <w:szCs w:val="18"/>
+        </w:rPr>
+        <w:t xml:space="preserve">[数据] 存活修士：20人 | 大事件：15件</w:t>
+      </w:r>
+    </w:p>
+    <w:p>
+      <w:pPr>
+        <w:pStyle w:val="Heading2"/>
+        <w:spacing w:after="150" w:before="300"/>
+      </w:pPr>
+      <w:r>
+        <w:rPr>
+          <w:rFonts w:ascii="宋体" w:cs="宋体" w:eastAsia="宋体" w:hAnsi="宋体"/>
+          <w:b/>
+          <w:bCs/>
+          <w:color w:val="6B3A1F"/>
+          <w:sz w:val="28"/>
+          <w:szCs w:val="28"/>
+        </w:rPr>
+        <w:t xml:space="preserve">第56月至第60月</w:t>
       </w:r>
     </w:p>
     <w:p>
@@ -1063,7 +1153,7 @@
           <w:sz w:val="24"/>
           <w:szCs w:val="24"/>
         </w:rPr>
-        <w:t xml:space="preserve">幽冥谷的磷火在第51月时格外幽蓝，腐败的灵气裹挟着死气，却也孕育着异样的契机。天地棋盘上，每一枚棋子都在悄然落位。</w:t>
+        <w:t xml:space="preserve">幽冥谷的磷火在第56月时格外幽蓝，腐败的灵气裹挟着死气，却也孕育着异样的契机。天地棋盘上，每一枚棋子都在悄然落位。</w:t>
       </w:r>
     </w:p>
     <w:p>
@@ -1091,21 +1181,21 @@
           <w:sz w:val="24"/>
           <w:szCs w:val="24"/>
         </w:rPr>
-        <w:t xml:space="preserve">江湖之上，🔍 苏寒衣 探索有收获。，天下局势悄然生变。</w:t>
-      </w:r>
-    </w:p>
-    <w:p>
-      <w:pPr>
-        <w:spacing w:after="60" w:before="60" w:line="360"/>
-        <w:ind w:firstLine="480"/>
-      </w:pPr>
-      <w:r>
-        <w:rPr>
-          <w:rFonts w:ascii="宋体" w:cs="宋体" w:eastAsia="宋体" w:hAnsi="宋体"/>
-          <w:sz w:val="24"/>
-          <w:szCs w:val="24"/>
-        </w:rPr>
-        <w:t xml:space="preserve">第55月，苍渺大陆的天地棋盘又落下了几枚棋子。谁生谁死，谁主沉浮，尚未可知。</w:t>
+        <w:t xml:space="preserve">江湖之上，魏玄机 练气圆满，却无筑基丹，修炼停滞！，天下局势悄然生变。</w:t>
+      </w:r>
+    </w:p>
+    <w:p>
+      <w:pPr>
+        <w:spacing w:after="60" w:before="60" w:line="360"/>
+        <w:ind w:firstLine="480"/>
+      </w:pPr>
+      <w:r>
+        <w:rPr>
+          <w:rFonts w:ascii="宋体" w:cs="宋体" w:eastAsia="宋体" w:hAnsi="宋体"/>
+          <w:sz w:val="24"/>
+          <w:szCs w:val="24"/>
+        </w:rPr>
+        <w:t xml:space="preserve">第60月，苍渺大陆的天地棋盘又落下了几枚棋子。谁生谁死，谁主沉浮，尚未可知。</w:t>
       </w:r>
     </w:p>
     <w:p>
@@ -1122,7 +1212,7 @@
           <w:sz w:val="18"/>
           <w:szCs w:val="18"/>
         </w:rPr>
-        <w:t xml:space="preserve">[数据] 存活修士：20人 | 大事件：15件</w:t>
+        <w:t xml:space="preserve">[数据] 存活修士：20人 | 大事件：12件</w:t>
       </w:r>
     </w:p>
     <w:p>
@@ -1139,7 +1229,7 @@
           <w:sz w:val="28"/>
           <w:szCs w:val="28"/>
         </w:rPr>
-        <w:t xml:space="preserve">第56月至第60月</w:t>
+        <w:t xml:space="preserve">第61月至第65月</w:t>
       </w:r>
     </w:p>
     <w:p>
@@ -1199,7 +1289,35 @@
           <w:sz w:val="24"/>
           <w:szCs w:val="24"/>
         </w:rPr>
-        <w:t xml:space="preserve">幽冥谷的磷火在第56月时格外幽蓝，腐败的灵气裹挟着死气，却也孕育着异样的契机。天地棋盘上，每一枚棋子都在悄然落位。</w:t>
+        <w:t xml:space="preserve">第61月，青云城上空阴云沉沉，坊市里的叫卖声依旧，却难掩暗流涌动的杀机。灵气在这片天地间浓烈如雾，嗅得出血腥，也嗅得出机遇。</w:t>
+      </w:r>
+    </w:p>
+    <w:p>
+      <w:pPr>
+        <w:spacing w:after="60" w:before="60" w:line="360"/>
+        <w:ind w:firstLine="480"/>
+      </w:pPr>
+      <w:r>
+        <w:rPr>
+          <w:rFonts w:ascii="宋体" w:cs="宋体" w:eastAsia="宋体" w:hAnsi="宋体"/>
+          <w:sz w:val="24"/>
+          <w:szCs w:val="24"/>
+        </w:rPr>
+        <w:t xml:space="preserve">天穹之上，隐隐有灵气漩涡凝聚，那是境界壁障破碎时才有的异象。滚滚灵压自丹田涌出，周身经脉尽皆震鸣——突破了，突破至练气十层！</w:t>
+      </w:r>
+    </w:p>
+    <w:p>
+      <w:pPr>
+        <w:spacing w:after="60" w:before="60" w:line="360"/>
+        <w:ind w:firstLine="480"/>
+      </w:pPr>
+      <w:r>
+        <w:rPr>
+          <w:rFonts w:ascii="宋体" w:cs="宋体" w:eastAsia="宋体" w:hAnsi="宋体"/>
+          <w:sz w:val="24"/>
+          <w:szCs w:val="24"/>
+        </w:rPr>
+        <w:t xml:space="preserve">天穹之上，隐隐有灵气漩涡凝聚，那是境界壁障破碎时才有的异象。滚滚灵压自丹田涌出，周身经脉尽皆震鸣——突破了，突破至【练气十层】！！</w:t>
       </w:r>
     </w:p>
     <w:p>
@@ -1227,21 +1345,21 @@
           <w:sz w:val="24"/>
           <w:szCs w:val="24"/>
         </w:rPr>
-        <w:t xml:space="preserve">江湖之上，魏玄机 练气圆满，却无筑基丹，修炼停滞！，天下局势悄然生变。</w:t>
-      </w:r>
-    </w:p>
-    <w:p>
-      <w:pPr>
-        <w:spacing w:after="60" w:before="60" w:line="360"/>
-        <w:ind w:firstLine="480"/>
-      </w:pPr>
-      <w:r>
-        <w:rPr>
-          <w:rFonts w:ascii="宋体" w:cs="宋体" w:eastAsia="宋体" w:hAnsi="宋体"/>
-          <w:sz w:val="24"/>
-          <w:szCs w:val="24"/>
-        </w:rPr>
-        <w:t xml:space="preserve">第60月，苍渺大陆的天地棋盘又落下了几枚棋子。谁生谁死，谁主沉浮，尚未可知。</w:t>
+        <w:t xml:space="preserve">江湖之上，冯怒潮 练气圆满，却无筑基丹，修炼停滞！，天下局势悄然生变。</w:t>
+      </w:r>
+    </w:p>
+    <w:p>
+      <w:pPr>
+        <w:spacing w:after="60" w:before="60" w:line="360"/>
+        <w:ind w:firstLine="480"/>
+      </w:pPr>
+      <w:r>
+        <w:rPr>
+          <w:rFonts w:ascii="宋体" w:cs="宋体" w:eastAsia="宋体" w:hAnsi="宋体"/>
+          <w:sz w:val="24"/>
+          <w:szCs w:val="24"/>
+        </w:rPr>
+        <w:t xml:space="preserve">当第65月的最后一缕灵气散尽，这一段因果，已然落定。</w:t>
       </w:r>
     </w:p>
     <w:p>
@@ -1258,7 +1376,7 @@
           <w:sz w:val="18"/>
           <w:szCs w:val="18"/>
         </w:rPr>
-        <w:t xml:space="preserve">[数据] 存活修士：20人 | 大事件：12件</w:t>
+        <w:t xml:space="preserve">[数据] 存活修士：20人 | 突破：1次 | 大事件：15件</w:t>
       </w:r>
     </w:p>
     <w:p>
@@ -1275,7 +1393,7 @@
           <w:sz w:val="28"/>
           <w:szCs w:val="28"/>
         </w:rPr>
-        <w:t xml:space="preserve">第61月至第65月</w:t>
+        <w:t xml:space="preserve">第66月至第70月</w:t>
       </w:r>
     </w:p>
     <w:p>
@@ -1335,35 +1453,7 @@
           <w:sz w:val="24"/>
           <w:szCs w:val="24"/>
         </w:rPr>
-        <w:t xml:space="preserve">第61月，青云城上空阴云沉沉，坊市里的叫卖声依旧，却难掩暗流涌动的杀机。灵气在这片天地间浓烈如雾，嗅得出血腥，也嗅得出机遇。</w:t>
-      </w:r>
-    </w:p>
-    <w:p>
-      <w:pPr>
-        <w:spacing w:after="60" w:before="60" w:line="360"/>
-        <w:ind w:firstLine="480"/>
-      </w:pPr>
-      <w:r>
-        <w:rPr>
-          <w:rFonts w:ascii="宋体" w:cs="宋体" w:eastAsia="宋体" w:hAnsi="宋体"/>
-          <w:sz w:val="24"/>
-          <w:szCs w:val="24"/>
-        </w:rPr>
-        <w:t xml:space="preserve">天穹之上，隐隐有灵气漩涡凝聚，那是境界壁障破碎时才有的异象。滚滚灵压自丹田涌出，周身经脉尽皆震鸣——突破了，突破至练气十层！</w:t>
-      </w:r>
-    </w:p>
-    <w:p>
-      <w:pPr>
-        <w:spacing w:after="60" w:before="60" w:line="360"/>
-        <w:ind w:firstLine="480"/>
-      </w:pPr>
-      <w:r>
-        <w:rPr>
-          <w:rFonts w:ascii="宋体" w:cs="宋体" w:eastAsia="宋体" w:hAnsi="宋体"/>
-          <w:sz w:val="24"/>
-          <w:szCs w:val="24"/>
-        </w:rPr>
-        <w:t xml:space="preserve">天穹之上，隐隐有灵气漩涡凝聚，那是境界壁障破碎时才有的异象。滚滚灵压自丹田涌出，周身经脉尽皆震鸣——突破了，突破至【练气十层】！！</w:t>
+        <w:t xml:space="preserve">幽冥谷的磷火在第66月时格外幽蓝，腐败的灵气裹挟着死气，却也孕育着异样的契机。天地棋盘上，每一枚棋子都在悄然落位。</w:t>
       </w:r>
     </w:p>
     <w:p>
@@ -1391,21 +1481,21 @@
           <w:sz w:val="24"/>
           <w:szCs w:val="24"/>
         </w:rPr>
-        <w:t xml:space="preserve">江湖之上，冯怒潮 练气圆满，却无筑基丹，修炼停滞！，天下局势悄然生变。</w:t>
-      </w:r>
-    </w:p>
-    <w:p>
-      <w:pPr>
-        <w:spacing w:after="60" w:before="60" w:line="360"/>
-        <w:ind w:firstLine="480"/>
-      </w:pPr>
-      <w:r>
-        <w:rPr>
-          <w:rFonts w:ascii="宋体" w:cs="宋体" w:eastAsia="宋体" w:hAnsi="宋体"/>
-          <w:sz w:val="24"/>
-          <w:szCs w:val="24"/>
-        </w:rPr>
-        <w:t xml:space="preserve">当第65月的最后一缕灵气散尽，这一段因果，已然落定。</w:t>
+        <w:t xml:space="preserve">江湖之上，红袖添香 练气圆满，却无筑基丹，修炼停滞！，天下局势悄然生变。</w:t>
+      </w:r>
+    </w:p>
+    <w:p>
+      <w:pPr>
+        <w:spacing w:after="60" w:before="60" w:line="360"/>
+        <w:ind w:firstLine="480"/>
+      </w:pPr>
+      <w:r>
+        <w:rPr>
+          <w:rFonts w:ascii="宋体" w:cs="宋体" w:eastAsia="宋体" w:hAnsi="宋体"/>
+          <w:sz w:val="24"/>
+          <w:szCs w:val="24"/>
+        </w:rPr>
+        <w:t xml:space="preserve">第70月，苍渺大陆的天地棋盘又落下了几枚棋子。谁生谁死，谁主沉浮，尚未可知。</w:t>
       </w:r>
     </w:p>
     <w:p>
@@ -1422,7 +1512,7 @@
           <w:sz w:val="18"/>
           <w:szCs w:val="18"/>
         </w:rPr>
-        <w:t xml:space="preserve">[数据] 存活修士：20人 | 突破：1次 | 大事件：15件</w:t>
+        <w:t xml:space="preserve">[数据] 存活修士：20人 | 大事件：10件</w:t>
       </w:r>
     </w:p>
     <w:p>
@@ -1439,7 +1529,279 @@
           <w:sz w:val="28"/>
           <w:szCs w:val="28"/>
         </w:rPr>
-        <w:t xml:space="preserve">第66月至第70月</w:t>
+        <w:t xml:space="preserve">第71月至第75月</w:t>
+      </w:r>
+    </w:p>
+    <w:p>
+      <w:pPr>
+        <w:spacing w:after="200" w:before="200"/>
+        <w:jc w:val="center"/>
+      </w:pPr>
+      <w:r>
+        <w:drawing>
+          <wp:inline distT="0" distB="0" distL="0" distR="0">
+            <wp:extent cx="3810000" cy="2667000"/>
+            <wp:effectExtent t="0" r="0" b="0" l="0"/>
+            <wp:docPr id="1" name="illustration" descr="AI生成配图" title="章节配图"/>
+            <wp:cNvGraphicFramePr>
+              <a:graphicFrameLocks xmlns:a="http://schemas.openxmlformats.org/drawingml/2006/main" noChangeAspect="1"/>
+            </wp:cNvGraphicFramePr>
+            <a:graphic xmlns:a="http://schemas.openxmlformats.org/drawingml/2006/main">
+              <a:graphicData uri="http://schemas.openxmlformats.org/drawingml/2006/picture">
+                <pic:pic xmlns:pic="http://schemas.openxmlformats.org/drawingml/2006/picture">
+                  <pic:nvPicPr>
+                    <pic:cNvPr id="0" name="" descr=""/>
+                    <pic:cNvPicPr>
+                      <a:picLocks noChangeAspect="1" noChangeArrowheads="1"/>
+                    </pic:cNvPicPr>
+                  </pic:nvPicPr>
+                  <pic:blipFill>
+                    <a:blip r:embed="rId11" cstate="none"/>
+                    <a:srcRect/>
+                    <a:stretch>
+                      <a:fillRect/>
+                    </a:stretch>
+                  </pic:blipFill>
+                  <pic:spPr bwMode="auto">
+                    <a:xfrm>
+                      <a:off x="0" y="0"/>
+                      <a:ext cx="3810000" cy="2667000"/>
+                    </a:xfrm>
+                    <a:prstGeom prst="rect">
+                      <a:avLst/>
+                    </a:prstGeom>
+                  </pic:spPr>
+                </pic:pic>
+              </a:graphicData>
+            </a:graphic>
+          </wp:inline>
+        </w:drawing>
+      </w:r>
+    </w:p>
+    <w:p>
+      <w:pPr>
+        <w:spacing w:after="60" w:before="60" w:line="360"/>
+        <w:ind w:firstLine="480"/>
+      </w:pPr>
+      <w:r>
+        <w:rPr>
+          <w:rFonts w:ascii="宋体" w:cs="宋体" w:eastAsia="宋体" w:hAnsi="宋体"/>
+          <w:sz w:val="24"/>
+          <w:szCs w:val="24"/>
+        </w:rPr>
+        <w:t xml:space="preserve">第71月，青云城上空阴云沉沉，坊市里的叫卖声依旧，却难掩暗流涌动的杀机。灵气在这片天地间浓烈如雾，嗅得出血腥，也嗅得出机遇。</w:t>
+      </w:r>
+    </w:p>
+    <w:p>
+      <w:pPr>
+        <w:spacing w:after="60" w:before="60" w:line="360"/>
+        <w:ind w:firstLine="480"/>
+      </w:pPr>
+      <w:r>
+        <w:rPr>
+          <w:rFonts w:ascii="宋体" w:cs="宋体" w:eastAsia="宋体" w:hAnsi="宋体"/>
+          <w:sz w:val="24"/>
+          <w:szCs w:val="24"/>
+        </w:rPr>
+        <w:t xml:space="preserve">与此同时，各方修士也在暗流中各自筹谋——</w:t>
+      </w:r>
+    </w:p>
+    <w:p>
+      <w:pPr>
+        <w:spacing w:after="60" w:before="60" w:line="360"/>
+        <w:ind w:firstLine="480"/>
+      </w:pPr>
+      <w:r>
+        <w:rPr>
+          <w:rFonts w:ascii="宋体" w:cs="宋体" w:eastAsia="宋体" w:hAnsi="宋体"/>
+          <w:sz w:val="24"/>
+          <w:szCs w:val="24"/>
+        </w:rPr>
+        <w:t xml:space="preserve">江湖之上，冯怒潮 练气圆满，却无筑基丹，修炼停滞！，天下局势悄然生变。</w:t>
+      </w:r>
+    </w:p>
+    <w:p>
+      <w:pPr>
+        <w:spacing w:after="60" w:before="60" w:line="360"/>
+        <w:ind w:firstLine="480"/>
+      </w:pPr>
+      <w:r>
+        <w:rPr>
+          <w:rFonts w:ascii="宋体" w:cs="宋体" w:eastAsia="宋体" w:hAnsi="宋体"/>
+          <w:sz w:val="24"/>
+          <w:szCs w:val="24"/>
+        </w:rPr>
+        <w:t xml:space="preserve">血与道，从来不曾分离。第75月的故事，暂且写到这里。</w:t>
+      </w:r>
+    </w:p>
+    <w:p>
+      <w:pPr>
+        <w:spacing w:after="200" w:before="100"/>
+        <w:jc w:val="right"/>
+      </w:pPr>
+      <w:r>
+        <w:rPr>
+          <w:rFonts w:ascii="宋体" w:cs="宋体" w:eastAsia="宋体" w:hAnsi="宋体"/>
+          <w:i/>
+          <w:iCs/>
+          <w:color w:val="888888"/>
+          <w:sz w:val="18"/>
+          <w:szCs w:val="18"/>
+        </w:rPr>
+        <w:t xml:space="preserve">[数据] 存活修士：20人 | 大事件：10件</w:t>
+      </w:r>
+    </w:p>
+    <w:p>
+      <w:pPr>
+        <w:pStyle w:val="Heading2"/>
+        <w:spacing w:after="150" w:before="300"/>
+      </w:pPr>
+      <w:r>
+        <w:rPr>
+          <w:rFonts w:ascii="宋体" w:cs="宋体" w:eastAsia="宋体" w:hAnsi="宋体"/>
+          <w:b/>
+          <w:bCs/>
+          <w:color w:val="6B3A1F"/>
+          <w:sz w:val="28"/>
+          <w:szCs w:val="28"/>
+        </w:rPr>
+        <w:t xml:space="preserve">第76月至第80月</w:t>
+      </w:r>
+    </w:p>
+    <w:p>
+      <w:pPr>
+        <w:spacing w:after="200" w:before="200"/>
+        <w:jc w:val="center"/>
+      </w:pPr>
+      <w:r>
+        <w:drawing>
+          <wp:inline distT="0" distB="0" distL="0" distR="0">
+            <wp:extent cx="3810000" cy="2667000"/>
+            <wp:effectExtent t="0" r="0" b="0" l="0"/>
+            <wp:docPr id="1" name="illustration" descr="AI生成配图" title="章节配图"/>
+            <wp:cNvGraphicFramePr>
+              <a:graphicFrameLocks xmlns:a="http://schemas.openxmlformats.org/drawingml/2006/main" noChangeAspect="1"/>
+            </wp:cNvGraphicFramePr>
+            <a:graphic xmlns:a="http://schemas.openxmlformats.org/drawingml/2006/main">
+              <a:graphicData uri="http://schemas.openxmlformats.org/drawingml/2006/picture">
+                <pic:pic xmlns:pic="http://schemas.openxmlformats.org/drawingml/2006/picture">
+                  <pic:nvPicPr>
+                    <pic:cNvPr id="0" name="" descr=""/>
+                    <pic:cNvPicPr>
+                      <a:picLocks noChangeAspect="1" noChangeArrowheads="1"/>
+                    </pic:cNvPicPr>
+                  </pic:nvPicPr>
+                  <pic:blipFill>
+                    <a:blip r:embed="rId11" cstate="none"/>
+                    <a:srcRect/>
+                    <a:stretch>
+                      <a:fillRect/>
+                    </a:stretch>
+                  </pic:blipFill>
+                  <pic:spPr bwMode="auto">
+                    <a:xfrm>
+                      <a:off x="0" y="0"/>
+                      <a:ext cx="3810000" cy="2667000"/>
+                    </a:xfrm>
+                    <a:prstGeom prst="rect">
+                      <a:avLst/>
+                    </a:prstGeom>
+                  </pic:spPr>
+                </pic:pic>
+              </a:graphicData>
+            </a:graphic>
+          </wp:inline>
+        </w:drawing>
+      </w:r>
+    </w:p>
+    <w:p>
+      <w:pPr>
+        <w:spacing w:after="60" w:before="60" w:line="360"/>
+        <w:ind w:firstLine="480"/>
+      </w:pPr>
+      <w:r>
+        <w:rPr>
+          <w:rFonts w:ascii="宋体" w:cs="宋体" w:eastAsia="宋体" w:hAnsi="宋体"/>
+          <w:sz w:val="24"/>
+          <w:szCs w:val="24"/>
+        </w:rPr>
+        <w:t xml:space="preserve">第76月，青云城上空阴云沉沉，坊市里的叫卖声依旧，却难掩暗流涌动的杀机。灵气在这片天地间浓烈如雾，嗅得出血腥，也嗅得出机遇。</w:t>
+      </w:r>
+    </w:p>
+    <w:p>
+      <w:pPr>
+        <w:spacing w:after="60" w:before="60" w:line="360"/>
+        <w:ind w:firstLine="480"/>
+      </w:pPr>
+      <w:r>
+        <w:rPr>
+          <w:rFonts w:ascii="宋体" w:cs="宋体" w:eastAsia="宋体" w:hAnsi="宋体"/>
+          <w:sz w:val="24"/>
+          <w:szCs w:val="24"/>
+        </w:rPr>
+        <w:t xml:space="preserve">与此同时，各方修士也在暗流中各自筹谋——</w:t>
+      </w:r>
+    </w:p>
+    <w:p>
+      <w:pPr>
+        <w:spacing w:after="60" w:before="60" w:line="360"/>
+        <w:ind w:firstLine="480"/>
+      </w:pPr>
+      <w:r>
+        <w:rPr>
+          <w:rFonts w:ascii="宋体" w:cs="宋体" w:eastAsia="宋体" w:hAnsi="宋体"/>
+          <w:sz w:val="24"/>
+          <w:szCs w:val="24"/>
+        </w:rPr>
+        <w:t xml:space="preserve">江湖之上，🔍 陆霜华 探索有收获。，天下局势悄然生变。</w:t>
+      </w:r>
+    </w:p>
+    <w:p>
+      <w:pPr>
+        <w:spacing w:after="60" w:before="60" w:line="360"/>
+        <w:ind w:firstLine="480"/>
+      </w:pPr>
+      <w:r>
+        <w:rPr>
+          <w:rFonts w:ascii="宋体" w:cs="宋体" w:eastAsia="宋体" w:hAnsi="宋体"/>
+          <w:sz w:val="24"/>
+          <w:szCs w:val="24"/>
+        </w:rPr>
+        <w:t xml:space="preserve">血与道，从来不曾分离。第80月的故事，暂且写到这里。</w:t>
+      </w:r>
+    </w:p>
+    <w:p>
+      <w:pPr>
+        <w:spacing w:after="200" w:before="100"/>
+        <w:jc w:val="right"/>
+      </w:pPr>
+      <w:r>
+        <w:rPr>
+          <w:rFonts w:ascii="宋体" w:cs="宋体" w:eastAsia="宋体" w:hAnsi="宋体"/>
+          <w:i/>
+          <w:iCs/>
+          <w:color w:val="888888"/>
+          <w:sz w:val="18"/>
+          <w:szCs w:val="18"/>
+        </w:rPr>
+        <w:t xml:space="preserve">[数据] 存活修士：20人 | 大事件：13件</w:t>
+      </w:r>
+    </w:p>
+    <w:p>
+      <w:pPr>
+        <w:pStyle w:val="Heading2"/>
+        <w:spacing w:after="150" w:before="300"/>
+      </w:pPr>
+      <w:r>
+        <w:rPr>
+          <w:rFonts w:ascii="宋体" w:cs="宋体" w:eastAsia="宋体" w:hAnsi="宋体"/>
+          <w:b/>
+          <w:bCs/>
+          <w:color w:val="6B3A1F"/>
+          <w:sz w:val="28"/>
+          <w:szCs w:val="28"/>
+        </w:rPr>
+        <w:t xml:space="preserve">第81月至第85月</w:t>
       </w:r>
     </w:p>
     <w:p>
@@ -1499,7 +1861,21 @@
           <w:sz w:val="24"/>
           <w:szCs w:val="24"/>
         </w:rPr>
-        <w:t xml:space="preserve">幽冥谷的磷火在第66月时格外幽蓝，腐败的灵气裹挟着死气，却也孕育着异样的契机。天地棋盘上，每一枚棋子都在悄然落位。</w:t>
+        <w:t xml:space="preserve">第81月，青云城上空阴云沉沉，坊市里的叫卖声依旧，却难掩暗流涌动的杀机。灵气在这片天地间浓烈如雾，嗅得出血腥，也嗅得出机遇。</w:t>
+      </w:r>
+    </w:p>
+    <w:p>
+      <w:pPr>
+        <w:spacing w:after="60" w:before="60" w:line="360"/>
+        <w:ind w:firstLine="480"/>
+      </w:pPr>
+      <w:r>
+        <w:rPr>
+          <w:rFonts w:ascii="宋体" w:cs="宋体" w:eastAsia="宋体" w:hAnsi="宋体"/>
+          <w:sz w:val="24"/>
+          <w:szCs w:val="24"/>
+        </w:rPr>
+        <w:t xml:space="preserve">天穹之上，隐隐有灵气漩涡凝聚，那是境界壁障破碎时才有的异象。滚滚灵压自丹田涌出，周身经脉尽皆震鸣——突破了，突破至练气十层！</w:t>
       </w:r>
     </w:p>
     <w:p>
@@ -1527,21 +1903,21 @@
           <w:sz w:val="24"/>
           <w:szCs w:val="24"/>
         </w:rPr>
-        <w:t xml:space="preserve">江湖之上，红袖添香 练气圆满，却无筑基丹，修炼停滞！，天下局势悄然生变。</w:t>
-      </w:r>
-    </w:p>
-    <w:p>
-      <w:pPr>
-        <w:spacing w:after="60" w:before="60" w:line="360"/>
-        <w:ind w:firstLine="480"/>
-      </w:pPr>
-      <w:r>
-        <w:rPr>
-          <w:rFonts w:ascii="宋体" w:cs="宋体" w:eastAsia="宋体" w:hAnsi="宋体"/>
-          <w:sz w:val="24"/>
-          <w:szCs w:val="24"/>
-        </w:rPr>
-        <w:t xml:space="preserve">第70月，苍渺大陆的天地棋盘又落下了几枚棋子。谁生谁死，谁主沉浮，尚未可知。</w:t>
+        <w:t xml:space="preserve">江湖之上，🔍 魏玄机 探索有收获。，天下局势悄然生变。</w:t>
+      </w:r>
+    </w:p>
+    <w:p>
+      <w:pPr>
+        <w:spacing w:after="60" w:before="60" w:line="360"/>
+        <w:ind w:firstLine="480"/>
+      </w:pPr>
+      <w:r>
+        <w:rPr>
+          <w:rFonts w:ascii="宋体" w:cs="宋体" w:eastAsia="宋体" w:hAnsi="宋体"/>
+          <w:sz w:val="24"/>
+          <w:szCs w:val="24"/>
+        </w:rPr>
+        <w:t xml:space="preserve">血与道，从来不曾分离。第85月的故事，暂且写到这里。</w:t>
       </w:r>
     </w:p>
     <w:p>
@@ -1558,7 +1934,7 @@
           <w:sz w:val="18"/>
           <w:szCs w:val="18"/>
         </w:rPr>
-        <w:t xml:space="preserve">[数据] 存活修士：20人 | 大事件：10件</w:t>
+        <w:t xml:space="preserve">[数据] 存活修士：20人 | 突破：1次 | 大事件：23件</w:t>
       </w:r>
     </w:p>
     <w:p>
@@ -1575,279 +1951,7 @@
           <w:sz w:val="28"/>
           <w:szCs w:val="28"/>
         </w:rPr>
-        <w:t xml:space="preserve">第71月至第75月</w:t>
-      </w:r>
-    </w:p>
-    <w:p>
-      <w:pPr>
-        <w:spacing w:after="200" w:before="200"/>
-        <w:jc w:val="center"/>
-      </w:pPr>
-      <w:r>
-        <w:drawing>
-          <wp:inline distT="0" distB="0" distL="0" distR="0">
-            <wp:extent cx="3810000" cy="2667000"/>
-            <wp:effectExtent t="0" r="0" b="0" l="0"/>
-            <wp:docPr id="1" name="illustration" descr="AI生成配图" title="章节配图"/>
-            <wp:cNvGraphicFramePr>
-              <a:graphicFrameLocks xmlns:a="http://schemas.openxmlformats.org/drawingml/2006/main" noChangeAspect="1"/>
-            </wp:cNvGraphicFramePr>
-            <a:graphic xmlns:a="http://schemas.openxmlformats.org/drawingml/2006/main">
-              <a:graphicData uri="http://schemas.openxmlformats.org/drawingml/2006/picture">
-                <pic:pic xmlns:pic="http://schemas.openxmlformats.org/drawingml/2006/picture">
-                  <pic:nvPicPr>
-                    <pic:cNvPr id="0" name="" descr=""/>
-                    <pic:cNvPicPr>
-                      <a:picLocks noChangeAspect="1" noChangeArrowheads="1"/>
-                    </pic:cNvPicPr>
-                  </pic:nvPicPr>
-                  <pic:blipFill>
-                    <a:blip r:embed="rId12" cstate="none"/>
-                    <a:srcRect/>
-                    <a:stretch>
-                      <a:fillRect/>
-                    </a:stretch>
-                  </pic:blipFill>
-                  <pic:spPr bwMode="auto">
-                    <a:xfrm>
-                      <a:off x="0" y="0"/>
-                      <a:ext cx="3810000" cy="2667000"/>
-                    </a:xfrm>
-                    <a:prstGeom prst="rect">
-                      <a:avLst/>
-                    </a:prstGeom>
-                  </pic:spPr>
-                </pic:pic>
-              </a:graphicData>
-            </a:graphic>
-          </wp:inline>
-        </w:drawing>
-      </w:r>
-    </w:p>
-    <w:p>
-      <w:pPr>
-        <w:spacing w:after="60" w:before="60" w:line="360"/>
-        <w:ind w:firstLine="480"/>
-      </w:pPr>
-      <w:r>
-        <w:rPr>
-          <w:rFonts w:ascii="宋体" w:cs="宋体" w:eastAsia="宋体" w:hAnsi="宋体"/>
-          <w:sz w:val="24"/>
-          <w:szCs w:val="24"/>
-        </w:rPr>
-        <w:t xml:space="preserve">第71月，青云城上空阴云沉沉，坊市里的叫卖声依旧，却难掩暗流涌动的杀机。灵气在这片天地间浓烈如雾，嗅得出血腥，也嗅得出机遇。</w:t>
-      </w:r>
-    </w:p>
-    <w:p>
-      <w:pPr>
-        <w:spacing w:after="60" w:before="60" w:line="360"/>
-        <w:ind w:firstLine="480"/>
-      </w:pPr>
-      <w:r>
-        <w:rPr>
-          <w:rFonts w:ascii="宋体" w:cs="宋体" w:eastAsia="宋体" w:hAnsi="宋体"/>
-          <w:sz w:val="24"/>
-          <w:szCs w:val="24"/>
-        </w:rPr>
-        <w:t xml:space="preserve">与此同时，各方修士也在暗流中各自筹谋——</w:t>
-      </w:r>
-    </w:p>
-    <w:p>
-      <w:pPr>
-        <w:spacing w:after="60" w:before="60" w:line="360"/>
-        <w:ind w:firstLine="480"/>
-      </w:pPr>
-      <w:r>
-        <w:rPr>
-          <w:rFonts w:ascii="宋体" w:cs="宋体" w:eastAsia="宋体" w:hAnsi="宋体"/>
-          <w:sz w:val="24"/>
-          <w:szCs w:val="24"/>
-        </w:rPr>
-        <w:t xml:space="preserve">江湖之上，冯怒潮 练气圆满，却无筑基丹，修炼停滞！，天下局势悄然生变。</w:t>
-      </w:r>
-    </w:p>
-    <w:p>
-      <w:pPr>
-        <w:spacing w:after="60" w:before="60" w:line="360"/>
-        <w:ind w:firstLine="480"/>
-      </w:pPr>
-      <w:r>
-        <w:rPr>
-          <w:rFonts w:ascii="宋体" w:cs="宋体" w:eastAsia="宋体" w:hAnsi="宋体"/>
-          <w:sz w:val="24"/>
-          <w:szCs w:val="24"/>
-        </w:rPr>
-        <w:t xml:space="preserve">血与道，从来不曾分离。第75月的故事，暂且写到这里。</w:t>
-      </w:r>
-    </w:p>
-    <w:p>
-      <w:pPr>
-        <w:spacing w:after="200" w:before="100"/>
-        <w:jc w:val="right"/>
-      </w:pPr>
-      <w:r>
-        <w:rPr>
-          <w:rFonts w:ascii="宋体" w:cs="宋体" w:eastAsia="宋体" w:hAnsi="宋体"/>
-          <w:i/>
-          <w:iCs/>
-          <w:color w:val="888888"/>
-          <w:sz w:val="18"/>
-          <w:szCs w:val="18"/>
-        </w:rPr>
-        <w:t xml:space="preserve">[数据] 存活修士：20人 | 大事件：10件</w:t>
-      </w:r>
-    </w:p>
-    <w:p>
-      <w:pPr>
-        <w:pStyle w:val="Heading2"/>
-        <w:spacing w:after="150" w:before="300"/>
-      </w:pPr>
-      <w:r>
-        <w:rPr>
-          <w:rFonts w:ascii="宋体" w:cs="宋体" w:eastAsia="宋体" w:hAnsi="宋体"/>
-          <w:b/>
-          <w:bCs/>
-          <w:color w:val="6B3A1F"/>
-          <w:sz w:val="28"/>
-          <w:szCs w:val="28"/>
-        </w:rPr>
-        <w:t xml:space="preserve">第76月至第80月</w:t>
-      </w:r>
-    </w:p>
-    <w:p>
-      <w:pPr>
-        <w:spacing w:after="200" w:before="200"/>
-        <w:jc w:val="center"/>
-      </w:pPr>
-      <w:r>
-        <w:drawing>
-          <wp:inline distT="0" distB="0" distL="0" distR="0">
-            <wp:extent cx="3810000" cy="2667000"/>
-            <wp:effectExtent t="0" r="0" b="0" l="0"/>
-            <wp:docPr id="1" name="illustration" descr="AI生成配图" title="章节配图"/>
-            <wp:cNvGraphicFramePr>
-              <a:graphicFrameLocks xmlns:a="http://schemas.openxmlformats.org/drawingml/2006/main" noChangeAspect="1"/>
-            </wp:cNvGraphicFramePr>
-            <a:graphic xmlns:a="http://schemas.openxmlformats.org/drawingml/2006/main">
-              <a:graphicData uri="http://schemas.openxmlformats.org/drawingml/2006/picture">
-                <pic:pic xmlns:pic="http://schemas.openxmlformats.org/drawingml/2006/picture">
-                  <pic:nvPicPr>
-                    <pic:cNvPr id="0" name="" descr=""/>
-                    <pic:cNvPicPr>
-                      <a:picLocks noChangeAspect="1" noChangeArrowheads="1"/>
-                    </pic:cNvPicPr>
-                  </pic:nvPicPr>
-                  <pic:blipFill>
-                    <a:blip r:embed="rId12" cstate="none"/>
-                    <a:srcRect/>
-                    <a:stretch>
-                      <a:fillRect/>
-                    </a:stretch>
-                  </pic:blipFill>
-                  <pic:spPr bwMode="auto">
-                    <a:xfrm>
-                      <a:off x="0" y="0"/>
-                      <a:ext cx="3810000" cy="2667000"/>
-                    </a:xfrm>
-                    <a:prstGeom prst="rect">
-                      <a:avLst/>
-                    </a:prstGeom>
-                  </pic:spPr>
-                </pic:pic>
-              </a:graphicData>
-            </a:graphic>
-          </wp:inline>
-        </w:drawing>
-      </w:r>
-    </w:p>
-    <w:p>
-      <w:pPr>
-        <w:spacing w:after="60" w:before="60" w:line="360"/>
-        <w:ind w:firstLine="480"/>
-      </w:pPr>
-      <w:r>
-        <w:rPr>
-          <w:rFonts w:ascii="宋体" w:cs="宋体" w:eastAsia="宋体" w:hAnsi="宋体"/>
-          <w:sz w:val="24"/>
-          <w:szCs w:val="24"/>
-        </w:rPr>
-        <w:t xml:space="preserve">第76月，青云城上空阴云沉沉，坊市里的叫卖声依旧，却难掩暗流涌动的杀机。灵气在这片天地间浓烈如雾，嗅得出血腥，也嗅得出机遇。</w:t>
-      </w:r>
-    </w:p>
-    <w:p>
-      <w:pPr>
-        <w:spacing w:after="60" w:before="60" w:line="360"/>
-        <w:ind w:firstLine="480"/>
-      </w:pPr>
-      <w:r>
-        <w:rPr>
-          <w:rFonts w:ascii="宋体" w:cs="宋体" w:eastAsia="宋体" w:hAnsi="宋体"/>
-          <w:sz w:val="24"/>
-          <w:szCs w:val="24"/>
-        </w:rPr>
-        <w:t xml:space="preserve">与此同时，各方修士也在暗流中各自筹谋——</w:t>
-      </w:r>
-    </w:p>
-    <w:p>
-      <w:pPr>
-        <w:spacing w:after="60" w:before="60" w:line="360"/>
-        <w:ind w:firstLine="480"/>
-      </w:pPr>
-      <w:r>
-        <w:rPr>
-          <w:rFonts w:ascii="宋体" w:cs="宋体" w:eastAsia="宋体" w:hAnsi="宋体"/>
-          <w:sz w:val="24"/>
-          <w:szCs w:val="24"/>
-        </w:rPr>
-        <w:t xml:space="preserve">江湖之上，🔍 陆霜华 探索有收获。，天下局势悄然生变。</w:t>
-      </w:r>
-    </w:p>
-    <w:p>
-      <w:pPr>
-        <w:spacing w:after="60" w:before="60" w:line="360"/>
-        <w:ind w:firstLine="480"/>
-      </w:pPr>
-      <w:r>
-        <w:rPr>
-          <w:rFonts w:ascii="宋体" w:cs="宋体" w:eastAsia="宋体" w:hAnsi="宋体"/>
-          <w:sz w:val="24"/>
-          <w:szCs w:val="24"/>
-        </w:rPr>
-        <w:t xml:space="preserve">血与道，从来不曾分离。第80月的故事，暂且写到这里。</w:t>
-      </w:r>
-    </w:p>
-    <w:p>
-      <w:pPr>
-        <w:spacing w:after="200" w:before="100"/>
-        <w:jc w:val="right"/>
-      </w:pPr>
-      <w:r>
-        <w:rPr>
-          <w:rFonts w:ascii="宋体" w:cs="宋体" w:eastAsia="宋体" w:hAnsi="宋体"/>
-          <w:i/>
-          <w:iCs/>
-          <w:color w:val="888888"/>
-          <w:sz w:val="18"/>
-          <w:szCs w:val="18"/>
-        </w:rPr>
-        <w:t xml:space="preserve">[数据] 存活修士：20人 | 大事件：13件</w:t>
-      </w:r>
-    </w:p>
-    <w:p>
-      <w:pPr>
-        <w:pStyle w:val="Heading2"/>
-        <w:spacing w:after="150" w:before="300"/>
-      </w:pPr>
-      <w:r>
-        <w:rPr>
-          <w:rFonts w:ascii="宋体" w:cs="宋体" w:eastAsia="宋体" w:hAnsi="宋体"/>
-          <w:b/>
-          <w:bCs/>
-          <w:color w:val="6B3A1F"/>
-          <w:sz w:val="28"/>
-          <w:szCs w:val="28"/>
-        </w:rPr>
-        <w:t xml:space="preserve">第81月至第85月</w:t>
+        <w:t xml:space="preserve">第86月至第90月</w:t>
       </w:r>
     </w:p>
     <w:p>
@@ -1907,21 +2011,35 @@
           <w:sz w:val="24"/>
           <w:szCs w:val="24"/>
         </w:rPr>
-        <w:t xml:space="preserve">第81月，青云城上空阴云沉沉，坊市里的叫卖声依旧，却难掩暗流涌动的杀机。灵气在这片天地间浓烈如雾，嗅得出血腥，也嗅得出机遇。</w:t>
-      </w:r>
-    </w:p>
-    <w:p>
-      <w:pPr>
-        <w:spacing w:after="60" w:before="60" w:line="360"/>
-        <w:ind w:firstLine="480"/>
-      </w:pPr>
-      <w:r>
-        <w:rPr>
-          <w:rFonts w:ascii="宋体" w:cs="宋体" w:eastAsia="宋体" w:hAnsi="宋体"/>
-          <w:sz w:val="24"/>
-          <w:szCs w:val="24"/>
-        </w:rPr>
-        <w:t xml:space="preserve">天穹之上，隐隐有灵气漩涡凝聚，那是境界壁障破碎时才有的异象。滚滚灵压自丹田涌出，周身经脉尽皆震鸣——突破了，突破至练气十层！</w:t>
+        <w:t xml:space="preserve">第86月，青云城上空阴云沉沉，坊市里的叫卖声依旧，却难掩暗流涌动的杀机。灵气在这片天地间浓烈如雾，嗅得出血腥，也嗅得出机遇。</w:t>
+      </w:r>
+    </w:p>
+    <w:p>
+      <w:pPr>
+        <w:spacing w:after="60" w:before="60" w:line="360"/>
+        <w:ind w:firstLine="480"/>
+      </w:pPr>
+      <w:r>
+        <w:rPr>
+          <w:rFonts w:ascii="宋体" w:cs="宋体" w:eastAsia="宋体" w:hAnsi="宋体"/>
+          <w:sz w:val="24"/>
+          <w:szCs w:val="24"/>
+        </w:rPr>
+        <w:t xml:space="preserve">天穹之上，隐隐有灵气漩涡凝聚，那是境界壁障破碎时才有的异象。滚滚灵压自丹田涌出，周身经脉尽皆震鸣——突破了，突破至练气六层！</w:t>
+      </w:r>
+    </w:p>
+    <w:p>
+      <w:pPr>
+        <w:spacing w:after="60" w:before="60" w:line="360"/>
+        <w:ind w:firstLine="480"/>
+      </w:pPr>
+      <w:r>
+        <w:rPr>
+          <w:rFonts w:ascii="宋体" w:cs="宋体" w:eastAsia="宋体" w:hAnsi="宋体"/>
+          <w:sz w:val="24"/>
+          <w:szCs w:val="24"/>
+        </w:rPr>
+        <w:t xml:space="preserve">天穹之上，隐隐有灵气漩涡凝聚，那是境界壁障破碎时才有的异象。滚滚灵压自丹田涌出，周身经脉尽皆震鸣——突破了，突破至【练气六层】！！</w:t>
       </w:r>
     </w:p>
     <w:p>
@@ -1949,21 +2067,21 @@
           <w:sz w:val="24"/>
           <w:szCs w:val="24"/>
         </w:rPr>
-        <w:t xml:space="preserve">江湖之上，🔍 魏玄机 探索有收获。，天下局势悄然生变。</w:t>
-      </w:r>
-    </w:p>
-    <w:p>
-      <w:pPr>
-        <w:spacing w:after="60" w:before="60" w:line="360"/>
-        <w:ind w:firstLine="480"/>
-      </w:pPr>
-      <w:r>
-        <w:rPr>
-          <w:rFonts w:ascii="宋体" w:cs="宋体" w:eastAsia="宋体" w:hAnsi="宋体"/>
-          <w:sz w:val="24"/>
-          <w:szCs w:val="24"/>
-        </w:rPr>
-        <w:t xml:space="preserve">血与道，从来不曾分离。第85月的故事，暂且写到这里。</w:t>
+        <w:t xml:space="preserve">江湖之上，冯怒潮 练气圆满，却无筑基丹，修炼停滞！，天下局势悄然生变。</w:t>
+      </w:r>
+    </w:p>
+    <w:p>
+      <w:pPr>
+        <w:spacing w:after="60" w:before="60" w:line="360"/>
+        <w:ind w:firstLine="480"/>
+      </w:pPr>
+      <w:r>
+        <w:rPr>
+          <w:rFonts w:ascii="宋体" w:cs="宋体" w:eastAsia="宋体" w:hAnsi="宋体"/>
+          <w:sz w:val="24"/>
+          <w:szCs w:val="24"/>
+        </w:rPr>
+        <w:t xml:space="preserve">当第90月的最后一缕灵气散尽，这一段因果，已然落定。</w:t>
       </w:r>
     </w:p>
     <w:p>
@@ -1980,7 +2098,7 @@
           <w:sz w:val="18"/>
           <w:szCs w:val="18"/>
         </w:rPr>
-        <w:t xml:space="preserve">[数据] 存活修士：20人 | 突破：1次 | 大事件：23件</w:t>
+        <w:t xml:space="preserve">[数据] 存活修士：20人 | 突破：1次 | 大事件：11件</w:t>
       </w:r>
     </w:p>
     <w:p>
@@ -1997,7 +2115,7 @@
           <w:sz w:val="28"/>
           <w:szCs w:val="28"/>
         </w:rPr>
-        <w:t xml:space="preserve">第86月至第90月</w:t>
+        <w:t xml:space="preserve">第91月至第95月</w:t>
       </w:r>
     </w:p>
     <w:p>
@@ -2057,35 +2175,21 @@
           <w:sz w:val="24"/>
           <w:szCs w:val="24"/>
         </w:rPr>
-        <w:t xml:space="preserve">第86月，青云城上空阴云沉沉，坊市里的叫卖声依旧，却难掩暗流涌动的杀机。灵气在这片天地间浓烈如雾，嗅得出血腥，也嗅得出机遇。</w:t>
-      </w:r>
-    </w:p>
-    <w:p>
-      <w:pPr>
-        <w:spacing w:after="60" w:before="60" w:line="360"/>
-        <w:ind w:firstLine="480"/>
-      </w:pPr>
-      <w:r>
-        <w:rPr>
-          <w:rFonts w:ascii="宋体" w:cs="宋体" w:eastAsia="宋体" w:hAnsi="宋体"/>
-          <w:sz w:val="24"/>
-          <w:szCs w:val="24"/>
-        </w:rPr>
-        <w:t xml:space="preserve">天穹之上，隐隐有灵气漩涡凝聚，那是境界壁障破碎时才有的异象。滚滚灵压自丹田涌出，周身经脉尽皆震鸣——突破了，突破至练气六层！</w:t>
-      </w:r>
-    </w:p>
-    <w:p>
-      <w:pPr>
-        <w:spacing w:after="60" w:before="60" w:line="360"/>
-        <w:ind w:firstLine="480"/>
-      </w:pPr>
-      <w:r>
-        <w:rPr>
-          <w:rFonts w:ascii="宋体" w:cs="宋体" w:eastAsia="宋体" w:hAnsi="宋体"/>
-          <w:sz w:val="24"/>
-          <w:szCs w:val="24"/>
-        </w:rPr>
-        <w:t xml:space="preserve">天穹之上，隐隐有灵气漩涡凝聚，那是境界壁障破碎时才有的异象。滚滚灵压自丹田涌出，周身经脉尽皆震鸣——突破了，突破至【练气六层】！！</w:t>
+        <w:t xml:space="preserve">灵脉荒野，第91月。地脉灵气从地缝中渗出，连空气都带着令人心悸的灵压。几道身影散落四方，各自打着自己的算盘。</w:t>
+      </w:r>
+    </w:p>
+    <w:p>
+      <w:pPr>
+        <w:spacing w:after="60" w:before="60" w:line="360"/>
+        <w:ind w:firstLine="480"/>
+      </w:pPr>
+      <w:r>
+        <w:rPr>
+          <w:rFonts w:ascii="宋体" w:cs="宋体" w:eastAsia="宋体" w:hAnsi="宋体"/>
+          <w:sz w:val="24"/>
+          <w:szCs w:val="24"/>
+        </w:rPr>
+        <w:t xml:space="preserve">天穹之上，隐隐有灵气漩涡凝聚，那是境界壁障破碎时才有的异象。滚滚灵压自丹田涌出，周身经脉尽皆震鸣——突破了，突破至练气二层！</w:t>
       </w:r>
     </w:p>
     <w:p>
@@ -2113,21 +2217,21 @@
           <w:sz w:val="24"/>
           <w:szCs w:val="24"/>
         </w:rPr>
-        <w:t xml:space="preserve">江湖之上，冯怒潮 练气圆满，却无筑基丹，修炼停滞！，天下局势悄然生变。</w:t>
-      </w:r>
-    </w:p>
-    <w:p>
-      <w:pPr>
-        <w:spacing w:after="60" w:before="60" w:line="360"/>
-        <w:ind w:firstLine="480"/>
-      </w:pPr>
-      <w:r>
-        <w:rPr>
-          <w:rFonts w:ascii="宋体" w:cs="宋体" w:eastAsia="宋体" w:hAnsi="宋体"/>
-          <w:sz w:val="24"/>
-          <w:szCs w:val="24"/>
-        </w:rPr>
-        <w:t xml:space="preserve">当第90月的最后一缕灵气散尽，这一段因果，已然落定。</w:t>
+        <w:t xml:space="preserve">江湖之上，红袖添香 练气圆满，却无筑基丹，修炼停滞！，天下局势悄然生变。</w:t>
+      </w:r>
+    </w:p>
+    <w:p>
+      <w:pPr>
+        <w:spacing w:after="60" w:before="60" w:line="360"/>
+        <w:ind w:firstLine="480"/>
+      </w:pPr>
+      <w:r>
+        <w:rPr>
+          <w:rFonts w:ascii="宋体" w:cs="宋体" w:eastAsia="宋体" w:hAnsi="宋体"/>
+          <w:sz w:val="24"/>
+          <w:szCs w:val="24"/>
+        </w:rPr>
+        <w:t xml:space="preserve">当第95月的最后一缕灵气散尽，这一段因果，已然落定。</w:t>
       </w:r>
     </w:p>
     <w:p>
@@ -2144,7 +2248,7 @@
           <w:sz w:val="18"/>
           <w:szCs w:val="18"/>
         </w:rPr>
-        <w:t xml:space="preserve">[数据] 存活修士：20人 | 突破：1次 | 大事件：11件</w:t>
+        <w:t xml:space="preserve">[数据] 存活修士：20人 | 突破：1次 | 大事件：13件</w:t>
       </w:r>
     </w:p>
     <w:p>
@@ -2161,7 +2265,7 @@
           <w:sz w:val="28"/>
           <w:szCs w:val="28"/>
         </w:rPr>
-        <w:t xml:space="preserve">第91月至第95月</w:t>
+        <w:t xml:space="preserve">第96月至第100月</w:t>
       </w:r>
     </w:p>
     <w:p>
@@ -2189,156 +2293,6 @@
                   </pic:nvPicPr>
                   <pic:blipFill>
                     <a:blip r:embed="rId15" cstate="none"/>
-                    <a:srcRect/>
-                    <a:stretch>
-                      <a:fillRect/>
-                    </a:stretch>
-                  </pic:blipFill>
-                  <pic:spPr bwMode="auto">
-                    <a:xfrm>
-                      <a:off x="0" y="0"/>
-                      <a:ext cx="3810000" cy="2667000"/>
-                    </a:xfrm>
-                    <a:prstGeom prst="rect">
-                      <a:avLst/>
-                    </a:prstGeom>
-                  </pic:spPr>
-                </pic:pic>
-              </a:graphicData>
-            </a:graphic>
-          </wp:inline>
-        </w:drawing>
-      </w:r>
-    </w:p>
-    <w:p>
-      <w:pPr>
-        <w:spacing w:after="60" w:before="60" w:line="360"/>
-        <w:ind w:firstLine="480"/>
-      </w:pPr>
-      <w:r>
-        <w:rPr>
-          <w:rFonts w:ascii="宋体" w:cs="宋体" w:eastAsia="宋体" w:hAnsi="宋体"/>
-          <w:sz w:val="24"/>
-          <w:szCs w:val="24"/>
-        </w:rPr>
-        <w:t xml:space="preserve">灵脉荒野，第91月。地脉灵气从地缝中渗出，连空气都带着令人心悸的灵压。几道身影散落四方，各自打着自己的算盘。</w:t>
-      </w:r>
-    </w:p>
-    <w:p>
-      <w:pPr>
-        <w:spacing w:after="60" w:before="60" w:line="360"/>
-        <w:ind w:firstLine="480"/>
-      </w:pPr>
-      <w:r>
-        <w:rPr>
-          <w:rFonts w:ascii="宋体" w:cs="宋体" w:eastAsia="宋体" w:hAnsi="宋体"/>
-          <w:sz w:val="24"/>
-          <w:szCs w:val="24"/>
-        </w:rPr>
-        <w:t xml:space="preserve">天穹之上，隐隐有灵气漩涡凝聚，那是境界壁障破碎时才有的异象。滚滚灵压自丹田涌出，周身经脉尽皆震鸣——突破了，突破至练气二层！</w:t>
-      </w:r>
-    </w:p>
-    <w:p>
-      <w:pPr>
-        <w:spacing w:after="60" w:before="60" w:line="360"/>
-        <w:ind w:firstLine="480"/>
-      </w:pPr>
-      <w:r>
-        <w:rPr>
-          <w:rFonts w:ascii="宋体" w:cs="宋体" w:eastAsia="宋体" w:hAnsi="宋体"/>
-          <w:sz w:val="24"/>
-          <w:szCs w:val="24"/>
-        </w:rPr>
-        <w:t xml:space="preserve">与此同时，各方修士也在暗流中各自筹谋——</w:t>
-      </w:r>
-    </w:p>
-    <w:p>
-      <w:pPr>
-        <w:spacing w:after="60" w:before="60" w:line="360"/>
-        <w:ind w:firstLine="480"/>
-      </w:pPr>
-      <w:r>
-        <w:rPr>
-          <w:rFonts w:ascii="宋体" w:cs="宋体" w:eastAsia="宋体" w:hAnsi="宋体"/>
-          <w:sz w:val="24"/>
-          <w:szCs w:val="24"/>
-        </w:rPr>
-        <w:t xml:space="preserve">江湖之上，红袖添香 练气圆满，却无筑基丹，修炼停滞！，天下局势悄然生变。</w:t>
-      </w:r>
-    </w:p>
-    <w:p>
-      <w:pPr>
-        <w:spacing w:after="60" w:before="60" w:line="360"/>
-        <w:ind w:firstLine="480"/>
-      </w:pPr>
-      <w:r>
-        <w:rPr>
-          <w:rFonts w:ascii="宋体" w:cs="宋体" w:eastAsia="宋体" w:hAnsi="宋体"/>
-          <w:sz w:val="24"/>
-          <w:szCs w:val="24"/>
-        </w:rPr>
-        <w:t xml:space="preserve">当第95月的最后一缕灵气散尽，这一段因果，已然落定。</w:t>
-      </w:r>
-    </w:p>
-    <w:p>
-      <w:pPr>
-        <w:spacing w:after="200" w:before="100"/>
-        <w:jc w:val="right"/>
-      </w:pPr>
-      <w:r>
-        <w:rPr>
-          <w:rFonts w:ascii="宋体" w:cs="宋体" w:eastAsia="宋体" w:hAnsi="宋体"/>
-          <w:i/>
-          <w:iCs/>
-          <w:color w:val="888888"/>
-          <w:sz w:val="18"/>
-          <w:szCs w:val="18"/>
-        </w:rPr>
-        <w:t xml:space="preserve">[数据] 存活修士：20人 | 突破：1次 | 大事件：13件</w:t>
-      </w:r>
-    </w:p>
-    <w:p>
-      <w:pPr>
-        <w:pStyle w:val="Heading2"/>
-        <w:spacing w:after="150" w:before="300"/>
-      </w:pPr>
-      <w:r>
-        <w:rPr>
-          <w:rFonts w:ascii="宋体" w:cs="宋体" w:eastAsia="宋体" w:hAnsi="宋体"/>
-          <w:b/>
-          <w:bCs/>
-          <w:color w:val="6B3A1F"/>
-          <w:sz w:val="28"/>
-          <w:szCs w:val="28"/>
-        </w:rPr>
-        <w:t xml:space="preserve">第96月至第100月</w:t>
-      </w:r>
-    </w:p>
-    <w:p>
-      <w:pPr>
-        <w:spacing w:after="200" w:before="200"/>
-        <w:jc w:val="center"/>
-      </w:pPr>
-      <w:r>
-        <w:drawing>
-          <wp:inline distT="0" distB="0" distL="0" distR="0">
-            <wp:extent cx="3810000" cy="2667000"/>
-            <wp:effectExtent t="0" r="0" b="0" l="0"/>
-            <wp:docPr id="1" name="illustration" descr="AI生成配图" title="章节配图"/>
-            <wp:cNvGraphicFramePr>
-              <a:graphicFrameLocks xmlns:a="http://schemas.openxmlformats.org/drawingml/2006/main" noChangeAspect="1"/>
-            </wp:cNvGraphicFramePr>
-            <a:graphic xmlns:a="http://schemas.openxmlformats.org/drawingml/2006/main">
-              <a:graphicData uri="http://schemas.openxmlformats.org/drawingml/2006/picture">
-                <pic:pic xmlns:pic="http://schemas.openxmlformats.org/drawingml/2006/picture">
-                  <pic:nvPicPr>
-                    <pic:cNvPr id="0" name="" descr=""/>
-                    <pic:cNvPicPr>
-                      <a:picLocks noChangeAspect="1" noChangeArrowheads="1"/>
-                    </pic:cNvPicPr>
-                  </pic:nvPicPr>
-                  <pic:blipFill>
-                    <a:blip r:embed="rId16" cstate="none"/>
                     <a:srcRect/>
                     <a:stretch>
                       <a:fillRect/>

--- a/xianxia_story.docx
+++ b/xianxia_story.docx
@@ -1094,6 +1094,110 @@
           <w:szCs w:val="28"/>
         </w:rPr>
         <w:t xml:space="preserve">第56月至第60月</w:t>
+      </w:r>
+    </w:p>
+    <w:p>
+      <w:pPr>
+        <w:spacing w:after="60" w:before="60" w:line="360"/>
+        <w:ind w:firstLine="480"/>
+      </w:pPr>
+      <w:r>
+        <w:rPr>
+          <w:rFonts w:ascii="宋体" w:cs="宋体" w:eastAsia="宋体" w:hAnsi="宋体"/>
+          <w:sz w:val="24"/>
+          <w:szCs w:val="24"/>
+        </w:rPr>
+        <w:t xml:space="preserve">幽冥谷的磷火在第56月时格外幽蓝，腐败的灵气裹挟着死气，却也孕育着异样的契机。天地棋盘上，每一枚棋子都在悄然落位。</w:t>
+      </w:r>
+    </w:p>
+    <w:p>
+      <w:pPr>
+        <w:spacing w:after="60" w:before="60" w:line="360"/>
+        <w:ind w:firstLine="480"/>
+      </w:pPr>
+      <w:r>
+        <w:rPr>
+          <w:rFonts w:ascii="宋体" w:cs="宋体" w:eastAsia="宋体" w:hAnsi="宋体"/>
+          <w:sz w:val="24"/>
+          <w:szCs w:val="24"/>
+        </w:rPr>
+        <w:t xml:space="preserve">突破的那一刻，天地间仿佛静止了。丹田深处，一道桎梏轰然崩碎，磅礴的灵力如决堤洪流喷薄而出——练气十一层，终于踏上了新的境界。</w:t>
+      </w:r>
+    </w:p>
+    <w:p>
+      <w:pPr>
+        <w:spacing w:after="60" w:before="60" w:line="360"/>
+        <w:ind w:firstLine="480"/>
+      </w:pPr>
+      <w:r>
+        <w:rPr>
+          <w:rFonts w:ascii="宋体" w:cs="宋体" w:eastAsia="宋体" w:hAnsi="宋体"/>
+          <w:sz w:val="24"/>
+          <w:szCs w:val="24"/>
+        </w:rPr>
+        <w:t xml:space="preserve">与此同时，各方修士也在暗流中各自筹谋——</w:t>
+      </w:r>
+    </w:p>
+    <w:p>
+      <w:pPr>
+        <w:spacing w:after="60" w:before="60" w:line="360"/>
+        <w:ind w:firstLine="480"/>
+      </w:pPr>
+      <w:r>
+        <w:rPr>
+          <w:rFonts w:ascii="宋体" w:cs="宋体" w:eastAsia="宋体" w:hAnsi="宋体"/>
+          <w:sz w:val="24"/>
+          <w:szCs w:val="24"/>
+        </w:rPr>
+        <w:t xml:space="preserve">江湖之上，冯怒潮 练气圆满，却无筑基丹，修炼停滞！，天下局势悄然生变。</w:t>
+      </w:r>
+    </w:p>
+    <w:p>
+      <w:pPr>
+        <w:spacing w:after="60" w:before="60" w:line="360"/>
+        <w:ind w:firstLine="480"/>
+      </w:pPr>
+      <w:r>
+        <w:rPr>
+          <w:rFonts w:ascii="宋体" w:cs="宋体" w:eastAsia="宋体" w:hAnsi="宋体"/>
+          <w:sz w:val="24"/>
+          <w:szCs w:val="24"/>
+        </w:rPr>
+        <w:t xml:space="preserve">第60月，苍渺大陆的天地棋盘又落下了几枚棋子。谁生谁死，谁主沉浮，尚未可知。</w:t>
+      </w:r>
+    </w:p>
+    <w:p>
+      <w:pPr>
+        <w:spacing w:after="200" w:before="100"/>
+        <w:jc w:val="right"/>
+      </w:pPr>
+      <w:r>
+        <w:rPr>
+          <w:rFonts w:ascii="宋体" w:cs="宋体" w:eastAsia="宋体" w:hAnsi="宋体"/>
+          <w:i/>
+          <w:iCs/>
+          <w:color w:val="888888"/>
+          <w:sz w:val="18"/>
+          <w:szCs w:val="18"/>
+        </w:rPr>
+        <w:t xml:space="preserve">[数据] 存活修士：20人 | 突破：1次 | 大事件：19件</w:t>
+      </w:r>
+    </w:p>
+    <w:p>
+      <w:pPr>
+        <w:pStyle w:val="Heading2"/>
+        <w:spacing w:after="150" w:before="300"/>
+      </w:pPr>
+      <w:r>
+        <w:rPr>
+          <w:rFonts w:ascii="宋体" w:cs="宋体" w:eastAsia="宋体" w:hAnsi="宋体"/>
+          <w:b/>
+          <w:bCs/>
+          <w:color w:val="6B3A1F"/>
+          <w:sz w:val="28"/>
+          <w:szCs w:val="28"/>
+        </w:rPr>
+        <w:t xml:space="preserve">第61月至第65月</w:t>
       </w:r>
     </w:p>
     <w:p>
@@ -1153,7 +1257,35 @@
           <w:sz w:val="24"/>
           <w:szCs w:val="24"/>
         </w:rPr>
-        <w:t xml:space="preserve">幽冥谷的磷火在第56月时格外幽蓝，腐败的灵气裹挟着死气，却也孕育着异样的契机。天地棋盘上，每一枚棋子都在悄然落位。</w:t>
+        <w:t xml:space="preserve">第61月，青云城上空阴云沉沉，坊市里的叫卖声依旧，却难掩暗流涌动的杀机。灵气在这片天地间浓烈如雾，嗅得出血腥，也嗅得出机遇。</w:t>
+      </w:r>
+    </w:p>
+    <w:p>
+      <w:pPr>
+        <w:spacing w:after="60" w:before="60" w:line="360"/>
+        <w:ind w:firstLine="480"/>
+      </w:pPr>
+      <w:r>
+        <w:rPr>
+          <w:rFonts w:ascii="宋体" w:cs="宋体" w:eastAsia="宋体" w:hAnsi="宋体"/>
+          <w:sz w:val="24"/>
+          <w:szCs w:val="24"/>
+        </w:rPr>
+        <w:t xml:space="preserve">天穹之上，隐隐有灵气漩涡凝聚，那是境界壁障破碎时才有的异象。滚滚灵压自丹田涌出，周身经脉尽皆震鸣——突破了，突破至练气十层！</w:t>
+      </w:r>
+    </w:p>
+    <w:p>
+      <w:pPr>
+        <w:spacing w:after="60" w:before="60" w:line="360"/>
+        <w:ind w:firstLine="480"/>
+      </w:pPr>
+      <w:r>
+        <w:rPr>
+          <w:rFonts w:ascii="宋体" w:cs="宋体" w:eastAsia="宋体" w:hAnsi="宋体"/>
+          <w:sz w:val="24"/>
+          <w:szCs w:val="24"/>
+        </w:rPr>
+        <w:t xml:space="preserve">天穹之上，隐隐有灵气漩涡凝聚，那是境界壁障破碎时才有的异象。滚滚灵压自丹田涌出，周身经脉尽皆震鸣——突破了，突破至【练气十层】！！</w:t>
       </w:r>
     </w:p>
     <w:p>
@@ -1181,21 +1313,21 @@
           <w:sz w:val="24"/>
           <w:szCs w:val="24"/>
         </w:rPr>
-        <w:t xml:space="preserve">江湖之上，魏玄机 练气圆满，却无筑基丹，修炼停滞！，天下局势悄然生变。</w:t>
-      </w:r>
-    </w:p>
-    <w:p>
-      <w:pPr>
-        <w:spacing w:after="60" w:before="60" w:line="360"/>
-        <w:ind w:firstLine="480"/>
-      </w:pPr>
-      <w:r>
-        <w:rPr>
-          <w:rFonts w:ascii="宋体" w:cs="宋体" w:eastAsia="宋体" w:hAnsi="宋体"/>
-          <w:sz w:val="24"/>
-          <w:szCs w:val="24"/>
-        </w:rPr>
-        <w:t xml:space="preserve">第60月，苍渺大陆的天地棋盘又落下了几枚棋子。谁生谁死，谁主沉浮，尚未可知。</w:t>
+        <w:t xml:space="preserve">江湖之上，冯怒潮 练气圆满，却无筑基丹，修炼停滞！，天下局势悄然生变。</w:t>
+      </w:r>
+    </w:p>
+    <w:p>
+      <w:pPr>
+        <w:spacing w:after="60" w:before="60" w:line="360"/>
+        <w:ind w:firstLine="480"/>
+      </w:pPr>
+      <w:r>
+        <w:rPr>
+          <w:rFonts w:ascii="宋体" w:cs="宋体" w:eastAsia="宋体" w:hAnsi="宋体"/>
+          <w:sz w:val="24"/>
+          <w:szCs w:val="24"/>
+        </w:rPr>
+        <w:t xml:space="preserve">当第65月的最后一缕灵气散尽，这一段因果，已然落定。</w:t>
       </w:r>
     </w:p>
     <w:p>
@@ -1212,7 +1344,7 @@
           <w:sz w:val="18"/>
           <w:szCs w:val="18"/>
         </w:rPr>
-        <w:t xml:space="preserve">[数据] 存活修士：20人 | 大事件：12件</w:t>
+        <w:t xml:space="preserve">[数据] 存活修士：20人 | 突破：1次 | 大事件：15件</w:t>
       </w:r>
     </w:p>
     <w:p>
@@ -1229,7 +1361,7 @@
           <w:sz w:val="28"/>
           <w:szCs w:val="28"/>
         </w:rPr>
-        <w:t xml:space="preserve">第61月至第65月</w:t>
+        <w:t xml:space="preserve">第66月至第70月</w:t>
       </w:r>
     </w:p>
     <w:p>
@@ -1289,35 +1421,7 @@
           <w:sz w:val="24"/>
           <w:szCs w:val="24"/>
         </w:rPr>
-        <w:t xml:space="preserve">第61月，青云城上空阴云沉沉，坊市里的叫卖声依旧，却难掩暗流涌动的杀机。灵气在这片天地间浓烈如雾，嗅得出血腥，也嗅得出机遇。</w:t>
-      </w:r>
-    </w:p>
-    <w:p>
-      <w:pPr>
-        <w:spacing w:after="60" w:before="60" w:line="360"/>
-        <w:ind w:firstLine="480"/>
-      </w:pPr>
-      <w:r>
-        <w:rPr>
-          <w:rFonts w:ascii="宋体" w:cs="宋体" w:eastAsia="宋体" w:hAnsi="宋体"/>
-          <w:sz w:val="24"/>
-          <w:szCs w:val="24"/>
-        </w:rPr>
-        <w:t xml:space="preserve">天穹之上，隐隐有灵气漩涡凝聚，那是境界壁障破碎时才有的异象。滚滚灵压自丹田涌出，周身经脉尽皆震鸣——突破了，突破至练气十层！</w:t>
-      </w:r>
-    </w:p>
-    <w:p>
-      <w:pPr>
-        <w:spacing w:after="60" w:before="60" w:line="360"/>
-        <w:ind w:firstLine="480"/>
-      </w:pPr>
-      <w:r>
-        <w:rPr>
-          <w:rFonts w:ascii="宋体" w:cs="宋体" w:eastAsia="宋体" w:hAnsi="宋体"/>
-          <w:sz w:val="24"/>
-          <w:szCs w:val="24"/>
-        </w:rPr>
-        <w:t xml:space="preserve">天穹之上，隐隐有灵气漩涡凝聚，那是境界壁障破碎时才有的异象。滚滚灵压自丹田涌出，周身经脉尽皆震鸣——突破了，突破至【练气十层】！！</w:t>
+        <w:t xml:space="preserve">幽冥谷的磷火在第66月时格外幽蓝，腐败的灵气裹挟着死气，却也孕育着异样的契机。天地棋盘上，每一枚棋子都在悄然落位。</w:t>
       </w:r>
     </w:p>
     <w:p>
@@ -1345,21 +1449,21 @@
           <w:sz w:val="24"/>
           <w:szCs w:val="24"/>
         </w:rPr>
-        <w:t xml:space="preserve">江湖之上，冯怒潮 练气圆满，却无筑基丹，修炼停滞！，天下局势悄然生变。</w:t>
-      </w:r>
-    </w:p>
-    <w:p>
-      <w:pPr>
-        <w:spacing w:after="60" w:before="60" w:line="360"/>
-        <w:ind w:firstLine="480"/>
-      </w:pPr>
-      <w:r>
-        <w:rPr>
-          <w:rFonts w:ascii="宋体" w:cs="宋体" w:eastAsia="宋体" w:hAnsi="宋体"/>
-          <w:sz w:val="24"/>
-          <w:szCs w:val="24"/>
-        </w:rPr>
-        <w:t xml:space="preserve">当第65月的最后一缕灵气散尽，这一段因果，已然落定。</w:t>
+        <w:t xml:space="preserve">江湖之上，红袖添香 练气圆满，却无筑基丹，修炼停滞！，天下局势悄然生变。</w:t>
+      </w:r>
+    </w:p>
+    <w:p>
+      <w:pPr>
+        <w:spacing w:after="60" w:before="60" w:line="360"/>
+        <w:ind w:firstLine="480"/>
+      </w:pPr>
+      <w:r>
+        <w:rPr>
+          <w:rFonts w:ascii="宋体" w:cs="宋体" w:eastAsia="宋体" w:hAnsi="宋体"/>
+          <w:sz w:val="24"/>
+          <w:szCs w:val="24"/>
+        </w:rPr>
+        <w:t xml:space="preserve">第70月，苍渺大陆的天地棋盘又落下了几枚棋子。谁生谁死，谁主沉浮，尚未可知。</w:t>
       </w:r>
     </w:p>
     <w:p>
@@ -1376,7 +1480,7 @@
           <w:sz w:val="18"/>
           <w:szCs w:val="18"/>
         </w:rPr>
-        <w:t xml:space="preserve">[数据] 存活修士：20人 | 突破：1次 | 大事件：15件</w:t>
+        <w:t xml:space="preserve">[数据] 存活修士：20人 | 大事件：10件</w:t>
       </w:r>
     </w:p>
     <w:p>
@@ -1393,7 +1497,279 @@
           <w:sz w:val="28"/>
           <w:szCs w:val="28"/>
         </w:rPr>
-        <w:t xml:space="preserve">第66月至第70月</w:t>
+        <w:t xml:space="preserve">第71月至第75月</w:t>
+      </w:r>
+    </w:p>
+    <w:p>
+      <w:pPr>
+        <w:spacing w:after="200" w:before="200"/>
+        <w:jc w:val="center"/>
+      </w:pPr>
+      <w:r>
+        <w:drawing>
+          <wp:inline distT="0" distB="0" distL="0" distR="0">
+            <wp:extent cx="3810000" cy="2667000"/>
+            <wp:effectExtent t="0" r="0" b="0" l="0"/>
+            <wp:docPr id="1" name="illustration" descr="AI生成配图" title="章节配图"/>
+            <wp:cNvGraphicFramePr>
+              <a:graphicFrameLocks xmlns:a="http://schemas.openxmlformats.org/drawingml/2006/main" noChangeAspect="1"/>
+            </wp:cNvGraphicFramePr>
+            <a:graphic xmlns:a="http://schemas.openxmlformats.org/drawingml/2006/main">
+              <a:graphicData uri="http://schemas.openxmlformats.org/drawingml/2006/picture">
+                <pic:pic xmlns:pic="http://schemas.openxmlformats.org/drawingml/2006/picture">
+                  <pic:nvPicPr>
+                    <pic:cNvPr id="0" name="" descr=""/>
+                    <pic:cNvPicPr>
+                      <a:picLocks noChangeAspect="1" noChangeArrowheads="1"/>
+                    </pic:cNvPicPr>
+                  </pic:nvPicPr>
+                  <pic:blipFill>
+                    <a:blip r:embed="rId10" cstate="none"/>
+                    <a:srcRect/>
+                    <a:stretch>
+                      <a:fillRect/>
+                    </a:stretch>
+                  </pic:blipFill>
+                  <pic:spPr bwMode="auto">
+                    <a:xfrm>
+                      <a:off x="0" y="0"/>
+                      <a:ext cx="3810000" cy="2667000"/>
+                    </a:xfrm>
+                    <a:prstGeom prst="rect">
+                      <a:avLst/>
+                    </a:prstGeom>
+                  </pic:spPr>
+                </pic:pic>
+              </a:graphicData>
+            </a:graphic>
+          </wp:inline>
+        </w:drawing>
+      </w:r>
+    </w:p>
+    <w:p>
+      <w:pPr>
+        <w:spacing w:after="60" w:before="60" w:line="360"/>
+        <w:ind w:firstLine="480"/>
+      </w:pPr>
+      <w:r>
+        <w:rPr>
+          <w:rFonts w:ascii="宋体" w:cs="宋体" w:eastAsia="宋体" w:hAnsi="宋体"/>
+          <w:sz w:val="24"/>
+          <w:szCs w:val="24"/>
+        </w:rPr>
+        <w:t xml:space="preserve">第71月，青云城上空阴云沉沉，坊市里的叫卖声依旧，却难掩暗流涌动的杀机。灵气在这片天地间浓烈如雾，嗅得出血腥，也嗅得出机遇。</w:t>
+      </w:r>
+    </w:p>
+    <w:p>
+      <w:pPr>
+        <w:spacing w:after="60" w:before="60" w:line="360"/>
+        <w:ind w:firstLine="480"/>
+      </w:pPr>
+      <w:r>
+        <w:rPr>
+          <w:rFonts w:ascii="宋体" w:cs="宋体" w:eastAsia="宋体" w:hAnsi="宋体"/>
+          <w:sz w:val="24"/>
+          <w:szCs w:val="24"/>
+        </w:rPr>
+        <w:t xml:space="preserve">与此同时，各方修士也在暗流中各自筹谋——</w:t>
+      </w:r>
+    </w:p>
+    <w:p>
+      <w:pPr>
+        <w:spacing w:after="60" w:before="60" w:line="360"/>
+        <w:ind w:firstLine="480"/>
+      </w:pPr>
+      <w:r>
+        <w:rPr>
+          <w:rFonts w:ascii="宋体" w:cs="宋体" w:eastAsia="宋体" w:hAnsi="宋体"/>
+          <w:sz w:val="24"/>
+          <w:szCs w:val="24"/>
+        </w:rPr>
+        <w:t xml:space="preserve">江湖之上，冯怒潮 练气圆满，却无筑基丹，修炼停滞！，天下局势悄然生变。</w:t>
+      </w:r>
+    </w:p>
+    <w:p>
+      <w:pPr>
+        <w:spacing w:after="60" w:before="60" w:line="360"/>
+        <w:ind w:firstLine="480"/>
+      </w:pPr>
+      <w:r>
+        <w:rPr>
+          <w:rFonts w:ascii="宋体" w:cs="宋体" w:eastAsia="宋体" w:hAnsi="宋体"/>
+          <w:sz w:val="24"/>
+          <w:szCs w:val="24"/>
+        </w:rPr>
+        <w:t xml:space="preserve">血与道，从来不曾分离。第75月的故事，暂且写到这里。</w:t>
+      </w:r>
+    </w:p>
+    <w:p>
+      <w:pPr>
+        <w:spacing w:after="200" w:before="100"/>
+        <w:jc w:val="right"/>
+      </w:pPr>
+      <w:r>
+        <w:rPr>
+          <w:rFonts w:ascii="宋体" w:cs="宋体" w:eastAsia="宋体" w:hAnsi="宋体"/>
+          <w:i/>
+          <w:iCs/>
+          <w:color w:val="888888"/>
+          <w:sz w:val="18"/>
+          <w:szCs w:val="18"/>
+        </w:rPr>
+        <w:t xml:space="preserve">[数据] 存活修士：20人 | 大事件：10件</w:t>
+      </w:r>
+    </w:p>
+    <w:p>
+      <w:pPr>
+        <w:pStyle w:val="Heading2"/>
+        <w:spacing w:after="150" w:before="300"/>
+      </w:pPr>
+      <w:r>
+        <w:rPr>
+          <w:rFonts w:ascii="宋体" w:cs="宋体" w:eastAsia="宋体" w:hAnsi="宋体"/>
+          <w:b/>
+          <w:bCs/>
+          <w:color w:val="6B3A1F"/>
+          <w:sz w:val="28"/>
+          <w:szCs w:val="28"/>
+        </w:rPr>
+        <w:t xml:space="preserve">第76月至第80月</w:t>
+      </w:r>
+    </w:p>
+    <w:p>
+      <w:pPr>
+        <w:spacing w:after="200" w:before="200"/>
+        <w:jc w:val="center"/>
+      </w:pPr>
+      <w:r>
+        <w:drawing>
+          <wp:inline distT="0" distB="0" distL="0" distR="0">
+            <wp:extent cx="3810000" cy="2667000"/>
+            <wp:effectExtent t="0" r="0" b="0" l="0"/>
+            <wp:docPr id="1" name="illustration" descr="AI生成配图" title="章节配图"/>
+            <wp:cNvGraphicFramePr>
+              <a:graphicFrameLocks xmlns:a="http://schemas.openxmlformats.org/drawingml/2006/main" noChangeAspect="1"/>
+            </wp:cNvGraphicFramePr>
+            <a:graphic xmlns:a="http://schemas.openxmlformats.org/drawingml/2006/main">
+              <a:graphicData uri="http://schemas.openxmlformats.org/drawingml/2006/picture">
+                <pic:pic xmlns:pic="http://schemas.openxmlformats.org/drawingml/2006/picture">
+                  <pic:nvPicPr>
+                    <pic:cNvPr id="0" name="" descr=""/>
+                    <pic:cNvPicPr>
+                      <a:picLocks noChangeAspect="1" noChangeArrowheads="1"/>
+                    </pic:cNvPicPr>
+                  </pic:nvPicPr>
+                  <pic:blipFill>
+                    <a:blip r:embed="rId10" cstate="none"/>
+                    <a:srcRect/>
+                    <a:stretch>
+                      <a:fillRect/>
+                    </a:stretch>
+                  </pic:blipFill>
+                  <pic:spPr bwMode="auto">
+                    <a:xfrm>
+                      <a:off x="0" y="0"/>
+                      <a:ext cx="3810000" cy="2667000"/>
+                    </a:xfrm>
+                    <a:prstGeom prst="rect">
+                      <a:avLst/>
+                    </a:prstGeom>
+                  </pic:spPr>
+                </pic:pic>
+              </a:graphicData>
+            </a:graphic>
+          </wp:inline>
+        </w:drawing>
+      </w:r>
+    </w:p>
+    <w:p>
+      <w:pPr>
+        <w:spacing w:after="60" w:before="60" w:line="360"/>
+        <w:ind w:firstLine="480"/>
+      </w:pPr>
+      <w:r>
+        <w:rPr>
+          <w:rFonts w:ascii="宋体" w:cs="宋体" w:eastAsia="宋体" w:hAnsi="宋体"/>
+          <w:sz w:val="24"/>
+          <w:szCs w:val="24"/>
+        </w:rPr>
+        <w:t xml:space="preserve">第76月，青云城上空阴云沉沉，坊市里的叫卖声依旧，却难掩暗流涌动的杀机。灵气在这片天地间浓烈如雾，嗅得出血腥，也嗅得出机遇。</w:t>
+      </w:r>
+    </w:p>
+    <w:p>
+      <w:pPr>
+        <w:spacing w:after="60" w:before="60" w:line="360"/>
+        <w:ind w:firstLine="480"/>
+      </w:pPr>
+      <w:r>
+        <w:rPr>
+          <w:rFonts w:ascii="宋体" w:cs="宋体" w:eastAsia="宋体" w:hAnsi="宋体"/>
+          <w:sz w:val="24"/>
+          <w:szCs w:val="24"/>
+        </w:rPr>
+        <w:t xml:space="preserve">与此同时，各方修士也在暗流中各自筹谋——</w:t>
+      </w:r>
+    </w:p>
+    <w:p>
+      <w:pPr>
+        <w:spacing w:after="60" w:before="60" w:line="360"/>
+        <w:ind w:firstLine="480"/>
+      </w:pPr>
+      <w:r>
+        <w:rPr>
+          <w:rFonts w:ascii="宋体" w:cs="宋体" w:eastAsia="宋体" w:hAnsi="宋体"/>
+          <w:sz w:val="24"/>
+          <w:szCs w:val="24"/>
+        </w:rPr>
+        <w:t xml:space="preserve">江湖之上，🔍 陆霜华 探索有收获。，天下局势悄然生变。</w:t>
+      </w:r>
+    </w:p>
+    <w:p>
+      <w:pPr>
+        <w:spacing w:after="60" w:before="60" w:line="360"/>
+        <w:ind w:firstLine="480"/>
+      </w:pPr>
+      <w:r>
+        <w:rPr>
+          <w:rFonts w:ascii="宋体" w:cs="宋体" w:eastAsia="宋体" w:hAnsi="宋体"/>
+          <w:sz w:val="24"/>
+          <w:szCs w:val="24"/>
+        </w:rPr>
+        <w:t xml:space="preserve">血与道，从来不曾分离。第80月的故事，暂且写到这里。</w:t>
+      </w:r>
+    </w:p>
+    <w:p>
+      <w:pPr>
+        <w:spacing w:after="200" w:before="100"/>
+        <w:jc w:val="right"/>
+      </w:pPr>
+      <w:r>
+        <w:rPr>
+          <w:rFonts w:ascii="宋体" w:cs="宋体" w:eastAsia="宋体" w:hAnsi="宋体"/>
+          <w:i/>
+          <w:iCs/>
+          <w:color w:val="888888"/>
+          <w:sz w:val="18"/>
+          <w:szCs w:val="18"/>
+        </w:rPr>
+        <w:t xml:space="preserve">[数据] 存活修士：20人 | 大事件：13件</w:t>
+      </w:r>
+    </w:p>
+    <w:p>
+      <w:pPr>
+        <w:pStyle w:val="Heading2"/>
+        <w:spacing w:after="150" w:before="300"/>
+      </w:pPr>
+      <w:r>
+        <w:rPr>
+          <w:rFonts w:ascii="宋体" w:cs="宋体" w:eastAsia="宋体" w:hAnsi="宋体"/>
+          <w:b/>
+          <w:bCs/>
+          <w:color w:val="6B3A1F"/>
+          <w:sz w:val="28"/>
+          <w:szCs w:val="28"/>
+        </w:rPr>
+        <w:t xml:space="preserve">第81月至第85月</w:t>
       </w:r>
     </w:p>
     <w:p>
@@ -1453,7 +1829,21 @@
           <w:sz w:val="24"/>
           <w:szCs w:val="24"/>
         </w:rPr>
-        <w:t xml:space="preserve">幽冥谷的磷火在第66月时格外幽蓝，腐败的灵气裹挟着死气，却也孕育着异样的契机。天地棋盘上，每一枚棋子都在悄然落位。</w:t>
+        <w:t xml:space="preserve">第81月，青云城上空阴云沉沉，坊市里的叫卖声依旧，却难掩暗流涌动的杀机。灵气在这片天地间浓烈如雾，嗅得出血腥，也嗅得出机遇。</w:t>
+      </w:r>
+    </w:p>
+    <w:p>
+      <w:pPr>
+        <w:spacing w:after="60" w:before="60" w:line="360"/>
+        <w:ind w:firstLine="480"/>
+      </w:pPr>
+      <w:r>
+        <w:rPr>
+          <w:rFonts w:ascii="宋体" w:cs="宋体" w:eastAsia="宋体" w:hAnsi="宋体"/>
+          <w:sz w:val="24"/>
+          <w:szCs w:val="24"/>
+        </w:rPr>
+        <w:t xml:space="preserve">天穹之上，隐隐有灵气漩涡凝聚，那是境界壁障破碎时才有的异象。滚滚灵压自丹田涌出，周身经脉尽皆震鸣——突破了，突破至练气十层！</w:t>
       </w:r>
     </w:p>
     <w:p>
@@ -1481,21 +1871,21 @@
           <w:sz w:val="24"/>
           <w:szCs w:val="24"/>
         </w:rPr>
-        <w:t xml:space="preserve">江湖之上，红袖添香 练气圆满，却无筑基丹，修炼停滞！，天下局势悄然生变。</w:t>
-      </w:r>
-    </w:p>
-    <w:p>
-      <w:pPr>
-        <w:spacing w:after="60" w:before="60" w:line="360"/>
-        <w:ind w:firstLine="480"/>
-      </w:pPr>
-      <w:r>
-        <w:rPr>
-          <w:rFonts w:ascii="宋体" w:cs="宋体" w:eastAsia="宋体" w:hAnsi="宋体"/>
-          <w:sz w:val="24"/>
-          <w:szCs w:val="24"/>
-        </w:rPr>
-        <w:t xml:space="preserve">第70月，苍渺大陆的天地棋盘又落下了几枚棋子。谁生谁死，谁主沉浮，尚未可知。</w:t>
+        <w:t xml:space="preserve">江湖之上，🔍 魏玄机 探索有收获。，天下局势悄然生变。</w:t>
+      </w:r>
+    </w:p>
+    <w:p>
+      <w:pPr>
+        <w:spacing w:after="60" w:before="60" w:line="360"/>
+        <w:ind w:firstLine="480"/>
+      </w:pPr>
+      <w:r>
+        <w:rPr>
+          <w:rFonts w:ascii="宋体" w:cs="宋体" w:eastAsia="宋体" w:hAnsi="宋体"/>
+          <w:sz w:val="24"/>
+          <w:szCs w:val="24"/>
+        </w:rPr>
+        <w:t xml:space="preserve">血与道，从来不曾分离。第85月的故事，暂且写到这里。</w:t>
       </w:r>
     </w:p>
     <w:p>
@@ -1512,7 +1902,7 @@
           <w:sz w:val="18"/>
           <w:szCs w:val="18"/>
         </w:rPr>
-        <w:t xml:space="preserve">[数据] 存活修士：20人 | 大事件：10件</w:t>
+        <w:t xml:space="preserve">[数据] 存活修士：20人 | 突破：1次 | 大事件：23件</w:t>
       </w:r>
     </w:p>
     <w:p>
@@ -1529,279 +1919,7 @@
           <w:sz w:val="28"/>
           <w:szCs w:val="28"/>
         </w:rPr>
-        <w:t xml:space="preserve">第71月至第75月</w:t>
-      </w:r>
-    </w:p>
-    <w:p>
-      <w:pPr>
-        <w:spacing w:after="200" w:before="200"/>
-        <w:jc w:val="center"/>
-      </w:pPr>
-      <w:r>
-        <w:drawing>
-          <wp:inline distT="0" distB="0" distL="0" distR="0">
-            <wp:extent cx="3810000" cy="2667000"/>
-            <wp:effectExtent t="0" r="0" b="0" l="0"/>
-            <wp:docPr id="1" name="illustration" descr="AI生成配图" title="章节配图"/>
-            <wp:cNvGraphicFramePr>
-              <a:graphicFrameLocks xmlns:a="http://schemas.openxmlformats.org/drawingml/2006/main" noChangeAspect="1"/>
-            </wp:cNvGraphicFramePr>
-            <a:graphic xmlns:a="http://schemas.openxmlformats.org/drawingml/2006/main">
-              <a:graphicData uri="http://schemas.openxmlformats.org/drawingml/2006/picture">
-                <pic:pic xmlns:pic="http://schemas.openxmlformats.org/drawingml/2006/picture">
-                  <pic:nvPicPr>
-                    <pic:cNvPr id="0" name="" descr=""/>
-                    <pic:cNvPicPr>
-                      <a:picLocks noChangeAspect="1" noChangeArrowheads="1"/>
-                    </pic:cNvPicPr>
-                  </pic:nvPicPr>
-                  <pic:blipFill>
-                    <a:blip r:embed="rId11" cstate="none"/>
-                    <a:srcRect/>
-                    <a:stretch>
-                      <a:fillRect/>
-                    </a:stretch>
-                  </pic:blipFill>
-                  <pic:spPr bwMode="auto">
-                    <a:xfrm>
-                      <a:off x="0" y="0"/>
-                      <a:ext cx="3810000" cy="2667000"/>
-                    </a:xfrm>
-                    <a:prstGeom prst="rect">
-                      <a:avLst/>
-                    </a:prstGeom>
-                  </pic:spPr>
-                </pic:pic>
-              </a:graphicData>
-            </a:graphic>
-          </wp:inline>
-        </w:drawing>
-      </w:r>
-    </w:p>
-    <w:p>
-      <w:pPr>
-        <w:spacing w:after="60" w:before="60" w:line="360"/>
-        <w:ind w:firstLine="480"/>
-      </w:pPr>
-      <w:r>
-        <w:rPr>
-          <w:rFonts w:ascii="宋体" w:cs="宋体" w:eastAsia="宋体" w:hAnsi="宋体"/>
-          <w:sz w:val="24"/>
-          <w:szCs w:val="24"/>
-        </w:rPr>
-        <w:t xml:space="preserve">第71月，青云城上空阴云沉沉，坊市里的叫卖声依旧，却难掩暗流涌动的杀机。灵气在这片天地间浓烈如雾，嗅得出血腥，也嗅得出机遇。</w:t>
-      </w:r>
-    </w:p>
-    <w:p>
-      <w:pPr>
-        <w:spacing w:after="60" w:before="60" w:line="360"/>
-        <w:ind w:firstLine="480"/>
-      </w:pPr>
-      <w:r>
-        <w:rPr>
-          <w:rFonts w:ascii="宋体" w:cs="宋体" w:eastAsia="宋体" w:hAnsi="宋体"/>
-          <w:sz w:val="24"/>
-          <w:szCs w:val="24"/>
-        </w:rPr>
-        <w:t xml:space="preserve">与此同时，各方修士也在暗流中各自筹谋——</w:t>
-      </w:r>
-    </w:p>
-    <w:p>
-      <w:pPr>
-        <w:spacing w:after="60" w:before="60" w:line="360"/>
-        <w:ind w:firstLine="480"/>
-      </w:pPr>
-      <w:r>
-        <w:rPr>
-          <w:rFonts w:ascii="宋体" w:cs="宋体" w:eastAsia="宋体" w:hAnsi="宋体"/>
-          <w:sz w:val="24"/>
-          <w:szCs w:val="24"/>
-        </w:rPr>
-        <w:t xml:space="preserve">江湖之上，冯怒潮 练气圆满，却无筑基丹，修炼停滞！，天下局势悄然生变。</w:t>
-      </w:r>
-    </w:p>
-    <w:p>
-      <w:pPr>
-        <w:spacing w:after="60" w:before="60" w:line="360"/>
-        <w:ind w:firstLine="480"/>
-      </w:pPr>
-      <w:r>
-        <w:rPr>
-          <w:rFonts w:ascii="宋体" w:cs="宋体" w:eastAsia="宋体" w:hAnsi="宋体"/>
-          <w:sz w:val="24"/>
-          <w:szCs w:val="24"/>
-        </w:rPr>
-        <w:t xml:space="preserve">血与道，从来不曾分离。第75月的故事，暂且写到这里。</w:t>
-      </w:r>
-    </w:p>
-    <w:p>
-      <w:pPr>
-        <w:spacing w:after="200" w:before="100"/>
-        <w:jc w:val="right"/>
-      </w:pPr>
-      <w:r>
-        <w:rPr>
-          <w:rFonts w:ascii="宋体" w:cs="宋体" w:eastAsia="宋体" w:hAnsi="宋体"/>
-          <w:i/>
-          <w:iCs/>
-          <w:color w:val="888888"/>
-          <w:sz w:val="18"/>
-          <w:szCs w:val="18"/>
-        </w:rPr>
-        <w:t xml:space="preserve">[数据] 存活修士：20人 | 大事件：10件</w:t>
-      </w:r>
-    </w:p>
-    <w:p>
-      <w:pPr>
-        <w:pStyle w:val="Heading2"/>
-        <w:spacing w:after="150" w:before="300"/>
-      </w:pPr>
-      <w:r>
-        <w:rPr>
-          <w:rFonts w:ascii="宋体" w:cs="宋体" w:eastAsia="宋体" w:hAnsi="宋体"/>
-          <w:b/>
-          <w:bCs/>
-          <w:color w:val="6B3A1F"/>
-          <w:sz w:val="28"/>
-          <w:szCs w:val="28"/>
-        </w:rPr>
-        <w:t xml:space="preserve">第76月至第80月</w:t>
-      </w:r>
-    </w:p>
-    <w:p>
-      <w:pPr>
-        <w:spacing w:after="200" w:before="200"/>
-        <w:jc w:val="center"/>
-      </w:pPr>
-      <w:r>
-        <w:drawing>
-          <wp:inline distT="0" distB="0" distL="0" distR="0">
-            <wp:extent cx="3810000" cy="2667000"/>
-            <wp:effectExtent t="0" r="0" b="0" l="0"/>
-            <wp:docPr id="1" name="illustration" descr="AI生成配图" title="章节配图"/>
-            <wp:cNvGraphicFramePr>
-              <a:graphicFrameLocks xmlns:a="http://schemas.openxmlformats.org/drawingml/2006/main" noChangeAspect="1"/>
-            </wp:cNvGraphicFramePr>
-            <a:graphic xmlns:a="http://schemas.openxmlformats.org/drawingml/2006/main">
-              <a:graphicData uri="http://schemas.openxmlformats.org/drawingml/2006/picture">
-                <pic:pic xmlns:pic="http://schemas.openxmlformats.org/drawingml/2006/picture">
-                  <pic:nvPicPr>
-                    <pic:cNvPr id="0" name="" descr=""/>
-                    <pic:cNvPicPr>
-                      <a:picLocks noChangeAspect="1" noChangeArrowheads="1"/>
-                    </pic:cNvPicPr>
-                  </pic:nvPicPr>
-                  <pic:blipFill>
-                    <a:blip r:embed="rId11" cstate="none"/>
-                    <a:srcRect/>
-                    <a:stretch>
-                      <a:fillRect/>
-                    </a:stretch>
-                  </pic:blipFill>
-                  <pic:spPr bwMode="auto">
-                    <a:xfrm>
-                      <a:off x="0" y="0"/>
-                      <a:ext cx="3810000" cy="2667000"/>
-                    </a:xfrm>
-                    <a:prstGeom prst="rect">
-                      <a:avLst/>
-                    </a:prstGeom>
-                  </pic:spPr>
-                </pic:pic>
-              </a:graphicData>
-            </a:graphic>
-          </wp:inline>
-        </w:drawing>
-      </w:r>
-    </w:p>
-    <w:p>
-      <w:pPr>
-        <w:spacing w:after="60" w:before="60" w:line="360"/>
-        <w:ind w:firstLine="480"/>
-      </w:pPr>
-      <w:r>
-        <w:rPr>
-          <w:rFonts w:ascii="宋体" w:cs="宋体" w:eastAsia="宋体" w:hAnsi="宋体"/>
-          <w:sz w:val="24"/>
-          <w:szCs w:val="24"/>
-        </w:rPr>
-        <w:t xml:space="preserve">第76月，青云城上空阴云沉沉，坊市里的叫卖声依旧，却难掩暗流涌动的杀机。灵气在这片天地间浓烈如雾，嗅得出血腥，也嗅得出机遇。</w:t>
-      </w:r>
-    </w:p>
-    <w:p>
-      <w:pPr>
-        <w:spacing w:after="60" w:before="60" w:line="360"/>
-        <w:ind w:firstLine="480"/>
-      </w:pPr>
-      <w:r>
-        <w:rPr>
-          <w:rFonts w:ascii="宋体" w:cs="宋体" w:eastAsia="宋体" w:hAnsi="宋体"/>
-          <w:sz w:val="24"/>
-          <w:szCs w:val="24"/>
-        </w:rPr>
-        <w:t xml:space="preserve">与此同时，各方修士也在暗流中各自筹谋——</w:t>
-      </w:r>
-    </w:p>
-    <w:p>
-      <w:pPr>
-        <w:spacing w:after="60" w:before="60" w:line="360"/>
-        <w:ind w:firstLine="480"/>
-      </w:pPr>
-      <w:r>
-        <w:rPr>
-          <w:rFonts w:ascii="宋体" w:cs="宋体" w:eastAsia="宋体" w:hAnsi="宋体"/>
-          <w:sz w:val="24"/>
-          <w:szCs w:val="24"/>
-        </w:rPr>
-        <w:t xml:space="preserve">江湖之上，🔍 陆霜华 探索有收获。，天下局势悄然生变。</w:t>
-      </w:r>
-    </w:p>
-    <w:p>
-      <w:pPr>
-        <w:spacing w:after="60" w:before="60" w:line="360"/>
-        <w:ind w:firstLine="480"/>
-      </w:pPr>
-      <w:r>
-        <w:rPr>
-          <w:rFonts w:ascii="宋体" w:cs="宋体" w:eastAsia="宋体" w:hAnsi="宋体"/>
-          <w:sz w:val="24"/>
-          <w:szCs w:val="24"/>
-        </w:rPr>
-        <w:t xml:space="preserve">血与道，从来不曾分离。第80月的故事，暂且写到这里。</w:t>
-      </w:r>
-    </w:p>
-    <w:p>
-      <w:pPr>
-        <w:spacing w:after="200" w:before="100"/>
-        <w:jc w:val="right"/>
-      </w:pPr>
-      <w:r>
-        <w:rPr>
-          <w:rFonts w:ascii="宋体" w:cs="宋体" w:eastAsia="宋体" w:hAnsi="宋体"/>
-          <w:i/>
-          <w:iCs/>
-          <w:color w:val="888888"/>
-          <w:sz w:val="18"/>
-          <w:szCs w:val="18"/>
-        </w:rPr>
-        <w:t xml:space="preserve">[数据] 存活修士：20人 | 大事件：13件</w:t>
-      </w:r>
-    </w:p>
-    <w:p>
-      <w:pPr>
-        <w:pStyle w:val="Heading2"/>
-        <w:spacing w:after="150" w:before="300"/>
-      </w:pPr>
-      <w:r>
-        <w:rPr>
-          <w:rFonts w:ascii="宋体" w:cs="宋体" w:eastAsia="宋体" w:hAnsi="宋体"/>
-          <w:b/>
-          <w:bCs/>
-          <w:color w:val="6B3A1F"/>
-          <w:sz w:val="28"/>
-          <w:szCs w:val="28"/>
-        </w:rPr>
-        <w:t xml:space="preserve">第81月至第85月</w:t>
+        <w:t xml:space="preserve">第86月至第90月</w:t>
       </w:r>
     </w:p>
     <w:p>
@@ -1861,21 +1979,35 @@
           <w:sz w:val="24"/>
           <w:szCs w:val="24"/>
         </w:rPr>
-        <w:t xml:space="preserve">第81月，青云城上空阴云沉沉，坊市里的叫卖声依旧，却难掩暗流涌动的杀机。灵气在这片天地间浓烈如雾，嗅得出血腥，也嗅得出机遇。</w:t>
-      </w:r>
-    </w:p>
-    <w:p>
-      <w:pPr>
-        <w:spacing w:after="60" w:before="60" w:line="360"/>
-        <w:ind w:firstLine="480"/>
-      </w:pPr>
-      <w:r>
-        <w:rPr>
-          <w:rFonts w:ascii="宋体" w:cs="宋体" w:eastAsia="宋体" w:hAnsi="宋体"/>
-          <w:sz w:val="24"/>
-          <w:szCs w:val="24"/>
-        </w:rPr>
-        <w:t xml:space="preserve">天穹之上，隐隐有灵气漩涡凝聚，那是境界壁障破碎时才有的异象。滚滚灵压自丹田涌出，周身经脉尽皆震鸣——突破了，突破至练气十层！</w:t>
+        <w:t xml:space="preserve">第86月，青云城上空阴云沉沉，坊市里的叫卖声依旧，却难掩暗流涌动的杀机。灵气在这片天地间浓烈如雾，嗅得出血腥，也嗅得出机遇。</w:t>
+      </w:r>
+    </w:p>
+    <w:p>
+      <w:pPr>
+        <w:spacing w:after="60" w:before="60" w:line="360"/>
+        <w:ind w:firstLine="480"/>
+      </w:pPr>
+      <w:r>
+        <w:rPr>
+          <w:rFonts w:ascii="宋体" w:cs="宋体" w:eastAsia="宋体" w:hAnsi="宋体"/>
+          <w:sz w:val="24"/>
+          <w:szCs w:val="24"/>
+        </w:rPr>
+        <w:t xml:space="preserve">天穹之上，隐隐有灵气漩涡凝聚，那是境界壁障破碎时才有的异象。滚滚灵压自丹田涌出，周身经脉尽皆震鸣——突破了，突破至练气六层！</w:t>
+      </w:r>
+    </w:p>
+    <w:p>
+      <w:pPr>
+        <w:spacing w:after="60" w:before="60" w:line="360"/>
+        <w:ind w:firstLine="480"/>
+      </w:pPr>
+      <w:r>
+        <w:rPr>
+          <w:rFonts w:ascii="宋体" w:cs="宋体" w:eastAsia="宋体" w:hAnsi="宋体"/>
+          <w:sz w:val="24"/>
+          <w:szCs w:val="24"/>
+        </w:rPr>
+        <w:t xml:space="preserve">天穹之上，隐隐有灵气漩涡凝聚，那是境界壁障破碎时才有的异象。滚滚灵压自丹田涌出，周身经脉尽皆震鸣——突破了，突破至【练气六层】！！</w:t>
       </w:r>
     </w:p>
     <w:p>
@@ -1903,21 +2035,21 @@
           <w:sz w:val="24"/>
           <w:szCs w:val="24"/>
         </w:rPr>
-        <w:t xml:space="preserve">江湖之上，🔍 魏玄机 探索有收获。，天下局势悄然生变。</w:t>
-      </w:r>
-    </w:p>
-    <w:p>
-      <w:pPr>
-        <w:spacing w:after="60" w:before="60" w:line="360"/>
-        <w:ind w:firstLine="480"/>
-      </w:pPr>
-      <w:r>
-        <w:rPr>
-          <w:rFonts w:ascii="宋体" w:cs="宋体" w:eastAsia="宋体" w:hAnsi="宋体"/>
-          <w:sz w:val="24"/>
-          <w:szCs w:val="24"/>
-        </w:rPr>
-        <w:t xml:space="preserve">血与道，从来不曾分离。第85月的故事，暂且写到这里。</w:t>
+        <w:t xml:space="preserve">江湖之上，冯怒潮 练气圆满，却无筑基丹，修炼停滞！，天下局势悄然生变。</w:t>
+      </w:r>
+    </w:p>
+    <w:p>
+      <w:pPr>
+        <w:spacing w:after="60" w:before="60" w:line="360"/>
+        <w:ind w:firstLine="480"/>
+      </w:pPr>
+      <w:r>
+        <w:rPr>
+          <w:rFonts w:ascii="宋体" w:cs="宋体" w:eastAsia="宋体" w:hAnsi="宋体"/>
+          <w:sz w:val="24"/>
+          <w:szCs w:val="24"/>
+        </w:rPr>
+        <w:t xml:space="preserve">当第90月的最后一缕灵气散尽，这一段因果，已然落定。</w:t>
       </w:r>
     </w:p>
     <w:p>
@@ -1934,7 +2066,7 @@
           <w:sz w:val="18"/>
           <w:szCs w:val="18"/>
         </w:rPr>
-        <w:t xml:space="preserve">[数据] 存活修士：20人 | 突破：1次 | 大事件：23件</w:t>
+        <w:t xml:space="preserve">[数据] 存活修士：20人 | 突破：1次 | 大事件：11件</w:t>
       </w:r>
     </w:p>
     <w:p>
@@ -1951,7 +2083,7 @@
           <w:sz w:val="28"/>
           <w:szCs w:val="28"/>
         </w:rPr>
-        <w:t xml:space="preserve">第86月至第90月</w:t>
+        <w:t xml:space="preserve">第91月至第95月</w:t>
       </w:r>
     </w:p>
     <w:p>
@@ -2011,35 +2143,21 @@
           <w:sz w:val="24"/>
           <w:szCs w:val="24"/>
         </w:rPr>
-        <w:t xml:space="preserve">第86月，青云城上空阴云沉沉，坊市里的叫卖声依旧，却难掩暗流涌动的杀机。灵气在这片天地间浓烈如雾，嗅得出血腥，也嗅得出机遇。</w:t>
-      </w:r>
-    </w:p>
-    <w:p>
-      <w:pPr>
-        <w:spacing w:after="60" w:before="60" w:line="360"/>
-        <w:ind w:firstLine="480"/>
-      </w:pPr>
-      <w:r>
-        <w:rPr>
-          <w:rFonts w:ascii="宋体" w:cs="宋体" w:eastAsia="宋体" w:hAnsi="宋体"/>
-          <w:sz w:val="24"/>
-          <w:szCs w:val="24"/>
-        </w:rPr>
-        <w:t xml:space="preserve">天穹之上，隐隐有灵气漩涡凝聚，那是境界壁障破碎时才有的异象。滚滚灵压自丹田涌出，周身经脉尽皆震鸣——突破了，突破至练气六层！</w:t>
-      </w:r>
-    </w:p>
-    <w:p>
-      <w:pPr>
-        <w:spacing w:after="60" w:before="60" w:line="360"/>
-        <w:ind w:firstLine="480"/>
-      </w:pPr>
-      <w:r>
-        <w:rPr>
-          <w:rFonts w:ascii="宋体" w:cs="宋体" w:eastAsia="宋体" w:hAnsi="宋体"/>
-          <w:sz w:val="24"/>
-          <w:szCs w:val="24"/>
-        </w:rPr>
-        <w:t xml:space="preserve">天穹之上，隐隐有灵气漩涡凝聚，那是境界壁障破碎时才有的异象。滚滚灵压自丹田涌出，周身经脉尽皆震鸣——突破了，突破至【练气六层】！！</w:t>
+        <w:t xml:space="preserve">灵脉荒野，第91月。地脉灵气从地缝中渗出，连空气都带着令人心悸的灵压。几道身影散落四方，各自打着自己的算盘。</w:t>
+      </w:r>
+    </w:p>
+    <w:p>
+      <w:pPr>
+        <w:spacing w:after="60" w:before="60" w:line="360"/>
+        <w:ind w:firstLine="480"/>
+      </w:pPr>
+      <w:r>
+        <w:rPr>
+          <w:rFonts w:ascii="宋体" w:cs="宋体" w:eastAsia="宋体" w:hAnsi="宋体"/>
+          <w:sz w:val="24"/>
+          <w:szCs w:val="24"/>
+        </w:rPr>
+        <w:t xml:space="preserve">天穹之上，隐隐有灵气漩涡凝聚，那是境界壁障破碎时才有的异象。滚滚灵压自丹田涌出，周身经脉尽皆震鸣——突破了，突破至练气二层！</w:t>
       </w:r>
     </w:p>
     <w:p>
@@ -2067,21 +2185,21 @@
           <w:sz w:val="24"/>
           <w:szCs w:val="24"/>
         </w:rPr>
-        <w:t xml:space="preserve">江湖之上，冯怒潮 练气圆满，却无筑基丹，修炼停滞！，天下局势悄然生变。</w:t>
-      </w:r>
-    </w:p>
-    <w:p>
-      <w:pPr>
-        <w:spacing w:after="60" w:before="60" w:line="360"/>
-        <w:ind w:firstLine="480"/>
-      </w:pPr>
-      <w:r>
-        <w:rPr>
-          <w:rFonts w:ascii="宋体" w:cs="宋体" w:eastAsia="宋体" w:hAnsi="宋体"/>
-          <w:sz w:val="24"/>
-          <w:szCs w:val="24"/>
-        </w:rPr>
-        <w:t xml:space="preserve">当第90月的最后一缕灵气散尽，这一段因果，已然落定。</w:t>
+        <w:t xml:space="preserve">江湖之上，红袖添香 练气圆满，却无筑基丹，修炼停滞！，天下局势悄然生变。</w:t>
+      </w:r>
+    </w:p>
+    <w:p>
+      <w:pPr>
+        <w:spacing w:after="60" w:before="60" w:line="360"/>
+        <w:ind w:firstLine="480"/>
+      </w:pPr>
+      <w:r>
+        <w:rPr>
+          <w:rFonts w:ascii="宋体" w:cs="宋体" w:eastAsia="宋体" w:hAnsi="宋体"/>
+          <w:sz w:val="24"/>
+          <w:szCs w:val="24"/>
+        </w:rPr>
+        <w:t xml:space="preserve">当第95月的最后一缕灵气散尽，这一段因果，已然落定。</w:t>
       </w:r>
     </w:p>
     <w:p>
@@ -2098,7 +2216,7 @@
           <w:sz w:val="18"/>
           <w:szCs w:val="18"/>
         </w:rPr>
-        <w:t xml:space="preserve">[数据] 存活修士：20人 | 突破：1次 | 大事件：11件</w:t>
+        <w:t xml:space="preserve">[数据] 存活修士：20人 | 突破：1次 | 大事件：13件</w:t>
       </w:r>
     </w:p>
     <w:p>
@@ -2115,7 +2233,7 @@
           <w:sz w:val="28"/>
           <w:szCs w:val="28"/>
         </w:rPr>
-        <w:t xml:space="preserve">第91月至第95月</w:t>
+        <w:t xml:space="preserve">第96月至第100月</w:t>
       </w:r>
     </w:p>
     <w:p>
@@ -2143,156 +2261,6 @@
                   </pic:nvPicPr>
                   <pic:blipFill>
                     <a:blip r:embed="rId14" cstate="none"/>
-                    <a:srcRect/>
-                    <a:stretch>
-                      <a:fillRect/>
-                    </a:stretch>
-                  </pic:blipFill>
-                  <pic:spPr bwMode="auto">
-                    <a:xfrm>
-                      <a:off x="0" y="0"/>
-                      <a:ext cx="3810000" cy="2667000"/>
-                    </a:xfrm>
-                    <a:prstGeom prst="rect">
-                      <a:avLst/>
-                    </a:prstGeom>
-                  </pic:spPr>
-                </pic:pic>
-              </a:graphicData>
-            </a:graphic>
-          </wp:inline>
-        </w:drawing>
-      </w:r>
-    </w:p>
-    <w:p>
-      <w:pPr>
-        <w:spacing w:after="60" w:before="60" w:line="360"/>
-        <w:ind w:firstLine="480"/>
-      </w:pPr>
-      <w:r>
-        <w:rPr>
-          <w:rFonts w:ascii="宋体" w:cs="宋体" w:eastAsia="宋体" w:hAnsi="宋体"/>
-          <w:sz w:val="24"/>
-          <w:szCs w:val="24"/>
-        </w:rPr>
-        <w:t xml:space="preserve">灵脉荒野，第91月。地脉灵气从地缝中渗出，连空气都带着令人心悸的灵压。几道身影散落四方，各自打着自己的算盘。</w:t>
-      </w:r>
-    </w:p>
-    <w:p>
-      <w:pPr>
-        <w:spacing w:after="60" w:before="60" w:line="360"/>
-        <w:ind w:firstLine="480"/>
-      </w:pPr>
-      <w:r>
-        <w:rPr>
-          <w:rFonts w:ascii="宋体" w:cs="宋体" w:eastAsia="宋体" w:hAnsi="宋体"/>
-          <w:sz w:val="24"/>
-          <w:szCs w:val="24"/>
-        </w:rPr>
-        <w:t xml:space="preserve">天穹之上，隐隐有灵气漩涡凝聚，那是境界壁障破碎时才有的异象。滚滚灵压自丹田涌出，周身经脉尽皆震鸣——突破了，突破至练气二层！</w:t>
-      </w:r>
-    </w:p>
-    <w:p>
-      <w:pPr>
-        <w:spacing w:after="60" w:before="60" w:line="360"/>
-        <w:ind w:firstLine="480"/>
-      </w:pPr>
-      <w:r>
-        <w:rPr>
-          <w:rFonts w:ascii="宋体" w:cs="宋体" w:eastAsia="宋体" w:hAnsi="宋体"/>
-          <w:sz w:val="24"/>
-          <w:szCs w:val="24"/>
-        </w:rPr>
-        <w:t xml:space="preserve">与此同时，各方修士也在暗流中各自筹谋——</w:t>
-      </w:r>
-    </w:p>
-    <w:p>
-      <w:pPr>
-        <w:spacing w:after="60" w:before="60" w:line="360"/>
-        <w:ind w:firstLine="480"/>
-      </w:pPr>
-      <w:r>
-        <w:rPr>
-          <w:rFonts w:ascii="宋体" w:cs="宋体" w:eastAsia="宋体" w:hAnsi="宋体"/>
-          <w:sz w:val="24"/>
-          <w:szCs w:val="24"/>
-        </w:rPr>
-        <w:t xml:space="preserve">江湖之上，红袖添香 练气圆满，却无筑基丹，修炼停滞！，天下局势悄然生变。</w:t>
-      </w:r>
-    </w:p>
-    <w:p>
-      <w:pPr>
-        <w:spacing w:after="60" w:before="60" w:line="360"/>
-        <w:ind w:firstLine="480"/>
-      </w:pPr>
-      <w:r>
-        <w:rPr>
-          <w:rFonts w:ascii="宋体" w:cs="宋体" w:eastAsia="宋体" w:hAnsi="宋体"/>
-          <w:sz w:val="24"/>
-          <w:szCs w:val="24"/>
-        </w:rPr>
-        <w:t xml:space="preserve">当第95月的最后一缕灵气散尽，这一段因果，已然落定。</w:t>
-      </w:r>
-    </w:p>
-    <w:p>
-      <w:pPr>
-        <w:spacing w:after="200" w:before="100"/>
-        <w:jc w:val="right"/>
-      </w:pPr>
-      <w:r>
-        <w:rPr>
-          <w:rFonts w:ascii="宋体" w:cs="宋体" w:eastAsia="宋体" w:hAnsi="宋体"/>
-          <w:i/>
-          <w:iCs/>
-          <w:color w:val="888888"/>
-          <w:sz w:val="18"/>
-          <w:szCs w:val="18"/>
-        </w:rPr>
-        <w:t xml:space="preserve">[数据] 存活修士：20人 | 突破：1次 | 大事件：13件</w:t>
-      </w:r>
-    </w:p>
-    <w:p>
-      <w:pPr>
-        <w:pStyle w:val="Heading2"/>
-        <w:spacing w:after="150" w:before="300"/>
-      </w:pPr>
-      <w:r>
-        <w:rPr>
-          <w:rFonts w:ascii="宋体" w:cs="宋体" w:eastAsia="宋体" w:hAnsi="宋体"/>
-          <w:b/>
-          <w:bCs/>
-          <w:color w:val="6B3A1F"/>
-          <w:sz w:val="28"/>
-          <w:szCs w:val="28"/>
-        </w:rPr>
-        <w:t xml:space="preserve">第96月至第100月</w:t>
-      </w:r>
-    </w:p>
-    <w:p>
-      <w:pPr>
-        <w:spacing w:after="200" w:before="200"/>
-        <w:jc w:val="center"/>
-      </w:pPr>
-      <w:r>
-        <w:drawing>
-          <wp:inline distT="0" distB="0" distL="0" distR="0">
-            <wp:extent cx="3810000" cy="2667000"/>
-            <wp:effectExtent t="0" r="0" b="0" l="0"/>
-            <wp:docPr id="1" name="illustration" descr="AI生成配图" title="章节配图"/>
-            <wp:cNvGraphicFramePr>
-              <a:graphicFrameLocks xmlns:a="http://schemas.openxmlformats.org/drawingml/2006/main" noChangeAspect="1"/>
-            </wp:cNvGraphicFramePr>
-            <a:graphic xmlns:a="http://schemas.openxmlformats.org/drawingml/2006/main">
-              <a:graphicData uri="http://schemas.openxmlformats.org/drawingml/2006/picture">
-                <pic:pic xmlns:pic="http://schemas.openxmlformats.org/drawingml/2006/picture">
-                  <pic:nvPicPr>
-                    <pic:cNvPr id="0" name="" descr=""/>
-                    <pic:cNvPicPr>
-                      <a:picLocks noChangeAspect="1" noChangeArrowheads="1"/>
-                    </pic:cNvPicPr>
-                  </pic:nvPicPr>
-                  <pic:blipFill>
-                    <a:blip r:embed="rId15" cstate="none"/>
                     <a:srcRect/>
                     <a:stretch>
                       <a:fillRect/>

--- a/xianxia_story.docx
+++ b/xianxia_story.docx
@@ -1198,6 +1198,96 @@
           <w:szCs w:val="28"/>
         </w:rPr>
         <w:t xml:space="preserve">第61月至第65月</w:t>
+      </w:r>
+    </w:p>
+    <w:p>
+      <w:pPr>
+        <w:spacing w:after="60" w:before="60" w:line="360"/>
+        <w:ind w:firstLine="480"/>
+      </w:pPr>
+      <w:r>
+        <w:rPr>
+          <w:rFonts w:ascii="宋体" w:cs="宋体" w:eastAsia="宋体" w:hAnsi="宋体"/>
+          <w:sz w:val="24"/>
+          <w:szCs w:val="24"/>
+        </w:rPr>
+        <w:t xml:space="preserve">第61月，青云城上空阴云沉沉，坊市里的叫卖声依旧，却难掩暗流涌动的杀机。灵气在这片天地间浓烈如雾，嗅得出血腥，也嗅得出机遇。</w:t>
+      </w:r>
+    </w:p>
+    <w:p>
+      <w:pPr>
+        <w:spacing w:after="60" w:before="60" w:line="360"/>
+        <w:ind w:firstLine="480"/>
+      </w:pPr>
+      <w:r>
+        <w:rPr>
+          <w:rFonts w:ascii="宋体" w:cs="宋体" w:eastAsia="宋体" w:hAnsi="宋体"/>
+          <w:sz w:val="24"/>
+          <w:szCs w:val="24"/>
+        </w:rPr>
+        <w:t xml:space="preserve">与此同时，各方修士也在暗流中各自筹谋——</w:t>
+      </w:r>
+    </w:p>
+    <w:p>
+      <w:pPr>
+        <w:spacing w:after="60" w:before="60" w:line="360"/>
+        <w:ind w:firstLine="480"/>
+      </w:pPr>
+      <w:r>
+        <w:rPr>
+          <w:rFonts w:ascii="宋体" w:cs="宋体" w:eastAsia="宋体" w:hAnsi="宋体"/>
+          <w:sz w:val="24"/>
+          <w:szCs w:val="24"/>
+        </w:rPr>
+        <w:t xml:space="preserve">江湖之上，陆霜华 练气圆满，却无筑基丹，修炼停滞！，天下局势悄然生变。</w:t>
+      </w:r>
+    </w:p>
+    <w:p>
+      <w:pPr>
+        <w:spacing w:after="60" w:before="60" w:line="360"/>
+        <w:ind w:firstLine="480"/>
+      </w:pPr>
+      <w:r>
+        <w:rPr>
+          <w:rFonts w:ascii="宋体" w:cs="宋体" w:eastAsia="宋体" w:hAnsi="宋体"/>
+          <w:sz w:val="24"/>
+          <w:szCs w:val="24"/>
+        </w:rPr>
+        <w:t xml:space="preserve">当第65月的最后一缕灵气散尽，这一段因果，已然落定。</w:t>
+      </w:r>
+    </w:p>
+    <w:p>
+      <w:pPr>
+        <w:spacing w:after="200" w:before="100"/>
+        <w:jc w:val="right"/>
+      </w:pPr>
+      <w:r>
+        <w:rPr>
+          <w:rFonts w:ascii="宋体" w:cs="宋体" w:eastAsia="宋体" w:hAnsi="宋体"/>
+          <w:i/>
+          <w:iCs/>
+          <w:color w:val="888888"/>
+          <w:sz w:val="18"/>
+          <w:szCs w:val="18"/>
+        </w:rPr>
+        <w:t xml:space="preserve">[数据] 存活修士：20人 | 大事件：14件</w:t>
+      </w:r>
+    </w:p>
+    <w:p>
+      <w:pPr>
+        <w:pStyle w:val="Heading2"/>
+        <w:spacing w:after="150" w:before="300"/>
+      </w:pPr>
+      <w:r>
+        <w:rPr>
+          <w:rFonts w:ascii="宋体" w:cs="宋体" w:eastAsia="宋体" w:hAnsi="宋体"/>
+          <w:b/>
+          <w:bCs/>
+          <w:color w:val="6B3A1F"/>
+          <w:sz w:val="28"/>
+          <w:szCs w:val="28"/>
+        </w:rPr>
+        <w:t xml:space="preserve">第66月至第70月</w:t>
       </w:r>
     </w:p>
     <w:p>
@@ -1257,35 +1347,7 @@
           <w:sz w:val="24"/>
           <w:szCs w:val="24"/>
         </w:rPr>
-        <w:t xml:space="preserve">第61月，青云城上空阴云沉沉，坊市里的叫卖声依旧，却难掩暗流涌动的杀机。灵气在这片天地间浓烈如雾，嗅得出血腥，也嗅得出机遇。</w:t>
-      </w:r>
-    </w:p>
-    <w:p>
-      <w:pPr>
-        <w:spacing w:after="60" w:before="60" w:line="360"/>
-        <w:ind w:firstLine="480"/>
-      </w:pPr>
-      <w:r>
-        <w:rPr>
-          <w:rFonts w:ascii="宋体" w:cs="宋体" w:eastAsia="宋体" w:hAnsi="宋体"/>
-          <w:sz w:val="24"/>
-          <w:szCs w:val="24"/>
-        </w:rPr>
-        <w:t xml:space="preserve">天穹之上，隐隐有灵气漩涡凝聚，那是境界壁障破碎时才有的异象。滚滚灵压自丹田涌出，周身经脉尽皆震鸣——突破了，突破至练气十层！</w:t>
-      </w:r>
-    </w:p>
-    <w:p>
-      <w:pPr>
-        <w:spacing w:after="60" w:before="60" w:line="360"/>
-        <w:ind w:firstLine="480"/>
-      </w:pPr>
-      <w:r>
-        <w:rPr>
-          <w:rFonts w:ascii="宋体" w:cs="宋体" w:eastAsia="宋体" w:hAnsi="宋体"/>
-          <w:sz w:val="24"/>
-          <w:szCs w:val="24"/>
-        </w:rPr>
-        <w:t xml:space="preserve">天穹之上，隐隐有灵气漩涡凝聚，那是境界壁障破碎时才有的异象。滚滚灵压自丹田涌出，周身经脉尽皆震鸣——突破了，突破至【练气十层】！！</w:t>
+        <w:t xml:space="preserve">幽冥谷的磷火在第66月时格外幽蓝，腐败的灵气裹挟着死气，却也孕育着异样的契机。天地棋盘上，每一枚棋子都在悄然落位。</w:t>
       </w:r>
     </w:p>
     <w:p>
@@ -1313,21 +1375,21 @@
           <w:sz w:val="24"/>
           <w:szCs w:val="24"/>
         </w:rPr>
-        <w:t xml:space="preserve">江湖之上，冯怒潮 练气圆满，却无筑基丹，修炼停滞！，天下局势悄然生变。</w:t>
-      </w:r>
-    </w:p>
-    <w:p>
-      <w:pPr>
-        <w:spacing w:after="60" w:before="60" w:line="360"/>
-        <w:ind w:firstLine="480"/>
-      </w:pPr>
-      <w:r>
-        <w:rPr>
-          <w:rFonts w:ascii="宋体" w:cs="宋体" w:eastAsia="宋体" w:hAnsi="宋体"/>
-          <w:sz w:val="24"/>
-          <w:szCs w:val="24"/>
-        </w:rPr>
-        <w:t xml:space="preserve">当第65月的最后一缕灵气散尽，这一段因果，已然落定。</w:t>
+        <w:t xml:space="preserve">江湖之上，红袖添香 练气圆满，却无筑基丹，修炼停滞！，天下局势悄然生变。</w:t>
+      </w:r>
+    </w:p>
+    <w:p>
+      <w:pPr>
+        <w:spacing w:after="60" w:before="60" w:line="360"/>
+        <w:ind w:firstLine="480"/>
+      </w:pPr>
+      <w:r>
+        <w:rPr>
+          <w:rFonts w:ascii="宋体" w:cs="宋体" w:eastAsia="宋体" w:hAnsi="宋体"/>
+          <w:sz w:val="24"/>
+          <w:szCs w:val="24"/>
+        </w:rPr>
+        <w:t xml:space="preserve">第70月，苍渺大陆的天地棋盘又落下了几枚棋子。谁生谁死，谁主沉浮，尚未可知。</w:t>
       </w:r>
     </w:p>
     <w:p>
@@ -1344,7 +1406,7 @@
           <w:sz w:val="18"/>
           <w:szCs w:val="18"/>
         </w:rPr>
-        <w:t xml:space="preserve">[数据] 存活修士：20人 | 突破：1次 | 大事件：15件</w:t>
+        <w:t xml:space="preserve">[数据] 存活修士：20人 | 大事件：10件</w:t>
       </w:r>
     </w:p>
     <w:p>
@@ -1361,7 +1423,279 @@
           <w:sz w:val="28"/>
           <w:szCs w:val="28"/>
         </w:rPr>
-        <w:t xml:space="preserve">第66月至第70月</w:t>
+        <w:t xml:space="preserve">第71月至第75月</w:t>
+      </w:r>
+    </w:p>
+    <w:p>
+      <w:pPr>
+        <w:spacing w:after="200" w:before="200"/>
+        <w:jc w:val="center"/>
+      </w:pPr>
+      <w:r>
+        <w:drawing>
+          <wp:inline distT="0" distB="0" distL="0" distR="0">
+            <wp:extent cx="3810000" cy="2667000"/>
+            <wp:effectExtent t="0" r="0" b="0" l="0"/>
+            <wp:docPr id="1" name="illustration" descr="AI生成配图" title="章节配图"/>
+            <wp:cNvGraphicFramePr>
+              <a:graphicFrameLocks xmlns:a="http://schemas.openxmlformats.org/drawingml/2006/main" noChangeAspect="1"/>
+            </wp:cNvGraphicFramePr>
+            <a:graphic xmlns:a="http://schemas.openxmlformats.org/drawingml/2006/main">
+              <a:graphicData uri="http://schemas.openxmlformats.org/drawingml/2006/picture">
+                <pic:pic xmlns:pic="http://schemas.openxmlformats.org/drawingml/2006/picture">
+                  <pic:nvPicPr>
+                    <pic:cNvPr id="0" name="" descr=""/>
+                    <pic:cNvPicPr>
+                      <a:picLocks noChangeAspect="1" noChangeArrowheads="1"/>
+                    </pic:cNvPicPr>
+                  </pic:nvPicPr>
+                  <pic:blipFill>
+                    <a:blip r:embed="rId9" cstate="none"/>
+                    <a:srcRect/>
+                    <a:stretch>
+                      <a:fillRect/>
+                    </a:stretch>
+                  </pic:blipFill>
+                  <pic:spPr bwMode="auto">
+                    <a:xfrm>
+                      <a:off x="0" y="0"/>
+                      <a:ext cx="3810000" cy="2667000"/>
+                    </a:xfrm>
+                    <a:prstGeom prst="rect">
+                      <a:avLst/>
+                    </a:prstGeom>
+                  </pic:spPr>
+                </pic:pic>
+              </a:graphicData>
+            </a:graphic>
+          </wp:inline>
+        </w:drawing>
+      </w:r>
+    </w:p>
+    <w:p>
+      <w:pPr>
+        <w:spacing w:after="60" w:before="60" w:line="360"/>
+        <w:ind w:firstLine="480"/>
+      </w:pPr>
+      <w:r>
+        <w:rPr>
+          <w:rFonts w:ascii="宋体" w:cs="宋体" w:eastAsia="宋体" w:hAnsi="宋体"/>
+          <w:sz w:val="24"/>
+          <w:szCs w:val="24"/>
+        </w:rPr>
+        <w:t xml:space="preserve">第71月，青云城上空阴云沉沉，坊市里的叫卖声依旧，却难掩暗流涌动的杀机。灵气在这片天地间浓烈如雾，嗅得出血腥，也嗅得出机遇。</w:t>
+      </w:r>
+    </w:p>
+    <w:p>
+      <w:pPr>
+        <w:spacing w:after="60" w:before="60" w:line="360"/>
+        <w:ind w:firstLine="480"/>
+      </w:pPr>
+      <w:r>
+        <w:rPr>
+          <w:rFonts w:ascii="宋体" w:cs="宋体" w:eastAsia="宋体" w:hAnsi="宋体"/>
+          <w:sz w:val="24"/>
+          <w:szCs w:val="24"/>
+        </w:rPr>
+        <w:t xml:space="preserve">与此同时，各方修士也在暗流中各自筹谋——</w:t>
+      </w:r>
+    </w:p>
+    <w:p>
+      <w:pPr>
+        <w:spacing w:after="60" w:before="60" w:line="360"/>
+        <w:ind w:firstLine="480"/>
+      </w:pPr>
+      <w:r>
+        <w:rPr>
+          <w:rFonts w:ascii="宋体" w:cs="宋体" w:eastAsia="宋体" w:hAnsi="宋体"/>
+          <w:sz w:val="24"/>
+          <w:szCs w:val="24"/>
+        </w:rPr>
+        <w:t xml:space="preserve">江湖之上，冯怒潮 练气圆满，却无筑基丹，修炼停滞！，天下局势悄然生变。</w:t>
+      </w:r>
+    </w:p>
+    <w:p>
+      <w:pPr>
+        <w:spacing w:after="60" w:before="60" w:line="360"/>
+        <w:ind w:firstLine="480"/>
+      </w:pPr>
+      <w:r>
+        <w:rPr>
+          <w:rFonts w:ascii="宋体" w:cs="宋体" w:eastAsia="宋体" w:hAnsi="宋体"/>
+          <w:sz w:val="24"/>
+          <w:szCs w:val="24"/>
+        </w:rPr>
+        <w:t xml:space="preserve">血与道，从来不曾分离。第75月的故事，暂且写到这里。</w:t>
+      </w:r>
+    </w:p>
+    <w:p>
+      <w:pPr>
+        <w:spacing w:after="200" w:before="100"/>
+        <w:jc w:val="right"/>
+      </w:pPr>
+      <w:r>
+        <w:rPr>
+          <w:rFonts w:ascii="宋体" w:cs="宋体" w:eastAsia="宋体" w:hAnsi="宋体"/>
+          <w:i/>
+          <w:iCs/>
+          <w:color w:val="888888"/>
+          <w:sz w:val="18"/>
+          <w:szCs w:val="18"/>
+        </w:rPr>
+        <w:t xml:space="preserve">[数据] 存活修士：20人 | 大事件：10件</w:t>
+      </w:r>
+    </w:p>
+    <w:p>
+      <w:pPr>
+        <w:pStyle w:val="Heading2"/>
+        <w:spacing w:after="150" w:before="300"/>
+      </w:pPr>
+      <w:r>
+        <w:rPr>
+          <w:rFonts w:ascii="宋体" w:cs="宋体" w:eastAsia="宋体" w:hAnsi="宋体"/>
+          <w:b/>
+          <w:bCs/>
+          <w:color w:val="6B3A1F"/>
+          <w:sz w:val="28"/>
+          <w:szCs w:val="28"/>
+        </w:rPr>
+        <w:t xml:space="preserve">第76月至第80月</w:t>
+      </w:r>
+    </w:p>
+    <w:p>
+      <w:pPr>
+        <w:spacing w:after="200" w:before="200"/>
+        <w:jc w:val="center"/>
+      </w:pPr>
+      <w:r>
+        <w:drawing>
+          <wp:inline distT="0" distB="0" distL="0" distR="0">
+            <wp:extent cx="3810000" cy="2667000"/>
+            <wp:effectExtent t="0" r="0" b="0" l="0"/>
+            <wp:docPr id="1" name="illustration" descr="AI生成配图" title="章节配图"/>
+            <wp:cNvGraphicFramePr>
+              <a:graphicFrameLocks xmlns:a="http://schemas.openxmlformats.org/drawingml/2006/main" noChangeAspect="1"/>
+            </wp:cNvGraphicFramePr>
+            <a:graphic xmlns:a="http://schemas.openxmlformats.org/drawingml/2006/main">
+              <a:graphicData uri="http://schemas.openxmlformats.org/drawingml/2006/picture">
+                <pic:pic xmlns:pic="http://schemas.openxmlformats.org/drawingml/2006/picture">
+                  <pic:nvPicPr>
+                    <pic:cNvPr id="0" name="" descr=""/>
+                    <pic:cNvPicPr>
+                      <a:picLocks noChangeAspect="1" noChangeArrowheads="1"/>
+                    </pic:cNvPicPr>
+                  </pic:nvPicPr>
+                  <pic:blipFill>
+                    <a:blip r:embed="rId9" cstate="none"/>
+                    <a:srcRect/>
+                    <a:stretch>
+                      <a:fillRect/>
+                    </a:stretch>
+                  </pic:blipFill>
+                  <pic:spPr bwMode="auto">
+                    <a:xfrm>
+                      <a:off x="0" y="0"/>
+                      <a:ext cx="3810000" cy="2667000"/>
+                    </a:xfrm>
+                    <a:prstGeom prst="rect">
+                      <a:avLst/>
+                    </a:prstGeom>
+                  </pic:spPr>
+                </pic:pic>
+              </a:graphicData>
+            </a:graphic>
+          </wp:inline>
+        </w:drawing>
+      </w:r>
+    </w:p>
+    <w:p>
+      <w:pPr>
+        <w:spacing w:after="60" w:before="60" w:line="360"/>
+        <w:ind w:firstLine="480"/>
+      </w:pPr>
+      <w:r>
+        <w:rPr>
+          <w:rFonts w:ascii="宋体" w:cs="宋体" w:eastAsia="宋体" w:hAnsi="宋体"/>
+          <w:sz w:val="24"/>
+          <w:szCs w:val="24"/>
+        </w:rPr>
+        <w:t xml:space="preserve">第76月，青云城上空阴云沉沉，坊市里的叫卖声依旧，却难掩暗流涌动的杀机。灵气在这片天地间浓烈如雾，嗅得出血腥，也嗅得出机遇。</w:t>
+      </w:r>
+    </w:p>
+    <w:p>
+      <w:pPr>
+        <w:spacing w:after="60" w:before="60" w:line="360"/>
+        <w:ind w:firstLine="480"/>
+      </w:pPr>
+      <w:r>
+        <w:rPr>
+          <w:rFonts w:ascii="宋体" w:cs="宋体" w:eastAsia="宋体" w:hAnsi="宋体"/>
+          <w:sz w:val="24"/>
+          <w:szCs w:val="24"/>
+        </w:rPr>
+        <w:t xml:space="preserve">与此同时，各方修士也在暗流中各自筹谋——</w:t>
+      </w:r>
+    </w:p>
+    <w:p>
+      <w:pPr>
+        <w:spacing w:after="60" w:before="60" w:line="360"/>
+        <w:ind w:firstLine="480"/>
+      </w:pPr>
+      <w:r>
+        <w:rPr>
+          <w:rFonts w:ascii="宋体" w:cs="宋体" w:eastAsia="宋体" w:hAnsi="宋体"/>
+          <w:sz w:val="24"/>
+          <w:szCs w:val="24"/>
+        </w:rPr>
+        <w:t xml:space="preserve">江湖之上，🔍 陆霜华 探索有收获。，天下局势悄然生变。</w:t>
+      </w:r>
+    </w:p>
+    <w:p>
+      <w:pPr>
+        <w:spacing w:after="60" w:before="60" w:line="360"/>
+        <w:ind w:firstLine="480"/>
+      </w:pPr>
+      <w:r>
+        <w:rPr>
+          <w:rFonts w:ascii="宋体" w:cs="宋体" w:eastAsia="宋体" w:hAnsi="宋体"/>
+          <w:sz w:val="24"/>
+          <w:szCs w:val="24"/>
+        </w:rPr>
+        <w:t xml:space="preserve">血与道，从来不曾分离。第80月的故事，暂且写到这里。</w:t>
+      </w:r>
+    </w:p>
+    <w:p>
+      <w:pPr>
+        <w:spacing w:after="200" w:before="100"/>
+        <w:jc w:val="right"/>
+      </w:pPr>
+      <w:r>
+        <w:rPr>
+          <w:rFonts w:ascii="宋体" w:cs="宋体" w:eastAsia="宋体" w:hAnsi="宋体"/>
+          <w:i/>
+          <w:iCs/>
+          <w:color w:val="888888"/>
+          <w:sz w:val="18"/>
+          <w:szCs w:val="18"/>
+        </w:rPr>
+        <w:t xml:space="preserve">[数据] 存活修士：20人 | 大事件：13件</w:t>
+      </w:r>
+    </w:p>
+    <w:p>
+      <w:pPr>
+        <w:pStyle w:val="Heading2"/>
+        <w:spacing w:after="150" w:before="300"/>
+      </w:pPr>
+      <w:r>
+        <w:rPr>
+          <w:rFonts w:ascii="宋体" w:cs="宋体" w:eastAsia="宋体" w:hAnsi="宋体"/>
+          <w:b/>
+          <w:bCs/>
+          <w:color w:val="6B3A1F"/>
+          <w:sz w:val="28"/>
+          <w:szCs w:val="28"/>
+        </w:rPr>
+        <w:t xml:space="preserve">第81月至第85月</w:t>
       </w:r>
     </w:p>
     <w:p>
@@ -1421,7 +1755,21 @@
           <w:sz w:val="24"/>
           <w:szCs w:val="24"/>
         </w:rPr>
-        <w:t xml:space="preserve">幽冥谷的磷火在第66月时格外幽蓝，腐败的灵气裹挟着死气，却也孕育着异样的契机。天地棋盘上，每一枚棋子都在悄然落位。</w:t>
+        <w:t xml:space="preserve">第81月，青云城上空阴云沉沉，坊市里的叫卖声依旧，却难掩暗流涌动的杀机。灵气在这片天地间浓烈如雾，嗅得出血腥，也嗅得出机遇。</w:t>
+      </w:r>
+    </w:p>
+    <w:p>
+      <w:pPr>
+        <w:spacing w:after="60" w:before="60" w:line="360"/>
+        <w:ind w:firstLine="480"/>
+      </w:pPr>
+      <w:r>
+        <w:rPr>
+          <w:rFonts w:ascii="宋体" w:cs="宋体" w:eastAsia="宋体" w:hAnsi="宋体"/>
+          <w:sz w:val="24"/>
+          <w:szCs w:val="24"/>
+        </w:rPr>
+        <w:t xml:space="preserve">天穹之上，隐隐有灵气漩涡凝聚，那是境界壁障破碎时才有的异象。滚滚灵压自丹田涌出，周身经脉尽皆震鸣——突破了，突破至练气十层！</w:t>
       </w:r>
     </w:p>
     <w:p>
@@ -1449,21 +1797,21 @@
           <w:sz w:val="24"/>
           <w:szCs w:val="24"/>
         </w:rPr>
-        <w:t xml:space="preserve">江湖之上，红袖添香 练气圆满，却无筑基丹，修炼停滞！，天下局势悄然生变。</w:t>
-      </w:r>
-    </w:p>
-    <w:p>
-      <w:pPr>
-        <w:spacing w:after="60" w:before="60" w:line="360"/>
-        <w:ind w:firstLine="480"/>
-      </w:pPr>
-      <w:r>
-        <w:rPr>
-          <w:rFonts w:ascii="宋体" w:cs="宋体" w:eastAsia="宋体" w:hAnsi="宋体"/>
-          <w:sz w:val="24"/>
-          <w:szCs w:val="24"/>
-        </w:rPr>
-        <w:t xml:space="preserve">第70月，苍渺大陆的天地棋盘又落下了几枚棋子。谁生谁死，谁主沉浮，尚未可知。</w:t>
+        <w:t xml:space="preserve">江湖之上，🔍 魏玄机 探索有收获。，天下局势悄然生变。</w:t>
+      </w:r>
+    </w:p>
+    <w:p>
+      <w:pPr>
+        <w:spacing w:after="60" w:before="60" w:line="360"/>
+        <w:ind w:firstLine="480"/>
+      </w:pPr>
+      <w:r>
+        <w:rPr>
+          <w:rFonts w:ascii="宋体" w:cs="宋体" w:eastAsia="宋体" w:hAnsi="宋体"/>
+          <w:sz w:val="24"/>
+          <w:szCs w:val="24"/>
+        </w:rPr>
+        <w:t xml:space="preserve">血与道，从来不曾分离。第85月的故事，暂且写到这里。</w:t>
       </w:r>
     </w:p>
     <w:p>
@@ -1480,7 +1828,7 @@
           <w:sz w:val="18"/>
           <w:szCs w:val="18"/>
         </w:rPr>
-        <w:t xml:space="preserve">[数据] 存活修士：20人 | 大事件：10件</w:t>
+        <w:t xml:space="preserve">[数据] 存活修士：20人 | 突破：1次 | 大事件：23件</w:t>
       </w:r>
     </w:p>
     <w:p>
@@ -1497,279 +1845,7 @@
           <w:sz w:val="28"/>
           <w:szCs w:val="28"/>
         </w:rPr>
-        <w:t xml:space="preserve">第71月至第75月</w:t>
-      </w:r>
-    </w:p>
-    <w:p>
-      <w:pPr>
-        <w:spacing w:after="200" w:before="200"/>
-        <w:jc w:val="center"/>
-      </w:pPr>
-      <w:r>
-        <w:drawing>
-          <wp:inline distT="0" distB="0" distL="0" distR="0">
-            <wp:extent cx="3810000" cy="2667000"/>
-            <wp:effectExtent t="0" r="0" b="0" l="0"/>
-            <wp:docPr id="1" name="illustration" descr="AI生成配图" title="章节配图"/>
-            <wp:cNvGraphicFramePr>
-              <a:graphicFrameLocks xmlns:a="http://schemas.openxmlformats.org/drawingml/2006/main" noChangeAspect="1"/>
-            </wp:cNvGraphicFramePr>
-            <a:graphic xmlns:a="http://schemas.openxmlformats.org/drawingml/2006/main">
-              <a:graphicData uri="http://schemas.openxmlformats.org/drawingml/2006/picture">
-                <pic:pic xmlns:pic="http://schemas.openxmlformats.org/drawingml/2006/picture">
-                  <pic:nvPicPr>
-                    <pic:cNvPr id="0" name="" descr=""/>
-                    <pic:cNvPicPr>
-                      <a:picLocks noChangeAspect="1" noChangeArrowheads="1"/>
-                    </pic:cNvPicPr>
-                  </pic:nvPicPr>
-                  <pic:blipFill>
-                    <a:blip r:embed="rId10" cstate="none"/>
-                    <a:srcRect/>
-                    <a:stretch>
-                      <a:fillRect/>
-                    </a:stretch>
-                  </pic:blipFill>
-                  <pic:spPr bwMode="auto">
-                    <a:xfrm>
-                      <a:off x="0" y="0"/>
-                      <a:ext cx="3810000" cy="2667000"/>
-                    </a:xfrm>
-                    <a:prstGeom prst="rect">
-                      <a:avLst/>
-                    </a:prstGeom>
-                  </pic:spPr>
-                </pic:pic>
-              </a:graphicData>
-            </a:graphic>
-          </wp:inline>
-        </w:drawing>
-      </w:r>
-    </w:p>
-    <w:p>
-      <w:pPr>
-        <w:spacing w:after="60" w:before="60" w:line="360"/>
-        <w:ind w:firstLine="480"/>
-      </w:pPr>
-      <w:r>
-        <w:rPr>
-          <w:rFonts w:ascii="宋体" w:cs="宋体" w:eastAsia="宋体" w:hAnsi="宋体"/>
-          <w:sz w:val="24"/>
-          <w:szCs w:val="24"/>
-        </w:rPr>
-        <w:t xml:space="preserve">第71月，青云城上空阴云沉沉，坊市里的叫卖声依旧，却难掩暗流涌动的杀机。灵气在这片天地间浓烈如雾，嗅得出血腥，也嗅得出机遇。</w:t>
-      </w:r>
-    </w:p>
-    <w:p>
-      <w:pPr>
-        <w:spacing w:after="60" w:before="60" w:line="360"/>
-        <w:ind w:firstLine="480"/>
-      </w:pPr>
-      <w:r>
-        <w:rPr>
-          <w:rFonts w:ascii="宋体" w:cs="宋体" w:eastAsia="宋体" w:hAnsi="宋体"/>
-          <w:sz w:val="24"/>
-          <w:szCs w:val="24"/>
-        </w:rPr>
-        <w:t xml:space="preserve">与此同时，各方修士也在暗流中各自筹谋——</w:t>
-      </w:r>
-    </w:p>
-    <w:p>
-      <w:pPr>
-        <w:spacing w:after="60" w:before="60" w:line="360"/>
-        <w:ind w:firstLine="480"/>
-      </w:pPr>
-      <w:r>
-        <w:rPr>
-          <w:rFonts w:ascii="宋体" w:cs="宋体" w:eastAsia="宋体" w:hAnsi="宋体"/>
-          <w:sz w:val="24"/>
-          <w:szCs w:val="24"/>
-        </w:rPr>
-        <w:t xml:space="preserve">江湖之上，冯怒潮 练气圆满，却无筑基丹，修炼停滞！，天下局势悄然生变。</w:t>
-      </w:r>
-    </w:p>
-    <w:p>
-      <w:pPr>
-        <w:spacing w:after="60" w:before="60" w:line="360"/>
-        <w:ind w:firstLine="480"/>
-      </w:pPr>
-      <w:r>
-        <w:rPr>
-          <w:rFonts w:ascii="宋体" w:cs="宋体" w:eastAsia="宋体" w:hAnsi="宋体"/>
-          <w:sz w:val="24"/>
-          <w:szCs w:val="24"/>
-        </w:rPr>
-        <w:t xml:space="preserve">血与道，从来不曾分离。第75月的故事，暂且写到这里。</w:t>
-      </w:r>
-    </w:p>
-    <w:p>
-      <w:pPr>
-        <w:spacing w:after="200" w:before="100"/>
-        <w:jc w:val="right"/>
-      </w:pPr>
-      <w:r>
-        <w:rPr>
-          <w:rFonts w:ascii="宋体" w:cs="宋体" w:eastAsia="宋体" w:hAnsi="宋体"/>
-          <w:i/>
-          <w:iCs/>
-          <w:color w:val="888888"/>
-          <w:sz w:val="18"/>
-          <w:szCs w:val="18"/>
-        </w:rPr>
-        <w:t xml:space="preserve">[数据] 存活修士：20人 | 大事件：10件</w:t>
-      </w:r>
-    </w:p>
-    <w:p>
-      <w:pPr>
-        <w:pStyle w:val="Heading2"/>
-        <w:spacing w:after="150" w:before="300"/>
-      </w:pPr>
-      <w:r>
-        <w:rPr>
-          <w:rFonts w:ascii="宋体" w:cs="宋体" w:eastAsia="宋体" w:hAnsi="宋体"/>
-          <w:b/>
-          <w:bCs/>
-          <w:color w:val="6B3A1F"/>
-          <w:sz w:val="28"/>
-          <w:szCs w:val="28"/>
-        </w:rPr>
-        <w:t xml:space="preserve">第76月至第80月</w:t>
-      </w:r>
-    </w:p>
-    <w:p>
-      <w:pPr>
-        <w:spacing w:after="200" w:before="200"/>
-        <w:jc w:val="center"/>
-      </w:pPr>
-      <w:r>
-        <w:drawing>
-          <wp:inline distT="0" distB="0" distL="0" distR="0">
-            <wp:extent cx="3810000" cy="2667000"/>
-            <wp:effectExtent t="0" r="0" b="0" l="0"/>
-            <wp:docPr id="1" name="illustration" descr="AI生成配图" title="章节配图"/>
-            <wp:cNvGraphicFramePr>
-              <a:graphicFrameLocks xmlns:a="http://schemas.openxmlformats.org/drawingml/2006/main" noChangeAspect="1"/>
-            </wp:cNvGraphicFramePr>
-            <a:graphic xmlns:a="http://schemas.openxmlformats.org/drawingml/2006/main">
-              <a:graphicData uri="http://schemas.openxmlformats.org/drawingml/2006/picture">
-                <pic:pic xmlns:pic="http://schemas.openxmlformats.org/drawingml/2006/picture">
-                  <pic:nvPicPr>
-                    <pic:cNvPr id="0" name="" descr=""/>
-                    <pic:cNvPicPr>
-                      <a:picLocks noChangeAspect="1" noChangeArrowheads="1"/>
-                    </pic:cNvPicPr>
-                  </pic:nvPicPr>
-                  <pic:blipFill>
-                    <a:blip r:embed="rId10" cstate="none"/>
-                    <a:srcRect/>
-                    <a:stretch>
-                      <a:fillRect/>
-                    </a:stretch>
-                  </pic:blipFill>
-                  <pic:spPr bwMode="auto">
-                    <a:xfrm>
-                      <a:off x="0" y="0"/>
-                      <a:ext cx="3810000" cy="2667000"/>
-                    </a:xfrm>
-                    <a:prstGeom prst="rect">
-                      <a:avLst/>
-                    </a:prstGeom>
-                  </pic:spPr>
-                </pic:pic>
-              </a:graphicData>
-            </a:graphic>
-          </wp:inline>
-        </w:drawing>
-      </w:r>
-    </w:p>
-    <w:p>
-      <w:pPr>
-        <w:spacing w:after="60" w:before="60" w:line="360"/>
-        <w:ind w:firstLine="480"/>
-      </w:pPr>
-      <w:r>
-        <w:rPr>
-          <w:rFonts w:ascii="宋体" w:cs="宋体" w:eastAsia="宋体" w:hAnsi="宋体"/>
-          <w:sz w:val="24"/>
-          <w:szCs w:val="24"/>
-        </w:rPr>
-        <w:t xml:space="preserve">第76月，青云城上空阴云沉沉，坊市里的叫卖声依旧，却难掩暗流涌动的杀机。灵气在这片天地间浓烈如雾，嗅得出血腥，也嗅得出机遇。</w:t>
-      </w:r>
-    </w:p>
-    <w:p>
-      <w:pPr>
-        <w:spacing w:after="60" w:before="60" w:line="360"/>
-        <w:ind w:firstLine="480"/>
-      </w:pPr>
-      <w:r>
-        <w:rPr>
-          <w:rFonts w:ascii="宋体" w:cs="宋体" w:eastAsia="宋体" w:hAnsi="宋体"/>
-          <w:sz w:val="24"/>
-          <w:szCs w:val="24"/>
-        </w:rPr>
-        <w:t xml:space="preserve">与此同时，各方修士也在暗流中各自筹谋——</w:t>
-      </w:r>
-    </w:p>
-    <w:p>
-      <w:pPr>
-        <w:spacing w:after="60" w:before="60" w:line="360"/>
-        <w:ind w:firstLine="480"/>
-      </w:pPr>
-      <w:r>
-        <w:rPr>
-          <w:rFonts w:ascii="宋体" w:cs="宋体" w:eastAsia="宋体" w:hAnsi="宋体"/>
-          <w:sz w:val="24"/>
-          <w:szCs w:val="24"/>
-        </w:rPr>
-        <w:t xml:space="preserve">江湖之上，🔍 陆霜华 探索有收获。，天下局势悄然生变。</w:t>
-      </w:r>
-    </w:p>
-    <w:p>
-      <w:pPr>
-        <w:spacing w:after="60" w:before="60" w:line="360"/>
-        <w:ind w:firstLine="480"/>
-      </w:pPr>
-      <w:r>
-        <w:rPr>
-          <w:rFonts w:ascii="宋体" w:cs="宋体" w:eastAsia="宋体" w:hAnsi="宋体"/>
-          <w:sz w:val="24"/>
-          <w:szCs w:val="24"/>
-        </w:rPr>
-        <w:t xml:space="preserve">血与道，从来不曾分离。第80月的故事，暂且写到这里。</w:t>
-      </w:r>
-    </w:p>
-    <w:p>
-      <w:pPr>
-        <w:spacing w:after="200" w:before="100"/>
-        <w:jc w:val="right"/>
-      </w:pPr>
-      <w:r>
-        <w:rPr>
-          <w:rFonts w:ascii="宋体" w:cs="宋体" w:eastAsia="宋体" w:hAnsi="宋体"/>
-          <w:i/>
-          <w:iCs/>
-          <w:color w:val="888888"/>
-          <w:sz w:val="18"/>
-          <w:szCs w:val="18"/>
-        </w:rPr>
-        <w:t xml:space="preserve">[数据] 存活修士：20人 | 大事件：13件</w:t>
-      </w:r>
-    </w:p>
-    <w:p>
-      <w:pPr>
-        <w:pStyle w:val="Heading2"/>
-        <w:spacing w:after="150" w:before="300"/>
-      </w:pPr>
-      <w:r>
-        <w:rPr>
-          <w:rFonts w:ascii="宋体" w:cs="宋体" w:eastAsia="宋体" w:hAnsi="宋体"/>
-          <w:b/>
-          <w:bCs/>
-          <w:color w:val="6B3A1F"/>
-          <w:sz w:val="28"/>
-          <w:szCs w:val="28"/>
-        </w:rPr>
-        <w:t xml:space="preserve">第81月至第85月</w:t>
+        <w:t xml:space="preserve">第86月至第90月</w:t>
       </w:r>
     </w:p>
     <w:p>
@@ -1829,21 +1905,35 @@
           <w:sz w:val="24"/>
           <w:szCs w:val="24"/>
         </w:rPr>
-        <w:t xml:space="preserve">第81月，青云城上空阴云沉沉，坊市里的叫卖声依旧，却难掩暗流涌动的杀机。灵气在这片天地间浓烈如雾，嗅得出血腥，也嗅得出机遇。</w:t>
-      </w:r>
-    </w:p>
-    <w:p>
-      <w:pPr>
-        <w:spacing w:after="60" w:before="60" w:line="360"/>
-        <w:ind w:firstLine="480"/>
-      </w:pPr>
-      <w:r>
-        <w:rPr>
-          <w:rFonts w:ascii="宋体" w:cs="宋体" w:eastAsia="宋体" w:hAnsi="宋体"/>
-          <w:sz w:val="24"/>
-          <w:szCs w:val="24"/>
-        </w:rPr>
-        <w:t xml:space="preserve">天穹之上，隐隐有灵气漩涡凝聚，那是境界壁障破碎时才有的异象。滚滚灵压自丹田涌出，周身经脉尽皆震鸣——突破了，突破至练气十层！</w:t>
+        <w:t xml:space="preserve">第86月，青云城上空阴云沉沉，坊市里的叫卖声依旧，却难掩暗流涌动的杀机。灵气在这片天地间浓烈如雾，嗅得出血腥，也嗅得出机遇。</w:t>
+      </w:r>
+    </w:p>
+    <w:p>
+      <w:pPr>
+        <w:spacing w:after="60" w:before="60" w:line="360"/>
+        <w:ind w:firstLine="480"/>
+      </w:pPr>
+      <w:r>
+        <w:rPr>
+          <w:rFonts w:ascii="宋体" w:cs="宋体" w:eastAsia="宋体" w:hAnsi="宋体"/>
+          <w:sz w:val="24"/>
+          <w:szCs w:val="24"/>
+        </w:rPr>
+        <w:t xml:space="preserve">天穹之上，隐隐有灵气漩涡凝聚，那是境界壁障破碎时才有的异象。滚滚灵压自丹田涌出，周身经脉尽皆震鸣——突破了，突破至练气六层！</w:t>
+      </w:r>
+    </w:p>
+    <w:p>
+      <w:pPr>
+        <w:spacing w:after="60" w:before="60" w:line="360"/>
+        <w:ind w:firstLine="480"/>
+      </w:pPr>
+      <w:r>
+        <w:rPr>
+          <w:rFonts w:ascii="宋体" w:cs="宋体" w:eastAsia="宋体" w:hAnsi="宋体"/>
+          <w:sz w:val="24"/>
+          <w:szCs w:val="24"/>
+        </w:rPr>
+        <w:t xml:space="preserve">天穹之上，隐隐有灵气漩涡凝聚，那是境界壁障破碎时才有的异象。滚滚灵压自丹田涌出，周身经脉尽皆震鸣——突破了，突破至【练气六层】！！</w:t>
       </w:r>
     </w:p>
     <w:p>
@@ -1871,21 +1961,21 @@
           <w:sz w:val="24"/>
           <w:szCs w:val="24"/>
         </w:rPr>
-        <w:t xml:space="preserve">江湖之上，🔍 魏玄机 探索有收获。，天下局势悄然生变。</w:t>
-      </w:r>
-    </w:p>
-    <w:p>
-      <w:pPr>
-        <w:spacing w:after="60" w:before="60" w:line="360"/>
-        <w:ind w:firstLine="480"/>
-      </w:pPr>
-      <w:r>
-        <w:rPr>
-          <w:rFonts w:ascii="宋体" w:cs="宋体" w:eastAsia="宋体" w:hAnsi="宋体"/>
-          <w:sz w:val="24"/>
-          <w:szCs w:val="24"/>
-        </w:rPr>
-        <w:t xml:space="preserve">血与道，从来不曾分离。第85月的故事，暂且写到这里。</w:t>
+        <w:t xml:space="preserve">江湖之上，冯怒潮 练气圆满，却无筑基丹，修炼停滞！，天下局势悄然生变。</w:t>
+      </w:r>
+    </w:p>
+    <w:p>
+      <w:pPr>
+        <w:spacing w:after="60" w:before="60" w:line="360"/>
+        <w:ind w:firstLine="480"/>
+      </w:pPr>
+      <w:r>
+        <w:rPr>
+          <w:rFonts w:ascii="宋体" w:cs="宋体" w:eastAsia="宋体" w:hAnsi="宋体"/>
+          <w:sz w:val="24"/>
+          <w:szCs w:val="24"/>
+        </w:rPr>
+        <w:t xml:space="preserve">当第90月的最后一缕灵气散尽，这一段因果，已然落定。</w:t>
       </w:r>
     </w:p>
     <w:p>
@@ -1902,7 +1992,7 @@
           <w:sz w:val="18"/>
           <w:szCs w:val="18"/>
         </w:rPr>
-        <w:t xml:space="preserve">[数据] 存活修士：20人 | 突破：1次 | 大事件：23件</w:t>
+        <w:t xml:space="preserve">[数据] 存活修士：20人 | 突破：1次 | 大事件：11件</w:t>
       </w:r>
     </w:p>
     <w:p>
@@ -1919,7 +2009,7 @@
           <w:sz w:val="28"/>
           <w:szCs w:val="28"/>
         </w:rPr>
-        <w:t xml:space="preserve">第86月至第90月</w:t>
+        <w:t xml:space="preserve">第91月至第95月</w:t>
       </w:r>
     </w:p>
     <w:p>
@@ -1979,35 +2069,21 @@
           <w:sz w:val="24"/>
           <w:szCs w:val="24"/>
         </w:rPr>
-        <w:t xml:space="preserve">第86月，青云城上空阴云沉沉，坊市里的叫卖声依旧，却难掩暗流涌动的杀机。灵气在这片天地间浓烈如雾，嗅得出血腥，也嗅得出机遇。</w:t>
-      </w:r>
-    </w:p>
-    <w:p>
-      <w:pPr>
-        <w:spacing w:after="60" w:before="60" w:line="360"/>
-        <w:ind w:firstLine="480"/>
-      </w:pPr>
-      <w:r>
-        <w:rPr>
-          <w:rFonts w:ascii="宋体" w:cs="宋体" w:eastAsia="宋体" w:hAnsi="宋体"/>
-          <w:sz w:val="24"/>
-          <w:szCs w:val="24"/>
-        </w:rPr>
-        <w:t xml:space="preserve">天穹之上，隐隐有灵气漩涡凝聚，那是境界壁障破碎时才有的异象。滚滚灵压自丹田涌出，周身经脉尽皆震鸣——突破了，突破至练气六层！</w:t>
-      </w:r>
-    </w:p>
-    <w:p>
-      <w:pPr>
-        <w:spacing w:after="60" w:before="60" w:line="360"/>
-        <w:ind w:firstLine="480"/>
-      </w:pPr>
-      <w:r>
-        <w:rPr>
-          <w:rFonts w:ascii="宋体" w:cs="宋体" w:eastAsia="宋体" w:hAnsi="宋体"/>
-          <w:sz w:val="24"/>
-          <w:szCs w:val="24"/>
-        </w:rPr>
-        <w:t xml:space="preserve">天穹之上，隐隐有灵气漩涡凝聚，那是境界壁障破碎时才有的异象。滚滚灵压自丹田涌出，周身经脉尽皆震鸣——突破了，突破至【练气六层】！！</w:t>
+        <w:t xml:space="preserve">灵脉荒野，第91月。地脉灵气从地缝中渗出，连空气都带着令人心悸的灵压。几道身影散落四方，各自打着自己的算盘。</w:t>
+      </w:r>
+    </w:p>
+    <w:p>
+      <w:pPr>
+        <w:spacing w:after="60" w:before="60" w:line="360"/>
+        <w:ind w:firstLine="480"/>
+      </w:pPr>
+      <w:r>
+        <w:rPr>
+          <w:rFonts w:ascii="宋体" w:cs="宋体" w:eastAsia="宋体" w:hAnsi="宋体"/>
+          <w:sz w:val="24"/>
+          <w:szCs w:val="24"/>
+        </w:rPr>
+        <w:t xml:space="preserve">天穹之上，隐隐有灵气漩涡凝聚，那是境界壁障破碎时才有的异象。滚滚灵压自丹田涌出，周身经脉尽皆震鸣——突破了，突破至练气二层！</w:t>
       </w:r>
     </w:p>
     <w:p>
@@ -2035,21 +2111,21 @@
           <w:sz w:val="24"/>
           <w:szCs w:val="24"/>
         </w:rPr>
-        <w:t xml:space="preserve">江湖之上，冯怒潮 练气圆满，却无筑基丹，修炼停滞！，天下局势悄然生变。</w:t>
-      </w:r>
-    </w:p>
-    <w:p>
-      <w:pPr>
-        <w:spacing w:after="60" w:before="60" w:line="360"/>
-        <w:ind w:firstLine="480"/>
-      </w:pPr>
-      <w:r>
-        <w:rPr>
-          <w:rFonts w:ascii="宋体" w:cs="宋体" w:eastAsia="宋体" w:hAnsi="宋体"/>
-          <w:sz w:val="24"/>
-          <w:szCs w:val="24"/>
-        </w:rPr>
-        <w:t xml:space="preserve">当第90月的最后一缕灵气散尽，这一段因果，已然落定。</w:t>
+        <w:t xml:space="preserve">江湖之上，红袖添香 练气圆满，却无筑基丹，修炼停滞！，天下局势悄然生变。</w:t>
+      </w:r>
+    </w:p>
+    <w:p>
+      <w:pPr>
+        <w:spacing w:after="60" w:before="60" w:line="360"/>
+        <w:ind w:firstLine="480"/>
+      </w:pPr>
+      <w:r>
+        <w:rPr>
+          <w:rFonts w:ascii="宋体" w:cs="宋体" w:eastAsia="宋体" w:hAnsi="宋体"/>
+          <w:sz w:val="24"/>
+          <w:szCs w:val="24"/>
+        </w:rPr>
+        <w:t xml:space="preserve">当第95月的最后一缕灵气散尽，这一段因果，已然落定。</w:t>
       </w:r>
     </w:p>
     <w:p>
@@ -2066,7 +2142,7 @@
           <w:sz w:val="18"/>
           <w:szCs w:val="18"/>
         </w:rPr>
-        <w:t xml:space="preserve">[数据] 存活修士：20人 | 突破：1次 | 大事件：11件</w:t>
+        <w:t xml:space="preserve">[数据] 存活修士：20人 | 突破：1次 | 大事件：13件</w:t>
       </w:r>
     </w:p>
     <w:p>
@@ -2083,7 +2159,7 @@
           <w:sz w:val="28"/>
           <w:szCs w:val="28"/>
         </w:rPr>
-        <w:t xml:space="preserve">第91月至第95月</w:t>
+        <w:t xml:space="preserve">第96月至第100月</w:t>
       </w:r>
     </w:p>
     <w:p>
@@ -2111,156 +2187,6 @@
                   </pic:nvPicPr>
                   <pic:blipFill>
                     <a:blip r:embed="rId13" cstate="none"/>
-                    <a:srcRect/>
-                    <a:stretch>
-                      <a:fillRect/>
-                    </a:stretch>
-                  </pic:blipFill>
-                  <pic:spPr bwMode="auto">
-                    <a:xfrm>
-                      <a:off x="0" y="0"/>
-                      <a:ext cx="3810000" cy="2667000"/>
-                    </a:xfrm>
-                    <a:prstGeom prst="rect">
-                      <a:avLst/>
-                    </a:prstGeom>
-                  </pic:spPr>
-                </pic:pic>
-              </a:graphicData>
-            </a:graphic>
-          </wp:inline>
-        </w:drawing>
-      </w:r>
-    </w:p>
-    <w:p>
-      <w:pPr>
-        <w:spacing w:after="60" w:before="60" w:line="360"/>
-        <w:ind w:firstLine="480"/>
-      </w:pPr>
-      <w:r>
-        <w:rPr>
-          <w:rFonts w:ascii="宋体" w:cs="宋体" w:eastAsia="宋体" w:hAnsi="宋体"/>
-          <w:sz w:val="24"/>
-          <w:szCs w:val="24"/>
-        </w:rPr>
-        <w:t xml:space="preserve">灵脉荒野，第91月。地脉灵气从地缝中渗出，连空气都带着令人心悸的灵压。几道身影散落四方，各自打着自己的算盘。</w:t>
-      </w:r>
-    </w:p>
-    <w:p>
-      <w:pPr>
-        <w:spacing w:after="60" w:before="60" w:line="360"/>
-        <w:ind w:firstLine="480"/>
-      </w:pPr>
-      <w:r>
-        <w:rPr>
-          <w:rFonts w:ascii="宋体" w:cs="宋体" w:eastAsia="宋体" w:hAnsi="宋体"/>
-          <w:sz w:val="24"/>
-          <w:szCs w:val="24"/>
-        </w:rPr>
-        <w:t xml:space="preserve">天穹之上，隐隐有灵气漩涡凝聚，那是境界壁障破碎时才有的异象。滚滚灵压自丹田涌出，周身经脉尽皆震鸣——突破了，突破至练气二层！</w:t>
-      </w:r>
-    </w:p>
-    <w:p>
-      <w:pPr>
-        <w:spacing w:after="60" w:before="60" w:line="360"/>
-        <w:ind w:firstLine="480"/>
-      </w:pPr>
-      <w:r>
-        <w:rPr>
-          <w:rFonts w:ascii="宋体" w:cs="宋体" w:eastAsia="宋体" w:hAnsi="宋体"/>
-          <w:sz w:val="24"/>
-          <w:szCs w:val="24"/>
-        </w:rPr>
-        <w:t xml:space="preserve">与此同时，各方修士也在暗流中各自筹谋——</w:t>
-      </w:r>
-    </w:p>
-    <w:p>
-      <w:pPr>
-        <w:spacing w:after="60" w:before="60" w:line="360"/>
-        <w:ind w:firstLine="480"/>
-      </w:pPr>
-      <w:r>
-        <w:rPr>
-          <w:rFonts w:ascii="宋体" w:cs="宋体" w:eastAsia="宋体" w:hAnsi="宋体"/>
-          <w:sz w:val="24"/>
-          <w:szCs w:val="24"/>
-        </w:rPr>
-        <w:t xml:space="preserve">江湖之上，红袖添香 练气圆满，却无筑基丹，修炼停滞！，天下局势悄然生变。</w:t>
-      </w:r>
-    </w:p>
-    <w:p>
-      <w:pPr>
-        <w:spacing w:after="60" w:before="60" w:line="360"/>
-        <w:ind w:firstLine="480"/>
-      </w:pPr>
-      <w:r>
-        <w:rPr>
-          <w:rFonts w:ascii="宋体" w:cs="宋体" w:eastAsia="宋体" w:hAnsi="宋体"/>
-          <w:sz w:val="24"/>
-          <w:szCs w:val="24"/>
-        </w:rPr>
-        <w:t xml:space="preserve">当第95月的最后一缕灵气散尽，这一段因果，已然落定。</w:t>
-      </w:r>
-    </w:p>
-    <w:p>
-      <w:pPr>
-        <w:spacing w:after="200" w:before="100"/>
-        <w:jc w:val="right"/>
-      </w:pPr>
-      <w:r>
-        <w:rPr>
-          <w:rFonts w:ascii="宋体" w:cs="宋体" w:eastAsia="宋体" w:hAnsi="宋体"/>
-          <w:i/>
-          <w:iCs/>
-          <w:color w:val="888888"/>
-          <w:sz w:val="18"/>
-          <w:szCs w:val="18"/>
-        </w:rPr>
-        <w:t xml:space="preserve">[数据] 存活修士：20人 | 突破：1次 | 大事件：13件</w:t>
-      </w:r>
-    </w:p>
-    <w:p>
-      <w:pPr>
-        <w:pStyle w:val="Heading2"/>
-        <w:spacing w:after="150" w:before="300"/>
-      </w:pPr>
-      <w:r>
-        <w:rPr>
-          <w:rFonts w:ascii="宋体" w:cs="宋体" w:eastAsia="宋体" w:hAnsi="宋体"/>
-          <w:b/>
-          <w:bCs/>
-          <w:color w:val="6B3A1F"/>
-          <w:sz w:val="28"/>
-          <w:szCs w:val="28"/>
-        </w:rPr>
-        <w:t xml:space="preserve">第96月至第100月</w:t>
-      </w:r>
-    </w:p>
-    <w:p>
-      <w:pPr>
-        <w:spacing w:after="200" w:before="200"/>
-        <w:jc w:val="center"/>
-      </w:pPr>
-      <w:r>
-        <w:drawing>
-          <wp:inline distT="0" distB="0" distL="0" distR="0">
-            <wp:extent cx="3810000" cy="2667000"/>
-            <wp:effectExtent t="0" r="0" b="0" l="0"/>
-            <wp:docPr id="1" name="illustration" descr="AI生成配图" title="章节配图"/>
-            <wp:cNvGraphicFramePr>
-              <a:graphicFrameLocks xmlns:a="http://schemas.openxmlformats.org/drawingml/2006/main" noChangeAspect="1"/>
-            </wp:cNvGraphicFramePr>
-            <a:graphic xmlns:a="http://schemas.openxmlformats.org/drawingml/2006/main">
-              <a:graphicData uri="http://schemas.openxmlformats.org/drawingml/2006/picture">
-                <pic:pic xmlns:pic="http://schemas.openxmlformats.org/drawingml/2006/picture">
-                  <pic:nvPicPr>
-                    <pic:cNvPr id="0" name="" descr=""/>
-                    <pic:cNvPicPr>
-                      <a:picLocks noChangeAspect="1" noChangeArrowheads="1"/>
-                    </pic:cNvPicPr>
-                  </pic:nvPicPr>
-                  <pic:blipFill>
-                    <a:blip r:embed="rId14" cstate="none"/>
                     <a:srcRect/>
                     <a:stretch>
                       <a:fillRect/>

--- a/xianxia_story.docx
+++ b/xianxia_story.docx
@@ -1292,52 +1292,6 @@
     </w:p>
     <w:p>
       <w:pPr>
-        <w:spacing w:after="200" w:before="200"/>
-        <w:jc w:val="center"/>
-      </w:pPr>
-      <w:r>
-        <w:drawing>
-          <wp:inline distT="0" distB="0" distL="0" distR="0">
-            <wp:extent cx="3810000" cy="2667000"/>
-            <wp:effectExtent t="0" r="0" b="0" l="0"/>
-            <wp:docPr id="1" name="illustration" descr="AI生成配图" title="章节配图"/>
-            <wp:cNvGraphicFramePr>
-              <a:graphicFrameLocks xmlns:a="http://schemas.openxmlformats.org/drawingml/2006/main" noChangeAspect="1"/>
-            </wp:cNvGraphicFramePr>
-            <a:graphic xmlns:a="http://schemas.openxmlformats.org/drawingml/2006/main">
-              <a:graphicData uri="http://schemas.openxmlformats.org/drawingml/2006/picture">
-                <pic:pic xmlns:pic="http://schemas.openxmlformats.org/drawingml/2006/picture">
-                  <pic:nvPicPr>
-                    <pic:cNvPr id="0" name="" descr=""/>
-                    <pic:cNvPicPr>
-                      <a:picLocks noChangeAspect="1" noChangeArrowheads="1"/>
-                    </pic:cNvPicPr>
-                  </pic:nvPicPr>
-                  <pic:blipFill>
-                    <a:blip r:embed="rId9" cstate="none"/>
-                    <a:srcRect/>
-                    <a:stretch>
-                      <a:fillRect/>
-                    </a:stretch>
-                  </pic:blipFill>
-                  <pic:spPr bwMode="auto">
-                    <a:xfrm>
-                      <a:off x="0" y="0"/>
-                      <a:ext cx="3810000" cy="2667000"/>
-                    </a:xfrm>
-                    <a:prstGeom prst="rect">
-                      <a:avLst/>
-                    </a:prstGeom>
-                  </pic:spPr>
-                </pic:pic>
-              </a:graphicData>
-            </a:graphic>
-          </wp:inline>
-        </w:drawing>
-      </w:r>
-    </w:p>
-    <w:p>
-      <w:pPr>
         <w:spacing w:after="60" w:before="60" w:line="360"/>
         <w:ind w:firstLine="480"/>
       </w:pPr>
@@ -1361,6 +1315,20 @@
           <w:sz w:val="24"/>
           <w:szCs w:val="24"/>
         </w:rPr>
+        <w:t xml:space="preserve">突破的那一刻，天地间仿佛静止了。丹田深处，一道桎梏轰然崩碎，磅礴的灵力如决堤洪流喷薄而出——练气十二层，终于踏上了新的境界。</w:t>
+      </w:r>
+    </w:p>
+    <w:p>
+      <w:pPr>
+        <w:spacing w:after="60" w:before="60" w:line="360"/>
+        <w:ind w:firstLine="480"/>
+      </w:pPr>
+      <w:r>
+        <w:rPr>
+          <w:rFonts w:ascii="宋体" w:cs="宋体" w:eastAsia="宋体" w:hAnsi="宋体"/>
+          <w:sz w:val="24"/>
+          <w:szCs w:val="24"/>
+        </w:rPr>
         <w:t xml:space="preserve">与此同时，各方修士也在暗流中各自筹谋——</w:t>
       </w:r>
     </w:p>
@@ -1375,7 +1343,7 @@
           <w:sz w:val="24"/>
           <w:szCs w:val="24"/>
         </w:rPr>
-        <w:t xml:space="preserve">江湖之上，红袖添香 练气圆满，却无筑基丹，修炼停滞！，天下局势悄然生变。</w:t>
+        <w:t xml:space="preserve">江湖之上，冯怒潮 练气圆满，却无筑基丹，修炼停滞！，天下局势悄然生变。</w:t>
       </w:r>
     </w:p>
     <w:p>
@@ -1406,7 +1374,7 @@
           <w:sz w:val="18"/>
           <w:szCs w:val="18"/>
         </w:rPr>
-        <w:t xml:space="preserve">[数据] 存活修士：20人 | 大事件：10件</w:t>
+        <w:t xml:space="preserve">[数据] 存活修士：20人 | 突破：1次 | 大事件：15件</w:t>
       </w:r>
     </w:p>
     <w:p>

--- a/xianxia_story.docx
+++ b/xianxia_story.docx
@@ -1396,52 +1396,6 @@
     </w:p>
     <w:p>
       <w:pPr>
-        <w:spacing w:after="200" w:before="200"/>
-        <w:jc w:val="center"/>
-      </w:pPr>
-      <w:r>
-        <w:drawing>
-          <wp:inline distT="0" distB="0" distL="0" distR="0">
-            <wp:extent cx="3810000" cy="2667000"/>
-            <wp:effectExtent t="0" r="0" b="0" l="0"/>
-            <wp:docPr id="1" name="illustration" descr="AI生成配图" title="章节配图"/>
-            <wp:cNvGraphicFramePr>
-              <a:graphicFrameLocks xmlns:a="http://schemas.openxmlformats.org/drawingml/2006/main" noChangeAspect="1"/>
-            </wp:cNvGraphicFramePr>
-            <a:graphic xmlns:a="http://schemas.openxmlformats.org/drawingml/2006/main">
-              <a:graphicData uri="http://schemas.openxmlformats.org/drawingml/2006/picture">
-                <pic:pic xmlns:pic="http://schemas.openxmlformats.org/drawingml/2006/picture">
-                  <pic:nvPicPr>
-                    <pic:cNvPr id="0" name="" descr=""/>
-                    <pic:cNvPicPr>
-                      <a:picLocks noChangeAspect="1" noChangeArrowheads="1"/>
-                    </pic:cNvPicPr>
-                  </pic:nvPicPr>
-                  <pic:blipFill>
-                    <a:blip r:embed="rId9" cstate="none"/>
-                    <a:srcRect/>
-                    <a:stretch>
-                      <a:fillRect/>
-                    </a:stretch>
-                  </pic:blipFill>
-                  <pic:spPr bwMode="auto">
-                    <a:xfrm>
-                      <a:off x="0" y="0"/>
-                      <a:ext cx="3810000" cy="2667000"/>
-                    </a:xfrm>
-                    <a:prstGeom prst="rect">
-                      <a:avLst/>
-                    </a:prstGeom>
-                  </pic:spPr>
-                </pic:pic>
-              </a:graphicData>
-            </a:graphic>
-          </wp:inline>
-        </w:drawing>
-      </w:r>
-    </w:p>
-    <w:p>
-      <w:pPr>
         <w:spacing w:after="60" w:before="60" w:line="360"/>
         <w:ind w:firstLine="480"/>
       </w:pPr>
@@ -1452,6 +1406,20 @@
           <w:szCs w:val="24"/>
         </w:rPr>
         <w:t xml:space="preserve">第71月，青云城上空阴云沉沉，坊市里的叫卖声依旧，却难掩暗流涌动的杀机。灵气在这片天地间浓烈如雾，嗅得出血腥，也嗅得出机遇。</w:t>
+      </w:r>
+    </w:p>
+    <w:p>
+      <w:pPr>
+        <w:spacing w:after="60" w:before="60" w:line="360"/>
+        <w:ind w:firstLine="480"/>
+      </w:pPr>
+      <w:r>
+        <w:rPr>
+          <w:rFonts w:ascii="宋体" w:cs="宋体" w:eastAsia="宋体" w:hAnsi="宋体"/>
+          <w:sz w:val="24"/>
+          <w:szCs w:val="24"/>
+        </w:rPr>
+        <w:t xml:space="preserve">天穹之上，隐隐有灵气漩涡凝聚，那是境界壁障破碎时才有的异象。滚滚灵压自丹田涌出，周身经脉尽皆震鸣——突破了，突破至练气七层！</w:t>
       </w:r>
     </w:p>
     <w:p>
@@ -1510,7 +1478,7 @@
           <w:sz w:val="18"/>
           <w:szCs w:val="18"/>
         </w:rPr>
-        <w:t xml:space="preserve">[数据] 存活修士：20人 | 大事件：10件</w:t>
+        <w:t xml:space="preserve">[数据] 存活修士：20人 | 突破：1次 | 大事件：15件</w:t>
       </w:r>
     </w:p>
     <w:p>

--- a/xianxia_story.docx
+++ b/xianxia_story.docx
@@ -1496,6 +1496,110 @@
           <w:szCs w:val="28"/>
         </w:rPr>
         <w:t xml:space="preserve">第76月至第80月</w:t>
+      </w:r>
+    </w:p>
+    <w:p>
+      <w:pPr>
+        <w:spacing w:after="60" w:before="60" w:line="360"/>
+        <w:ind w:firstLine="480"/>
+      </w:pPr>
+      <w:r>
+        <w:rPr>
+          <w:rFonts w:ascii="宋体" w:cs="宋体" w:eastAsia="宋体" w:hAnsi="宋体"/>
+          <w:sz w:val="24"/>
+          <w:szCs w:val="24"/>
+        </w:rPr>
+        <w:t xml:space="preserve">第76月，青云城上空阴云沉沉，坊市里的叫卖声依旧，却难掩暗流涌动的杀机。灵气在这片天地间浓烈如雾，嗅得出血腥，也嗅得出机遇。</w:t>
+      </w:r>
+    </w:p>
+    <w:p>
+      <w:pPr>
+        <w:spacing w:after="60" w:before="60" w:line="360"/>
+        <w:ind w:firstLine="480"/>
+      </w:pPr>
+      <w:r>
+        <w:rPr>
+          <w:rFonts w:ascii="宋体" w:cs="宋体" w:eastAsia="宋体" w:hAnsi="宋体"/>
+          <w:sz w:val="24"/>
+          <w:szCs w:val="24"/>
+        </w:rPr>
+        <w:t xml:space="preserve">天穹之上，隐隐有灵气漩涡凝聚，那是境界壁障破碎时才有的异象。滚滚灵压自丹田涌出，周身经脉尽皆震鸣——突破了，突破至练气九层！</w:t>
+      </w:r>
+    </w:p>
+    <w:p>
+      <w:pPr>
+        <w:spacing w:after="60" w:before="60" w:line="360"/>
+        <w:ind w:firstLine="480"/>
+      </w:pPr>
+      <w:r>
+        <w:rPr>
+          <w:rFonts w:ascii="宋体" w:cs="宋体" w:eastAsia="宋体" w:hAnsi="宋体"/>
+          <w:sz w:val="24"/>
+          <w:szCs w:val="24"/>
+        </w:rPr>
+        <w:t xml:space="preserve">与此同时，各方修士也在暗流中各自筹谋——</w:t>
+      </w:r>
+    </w:p>
+    <w:p>
+      <w:pPr>
+        <w:spacing w:after="60" w:before="60" w:line="360"/>
+        <w:ind w:firstLine="480"/>
+      </w:pPr>
+      <w:r>
+        <w:rPr>
+          <w:rFonts w:ascii="宋体" w:cs="宋体" w:eastAsia="宋体" w:hAnsi="宋体"/>
+          <w:sz w:val="24"/>
+          <w:szCs w:val="24"/>
+        </w:rPr>
+        <w:t xml:space="preserve">江湖之上，红袖添香 练气圆满，却无筑基丹，修炼停滞！，天下局势悄然生变。</w:t>
+      </w:r>
+    </w:p>
+    <w:p>
+      <w:pPr>
+        <w:spacing w:after="60" w:before="60" w:line="360"/>
+        <w:ind w:firstLine="480"/>
+      </w:pPr>
+      <w:r>
+        <w:rPr>
+          <w:rFonts w:ascii="宋体" w:cs="宋体" w:eastAsia="宋体" w:hAnsi="宋体"/>
+          <w:sz w:val="24"/>
+          <w:szCs w:val="24"/>
+        </w:rPr>
+        <w:t xml:space="preserve">血与道，从来不曾分离。第80月的故事，暂且写到这里。</w:t>
+      </w:r>
+    </w:p>
+    <w:p>
+      <w:pPr>
+        <w:spacing w:after="200" w:before="100"/>
+        <w:jc w:val="right"/>
+      </w:pPr>
+      <w:r>
+        <w:rPr>
+          <w:rFonts w:ascii="宋体" w:cs="宋体" w:eastAsia="宋体" w:hAnsi="宋体"/>
+          <w:i/>
+          <w:iCs/>
+          <w:color w:val="888888"/>
+          <w:sz w:val="18"/>
+          <w:szCs w:val="18"/>
+        </w:rPr>
+        <w:t xml:space="preserve">[数据] 存活修士：20人 | 突破：1次 | 大事件：18件</w:t>
+      </w:r>
+    </w:p>
+    <w:p>
+      <w:pPr>
+        <w:pStyle w:val="Heading2"/>
+        <w:spacing w:after="150" w:before="300"/>
+      </w:pPr>
+      <w:r>
+        <w:rPr>
+          <w:rFonts w:ascii="宋体" w:cs="宋体" w:eastAsia="宋体" w:hAnsi="宋体"/>
+          <w:b/>
+          <w:bCs/>
+          <w:color w:val="6B3A1F"/>
+          <w:sz w:val="28"/>
+          <w:szCs w:val="28"/>
+        </w:rPr>
+        <w:t xml:space="preserve">第81月至第85月</w:t>
       </w:r>
     </w:p>
     <w:p>
@@ -1555,7 +1659,21 @@
           <w:sz w:val="24"/>
           <w:szCs w:val="24"/>
         </w:rPr>
-        <w:t xml:space="preserve">第76月，青云城上空阴云沉沉，坊市里的叫卖声依旧，却难掩暗流涌动的杀机。灵气在这片天地间浓烈如雾，嗅得出血腥，也嗅得出机遇。</w:t>
+        <w:t xml:space="preserve">第81月，青云城上空阴云沉沉，坊市里的叫卖声依旧，却难掩暗流涌动的杀机。灵气在这片天地间浓烈如雾，嗅得出血腥，也嗅得出机遇。</w:t>
+      </w:r>
+    </w:p>
+    <w:p>
+      <w:pPr>
+        <w:spacing w:after="60" w:before="60" w:line="360"/>
+        <w:ind w:firstLine="480"/>
+      </w:pPr>
+      <w:r>
+        <w:rPr>
+          <w:rFonts w:ascii="宋体" w:cs="宋体" w:eastAsia="宋体" w:hAnsi="宋体"/>
+          <w:sz w:val="24"/>
+          <w:szCs w:val="24"/>
+        </w:rPr>
+        <w:t xml:space="preserve">天穹之上，隐隐有灵气漩涡凝聚，那是境界壁障破碎时才有的异象。滚滚灵压自丹田涌出，周身经脉尽皆震鸣——突破了，突破至练气十层！</w:t>
       </w:r>
     </w:p>
     <w:p>
@@ -1583,21 +1701,21 @@
           <w:sz w:val="24"/>
           <w:szCs w:val="24"/>
         </w:rPr>
-        <w:t xml:space="preserve">江湖之上，🔍 陆霜华 探索有收获。，天下局势悄然生变。</w:t>
-      </w:r>
-    </w:p>
-    <w:p>
-      <w:pPr>
-        <w:spacing w:after="60" w:before="60" w:line="360"/>
-        <w:ind w:firstLine="480"/>
-      </w:pPr>
-      <w:r>
-        <w:rPr>
-          <w:rFonts w:ascii="宋体" w:cs="宋体" w:eastAsia="宋体" w:hAnsi="宋体"/>
-          <w:sz w:val="24"/>
-          <w:szCs w:val="24"/>
-        </w:rPr>
-        <w:t xml:space="preserve">血与道，从来不曾分离。第80月的故事，暂且写到这里。</w:t>
+        <w:t xml:space="preserve">江湖之上，🔍 魏玄机 探索有收获。，天下局势悄然生变。</w:t>
+      </w:r>
+    </w:p>
+    <w:p>
+      <w:pPr>
+        <w:spacing w:after="60" w:before="60" w:line="360"/>
+        <w:ind w:firstLine="480"/>
+      </w:pPr>
+      <w:r>
+        <w:rPr>
+          <w:rFonts w:ascii="宋体" w:cs="宋体" w:eastAsia="宋体" w:hAnsi="宋体"/>
+          <w:sz w:val="24"/>
+          <w:szCs w:val="24"/>
+        </w:rPr>
+        <w:t xml:space="preserve">血与道，从来不曾分离。第85月的故事，暂且写到这里。</w:t>
       </w:r>
     </w:p>
     <w:p>
@@ -1614,7 +1732,7 @@
           <w:sz w:val="18"/>
           <w:szCs w:val="18"/>
         </w:rPr>
-        <w:t xml:space="preserve">[数据] 存活修士：20人 | 大事件：13件</w:t>
+        <w:t xml:space="preserve">[数据] 存活修士：20人 | 突破：1次 | 大事件：23件</w:t>
       </w:r>
     </w:p>
     <w:p>
@@ -1631,7 +1749,7 @@
           <w:sz w:val="28"/>
           <w:szCs w:val="28"/>
         </w:rPr>
-        <w:t xml:space="preserve">第81月至第85月</w:t>
+        <w:t xml:space="preserve">第86月至第90月</w:t>
       </w:r>
     </w:p>
     <w:p>
@@ -1691,21 +1809,35 @@
           <w:sz w:val="24"/>
           <w:szCs w:val="24"/>
         </w:rPr>
-        <w:t xml:space="preserve">第81月，青云城上空阴云沉沉，坊市里的叫卖声依旧，却难掩暗流涌动的杀机。灵气在这片天地间浓烈如雾，嗅得出血腥，也嗅得出机遇。</w:t>
-      </w:r>
-    </w:p>
-    <w:p>
-      <w:pPr>
-        <w:spacing w:after="60" w:before="60" w:line="360"/>
-        <w:ind w:firstLine="480"/>
-      </w:pPr>
-      <w:r>
-        <w:rPr>
-          <w:rFonts w:ascii="宋体" w:cs="宋体" w:eastAsia="宋体" w:hAnsi="宋体"/>
-          <w:sz w:val="24"/>
-          <w:szCs w:val="24"/>
-        </w:rPr>
-        <w:t xml:space="preserve">天穹之上，隐隐有灵气漩涡凝聚，那是境界壁障破碎时才有的异象。滚滚灵压自丹田涌出，周身经脉尽皆震鸣——突破了，突破至练气十层！</w:t>
+        <w:t xml:space="preserve">第86月，青云城上空阴云沉沉，坊市里的叫卖声依旧，却难掩暗流涌动的杀机。灵气在这片天地间浓烈如雾，嗅得出血腥，也嗅得出机遇。</w:t>
+      </w:r>
+    </w:p>
+    <w:p>
+      <w:pPr>
+        <w:spacing w:after="60" w:before="60" w:line="360"/>
+        <w:ind w:firstLine="480"/>
+      </w:pPr>
+      <w:r>
+        <w:rPr>
+          <w:rFonts w:ascii="宋体" w:cs="宋体" w:eastAsia="宋体" w:hAnsi="宋体"/>
+          <w:sz w:val="24"/>
+          <w:szCs w:val="24"/>
+        </w:rPr>
+        <w:t xml:space="preserve">天穹之上，隐隐有灵气漩涡凝聚，那是境界壁障破碎时才有的异象。滚滚灵压自丹田涌出，周身经脉尽皆震鸣——突破了，突破至练气六层！</w:t>
+      </w:r>
+    </w:p>
+    <w:p>
+      <w:pPr>
+        <w:spacing w:after="60" w:before="60" w:line="360"/>
+        <w:ind w:firstLine="480"/>
+      </w:pPr>
+      <w:r>
+        <w:rPr>
+          <w:rFonts w:ascii="宋体" w:cs="宋体" w:eastAsia="宋体" w:hAnsi="宋体"/>
+          <w:sz w:val="24"/>
+          <w:szCs w:val="24"/>
+        </w:rPr>
+        <w:t xml:space="preserve">天穹之上，隐隐有灵气漩涡凝聚，那是境界壁障破碎时才有的异象。滚滚灵压自丹田涌出，周身经脉尽皆震鸣——突破了，突破至【练气六层】！！</w:t>
       </w:r>
     </w:p>
     <w:p>
@@ -1733,21 +1865,21 @@
           <w:sz w:val="24"/>
           <w:szCs w:val="24"/>
         </w:rPr>
-        <w:t xml:space="preserve">江湖之上，🔍 魏玄机 探索有收获。，天下局势悄然生变。</w:t>
-      </w:r>
-    </w:p>
-    <w:p>
-      <w:pPr>
-        <w:spacing w:after="60" w:before="60" w:line="360"/>
-        <w:ind w:firstLine="480"/>
-      </w:pPr>
-      <w:r>
-        <w:rPr>
-          <w:rFonts w:ascii="宋体" w:cs="宋体" w:eastAsia="宋体" w:hAnsi="宋体"/>
-          <w:sz w:val="24"/>
-          <w:szCs w:val="24"/>
-        </w:rPr>
-        <w:t xml:space="preserve">血与道，从来不曾分离。第85月的故事，暂且写到这里。</w:t>
+        <w:t xml:space="preserve">江湖之上，冯怒潮 练气圆满，却无筑基丹，修炼停滞！，天下局势悄然生变。</w:t>
+      </w:r>
+    </w:p>
+    <w:p>
+      <w:pPr>
+        <w:spacing w:after="60" w:before="60" w:line="360"/>
+        <w:ind w:firstLine="480"/>
+      </w:pPr>
+      <w:r>
+        <w:rPr>
+          <w:rFonts w:ascii="宋体" w:cs="宋体" w:eastAsia="宋体" w:hAnsi="宋体"/>
+          <w:sz w:val="24"/>
+          <w:szCs w:val="24"/>
+        </w:rPr>
+        <w:t xml:space="preserve">当第90月的最后一缕灵气散尽，这一段因果，已然落定。</w:t>
       </w:r>
     </w:p>
     <w:p>
@@ -1764,7 +1896,7 @@
           <w:sz w:val="18"/>
           <w:szCs w:val="18"/>
         </w:rPr>
-        <w:t xml:space="preserve">[数据] 存活修士：20人 | 突破：1次 | 大事件：23件</w:t>
+        <w:t xml:space="preserve">[数据] 存活修士：20人 | 突破：1次 | 大事件：11件</w:t>
       </w:r>
     </w:p>
     <w:p>
@@ -1781,7 +1913,7 @@
           <w:sz w:val="28"/>
           <w:szCs w:val="28"/>
         </w:rPr>
-        <w:t xml:space="preserve">第86月至第90月</w:t>
+        <w:t xml:space="preserve">第91月至第95月</w:t>
       </w:r>
     </w:p>
     <w:p>
@@ -1841,35 +1973,21 @@
           <w:sz w:val="24"/>
           <w:szCs w:val="24"/>
         </w:rPr>
-        <w:t xml:space="preserve">第86月，青云城上空阴云沉沉，坊市里的叫卖声依旧，却难掩暗流涌动的杀机。灵气在这片天地间浓烈如雾，嗅得出血腥，也嗅得出机遇。</w:t>
-      </w:r>
-    </w:p>
-    <w:p>
-      <w:pPr>
-        <w:spacing w:after="60" w:before="60" w:line="360"/>
-        <w:ind w:firstLine="480"/>
-      </w:pPr>
-      <w:r>
-        <w:rPr>
-          <w:rFonts w:ascii="宋体" w:cs="宋体" w:eastAsia="宋体" w:hAnsi="宋体"/>
-          <w:sz w:val="24"/>
-          <w:szCs w:val="24"/>
-        </w:rPr>
-        <w:t xml:space="preserve">天穹之上，隐隐有灵气漩涡凝聚，那是境界壁障破碎时才有的异象。滚滚灵压自丹田涌出，周身经脉尽皆震鸣——突破了，突破至练气六层！</w:t>
-      </w:r>
-    </w:p>
-    <w:p>
-      <w:pPr>
-        <w:spacing w:after="60" w:before="60" w:line="360"/>
-        <w:ind w:firstLine="480"/>
-      </w:pPr>
-      <w:r>
-        <w:rPr>
-          <w:rFonts w:ascii="宋体" w:cs="宋体" w:eastAsia="宋体" w:hAnsi="宋体"/>
-          <w:sz w:val="24"/>
-          <w:szCs w:val="24"/>
-        </w:rPr>
-        <w:t xml:space="preserve">天穹之上，隐隐有灵气漩涡凝聚，那是境界壁障破碎时才有的异象。滚滚灵压自丹田涌出，周身经脉尽皆震鸣——突破了，突破至【练气六层】！！</w:t>
+        <w:t xml:space="preserve">灵脉荒野，第91月。地脉灵气从地缝中渗出，连空气都带着令人心悸的灵压。几道身影散落四方，各自打着自己的算盘。</w:t>
+      </w:r>
+    </w:p>
+    <w:p>
+      <w:pPr>
+        <w:spacing w:after="60" w:before="60" w:line="360"/>
+        <w:ind w:firstLine="480"/>
+      </w:pPr>
+      <w:r>
+        <w:rPr>
+          <w:rFonts w:ascii="宋体" w:cs="宋体" w:eastAsia="宋体" w:hAnsi="宋体"/>
+          <w:sz w:val="24"/>
+          <w:szCs w:val="24"/>
+        </w:rPr>
+        <w:t xml:space="preserve">天穹之上，隐隐有灵气漩涡凝聚，那是境界壁障破碎时才有的异象。滚滚灵压自丹田涌出，周身经脉尽皆震鸣——突破了，突破至练气二层！</w:t>
       </w:r>
     </w:p>
     <w:p>
@@ -1897,21 +2015,21 @@
           <w:sz w:val="24"/>
           <w:szCs w:val="24"/>
         </w:rPr>
-        <w:t xml:space="preserve">江湖之上，冯怒潮 练气圆满，却无筑基丹，修炼停滞！，天下局势悄然生变。</w:t>
-      </w:r>
-    </w:p>
-    <w:p>
-      <w:pPr>
-        <w:spacing w:after="60" w:before="60" w:line="360"/>
-        <w:ind w:firstLine="480"/>
-      </w:pPr>
-      <w:r>
-        <w:rPr>
-          <w:rFonts w:ascii="宋体" w:cs="宋体" w:eastAsia="宋体" w:hAnsi="宋体"/>
-          <w:sz w:val="24"/>
-          <w:szCs w:val="24"/>
-        </w:rPr>
-        <w:t xml:space="preserve">当第90月的最后一缕灵气散尽，这一段因果，已然落定。</w:t>
+        <w:t xml:space="preserve">江湖之上，红袖添香 练气圆满，却无筑基丹，修炼停滞！，天下局势悄然生变。</w:t>
+      </w:r>
+    </w:p>
+    <w:p>
+      <w:pPr>
+        <w:spacing w:after="60" w:before="60" w:line="360"/>
+        <w:ind w:firstLine="480"/>
+      </w:pPr>
+      <w:r>
+        <w:rPr>
+          <w:rFonts w:ascii="宋体" w:cs="宋体" w:eastAsia="宋体" w:hAnsi="宋体"/>
+          <w:sz w:val="24"/>
+          <w:szCs w:val="24"/>
+        </w:rPr>
+        <w:t xml:space="preserve">当第95月的最后一缕灵气散尽，这一段因果，已然落定。</w:t>
       </w:r>
     </w:p>
     <w:p>
@@ -1928,7 +2046,7 @@
           <w:sz w:val="18"/>
           <w:szCs w:val="18"/>
         </w:rPr>
-        <w:t xml:space="preserve">[数据] 存活修士：20人 | 突破：1次 | 大事件：11件</w:t>
+        <w:t xml:space="preserve">[数据] 存活修士：20人 | 突破：1次 | 大事件：13件</w:t>
       </w:r>
     </w:p>
     <w:p>
@@ -1945,7 +2063,7 @@
           <w:sz w:val="28"/>
           <w:szCs w:val="28"/>
         </w:rPr>
-        <w:t xml:space="preserve">第91月至第95月</w:t>
+        <w:t xml:space="preserve">第96月至第100月</w:t>
       </w:r>
     </w:p>
     <w:p>
@@ -1973,156 +2091,6 @@
                   </pic:nvPicPr>
                   <pic:blipFill>
                     <a:blip r:embed="rId12" cstate="none"/>
-                    <a:srcRect/>
-                    <a:stretch>
-                      <a:fillRect/>
-                    </a:stretch>
-                  </pic:blipFill>
-                  <pic:spPr bwMode="auto">
-                    <a:xfrm>
-                      <a:off x="0" y="0"/>
-                      <a:ext cx="3810000" cy="2667000"/>
-                    </a:xfrm>
-                    <a:prstGeom prst="rect">
-                      <a:avLst/>
-                    </a:prstGeom>
-                  </pic:spPr>
-                </pic:pic>
-              </a:graphicData>
-            </a:graphic>
-          </wp:inline>
-        </w:drawing>
-      </w:r>
-    </w:p>
-    <w:p>
-      <w:pPr>
-        <w:spacing w:after="60" w:before="60" w:line="360"/>
-        <w:ind w:firstLine="480"/>
-      </w:pPr>
-      <w:r>
-        <w:rPr>
-          <w:rFonts w:ascii="宋体" w:cs="宋体" w:eastAsia="宋体" w:hAnsi="宋体"/>
-          <w:sz w:val="24"/>
-          <w:szCs w:val="24"/>
-        </w:rPr>
-        <w:t xml:space="preserve">灵脉荒野，第91月。地脉灵气从地缝中渗出，连空气都带着令人心悸的灵压。几道身影散落四方，各自打着自己的算盘。</w:t>
-      </w:r>
-    </w:p>
-    <w:p>
-      <w:pPr>
-        <w:spacing w:after="60" w:before="60" w:line="360"/>
-        <w:ind w:firstLine="480"/>
-      </w:pPr>
-      <w:r>
-        <w:rPr>
-          <w:rFonts w:ascii="宋体" w:cs="宋体" w:eastAsia="宋体" w:hAnsi="宋体"/>
-          <w:sz w:val="24"/>
-          <w:szCs w:val="24"/>
-        </w:rPr>
-        <w:t xml:space="preserve">天穹之上，隐隐有灵气漩涡凝聚，那是境界壁障破碎时才有的异象。滚滚灵压自丹田涌出，周身经脉尽皆震鸣——突破了，突破至练气二层！</w:t>
-      </w:r>
-    </w:p>
-    <w:p>
-      <w:pPr>
-        <w:spacing w:after="60" w:before="60" w:line="360"/>
-        <w:ind w:firstLine="480"/>
-      </w:pPr>
-      <w:r>
-        <w:rPr>
-          <w:rFonts w:ascii="宋体" w:cs="宋体" w:eastAsia="宋体" w:hAnsi="宋体"/>
-          <w:sz w:val="24"/>
-          <w:szCs w:val="24"/>
-        </w:rPr>
-        <w:t xml:space="preserve">与此同时，各方修士也在暗流中各自筹谋——</w:t>
-      </w:r>
-    </w:p>
-    <w:p>
-      <w:pPr>
-        <w:spacing w:after="60" w:before="60" w:line="360"/>
-        <w:ind w:firstLine="480"/>
-      </w:pPr>
-      <w:r>
-        <w:rPr>
-          <w:rFonts w:ascii="宋体" w:cs="宋体" w:eastAsia="宋体" w:hAnsi="宋体"/>
-          <w:sz w:val="24"/>
-          <w:szCs w:val="24"/>
-        </w:rPr>
-        <w:t xml:space="preserve">江湖之上，红袖添香 练气圆满，却无筑基丹，修炼停滞！，天下局势悄然生变。</w:t>
-      </w:r>
-    </w:p>
-    <w:p>
-      <w:pPr>
-        <w:spacing w:after="60" w:before="60" w:line="360"/>
-        <w:ind w:firstLine="480"/>
-      </w:pPr>
-      <w:r>
-        <w:rPr>
-          <w:rFonts w:ascii="宋体" w:cs="宋体" w:eastAsia="宋体" w:hAnsi="宋体"/>
-          <w:sz w:val="24"/>
-          <w:szCs w:val="24"/>
-        </w:rPr>
-        <w:t xml:space="preserve">当第95月的最后一缕灵气散尽，这一段因果，已然落定。</w:t>
-      </w:r>
-    </w:p>
-    <w:p>
-      <w:pPr>
-        <w:spacing w:after="200" w:before="100"/>
-        <w:jc w:val="right"/>
-      </w:pPr>
-      <w:r>
-        <w:rPr>
-          <w:rFonts w:ascii="宋体" w:cs="宋体" w:eastAsia="宋体" w:hAnsi="宋体"/>
-          <w:i/>
-          <w:iCs/>
-          <w:color w:val="888888"/>
-          <w:sz w:val="18"/>
-          <w:szCs w:val="18"/>
-        </w:rPr>
-        <w:t xml:space="preserve">[数据] 存活修士：20人 | 突破：1次 | 大事件：13件</w:t>
-      </w:r>
-    </w:p>
-    <w:p>
-      <w:pPr>
-        <w:pStyle w:val="Heading2"/>
-        <w:spacing w:after="150" w:before="300"/>
-      </w:pPr>
-      <w:r>
-        <w:rPr>
-          <w:rFonts w:ascii="宋体" w:cs="宋体" w:eastAsia="宋体" w:hAnsi="宋体"/>
-          <w:b/>
-          <w:bCs/>
-          <w:color w:val="6B3A1F"/>
-          <w:sz w:val="28"/>
-          <w:szCs w:val="28"/>
-        </w:rPr>
-        <w:t xml:space="preserve">第96月至第100月</w:t>
-      </w:r>
-    </w:p>
-    <w:p>
-      <w:pPr>
-        <w:spacing w:after="200" w:before="200"/>
-        <w:jc w:val="center"/>
-      </w:pPr>
-      <w:r>
-        <w:drawing>
-          <wp:inline distT="0" distB="0" distL="0" distR="0">
-            <wp:extent cx="3810000" cy="2667000"/>
-            <wp:effectExtent t="0" r="0" b="0" l="0"/>
-            <wp:docPr id="1" name="illustration" descr="AI生成配图" title="章节配图"/>
-            <wp:cNvGraphicFramePr>
-              <a:graphicFrameLocks xmlns:a="http://schemas.openxmlformats.org/drawingml/2006/main" noChangeAspect="1"/>
-            </wp:cNvGraphicFramePr>
-            <a:graphic xmlns:a="http://schemas.openxmlformats.org/drawingml/2006/main">
-              <a:graphicData uri="http://schemas.openxmlformats.org/drawingml/2006/picture">
-                <pic:pic xmlns:pic="http://schemas.openxmlformats.org/drawingml/2006/picture">
-                  <pic:nvPicPr>
-                    <pic:cNvPr id="0" name="" descr=""/>
-                    <pic:cNvPicPr>
-                      <a:picLocks noChangeAspect="1" noChangeArrowheads="1"/>
-                    </pic:cNvPicPr>
-                  </pic:nvPicPr>
-                  <pic:blipFill>
-                    <a:blip r:embed="rId13" cstate="none"/>
                     <a:srcRect/>
                     <a:stretch>
                       <a:fillRect/>

--- a/xianxia_story.docx
+++ b/xianxia_story.docx
@@ -1600,6 +1600,96 @@
           <w:szCs w:val="28"/>
         </w:rPr>
         <w:t xml:space="preserve">第81月至第85月</w:t>
+      </w:r>
+    </w:p>
+    <w:p>
+      <w:pPr>
+        <w:spacing w:after="60" w:before="60" w:line="360"/>
+        <w:ind w:firstLine="480"/>
+      </w:pPr>
+      <w:r>
+        <w:rPr>
+          <w:rFonts w:ascii="宋体" w:cs="宋体" w:eastAsia="宋体" w:hAnsi="宋体"/>
+          <w:sz w:val="24"/>
+          <w:szCs w:val="24"/>
+        </w:rPr>
+        <w:t xml:space="preserve">第81月，青云城上空阴云沉沉，坊市里的叫卖声依旧，却难掩暗流涌动的杀机。灵气在这片天地间浓烈如雾，嗅得出血腥，也嗅得出机遇。</w:t>
+      </w:r>
+    </w:p>
+    <w:p>
+      <w:pPr>
+        <w:spacing w:after="60" w:before="60" w:line="360"/>
+        <w:ind w:firstLine="480"/>
+      </w:pPr>
+      <w:r>
+        <w:rPr>
+          <w:rFonts w:ascii="宋体" w:cs="宋体" w:eastAsia="宋体" w:hAnsi="宋体"/>
+          <w:sz w:val="24"/>
+          <w:szCs w:val="24"/>
+        </w:rPr>
+        <w:t xml:space="preserve">与此同时，各方修士也在暗流中各自筹谋——</w:t>
+      </w:r>
+    </w:p>
+    <w:p>
+      <w:pPr>
+        <w:spacing w:after="60" w:before="60" w:line="360"/>
+        <w:ind w:firstLine="480"/>
+      </w:pPr>
+      <w:r>
+        <w:rPr>
+          <w:rFonts w:ascii="宋体" w:cs="宋体" w:eastAsia="宋体" w:hAnsi="宋体"/>
+          <w:sz w:val="24"/>
+          <w:szCs w:val="24"/>
+        </w:rPr>
+        <w:t xml:space="preserve">江湖之上，红袖添香 练气圆满，却无筑基丹，修炼停滞！，天下局势悄然生变。</w:t>
+      </w:r>
+    </w:p>
+    <w:p>
+      <w:pPr>
+        <w:spacing w:after="60" w:before="60" w:line="360"/>
+        <w:ind w:firstLine="480"/>
+      </w:pPr>
+      <w:r>
+        <w:rPr>
+          <w:rFonts w:ascii="宋体" w:cs="宋体" w:eastAsia="宋体" w:hAnsi="宋体"/>
+          <w:sz w:val="24"/>
+          <w:szCs w:val="24"/>
+        </w:rPr>
+        <w:t xml:space="preserve">血与道，从来不曾分离。第85月的故事，暂且写到这里。</w:t>
+      </w:r>
+    </w:p>
+    <w:p>
+      <w:pPr>
+        <w:spacing w:after="200" w:before="100"/>
+        <w:jc w:val="right"/>
+      </w:pPr>
+      <w:r>
+        <w:rPr>
+          <w:rFonts w:ascii="宋体" w:cs="宋体" w:eastAsia="宋体" w:hAnsi="宋体"/>
+          <w:i/>
+          <w:iCs/>
+          <w:color w:val="888888"/>
+          <w:sz w:val="18"/>
+          <w:szCs w:val="18"/>
+        </w:rPr>
+        <w:t xml:space="preserve">[数据] 存活修士：20人 | 大事件：11件</w:t>
+      </w:r>
+    </w:p>
+    <w:p>
+      <w:pPr>
+        <w:pStyle w:val="Heading2"/>
+        <w:spacing w:after="150" w:before="300"/>
+      </w:pPr>
+      <w:r>
+        <w:rPr>
+          <w:rFonts w:ascii="宋体" w:cs="宋体" w:eastAsia="宋体" w:hAnsi="宋体"/>
+          <w:b/>
+          <w:bCs/>
+          <w:color w:val="6B3A1F"/>
+          <w:sz w:val="28"/>
+          <w:szCs w:val="28"/>
+        </w:rPr>
+        <w:t xml:space="preserve">第86月至第90月</w:t>
       </w:r>
     </w:p>
     <w:p>
@@ -1659,21 +1749,35 @@
           <w:sz w:val="24"/>
           <w:szCs w:val="24"/>
         </w:rPr>
-        <w:t xml:space="preserve">第81月，青云城上空阴云沉沉，坊市里的叫卖声依旧，却难掩暗流涌动的杀机。灵气在这片天地间浓烈如雾，嗅得出血腥，也嗅得出机遇。</w:t>
-      </w:r>
-    </w:p>
-    <w:p>
-      <w:pPr>
-        <w:spacing w:after="60" w:before="60" w:line="360"/>
-        <w:ind w:firstLine="480"/>
-      </w:pPr>
-      <w:r>
-        <w:rPr>
-          <w:rFonts w:ascii="宋体" w:cs="宋体" w:eastAsia="宋体" w:hAnsi="宋体"/>
-          <w:sz w:val="24"/>
-          <w:szCs w:val="24"/>
-        </w:rPr>
-        <w:t xml:space="preserve">天穹之上，隐隐有灵气漩涡凝聚，那是境界壁障破碎时才有的异象。滚滚灵压自丹田涌出，周身经脉尽皆震鸣——突破了，突破至练气十层！</w:t>
+        <w:t xml:space="preserve">第86月，青云城上空阴云沉沉，坊市里的叫卖声依旧，却难掩暗流涌动的杀机。灵气在这片天地间浓烈如雾，嗅得出血腥，也嗅得出机遇。</w:t>
+      </w:r>
+    </w:p>
+    <w:p>
+      <w:pPr>
+        <w:spacing w:after="60" w:before="60" w:line="360"/>
+        <w:ind w:firstLine="480"/>
+      </w:pPr>
+      <w:r>
+        <w:rPr>
+          <w:rFonts w:ascii="宋体" w:cs="宋体" w:eastAsia="宋体" w:hAnsi="宋体"/>
+          <w:sz w:val="24"/>
+          <w:szCs w:val="24"/>
+        </w:rPr>
+        <w:t xml:space="preserve">天穹之上，隐隐有灵气漩涡凝聚，那是境界壁障破碎时才有的异象。滚滚灵压自丹田涌出，周身经脉尽皆震鸣——突破了，突破至练气六层！</w:t>
+      </w:r>
+    </w:p>
+    <w:p>
+      <w:pPr>
+        <w:spacing w:after="60" w:before="60" w:line="360"/>
+        <w:ind w:firstLine="480"/>
+      </w:pPr>
+      <w:r>
+        <w:rPr>
+          <w:rFonts w:ascii="宋体" w:cs="宋体" w:eastAsia="宋体" w:hAnsi="宋体"/>
+          <w:sz w:val="24"/>
+          <w:szCs w:val="24"/>
+        </w:rPr>
+        <w:t xml:space="preserve">天穹之上，隐隐有灵气漩涡凝聚，那是境界壁障破碎时才有的异象。滚滚灵压自丹田涌出，周身经脉尽皆震鸣——突破了，突破至【练气六层】！！</w:t>
       </w:r>
     </w:p>
     <w:p>
@@ -1701,21 +1805,21 @@
           <w:sz w:val="24"/>
           <w:szCs w:val="24"/>
         </w:rPr>
-        <w:t xml:space="preserve">江湖之上，🔍 魏玄机 探索有收获。，天下局势悄然生变。</w:t>
-      </w:r>
-    </w:p>
-    <w:p>
-      <w:pPr>
-        <w:spacing w:after="60" w:before="60" w:line="360"/>
-        <w:ind w:firstLine="480"/>
-      </w:pPr>
-      <w:r>
-        <w:rPr>
-          <w:rFonts w:ascii="宋体" w:cs="宋体" w:eastAsia="宋体" w:hAnsi="宋体"/>
-          <w:sz w:val="24"/>
-          <w:szCs w:val="24"/>
-        </w:rPr>
-        <w:t xml:space="preserve">血与道，从来不曾分离。第85月的故事，暂且写到这里。</w:t>
+        <w:t xml:space="preserve">江湖之上，冯怒潮 练气圆满，却无筑基丹，修炼停滞！，天下局势悄然生变。</w:t>
+      </w:r>
+    </w:p>
+    <w:p>
+      <w:pPr>
+        <w:spacing w:after="60" w:before="60" w:line="360"/>
+        <w:ind w:firstLine="480"/>
+      </w:pPr>
+      <w:r>
+        <w:rPr>
+          <w:rFonts w:ascii="宋体" w:cs="宋体" w:eastAsia="宋体" w:hAnsi="宋体"/>
+          <w:sz w:val="24"/>
+          <w:szCs w:val="24"/>
+        </w:rPr>
+        <w:t xml:space="preserve">当第90月的最后一缕灵气散尽，这一段因果，已然落定。</w:t>
       </w:r>
     </w:p>
     <w:p>
@@ -1732,7 +1836,7 @@
           <w:sz w:val="18"/>
           <w:szCs w:val="18"/>
         </w:rPr>
-        <w:t xml:space="preserve">[数据] 存活修士：20人 | 突破：1次 | 大事件：23件</w:t>
+        <w:t xml:space="preserve">[数据] 存活修士：20人 | 突破：1次 | 大事件：11件</w:t>
       </w:r>
     </w:p>
     <w:p>
@@ -1749,7 +1853,7 @@
           <w:sz w:val="28"/>
           <w:szCs w:val="28"/>
         </w:rPr>
-        <w:t xml:space="preserve">第86月至第90月</w:t>
+        <w:t xml:space="preserve">第91月至第95月</w:t>
       </w:r>
     </w:p>
     <w:p>
@@ -1809,35 +1913,21 @@
           <w:sz w:val="24"/>
           <w:szCs w:val="24"/>
         </w:rPr>
-        <w:t xml:space="preserve">第86月，青云城上空阴云沉沉，坊市里的叫卖声依旧，却难掩暗流涌动的杀机。灵气在这片天地间浓烈如雾，嗅得出血腥，也嗅得出机遇。</w:t>
-      </w:r>
-    </w:p>
-    <w:p>
-      <w:pPr>
-        <w:spacing w:after="60" w:before="60" w:line="360"/>
-        <w:ind w:firstLine="480"/>
-      </w:pPr>
-      <w:r>
-        <w:rPr>
-          <w:rFonts w:ascii="宋体" w:cs="宋体" w:eastAsia="宋体" w:hAnsi="宋体"/>
-          <w:sz w:val="24"/>
-          <w:szCs w:val="24"/>
-        </w:rPr>
-        <w:t xml:space="preserve">天穹之上，隐隐有灵气漩涡凝聚，那是境界壁障破碎时才有的异象。滚滚灵压自丹田涌出，周身经脉尽皆震鸣——突破了，突破至练气六层！</w:t>
-      </w:r>
-    </w:p>
-    <w:p>
-      <w:pPr>
-        <w:spacing w:after="60" w:before="60" w:line="360"/>
-        <w:ind w:firstLine="480"/>
-      </w:pPr>
-      <w:r>
-        <w:rPr>
-          <w:rFonts w:ascii="宋体" w:cs="宋体" w:eastAsia="宋体" w:hAnsi="宋体"/>
-          <w:sz w:val="24"/>
-          <w:szCs w:val="24"/>
-        </w:rPr>
-        <w:t xml:space="preserve">天穹之上，隐隐有灵气漩涡凝聚，那是境界壁障破碎时才有的异象。滚滚灵压自丹田涌出，周身经脉尽皆震鸣——突破了，突破至【练气六层】！！</w:t>
+        <w:t xml:space="preserve">灵脉荒野，第91月。地脉灵气从地缝中渗出，连空气都带着令人心悸的灵压。几道身影散落四方，各自打着自己的算盘。</w:t>
+      </w:r>
+    </w:p>
+    <w:p>
+      <w:pPr>
+        <w:spacing w:after="60" w:before="60" w:line="360"/>
+        <w:ind w:firstLine="480"/>
+      </w:pPr>
+      <w:r>
+        <w:rPr>
+          <w:rFonts w:ascii="宋体" w:cs="宋体" w:eastAsia="宋体" w:hAnsi="宋体"/>
+          <w:sz w:val="24"/>
+          <w:szCs w:val="24"/>
+        </w:rPr>
+        <w:t xml:space="preserve">天穹之上，隐隐有灵气漩涡凝聚，那是境界壁障破碎时才有的异象。滚滚灵压自丹田涌出，周身经脉尽皆震鸣——突破了，突破至练气二层！</w:t>
       </w:r>
     </w:p>
     <w:p>
@@ -1865,21 +1955,21 @@
           <w:sz w:val="24"/>
           <w:szCs w:val="24"/>
         </w:rPr>
-        <w:t xml:space="preserve">江湖之上，冯怒潮 练气圆满，却无筑基丹，修炼停滞！，天下局势悄然生变。</w:t>
-      </w:r>
-    </w:p>
-    <w:p>
-      <w:pPr>
-        <w:spacing w:after="60" w:before="60" w:line="360"/>
-        <w:ind w:firstLine="480"/>
-      </w:pPr>
-      <w:r>
-        <w:rPr>
-          <w:rFonts w:ascii="宋体" w:cs="宋体" w:eastAsia="宋体" w:hAnsi="宋体"/>
-          <w:sz w:val="24"/>
-          <w:szCs w:val="24"/>
-        </w:rPr>
-        <w:t xml:space="preserve">当第90月的最后一缕灵气散尽，这一段因果，已然落定。</w:t>
+        <w:t xml:space="preserve">江湖之上，红袖添香 练气圆满，却无筑基丹，修炼停滞！，天下局势悄然生变。</w:t>
+      </w:r>
+    </w:p>
+    <w:p>
+      <w:pPr>
+        <w:spacing w:after="60" w:before="60" w:line="360"/>
+        <w:ind w:firstLine="480"/>
+      </w:pPr>
+      <w:r>
+        <w:rPr>
+          <w:rFonts w:ascii="宋体" w:cs="宋体" w:eastAsia="宋体" w:hAnsi="宋体"/>
+          <w:sz w:val="24"/>
+          <w:szCs w:val="24"/>
+        </w:rPr>
+        <w:t xml:space="preserve">当第95月的最后一缕灵气散尽，这一段因果，已然落定。</w:t>
       </w:r>
     </w:p>
     <w:p>
@@ -1896,7 +1986,7 @@
           <w:sz w:val="18"/>
           <w:szCs w:val="18"/>
         </w:rPr>
-        <w:t xml:space="preserve">[数据] 存活修士：20人 | 突破：1次 | 大事件：11件</w:t>
+        <w:t xml:space="preserve">[数据] 存活修士：20人 | 突破：1次 | 大事件：13件</w:t>
       </w:r>
     </w:p>
     <w:p>
@@ -1913,7 +2003,7 @@
           <w:sz w:val="28"/>
           <w:szCs w:val="28"/>
         </w:rPr>
-        <w:t xml:space="preserve">第91月至第95月</w:t>
+        <w:t xml:space="preserve">第96月至第100月</w:t>
       </w:r>
     </w:p>
     <w:p>
@@ -1941,156 +2031,6 @@
                   </pic:nvPicPr>
                   <pic:blipFill>
                     <a:blip r:embed="rId11" cstate="none"/>
-                    <a:srcRect/>
-                    <a:stretch>
-                      <a:fillRect/>
-                    </a:stretch>
-                  </pic:blipFill>
-                  <pic:spPr bwMode="auto">
-                    <a:xfrm>
-                      <a:off x="0" y="0"/>
-                      <a:ext cx="3810000" cy="2667000"/>
-                    </a:xfrm>
-                    <a:prstGeom prst="rect">
-                      <a:avLst/>
-                    </a:prstGeom>
-                  </pic:spPr>
-                </pic:pic>
-              </a:graphicData>
-            </a:graphic>
-          </wp:inline>
-        </w:drawing>
-      </w:r>
-    </w:p>
-    <w:p>
-      <w:pPr>
-        <w:spacing w:after="60" w:before="60" w:line="360"/>
-        <w:ind w:firstLine="480"/>
-      </w:pPr>
-      <w:r>
-        <w:rPr>
-          <w:rFonts w:ascii="宋体" w:cs="宋体" w:eastAsia="宋体" w:hAnsi="宋体"/>
-          <w:sz w:val="24"/>
-          <w:szCs w:val="24"/>
-        </w:rPr>
-        <w:t xml:space="preserve">灵脉荒野，第91月。地脉灵气从地缝中渗出，连空气都带着令人心悸的灵压。几道身影散落四方，各自打着自己的算盘。</w:t>
-      </w:r>
-    </w:p>
-    <w:p>
-      <w:pPr>
-        <w:spacing w:after="60" w:before="60" w:line="360"/>
-        <w:ind w:firstLine="480"/>
-      </w:pPr>
-      <w:r>
-        <w:rPr>
-          <w:rFonts w:ascii="宋体" w:cs="宋体" w:eastAsia="宋体" w:hAnsi="宋体"/>
-          <w:sz w:val="24"/>
-          <w:szCs w:val="24"/>
-        </w:rPr>
-        <w:t xml:space="preserve">天穹之上，隐隐有灵气漩涡凝聚，那是境界壁障破碎时才有的异象。滚滚灵压自丹田涌出，周身经脉尽皆震鸣——突破了，突破至练气二层！</w:t>
-      </w:r>
-    </w:p>
-    <w:p>
-      <w:pPr>
-        <w:spacing w:after="60" w:before="60" w:line="360"/>
-        <w:ind w:firstLine="480"/>
-      </w:pPr>
-      <w:r>
-        <w:rPr>
-          <w:rFonts w:ascii="宋体" w:cs="宋体" w:eastAsia="宋体" w:hAnsi="宋体"/>
-          <w:sz w:val="24"/>
-          <w:szCs w:val="24"/>
-        </w:rPr>
-        <w:t xml:space="preserve">与此同时，各方修士也在暗流中各自筹谋——</w:t>
-      </w:r>
-    </w:p>
-    <w:p>
-      <w:pPr>
-        <w:spacing w:after="60" w:before="60" w:line="360"/>
-        <w:ind w:firstLine="480"/>
-      </w:pPr>
-      <w:r>
-        <w:rPr>
-          <w:rFonts w:ascii="宋体" w:cs="宋体" w:eastAsia="宋体" w:hAnsi="宋体"/>
-          <w:sz w:val="24"/>
-          <w:szCs w:val="24"/>
-        </w:rPr>
-        <w:t xml:space="preserve">江湖之上，红袖添香 练气圆满，却无筑基丹，修炼停滞！，天下局势悄然生变。</w:t>
-      </w:r>
-    </w:p>
-    <w:p>
-      <w:pPr>
-        <w:spacing w:after="60" w:before="60" w:line="360"/>
-        <w:ind w:firstLine="480"/>
-      </w:pPr>
-      <w:r>
-        <w:rPr>
-          <w:rFonts w:ascii="宋体" w:cs="宋体" w:eastAsia="宋体" w:hAnsi="宋体"/>
-          <w:sz w:val="24"/>
-          <w:szCs w:val="24"/>
-        </w:rPr>
-        <w:t xml:space="preserve">当第95月的最后一缕灵气散尽，这一段因果，已然落定。</w:t>
-      </w:r>
-    </w:p>
-    <w:p>
-      <w:pPr>
-        <w:spacing w:after="200" w:before="100"/>
-        <w:jc w:val="right"/>
-      </w:pPr>
-      <w:r>
-        <w:rPr>
-          <w:rFonts w:ascii="宋体" w:cs="宋体" w:eastAsia="宋体" w:hAnsi="宋体"/>
-          <w:i/>
-          <w:iCs/>
-          <w:color w:val="888888"/>
-          <w:sz w:val="18"/>
-          <w:szCs w:val="18"/>
-        </w:rPr>
-        <w:t xml:space="preserve">[数据] 存活修士：20人 | 突破：1次 | 大事件：13件</w:t>
-      </w:r>
-    </w:p>
-    <w:p>
-      <w:pPr>
-        <w:pStyle w:val="Heading2"/>
-        <w:spacing w:after="150" w:before="300"/>
-      </w:pPr>
-      <w:r>
-        <w:rPr>
-          <w:rFonts w:ascii="宋体" w:cs="宋体" w:eastAsia="宋体" w:hAnsi="宋体"/>
-          <w:b/>
-          <w:bCs/>
-          <w:color w:val="6B3A1F"/>
-          <w:sz w:val="28"/>
-          <w:szCs w:val="28"/>
-        </w:rPr>
-        <w:t xml:space="preserve">第96月至第100月</w:t>
-      </w:r>
-    </w:p>
-    <w:p>
-      <w:pPr>
-        <w:spacing w:after="200" w:before="200"/>
-        <w:jc w:val="center"/>
-      </w:pPr>
-      <w:r>
-        <w:drawing>
-          <wp:inline distT="0" distB="0" distL="0" distR="0">
-            <wp:extent cx="3810000" cy="2667000"/>
-            <wp:effectExtent t="0" r="0" b="0" l="0"/>
-            <wp:docPr id="1" name="illustration" descr="AI生成配图" title="章节配图"/>
-            <wp:cNvGraphicFramePr>
-              <a:graphicFrameLocks xmlns:a="http://schemas.openxmlformats.org/drawingml/2006/main" noChangeAspect="1"/>
-            </wp:cNvGraphicFramePr>
-            <a:graphic xmlns:a="http://schemas.openxmlformats.org/drawingml/2006/main">
-              <a:graphicData uri="http://schemas.openxmlformats.org/drawingml/2006/picture">
-                <pic:pic xmlns:pic="http://schemas.openxmlformats.org/drawingml/2006/picture">
-                  <pic:nvPicPr>
-                    <pic:cNvPr id="0" name="" descr=""/>
-                    <pic:cNvPicPr>
-                      <a:picLocks noChangeAspect="1" noChangeArrowheads="1"/>
-                    </pic:cNvPicPr>
-                  </pic:nvPicPr>
-                  <pic:blipFill>
-                    <a:blip r:embed="rId12" cstate="none"/>
                     <a:srcRect/>
                     <a:stretch>
                       <a:fillRect/>

--- a/xianxia_story.docx
+++ b/xianxia_story.docx
@@ -1690,6 +1690,96 @@
           <w:szCs w:val="28"/>
         </w:rPr>
         <w:t xml:space="preserve">第86月至第90月</w:t>
+      </w:r>
+    </w:p>
+    <w:p>
+      <w:pPr>
+        <w:spacing w:after="60" w:before="60" w:line="360"/>
+        <w:ind w:firstLine="480"/>
+      </w:pPr>
+      <w:r>
+        <w:rPr>
+          <w:rFonts w:ascii="宋体" w:cs="宋体" w:eastAsia="宋体" w:hAnsi="宋体"/>
+          <w:sz w:val="24"/>
+          <w:szCs w:val="24"/>
+        </w:rPr>
+        <w:t xml:space="preserve">第86月，青云城上空阴云沉沉，坊市里的叫卖声依旧，却难掩暗流涌动的杀机。灵气在这片天地间浓烈如雾，嗅得出血腥，也嗅得出机遇。</w:t>
+      </w:r>
+    </w:p>
+    <w:p>
+      <w:pPr>
+        <w:spacing w:after="60" w:before="60" w:line="360"/>
+        <w:ind w:firstLine="480"/>
+      </w:pPr>
+      <w:r>
+        <w:rPr>
+          <w:rFonts w:ascii="宋体" w:cs="宋体" w:eastAsia="宋体" w:hAnsi="宋体"/>
+          <w:sz w:val="24"/>
+          <w:szCs w:val="24"/>
+        </w:rPr>
+        <w:t xml:space="preserve">与此同时，各方修士也在暗流中各自筹谋——</w:t>
+      </w:r>
+    </w:p>
+    <w:p>
+      <w:pPr>
+        <w:spacing w:after="60" w:before="60" w:line="360"/>
+        <w:ind w:firstLine="480"/>
+      </w:pPr>
+      <w:r>
+        <w:rPr>
+          <w:rFonts w:ascii="宋体" w:cs="宋体" w:eastAsia="宋体" w:hAnsi="宋体"/>
+          <w:sz w:val="24"/>
+          <w:szCs w:val="24"/>
+        </w:rPr>
+        <w:t xml:space="preserve">江湖之上，陆霜华 练气圆满，却无筑基丹，修炼停滞！，天下局势悄然生变。</w:t>
+      </w:r>
+    </w:p>
+    <w:p>
+      <w:pPr>
+        <w:spacing w:after="60" w:before="60" w:line="360"/>
+        <w:ind w:firstLine="480"/>
+      </w:pPr>
+      <w:r>
+        <w:rPr>
+          <w:rFonts w:ascii="宋体" w:cs="宋体" w:eastAsia="宋体" w:hAnsi="宋体"/>
+          <w:sz w:val="24"/>
+          <w:szCs w:val="24"/>
+        </w:rPr>
+        <w:t xml:space="preserve">当第90月的最后一缕灵气散尽，这一段因果，已然落定。</w:t>
+      </w:r>
+    </w:p>
+    <w:p>
+      <w:pPr>
+        <w:spacing w:after="200" w:before="100"/>
+        <w:jc w:val="right"/>
+      </w:pPr>
+      <w:r>
+        <w:rPr>
+          <w:rFonts w:ascii="宋体" w:cs="宋体" w:eastAsia="宋体" w:hAnsi="宋体"/>
+          <w:i/>
+          <w:iCs/>
+          <w:color w:val="888888"/>
+          <w:sz w:val="18"/>
+          <w:szCs w:val="18"/>
+        </w:rPr>
+        <w:t xml:space="preserve">[数据] 存活修士：20人 | 大事件：11件</w:t>
+      </w:r>
+    </w:p>
+    <w:p>
+      <w:pPr>
+        <w:pStyle w:val="Heading2"/>
+        <w:spacing w:after="150" w:before="300"/>
+      </w:pPr>
+      <w:r>
+        <w:rPr>
+          <w:rFonts w:ascii="宋体" w:cs="宋体" w:eastAsia="宋体" w:hAnsi="宋体"/>
+          <w:b/>
+          <w:bCs/>
+          <w:color w:val="6B3A1F"/>
+          <w:sz w:val="28"/>
+          <w:szCs w:val="28"/>
+        </w:rPr>
+        <w:t xml:space="preserve">第91月至第95月</w:t>
       </w:r>
     </w:p>
     <w:p>
@@ -1749,35 +1839,21 @@
           <w:sz w:val="24"/>
           <w:szCs w:val="24"/>
         </w:rPr>
-        <w:t xml:space="preserve">第86月，青云城上空阴云沉沉，坊市里的叫卖声依旧，却难掩暗流涌动的杀机。灵气在这片天地间浓烈如雾，嗅得出血腥，也嗅得出机遇。</w:t>
-      </w:r>
-    </w:p>
-    <w:p>
-      <w:pPr>
-        <w:spacing w:after="60" w:before="60" w:line="360"/>
-        <w:ind w:firstLine="480"/>
-      </w:pPr>
-      <w:r>
-        <w:rPr>
-          <w:rFonts w:ascii="宋体" w:cs="宋体" w:eastAsia="宋体" w:hAnsi="宋体"/>
-          <w:sz w:val="24"/>
-          <w:szCs w:val="24"/>
-        </w:rPr>
-        <w:t xml:space="preserve">天穹之上，隐隐有灵气漩涡凝聚，那是境界壁障破碎时才有的异象。滚滚灵压自丹田涌出，周身经脉尽皆震鸣——突破了，突破至练气六层！</w:t>
-      </w:r>
-    </w:p>
-    <w:p>
-      <w:pPr>
-        <w:spacing w:after="60" w:before="60" w:line="360"/>
-        <w:ind w:firstLine="480"/>
-      </w:pPr>
-      <w:r>
-        <w:rPr>
-          <w:rFonts w:ascii="宋体" w:cs="宋体" w:eastAsia="宋体" w:hAnsi="宋体"/>
-          <w:sz w:val="24"/>
-          <w:szCs w:val="24"/>
-        </w:rPr>
-        <w:t xml:space="preserve">天穹之上，隐隐有灵气漩涡凝聚，那是境界壁障破碎时才有的异象。滚滚灵压自丹田涌出，周身经脉尽皆震鸣——突破了，突破至【练气六层】！！</w:t>
+        <w:t xml:space="preserve">灵脉荒野，第91月。地脉灵气从地缝中渗出，连空气都带着令人心悸的灵压。几道身影散落四方，各自打着自己的算盘。</w:t>
+      </w:r>
+    </w:p>
+    <w:p>
+      <w:pPr>
+        <w:spacing w:after="60" w:before="60" w:line="360"/>
+        <w:ind w:firstLine="480"/>
+      </w:pPr>
+      <w:r>
+        <w:rPr>
+          <w:rFonts w:ascii="宋体" w:cs="宋体" w:eastAsia="宋体" w:hAnsi="宋体"/>
+          <w:sz w:val="24"/>
+          <w:szCs w:val="24"/>
+        </w:rPr>
+        <w:t xml:space="preserve">天穹之上，隐隐有灵气漩涡凝聚，那是境界壁障破碎时才有的异象。滚滚灵压自丹田涌出，周身经脉尽皆震鸣——突破了，突破至练气二层！</w:t>
       </w:r>
     </w:p>
     <w:p>
@@ -1805,21 +1881,21 @@
           <w:sz w:val="24"/>
           <w:szCs w:val="24"/>
         </w:rPr>
-        <w:t xml:space="preserve">江湖之上，冯怒潮 练气圆满，却无筑基丹，修炼停滞！，天下局势悄然生变。</w:t>
-      </w:r>
-    </w:p>
-    <w:p>
-      <w:pPr>
-        <w:spacing w:after="60" w:before="60" w:line="360"/>
-        <w:ind w:firstLine="480"/>
-      </w:pPr>
-      <w:r>
-        <w:rPr>
-          <w:rFonts w:ascii="宋体" w:cs="宋体" w:eastAsia="宋体" w:hAnsi="宋体"/>
-          <w:sz w:val="24"/>
-          <w:szCs w:val="24"/>
-        </w:rPr>
-        <w:t xml:space="preserve">当第90月的最后一缕灵气散尽，这一段因果，已然落定。</w:t>
+        <w:t xml:space="preserve">江湖之上，红袖添香 练气圆满，却无筑基丹，修炼停滞！，天下局势悄然生变。</w:t>
+      </w:r>
+    </w:p>
+    <w:p>
+      <w:pPr>
+        <w:spacing w:after="60" w:before="60" w:line="360"/>
+        <w:ind w:firstLine="480"/>
+      </w:pPr>
+      <w:r>
+        <w:rPr>
+          <w:rFonts w:ascii="宋体" w:cs="宋体" w:eastAsia="宋体" w:hAnsi="宋体"/>
+          <w:sz w:val="24"/>
+          <w:szCs w:val="24"/>
+        </w:rPr>
+        <w:t xml:space="preserve">当第95月的最后一缕灵气散尽，这一段因果，已然落定。</w:t>
       </w:r>
     </w:p>
     <w:p>
@@ -1836,7 +1912,7 @@
           <w:sz w:val="18"/>
           <w:szCs w:val="18"/>
         </w:rPr>
-        <w:t xml:space="preserve">[数据] 存活修士：20人 | 突破：1次 | 大事件：11件</w:t>
+        <w:t xml:space="preserve">[数据] 存活修士：20人 | 突破：1次 | 大事件：13件</w:t>
       </w:r>
     </w:p>
     <w:p>
@@ -1853,7 +1929,7 @@
           <w:sz w:val="28"/>
           <w:szCs w:val="28"/>
         </w:rPr>
-        <w:t xml:space="preserve">第91月至第95月</w:t>
+        <w:t xml:space="preserve">第96月至第100月</w:t>
       </w:r>
     </w:p>
     <w:p>
@@ -1881,156 +1957,6 @@
                   </pic:nvPicPr>
                   <pic:blipFill>
                     <a:blip r:embed="rId10" cstate="none"/>
-                    <a:srcRect/>
-                    <a:stretch>
-                      <a:fillRect/>
-                    </a:stretch>
-                  </pic:blipFill>
-                  <pic:spPr bwMode="auto">
-                    <a:xfrm>
-                      <a:off x="0" y="0"/>
-                      <a:ext cx="3810000" cy="2667000"/>
-                    </a:xfrm>
-                    <a:prstGeom prst="rect">
-                      <a:avLst/>
-                    </a:prstGeom>
-                  </pic:spPr>
-                </pic:pic>
-              </a:graphicData>
-            </a:graphic>
-          </wp:inline>
-        </w:drawing>
-      </w:r>
-    </w:p>
-    <w:p>
-      <w:pPr>
-        <w:spacing w:after="60" w:before="60" w:line="360"/>
-        <w:ind w:firstLine="480"/>
-      </w:pPr>
-      <w:r>
-        <w:rPr>
-          <w:rFonts w:ascii="宋体" w:cs="宋体" w:eastAsia="宋体" w:hAnsi="宋体"/>
-          <w:sz w:val="24"/>
-          <w:szCs w:val="24"/>
-        </w:rPr>
-        <w:t xml:space="preserve">灵脉荒野，第91月。地脉灵气从地缝中渗出，连空气都带着令人心悸的灵压。几道身影散落四方，各自打着自己的算盘。</w:t>
-      </w:r>
-    </w:p>
-    <w:p>
-      <w:pPr>
-        <w:spacing w:after="60" w:before="60" w:line="360"/>
-        <w:ind w:firstLine="480"/>
-      </w:pPr>
-      <w:r>
-        <w:rPr>
-          <w:rFonts w:ascii="宋体" w:cs="宋体" w:eastAsia="宋体" w:hAnsi="宋体"/>
-          <w:sz w:val="24"/>
-          <w:szCs w:val="24"/>
-        </w:rPr>
-        <w:t xml:space="preserve">天穹之上，隐隐有灵气漩涡凝聚，那是境界壁障破碎时才有的异象。滚滚灵压自丹田涌出，周身经脉尽皆震鸣——突破了，突破至练气二层！</w:t>
-      </w:r>
-    </w:p>
-    <w:p>
-      <w:pPr>
-        <w:spacing w:after="60" w:before="60" w:line="360"/>
-        <w:ind w:firstLine="480"/>
-      </w:pPr>
-      <w:r>
-        <w:rPr>
-          <w:rFonts w:ascii="宋体" w:cs="宋体" w:eastAsia="宋体" w:hAnsi="宋体"/>
-          <w:sz w:val="24"/>
-          <w:szCs w:val="24"/>
-        </w:rPr>
-        <w:t xml:space="preserve">与此同时，各方修士也在暗流中各自筹谋——</w:t>
-      </w:r>
-    </w:p>
-    <w:p>
-      <w:pPr>
-        <w:spacing w:after="60" w:before="60" w:line="360"/>
-        <w:ind w:firstLine="480"/>
-      </w:pPr>
-      <w:r>
-        <w:rPr>
-          <w:rFonts w:ascii="宋体" w:cs="宋体" w:eastAsia="宋体" w:hAnsi="宋体"/>
-          <w:sz w:val="24"/>
-          <w:szCs w:val="24"/>
-        </w:rPr>
-        <w:t xml:space="preserve">江湖之上，红袖添香 练气圆满，却无筑基丹，修炼停滞！，天下局势悄然生变。</w:t>
-      </w:r>
-    </w:p>
-    <w:p>
-      <w:pPr>
-        <w:spacing w:after="60" w:before="60" w:line="360"/>
-        <w:ind w:firstLine="480"/>
-      </w:pPr>
-      <w:r>
-        <w:rPr>
-          <w:rFonts w:ascii="宋体" w:cs="宋体" w:eastAsia="宋体" w:hAnsi="宋体"/>
-          <w:sz w:val="24"/>
-          <w:szCs w:val="24"/>
-        </w:rPr>
-        <w:t xml:space="preserve">当第95月的最后一缕灵气散尽，这一段因果，已然落定。</w:t>
-      </w:r>
-    </w:p>
-    <w:p>
-      <w:pPr>
-        <w:spacing w:after="200" w:before="100"/>
-        <w:jc w:val="right"/>
-      </w:pPr>
-      <w:r>
-        <w:rPr>
-          <w:rFonts w:ascii="宋体" w:cs="宋体" w:eastAsia="宋体" w:hAnsi="宋体"/>
-          <w:i/>
-          <w:iCs/>
-          <w:color w:val="888888"/>
-          <w:sz w:val="18"/>
-          <w:szCs w:val="18"/>
-        </w:rPr>
-        <w:t xml:space="preserve">[数据] 存活修士：20人 | 突破：1次 | 大事件：13件</w:t>
-      </w:r>
-    </w:p>
-    <w:p>
-      <w:pPr>
-        <w:pStyle w:val="Heading2"/>
-        <w:spacing w:after="150" w:before="300"/>
-      </w:pPr>
-      <w:r>
-        <w:rPr>
-          <w:rFonts w:ascii="宋体" w:cs="宋体" w:eastAsia="宋体" w:hAnsi="宋体"/>
-          <w:b/>
-          <w:bCs/>
-          <w:color w:val="6B3A1F"/>
-          <w:sz w:val="28"/>
-          <w:szCs w:val="28"/>
-        </w:rPr>
-        <w:t xml:space="preserve">第96月至第100月</w:t>
-      </w:r>
-    </w:p>
-    <w:p>
-      <w:pPr>
-        <w:spacing w:after="200" w:before="200"/>
-        <w:jc w:val="center"/>
-      </w:pPr>
-      <w:r>
-        <w:drawing>
-          <wp:inline distT="0" distB="0" distL="0" distR="0">
-            <wp:extent cx="3810000" cy="2667000"/>
-            <wp:effectExtent t="0" r="0" b="0" l="0"/>
-            <wp:docPr id="1" name="illustration" descr="AI生成配图" title="章节配图"/>
-            <wp:cNvGraphicFramePr>
-              <a:graphicFrameLocks xmlns:a="http://schemas.openxmlformats.org/drawingml/2006/main" noChangeAspect="1"/>
-            </wp:cNvGraphicFramePr>
-            <a:graphic xmlns:a="http://schemas.openxmlformats.org/drawingml/2006/main">
-              <a:graphicData uri="http://schemas.openxmlformats.org/drawingml/2006/picture">
-                <pic:pic xmlns:pic="http://schemas.openxmlformats.org/drawingml/2006/picture">
-                  <pic:nvPicPr>
-                    <pic:cNvPr id="0" name="" descr=""/>
-                    <pic:cNvPicPr>
-                      <a:picLocks noChangeAspect="1" noChangeArrowheads="1"/>
-                    </pic:cNvPicPr>
-                  </pic:nvPicPr>
-                  <pic:blipFill>
-                    <a:blip r:embed="rId11" cstate="none"/>
                     <a:srcRect/>
                     <a:stretch>
                       <a:fillRect/>

--- a/xianxia_story.docx
+++ b/xianxia_story.docx
@@ -1780,6 +1780,110 @@
           <w:szCs w:val="28"/>
         </w:rPr>
         <w:t xml:space="preserve">第91月至第95月</w:t>
+      </w:r>
+    </w:p>
+    <w:p>
+      <w:pPr>
+        <w:spacing w:after="60" w:before="60" w:line="360"/>
+        <w:ind w:firstLine="480"/>
+      </w:pPr>
+      <w:r>
+        <w:rPr>
+          <w:rFonts w:ascii="宋体" w:cs="宋体" w:eastAsia="宋体" w:hAnsi="宋体"/>
+          <w:sz w:val="24"/>
+          <w:szCs w:val="24"/>
+        </w:rPr>
+        <w:t xml:space="preserve">灵脉荒野，第91月。地脉灵气从地缝中渗出，连空气都带着令人心悸的灵压。几道身影散落四方，各自打着自己的算盘。</w:t>
+      </w:r>
+    </w:p>
+    <w:p>
+      <w:pPr>
+        <w:spacing w:after="60" w:before="60" w:line="360"/>
+        <w:ind w:firstLine="480"/>
+      </w:pPr>
+      <w:r>
+        <w:rPr>
+          <w:rFonts w:ascii="宋体" w:cs="宋体" w:eastAsia="宋体" w:hAnsi="宋体"/>
+          <w:sz w:val="24"/>
+          <w:szCs w:val="24"/>
+        </w:rPr>
+        <w:t xml:space="preserve">天穹之上，隐隐有灵气漩涡凝聚，那是境界壁障破碎时才有的异象。滚滚灵压自丹田涌出，周身经脉尽皆震鸣——突破了，突破至练气一层！</w:t>
+      </w:r>
+    </w:p>
+    <w:p>
+      <w:pPr>
+        <w:spacing w:after="60" w:before="60" w:line="360"/>
+        <w:ind w:firstLine="480"/>
+      </w:pPr>
+      <w:r>
+        <w:rPr>
+          <w:rFonts w:ascii="宋体" w:cs="宋体" w:eastAsia="宋体" w:hAnsi="宋体"/>
+          <w:sz w:val="24"/>
+          <w:szCs w:val="24"/>
+        </w:rPr>
+        <w:t xml:space="preserve">与此同时，各方修士也在暗流中各自筹谋——</w:t>
+      </w:r>
+    </w:p>
+    <w:p>
+      <w:pPr>
+        <w:spacing w:after="60" w:before="60" w:line="360"/>
+        <w:ind w:firstLine="480"/>
+      </w:pPr>
+      <w:r>
+        <w:rPr>
+          <w:rFonts w:ascii="宋体" w:cs="宋体" w:eastAsia="宋体" w:hAnsi="宋体"/>
+          <w:sz w:val="24"/>
+          <w:szCs w:val="24"/>
+        </w:rPr>
+        <w:t xml:space="preserve">江湖之上，冯怒潮 练气圆满，却无筑基丹，修炼停滞！，天下局势悄然生变。</w:t>
+      </w:r>
+    </w:p>
+    <w:p>
+      <w:pPr>
+        <w:spacing w:after="60" w:before="60" w:line="360"/>
+        <w:ind w:firstLine="480"/>
+      </w:pPr>
+      <w:r>
+        <w:rPr>
+          <w:rFonts w:ascii="宋体" w:cs="宋体" w:eastAsia="宋体" w:hAnsi="宋体"/>
+          <w:sz w:val="24"/>
+          <w:szCs w:val="24"/>
+        </w:rPr>
+        <w:t xml:space="preserve">当第95月的最后一缕灵气散尽，这一段因果，已然落定。</w:t>
+      </w:r>
+    </w:p>
+    <w:p>
+      <w:pPr>
+        <w:spacing w:after="200" w:before="100"/>
+        <w:jc w:val="right"/>
+      </w:pPr>
+      <w:r>
+        <w:rPr>
+          <w:rFonts w:ascii="宋体" w:cs="宋体" w:eastAsia="宋体" w:hAnsi="宋体"/>
+          <w:i/>
+          <w:iCs/>
+          <w:color w:val="888888"/>
+          <w:sz w:val="18"/>
+          <w:szCs w:val="18"/>
+        </w:rPr>
+        <w:t xml:space="preserve">[数据] 存活修士：20人 | 突破：1次 | 大事件：18件</w:t>
+      </w:r>
+    </w:p>
+    <w:p>
+      <w:pPr>
+        <w:pStyle w:val="Heading2"/>
+        <w:spacing w:after="150" w:before="300"/>
+      </w:pPr>
+      <w:r>
+        <w:rPr>
+          <w:rFonts w:ascii="宋体" w:cs="宋体" w:eastAsia="宋体" w:hAnsi="宋体"/>
+          <w:b/>
+          <w:bCs/>
+          <w:color w:val="6B3A1F"/>
+          <w:sz w:val="28"/>
+          <w:szCs w:val="28"/>
+        </w:rPr>
+        <w:t xml:space="preserve">第96月至第100月</w:t>
       </w:r>
     </w:p>
     <w:p>
@@ -1807,156 +1911,6 @@
                   </pic:nvPicPr>
                   <pic:blipFill>
                     <a:blip r:embed="rId9" cstate="none"/>
-                    <a:srcRect/>
-                    <a:stretch>
-                      <a:fillRect/>
-                    </a:stretch>
-                  </pic:blipFill>
-                  <pic:spPr bwMode="auto">
-                    <a:xfrm>
-                      <a:off x="0" y="0"/>
-                      <a:ext cx="3810000" cy="2667000"/>
-                    </a:xfrm>
-                    <a:prstGeom prst="rect">
-                      <a:avLst/>
-                    </a:prstGeom>
-                  </pic:spPr>
-                </pic:pic>
-              </a:graphicData>
-            </a:graphic>
-          </wp:inline>
-        </w:drawing>
-      </w:r>
-    </w:p>
-    <w:p>
-      <w:pPr>
-        <w:spacing w:after="60" w:before="60" w:line="360"/>
-        <w:ind w:firstLine="480"/>
-      </w:pPr>
-      <w:r>
-        <w:rPr>
-          <w:rFonts w:ascii="宋体" w:cs="宋体" w:eastAsia="宋体" w:hAnsi="宋体"/>
-          <w:sz w:val="24"/>
-          <w:szCs w:val="24"/>
-        </w:rPr>
-        <w:t xml:space="preserve">灵脉荒野，第91月。地脉灵气从地缝中渗出，连空气都带着令人心悸的灵压。几道身影散落四方，各自打着自己的算盘。</w:t>
-      </w:r>
-    </w:p>
-    <w:p>
-      <w:pPr>
-        <w:spacing w:after="60" w:before="60" w:line="360"/>
-        <w:ind w:firstLine="480"/>
-      </w:pPr>
-      <w:r>
-        <w:rPr>
-          <w:rFonts w:ascii="宋体" w:cs="宋体" w:eastAsia="宋体" w:hAnsi="宋体"/>
-          <w:sz w:val="24"/>
-          <w:szCs w:val="24"/>
-        </w:rPr>
-        <w:t xml:space="preserve">天穹之上，隐隐有灵气漩涡凝聚，那是境界壁障破碎时才有的异象。滚滚灵压自丹田涌出，周身经脉尽皆震鸣——突破了，突破至练气二层！</w:t>
-      </w:r>
-    </w:p>
-    <w:p>
-      <w:pPr>
-        <w:spacing w:after="60" w:before="60" w:line="360"/>
-        <w:ind w:firstLine="480"/>
-      </w:pPr>
-      <w:r>
-        <w:rPr>
-          <w:rFonts w:ascii="宋体" w:cs="宋体" w:eastAsia="宋体" w:hAnsi="宋体"/>
-          <w:sz w:val="24"/>
-          <w:szCs w:val="24"/>
-        </w:rPr>
-        <w:t xml:space="preserve">与此同时，各方修士也在暗流中各自筹谋——</w:t>
-      </w:r>
-    </w:p>
-    <w:p>
-      <w:pPr>
-        <w:spacing w:after="60" w:before="60" w:line="360"/>
-        <w:ind w:firstLine="480"/>
-      </w:pPr>
-      <w:r>
-        <w:rPr>
-          <w:rFonts w:ascii="宋体" w:cs="宋体" w:eastAsia="宋体" w:hAnsi="宋体"/>
-          <w:sz w:val="24"/>
-          <w:szCs w:val="24"/>
-        </w:rPr>
-        <w:t xml:space="preserve">江湖之上，红袖添香 练气圆满，却无筑基丹，修炼停滞！，天下局势悄然生变。</w:t>
-      </w:r>
-    </w:p>
-    <w:p>
-      <w:pPr>
-        <w:spacing w:after="60" w:before="60" w:line="360"/>
-        <w:ind w:firstLine="480"/>
-      </w:pPr>
-      <w:r>
-        <w:rPr>
-          <w:rFonts w:ascii="宋体" w:cs="宋体" w:eastAsia="宋体" w:hAnsi="宋体"/>
-          <w:sz w:val="24"/>
-          <w:szCs w:val="24"/>
-        </w:rPr>
-        <w:t xml:space="preserve">当第95月的最后一缕灵气散尽，这一段因果，已然落定。</w:t>
-      </w:r>
-    </w:p>
-    <w:p>
-      <w:pPr>
-        <w:spacing w:after="200" w:before="100"/>
-        <w:jc w:val="right"/>
-      </w:pPr>
-      <w:r>
-        <w:rPr>
-          <w:rFonts w:ascii="宋体" w:cs="宋体" w:eastAsia="宋体" w:hAnsi="宋体"/>
-          <w:i/>
-          <w:iCs/>
-          <w:color w:val="888888"/>
-          <w:sz w:val="18"/>
-          <w:szCs w:val="18"/>
-        </w:rPr>
-        <w:t xml:space="preserve">[数据] 存活修士：20人 | 突破：1次 | 大事件：13件</w:t>
-      </w:r>
-    </w:p>
-    <w:p>
-      <w:pPr>
-        <w:pStyle w:val="Heading2"/>
-        <w:spacing w:after="150" w:before="300"/>
-      </w:pPr>
-      <w:r>
-        <w:rPr>
-          <w:rFonts w:ascii="宋体" w:cs="宋体" w:eastAsia="宋体" w:hAnsi="宋体"/>
-          <w:b/>
-          <w:bCs/>
-          <w:color w:val="6B3A1F"/>
-          <w:sz w:val="28"/>
-          <w:szCs w:val="28"/>
-        </w:rPr>
-        <w:t xml:space="preserve">第96月至第100月</w:t>
-      </w:r>
-    </w:p>
-    <w:p>
-      <w:pPr>
-        <w:spacing w:after="200" w:before="200"/>
-        <w:jc w:val="center"/>
-      </w:pPr>
-      <w:r>
-        <w:drawing>
-          <wp:inline distT="0" distB="0" distL="0" distR="0">
-            <wp:extent cx="3810000" cy="2667000"/>
-            <wp:effectExtent t="0" r="0" b="0" l="0"/>
-            <wp:docPr id="1" name="illustration" descr="AI生成配图" title="章节配图"/>
-            <wp:cNvGraphicFramePr>
-              <a:graphicFrameLocks xmlns:a="http://schemas.openxmlformats.org/drawingml/2006/main" noChangeAspect="1"/>
-            </wp:cNvGraphicFramePr>
-            <a:graphic xmlns:a="http://schemas.openxmlformats.org/drawingml/2006/main">
-              <a:graphicData uri="http://schemas.openxmlformats.org/drawingml/2006/picture">
-                <pic:pic xmlns:pic="http://schemas.openxmlformats.org/drawingml/2006/picture">
-                  <pic:nvPicPr>
-                    <pic:cNvPr id="0" name="" descr=""/>
-                    <pic:cNvPicPr>
-                      <a:picLocks noChangeAspect="1" noChangeArrowheads="1"/>
-                    </pic:cNvPicPr>
-                  </pic:nvPicPr>
-                  <pic:blipFill>
-                    <a:blip r:embed="rId10" cstate="none"/>
                     <a:srcRect/>
                     <a:stretch>
                       <a:fillRect/>

--- a/xianxia_story.docx
+++ b/xianxia_story.docx
@@ -1888,52 +1888,6 @@
     </w:p>
     <w:p>
       <w:pPr>
-        <w:spacing w:after="200" w:before="200"/>
-        <w:jc w:val="center"/>
-      </w:pPr>
-      <w:r>
-        <w:drawing>
-          <wp:inline distT="0" distB="0" distL="0" distR="0">
-            <wp:extent cx="3810000" cy="2667000"/>
-            <wp:effectExtent t="0" r="0" b="0" l="0"/>
-            <wp:docPr id="1" name="illustration" descr="AI生成配图" title="章节配图"/>
-            <wp:cNvGraphicFramePr>
-              <a:graphicFrameLocks xmlns:a="http://schemas.openxmlformats.org/drawingml/2006/main" noChangeAspect="1"/>
-            </wp:cNvGraphicFramePr>
-            <a:graphic xmlns:a="http://schemas.openxmlformats.org/drawingml/2006/main">
-              <a:graphicData uri="http://schemas.openxmlformats.org/drawingml/2006/picture">
-                <pic:pic xmlns:pic="http://schemas.openxmlformats.org/drawingml/2006/picture">
-                  <pic:nvPicPr>
-                    <pic:cNvPr id="0" name="" descr=""/>
-                    <pic:cNvPicPr>
-                      <a:picLocks noChangeAspect="1" noChangeArrowheads="1"/>
-                    </pic:cNvPicPr>
-                  </pic:nvPicPr>
-                  <pic:blipFill>
-                    <a:blip r:embed="rId9" cstate="none"/>
-                    <a:srcRect/>
-                    <a:stretch>
-                      <a:fillRect/>
-                    </a:stretch>
-                  </pic:blipFill>
-                  <pic:spPr bwMode="auto">
-                    <a:xfrm>
-                      <a:off x="0" y="0"/>
-                      <a:ext cx="3810000" cy="2667000"/>
-                    </a:xfrm>
-                    <a:prstGeom prst="rect">
-                      <a:avLst/>
-                    </a:prstGeom>
-                  </pic:spPr>
-                </pic:pic>
-              </a:graphicData>
-            </a:graphic>
-          </wp:inline>
-        </w:drawing>
-      </w:r>
-    </w:p>
-    <w:p>
-      <w:pPr>
         <w:spacing w:after="60" w:before="60" w:line="360"/>
         <w:ind w:firstLine="480"/>
       </w:pPr>
@@ -1944,20 +1898,6 @@
           <w:szCs w:val="24"/>
         </w:rPr>
         <w:t xml:space="preserve">灵脉荒野，第96月。地脉灵气从地缝中渗出，连空气都带着令人心悸的灵压。几道身影散落四方，各自打着自己的算盘。</w:t>
-      </w:r>
-    </w:p>
-    <w:p>
-      <w:pPr>
-        <w:spacing w:after="60" w:before="60" w:line="360"/>
-        <w:ind w:firstLine="480"/>
-      </w:pPr>
-      <w:r>
-        <w:rPr>
-          <w:rFonts w:ascii="宋体" w:cs="宋体" w:eastAsia="宋体" w:hAnsi="宋体"/>
-          <w:sz w:val="24"/>
-          <w:szCs w:val="24"/>
-        </w:rPr>
-        <w:t xml:space="preserve">天穹之上，隐隐有灵气漩涡凝聚，那是境界壁障破碎时才有的异象。滚滚灵压自丹田涌出，周身经脉尽皆震鸣——突破了，突破至练气八层！</w:t>
       </w:r>
     </w:p>
     <w:p>
@@ -2016,7 +1956,7 @@
           <w:sz w:val="18"/>
           <w:szCs w:val="18"/>
         </w:rPr>
-        <w:t xml:space="preserve">[数据] 存活修士：20人 | 突破：1次 | 大事件：17件</w:t>
+        <w:t xml:space="preserve">[数据] 存活修士：20人 | 大事件：17件</w:t>
       </w:r>
     </w:p>
     <w:p/>

--- a/xianxia_story.docx
+++ b/xianxia_story.docx
@@ -2038,35 +2038,35 @@
           <w:sz w:val="24"/>
           <w:szCs w:val="24"/>
         </w:rPr>
-        <w:t xml:space="preserve">🥇 青云长老 ── 元婴期</w:t>
-      </w:r>
-    </w:p>
-    <w:p>
-      <w:pPr>
-        <w:spacing w:after="60" w:before="60" w:line="360"/>
-        <w:ind w:firstLine="480"/>
-      </w:pPr>
-      <w:r>
-        <w:rPr>
-          <w:rFonts w:ascii="宋体" w:cs="宋体" w:eastAsia="宋体" w:hAnsi="宋体"/>
-          <w:sz w:val="24"/>
-          <w:szCs w:val="24"/>
-        </w:rPr>
-        <w:t xml:space="preserve">🥈 小宝 ── 练气十二层</w:t>
-      </w:r>
-    </w:p>
-    <w:p>
-      <w:pPr>
-        <w:spacing w:after="60" w:before="60" w:line="360"/>
-        <w:ind w:firstLine="480"/>
-      </w:pPr>
-      <w:r>
-        <w:rPr>
-          <w:rFonts w:ascii="宋体" w:cs="宋体" w:eastAsia="宋体" w:hAnsi="宋体"/>
-          <w:sz w:val="24"/>
-          <w:szCs w:val="24"/>
-        </w:rPr>
-        <w:t xml:space="preserve">🥉 苏寒衣 ── 筑基期</w:t>
+        <w:t xml:space="preserve">🥇 苏寒衣 ── 元婴期</w:t>
+      </w:r>
+    </w:p>
+    <w:p>
+      <w:pPr>
+        <w:spacing w:after="60" w:before="60" w:line="360"/>
+        <w:ind w:firstLine="480"/>
+      </w:pPr>
+      <w:r>
+        <w:rPr>
+          <w:rFonts w:ascii="宋体" w:cs="宋体" w:eastAsia="宋体" w:hAnsi="宋体"/>
+          <w:sz w:val="24"/>
+          <w:szCs w:val="24"/>
+        </w:rPr>
+        <w:t xml:space="preserve">🥈 青云长老 ── 元婴期</w:t>
+      </w:r>
+    </w:p>
+    <w:p>
+      <w:pPr>
+        <w:spacing w:after="60" w:before="60" w:line="360"/>
+        <w:ind w:firstLine="480"/>
+      </w:pPr>
+      <w:r>
+        <w:rPr>
+          <w:rFonts w:ascii="宋体" w:cs="宋体" w:eastAsia="宋体" w:hAnsi="宋体"/>
+          <w:sz w:val="24"/>
+          <w:szCs w:val="24"/>
+        </w:rPr>
+        <w:t xml:space="preserve">🥉 小宝 ── 练气十二层</w:t>
       </w:r>
     </w:p>
     <w:p>
@@ -2094,7 +2094,7 @@
           <w:sz w:val="24"/>
           <w:szCs w:val="24"/>
         </w:rPr>
-        <w:t xml:space="preserve">5. 孟长歌 ── 练气十二层</w:t>
+        <w:t xml:space="preserve">5. 红袖添香 ── 练气十二层</w:t>
       </w:r>
     </w:p>
     <w:p>
@@ -2122,273 +2122,273 @@
           <w:sz w:val="24"/>
           <w:szCs w:val="24"/>
         </w:rPr>
-        <w:t xml:space="preserve">- **冯怒潮**：练气十二层，进度97%，在wild_lingmai，灵石1630</w:t>
-      </w:r>
-    </w:p>
-    <w:p>
-      <w:pPr>
-        <w:spacing w:after="60" w:before="60" w:line="360"/>
-        <w:ind w:firstLine="480"/>
-      </w:pPr>
-      <w:r>
-        <w:rPr>
-          <w:rFonts w:ascii="宋体" w:cs="宋体" w:eastAsia="宋体" w:hAnsi="宋体"/>
-          <w:sz w:val="24"/>
-          <w:szCs w:val="24"/>
-        </w:rPr>
-        <w:t xml:space="preserve">- **陆霜华**：练气十一层，进度44%，在wild_lingmai，灵石2303</w:t>
-      </w:r>
-    </w:p>
-    <w:p>
-      <w:pPr>
-        <w:spacing w:after="60" w:before="60" w:line="360"/>
-        <w:ind w:firstLine="480"/>
-      </w:pPr>
-      <w:r>
-        <w:rPr>
-          <w:rFonts w:ascii="宋体" w:cs="宋体" w:eastAsia="宋体" w:hAnsi="宋体"/>
-          <w:sz w:val="24"/>
-          <w:szCs w:val="24"/>
-        </w:rPr>
-        <w:t xml:space="preserve">- **苏寒衣**：筑基期，进度30%，在wild_lingmai，灵石3839</w:t>
-      </w:r>
-    </w:p>
-    <w:p>
-      <w:pPr>
-        <w:spacing w:after="60" w:before="60" w:line="360"/>
-        <w:ind w:firstLine="480"/>
-      </w:pPr>
-      <w:r>
-        <w:rPr>
-          <w:rFonts w:ascii="宋体" w:cs="宋体" w:eastAsia="宋体" w:hAnsi="宋体"/>
-          <w:sz w:val="24"/>
-          <w:szCs w:val="24"/>
-        </w:rPr>
-        <w:t xml:space="preserve">- **魏玄机**：练气十二层，进度99%，在wild_ghost_valley，灵石1508</w:t>
-      </w:r>
-    </w:p>
-    <w:p>
-      <w:pPr>
-        <w:spacing w:after="60" w:before="60" w:line="360"/>
-        <w:ind w:firstLine="480"/>
-      </w:pPr>
-      <w:r>
-        <w:rPr>
-          <w:rFonts w:ascii="宋体" w:cs="宋体" w:eastAsia="宋体" w:hAnsi="宋体"/>
-          <w:sz w:val="24"/>
-          <w:szCs w:val="24"/>
-        </w:rPr>
-        <w:t xml:space="preserve">- **孟长歌**：练气十二层，进度99%，在wild_lingmai，灵石1005</w:t>
-      </w:r>
-    </w:p>
-    <w:p>
-      <w:pPr>
-        <w:spacing w:after="60" w:before="60" w:line="360"/>
-        <w:ind w:firstLine="480"/>
-      </w:pPr>
-      <w:r>
-        <w:rPr>
-          <w:rFonts w:ascii="宋体" w:cs="宋体" w:eastAsia="宋体" w:hAnsi="宋体"/>
-          <w:sz w:val="24"/>
-          <w:szCs w:val="24"/>
-        </w:rPr>
-        <w:t xml:space="preserve">- **老赵掌柜**：凡人，进度39%，在wild_lingmai，灵石782</w:t>
-      </w:r>
-    </w:p>
-    <w:p>
-      <w:pPr>
-        <w:spacing w:after="60" w:before="60" w:line="360"/>
-        <w:ind w:firstLine="480"/>
-      </w:pPr>
-      <w:r>
-        <w:rPr>
-          <w:rFonts w:ascii="宋体" w:cs="宋体" w:eastAsia="宋体" w:hAnsi="宋体"/>
-          <w:sz w:val="24"/>
-          <w:szCs w:val="24"/>
-        </w:rPr>
-        <w:t xml:space="preserve">- **小翠**：凡人，进度48%，在city_qingyun，灵石564</w:t>
-      </w:r>
-    </w:p>
-    <w:p>
-      <w:pPr>
-        <w:spacing w:after="60" w:before="60" w:line="360"/>
-        <w:ind w:firstLine="480"/>
-      </w:pPr>
-      <w:r>
-        <w:rPr>
-          <w:rFonts w:ascii="宋体" w:cs="宋体" w:eastAsia="宋体" w:hAnsi="宋体"/>
-          <w:sz w:val="24"/>
-          <w:szCs w:val="24"/>
-        </w:rPr>
-        <w:t xml:space="preserve">- **万财爷**：练气一层，进度41%，在wild_lingmai，灵石8674</w:t>
-      </w:r>
-    </w:p>
-    <w:p>
-      <w:pPr>
-        <w:spacing w:after="60" w:before="60" w:line="360"/>
-        <w:ind w:firstLine="480"/>
-      </w:pPr>
-      <w:r>
-        <w:rPr>
-          <w:rFonts w:ascii="宋体" w:cs="宋体" w:eastAsia="宋体" w:hAnsi="宋体"/>
-          <w:sz w:val="24"/>
-          <w:szCs w:val="24"/>
-        </w:rPr>
-        <w:t xml:space="preserve">- **红袖添香**：练气九层，进度8%，在wild_lingmai，灵石3132</w:t>
-      </w:r>
-    </w:p>
-    <w:p>
-      <w:pPr>
-        <w:spacing w:after="60" w:before="60" w:line="360"/>
-        <w:ind w:firstLine="480"/>
-      </w:pPr>
-      <w:r>
-        <w:rPr>
-          <w:rFonts w:ascii="宋体" w:cs="宋体" w:eastAsia="宋体" w:hAnsi="宋体"/>
-          <w:sz w:val="24"/>
-          <w:szCs w:val="24"/>
-        </w:rPr>
-        <w:t xml:space="preserve">- **铁牛**：练气七层，进度84%，在wild_lingmai，灵石829</w:t>
-      </w:r>
-    </w:p>
-    <w:p>
-      <w:pPr>
-        <w:spacing w:after="60" w:before="60" w:line="360"/>
-        <w:ind w:firstLine="480"/>
-      </w:pPr>
-      <w:r>
-        <w:rPr>
-          <w:rFonts w:ascii="宋体" w:cs="宋体" w:eastAsia="宋体" w:hAnsi="宋体"/>
-          <w:sz w:val="24"/>
-          <w:szCs w:val="24"/>
-        </w:rPr>
-        <w:t xml:space="preserve">- **破碗老爷**：练气十一层，进度30%，在wild_lingmai，灵石581</w:t>
-      </w:r>
-    </w:p>
-    <w:p>
-      <w:pPr>
-        <w:spacing w:after="60" w:before="60" w:line="360"/>
-        <w:ind w:firstLine="480"/>
-      </w:pPr>
-      <w:r>
-        <w:rPr>
-          <w:rFonts w:ascii="宋体" w:cs="宋体" w:eastAsia="宋体" w:hAnsi="宋体"/>
-          <w:sz w:val="24"/>
-          <w:szCs w:val="24"/>
-        </w:rPr>
-        <w:t xml:space="preserve">- **老李头**：凡人，进度55%，在wild_lingmai，灵石866</w:t>
-      </w:r>
-    </w:p>
-    <w:p>
-      <w:pPr>
-        <w:spacing w:after="60" w:before="60" w:line="360"/>
-        <w:ind w:firstLine="480"/>
-      </w:pPr>
-      <w:r>
-        <w:rPr>
-          <w:rFonts w:ascii="宋体" w:cs="宋体" w:eastAsia="宋体" w:hAnsi="宋体"/>
-          <w:sz w:val="24"/>
-          <w:szCs w:val="24"/>
-        </w:rPr>
-        <w:t xml:space="preserve">- **刘二蛋**：凡人，进度38%，在city_qingyun，灵石431</w:t>
-      </w:r>
-    </w:p>
-    <w:p>
-      <w:pPr>
-        <w:spacing w:after="60" w:before="60" w:line="360"/>
-        <w:ind w:firstLine="480"/>
-      </w:pPr>
-      <w:r>
-        <w:rPr>
-          <w:rFonts w:ascii="宋体" w:cs="宋体" w:eastAsia="宋体" w:hAnsi="宋体"/>
-          <w:sz w:val="24"/>
-          <w:szCs w:val="24"/>
-        </w:rPr>
-        <w:t xml:space="preserve">- **王捕头**：练气六层，进度65%，在city_qingyun，灵石879</w:t>
-      </w:r>
-    </w:p>
-    <w:p>
-      <w:pPr>
-        <w:spacing w:after="60" w:before="60" w:line="360"/>
-        <w:ind w:firstLine="480"/>
-      </w:pPr>
-      <w:r>
-        <w:rPr>
-          <w:rFonts w:ascii="宋体" w:cs="宋体" w:eastAsia="宋体" w:hAnsi="宋体"/>
-          <w:sz w:val="24"/>
-          <w:szCs w:val="24"/>
-        </w:rPr>
-        <w:t xml:space="preserve">- **青云长老**：元婴期，进度100%，在city_qingyun，灵石50352</w:t>
-      </w:r>
-    </w:p>
-    <w:p>
-      <w:pPr>
-        <w:spacing w:after="60" w:before="60" w:line="360"/>
-        <w:ind w:firstLine="480"/>
-      </w:pPr>
-      <w:r>
-        <w:rPr>
-          <w:rFonts w:ascii="宋体" w:cs="宋体" w:eastAsia="宋体" w:hAnsi="宋体"/>
-          <w:sz w:val="24"/>
-          <w:szCs w:val="24"/>
-        </w:rPr>
-        <w:t xml:space="preserve">- **梨花娘子**：凡人，进度44%，在wild_lingmai，灵石221</w:t>
-      </w:r>
-    </w:p>
-    <w:p>
-      <w:pPr>
-        <w:spacing w:after="60" w:before="60" w:line="360"/>
-        <w:ind w:firstLine="480"/>
-      </w:pPr>
-      <w:r>
-        <w:rPr>
-          <w:rFonts w:ascii="宋体" w:cs="宋体" w:eastAsia="宋体" w:hAnsi="宋体"/>
-          <w:sz w:val="24"/>
-          <w:szCs w:val="24"/>
-        </w:rPr>
-        <w:t xml:space="preserve">- **小宝**：练气十二层，进度75%，在wild_lingmai，灵石410</w:t>
-      </w:r>
-    </w:p>
-    <w:p>
-      <w:pPr>
-        <w:spacing w:after="60" w:before="60" w:line="360"/>
-        <w:ind w:firstLine="480"/>
-      </w:pPr>
-      <w:r>
-        <w:rPr>
-          <w:rFonts w:ascii="宋体" w:cs="宋体" w:eastAsia="宋体" w:hAnsi="宋体"/>
-          <w:sz w:val="24"/>
-          <w:szCs w:val="24"/>
-        </w:rPr>
-        <w:t xml:space="preserve">- **黑风寨主**：练气三层，进度98%，在wild_lingmai，灵石858</w:t>
-      </w:r>
-    </w:p>
-    <w:p>
-      <w:pPr>
-        <w:spacing w:after="60" w:before="60" w:line="360"/>
-        <w:ind w:firstLine="480"/>
-      </w:pPr>
-      <w:r>
-        <w:rPr>
-          <w:rFonts w:ascii="宋体" w:cs="宋体" w:eastAsia="宋体" w:hAnsi="宋体"/>
-          <w:sz w:val="24"/>
-          <w:szCs w:val="24"/>
-        </w:rPr>
-        <w:t xml:space="preserve">- **玄机道长**：凡人，进度55%，在wild_lingmai，灵石1063</w:t>
-      </w:r>
-    </w:p>
-    <w:p>
-      <w:pPr>
-        <w:spacing w:after="60" w:before="60" w:line="360"/>
-        <w:ind w:firstLine="480"/>
-      </w:pPr>
-      <w:r>
-        <w:rPr>
-          <w:rFonts w:ascii="宋体" w:cs="宋体" w:eastAsia="宋体" w:hAnsi="宋体"/>
-          <w:sz w:val="24"/>
-          <w:szCs w:val="24"/>
-        </w:rPr>
-        <w:t xml:space="preserve">- **陈神医**：练气五层，进度15%，在wild_lingmai，灵石930</w:t>
+        <w:t xml:space="preserve">- **冯怒潮**：练气十二层，进度99%，在wild_lingmai，灵石2178</w:t>
+      </w:r>
+    </w:p>
+    <w:p>
+      <w:pPr>
+        <w:spacing w:after="60" w:before="60" w:line="360"/>
+        <w:ind w:firstLine="480"/>
+      </w:pPr>
+      <w:r>
+        <w:rPr>
+          <w:rFonts w:ascii="宋体" w:cs="宋体" w:eastAsia="宋体" w:hAnsi="宋体"/>
+          <w:sz w:val="24"/>
+          <w:szCs w:val="24"/>
+        </w:rPr>
+        <w:t xml:space="preserve">- **陆霜华**：练气十二层，进度99%，在wild_lingmai，灵石3291</w:t>
+      </w:r>
+    </w:p>
+    <w:p>
+      <w:pPr>
+        <w:spacing w:after="60" w:before="60" w:line="360"/>
+        <w:ind w:firstLine="480"/>
+      </w:pPr>
+      <w:r>
+        <w:rPr>
+          <w:rFonts w:ascii="宋体" w:cs="宋体" w:eastAsia="宋体" w:hAnsi="宋体"/>
+          <w:sz w:val="24"/>
+          <w:szCs w:val="24"/>
+        </w:rPr>
+        <w:t xml:space="preserve">- **苏寒衣**：元婴期，进度100%，在wild_lingmai，灵石4231</w:t>
+      </w:r>
+    </w:p>
+    <w:p>
+      <w:pPr>
+        <w:spacing w:after="60" w:before="60" w:line="360"/>
+        <w:ind w:firstLine="480"/>
+      </w:pPr>
+      <w:r>
+        <w:rPr>
+          <w:rFonts w:ascii="宋体" w:cs="宋体" w:eastAsia="宋体" w:hAnsi="宋体"/>
+          <w:sz w:val="24"/>
+          <w:szCs w:val="24"/>
+        </w:rPr>
+        <w:t xml:space="preserve">- **魏玄机**：练气十二层，进度99%，在wild_ghost_valley，灵石2629</w:t>
+      </w:r>
+    </w:p>
+    <w:p>
+      <w:pPr>
+        <w:spacing w:after="60" w:before="60" w:line="360"/>
+        <w:ind w:firstLine="480"/>
+      </w:pPr>
+      <w:r>
+        <w:rPr>
+          <w:rFonts w:ascii="宋体" w:cs="宋体" w:eastAsia="宋体" w:hAnsi="宋体"/>
+          <w:sz w:val="24"/>
+          <w:szCs w:val="24"/>
+        </w:rPr>
+        <w:t xml:space="preserve">- **孟长歌**：练气十二层，进度100%，在wild_lingmai，灵石2249</w:t>
+      </w:r>
+    </w:p>
+    <w:p>
+      <w:pPr>
+        <w:spacing w:after="60" w:before="60" w:line="360"/>
+        <w:ind w:firstLine="480"/>
+      </w:pPr>
+      <w:r>
+        <w:rPr>
+          <w:rFonts w:ascii="宋体" w:cs="宋体" w:eastAsia="宋体" w:hAnsi="宋体"/>
+          <w:sz w:val="24"/>
+          <w:szCs w:val="24"/>
+        </w:rPr>
+        <w:t xml:space="preserve">- **老赵掌柜**：凡人，进度85%，在city_qingyun，灵石1382</w:t>
+      </w:r>
+    </w:p>
+    <w:p>
+      <w:pPr>
+        <w:spacing w:after="60" w:before="60" w:line="360"/>
+        <w:ind w:firstLine="480"/>
+      </w:pPr>
+      <w:r>
+        <w:rPr>
+          <w:rFonts w:ascii="宋体" w:cs="宋体" w:eastAsia="宋体" w:hAnsi="宋体"/>
+          <w:sz w:val="24"/>
+          <w:szCs w:val="24"/>
+        </w:rPr>
+        <w:t xml:space="preserve">- **小翠**：凡人，进度96%，在wild_lingmai，灵石918</w:t>
+      </w:r>
+    </w:p>
+    <w:p>
+      <w:pPr>
+        <w:spacing w:after="60" w:before="60" w:line="360"/>
+        <w:ind w:firstLine="480"/>
+      </w:pPr>
+      <w:r>
+        <w:rPr>
+          <w:rFonts w:ascii="宋体" w:cs="宋体" w:eastAsia="宋体" w:hAnsi="宋体"/>
+          <w:sz w:val="24"/>
+          <w:szCs w:val="24"/>
+        </w:rPr>
+        <w:t xml:space="preserve">- **万财爷**：练气二层，进度17%，在wild_lingmai，灵石10082</w:t>
+      </w:r>
+    </w:p>
+    <w:p>
+      <w:pPr>
+        <w:spacing w:after="60" w:before="60" w:line="360"/>
+        <w:ind w:firstLine="480"/>
+      </w:pPr>
+      <w:r>
+        <w:rPr>
+          <w:rFonts w:ascii="宋体" w:cs="宋体" w:eastAsia="宋体" w:hAnsi="宋体"/>
+          <w:sz w:val="24"/>
+          <w:szCs w:val="24"/>
+        </w:rPr>
+        <w:t xml:space="preserve">- **红袖添香**：练气十二层，进度99%，在wild_lingmai，灵石4292</w:t>
+      </w:r>
+    </w:p>
+    <w:p>
+      <w:pPr>
+        <w:spacing w:after="60" w:before="60" w:line="360"/>
+        <w:ind w:firstLine="480"/>
+      </w:pPr>
+      <w:r>
+        <w:rPr>
+          <w:rFonts w:ascii="宋体" w:cs="宋体" w:eastAsia="宋体" w:hAnsi="宋体"/>
+          <w:sz w:val="24"/>
+          <w:szCs w:val="24"/>
+        </w:rPr>
+        <w:t xml:space="preserve">- **铁牛**：练气十二层，进度50%，在wild_lingmai，灵石1715</w:t>
+      </w:r>
+    </w:p>
+    <w:p>
+      <w:pPr>
+        <w:spacing w:after="60" w:before="60" w:line="360"/>
+        <w:ind w:firstLine="480"/>
+      </w:pPr>
+      <w:r>
+        <w:rPr>
+          <w:rFonts w:ascii="宋体" w:cs="宋体" w:eastAsia="宋体" w:hAnsi="宋体"/>
+          <w:sz w:val="24"/>
+          <w:szCs w:val="24"/>
+        </w:rPr>
+        <w:t xml:space="preserve">- **破碗老爷**：练气十二层，进度99%，在wild_lingmai，灵石841</w:t>
+      </w:r>
+    </w:p>
+    <w:p>
+      <w:pPr>
+        <w:spacing w:after="60" w:before="60" w:line="360"/>
+        <w:ind w:firstLine="480"/>
+      </w:pPr>
+      <w:r>
+        <w:rPr>
+          <w:rFonts w:ascii="宋体" w:cs="宋体" w:eastAsia="宋体" w:hAnsi="宋体"/>
+          <w:sz w:val="24"/>
+          <w:szCs w:val="24"/>
+        </w:rPr>
+        <w:t xml:space="preserve">- **老李头**：凡人，进度96%，在wild_lingmai，灵石1567</w:t>
+      </w:r>
+    </w:p>
+    <w:p>
+      <w:pPr>
+        <w:spacing w:after="60" w:before="60" w:line="360"/>
+        <w:ind w:firstLine="480"/>
+      </w:pPr>
+      <w:r>
+        <w:rPr>
+          <w:rFonts w:ascii="宋体" w:cs="宋体" w:eastAsia="宋体" w:hAnsi="宋体"/>
+          <w:sz w:val="24"/>
+          <w:szCs w:val="24"/>
+        </w:rPr>
+        <w:t xml:space="preserve">- **刘二蛋**：凡人，进度81%，在wild_lingmai，灵石1464</w:t>
+      </w:r>
+    </w:p>
+    <w:p>
+      <w:pPr>
+        <w:spacing w:after="60" w:before="60" w:line="360"/>
+        <w:ind w:firstLine="480"/>
+      </w:pPr>
+      <w:r>
+        <w:rPr>
+          <w:rFonts w:ascii="宋体" w:cs="宋体" w:eastAsia="宋体" w:hAnsi="宋体"/>
+          <w:sz w:val="24"/>
+          <w:szCs w:val="24"/>
+        </w:rPr>
+        <w:t xml:space="preserve">- **王捕头**：练气十一层，进度50%，在wild_lingmai，灵石1358</w:t>
+      </w:r>
+    </w:p>
+    <w:p>
+      <w:pPr>
+        <w:spacing w:after="60" w:before="60" w:line="360"/>
+        <w:ind w:firstLine="480"/>
+      </w:pPr>
+      <w:r>
+        <w:rPr>
+          <w:rFonts w:ascii="宋体" w:cs="宋体" w:eastAsia="宋体" w:hAnsi="宋体"/>
+          <w:sz w:val="24"/>
+          <w:szCs w:val="24"/>
+        </w:rPr>
+        <w:t xml:space="preserve">- **青云长老**：元婴期，进度100%，在city_qingyun，灵石50956</w:t>
+      </w:r>
+    </w:p>
+    <w:p>
+      <w:pPr>
+        <w:spacing w:after="60" w:before="60" w:line="360"/>
+        <w:ind w:firstLine="480"/>
+      </w:pPr>
+      <w:r>
+        <w:rPr>
+          <w:rFonts w:ascii="宋体" w:cs="宋体" w:eastAsia="宋体" w:hAnsi="宋体"/>
+          <w:sz w:val="24"/>
+          <w:szCs w:val="24"/>
+        </w:rPr>
+        <w:t xml:space="preserve">- **梨花娘子**：凡人，进度82%，在wild_lingmai，灵石1115</w:t>
+      </w:r>
+    </w:p>
+    <w:p>
+      <w:pPr>
+        <w:spacing w:after="60" w:before="60" w:line="360"/>
+        <w:ind w:firstLine="480"/>
+      </w:pPr>
+      <w:r>
+        <w:rPr>
+          <w:rFonts w:ascii="宋体" w:cs="宋体" w:eastAsia="宋体" w:hAnsi="宋体"/>
+          <w:sz w:val="24"/>
+          <w:szCs w:val="24"/>
+        </w:rPr>
+        <w:t xml:space="preserve">- **小宝**：练气十二层，进度99%，在city_qingyun，灵石1471</w:t>
+      </w:r>
+    </w:p>
+    <w:p>
+      <w:pPr>
+        <w:spacing w:after="60" w:before="60" w:line="360"/>
+        <w:ind w:firstLine="480"/>
+      </w:pPr>
+      <w:r>
+        <w:rPr>
+          <w:rFonts w:ascii="宋体" w:cs="宋体" w:eastAsia="宋体" w:hAnsi="宋体"/>
+          <w:sz w:val="24"/>
+          <w:szCs w:val="24"/>
+        </w:rPr>
+        <w:t xml:space="preserve">- **黑风寨主**：练气七层，进度28%，在city_qingyun，灵石1577</w:t>
+      </w:r>
+    </w:p>
+    <w:p>
+      <w:pPr>
+        <w:spacing w:after="60" w:before="60" w:line="360"/>
+        <w:ind w:firstLine="480"/>
+      </w:pPr>
+      <w:r>
+        <w:rPr>
+          <w:rFonts w:ascii="宋体" w:cs="宋体" w:eastAsia="宋体" w:hAnsi="宋体"/>
+          <w:sz w:val="24"/>
+          <w:szCs w:val="24"/>
+        </w:rPr>
+        <w:t xml:space="preserve">- **玄机道长**：练气一层，进度2%，在city_qingyun，灵石1444</w:t>
+      </w:r>
+    </w:p>
+    <w:p>
+      <w:pPr>
+        <w:spacing w:after="60" w:before="60" w:line="360"/>
+        <w:ind w:firstLine="480"/>
+      </w:pPr>
+      <w:r>
+        <w:rPr>
+          <w:rFonts w:ascii="宋体" w:cs="宋体" w:eastAsia="宋体" w:hAnsi="宋体"/>
+          <w:sz w:val="24"/>
+          <w:szCs w:val="24"/>
+        </w:rPr>
+        <w:t xml:space="preserve">- **陈神医**：练气九层，进度30%，在wild_lingmai，灵石1723</w:t>
       </w:r>
     </w:p>
     <w:p>
@@ -2444,7 +2444,119 @@
           <w:sz w:val="24"/>
           <w:szCs w:val="24"/>
         </w:rPr>
-        <w:t xml:space="preserve">- 血与剑的故事从未停歇，第1月，又是新的一章。无人动手，但刀已出鞘——只差一个契机。</w:t>
+        <w:t xml:space="preserve">- 第1回合，天地间的棋局又落下了一颗子。🔍 孟长歌 探索有收获。 🔍 老李头 探索有收获。</w:t>
+      </w:r>
+    </w:p>
+    <w:p>
+      <w:pPr>
+        <w:spacing w:after="60" w:before="60" w:line="360"/>
+        <w:ind w:firstLine="480"/>
+      </w:pPr>
+      <w:r>
+        <w:rPr>
+          <w:rFonts w:ascii="宋体" w:cs="宋体" w:eastAsia="宋体" w:hAnsi="宋体"/>
+          <w:sz w:val="24"/>
+          <w:szCs w:val="24"/>
+        </w:rPr>
+        <w:t xml:space="preserve">- 荒野中妖气流动，不知从何处传来一声低沉的嘶吼。</w:t>
+      </w:r>
+    </w:p>
+    <w:p>
+      <w:pPr>
+        <w:spacing w:after="60" w:before="60" w:line="360"/>
+        <w:ind w:firstLine="480"/>
+      </w:pPr>
+      <w:r>
+        <w:rPr>
+          <w:rFonts w:ascii="宋体" w:cs="宋体" w:eastAsia="宋体" w:hAnsi="宋体"/>
+          <w:sz w:val="24"/>
+          <w:szCs w:val="24"/>
+        </w:rPr>
+        <w:t xml:space="preserve">- 血与剑的故事从未停歇，第2月，又是新的一章。⚠️ 冯怒潮 练气圆满，却无筑基丹，修炼停滞！ 🔍 魏玄机 探索有收获。</w:t>
+      </w:r>
+    </w:p>
+    <w:p>
+      <w:pPr>
+        <w:spacing w:after="60" w:before="60" w:line="360"/>
+        <w:ind w:firstLine="480"/>
+      </w:pPr>
+      <w:r>
+        <w:rPr>
+          <w:rFonts w:ascii="宋体" w:cs="宋体" w:eastAsia="宋体" w:hAnsi="宋体"/>
+          <w:sz w:val="24"/>
+          <w:szCs w:val="24"/>
+        </w:rPr>
+        <w:t xml:space="preserve">- 一名身着灰袍的老者把玩着灵石，眼神时不时扫向四周。</w:t>
+      </w:r>
+    </w:p>
+    <w:p>
+      <w:pPr>
+        <w:spacing w:after="60" w:before="60" w:line="360"/>
+        <w:ind w:firstLine="480"/>
+      </w:pPr>
+      <w:r>
+        <w:rPr>
+          <w:rFonts w:ascii="宋体" w:cs="宋体" w:eastAsia="宋体" w:hAnsi="宋体"/>
+          <w:sz w:val="24"/>
+          <w:szCs w:val="24"/>
+        </w:rPr>
+        <w:t xml:space="preserve">- 岁月如刀，3月已过。🔍 魏玄机 探索有收获。 🔍 老赵掌柜 探索有收获。修仙之路，从不平静。</w:t>
+      </w:r>
+    </w:p>
+    <w:p>
+      <w:pPr>
+        <w:spacing w:after="60" w:before="60" w:line="360"/>
+        <w:ind w:firstLine="480"/>
+      </w:pPr>
+      <w:r>
+        <w:rPr>
+          <w:rFonts w:ascii="宋体" w:cs="宋体" w:eastAsia="宋体" w:hAnsi="宋体"/>
+          <w:sz w:val="24"/>
+          <w:szCs w:val="24"/>
+        </w:rPr>
+        <w:t xml:space="preserve">- 第4月，苍渺大陆的暗流继续涌动。⚠️ 孟长歌 练气圆满，却无筑基丹，修炼停滞！ ⚠️ 红袖添香 练气圆满，却无筑基丹，修炼停滞！</w:t>
+      </w:r>
+    </w:p>
+    <w:p>
+      <w:pPr>
+        <w:spacing w:after="60" w:before="60" w:line="360"/>
+        <w:ind w:firstLine="480"/>
+      </w:pPr>
+      <w:r>
+        <w:rPr>
+          <w:rFonts w:ascii="宋体" w:cs="宋体" w:eastAsia="宋体" w:hAnsi="宋体"/>
+          <w:sz w:val="24"/>
+          <w:szCs w:val="24"/>
+        </w:rPr>
+        <w:t xml:space="preserve">- 岁月如刀，5月已过。⚠️ 冯怒潮 练气圆满，却无筑基丹，修炼停滞！ ⚠️ 魏玄机 练气圆满，却无筑基丹，修炼停滞！修仙之路，从不平静。</w:t>
+      </w:r>
+    </w:p>
+    <w:p>
+      <w:pPr>
+        <w:spacing w:after="60" w:before="60" w:line="360"/>
+        <w:ind w:firstLine="480"/>
+      </w:pPr>
+      <w:r>
+        <w:rPr>
+          <w:rFonts w:ascii="宋体" w:cs="宋体" w:eastAsia="宋体" w:hAnsi="宋体"/>
+          <w:sz w:val="24"/>
+          <w:szCs w:val="24"/>
+        </w:rPr>
+        <w:t xml:space="preserve">- 坊市中人声鼎沸，各路散修低声交流着最近的情报。</w:t>
+      </w:r>
+    </w:p>
+    <w:p>
+      <w:pPr>
+        <w:spacing w:after="60" w:before="60" w:line="360"/>
+        <w:ind w:firstLine="480"/>
+      </w:pPr>
+      <w:r>
+        <w:rPr>
+          <w:rFonts w:ascii="宋体" w:cs="宋体" w:eastAsia="宋体" w:hAnsi="宋体"/>
+          <w:sz w:val="24"/>
+          <w:szCs w:val="24"/>
+        </w:rPr>
+        <w:t xml:space="preserve">- 第6回合，天地间的棋局又落下了一颗子。🔍 冯怒潮 探索有收获。 🔍 陆霜华 探索有收获。</w:t>
       </w:r>
     </w:p>
     <w:p>
@@ -2459,118 +2571,6 @@
           <w:szCs w:val="24"/>
         </w:rPr>
         <w:t xml:space="preserve">- 灵脉的气息若隐若现，修士们为了它蠢蠢欲动。</w:t>
-      </w:r>
-    </w:p>
-    <w:p>
-      <w:pPr>
-        <w:spacing w:after="60" w:before="60" w:line="360"/>
-        <w:ind w:firstLine="480"/>
-      </w:pPr>
-      <w:r>
-        <w:rPr>
-          <w:rFonts w:ascii="宋体" w:cs="宋体" w:eastAsia="宋体" w:hAnsi="宋体"/>
-          <w:sz w:val="24"/>
-          <w:szCs w:val="24"/>
-        </w:rPr>
-        <w:t xml:space="preserve">- 第2月，苍渺大陆的暗流继续涌动。⚠️ 魏玄机 练气圆满，却无筑基丹，修炼停滞！ 🔍 红袖添香 探索有收获。</w:t>
-      </w:r>
-    </w:p>
-    <w:p>
-      <w:pPr>
-        <w:spacing w:after="60" w:before="60" w:line="360"/>
-        <w:ind w:firstLine="480"/>
-      </w:pPr>
-      <w:r>
-        <w:rPr>
-          <w:rFonts w:ascii="宋体" w:cs="宋体" w:eastAsia="宋体" w:hAnsi="宋体"/>
-          <w:sz w:val="24"/>
-          <w:szCs w:val="24"/>
-        </w:rPr>
-        <w:t xml:space="preserve">- 第3回合，天地间的棋局又落下了一颗子。1名修士境界突破。 🔍 魏玄机 探索有收获。 ✨ 黑风寨主 修为精进，突破至【练气三层】！</w:t>
-      </w:r>
-    </w:p>
-    <w:p>
-      <w:pPr>
-        <w:spacing w:after="60" w:before="60" w:line="360"/>
-        <w:ind w:firstLine="480"/>
-      </w:pPr>
-      <w:r>
-        <w:rPr>
-          <w:rFonts w:ascii="宋体" w:cs="宋体" w:eastAsia="宋体" w:hAnsi="宋体"/>
-          <w:sz w:val="24"/>
-          <w:szCs w:val="24"/>
-        </w:rPr>
-        <w:t xml:space="preserve">- 荒野中妖气流动，不知从何处传来一声低沉的嘶吼。</w:t>
-      </w:r>
-    </w:p>
-    <w:p>
-      <w:pPr>
-        <w:spacing w:after="60" w:before="60" w:line="360"/>
-        <w:ind w:firstLine="480"/>
-      </w:pPr>
-      <w:r>
-        <w:rPr>
-          <w:rFonts w:ascii="宋体" w:cs="宋体" w:eastAsia="宋体" w:hAnsi="宋体"/>
-          <w:sz w:val="24"/>
-          <w:szCs w:val="24"/>
-        </w:rPr>
-        <w:t xml:space="preserve">- 第4月，苍渺大陆的暗流继续涌动。⚠️ 孟长歌 练气圆满，却无筑基丹，修炼停滞！</w:t>
-      </w:r>
-    </w:p>
-    <w:p>
-      <w:pPr>
-        <w:spacing w:after="60" w:before="60" w:line="360"/>
-        <w:ind w:firstLine="480"/>
-      </w:pPr>
-      <w:r>
-        <w:rPr>
-          <w:rFonts w:ascii="宋体" w:cs="宋体" w:eastAsia="宋体" w:hAnsi="宋体"/>
-          <w:sz w:val="24"/>
-          <w:szCs w:val="24"/>
-        </w:rPr>
-        <w:t xml:space="preserve">- 岁月如刀，5月已过。⚠️ 孟长歌 练气圆满，却无筑基丹，修炼停滞！修仙之路，从不平静。</w:t>
-      </w:r>
-    </w:p>
-    <w:p>
-      <w:pPr>
-        <w:spacing w:after="60" w:before="60" w:line="360"/>
-        <w:ind w:firstLine="480"/>
-      </w:pPr>
-      <w:r>
-        <w:rPr>
-          <w:rFonts w:ascii="宋体" w:cs="宋体" w:eastAsia="宋体" w:hAnsi="宋体"/>
-          <w:sz w:val="24"/>
-          <w:szCs w:val="24"/>
-        </w:rPr>
-        <w:t xml:space="preserve">- 第6回合，天地间的棋局又落下了一颗子。⚠️ 孟长歌 练气圆满，却无筑基丹，修炼停滞！ 🔍 破碗老爷 探索有收获。</w:t>
-      </w:r>
-    </w:p>
-    <w:p>
-      <w:pPr>
-        <w:spacing w:after="60" w:before="60" w:line="360"/>
-        <w:ind w:firstLine="480"/>
-      </w:pPr>
-      <w:r>
-        <w:rPr>
-          <w:rFonts w:ascii="宋体" w:cs="宋体" w:eastAsia="宋体" w:hAnsi="宋体"/>
-          <w:sz w:val="24"/>
-          <w:szCs w:val="24"/>
-        </w:rPr>
-        <w:t xml:space="preserve">- 坊市中人声鼎沸，各路散修低声交流着最近的情报。</w:t>
-      </w:r>
-    </w:p>
-    <w:p>
-      <w:pPr>
-        <w:spacing w:after="60" w:before="60" w:line="360"/>
-        <w:ind w:firstLine="480"/>
-      </w:pPr>
-      <w:r>
-        <w:rPr>
-          <w:rFonts w:ascii="宋体" w:cs="宋体" w:eastAsia="宋体" w:hAnsi="宋体"/>
-          <w:sz w:val="24"/>
-          <w:szCs w:val="24"/>
-        </w:rPr>
-        <w:t xml:space="preserve">- 第7回合，天地间的棋局又落下了一颗子。1名修士境界突破。 ⚠️ 魏玄机 练气圆满，却无筑基丹，修炼停滞！ ⚠️ 孟长歌 练气圆满，却无筑基丹，修炼停滞！</w:t>
       </w:r>
     </w:p>
     <w:p>

--- a/xianxia_story.docx
+++ b/xianxia_story.docx
@@ -103,20 +103,6 @@
           <w:sz w:val="24"/>
           <w:szCs w:val="24"/>
         </w:rPr>
-        <w:t xml:space="preserve">突破的那一刻，天地间仿佛静止了。丹田深处，一道桎梏轰然崩碎，磅礴的灵力如决堤洪流喷薄而出——练气九层，终于踏上了新的境界。</w:t>
-      </w:r>
-    </w:p>
-    <w:p>
-      <w:pPr>
-        <w:spacing w:after="60" w:before="60" w:line="360"/>
-        <w:ind w:firstLine="480"/>
-      </w:pPr>
-      <w:r>
-        <w:rPr>
-          <w:rFonts w:ascii="宋体" w:cs="宋体" w:eastAsia="宋体" w:hAnsi="宋体"/>
-          <w:sz w:val="24"/>
-          <w:szCs w:val="24"/>
-        </w:rPr>
         <w:t xml:space="preserve">与此同时，各方修士也在暗流中各自筹谋——</w:t>
       </w:r>
     </w:p>
@@ -131,7 +117,7 @@
           <w:sz w:val="24"/>
           <w:szCs w:val="24"/>
         </w:rPr>
-        <w:t xml:space="preserve">江湖之上，🔍 梨花娘子 探索有收获。，天下局势悄然生变。</w:t>
+        <w:t xml:space="preserve">江湖之上，🔍 孟长歌 探索有收获。，天下局势悄然生变。</w:t>
       </w:r>
     </w:p>
     <w:p>
@@ -162,7 +148,2583 @@
           <w:sz w:val="18"/>
           <w:szCs w:val="18"/>
         </w:rPr>
-        <w:t xml:space="preserve">[数据] 存活修士：20人 | 突破：1次 | 大事件：7件</w:t>
+        <w:t xml:space="preserve">[数据] 存活修士：20人 | 大事件：19件</w:t>
+      </w:r>
+    </w:p>
+    <w:p>
+      <w:pPr>
+        <w:pStyle w:val="Heading2"/>
+        <w:spacing w:after="150" w:before="300"/>
+      </w:pPr>
+      <w:r>
+        <w:rPr>
+          <w:rFonts w:ascii="宋体" w:cs="宋体" w:eastAsia="宋体" w:hAnsi="宋体"/>
+          <w:b/>
+          <w:bCs/>
+          <w:color w:val="6B3A1F"/>
+          <w:sz w:val="28"/>
+          <w:szCs w:val="28"/>
+        </w:rPr>
+        <w:t xml:space="preserve">第6月至第10月</w:t>
+      </w:r>
+    </w:p>
+    <w:p>
+      <w:pPr>
+        <w:spacing w:after="60" w:before="60" w:line="360"/>
+        <w:ind w:firstLine="480"/>
+      </w:pPr>
+      <w:r>
+        <w:rPr>
+          <w:rFonts w:ascii="宋体" w:cs="宋体" w:eastAsia="宋体" w:hAnsi="宋体"/>
+          <w:sz w:val="24"/>
+          <w:szCs w:val="24"/>
+        </w:rPr>
+        <w:t xml:space="preserve">苍渺大陆，第6月。寒风扫过灵脉荒野，天地间的灵气在夜色中悄然流动，隐约可见几道人影在各处蛰伏，修炼或谋划。</w:t>
+      </w:r>
+    </w:p>
+    <w:p>
+      <w:pPr>
+        <w:spacing w:after="60" w:before="60" w:line="360"/>
+        <w:ind w:firstLine="480"/>
+      </w:pPr>
+      <w:r>
+        <w:rPr>
+          <w:rFonts w:ascii="宋体" w:cs="宋体" w:eastAsia="宋体" w:hAnsi="宋体"/>
+          <w:sz w:val="24"/>
+          <w:szCs w:val="24"/>
+        </w:rPr>
+        <w:t xml:space="preserve">与此同时，各方修士也在暗流中各自筹谋——</w:t>
+      </w:r>
+    </w:p>
+    <w:p>
+      <w:pPr>
+        <w:spacing w:after="60" w:before="60" w:line="360"/>
+        <w:ind w:firstLine="480"/>
+      </w:pPr>
+      <w:r>
+        <w:rPr>
+          <w:rFonts w:ascii="宋体" w:cs="宋体" w:eastAsia="宋体" w:hAnsi="宋体"/>
+          <w:sz w:val="24"/>
+          <w:szCs w:val="24"/>
+        </w:rPr>
+        <w:t xml:space="preserve">江湖之上，🔍 冯怒潮 探索有收获。，天下局势悄然生变。</w:t>
+      </w:r>
+    </w:p>
+    <w:p>
+      <w:pPr>
+        <w:spacing w:after="60" w:before="60" w:line="360"/>
+        <w:ind w:firstLine="480"/>
+      </w:pPr>
+      <w:r>
+        <w:rPr>
+          <w:rFonts w:ascii="宋体" w:cs="宋体" w:eastAsia="宋体" w:hAnsi="宋体"/>
+          <w:sz w:val="24"/>
+          <w:szCs w:val="24"/>
+        </w:rPr>
+        <w:t xml:space="preserve">第10月，苍渺大陆的天地棋盘又落下了几枚棋子。谁生谁死，谁主沉浮，尚未可知。</w:t>
+      </w:r>
+    </w:p>
+    <w:p>
+      <w:pPr>
+        <w:spacing w:after="200" w:before="100"/>
+        <w:jc w:val="right"/>
+      </w:pPr>
+      <w:r>
+        <w:rPr>
+          <w:rFonts w:ascii="宋体" w:cs="宋体" w:eastAsia="宋体" w:hAnsi="宋体"/>
+          <w:i/>
+          <w:iCs/>
+          <w:color w:val="888888"/>
+          <w:sz w:val="18"/>
+          <w:szCs w:val="18"/>
+        </w:rPr>
+        <w:t xml:space="preserve">[数据] 存活修士：20人 | 大事件：17件</w:t>
+      </w:r>
+    </w:p>
+    <w:p>
+      <w:pPr>
+        <w:pStyle w:val="Heading2"/>
+        <w:spacing w:after="150" w:before="300"/>
+      </w:pPr>
+      <w:r>
+        <w:rPr>
+          <w:rFonts w:ascii="宋体" w:cs="宋体" w:eastAsia="宋体" w:hAnsi="宋体"/>
+          <w:b/>
+          <w:bCs/>
+          <w:color w:val="6B3A1F"/>
+          <w:sz w:val="28"/>
+          <w:szCs w:val="28"/>
+        </w:rPr>
+        <w:t xml:space="preserve">第11月至第15月</w:t>
+      </w:r>
+    </w:p>
+    <w:p>
+      <w:pPr>
+        <w:spacing w:after="60" w:before="60" w:line="360"/>
+        <w:ind w:firstLine="480"/>
+      </w:pPr>
+      <w:r>
+        <w:rPr>
+          <w:rFonts w:ascii="宋体" w:cs="宋体" w:eastAsia="宋体" w:hAnsi="宋体"/>
+          <w:sz w:val="24"/>
+          <w:szCs w:val="24"/>
+        </w:rPr>
+        <w:t xml:space="preserve">灵脉荒野，第11月。地脉灵气从地缝中渗出，连空气都带着令人心悸的灵压。几道身影散落四方，各自打着自己的算盘。</w:t>
+      </w:r>
+    </w:p>
+    <w:p>
+      <w:pPr>
+        <w:spacing w:after="60" w:before="60" w:line="360"/>
+        <w:ind w:firstLine="480"/>
+      </w:pPr>
+      <w:r>
+        <w:rPr>
+          <w:rFonts w:ascii="宋体" w:cs="宋体" w:eastAsia="宋体" w:hAnsi="宋体"/>
+          <w:sz w:val="24"/>
+          <w:szCs w:val="24"/>
+        </w:rPr>
+        <w:t xml:space="preserve">与此同时，各方修士也在暗流中各自筹谋——</w:t>
+      </w:r>
+    </w:p>
+    <w:p>
+      <w:pPr>
+        <w:spacing w:after="60" w:before="60" w:line="360"/>
+        <w:ind w:firstLine="480"/>
+      </w:pPr>
+      <w:r>
+        <w:rPr>
+          <w:rFonts w:ascii="宋体" w:cs="宋体" w:eastAsia="宋体" w:hAnsi="宋体"/>
+          <w:sz w:val="24"/>
+          <w:szCs w:val="24"/>
+        </w:rPr>
+        <w:t xml:space="preserve">江湖之上，冯怒潮 练气圆满，却无筑基丹，修炼停滞！，天下局势悄然生变。</w:t>
+      </w:r>
+    </w:p>
+    <w:p>
+      <w:pPr>
+        <w:spacing w:after="60" w:before="60" w:line="360"/>
+        <w:ind w:firstLine="480"/>
+      </w:pPr>
+      <w:r>
+        <w:rPr>
+          <w:rFonts w:ascii="宋体" w:cs="宋体" w:eastAsia="宋体" w:hAnsi="宋体"/>
+          <w:sz w:val="24"/>
+          <w:szCs w:val="24"/>
+        </w:rPr>
+        <w:t xml:space="preserve">第15月，苍渺大陆的天地棋盘又落下了几枚棋子。谁生谁死，谁主沉浮，尚未可知。</w:t>
+      </w:r>
+    </w:p>
+    <w:p>
+      <w:pPr>
+        <w:spacing w:after="200" w:before="100"/>
+        <w:jc w:val="right"/>
+      </w:pPr>
+      <w:r>
+        <w:rPr>
+          <w:rFonts w:ascii="宋体" w:cs="宋体" w:eastAsia="宋体" w:hAnsi="宋体"/>
+          <w:i/>
+          <w:iCs/>
+          <w:color w:val="888888"/>
+          <w:sz w:val="18"/>
+          <w:szCs w:val="18"/>
+        </w:rPr>
+        <w:t xml:space="preserve">[数据] 存活修士：20人 | 大事件：14件</w:t>
+      </w:r>
+    </w:p>
+    <w:p>
+      <w:pPr>
+        <w:pStyle w:val="Heading2"/>
+        <w:spacing w:after="150" w:before="300"/>
+      </w:pPr>
+      <w:r>
+        <w:rPr>
+          <w:rFonts w:ascii="宋体" w:cs="宋体" w:eastAsia="宋体" w:hAnsi="宋体"/>
+          <w:b/>
+          <w:bCs/>
+          <w:color w:val="6B3A1F"/>
+          <w:sz w:val="28"/>
+          <w:szCs w:val="28"/>
+        </w:rPr>
+        <w:t xml:space="preserve">第16月至第20月</w:t>
+      </w:r>
+    </w:p>
+    <w:p>
+      <w:pPr>
+        <w:spacing w:after="60" w:before="60" w:line="360"/>
+        <w:ind w:firstLine="480"/>
+      </w:pPr>
+      <w:r>
+        <w:rPr>
+          <w:rFonts w:ascii="宋体" w:cs="宋体" w:eastAsia="宋体" w:hAnsi="宋体"/>
+          <w:sz w:val="24"/>
+          <w:szCs w:val="24"/>
+        </w:rPr>
+        <w:t xml:space="preserve">苍渺大陆，第16月。寒风扫过灵脉荒野，天地间的灵气在夜色中悄然流动，隐约可见几道人影在各处蛰伏，修炼或谋划。</w:t>
+      </w:r>
+    </w:p>
+    <w:p>
+      <w:pPr>
+        <w:spacing w:after="60" w:before="60" w:line="360"/>
+        <w:ind w:firstLine="480"/>
+      </w:pPr>
+      <w:r>
+        <w:rPr>
+          <w:rFonts w:ascii="宋体" w:cs="宋体" w:eastAsia="宋体" w:hAnsi="宋体"/>
+          <w:sz w:val="24"/>
+          <w:szCs w:val="24"/>
+        </w:rPr>
+        <w:t xml:space="preserve">突破的那一刻，天地间仿佛静止了。丹田深处，一道桎梏轰然崩碎，磅礴的灵力如决堤洪流喷薄而出——练气十一层，终于踏上了新的境界。</w:t>
+      </w:r>
+    </w:p>
+    <w:p>
+      <w:pPr>
+        <w:spacing w:after="60" w:before="60" w:line="360"/>
+        <w:ind w:firstLine="480"/>
+      </w:pPr>
+      <w:r>
+        <w:rPr>
+          <w:rFonts w:ascii="宋体" w:cs="宋体" w:eastAsia="宋体" w:hAnsi="宋体"/>
+          <w:sz w:val="24"/>
+          <w:szCs w:val="24"/>
+        </w:rPr>
+        <w:t xml:space="preserve">突破的那一刻，天地间仿佛静止了。丹田深处，一道桎梏轰然崩碎，磅礴的灵力如决堤洪流喷薄而出——【练气十一层】！修仙之路，终于踏上了新的境界。</w:t>
+      </w:r>
+    </w:p>
+    <w:p>
+      <w:pPr>
+        <w:spacing w:after="60" w:before="60" w:line="360"/>
+        <w:ind w:firstLine="480"/>
+      </w:pPr>
+      <w:r>
+        <w:rPr>
+          <w:rFonts w:ascii="宋体" w:cs="宋体" w:eastAsia="宋体" w:hAnsi="宋体"/>
+          <w:sz w:val="24"/>
+          <w:szCs w:val="24"/>
+        </w:rPr>
+        <w:t xml:space="preserve">与此同时，各方修士也在暗流中各自筹谋——</w:t>
+      </w:r>
+    </w:p>
+    <w:p>
+      <w:pPr>
+        <w:spacing w:after="60" w:before="60" w:line="360"/>
+        <w:ind w:firstLine="480"/>
+      </w:pPr>
+      <w:r>
+        <w:rPr>
+          <w:rFonts w:ascii="宋体" w:cs="宋体" w:eastAsia="宋体" w:hAnsi="宋体"/>
+          <w:sz w:val="24"/>
+          <w:szCs w:val="24"/>
+        </w:rPr>
+        <w:t xml:space="preserve">江湖之上，冯怒潮 练气圆满，却无筑基丹，修炼停滞！，天下局势悄然生变。</w:t>
+      </w:r>
+    </w:p>
+    <w:p>
+      <w:pPr>
+        <w:spacing w:after="60" w:before="60" w:line="360"/>
+        <w:ind w:firstLine="480"/>
+      </w:pPr>
+      <w:r>
+        <w:rPr>
+          <w:rFonts w:ascii="宋体" w:cs="宋体" w:eastAsia="宋体" w:hAnsi="宋体"/>
+          <w:sz w:val="24"/>
+          <w:szCs w:val="24"/>
+        </w:rPr>
+        <w:t xml:space="preserve">第20月，苍渺大陆的天地棋盘又落下了几枚棋子。谁生谁死，谁主沉浮，尚未可知。</w:t>
+      </w:r>
+    </w:p>
+    <w:p>
+      <w:pPr>
+        <w:spacing w:after="200" w:before="100"/>
+        <w:jc w:val="right"/>
+      </w:pPr>
+      <w:r>
+        <w:rPr>
+          <w:rFonts w:ascii="宋体" w:cs="宋体" w:eastAsia="宋体" w:hAnsi="宋体"/>
+          <w:i/>
+          <w:iCs/>
+          <w:color w:val="888888"/>
+          <w:sz w:val="18"/>
+          <w:szCs w:val="18"/>
+        </w:rPr>
+        <w:t xml:space="preserve">[数据] 存活修士：20人 | 突破：1次 | 大事件：18件</w:t>
+      </w:r>
+    </w:p>
+    <w:p>
+      <w:pPr>
+        <w:pStyle w:val="Heading2"/>
+        <w:spacing w:after="150" w:before="300"/>
+      </w:pPr>
+      <w:r>
+        <w:rPr>
+          <w:rFonts w:ascii="宋体" w:cs="宋体" w:eastAsia="宋体" w:hAnsi="宋体"/>
+          <w:b/>
+          <w:bCs/>
+          <w:color w:val="6B3A1F"/>
+          <w:sz w:val="28"/>
+          <w:szCs w:val="28"/>
+        </w:rPr>
+        <w:t xml:space="preserve">第21月至第25月</w:t>
+      </w:r>
+    </w:p>
+    <w:p>
+      <w:pPr>
+        <w:spacing w:after="60" w:before="60" w:line="360"/>
+        <w:ind w:firstLine="480"/>
+      </w:pPr>
+      <w:r>
+        <w:rPr>
+          <w:rFonts w:ascii="宋体" w:cs="宋体" w:eastAsia="宋体" w:hAnsi="宋体"/>
+          <w:sz w:val="24"/>
+          <w:szCs w:val="24"/>
+        </w:rPr>
+        <w:t xml:space="preserve">苍渺大陆，第21月。寒风扫过灵脉荒野，天地间的灵气在夜色中悄然流动，隐约可见几道人影在各处蛰伏，修炼或谋划。</w:t>
+      </w:r>
+    </w:p>
+    <w:p>
+      <w:pPr>
+        <w:spacing w:after="60" w:before="60" w:line="360"/>
+        <w:ind w:firstLine="480"/>
+      </w:pPr>
+      <w:r>
+        <w:rPr>
+          <w:rFonts w:ascii="宋体" w:cs="宋体" w:eastAsia="宋体" w:hAnsi="宋体"/>
+          <w:sz w:val="24"/>
+          <w:szCs w:val="24"/>
+        </w:rPr>
+        <w:t xml:space="preserve">与此同时，各方修士也在暗流中各自筹谋——</w:t>
+      </w:r>
+    </w:p>
+    <w:p>
+      <w:pPr>
+        <w:spacing w:after="60" w:before="60" w:line="360"/>
+        <w:ind w:firstLine="480"/>
+      </w:pPr>
+      <w:r>
+        <w:rPr>
+          <w:rFonts w:ascii="宋体" w:cs="宋体" w:eastAsia="宋体" w:hAnsi="宋体"/>
+          <w:sz w:val="24"/>
+          <w:szCs w:val="24"/>
+        </w:rPr>
+        <w:t xml:space="preserve">江湖之上，冯怒潮 练气圆满，却无筑基丹，修炼停滞！，天下局势悄然生变。</w:t>
+      </w:r>
+    </w:p>
+    <w:p>
+      <w:pPr>
+        <w:spacing w:after="60" w:before="60" w:line="360"/>
+        <w:ind w:firstLine="480"/>
+      </w:pPr>
+      <w:r>
+        <w:rPr>
+          <w:rFonts w:ascii="宋体" w:cs="宋体" w:eastAsia="宋体" w:hAnsi="宋体"/>
+          <w:sz w:val="24"/>
+          <w:szCs w:val="24"/>
+        </w:rPr>
+        <w:t xml:space="preserve">当第25月的最后一缕灵气散尽，这一段因果，已然落定。</w:t>
+      </w:r>
+    </w:p>
+    <w:p>
+      <w:pPr>
+        <w:spacing w:after="200" w:before="100"/>
+        <w:jc w:val="right"/>
+      </w:pPr>
+      <w:r>
+        <w:rPr>
+          <w:rFonts w:ascii="宋体" w:cs="宋体" w:eastAsia="宋体" w:hAnsi="宋体"/>
+          <w:i/>
+          <w:iCs/>
+          <w:color w:val="888888"/>
+          <w:sz w:val="18"/>
+          <w:szCs w:val="18"/>
+        </w:rPr>
+        <w:t xml:space="preserve">[数据] 存活修士：20人 | 大事件：15件</w:t>
+      </w:r>
+    </w:p>
+    <w:p>
+      <w:pPr>
+        <w:pStyle w:val="Heading2"/>
+        <w:spacing w:after="150" w:before="300"/>
+      </w:pPr>
+      <w:r>
+        <w:rPr>
+          <w:rFonts w:ascii="宋体" w:cs="宋体" w:eastAsia="宋体" w:hAnsi="宋体"/>
+          <w:b/>
+          <w:bCs/>
+          <w:color w:val="6B3A1F"/>
+          <w:sz w:val="28"/>
+          <w:szCs w:val="28"/>
+        </w:rPr>
+        <w:t xml:space="preserve">第26月至第30月</w:t>
+      </w:r>
+    </w:p>
+    <w:p>
+      <w:pPr>
+        <w:spacing w:after="60" w:before="60" w:line="360"/>
+        <w:ind w:firstLine="480"/>
+      </w:pPr>
+      <w:r>
+        <w:rPr>
+          <w:rFonts w:ascii="宋体" w:cs="宋体" w:eastAsia="宋体" w:hAnsi="宋体"/>
+          <w:sz w:val="24"/>
+          <w:szCs w:val="24"/>
+        </w:rPr>
+        <w:t xml:space="preserve">第26月，青云城上空阴云沉沉，坊市里的叫卖声依旧，却难掩暗流涌动的杀机。灵气在这片天地间浓烈如雾，嗅得出血腥，也嗅得出机遇。</w:t>
+      </w:r>
+    </w:p>
+    <w:p>
+      <w:pPr>
+        <w:spacing w:after="60" w:before="60" w:line="360"/>
+        <w:ind w:firstLine="480"/>
+      </w:pPr>
+      <w:r>
+        <w:rPr>
+          <w:rFonts w:ascii="宋体" w:cs="宋体" w:eastAsia="宋体" w:hAnsi="宋体"/>
+          <w:sz w:val="24"/>
+          <w:szCs w:val="24"/>
+        </w:rPr>
+        <w:t xml:space="preserve">与此同时，各方修士也在暗流中各自筹谋——</w:t>
+      </w:r>
+    </w:p>
+    <w:p>
+      <w:pPr>
+        <w:spacing w:after="60" w:before="60" w:line="360"/>
+        <w:ind w:firstLine="480"/>
+      </w:pPr>
+      <w:r>
+        <w:rPr>
+          <w:rFonts w:ascii="宋体" w:cs="宋体" w:eastAsia="宋体" w:hAnsi="宋体"/>
+          <w:sz w:val="24"/>
+          <w:szCs w:val="24"/>
+        </w:rPr>
+        <w:t xml:space="preserve">江湖之上，孟长歌 练气圆满，却无筑基丹，修炼停滞！，天下局势悄然生变。</w:t>
+      </w:r>
+    </w:p>
+    <w:p>
+      <w:pPr>
+        <w:spacing w:after="60" w:before="60" w:line="360"/>
+        <w:ind w:firstLine="480"/>
+      </w:pPr>
+      <w:r>
+        <w:rPr>
+          <w:rFonts w:ascii="宋体" w:cs="宋体" w:eastAsia="宋体" w:hAnsi="宋体"/>
+          <w:sz w:val="24"/>
+          <w:szCs w:val="24"/>
+        </w:rPr>
+        <w:t xml:space="preserve">第30月，苍渺大陆的天地棋盘又落下了几枚棋子。谁生谁死，谁主沉浮，尚未可知。</w:t>
+      </w:r>
+    </w:p>
+    <w:p>
+      <w:pPr>
+        <w:spacing w:after="200" w:before="100"/>
+        <w:jc w:val="right"/>
+      </w:pPr>
+      <w:r>
+        <w:rPr>
+          <w:rFonts w:ascii="宋体" w:cs="宋体" w:eastAsia="宋体" w:hAnsi="宋体"/>
+          <w:i/>
+          <w:iCs/>
+          <w:color w:val="888888"/>
+          <w:sz w:val="18"/>
+          <w:szCs w:val="18"/>
+        </w:rPr>
+        <w:t xml:space="preserve">[数据] 存活修士：20人 | 大事件：11件</w:t>
+      </w:r>
+    </w:p>
+    <w:p>
+      <w:pPr>
+        <w:pStyle w:val="Heading2"/>
+        <w:spacing w:after="150" w:before="300"/>
+      </w:pPr>
+      <w:r>
+        <w:rPr>
+          <w:rFonts w:ascii="宋体" w:cs="宋体" w:eastAsia="宋体" w:hAnsi="宋体"/>
+          <w:b/>
+          <w:bCs/>
+          <w:color w:val="6B3A1F"/>
+          <w:sz w:val="28"/>
+          <w:szCs w:val="28"/>
+        </w:rPr>
+        <w:t xml:space="preserve">第31月至第35月</w:t>
+      </w:r>
+    </w:p>
+    <w:p>
+      <w:pPr>
+        <w:spacing w:after="60" w:before="60" w:line="360"/>
+        <w:ind w:firstLine="480"/>
+      </w:pPr>
+      <w:r>
+        <w:rPr>
+          <w:rFonts w:ascii="宋体" w:cs="宋体" w:eastAsia="宋体" w:hAnsi="宋体"/>
+          <w:sz w:val="24"/>
+          <w:szCs w:val="24"/>
+        </w:rPr>
+        <w:t xml:space="preserve">苍渺大陆，第31月。寒风扫过灵脉荒野，天地间的灵气在夜色中悄然流动，隐约可见几道人影在各处蛰伏，修炼或谋划。</w:t>
+      </w:r>
+    </w:p>
+    <w:p>
+      <w:pPr>
+        <w:spacing w:after="60" w:before="60" w:line="360"/>
+        <w:ind w:firstLine="480"/>
+      </w:pPr>
+      <w:r>
+        <w:rPr>
+          <w:rFonts w:ascii="宋体" w:cs="宋体" w:eastAsia="宋体" w:hAnsi="宋体"/>
+          <w:sz w:val="24"/>
+          <w:szCs w:val="24"/>
+        </w:rPr>
+        <w:t xml:space="preserve">与此同时，各方修士也在暗流中各自筹谋——</w:t>
+      </w:r>
+    </w:p>
+    <w:p>
+      <w:pPr>
+        <w:spacing w:after="60" w:before="60" w:line="360"/>
+        <w:ind w:firstLine="480"/>
+      </w:pPr>
+      <w:r>
+        <w:rPr>
+          <w:rFonts w:ascii="宋体" w:cs="宋体" w:eastAsia="宋体" w:hAnsi="宋体"/>
+          <w:sz w:val="24"/>
+          <w:szCs w:val="24"/>
+        </w:rPr>
+        <w:t xml:space="preserve">江湖之上，🔍 魏玄机 探索有收获。，天下局势悄然生变。</w:t>
+      </w:r>
+    </w:p>
+    <w:p>
+      <w:pPr>
+        <w:spacing w:after="60" w:before="60" w:line="360"/>
+        <w:ind w:firstLine="480"/>
+      </w:pPr>
+      <w:r>
+        <w:rPr>
+          <w:rFonts w:ascii="宋体" w:cs="宋体" w:eastAsia="宋体" w:hAnsi="宋体"/>
+          <w:sz w:val="24"/>
+          <w:szCs w:val="24"/>
+        </w:rPr>
+        <w:t xml:space="preserve">第35月，苍渺大陆的天地棋盘又落下了几枚棋子。谁生谁死，谁主沉浮，尚未可知。</w:t>
+      </w:r>
+    </w:p>
+    <w:p>
+      <w:pPr>
+        <w:spacing w:after="200" w:before="100"/>
+        <w:jc w:val="right"/>
+      </w:pPr>
+      <w:r>
+        <w:rPr>
+          <w:rFonts w:ascii="宋体" w:cs="宋体" w:eastAsia="宋体" w:hAnsi="宋体"/>
+          <w:i/>
+          <w:iCs/>
+          <w:color w:val="888888"/>
+          <w:sz w:val="18"/>
+          <w:szCs w:val="18"/>
+        </w:rPr>
+        <w:t xml:space="preserve">[数据] 存活修士：20人 | 大事件：15件</w:t>
+      </w:r>
+    </w:p>
+    <w:p>
+      <w:pPr>
+        <w:pStyle w:val="Heading2"/>
+        <w:spacing w:after="150" w:before="300"/>
+      </w:pPr>
+      <w:r>
+        <w:rPr>
+          <w:rFonts w:ascii="宋体" w:cs="宋体" w:eastAsia="宋体" w:hAnsi="宋体"/>
+          <w:b/>
+          <w:bCs/>
+          <w:color w:val="6B3A1F"/>
+          <w:sz w:val="28"/>
+          <w:szCs w:val="28"/>
+        </w:rPr>
+        <w:t xml:space="preserve">第36月至第40月</w:t>
+      </w:r>
+    </w:p>
+    <w:p>
+      <w:pPr>
+        <w:spacing w:after="60" w:before="60" w:line="360"/>
+        <w:ind w:firstLine="480"/>
+      </w:pPr>
+      <w:r>
+        <w:rPr>
+          <w:rFonts w:ascii="宋体" w:cs="宋体" w:eastAsia="宋体" w:hAnsi="宋体"/>
+          <w:sz w:val="24"/>
+          <w:szCs w:val="24"/>
+        </w:rPr>
+        <w:t xml:space="preserve">灵脉荒野，第36月。地脉灵气从地缝中渗出，连空气都带着令人心悸的灵压。几道身影散落四方，各自打着自己的算盘。</w:t>
+      </w:r>
+    </w:p>
+    <w:p>
+      <w:pPr>
+        <w:spacing w:after="60" w:before="60" w:line="360"/>
+        <w:ind w:firstLine="480"/>
+      </w:pPr>
+      <w:r>
+        <w:rPr>
+          <w:rFonts w:ascii="宋体" w:cs="宋体" w:eastAsia="宋体" w:hAnsi="宋体"/>
+          <w:sz w:val="24"/>
+          <w:szCs w:val="24"/>
+        </w:rPr>
+        <w:t xml:space="preserve">与此同时，各方修士也在暗流中各自筹谋——</w:t>
+      </w:r>
+    </w:p>
+    <w:p>
+      <w:pPr>
+        <w:spacing w:after="60" w:before="60" w:line="360"/>
+        <w:ind w:firstLine="480"/>
+      </w:pPr>
+      <w:r>
+        <w:rPr>
+          <w:rFonts w:ascii="宋体" w:cs="宋体" w:eastAsia="宋体" w:hAnsi="宋体"/>
+          <w:sz w:val="24"/>
+          <w:szCs w:val="24"/>
+        </w:rPr>
+        <w:t xml:space="preserve">江湖之上，冯怒潮 练气圆满，却无筑基丹，修炼停滞！，天下局势悄然生变。</w:t>
+      </w:r>
+    </w:p>
+    <w:p>
+      <w:pPr>
+        <w:spacing w:after="60" w:before="60" w:line="360"/>
+        <w:ind w:firstLine="480"/>
+      </w:pPr>
+      <w:r>
+        <w:rPr>
+          <w:rFonts w:ascii="宋体" w:cs="宋体" w:eastAsia="宋体" w:hAnsi="宋体"/>
+          <w:sz w:val="24"/>
+          <w:szCs w:val="24"/>
+        </w:rPr>
+        <w:t xml:space="preserve">当第40月的最后一缕灵气散尽，这一段因果，已然落定。</w:t>
+      </w:r>
+    </w:p>
+    <w:p>
+      <w:pPr>
+        <w:spacing w:after="200" w:before="100"/>
+        <w:jc w:val="right"/>
+      </w:pPr>
+      <w:r>
+        <w:rPr>
+          <w:rFonts w:ascii="宋体" w:cs="宋体" w:eastAsia="宋体" w:hAnsi="宋体"/>
+          <w:i/>
+          <w:iCs/>
+          <w:color w:val="888888"/>
+          <w:sz w:val="18"/>
+          <w:szCs w:val="18"/>
+        </w:rPr>
+        <w:t xml:space="preserve">[数据] 存活修士：20人 | 大事件：11件</w:t>
+      </w:r>
+    </w:p>
+    <w:p>
+      <w:pPr>
+        <w:pStyle w:val="Heading2"/>
+        <w:spacing w:after="150" w:before="300"/>
+      </w:pPr>
+      <w:r>
+        <w:rPr>
+          <w:rFonts w:ascii="宋体" w:cs="宋体" w:eastAsia="宋体" w:hAnsi="宋体"/>
+          <w:b/>
+          <w:bCs/>
+          <w:color w:val="6B3A1F"/>
+          <w:sz w:val="28"/>
+          <w:szCs w:val="28"/>
+        </w:rPr>
+        <w:t xml:space="preserve">第41月至第45月</w:t>
+      </w:r>
+    </w:p>
+    <w:p>
+      <w:pPr>
+        <w:spacing w:after="60" w:before="60" w:line="360"/>
+        <w:ind w:firstLine="480"/>
+      </w:pPr>
+      <w:r>
+        <w:rPr>
+          <w:rFonts w:ascii="宋体" w:cs="宋体" w:eastAsia="宋体" w:hAnsi="宋体"/>
+          <w:sz w:val="24"/>
+          <w:szCs w:val="24"/>
+        </w:rPr>
+        <w:t xml:space="preserve">灵脉荒野，第41月。地脉灵气从地缝中渗出，连空气都带着令人心悸的灵压。几道身影散落四方，各自打着自己的算盘。</w:t>
+      </w:r>
+    </w:p>
+    <w:p>
+      <w:pPr>
+        <w:spacing w:after="60" w:before="60" w:line="360"/>
+        <w:ind w:firstLine="480"/>
+      </w:pPr>
+      <w:r>
+        <w:rPr>
+          <w:rFonts w:ascii="宋体" w:cs="宋体" w:eastAsia="宋体" w:hAnsi="宋体"/>
+          <w:sz w:val="24"/>
+          <w:szCs w:val="24"/>
+        </w:rPr>
+        <w:t xml:space="preserve">与此同时，各方修士也在暗流中各自筹谋——</w:t>
+      </w:r>
+    </w:p>
+    <w:p>
+      <w:pPr>
+        <w:spacing w:after="60" w:before="60" w:line="360"/>
+        <w:ind w:firstLine="480"/>
+      </w:pPr>
+      <w:r>
+        <w:rPr>
+          <w:rFonts w:ascii="宋体" w:cs="宋体" w:eastAsia="宋体" w:hAnsi="宋体"/>
+          <w:sz w:val="24"/>
+          <w:szCs w:val="24"/>
+        </w:rPr>
+        <w:t xml:space="preserve">江湖之上，🔍 苏寒衣 探索有收获。，天下局势悄然生变。</w:t>
+      </w:r>
+    </w:p>
+    <w:p>
+      <w:pPr>
+        <w:spacing w:after="60" w:before="60" w:line="360"/>
+        <w:ind w:firstLine="480"/>
+      </w:pPr>
+      <w:r>
+        <w:rPr>
+          <w:rFonts w:ascii="宋体" w:cs="宋体" w:eastAsia="宋体" w:hAnsi="宋体"/>
+          <w:sz w:val="24"/>
+          <w:szCs w:val="24"/>
+        </w:rPr>
+        <w:t xml:space="preserve">第45月，苍渺大陆的天地棋盘又落下了几枚棋子。谁生谁死，谁主沉浮，尚未可知。</w:t>
+      </w:r>
+    </w:p>
+    <w:p>
+      <w:pPr>
+        <w:spacing w:after="200" w:before="100"/>
+        <w:jc w:val="right"/>
+      </w:pPr>
+      <w:r>
+        <w:rPr>
+          <w:rFonts w:ascii="宋体" w:cs="宋体" w:eastAsia="宋体" w:hAnsi="宋体"/>
+          <w:i/>
+          <w:iCs/>
+          <w:color w:val="888888"/>
+          <w:sz w:val="18"/>
+          <w:szCs w:val="18"/>
+        </w:rPr>
+        <w:t xml:space="preserve">[数据] 存活修士：20人 | 大事件：14件</w:t>
+      </w:r>
+    </w:p>
+    <w:p>
+      <w:pPr>
+        <w:pStyle w:val="Heading2"/>
+        <w:spacing w:after="150" w:before="300"/>
+      </w:pPr>
+      <w:r>
+        <w:rPr>
+          <w:rFonts w:ascii="宋体" w:cs="宋体" w:eastAsia="宋体" w:hAnsi="宋体"/>
+          <w:b/>
+          <w:bCs/>
+          <w:color w:val="6B3A1F"/>
+          <w:sz w:val="28"/>
+          <w:szCs w:val="28"/>
+        </w:rPr>
+        <w:t xml:space="preserve">第46月至第50月</w:t>
+      </w:r>
+    </w:p>
+    <w:p>
+      <w:pPr>
+        <w:spacing w:after="60" w:before="60" w:line="360"/>
+        <w:ind w:firstLine="480"/>
+      </w:pPr>
+      <w:r>
+        <w:rPr>
+          <w:rFonts w:ascii="宋体" w:cs="宋体" w:eastAsia="宋体" w:hAnsi="宋体"/>
+          <w:sz w:val="24"/>
+          <w:szCs w:val="24"/>
+        </w:rPr>
+        <w:t xml:space="preserve">第46月，青云城上空阴云沉沉，坊市里的叫卖声依旧，却难掩暗流涌动的杀机。灵气在这片天地间浓烈如雾，嗅得出血腥，也嗅得出机遇。</w:t>
+      </w:r>
+    </w:p>
+    <w:p>
+      <w:pPr>
+        <w:spacing w:after="60" w:before="60" w:line="360"/>
+        <w:ind w:firstLine="480"/>
+      </w:pPr>
+      <w:r>
+        <w:rPr>
+          <w:rFonts w:ascii="宋体" w:cs="宋体" w:eastAsia="宋体" w:hAnsi="宋体"/>
+          <w:sz w:val="24"/>
+          <w:szCs w:val="24"/>
+        </w:rPr>
+        <w:t xml:space="preserve">与此同时，各方修士也在暗流中各自筹谋——</w:t>
+      </w:r>
+    </w:p>
+    <w:p>
+      <w:pPr>
+        <w:spacing w:after="60" w:before="60" w:line="360"/>
+        <w:ind w:firstLine="480"/>
+      </w:pPr>
+      <w:r>
+        <w:rPr>
+          <w:rFonts w:ascii="宋体" w:cs="宋体" w:eastAsia="宋体" w:hAnsi="宋体"/>
+          <w:sz w:val="24"/>
+          <w:szCs w:val="24"/>
+        </w:rPr>
+        <w:t xml:space="preserve">江湖之上，魏玄机 练气圆满，却无筑基丹，修炼停滞！，天下局势悄然生变。</w:t>
+      </w:r>
+    </w:p>
+    <w:p>
+      <w:pPr>
+        <w:spacing w:after="60" w:before="60" w:line="360"/>
+        <w:ind w:firstLine="480"/>
+      </w:pPr>
+      <w:r>
+        <w:rPr>
+          <w:rFonts w:ascii="宋体" w:cs="宋体" w:eastAsia="宋体" w:hAnsi="宋体"/>
+          <w:sz w:val="24"/>
+          <w:szCs w:val="24"/>
+        </w:rPr>
+        <w:t xml:space="preserve">第50月，苍渺大陆的天地棋盘又落下了几枚棋子。谁生谁死，谁主沉浮，尚未可知。</w:t>
+      </w:r>
+    </w:p>
+    <w:p>
+      <w:pPr>
+        <w:spacing w:after="200" w:before="100"/>
+        <w:jc w:val="right"/>
+      </w:pPr>
+      <w:r>
+        <w:rPr>
+          <w:rFonts w:ascii="宋体" w:cs="宋体" w:eastAsia="宋体" w:hAnsi="宋体"/>
+          <w:i/>
+          <w:iCs/>
+          <w:color w:val="888888"/>
+          <w:sz w:val="18"/>
+          <w:szCs w:val="18"/>
+        </w:rPr>
+        <w:t xml:space="preserve">[数据] 存活修士：20人 | 大事件：13件</w:t>
+      </w:r>
+    </w:p>
+    <w:p>
+      <w:pPr>
+        <w:pStyle w:val="Heading2"/>
+        <w:spacing w:after="150" w:before="300"/>
+      </w:pPr>
+      <w:r>
+        <w:rPr>
+          <w:rFonts w:ascii="宋体" w:cs="宋体" w:eastAsia="宋体" w:hAnsi="宋体"/>
+          <w:b/>
+          <w:bCs/>
+          <w:color w:val="6B3A1F"/>
+          <w:sz w:val="28"/>
+          <w:szCs w:val="28"/>
+        </w:rPr>
+        <w:t xml:space="preserve">第51月至第55月</w:t>
+      </w:r>
+    </w:p>
+    <w:p>
+      <w:pPr>
+        <w:spacing w:after="60" w:before="60" w:line="360"/>
+        <w:ind w:firstLine="480"/>
+      </w:pPr>
+      <w:r>
+        <w:rPr>
+          <w:rFonts w:ascii="宋体" w:cs="宋体" w:eastAsia="宋体" w:hAnsi="宋体"/>
+          <w:sz w:val="24"/>
+          <w:szCs w:val="24"/>
+        </w:rPr>
+        <w:t xml:space="preserve">幽冥谷的磷火在第51月时格外幽蓝，腐败的灵气裹挟着死气，却也孕育着异样的契机。天地棋盘上，每一枚棋子都在悄然落位。</w:t>
+      </w:r>
+    </w:p>
+    <w:p>
+      <w:pPr>
+        <w:spacing w:after="60" w:before="60" w:line="360"/>
+        <w:ind w:firstLine="480"/>
+      </w:pPr>
+      <w:r>
+        <w:rPr>
+          <w:rFonts w:ascii="宋体" w:cs="宋体" w:eastAsia="宋体" w:hAnsi="宋体"/>
+          <w:sz w:val="24"/>
+          <w:szCs w:val="24"/>
+        </w:rPr>
+        <w:t xml:space="preserve">与此同时，各方修士也在暗流中各自筹谋——</w:t>
+      </w:r>
+    </w:p>
+    <w:p>
+      <w:pPr>
+        <w:spacing w:after="60" w:before="60" w:line="360"/>
+        <w:ind w:firstLine="480"/>
+      </w:pPr>
+      <w:r>
+        <w:rPr>
+          <w:rFonts w:ascii="宋体" w:cs="宋体" w:eastAsia="宋体" w:hAnsi="宋体"/>
+          <w:sz w:val="24"/>
+          <w:szCs w:val="24"/>
+        </w:rPr>
+        <w:t xml:space="preserve">江湖之上，陆霜华 练气圆满，却无筑基丹，修炼停滞！，天下局势悄然生变。</w:t>
+      </w:r>
+    </w:p>
+    <w:p>
+      <w:pPr>
+        <w:spacing w:after="60" w:before="60" w:line="360"/>
+        <w:ind w:firstLine="480"/>
+      </w:pPr>
+      <w:r>
+        <w:rPr>
+          <w:rFonts w:ascii="宋体" w:cs="宋体" w:eastAsia="宋体" w:hAnsi="宋体"/>
+          <w:sz w:val="24"/>
+          <w:szCs w:val="24"/>
+        </w:rPr>
+        <w:t xml:space="preserve">第55月，苍渺大陆的天地棋盘又落下了几枚棋子。谁生谁死，谁主沉浮，尚未可知。</w:t>
+      </w:r>
+    </w:p>
+    <w:p>
+      <w:pPr>
+        <w:spacing w:after="200" w:before="100"/>
+        <w:jc w:val="right"/>
+      </w:pPr>
+      <w:r>
+        <w:rPr>
+          <w:rFonts w:ascii="宋体" w:cs="宋体" w:eastAsia="宋体" w:hAnsi="宋体"/>
+          <w:i/>
+          <w:iCs/>
+          <w:color w:val="888888"/>
+          <w:sz w:val="18"/>
+          <w:szCs w:val="18"/>
+        </w:rPr>
+        <w:t xml:space="preserve">[数据] 存活修士：20人 | 大事件：15件</w:t>
+      </w:r>
+    </w:p>
+    <w:p>
+      <w:pPr>
+        <w:pStyle w:val="Heading2"/>
+        <w:spacing w:after="150" w:before="300"/>
+      </w:pPr>
+      <w:r>
+        <w:rPr>
+          <w:rFonts w:ascii="宋体" w:cs="宋体" w:eastAsia="宋体" w:hAnsi="宋体"/>
+          <w:b/>
+          <w:bCs/>
+          <w:color w:val="6B3A1F"/>
+          <w:sz w:val="28"/>
+          <w:szCs w:val="28"/>
+        </w:rPr>
+        <w:t xml:space="preserve">第56月至第60月</w:t>
+      </w:r>
+    </w:p>
+    <w:p>
+      <w:pPr>
+        <w:spacing w:after="60" w:before="60" w:line="360"/>
+        <w:ind w:firstLine="480"/>
+      </w:pPr>
+      <w:r>
+        <w:rPr>
+          <w:rFonts w:ascii="宋体" w:cs="宋体" w:eastAsia="宋体" w:hAnsi="宋体"/>
+          <w:sz w:val="24"/>
+          <w:szCs w:val="24"/>
+        </w:rPr>
+        <w:t xml:space="preserve">幽冥谷的磷火在第56月时格外幽蓝，腐败的灵气裹挟着死气，却也孕育着异样的契机。天地棋盘上，每一枚棋子都在悄然落位。</w:t>
+      </w:r>
+    </w:p>
+    <w:p>
+      <w:pPr>
+        <w:spacing w:after="60" w:before="60" w:line="360"/>
+        <w:ind w:firstLine="480"/>
+      </w:pPr>
+      <w:r>
+        <w:rPr>
+          <w:rFonts w:ascii="宋体" w:cs="宋体" w:eastAsia="宋体" w:hAnsi="宋体"/>
+          <w:sz w:val="24"/>
+          <w:szCs w:val="24"/>
+        </w:rPr>
+        <w:t xml:space="preserve">突破的那一刻，天地间仿佛静止了。丹田深处，一道桎梏轰然崩碎，磅礴的灵力如决堤洪流喷薄而出——练气十一层，终于踏上了新的境界。</w:t>
+      </w:r>
+    </w:p>
+    <w:p>
+      <w:pPr>
+        <w:spacing w:after="60" w:before="60" w:line="360"/>
+        <w:ind w:firstLine="480"/>
+      </w:pPr>
+      <w:r>
+        <w:rPr>
+          <w:rFonts w:ascii="宋体" w:cs="宋体" w:eastAsia="宋体" w:hAnsi="宋体"/>
+          <w:sz w:val="24"/>
+          <w:szCs w:val="24"/>
+        </w:rPr>
+        <w:t xml:space="preserve">与此同时，各方修士也在暗流中各自筹谋——</w:t>
+      </w:r>
+    </w:p>
+    <w:p>
+      <w:pPr>
+        <w:spacing w:after="60" w:before="60" w:line="360"/>
+        <w:ind w:firstLine="480"/>
+      </w:pPr>
+      <w:r>
+        <w:rPr>
+          <w:rFonts w:ascii="宋体" w:cs="宋体" w:eastAsia="宋体" w:hAnsi="宋体"/>
+          <w:sz w:val="24"/>
+          <w:szCs w:val="24"/>
+        </w:rPr>
+        <w:t xml:space="preserve">江湖之上，冯怒潮 练气圆满，却无筑基丹，修炼停滞！，天下局势悄然生变。</w:t>
+      </w:r>
+    </w:p>
+    <w:p>
+      <w:pPr>
+        <w:spacing w:after="60" w:before="60" w:line="360"/>
+        <w:ind w:firstLine="480"/>
+      </w:pPr>
+      <w:r>
+        <w:rPr>
+          <w:rFonts w:ascii="宋体" w:cs="宋体" w:eastAsia="宋体" w:hAnsi="宋体"/>
+          <w:sz w:val="24"/>
+          <w:szCs w:val="24"/>
+        </w:rPr>
+        <w:t xml:space="preserve">第60月，苍渺大陆的天地棋盘又落下了几枚棋子。谁生谁死，谁主沉浮，尚未可知。</w:t>
+      </w:r>
+    </w:p>
+    <w:p>
+      <w:pPr>
+        <w:spacing w:after="200" w:before="100"/>
+        <w:jc w:val="right"/>
+      </w:pPr>
+      <w:r>
+        <w:rPr>
+          <w:rFonts w:ascii="宋体" w:cs="宋体" w:eastAsia="宋体" w:hAnsi="宋体"/>
+          <w:i/>
+          <w:iCs/>
+          <w:color w:val="888888"/>
+          <w:sz w:val="18"/>
+          <w:szCs w:val="18"/>
+        </w:rPr>
+        <w:t xml:space="preserve">[数据] 存活修士：20人 | 突破：1次 | 大事件：19件</w:t>
+      </w:r>
+    </w:p>
+    <w:p>
+      <w:pPr>
+        <w:pStyle w:val="Heading2"/>
+        <w:spacing w:after="150" w:before="300"/>
+      </w:pPr>
+      <w:r>
+        <w:rPr>
+          <w:rFonts w:ascii="宋体" w:cs="宋体" w:eastAsia="宋体" w:hAnsi="宋体"/>
+          <w:b/>
+          <w:bCs/>
+          <w:color w:val="6B3A1F"/>
+          <w:sz w:val="28"/>
+          <w:szCs w:val="28"/>
+        </w:rPr>
+        <w:t xml:space="preserve">第61月至第65月</w:t>
+      </w:r>
+    </w:p>
+    <w:p>
+      <w:pPr>
+        <w:spacing w:after="60" w:before="60" w:line="360"/>
+        <w:ind w:firstLine="480"/>
+      </w:pPr>
+      <w:r>
+        <w:rPr>
+          <w:rFonts w:ascii="宋体" w:cs="宋体" w:eastAsia="宋体" w:hAnsi="宋体"/>
+          <w:sz w:val="24"/>
+          <w:szCs w:val="24"/>
+        </w:rPr>
+        <w:t xml:space="preserve">第61月，青云城上空阴云沉沉，坊市里的叫卖声依旧，却难掩暗流涌动的杀机。灵气在这片天地间浓烈如雾，嗅得出血腥，也嗅得出机遇。</w:t>
+      </w:r>
+    </w:p>
+    <w:p>
+      <w:pPr>
+        <w:spacing w:after="60" w:before="60" w:line="360"/>
+        <w:ind w:firstLine="480"/>
+      </w:pPr>
+      <w:r>
+        <w:rPr>
+          <w:rFonts w:ascii="宋体" w:cs="宋体" w:eastAsia="宋体" w:hAnsi="宋体"/>
+          <w:sz w:val="24"/>
+          <w:szCs w:val="24"/>
+        </w:rPr>
+        <w:t xml:space="preserve">与此同时，各方修士也在暗流中各自筹谋——</w:t>
+      </w:r>
+    </w:p>
+    <w:p>
+      <w:pPr>
+        <w:spacing w:after="60" w:before="60" w:line="360"/>
+        <w:ind w:firstLine="480"/>
+      </w:pPr>
+      <w:r>
+        <w:rPr>
+          <w:rFonts w:ascii="宋体" w:cs="宋体" w:eastAsia="宋体" w:hAnsi="宋体"/>
+          <w:sz w:val="24"/>
+          <w:szCs w:val="24"/>
+        </w:rPr>
+        <w:t xml:space="preserve">江湖之上，陆霜华 练气圆满，却无筑基丹，修炼停滞！，天下局势悄然生变。</w:t>
+      </w:r>
+    </w:p>
+    <w:p>
+      <w:pPr>
+        <w:spacing w:after="60" w:before="60" w:line="360"/>
+        <w:ind w:firstLine="480"/>
+      </w:pPr>
+      <w:r>
+        <w:rPr>
+          <w:rFonts w:ascii="宋体" w:cs="宋体" w:eastAsia="宋体" w:hAnsi="宋体"/>
+          <w:sz w:val="24"/>
+          <w:szCs w:val="24"/>
+        </w:rPr>
+        <w:t xml:space="preserve">当第65月的最后一缕灵气散尽，这一段因果，已然落定。</w:t>
+      </w:r>
+    </w:p>
+    <w:p>
+      <w:pPr>
+        <w:spacing w:after="200" w:before="100"/>
+        <w:jc w:val="right"/>
+      </w:pPr>
+      <w:r>
+        <w:rPr>
+          <w:rFonts w:ascii="宋体" w:cs="宋体" w:eastAsia="宋体" w:hAnsi="宋体"/>
+          <w:i/>
+          <w:iCs/>
+          <w:color w:val="888888"/>
+          <w:sz w:val="18"/>
+          <w:szCs w:val="18"/>
+        </w:rPr>
+        <w:t xml:space="preserve">[数据] 存活修士：20人 | 大事件：14件</w:t>
+      </w:r>
+    </w:p>
+    <w:p>
+      <w:pPr>
+        <w:pStyle w:val="Heading2"/>
+        <w:spacing w:after="150" w:before="300"/>
+      </w:pPr>
+      <w:r>
+        <w:rPr>
+          <w:rFonts w:ascii="宋体" w:cs="宋体" w:eastAsia="宋体" w:hAnsi="宋体"/>
+          <w:b/>
+          <w:bCs/>
+          <w:color w:val="6B3A1F"/>
+          <w:sz w:val="28"/>
+          <w:szCs w:val="28"/>
+        </w:rPr>
+        <w:t xml:space="preserve">第66月至第70月</w:t>
+      </w:r>
+    </w:p>
+    <w:p>
+      <w:pPr>
+        <w:spacing w:after="60" w:before="60" w:line="360"/>
+        <w:ind w:firstLine="480"/>
+      </w:pPr>
+      <w:r>
+        <w:rPr>
+          <w:rFonts w:ascii="宋体" w:cs="宋体" w:eastAsia="宋体" w:hAnsi="宋体"/>
+          <w:sz w:val="24"/>
+          <w:szCs w:val="24"/>
+        </w:rPr>
+        <w:t xml:space="preserve">幽冥谷的磷火在第66月时格外幽蓝，腐败的灵气裹挟着死气，却也孕育着异样的契机。天地棋盘上，每一枚棋子都在悄然落位。</w:t>
+      </w:r>
+    </w:p>
+    <w:p>
+      <w:pPr>
+        <w:spacing w:after="60" w:before="60" w:line="360"/>
+        <w:ind w:firstLine="480"/>
+      </w:pPr>
+      <w:r>
+        <w:rPr>
+          <w:rFonts w:ascii="宋体" w:cs="宋体" w:eastAsia="宋体" w:hAnsi="宋体"/>
+          <w:sz w:val="24"/>
+          <w:szCs w:val="24"/>
+        </w:rPr>
+        <w:t xml:space="preserve">突破的那一刻，天地间仿佛静止了。丹田深处，一道桎梏轰然崩碎，磅礴的灵力如决堤洪流喷薄而出——练气十二层，终于踏上了新的境界。</w:t>
+      </w:r>
+    </w:p>
+    <w:p>
+      <w:pPr>
+        <w:spacing w:after="60" w:before="60" w:line="360"/>
+        <w:ind w:firstLine="480"/>
+      </w:pPr>
+      <w:r>
+        <w:rPr>
+          <w:rFonts w:ascii="宋体" w:cs="宋体" w:eastAsia="宋体" w:hAnsi="宋体"/>
+          <w:sz w:val="24"/>
+          <w:szCs w:val="24"/>
+        </w:rPr>
+        <w:t xml:space="preserve">与此同时，各方修士也在暗流中各自筹谋——</w:t>
+      </w:r>
+    </w:p>
+    <w:p>
+      <w:pPr>
+        <w:spacing w:after="60" w:before="60" w:line="360"/>
+        <w:ind w:firstLine="480"/>
+      </w:pPr>
+      <w:r>
+        <w:rPr>
+          <w:rFonts w:ascii="宋体" w:cs="宋体" w:eastAsia="宋体" w:hAnsi="宋体"/>
+          <w:sz w:val="24"/>
+          <w:szCs w:val="24"/>
+        </w:rPr>
+        <w:t xml:space="preserve">江湖之上，冯怒潮 练气圆满，却无筑基丹，修炼停滞！，天下局势悄然生变。</w:t>
+      </w:r>
+    </w:p>
+    <w:p>
+      <w:pPr>
+        <w:spacing w:after="60" w:before="60" w:line="360"/>
+        <w:ind w:firstLine="480"/>
+      </w:pPr>
+      <w:r>
+        <w:rPr>
+          <w:rFonts w:ascii="宋体" w:cs="宋体" w:eastAsia="宋体" w:hAnsi="宋体"/>
+          <w:sz w:val="24"/>
+          <w:szCs w:val="24"/>
+        </w:rPr>
+        <w:t xml:space="preserve">第70月，苍渺大陆的天地棋盘又落下了几枚棋子。谁生谁死，谁主沉浮，尚未可知。</w:t>
+      </w:r>
+    </w:p>
+    <w:p>
+      <w:pPr>
+        <w:spacing w:after="200" w:before="100"/>
+        <w:jc w:val="right"/>
+      </w:pPr>
+      <w:r>
+        <w:rPr>
+          <w:rFonts w:ascii="宋体" w:cs="宋体" w:eastAsia="宋体" w:hAnsi="宋体"/>
+          <w:i/>
+          <w:iCs/>
+          <w:color w:val="888888"/>
+          <w:sz w:val="18"/>
+          <w:szCs w:val="18"/>
+        </w:rPr>
+        <w:t xml:space="preserve">[数据] 存活修士：20人 | 突破：1次 | 大事件：15件</w:t>
+      </w:r>
+    </w:p>
+    <w:p>
+      <w:pPr>
+        <w:pStyle w:val="Heading2"/>
+        <w:spacing w:after="150" w:before="300"/>
+      </w:pPr>
+      <w:r>
+        <w:rPr>
+          <w:rFonts w:ascii="宋体" w:cs="宋体" w:eastAsia="宋体" w:hAnsi="宋体"/>
+          <w:b/>
+          <w:bCs/>
+          <w:color w:val="6B3A1F"/>
+          <w:sz w:val="28"/>
+          <w:szCs w:val="28"/>
+        </w:rPr>
+        <w:t xml:space="preserve">第71月至第75月</w:t>
+      </w:r>
+    </w:p>
+    <w:p>
+      <w:pPr>
+        <w:spacing w:after="60" w:before="60" w:line="360"/>
+        <w:ind w:firstLine="480"/>
+      </w:pPr>
+      <w:r>
+        <w:rPr>
+          <w:rFonts w:ascii="宋体" w:cs="宋体" w:eastAsia="宋体" w:hAnsi="宋体"/>
+          <w:sz w:val="24"/>
+          <w:szCs w:val="24"/>
+        </w:rPr>
+        <w:t xml:space="preserve">第71月，青云城上空阴云沉沉，坊市里的叫卖声依旧，却难掩暗流涌动的杀机。灵气在这片天地间浓烈如雾，嗅得出血腥，也嗅得出机遇。</w:t>
+      </w:r>
+    </w:p>
+    <w:p>
+      <w:pPr>
+        <w:spacing w:after="60" w:before="60" w:line="360"/>
+        <w:ind w:firstLine="480"/>
+      </w:pPr>
+      <w:r>
+        <w:rPr>
+          <w:rFonts w:ascii="宋体" w:cs="宋体" w:eastAsia="宋体" w:hAnsi="宋体"/>
+          <w:sz w:val="24"/>
+          <w:szCs w:val="24"/>
+        </w:rPr>
+        <w:t xml:space="preserve">天穹之上，隐隐有灵气漩涡凝聚，那是境界壁障破碎时才有的异象。滚滚灵压自丹田涌出，周身经脉尽皆震鸣——突破了，突破至练气七层！</w:t>
+      </w:r>
+    </w:p>
+    <w:p>
+      <w:pPr>
+        <w:spacing w:after="60" w:before="60" w:line="360"/>
+        <w:ind w:firstLine="480"/>
+      </w:pPr>
+      <w:r>
+        <w:rPr>
+          <w:rFonts w:ascii="宋体" w:cs="宋体" w:eastAsia="宋体" w:hAnsi="宋体"/>
+          <w:sz w:val="24"/>
+          <w:szCs w:val="24"/>
+        </w:rPr>
+        <w:t xml:space="preserve">与此同时，各方修士也在暗流中各自筹谋——</w:t>
+      </w:r>
+    </w:p>
+    <w:p>
+      <w:pPr>
+        <w:spacing w:after="60" w:before="60" w:line="360"/>
+        <w:ind w:firstLine="480"/>
+      </w:pPr>
+      <w:r>
+        <w:rPr>
+          <w:rFonts w:ascii="宋体" w:cs="宋体" w:eastAsia="宋体" w:hAnsi="宋体"/>
+          <w:sz w:val="24"/>
+          <w:szCs w:val="24"/>
+        </w:rPr>
+        <w:t xml:space="preserve">江湖之上，冯怒潮 练气圆满，却无筑基丹，修炼停滞！，天下局势悄然生变。</w:t>
+      </w:r>
+    </w:p>
+    <w:p>
+      <w:pPr>
+        <w:spacing w:after="60" w:before="60" w:line="360"/>
+        <w:ind w:firstLine="480"/>
+      </w:pPr>
+      <w:r>
+        <w:rPr>
+          <w:rFonts w:ascii="宋体" w:cs="宋体" w:eastAsia="宋体" w:hAnsi="宋体"/>
+          <w:sz w:val="24"/>
+          <w:szCs w:val="24"/>
+        </w:rPr>
+        <w:t xml:space="preserve">血与道，从来不曾分离。第75月的故事，暂且写到这里。</w:t>
+      </w:r>
+    </w:p>
+    <w:p>
+      <w:pPr>
+        <w:spacing w:after="200" w:before="100"/>
+        <w:jc w:val="right"/>
+      </w:pPr>
+      <w:r>
+        <w:rPr>
+          <w:rFonts w:ascii="宋体" w:cs="宋体" w:eastAsia="宋体" w:hAnsi="宋体"/>
+          <w:i/>
+          <w:iCs/>
+          <w:color w:val="888888"/>
+          <w:sz w:val="18"/>
+          <w:szCs w:val="18"/>
+        </w:rPr>
+        <w:t xml:space="preserve">[数据] 存活修士：20人 | 突破：1次 | 大事件：15件</w:t>
+      </w:r>
+    </w:p>
+    <w:p>
+      <w:pPr>
+        <w:pStyle w:val="Heading2"/>
+        <w:spacing w:after="150" w:before="300"/>
+      </w:pPr>
+      <w:r>
+        <w:rPr>
+          <w:rFonts w:ascii="宋体" w:cs="宋体" w:eastAsia="宋体" w:hAnsi="宋体"/>
+          <w:b/>
+          <w:bCs/>
+          <w:color w:val="6B3A1F"/>
+          <w:sz w:val="28"/>
+          <w:szCs w:val="28"/>
+        </w:rPr>
+        <w:t xml:space="preserve">第76月至第80月</w:t>
+      </w:r>
+    </w:p>
+    <w:p>
+      <w:pPr>
+        <w:spacing w:after="60" w:before="60" w:line="360"/>
+        <w:ind w:firstLine="480"/>
+      </w:pPr>
+      <w:r>
+        <w:rPr>
+          <w:rFonts w:ascii="宋体" w:cs="宋体" w:eastAsia="宋体" w:hAnsi="宋体"/>
+          <w:sz w:val="24"/>
+          <w:szCs w:val="24"/>
+        </w:rPr>
+        <w:t xml:space="preserve">第76月，青云城上空阴云沉沉，坊市里的叫卖声依旧，却难掩暗流涌动的杀机。灵气在这片天地间浓烈如雾，嗅得出血腥，也嗅得出机遇。</w:t>
+      </w:r>
+    </w:p>
+    <w:p>
+      <w:pPr>
+        <w:spacing w:after="60" w:before="60" w:line="360"/>
+        <w:ind w:firstLine="480"/>
+      </w:pPr>
+      <w:r>
+        <w:rPr>
+          <w:rFonts w:ascii="宋体" w:cs="宋体" w:eastAsia="宋体" w:hAnsi="宋体"/>
+          <w:sz w:val="24"/>
+          <w:szCs w:val="24"/>
+        </w:rPr>
+        <w:t xml:space="preserve">天穹之上，隐隐有灵气漩涡凝聚，那是境界壁障破碎时才有的异象。滚滚灵压自丹田涌出，周身经脉尽皆震鸣——突破了，突破至练气九层！</w:t>
+      </w:r>
+    </w:p>
+    <w:p>
+      <w:pPr>
+        <w:spacing w:after="60" w:before="60" w:line="360"/>
+        <w:ind w:firstLine="480"/>
+      </w:pPr>
+      <w:r>
+        <w:rPr>
+          <w:rFonts w:ascii="宋体" w:cs="宋体" w:eastAsia="宋体" w:hAnsi="宋体"/>
+          <w:sz w:val="24"/>
+          <w:szCs w:val="24"/>
+        </w:rPr>
+        <w:t xml:space="preserve">与此同时，各方修士也在暗流中各自筹谋——</w:t>
+      </w:r>
+    </w:p>
+    <w:p>
+      <w:pPr>
+        <w:spacing w:after="60" w:before="60" w:line="360"/>
+        <w:ind w:firstLine="480"/>
+      </w:pPr>
+      <w:r>
+        <w:rPr>
+          <w:rFonts w:ascii="宋体" w:cs="宋体" w:eastAsia="宋体" w:hAnsi="宋体"/>
+          <w:sz w:val="24"/>
+          <w:szCs w:val="24"/>
+        </w:rPr>
+        <w:t xml:space="preserve">江湖之上，红袖添香 练气圆满，却无筑基丹，修炼停滞！，天下局势悄然生变。</w:t>
+      </w:r>
+    </w:p>
+    <w:p>
+      <w:pPr>
+        <w:spacing w:after="60" w:before="60" w:line="360"/>
+        <w:ind w:firstLine="480"/>
+      </w:pPr>
+      <w:r>
+        <w:rPr>
+          <w:rFonts w:ascii="宋体" w:cs="宋体" w:eastAsia="宋体" w:hAnsi="宋体"/>
+          <w:sz w:val="24"/>
+          <w:szCs w:val="24"/>
+        </w:rPr>
+        <w:t xml:space="preserve">血与道，从来不曾分离。第80月的故事，暂且写到这里。</w:t>
+      </w:r>
+    </w:p>
+    <w:p>
+      <w:pPr>
+        <w:spacing w:after="200" w:before="100"/>
+        <w:jc w:val="right"/>
+      </w:pPr>
+      <w:r>
+        <w:rPr>
+          <w:rFonts w:ascii="宋体" w:cs="宋体" w:eastAsia="宋体" w:hAnsi="宋体"/>
+          <w:i/>
+          <w:iCs/>
+          <w:color w:val="888888"/>
+          <w:sz w:val="18"/>
+          <w:szCs w:val="18"/>
+        </w:rPr>
+        <w:t xml:space="preserve">[数据] 存活修士：20人 | 突破：1次 | 大事件：18件</w:t>
+      </w:r>
+    </w:p>
+    <w:p>
+      <w:pPr>
+        <w:pStyle w:val="Heading2"/>
+        <w:spacing w:after="150" w:before="300"/>
+      </w:pPr>
+      <w:r>
+        <w:rPr>
+          <w:rFonts w:ascii="宋体" w:cs="宋体" w:eastAsia="宋体" w:hAnsi="宋体"/>
+          <w:b/>
+          <w:bCs/>
+          <w:color w:val="6B3A1F"/>
+          <w:sz w:val="28"/>
+          <w:szCs w:val="28"/>
+        </w:rPr>
+        <w:t xml:space="preserve">第81月至第85月</w:t>
+      </w:r>
+    </w:p>
+    <w:p>
+      <w:pPr>
+        <w:spacing w:after="60" w:before="60" w:line="360"/>
+        <w:ind w:firstLine="480"/>
+      </w:pPr>
+      <w:r>
+        <w:rPr>
+          <w:rFonts w:ascii="宋体" w:cs="宋体" w:eastAsia="宋体" w:hAnsi="宋体"/>
+          <w:sz w:val="24"/>
+          <w:szCs w:val="24"/>
+        </w:rPr>
+        <w:t xml:space="preserve">第81月，青云城上空阴云沉沉，坊市里的叫卖声依旧，却难掩暗流涌动的杀机。灵气在这片天地间浓烈如雾，嗅得出血腥，也嗅得出机遇。</w:t>
+      </w:r>
+    </w:p>
+    <w:p>
+      <w:pPr>
+        <w:spacing w:after="60" w:before="60" w:line="360"/>
+        <w:ind w:firstLine="480"/>
+      </w:pPr>
+      <w:r>
+        <w:rPr>
+          <w:rFonts w:ascii="宋体" w:cs="宋体" w:eastAsia="宋体" w:hAnsi="宋体"/>
+          <w:sz w:val="24"/>
+          <w:szCs w:val="24"/>
+        </w:rPr>
+        <w:t xml:space="preserve">与此同时，各方修士也在暗流中各自筹谋——</w:t>
+      </w:r>
+    </w:p>
+    <w:p>
+      <w:pPr>
+        <w:spacing w:after="60" w:before="60" w:line="360"/>
+        <w:ind w:firstLine="480"/>
+      </w:pPr>
+      <w:r>
+        <w:rPr>
+          <w:rFonts w:ascii="宋体" w:cs="宋体" w:eastAsia="宋体" w:hAnsi="宋体"/>
+          <w:sz w:val="24"/>
+          <w:szCs w:val="24"/>
+        </w:rPr>
+        <w:t xml:space="preserve">江湖之上，红袖添香 练气圆满，却无筑基丹，修炼停滞！，天下局势悄然生变。</w:t>
+      </w:r>
+    </w:p>
+    <w:p>
+      <w:pPr>
+        <w:spacing w:after="60" w:before="60" w:line="360"/>
+        <w:ind w:firstLine="480"/>
+      </w:pPr>
+      <w:r>
+        <w:rPr>
+          <w:rFonts w:ascii="宋体" w:cs="宋体" w:eastAsia="宋体" w:hAnsi="宋体"/>
+          <w:sz w:val="24"/>
+          <w:szCs w:val="24"/>
+        </w:rPr>
+        <w:t xml:space="preserve">血与道，从来不曾分离。第85月的故事，暂且写到这里。</w:t>
+      </w:r>
+    </w:p>
+    <w:p>
+      <w:pPr>
+        <w:spacing w:after="200" w:before="100"/>
+        <w:jc w:val="right"/>
+      </w:pPr>
+      <w:r>
+        <w:rPr>
+          <w:rFonts w:ascii="宋体" w:cs="宋体" w:eastAsia="宋体" w:hAnsi="宋体"/>
+          <w:i/>
+          <w:iCs/>
+          <w:color w:val="888888"/>
+          <w:sz w:val="18"/>
+          <w:szCs w:val="18"/>
+        </w:rPr>
+        <w:t xml:space="preserve">[数据] 存活修士：20人 | 大事件：11件</w:t>
+      </w:r>
+    </w:p>
+    <w:p>
+      <w:pPr>
+        <w:pStyle w:val="Heading2"/>
+        <w:spacing w:after="150" w:before="300"/>
+      </w:pPr>
+      <w:r>
+        <w:rPr>
+          <w:rFonts w:ascii="宋体" w:cs="宋体" w:eastAsia="宋体" w:hAnsi="宋体"/>
+          <w:b/>
+          <w:bCs/>
+          <w:color w:val="6B3A1F"/>
+          <w:sz w:val="28"/>
+          <w:szCs w:val="28"/>
+        </w:rPr>
+        <w:t xml:space="preserve">第86月至第90月</w:t>
+      </w:r>
+    </w:p>
+    <w:p>
+      <w:pPr>
+        <w:spacing w:after="60" w:before="60" w:line="360"/>
+        <w:ind w:firstLine="480"/>
+      </w:pPr>
+      <w:r>
+        <w:rPr>
+          <w:rFonts w:ascii="宋体" w:cs="宋体" w:eastAsia="宋体" w:hAnsi="宋体"/>
+          <w:sz w:val="24"/>
+          <w:szCs w:val="24"/>
+        </w:rPr>
+        <w:t xml:space="preserve">第86月，青云城上空阴云沉沉，坊市里的叫卖声依旧，却难掩暗流涌动的杀机。灵气在这片天地间浓烈如雾，嗅得出血腥，也嗅得出机遇。</w:t>
+      </w:r>
+    </w:p>
+    <w:p>
+      <w:pPr>
+        <w:spacing w:after="60" w:before="60" w:line="360"/>
+        <w:ind w:firstLine="480"/>
+      </w:pPr>
+      <w:r>
+        <w:rPr>
+          <w:rFonts w:ascii="宋体" w:cs="宋体" w:eastAsia="宋体" w:hAnsi="宋体"/>
+          <w:sz w:val="24"/>
+          <w:szCs w:val="24"/>
+        </w:rPr>
+        <w:t xml:space="preserve">与此同时，各方修士也在暗流中各自筹谋——</w:t>
+      </w:r>
+    </w:p>
+    <w:p>
+      <w:pPr>
+        <w:spacing w:after="60" w:before="60" w:line="360"/>
+        <w:ind w:firstLine="480"/>
+      </w:pPr>
+      <w:r>
+        <w:rPr>
+          <w:rFonts w:ascii="宋体" w:cs="宋体" w:eastAsia="宋体" w:hAnsi="宋体"/>
+          <w:sz w:val="24"/>
+          <w:szCs w:val="24"/>
+        </w:rPr>
+        <w:t xml:space="preserve">江湖之上，陆霜华 练气圆满，却无筑基丹，修炼停滞！，天下局势悄然生变。</w:t>
+      </w:r>
+    </w:p>
+    <w:p>
+      <w:pPr>
+        <w:spacing w:after="60" w:before="60" w:line="360"/>
+        <w:ind w:firstLine="480"/>
+      </w:pPr>
+      <w:r>
+        <w:rPr>
+          <w:rFonts w:ascii="宋体" w:cs="宋体" w:eastAsia="宋体" w:hAnsi="宋体"/>
+          <w:sz w:val="24"/>
+          <w:szCs w:val="24"/>
+        </w:rPr>
+        <w:t xml:space="preserve">当第90月的最后一缕灵气散尽，这一段因果，已然落定。</w:t>
+      </w:r>
+    </w:p>
+    <w:p>
+      <w:pPr>
+        <w:spacing w:after="200" w:before="100"/>
+        <w:jc w:val="right"/>
+      </w:pPr>
+      <w:r>
+        <w:rPr>
+          <w:rFonts w:ascii="宋体" w:cs="宋体" w:eastAsia="宋体" w:hAnsi="宋体"/>
+          <w:i/>
+          <w:iCs/>
+          <w:color w:val="888888"/>
+          <w:sz w:val="18"/>
+          <w:szCs w:val="18"/>
+        </w:rPr>
+        <w:t xml:space="preserve">[数据] 存活修士：20人 | 大事件：11件</w:t>
+      </w:r>
+    </w:p>
+    <w:p>
+      <w:pPr>
+        <w:pStyle w:val="Heading2"/>
+        <w:spacing w:after="150" w:before="300"/>
+      </w:pPr>
+      <w:r>
+        <w:rPr>
+          <w:rFonts w:ascii="宋体" w:cs="宋体" w:eastAsia="宋体" w:hAnsi="宋体"/>
+          <w:b/>
+          <w:bCs/>
+          <w:color w:val="6B3A1F"/>
+          <w:sz w:val="28"/>
+          <w:szCs w:val="28"/>
+        </w:rPr>
+        <w:t xml:space="preserve">第91月至第95月</w:t>
+      </w:r>
+    </w:p>
+    <w:p>
+      <w:pPr>
+        <w:spacing w:after="60" w:before="60" w:line="360"/>
+        <w:ind w:firstLine="480"/>
+      </w:pPr>
+      <w:r>
+        <w:rPr>
+          <w:rFonts w:ascii="宋体" w:cs="宋体" w:eastAsia="宋体" w:hAnsi="宋体"/>
+          <w:sz w:val="24"/>
+          <w:szCs w:val="24"/>
+        </w:rPr>
+        <w:t xml:space="preserve">灵脉荒野，第91月。地脉灵气从地缝中渗出，连空气都带着令人心悸的灵压。几道身影散落四方，各自打着自己的算盘。</w:t>
+      </w:r>
+    </w:p>
+    <w:p>
+      <w:pPr>
+        <w:spacing w:after="60" w:before="60" w:line="360"/>
+        <w:ind w:firstLine="480"/>
+      </w:pPr>
+      <w:r>
+        <w:rPr>
+          <w:rFonts w:ascii="宋体" w:cs="宋体" w:eastAsia="宋体" w:hAnsi="宋体"/>
+          <w:sz w:val="24"/>
+          <w:szCs w:val="24"/>
+        </w:rPr>
+        <w:t xml:space="preserve">天穹之上，隐隐有灵气漩涡凝聚，那是境界壁障破碎时才有的异象。滚滚灵压自丹田涌出，周身经脉尽皆震鸣——突破了，突破至练气一层！</w:t>
+      </w:r>
+    </w:p>
+    <w:p>
+      <w:pPr>
+        <w:spacing w:after="60" w:before="60" w:line="360"/>
+        <w:ind w:firstLine="480"/>
+      </w:pPr>
+      <w:r>
+        <w:rPr>
+          <w:rFonts w:ascii="宋体" w:cs="宋体" w:eastAsia="宋体" w:hAnsi="宋体"/>
+          <w:sz w:val="24"/>
+          <w:szCs w:val="24"/>
+        </w:rPr>
+        <w:t xml:space="preserve">与此同时，各方修士也在暗流中各自筹谋——</w:t>
+      </w:r>
+    </w:p>
+    <w:p>
+      <w:pPr>
+        <w:spacing w:after="60" w:before="60" w:line="360"/>
+        <w:ind w:firstLine="480"/>
+      </w:pPr>
+      <w:r>
+        <w:rPr>
+          <w:rFonts w:ascii="宋体" w:cs="宋体" w:eastAsia="宋体" w:hAnsi="宋体"/>
+          <w:sz w:val="24"/>
+          <w:szCs w:val="24"/>
+        </w:rPr>
+        <w:t xml:space="preserve">江湖之上，冯怒潮 练气圆满，却无筑基丹，修炼停滞！，天下局势悄然生变。</w:t>
+      </w:r>
+    </w:p>
+    <w:p>
+      <w:pPr>
+        <w:spacing w:after="60" w:before="60" w:line="360"/>
+        <w:ind w:firstLine="480"/>
+      </w:pPr>
+      <w:r>
+        <w:rPr>
+          <w:rFonts w:ascii="宋体" w:cs="宋体" w:eastAsia="宋体" w:hAnsi="宋体"/>
+          <w:sz w:val="24"/>
+          <w:szCs w:val="24"/>
+        </w:rPr>
+        <w:t xml:space="preserve">当第95月的最后一缕灵气散尽，这一段因果，已然落定。</w:t>
+      </w:r>
+    </w:p>
+    <w:p>
+      <w:pPr>
+        <w:spacing w:after="200" w:before="100"/>
+        <w:jc w:val="right"/>
+      </w:pPr>
+      <w:r>
+        <w:rPr>
+          <w:rFonts w:ascii="宋体" w:cs="宋体" w:eastAsia="宋体" w:hAnsi="宋体"/>
+          <w:i/>
+          <w:iCs/>
+          <w:color w:val="888888"/>
+          <w:sz w:val="18"/>
+          <w:szCs w:val="18"/>
+        </w:rPr>
+        <w:t xml:space="preserve">[数据] 存活修士：20人 | 突破：1次 | 大事件：18件</w:t>
+      </w:r>
+    </w:p>
+    <w:p>
+      <w:pPr>
+        <w:pStyle w:val="Heading2"/>
+        <w:spacing w:after="150" w:before="300"/>
+      </w:pPr>
+      <w:r>
+        <w:rPr>
+          <w:rFonts w:ascii="宋体" w:cs="宋体" w:eastAsia="宋体" w:hAnsi="宋体"/>
+          <w:b/>
+          <w:bCs/>
+          <w:color w:val="6B3A1F"/>
+          <w:sz w:val="28"/>
+          <w:szCs w:val="28"/>
+        </w:rPr>
+        <w:t xml:space="preserve">第96月至第100月</w:t>
+      </w:r>
+    </w:p>
+    <w:p>
+      <w:pPr>
+        <w:spacing w:after="60" w:before="60" w:line="360"/>
+        <w:ind w:firstLine="480"/>
+      </w:pPr>
+      <w:r>
+        <w:rPr>
+          <w:rFonts w:ascii="宋体" w:cs="宋体" w:eastAsia="宋体" w:hAnsi="宋体"/>
+          <w:sz w:val="24"/>
+          <w:szCs w:val="24"/>
+        </w:rPr>
+        <w:t xml:space="preserve">灵脉荒野，第96月。地脉灵气从地缝中渗出，连空气都带着令人心悸的灵压。几道身影散落四方，各自打着自己的算盘。</w:t>
+      </w:r>
+    </w:p>
+    <w:p>
+      <w:pPr>
+        <w:spacing w:after="60" w:before="60" w:line="360"/>
+        <w:ind w:firstLine="480"/>
+      </w:pPr>
+      <w:r>
+        <w:rPr>
+          <w:rFonts w:ascii="宋体" w:cs="宋体" w:eastAsia="宋体" w:hAnsi="宋体"/>
+          <w:sz w:val="24"/>
+          <w:szCs w:val="24"/>
+        </w:rPr>
+        <w:t xml:space="preserve">与此同时，各方修士也在暗流中各自筹谋——</w:t>
+      </w:r>
+    </w:p>
+    <w:p>
+      <w:pPr>
+        <w:spacing w:after="60" w:before="60" w:line="360"/>
+        <w:ind w:firstLine="480"/>
+      </w:pPr>
+      <w:r>
+        <w:rPr>
+          <w:rFonts w:ascii="宋体" w:cs="宋体" w:eastAsia="宋体" w:hAnsi="宋体"/>
+          <w:sz w:val="24"/>
+          <w:szCs w:val="24"/>
+        </w:rPr>
+        <w:t xml:space="preserve">江湖之上，魏玄机 练气圆满，却无筑基丹，修炼停滞！，天下局势悄然生变。</w:t>
+      </w:r>
+    </w:p>
+    <w:p>
+      <w:pPr>
+        <w:spacing w:after="60" w:before="60" w:line="360"/>
+        <w:ind w:firstLine="480"/>
+      </w:pPr>
+      <w:r>
+        <w:rPr>
+          <w:rFonts w:ascii="宋体" w:cs="宋体" w:eastAsia="宋体" w:hAnsi="宋体"/>
+          <w:sz w:val="24"/>
+          <w:szCs w:val="24"/>
+        </w:rPr>
+        <w:t xml:space="preserve">血与道，从来不曾分离。第100月的故事，暂且写到这里。</w:t>
+      </w:r>
+    </w:p>
+    <w:p>
+      <w:pPr>
+        <w:spacing w:after="200" w:before="100"/>
+        <w:jc w:val="right"/>
+      </w:pPr>
+      <w:r>
+        <w:rPr>
+          <w:rFonts w:ascii="宋体" w:cs="宋体" w:eastAsia="宋体" w:hAnsi="宋体"/>
+          <w:i/>
+          <w:iCs/>
+          <w:color w:val="888888"/>
+          <w:sz w:val="18"/>
+          <w:szCs w:val="18"/>
+        </w:rPr>
+        <w:t xml:space="preserve">[数据] 存活修士：20人 | 大事件：17件</w:t>
+      </w:r>
+    </w:p>
+    <w:p/>
+    <w:p>
+      <w:pPr>
+        <w:pStyle w:val="Heading1"/>
+        <w:spacing w:after="200" w:before="400"/>
+      </w:pPr>
+      <w:r>
+        <w:rPr>
+          <w:rFonts w:ascii="宋体" w:cs="宋体" w:eastAsia="宋体" w:hAnsi="宋体"/>
+          <w:b/>
+          <w:bCs/>
+          <w:color w:val="4A2C0A"/>
+          <w:sz w:val="36"/>
+          <w:szCs w:val="36"/>
+        </w:rPr>
+        <w:t xml:space="preserve">第 1 卷终章 · 第1月至第100月</w:t>
+      </w:r>
+    </w:p>
+    <w:p>
+      <w:pPr>
+        <w:pBdr>
+          <w:bottom w:val="single" w:color="C8A96E" w:sz="6" w:space="1"/>
+        </w:pBdr>
+        <w:spacing w:after="200"/>
+      </w:pPr>
+    </w:p>
+    <w:p>
+      <w:pPr>
+        <w:spacing w:after="60" w:before="60" w:line="360"/>
+        <w:ind w:firstLine="480"/>
+      </w:pPr>
+      <w:r>
+        <w:rPr>
+          <w:rFonts w:ascii="宋体" w:cs="宋体" w:eastAsia="宋体" w:hAnsi="宋体"/>
+          <w:sz w:val="24"/>
+          <w:szCs w:val="24"/>
+        </w:rPr>
+        <w:t xml:space="preserve">## 第1大回合总结（第1~100回合）</w:t>
+      </w:r>
+    </w:p>
+    <w:p>
+      <w:pPr>
+        <w:spacing w:after="60" w:before="60" w:line="360"/>
+        <w:ind w:firstLine="480"/>
+      </w:pPr>
+      <w:r>
+        <w:rPr>
+          <w:rFonts w:ascii="宋体" w:cs="宋体" w:eastAsia="宋体" w:hAnsi="宋体"/>
+          <w:sz w:val="24"/>
+          <w:szCs w:val="24"/>
+        </w:rPr>
+        <w:t xml:space="preserve">### 🌍 势力排行</w:t>
+      </w:r>
+    </w:p>
+    <w:p>
+      <w:pPr>
+        <w:spacing w:after="60" w:before="60" w:line="360"/>
+        <w:ind w:firstLine="480"/>
+      </w:pPr>
+      <w:r>
+        <w:rPr>
+          <w:rFonts w:ascii="宋体" w:cs="宋体" w:eastAsia="宋体" w:hAnsi="宋体"/>
+          <w:sz w:val="24"/>
+          <w:szCs w:val="24"/>
+        </w:rPr>
+        <w:t xml:space="preserve">【修为排行（公开）】</w:t>
+      </w:r>
+    </w:p>
+    <w:p>
+      <w:pPr>
+        <w:spacing w:after="60" w:before="60" w:line="360"/>
+        <w:ind w:firstLine="480"/>
+      </w:pPr>
+      <w:r>
+        <w:rPr>
+          <w:rFonts w:ascii="宋体" w:cs="宋体" w:eastAsia="宋体" w:hAnsi="宋体"/>
+          <w:sz w:val="24"/>
+          <w:szCs w:val="24"/>
+        </w:rPr>
+        <w:t xml:space="preserve">🥇 苏寒衣 ── 元婴期</w:t>
+      </w:r>
+    </w:p>
+    <w:p>
+      <w:pPr>
+        <w:spacing w:after="60" w:before="60" w:line="360"/>
+        <w:ind w:firstLine="480"/>
+      </w:pPr>
+      <w:r>
+        <w:rPr>
+          <w:rFonts w:ascii="宋体" w:cs="宋体" w:eastAsia="宋体" w:hAnsi="宋体"/>
+          <w:sz w:val="24"/>
+          <w:szCs w:val="24"/>
+        </w:rPr>
+        <w:t xml:space="preserve">🥈 青云长老 ── 元婴期</w:t>
+      </w:r>
+    </w:p>
+    <w:p>
+      <w:pPr>
+        <w:spacing w:after="60" w:before="60" w:line="360"/>
+        <w:ind w:firstLine="480"/>
+      </w:pPr>
+      <w:r>
+        <w:rPr>
+          <w:rFonts w:ascii="宋体" w:cs="宋体" w:eastAsia="宋体" w:hAnsi="宋体"/>
+          <w:sz w:val="24"/>
+          <w:szCs w:val="24"/>
+        </w:rPr>
+        <w:t xml:space="preserve">🥉 小宝 ── 练气十二层</w:t>
+      </w:r>
+    </w:p>
+    <w:p>
+      <w:pPr>
+        <w:spacing w:after="60" w:before="60" w:line="360"/>
+        <w:ind w:firstLine="480"/>
+      </w:pPr>
+      <w:r>
+        <w:rPr>
+          <w:rFonts w:ascii="宋体" w:cs="宋体" w:eastAsia="宋体" w:hAnsi="宋体"/>
+          <w:sz w:val="24"/>
+          <w:szCs w:val="24"/>
+        </w:rPr>
+        <w:t xml:space="preserve">4. 魏玄机 ── 练气十二层</w:t>
+      </w:r>
+    </w:p>
+    <w:p>
+      <w:pPr>
+        <w:spacing w:after="60" w:before="60" w:line="360"/>
+        <w:ind w:firstLine="480"/>
+      </w:pPr>
+      <w:r>
+        <w:rPr>
+          <w:rFonts w:ascii="宋体" w:cs="宋体" w:eastAsia="宋体" w:hAnsi="宋体"/>
+          <w:sz w:val="24"/>
+          <w:szCs w:val="24"/>
+        </w:rPr>
+        <w:t xml:space="preserve">5. 红袖添香 ── 练气十二层</w:t>
+      </w:r>
+    </w:p>
+    <w:p>
+      <w:pPr>
+        <w:spacing w:after="60" w:before="60" w:line="360"/>
+        <w:ind w:firstLine="480"/>
+      </w:pPr>
+      <w:r>
+        <w:rPr>
+          <w:rFonts w:ascii="宋体" w:cs="宋体" w:eastAsia="宋体" w:hAnsi="宋体"/>
+          <w:sz w:val="24"/>
+          <w:szCs w:val="24"/>
+        </w:rPr>
+        <w:t xml:space="preserve">### 🧍 存活修士（20人）</w:t>
+      </w:r>
+    </w:p>
+    <w:p>
+      <w:pPr>
+        <w:spacing w:after="60" w:before="60" w:line="360"/>
+        <w:ind w:firstLine="480"/>
+      </w:pPr>
+      <w:r>
+        <w:rPr>
+          <w:rFonts w:ascii="宋体" w:cs="宋体" w:eastAsia="宋体" w:hAnsi="宋体"/>
+          <w:sz w:val="24"/>
+          <w:szCs w:val="24"/>
+        </w:rPr>
+        <w:t xml:space="preserve">- **冯怒潮**：练气十二层，进度99%，在wild_lingmai，灵石2178</w:t>
+      </w:r>
+    </w:p>
+    <w:p>
+      <w:pPr>
+        <w:spacing w:after="60" w:before="60" w:line="360"/>
+        <w:ind w:firstLine="480"/>
+      </w:pPr>
+      <w:r>
+        <w:rPr>
+          <w:rFonts w:ascii="宋体" w:cs="宋体" w:eastAsia="宋体" w:hAnsi="宋体"/>
+          <w:sz w:val="24"/>
+          <w:szCs w:val="24"/>
+        </w:rPr>
+        <w:t xml:space="preserve">- **陆霜华**：练气十二层，进度99%，在wild_lingmai，灵石3291</w:t>
+      </w:r>
+    </w:p>
+    <w:p>
+      <w:pPr>
+        <w:spacing w:after="60" w:before="60" w:line="360"/>
+        <w:ind w:firstLine="480"/>
+      </w:pPr>
+      <w:r>
+        <w:rPr>
+          <w:rFonts w:ascii="宋体" w:cs="宋体" w:eastAsia="宋体" w:hAnsi="宋体"/>
+          <w:sz w:val="24"/>
+          <w:szCs w:val="24"/>
+        </w:rPr>
+        <w:t xml:space="preserve">- **苏寒衣**：元婴期，进度100%，在wild_lingmai，灵石4231</w:t>
+      </w:r>
+    </w:p>
+    <w:p>
+      <w:pPr>
+        <w:spacing w:after="60" w:before="60" w:line="360"/>
+        <w:ind w:firstLine="480"/>
+      </w:pPr>
+      <w:r>
+        <w:rPr>
+          <w:rFonts w:ascii="宋体" w:cs="宋体" w:eastAsia="宋体" w:hAnsi="宋体"/>
+          <w:sz w:val="24"/>
+          <w:szCs w:val="24"/>
+        </w:rPr>
+        <w:t xml:space="preserve">- **魏玄机**：练气十二层，进度99%，在wild_ghost_valley，灵石2629</w:t>
+      </w:r>
+    </w:p>
+    <w:p>
+      <w:pPr>
+        <w:spacing w:after="60" w:before="60" w:line="360"/>
+        <w:ind w:firstLine="480"/>
+      </w:pPr>
+      <w:r>
+        <w:rPr>
+          <w:rFonts w:ascii="宋体" w:cs="宋体" w:eastAsia="宋体" w:hAnsi="宋体"/>
+          <w:sz w:val="24"/>
+          <w:szCs w:val="24"/>
+        </w:rPr>
+        <w:t xml:space="preserve">- **孟长歌**：练气十二层，进度100%，在wild_lingmai，灵石2249</w:t>
+      </w:r>
+    </w:p>
+    <w:p>
+      <w:pPr>
+        <w:spacing w:after="60" w:before="60" w:line="360"/>
+        <w:ind w:firstLine="480"/>
+      </w:pPr>
+      <w:r>
+        <w:rPr>
+          <w:rFonts w:ascii="宋体" w:cs="宋体" w:eastAsia="宋体" w:hAnsi="宋体"/>
+          <w:sz w:val="24"/>
+          <w:szCs w:val="24"/>
+        </w:rPr>
+        <w:t xml:space="preserve">- **老赵掌柜**：凡人，进度85%，在city_qingyun，灵石1382</w:t>
+      </w:r>
+    </w:p>
+    <w:p>
+      <w:pPr>
+        <w:spacing w:after="60" w:before="60" w:line="360"/>
+        <w:ind w:firstLine="480"/>
+      </w:pPr>
+      <w:r>
+        <w:rPr>
+          <w:rFonts w:ascii="宋体" w:cs="宋体" w:eastAsia="宋体" w:hAnsi="宋体"/>
+          <w:sz w:val="24"/>
+          <w:szCs w:val="24"/>
+        </w:rPr>
+        <w:t xml:space="preserve">- **小翠**：凡人，进度96%，在wild_lingmai，灵石918</w:t>
+      </w:r>
+    </w:p>
+    <w:p>
+      <w:pPr>
+        <w:spacing w:after="60" w:before="60" w:line="360"/>
+        <w:ind w:firstLine="480"/>
+      </w:pPr>
+      <w:r>
+        <w:rPr>
+          <w:rFonts w:ascii="宋体" w:cs="宋体" w:eastAsia="宋体" w:hAnsi="宋体"/>
+          <w:sz w:val="24"/>
+          <w:szCs w:val="24"/>
+        </w:rPr>
+        <w:t xml:space="preserve">- **万财爷**：练气二层，进度17%，在wild_lingmai，灵石10082</w:t>
+      </w:r>
+    </w:p>
+    <w:p>
+      <w:pPr>
+        <w:spacing w:after="60" w:before="60" w:line="360"/>
+        <w:ind w:firstLine="480"/>
+      </w:pPr>
+      <w:r>
+        <w:rPr>
+          <w:rFonts w:ascii="宋体" w:cs="宋体" w:eastAsia="宋体" w:hAnsi="宋体"/>
+          <w:sz w:val="24"/>
+          <w:szCs w:val="24"/>
+        </w:rPr>
+        <w:t xml:space="preserve">- **红袖添香**：练气十二层，进度99%，在wild_lingmai，灵石4292</w:t>
+      </w:r>
+    </w:p>
+    <w:p>
+      <w:pPr>
+        <w:spacing w:after="60" w:before="60" w:line="360"/>
+        <w:ind w:firstLine="480"/>
+      </w:pPr>
+      <w:r>
+        <w:rPr>
+          <w:rFonts w:ascii="宋体" w:cs="宋体" w:eastAsia="宋体" w:hAnsi="宋体"/>
+          <w:sz w:val="24"/>
+          <w:szCs w:val="24"/>
+        </w:rPr>
+        <w:t xml:space="preserve">- **铁牛**：练气十二层，进度50%，在wild_lingmai，灵石1715</w:t>
+      </w:r>
+    </w:p>
+    <w:p>
+      <w:pPr>
+        <w:spacing w:after="60" w:before="60" w:line="360"/>
+        <w:ind w:firstLine="480"/>
+      </w:pPr>
+      <w:r>
+        <w:rPr>
+          <w:rFonts w:ascii="宋体" w:cs="宋体" w:eastAsia="宋体" w:hAnsi="宋体"/>
+          <w:sz w:val="24"/>
+          <w:szCs w:val="24"/>
+        </w:rPr>
+        <w:t xml:space="preserve">- **破碗老爷**：练气十二层，进度99%，在wild_lingmai，灵石841</w:t>
+      </w:r>
+    </w:p>
+    <w:p>
+      <w:pPr>
+        <w:spacing w:after="60" w:before="60" w:line="360"/>
+        <w:ind w:firstLine="480"/>
+      </w:pPr>
+      <w:r>
+        <w:rPr>
+          <w:rFonts w:ascii="宋体" w:cs="宋体" w:eastAsia="宋体" w:hAnsi="宋体"/>
+          <w:sz w:val="24"/>
+          <w:szCs w:val="24"/>
+        </w:rPr>
+        <w:t xml:space="preserve">- **老李头**：凡人，进度96%，在wild_lingmai，灵石1567</w:t>
+      </w:r>
+    </w:p>
+    <w:p>
+      <w:pPr>
+        <w:spacing w:after="60" w:before="60" w:line="360"/>
+        <w:ind w:firstLine="480"/>
+      </w:pPr>
+      <w:r>
+        <w:rPr>
+          <w:rFonts w:ascii="宋体" w:cs="宋体" w:eastAsia="宋体" w:hAnsi="宋体"/>
+          <w:sz w:val="24"/>
+          <w:szCs w:val="24"/>
+        </w:rPr>
+        <w:t xml:space="preserve">- **刘二蛋**：凡人，进度81%，在wild_lingmai，灵石1464</w:t>
+      </w:r>
+    </w:p>
+    <w:p>
+      <w:pPr>
+        <w:spacing w:after="60" w:before="60" w:line="360"/>
+        <w:ind w:firstLine="480"/>
+      </w:pPr>
+      <w:r>
+        <w:rPr>
+          <w:rFonts w:ascii="宋体" w:cs="宋体" w:eastAsia="宋体" w:hAnsi="宋体"/>
+          <w:sz w:val="24"/>
+          <w:szCs w:val="24"/>
+        </w:rPr>
+        <w:t xml:space="preserve">- **王捕头**：练气十一层，进度50%，在wild_lingmai，灵石1358</w:t>
+      </w:r>
+    </w:p>
+    <w:p>
+      <w:pPr>
+        <w:spacing w:after="60" w:before="60" w:line="360"/>
+        <w:ind w:firstLine="480"/>
+      </w:pPr>
+      <w:r>
+        <w:rPr>
+          <w:rFonts w:ascii="宋体" w:cs="宋体" w:eastAsia="宋体" w:hAnsi="宋体"/>
+          <w:sz w:val="24"/>
+          <w:szCs w:val="24"/>
+        </w:rPr>
+        <w:t xml:space="preserve">- **青云长老**：元婴期，进度100%，在city_qingyun，灵石50956</w:t>
+      </w:r>
+    </w:p>
+    <w:p>
+      <w:pPr>
+        <w:spacing w:after="60" w:before="60" w:line="360"/>
+        <w:ind w:firstLine="480"/>
+      </w:pPr>
+      <w:r>
+        <w:rPr>
+          <w:rFonts w:ascii="宋体" w:cs="宋体" w:eastAsia="宋体" w:hAnsi="宋体"/>
+          <w:sz w:val="24"/>
+          <w:szCs w:val="24"/>
+        </w:rPr>
+        <w:t xml:space="preserve">- **梨花娘子**：凡人，进度82%，在wild_lingmai，灵石1115</w:t>
+      </w:r>
+    </w:p>
+    <w:p>
+      <w:pPr>
+        <w:spacing w:after="60" w:before="60" w:line="360"/>
+        <w:ind w:firstLine="480"/>
+      </w:pPr>
+      <w:r>
+        <w:rPr>
+          <w:rFonts w:ascii="宋体" w:cs="宋体" w:eastAsia="宋体" w:hAnsi="宋体"/>
+          <w:sz w:val="24"/>
+          <w:szCs w:val="24"/>
+        </w:rPr>
+        <w:t xml:space="preserve">- **小宝**：练气十二层，进度99%，在city_qingyun，灵石1471</w:t>
+      </w:r>
+    </w:p>
+    <w:p>
+      <w:pPr>
+        <w:spacing w:after="60" w:before="60" w:line="360"/>
+        <w:ind w:firstLine="480"/>
+      </w:pPr>
+      <w:r>
+        <w:rPr>
+          <w:rFonts w:ascii="宋体" w:cs="宋体" w:eastAsia="宋体" w:hAnsi="宋体"/>
+          <w:sz w:val="24"/>
+          <w:szCs w:val="24"/>
+        </w:rPr>
+        <w:t xml:space="preserve">- **黑风寨主**：练气七层，进度28%，在city_qingyun，灵石1577</w:t>
+      </w:r>
+    </w:p>
+    <w:p>
+      <w:pPr>
+        <w:spacing w:after="60" w:before="60" w:line="360"/>
+        <w:ind w:firstLine="480"/>
+      </w:pPr>
+      <w:r>
+        <w:rPr>
+          <w:rFonts w:ascii="宋体" w:cs="宋体" w:eastAsia="宋体" w:hAnsi="宋体"/>
+          <w:sz w:val="24"/>
+          <w:szCs w:val="24"/>
+        </w:rPr>
+        <w:t xml:space="preserve">- **玄机道长**：练气一层，进度2%，在city_qingyun，灵石1444</w:t>
+      </w:r>
+    </w:p>
+    <w:p>
+      <w:pPr>
+        <w:spacing w:after="60" w:before="60" w:line="360"/>
+        <w:ind w:firstLine="480"/>
+      </w:pPr>
+      <w:r>
+        <w:rPr>
+          <w:rFonts w:ascii="宋体" w:cs="宋体" w:eastAsia="宋体" w:hAnsi="宋体"/>
+          <w:sz w:val="24"/>
+          <w:szCs w:val="24"/>
+        </w:rPr>
+        <w:t xml:space="preserve">- **陈神医**：练气九层，进度30%，在wild_lingmai，灵石1723</w:t>
+      </w:r>
+    </w:p>
+    <w:p>
+      <w:pPr>
+        <w:spacing w:after="60" w:before="60" w:line="360"/>
+        <w:ind w:firstLine="480"/>
+      </w:pPr>
+      <w:r>
+        <w:rPr>
+          <w:rFonts w:ascii="宋体" w:cs="宋体" w:eastAsia="宋体" w:hAnsi="宋体"/>
+          <w:sz w:val="24"/>
+          <w:szCs w:val="24"/>
+        </w:rPr>
+        <w:t xml:space="preserve">### 💀 本大回合陨落</w:t>
+      </w:r>
+    </w:p>
+    <w:p>
+      <w:pPr>
+        <w:spacing w:after="60" w:before="60" w:line="360"/>
+        <w:ind w:firstLine="480"/>
+      </w:pPr>
+      <w:r>
+        <w:rPr>
+          <w:rFonts w:ascii="宋体" w:cs="宋体" w:eastAsia="宋体" w:hAnsi="宋体"/>
+          <w:sz w:val="24"/>
+          <w:szCs w:val="24"/>
+        </w:rPr>
+        <w:t xml:space="preserve">- 无陨落</w:t>
+      </w:r>
+    </w:p>
+    <w:p>
+      <w:pPr>
+        <w:spacing w:after="60" w:before="60" w:line="360"/>
+        <w:ind w:firstLine="480"/>
+      </w:pPr>
+      <w:r>
+        <w:rPr>
+          <w:rFonts w:ascii="宋体" w:cs="宋体" w:eastAsia="宋体" w:hAnsi="宋体"/>
+          <w:sz w:val="24"/>
+          <w:szCs w:val="24"/>
+        </w:rPr>
+        <w:t xml:space="preserve">### ⚔️ 关键事件（共0次战斗）</w:t>
+      </w:r>
+    </w:p>
+    <w:p>
+      <w:pPr>
+        <w:spacing w:after="60" w:before="60" w:line="360"/>
+        <w:ind w:firstLine="480"/>
+      </w:pPr>
+      <w:r>
+        <w:rPr>
+          <w:rFonts w:ascii="宋体" w:cs="宋体" w:eastAsia="宋体" w:hAnsi="宋体"/>
+          <w:sz w:val="24"/>
+          <w:szCs w:val="24"/>
+        </w:rPr>
+        <w:t xml:space="preserve">- 第1回合，天地间的棋局又落下了一颗子。🔍 孟长歌 探索有收获。 🔍 老李头 探索有收获。</w:t>
+      </w:r>
+    </w:p>
+    <w:p>
+      <w:pPr>
+        <w:spacing w:after="60" w:before="60" w:line="360"/>
+        <w:ind w:firstLine="480"/>
+      </w:pPr>
+      <w:r>
+        <w:rPr>
+          <w:rFonts w:ascii="宋体" w:cs="宋体" w:eastAsia="宋体" w:hAnsi="宋体"/>
+          <w:sz w:val="24"/>
+          <w:szCs w:val="24"/>
+        </w:rPr>
+        <w:t xml:space="preserve">- 荒野中妖气流动，不知从何处传来一声低沉的嘶吼。</w:t>
+      </w:r>
+    </w:p>
+    <w:p>
+      <w:pPr>
+        <w:spacing w:after="60" w:before="60" w:line="360"/>
+        <w:ind w:firstLine="480"/>
+      </w:pPr>
+      <w:r>
+        <w:rPr>
+          <w:rFonts w:ascii="宋体" w:cs="宋体" w:eastAsia="宋体" w:hAnsi="宋体"/>
+          <w:sz w:val="24"/>
+          <w:szCs w:val="24"/>
+        </w:rPr>
+        <w:t xml:space="preserve">- 血与剑的故事从未停歇，第2月，又是新的一章。⚠️ 冯怒潮 练气圆满，却无筑基丹，修炼停滞！ 🔍 魏玄机 探索有收获。</w:t>
+      </w:r>
+    </w:p>
+    <w:p>
+      <w:pPr>
+        <w:spacing w:after="60" w:before="60" w:line="360"/>
+        <w:ind w:firstLine="480"/>
+      </w:pPr>
+      <w:r>
+        <w:rPr>
+          <w:rFonts w:ascii="宋体" w:cs="宋体" w:eastAsia="宋体" w:hAnsi="宋体"/>
+          <w:sz w:val="24"/>
+          <w:szCs w:val="24"/>
+        </w:rPr>
+        <w:t xml:space="preserve">- 一名身着灰袍的老者把玩着灵石，眼神时不时扫向四周。</w:t>
+      </w:r>
+    </w:p>
+    <w:p>
+      <w:pPr>
+        <w:spacing w:after="60" w:before="60" w:line="360"/>
+        <w:ind w:firstLine="480"/>
+      </w:pPr>
+      <w:r>
+        <w:rPr>
+          <w:rFonts w:ascii="宋体" w:cs="宋体" w:eastAsia="宋体" w:hAnsi="宋体"/>
+          <w:sz w:val="24"/>
+          <w:szCs w:val="24"/>
+        </w:rPr>
+        <w:t xml:space="preserve">- 岁月如刀，3月已过。🔍 魏玄机 探索有收获。 🔍 老赵掌柜 探索有收获。修仙之路，从不平静。</w:t>
+      </w:r>
+    </w:p>
+    <w:p>
+      <w:pPr>
+        <w:spacing w:after="60" w:before="60" w:line="360"/>
+        <w:ind w:firstLine="480"/>
+      </w:pPr>
+      <w:r>
+        <w:rPr>
+          <w:rFonts w:ascii="宋体" w:cs="宋体" w:eastAsia="宋体" w:hAnsi="宋体"/>
+          <w:sz w:val="24"/>
+          <w:szCs w:val="24"/>
+        </w:rPr>
+        <w:t xml:space="preserve">- 第4月，苍渺大陆的暗流继续涌动。⚠️ 孟长歌 练气圆满，却无筑基丹，修炼停滞！ ⚠️ 红袖添香 练气圆满，却无筑基丹，修炼停滞！</w:t>
+      </w:r>
+    </w:p>
+    <w:p>
+      <w:pPr>
+        <w:spacing w:after="60" w:before="60" w:line="360"/>
+        <w:ind w:firstLine="480"/>
+      </w:pPr>
+      <w:r>
+        <w:rPr>
+          <w:rFonts w:ascii="宋体" w:cs="宋体" w:eastAsia="宋体" w:hAnsi="宋体"/>
+          <w:sz w:val="24"/>
+          <w:szCs w:val="24"/>
+        </w:rPr>
+        <w:t xml:space="preserve">- 岁月如刀，5月已过。⚠️ 冯怒潮 练气圆满，却无筑基丹，修炼停滞！ ⚠️ 魏玄机 练气圆满，却无筑基丹，修炼停滞！修仙之路，从不平静。</w:t>
+      </w:r>
+    </w:p>
+    <w:p>
+      <w:pPr>
+        <w:spacing w:after="60" w:before="60" w:line="360"/>
+        <w:ind w:firstLine="480"/>
+      </w:pPr>
+      <w:r>
+        <w:rPr>
+          <w:rFonts w:ascii="宋体" w:cs="宋体" w:eastAsia="宋体" w:hAnsi="宋体"/>
+          <w:sz w:val="24"/>
+          <w:szCs w:val="24"/>
+        </w:rPr>
+        <w:t xml:space="preserve">- 坊市中人声鼎沸，各路散修低声交流着最近的情报。</w:t>
+      </w:r>
+    </w:p>
+    <w:p>
+      <w:pPr>
+        <w:spacing w:after="60" w:before="60" w:line="360"/>
+        <w:ind w:firstLine="480"/>
+      </w:pPr>
+      <w:r>
+        <w:rPr>
+          <w:rFonts w:ascii="宋体" w:cs="宋体" w:eastAsia="宋体" w:hAnsi="宋体"/>
+          <w:sz w:val="24"/>
+          <w:szCs w:val="24"/>
+        </w:rPr>
+        <w:t xml:space="preserve">- 第6回合，天地间的棋局又落下了一颗子。🔍 冯怒潮 探索有收获。 🔍 陆霜华 探索有收获。</w:t>
+      </w:r>
+    </w:p>
+    <w:p>
+      <w:pPr>
+        <w:spacing w:after="60" w:before="60" w:line="360"/>
+        <w:ind w:firstLine="480"/>
+      </w:pPr>
+      <w:r>
+        <w:rPr>
+          <w:rFonts w:ascii="宋体" w:cs="宋体" w:eastAsia="宋体" w:hAnsi="宋体"/>
+          <w:sz w:val="24"/>
+          <w:szCs w:val="24"/>
+        </w:rPr>
+        <w:t xml:space="preserve">- 灵脉的气息若隐若现，修士们为了它蠢蠢欲动。</w:t>
+      </w:r>
+    </w:p>
+    <w:p>
+      <w:pPr>
+        <w:spacing w:after="60" w:before="60" w:line="360"/>
+        <w:ind w:firstLine="480"/>
+      </w:pPr>
+      <w:r>
+        <w:rPr>
+          <w:rFonts w:ascii="宋体" w:cs="宋体" w:eastAsia="宋体" w:hAnsi="宋体"/>
+          <w:sz w:val="24"/>
+          <w:szCs w:val="24"/>
+        </w:rPr>
+        <w:t xml:space="preserve">### 📊 数据统计</w:t>
+      </w:r>
+    </w:p>
+    <w:p>
+      <w:pPr>
+        <w:spacing w:after="60" w:before="60" w:line="360"/>
+        <w:ind w:firstLine="480"/>
+      </w:pPr>
+      <w:r>
+        <w:rPr>
+          <w:rFonts w:ascii="宋体" w:cs="宋体" w:eastAsia="宋体" w:hAnsi="宋体"/>
+          <w:sz w:val="24"/>
+          <w:szCs w:val="24"/>
+        </w:rPr>
+        <w:t xml:space="preserve">- 战斗次数：0 | 通缉人数：0 | 盟约：0 | 累计死亡：0</w:t>
+      </w:r>
+    </w:p>
+    <w:p>
+      <w:pPr>
+        <w:spacing w:after="60" w:before="60" w:line="360"/>
+        <w:ind w:firstLine="480"/>
+      </w:pPr>
+      <w:r>
+        <w:rPr>
+          <w:rFonts w:ascii="宋体" w:cs="宋体" w:eastAsia="宋体" w:hAnsi="宋体"/>
+          <w:sz w:val="24"/>
+          <w:szCs w:val="24"/>
+        </w:rPr>
+        <w:t xml:space="preserve">### 🎭 DM旁白</w:t>
+      </w:r>
+    </w:p>
+    <w:p>
+      <w:pPr>
+        <w:spacing w:after="60" w:before="60" w:line="360"/>
+        <w:ind w:firstLine="480"/>
+      </w:pPr>
+      <w:r>
+        <w:rPr>
+          <w:rFonts w:ascii="宋体" w:cs="宋体" w:eastAsia="宋体" w:hAnsi="宋体"/>
+          <w:sz w:val="24"/>
+          <w:szCs w:val="24"/>
+        </w:rPr>
+        <w:t xml:space="preserve">苍渺大陆第100月，20位修士仍在这片土地上挣扎求存。第2个百月，又将是怎样的风云际会？</w:t>
+      </w:r>
+    </w:p>
+    <w:p>
+      <w:pPr>
+        <w:pBdr>
+          <w:bottom w:val="single" w:color="C8A96E" w:sz="6" w:space="1"/>
+        </w:pBdr>
+        <w:spacing w:after="200"/>
+      </w:pPr>
+    </w:p>
+    <w:p>
+      <w:pPr>
+        <w:pStyle w:val="Heading2"/>
+        <w:spacing w:after="150" w:before="300"/>
+      </w:pPr>
+      <w:r>
+        <w:rPr>
+          <w:rFonts w:ascii="宋体" w:cs="宋体" w:eastAsia="宋体" w:hAnsi="宋体"/>
+          <w:b/>
+          <w:bCs/>
+          <w:color w:val="6B3A1F"/>
+          <w:sz w:val="28"/>
+          <w:szCs w:val="28"/>
+        </w:rPr>
+        <w:t xml:space="preserve">第101月至第105月</w:t>
+      </w:r>
+    </w:p>
+    <w:p>
+      <w:pPr>
+        <w:spacing w:after="60" w:before="60" w:line="360"/>
+        <w:ind w:firstLine="480"/>
+      </w:pPr>
+      <w:r>
+        <w:rPr>
+          <w:rFonts w:ascii="宋体" w:cs="宋体" w:eastAsia="宋体" w:hAnsi="宋体"/>
+          <w:sz w:val="24"/>
+          <w:szCs w:val="24"/>
+        </w:rPr>
+        <w:t xml:space="preserve">苍渺大陆，第101月。寒风扫过灵脉荒野，天地间的灵气在夜色中悄然流动，隐约可见几道人影在各处蛰伏，修炼或谋划。</w:t>
+      </w:r>
+    </w:p>
+    <w:p>
+      <w:pPr>
+        <w:spacing w:after="60" w:before="60" w:line="360"/>
+        <w:ind w:firstLine="480"/>
+      </w:pPr>
+      <w:r>
+        <w:rPr>
+          <w:rFonts w:ascii="宋体" w:cs="宋体" w:eastAsia="宋体" w:hAnsi="宋体"/>
+          <w:sz w:val="24"/>
+          <w:szCs w:val="24"/>
+        </w:rPr>
+        <w:t xml:space="preserve">与此同时，各方修士也在暗流中各自筹谋——</w:t>
+      </w:r>
+    </w:p>
+    <w:p>
+      <w:pPr>
+        <w:spacing w:after="60" w:before="60" w:line="360"/>
+        <w:ind w:firstLine="480"/>
+      </w:pPr>
+      <w:r>
+        <w:rPr>
+          <w:rFonts w:ascii="宋体" w:cs="宋体" w:eastAsia="宋体" w:hAnsi="宋体"/>
+          <w:sz w:val="24"/>
+          <w:szCs w:val="24"/>
+        </w:rPr>
+        <w:t xml:space="preserve">江湖之上，🔍 冯怒潮 探索有收获。，天下局势悄然生变。</w:t>
+      </w:r>
+    </w:p>
+    <w:p>
+      <w:pPr>
+        <w:spacing w:after="60" w:before="60" w:line="360"/>
+        <w:ind w:firstLine="480"/>
+      </w:pPr>
+      <w:r>
+        <w:rPr>
+          <w:rFonts w:ascii="宋体" w:cs="宋体" w:eastAsia="宋体" w:hAnsi="宋体"/>
+          <w:sz w:val="24"/>
+          <w:szCs w:val="24"/>
+        </w:rPr>
+        <w:t xml:space="preserve">血与道，从来不曾分离。第105月的故事，暂且写到这里。</w:t>
+      </w:r>
+    </w:p>
+    <w:p>
+      <w:pPr>
+        <w:spacing w:after="200" w:before="100"/>
+        <w:jc w:val="right"/>
+      </w:pPr>
+      <w:r>
+        <w:rPr>
+          <w:rFonts w:ascii="宋体" w:cs="宋体" w:eastAsia="宋体" w:hAnsi="宋体"/>
+          <w:i/>
+          <w:iCs/>
+          <w:color w:val="888888"/>
+          <w:sz w:val="18"/>
+          <w:szCs w:val="18"/>
+        </w:rPr>
+        <w:t xml:space="preserve">[数据] 存活修士：20人 | 大事件：20件</w:t>
       </w:r>
     </w:p>
     <w:sectPr>

--- a/xianxia_story.docx
+++ b/xianxia_story.docx
@@ -103,6 +103,20 @@
           <w:sz w:val="24"/>
           <w:szCs w:val="24"/>
         </w:rPr>
+        <w:t xml:space="preserve">突破的那一刻，天地间仿佛静止了。丹田深处，一道桎梏轰然崩碎，磅礴的灵力如决堤洪流喷薄而出——练气九层，终于踏上了新的境界。</w:t>
+      </w:r>
+    </w:p>
+    <w:p>
+      <w:pPr>
+        <w:spacing w:after="60" w:before="60" w:line="360"/>
+        <w:ind w:firstLine="480"/>
+      </w:pPr>
+      <w:r>
+        <w:rPr>
+          <w:rFonts w:ascii="宋体" w:cs="宋体" w:eastAsia="宋体" w:hAnsi="宋体"/>
+          <w:sz w:val="24"/>
+          <w:szCs w:val="24"/>
+        </w:rPr>
         <w:t xml:space="preserve">与此同时，各方修士也在暗流中各自筹谋——</w:t>
       </w:r>
     </w:p>
@@ -117,7 +131,7 @@
           <w:sz w:val="24"/>
           <w:szCs w:val="24"/>
         </w:rPr>
-        <w:t xml:space="preserve">江湖之上，🔍 孟长歌 探索有收获。，天下局势悄然生变。</w:t>
+        <w:t xml:space="preserve">江湖之上，🔍 梨花娘子 探索有收获。，天下局势悄然生变。</w:t>
       </w:r>
     </w:p>
     <w:p>
@@ -148,7 +162,7 @@
           <w:sz w:val="18"/>
           <w:szCs w:val="18"/>
         </w:rPr>
-        <w:t xml:space="preserve">[数据] 存活修士：20人 | 大事件：19件</w:t>
+        <w:t xml:space="preserve">[数据] 存活修士：20人 | 突破：1次 | 大事件：7件</w:t>
       </w:r>
     </w:p>
     <w:p>
@@ -207,7 +221,7 @@
           <w:sz w:val="24"/>
           <w:szCs w:val="24"/>
         </w:rPr>
-        <w:t xml:space="preserve">江湖之上，🔍 冯怒潮 探索有收获。，天下局势悄然生变。</w:t>
+        <w:t xml:space="preserve">江湖之上，🔍 老赵掌柜 探索有收获。，天下局势悄然生变。</w:t>
       </w:r>
     </w:p>
     <w:p>
@@ -238,7 +252,7 @@
           <w:sz w:val="18"/>
           <w:szCs w:val="18"/>
         </w:rPr>
-        <w:t xml:space="preserve">[数据] 存活修士：20人 | 大事件：17件</w:t>
+        <w:t xml:space="preserve">[数据] 存活修士：20人 | 大事件：8件</w:t>
       </w:r>
     </w:p>
     <w:p>

--- a/xianxia_story.docx
+++ b/xianxia_story.docx
@@ -103,20 +103,6 @@
           <w:sz w:val="24"/>
           <w:szCs w:val="24"/>
         </w:rPr>
-        <w:t xml:space="preserve">突破的那一刻，天地间仿佛静止了。丹田深处，一道桎梏轰然崩碎，磅礴的灵力如决堤洪流喷薄而出——练气九层，终于踏上了新的境界。</w:t>
-      </w:r>
-    </w:p>
-    <w:p>
-      <w:pPr>
-        <w:spacing w:after="60" w:before="60" w:line="360"/>
-        <w:ind w:firstLine="480"/>
-      </w:pPr>
-      <w:r>
-        <w:rPr>
-          <w:rFonts w:ascii="宋体" w:cs="宋体" w:eastAsia="宋体" w:hAnsi="宋体"/>
-          <w:sz w:val="24"/>
-          <w:szCs w:val="24"/>
-        </w:rPr>
         <w:t xml:space="preserve">与此同时，各方修士也在暗流中各自筹谋——</w:t>
       </w:r>
     </w:p>
@@ -131,7 +117,7 @@
           <w:sz w:val="24"/>
           <w:szCs w:val="24"/>
         </w:rPr>
-        <w:t xml:space="preserve">江湖之上，🔍 梨花娘子 探索有收获。，天下局势悄然生变。</w:t>
+        <w:t xml:space="preserve">江湖之上，🔍 孟长歌 探索有收获。，天下局势悄然生变。</w:t>
       </w:r>
     </w:p>
     <w:p>
@@ -162,7 +148,7 @@
           <w:sz w:val="18"/>
           <w:szCs w:val="18"/>
         </w:rPr>
-        <w:t xml:space="preserve">[数据] 存活修士：20人 | 突破：1次 | 大事件：7件</w:t>
+        <w:t xml:space="preserve">[数据] 存活修士：20人 | 大事件：19件</w:t>
       </w:r>
     </w:p>
     <w:p>
@@ -221,7 +207,7 @@
           <w:sz w:val="24"/>
           <w:szCs w:val="24"/>
         </w:rPr>
-        <w:t xml:space="preserve">江湖之上，🔍 老赵掌柜 探索有收获。，天下局势悄然生变。</w:t>
+        <w:t xml:space="preserve">江湖之上，🔍 冯怒潮 探索有收获。，天下局势悄然生变。</w:t>
       </w:r>
     </w:p>
     <w:p>
@@ -252,7 +238,7 @@
           <w:sz w:val="18"/>
           <w:szCs w:val="18"/>
         </w:rPr>
-        <w:t xml:space="preserve">[数据] 存活修士：20人 | 大事件：8件</w:t>
+        <w:t xml:space="preserve">[数据] 存活修士：20人 | 大事件：17件</w:t>
       </w:r>
     </w:p>
     <w:p>
@@ -2739,6 +2725,96 @@
           <w:szCs w:val="18"/>
         </w:rPr>
         <w:t xml:space="preserve">[数据] 存活修士：20人 | 大事件：20件</w:t>
+      </w:r>
+    </w:p>
+    <w:p>
+      <w:pPr>
+        <w:pStyle w:val="Heading2"/>
+        <w:spacing w:after="150" w:before="300"/>
+      </w:pPr>
+      <w:r>
+        <w:rPr>
+          <w:rFonts w:ascii="宋体" w:cs="宋体" w:eastAsia="宋体" w:hAnsi="宋体"/>
+          <w:b/>
+          <w:bCs/>
+          <w:color w:val="6B3A1F"/>
+          <w:sz w:val="28"/>
+          <w:szCs w:val="28"/>
+        </w:rPr>
+        <w:t xml:space="preserve">第106月至第110月</w:t>
+      </w:r>
+    </w:p>
+    <w:p>
+      <w:pPr>
+        <w:spacing w:after="60" w:before="60" w:line="360"/>
+        <w:ind w:firstLine="480"/>
+      </w:pPr>
+      <w:r>
+        <w:rPr>
+          <w:rFonts w:ascii="宋体" w:cs="宋体" w:eastAsia="宋体" w:hAnsi="宋体"/>
+          <w:sz w:val="24"/>
+          <w:szCs w:val="24"/>
+        </w:rPr>
+        <w:t xml:space="preserve">苍渺大陆，第106月。寒风扫过灵脉荒野，天地间的灵气在夜色中悄然流动，隐约可见几道人影在各处蛰伏，修炼或谋划。</w:t>
+      </w:r>
+    </w:p>
+    <w:p>
+      <w:pPr>
+        <w:spacing w:after="60" w:before="60" w:line="360"/>
+        <w:ind w:firstLine="480"/>
+      </w:pPr>
+      <w:r>
+        <w:rPr>
+          <w:rFonts w:ascii="宋体" w:cs="宋体" w:eastAsia="宋体" w:hAnsi="宋体"/>
+          <w:sz w:val="24"/>
+          <w:szCs w:val="24"/>
+        </w:rPr>
+        <w:t xml:space="preserve">与此同时，各方修士也在暗流中各自筹谋——</w:t>
+      </w:r>
+    </w:p>
+    <w:p>
+      <w:pPr>
+        <w:spacing w:after="60" w:before="60" w:line="360"/>
+        <w:ind w:firstLine="480"/>
+      </w:pPr>
+      <w:r>
+        <w:rPr>
+          <w:rFonts w:ascii="宋体" w:cs="宋体" w:eastAsia="宋体" w:hAnsi="宋体"/>
+          <w:sz w:val="24"/>
+          <w:szCs w:val="24"/>
+        </w:rPr>
+        <w:t xml:space="preserve">江湖之上，陆霜华 练气圆满，却无筑基丹，修炼停滞！，天下局势悄然生变。</w:t>
+      </w:r>
+    </w:p>
+    <w:p>
+      <w:pPr>
+        <w:spacing w:after="60" w:before="60" w:line="360"/>
+        <w:ind w:firstLine="480"/>
+      </w:pPr>
+      <w:r>
+        <w:rPr>
+          <w:rFonts w:ascii="宋体" w:cs="宋体" w:eastAsia="宋体" w:hAnsi="宋体"/>
+          <w:sz w:val="24"/>
+          <w:szCs w:val="24"/>
+        </w:rPr>
+        <w:t xml:space="preserve">血与道，从来不曾分离。第110月的故事，暂且写到这里。</w:t>
+      </w:r>
+    </w:p>
+    <w:p>
+      <w:pPr>
+        <w:spacing w:after="200" w:before="100"/>
+        <w:jc w:val="right"/>
+      </w:pPr>
+      <w:r>
+        <w:rPr>
+          <w:rFonts w:ascii="宋体" w:cs="宋体" w:eastAsia="宋体" w:hAnsi="宋体"/>
+          <w:i/>
+          <w:iCs/>
+          <w:color w:val="888888"/>
+          <w:sz w:val="18"/>
+          <w:szCs w:val="18"/>
+        </w:rPr>
+        <w:t xml:space="preserve">[数据] 存活修士：20人 | 大事件：25件</w:t>
       </w:r>
     </w:p>
     <w:sectPr>

--- a/xianxia_story.docx
+++ b/xianxia_story.docx
@@ -103,6 +103,20 @@
           <w:sz w:val="24"/>
           <w:szCs w:val="24"/>
         </w:rPr>
+        <w:t xml:space="preserve">突破的那一刻，天地间仿佛静止了。丹田深处，一道桎梏轰然崩碎，磅礴的灵力如决堤洪流喷薄而出——练气九层，终于踏上了新的境界。</w:t>
+      </w:r>
+    </w:p>
+    <w:p>
+      <w:pPr>
+        <w:spacing w:after="60" w:before="60" w:line="360"/>
+        <w:ind w:firstLine="480"/>
+      </w:pPr>
+      <w:r>
+        <w:rPr>
+          <w:rFonts w:ascii="宋体" w:cs="宋体" w:eastAsia="宋体" w:hAnsi="宋体"/>
+          <w:sz w:val="24"/>
+          <w:szCs w:val="24"/>
+        </w:rPr>
         <w:t xml:space="preserve">与此同时，各方修士也在暗流中各自筹谋——</w:t>
       </w:r>
     </w:p>
@@ -117,7 +131,7 @@
           <w:sz w:val="24"/>
           <w:szCs w:val="24"/>
         </w:rPr>
-        <w:t xml:space="preserve">江湖之上，🔍 孟长歌 探索有收获。，天下局势悄然生变。</w:t>
+        <w:t xml:space="preserve">江湖之上，🔍 梨花娘子 探索有收获。，天下局势悄然生变。</w:t>
       </w:r>
     </w:p>
     <w:p>
@@ -148,7 +162,7 @@
           <w:sz w:val="18"/>
           <w:szCs w:val="18"/>
         </w:rPr>
-        <w:t xml:space="preserve">[数据] 存活修士：20人 | 大事件：19件</w:t>
+        <w:t xml:space="preserve">[数据] 存活修士：20人 | 突破：1次 | 大事件：7件</w:t>
       </w:r>
     </w:p>
     <w:p>
@@ -207,7 +221,7 @@
           <w:sz w:val="24"/>
           <w:szCs w:val="24"/>
         </w:rPr>
-        <w:t xml:space="preserve">江湖之上，🔍 冯怒潮 探索有收获。，天下局势悄然生变。</w:t>
+        <w:t xml:space="preserve">江湖之上，🔍 老赵掌柜 探索有收获。，天下局势悄然生变。</w:t>
       </w:r>
     </w:p>
     <w:p>
@@ -238,7 +252,7 @@
           <w:sz w:val="18"/>
           <w:szCs w:val="18"/>
         </w:rPr>
-        <w:t xml:space="preserve">[数据] 存活修士：20人 | 大事件：17件</w:t>
+        <w:t xml:space="preserve">[数据] 存活修士：20人 | 大事件：8件</w:t>
       </w:r>
     </w:p>
     <w:p>
@@ -283,6 +297,34 @@
           <w:sz w:val="24"/>
           <w:szCs w:val="24"/>
         </w:rPr>
+        <w:t xml:space="preserve">天穹之上，隐隐有灵气漩涡凝聚，那是境界壁障破碎时才有的异象。滚滚灵压自丹田涌出，周身经脉尽皆震鸣——突破了，突破至练气七层！</w:t>
+      </w:r>
+    </w:p>
+    <w:p>
+      <w:pPr>
+        <w:spacing w:after="60" w:before="60" w:line="360"/>
+        <w:ind w:firstLine="480"/>
+      </w:pPr>
+      <w:r>
+        <w:rPr>
+          <w:rFonts w:ascii="宋体" w:cs="宋体" w:eastAsia="宋体" w:hAnsi="宋体"/>
+          <w:sz w:val="24"/>
+          <w:szCs w:val="24"/>
+        </w:rPr>
+        <w:t xml:space="preserve">天穹之上，隐隐有灵气漩涡凝聚，那是境界壁障破碎时才有的异象。滚滚灵压自丹田涌出，周身经脉尽皆震鸣——突破了，突破至【练气七层】！！</w:t>
+      </w:r>
+    </w:p>
+    <w:p>
+      <w:pPr>
+        <w:spacing w:after="60" w:before="60" w:line="360"/>
+        <w:ind w:firstLine="480"/>
+      </w:pPr>
+      <w:r>
+        <w:rPr>
+          <w:rFonts w:ascii="宋体" w:cs="宋体" w:eastAsia="宋体" w:hAnsi="宋体"/>
+          <w:sz w:val="24"/>
+          <w:szCs w:val="24"/>
+        </w:rPr>
         <w:t xml:space="preserve">与此同时，各方修士也在暗流中各自筹谋——</w:t>
       </w:r>
     </w:p>
@@ -297,7 +339,7 @@
           <w:sz w:val="24"/>
           <w:szCs w:val="24"/>
         </w:rPr>
-        <w:t xml:space="preserve">江湖之上，冯怒潮 练气圆满，却无筑基丹，修炼停滞！，天下局势悄然生变。</w:t>
+        <w:t xml:space="preserve">江湖之上，✨ 谢无殇 修为精进，突破至，天下局势悄然生变。</w:t>
       </w:r>
     </w:p>
     <w:p>
@@ -328,7 +370,7 @@
           <w:sz w:val="18"/>
           <w:szCs w:val="18"/>
         </w:rPr>
-        <w:t xml:space="preserve">[数据] 存活修士：20人 | 大事件：14件</w:t>
+        <w:t xml:space="preserve">[数据] 存活修士：20人 | 突破：1次 | 大事件：11件</w:t>
       </w:r>
     </w:p>
     <w:p>

--- a/xianxia_story.docx
+++ b/xianxia_story.docx
@@ -103,20 +103,6 @@
           <w:sz w:val="24"/>
           <w:szCs w:val="24"/>
         </w:rPr>
-        <w:t xml:space="preserve">突破的那一刻，天地间仿佛静止了。丹田深处，一道桎梏轰然崩碎，磅礴的灵力如决堤洪流喷薄而出——练气九层，终于踏上了新的境界。</w:t>
-      </w:r>
-    </w:p>
-    <w:p>
-      <w:pPr>
-        <w:spacing w:after="60" w:before="60" w:line="360"/>
-        <w:ind w:firstLine="480"/>
-      </w:pPr>
-      <w:r>
-        <w:rPr>
-          <w:rFonts w:ascii="宋体" w:cs="宋体" w:eastAsia="宋体" w:hAnsi="宋体"/>
-          <w:sz w:val="24"/>
-          <w:szCs w:val="24"/>
-        </w:rPr>
         <w:t xml:space="preserve">与此同时，各方修士也在暗流中各自筹谋——</w:t>
       </w:r>
     </w:p>
@@ -131,7 +117,7 @@
           <w:sz w:val="24"/>
           <w:szCs w:val="24"/>
         </w:rPr>
-        <w:t xml:space="preserve">江湖之上，🔍 梨花娘子 探索有收获。，天下局势悄然生变。</w:t>
+        <w:t xml:space="preserve">江湖之上，🔍 孟长歌 探索有收获。，天下局势悄然生变。</w:t>
       </w:r>
     </w:p>
     <w:p>
@@ -162,7 +148,7 @@
           <w:sz w:val="18"/>
           <w:szCs w:val="18"/>
         </w:rPr>
-        <w:t xml:space="preserve">[数据] 存活修士：20人 | 突破：1次 | 大事件：7件</w:t>
+        <w:t xml:space="preserve">[数据] 存活修士：20人 | 大事件：19件</w:t>
       </w:r>
     </w:p>
     <w:p>
@@ -221,7 +207,7 @@
           <w:sz w:val="24"/>
           <w:szCs w:val="24"/>
         </w:rPr>
-        <w:t xml:space="preserve">江湖之上，🔍 老赵掌柜 探索有收获。，天下局势悄然生变。</w:t>
+        <w:t xml:space="preserve">江湖之上，🔍 冯怒潮 探索有收获。，天下局势悄然生变。</w:t>
       </w:r>
     </w:p>
     <w:p>
@@ -252,7 +238,7 @@
           <w:sz w:val="18"/>
           <w:szCs w:val="18"/>
         </w:rPr>
-        <w:t xml:space="preserve">[数据] 存活修士：20人 | 大事件：8件</w:t>
+        <w:t xml:space="preserve">[数据] 存活修士：20人 | 大事件：17件</w:t>
       </w:r>
     </w:p>
     <w:p>
@@ -297,34 +283,6 @@
           <w:sz w:val="24"/>
           <w:szCs w:val="24"/>
         </w:rPr>
-        <w:t xml:space="preserve">天穹之上，隐隐有灵气漩涡凝聚，那是境界壁障破碎时才有的异象。滚滚灵压自丹田涌出，周身经脉尽皆震鸣——突破了，突破至练气七层！</w:t>
-      </w:r>
-    </w:p>
-    <w:p>
-      <w:pPr>
-        <w:spacing w:after="60" w:before="60" w:line="360"/>
-        <w:ind w:firstLine="480"/>
-      </w:pPr>
-      <w:r>
-        <w:rPr>
-          <w:rFonts w:ascii="宋体" w:cs="宋体" w:eastAsia="宋体" w:hAnsi="宋体"/>
-          <w:sz w:val="24"/>
-          <w:szCs w:val="24"/>
-        </w:rPr>
-        <w:t xml:space="preserve">天穹之上，隐隐有灵气漩涡凝聚，那是境界壁障破碎时才有的异象。滚滚灵压自丹田涌出，周身经脉尽皆震鸣——突破了，突破至【练气七层】！！</w:t>
-      </w:r>
-    </w:p>
-    <w:p>
-      <w:pPr>
-        <w:spacing w:after="60" w:before="60" w:line="360"/>
-        <w:ind w:firstLine="480"/>
-      </w:pPr>
-      <w:r>
-        <w:rPr>
-          <w:rFonts w:ascii="宋体" w:cs="宋体" w:eastAsia="宋体" w:hAnsi="宋体"/>
-          <w:sz w:val="24"/>
-          <w:szCs w:val="24"/>
-        </w:rPr>
         <w:t xml:space="preserve">与此同时，各方修士也在暗流中各自筹谋——</w:t>
       </w:r>
     </w:p>
@@ -339,7 +297,7 @@
           <w:sz w:val="24"/>
           <w:szCs w:val="24"/>
         </w:rPr>
-        <w:t xml:space="preserve">江湖之上，✨ 谢无殇 修为精进，突破至，天下局势悄然生变。</w:t>
+        <w:t xml:space="preserve">江湖之上，冯怒潮 练气圆满，却无筑基丹，修炼停滞！，天下局势悄然生变。</w:t>
       </w:r>
     </w:p>
     <w:p>
@@ -370,7 +328,7 @@
           <w:sz w:val="18"/>
           <w:szCs w:val="18"/>
         </w:rPr>
-        <w:t xml:space="preserve">[数据] 存活修士：20人 | 突破：1次 | 大事件：11件</w:t>
+        <w:t xml:space="preserve">[数据] 存活修士：20人 | 大事件：14件</w:t>
       </w:r>
     </w:p>
     <w:p>
@@ -2857,6 +2815,96 @@
           <w:szCs w:val="18"/>
         </w:rPr>
         <w:t xml:space="preserve">[数据] 存活修士：20人 | 大事件：25件</w:t>
+      </w:r>
+    </w:p>
+    <w:p>
+      <w:pPr>
+        <w:pStyle w:val="Heading2"/>
+        <w:spacing w:after="150" w:before="300"/>
+      </w:pPr>
+      <w:r>
+        <w:rPr>
+          <w:rFonts w:ascii="宋体" w:cs="宋体" w:eastAsia="宋体" w:hAnsi="宋体"/>
+          <w:b/>
+          <w:bCs/>
+          <w:color w:val="6B3A1F"/>
+          <w:sz w:val="28"/>
+          <w:szCs w:val="28"/>
+        </w:rPr>
+        <w:t xml:space="preserve">第111月至第115月</w:t>
+      </w:r>
+    </w:p>
+    <w:p>
+      <w:pPr>
+        <w:spacing w:after="60" w:before="60" w:line="360"/>
+        <w:ind w:firstLine="480"/>
+      </w:pPr>
+      <w:r>
+        <w:rPr>
+          <w:rFonts w:ascii="宋体" w:cs="宋体" w:eastAsia="宋体" w:hAnsi="宋体"/>
+          <w:sz w:val="24"/>
+          <w:szCs w:val="24"/>
+        </w:rPr>
+        <w:t xml:space="preserve">第111月，青云城上空阴云沉沉，坊市里的叫卖声依旧，却难掩暗流涌动的杀机。灵气在这片天地间浓烈如雾，嗅得出血腥，也嗅得出机遇。</w:t>
+      </w:r>
+    </w:p>
+    <w:p>
+      <w:pPr>
+        <w:spacing w:after="60" w:before="60" w:line="360"/>
+        <w:ind w:firstLine="480"/>
+      </w:pPr>
+      <w:r>
+        <w:rPr>
+          <w:rFonts w:ascii="宋体" w:cs="宋体" w:eastAsia="宋体" w:hAnsi="宋体"/>
+          <w:sz w:val="24"/>
+          <w:szCs w:val="24"/>
+        </w:rPr>
+        <w:t xml:space="preserve">与此同时，各方修士也在暗流中各自筹谋——</w:t>
+      </w:r>
+    </w:p>
+    <w:p>
+      <w:pPr>
+        <w:spacing w:after="60" w:before="60" w:line="360"/>
+        <w:ind w:firstLine="480"/>
+      </w:pPr>
+      <w:r>
+        <w:rPr>
+          <w:rFonts w:ascii="宋体" w:cs="宋体" w:eastAsia="宋体" w:hAnsi="宋体"/>
+          <w:sz w:val="24"/>
+          <w:szCs w:val="24"/>
+        </w:rPr>
+        <w:t xml:space="preserve">江湖之上，冯怒潮 练气圆满，却无筑基丹，修炼停滞！，天下局势悄然生变。</w:t>
+      </w:r>
+    </w:p>
+    <w:p>
+      <w:pPr>
+        <w:spacing w:after="60" w:before="60" w:line="360"/>
+        <w:ind w:firstLine="480"/>
+      </w:pPr>
+      <w:r>
+        <w:rPr>
+          <w:rFonts w:ascii="宋体" w:cs="宋体" w:eastAsia="宋体" w:hAnsi="宋体"/>
+          <w:sz w:val="24"/>
+          <w:szCs w:val="24"/>
+        </w:rPr>
+        <w:t xml:space="preserve">血与道，从来不曾分离。第115月的故事，暂且写到这里。</w:t>
+      </w:r>
+    </w:p>
+    <w:p>
+      <w:pPr>
+        <w:spacing w:after="200" w:before="100"/>
+        <w:jc w:val="right"/>
+      </w:pPr>
+      <w:r>
+        <w:rPr>
+          <w:rFonts w:ascii="宋体" w:cs="宋体" w:eastAsia="宋体" w:hAnsi="宋体"/>
+          <w:i/>
+          <w:iCs/>
+          <w:color w:val="888888"/>
+          <w:sz w:val="18"/>
+          <w:szCs w:val="18"/>
+        </w:rPr>
+        <w:t xml:space="preserve">[数据] 存活修士：20人 | 大事件：21件</w:t>
       </w:r>
     </w:p>
     <w:sectPr>

--- a/xianxia_story.docx
+++ b/xianxia_story.docx
@@ -103,6 +103,20 @@
           <w:sz w:val="24"/>
           <w:szCs w:val="24"/>
         </w:rPr>
+        <w:t xml:space="preserve">突破的那一刻，天地间仿佛静止了。丹田深处，一道桎梏轰然崩碎，磅礴的灵力如决堤洪流喷薄而出——练气九层，终于踏上了新的境界。</w:t>
+      </w:r>
+    </w:p>
+    <w:p>
+      <w:pPr>
+        <w:spacing w:after="60" w:before="60" w:line="360"/>
+        <w:ind w:firstLine="480"/>
+      </w:pPr>
+      <w:r>
+        <w:rPr>
+          <w:rFonts w:ascii="宋体" w:cs="宋体" w:eastAsia="宋体" w:hAnsi="宋体"/>
+          <w:sz w:val="24"/>
+          <w:szCs w:val="24"/>
+        </w:rPr>
         <w:t xml:space="preserve">与此同时，各方修士也在暗流中各自筹谋——</w:t>
       </w:r>
     </w:p>
@@ -117,7 +131,7 @@
           <w:sz w:val="24"/>
           <w:szCs w:val="24"/>
         </w:rPr>
-        <w:t xml:space="preserve">江湖之上，🔍 孟长歌 探索有收获。，天下局势悄然生变。</w:t>
+        <w:t xml:space="preserve">江湖之上，🔍 梨花娘子 探索有收获。，天下局势悄然生变。</w:t>
       </w:r>
     </w:p>
     <w:p>
@@ -148,7 +162,7 @@
           <w:sz w:val="18"/>
           <w:szCs w:val="18"/>
         </w:rPr>
-        <w:t xml:space="preserve">[数据] 存活修士：20人 | 大事件：19件</w:t>
+        <w:t xml:space="preserve">[数据] 存活修士：20人 | 突破：1次 | 大事件：7件</w:t>
       </w:r>
     </w:p>
     <w:p>
@@ -207,7 +221,7 @@
           <w:sz w:val="24"/>
           <w:szCs w:val="24"/>
         </w:rPr>
-        <w:t xml:space="preserve">江湖之上，🔍 冯怒潮 探索有收获。，天下局势悄然生变。</w:t>
+        <w:t xml:space="preserve">江湖之上，🔍 老赵掌柜 探索有收获。，天下局势悄然生变。</w:t>
       </w:r>
     </w:p>
     <w:p>
@@ -238,7 +252,7 @@
           <w:sz w:val="18"/>
           <w:szCs w:val="18"/>
         </w:rPr>
-        <w:t xml:space="preserve">[数据] 存活修士：20人 | 大事件：17件</w:t>
+        <w:t xml:space="preserve">[数据] 存活修士：20人 | 大事件：8件</w:t>
       </w:r>
     </w:p>
     <w:p>
@@ -283,6 +297,34 @@
           <w:sz w:val="24"/>
           <w:szCs w:val="24"/>
         </w:rPr>
+        <w:t xml:space="preserve">天穹之上，隐隐有灵气漩涡凝聚，那是境界壁障破碎时才有的异象。滚滚灵压自丹田涌出，周身经脉尽皆震鸣——突破了，突破至练气七层！</w:t>
+      </w:r>
+    </w:p>
+    <w:p>
+      <w:pPr>
+        <w:spacing w:after="60" w:before="60" w:line="360"/>
+        <w:ind w:firstLine="480"/>
+      </w:pPr>
+      <w:r>
+        <w:rPr>
+          <w:rFonts w:ascii="宋体" w:cs="宋体" w:eastAsia="宋体" w:hAnsi="宋体"/>
+          <w:sz w:val="24"/>
+          <w:szCs w:val="24"/>
+        </w:rPr>
+        <w:t xml:space="preserve">天穹之上，隐隐有灵气漩涡凝聚，那是境界壁障破碎时才有的异象。滚滚灵压自丹田涌出，周身经脉尽皆震鸣——突破了，突破至【练气七层】！！</w:t>
+      </w:r>
+    </w:p>
+    <w:p>
+      <w:pPr>
+        <w:spacing w:after="60" w:before="60" w:line="360"/>
+        <w:ind w:firstLine="480"/>
+      </w:pPr>
+      <w:r>
+        <w:rPr>
+          <w:rFonts w:ascii="宋体" w:cs="宋体" w:eastAsia="宋体" w:hAnsi="宋体"/>
+          <w:sz w:val="24"/>
+          <w:szCs w:val="24"/>
+        </w:rPr>
         <w:t xml:space="preserve">与此同时，各方修士也在暗流中各自筹谋——</w:t>
       </w:r>
     </w:p>
@@ -297,7 +339,7 @@
           <w:sz w:val="24"/>
           <w:szCs w:val="24"/>
         </w:rPr>
-        <w:t xml:space="preserve">江湖之上，冯怒潮 练气圆满，却无筑基丹，修炼停滞！，天下局势悄然生变。</w:t>
+        <w:t xml:space="preserve">江湖之上，✨ 谢无殇 修为精进，突破至，天下局势悄然生变。</w:t>
       </w:r>
     </w:p>
     <w:p>
@@ -328,7 +370,7 @@
           <w:sz w:val="18"/>
           <w:szCs w:val="18"/>
         </w:rPr>
-        <w:t xml:space="preserve">[数据] 存活修士：20人 | 大事件：14件</w:t>
+        <w:t xml:space="preserve">[数据] 存活修士：20人 | 突破：1次 | 大事件：11件</w:t>
       </w:r>
     </w:p>
     <w:p>
@@ -373,34 +415,6 @@
           <w:sz w:val="24"/>
           <w:szCs w:val="24"/>
         </w:rPr>
-        <w:t xml:space="preserve">突破的那一刻，天地间仿佛静止了。丹田深处，一道桎梏轰然崩碎，磅礴的灵力如决堤洪流喷薄而出——练气十一层，终于踏上了新的境界。</w:t>
-      </w:r>
-    </w:p>
-    <w:p>
-      <w:pPr>
-        <w:spacing w:after="60" w:before="60" w:line="360"/>
-        <w:ind w:firstLine="480"/>
-      </w:pPr>
-      <w:r>
-        <w:rPr>
-          <w:rFonts w:ascii="宋体" w:cs="宋体" w:eastAsia="宋体" w:hAnsi="宋体"/>
-          <w:sz w:val="24"/>
-          <w:szCs w:val="24"/>
-        </w:rPr>
-        <w:t xml:space="preserve">突破的那一刻，天地间仿佛静止了。丹田深处，一道桎梏轰然崩碎，磅礴的灵力如决堤洪流喷薄而出——【练气十一层】！修仙之路，终于踏上了新的境界。</w:t>
-      </w:r>
-    </w:p>
-    <w:p>
-      <w:pPr>
-        <w:spacing w:after="60" w:before="60" w:line="360"/>
-        <w:ind w:firstLine="480"/>
-      </w:pPr>
-      <w:r>
-        <w:rPr>
-          <w:rFonts w:ascii="宋体" w:cs="宋体" w:eastAsia="宋体" w:hAnsi="宋体"/>
-          <w:sz w:val="24"/>
-          <w:szCs w:val="24"/>
-        </w:rPr>
         <w:t xml:space="preserve">与此同时，各方修士也在暗流中各自筹谋——</w:t>
       </w:r>
     </w:p>
@@ -415,7 +429,7 @@
           <w:sz w:val="24"/>
           <w:szCs w:val="24"/>
         </w:rPr>
-        <w:t xml:space="preserve">江湖之上，冯怒潮 练气圆满，却无筑基丹，修炼停滞！，天下局势悄然生变。</w:t>
+        <w:t xml:space="preserve">江湖之上，🔍 周天问 探索有收获。，天下局势悄然生变。</w:t>
       </w:r>
     </w:p>
     <w:p>
@@ -446,7 +460,7 @@
           <w:sz w:val="18"/>
           <w:szCs w:val="18"/>
         </w:rPr>
-        <w:t xml:space="preserve">[数据] 存活修士：20人 | 突破：1次 | 大事件：18件</w:t>
+        <w:t xml:space="preserve">[数据] 存活修士：20人 | 大事件：4件</w:t>
       </w:r>
     </w:p>
     <w:p>

--- a/xianxia_story.docx
+++ b/xianxia_story.docx
@@ -103,20 +103,6 @@
           <w:sz w:val="24"/>
           <w:szCs w:val="24"/>
         </w:rPr>
-        <w:t xml:space="preserve">突破的那一刻，天地间仿佛静止了。丹田深处，一道桎梏轰然崩碎，磅礴的灵力如决堤洪流喷薄而出——练气九层，终于踏上了新的境界。</w:t>
-      </w:r>
-    </w:p>
-    <w:p>
-      <w:pPr>
-        <w:spacing w:after="60" w:before="60" w:line="360"/>
-        <w:ind w:firstLine="480"/>
-      </w:pPr>
-      <w:r>
-        <w:rPr>
-          <w:rFonts w:ascii="宋体" w:cs="宋体" w:eastAsia="宋体" w:hAnsi="宋体"/>
-          <w:sz w:val="24"/>
-          <w:szCs w:val="24"/>
-        </w:rPr>
         <w:t xml:space="preserve">与此同时，各方修士也在暗流中各自筹谋——</w:t>
       </w:r>
     </w:p>
@@ -131,7 +117,7 @@
           <w:sz w:val="24"/>
           <w:szCs w:val="24"/>
         </w:rPr>
-        <w:t xml:space="preserve">江湖之上，🔍 梨花娘子 探索有收获。，天下局势悄然生变。</w:t>
+        <w:t xml:space="preserve">江湖之上，🔍 孟长歌 探索有收获。，天下局势悄然生变。</w:t>
       </w:r>
     </w:p>
     <w:p>
@@ -162,7 +148,7 @@
           <w:sz w:val="18"/>
           <w:szCs w:val="18"/>
         </w:rPr>
-        <w:t xml:space="preserve">[数据] 存活修士：20人 | 突破：1次 | 大事件：7件</w:t>
+        <w:t xml:space="preserve">[数据] 存活修士：20人 | 大事件：19件</w:t>
       </w:r>
     </w:p>
     <w:p>
@@ -221,7 +207,7 @@
           <w:sz w:val="24"/>
           <w:szCs w:val="24"/>
         </w:rPr>
-        <w:t xml:space="preserve">江湖之上，🔍 老赵掌柜 探索有收获。，天下局势悄然生变。</w:t>
+        <w:t xml:space="preserve">江湖之上，🔍 冯怒潮 探索有收获。，天下局势悄然生变。</w:t>
       </w:r>
     </w:p>
     <w:p>
@@ -252,7 +238,7 @@
           <w:sz w:val="18"/>
           <w:szCs w:val="18"/>
         </w:rPr>
-        <w:t xml:space="preserve">[数据] 存活修士：20人 | 大事件：8件</w:t>
+        <w:t xml:space="preserve">[数据] 存活修士：20人 | 大事件：17件</w:t>
       </w:r>
     </w:p>
     <w:p>
@@ -297,34 +283,6 @@
           <w:sz w:val="24"/>
           <w:szCs w:val="24"/>
         </w:rPr>
-        <w:t xml:space="preserve">天穹之上，隐隐有灵气漩涡凝聚，那是境界壁障破碎时才有的异象。滚滚灵压自丹田涌出，周身经脉尽皆震鸣——突破了，突破至练气七层！</w:t>
-      </w:r>
-    </w:p>
-    <w:p>
-      <w:pPr>
-        <w:spacing w:after="60" w:before="60" w:line="360"/>
-        <w:ind w:firstLine="480"/>
-      </w:pPr>
-      <w:r>
-        <w:rPr>
-          <w:rFonts w:ascii="宋体" w:cs="宋体" w:eastAsia="宋体" w:hAnsi="宋体"/>
-          <w:sz w:val="24"/>
-          <w:szCs w:val="24"/>
-        </w:rPr>
-        <w:t xml:space="preserve">天穹之上，隐隐有灵气漩涡凝聚，那是境界壁障破碎时才有的异象。滚滚灵压自丹田涌出，周身经脉尽皆震鸣——突破了，突破至【练气七层】！！</w:t>
-      </w:r>
-    </w:p>
-    <w:p>
-      <w:pPr>
-        <w:spacing w:after="60" w:before="60" w:line="360"/>
-        <w:ind w:firstLine="480"/>
-      </w:pPr>
-      <w:r>
-        <w:rPr>
-          <w:rFonts w:ascii="宋体" w:cs="宋体" w:eastAsia="宋体" w:hAnsi="宋体"/>
-          <w:sz w:val="24"/>
-          <w:szCs w:val="24"/>
-        </w:rPr>
         <w:t xml:space="preserve">与此同时，各方修士也在暗流中各自筹谋——</w:t>
       </w:r>
     </w:p>
@@ -339,7 +297,7 @@
           <w:sz w:val="24"/>
           <w:szCs w:val="24"/>
         </w:rPr>
-        <w:t xml:space="preserve">江湖之上，✨ 谢无殇 修为精进，突破至，天下局势悄然生变。</w:t>
+        <w:t xml:space="preserve">江湖之上，冯怒潮 练气圆满，却无筑基丹，修炼停滞！，天下局势悄然生变。</w:t>
       </w:r>
     </w:p>
     <w:p>
@@ -370,7 +328,7 @@
           <w:sz w:val="18"/>
           <w:szCs w:val="18"/>
         </w:rPr>
-        <w:t xml:space="preserve">[数据] 存活修士：20人 | 突破：1次 | 大事件：11件</w:t>
+        <w:t xml:space="preserve">[数据] 存活修士：20人 | 大事件：14件</w:t>
       </w:r>
     </w:p>
     <w:p>
@@ -415,6 +373,34 @@
           <w:sz w:val="24"/>
           <w:szCs w:val="24"/>
         </w:rPr>
+        <w:t xml:space="preserve">突破的那一刻，天地间仿佛静止了。丹田深处，一道桎梏轰然崩碎，磅礴的灵力如决堤洪流喷薄而出——练气十一层，终于踏上了新的境界。</w:t>
+      </w:r>
+    </w:p>
+    <w:p>
+      <w:pPr>
+        <w:spacing w:after="60" w:before="60" w:line="360"/>
+        <w:ind w:firstLine="480"/>
+      </w:pPr>
+      <w:r>
+        <w:rPr>
+          <w:rFonts w:ascii="宋体" w:cs="宋体" w:eastAsia="宋体" w:hAnsi="宋体"/>
+          <w:sz w:val="24"/>
+          <w:szCs w:val="24"/>
+        </w:rPr>
+        <w:t xml:space="preserve">突破的那一刻，天地间仿佛静止了。丹田深处，一道桎梏轰然崩碎，磅礴的灵力如决堤洪流喷薄而出——【练气十一层】！修仙之路，终于踏上了新的境界。</w:t>
+      </w:r>
+    </w:p>
+    <w:p>
+      <w:pPr>
+        <w:spacing w:after="60" w:before="60" w:line="360"/>
+        <w:ind w:firstLine="480"/>
+      </w:pPr>
+      <w:r>
+        <w:rPr>
+          <w:rFonts w:ascii="宋体" w:cs="宋体" w:eastAsia="宋体" w:hAnsi="宋体"/>
+          <w:sz w:val="24"/>
+          <w:szCs w:val="24"/>
+        </w:rPr>
         <w:t xml:space="preserve">与此同时，各方修士也在暗流中各自筹谋——</w:t>
       </w:r>
     </w:p>
@@ -429,7 +415,7 @@
           <w:sz w:val="24"/>
           <w:szCs w:val="24"/>
         </w:rPr>
-        <w:t xml:space="preserve">江湖之上，🔍 周天问 探索有收获。，天下局势悄然生变。</w:t>
+        <w:t xml:space="preserve">江湖之上，冯怒潮 练气圆满，却无筑基丹，修炼停滞！，天下局势悄然生变。</w:t>
       </w:r>
     </w:p>
     <w:p>
@@ -460,7 +446,7 @@
           <w:sz w:val="18"/>
           <w:szCs w:val="18"/>
         </w:rPr>
-        <w:t xml:space="preserve">[数据] 存活修士：20人 | 大事件：4件</w:t>
+        <w:t xml:space="preserve">[数据] 存活修士：20人 | 突破：1次 | 大事件：18件</w:t>
       </w:r>
     </w:p>
     <w:p>
@@ -2919,6 +2905,110 @@
           <w:szCs w:val="18"/>
         </w:rPr>
         <w:t xml:space="preserve">[数据] 存活修士：20人 | 大事件：21件</w:t>
+      </w:r>
+    </w:p>
+    <w:p>
+      <w:pPr>
+        <w:pStyle w:val="Heading2"/>
+        <w:spacing w:after="150" w:before="300"/>
+      </w:pPr>
+      <w:r>
+        <w:rPr>
+          <w:rFonts w:ascii="宋体" w:cs="宋体" w:eastAsia="宋体" w:hAnsi="宋体"/>
+          <w:b/>
+          <w:bCs/>
+          <w:color w:val="6B3A1F"/>
+          <w:sz w:val="28"/>
+          <w:szCs w:val="28"/>
+        </w:rPr>
+        <w:t xml:space="preserve">第116月至第120月</w:t>
+      </w:r>
+    </w:p>
+    <w:p>
+      <w:pPr>
+        <w:spacing w:after="60" w:before="60" w:line="360"/>
+        <w:ind w:firstLine="480"/>
+      </w:pPr>
+      <w:r>
+        <w:rPr>
+          <w:rFonts w:ascii="宋体" w:cs="宋体" w:eastAsia="宋体" w:hAnsi="宋体"/>
+          <w:sz w:val="24"/>
+          <w:szCs w:val="24"/>
+        </w:rPr>
+        <w:t xml:space="preserve">幽冥谷的磷火在第116月时格外幽蓝，腐败的灵气裹挟着死气，却也孕育着异样的契机。天地棋盘上，每一枚棋子都在悄然落位。</w:t>
+      </w:r>
+    </w:p>
+    <w:p>
+      <w:pPr>
+        <w:spacing w:after="60" w:before="60" w:line="360"/>
+        <w:ind w:firstLine="480"/>
+      </w:pPr>
+      <w:r>
+        <w:rPr>
+          <w:rFonts w:ascii="宋体" w:cs="宋体" w:eastAsia="宋体" w:hAnsi="宋体"/>
+          <w:sz w:val="24"/>
+          <w:szCs w:val="24"/>
+        </w:rPr>
+        <w:t xml:space="preserve">突破的那一刻，天地间仿佛静止了。丹田深处，一道桎梏轰然崩碎，磅礴的灵力如决堤洪流喷薄而出——练气一层，终于踏上了新的境界。</w:t>
+      </w:r>
+    </w:p>
+    <w:p>
+      <w:pPr>
+        <w:spacing w:after="60" w:before="60" w:line="360"/>
+        <w:ind w:firstLine="480"/>
+      </w:pPr>
+      <w:r>
+        <w:rPr>
+          <w:rFonts w:ascii="宋体" w:cs="宋体" w:eastAsia="宋体" w:hAnsi="宋体"/>
+          <w:sz w:val="24"/>
+          <w:szCs w:val="24"/>
+        </w:rPr>
+        <w:t xml:space="preserve">与此同时，各方修士也在暗流中各自筹谋——</w:t>
+      </w:r>
+    </w:p>
+    <w:p>
+      <w:pPr>
+        <w:spacing w:after="60" w:before="60" w:line="360"/>
+        <w:ind w:firstLine="480"/>
+      </w:pPr>
+      <w:r>
+        <w:rPr>
+          <w:rFonts w:ascii="宋体" w:cs="宋体" w:eastAsia="宋体" w:hAnsi="宋体"/>
+          <w:sz w:val="24"/>
+          <w:szCs w:val="24"/>
+        </w:rPr>
+        <w:t xml:space="preserve">江湖之上，孟长歌 练气圆满，却无筑基丹，修炼停滞！，天下局势悄然生变。</w:t>
+      </w:r>
+    </w:p>
+    <w:p>
+      <w:pPr>
+        <w:spacing w:after="60" w:before="60" w:line="360"/>
+        <w:ind w:firstLine="480"/>
+      </w:pPr>
+      <w:r>
+        <w:rPr>
+          <w:rFonts w:ascii="宋体" w:cs="宋体" w:eastAsia="宋体" w:hAnsi="宋体"/>
+          <w:sz w:val="24"/>
+          <w:szCs w:val="24"/>
+        </w:rPr>
+        <w:t xml:space="preserve">第120月，苍渺大陆的天地棋盘又落下了几枚棋子。谁生谁死，谁主沉浮，尚未可知。</w:t>
+      </w:r>
+    </w:p>
+    <w:p>
+      <w:pPr>
+        <w:spacing w:after="200" w:before="100"/>
+        <w:jc w:val="right"/>
+      </w:pPr>
+      <w:r>
+        <w:rPr>
+          <w:rFonts w:ascii="宋体" w:cs="宋体" w:eastAsia="宋体" w:hAnsi="宋体"/>
+          <w:i/>
+          <w:iCs/>
+          <w:color w:val="888888"/>
+          <w:sz w:val="18"/>
+          <w:szCs w:val="18"/>
+        </w:rPr>
+        <w:t xml:space="preserve">[数据] 存活修士：20人 | 突破：1次 | 大事件：17件</w:t>
       </w:r>
     </w:p>
     <w:sectPr>

--- a/xianxia_story.docx
+++ b/xianxia_story.docx
@@ -103,6 +103,20 @@
           <w:sz w:val="24"/>
           <w:szCs w:val="24"/>
         </w:rPr>
+        <w:t xml:space="preserve">突破的那一刻，天地间仿佛静止了。丹田深处，一道桎梏轰然崩碎，磅礴的灵力如决堤洪流喷薄而出——练气九层，终于踏上了新的境界。</w:t>
+      </w:r>
+    </w:p>
+    <w:p>
+      <w:pPr>
+        <w:spacing w:after="60" w:before="60" w:line="360"/>
+        <w:ind w:firstLine="480"/>
+      </w:pPr>
+      <w:r>
+        <w:rPr>
+          <w:rFonts w:ascii="宋体" w:cs="宋体" w:eastAsia="宋体" w:hAnsi="宋体"/>
+          <w:sz w:val="24"/>
+          <w:szCs w:val="24"/>
+        </w:rPr>
         <w:t xml:space="preserve">与此同时，各方修士也在暗流中各自筹谋——</w:t>
       </w:r>
     </w:p>
@@ -117,7 +131,7 @@
           <w:sz w:val="24"/>
           <w:szCs w:val="24"/>
         </w:rPr>
-        <w:t xml:space="preserve">江湖之上，🔍 孟长歌 探索有收获。，天下局势悄然生变。</w:t>
+        <w:t xml:space="preserve">江湖之上，🔍 梨花娘子 探索有收获。，天下局势悄然生变。</w:t>
       </w:r>
     </w:p>
     <w:p>
@@ -148,7 +162,7 @@
           <w:sz w:val="18"/>
           <w:szCs w:val="18"/>
         </w:rPr>
-        <w:t xml:space="preserve">[数据] 存活修士：20人 | 大事件：19件</w:t>
+        <w:t xml:space="preserve">[数据] 存活修士：20人 | 突破：1次 | 大事件：7件</w:t>
       </w:r>
     </w:p>
     <w:p>
@@ -207,7 +221,7 @@
           <w:sz w:val="24"/>
           <w:szCs w:val="24"/>
         </w:rPr>
-        <w:t xml:space="preserve">江湖之上，🔍 冯怒潮 探索有收获。，天下局势悄然生变。</w:t>
+        <w:t xml:space="preserve">江湖之上，🔍 老赵掌柜 探索有收获。，天下局势悄然生变。</w:t>
       </w:r>
     </w:p>
     <w:p>
@@ -238,7 +252,7 @@
           <w:sz w:val="18"/>
           <w:szCs w:val="18"/>
         </w:rPr>
-        <w:t xml:space="preserve">[数据] 存活修士：20人 | 大事件：17件</w:t>
+        <w:t xml:space="preserve">[数据] 存活修士：20人 | 大事件：8件</w:t>
       </w:r>
     </w:p>
     <w:p>
@@ -283,6 +297,34 @@
           <w:sz w:val="24"/>
           <w:szCs w:val="24"/>
         </w:rPr>
+        <w:t xml:space="preserve">天穹之上，隐隐有灵气漩涡凝聚，那是境界壁障破碎时才有的异象。滚滚灵压自丹田涌出，周身经脉尽皆震鸣——突破了，突破至练气七层！</w:t>
+      </w:r>
+    </w:p>
+    <w:p>
+      <w:pPr>
+        <w:spacing w:after="60" w:before="60" w:line="360"/>
+        <w:ind w:firstLine="480"/>
+      </w:pPr>
+      <w:r>
+        <w:rPr>
+          <w:rFonts w:ascii="宋体" w:cs="宋体" w:eastAsia="宋体" w:hAnsi="宋体"/>
+          <w:sz w:val="24"/>
+          <w:szCs w:val="24"/>
+        </w:rPr>
+        <w:t xml:space="preserve">天穹之上，隐隐有灵气漩涡凝聚，那是境界壁障破碎时才有的异象。滚滚灵压自丹田涌出，周身经脉尽皆震鸣——突破了，突破至【练气七层】！！</w:t>
+      </w:r>
+    </w:p>
+    <w:p>
+      <w:pPr>
+        <w:spacing w:after="60" w:before="60" w:line="360"/>
+        <w:ind w:firstLine="480"/>
+      </w:pPr>
+      <w:r>
+        <w:rPr>
+          <w:rFonts w:ascii="宋体" w:cs="宋体" w:eastAsia="宋体" w:hAnsi="宋体"/>
+          <w:sz w:val="24"/>
+          <w:szCs w:val="24"/>
+        </w:rPr>
         <w:t xml:space="preserve">与此同时，各方修士也在暗流中各自筹谋——</w:t>
       </w:r>
     </w:p>
@@ -297,7 +339,7 @@
           <w:sz w:val="24"/>
           <w:szCs w:val="24"/>
         </w:rPr>
-        <w:t xml:space="preserve">江湖之上，冯怒潮 练气圆满，却无筑基丹，修炼停滞！，天下局势悄然生变。</w:t>
+        <w:t xml:space="preserve">江湖之上，✨ 谢无殇 修为精进，突破至，天下局势悄然生变。</w:t>
       </w:r>
     </w:p>
     <w:p>
@@ -328,7 +370,7 @@
           <w:sz w:val="18"/>
           <w:szCs w:val="18"/>
         </w:rPr>
-        <w:t xml:space="preserve">[数据] 存活修士：20人 | 大事件：14件</w:t>
+        <w:t xml:space="preserve">[数据] 存活修士：20人 | 突破：1次 | 大事件：11件</w:t>
       </w:r>
     </w:p>
     <w:p>
@@ -373,34 +415,6 @@
           <w:sz w:val="24"/>
           <w:szCs w:val="24"/>
         </w:rPr>
-        <w:t xml:space="preserve">突破的那一刻，天地间仿佛静止了。丹田深处，一道桎梏轰然崩碎，磅礴的灵力如决堤洪流喷薄而出——练气十一层，终于踏上了新的境界。</w:t>
-      </w:r>
-    </w:p>
-    <w:p>
-      <w:pPr>
-        <w:spacing w:after="60" w:before="60" w:line="360"/>
-        <w:ind w:firstLine="480"/>
-      </w:pPr>
-      <w:r>
-        <w:rPr>
-          <w:rFonts w:ascii="宋体" w:cs="宋体" w:eastAsia="宋体" w:hAnsi="宋体"/>
-          <w:sz w:val="24"/>
-          <w:szCs w:val="24"/>
-        </w:rPr>
-        <w:t xml:space="preserve">突破的那一刻，天地间仿佛静止了。丹田深处，一道桎梏轰然崩碎，磅礴的灵力如决堤洪流喷薄而出——【练气十一层】！修仙之路，终于踏上了新的境界。</w:t>
-      </w:r>
-    </w:p>
-    <w:p>
-      <w:pPr>
-        <w:spacing w:after="60" w:before="60" w:line="360"/>
-        <w:ind w:firstLine="480"/>
-      </w:pPr>
-      <w:r>
-        <w:rPr>
-          <w:rFonts w:ascii="宋体" w:cs="宋体" w:eastAsia="宋体" w:hAnsi="宋体"/>
-          <w:sz w:val="24"/>
-          <w:szCs w:val="24"/>
-        </w:rPr>
         <w:t xml:space="preserve">与此同时，各方修士也在暗流中各自筹谋——</w:t>
       </w:r>
     </w:p>
@@ -415,7 +429,7 @@
           <w:sz w:val="24"/>
           <w:szCs w:val="24"/>
         </w:rPr>
-        <w:t xml:space="preserve">江湖之上，冯怒潮 练气圆满，却无筑基丹，修炼停滞！，天下局势悄然生变。</w:t>
+        <w:t xml:space="preserve">江湖之上，🔍 周天问 探索有收获。，天下局势悄然生变。</w:t>
       </w:r>
     </w:p>
     <w:p>
@@ -446,7 +460,7 @@
           <w:sz w:val="18"/>
           <w:szCs w:val="18"/>
         </w:rPr>
-        <w:t xml:space="preserve">[数据] 存活修士：20人 | 突破：1次 | 大事件：18件</w:t>
+        <w:t xml:space="preserve">[数据] 存活修士：20人 | 大事件：4件</w:t>
       </w:r>
     </w:p>
     <w:p>
@@ -491,6 +505,34 @@
           <w:sz w:val="24"/>
           <w:szCs w:val="24"/>
         </w:rPr>
+        <w:t xml:space="preserve">突破的那一刻，天地间仿佛静止了。丹田深处，一道桎梏轰然崩碎，磅礴的灵力如决堤洪流喷薄而出——练气八层，终于踏上了新的境界。</w:t>
+      </w:r>
+    </w:p>
+    <w:p>
+      <w:pPr>
+        <w:spacing w:after="60" w:before="60" w:line="360"/>
+        <w:ind w:firstLine="480"/>
+      </w:pPr>
+      <w:r>
+        <w:rPr>
+          <w:rFonts w:ascii="宋体" w:cs="宋体" w:eastAsia="宋体" w:hAnsi="宋体"/>
+          <w:sz w:val="24"/>
+          <w:szCs w:val="24"/>
+        </w:rPr>
+        <w:t xml:space="preserve">突破的那一刻，天地间仿佛静止了。丹田深处，一道桎梏轰然崩碎，磅礴的灵力如决堤洪流喷薄而出——【练气八层】！，终于踏上了新的境界。</w:t>
+      </w:r>
+    </w:p>
+    <w:p>
+      <w:pPr>
+        <w:spacing w:after="60" w:before="60" w:line="360"/>
+        <w:ind w:firstLine="480"/>
+      </w:pPr>
+      <w:r>
+        <w:rPr>
+          <w:rFonts w:ascii="宋体" w:cs="宋体" w:eastAsia="宋体" w:hAnsi="宋体"/>
+          <w:sz w:val="24"/>
+          <w:szCs w:val="24"/>
+        </w:rPr>
         <w:t xml:space="preserve">与此同时，各方修士也在暗流中各自筹谋——</w:t>
       </w:r>
     </w:p>
@@ -505,7 +547,7 @@
           <w:sz w:val="24"/>
           <w:szCs w:val="24"/>
         </w:rPr>
-        <w:t xml:space="preserve">江湖之上，冯怒潮 练气圆满，却无筑基丹，修炼停滞！，天下局势悄然生变。</w:t>
+        <w:t xml:space="preserve">江湖之上，✨ 裴霜凝 修为精进，突破至，天下局势悄然生变。</w:t>
       </w:r>
     </w:p>
     <w:p>
@@ -536,7 +578,7 @@
           <w:sz w:val="18"/>
           <w:szCs w:val="18"/>
         </w:rPr>
-        <w:t xml:space="preserve">[数据] 存活修士：20人 | 大事件：15件</w:t>
+        <w:t xml:space="preserve">[数据] 存活修士：20人 | 突破：1次 | 大事件：10件</w:t>
       </w:r>
     </w:p>
     <w:p>

--- a/xianxia_story.docx
+++ b/xianxia_story.docx
@@ -103,20 +103,6 @@
           <w:sz w:val="24"/>
           <w:szCs w:val="24"/>
         </w:rPr>
-        <w:t xml:space="preserve">突破的那一刻，天地间仿佛静止了。丹田深处，一道桎梏轰然崩碎，磅礴的灵力如决堤洪流喷薄而出——练气九层，终于踏上了新的境界。</w:t>
-      </w:r>
-    </w:p>
-    <w:p>
-      <w:pPr>
-        <w:spacing w:after="60" w:before="60" w:line="360"/>
-        <w:ind w:firstLine="480"/>
-      </w:pPr>
-      <w:r>
-        <w:rPr>
-          <w:rFonts w:ascii="宋体" w:cs="宋体" w:eastAsia="宋体" w:hAnsi="宋体"/>
-          <w:sz w:val="24"/>
-          <w:szCs w:val="24"/>
-        </w:rPr>
         <w:t xml:space="preserve">与此同时，各方修士也在暗流中各自筹谋——</w:t>
       </w:r>
     </w:p>
@@ -131,7 +117,7 @@
           <w:sz w:val="24"/>
           <w:szCs w:val="24"/>
         </w:rPr>
-        <w:t xml:space="preserve">江湖之上，🔍 梨花娘子 探索有收获。，天下局势悄然生变。</w:t>
+        <w:t xml:space="preserve">江湖之上，🔍 孟长歌 探索有收获。，天下局势悄然生变。</w:t>
       </w:r>
     </w:p>
     <w:p>
@@ -162,7 +148,7 @@
           <w:sz w:val="18"/>
           <w:szCs w:val="18"/>
         </w:rPr>
-        <w:t xml:space="preserve">[数据] 存活修士：20人 | 突破：1次 | 大事件：7件</w:t>
+        <w:t xml:space="preserve">[数据] 存活修士：20人 | 大事件：19件</w:t>
       </w:r>
     </w:p>
     <w:p>
@@ -221,7 +207,7 @@
           <w:sz w:val="24"/>
           <w:szCs w:val="24"/>
         </w:rPr>
-        <w:t xml:space="preserve">江湖之上，🔍 老赵掌柜 探索有收获。，天下局势悄然生变。</w:t>
+        <w:t xml:space="preserve">江湖之上，🔍 冯怒潮 探索有收获。，天下局势悄然生变。</w:t>
       </w:r>
     </w:p>
     <w:p>
@@ -252,7 +238,7 @@
           <w:sz w:val="18"/>
           <w:szCs w:val="18"/>
         </w:rPr>
-        <w:t xml:space="preserve">[数据] 存活修士：20人 | 大事件：8件</w:t>
+        <w:t xml:space="preserve">[数据] 存活修士：20人 | 大事件：17件</w:t>
       </w:r>
     </w:p>
     <w:p>
@@ -297,34 +283,6 @@
           <w:sz w:val="24"/>
           <w:szCs w:val="24"/>
         </w:rPr>
-        <w:t xml:space="preserve">天穹之上，隐隐有灵气漩涡凝聚，那是境界壁障破碎时才有的异象。滚滚灵压自丹田涌出，周身经脉尽皆震鸣——突破了，突破至练气七层！</w:t>
-      </w:r>
-    </w:p>
-    <w:p>
-      <w:pPr>
-        <w:spacing w:after="60" w:before="60" w:line="360"/>
-        <w:ind w:firstLine="480"/>
-      </w:pPr>
-      <w:r>
-        <w:rPr>
-          <w:rFonts w:ascii="宋体" w:cs="宋体" w:eastAsia="宋体" w:hAnsi="宋体"/>
-          <w:sz w:val="24"/>
-          <w:szCs w:val="24"/>
-        </w:rPr>
-        <w:t xml:space="preserve">天穹之上，隐隐有灵气漩涡凝聚，那是境界壁障破碎时才有的异象。滚滚灵压自丹田涌出，周身经脉尽皆震鸣——突破了，突破至【练气七层】！！</w:t>
-      </w:r>
-    </w:p>
-    <w:p>
-      <w:pPr>
-        <w:spacing w:after="60" w:before="60" w:line="360"/>
-        <w:ind w:firstLine="480"/>
-      </w:pPr>
-      <w:r>
-        <w:rPr>
-          <w:rFonts w:ascii="宋体" w:cs="宋体" w:eastAsia="宋体" w:hAnsi="宋体"/>
-          <w:sz w:val="24"/>
-          <w:szCs w:val="24"/>
-        </w:rPr>
         <w:t xml:space="preserve">与此同时，各方修士也在暗流中各自筹谋——</w:t>
       </w:r>
     </w:p>
@@ -339,7 +297,7 @@
           <w:sz w:val="24"/>
           <w:szCs w:val="24"/>
         </w:rPr>
-        <w:t xml:space="preserve">江湖之上，✨ 谢无殇 修为精进，突破至，天下局势悄然生变。</w:t>
+        <w:t xml:space="preserve">江湖之上，冯怒潮 练气圆满，却无筑基丹，修炼停滞！，天下局势悄然生变。</w:t>
       </w:r>
     </w:p>
     <w:p>
@@ -370,7 +328,7 @@
           <w:sz w:val="18"/>
           <w:szCs w:val="18"/>
         </w:rPr>
-        <w:t xml:space="preserve">[数据] 存活修士：20人 | 突破：1次 | 大事件：11件</w:t>
+        <w:t xml:space="preserve">[数据] 存活修士：20人 | 大事件：14件</w:t>
       </w:r>
     </w:p>
     <w:p>
@@ -415,6 +373,34 @@
           <w:sz w:val="24"/>
           <w:szCs w:val="24"/>
         </w:rPr>
+        <w:t xml:space="preserve">突破的那一刻，天地间仿佛静止了。丹田深处，一道桎梏轰然崩碎，磅礴的灵力如决堤洪流喷薄而出——练气十一层，终于踏上了新的境界。</w:t>
+      </w:r>
+    </w:p>
+    <w:p>
+      <w:pPr>
+        <w:spacing w:after="60" w:before="60" w:line="360"/>
+        <w:ind w:firstLine="480"/>
+      </w:pPr>
+      <w:r>
+        <w:rPr>
+          <w:rFonts w:ascii="宋体" w:cs="宋体" w:eastAsia="宋体" w:hAnsi="宋体"/>
+          <w:sz w:val="24"/>
+          <w:szCs w:val="24"/>
+        </w:rPr>
+        <w:t xml:space="preserve">突破的那一刻，天地间仿佛静止了。丹田深处，一道桎梏轰然崩碎，磅礴的灵力如决堤洪流喷薄而出——【练气十一层】！修仙之路，终于踏上了新的境界。</w:t>
+      </w:r>
+    </w:p>
+    <w:p>
+      <w:pPr>
+        <w:spacing w:after="60" w:before="60" w:line="360"/>
+        <w:ind w:firstLine="480"/>
+      </w:pPr>
+      <w:r>
+        <w:rPr>
+          <w:rFonts w:ascii="宋体" w:cs="宋体" w:eastAsia="宋体" w:hAnsi="宋体"/>
+          <w:sz w:val="24"/>
+          <w:szCs w:val="24"/>
+        </w:rPr>
         <w:t xml:space="preserve">与此同时，各方修士也在暗流中各自筹谋——</w:t>
       </w:r>
     </w:p>
@@ -429,7 +415,7 @@
           <w:sz w:val="24"/>
           <w:szCs w:val="24"/>
         </w:rPr>
-        <w:t xml:space="preserve">江湖之上，🔍 周天问 探索有收获。，天下局势悄然生变。</w:t>
+        <w:t xml:space="preserve">江湖之上，冯怒潮 练气圆满，却无筑基丹，修炼停滞！，天下局势悄然生变。</w:t>
       </w:r>
     </w:p>
     <w:p>
@@ -460,7 +446,7 @@
           <w:sz w:val="18"/>
           <w:szCs w:val="18"/>
         </w:rPr>
-        <w:t xml:space="preserve">[数据] 存活修士：20人 | 大事件：4件</w:t>
+        <w:t xml:space="preserve">[数据] 存活修士：20人 | 突破：1次 | 大事件：18件</w:t>
       </w:r>
     </w:p>
     <w:p>
@@ -505,34 +491,6 @@
           <w:sz w:val="24"/>
           <w:szCs w:val="24"/>
         </w:rPr>
-        <w:t xml:space="preserve">突破的那一刻，天地间仿佛静止了。丹田深处，一道桎梏轰然崩碎，磅礴的灵力如决堤洪流喷薄而出——练气八层，终于踏上了新的境界。</w:t>
-      </w:r>
-    </w:p>
-    <w:p>
-      <w:pPr>
-        <w:spacing w:after="60" w:before="60" w:line="360"/>
-        <w:ind w:firstLine="480"/>
-      </w:pPr>
-      <w:r>
-        <w:rPr>
-          <w:rFonts w:ascii="宋体" w:cs="宋体" w:eastAsia="宋体" w:hAnsi="宋体"/>
-          <w:sz w:val="24"/>
-          <w:szCs w:val="24"/>
-        </w:rPr>
-        <w:t xml:space="preserve">突破的那一刻，天地间仿佛静止了。丹田深处，一道桎梏轰然崩碎，磅礴的灵力如决堤洪流喷薄而出——【练气八层】！，终于踏上了新的境界。</w:t>
-      </w:r>
-    </w:p>
-    <w:p>
-      <w:pPr>
-        <w:spacing w:after="60" w:before="60" w:line="360"/>
-        <w:ind w:firstLine="480"/>
-      </w:pPr>
-      <w:r>
-        <w:rPr>
-          <w:rFonts w:ascii="宋体" w:cs="宋体" w:eastAsia="宋体" w:hAnsi="宋体"/>
-          <w:sz w:val="24"/>
-          <w:szCs w:val="24"/>
-        </w:rPr>
         <w:t xml:space="preserve">与此同时，各方修士也在暗流中各自筹谋——</w:t>
       </w:r>
     </w:p>
@@ -547,7 +505,7 @@
           <w:sz w:val="24"/>
           <w:szCs w:val="24"/>
         </w:rPr>
-        <w:t xml:space="preserve">江湖之上，✨ 裴霜凝 修为精进，突破至，天下局势悄然生变。</w:t>
+        <w:t xml:space="preserve">江湖之上，冯怒潮 练气圆满，却无筑基丹，修炼停滞！，天下局势悄然生变。</w:t>
       </w:r>
     </w:p>
     <w:p>
@@ -578,7 +536,7 @@
           <w:sz w:val="18"/>
           <w:szCs w:val="18"/>
         </w:rPr>
-        <w:t xml:space="preserve">[数据] 存活修士：20人 | 突破：1次 | 大事件：10件</w:t>
+        <w:t xml:space="preserve">[数据] 存活修士：20人 | 大事件：15件</w:t>
       </w:r>
     </w:p>
     <w:p>
@@ -3051,6 +3009,96 @@
           <w:szCs w:val="18"/>
         </w:rPr>
         <w:t xml:space="preserve">[数据] 存活修士：20人 | 突破：1次 | 大事件：17件</w:t>
+      </w:r>
+    </w:p>
+    <w:p>
+      <w:pPr>
+        <w:pStyle w:val="Heading2"/>
+        <w:spacing w:after="150" w:before="300"/>
+      </w:pPr>
+      <w:r>
+        <w:rPr>
+          <w:rFonts w:ascii="宋体" w:cs="宋体" w:eastAsia="宋体" w:hAnsi="宋体"/>
+          <w:b/>
+          <w:bCs/>
+          <w:color w:val="6B3A1F"/>
+          <w:sz w:val="28"/>
+          <w:szCs w:val="28"/>
+        </w:rPr>
+        <w:t xml:space="preserve">第121月至第125月</w:t>
+      </w:r>
+    </w:p>
+    <w:p>
+      <w:pPr>
+        <w:spacing w:after="60" w:before="60" w:line="360"/>
+        <w:ind w:firstLine="480"/>
+      </w:pPr>
+      <w:r>
+        <w:rPr>
+          <w:rFonts w:ascii="宋体" w:cs="宋体" w:eastAsia="宋体" w:hAnsi="宋体"/>
+          <w:sz w:val="24"/>
+          <w:szCs w:val="24"/>
+        </w:rPr>
+        <w:t xml:space="preserve">苍渺大陆，第121月。寒风扫过灵脉荒野，天地间的灵气在夜色中悄然流动，隐约可见几道人影在各处蛰伏，修炼或谋划。</w:t>
+      </w:r>
+    </w:p>
+    <w:p>
+      <w:pPr>
+        <w:spacing w:after="60" w:before="60" w:line="360"/>
+        <w:ind w:firstLine="480"/>
+      </w:pPr>
+      <w:r>
+        <w:rPr>
+          <w:rFonts w:ascii="宋体" w:cs="宋体" w:eastAsia="宋体" w:hAnsi="宋体"/>
+          <w:sz w:val="24"/>
+          <w:szCs w:val="24"/>
+        </w:rPr>
+        <w:t xml:space="preserve">与此同时，各方修士也在暗流中各自筹谋——</w:t>
+      </w:r>
+    </w:p>
+    <w:p>
+      <w:pPr>
+        <w:spacing w:after="60" w:before="60" w:line="360"/>
+        <w:ind w:firstLine="480"/>
+      </w:pPr>
+      <w:r>
+        <w:rPr>
+          <w:rFonts w:ascii="宋体" w:cs="宋体" w:eastAsia="宋体" w:hAnsi="宋体"/>
+          <w:sz w:val="24"/>
+          <w:szCs w:val="24"/>
+        </w:rPr>
+        <w:t xml:space="preserve">江湖之上，陆霜华 练气圆满，却无筑基丹，修炼停滞！，天下局势悄然生变。</w:t>
+      </w:r>
+    </w:p>
+    <w:p>
+      <w:pPr>
+        <w:spacing w:after="60" w:before="60" w:line="360"/>
+        <w:ind w:firstLine="480"/>
+      </w:pPr>
+      <w:r>
+        <w:rPr>
+          <w:rFonts w:ascii="宋体" w:cs="宋体" w:eastAsia="宋体" w:hAnsi="宋体"/>
+          <w:sz w:val="24"/>
+          <w:szCs w:val="24"/>
+        </w:rPr>
+        <w:t xml:space="preserve">当第125月的最后一缕灵气散尽，这一段因果，已然落定。</w:t>
+      </w:r>
+    </w:p>
+    <w:p>
+      <w:pPr>
+        <w:spacing w:after="200" w:before="100"/>
+        <w:jc w:val="right"/>
+      </w:pPr>
+      <w:r>
+        <w:rPr>
+          <w:rFonts w:ascii="宋体" w:cs="宋体" w:eastAsia="宋体" w:hAnsi="宋体"/>
+          <w:i/>
+          <w:iCs/>
+          <w:color w:val="888888"/>
+          <w:sz w:val="18"/>
+          <w:szCs w:val="18"/>
+        </w:rPr>
+        <w:t xml:space="preserve">[数据] 存活修士：20人 | 大事件：20件</w:t>
       </w:r>
     </w:p>
     <w:sectPr>

--- a/xianxia_story.docx
+++ b/xianxia_story.docx
@@ -103,6 +103,20 @@
           <w:sz w:val="24"/>
           <w:szCs w:val="24"/>
         </w:rPr>
+        <w:t xml:space="preserve">突破的那一刻，天地间仿佛静止了。丹田深处，一道桎梏轰然崩碎，磅礴的灵力如决堤洪流喷薄而出——练气九层，终于踏上了新的境界。</w:t>
+      </w:r>
+    </w:p>
+    <w:p>
+      <w:pPr>
+        <w:spacing w:after="60" w:before="60" w:line="360"/>
+        <w:ind w:firstLine="480"/>
+      </w:pPr>
+      <w:r>
+        <w:rPr>
+          <w:rFonts w:ascii="宋体" w:cs="宋体" w:eastAsia="宋体" w:hAnsi="宋体"/>
+          <w:sz w:val="24"/>
+          <w:szCs w:val="24"/>
+        </w:rPr>
         <w:t xml:space="preserve">与此同时，各方修士也在暗流中各自筹谋——</w:t>
       </w:r>
     </w:p>
@@ -117,7 +131,7 @@
           <w:sz w:val="24"/>
           <w:szCs w:val="24"/>
         </w:rPr>
-        <w:t xml:space="preserve">江湖之上，🔍 孟长歌 探索有收获。，天下局势悄然生变。</w:t>
+        <w:t xml:space="preserve">江湖之上，🔍 梨花娘子 探索有收获。，天下局势悄然生变。</w:t>
       </w:r>
     </w:p>
     <w:p>
@@ -148,7 +162,7 @@
           <w:sz w:val="18"/>
           <w:szCs w:val="18"/>
         </w:rPr>
-        <w:t xml:space="preserve">[数据] 存活修士：20人 | 大事件：19件</w:t>
+        <w:t xml:space="preserve">[数据] 存活修士：20人 | 突破：1次 | 大事件：7件</w:t>
       </w:r>
     </w:p>
     <w:p>
@@ -207,7 +221,7 @@
           <w:sz w:val="24"/>
           <w:szCs w:val="24"/>
         </w:rPr>
-        <w:t xml:space="preserve">江湖之上，🔍 冯怒潮 探索有收获。，天下局势悄然生变。</w:t>
+        <w:t xml:space="preserve">江湖之上，🔍 老赵掌柜 探索有收获。，天下局势悄然生变。</w:t>
       </w:r>
     </w:p>
     <w:p>
@@ -238,7 +252,7 @@
           <w:sz w:val="18"/>
           <w:szCs w:val="18"/>
         </w:rPr>
-        <w:t xml:space="preserve">[数据] 存活修士：20人 | 大事件：17件</w:t>
+        <w:t xml:space="preserve">[数据] 存活修士：20人 | 大事件：8件</w:t>
       </w:r>
     </w:p>
     <w:p>
@@ -283,6 +297,34 @@
           <w:sz w:val="24"/>
           <w:szCs w:val="24"/>
         </w:rPr>
+        <w:t xml:space="preserve">天穹之上，隐隐有灵气漩涡凝聚，那是境界壁障破碎时才有的异象。滚滚灵压自丹田涌出，周身经脉尽皆震鸣——突破了，突破至练气七层！</w:t>
+      </w:r>
+    </w:p>
+    <w:p>
+      <w:pPr>
+        <w:spacing w:after="60" w:before="60" w:line="360"/>
+        <w:ind w:firstLine="480"/>
+      </w:pPr>
+      <w:r>
+        <w:rPr>
+          <w:rFonts w:ascii="宋体" w:cs="宋体" w:eastAsia="宋体" w:hAnsi="宋体"/>
+          <w:sz w:val="24"/>
+          <w:szCs w:val="24"/>
+        </w:rPr>
+        <w:t xml:space="preserve">天穹之上，隐隐有灵气漩涡凝聚，那是境界壁障破碎时才有的异象。滚滚灵压自丹田涌出，周身经脉尽皆震鸣——突破了，突破至【练气七层】！！</w:t>
+      </w:r>
+    </w:p>
+    <w:p>
+      <w:pPr>
+        <w:spacing w:after="60" w:before="60" w:line="360"/>
+        <w:ind w:firstLine="480"/>
+      </w:pPr>
+      <w:r>
+        <w:rPr>
+          <w:rFonts w:ascii="宋体" w:cs="宋体" w:eastAsia="宋体" w:hAnsi="宋体"/>
+          <w:sz w:val="24"/>
+          <w:szCs w:val="24"/>
+        </w:rPr>
         <w:t xml:space="preserve">与此同时，各方修士也在暗流中各自筹谋——</w:t>
       </w:r>
     </w:p>
@@ -297,7 +339,7 @@
           <w:sz w:val="24"/>
           <w:szCs w:val="24"/>
         </w:rPr>
-        <w:t xml:space="preserve">江湖之上，冯怒潮 练气圆满，却无筑基丹，修炼停滞！，天下局势悄然生变。</w:t>
+        <w:t xml:space="preserve">江湖之上，✨ 谢无殇 修为精进，突破至，天下局势悄然生变。</w:t>
       </w:r>
     </w:p>
     <w:p>
@@ -328,7 +370,7 @@
           <w:sz w:val="18"/>
           <w:szCs w:val="18"/>
         </w:rPr>
-        <w:t xml:space="preserve">[数据] 存活修士：20人 | 大事件：14件</w:t>
+        <w:t xml:space="preserve">[数据] 存活修士：20人 | 突破：1次 | 大事件：11件</w:t>
       </w:r>
     </w:p>
     <w:p>
@@ -373,34 +415,6 @@
           <w:sz w:val="24"/>
           <w:szCs w:val="24"/>
         </w:rPr>
-        <w:t xml:space="preserve">突破的那一刻，天地间仿佛静止了。丹田深处，一道桎梏轰然崩碎，磅礴的灵力如决堤洪流喷薄而出——练气十一层，终于踏上了新的境界。</w:t>
-      </w:r>
-    </w:p>
-    <w:p>
-      <w:pPr>
-        <w:spacing w:after="60" w:before="60" w:line="360"/>
-        <w:ind w:firstLine="480"/>
-      </w:pPr>
-      <w:r>
-        <w:rPr>
-          <w:rFonts w:ascii="宋体" w:cs="宋体" w:eastAsia="宋体" w:hAnsi="宋体"/>
-          <w:sz w:val="24"/>
-          <w:szCs w:val="24"/>
-        </w:rPr>
-        <w:t xml:space="preserve">突破的那一刻，天地间仿佛静止了。丹田深处，一道桎梏轰然崩碎，磅礴的灵力如决堤洪流喷薄而出——【练气十一层】！修仙之路，终于踏上了新的境界。</w:t>
-      </w:r>
-    </w:p>
-    <w:p>
-      <w:pPr>
-        <w:spacing w:after="60" w:before="60" w:line="360"/>
-        <w:ind w:firstLine="480"/>
-      </w:pPr>
-      <w:r>
-        <w:rPr>
-          <w:rFonts w:ascii="宋体" w:cs="宋体" w:eastAsia="宋体" w:hAnsi="宋体"/>
-          <w:sz w:val="24"/>
-          <w:szCs w:val="24"/>
-        </w:rPr>
         <w:t xml:space="preserve">与此同时，各方修士也在暗流中各自筹谋——</w:t>
       </w:r>
     </w:p>
@@ -415,7 +429,7 @@
           <w:sz w:val="24"/>
           <w:szCs w:val="24"/>
         </w:rPr>
-        <w:t xml:space="preserve">江湖之上，冯怒潮 练气圆满，却无筑基丹，修炼停滞！，天下局势悄然生变。</w:t>
+        <w:t xml:space="preserve">江湖之上，🔍 周天问 探索有收获。，天下局势悄然生变。</w:t>
       </w:r>
     </w:p>
     <w:p>
@@ -446,7 +460,7 @@
           <w:sz w:val="18"/>
           <w:szCs w:val="18"/>
         </w:rPr>
-        <w:t xml:space="preserve">[数据] 存活修士：20人 | 突破：1次 | 大事件：18件</w:t>
+        <w:t xml:space="preserve">[数据] 存活修士：20人 | 大事件：4件</w:t>
       </w:r>
     </w:p>
     <w:p>
@@ -491,6 +505,34 @@
           <w:sz w:val="24"/>
           <w:szCs w:val="24"/>
         </w:rPr>
+        <w:t xml:space="preserve">突破的那一刻，天地间仿佛静止了。丹田深处，一道桎梏轰然崩碎，磅礴的灵力如决堤洪流喷薄而出——练气八层，终于踏上了新的境界。</w:t>
+      </w:r>
+    </w:p>
+    <w:p>
+      <w:pPr>
+        <w:spacing w:after="60" w:before="60" w:line="360"/>
+        <w:ind w:firstLine="480"/>
+      </w:pPr>
+      <w:r>
+        <w:rPr>
+          <w:rFonts w:ascii="宋体" w:cs="宋体" w:eastAsia="宋体" w:hAnsi="宋体"/>
+          <w:sz w:val="24"/>
+          <w:szCs w:val="24"/>
+        </w:rPr>
+        <w:t xml:space="preserve">突破的那一刻，天地间仿佛静止了。丹田深处，一道桎梏轰然崩碎，磅礴的灵力如决堤洪流喷薄而出——【练气八层】！，终于踏上了新的境界。</w:t>
+      </w:r>
+    </w:p>
+    <w:p>
+      <w:pPr>
+        <w:spacing w:after="60" w:before="60" w:line="360"/>
+        <w:ind w:firstLine="480"/>
+      </w:pPr>
+      <w:r>
+        <w:rPr>
+          <w:rFonts w:ascii="宋体" w:cs="宋体" w:eastAsia="宋体" w:hAnsi="宋体"/>
+          <w:sz w:val="24"/>
+          <w:szCs w:val="24"/>
+        </w:rPr>
         <w:t xml:space="preserve">与此同时，各方修士也在暗流中各自筹谋——</w:t>
       </w:r>
     </w:p>
@@ -505,7 +547,7 @@
           <w:sz w:val="24"/>
           <w:szCs w:val="24"/>
         </w:rPr>
-        <w:t xml:space="preserve">江湖之上，冯怒潮 练气圆满，却无筑基丹，修炼停滞！，天下局势悄然生变。</w:t>
+        <w:t xml:space="preserve">江湖之上，✨ 裴霜凝 修为精进，突破至，天下局势悄然生变。</w:t>
       </w:r>
     </w:p>
     <w:p>
@@ -536,7 +578,7 @@
           <w:sz w:val="18"/>
           <w:szCs w:val="18"/>
         </w:rPr>
-        <w:t xml:space="preserve">[数据] 存活修士：20人 | 大事件：15件</w:t>
+        <w:t xml:space="preserve">[数据] 存活修士：20人 | 突破：1次 | 大事件：10件</w:t>
       </w:r>
     </w:p>
     <w:p>
@@ -581,6 +623,34 @@
           <w:sz w:val="24"/>
           <w:szCs w:val="24"/>
         </w:rPr>
+        <w:t xml:space="preserve">天穹之上，隐隐有灵气漩涡凝聚，那是境界壁障破碎时才有的异象。滚滚灵压自丹田涌出，周身经脉尽皆震鸣——突破了，突破至练气四层！</w:t>
+      </w:r>
+    </w:p>
+    <w:p>
+      <w:pPr>
+        <w:spacing w:after="60" w:before="60" w:line="360"/>
+        <w:ind w:firstLine="480"/>
+      </w:pPr>
+      <w:r>
+        <w:rPr>
+          <w:rFonts w:ascii="宋体" w:cs="宋体" w:eastAsia="宋体" w:hAnsi="宋体"/>
+          <w:sz w:val="24"/>
+          <w:szCs w:val="24"/>
+        </w:rPr>
+        <w:t xml:space="preserve">天穹之上，隐隐有灵气漩涡凝聚，那是境界壁障破碎时才有的异象。滚滚灵压自丹田涌出，周身经脉尽皆震鸣——突破了，突破至练气三层！</w:t>
+      </w:r>
+    </w:p>
+    <w:p>
+      <w:pPr>
+        <w:spacing w:after="60" w:before="60" w:line="360"/>
+        <w:ind w:firstLine="480"/>
+      </w:pPr>
+      <w:r>
+        <w:rPr>
+          <w:rFonts w:ascii="宋体" w:cs="宋体" w:eastAsia="宋体" w:hAnsi="宋体"/>
+          <w:sz w:val="24"/>
+          <w:szCs w:val="24"/>
+        </w:rPr>
         <w:t xml:space="preserve">与此同时，各方修士也在暗流中各自筹谋——</w:t>
       </w:r>
     </w:p>
@@ -595,7 +665,7 @@
           <w:sz w:val="24"/>
           <w:szCs w:val="24"/>
         </w:rPr>
-        <w:t xml:space="preserve">江湖之上，孟长歌 练气圆满，却无筑基丹，修炼停滞！，天下局势悄然生变。</w:t>
+        <w:t xml:space="preserve">江湖之上，🔍 周天问 探索有收获。，天下局势悄然生变。</w:t>
       </w:r>
     </w:p>
     <w:p>
@@ -626,7 +696,7 @@
           <w:sz w:val="18"/>
           <w:szCs w:val="18"/>
         </w:rPr>
-        <w:t xml:space="preserve">[数据] 存活修士：20人 | 大事件：11件</w:t>
+        <w:t xml:space="preserve">[数据] 存活修士：20人 | 突破：2次 | 大事件：11件</w:t>
       </w:r>
     </w:p>
     <w:p>

--- a/xianxia_story.docx
+++ b/xianxia_story.docx
@@ -103,20 +103,6 @@
           <w:sz w:val="24"/>
           <w:szCs w:val="24"/>
         </w:rPr>
-        <w:t xml:space="preserve">突破的那一刻，天地间仿佛静止了。丹田深处，一道桎梏轰然崩碎，磅礴的灵力如决堤洪流喷薄而出——练气九层，终于踏上了新的境界。</w:t>
-      </w:r>
-    </w:p>
-    <w:p>
-      <w:pPr>
-        <w:spacing w:after="60" w:before="60" w:line="360"/>
-        <w:ind w:firstLine="480"/>
-      </w:pPr>
-      <w:r>
-        <w:rPr>
-          <w:rFonts w:ascii="宋体" w:cs="宋体" w:eastAsia="宋体" w:hAnsi="宋体"/>
-          <w:sz w:val="24"/>
-          <w:szCs w:val="24"/>
-        </w:rPr>
         <w:t xml:space="preserve">与此同时，各方修士也在暗流中各自筹谋——</w:t>
       </w:r>
     </w:p>
@@ -131,7 +117,7 @@
           <w:sz w:val="24"/>
           <w:szCs w:val="24"/>
         </w:rPr>
-        <w:t xml:space="preserve">江湖之上，🔍 梨花娘子 探索有收获。，天下局势悄然生变。</w:t>
+        <w:t xml:space="preserve">江湖之上，🔍 孟长歌 探索有收获。，天下局势悄然生变。</w:t>
       </w:r>
     </w:p>
     <w:p>
@@ -162,7 +148,7 @@
           <w:sz w:val="18"/>
           <w:szCs w:val="18"/>
         </w:rPr>
-        <w:t xml:space="preserve">[数据] 存活修士：20人 | 突破：1次 | 大事件：7件</w:t>
+        <w:t xml:space="preserve">[数据] 存活修士：20人 | 大事件：19件</w:t>
       </w:r>
     </w:p>
     <w:p>
@@ -221,7 +207,7 @@
           <w:sz w:val="24"/>
           <w:szCs w:val="24"/>
         </w:rPr>
-        <w:t xml:space="preserve">江湖之上，🔍 老赵掌柜 探索有收获。，天下局势悄然生变。</w:t>
+        <w:t xml:space="preserve">江湖之上，🔍 冯怒潮 探索有收获。，天下局势悄然生变。</w:t>
       </w:r>
     </w:p>
     <w:p>
@@ -252,7 +238,7 @@
           <w:sz w:val="18"/>
           <w:szCs w:val="18"/>
         </w:rPr>
-        <w:t xml:space="preserve">[数据] 存活修士：20人 | 大事件：8件</w:t>
+        <w:t xml:space="preserve">[数据] 存活修士：20人 | 大事件：17件</w:t>
       </w:r>
     </w:p>
     <w:p>
@@ -297,34 +283,6 @@
           <w:sz w:val="24"/>
           <w:szCs w:val="24"/>
         </w:rPr>
-        <w:t xml:space="preserve">天穹之上，隐隐有灵气漩涡凝聚，那是境界壁障破碎时才有的异象。滚滚灵压自丹田涌出，周身经脉尽皆震鸣——突破了，突破至练气七层！</w:t>
-      </w:r>
-    </w:p>
-    <w:p>
-      <w:pPr>
-        <w:spacing w:after="60" w:before="60" w:line="360"/>
-        <w:ind w:firstLine="480"/>
-      </w:pPr>
-      <w:r>
-        <w:rPr>
-          <w:rFonts w:ascii="宋体" w:cs="宋体" w:eastAsia="宋体" w:hAnsi="宋体"/>
-          <w:sz w:val="24"/>
-          <w:szCs w:val="24"/>
-        </w:rPr>
-        <w:t xml:space="preserve">天穹之上，隐隐有灵气漩涡凝聚，那是境界壁障破碎时才有的异象。滚滚灵压自丹田涌出，周身经脉尽皆震鸣——突破了，突破至【练气七层】！！</w:t>
-      </w:r>
-    </w:p>
-    <w:p>
-      <w:pPr>
-        <w:spacing w:after="60" w:before="60" w:line="360"/>
-        <w:ind w:firstLine="480"/>
-      </w:pPr>
-      <w:r>
-        <w:rPr>
-          <w:rFonts w:ascii="宋体" w:cs="宋体" w:eastAsia="宋体" w:hAnsi="宋体"/>
-          <w:sz w:val="24"/>
-          <w:szCs w:val="24"/>
-        </w:rPr>
         <w:t xml:space="preserve">与此同时，各方修士也在暗流中各自筹谋——</w:t>
       </w:r>
     </w:p>
@@ -339,7 +297,7 @@
           <w:sz w:val="24"/>
           <w:szCs w:val="24"/>
         </w:rPr>
-        <w:t xml:space="preserve">江湖之上，✨ 谢无殇 修为精进，突破至，天下局势悄然生变。</w:t>
+        <w:t xml:space="preserve">江湖之上，冯怒潮 练气圆满，却无筑基丹，修炼停滞！，天下局势悄然生变。</w:t>
       </w:r>
     </w:p>
     <w:p>
@@ -370,7 +328,7 @@
           <w:sz w:val="18"/>
           <w:szCs w:val="18"/>
         </w:rPr>
-        <w:t xml:space="preserve">[数据] 存活修士：20人 | 突破：1次 | 大事件：11件</w:t>
+        <w:t xml:space="preserve">[数据] 存活修士：20人 | 大事件：14件</w:t>
       </w:r>
     </w:p>
     <w:p>
@@ -415,6 +373,34 @@
           <w:sz w:val="24"/>
           <w:szCs w:val="24"/>
         </w:rPr>
+        <w:t xml:space="preserve">突破的那一刻，天地间仿佛静止了。丹田深处，一道桎梏轰然崩碎，磅礴的灵力如决堤洪流喷薄而出——练气十一层，终于踏上了新的境界。</w:t>
+      </w:r>
+    </w:p>
+    <w:p>
+      <w:pPr>
+        <w:spacing w:after="60" w:before="60" w:line="360"/>
+        <w:ind w:firstLine="480"/>
+      </w:pPr>
+      <w:r>
+        <w:rPr>
+          <w:rFonts w:ascii="宋体" w:cs="宋体" w:eastAsia="宋体" w:hAnsi="宋体"/>
+          <w:sz w:val="24"/>
+          <w:szCs w:val="24"/>
+        </w:rPr>
+        <w:t xml:space="preserve">突破的那一刻，天地间仿佛静止了。丹田深处，一道桎梏轰然崩碎，磅礴的灵力如决堤洪流喷薄而出——【练气十一层】！修仙之路，终于踏上了新的境界。</w:t>
+      </w:r>
+    </w:p>
+    <w:p>
+      <w:pPr>
+        <w:spacing w:after="60" w:before="60" w:line="360"/>
+        <w:ind w:firstLine="480"/>
+      </w:pPr>
+      <w:r>
+        <w:rPr>
+          <w:rFonts w:ascii="宋体" w:cs="宋体" w:eastAsia="宋体" w:hAnsi="宋体"/>
+          <w:sz w:val="24"/>
+          <w:szCs w:val="24"/>
+        </w:rPr>
         <w:t xml:space="preserve">与此同时，各方修士也在暗流中各自筹谋——</w:t>
       </w:r>
     </w:p>
@@ -429,7 +415,7 @@
           <w:sz w:val="24"/>
           <w:szCs w:val="24"/>
         </w:rPr>
-        <w:t xml:space="preserve">江湖之上，🔍 周天问 探索有收获。，天下局势悄然生变。</w:t>
+        <w:t xml:space="preserve">江湖之上，冯怒潮 练气圆满，却无筑基丹，修炼停滞！，天下局势悄然生变。</w:t>
       </w:r>
     </w:p>
     <w:p>
@@ -460,7 +446,7 @@
           <w:sz w:val="18"/>
           <w:szCs w:val="18"/>
         </w:rPr>
-        <w:t xml:space="preserve">[数据] 存活修士：20人 | 大事件：4件</w:t>
+        <w:t xml:space="preserve">[数据] 存活修士：20人 | 突破：1次 | 大事件：18件</w:t>
       </w:r>
     </w:p>
     <w:p>
@@ -505,34 +491,6 @@
           <w:sz w:val="24"/>
           <w:szCs w:val="24"/>
         </w:rPr>
-        <w:t xml:space="preserve">突破的那一刻，天地间仿佛静止了。丹田深处，一道桎梏轰然崩碎，磅礴的灵力如决堤洪流喷薄而出——练气八层，终于踏上了新的境界。</w:t>
-      </w:r>
-    </w:p>
-    <w:p>
-      <w:pPr>
-        <w:spacing w:after="60" w:before="60" w:line="360"/>
-        <w:ind w:firstLine="480"/>
-      </w:pPr>
-      <w:r>
-        <w:rPr>
-          <w:rFonts w:ascii="宋体" w:cs="宋体" w:eastAsia="宋体" w:hAnsi="宋体"/>
-          <w:sz w:val="24"/>
-          <w:szCs w:val="24"/>
-        </w:rPr>
-        <w:t xml:space="preserve">突破的那一刻，天地间仿佛静止了。丹田深处，一道桎梏轰然崩碎，磅礴的灵力如决堤洪流喷薄而出——【练气八层】！，终于踏上了新的境界。</w:t>
-      </w:r>
-    </w:p>
-    <w:p>
-      <w:pPr>
-        <w:spacing w:after="60" w:before="60" w:line="360"/>
-        <w:ind w:firstLine="480"/>
-      </w:pPr>
-      <w:r>
-        <w:rPr>
-          <w:rFonts w:ascii="宋体" w:cs="宋体" w:eastAsia="宋体" w:hAnsi="宋体"/>
-          <w:sz w:val="24"/>
-          <w:szCs w:val="24"/>
-        </w:rPr>
         <w:t xml:space="preserve">与此同时，各方修士也在暗流中各自筹谋——</w:t>
       </w:r>
     </w:p>
@@ -547,7 +505,7 @@
           <w:sz w:val="24"/>
           <w:szCs w:val="24"/>
         </w:rPr>
-        <w:t xml:space="preserve">江湖之上，✨ 裴霜凝 修为精进，突破至，天下局势悄然生变。</w:t>
+        <w:t xml:space="preserve">江湖之上，冯怒潮 练气圆满，却无筑基丹，修炼停滞！，天下局势悄然生变。</w:t>
       </w:r>
     </w:p>
     <w:p>
@@ -578,7 +536,7 @@
           <w:sz w:val="18"/>
           <w:szCs w:val="18"/>
         </w:rPr>
-        <w:t xml:space="preserve">[数据] 存活修士：20人 | 突破：1次 | 大事件：10件</w:t>
+        <w:t xml:space="preserve">[数据] 存活修士：20人 | 大事件：15件</w:t>
       </w:r>
     </w:p>
     <w:p>
@@ -623,34 +581,6 @@
           <w:sz w:val="24"/>
           <w:szCs w:val="24"/>
         </w:rPr>
-        <w:t xml:space="preserve">天穹之上，隐隐有灵气漩涡凝聚，那是境界壁障破碎时才有的异象。滚滚灵压自丹田涌出，周身经脉尽皆震鸣——突破了，突破至练气四层！</w:t>
-      </w:r>
-    </w:p>
-    <w:p>
-      <w:pPr>
-        <w:spacing w:after="60" w:before="60" w:line="360"/>
-        <w:ind w:firstLine="480"/>
-      </w:pPr>
-      <w:r>
-        <w:rPr>
-          <w:rFonts w:ascii="宋体" w:cs="宋体" w:eastAsia="宋体" w:hAnsi="宋体"/>
-          <w:sz w:val="24"/>
-          <w:szCs w:val="24"/>
-        </w:rPr>
-        <w:t xml:space="preserve">天穹之上，隐隐有灵气漩涡凝聚，那是境界壁障破碎时才有的异象。滚滚灵压自丹田涌出，周身经脉尽皆震鸣——突破了，突破至练气三层！</w:t>
-      </w:r>
-    </w:p>
-    <w:p>
-      <w:pPr>
-        <w:spacing w:after="60" w:before="60" w:line="360"/>
-        <w:ind w:firstLine="480"/>
-      </w:pPr>
-      <w:r>
-        <w:rPr>
-          <w:rFonts w:ascii="宋体" w:cs="宋体" w:eastAsia="宋体" w:hAnsi="宋体"/>
-          <w:sz w:val="24"/>
-          <w:szCs w:val="24"/>
-        </w:rPr>
         <w:t xml:space="preserve">与此同时，各方修士也在暗流中各自筹谋——</w:t>
       </w:r>
     </w:p>
@@ -665,7 +595,7 @@
           <w:sz w:val="24"/>
           <w:szCs w:val="24"/>
         </w:rPr>
-        <w:t xml:space="preserve">江湖之上，🔍 周天问 探索有收获。，天下局势悄然生变。</w:t>
+        <w:t xml:space="preserve">江湖之上，孟长歌 练气圆满，却无筑基丹，修炼停滞！，天下局势悄然生变。</w:t>
       </w:r>
     </w:p>
     <w:p>
@@ -696,7 +626,7 @@
           <w:sz w:val="18"/>
           <w:szCs w:val="18"/>
         </w:rPr>
-        <w:t xml:space="preserve">[数据] 存活修士：20人 | 突破：2次 | 大事件：11件</w:t>
+        <w:t xml:space="preserve">[数据] 存活修士：20人 | 大事件：11件</w:t>
       </w:r>
     </w:p>
     <w:p>
@@ -3169,6 +3099,96 @@
           <w:szCs w:val="18"/>
         </w:rPr>
         <w:t xml:space="preserve">[数据] 存活修士：20人 | 大事件：20件</w:t>
+      </w:r>
+    </w:p>
+    <w:p>
+      <w:pPr>
+        <w:pStyle w:val="Heading2"/>
+        <w:spacing w:after="150" w:before="300"/>
+      </w:pPr>
+      <w:r>
+        <w:rPr>
+          <w:rFonts w:ascii="宋体" w:cs="宋体" w:eastAsia="宋体" w:hAnsi="宋体"/>
+          <w:b/>
+          <w:bCs/>
+          <w:color w:val="6B3A1F"/>
+          <w:sz w:val="28"/>
+          <w:szCs w:val="28"/>
+        </w:rPr>
+        <w:t xml:space="preserve">第126月至第130月</w:t>
+      </w:r>
+    </w:p>
+    <w:p>
+      <w:pPr>
+        <w:spacing w:after="60" w:before="60" w:line="360"/>
+        <w:ind w:firstLine="480"/>
+      </w:pPr>
+      <w:r>
+        <w:rPr>
+          <w:rFonts w:ascii="宋体" w:cs="宋体" w:eastAsia="宋体" w:hAnsi="宋体"/>
+          <w:sz w:val="24"/>
+          <w:szCs w:val="24"/>
+        </w:rPr>
+        <w:t xml:space="preserve">灵脉荒野，第126月。地脉灵气从地缝中渗出，连空气都带着令人心悸的灵压。几道身影散落四方，各自打着自己的算盘。</w:t>
+      </w:r>
+    </w:p>
+    <w:p>
+      <w:pPr>
+        <w:spacing w:after="60" w:before="60" w:line="360"/>
+        <w:ind w:firstLine="480"/>
+      </w:pPr>
+      <w:r>
+        <w:rPr>
+          <w:rFonts w:ascii="宋体" w:cs="宋体" w:eastAsia="宋体" w:hAnsi="宋体"/>
+          <w:sz w:val="24"/>
+          <w:szCs w:val="24"/>
+        </w:rPr>
+        <w:t xml:space="preserve">与此同时，各方修士也在暗流中各自筹谋——</w:t>
+      </w:r>
+    </w:p>
+    <w:p>
+      <w:pPr>
+        <w:spacing w:after="60" w:before="60" w:line="360"/>
+        <w:ind w:firstLine="480"/>
+      </w:pPr>
+      <w:r>
+        <w:rPr>
+          <w:rFonts w:ascii="宋体" w:cs="宋体" w:eastAsia="宋体" w:hAnsi="宋体"/>
+          <w:sz w:val="24"/>
+          <w:szCs w:val="24"/>
+        </w:rPr>
+        <w:t xml:space="preserve">江湖之上，🔍 孟长歌 探索有收获。，天下局势悄然生变。</w:t>
+      </w:r>
+    </w:p>
+    <w:p>
+      <w:pPr>
+        <w:spacing w:after="60" w:before="60" w:line="360"/>
+        <w:ind w:firstLine="480"/>
+      </w:pPr>
+      <w:r>
+        <w:rPr>
+          <w:rFonts w:ascii="宋体" w:cs="宋体" w:eastAsia="宋体" w:hAnsi="宋体"/>
+          <w:sz w:val="24"/>
+          <w:szCs w:val="24"/>
+        </w:rPr>
+        <w:t xml:space="preserve">血与道，从来不曾分离。第130月的故事，暂且写到这里。</w:t>
+      </w:r>
+    </w:p>
+    <w:p>
+      <w:pPr>
+        <w:spacing w:after="200" w:before="100"/>
+        <w:jc w:val="right"/>
+      </w:pPr>
+      <w:r>
+        <w:rPr>
+          <w:rFonts w:ascii="宋体" w:cs="宋体" w:eastAsia="宋体" w:hAnsi="宋体"/>
+          <w:i/>
+          <w:iCs/>
+          <w:color w:val="888888"/>
+          <w:sz w:val="18"/>
+          <w:szCs w:val="18"/>
+        </w:rPr>
+        <w:t xml:space="preserve">[数据] 存活修士：20人 | 大事件：18件</w:t>
       </w:r>
     </w:p>
     <w:sectPr>

--- a/xianxia_story.docx
+++ b/xianxia_story.docx
@@ -103,6 +103,20 @@
           <w:sz w:val="24"/>
           <w:szCs w:val="24"/>
         </w:rPr>
+        <w:t xml:space="preserve">突破的那一刻，天地间仿佛静止了。丹田深处，一道桎梏轰然崩碎，磅礴的灵力如决堤洪流喷薄而出——练气九层，终于踏上了新的境界。</w:t>
+      </w:r>
+    </w:p>
+    <w:p>
+      <w:pPr>
+        <w:spacing w:after="60" w:before="60" w:line="360"/>
+        <w:ind w:firstLine="480"/>
+      </w:pPr>
+      <w:r>
+        <w:rPr>
+          <w:rFonts w:ascii="宋体" w:cs="宋体" w:eastAsia="宋体" w:hAnsi="宋体"/>
+          <w:sz w:val="24"/>
+          <w:szCs w:val="24"/>
+        </w:rPr>
         <w:t xml:space="preserve">与此同时，各方修士也在暗流中各自筹谋——</w:t>
       </w:r>
     </w:p>
@@ -117,7 +131,7 @@
           <w:sz w:val="24"/>
           <w:szCs w:val="24"/>
         </w:rPr>
-        <w:t xml:space="preserve">江湖之上，🔍 孟长歌 探索有收获。，天下局势悄然生变。</w:t>
+        <w:t xml:space="preserve">江湖之上，🔍 梨花娘子 探索有收获。，天下局势悄然生变。</w:t>
       </w:r>
     </w:p>
     <w:p>
@@ -148,7 +162,7 @@
           <w:sz w:val="18"/>
           <w:szCs w:val="18"/>
         </w:rPr>
-        <w:t xml:space="preserve">[数据] 存活修士：20人 | 大事件：19件</w:t>
+        <w:t xml:space="preserve">[数据] 存活修士：20人 | 突破：1次 | 大事件：7件</w:t>
       </w:r>
     </w:p>
     <w:p>
@@ -207,7 +221,7 @@
           <w:sz w:val="24"/>
           <w:szCs w:val="24"/>
         </w:rPr>
-        <w:t xml:space="preserve">江湖之上，🔍 冯怒潮 探索有收获。，天下局势悄然生变。</w:t>
+        <w:t xml:space="preserve">江湖之上，🔍 老赵掌柜 探索有收获。，天下局势悄然生变。</w:t>
       </w:r>
     </w:p>
     <w:p>
@@ -238,7 +252,7 @@
           <w:sz w:val="18"/>
           <w:szCs w:val="18"/>
         </w:rPr>
-        <w:t xml:space="preserve">[数据] 存活修士：20人 | 大事件：17件</w:t>
+        <w:t xml:space="preserve">[数据] 存活修士：20人 | 大事件：8件</w:t>
       </w:r>
     </w:p>
     <w:p>
@@ -283,6 +297,34 @@
           <w:sz w:val="24"/>
           <w:szCs w:val="24"/>
         </w:rPr>
+        <w:t xml:space="preserve">天穹之上，隐隐有灵气漩涡凝聚，那是境界壁障破碎时才有的异象。滚滚灵压自丹田涌出，周身经脉尽皆震鸣——突破了，突破至练气七层！</w:t>
+      </w:r>
+    </w:p>
+    <w:p>
+      <w:pPr>
+        <w:spacing w:after="60" w:before="60" w:line="360"/>
+        <w:ind w:firstLine="480"/>
+      </w:pPr>
+      <w:r>
+        <w:rPr>
+          <w:rFonts w:ascii="宋体" w:cs="宋体" w:eastAsia="宋体" w:hAnsi="宋体"/>
+          <w:sz w:val="24"/>
+          <w:szCs w:val="24"/>
+        </w:rPr>
+        <w:t xml:space="preserve">天穹之上，隐隐有灵气漩涡凝聚，那是境界壁障破碎时才有的异象。滚滚灵压自丹田涌出，周身经脉尽皆震鸣——突破了，突破至【练气七层】！！</w:t>
+      </w:r>
+    </w:p>
+    <w:p>
+      <w:pPr>
+        <w:spacing w:after="60" w:before="60" w:line="360"/>
+        <w:ind w:firstLine="480"/>
+      </w:pPr>
+      <w:r>
+        <w:rPr>
+          <w:rFonts w:ascii="宋体" w:cs="宋体" w:eastAsia="宋体" w:hAnsi="宋体"/>
+          <w:sz w:val="24"/>
+          <w:szCs w:val="24"/>
+        </w:rPr>
         <w:t xml:space="preserve">与此同时，各方修士也在暗流中各自筹谋——</w:t>
       </w:r>
     </w:p>
@@ -297,7 +339,7 @@
           <w:sz w:val="24"/>
           <w:szCs w:val="24"/>
         </w:rPr>
-        <w:t xml:space="preserve">江湖之上，冯怒潮 练气圆满，却无筑基丹，修炼停滞！，天下局势悄然生变。</w:t>
+        <w:t xml:space="preserve">江湖之上，✨ 谢无殇 修为精进，突破至，天下局势悄然生变。</w:t>
       </w:r>
     </w:p>
     <w:p>
@@ -328,7 +370,7 @@
           <w:sz w:val="18"/>
           <w:szCs w:val="18"/>
         </w:rPr>
-        <w:t xml:space="preserve">[数据] 存活修士：20人 | 大事件：14件</w:t>
+        <w:t xml:space="preserve">[数据] 存活修士：20人 | 突破：1次 | 大事件：11件</w:t>
       </w:r>
     </w:p>
     <w:p>
@@ -373,34 +415,6 @@
           <w:sz w:val="24"/>
           <w:szCs w:val="24"/>
         </w:rPr>
-        <w:t xml:space="preserve">突破的那一刻，天地间仿佛静止了。丹田深处，一道桎梏轰然崩碎，磅礴的灵力如决堤洪流喷薄而出——练气十一层，终于踏上了新的境界。</w:t>
-      </w:r>
-    </w:p>
-    <w:p>
-      <w:pPr>
-        <w:spacing w:after="60" w:before="60" w:line="360"/>
-        <w:ind w:firstLine="480"/>
-      </w:pPr>
-      <w:r>
-        <w:rPr>
-          <w:rFonts w:ascii="宋体" w:cs="宋体" w:eastAsia="宋体" w:hAnsi="宋体"/>
-          <w:sz w:val="24"/>
-          <w:szCs w:val="24"/>
-        </w:rPr>
-        <w:t xml:space="preserve">突破的那一刻，天地间仿佛静止了。丹田深处，一道桎梏轰然崩碎，磅礴的灵力如决堤洪流喷薄而出——【练气十一层】！修仙之路，终于踏上了新的境界。</w:t>
-      </w:r>
-    </w:p>
-    <w:p>
-      <w:pPr>
-        <w:spacing w:after="60" w:before="60" w:line="360"/>
-        <w:ind w:firstLine="480"/>
-      </w:pPr>
-      <w:r>
-        <w:rPr>
-          <w:rFonts w:ascii="宋体" w:cs="宋体" w:eastAsia="宋体" w:hAnsi="宋体"/>
-          <w:sz w:val="24"/>
-          <w:szCs w:val="24"/>
-        </w:rPr>
         <w:t xml:space="preserve">与此同时，各方修士也在暗流中各自筹谋——</w:t>
       </w:r>
     </w:p>
@@ -415,7 +429,7 @@
           <w:sz w:val="24"/>
           <w:szCs w:val="24"/>
         </w:rPr>
-        <w:t xml:space="preserve">江湖之上，冯怒潮 练气圆满，却无筑基丹，修炼停滞！，天下局势悄然生变。</w:t>
+        <w:t xml:space="preserve">江湖之上，🔍 周天问 探索有收获。，天下局势悄然生变。</w:t>
       </w:r>
     </w:p>
     <w:p>
@@ -446,7 +460,7 @@
           <w:sz w:val="18"/>
           <w:szCs w:val="18"/>
         </w:rPr>
-        <w:t xml:space="preserve">[数据] 存活修士：20人 | 突破：1次 | 大事件：18件</w:t>
+        <w:t xml:space="preserve">[数据] 存活修士：20人 | 大事件：4件</w:t>
       </w:r>
     </w:p>
     <w:p>
@@ -491,6 +505,34 @@
           <w:sz w:val="24"/>
           <w:szCs w:val="24"/>
         </w:rPr>
+        <w:t xml:space="preserve">突破的那一刻，天地间仿佛静止了。丹田深处，一道桎梏轰然崩碎，磅礴的灵力如决堤洪流喷薄而出——练气八层，终于踏上了新的境界。</w:t>
+      </w:r>
+    </w:p>
+    <w:p>
+      <w:pPr>
+        <w:spacing w:after="60" w:before="60" w:line="360"/>
+        <w:ind w:firstLine="480"/>
+      </w:pPr>
+      <w:r>
+        <w:rPr>
+          <w:rFonts w:ascii="宋体" w:cs="宋体" w:eastAsia="宋体" w:hAnsi="宋体"/>
+          <w:sz w:val="24"/>
+          <w:szCs w:val="24"/>
+        </w:rPr>
+        <w:t xml:space="preserve">突破的那一刻，天地间仿佛静止了。丹田深处，一道桎梏轰然崩碎，磅礴的灵力如决堤洪流喷薄而出——【练气八层】！，终于踏上了新的境界。</w:t>
+      </w:r>
+    </w:p>
+    <w:p>
+      <w:pPr>
+        <w:spacing w:after="60" w:before="60" w:line="360"/>
+        <w:ind w:firstLine="480"/>
+      </w:pPr>
+      <w:r>
+        <w:rPr>
+          <w:rFonts w:ascii="宋体" w:cs="宋体" w:eastAsia="宋体" w:hAnsi="宋体"/>
+          <w:sz w:val="24"/>
+          <w:szCs w:val="24"/>
+        </w:rPr>
         <w:t xml:space="preserve">与此同时，各方修士也在暗流中各自筹谋——</w:t>
       </w:r>
     </w:p>
@@ -505,7 +547,7 @@
           <w:sz w:val="24"/>
           <w:szCs w:val="24"/>
         </w:rPr>
-        <w:t xml:space="preserve">江湖之上，冯怒潮 练气圆满，却无筑基丹，修炼停滞！，天下局势悄然生变。</w:t>
+        <w:t xml:space="preserve">江湖之上，✨ 裴霜凝 修为精进，突破至，天下局势悄然生变。</w:t>
       </w:r>
     </w:p>
     <w:p>
@@ -536,7 +578,7 @@
           <w:sz w:val="18"/>
           <w:szCs w:val="18"/>
         </w:rPr>
-        <w:t xml:space="preserve">[数据] 存活修士：20人 | 大事件：15件</w:t>
+        <w:t xml:space="preserve">[数据] 存活修士：20人 | 突破：1次 | 大事件：10件</w:t>
       </w:r>
     </w:p>
     <w:p>
@@ -581,6 +623,34 @@
           <w:sz w:val="24"/>
           <w:szCs w:val="24"/>
         </w:rPr>
+        <w:t xml:space="preserve">天穹之上，隐隐有灵气漩涡凝聚，那是境界壁障破碎时才有的异象。滚滚灵压自丹田涌出，周身经脉尽皆震鸣——突破了，突破至练气四层！</w:t>
+      </w:r>
+    </w:p>
+    <w:p>
+      <w:pPr>
+        <w:spacing w:after="60" w:before="60" w:line="360"/>
+        <w:ind w:firstLine="480"/>
+      </w:pPr>
+      <w:r>
+        <w:rPr>
+          <w:rFonts w:ascii="宋体" w:cs="宋体" w:eastAsia="宋体" w:hAnsi="宋体"/>
+          <w:sz w:val="24"/>
+          <w:szCs w:val="24"/>
+        </w:rPr>
+        <w:t xml:space="preserve">天穹之上，隐隐有灵气漩涡凝聚，那是境界壁障破碎时才有的异象。滚滚灵压自丹田涌出，周身经脉尽皆震鸣——突破了，突破至练气三层！</w:t>
+      </w:r>
+    </w:p>
+    <w:p>
+      <w:pPr>
+        <w:spacing w:after="60" w:before="60" w:line="360"/>
+        <w:ind w:firstLine="480"/>
+      </w:pPr>
+      <w:r>
+        <w:rPr>
+          <w:rFonts w:ascii="宋体" w:cs="宋体" w:eastAsia="宋体" w:hAnsi="宋体"/>
+          <w:sz w:val="24"/>
+          <w:szCs w:val="24"/>
+        </w:rPr>
         <w:t xml:space="preserve">与此同时，各方修士也在暗流中各自筹谋——</w:t>
       </w:r>
     </w:p>
@@ -595,7 +665,7 @@
           <w:sz w:val="24"/>
           <w:szCs w:val="24"/>
         </w:rPr>
-        <w:t xml:space="preserve">江湖之上，孟长歌 练气圆满，却无筑基丹，修炼停滞！，天下局势悄然生变。</w:t>
+        <w:t xml:space="preserve">江湖之上，🔍 周天问 探索有收获。，天下局势悄然生变。</w:t>
       </w:r>
     </w:p>
     <w:p>
@@ -626,7 +696,7 @@
           <w:sz w:val="18"/>
           <w:szCs w:val="18"/>
         </w:rPr>
-        <w:t xml:space="preserve">[数据] 存活修士：20人 | 大事件：11件</w:t>
+        <w:t xml:space="preserve">[数据] 存活修士：20人 | 突破：2次 | 大事件：11件</w:t>
       </w:r>
     </w:p>
     <w:p>
@@ -671,6 +741,34 @@
           <w:sz w:val="24"/>
           <w:szCs w:val="24"/>
         </w:rPr>
+        <w:t xml:space="preserve">突破的那一刻，天地间仿佛静止了。丹田深处，一道桎梏轰然崩碎，磅礴的灵力如决堤洪流喷薄而出——练气三层，终于踏上了新的境界。</w:t>
+      </w:r>
+    </w:p>
+    <w:p>
+      <w:pPr>
+        <w:spacing w:after="60" w:before="60" w:line="360"/>
+        <w:ind w:firstLine="480"/>
+      </w:pPr>
+      <w:r>
+        <w:rPr>
+          <w:rFonts w:ascii="宋体" w:cs="宋体" w:eastAsia="宋体" w:hAnsi="宋体"/>
+          <w:sz w:val="24"/>
+          <w:szCs w:val="24"/>
+        </w:rPr>
+        <w:t xml:space="preserve">突破的那一刻，天地间仿佛静止了。丹田深处，一道桎梏轰然崩碎，磅礴的灵力如决堤洪流喷薄而出——练气六层，终于踏上了新的境界。</w:t>
+      </w:r>
+    </w:p>
+    <w:p>
+      <w:pPr>
+        <w:spacing w:after="60" w:before="60" w:line="360"/>
+        <w:ind w:firstLine="480"/>
+      </w:pPr>
+      <w:r>
+        <w:rPr>
+          <w:rFonts w:ascii="宋体" w:cs="宋体" w:eastAsia="宋体" w:hAnsi="宋体"/>
+          <w:sz w:val="24"/>
+          <w:szCs w:val="24"/>
+        </w:rPr>
         <w:t xml:space="preserve">与此同时，各方修士也在暗流中各自筹谋——</w:t>
       </w:r>
     </w:p>
@@ -685,7 +783,7 @@
           <w:sz w:val="24"/>
           <w:szCs w:val="24"/>
         </w:rPr>
-        <w:t xml:space="preserve">江湖之上，🔍 魏玄机 探索有收获。，天下局势悄然生变。</w:t>
+        <w:t xml:space="preserve">江湖之上，🔍 谢无殇 探索有收获。，天下局势悄然生变。</w:t>
       </w:r>
     </w:p>
     <w:p>
@@ -716,7 +814,7 @@
           <w:sz w:val="18"/>
           <w:szCs w:val="18"/>
         </w:rPr>
-        <w:t xml:space="preserve">[数据] 存活修士：20人 | 大事件：15件</w:t>
+        <w:t xml:space="preserve">[数据] 存活修士：20人 | 突破：3次 | 大事件：17件</w:t>
       </w:r>
     </w:p>
     <w:p>

--- a/xianxia_story.docx
+++ b/xianxia_story.docx
@@ -103,20 +103,6 @@
           <w:sz w:val="24"/>
           <w:szCs w:val="24"/>
         </w:rPr>
-        <w:t xml:space="preserve">突破的那一刻，天地间仿佛静止了。丹田深处，一道桎梏轰然崩碎，磅礴的灵力如决堤洪流喷薄而出——练气九层，终于踏上了新的境界。</w:t>
-      </w:r>
-    </w:p>
-    <w:p>
-      <w:pPr>
-        <w:spacing w:after="60" w:before="60" w:line="360"/>
-        <w:ind w:firstLine="480"/>
-      </w:pPr>
-      <w:r>
-        <w:rPr>
-          <w:rFonts w:ascii="宋体" w:cs="宋体" w:eastAsia="宋体" w:hAnsi="宋体"/>
-          <w:sz w:val="24"/>
-          <w:szCs w:val="24"/>
-        </w:rPr>
         <w:t xml:space="preserve">与此同时，各方修士也在暗流中各自筹谋——</w:t>
       </w:r>
     </w:p>
@@ -131,7 +117,7 @@
           <w:sz w:val="24"/>
           <w:szCs w:val="24"/>
         </w:rPr>
-        <w:t xml:space="preserve">江湖之上，🔍 梨花娘子 探索有收获。，天下局势悄然生变。</w:t>
+        <w:t xml:space="preserve">江湖之上，🔍 孟长歌 探索有收获。，天下局势悄然生变。</w:t>
       </w:r>
     </w:p>
     <w:p>
@@ -162,7 +148,7 @@
           <w:sz w:val="18"/>
           <w:szCs w:val="18"/>
         </w:rPr>
-        <w:t xml:space="preserve">[数据] 存活修士：20人 | 突破：1次 | 大事件：7件</w:t>
+        <w:t xml:space="preserve">[数据] 存活修士：20人 | 大事件：19件</w:t>
       </w:r>
     </w:p>
     <w:p>
@@ -221,7 +207,7 @@
           <w:sz w:val="24"/>
           <w:szCs w:val="24"/>
         </w:rPr>
-        <w:t xml:space="preserve">江湖之上，🔍 老赵掌柜 探索有收获。，天下局势悄然生变。</w:t>
+        <w:t xml:space="preserve">江湖之上，🔍 冯怒潮 探索有收获。，天下局势悄然生变。</w:t>
       </w:r>
     </w:p>
     <w:p>
@@ -252,7 +238,7 @@
           <w:sz w:val="18"/>
           <w:szCs w:val="18"/>
         </w:rPr>
-        <w:t xml:space="preserve">[数据] 存活修士：20人 | 大事件：8件</w:t>
+        <w:t xml:space="preserve">[数据] 存活修士：20人 | 大事件：17件</w:t>
       </w:r>
     </w:p>
     <w:p>
@@ -297,34 +283,6 @@
           <w:sz w:val="24"/>
           <w:szCs w:val="24"/>
         </w:rPr>
-        <w:t xml:space="preserve">天穹之上，隐隐有灵气漩涡凝聚，那是境界壁障破碎时才有的异象。滚滚灵压自丹田涌出，周身经脉尽皆震鸣——突破了，突破至练气七层！</w:t>
-      </w:r>
-    </w:p>
-    <w:p>
-      <w:pPr>
-        <w:spacing w:after="60" w:before="60" w:line="360"/>
-        <w:ind w:firstLine="480"/>
-      </w:pPr>
-      <w:r>
-        <w:rPr>
-          <w:rFonts w:ascii="宋体" w:cs="宋体" w:eastAsia="宋体" w:hAnsi="宋体"/>
-          <w:sz w:val="24"/>
-          <w:szCs w:val="24"/>
-        </w:rPr>
-        <w:t xml:space="preserve">天穹之上，隐隐有灵气漩涡凝聚，那是境界壁障破碎时才有的异象。滚滚灵压自丹田涌出，周身经脉尽皆震鸣——突破了，突破至【练气七层】！！</w:t>
-      </w:r>
-    </w:p>
-    <w:p>
-      <w:pPr>
-        <w:spacing w:after="60" w:before="60" w:line="360"/>
-        <w:ind w:firstLine="480"/>
-      </w:pPr>
-      <w:r>
-        <w:rPr>
-          <w:rFonts w:ascii="宋体" w:cs="宋体" w:eastAsia="宋体" w:hAnsi="宋体"/>
-          <w:sz w:val="24"/>
-          <w:szCs w:val="24"/>
-        </w:rPr>
         <w:t xml:space="preserve">与此同时，各方修士也在暗流中各自筹谋——</w:t>
       </w:r>
     </w:p>
@@ -339,7 +297,7 @@
           <w:sz w:val="24"/>
           <w:szCs w:val="24"/>
         </w:rPr>
-        <w:t xml:space="preserve">江湖之上，✨ 谢无殇 修为精进，突破至，天下局势悄然生变。</w:t>
+        <w:t xml:space="preserve">江湖之上，冯怒潮 练气圆满，却无筑基丹，修炼停滞！，天下局势悄然生变。</w:t>
       </w:r>
     </w:p>
     <w:p>
@@ -370,7 +328,7 @@
           <w:sz w:val="18"/>
           <w:szCs w:val="18"/>
         </w:rPr>
-        <w:t xml:space="preserve">[数据] 存活修士：20人 | 突破：1次 | 大事件：11件</w:t>
+        <w:t xml:space="preserve">[数据] 存活修士：20人 | 大事件：14件</w:t>
       </w:r>
     </w:p>
     <w:p>
@@ -415,6 +373,34 @@
           <w:sz w:val="24"/>
           <w:szCs w:val="24"/>
         </w:rPr>
+        <w:t xml:space="preserve">突破的那一刻，天地间仿佛静止了。丹田深处，一道桎梏轰然崩碎，磅礴的灵力如决堤洪流喷薄而出——练气十一层，终于踏上了新的境界。</w:t>
+      </w:r>
+    </w:p>
+    <w:p>
+      <w:pPr>
+        <w:spacing w:after="60" w:before="60" w:line="360"/>
+        <w:ind w:firstLine="480"/>
+      </w:pPr>
+      <w:r>
+        <w:rPr>
+          <w:rFonts w:ascii="宋体" w:cs="宋体" w:eastAsia="宋体" w:hAnsi="宋体"/>
+          <w:sz w:val="24"/>
+          <w:szCs w:val="24"/>
+        </w:rPr>
+        <w:t xml:space="preserve">突破的那一刻，天地间仿佛静止了。丹田深处，一道桎梏轰然崩碎，磅礴的灵力如决堤洪流喷薄而出——【练气十一层】！修仙之路，终于踏上了新的境界。</w:t>
+      </w:r>
+    </w:p>
+    <w:p>
+      <w:pPr>
+        <w:spacing w:after="60" w:before="60" w:line="360"/>
+        <w:ind w:firstLine="480"/>
+      </w:pPr>
+      <w:r>
+        <w:rPr>
+          <w:rFonts w:ascii="宋体" w:cs="宋体" w:eastAsia="宋体" w:hAnsi="宋体"/>
+          <w:sz w:val="24"/>
+          <w:szCs w:val="24"/>
+        </w:rPr>
         <w:t xml:space="preserve">与此同时，各方修士也在暗流中各自筹谋——</w:t>
       </w:r>
     </w:p>
@@ -429,7 +415,7 @@
           <w:sz w:val="24"/>
           <w:szCs w:val="24"/>
         </w:rPr>
-        <w:t xml:space="preserve">江湖之上，🔍 周天问 探索有收获。，天下局势悄然生变。</w:t>
+        <w:t xml:space="preserve">江湖之上，冯怒潮 练气圆满，却无筑基丹，修炼停滞！，天下局势悄然生变。</w:t>
       </w:r>
     </w:p>
     <w:p>
@@ -460,7 +446,7 @@
           <w:sz w:val="18"/>
           <w:szCs w:val="18"/>
         </w:rPr>
-        <w:t xml:space="preserve">[数据] 存活修士：20人 | 大事件：4件</w:t>
+        <w:t xml:space="preserve">[数据] 存活修士：20人 | 突破：1次 | 大事件：18件</w:t>
       </w:r>
     </w:p>
     <w:p>
@@ -505,34 +491,6 @@
           <w:sz w:val="24"/>
           <w:szCs w:val="24"/>
         </w:rPr>
-        <w:t xml:space="preserve">突破的那一刻，天地间仿佛静止了。丹田深处，一道桎梏轰然崩碎，磅礴的灵力如决堤洪流喷薄而出——练气八层，终于踏上了新的境界。</w:t>
-      </w:r>
-    </w:p>
-    <w:p>
-      <w:pPr>
-        <w:spacing w:after="60" w:before="60" w:line="360"/>
-        <w:ind w:firstLine="480"/>
-      </w:pPr>
-      <w:r>
-        <w:rPr>
-          <w:rFonts w:ascii="宋体" w:cs="宋体" w:eastAsia="宋体" w:hAnsi="宋体"/>
-          <w:sz w:val="24"/>
-          <w:szCs w:val="24"/>
-        </w:rPr>
-        <w:t xml:space="preserve">突破的那一刻，天地间仿佛静止了。丹田深处，一道桎梏轰然崩碎，磅礴的灵力如决堤洪流喷薄而出——【练气八层】！，终于踏上了新的境界。</w:t>
-      </w:r>
-    </w:p>
-    <w:p>
-      <w:pPr>
-        <w:spacing w:after="60" w:before="60" w:line="360"/>
-        <w:ind w:firstLine="480"/>
-      </w:pPr>
-      <w:r>
-        <w:rPr>
-          <w:rFonts w:ascii="宋体" w:cs="宋体" w:eastAsia="宋体" w:hAnsi="宋体"/>
-          <w:sz w:val="24"/>
-          <w:szCs w:val="24"/>
-        </w:rPr>
         <w:t xml:space="preserve">与此同时，各方修士也在暗流中各自筹谋——</w:t>
       </w:r>
     </w:p>
@@ -547,7 +505,7 @@
           <w:sz w:val="24"/>
           <w:szCs w:val="24"/>
         </w:rPr>
-        <w:t xml:space="preserve">江湖之上，✨ 裴霜凝 修为精进，突破至，天下局势悄然生变。</w:t>
+        <w:t xml:space="preserve">江湖之上，冯怒潮 练气圆满，却无筑基丹，修炼停滞！，天下局势悄然生变。</w:t>
       </w:r>
     </w:p>
     <w:p>
@@ -578,7 +536,7 @@
           <w:sz w:val="18"/>
           <w:szCs w:val="18"/>
         </w:rPr>
-        <w:t xml:space="preserve">[数据] 存活修士：20人 | 突破：1次 | 大事件：10件</w:t>
+        <w:t xml:space="preserve">[数据] 存活修士：20人 | 大事件：15件</w:t>
       </w:r>
     </w:p>
     <w:p>
@@ -623,34 +581,6 @@
           <w:sz w:val="24"/>
           <w:szCs w:val="24"/>
         </w:rPr>
-        <w:t xml:space="preserve">天穹之上，隐隐有灵气漩涡凝聚，那是境界壁障破碎时才有的异象。滚滚灵压自丹田涌出，周身经脉尽皆震鸣——突破了，突破至练气四层！</w:t>
-      </w:r>
-    </w:p>
-    <w:p>
-      <w:pPr>
-        <w:spacing w:after="60" w:before="60" w:line="360"/>
-        <w:ind w:firstLine="480"/>
-      </w:pPr>
-      <w:r>
-        <w:rPr>
-          <w:rFonts w:ascii="宋体" w:cs="宋体" w:eastAsia="宋体" w:hAnsi="宋体"/>
-          <w:sz w:val="24"/>
-          <w:szCs w:val="24"/>
-        </w:rPr>
-        <w:t xml:space="preserve">天穹之上，隐隐有灵气漩涡凝聚，那是境界壁障破碎时才有的异象。滚滚灵压自丹田涌出，周身经脉尽皆震鸣——突破了，突破至练气三层！</w:t>
-      </w:r>
-    </w:p>
-    <w:p>
-      <w:pPr>
-        <w:spacing w:after="60" w:before="60" w:line="360"/>
-        <w:ind w:firstLine="480"/>
-      </w:pPr>
-      <w:r>
-        <w:rPr>
-          <w:rFonts w:ascii="宋体" w:cs="宋体" w:eastAsia="宋体" w:hAnsi="宋体"/>
-          <w:sz w:val="24"/>
-          <w:szCs w:val="24"/>
-        </w:rPr>
         <w:t xml:space="preserve">与此同时，各方修士也在暗流中各自筹谋——</w:t>
       </w:r>
     </w:p>
@@ -665,7 +595,7 @@
           <w:sz w:val="24"/>
           <w:szCs w:val="24"/>
         </w:rPr>
-        <w:t xml:space="preserve">江湖之上，🔍 周天问 探索有收获。，天下局势悄然生变。</w:t>
+        <w:t xml:space="preserve">江湖之上，孟长歌 练气圆满，却无筑基丹，修炼停滞！，天下局势悄然生变。</w:t>
       </w:r>
     </w:p>
     <w:p>
@@ -696,7 +626,7 @@
           <w:sz w:val="18"/>
           <w:szCs w:val="18"/>
         </w:rPr>
-        <w:t xml:space="preserve">[数据] 存活修士：20人 | 突破：2次 | 大事件：11件</w:t>
+        <w:t xml:space="preserve">[数据] 存活修士：20人 | 大事件：11件</w:t>
       </w:r>
     </w:p>
     <w:p>
@@ -741,34 +671,6 @@
           <w:sz w:val="24"/>
           <w:szCs w:val="24"/>
         </w:rPr>
-        <w:t xml:space="preserve">突破的那一刻，天地间仿佛静止了。丹田深处，一道桎梏轰然崩碎，磅礴的灵力如决堤洪流喷薄而出——练气三层，终于踏上了新的境界。</w:t>
-      </w:r>
-    </w:p>
-    <w:p>
-      <w:pPr>
-        <w:spacing w:after="60" w:before="60" w:line="360"/>
-        <w:ind w:firstLine="480"/>
-      </w:pPr>
-      <w:r>
-        <w:rPr>
-          <w:rFonts w:ascii="宋体" w:cs="宋体" w:eastAsia="宋体" w:hAnsi="宋体"/>
-          <w:sz w:val="24"/>
-          <w:szCs w:val="24"/>
-        </w:rPr>
-        <w:t xml:space="preserve">突破的那一刻，天地间仿佛静止了。丹田深处，一道桎梏轰然崩碎，磅礴的灵力如决堤洪流喷薄而出——练气六层，终于踏上了新的境界。</w:t>
-      </w:r>
-    </w:p>
-    <w:p>
-      <w:pPr>
-        <w:spacing w:after="60" w:before="60" w:line="360"/>
-        <w:ind w:firstLine="480"/>
-      </w:pPr>
-      <w:r>
-        <w:rPr>
-          <w:rFonts w:ascii="宋体" w:cs="宋体" w:eastAsia="宋体" w:hAnsi="宋体"/>
-          <w:sz w:val="24"/>
-          <w:szCs w:val="24"/>
-        </w:rPr>
         <w:t xml:space="preserve">与此同时，各方修士也在暗流中各自筹谋——</w:t>
       </w:r>
     </w:p>
@@ -783,7 +685,7 @@
           <w:sz w:val="24"/>
           <w:szCs w:val="24"/>
         </w:rPr>
-        <w:t xml:space="preserve">江湖之上，🔍 谢无殇 探索有收获。，天下局势悄然生变。</w:t>
+        <w:t xml:space="preserve">江湖之上，🔍 魏玄机 探索有收获。，天下局势悄然生变。</w:t>
       </w:r>
     </w:p>
     <w:p>
@@ -814,7 +716,7 @@
           <w:sz w:val="18"/>
           <w:szCs w:val="18"/>
         </w:rPr>
-        <w:t xml:space="preserve">[数据] 存活修士：20人 | 突破：3次 | 大事件：17件</w:t>
+        <w:t xml:space="preserve">[数据] 存活修士：20人 | 大事件：15件</w:t>
       </w:r>
     </w:p>
     <w:p>
@@ -3287,6 +3189,124 @@
           <w:szCs w:val="18"/>
         </w:rPr>
         <w:t xml:space="preserve">[数据] 存活修士：20人 | 大事件：18件</w:t>
+      </w:r>
+    </w:p>
+    <w:p>
+      <w:pPr>
+        <w:pStyle w:val="Heading2"/>
+        <w:spacing w:after="150" w:before="300"/>
+      </w:pPr>
+      <w:r>
+        <w:rPr>
+          <w:rFonts w:ascii="宋体" w:cs="宋体" w:eastAsia="宋体" w:hAnsi="宋体"/>
+          <w:b/>
+          <w:bCs/>
+          <w:color w:val="6B3A1F"/>
+          <w:sz w:val="28"/>
+          <w:szCs w:val="28"/>
+        </w:rPr>
+        <w:t xml:space="preserve">第131月至第135月</w:t>
+      </w:r>
+    </w:p>
+    <w:p>
+      <w:pPr>
+        <w:spacing w:after="60" w:before="60" w:line="360"/>
+        <w:ind w:firstLine="480"/>
+      </w:pPr>
+      <w:r>
+        <w:rPr>
+          <w:rFonts w:ascii="宋体" w:cs="宋体" w:eastAsia="宋体" w:hAnsi="宋体"/>
+          <w:sz w:val="24"/>
+          <w:szCs w:val="24"/>
+        </w:rPr>
+        <w:t xml:space="preserve">灵脉荒野，第131月。地脉灵气从地缝中渗出，连空气都带着令人心悸的灵压。几道身影散落四方，各自打着自己的算盘。</w:t>
+      </w:r>
+    </w:p>
+    <w:p>
+      <w:pPr>
+        <w:spacing w:after="60" w:before="60" w:line="360"/>
+        <w:ind w:firstLine="480"/>
+      </w:pPr>
+      <w:r>
+        <w:rPr>
+          <w:rFonts w:ascii="宋体" w:cs="宋体" w:eastAsia="宋体" w:hAnsi="宋体"/>
+          <w:sz w:val="24"/>
+          <w:szCs w:val="24"/>
+        </w:rPr>
+        <w:t xml:space="preserve">天穹之上，隐隐有灵气漩涡凝聚，那是境界壁障破碎时才有的异象。滚滚灵压自丹田涌出，周身经脉尽皆震鸣——突破了，突破至练气一层！</w:t>
+      </w:r>
+    </w:p>
+    <w:p>
+      <w:pPr>
+        <w:spacing w:after="60" w:before="60" w:line="360"/>
+        <w:ind w:firstLine="480"/>
+      </w:pPr>
+      <w:r>
+        <w:rPr>
+          <w:rFonts w:ascii="宋体" w:cs="宋体" w:eastAsia="宋体" w:hAnsi="宋体"/>
+          <w:sz w:val="24"/>
+          <w:szCs w:val="24"/>
+        </w:rPr>
+        <w:t xml:space="preserve">天穹之上，隐隐有灵气漩涡凝聚，那是境界壁障破碎时才有的异象。滚滚灵压自丹田涌出，周身经脉尽皆震鸣——突破了，突破至【练气一层】！！</w:t>
+      </w:r>
+    </w:p>
+    <w:p>
+      <w:pPr>
+        <w:spacing w:after="60" w:before="60" w:line="360"/>
+        <w:ind w:firstLine="480"/>
+      </w:pPr>
+      <w:r>
+        <w:rPr>
+          <w:rFonts w:ascii="宋体" w:cs="宋体" w:eastAsia="宋体" w:hAnsi="宋体"/>
+          <w:sz w:val="24"/>
+          <w:szCs w:val="24"/>
+        </w:rPr>
+        <w:t xml:space="preserve">与此同时，各方修士也在暗流中各自筹谋——</w:t>
+      </w:r>
+    </w:p>
+    <w:p>
+      <w:pPr>
+        <w:spacing w:after="60" w:before="60" w:line="360"/>
+        <w:ind w:firstLine="480"/>
+      </w:pPr>
+      <w:r>
+        <w:rPr>
+          <w:rFonts w:ascii="宋体" w:cs="宋体" w:eastAsia="宋体" w:hAnsi="宋体"/>
+          <w:sz w:val="24"/>
+          <w:szCs w:val="24"/>
+        </w:rPr>
+        <w:t xml:space="preserve">江湖之上，🔍 冯怒潮 探索有收获。，天下局势悄然生变。</w:t>
+      </w:r>
+    </w:p>
+    <w:p>
+      <w:pPr>
+        <w:spacing w:after="60" w:before="60" w:line="360"/>
+        <w:ind w:firstLine="480"/>
+      </w:pPr>
+      <w:r>
+        <w:rPr>
+          <w:rFonts w:ascii="宋体" w:cs="宋体" w:eastAsia="宋体" w:hAnsi="宋体"/>
+          <w:sz w:val="24"/>
+          <w:szCs w:val="24"/>
+        </w:rPr>
+        <w:t xml:space="preserve">第135月，苍渺大陆的天地棋盘又落下了几枚棋子。谁生谁死，谁主沉浮，尚未可知。</w:t>
+      </w:r>
+    </w:p>
+    <w:p>
+      <w:pPr>
+        <w:spacing w:after="200" w:before="100"/>
+        <w:jc w:val="right"/>
+      </w:pPr>
+      <w:r>
+        <w:rPr>
+          <w:rFonts w:ascii="宋体" w:cs="宋体" w:eastAsia="宋体" w:hAnsi="宋体"/>
+          <w:i/>
+          <w:iCs/>
+          <w:color w:val="888888"/>
+          <w:sz w:val="18"/>
+          <w:szCs w:val="18"/>
+        </w:rPr>
+        <w:t xml:space="preserve">[数据] 存活修士：20人 | 突破：1次 | 大事件：20件</w:t>
       </w:r>
     </w:p>
     <w:sectPr>

--- a/xianxia_story.docx
+++ b/xianxia_story.docx
@@ -103,6 +103,20 @@
           <w:sz w:val="24"/>
           <w:szCs w:val="24"/>
         </w:rPr>
+        <w:t xml:space="preserve">突破的那一刻，天地间仿佛静止了。丹田深处，一道桎梏轰然崩碎，磅礴的灵力如决堤洪流喷薄而出——练气九层，终于踏上了新的境界。</w:t>
+      </w:r>
+    </w:p>
+    <w:p>
+      <w:pPr>
+        <w:spacing w:after="60" w:before="60" w:line="360"/>
+        <w:ind w:firstLine="480"/>
+      </w:pPr>
+      <w:r>
+        <w:rPr>
+          <w:rFonts w:ascii="宋体" w:cs="宋体" w:eastAsia="宋体" w:hAnsi="宋体"/>
+          <w:sz w:val="24"/>
+          <w:szCs w:val="24"/>
+        </w:rPr>
         <w:t xml:space="preserve">与此同时，各方修士也在暗流中各自筹谋——</w:t>
       </w:r>
     </w:p>
@@ -117,7 +131,7 @@
           <w:sz w:val="24"/>
           <w:szCs w:val="24"/>
         </w:rPr>
-        <w:t xml:space="preserve">江湖之上，🔍 孟长歌 探索有收获。，天下局势悄然生变。</w:t>
+        <w:t xml:space="preserve">江湖之上，🔍 梨花娘子 探索有收获。，天下局势悄然生变。</w:t>
       </w:r>
     </w:p>
     <w:p>
@@ -148,7 +162,7 @@
           <w:sz w:val="18"/>
           <w:szCs w:val="18"/>
         </w:rPr>
-        <w:t xml:space="preserve">[数据] 存活修士：20人 | 大事件：19件</w:t>
+        <w:t xml:space="preserve">[数据] 存活修士：20人 | 突破：1次 | 大事件：7件</w:t>
       </w:r>
     </w:p>
     <w:p>
@@ -207,7 +221,7 @@
           <w:sz w:val="24"/>
           <w:szCs w:val="24"/>
         </w:rPr>
-        <w:t xml:space="preserve">江湖之上，🔍 冯怒潮 探索有收获。，天下局势悄然生变。</w:t>
+        <w:t xml:space="preserve">江湖之上，🔍 老赵掌柜 探索有收获。，天下局势悄然生变。</w:t>
       </w:r>
     </w:p>
     <w:p>
@@ -238,7 +252,7 @@
           <w:sz w:val="18"/>
           <w:szCs w:val="18"/>
         </w:rPr>
-        <w:t xml:space="preserve">[数据] 存活修士：20人 | 大事件：17件</w:t>
+        <w:t xml:space="preserve">[数据] 存活修士：20人 | 大事件：8件</w:t>
       </w:r>
     </w:p>
     <w:p>
@@ -283,6 +297,34 @@
           <w:sz w:val="24"/>
           <w:szCs w:val="24"/>
         </w:rPr>
+        <w:t xml:space="preserve">天穹之上，隐隐有灵气漩涡凝聚，那是境界壁障破碎时才有的异象。滚滚灵压自丹田涌出，周身经脉尽皆震鸣——突破了，突破至练气七层！</w:t>
+      </w:r>
+    </w:p>
+    <w:p>
+      <w:pPr>
+        <w:spacing w:after="60" w:before="60" w:line="360"/>
+        <w:ind w:firstLine="480"/>
+      </w:pPr>
+      <w:r>
+        <w:rPr>
+          <w:rFonts w:ascii="宋体" w:cs="宋体" w:eastAsia="宋体" w:hAnsi="宋体"/>
+          <w:sz w:val="24"/>
+          <w:szCs w:val="24"/>
+        </w:rPr>
+        <w:t xml:space="preserve">天穹之上，隐隐有灵气漩涡凝聚，那是境界壁障破碎时才有的异象。滚滚灵压自丹田涌出，周身经脉尽皆震鸣——突破了，突破至【练气七层】！！</w:t>
+      </w:r>
+    </w:p>
+    <w:p>
+      <w:pPr>
+        <w:spacing w:after="60" w:before="60" w:line="360"/>
+        <w:ind w:firstLine="480"/>
+      </w:pPr>
+      <w:r>
+        <w:rPr>
+          <w:rFonts w:ascii="宋体" w:cs="宋体" w:eastAsia="宋体" w:hAnsi="宋体"/>
+          <w:sz w:val="24"/>
+          <w:szCs w:val="24"/>
+        </w:rPr>
         <w:t xml:space="preserve">与此同时，各方修士也在暗流中各自筹谋——</w:t>
       </w:r>
     </w:p>
@@ -297,7 +339,7 @@
           <w:sz w:val="24"/>
           <w:szCs w:val="24"/>
         </w:rPr>
-        <w:t xml:space="preserve">江湖之上，冯怒潮 练气圆满，却无筑基丹，修炼停滞！，天下局势悄然生变。</w:t>
+        <w:t xml:space="preserve">江湖之上，✨ 谢无殇 修为精进，突破至，天下局势悄然生变。</w:t>
       </w:r>
     </w:p>
     <w:p>
@@ -328,7 +370,7 @@
           <w:sz w:val="18"/>
           <w:szCs w:val="18"/>
         </w:rPr>
-        <w:t xml:space="preserve">[数据] 存活修士：20人 | 大事件：14件</w:t>
+        <w:t xml:space="preserve">[数据] 存活修士：20人 | 突破：1次 | 大事件：11件</w:t>
       </w:r>
     </w:p>
     <w:p>
@@ -373,34 +415,6 @@
           <w:sz w:val="24"/>
           <w:szCs w:val="24"/>
         </w:rPr>
-        <w:t xml:space="preserve">突破的那一刻，天地间仿佛静止了。丹田深处，一道桎梏轰然崩碎，磅礴的灵力如决堤洪流喷薄而出——练气十一层，终于踏上了新的境界。</w:t>
-      </w:r>
-    </w:p>
-    <w:p>
-      <w:pPr>
-        <w:spacing w:after="60" w:before="60" w:line="360"/>
-        <w:ind w:firstLine="480"/>
-      </w:pPr>
-      <w:r>
-        <w:rPr>
-          <w:rFonts w:ascii="宋体" w:cs="宋体" w:eastAsia="宋体" w:hAnsi="宋体"/>
-          <w:sz w:val="24"/>
-          <w:szCs w:val="24"/>
-        </w:rPr>
-        <w:t xml:space="preserve">突破的那一刻，天地间仿佛静止了。丹田深处，一道桎梏轰然崩碎，磅礴的灵力如决堤洪流喷薄而出——【练气十一层】！修仙之路，终于踏上了新的境界。</w:t>
-      </w:r>
-    </w:p>
-    <w:p>
-      <w:pPr>
-        <w:spacing w:after="60" w:before="60" w:line="360"/>
-        <w:ind w:firstLine="480"/>
-      </w:pPr>
-      <w:r>
-        <w:rPr>
-          <w:rFonts w:ascii="宋体" w:cs="宋体" w:eastAsia="宋体" w:hAnsi="宋体"/>
-          <w:sz w:val="24"/>
-          <w:szCs w:val="24"/>
-        </w:rPr>
         <w:t xml:space="preserve">与此同时，各方修士也在暗流中各自筹谋——</w:t>
       </w:r>
     </w:p>
@@ -415,7 +429,7 @@
           <w:sz w:val="24"/>
           <w:szCs w:val="24"/>
         </w:rPr>
-        <w:t xml:space="preserve">江湖之上，冯怒潮 练气圆满，却无筑基丹，修炼停滞！，天下局势悄然生变。</w:t>
+        <w:t xml:space="preserve">江湖之上，🔍 周天问 探索有收获。，天下局势悄然生变。</w:t>
       </w:r>
     </w:p>
     <w:p>
@@ -446,7 +460,7 @@
           <w:sz w:val="18"/>
           <w:szCs w:val="18"/>
         </w:rPr>
-        <w:t xml:space="preserve">[数据] 存活修士：20人 | 突破：1次 | 大事件：18件</w:t>
+        <w:t xml:space="preserve">[数据] 存活修士：20人 | 大事件：4件</w:t>
       </w:r>
     </w:p>
     <w:p>
@@ -491,6 +505,34 @@
           <w:sz w:val="24"/>
           <w:szCs w:val="24"/>
         </w:rPr>
+        <w:t xml:space="preserve">突破的那一刻，天地间仿佛静止了。丹田深处，一道桎梏轰然崩碎，磅礴的灵力如决堤洪流喷薄而出——练气八层，终于踏上了新的境界。</w:t>
+      </w:r>
+    </w:p>
+    <w:p>
+      <w:pPr>
+        <w:spacing w:after="60" w:before="60" w:line="360"/>
+        <w:ind w:firstLine="480"/>
+      </w:pPr>
+      <w:r>
+        <w:rPr>
+          <w:rFonts w:ascii="宋体" w:cs="宋体" w:eastAsia="宋体" w:hAnsi="宋体"/>
+          <w:sz w:val="24"/>
+          <w:szCs w:val="24"/>
+        </w:rPr>
+        <w:t xml:space="preserve">突破的那一刻，天地间仿佛静止了。丹田深处，一道桎梏轰然崩碎，磅礴的灵力如决堤洪流喷薄而出——【练气八层】！，终于踏上了新的境界。</w:t>
+      </w:r>
+    </w:p>
+    <w:p>
+      <w:pPr>
+        <w:spacing w:after="60" w:before="60" w:line="360"/>
+        <w:ind w:firstLine="480"/>
+      </w:pPr>
+      <w:r>
+        <w:rPr>
+          <w:rFonts w:ascii="宋体" w:cs="宋体" w:eastAsia="宋体" w:hAnsi="宋体"/>
+          <w:sz w:val="24"/>
+          <w:szCs w:val="24"/>
+        </w:rPr>
         <w:t xml:space="preserve">与此同时，各方修士也在暗流中各自筹谋——</w:t>
       </w:r>
     </w:p>
@@ -505,7 +547,7 @@
           <w:sz w:val="24"/>
           <w:szCs w:val="24"/>
         </w:rPr>
-        <w:t xml:space="preserve">江湖之上，冯怒潮 练气圆满，却无筑基丹，修炼停滞！，天下局势悄然生变。</w:t>
+        <w:t xml:space="preserve">江湖之上，✨ 裴霜凝 修为精进，突破至，天下局势悄然生变。</w:t>
       </w:r>
     </w:p>
     <w:p>
@@ -536,7 +578,7 @@
           <w:sz w:val="18"/>
           <w:szCs w:val="18"/>
         </w:rPr>
-        <w:t xml:space="preserve">[数据] 存活修士：20人 | 大事件：15件</w:t>
+        <w:t xml:space="preserve">[数据] 存活修士：20人 | 突破：1次 | 大事件：10件</w:t>
       </w:r>
     </w:p>
     <w:p>
@@ -581,6 +623,34 @@
           <w:sz w:val="24"/>
           <w:szCs w:val="24"/>
         </w:rPr>
+        <w:t xml:space="preserve">天穹之上，隐隐有灵气漩涡凝聚，那是境界壁障破碎时才有的异象。滚滚灵压自丹田涌出，周身经脉尽皆震鸣——突破了，突破至练气四层！</w:t>
+      </w:r>
+    </w:p>
+    <w:p>
+      <w:pPr>
+        <w:spacing w:after="60" w:before="60" w:line="360"/>
+        <w:ind w:firstLine="480"/>
+      </w:pPr>
+      <w:r>
+        <w:rPr>
+          <w:rFonts w:ascii="宋体" w:cs="宋体" w:eastAsia="宋体" w:hAnsi="宋体"/>
+          <w:sz w:val="24"/>
+          <w:szCs w:val="24"/>
+        </w:rPr>
+        <w:t xml:space="preserve">天穹之上，隐隐有灵气漩涡凝聚，那是境界壁障破碎时才有的异象。滚滚灵压自丹田涌出，周身经脉尽皆震鸣——突破了，突破至练气三层！</w:t>
+      </w:r>
+    </w:p>
+    <w:p>
+      <w:pPr>
+        <w:spacing w:after="60" w:before="60" w:line="360"/>
+        <w:ind w:firstLine="480"/>
+      </w:pPr>
+      <w:r>
+        <w:rPr>
+          <w:rFonts w:ascii="宋体" w:cs="宋体" w:eastAsia="宋体" w:hAnsi="宋体"/>
+          <w:sz w:val="24"/>
+          <w:szCs w:val="24"/>
+        </w:rPr>
         <w:t xml:space="preserve">与此同时，各方修士也在暗流中各自筹谋——</w:t>
       </w:r>
     </w:p>
@@ -595,7 +665,7 @@
           <w:sz w:val="24"/>
           <w:szCs w:val="24"/>
         </w:rPr>
-        <w:t xml:space="preserve">江湖之上，孟长歌 练气圆满，却无筑基丹，修炼停滞！，天下局势悄然生变。</w:t>
+        <w:t xml:space="preserve">江湖之上，🔍 周天问 探索有收获。，天下局势悄然生变。</w:t>
       </w:r>
     </w:p>
     <w:p>
@@ -626,7 +696,7 @@
           <w:sz w:val="18"/>
           <w:szCs w:val="18"/>
         </w:rPr>
-        <w:t xml:space="preserve">[数据] 存活修士：20人 | 大事件：11件</w:t>
+        <w:t xml:space="preserve">[数据] 存活修士：20人 | 突破：2次 | 大事件：11件</w:t>
       </w:r>
     </w:p>
     <w:p>
@@ -671,6 +741,34 @@
           <w:sz w:val="24"/>
           <w:szCs w:val="24"/>
         </w:rPr>
+        <w:t xml:space="preserve">突破的那一刻，天地间仿佛静止了。丹田深处，一道桎梏轰然崩碎，磅礴的灵力如决堤洪流喷薄而出——练气三层，终于踏上了新的境界。</w:t>
+      </w:r>
+    </w:p>
+    <w:p>
+      <w:pPr>
+        <w:spacing w:after="60" w:before="60" w:line="360"/>
+        <w:ind w:firstLine="480"/>
+      </w:pPr>
+      <w:r>
+        <w:rPr>
+          <w:rFonts w:ascii="宋体" w:cs="宋体" w:eastAsia="宋体" w:hAnsi="宋体"/>
+          <w:sz w:val="24"/>
+          <w:szCs w:val="24"/>
+        </w:rPr>
+        <w:t xml:space="preserve">突破的那一刻，天地间仿佛静止了。丹田深处，一道桎梏轰然崩碎，磅礴的灵力如决堤洪流喷薄而出——练气六层，终于踏上了新的境界。</w:t>
+      </w:r>
+    </w:p>
+    <w:p>
+      <w:pPr>
+        <w:spacing w:after="60" w:before="60" w:line="360"/>
+        <w:ind w:firstLine="480"/>
+      </w:pPr>
+      <w:r>
+        <w:rPr>
+          <w:rFonts w:ascii="宋体" w:cs="宋体" w:eastAsia="宋体" w:hAnsi="宋体"/>
+          <w:sz w:val="24"/>
+          <w:szCs w:val="24"/>
+        </w:rPr>
         <w:t xml:space="preserve">与此同时，各方修士也在暗流中各自筹谋——</w:t>
       </w:r>
     </w:p>
@@ -685,7 +783,7 @@
           <w:sz w:val="24"/>
           <w:szCs w:val="24"/>
         </w:rPr>
-        <w:t xml:space="preserve">江湖之上，🔍 魏玄机 探索有收获。，天下局势悄然生变。</w:t>
+        <w:t xml:space="preserve">江湖之上，🔍 谢无殇 探索有收获。，天下局势悄然生变。</w:t>
       </w:r>
     </w:p>
     <w:p>
@@ -716,7 +814,7 @@
           <w:sz w:val="18"/>
           <w:szCs w:val="18"/>
         </w:rPr>
-        <w:t xml:space="preserve">[数据] 存活修士：20人 | 大事件：15件</w:t>
+        <w:t xml:space="preserve">[数据] 存活修士：20人 | 突破：3次 | 大事件：17件</w:t>
       </w:r>
     </w:p>
     <w:p>
@@ -775,7 +873,7 @@
           <w:sz w:val="24"/>
           <w:szCs w:val="24"/>
         </w:rPr>
-        <w:t xml:space="preserve">江湖之上，冯怒潮 练气圆满，却无筑基丹，修炼停滞！，天下局势悄然生变。</w:t>
+        <w:t xml:space="preserve">江湖之上，🔍 裴霜凝 探索有收获。，天下局势悄然生变。</w:t>
       </w:r>
     </w:p>
     <w:p>
@@ -806,7 +904,7 @@
           <w:sz w:val="18"/>
           <w:szCs w:val="18"/>
         </w:rPr>
-        <w:t xml:space="preserve">[数据] 存活修士：20人 | 大事件：11件</w:t>
+        <w:t xml:space="preserve">[数据] 存活修士：20人 | 大事件：8件</w:t>
       </w:r>
     </w:p>
     <w:p>

--- a/xianxia_story.docx
+++ b/xianxia_story.docx
@@ -103,20 +103,6 @@
           <w:sz w:val="24"/>
           <w:szCs w:val="24"/>
         </w:rPr>
-        <w:t xml:space="preserve">突破的那一刻，天地间仿佛静止了。丹田深处，一道桎梏轰然崩碎，磅礴的灵力如决堤洪流喷薄而出——练气九层，终于踏上了新的境界。</w:t>
-      </w:r>
-    </w:p>
-    <w:p>
-      <w:pPr>
-        <w:spacing w:after="60" w:before="60" w:line="360"/>
-        <w:ind w:firstLine="480"/>
-      </w:pPr>
-      <w:r>
-        <w:rPr>
-          <w:rFonts w:ascii="宋体" w:cs="宋体" w:eastAsia="宋体" w:hAnsi="宋体"/>
-          <w:sz w:val="24"/>
-          <w:szCs w:val="24"/>
-        </w:rPr>
         <w:t xml:space="preserve">与此同时，各方修士也在暗流中各自筹谋——</w:t>
       </w:r>
     </w:p>
@@ -131,7 +117,7 @@
           <w:sz w:val="24"/>
           <w:szCs w:val="24"/>
         </w:rPr>
-        <w:t xml:space="preserve">江湖之上，🔍 梨花娘子 探索有收获。，天下局势悄然生变。</w:t>
+        <w:t xml:space="preserve">江湖之上，🔍 孟长歌 探索有收获。，天下局势悄然生变。</w:t>
       </w:r>
     </w:p>
     <w:p>
@@ -162,7 +148,7 @@
           <w:sz w:val="18"/>
           <w:szCs w:val="18"/>
         </w:rPr>
-        <w:t xml:space="preserve">[数据] 存活修士：20人 | 突破：1次 | 大事件：7件</w:t>
+        <w:t xml:space="preserve">[数据] 存活修士：20人 | 大事件：19件</w:t>
       </w:r>
     </w:p>
     <w:p>
@@ -221,7 +207,7 @@
           <w:sz w:val="24"/>
           <w:szCs w:val="24"/>
         </w:rPr>
-        <w:t xml:space="preserve">江湖之上，🔍 老赵掌柜 探索有收获。，天下局势悄然生变。</w:t>
+        <w:t xml:space="preserve">江湖之上，🔍 冯怒潮 探索有收获。，天下局势悄然生变。</w:t>
       </w:r>
     </w:p>
     <w:p>
@@ -252,7 +238,7 @@
           <w:sz w:val="18"/>
           <w:szCs w:val="18"/>
         </w:rPr>
-        <w:t xml:space="preserve">[数据] 存活修士：20人 | 大事件：8件</w:t>
+        <w:t xml:space="preserve">[数据] 存活修士：20人 | 大事件：17件</w:t>
       </w:r>
     </w:p>
     <w:p>
@@ -297,34 +283,6 @@
           <w:sz w:val="24"/>
           <w:szCs w:val="24"/>
         </w:rPr>
-        <w:t xml:space="preserve">天穹之上，隐隐有灵气漩涡凝聚，那是境界壁障破碎时才有的异象。滚滚灵压自丹田涌出，周身经脉尽皆震鸣——突破了，突破至练气七层！</w:t>
-      </w:r>
-    </w:p>
-    <w:p>
-      <w:pPr>
-        <w:spacing w:after="60" w:before="60" w:line="360"/>
-        <w:ind w:firstLine="480"/>
-      </w:pPr>
-      <w:r>
-        <w:rPr>
-          <w:rFonts w:ascii="宋体" w:cs="宋体" w:eastAsia="宋体" w:hAnsi="宋体"/>
-          <w:sz w:val="24"/>
-          <w:szCs w:val="24"/>
-        </w:rPr>
-        <w:t xml:space="preserve">天穹之上，隐隐有灵气漩涡凝聚，那是境界壁障破碎时才有的异象。滚滚灵压自丹田涌出，周身经脉尽皆震鸣——突破了，突破至【练气七层】！！</w:t>
-      </w:r>
-    </w:p>
-    <w:p>
-      <w:pPr>
-        <w:spacing w:after="60" w:before="60" w:line="360"/>
-        <w:ind w:firstLine="480"/>
-      </w:pPr>
-      <w:r>
-        <w:rPr>
-          <w:rFonts w:ascii="宋体" w:cs="宋体" w:eastAsia="宋体" w:hAnsi="宋体"/>
-          <w:sz w:val="24"/>
-          <w:szCs w:val="24"/>
-        </w:rPr>
         <w:t xml:space="preserve">与此同时，各方修士也在暗流中各自筹谋——</w:t>
       </w:r>
     </w:p>
@@ -339,7 +297,7 @@
           <w:sz w:val="24"/>
           <w:szCs w:val="24"/>
         </w:rPr>
-        <w:t xml:space="preserve">江湖之上，✨ 谢无殇 修为精进，突破至，天下局势悄然生变。</w:t>
+        <w:t xml:space="preserve">江湖之上，冯怒潮 练气圆满，却无筑基丹，修炼停滞！，天下局势悄然生变。</w:t>
       </w:r>
     </w:p>
     <w:p>
@@ -370,7 +328,7 @@
           <w:sz w:val="18"/>
           <w:szCs w:val="18"/>
         </w:rPr>
-        <w:t xml:space="preserve">[数据] 存活修士：20人 | 突破：1次 | 大事件：11件</w:t>
+        <w:t xml:space="preserve">[数据] 存活修士：20人 | 大事件：14件</w:t>
       </w:r>
     </w:p>
     <w:p>
@@ -415,6 +373,34 @@
           <w:sz w:val="24"/>
           <w:szCs w:val="24"/>
         </w:rPr>
+        <w:t xml:space="preserve">突破的那一刻，天地间仿佛静止了。丹田深处，一道桎梏轰然崩碎，磅礴的灵力如决堤洪流喷薄而出——练气十一层，终于踏上了新的境界。</w:t>
+      </w:r>
+    </w:p>
+    <w:p>
+      <w:pPr>
+        <w:spacing w:after="60" w:before="60" w:line="360"/>
+        <w:ind w:firstLine="480"/>
+      </w:pPr>
+      <w:r>
+        <w:rPr>
+          <w:rFonts w:ascii="宋体" w:cs="宋体" w:eastAsia="宋体" w:hAnsi="宋体"/>
+          <w:sz w:val="24"/>
+          <w:szCs w:val="24"/>
+        </w:rPr>
+        <w:t xml:space="preserve">突破的那一刻，天地间仿佛静止了。丹田深处，一道桎梏轰然崩碎，磅礴的灵力如决堤洪流喷薄而出——【练气十一层】！修仙之路，终于踏上了新的境界。</w:t>
+      </w:r>
+    </w:p>
+    <w:p>
+      <w:pPr>
+        <w:spacing w:after="60" w:before="60" w:line="360"/>
+        <w:ind w:firstLine="480"/>
+      </w:pPr>
+      <w:r>
+        <w:rPr>
+          <w:rFonts w:ascii="宋体" w:cs="宋体" w:eastAsia="宋体" w:hAnsi="宋体"/>
+          <w:sz w:val="24"/>
+          <w:szCs w:val="24"/>
+        </w:rPr>
         <w:t xml:space="preserve">与此同时，各方修士也在暗流中各自筹谋——</w:t>
       </w:r>
     </w:p>
@@ -429,7 +415,7 @@
           <w:sz w:val="24"/>
           <w:szCs w:val="24"/>
         </w:rPr>
-        <w:t xml:space="preserve">江湖之上，🔍 周天问 探索有收获。，天下局势悄然生变。</w:t>
+        <w:t xml:space="preserve">江湖之上，冯怒潮 练气圆满，却无筑基丹，修炼停滞！，天下局势悄然生变。</w:t>
       </w:r>
     </w:p>
     <w:p>
@@ -460,7 +446,7 @@
           <w:sz w:val="18"/>
           <w:szCs w:val="18"/>
         </w:rPr>
-        <w:t xml:space="preserve">[数据] 存活修士：20人 | 大事件：4件</w:t>
+        <w:t xml:space="preserve">[数据] 存活修士：20人 | 突破：1次 | 大事件：18件</w:t>
       </w:r>
     </w:p>
     <w:p>
@@ -505,34 +491,6 @@
           <w:sz w:val="24"/>
           <w:szCs w:val="24"/>
         </w:rPr>
-        <w:t xml:space="preserve">突破的那一刻，天地间仿佛静止了。丹田深处，一道桎梏轰然崩碎，磅礴的灵力如决堤洪流喷薄而出——练气八层，终于踏上了新的境界。</w:t>
-      </w:r>
-    </w:p>
-    <w:p>
-      <w:pPr>
-        <w:spacing w:after="60" w:before="60" w:line="360"/>
-        <w:ind w:firstLine="480"/>
-      </w:pPr>
-      <w:r>
-        <w:rPr>
-          <w:rFonts w:ascii="宋体" w:cs="宋体" w:eastAsia="宋体" w:hAnsi="宋体"/>
-          <w:sz w:val="24"/>
-          <w:szCs w:val="24"/>
-        </w:rPr>
-        <w:t xml:space="preserve">突破的那一刻，天地间仿佛静止了。丹田深处，一道桎梏轰然崩碎，磅礴的灵力如决堤洪流喷薄而出——【练气八层】！，终于踏上了新的境界。</w:t>
-      </w:r>
-    </w:p>
-    <w:p>
-      <w:pPr>
-        <w:spacing w:after="60" w:before="60" w:line="360"/>
-        <w:ind w:firstLine="480"/>
-      </w:pPr>
-      <w:r>
-        <w:rPr>
-          <w:rFonts w:ascii="宋体" w:cs="宋体" w:eastAsia="宋体" w:hAnsi="宋体"/>
-          <w:sz w:val="24"/>
-          <w:szCs w:val="24"/>
-        </w:rPr>
         <w:t xml:space="preserve">与此同时，各方修士也在暗流中各自筹谋——</w:t>
       </w:r>
     </w:p>
@@ -547,7 +505,7 @@
           <w:sz w:val="24"/>
           <w:szCs w:val="24"/>
         </w:rPr>
-        <w:t xml:space="preserve">江湖之上，✨ 裴霜凝 修为精进，突破至，天下局势悄然生变。</w:t>
+        <w:t xml:space="preserve">江湖之上，冯怒潮 练气圆满，却无筑基丹，修炼停滞！，天下局势悄然生变。</w:t>
       </w:r>
     </w:p>
     <w:p>
@@ -578,7 +536,7 @@
           <w:sz w:val="18"/>
           <w:szCs w:val="18"/>
         </w:rPr>
-        <w:t xml:space="preserve">[数据] 存活修士：20人 | 突破：1次 | 大事件：10件</w:t>
+        <w:t xml:space="preserve">[数据] 存活修士：20人 | 大事件：15件</w:t>
       </w:r>
     </w:p>
     <w:p>
@@ -623,34 +581,6 @@
           <w:sz w:val="24"/>
           <w:szCs w:val="24"/>
         </w:rPr>
-        <w:t xml:space="preserve">天穹之上，隐隐有灵气漩涡凝聚，那是境界壁障破碎时才有的异象。滚滚灵压自丹田涌出，周身经脉尽皆震鸣——突破了，突破至练气四层！</w:t>
-      </w:r>
-    </w:p>
-    <w:p>
-      <w:pPr>
-        <w:spacing w:after="60" w:before="60" w:line="360"/>
-        <w:ind w:firstLine="480"/>
-      </w:pPr>
-      <w:r>
-        <w:rPr>
-          <w:rFonts w:ascii="宋体" w:cs="宋体" w:eastAsia="宋体" w:hAnsi="宋体"/>
-          <w:sz w:val="24"/>
-          <w:szCs w:val="24"/>
-        </w:rPr>
-        <w:t xml:space="preserve">天穹之上，隐隐有灵气漩涡凝聚，那是境界壁障破碎时才有的异象。滚滚灵压自丹田涌出，周身经脉尽皆震鸣——突破了，突破至练气三层！</w:t>
-      </w:r>
-    </w:p>
-    <w:p>
-      <w:pPr>
-        <w:spacing w:after="60" w:before="60" w:line="360"/>
-        <w:ind w:firstLine="480"/>
-      </w:pPr>
-      <w:r>
-        <w:rPr>
-          <w:rFonts w:ascii="宋体" w:cs="宋体" w:eastAsia="宋体" w:hAnsi="宋体"/>
-          <w:sz w:val="24"/>
-          <w:szCs w:val="24"/>
-        </w:rPr>
         <w:t xml:space="preserve">与此同时，各方修士也在暗流中各自筹谋——</w:t>
       </w:r>
     </w:p>
@@ -665,7 +595,7 @@
           <w:sz w:val="24"/>
           <w:szCs w:val="24"/>
         </w:rPr>
-        <w:t xml:space="preserve">江湖之上，🔍 周天问 探索有收获。，天下局势悄然生变。</w:t>
+        <w:t xml:space="preserve">江湖之上，孟长歌 练气圆满，却无筑基丹，修炼停滞！，天下局势悄然生变。</w:t>
       </w:r>
     </w:p>
     <w:p>
@@ -696,7 +626,7 @@
           <w:sz w:val="18"/>
           <w:szCs w:val="18"/>
         </w:rPr>
-        <w:t xml:space="preserve">[数据] 存活修士：20人 | 突破：2次 | 大事件：11件</w:t>
+        <w:t xml:space="preserve">[数据] 存活修士：20人 | 大事件：11件</w:t>
       </w:r>
     </w:p>
     <w:p>
@@ -741,34 +671,6 @@
           <w:sz w:val="24"/>
           <w:szCs w:val="24"/>
         </w:rPr>
-        <w:t xml:space="preserve">突破的那一刻，天地间仿佛静止了。丹田深处，一道桎梏轰然崩碎，磅礴的灵力如决堤洪流喷薄而出——练气三层，终于踏上了新的境界。</w:t>
-      </w:r>
-    </w:p>
-    <w:p>
-      <w:pPr>
-        <w:spacing w:after="60" w:before="60" w:line="360"/>
-        <w:ind w:firstLine="480"/>
-      </w:pPr>
-      <w:r>
-        <w:rPr>
-          <w:rFonts w:ascii="宋体" w:cs="宋体" w:eastAsia="宋体" w:hAnsi="宋体"/>
-          <w:sz w:val="24"/>
-          <w:szCs w:val="24"/>
-        </w:rPr>
-        <w:t xml:space="preserve">突破的那一刻，天地间仿佛静止了。丹田深处，一道桎梏轰然崩碎，磅礴的灵力如决堤洪流喷薄而出——练气六层，终于踏上了新的境界。</w:t>
-      </w:r>
-    </w:p>
-    <w:p>
-      <w:pPr>
-        <w:spacing w:after="60" w:before="60" w:line="360"/>
-        <w:ind w:firstLine="480"/>
-      </w:pPr>
-      <w:r>
-        <w:rPr>
-          <w:rFonts w:ascii="宋体" w:cs="宋体" w:eastAsia="宋体" w:hAnsi="宋体"/>
-          <w:sz w:val="24"/>
-          <w:szCs w:val="24"/>
-        </w:rPr>
         <w:t xml:space="preserve">与此同时，各方修士也在暗流中各自筹谋——</w:t>
       </w:r>
     </w:p>
@@ -783,7 +685,7 @@
           <w:sz w:val="24"/>
           <w:szCs w:val="24"/>
         </w:rPr>
-        <w:t xml:space="preserve">江湖之上，🔍 谢无殇 探索有收获。，天下局势悄然生变。</w:t>
+        <w:t xml:space="preserve">江湖之上，🔍 魏玄机 探索有收获。，天下局势悄然生变。</w:t>
       </w:r>
     </w:p>
     <w:p>
@@ -814,7 +716,7 @@
           <w:sz w:val="18"/>
           <w:szCs w:val="18"/>
         </w:rPr>
-        <w:t xml:space="preserve">[数据] 存活修士：20人 | 突破：3次 | 大事件：17件</w:t>
+        <w:t xml:space="preserve">[数据] 存活修士：20人 | 大事件：15件</w:t>
       </w:r>
     </w:p>
     <w:p>
@@ -873,7 +775,7 @@
           <w:sz w:val="24"/>
           <w:szCs w:val="24"/>
         </w:rPr>
-        <w:t xml:space="preserve">江湖之上，🔍 裴霜凝 探索有收获。，天下局势悄然生变。</w:t>
+        <w:t xml:space="preserve">江湖之上，冯怒潮 练气圆满，却无筑基丹，修炼停滞！，天下局势悄然生变。</w:t>
       </w:r>
     </w:p>
     <w:p>
@@ -904,7 +806,7 @@
           <w:sz w:val="18"/>
           <w:szCs w:val="18"/>
         </w:rPr>
-        <w:t xml:space="preserve">[数据] 存活修士：20人 | 大事件：8件</w:t>
+        <w:t xml:space="preserve">[数据] 存活修士：20人 | 大事件：11件</w:t>
       </w:r>
     </w:p>
     <w:p>
@@ -3405,6 +3307,110 @@
           <w:szCs w:val="18"/>
         </w:rPr>
         <w:t xml:space="preserve">[数据] 存活修士：20人 | 突破：1次 | 大事件：20件</w:t>
+      </w:r>
+    </w:p>
+    <w:p>
+      <w:pPr>
+        <w:pStyle w:val="Heading2"/>
+        <w:spacing w:after="150" w:before="300"/>
+      </w:pPr>
+      <w:r>
+        <w:rPr>
+          <w:rFonts w:ascii="宋体" w:cs="宋体" w:eastAsia="宋体" w:hAnsi="宋体"/>
+          <w:b/>
+          <w:bCs/>
+          <w:color w:val="6B3A1F"/>
+          <w:sz w:val="28"/>
+          <w:szCs w:val="28"/>
+        </w:rPr>
+        <w:t xml:space="preserve">第136月至第140月</w:t>
+      </w:r>
+    </w:p>
+    <w:p>
+      <w:pPr>
+        <w:spacing w:after="60" w:before="60" w:line="360"/>
+        <w:ind w:firstLine="480"/>
+      </w:pPr>
+      <w:r>
+        <w:rPr>
+          <w:rFonts w:ascii="宋体" w:cs="宋体" w:eastAsia="宋体" w:hAnsi="宋体"/>
+          <w:sz w:val="24"/>
+          <w:szCs w:val="24"/>
+        </w:rPr>
+        <w:t xml:space="preserve">苍渺大陆，第136月。寒风扫过灵脉荒野，天地间的灵气在夜色中悄然流动，隐约可见几道人影在各处蛰伏，修炼或谋划。</w:t>
+      </w:r>
+    </w:p>
+    <w:p>
+      <w:pPr>
+        <w:spacing w:after="60" w:before="60" w:line="360"/>
+        <w:ind w:firstLine="480"/>
+      </w:pPr>
+      <w:r>
+        <w:rPr>
+          <w:rFonts w:ascii="宋体" w:cs="宋体" w:eastAsia="宋体" w:hAnsi="宋体"/>
+          <w:sz w:val="24"/>
+          <w:szCs w:val="24"/>
+        </w:rPr>
+        <w:t xml:space="preserve">突破的那一刻，天地间仿佛静止了。丹田深处，一道桎梏轰然崩碎，磅礴的灵力如决堤洪流喷薄而出——练气十层，终于踏上了新的境界。</w:t>
+      </w:r>
+    </w:p>
+    <w:p>
+      <w:pPr>
+        <w:spacing w:after="60" w:before="60" w:line="360"/>
+        <w:ind w:firstLine="480"/>
+      </w:pPr>
+      <w:r>
+        <w:rPr>
+          <w:rFonts w:ascii="宋体" w:cs="宋体" w:eastAsia="宋体" w:hAnsi="宋体"/>
+          <w:sz w:val="24"/>
+          <w:szCs w:val="24"/>
+        </w:rPr>
+        <w:t xml:space="preserve">与此同时，各方修士也在暗流中各自筹谋——</w:t>
+      </w:r>
+    </w:p>
+    <w:p>
+      <w:pPr>
+        <w:spacing w:after="60" w:before="60" w:line="360"/>
+        <w:ind w:firstLine="480"/>
+      </w:pPr>
+      <w:r>
+        <w:rPr>
+          <w:rFonts w:ascii="宋体" w:cs="宋体" w:eastAsia="宋体" w:hAnsi="宋体"/>
+          <w:sz w:val="24"/>
+          <w:szCs w:val="24"/>
+        </w:rPr>
+        <w:t xml:space="preserve">江湖之上，冯怒潮 练气圆满，却无筑基丹，修炼停滞！，天下局势悄然生变。</w:t>
+      </w:r>
+    </w:p>
+    <w:p>
+      <w:pPr>
+        <w:spacing w:after="60" w:before="60" w:line="360"/>
+        <w:ind w:firstLine="480"/>
+      </w:pPr>
+      <w:r>
+        <w:rPr>
+          <w:rFonts w:ascii="宋体" w:cs="宋体" w:eastAsia="宋体" w:hAnsi="宋体"/>
+          <w:sz w:val="24"/>
+          <w:szCs w:val="24"/>
+        </w:rPr>
+        <w:t xml:space="preserve">血与道，从来不曾分离。第140月的故事，暂且写到这里。</w:t>
+      </w:r>
+    </w:p>
+    <w:p>
+      <w:pPr>
+        <w:spacing w:after="200" w:before="100"/>
+        <w:jc w:val="right"/>
+      </w:pPr>
+      <w:r>
+        <w:rPr>
+          <w:rFonts w:ascii="宋体" w:cs="宋体" w:eastAsia="宋体" w:hAnsi="宋体"/>
+          <w:i/>
+          <w:iCs/>
+          <w:color w:val="888888"/>
+          <w:sz w:val="18"/>
+          <w:szCs w:val="18"/>
+        </w:rPr>
+        <w:t xml:space="preserve">[数据] 存活修士：20人 | 突破：1次 | 大事件：22件</w:t>
       </w:r>
     </w:p>
     <w:sectPr>

--- a/xianxia_story.docx
+++ b/xianxia_story.docx
@@ -103,6 +103,20 @@
           <w:sz w:val="24"/>
           <w:szCs w:val="24"/>
         </w:rPr>
+        <w:t xml:space="preserve">突破的那一刻，天地间仿佛静止了。丹田深处，一道桎梏轰然崩碎，磅礴的灵力如决堤洪流喷薄而出——练气九层，终于踏上了新的境界。</w:t>
+      </w:r>
+    </w:p>
+    <w:p>
+      <w:pPr>
+        <w:spacing w:after="60" w:before="60" w:line="360"/>
+        <w:ind w:firstLine="480"/>
+      </w:pPr>
+      <w:r>
+        <w:rPr>
+          <w:rFonts w:ascii="宋体" w:cs="宋体" w:eastAsia="宋体" w:hAnsi="宋体"/>
+          <w:sz w:val="24"/>
+          <w:szCs w:val="24"/>
+        </w:rPr>
         <w:t xml:space="preserve">与此同时，各方修士也在暗流中各自筹谋——</w:t>
       </w:r>
     </w:p>
@@ -117,7 +131,7 @@
           <w:sz w:val="24"/>
           <w:szCs w:val="24"/>
         </w:rPr>
-        <w:t xml:space="preserve">江湖之上，🔍 孟长歌 探索有收获。，天下局势悄然生变。</w:t>
+        <w:t xml:space="preserve">江湖之上，🔍 梨花娘子 探索有收获。，天下局势悄然生变。</w:t>
       </w:r>
     </w:p>
     <w:p>
@@ -148,7 +162,7 @@
           <w:sz w:val="18"/>
           <w:szCs w:val="18"/>
         </w:rPr>
-        <w:t xml:space="preserve">[数据] 存活修士：20人 | 大事件：19件</w:t>
+        <w:t xml:space="preserve">[数据] 存活修士：20人 | 突破：1次 | 大事件：7件</w:t>
       </w:r>
     </w:p>
     <w:p>
@@ -207,7 +221,7 @@
           <w:sz w:val="24"/>
           <w:szCs w:val="24"/>
         </w:rPr>
-        <w:t xml:space="preserve">江湖之上，🔍 冯怒潮 探索有收获。，天下局势悄然生变。</w:t>
+        <w:t xml:space="preserve">江湖之上，🔍 老赵掌柜 探索有收获。，天下局势悄然生变。</w:t>
       </w:r>
     </w:p>
     <w:p>
@@ -238,7 +252,7 @@
           <w:sz w:val="18"/>
           <w:szCs w:val="18"/>
         </w:rPr>
-        <w:t xml:space="preserve">[数据] 存活修士：20人 | 大事件：17件</w:t>
+        <w:t xml:space="preserve">[数据] 存活修士：20人 | 大事件：8件</w:t>
       </w:r>
     </w:p>
     <w:p>
@@ -283,6 +297,34 @@
           <w:sz w:val="24"/>
           <w:szCs w:val="24"/>
         </w:rPr>
+        <w:t xml:space="preserve">天穹之上，隐隐有灵气漩涡凝聚，那是境界壁障破碎时才有的异象。滚滚灵压自丹田涌出，周身经脉尽皆震鸣——突破了，突破至练气七层！</w:t>
+      </w:r>
+    </w:p>
+    <w:p>
+      <w:pPr>
+        <w:spacing w:after="60" w:before="60" w:line="360"/>
+        <w:ind w:firstLine="480"/>
+      </w:pPr>
+      <w:r>
+        <w:rPr>
+          <w:rFonts w:ascii="宋体" w:cs="宋体" w:eastAsia="宋体" w:hAnsi="宋体"/>
+          <w:sz w:val="24"/>
+          <w:szCs w:val="24"/>
+        </w:rPr>
+        <w:t xml:space="preserve">天穹之上，隐隐有灵气漩涡凝聚，那是境界壁障破碎时才有的异象。滚滚灵压自丹田涌出，周身经脉尽皆震鸣——突破了，突破至【练气七层】！！</w:t>
+      </w:r>
+    </w:p>
+    <w:p>
+      <w:pPr>
+        <w:spacing w:after="60" w:before="60" w:line="360"/>
+        <w:ind w:firstLine="480"/>
+      </w:pPr>
+      <w:r>
+        <w:rPr>
+          <w:rFonts w:ascii="宋体" w:cs="宋体" w:eastAsia="宋体" w:hAnsi="宋体"/>
+          <w:sz w:val="24"/>
+          <w:szCs w:val="24"/>
+        </w:rPr>
         <w:t xml:space="preserve">与此同时，各方修士也在暗流中各自筹谋——</w:t>
       </w:r>
     </w:p>
@@ -297,7 +339,7 @@
           <w:sz w:val="24"/>
           <w:szCs w:val="24"/>
         </w:rPr>
-        <w:t xml:space="preserve">江湖之上，冯怒潮 练气圆满，却无筑基丹，修炼停滞！，天下局势悄然生变。</w:t>
+        <w:t xml:space="preserve">江湖之上，✨ 谢无殇 修为精进，突破至，天下局势悄然生变。</w:t>
       </w:r>
     </w:p>
     <w:p>
@@ -328,7 +370,7 @@
           <w:sz w:val="18"/>
           <w:szCs w:val="18"/>
         </w:rPr>
-        <w:t xml:space="preserve">[数据] 存活修士：20人 | 大事件：14件</w:t>
+        <w:t xml:space="preserve">[数据] 存活修士：20人 | 突破：1次 | 大事件：11件</w:t>
       </w:r>
     </w:p>
     <w:p>
@@ -373,34 +415,6 @@
           <w:sz w:val="24"/>
           <w:szCs w:val="24"/>
         </w:rPr>
-        <w:t xml:space="preserve">突破的那一刻，天地间仿佛静止了。丹田深处，一道桎梏轰然崩碎，磅礴的灵力如决堤洪流喷薄而出——练气十一层，终于踏上了新的境界。</w:t>
-      </w:r>
-    </w:p>
-    <w:p>
-      <w:pPr>
-        <w:spacing w:after="60" w:before="60" w:line="360"/>
-        <w:ind w:firstLine="480"/>
-      </w:pPr>
-      <w:r>
-        <w:rPr>
-          <w:rFonts w:ascii="宋体" w:cs="宋体" w:eastAsia="宋体" w:hAnsi="宋体"/>
-          <w:sz w:val="24"/>
-          <w:szCs w:val="24"/>
-        </w:rPr>
-        <w:t xml:space="preserve">突破的那一刻，天地间仿佛静止了。丹田深处，一道桎梏轰然崩碎，磅礴的灵力如决堤洪流喷薄而出——【练气十一层】！修仙之路，终于踏上了新的境界。</w:t>
-      </w:r>
-    </w:p>
-    <w:p>
-      <w:pPr>
-        <w:spacing w:after="60" w:before="60" w:line="360"/>
-        <w:ind w:firstLine="480"/>
-      </w:pPr>
-      <w:r>
-        <w:rPr>
-          <w:rFonts w:ascii="宋体" w:cs="宋体" w:eastAsia="宋体" w:hAnsi="宋体"/>
-          <w:sz w:val="24"/>
-          <w:szCs w:val="24"/>
-        </w:rPr>
         <w:t xml:space="preserve">与此同时，各方修士也在暗流中各自筹谋——</w:t>
       </w:r>
     </w:p>
@@ -415,7 +429,7 @@
           <w:sz w:val="24"/>
           <w:szCs w:val="24"/>
         </w:rPr>
-        <w:t xml:space="preserve">江湖之上，冯怒潮 练气圆满，却无筑基丹，修炼停滞！，天下局势悄然生变。</w:t>
+        <w:t xml:space="preserve">江湖之上，🔍 周天问 探索有收获。，天下局势悄然生变。</w:t>
       </w:r>
     </w:p>
     <w:p>
@@ -446,7 +460,7 @@
           <w:sz w:val="18"/>
           <w:szCs w:val="18"/>
         </w:rPr>
-        <w:t xml:space="preserve">[数据] 存活修士：20人 | 突破：1次 | 大事件：18件</w:t>
+        <w:t xml:space="preserve">[数据] 存活修士：20人 | 大事件：4件</w:t>
       </w:r>
     </w:p>
     <w:p>
@@ -491,6 +505,34 @@
           <w:sz w:val="24"/>
           <w:szCs w:val="24"/>
         </w:rPr>
+        <w:t xml:space="preserve">突破的那一刻，天地间仿佛静止了。丹田深处，一道桎梏轰然崩碎，磅礴的灵力如决堤洪流喷薄而出——练气八层，终于踏上了新的境界。</w:t>
+      </w:r>
+    </w:p>
+    <w:p>
+      <w:pPr>
+        <w:spacing w:after="60" w:before="60" w:line="360"/>
+        <w:ind w:firstLine="480"/>
+      </w:pPr>
+      <w:r>
+        <w:rPr>
+          <w:rFonts w:ascii="宋体" w:cs="宋体" w:eastAsia="宋体" w:hAnsi="宋体"/>
+          <w:sz w:val="24"/>
+          <w:szCs w:val="24"/>
+        </w:rPr>
+        <w:t xml:space="preserve">突破的那一刻，天地间仿佛静止了。丹田深处，一道桎梏轰然崩碎，磅礴的灵力如决堤洪流喷薄而出——【练气八层】！，终于踏上了新的境界。</w:t>
+      </w:r>
+    </w:p>
+    <w:p>
+      <w:pPr>
+        <w:spacing w:after="60" w:before="60" w:line="360"/>
+        <w:ind w:firstLine="480"/>
+      </w:pPr>
+      <w:r>
+        <w:rPr>
+          <w:rFonts w:ascii="宋体" w:cs="宋体" w:eastAsia="宋体" w:hAnsi="宋体"/>
+          <w:sz w:val="24"/>
+          <w:szCs w:val="24"/>
+        </w:rPr>
         <w:t xml:space="preserve">与此同时，各方修士也在暗流中各自筹谋——</w:t>
       </w:r>
     </w:p>
@@ -505,7 +547,7 @@
           <w:sz w:val="24"/>
           <w:szCs w:val="24"/>
         </w:rPr>
-        <w:t xml:space="preserve">江湖之上，冯怒潮 练气圆满，却无筑基丹，修炼停滞！，天下局势悄然生变。</w:t>
+        <w:t xml:space="preserve">江湖之上，✨ 裴霜凝 修为精进，突破至，天下局势悄然生变。</w:t>
       </w:r>
     </w:p>
     <w:p>
@@ -536,7 +578,7 @@
           <w:sz w:val="18"/>
           <w:szCs w:val="18"/>
         </w:rPr>
-        <w:t xml:space="preserve">[数据] 存活修士：20人 | 大事件：15件</w:t>
+        <w:t xml:space="preserve">[数据] 存活修士：20人 | 突破：1次 | 大事件：10件</w:t>
       </w:r>
     </w:p>
     <w:p>
@@ -581,6 +623,34 @@
           <w:sz w:val="24"/>
           <w:szCs w:val="24"/>
         </w:rPr>
+        <w:t xml:space="preserve">天穹之上，隐隐有灵气漩涡凝聚，那是境界壁障破碎时才有的异象。滚滚灵压自丹田涌出，周身经脉尽皆震鸣——突破了，突破至练气四层！</w:t>
+      </w:r>
+    </w:p>
+    <w:p>
+      <w:pPr>
+        <w:spacing w:after="60" w:before="60" w:line="360"/>
+        <w:ind w:firstLine="480"/>
+      </w:pPr>
+      <w:r>
+        <w:rPr>
+          <w:rFonts w:ascii="宋体" w:cs="宋体" w:eastAsia="宋体" w:hAnsi="宋体"/>
+          <w:sz w:val="24"/>
+          <w:szCs w:val="24"/>
+        </w:rPr>
+        <w:t xml:space="preserve">天穹之上，隐隐有灵气漩涡凝聚，那是境界壁障破碎时才有的异象。滚滚灵压自丹田涌出，周身经脉尽皆震鸣——突破了，突破至练气三层！</w:t>
+      </w:r>
+    </w:p>
+    <w:p>
+      <w:pPr>
+        <w:spacing w:after="60" w:before="60" w:line="360"/>
+        <w:ind w:firstLine="480"/>
+      </w:pPr>
+      <w:r>
+        <w:rPr>
+          <w:rFonts w:ascii="宋体" w:cs="宋体" w:eastAsia="宋体" w:hAnsi="宋体"/>
+          <w:sz w:val="24"/>
+          <w:szCs w:val="24"/>
+        </w:rPr>
         <w:t xml:space="preserve">与此同时，各方修士也在暗流中各自筹谋——</w:t>
       </w:r>
     </w:p>
@@ -595,7 +665,7 @@
           <w:sz w:val="24"/>
           <w:szCs w:val="24"/>
         </w:rPr>
-        <w:t xml:space="preserve">江湖之上，孟长歌 练气圆满，却无筑基丹，修炼停滞！，天下局势悄然生变。</w:t>
+        <w:t xml:space="preserve">江湖之上，🔍 周天问 探索有收获。，天下局势悄然生变。</w:t>
       </w:r>
     </w:p>
     <w:p>
@@ -626,7 +696,7 @@
           <w:sz w:val="18"/>
           <w:szCs w:val="18"/>
         </w:rPr>
-        <w:t xml:space="preserve">[数据] 存活修士：20人 | 大事件：11件</w:t>
+        <w:t xml:space="preserve">[数据] 存活修士：20人 | 突破：2次 | 大事件：11件</w:t>
       </w:r>
     </w:p>
     <w:p>
@@ -671,6 +741,34 @@
           <w:sz w:val="24"/>
           <w:szCs w:val="24"/>
         </w:rPr>
+        <w:t xml:space="preserve">突破的那一刻，天地间仿佛静止了。丹田深处，一道桎梏轰然崩碎，磅礴的灵力如决堤洪流喷薄而出——练气三层，终于踏上了新的境界。</w:t>
+      </w:r>
+    </w:p>
+    <w:p>
+      <w:pPr>
+        <w:spacing w:after="60" w:before="60" w:line="360"/>
+        <w:ind w:firstLine="480"/>
+      </w:pPr>
+      <w:r>
+        <w:rPr>
+          <w:rFonts w:ascii="宋体" w:cs="宋体" w:eastAsia="宋体" w:hAnsi="宋体"/>
+          <w:sz w:val="24"/>
+          <w:szCs w:val="24"/>
+        </w:rPr>
+        <w:t xml:space="preserve">突破的那一刻，天地间仿佛静止了。丹田深处，一道桎梏轰然崩碎，磅礴的灵力如决堤洪流喷薄而出——练气六层，终于踏上了新的境界。</w:t>
+      </w:r>
+    </w:p>
+    <w:p>
+      <w:pPr>
+        <w:spacing w:after="60" w:before="60" w:line="360"/>
+        <w:ind w:firstLine="480"/>
+      </w:pPr>
+      <w:r>
+        <w:rPr>
+          <w:rFonts w:ascii="宋体" w:cs="宋体" w:eastAsia="宋体" w:hAnsi="宋体"/>
+          <w:sz w:val="24"/>
+          <w:szCs w:val="24"/>
+        </w:rPr>
         <w:t xml:space="preserve">与此同时，各方修士也在暗流中各自筹谋——</w:t>
       </w:r>
     </w:p>
@@ -685,7 +783,7 @@
           <w:sz w:val="24"/>
           <w:szCs w:val="24"/>
         </w:rPr>
-        <w:t xml:space="preserve">江湖之上，🔍 魏玄机 探索有收获。，天下局势悄然生变。</w:t>
+        <w:t xml:space="preserve">江湖之上，🔍 谢无殇 探索有收获。，天下局势悄然生变。</w:t>
       </w:r>
     </w:p>
     <w:p>
@@ -716,7 +814,7 @@
           <w:sz w:val="18"/>
           <w:szCs w:val="18"/>
         </w:rPr>
-        <w:t xml:space="preserve">[数据] 存活修士：20人 | 大事件：15件</w:t>
+        <w:t xml:space="preserve">[数据] 存活修士：20人 | 突破：3次 | 大事件：17件</w:t>
       </w:r>
     </w:p>
     <w:p>
@@ -775,7 +873,7 @@
           <w:sz w:val="24"/>
           <w:szCs w:val="24"/>
         </w:rPr>
-        <w:t xml:space="preserve">江湖之上，冯怒潮 练气圆满，却无筑基丹，修炼停滞！，天下局势悄然生变。</w:t>
+        <w:t xml:space="preserve">江湖之上，🔍 裴霜凝 探索有收获。，天下局势悄然生变。</w:t>
       </w:r>
     </w:p>
     <w:p>
@@ -806,7 +904,7 @@
           <w:sz w:val="18"/>
           <w:szCs w:val="18"/>
         </w:rPr>
-        <w:t xml:space="preserve">[数据] 存活修士：20人 | 大事件：11件</w:t>
+        <w:t xml:space="preserve">[数据] 存活修士：20人 | 大事件：8件</w:t>
       </w:r>
     </w:p>
     <w:p>
@@ -865,7 +963,7 @@
           <w:sz w:val="24"/>
           <w:szCs w:val="24"/>
         </w:rPr>
-        <w:t xml:space="preserve">江湖之上，🔍 苏寒衣 探索有收获。，天下局势悄然生变。</w:t>
+        <w:t xml:space="preserve">江湖之上，🔍 谢无殇 探索有收获。，天下局势悄然生变。</w:t>
       </w:r>
     </w:p>
     <w:p>
@@ -896,7 +994,7 @@
           <w:sz w:val="18"/>
           <w:szCs w:val="18"/>
         </w:rPr>
-        <w:t xml:space="preserve">[数据] 存活修士：20人 | 大事件：14件</w:t>
+        <w:t xml:space="preserve">[数据] 存活修士：20人 | 大事件：7件</w:t>
       </w:r>
     </w:p>
     <w:p>

--- a/xianxia_story.docx
+++ b/xianxia_story.docx
@@ -103,20 +103,6 @@
           <w:sz w:val="24"/>
           <w:szCs w:val="24"/>
         </w:rPr>
-        <w:t xml:space="preserve">突破的那一刻，天地间仿佛静止了。丹田深处，一道桎梏轰然崩碎，磅礴的灵力如决堤洪流喷薄而出——练气九层，终于踏上了新的境界。</w:t>
-      </w:r>
-    </w:p>
-    <w:p>
-      <w:pPr>
-        <w:spacing w:after="60" w:before="60" w:line="360"/>
-        <w:ind w:firstLine="480"/>
-      </w:pPr>
-      <w:r>
-        <w:rPr>
-          <w:rFonts w:ascii="宋体" w:cs="宋体" w:eastAsia="宋体" w:hAnsi="宋体"/>
-          <w:sz w:val="24"/>
-          <w:szCs w:val="24"/>
-        </w:rPr>
         <w:t xml:space="preserve">与此同时，各方修士也在暗流中各自筹谋——</w:t>
       </w:r>
     </w:p>
@@ -131,7 +117,7 @@
           <w:sz w:val="24"/>
           <w:szCs w:val="24"/>
         </w:rPr>
-        <w:t xml:space="preserve">江湖之上，🔍 梨花娘子 探索有收获。，天下局势悄然生变。</w:t>
+        <w:t xml:space="preserve">江湖之上，🔍 孟长歌 探索有收获。，天下局势悄然生变。</w:t>
       </w:r>
     </w:p>
     <w:p>
@@ -162,7 +148,7 @@
           <w:sz w:val="18"/>
           <w:szCs w:val="18"/>
         </w:rPr>
-        <w:t xml:space="preserve">[数据] 存活修士：20人 | 突破：1次 | 大事件：7件</w:t>
+        <w:t xml:space="preserve">[数据] 存活修士：20人 | 大事件：19件</w:t>
       </w:r>
     </w:p>
     <w:p>
@@ -221,7 +207,7 @@
           <w:sz w:val="24"/>
           <w:szCs w:val="24"/>
         </w:rPr>
-        <w:t xml:space="preserve">江湖之上，🔍 老赵掌柜 探索有收获。，天下局势悄然生变。</w:t>
+        <w:t xml:space="preserve">江湖之上，🔍 冯怒潮 探索有收获。，天下局势悄然生变。</w:t>
       </w:r>
     </w:p>
     <w:p>
@@ -252,7 +238,7 @@
           <w:sz w:val="18"/>
           <w:szCs w:val="18"/>
         </w:rPr>
-        <w:t xml:space="preserve">[数据] 存活修士：20人 | 大事件：8件</w:t>
+        <w:t xml:space="preserve">[数据] 存活修士：20人 | 大事件：17件</w:t>
       </w:r>
     </w:p>
     <w:p>
@@ -297,34 +283,6 @@
           <w:sz w:val="24"/>
           <w:szCs w:val="24"/>
         </w:rPr>
-        <w:t xml:space="preserve">天穹之上，隐隐有灵气漩涡凝聚，那是境界壁障破碎时才有的异象。滚滚灵压自丹田涌出，周身经脉尽皆震鸣——突破了，突破至练气七层！</w:t>
-      </w:r>
-    </w:p>
-    <w:p>
-      <w:pPr>
-        <w:spacing w:after="60" w:before="60" w:line="360"/>
-        <w:ind w:firstLine="480"/>
-      </w:pPr>
-      <w:r>
-        <w:rPr>
-          <w:rFonts w:ascii="宋体" w:cs="宋体" w:eastAsia="宋体" w:hAnsi="宋体"/>
-          <w:sz w:val="24"/>
-          <w:szCs w:val="24"/>
-        </w:rPr>
-        <w:t xml:space="preserve">天穹之上，隐隐有灵气漩涡凝聚，那是境界壁障破碎时才有的异象。滚滚灵压自丹田涌出，周身经脉尽皆震鸣——突破了，突破至【练气七层】！！</w:t>
-      </w:r>
-    </w:p>
-    <w:p>
-      <w:pPr>
-        <w:spacing w:after="60" w:before="60" w:line="360"/>
-        <w:ind w:firstLine="480"/>
-      </w:pPr>
-      <w:r>
-        <w:rPr>
-          <w:rFonts w:ascii="宋体" w:cs="宋体" w:eastAsia="宋体" w:hAnsi="宋体"/>
-          <w:sz w:val="24"/>
-          <w:szCs w:val="24"/>
-        </w:rPr>
         <w:t xml:space="preserve">与此同时，各方修士也在暗流中各自筹谋——</w:t>
       </w:r>
     </w:p>
@@ -339,7 +297,7 @@
           <w:sz w:val="24"/>
           <w:szCs w:val="24"/>
         </w:rPr>
-        <w:t xml:space="preserve">江湖之上，✨ 谢无殇 修为精进，突破至，天下局势悄然生变。</w:t>
+        <w:t xml:space="preserve">江湖之上，冯怒潮 练气圆满，却无筑基丹，修炼停滞！，天下局势悄然生变。</w:t>
       </w:r>
     </w:p>
     <w:p>
@@ -370,7 +328,7 @@
           <w:sz w:val="18"/>
           <w:szCs w:val="18"/>
         </w:rPr>
-        <w:t xml:space="preserve">[数据] 存活修士：20人 | 突破：1次 | 大事件：11件</w:t>
+        <w:t xml:space="preserve">[数据] 存活修士：20人 | 大事件：14件</w:t>
       </w:r>
     </w:p>
     <w:p>
@@ -415,6 +373,34 @@
           <w:sz w:val="24"/>
           <w:szCs w:val="24"/>
         </w:rPr>
+        <w:t xml:space="preserve">突破的那一刻，天地间仿佛静止了。丹田深处，一道桎梏轰然崩碎，磅礴的灵力如决堤洪流喷薄而出——练气十一层，终于踏上了新的境界。</w:t>
+      </w:r>
+    </w:p>
+    <w:p>
+      <w:pPr>
+        <w:spacing w:after="60" w:before="60" w:line="360"/>
+        <w:ind w:firstLine="480"/>
+      </w:pPr>
+      <w:r>
+        <w:rPr>
+          <w:rFonts w:ascii="宋体" w:cs="宋体" w:eastAsia="宋体" w:hAnsi="宋体"/>
+          <w:sz w:val="24"/>
+          <w:szCs w:val="24"/>
+        </w:rPr>
+        <w:t xml:space="preserve">突破的那一刻，天地间仿佛静止了。丹田深处，一道桎梏轰然崩碎，磅礴的灵力如决堤洪流喷薄而出——【练气十一层】！修仙之路，终于踏上了新的境界。</w:t>
+      </w:r>
+    </w:p>
+    <w:p>
+      <w:pPr>
+        <w:spacing w:after="60" w:before="60" w:line="360"/>
+        <w:ind w:firstLine="480"/>
+      </w:pPr>
+      <w:r>
+        <w:rPr>
+          <w:rFonts w:ascii="宋体" w:cs="宋体" w:eastAsia="宋体" w:hAnsi="宋体"/>
+          <w:sz w:val="24"/>
+          <w:szCs w:val="24"/>
+        </w:rPr>
         <w:t xml:space="preserve">与此同时，各方修士也在暗流中各自筹谋——</w:t>
       </w:r>
     </w:p>
@@ -429,7 +415,7 @@
           <w:sz w:val="24"/>
           <w:szCs w:val="24"/>
         </w:rPr>
-        <w:t xml:space="preserve">江湖之上，🔍 周天问 探索有收获。，天下局势悄然生变。</w:t>
+        <w:t xml:space="preserve">江湖之上，冯怒潮 练气圆满，却无筑基丹，修炼停滞！，天下局势悄然生变。</w:t>
       </w:r>
     </w:p>
     <w:p>
@@ -460,7 +446,7 @@
           <w:sz w:val="18"/>
           <w:szCs w:val="18"/>
         </w:rPr>
-        <w:t xml:space="preserve">[数据] 存活修士：20人 | 大事件：4件</w:t>
+        <w:t xml:space="preserve">[数据] 存活修士：20人 | 突破：1次 | 大事件：18件</w:t>
       </w:r>
     </w:p>
     <w:p>
@@ -505,34 +491,6 @@
           <w:sz w:val="24"/>
           <w:szCs w:val="24"/>
         </w:rPr>
-        <w:t xml:space="preserve">突破的那一刻，天地间仿佛静止了。丹田深处，一道桎梏轰然崩碎，磅礴的灵力如决堤洪流喷薄而出——练气八层，终于踏上了新的境界。</w:t>
-      </w:r>
-    </w:p>
-    <w:p>
-      <w:pPr>
-        <w:spacing w:after="60" w:before="60" w:line="360"/>
-        <w:ind w:firstLine="480"/>
-      </w:pPr>
-      <w:r>
-        <w:rPr>
-          <w:rFonts w:ascii="宋体" w:cs="宋体" w:eastAsia="宋体" w:hAnsi="宋体"/>
-          <w:sz w:val="24"/>
-          <w:szCs w:val="24"/>
-        </w:rPr>
-        <w:t xml:space="preserve">突破的那一刻，天地间仿佛静止了。丹田深处，一道桎梏轰然崩碎，磅礴的灵力如决堤洪流喷薄而出——【练气八层】！，终于踏上了新的境界。</w:t>
-      </w:r>
-    </w:p>
-    <w:p>
-      <w:pPr>
-        <w:spacing w:after="60" w:before="60" w:line="360"/>
-        <w:ind w:firstLine="480"/>
-      </w:pPr>
-      <w:r>
-        <w:rPr>
-          <w:rFonts w:ascii="宋体" w:cs="宋体" w:eastAsia="宋体" w:hAnsi="宋体"/>
-          <w:sz w:val="24"/>
-          <w:szCs w:val="24"/>
-        </w:rPr>
         <w:t xml:space="preserve">与此同时，各方修士也在暗流中各自筹谋——</w:t>
       </w:r>
     </w:p>
@@ -547,7 +505,7 @@
           <w:sz w:val="24"/>
           <w:szCs w:val="24"/>
         </w:rPr>
-        <w:t xml:space="preserve">江湖之上，✨ 裴霜凝 修为精进，突破至，天下局势悄然生变。</w:t>
+        <w:t xml:space="preserve">江湖之上，冯怒潮 练气圆满，却无筑基丹，修炼停滞！，天下局势悄然生变。</w:t>
       </w:r>
     </w:p>
     <w:p>
@@ -578,7 +536,7 @@
           <w:sz w:val="18"/>
           <w:szCs w:val="18"/>
         </w:rPr>
-        <w:t xml:space="preserve">[数据] 存活修士：20人 | 突破：1次 | 大事件：10件</w:t>
+        <w:t xml:space="preserve">[数据] 存活修士：20人 | 大事件：15件</w:t>
       </w:r>
     </w:p>
     <w:p>
@@ -623,34 +581,6 @@
           <w:sz w:val="24"/>
           <w:szCs w:val="24"/>
         </w:rPr>
-        <w:t xml:space="preserve">天穹之上，隐隐有灵气漩涡凝聚，那是境界壁障破碎时才有的异象。滚滚灵压自丹田涌出，周身经脉尽皆震鸣——突破了，突破至练气四层！</w:t>
-      </w:r>
-    </w:p>
-    <w:p>
-      <w:pPr>
-        <w:spacing w:after="60" w:before="60" w:line="360"/>
-        <w:ind w:firstLine="480"/>
-      </w:pPr>
-      <w:r>
-        <w:rPr>
-          <w:rFonts w:ascii="宋体" w:cs="宋体" w:eastAsia="宋体" w:hAnsi="宋体"/>
-          <w:sz w:val="24"/>
-          <w:szCs w:val="24"/>
-        </w:rPr>
-        <w:t xml:space="preserve">天穹之上，隐隐有灵气漩涡凝聚，那是境界壁障破碎时才有的异象。滚滚灵压自丹田涌出，周身经脉尽皆震鸣——突破了，突破至练气三层！</w:t>
-      </w:r>
-    </w:p>
-    <w:p>
-      <w:pPr>
-        <w:spacing w:after="60" w:before="60" w:line="360"/>
-        <w:ind w:firstLine="480"/>
-      </w:pPr>
-      <w:r>
-        <w:rPr>
-          <w:rFonts w:ascii="宋体" w:cs="宋体" w:eastAsia="宋体" w:hAnsi="宋体"/>
-          <w:sz w:val="24"/>
-          <w:szCs w:val="24"/>
-        </w:rPr>
         <w:t xml:space="preserve">与此同时，各方修士也在暗流中各自筹谋——</w:t>
       </w:r>
     </w:p>
@@ -665,7 +595,7 @@
           <w:sz w:val="24"/>
           <w:szCs w:val="24"/>
         </w:rPr>
-        <w:t xml:space="preserve">江湖之上，🔍 周天问 探索有收获。，天下局势悄然生变。</w:t>
+        <w:t xml:space="preserve">江湖之上，孟长歌 练气圆满，却无筑基丹，修炼停滞！，天下局势悄然生变。</w:t>
       </w:r>
     </w:p>
     <w:p>
@@ -696,7 +626,7 @@
           <w:sz w:val="18"/>
           <w:szCs w:val="18"/>
         </w:rPr>
-        <w:t xml:space="preserve">[数据] 存活修士：20人 | 突破：2次 | 大事件：11件</w:t>
+        <w:t xml:space="preserve">[数据] 存活修士：20人 | 大事件：11件</w:t>
       </w:r>
     </w:p>
     <w:p>
@@ -741,34 +671,6 @@
           <w:sz w:val="24"/>
           <w:szCs w:val="24"/>
         </w:rPr>
-        <w:t xml:space="preserve">突破的那一刻，天地间仿佛静止了。丹田深处，一道桎梏轰然崩碎，磅礴的灵力如决堤洪流喷薄而出——练气三层，终于踏上了新的境界。</w:t>
-      </w:r>
-    </w:p>
-    <w:p>
-      <w:pPr>
-        <w:spacing w:after="60" w:before="60" w:line="360"/>
-        <w:ind w:firstLine="480"/>
-      </w:pPr>
-      <w:r>
-        <w:rPr>
-          <w:rFonts w:ascii="宋体" w:cs="宋体" w:eastAsia="宋体" w:hAnsi="宋体"/>
-          <w:sz w:val="24"/>
-          <w:szCs w:val="24"/>
-        </w:rPr>
-        <w:t xml:space="preserve">突破的那一刻，天地间仿佛静止了。丹田深处，一道桎梏轰然崩碎，磅礴的灵力如决堤洪流喷薄而出——练气六层，终于踏上了新的境界。</w:t>
-      </w:r>
-    </w:p>
-    <w:p>
-      <w:pPr>
-        <w:spacing w:after="60" w:before="60" w:line="360"/>
-        <w:ind w:firstLine="480"/>
-      </w:pPr>
-      <w:r>
-        <w:rPr>
-          <w:rFonts w:ascii="宋体" w:cs="宋体" w:eastAsia="宋体" w:hAnsi="宋体"/>
-          <w:sz w:val="24"/>
-          <w:szCs w:val="24"/>
-        </w:rPr>
         <w:t xml:space="preserve">与此同时，各方修士也在暗流中各自筹谋——</w:t>
       </w:r>
     </w:p>
@@ -783,7 +685,7 @@
           <w:sz w:val="24"/>
           <w:szCs w:val="24"/>
         </w:rPr>
-        <w:t xml:space="preserve">江湖之上，🔍 谢无殇 探索有收获。，天下局势悄然生变。</w:t>
+        <w:t xml:space="preserve">江湖之上，🔍 魏玄机 探索有收获。，天下局势悄然生变。</w:t>
       </w:r>
     </w:p>
     <w:p>
@@ -814,7 +716,7 @@
           <w:sz w:val="18"/>
           <w:szCs w:val="18"/>
         </w:rPr>
-        <w:t xml:space="preserve">[数据] 存活修士：20人 | 突破：3次 | 大事件：17件</w:t>
+        <w:t xml:space="preserve">[数据] 存活修士：20人 | 大事件：15件</w:t>
       </w:r>
     </w:p>
     <w:p>
@@ -873,7 +775,7 @@
           <w:sz w:val="24"/>
           <w:szCs w:val="24"/>
         </w:rPr>
-        <w:t xml:space="preserve">江湖之上，🔍 裴霜凝 探索有收获。，天下局势悄然生变。</w:t>
+        <w:t xml:space="preserve">江湖之上，冯怒潮 练气圆满，却无筑基丹，修炼停滞！，天下局势悄然生变。</w:t>
       </w:r>
     </w:p>
     <w:p>
@@ -904,7 +806,7 @@
           <w:sz w:val="18"/>
           <w:szCs w:val="18"/>
         </w:rPr>
-        <w:t xml:space="preserve">[数据] 存活修士：20人 | 大事件：8件</w:t>
+        <w:t xml:space="preserve">[数据] 存活修士：20人 | 大事件：11件</w:t>
       </w:r>
     </w:p>
     <w:p>
@@ -963,7 +865,7 @@
           <w:sz w:val="24"/>
           <w:szCs w:val="24"/>
         </w:rPr>
-        <w:t xml:space="preserve">江湖之上，🔍 谢无殇 探索有收获。，天下局势悄然生变。</w:t>
+        <w:t xml:space="preserve">江湖之上，🔍 苏寒衣 探索有收获。，天下局势悄然生变。</w:t>
       </w:r>
     </w:p>
     <w:p>
@@ -994,7 +896,7 @@
           <w:sz w:val="18"/>
           <w:szCs w:val="18"/>
         </w:rPr>
-        <w:t xml:space="preserve">[数据] 存活修士：20人 | 大事件：7件</w:t>
+        <w:t xml:space="preserve">[数据] 存活修士：20人 | 大事件：14件</w:t>
       </w:r>
     </w:p>
     <w:p>
@@ -3509,6 +3411,110 @@
           <w:szCs w:val="18"/>
         </w:rPr>
         <w:t xml:space="preserve">[数据] 存活修士：20人 | 突破：1次 | 大事件：22件</w:t>
+      </w:r>
+    </w:p>
+    <w:p>
+      <w:pPr>
+        <w:pStyle w:val="Heading2"/>
+        <w:spacing w:after="150" w:before="300"/>
+      </w:pPr>
+      <w:r>
+        <w:rPr>
+          <w:rFonts w:ascii="宋体" w:cs="宋体" w:eastAsia="宋体" w:hAnsi="宋体"/>
+          <w:b/>
+          <w:bCs/>
+          <w:color w:val="6B3A1F"/>
+          <w:sz w:val="28"/>
+          <w:szCs w:val="28"/>
+        </w:rPr>
+        <w:t xml:space="preserve">第141月至第145月</w:t>
+      </w:r>
+    </w:p>
+    <w:p>
+      <w:pPr>
+        <w:spacing w:after="60" w:before="60" w:line="360"/>
+        <w:ind w:firstLine="480"/>
+      </w:pPr>
+      <w:r>
+        <w:rPr>
+          <w:rFonts w:ascii="宋体" w:cs="宋体" w:eastAsia="宋体" w:hAnsi="宋体"/>
+          <w:sz w:val="24"/>
+          <w:szCs w:val="24"/>
+        </w:rPr>
+        <w:t xml:space="preserve">苍渺大陆，第141月。寒风扫过灵脉荒野，天地间的灵气在夜色中悄然流动，隐约可见几道人影在各处蛰伏，修炼或谋划。</w:t>
+      </w:r>
+    </w:p>
+    <w:p>
+      <w:pPr>
+        <w:spacing w:after="60" w:before="60" w:line="360"/>
+        <w:ind w:firstLine="480"/>
+      </w:pPr>
+      <w:r>
+        <w:rPr>
+          <w:rFonts w:ascii="宋体" w:cs="宋体" w:eastAsia="宋体" w:hAnsi="宋体"/>
+          <w:sz w:val="24"/>
+          <w:szCs w:val="24"/>
+        </w:rPr>
+        <w:t xml:space="preserve">突破的那一刻，天地间仿佛静止了。丹田深处，一道桎梏轰然崩碎，磅礴的灵力如决堤洪流喷薄而出——练气十二层，终于踏上了新的境界。</w:t>
+      </w:r>
+    </w:p>
+    <w:p>
+      <w:pPr>
+        <w:spacing w:after="60" w:before="60" w:line="360"/>
+        <w:ind w:firstLine="480"/>
+      </w:pPr>
+      <w:r>
+        <w:rPr>
+          <w:rFonts w:ascii="宋体" w:cs="宋体" w:eastAsia="宋体" w:hAnsi="宋体"/>
+          <w:sz w:val="24"/>
+          <w:szCs w:val="24"/>
+        </w:rPr>
+        <w:t xml:space="preserve">与此同时，各方修士也在暗流中各自筹谋——</w:t>
+      </w:r>
+    </w:p>
+    <w:p>
+      <w:pPr>
+        <w:spacing w:after="60" w:before="60" w:line="360"/>
+        <w:ind w:firstLine="480"/>
+      </w:pPr>
+      <w:r>
+        <w:rPr>
+          <w:rFonts w:ascii="宋体" w:cs="宋体" w:eastAsia="宋体" w:hAnsi="宋体"/>
+          <w:sz w:val="24"/>
+          <w:szCs w:val="24"/>
+        </w:rPr>
+        <w:t xml:space="preserve">江湖之上，小宝 练气圆满，却无筑基丹，修炼停滞！，天下局势悄然生变。</w:t>
+      </w:r>
+    </w:p>
+    <w:p>
+      <w:pPr>
+        <w:spacing w:after="60" w:before="60" w:line="360"/>
+        <w:ind w:firstLine="480"/>
+      </w:pPr>
+      <w:r>
+        <w:rPr>
+          <w:rFonts w:ascii="宋体" w:cs="宋体" w:eastAsia="宋体" w:hAnsi="宋体"/>
+          <w:sz w:val="24"/>
+          <w:szCs w:val="24"/>
+        </w:rPr>
+        <w:t xml:space="preserve">当第145月的最后一缕灵气散尽，这一段因果，已然落定。</w:t>
+      </w:r>
+    </w:p>
+    <w:p>
+      <w:pPr>
+        <w:spacing w:after="200" w:before="100"/>
+        <w:jc w:val="right"/>
+      </w:pPr>
+      <w:r>
+        <w:rPr>
+          <w:rFonts w:ascii="宋体" w:cs="宋体" w:eastAsia="宋体" w:hAnsi="宋体"/>
+          <w:i/>
+          <w:iCs/>
+          <w:color w:val="888888"/>
+          <w:sz w:val="18"/>
+          <w:szCs w:val="18"/>
+        </w:rPr>
+        <w:t xml:space="preserve">[数据] 存活修士：20人 | 突破：1次 | 大事件：11件</w:t>
       </w:r>
     </w:p>
     <w:sectPr>

--- a/xianxia_story.docx
+++ b/xianxia_story.docx
@@ -103,6 +103,20 @@
           <w:sz w:val="24"/>
           <w:szCs w:val="24"/>
         </w:rPr>
+        <w:t xml:space="preserve">突破的那一刻，天地间仿佛静止了。丹田深处，一道桎梏轰然崩碎，磅礴的灵力如决堤洪流喷薄而出——练气九层，终于踏上了新的境界。</w:t>
+      </w:r>
+    </w:p>
+    <w:p>
+      <w:pPr>
+        <w:spacing w:after="60" w:before="60" w:line="360"/>
+        <w:ind w:firstLine="480"/>
+      </w:pPr>
+      <w:r>
+        <w:rPr>
+          <w:rFonts w:ascii="宋体" w:cs="宋体" w:eastAsia="宋体" w:hAnsi="宋体"/>
+          <w:sz w:val="24"/>
+          <w:szCs w:val="24"/>
+        </w:rPr>
         <w:t xml:space="preserve">与此同时，各方修士也在暗流中各自筹谋——</w:t>
       </w:r>
     </w:p>
@@ -117,7 +131,7 @@
           <w:sz w:val="24"/>
           <w:szCs w:val="24"/>
         </w:rPr>
-        <w:t xml:space="preserve">江湖之上，🔍 孟长歌 探索有收获。，天下局势悄然生变。</w:t>
+        <w:t xml:space="preserve">江湖之上，🔍 梨花娘子 探索有收获。，天下局势悄然生变。</w:t>
       </w:r>
     </w:p>
     <w:p>
@@ -148,7 +162,7 @@
           <w:sz w:val="18"/>
           <w:szCs w:val="18"/>
         </w:rPr>
-        <w:t xml:space="preserve">[数据] 存活修士：20人 | 大事件：19件</w:t>
+        <w:t xml:space="preserve">[数据] 存活修士：20人 | 突破：1次 | 大事件：7件</w:t>
       </w:r>
     </w:p>
     <w:p>
@@ -207,7 +221,7 @@
           <w:sz w:val="24"/>
           <w:szCs w:val="24"/>
         </w:rPr>
-        <w:t xml:space="preserve">江湖之上，🔍 冯怒潮 探索有收获。，天下局势悄然生变。</w:t>
+        <w:t xml:space="preserve">江湖之上，🔍 老赵掌柜 探索有收获。，天下局势悄然生变。</w:t>
       </w:r>
     </w:p>
     <w:p>
@@ -238,7 +252,7 @@
           <w:sz w:val="18"/>
           <w:szCs w:val="18"/>
         </w:rPr>
-        <w:t xml:space="preserve">[数据] 存活修士：20人 | 大事件：17件</w:t>
+        <w:t xml:space="preserve">[数据] 存活修士：20人 | 大事件：8件</w:t>
       </w:r>
     </w:p>
     <w:p>
@@ -283,6 +297,34 @@
           <w:sz w:val="24"/>
           <w:szCs w:val="24"/>
         </w:rPr>
+        <w:t xml:space="preserve">天穹之上，隐隐有灵气漩涡凝聚，那是境界壁障破碎时才有的异象。滚滚灵压自丹田涌出，周身经脉尽皆震鸣——突破了，突破至练气七层！</w:t>
+      </w:r>
+    </w:p>
+    <w:p>
+      <w:pPr>
+        <w:spacing w:after="60" w:before="60" w:line="360"/>
+        <w:ind w:firstLine="480"/>
+      </w:pPr>
+      <w:r>
+        <w:rPr>
+          <w:rFonts w:ascii="宋体" w:cs="宋体" w:eastAsia="宋体" w:hAnsi="宋体"/>
+          <w:sz w:val="24"/>
+          <w:szCs w:val="24"/>
+        </w:rPr>
+        <w:t xml:space="preserve">天穹之上，隐隐有灵气漩涡凝聚，那是境界壁障破碎时才有的异象。滚滚灵压自丹田涌出，周身经脉尽皆震鸣——突破了，突破至【练气七层】！！</w:t>
+      </w:r>
+    </w:p>
+    <w:p>
+      <w:pPr>
+        <w:spacing w:after="60" w:before="60" w:line="360"/>
+        <w:ind w:firstLine="480"/>
+      </w:pPr>
+      <w:r>
+        <w:rPr>
+          <w:rFonts w:ascii="宋体" w:cs="宋体" w:eastAsia="宋体" w:hAnsi="宋体"/>
+          <w:sz w:val="24"/>
+          <w:szCs w:val="24"/>
+        </w:rPr>
         <w:t xml:space="preserve">与此同时，各方修士也在暗流中各自筹谋——</w:t>
       </w:r>
     </w:p>
@@ -297,7 +339,7 @@
           <w:sz w:val="24"/>
           <w:szCs w:val="24"/>
         </w:rPr>
-        <w:t xml:space="preserve">江湖之上，冯怒潮 练气圆满，却无筑基丹，修炼停滞！，天下局势悄然生变。</w:t>
+        <w:t xml:space="preserve">江湖之上，✨ 谢无殇 修为精进，突破至，天下局势悄然生变。</w:t>
       </w:r>
     </w:p>
     <w:p>
@@ -328,7 +370,7 @@
           <w:sz w:val="18"/>
           <w:szCs w:val="18"/>
         </w:rPr>
-        <w:t xml:space="preserve">[数据] 存活修士：20人 | 大事件：14件</w:t>
+        <w:t xml:space="preserve">[数据] 存活修士：20人 | 突破：1次 | 大事件：11件</w:t>
       </w:r>
     </w:p>
     <w:p>
@@ -373,34 +415,6 @@
           <w:sz w:val="24"/>
           <w:szCs w:val="24"/>
         </w:rPr>
-        <w:t xml:space="preserve">突破的那一刻，天地间仿佛静止了。丹田深处，一道桎梏轰然崩碎，磅礴的灵力如决堤洪流喷薄而出——练气十一层，终于踏上了新的境界。</w:t>
-      </w:r>
-    </w:p>
-    <w:p>
-      <w:pPr>
-        <w:spacing w:after="60" w:before="60" w:line="360"/>
-        <w:ind w:firstLine="480"/>
-      </w:pPr>
-      <w:r>
-        <w:rPr>
-          <w:rFonts w:ascii="宋体" w:cs="宋体" w:eastAsia="宋体" w:hAnsi="宋体"/>
-          <w:sz w:val="24"/>
-          <w:szCs w:val="24"/>
-        </w:rPr>
-        <w:t xml:space="preserve">突破的那一刻，天地间仿佛静止了。丹田深处，一道桎梏轰然崩碎，磅礴的灵力如决堤洪流喷薄而出——【练气十一层】！修仙之路，终于踏上了新的境界。</w:t>
-      </w:r>
-    </w:p>
-    <w:p>
-      <w:pPr>
-        <w:spacing w:after="60" w:before="60" w:line="360"/>
-        <w:ind w:firstLine="480"/>
-      </w:pPr>
-      <w:r>
-        <w:rPr>
-          <w:rFonts w:ascii="宋体" w:cs="宋体" w:eastAsia="宋体" w:hAnsi="宋体"/>
-          <w:sz w:val="24"/>
-          <w:szCs w:val="24"/>
-        </w:rPr>
         <w:t xml:space="preserve">与此同时，各方修士也在暗流中各自筹谋——</w:t>
       </w:r>
     </w:p>
@@ -415,7 +429,7 @@
           <w:sz w:val="24"/>
           <w:szCs w:val="24"/>
         </w:rPr>
-        <w:t xml:space="preserve">江湖之上，冯怒潮 练气圆满，却无筑基丹，修炼停滞！，天下局势悄然生变。</w:t>
+        <w:t xml:space="preserve">江湖之上，🔍 周天问 探索有收获。，天下局势悄然生变。</w:t>
       </w:r>
     </w:p>
     <w:p>
@@ -446,7 +460,7 @@
           <w:sz w:val="18"/>
           <w:szCs w:val="18"/>
         </w:rPr>
-        <w:t xml:space="preserve">[数据] 存活修士：20人 | 突破：1次 | 大事件：18件</w:t>
+        <w:t xml:space="preserve">[数据] 存活修士：20人 | 大事件：4件</w:t>
       </w:r>
     </w:p>
     <w:p>
@@ -491,6 +505,34 @@
           <w:sz w:val="24"/>
           <w:szCs w:val="24"/>
         </w:rPr>
+        <w:t xml:space="preserve">突破的那一刻，天地间仿佛静止了。丹田深处，一道桎梏轰然崩碎，磅礴的灵力如决堤洪流喷薄而出——练气八层，终于踏上了新的境界。</w:t>
+      </w:r>
+    </w:p>
+    <w:p>
+      <w:pPr>
+        <w:spacing w:after="60" w:before="60" w:line="360"/>
+        <w:ind w:firstLine="480"/>
+      </w:pPr>
+      <w:r>
+        <w:rPr>
+          <w:rFonts w:ascii="宋体" w:cs="宋体" w:eastAsia="宋体" w:hAnsi="宋体"/>
+          <w:sz w:val="24"/>
+          <w:szCs w:val="24"/>
+        </w:rPr>
+        <w:t xml:space="preserve">突破的那一刻，天地间仿佛静止了。丹田深处，一道桎梏轰然崩碎，磅礴的灵力如决堤洪流喷薄而出——【练气八层】！，终于踏上了新的境界。</w:t>
+      </w:r>
+    </w:p>
+    <w:p>
+      <w:pPr>
+        <w:spacing w:after="60" w:before="60" w:line="360"/>
+        <w:ind w:firstLine="480"/>
+      </w:pPr>
+      <w:r>
+        <w:rPr>
+          <w:rFonts w:ascii="宋体" w:cs="宋体" w:eastAsia="宋体" w:hAnsi="宋体"/>
+          <w:sz w:val="24"/>
+          <w:szCs w:val="24"/>
+        </w:rPr>
         <w:t xml:space="preserve">与此同时，各方修士也在暗流中各自筹谋——</w:t>
       </w:r>
     </w:p>
@@ -505,7 +547,7 @@
           <w:sz w:val="24"/>
           <w:szCs w:val="24"/>
         </w:rPr>
-        <w:t xml:space="preserve">江湖之上，冯怒潮 练气圆满，却无筑基丹，修炼停滞！，天下局势悄然生变。</w:t>
+        <w:t xml:space="preserve">江湖之上，✨ 裴霜凝 修为精进，突破至，天下局势悄然生变。</w:t>
       </w:r>
     </w:p>
     <w:p>
@@ -536,7 +578,7 @@
           <w:sz w:val="18"/>
           <w:szCs w:val="18"/>
         </w:rPr>
-        <w:t xml:space="preserve">[数据] 存活修士：20人 | 大事件：15件</w:t>
+        <w:t xml:space="preserve">[数据] 存活修士：20人 | 突破：1次 | 大事件：10件</w:t>
       </w:r>
     </w:p>
     <w:p>
@@ -581,6 +623,34 @@
           <w:sz w:val="24"/>
           <w:szCs w:val="24"/>
         </w:rPr>
+        <w:t xml:space="preserve">天穹之上，隐隐有灵气漩涡凝聚，那是境界壁障破碎时才有的异象。滚滚灵压自丹田涌出，周身经脉尽皆震鸣——突破了，突破至练气四层！</w:t>
+      </w:r>
+    </w:p>
+    <w:p>
+      <w:pPr>
+        <w:spacing w:after="60" w:before="60" w:line="360"/>
+        <w:ind w:firstLine="480"/>
+      </w:pPr>
+      <w:r>
+        <w:rPr>
+          <w:rFonts w:ascii="宋体" w:cs="宋体" w:eastAsia="宋体" w:hAnsi="宋体"/>
+          <w:sz w:val="24"/>
+          <w:szCs w:val="24"/>
+        </w:rPr>
+        <w:t xml:space="preserve">天穹之上，隐隐有灵气漩涡凝聚，那是境界壁障破碎时才有的异象。滚滚灵压自丹田涌出，周身经脉尽皆震鸣——突破了，突破至练气三层！</w:t>
+      </w:r>
+    </w:p>
+    <w:p>
+      <w:pPr>
+        <w:spacing w:after="60" w:before="60" w:line="360"/>
+        <w:ind w:firstLine="480"/>
+      </w:pPr>
+      <w:r>
+        <w:rPr>
+          <w:rFonts w:ascii="宋体" w:cs="宋体" w:eastAsia="宋体" w:hAnsi="宋体"/>
+          <w:sz w:val="24"/>
+          <w:szCs w:val="24"/>
+        </w:rPr>
         <w:t xml:space="preserve">与此同时，各方修士也在暗流中各自筹谋——</w:t>
       </w:r>
     </w:p>
@@ -595,7 +665,7 @@
           <w:sz w:val="24"/>
           <w:szCs w:val="24"/>
         </w:rPr>
-        <w:t xml:space="preserve">江湖之上，孟长歌 练气圆满，却无筑基丹，修炼停滞！，天下局势悄然生变。</w:t>
+        <w:t xml:space="preserve">江湖之上，🔍 周天问 探索有收获。，天下局势悄然生变。</w:t>
       </w:r>
     </w:p>
     <w:p>
@@ -626,7 +696,7 @@
           <w:sz w:val="18"/>
           <w:szCs w:val="18"/>
         </w:rPr>
-        <w:t xml:space="preserve">[数据] 存活修士：20人 | 大事件：11件</w:t>
+        <w:t xml:space="preserve">[数据] 存活修士：20人 | 突破：2次 | 大事件：11件</w:t>
       </w:r>
     </w:p>
     <w:p>
@@ -671,6 +741,34 @@
           <w:sz w:val="24"/>
           <w:szCs w:val="24"/>
         </w:rPr>
+        <w:t xml:space="preserve">突破的那一刻，天地间仿佛静止了。丹田深处，一道桎梏轰然崩碎，磅礴的灵力如决堤洪流喷薄而出——练气三层，终于踏上了新的境界。</w:t>
+      </w:r>
+    </w:p>
+    <w:p>
+      <w:pPr>
+        <w:spacing w:after="60" w:before="60" w:line="360"/>
+        <w:ind w:firstLine="480"/>
+      </w:pPr>
+      <w:r>
+        <w:rPr>
+          <w:rFonts w:ascii="宋体" w:cs="宋体" w:eastAsia="宋体" w:hAnsi="宋体"/>
+          <w:sz w:val="24"/>
+          <w:szCs w:val="24"/>
+        </w:rPr>
+        <w:t xml:space="preserve">突破的那一刻，天地间仿佛静止了。丹田深处，一道桎梏轰然崩碎，磅礴的灵力如决堤洪流喷薄而出——练气六层，终于踏上了新的境界。</w:t>
+      </w:r>
+    </w:p>
+    <w:p>
+      <w:pPr>
+        <w:spacing w:after="60" w:before="60" w:line="360"/>
+        <w:ind w:firstLine="480"/>
+      </w:pPr>
+      <w:r>
+        <w:rPr>
+          <w:rFonts w:ascii="宋体" w:cs="宋体" w:eastAsia="宋体" w:hAnsi="宋体"/>
+          <w:sz w:val="24"/>
+          <w:szCs w:val="24"/>
+        </w:rPr>
         <w:t xml:space="preserve">与此同时，各方修士也在暗流中各自筹谋——</w:t>
       </w:r>
     </w:p>
@@ -685,7 +783,7 @@
           <w:sz w:val="24"/>
           <w:szCs w:val="24"/>
         </w:rPr>
-        <w:t xml:space="preserve">江湖之上，🔍 魏玄机 探索有收获。，天下局势悄然生变。</w:t>
+        <w:t xml:space="preserve">江湖之上，🔍 谢无殇 探索有收获。，天下局势悄然生变。</w:t>
       </w:r>
     </w:p>
     <w:p>
@@ -716,7 +814,7 @@
           <w:sz w:val="18"/>
           <w:szCs w:val="18"/>
         </w:rPr>
-        <w:t xml:space="preserve">[数据] 存活修士：20人 | 大事件：15件</w:t>
+        <w:t xml:space="preserve">[数据] 存活修士：20人 | 突破：3次 | 大事件：17件</w:t>
       </w:r>
     </w:p>
     <w:p>
@@ -775,7 +873,7 @@
           <w:sz w:val="24"/>
           <w:szCs w:val="24"/>
         </w:rPr>
-        <w:t xml:space="preserve">江湖之上，冯怒潮 练气圆满，却无筑基丹，修炼停滞！，天下局势悄然生变。</w:t>
+        <w:t xml:space="preserve">江湖之上，🔍 裴霜凝 探索有收获。，天下局势悄然生变。</w:t>
       </w:r>
     </w:p>
     <w:p>
@@ -806,7 +904,7 @@
           <w:sz w:val="18"/>
           <w:szCs w:val="18"/>
         </w:rPr>
-        <w:t xml:space="preserve">[数据] 存活修士：20人 | 大事件：11件</w:t>
+        <w:t xml:space="preserve">[数据] 存活修士：20人 | 大事件：8件</w:t>
       </w:r>
     </w:p>
     <w:p>
@@ -865,7 +963,7 @@
           <w:sz w:val="24"/>
           <w:szCs w:val="24"/>
         </w:rPr>
-        <w:t xml:space="preserve">江湖之上，🔍 苏寒衣 探索有收获。，天下局势悄然生变。</w:t>
+        <w:t xml:space="preserve">江湖之上，🔍 谢无殇 探索有收获。，天下局势悄然生变。</w:t>
       </w:r>
     </w:p>
     <w:p>
@@ -896,7 +994,7 @@
           <w:sz w:val="18"/>
           <w:szCs w:val="18"/>
         </w:rPr>
-        <w:t xml:space="preserve">[数据] 存活修士：20人 | 大事件：14件</w:t>
+        <w:t xml:space="preserve">[数据] 存活修士：20人 | 大事件：7件</w:t>
       </w:r>
     </w:p>
     <w:p>
@@ -941,6 +1039,34 @@
           <w:sz w:val="24"/>
           <w:szCs w:val="24"/>
         </w:rPr>
+        <w:t xml:space="preserve">天穹之上，隐隐有灵气漩涡凝聚，那是境界壁障破碎时才有的异象。滚滚灵压自丹田涌出，周身经脉尽皆震鸣——突破了，突破至练气九层！</w:t>
+      </w:r>
+    </w:p>
+    <w:p>
+      <w:pPr>
+        <w:spacing w:after="60" w:before="60" w:line="360"/>
+        <w:ind w:firstLine="480"/>
+      </w:pPr>
+      <w:r>
+        <w:rPr>
+          <w:rFonts w:ascii="宋体" w:cs="宋体" w:eastAsia="宋体" w:hAnsi="宋体"/>
+          <w:sz w:val="24"/>
+          <w:szCs w:val="24"/>
+        </w:rPr>
+        <w:t xml:space="preserve">天穹之上，隐隐有灵气漩涡凝聚，那是境界壁障破碎时才有的异象。滚滚灵压自丹田涌出，周身经脉尽皆震鸣——突破了，突破至【练气九层】！！</w:t>
+      </w:r>
+    </w:p>
+    <w:p>
+      <w:pPr>
+        <w:spacing w:after="60" w:before="60" w:line="360"/>
+        <w:ind w:firstLine="480"/>
+      </w:pPr>
+      <w:r>
+        <w:rPr>
+          <w:rFonts w:ascii="宋体" w:cs="宋体" w:eastAsia="宋体" w:hAnsi="宋体"/>
+          <w:sz w:val="24"/>
+          <w:szCs w:val="24"/>
+        </w:rPr>
         <w:t xml:space="preserve">与此同时，各方修士也在暗流中各自筹谋——</w:t>
       </w:r>
     </w:p>
@@ -955,7 +1081,7 @@
           <w:sz w:val="24"/>
           <w:szCs w:val="24"/>
         </w:rPr>
-        <w:t xml:space="preserve">江湖之上，魏玄机 练气圆满，却无筑基丹，修炼停滞！，天下局势悄然生变。</w:t>
+        <w:t xml:space="preserve">江湖之上，🔍 万财爷 探索有收获。，天下局势悄然生变。</w:t>
       </w:r>
     </w:p>
     <w:p>
@@ -986,7 +1112,7 @@
           <w:sz w:val="18"/>
           <w:szCs w:val="18"/>
         </w:rPr>
-        <w:t xml:space="preserve">[数据] 存活修士：20人 | 大事件：13件</w:t>
+        <w:t xml:space="preserve">[数据] 存活修士：20人 | 突破：1次 | 大事件：11件</w:t>
       </w:r>
     </w:p>
     <w:p>

--- a/xianxia_story.docx
+++ b/xianxia_story.docx
@@ -103,20 +103,6 @@
           <w:sz w:val="24"/>
           <w:szCs w:val="24"/>
         </w:rPr>
-        <w:t xml:space="preserve">突破的那一刻，天地间仿佛静止了。丹田深处，一道桎梏轰然崩碎，磅礴的灵力如决堤洪流喷薄而出——练气九层，终于踏上了新的境界。</w:t>
-      </w:r>
-    </w:p>
-    <w:p>
-      <w:pPr>
-        <w:spacing w:after="60" w:before="60" w:line="360"/>
-        <w:ind w:firstLine="480"/>
-      </w:pPr>
-      <w:r>
-        <w:rPr>
-          <w:rFonts w:ascii="宋体" w:cs="宋体" w:eastAsia="宋体" w:hAnsi="宋体"/>
-          <w:sz w:val="24"/>
-          <w:szCs w:val="24"/>
-        </w:rPr>
         <w:t xml:space="preserve">与此同时，各方修士也在暗流中各自筹谋——</w:t>
       </w:r>
     </w:p>
@@ -131,7 +117,7 @@
           <w:sz w:val="24"/>
           <w:szCs w:val="24"/>
         </w:rPr>
-        <w:t xml:space="preserve">江湖之上，🔍 梨花娘子 探索有收获。，天下局势悄然生变。</w:t>
+        <w:t xml:space="preserve">江湖之上，🔍 孟长歌 探索有收获。，天下局势悄然生变。</w:t>
       </w:r>
     </w:p>
     <w:p>
@@ -162,7 +148,7 @@
           <w:sz w:val="18"/>
           <w:szCs w:val="18"/>
         </w:rPr>
-        <w:t xml:space="preserve">[数据] 存活修士：20人 | 突破：1次 | 大事件：7件</w:t>
+        <w:t xml:space="preserve">[数据] 存活修士：20人 | 大事件：19件</w:t>
       </w:r>
     </w:p>
     <w:p>
@@ -221,7 +207,7 @@
           <w:sz w:val="24"/>
           <w:szCs w:val="24"/>
         </w:rPr>
-        <w:t xml:space="preserve">江湖之上，🔍 老赵掌柜 探索有收获。，天下局势悄然生变。</w:t>
+        <w:t xml:space="preserve">江湖之上，🔍 冯怒潮 探索有收获。，天下局势悄然生变。</w:t>
       </w:r>
     </w:p>
     <w:p>
@@ -252,7 +238,7 @@
           <w:sz w:val="18"/>
           <w:szCs w:val="18"/>
         </w:rPr>
-        <w:t xml:space="preserve">[数据] 存活修士：20人 | 大事件：8件</w:t>
+        <w:t xml:space="preserve">[数据] 存活修士：20人 | 大事件：17件</w:t>
       </w:r>
     </w:p>
     <w:p>
@@ -297,34 +283,6 @@
           <w:sz w:val="24"/>
           <w:szCs w:val="24"/>
         </w:rPr>
-        <w:t xml:space="preserve">天穹之上，隐隐有灵气漩涡凝聚，那是境界壁障破碎时才有的异象。滚滚灵压自丹田涌出，周身经脉尽皆震鸣——突破了，突破至练气七层！</w:t>
-      </w:r>
-    </w:p>
-    <w:p>
-      <w:pPr>
-        <w:spacing w:after="60" w:before="60" w:line="360"/>
-        <w:ind w:firstLine="480"/>
-      </w:pPr>
-      <w:r>
-        <w:rPr>
-          <w:rFonts w:ascii="宋体" w:cs="宋体" w:eastAsia="宋体" w:hAnsi="宋体"/>
-          <w:sz w:val="24"/>
-          <w:szCs w:val="24"/>
-        </w:rPr>
-        <w:t xml:space="preserve">天穹之上，隐隐有灵气漩涡凝聚，那是境界壁障破碎时才有的异象。滚滚灵压自丹田涌出，周身经脉尽皆震鸣——突破了，突破至【练气七层】！！</w:t>
-      </w:r>
-    </w:p>
-    <w:p>
-      <w:pPr>
-        <w:spacing w:after="60" w:before="60" w:line="360"/>
-        <w:ind w:firstLine="480"/>
-      </w:pPr>
-      <w:r>
-        <w:rPr>
-          <w:rFonts w:ascii="宋体" w:cs="宋体" w:eastAsia="宋体" w:hAnsi="宋体"/>
-          <w:sz w:val="24"/>
-          <w:szCs w:val="24"/>
-        </w:rPr>
         <w:t xml:space="preserve">与此同时，各方修士也在暗流中各自筹谋——</w:t>
       </w:r>
     </w:p>
@@ -339,7 +297,7 @@
           <w:sz w:val="24"/>
           <w:szCs w:val="24"/>
         </w:rPr>
-        <w:t xml:space="preserve">江湖之上，✨ 谢无殇 修为精进，突破至，天下局势悄然生变。</w:t>
+        <w:t xml:space="preserve">江湖之上，冯怒潮 练气圆满，却无筑基丹，修炼停滞！，天下局势悄然生变。</w:t>
       </w:r>
     </w:p>
     <w:p>
@@ -370,7 +328,7 @@
           <w:sz w:val="18"/>
           <w:szCs w:val="18"/>
         </w:rPr>
-        <w:t xml:space="preserve">[数据] 存活修士：20人 | 突破：1次 | 大事件：11件</w:t>
+        <w:t xml:space="preserve">[数据] 存活修士：20人 | 大事件：14件</w:t>
       </w:r>
     </w:p>
     <w:p>
@@ -415,6 +373,34 @@
           <w:sz w:val="24"/>
           <w:szCs w:val="24"/>
         </w:rPr>
+        <w:t xml:space="preserve">突破的那一刻，天地间仿佛静止了。丹田深处，一道桎梏轰然崩碎，磅礴的灵力如决堤洪流喷薄而出——练气十一层，终于踏上了新的境界。</w:t>
+      </w:r>
+    </w:p>
+    <w:p>
+      <w:pPr>
+        <w:spacing w:after="60" w:before="60" w:line="360"/>
+        <w:ind w:firstLine="480"/>
+      </w:pPr>
+      <w:r>
+        <w:rPr>
+          <w:rFonts w:ascii="宋体" w:cs="宋体" w:eastAsia="宋体" w:hAnsi="宋体"/>
+          <w:sz w:val="24"/>
+          <w:szCs w:val="24"/>
+        </w:rPr>
+        <w:t xml:space="preserve">突破的那一刻，天地间仿佛静止了。丹田深处，一道桎梏轰然崩碎，磅礴的灵力如决堤洪流喷薄而出——【练气十一层】！修仙之路，终于踏上了新的境界。</w:t>
+      </w:r>
+    </w:p>
+    <w:p>
+      <w:pPr>
+        <w:spacing w:after="60" w:before="60" w:line="360"/>
+        <w:ind w:firstLine="480"/>
+      </w:pPr>
+      <w:r>
+        <w:rPr>
+          <w:rFonts w:ascii="宋体" w:cs="宋体" w:eastAsia="宋体" w:hAnsi="宋体"/>
+          <w:sz w:val="24"/>
+          <w:szCs w:val="24"/>
+        </w:rPr>
         <w:t xml:space="preserve">与此同时，各方修士也在暗流中各自筹谋——</w:t>
       </w:r>
     </w:p>
@@ -429,7 +415,7 @@
           <w:sz w:val="24"/>
           <w:szCs w:val="24"/>
         </w:rPr>
-        <w:t xml:space="preserve">江湖之上，🔍 周天问 探索有收获。，天下局势悄然生变。</w:t>
+        <w:t xml:space="preserve">江湖之上，冯怒潮 练气圆满，却无筑基丹，修炼停滞！，天下局势悄然生变。</w:t>
       </w:r>
     </w:p>
     <w:p>
@@ -460,7 +446,7 @@
           <w:sz w:val="18"/>
           <w:szCs w:val="18"/>
         </w:rPr>
-        <w:t xml:space="preserve">[数据] 存活修士：20人 | 大事件：4件</w:t>
+        <w:t xml:space="preserve">[数据] 存活修士：20人 | 突破：1次 | 大事件：18件</w:t>
       </w:r>
     </w:p>
     <w:p>
@@ -505,34 +491,6 @@
           <w:sz w:val="24"/>
           <w:szCs w:val="24"/>
         </w:rPr>
-        <w:t xml:space="preserve">突破的那一刻，天地间仿佛静止了。丹田深处，一道桎梏轰然崩碎，磅礴的灵力如决堤洪流喷薄而出——练气八层，终于踏上了新的境界。</w:t>
-      </w:r>
-    </w:p>
-    <w:p>
-      <w:pPr>
-        <w:spacing w:after="60" w:before="60" w:line="360"/>
-        <w:ind w:firstLine="480"/>
-      </w:pPr>
-      <w:r>
-        <w:rPr>
-          <w:rFonts w:ascii="宋体" w:cs="宋体" w:eastAsia="宋体" w:hAnsi="宋体"/>
-          <w:sz w:val="24"/>
-          <w:szCs w:val="24"/>
-        </w:rPr>
-        <w:t xml:space="preserve">突破的那一刻，天地间仿佛静止了。丹田深处，一道桎梏轰然崩碎，磅礴的灵力如决堤洪流喷薄而出——【练气八层】！，终于踏上了新的境界。</w:t>
-      </w:r>
-    </w:p>
-    <w:p>
-      <w:pPr>
-        <w:spacing w:after="60" w:before="60" w:line="360"/>
-        <w:ind w:firstLine="480"/>
-      </w:pPr>
-      <w:r>
-        <w:rPr>
-          <w:rFonts w:ascii="宋体" w:cs="宋体" w:eastAsia="宋体" w:hAnsi="宋体"/>
-          <w:sz w:val="24"/>
-          <w:szCs w:val="24"/>
-        </w:rPr>
         <w:t xml:space="preserve">与此同时，各方修士也在暗流中各自筹谋——</w:t>
       </w:r>
     </w:p>
@@ -547,7 +505,7 @@
           <w:sz w:val="24"/>
           <w:szCs w:val="24"/>
         </w:rPr>
-        <w:t xml:space="preserve">江湖之上，✨ 裴霜凝 修为精进，突破至，天下局势悄然生变。</w:t>
+        <w:t xml:space="preserve">江湖之上，冯怒潮 练气圆满，却无筑基丹，修炼停滞！，天下局势悄然生变。</w:t>
       </w:r>
     </w:p>
     <w:p>
@@ -578,7 +536,7 @@
           <w:sz w:val="18"/>
           <w:szCs w:val="18"/>
         </w:rPr>
-        <w:t xml:space="preserve">[数据] 存活修士：20人 | 突破：1次 | 大事件：10件</w:t>
+        <w:t xml:space="preserve">[数据] 存活修士：20人 | 大事件：15件</w:t>
       </w:r>
     </w:p>
     <w:p>
@@ -623,34 +581,6 @@
           <w:sz w:val="24"/>
           <w:szCs w:val="24"/>
         </w:rPr>
-        <w:t xml:space="preserve">天穹之上，隐隐有灵气漩涡凝聚，那是境界壁障破碎时才有的异象。滚滚灵压自丹田涌出，周身经脉尽皆震鸣——突破了，突破至练气四层！</w:t>
-      </w:r>
-    </w:p>
-    <w:p>
-      <w:pPr>
-        <w:spacing w:after="60" w:before="60" w:line="360"/>
-        <w:ind w:firstLine="480"/>
-      </w:pPr>
-      <w:r>
-        <w:rPr>
-          <w:rFonts w:ascii="宋体" w:cs="宋体" w:eastAsia="宋体" w:hAnsi="宋体"/>
-          <w:sz w:val="24"/>
-          <w:szCs w:val="24"/>
-        </w:rPr>
-        <w:t xml:space="preserve">天穹之上，隐隐有灵气漩涡凝聚，那是境界壁障破碎时才有的异象。滚滚灵压自丹田涌出，周身经脉尽皆震鸣——突破了，突破至练气三层！</w:t>
-      </w:r>
-    </w:p>
-    <w:p>
-      <w:pPr>
-        <w:spacing w:after="60" w:before="60" w:line="360"/>
-        <w:ind w:firstLine="480"/>
-      </w:pPr>
-      <w:r>
-        <w:rPr>
-          <w:rFonts w:ascii="宋体" w:cs="宋体" w:eastAsia="宋体" w:hAnsi="宋体"/>
-          <w:sz w:val="24"/>
-          <w:szCs w:val="24"/>
-        </w:rPr>
         <w:t xml:space="preserve">与此同时，各方修士也在暗流中各自筹谋——</w:t>
       </w:r>
     </w:p>
@@ -665,7 +595,7 @@
           <w:sz w:val="24"/>
           <w:szCs w:val="24"/>
         </w:rPr>
-        <w:t xml:space="preserve">江湖之上，🔍 周天问 探索有收获。，天下局势悄然生变。</w:t>
+        <w:t xml:space="preserve">江湖之上，孟长歌 练气圆满，却无筑基丹，修炼停滞！，天下局势悄然生变。</w:t>
       </w:r>
     </w:p>
     <w:p>
@@ -696,7 +626,7 @@
           <w:sz w:val="18"/>
           <w:szCs w:val="18"/>
         </w:rPr>
-        <w:t xml:space="preserve">[数据] 存活修士：20人 | 突破：2次 | 大事件：11件</w:t>
+        <w:t xml:space="preserve">[数据] 存活修士：20人 | 大事件：11件</w:t>
       </w:r>
     </w:p>
     <w:p>
@@ -741,34 +671,6 @@
           <w:sz w:val="24"/>
           <w:szCs w:val="24"/>
         </w:rPr>
-        <w:t xml:space="preserve">突破的那一刻，天地间仿佛静止了。丹田深处，一道桎梏轰然崩碎，磅礴的灵力如决堤洪流喷薄而出——练气三层，终于踏上了新的境界。</w:t>
-      </w:r>
-    </w:p>
-    <w:p>
-      <w:pPr>
-        <w:spacing w:after="60" w:before="60" w:line="360"/>
-        <w:ind w:firstLine="480"/>
-      </w:pPr>
-      <w:r>
-        <w:rPr>
-          <w:rFonts w:ascii="宋体" w:cs="宋体" w:eastAsia="宋体" w:hAnsi="宋体"/>
-          <w:sz w:val="24"/>
-          <w:szCs w:val="24"/>
-        </w:rPr>
-        <w:t xml:space="preserve">突破的那一刻，天地间仿佛静止了。丹田深处，一道桎梏轰然崩碎，磅礴的灵力如决堤洪流喷薄而出——练气六层，终于踏上了新的境界。</w:t>
-      </w:r>
-    </w:p>
-    <w:p>
-      <w:pPr>
-        <w:spacing w:after="60" w:before="60" w:line="360"/>
-        <w:ind w:firstLine="480"/>
-      </w:pPr>
-      <w:r>
-        <w:rPr>
-          <w:rFonts w:ascii="宋体" w:cs="宋体" w:eastAsia="宋体" w:hAnsi="宋体"/>
-          <w:sz w:val="24"/>
-          <w:szCs w:val="24"/>
-        </w:rPr>
         <w:t xml:space="preserve">与此同时，各方修士也在暗流中各自筹谋——</w:t>
       </w:r>
     </w:p>
@@ -783,7 +685,7 @@
           <w:sz w:val="24"/>
           <w:szCs w:val="24"/>
         </w:rPr>
-        <w:t xml:space="preserve">江湖之上，🔍 谢无殇 探索有收获。，天下局势悄然生变。</w:t>
+        <w:t xml:space="preserve">江湖之上，🔍 魏玄机 探索有收获。，天下局势悄然生变。</w:t>
       </w:r>
     </w:p>
     <w:p>
@@ -814,7 +716,7 @@
           <w:sz w:val="18"/>
           <w:szCs w:val="18"/>
         </w:rPr>
-        <w:t xml:space="preserve">[数据] 存活修士：20人 | 突破：3次 | 大事件：17件</w:t>
+        <w:t xml:space="preserve">[数据] 存活修士：20人 | 大事件：15件</w:t>
       </w:r>
     </w:p>
     <w:p>
@@ -873,7 +775,7 @@
           <w:sz w:val="24"/>
           <w:szCs w:val="24"/>
         </w:rPr>
-        <w:t xml:space="preserve">江湖之上，🔍 裴霜凝 探索有收获。，天下局势悄然生变。</w:t>
+        <w:t xml:space="preserve">江湖之上，冯怒潮 练气圆满，却无筑基丹，修炼停滞！，天下局势悄然生变。</w:t>
       </w:r>
     </w:p>
     <w:p>
@@ -904,7 +806,7 @@
           <w:sz w:val="18"/>
           <w:szCs w:val="18"/>
         </w:rPr>
-        <w:t xml:space="preserve">[数据] 存活修士：20人 | 大事件：8件</w:t>
+        <w:t xml:space="preserve">[数据] 存活修士：20人 | 大事件：11件</w:t>
       </w:r>
     </w:p>
     <w:p>
@@ -963,7 +865,7 @@
           <w:sz w:val="24"/>
           <w:szCs w:val="24"/>
         </w:rPr>
-        <w:t xml:space="preserve">江湖之上，🔍 谢无殇 探索有收获。，天下局势悄然生变。</w:t>
+        <w:t xml:space="preserve">江湖之上，🔍 苏寒衣 探索有收获。，天下局势悄然生变。</w:t>
       </w:r>
     </w:p>
     <w:p>
@@ -994,7 +896,7 @@
           <w:sz w:val="18"/>
           <w:szCs w:val="18"/>
         </w:rPr>
-        <w:t xml:space="preserve">[数据] 存活修士：20人 | 大事件：7件</w:t>
+        <w:t xml:space="preserve">[数据] 存活修士：20人 | 大事件：14件</w:t>
       </w:r>
     </w:p>
     <w:p>
@@ -1039,34 +941,6 @@
           <w:sz w:val="24"/>
           <w:szCs w:val="24"/>
         </w:rPr>
-        <w:t xml:space="preserve">天穹之上，隐隐有灵气漩涡凝聚，那是境界壁障破碎时才有的异象。滚滚灵压自丹田涌出，周身经脉尽皆震鸣——突破了，突破至练气九层！</w:t>
-      </w:r>
-    </w:p>
-    <w:p>
-      <w:pPr>
-        <w:spacing w:after="60" w:before="60" w:line="360"/>
-        <w:ind w:firstLine="480"/>
-      </w:pPr>
-      <w:r>
-        <w:rPr>
-          <w:rFonts w:ascii="宋体" w:cs="宋体" w:eastAsia="宋体" w:hAnsi="宋体"/>
-          <w:sz w:val="24"/>
-          <w:szCs w:val="24"/>
-        </w:rPr>
-        <w:t xml:space="preserve">天穹之上，隐隐有灵气漩涡凝聚，那是境界壁障破碎时才有的异象。滚滚灵压自丹田涌出，周身经脉尽皆震鸣——突破了，突破至【练气九层】！！</w:t>
-      </w:r>
-    </w:p>
-    <w:p>
-      <w:pPr>
-        <w:spacing w:after="60" w:before="60" w:line="360"/>
-        <w:ind w:firstLine="480"/>
-      </w:pPr>
-      <w:r>
-        <w:rPr>
-          <w:rFonts w:ascii="宋体" w:cs="宋体" w:eastAsia="宋体" w:hAnsi="宋体"/>
-          <w:sz w:val="24"/>
-          <w:szCs w:val="24"/>
-        </w:rPr>
         <w:t xml:space="preserve">与此同时，各方修士也在暗流中各自筹谋——</w:t>
       </w:r>
     </w:p>
@@ -1081,7 +955,7 @@
           <w:sz w:val="24"/>
           <w:szCs w:val="24"/>
         </w:rPr>
-        <w:t xml:space="preserve">江湖之上，🔍 万财爷 探索有收获。，天下局势悄然生变。</w:t>
+        <w:t xml:space="preserve">江湖之上，魏玄机 练气圆满，却无筑基丹，修炼停滞！，天下局势悄然生变。</w:t>
       </w:r>
     </w:p>
     <w:p>
@@ -1112,7 +986,7 @@
           <w:sz w:val="18"/>
           <w:szCs w:val="18"/>
         </w:rPr>
-        <w:t xml:space="preserve">[数据] 存活修士：20人 | 突破：1次 | 大事件：11件</w:t>
+        <w:t xml:space="preserve">[数据] 存活修士：20人 | 大事件：13件</w:t>
       </w:r>
     </w:p>
     <w:p>
@@ -3641,6 +3515,96 @@
           <w:szCs w:val="18"/>
         </w:rPr>
         <w:t xml:space="preserve">[数据] 存活修士：20人 | 突破：1次 | 大事件：11件</w:t>
+      </w:r>
+    </w:p>
+    <w:p>
+      <w:pPr>
+        <w:pStyle w:val="Heading2"/>
+        <w:spacing w:after="150" w:before="300"/>
+      </w:pPr>
+      <w:r>
+        <w:rPr>
+          <w:rFonts w:ascii="宋体" w:cs="宋体" w:eastAsia="宋体" w:hAnsi="宋体"/>
+          <w:b/>
+          <w:bCs/>
+          <w:color w:val="6B3A1F"/>
+          <w:sz w:val="28"/>
+          <w:szCs w:val="28"/>
+        </w:rPr>
+        <w:t xml:space="preserve">第146月至第150月</w:t>
+      </w:r>
+    </w:p>
+    <w:p>
+      <w:pPr>
+        <w:spacing w:after="60" w:before="60" w:line="360"/>
+        <w:ind w:firstLine="480"/>
+      </w:pPr>
+      <w:r>
+        <w:rPr>
+          <w:rFonts w:ascii="宋体" w:cs="宋体" w:eastAsia="宋体" w:hAnsi="宋体"/>
+          <w:sz w:val="24"/>
+          <w:szCs w:val="24"/>
+        </w:rPr>
+        <w:t xml:space="preserve">幽冥谷的磷火在第146月时格外幽蓝，腐败的灵气裹挟着死气，却也孕育着异样的契机。天地棋盘上，每一枚棋子都在悄然落位。</w:t>
+      </w:r>
+    </w:p>
+    <w:p>
+      <w:pPr>
+        <w:spacing w:after="60" w:before="60" w:line="360"/>
+        <w:ind w:firstLine="480"/>
+      </w:pPr>
+      <w:r>
+        <w:rPr>
+          <w:rFonts w:ascii="宋体" w:cs="宋体" w:eastAsia="宋体" w:hAnsi="宋体"/>
+          <w:sz w:val="24"/>
+          <w:szCs w:val="24"/>
+        </w:rPr>
+        <w:t xml:space="preserve">与此同时，各方修士也在暗流中各自筹谋——</w:t>
+      </w:r>
+    </w:p>
+    <w:p>
+      <w:pPr>
+        <w:spacing w:after="60" w:before="60" w:line="360"/>
+        <w:ind w:firstLine="480"/>
+      </w:pPr>
+      <w:r>
+        <w:rPr>
+          <w:rFonts w:ascii="宋体" w:cs="宋体" w:eastAsia="宋体" w:hAnsi="宋体"/>
+          <w:sz w:val="24"/>
+          <w:szCs w:val="24"/>
+        </w:rPr>
+        <w:t xml:space="preserve">江湖之上，铁牛 练气圆满，却无筑基丹，修炼停滞！，天下局势悄然生变。</w:t>
+      </w:r>
+    </w:p>
+    <w:p>
+      <w:pPr>
+        <w:spacing w:after="60" w:before="60" w:line="360"/>
+        <w:ind w:firstLine="480"/>
+      </w:pPr>
+      <w:r>
+        <w:rPr>
+          <w:rFonts w:ascii="宋体" w:cs="宋体" w:eastAsia="宋体" w:hAnsi="宋体"/>
+          <w:sz w:val="24"/>
+          <w:szCs w:val="24"/>
+        </w:rPr>
+        <w:t xml:space="preserve">血与道，从来不曾分离。第150月的故事，暂且写到这里。</w:t>
+      </w:r>
+    </w:p>
+    <w:p>
+      <w:pPr>
+        <w:spacing w:after="200" w:before="100"/>
+        <w:jc w:val="right"/>
+      </w:pPr>
+      <w:r>
+        <w:rPr>
+          <w:rFonts w:ascii="宋体" w:cs="宋体" w:eastAsia="宋体" w:hAnsi="宋体"/>
+          <w:i/>
+          <w:iCs/>
+          <w:color w:val="888888"/>
+          <w:sz w:val="18"/>
+          <w:szCs w:val="18"/>
+        </w:rPr>
+        <w:t xml:space="preserve">[数据] 存活修士：20人 | 大事件：23件</w:t>
       </w:r>
     </w:p>
     <w:sectPr>

--- a/xianxia_story.docx
+++ b/xianxia_story.docx
@@ -103,6 +103,20 @@
           <w:sz w:val="24"/>
           <w:szCs w:val="24"/>
         </w:rPr>
+        <w:t xml:space="preserve">突破的那一刻，天地间仿佛静止了。丹田深处，一道桎梏轰然崩碎，磅礴的灵力如决堤洪流喷薄而出——练气九层，终于踏上了新的境界。</w:t>
+      </w:r>
+    </w:p>
+    <w:p>
+      <w:pPr>
+        <w:spacing w:after="60" w:before="60" w:line="360"/>
+        <w:ind w:firstLine="480"/>
+      </w:pPr>
+      <w:r>
+        <w:rPr>
+          <w:rFonts w:ascii="宋体" w:cs="宋体" w:eastAsia="宋体" w:hAnsi="宋体"/>
+          <w:sz w:val="24"/>
+          <w:szCs w:val="24"/>
+        </w:rPr>
         <w:t xml:space="preserve">与此同时，各方修士也在暗流中各自筹谋——</w:t>
       </w:r>
     </w:p>
@@ -117,7 +131,7 @@
           <w:sz w:val="24"/>
           <w:szCs w:val="24"/>
         </w:rPr>
-        <w:t xml:space="preserve">江湖之上，🔍 孟长歌 探索有收获。，天下局势悄然生变。</w:t>
+        <w:t xml:space="preserve">江湖之上，🔍 梨花娘子 探索有收获。，天下局势悄然生变。</w:t>
       </w:r>
     </w:p>
     <w:p>
@@ -148,7 +162,7 @@
           <w:sz w:val="18"/>
           <w:szCs w:val="18"/>
         </w:rPr>
-        <w:t xml:space="preserve">[数据] 存活修士：20人 | 大事件：19件</w:t>
+        <w:t xml:space="preserve">[数据] 存活修士：20人 | 突破：1次 | 大事件：7件</w:t>
       </w:r>
     </w:p>
     <w:p>
@@ -207,7 +221,7 @@
           <w:sz w:val="24"/>
           <w:szCs w:val="24"/>
         </w:rPr>
-        <w:t xml:space="preserve">江湖之上，🔍 冯怒潮 探索有收获。，天下局势悄然生变。</w:t>
+        <w:t xml:space="preserve">江湖之上，🔍 老赵掌柜 探索有收获。，天下局势悄然生变。</w:t>
       </w:r>
     </w:p>
     <w:p>
@@ -238,7 +252,7 @@
           <w:sz w:val="18"/>
           <w:szCs w:val="18"/>
         </w:rPr>
-        <w:t xml:space="preserve">[数据] 存活修士：20人 | 大事件：17件</w:t>
+        <w:t xml:space="preserve">[数据] 存活修士：20人 | 大事件：8件</w:t>
       </w:r>
     </w:p>
     <w:p>
@@ -283,6 +297,34 @@
           <w:sz w:val="24"/>
           <w:szCs w:val="24"/>
         </w:rPr>
+        <w:t xml:space="preserve">天穹之上，隐隐有灵气漩涡凝聚，那是境界壁障破碎时才有的异象。滚滚灵压自丹田涌出，周身经脉尽皆震鸣——突破了，突破至练气七层！</w:t>
+      </w:r>
+    </w:p>
+    <w:p>
+      <w:pPr>
+        <w:spacing w:after="60" w:before="60" w:line="360"/>
+        <w:ind w:firstLine="480"/>
+      </w:pPr>
+      <w:r>
+        <w:rPr>
+          <w:rFonts w:ascii="宋体" w:cs="宋体" w:eastAsia="宋体" w:hAnsi="宋体"/>
+          <w:sz w:val="24"/>
+          <w:szCs w:val="24"/>
+        </w:rPr>
+        <w:t xml:space="preserve">天穹之上，隐隐有灵气漩涡凝聚，那是境界壁障破碎时才有的异象。滚滚灵压自丹田涌出，周身经脉尽皆震鸣——突破了，突破至【练气七层】！！</w:t>
+      </w:r>
+    </w:p>
+    <w:p>
+      <w:pPr>
+        <w:spacing w:after="60" w:before="60" w:line="360"/>
+        <w:ind w:firstLine="480"/>
+      </w:pPr>
+      <w:r>
+        <w:rPr>
+          <w:rFonts w:ascii="宋体" w:cs="宋体" w:eastAsia="宋体" w:hAnsi="宋体"/>
+          <w:sz w:val="24"/>
+          <w:szCs w:val="24"/>
+        </w:rPr>
         <w:t xml:space="preserve">与此同时，各方修士也在暗流中各自筹谋——</w:t>
       </w:r>
     </w:p>
@@ -297,7 +339,7 @@
           <w:sz w:val="24"/>
           <w:szCs w:val="24"/>
         </w:rPr>
-        <w:t xml:space="preserve">江湖之上，冯怒潮 练气圆满，却无筑基丹，修炼停滞！，天下局势悄然生变。</w:t>
+        <w:t xml:space="preserve">江湖之上，✨ 谢无殇 修为精进，突破至，天下局势悄然生变。</w:t>
       </w:r>
     </w:p>
     <w:p>
@@ -328,7 +370,7 @@
           <w:sz w:val="18"/>
           <w:szCs w:val="18"/>
         </w:rPr>
-        <w:t xml:space="preserve">[数据] 存活修士：20人 | 大事件：14件</w:t>
+        <w:t xml:space="preserve">[数据] 存活修士：20人 | 突破：1次 | 大事件：11件</w:t>
       </w:r>
     </w:p>
     <w:p>
@@ -373,34 +415,6 @@
           <w:sz w:val="24"/>
           <w:szCs w:val="24"/>
         </w:rPr>
-        <w:t xml:space="preserve">突破的那一刻，天地间仿佛静止了。丹田深处，一道桎梏轰然崩碎，磅礴的灵力如决堤洪流喷薄而出——练气十一层，终于踏上了新的境界。</w:t>
-      </w:r>
-    </w:p>
-    <w:p>
-      <w:pPr>
-        <w:spacing w:after="60" w:before="60" w:line="360"/>
-        <w:ind w:firstLine="480"/>
-      </w:pPr>
-      <w:r>
-        <w:rPr>
-          <w:rFonts w:ascii="宋体" w:cs="宋体" w:eastAsia="宋体" w:hAnsi="宋体"/>
-          <w:sz w:val="24"/>
-          <w:szCs w:val="24"/>
-        </w:rPr>
-        <w:t xml:space="preserve">突破的那一刻，天地间仿佛静止了。丹田深处，一道桎梏轰然崩碎，磅礴的灵力如决堤洪流喷薄而出——【练气十一层】！修仙之路，终于踏上了新的境界。</w:t>
-      </w:r>
-    </w:p>
-    <w:p>
-      <w:pPr>
-        <w:spacing w:after="60" w:before="60" w:line="360"/>
-        <w:ind w:firstLine="480"/>
-      </w:pPr>
-      <w:r>
-        <w:rPr>
-          <w:rFonts w:ascii="宋体" w:cs="宋体" w:eastAsia="宋体" w:hAnsi="宋体"/>
-          <w:sz w:val="24"/>
-          <w:szCs w:val="24"/>
-        </w:rPr>
         <w:t xml:space="preserve">与此同时，各方修士也在暗流中各自筹谋——</w:t>
       </w:r>
     </w:p>
@@ -415,7 +429,7 @@
           <w:sz w:val="24"/>
           <w:szCs w:val="24"/>
         </w:rPr>
-        <w:t xml:space="preserve">江湖之上，冯怒潮 练气圆满，却无筑基丹，修炼停滞！，天下局势悄然生变。</w:t>
+        <w:t xml:space="preserve">江湖之上，🔍 周天问 探索有收获。，天下局势悄然生变。</w:t>
       </w:r>
     </w:p>
     <w:p>
@@ -446,7 +460,7 @@
           <w:sz w:val="18"/>
           <w:szCs w:val="18"/>
         </w:rPr>
-        <w:t xml:space="preserve">[数据] 存活修士：20人 | 突破：1次 | 大事件：18件</w:t>
+        <w:t xml:space="preserve">[数据] 存活修士：20人 | 大事件：4件</w:t>
       </w:r>
     </w:p>
     <w:p>
@@ -491,6 +505,34 @@
           <w:sz w:val="24"/>
           <w:szCs w:val="24"/>
         </w:rPr>
+        <w:t xml:space="preserve">突破的那一刻，天地间仿佛静止了。丹田深处，一道桎梏轰然崩碎，磅礴的灵力如决堤洪流喷薄而出——练气八层，终于踏上了新的境界。</w:t>
+      </w:r>
+    </w:p>
+    <w:p>
+      <w:pPr>
+        <w:spacing w:after="60" w:before="60" w:line="360"/>
+        <w:ind w:firstLine="480"/>
+      </w:pPr>
+      <w:r>
+        <w:rPr>
+          <w:rFonts w:ascii="宋体" w:cs="宋体" w:eastAsia="宋体" w:hAnsi="宋体"/>
+          <w:sz w:val="24"/>
+          <w:szCs w:val="24"/>
+        </w:rPr>
+        <w:t xml:space="preserve">突破的那一刻，天地间仿佛静止了。丹田深处，一道桎梏轰然崩碎，磅礴的灵力如决堤洪流喷薄而出——【练气八层】！，终于踏上了新的境界。</w:t>
+      </w:r>
+    </w:p>
+    <w:p>
+      <w:pPr>
+        <w:spacing w:after="60" w:before="60" w:line="360"/>
+        <w:ind w:firstLine="480"/>
+      </w:pPr>
+      <w:r>
+        <w:rPr>
+          <w:rFonts w:ascii="宋体" w:cs="宋体" w:eastAsia="宋体" w:hAnsi="宋体"/>
+          <w:sz w:val="24"/>
+          <w:szCs w:val="24"/>
+        </w:rPr>
         <w:t xml:space="preserve">与此同时，各方修士也在暗流中各自筹谋——</w:t>
       </w:r>
     </w:p>
@@ -505,7 +547,7 @@
           <w:sz w:val="24"/>
           <w:szCs w:val="24"/>
         </w:rPr>
-        <w:t xml:space="preserve">江湖之上，冯怒潮 练气圆满，却无筑基丹，修炼停滞！，天下局势悄然生变。</w:t>
+        <w:t xml:space="preserve">江湖之上，✨ 裴霜凝 修为精进，突破至，天下局势悄然生变。</w:t>
       </w:r>
     </w:p>
     <w:p>
@@ -536,7 +578,7 @@
           <w:sz w:val="18"/>
           <w:szCs w:val="18"/>
         </w:rPr>
-        <w:t xml:space="preserve">[数据] 存活修士：20人 | 大事件：15件</w:t>
+        <w:t xml:space="preserve">[数据] 存活修士：20人 | 突破：1次 | 大事件：10件</w:t>
       </w:r>
     </w:p>
     <w:p>
@@ -581,6 +623,34 @@
           <w:sz w:val="24"/>
           <w:szCs w:val="24"/>
         </w:rPr>
+        <w:t xml:space="preserve">天穹之上，隐隐有灵气漩涡凝聚，那是境界壁障破碎时才有的异象。滚滚灵压自丹田涌出，周身经脉尽皆震鸣——突破了，突破至练气四层！</w:t>
+      </w:r>
+    </w:p>
+    <w:p>
+      <w:pPr>
+        <w:spacing w:after="60" w:before="60" w:line="360"/>
+        <w:ind w:firstLine="480"/>
+      </w:pPr>
+      <w:r>
+        <w:rPr>
+          <w:rFonts w:ascii="宋体" w:cs="宋体" w:eastAsia="宋体" w:hAnsi="宋体"/>
+          <w:sz w:val="24"/>
+          <w:szCs w:val="24"/>
+        </w:rPr>
+        <w:t xml:space="preserve">天穹之上，隐隐有灵气漩涡凝聚，那是境界壁障破碎时才有的异象。滚滚灵压自丹田涌出，周身经脉尽皆震鸣——突破了，突破至练气三层！</w:t>
+      </w:r>
+    </w:p>
+    <w:p>
+      <w:pPr>
+        <w:spacing w:after="60" w:before="60" w:line="360"/>
+        <w:ind w:firstLine="480"/>
+      </w:pPr>
+      <w:r>
+        <w:rPr>
+          <w:rFonts w:ascii="宋体" w:cs="宋体" w:eastAsia="宋体" w:hAnsi="宋体"/>
+          <w:sz w:val="24"/>
+          <w:szCs w:val="24"/>
+        </w:rPr>
         <w:t xml:space="preserve">与此同时，各方修士也在暗流中各自筹谋——</w:t>
       </w:r>
     </w:p>
@@ -595,7 +665,7 @@
           <w:sz w:val="24"/>
           <w:szCs w:val="24"/>
         </w:rPr>
-        <w:t xml:space="preserve">江湖之上，孟长歌 练气圆满，却无筑基丹，修炼停滞！，天下局势悄然生变。</w:t>
+        <w:t xml:space="preserve">江湖之上，🔍 周天问 探索有收获。，天下局势悄然生变。</w:t>
       </w:r>
     </w:p>
     <w:p>
@@ -626,7 +696,7 @@
           <w:sz w:val="18"/>
           <w:szCs w:val="18"/>
         </w:rPr>
-        <w:t xml:space="preserve">[数据] 存活修士：20人 | 大事件：11件</w:t>
+        <w:t xml:space="preserve">[数据] 存活修士：20人 | 突破：2次 | 大事件：11件</w:t>
       </w:r>
     </w:p>
     <w:p>
@@ -671,6 +741,34 @@
           <w:sz w:val="24"/>
           <w:szCs w:val="24"/>
         </w:rPr>
+        <w:t xml:space="preserve">突破的那一刻，天地间仿佛静止了。丹田深处，一道桎梏轰然崩碎，磅礴的灵力如决堤洪流喷薄而出——练气三层，终于踏上了新的境界。</w:t>
+      </w:r>
+    </w:p>
+    <w:p>
+      <w:pPr>
+        <w:spacing w:after="60" w:before="60" w:line="360"/>
+        <w:ind w:firstLine="480"/>
+      </w:pPr>
+      <w:r>
+        <w:rPr>
+          <w:rFonts w:ascii="宋体" w:cs="宋体" w:eastAsia="宋体" w:hAnsi="宋体"/>
+          <w:sz w:val="24"/>
+          <w:szCs w:val="24"/>
+        </w:rPr>
+        <w:t xml:space="preserve">突破的那一刻，天地间仿佛静止了。丹田深处，一道桎梏轰然崩碎，磅礴的灵力如决堤洪流喷薄而出——练气六层，终于踏上了新的境界。</w:t>
+      </w:r>
+    </w:p>
+    <w:p>
+      <w:pPr>
+        <w:spacing w:after="60" w:before="60" w:line="360"/>
+        <w:ind w:firstLine="480"/>
+      </w:pPr>
+      <w:r>
+        <w:rPr>
+          <w:rFonts w:ascii="宋体" w:cs="宋体" w:eastAsia="宋体" w:hAnsi="宋体"/>
+          <w:sz w:val="24"/>
+          <w:szCs w:val="24"/>
+        </w:rPr>
         <w:t xml:space="preserve">与此同时，各方修士也在暗流中各自筹谋——</w:t>
       </w:r>
     </w:p>
@@ -685,7 +783,7 @@
           <w:sz w:val="24"/>
           <w:szCs w:val="24"/>
         </w:rPr>
-        <w:t xml:space="preserve">江湖之上，🔍 魏玄机 探索有收获。，天下局势悄然生变。</w:t>
+        <w:t xml:space="preserve">江湖之上，🔍 谢无殇 探索有收获。，天下局势悄然生变。</w:t>
       </w:r>
     </w:p>
     <w:p>
@@ -716,7 +814,7 @@
           <w:sz w:val="18"/>
           <w:szCs w:val="18"/>
         </w:rPr>
-        <w:t xml:space="preserve">[数据] 存活修士：20人 | 大事件：15件</w:t>
+        <w:t xml:space="preserve">[数据] 存活修士：20人 | 突破：3次 | 大事件：17件</w:t>
       </w:r>
     </w:p>
     <w:p>
@@ -775,7 +873,7 @@
           <w:sz w:val="24"/>
           <w:szCs w:val="24"/>
         </w:rPr>
-        <w:t xml:space="preserve">江湖之上，冯怒潮 练气圆满，却无筑基丹，修炼停滞！，天下局势悄然生变。</w:t>
+        <w:t xml:space="preserve">江湖之上，🔍 裴霜凝 探索有收获。，天下局势悄然生变。</w:t>
       </w:r>
     </w:p>
     <w:p>
@@ -806,7 +904,7 @@
           <w:sz w:val="18"/>
           <w:szCs w:val="18"/>
         </w:rPr>
-        <w:t xml:space="preserve">[数据] 存活修士：20人 | 大事件：11件</w:t>
+        <w:t xml:space="preserve">[数据] 存活修士：20人 | 大事件：8件</w:t>
       </w:r>
     </w:p>
     <w:p>
@@ -865,7 +963,7 @@
           <w:sz w:val="24"/>
           <w:szCs w:val="24"/>
         </w:rPr>
-        <w:t xml:space="preserve">江湖之上，🔍 苏寒衣 探索有收获。，天下局势悄然生变。</w:t>
+        <w:t xml:space="preserve">江湖之上，🔍 谢无殇 探索有收获。，天下局势悄然生变。</w:t>
       </w:r>
     </w:p>
     <w:p>
@@ -896,7 +994,7 @@
           <w:sz w:val="18"/>
           <w:szCs w:val="18"/>
         </w:rPr>
-        <w:t xml:space="preserve">[数据] 存活修士：20人 | 大事件：14件</w:t>
+        <w:t xml:space="preserve">[数据] 存活修士：20人 | 大事件：7件</w:t>
       </w:r>
     </w:p>
     <w:p>
@@ -941,6 +1039,34 @@
           <w:sz w:val="24"/>
           <w:szCs w:val="24"/>
         </w:rPr>
+        <w:t xml:space="preserve">天穹之上，隐隐有灵气漩涡凝聚，那是境界壁障破碎时才有的异象。滚滚灵压自丹田涌出，周身经脉尽皆震鸣——突破了，突破至练气九层！</w:t>
+      </w:r>
+    </w:p>
+    <w:p>
+      <w:pPr>
+        <w:spacing w:after="60" w:before="60" w:line="360"/>
+        <w:ind w:firstLine="480"/>
+      </w:pPr>
+      <w:r>
+        <w:rPr>
+          <w:rFonts w:ascii="宋体" w:cs="宋体" w:eastAsia="宋体" w:hAnsi="宋体"/>
+          <w:sz w:val="24"/>
+          <w:szCs w:val="24"/>
+        </w:rPr>
+        <w:t xml:space="preserve">天穹之上，隐隐有灵气漩涡凝聚，那是境界壁障破碎时才有的异象。滚滚灵压自丹田涌出，周身经脉尽皆震鸣——突破了，突破至【练气九层】！！</w:t>
+      </w:r>
+    </w:p>
+    <w:p>
+      <w:pPr>
+        <w:spacing w:after="60" w:before="60" w:line="360"/>
+        <w:ind w:firstLine="480"/>
+      </w:pPr>
+      <w:r>
+        <w:rPr>
+          <w:rFonts w:ascii="宋体" w:cs="宋体" w:eastAsia="宋体" w:hAnsi="宋体"/>
+          <w:sz w:val="24"/>
+          <w:szCs w:val="24"/>
+        </w:rPr>
         <w:t xml:space="preserve">与此同时，各方修士也在暗流中各自筹谋——</w:t>
       </w:r>
     </w:p>
@@ -955,7 +1081,7 @@
           <w:sz w:val="24"/>
           <w:szCs w:val="24"/>
         </w:rPr>
-        <w:t xml:space="preserve">江湖之上，魏玄机 练气圆满，却无筑基丹，修炼停滞！，天下局势悄然生变。</w:t>
+        <w:t xml:space="preserve">江湖之上，🔍 万财爷 探索有收获。，天下局势悄然生变。</w:t>
       </w:r>
     </w:p>
     <w:p>
@@ -986,7 +1112,7 @@
           <w:sz w:val="18"/>
           <w:szCs w:val="18"/>
         </w:rPr>
-        <w:t xml:space="preserve">[数据] 存活修士：20人 | 大事件：13件</w:t>
+        <w:t xml:space="preserve">[数据] 存活修士：20人 | 突破：1次 | 大事件：11件</w:t>
       </w:r>
     </w:p>
     <w:p>
@@ -1031,6 +1157,34 @@
           <w:sz w:val="24"/>
           <w:szCs w:val="24"/>
         </w:rPr>
+        <w:t xml:space="preserve">突破的那一刻，天地间仿佛静止了。丹田深处，一道桎梏轰然崩碎，磅礴的灵力如决堤洪流喷薄而出——练气八层，终于踏上了新的境界。</w:t>
+      </w:r>
+    </w:p>
+    <w:p>
+      <w:pPr>
+        <w:spacing w:after="60" w:before="60" w:line="360"/>
+        <w:ind w:firstLine="480"/>
+      </w:pPr>
+      <w:r>
+        <w:rPr>
+          <w:rFonts w:ascii="宋体" w:cs="宋体" w:eastAsia="宋体" w:hAnsi="宋体"/>
+          <w:sz w:val="24"/>
+          <w:szCs w:val="24"/>
+        </w:rPr>
+        <w:t xml:space="preserve">突破的那一刻，天地间仿佛静止了。丹田深处，一道桎梏轰然崩碎，磅礴的灵力如决堤洪流喷薄而出——练气二层，终于踏上了新的境界。</w:t>
+      </w:r>
+    </w:p>
+    <w:p>
+      <w:pPr>
+        <w:spacing w:after="60" w:before="60" w:line="360"/>
+        <w:ind w:firstLine="480"/>
+      </w:pPr>
+      <w:r>
+        <w:rPr>
+          <w:rFonts w:ascii="宋体" w:cs="宋体" w:eastAsia="宋体" w:hAnsi="宋体"/>
+          <w:sz w:val="24"/>
+          <w:szCs w:val="24"/>
+        </w:rPr>
         <w:t xml:space="preserve">与此同时，各方修士也在暗流中各自筹谋——</w:t>
       </w:r>
     </w:p>
@@ -1045,7 +1199,7 @@
           <w:sz w:val="24"/>
           <w:szCs w:val="24"/>
         </w:rPr>
-        <w:t xml:space="preserve">江湖之上，陆霜华 练气圆满，却无筑基丹，修炼停滞！，天下局势悄然生变。</w:t>
+        <w:t xml:space="preserve">江湖之上，✨ 谢无殇 修为精进，突破至，天下局势悄然生变。</w:t>
       </w:r>
     </w:p>
     <w:p>
@@ -1076,7 +1230,7 @@
           <w:sz w:val="18"/>
           <w:szCs w:val="18"/>
         </w:rPr>
-        <w:t xml:space="preserve">[数据] 存活修士：20人 | 大事件：15件</w:t>
+        <w:t xml:space="preserve">[数据] 存活修士：20人 | 突破：3次 | 大事件：6件</w:t>
       </w:r>
     </w:p>
     <w:p>

--- a/xianxia_story.docx
+++ b/xianxia_story.docx
@@ -103,20 +103,6 @@
           <w:sz w:val="24"/>
           <w:szCs w:val="24"/>
         </w:rPr>
-        <w:t xml:space="preserve">突破的那一刻，天地间仿佛静止了。丹田深处，一道桎梏轰然崩碎，磅礴的灵力如决堤洪流喷薄而出——练气九层，终于踏上了新的境界。</w:t>
-      </w:r>
-    </w:p>
-    <w:p>
-      <w:pPr>
-        <w:spacing w:after="60" w:before="60" w:line="360"/>
-        <w:ind w:firstLine="480"/>
-      </w:pPr>
-      <w:r>
-        <w:rPr>
-          <w:rFonts w:ascii="宋体" w:cs="宋体" w:eastAsia="宋体" w:hAnsi="宋体"/>
-          <w:sz w:val="24"/>
-          <w:szCs w:val="24"/>
-        </w:rPr>
         <w:t xml:space="preserve">与此同时，各方修士也在暗流中各自筹谋——</w:t>
       </w:r>
     </w:p>
@@ -131,7 +117,7 @@
           <w:sz w:val="24"/>
           <w:szCs w:val="24"/>
         </w:rPr>
-        <w:t xml:space="preserve">江湖之上，🔍 梨花娘子 探索有收获。，天下局势悄然生变。</w:t>
+        <w:t xml:space="preserve">江湖之上，🔍 孟长歌 探索有收获。，天下局势悄然生变。</w:t>
       </w:r>
     </w:p>
     <w:p>
@@ -162,7 +148,7 @@
           <w:sz w:val="18"/>
           <w:szCs w:val="18"/>
         </w:rPr>
-        <w:t xml:space="preserve">[数据] 存活修士：20人 | 突破：1次 | 大事件：7件</w:t>
+        <w:t xml:space="preserve">[数据] 存活修士：20人 | 大事件：19件</w:t>
       </w:r>
     </w:p>
     <w:p>
@@ -221,7 +207,7 @@
           <w:sz w:val="24"/>
           <w:szCs w:val="24"/>
         </w:rPr>
-        <w:t xml:space="preserve">江湖之上，🔍 老赵掌柜 探索有收获。，天下局势悄然生变。</w:t>
+        <w:t xml:space="preserve">江湖之上，🔍 冯怒潮 探索有收获。，天下局势悄然生变。</w:t>
       </w:r>
     </w:p>
     <w:p>
@@ -252,7 +238,7 @@
           <w:sz w:val="18"/>
           <w:szCs w:val="18"/>
         </w:rPr>
-        <w:t xml:space="preserve">[数据] 存活修士：20人 | 大事件：8件</w:t>
+        <w:t xml:space="preserve">[数据] 存活修士：20人 | 大事件：17件</w:t>
       </w:r>
     </w:p>
     <w:p>
@@ -297,34 +283,6 @@
           <w:sz w:val="24"/>
           <w:szCs w:val="24"/>
         </w:rPr>
-        <w:t xml:space="preserve">天穹之上，隐隐有灵气漩涡凝聚，那是境界壁障破碎时才有的异象。滚滚灵压自丹田涌出，周身经脉尽皆震鸣——突破了，突破至练气七层！</w:t>
-      </w:r>
-    </w:p>
-    <w:p>
-      <w:pPr>
-        <w:spacing w:after="60" w:before="60" w:line="360"/>
-        <w:ind w:firstLine="480"/>
-      </w:pPr>
-      <w:r>
-        <w:rPr>
-          <w:rFonts w:ascii="宋体" w:cs="宋体" w:eastAsia="宋体" w:hAnsi="宋体"/>
-          <w:sz w:val="24"/>
-          <w:szCs w:val="24"/>
-        </w:rPr>
-        <w:t xml:space="preserve">天穹之上，隐隐有灵气漩涡凝聚，那是境界壁障破碎时才有的异象。滚滚灵压自丹田涌出，周身经脉尽皆震鸣——突破了，突破至【练气七层】！！</w:t>
-      </w:r>
-    </w:p>
-    <w:p>
-      <w:pPr>
-        <w:spacing w:after="60" w:before="60" w:line="360"/>
-        <w:ind w:firstLine="480"/>
-      </w:pPr>
-      <w:r>
-        <w:rPr>
-          <w:rFonts w:ascii="宋体" w:cs="宋体" w:eastAsia="宋体" w:hAnsi="宋体"/>
-          <w:sz w:val="24"/>
-          <w:szCs w:val="24"/>
-        </w:rPr>
         <w:t xml:space="preserve">与此同时，各方修士也在暗流中各自筹谋——</w:t>
       </w:r>
     </w:p>
@@ -339,7 +297,7 @@
           <w:sz w:val="24"/>
           <w:szCs w:val="24"/>
         </w:rPr>
-        <w:t xml:space="preserve">江湖之上，✨ 谢无殇 修为精进，突破至，天下局势悄然生变。</w:t>
+        <w:t xml:space="preserve">江湖之上，冯怒潮 练气圆满，却无筑基丹，修炼停滞！，天下局势悄然生变。</w:t>
       </w:r>
     </w:p>
     <w:p>
@@ -370,7 +328,7 @@
           <w:sz w:val="18"/>
           <w:szCs w:val="18"/>
         </w:rPr>
-        <w:t xml:space="preserve">[数据] 存活修士：20人 | 突破：1次 | 大事件：11件</w:t>
+        <w:t xml:space="preserve">[数据] 存活修士：20人 | 大事件：14件</w:t>
       </w:r>
     </w:p>
     <w:p>
@@ -415,6 +373,34 @@
           <w:sz w:val="24"/>
           <w:szCs w:val="24"/>
         </w:rPr>
+        <w:t xml:space="preserve">突破的那一刻，天地间仿佛静止了。丹田深处，一道桎梏轰然崩碎，磅礴的灵力如决堤洪流喷薄而出——练气十一层，终于踏上了新的境界。</w:t>
+      </w:r>
+    </w:p>
+    <w:p>
+      <w:pPr>
+        <w:spacing w:after="60" w:before="60" w:line="360"/>
+        <w:ind w:firstLine="480"/>
+      </w:pPr>
+      <w:r>
+        <w:rPr>
+          <w:rFonts w:ascii="宋体" w:cs="宋体" w:eastAsia="宋体" w:hAnsi="宋体"/>
+          <w:sz w:val="24"/>
+          <w:szCs w:val="24"/>
+        </w:rPr>
+        <w:t xml:space="preserve">突破的那一刻，天地间仿佛静止了。丹田深处，一道桎梏轰然崩碎，磅礴的灵力如决堤洪流喷薄而出——【练气十一层】！修仙之路，终于踏上了新的境界。</w:t>
+      </w:r>
+    </w:p>
+    <w:p>
+      <w:pPr>
+        <w:spacing w:after="60" w:before="60" w:line="360"/>
+        <w:ind w:firstLine="480"/>
+      </w:pPr>
+      <w:r>
+        <w:rPr>
+          <w:rFonts w:ascii="宋体" w:cs="宋体" w:eastAsia="宋体" w:hAnsi="宋体"/>
+          <w:sz w:val="24"/>
+          <w:szCs w:val="24"/>
+        </w:rPr>
         <w:t xml:space="preserve">与此同时，各方修士也在暗流中各自筹谋——</w:t>
       </w:r>
     </w:p>
@@ -429,7 +415,7 @@
           <w:sz w:val="24"/>
           <w:szCs w:val="24"/>
         </w:rPr>
-        <w:t xml:space="preserve">江湖之上，🔍 周天问 探索有收获。，天下局势悄然生变。</w:t>
+        <w:t xml:space="preserve">江湖之上，冯怒潮 练气圆满，却无筑基丹，修炼停滞！，天下局势悄然生变。</w:t>
       </w:r>
     </w:p>
     <w:p>
@@ -460,7 +446,7 @@
           <w:sz w:val="18"/>
           <w:szCs w:val="18"/>
         </w:rPr>
-        <w:t xml:space="preserve">[数据] 存活修士：20人 | 大事件：4件</w:t>
+        <w:t xml:space="preserve">[数据] 存活修士：20人 | 突破：1次 | 大事件：18件</w:t>
       </w:r>
     </w:p>
     <w:p>
@@ -505,34 +491,6 @@
           <w:sz w:val="24"/>
           <w:szCs w:val="24"/>
         </w:rPr>
-        <w:t xml:space="preserve">突破的那一刻，天地间仿佛静止了。丹田深处，一道桎梏轰然崩碎，磅礴的灵力如决堤洪流喷薄而出——练气八层，终于踏上了新的境界。</w:t>
-      </w:r>
-    </w:p>
-    <w:p>
-      <w:pPr>
-        <w:spacing w:after="60" w:before="60" w:line="360"/>
-        <w:ind w:firstLine="480"/>
-      </w:pPr>
-      <w:r>
-        <w:rPr>
-          <w:rFonts w:ascii="宋体" w:cs="宋体" w:eastAsia="宋体" w:hAnsi="宋体"/>
-          <w:sz w:val="24"/>
-          <w:szCs w:val="24"/>
-        </w:rPr>
-        <w:t xml:space="preserve">突破的那一刻，天地间仿佛静止了。丹田深处，一道桎梏轰然崩碎，磅礴的灵力如决堤洪流喷薄而出——【练气八层】！，终于踏上了新的境界。</w:t>
-      </w:r>
-    </w:p>
-    <w:p>
-      <w:pPr>
-        <w:spacing w:after="60" w:before="60" w:line="360"/>
-        <w:ind w:firstLine="480"/>
-      </w:pPr>
-      <w:r>
-        <w:rPr>
-          <w:rFonts w:ascii="宋体" w:cs="宋体" w:eastAsia="宋体" w:hAnsi="宋体"/>
-          <w:sz w:val="24"/>
-          <w:szCs w:val="24"/>
-        </w:rPr>
         <w:t xml:space="preserve">与此同时，各方修士也在暗流中各自筹谋——</w:t>
       </w:r>
     </w:p>
@@ -547,7 +505,7 @@
           <w:sz w:val="24"/>
           <w:szCs w:val="24"/>
         </w:rPr>
-        <w:t xml:space="preserve">江湖之上，✨ 裴霜凝 修为精进，突破至，天下局势悄然生变。</w:t>
+        <w:t xml:space="preserve">江湖之上，冯怒潮 练气圆满，却无筑基丹，修炼停滞！，天下局势悄然生变。</w:t>
       </w:r>
     </w:p>
     <w:p>
@@ -578,7 +536,7 @@
           <w:sz w:val="18"/>
           <w:szCs w:val="18"/>
         </w:rPr>
-        <w:t xml:space="preserve">[数据] 存活修士：20人 | 突破：1次 | 大事件：10件</w:t>
+        <w:t xml:space="preserve">[数据] 存活修士：20人 | 大事件：15件</w:t>
       </w:r>
     </w:p>
     <w:p>
@@ -623,34 +581,6 @@
           <w:sz w:val="24"/>
           <w:szCs w:val="24"/>
         </w:rPr>
-        <w:t xml:space="preserve">天穹之上，隐隐有灵气漩涡凝聚，那是境界壁障破碎时才有的异象。滚滚灵压自丹田涌出，周身经脉尽皆震鸣——突破了，突破至练气四层！</w:t>
-      </w:r>
-    </w:p>
-    <w:p>
-      <w:pPr>
-        <w:spacing w:after="60" w:before="60" w:line="360"/>
-        <w:ind w:firstLine="480"/>
-      </w:pPr>
-      <w:r>
-        <w:rPr>
-          <w:rFonts w:ascii="宋体" w:cs="宋体" w:eastAsia="宋体" w:hAnsi="宋体"/>
-          <w:sz w:val="24"/>
-          <w:szCs w:val="24"/>
-        </w:rPr>
-        <w:t xml:space="preserve">天穹之上，隐隐有灵气漩涡凝聚，那是境界壁障破碎时才有的异象。滚滚灵压自丹田涌出，周身经脉尽皆震鸣——突破了，突破至练气三层！</w:t>
-      </w:r>
-    </w:p>
-    <w:p>
-      <w:pPr>
-        <w:spacing w:after="60" w:before="60" w:line="360"/>
-        <w:ind w:firstLine="480"/>
-      </w:pPr>
-      <w:r>
-        <w:rPr>
-          <w:rFonts w:ascii="宋体" w:cs="宋体" w:eastAsia="宋体" w:hAnsi="宋体"/>
-          <w:sz w:val="24"/>
-          <w:szCs w:val="24"/>
-        </w:rPr>
         <w:t xml:space="preserve">与此同时，各方修士也在暗流中各自筹谋——</w:t>
       </w:r>
     </w:p>
@@ -665,7 +595,7 @@
           <w:sz w:val="24"/>
           <w:szCs w:val="24"/>
         </w:rPr>
-        <w:t xml:space="preserve">江湖之上，🔍 周天问 探索有收获。，天下局势悄然生变。</w:t>
+        <w:t xml:space="preserve">江湖之上，孟长歌 练气圆满，却无筑基丹，修炼停滞！，天下局势悄然生变。</w:t>
       </w:r>
     </w:p>
     <w:p>
@@ -696,7 +626,7 @@
           <w:sz w:val="18"/>
           <w:szCs w:val="18"/>
         </w:rPr>
-        <w:t xml:space="preserve">[数据] 存活修士：20人 | 突破：2次 | 大事件：11件</w:t>
+        <w:t xml:space="preserve">[数据] 存活修士：20人 | 大事件：11件</w:t>
       </w:r>
     </w:p>
     <w:p>
@@ -741,34 +671,6 @@
           <w:sz w:val="24"/>
           <w:szCs w:val="24"/>
         </w:rPr>
-        <w:t xml:space="preserve">突破的那一刻，天地间仿佛静止了。丹田深处，一道桎梏轰然崩碎，磅礴的灵力如决堤洪流喷薄而出——练气三层，终于踏上了新的境界。</w:t>
-      </w:r>
-    </w:p>
-    <w:p>
-      <w:pPr>
-        <w:spacing w:after="60" w:before="60" w:line="360"/>
-        <w:ind w:firstLine="480"/>
-      </w:pPr>
-      <w:r>
-        <w:rPr>
-          <w:rFonts w:ascii="宋体" w:cs="宋体" w:eastAsia="宋体" w:hAnsi="宋体"/>
-          <w:sz w:val="24"/>
-          <w:szCs w:val="24"/>
-        </w:rPr>
-        <w:t xml:space="preserve">突破的那一刻，天地间仿佛静止了。丹田深处，一道桎梏轰然崩碎，磅礴的灵力如决堤洪流喷薄而出——练气六层，终于踏上了新的境界。</w:t>
-      </w:r>
-    </w:p>
-    <w:p>
-      <w:pPr>
-        <w:spacing w:after="60" w:before="60" w:line="360"/>
-        <w:ind w:firstLine="480"/>
-      </w:pPr>
-      <w:r>
-        <w:rPr>
-          <w:rFonts w:ascii="宋体" w:cs="宋体" w:eastAsia="宋体" w:hAnsi="宋体"/>
-          <w:sz w:val="24"/>
-          <w:szCs w:val="24"/>
-        </w:rPr>
         <w:t xml:space="preserve">与此同时，各方修士也在暗流中各自筹谋——</w:t>
       </w:r>
     </w:p>
@@ -783,7 +685,7 @@
           <w:sz w:val="24"/>
           <w:szCs w:val="24"/>
         </w:rPr>
-        <w:t xml:space="preserve">江湖之上，🔍 谢无殇 探索有收获。，天下局势悄然生变。</w:t>
+        <w:t xml:space="preserve">江湖之上，🔍 魏玄机 探索有收获。，天下局势悄然生变。</w:t>
       </w:r>
     </w:p>
     <w:p>
@@ -814,7 +716,7 @@
           <w:sz w:val="18"/>
           <w:szCs w:val="18"/>
         </w:rPr>
-        <w:t xml:space="preserve">[数据] 存活修士：20人 | 突破：3次 | 大事件：17件</w:t>
+        <w:t xml:space="preserve">[数据] 存活修士：20人 | 大事件：15件</w:t>
       </w:r>
     </w:p>
     <w:p>
@@ -873,7 +775,7 @@
           <w:sz w:val="24"/>
           <w:szCs w:val="24"/>
         </w:rPr>
-        <w:t xml:space="preserve">江湖之上，🔍 裴霜凝 探索有收获。，天下局势悄然生变。</w:t>
+        <w:t xml:space="preserve">江湖之上，冯怒潮 练气圆满，却无筑基丹，修炼停滞！，天下局势悄然生变。</w:t>
       </w:r>
     </w:p>
     <w:p>
@@ -904,7 +806,7 @@
           <w:sz w:val="18"/>
           <w:szCs w:val="18"/>
         </w:rPr>
-        <w:t xml:space="preserve">[数据] 存活修士：20人 | 大事件：8件</w:t>
+        <w:t xml:space="preserve">[数据] 存活修士：20人 | 大事件：11件</w:t>
       </w:r>
     </w:p>
     <w:p>
@@ -963,7 +865,7 @@
           <w:sz w:val="24"/>
           <w:szCs w:val="24"/>
         </w:rPr>
-        <w:t xml:space="preserve">江湖之上，🔍 谢无殇 探索有收获。，天下局势悄然生变。</w:t>
+        <w:t xml:space="preserve">江湖之上，🔍 苏寒衣 探索有收获。，天下局势悄然生变。</w:t>
       </w:r>
     </w:p>
     <w:p>
@@ -994,7 +896,7 @@
           <w:sz w:val="18"/>
           <w:szCs w:val="18"/>
         </w:rPr>
-        <w:t xml:space="preserve">[数据] 存活修士：20人 | 大事件：7件</w:t>
+        <w:t xml:space="preserve">[数据] 存活修士：20人 | 大事件：14件</w:t>
       </w:r>
     </w:p>
     <w:p>
@@ -1039,34 +941,6 @@
           <w:sz w:val="24"/>
           <w:szCs w:val="24"/>
         </w:rPr>
-        <w:t xml:space="preserve">天穹之上，隐隐有灵气漩涡凝聚，那是境界壁障破碎时才有的异象。滚滚灵压自丹田涌出，周身经脉尽皆震鸣——突破了，突破至练气九层！</w:t>
-      </w:r>
-    </w:p>
-    <w:p>
-      <w:pPr>
-        <w:spacing w:after="60" w:before="60" w:line="360"/>
-        <w:ind w:firstLine="480"/>
-      </w:pPr>
-      <w:r>
-        <w:rPr>
-          <w:rFonts w:ascii="宋体" w:cs="宋体" w:eastAsia="宋体" w:hAnsi="宋体"/>
-          <w:sz w:val="24"/>
-          <w:szCs w:val="24"/>
-        </w:rPr>
-        <w:t xml:space="preserve">天穹之上，隐隐有灵气漩涡凝聚，那是境界壁障破碎时才有的异象。滚滚灵压自丹田涌出，周身经脉尽皆震鸣——突破了，突破至【练气九层】！！</w:t>
-      </w:r>
-    </w:p>
-    <w:p>
-      <w:pPr>
-        <w:spacing w:after="60" w:before="60" w:line="360"/>
-        <w:ind w:firstLine="480"/>
-      </w:pPr>
-      <w:r>
-        <w:rPr>
-          <w:rFonts w:ascii="宋体" w:cs="宋体" w:eastAsia="宋体" w:hAnsi="宋体"/>
-          <w:sz w:val="24"/>
-          <w:szCs w:val="24"/>
-        </w:rPr>
         <w:t xml:space="preserve">与此同时，各方修士也在暗流中各自筹谋——</w:t>
       </w:r>
     </w:p>
@@ -1081,7 +955,7 @@
           <w:sz w:val="24"/>
           <w:szCs w:val="24"/>
         </w:rPr>
-        <w:t xml:space="preserve">江湖之上，🔍 万财爷 探索有收获。，天下局势悄然生变。</w:t>
+        <w:t xml:space="preserve">江湖之上，魏玄机 练气圆满，却无筑基丹，修炼停滞！，天下局势悄然生变。</w:t>
       </w:r>
     </w:p>
     <w:p>
@@ -1112,7 +986,7 @@
           <w:sz w:val="18"/>
           <w:szCs w:val="18"/>
         </w:rPr>
-        <w:t xml:space="preserve">[数据] 存活修士：20人 | 突破：1次 | 大事件：11件</w:t>
+        <w:t xml:space="preserve">[数据] 存活修士：20人 | 大事件：13件</w:t>
       </w:r>
     </w:p>
     <w:p>
@@ -1157,34 +1031,6 @@
           <w:sz w:val="24"/>
           <w:szCs w:val="24"/>
         </w:rPr>
-        <w:t xml:space="preserve">突破的那一刻，天地间仿佛静止了。丹田深处，一道桎梏轰然崩碎，磅礴的灵力如决堤洪流喷薄而出——练气八层，终于踏上了新的境界。</w:t>
-      </w:r>
-    </w:p>
-    <w:p>
-      <w:pPr>
-        <w:spacing w:after="60" w:before="60" w:line="360"/>
-        <w:ind w:firstLine="480"/>
-      </w:pPr>
-      <w:r>
-        <w:rPr>
-          <w:rFonts w:ascii="宋体" w:cs="宋体" w:eastAsia="宋体" w:hAnsi="宋体"/>
-          <w:sz w:val="24"/>
-          <w:szCs w:val="24"/>
-        </w:rPr>
-        <w:t xml:space="preserve">突破的那一刻，天地间仿佛静止了。丹田深处，一道桎梏轰然崩碎，磅礴的灵力如决堤洪流喷薄而出——练气二层，终于踏上了新的境界。</w:t>
-      </w:r>
-    </w:p>
-    <w:p>
-      <w:pPr>
-        <w:spacing w:after="60" w:before="60" w:line="360"/>
-        <w:ind w:firstLine="480"/>
-      </w:pPr>
-      <w:r>
-        <w:rPr>
-          <w:rFonts w:ascii="宋体" w:cs="宋体" w:eastAsia="宋体" w:hAnsi="宋体"/>
-          <w:sz w:val="24"/>
-          <w:szCs w:val="24"/>
-        </w:rPr>
         <w:t xml:space="preserve">与此同时，各方修士也在暗流中各自筹谋——</w:t>
       </w:r>
     </w:p>
@@ -1199,7 +1045,7 @@
           <w:sz w:val="24"/>
           <w:szCs w:val="24"/>
         </w:rPr>
-        <w:t xml:space="preserve">江湖之上，✨ 谢无殇 修为精进，突破至，天下局势悄然生变。</w:t>
+        <w:t xml:space="preserve">江湖之上，陆霜华 练气圆满，却无筑基丹，修炼停滞！，天下局势悄然生变。</w:t>
       </w:r>
     </w:p>
     <w:p>
@@ -1230,7 +1076,7 @@
           <w:sz w:val="18"/>
           <w:szCs w:val="18"/>
         </w:rPr>
-        <w:t xml:space="preserve">[数据] 存活修士：20人 | 突破：3次 | 大事件：6件</w:t>
+        <w:t xml:space="preserve">[数据] 存活修士：20人 | 大事件：15件</w:t>
       </w:r>
     </w:p>
     <w:p>
@@ -3759,6 +3605,96 @@
           <w:szCs w:val="18"/>
         </w:rPr>
         <w:t xml:space="preserve">[数据] 存活修士：20人 | 大事件：23件</w:t>
+      </w:r>
+    </w:p>
+    <w:p>
+      <w:pPr>
+        <w:pStyle w:val="Heading2"/>
+        <w:spacing w:after="150" w:before="300"/>
+      </w:pPr>
+      <w:r>
+        <w:rPr>
+          <w:rFonts w:ascii="宋体" w:cs="宋体" w:eastAsia="宋体" w:hAnsi="宋体"/>
+          <w:b/>
+          <w:bCs/>
+          <w:color w:val="6B3A1F"/>
+          <w:sz w:val="28"/>
+          <w:szCs w:val="28"/>
+        </w:rPr>
+        <w:t xml:space="preserve">第151月至第155月</w:t>
+      </w:r>
+    </w:p>
+    <w:p>
+      <w:pPr>
+        <w:spacing w:after="60" w:before="60" w:line="360"/>
+        <w:ind w:firstLine="480"/>
+      </w:pPr>
+      <w:r>
+        <w:rPr>
+          <w:rFonts w:ascii="宋体" w:cs="宋体" w:eastAsia="宋体" w:hAnsi="宋体"/>
+          <w:sz w:val="24"/>
+          <w:szCs w:val="24"/>
+        </w:rPr>
+        <w:t xml:space="preserve">幽冥谷的磷火在第151月时格外幽蓝，腐败的灵气裹挟着死气，却也孕育着异样的契机。天地棋盘上，每一枚棋子都在悄然落位。</w:t>
+      </w:r>
+    </w:p>
+    <w:p>
+      <w:pPr>
+        <w:spacing w:after="60" w:before="60" w:line="360"/>
+        <w:ind w:firstLine="480"/>
+      </w:pPr>
+      <w:r>
+        <w:rPr>
+          <w:rFonts w:ascii="宋体" w:cs="宋体" w:eastAsia="宋体" w:hAnsi="宋体"/>
+          <w:sz w:val="24"/>
+          <w:szCs w:val="24"/>
+        </w:rPr>
+        <w:t xml:space="preserve">与此同时，各方修士也在暗流中各自筹谋——</w:t>
+      </w:r>
+    </w:p>
+    <w:p>
+      <w:pPr>
+        <w:spacing w:after="60" w:before="60" w:line="360"/>
+        <w:ind w:firstLine="480"/>
+      </w:pPr>
+      <w:r>
+        <w:rPr>
+          <w:rFonts w:ascii="宋体" w:cs="宋体" w:eastAsia="宋体" w:hAnsi="宋体"/>
+          <w:sz w:val="24"/>
+          <w:szCs w:val="24"/>
+        </w:rPr>
+        <w:t xml:space="preserve">江湖之上，陆霜华 练气圆满，却无筑基丹，修炼停滞！，天下局势悄然生变。</w:t>
+      </w:r>
+    </w:p>
+    <w:p>
+      <w:pPr>
+        <w:spacing w:after="60" w:before="60" w:line="360"/>
+        <w:ind w:firstLine="480"/>
+      </w:pPr>
+      <w:r>
+        <w:rPr>
+          <w:rFonts w:ascii="宋体" w:cs="宋体" w:eastAsia="宋体" w:hAnsi="宋体"/>
+          <w:sz w:val="24"/>
+          <w:szCs w:val="24"/>
+        </w:rPr>
+        <w:t xml:space="preserve">当第155月的最后一缕灵气散尽，这一段因果，已然落定。</w:t>
+      </w:r>
+    </w:p>
+    <w:p>
+      <w:pPr>
+        <w:spacing w:after="200" w:before="100"/>
+        <w:jc w:val="right"/>
+      </w:pPr>
+      <w:r>
+        <w:rPr>
+          <w:rFonts w:ascii="宋体" w:cs="宋体" w:eastAsia="宋体" w:hAnsi="宋体"/>
+          <w:i/>
+          <w:iCs/>
+          <w:color w:val="888888"/>
+          <w:sz w:val="18"/>
+          <w:szCs w:val="18"/>
+        </w:rPr>
+        <w:t xml:space="preserve">[数据] 存活修士：20人 | 大事件：25件</w:t>
       </w:r>
     </w:p>
     <w:sectPr>

--- a/xianxia_story.docx
+++ b/xianxia_story.docx
@@ -103,6 +103,20 @@
           <w:sz w:val="24"/>
           <w:szCs w:val="24"/>
         </w:rPr>
+        <w:t xml:space="preserve">突破的那一刻，天地间仿佛静止了。丹田深处，一道桎梏轰然崩碎，磅礴的灵力如决堤洪流喷薄而出——练气九层，终于踏上了新的境界。</w:t>
+      </w:r>
+    </w:p>
+    <w:p>
+      <w:pPr>
+        <w:spacing w:after="60" w:before="60" w:line="360"/>
+        <w:ind w:firstLine="480"/>
+      </w:pPr>
+      <w:r>
+        <w:rPr>
+          <w:rFonts w:ascii="宋体" w:cs="宋体" w:eastAsia="宋体" w:hAnsi="宋体"/>
+          <w:sz w:val="24"/>
+          <w:szCs w:val="24"/>
+        </w:rPr>
         <w:t xml:space="preserve">与此同时，各方修士也在暗流中各自筹谋——</w:t>
       </w:r>
     </w:p>
@@ -117,7 +131,7 @@
           <w:sz w:val="24"/>
           <w:szCs w:val="24"/>
         </w:rPr>
-        <w:t xml:space="preserve">江湖之上，🔍 孟长歌 探索有收获。，天下局势悄然生变。</w:t>
+        <w:t xml:space="preserve">江湖之上，🔍 梨花娘子 探索有收获。，天下局势悄然生变。</w:t>
       </w:r>
     </w:p>
     <w:p>
@@ -148,7 +162,7 @@
           <w:sz w:val="18"/>
           <w:szCs w:val="18"/>
         </w:rPr>
-        <w:t xml:space="preserve">[数据] 存活修士：20人 | 大事件：19件</w:t>
+        <w:t xml:space="preserve">[数据] 存活修士：20人 | 突破：1次 | 大事件：7件</w:t>
       </w:r>
     </w:p>
     <w:p>
@@ -207,7 +221,7 @@
           <w:sz w:val="24"/>
           <w:szCs w:val="24"/>
         </w:rPr>
-        <w:t xml:space="preserve">江湖之上，🔍 冯怒潮 探索有收获。，天下局势悄然生变。</w:t>
+        <w:t xml:space="preserve">江湖之上，🔍 老赵掌柜 探索有收获。，天下局势悄然生变。</w:t>
       </w:r>
     </w:p>
     <w:p>
@@ -238,7 +252,7 @@
           <w:sz w:val="18"/>
           <w:szCs w:val="18"/>
         </w:rPr>
-        <w:t xml:space="preserve">[数据] 存活修士：20人 | 大事件：17件</w:t>
+        <w:t xml:space="preserve">[数据] 存活修士：20人 | 大事件：8件</w:t>
       </w:r>
     </w:p>
     <w:p>
@@ -283,6 +297,34 @@
           <w:sz w:val="24"/>
           <w:szCs w:val="24"/>
         </w:rPr>
+        <w:t xml:space="preserve">天穹之上，隐隐有灵气漩涡凝聚，那是境界壁障破碎时才有的异象。滚滚灵压自丹田涌出，周身经脉尽皆震鸣——突破了，突破至练气七层！</w:t>
+      </w:r>
+    </w:p>
+    <w:p>
+      <w:pPr>
+        <w:spacing w:after="60" w:before="60" w:line="360"/>
+        <w:ind w:firstLine="480"/>
+      </w:pPr>
+      <w:r>
+        <w:rPr>
+          <w:rFonts w:ascii="宋体" w:cs="宋体" w:eastAsia="宋体" w:hAnsi="宋体"/>
+          <w:sz w:val="24"/>
+          <w:szCs w:val="24"/>
+        </w:rPr>
+        <w:t xml:space="preserve">天穹之上，隐隐有灵气漩涡凝聚，那是境界壁障破碎时才有的异象。滚滚灵压自丹田涌出，周身经脉尽皆震鸣——突破了，突破至【练气七层】！！</w:t>
+      </w:r>
+    </w:p>
+    <w:p>
+      <w:pPr>
+        <w:spacing w:after="60" w:before="60" w:line="360"/>
+        <w:ind w:firstLine="480"/>
+      </w:pPr>
+      <w:r>
+        <w:rPr>
+          <w:rFonts w:ascii="宋体" w:cs="宋体" w:eastAsia="宋体" w:hAnsi="宋体"/>
+          <w:sz w:val="24"/>
+          <w:szCs w:val="24"/>
+        </w:rPr>
         <w:t xml:space="preserve">与此同时，各方修士也在暗流中各自筹谋——</w:t>
       </w:r>
     </w:p>
@@ -297,7 +339,7 @@
           <w:sz w:val="24"/>
           <w:szCs w:val="24"/>
         </w:rPr>
-        <w:t xml:space="preserve">江湖之上，冯怒潮 练气圆满，却无筑基丹，修炼停滞！，天下局势悄然生变。</w:t>
+        <w:t xml:space="preserve">江湖之上，✨ 谢无殇 修为精进，突破至，天下局势悄然生变。</w:t>
       </w:r>
     </w:p>
     <w:p>
@@ -328,7 +370,7 @@
           <w:sz w:val="18"/>
           <w:szCs w:val="18"/>
         </w:rPr>
-        <w:t xml:space="preserve">[数据] 存活修士：20人 | 大事件：14件</w:t>
+        <w:t xml:space="preserve">[数据] 存活修士：20人 | 突破：1次 | 大事件：11件</w:t>
       </w:r>
     </w:p>
     <w:p>
@@ -373,34 +415,6 @@
           <w:sz w:val="24"/>
           <w:szCs w:val="24"/>
         </w:rPr>
-        <w:t xml:space="preserve">突破的那一刻，天地间仿佛静止了。丹田深处，一道桎梏轰然崩碎，磅礴的灵力如决堤洪流喷薄而出——练气十一层，终于踏上了新的境界。</w:t>
-      </w:r>
-    </w:p>
-    <w:p>
-      <w:pPr>
-        <w:spacing w:after="60" w:before="60" w:line="360"/>
-        <w:ind w:firstLine="480"/>
-      </w:pPr>
-      <w:r>
-        <w:rPr>
-          <w:rFonts w:ascii="宋体" w:cs="宋体" w:eastAsia="宋体" w:hAnsi="宋体"/>
-          <w:sz w:val="24"/>
-          <w:szCs w:val="24"/>
-        </w:rPr>
-        <w:t xml:space="preserve">突破的那一刻，天地间仿佛静止了。丹田深处，一道桎梏轰然崩碎，磅礴的灵力如决堤洪流喷薄而出——【练气十一层】！修仙之路，终于踏上了新的境界。</w:t>
-      </w:r>
-    </w:p>
-    <w:p>
-      <w:pPr>
-        <w:spacing w:after="60" w:before="60" w:line="360"/>
-        <w:ind w:firstLine="480"/>
-      </w:pPr>
-      <w:r>
-        <w:rPr>
-          <w:rFonts w:ascii="宋体" w:cs="宋体" w:eastAsia="宋体" w:hAnsi="宋体"/>
-          <w:sz w:val="24"/>
-          <w:szCs w:val="24"/>
-        </w:rPr>
         <w:t xml:space="preserve">与此同时，各方修士也在暗流中各自筹谋——</w:t>
       </w:r>
     </w:p>
@@ -415,7 +429,7 @@
           <w:sz w:val="24"/>
           <w:szCs w:val="24"/>
         </w:rPr>
-        <w:t xml:space="preserve">江湖之上，冯怒潮 练气圆满，却无筑基丹，修炼停滞！，天下局势悄然生变。</w:t>
+        <w:t xml:space="preserve">江湖之上，🔍 周天问 探索有收获。，天下局势悄然生变。</w:t>
       </w:r>
     </w:p>
     <w:p>
@@ -446,7 +460,7 @@
           <w:sz w:val="18"/>
           <w:szCs w:val="18"/>
         </w:rPr>
-        <w:t xml:space="preserve">[数据] 存活修士：20人 | 突破：1次 | 大事件：18件</w:t>
+        <w:t xml:space="preserve">[数据] 存活修士：20人 | 大事件：4件</w:t>
       </w:r>
     </w:p>
     <w:p>
@@ -491,6 +505,34 @@
           <w:sz w:val="24"/>
           <w:szCs w:val="24"/>
         </w:rPr>
+        <w:t xml:space="preserve">突破的那一刻，天地间仿佛静止了。丹田深处，一道桎梏轰然崩碎，磅礴的灵力如决堤洪流喷薄而出——练气八层，终于踏上了新的境界。</w:t>
+      </w:r>
+    </w:p>
+    <w:p>
+      <w:pPr>
+        <w:spacing w:after="60" w:before="60" w:line="360"/>
+        <w:ind w:firstLine="480"/>
+      </w:pPr>
+      <w:r>
+        <w:rPr>
+          <w:rFonts w:ascii="宋体" w:cs="宋体" w:eastAsia="宋体" w:hAnsi="宋体"/>
+          <w:sz w:val="24"/>
+          <w:szCs w:val="24"/>
+        </w:rPr>
+        <w:t xml:space="preserve">突破的那一刻，天地间仿佛静止了。丹田深处，一道桎梏轰然崩碎，磅礴的灵力如决堤洪流喷薄而出——【练气八层】！，终于踏上了新的境界。</w:t>
+      </w:r>
+    </w:p>
+    <w:p>
+      <w:pPr>
+        <w:spacing w:after="60" w:before="60" w:line="360"/>
+        <w:ind w:firstLine="480"/>
+      </w:pPr>
+      <w:r>
+        <w:rPr>
+          <w:rFonts w:ascii="宋体" w:cs="宋体" w:eastAsia="宋体" w:hAnsi="宋体"/>
+          <w:sz w:val="24"/>
+          <w:szCs w:val="24"/>
+        </w:rPr>
         <w:t xml:space="preserve">与此同时，各方修士也在暗流中各自筹谋——</w:t>
       </w:r>
     </w:p>
@@ -505,7 +547,7 @@
           <w:sz w:val="24"/>
           <w:szCs w:val="24"/>
         </w:rPr>
-        <w:t xml:space="preserve">江湖之上，冯怒潮 练气圆满，却无筑基丹，修炼停滞！，天下局势悄然生变。</w:t>
+        <w:t xml:space="preserve">江湖之上，✨ 裴霜凝 修为精进，突破至，天下局势悄然生变。</w:t>
       </w:r>
     </w:p>
     <w:p>
@@ -536,7 +578,7 @@
           <w:sz w:val="18"/>
           <w:szCs w:val="18"/>
         </w:rPr>
-        <w:t xml:space="preserve">[数据] 存活修士：20人 | 大事件：15件</w:t>
+        <w:t xml:space="preserve">[数据] 存活修士：20人 | 突破：1次 | 大事件：10件</w:t>
       </w:r>
     </w:p>
     <w:p>
@@ -581,6 +623,34 @@
           <w:sz w:val="24"/>
           <w:szCs w:val="24"/>
         </w:rPr>
+        <w:t xml:space="preserve">天穹之上，隐隐有灵气漩涡凝聚，那是境界壁障破碎时才有的异象。滚滚灵压自丹田涌出，周身经脉尽皆震鸣——突破了，突破至练气四层！</w:t>
+      </w:r>
+    </w:p>
+    <w:p>
+      <w:pPr>
+        <w:spacing w:after="60" w:before="60" w:line="360"/>
+        <w:ind w:firstLine="480"/>
+      </w:pPr>
+      <w:r>
+        <w:rPr>
+          <w:rFonts w:ascii="宋体" w:cs="宋体" w:eastAsia="宋体" w:hAnsi="宋体"/>
+          <w:sz w:val="24"/>
+          <w:szCs w:val="24"/>
+        </w:rPr>
+        <w:t xml:space="preserve">天穹之上，隐隐有灵气漩涡凝聚，那是境界壁障破碎时才有的异象。滚滚灵压自丹田涌出，周身经脉尽皆震鸣——突破了，突破至练气三层！</w:t>
+      </w:r>
+    </w:p>
+    <w:p>
+      <w:pPr>
+        <w:spacing w:after="60" w:before="60" w:line="360"/>
+        <w:ind w:firstLine="480"/>
+      </w:pPr>
+      <w:r>
+        <w:rPr>
+          <w:rFonts w:ascii="宋体" w:cs="宋体" w:eastAsia="宋体" w:hAnsi="宋体"/>
+          <w:sz w:val="24"/>
+          <w:szCs w:val="24"/>
+        </w:rPr>
         <w:t xml:space="preserve">与此同时，各方修士也在暗流中各自筹谋——</w:t>
       </w:r>
     </w:p>
@@ -595,7 +665,7 @@
           <w:sz w:val="24"/>
           <w:szCs w:val="24"/>
         </w:rPr>
-        <w:t xml:space="preserve">江湖之上，孟长歌 练气圆满，却无筑基丹，修炼停滞！，天下局势悄然生变。</w:t>
+        <w:t xml:space="preserve">江湖之上，🔍 周天问 探索有收获。，天下局势悄然生变。</w:t>
       </w:r>
     </w:p>
     <w:p>
@@ -626,7 +696,7 @@
           <w:sz w:val="18"/>
           <w:szCs w:val="18"/>
         </w:rPr>
-        <w:t xml:space="preserve">[数据] 存活修士：20人 | 大事件：11件</w:t>
+        <w:t xml:space="preserve">[数据] 存活修士：20人 | 突破：2次 | 大事件：11件</w:t>
       </w:r>
     </w:p>
     <w:p>
@@ -671,6 +741,34 @@
           <w:sz w:val="24"/>
           <w:szCs w:val="24"/>
         </w:rPr>
+        <w:t xml:space="preserve">突破的那一刻，天地间仿佛静止了。丹田深处，一道桎梏轰然崩碎，磅礴的灵力如决堤洪流喷薄而出——练气三层，终于踏上了新的境界。</w:t>
+      </w:r>
+    </w:p>
+    <w:p>
+      <w:pPr>
+        <w:spacing w:after="60" w:before="60" w:line="360"/>
+        <w:ind w:firstLine="480"/>
+      </w:pPr>
+      <w:r>
+        <w:rPr>
+          <w:rFonts w:ascii="宋体" w:cs="宋体" w:eastAsia="宋体" w:hAnsi="宋体"/>
+          <w:sz w:val="24"/>
+          <w:szCs w:val="24"/>
+        </w:rPr>
+        <w:t xml:space="preserve">突破的那一刻，天地间仿佛静止了。丹田深处，一道桎梏轰然崩碎，磅礴的灵力如决堤洪流喷薄而出——练气六层，终于踏上了新的境界。</w:t>
+      </w:r>
+    </w:p>
+    <w:p>
+      <w:pPr>
+        <w:spacing w:after="60" w:before="60" w:line="360"/>
+        <w:ind w:firstLine="480"/>
+      </w:pPr>
+      <w:r>
+        <w:rPr>
+          <w:rFonts w:ascii="宋体" w:cs="宋体" w:eastAsia="宋体" w:hAnsi="宋体"/>
+          <w:sz w:val="24"/>
+          <w:szCs w:val="24"/>
+        </w:rPr>
         <w:t xml:space="preserve">与此同时，各方修士也在暗流中各自筹谋——</w:t>
       </w:r>
     </w:p>
@@ -685,7 +783,7 @@
           <w:sz w:val="24"/>
           <w:szCs w:val="24"/>
         </w:rPr>
-        <w:t xml:space="preserve">江湖之上，🔍 魏玄机 探索有收获。，天下局势悄然生变。</w:t>
+        <w:t xml:space="preserve">江湖之上，🔍 谢无殇 探索有收获。，天下局势悄然生变。</w:t>
       </w:r>
     </w:p>
     <w:p>
@@ -716,7 +814,7 @@
           <w:sz w:val="18"/>
           <w:szCs w:val="18"/>
         </w:rPr>
-        <w:t xml:space="preserve">[数据] 存活修士：20人 | 大事件：15件</w:t>
+        <w:t xml:space="preserve">[数据] 存活修士：20人 | 突破：3次 | 大事件：17件</w:t>
       </w:r>
     </w:p>
     <w:p>
@@ -775,7 +873,7 @@
           <w:sz w:val="24"/>
           <w:szCs w:val="24"/>
         </w:rPr>
-        <w:t xml:space="preserve">江湖之上，冯怒潮 练气圆满，却无筑基丹，修炼停滞！，天下局势悄然生变。</w:t>
+        <w:t xml:space="preserve">江湖之上，🔍 裴霜凝 探索有收获。，天下局势悄然生变。</w:t>
       </w:r>
     </w:p>
     <w:p>
@@ -806,7 +904,7 @@
           <w:sz w:val="18"/>
           <w:szCs w:val="18"/>
         </w:rPr>
-        <w:t xml:space="preserve">[数据] 存活修士：20人 | 大事件：11件</w:t>
+        <w:t xml:space="preserve">[数据] 存活修士：20人 | 大事件：8件</w:t>
       </w:r>
     </w:p>
     <w:p>
@@ -865,7 +963,7 @@
           <w:sz w:val="24"/>
           <w:szCs w:val="24"/>
         </w:rPr>
-        <w:t xml:space="preserve">江湖之上，🔍 苏寒衣 探索有收获。，天下局势悄然生变。</w:t>
+        <w:t xml:space="preserve">江湖之上，🔍 谢无殇 探索有收获。，天下局势悄然生变。</w:t>
       </w:r>
     </w:p>
     <w:p>
@@ -896,7 +994,7 @@
           <w:sz w:val="18"/>
           <w:szCs w:val="18"/>
         </w:rPr>
-        <w:t xml:space="preserve">[数据] 存活修士：20人 | 大事件：14件</w:t>
+        <w:t xml:space="preserve">[数据] 存活修士：20人 | 大事件：7件</w:t>
       </w:r>
     </w:p>
     <w:p>
@@ -941,6 +1039,34 @@
           <w:sz w:val="24"/>
           <w:szCs w:val="24"/>
         </w:rPr>
+        <w:t xml:space="preserve">天穹之上，隐隐有灵气漩涡凝聚，那是境界壁障破碎时才有的异象。滚滚灵压自丹田涌出，周身经脉尽皆震鸣——突破了，突破至练气九层！</w:t>
+      </w:r>
+    </w:p>
+    <w:p>
+      <w:pPr>
+        <w:spacing w:after="60" w:before="60" w:line="360"/>
+        <w:ind w:firstLine="480"/>
+      </w:pPr>
+      <w:r>
+        <w:rPr>
+          <w:rFonts w:ascii="宋体" w:cs="宋体" w:eastAsia="宋体" w:hAnsi="宋体"/>
+          <w:sz w:val="24"/>
+          <w:szCs w:val="24"/>
+        </w:rPr>
+        <w:t xml:space="preserve">天穹之上，隐隐有灵气漩涡凝聚，那是境界壁障破碎时才有的异象。滚滚灵压自丹田涌出，周身经脉尽皆震鸣——突破了，突破至【练气九层】！！</w:t>
+      </w:r>
+    </w:p>
+    <w:p>
+      <w:pPr>
+        <w:spacing w:after="60" w:before="60" w:line="360"/>
+        <w:ind w:firstLine="480"/>
+      </w:pPr>
+      <w:r>
+        <w:rPr>
+          <w:rFonts w:ascii="宋体" w:cs="宋体" w:eastAsia="宋体" w:hAnsi="宋体"/>
+          <w:sz w:val="24"/>
+          <w:szCs w:val="24"/>
+        </w:rPr>
         <w:t xml:space="preserve">与此同时，各方修士也在暗流中各自筹谋——</w:t>
       </w:r>
     </w:p>
@@ -955,7 +1081,7 @@
           <w:sz w:val="24"/>
           <w:szCs w:val="24"/>
         </w:rPr>
-        <w:t xml:space="preserve">江湖之上，魏玄机 练气圆满，却无筑基丹，修炼停滞！，天下局势悄然生变。</w:t>
+        <w:t xml:space="preserve">江湖之上，🔍 万财爷 探索有收获。，天下局势悄然生变。</w:t>
       </w:r>
     </w:p>
     <w:p>
@@ -986,7 +1112,7 @@
           <w:sz w:val="18"/>
           <w:szCs w:val="18"/>
         </w:rPr>
-        <w:t xml:space="preserve">[数据] 存活修士：20人 | 大事件：13件</w:t>
+        <w:t xml:space="preserve">[数据] 存活修士：20人 | 突破：1次 | 大事件：11件</w:t>
       </w:r>
     </w:p>
     <w:p>
@@ -1031,6 +1157,34 @@
           <w:sz w:val="24"/>
           <w:szCs w:val="24"/>
         </w:rPr>
+        <w:t xml:space="preserve">突破的那一刻，天地间仿佛静止了。丹田深处，一道桎梏轰然崩碎，磅礴的灵力如决堤洪流喷薄而出——练气八层，终于踏上了新的境界。</w:t>
+      </w:r>
+    </w:p>
+    <w:p>
+      <w:pPr>
+        <w:spacing w:after="60" w:before="60" w:line="360"/>
+        <w:ind w:firstLine="480"/>
+      </w:pPr>
+      <w:r>
+        <w:rPr>
+          <w:rFonts w:ascii="宋体" w:cs="宋体" w:eastAsia="宋体" w:hAnsi="宋体"/>
+          <w:sz w:val="24"/>
+          <w:szCs w:val="24"/>
+        </w:rPr>
+        <w:t xml:space="preserve">突破的那一刻，天地间仿佛静止了。丹田深处，一道桎梏轰然崩碎，磅礴的灵力如决堤洪流喷薄而出——练气二层，终于踏上了新的境界。</w:t>
+      </w:r>
+    </w:p>
+    <w:p>
+      <w:pPr>
+        <w:spacing w:after="60" w:before="60" w:line="360"/>
+        <w:ind w:firstLine="480"/>
+      </w:pPr>
+      <w:r>
+        <w:rPr>
+          <w:rFonts w:ascii="宋体" w:cs="宋体" w:eastAsia="宋体" w:hAnsi="宋体"/>
+          <w:sz w:val="24"/>
+          <w:szCs w:val="24"/>
+        </w:rPr>
         <w:t xml:space="preserve">与此同时，各方修士也在暗流中各自筹谋——</w:t>
       </w:r>
     </w:p>
@@ -1045,7 +1199,7 @@
           <w:sz w:val="24"/>
           <w:szCs w:val="24"/>
         </w:rPr>
-        <w:t xml:space="preserve">江湖之上，陆霜华 练气圆满，却无筑基丹，修炼停滞！，天下局势悄然生变。</w:t>
+        <w:t xml:space="preserve">江湖之上，✨ 谢无殇 修为精进，突破至，天下局势悄然生变。</w:t>
       </w:r>
     </w:p>
     <w:p>
@@ -1076,7 +1230,7 @@
           <w:sz w:val="18"/>
           <w:szCs w:val="18"/>
         </w:rPr>
-        <w:t xml:space="preserve">[数据] 存活修士：20人 | 大事件：15件</w:t>
+        <w:t xml:space="preserve">[数据] 存活修士：20人 | 突破：3次 | 大事件：6件</w:t>
       </w:r>
     </w:p>
     <w:p>
@@ -1121,7 +1275,21 @@
           <w:sz w:val="24"/>
           <w:szCs w:val="24"/>
         </w:rPr>
-        <w:t xml:space="preserve">突破的那一刻，天地间仿佛静止了。丹田深处，一道桎梏轰然崩碎，磅礴的灵力如决堤洪流喷薄而出——练气十一层，终于踏上了新的境界。</w:t>
+        <w:t xml:space="preserve">突破的那一刻，天地间仿佛静止了。丹田深处，一道桎梏轰然崩碎，磅礴的灵力如决堤洪流喷薄而出——练气六层，终于踏上了新的境界。</w:t>
+      </w:r>
+    </w:p>
+    <w:p>
+      <w:pPr>
+        <w:spacing w:after="60" w:before="60" w:line="360"/>
+        <w:ind w:firstLine="480"/>
+      </w:pPr>
+      <w:r>
+        <w:rPr>
+          <w:rFonts w:ascii="宋体" w:cs="宋体" w:eastAsia="宋体" w:hAnsi="宋体"/>
+          <w:sz w:val="24"/>
+          <w:szCs w:val="24"/>
+        </w:rPr>
+        <w:t xml:space="preserve">突破的那一刻，天地间仿佛静止了。丹田深处，一道桎梏轰然崩碎，磅礴的灵力如决堤洪流喷薄而出——【练气六层】！，终于踏上了新的境界。</w:t>
       </w:r>
     </w:p>
     <w:p>
@@ -1149,7 +1317,7 @@
           <w:sz w:val="24"/>
           <w:szCs w:val="24"/>
         </w:rPr>
-        <w:t xml:space="preserve">江湖之上，冯怒潮 练气圆满，却无筑基丹，修炼停滞！，天下局势悄然生变。</w:t>
+        <w:t xml:space="preserve">江湖之上，🔍 王捕头 探索有收获。，天下局势悄然生变。</w:t>
       </w:r>
     </w:p>
     <w:p>
@@ -1180,7 +1348,7 @@
           <w:sz w:val="18"/>
           <w:szCs w:val="18"/>
         </w:rPr>
-        <w:t xml:space="preserve">[数据] 存活修士：20人 | 突破：1次 | 大事件：19件</w:t>
+        <w:t xml:space="preserve">[数据] 存活修士：20人 | 突破：1次 | 大事件：10件</w:t>
       </w:r>
     </w:p>
     <w:p>

--- a/xianxia_story.docx
+++ b/xianxia_story.docx
@@ -103,20 +103,6 @@
           <w:sz w:val="24"/>
           <w:szCs w:val="24"/>
         </w:rPr>
-        <w:t xml:space="preserve">突破的那一刻，天地间仿佛静止了。丹田深处，一道桎梏轰然崩碎，磅礴的灵力如决堤洪流喷薄而出——练气九层，终于踏上了新的境界。</w:t>
-      </w:r>
-    </w:p>
-    <w:p>
-      <w:pPr>
-        <w:spacing w:after="60" w:before="60" w:line="360"/>
-        <w:ind w:firstLine="480"/>
-      </w:pPr>
-      <w:r>
-        <w:rPr>
-          <w:rFonts w:ascii="宋体" w:cs="宋体" w:eastAsia="宋体" w:hAnsi="宋体"/>
-          <w:sz w:val="24"/>
-          <w:szCs w:val="24"/>
-        </w:rPr>
         <w:t xml:space="preserve">与此同时，各方修士也在暗流中各自筹谋——</w:t>
       </w:r>
     </w:p>
@@ -131,7 +117,7 @@
           <w:sz w:val="24"/>
           <w:szCs w:val="24"/>
         </w:rPr>
-        <w:t xml:space="preserve">江湖之上，🔍 梨花娘子 探索有收获。，天下局势悄然生变。</w:t>
+        <w:t xml:space="preserve">江湖之上，🔍 孟长歌 探索有收获。，天下局势悄然生变。</w:t>
       </w:r>
     </w:p>
     <w:p>
@@ -162,7 +148,7 @@
           <w:sz w:val="18"/>
           <w:szCs w:val="18"/>
         </w:rPr>
-        <w:t xml:space="preserve">[数据] 存活修士：20人 | 突破：1次 | 大事件：7件</w:t>
+        <w:t xml:space="preserve">[数据] 存活修士：20人 | 大事件：19件</w:t>
       </w:r>
     </w:p>
     <w:p>
@@ -221,7 +207,7 @@
           <w:sz w:val="24"/>
           <w:szCs w:val="24"/>
         </w:rPr>
-        <w:t xml:space="preserve">江湖之上，🔍 老赵掌柜 探索有收获。，天下局势悄然生变。</w:t>
+        <w:t xml:space="preserve">江湖之上，🔍 冯怒潮 探索有收获。，天下局势悄然生变。</w:t>
       </w:r>
     </w:p>
     <w:p>
@@ -252,7 +238,7 @@
           <w:sz w:val="18"/>
           <w:szCs w:val="18"/>
         </w:rPr>
-        <w:t xml:space="preserve">[数据] 存活修士：20人 | 大事件：8件</w:t>
+        <w:t xml:space="preserve">[数据] 存活修士：20人 | 大事件：17件</w:t>
       </w:r>
     </w:p>
     <w:p>
@@ -297,34 +283,6 @@
           <w:sz w:val="24"/>
           <w:szCs w:val="24"/>
         </w:rPr>
-        <w:t xml:space="preserve">天穹之上，隐隐有灵气漩涡凝聚，那是境界壁障破碎时才有的异象。滚滚灵压自丹田涌出，周身经脉尽皆震鸣——突破了，突破至练气七层！</w:t>
-      </w:r>
-    </w:p>
-    <w:p>
-      <w:pPr>
-        <w:spacing w:after="60" w:before="60" w:line="360"/>
-        <w:ind w:firstLine="480"/>
-      </w:pPr>
-      <w:r>
-        <w:rPr>
-          <w:rFonts w:ascii="宋体" w:cs="宋体" w:eastAsia="宋体" w:hAnsi="宋体"/>
-          <w:sz w:val="24"/>
-          <w:szCs w:val="24"/>
-        </w:rPr>
-        <w:t xml:space="preserve">天穹之上，隐隐有灵气漩涡凝聚，那是境界壁障破碎时才有的异象。滚滚灵压自丹田涌出，周身经脉尽皆震鸣——突破了，突破至【练气七层】！！</w:t>
-      </w:r>
-    </w:p>
-    <w:p>
-      <w:pPr>
-        <w:spacing w:after="60" w:before="60" w:line="360"/>
-        <w:ind w:firstLine="480"/>
-      </w:pPr>
-      <w:r>
-        <w:rPr>
-          <w:rFonts w:ascii="宋体" w:cs="宋体" w:eastAsia="宋体" w:hAnsi="宋体"/>
-          <w:sz w:val="24"/>
-          <w:szCs w:val="24"/>
-        </w:rPr>
         <w:t xml:space="preserve">与此同时，各方修士也在暗流中各自筹谋——</w:t>
       </w:r>
     </w:p>
@@ -339,7 +297,7 @@
           <w:sz w:val="24"/>
           <w:szCs w:val="24"/>
         </w:rPr>
-        <w:t xml:space="preserve">江湖之上，✨ 谢无殇 修为精进，突破至，天下局势悄然生变。</w:t>
+        <w:t xml:space="preserve">江湖之上，冯怒潮 练气圆满，却无筑基丹，修炼停滞！，天下局势悄然生变。</w:t>
       </w:r>
     </w:p>
     <w:p>
@@ -370,7 +328,7 @@
           <w:sz w:val="18"/>
           <w:szCs w:val="18"/>
         </w:rPr>
-        <w:t xml:space="preserve">[数据] 存活修士：20人 | 突破：1次 | 大事件：11件</w:t>
+        <w:t xml:space="preserve">[数据] 存活修士：20人 | 大事件：14件</w:t>
       </w:r>
     </w:p>
     <w:p>
@@ -415,6 +373,34 @@
           <w:sz w:val="24"/>
           <w:szCs w:val="24"/>
         </w:rPr>
+        <w:t xml:space="preserve">突破的那一刻，天地间仿佛静止了。丹田深处，一道桎梏轰然崩碎，磅礴的灵力如决堤洪流喷薄而出——练气十一层，终于踏上了新的境界。</w:t>
+      </w:r>
+    </w:p>
+    <w:p>
+      <w:pPr>
+        <w:spacing w:after="60" w:before="60" w:line="360"/>
+        <w:ind w:firstLine="480"/>
+      </w:pPr>
+      <w:r>
+        <w:rPr>
+          <w:rFonts w:ascii="宋体" w:cs="宋体" w:eastAsia="宋体" w:hAnsi="宋体"/>
+          <w:sz w:val="24"/>
+          <w:szCs w:val="24"/>
+        </w:rPr>
+        <w:t xml:space="preserve">突破的那一刻，天地间仿佛静止了。丹田深处，一道桎梏轰然崩碎，磅礴的灵力如决堤洪流喷薄而出——【练气十一层】！修仙之路，终于踏上了新的境界。</w:t>
+      </w:r>
+    </w:p>
+    <w:p>
+      <w:pPr>
+        <w:spacing w:after="60" w:before="60" w:line="360"/>
+        <w:ind w:firstLine="480"/>
+      </w:pPr>
+      <w:r>
+        <w:rPr>
+          <w:rFonts w:ascii="宋体" w:cs="宋体" w:eastAsia="宋体" w:hAnsi="宋体"/>
+          <w:sz w:val="24"/>
+          <w:szCs w:val="24"/>
+        </w:rPr>
         <w:t xml:space="preserve">与此同时，各方修士也在暗流中各自筹谋——</w:t>
       </w:r>
     </w:p>
@@ -429,7 +415,7 @@
           <w:sz w:val="24"/>
           <w:szCs w:val="24"/>
         </w:rPr>
-        <w:t xml:space="preserve">江湖之上，🔍 周天问 探索有收获。，天下局势悄然生变。</w:t>
+        <w:t xml:space="preserve">江湖之上，冯怒潮 练气圆满，却无筑基丹，修炼停滞！，天下局势悄然生变。</w:t>
       </w:r>
     </w:p>
     <w:p>
@@ -460,7 +446,7 @@
           <w:sz w:val="18"/>
           <w:szCs w:val="18"/>
         </w:rPr>
-        <w:t xml:space="preserve">[数据] 存活修士：20人 | 大事件：4件</w:t>
+        <w:t xml:space="preserve">[数据] 存活修士：20人 | 突破：1次 | 大事件：18件</w:t>
       </w:r>
     </w:p>
     <w:p>
@@ -505,34 +491,6 @@
           <w:sz w:val="24"/>
           <w:szCs w:val="24"/>
         </w:rPr>
-        <w:t xml:space="preserve">突破的那一刻，天地间仿佛静止了。丹田深处，一道桎梏轰然崩碎，磅礴的灵力如决堤洪流喷薄而出——练气八层，终于踏上了新的境界。</w:t>
-      </w:r>
-    </w:p>
-    <w:p>
-      <w:pPr>
-        <w:spacing w:after="60" w:before="60" w:line="360"/>
-        <w:ind w:firstLine="480"/>
-      </w:pPr>
-      <w:r>
-        <w:rPr>
-          <w:rFonts w:ascii="宋体" w:cs="宋体" w:eastAsia="宋体" w:hAnsi="宋体"/>
-          <w:sz w:val="24"/>
-          <w:szCs w:val="24"/>
-        </w:rPr>
-        <w:t xml:space="preserve">突破的那一刻，天地间仿佛静止了。丹田深处，一道桎梏轰然崩碎，磅礴的灵力如决堤洪流喷薄而出——【练气八层】！，终于踏上了新的境界。</w:t>
-      </w:r>
-    </w:p>
-    <w:p>
-      <w:pPr>
-        <w:spacing w:after="60" w:before="60" w:line="360"/>
-        <w:ind w:firstLine="480"/>
-      </w:pPr>
-      <w:r>
-        <w:rPr>
-          <w:rFonts w:ascii="宋体" w:cs="宋体" w:eastAsia="宋体" w:hAnsi="宋体"/>
-          <w:sz w:val="24"/>
-          <w:szCs w:val="24"/>
-        </w:rPr>
         <w:t xml:space="preserve">与此同时，各方修士也在暗流中各自筹谋——</w:t>
       </w:r>
     </w:p>
@@ -547,7 +505,7 @@
           <w:sz w:val="24"/>
           <w:szCs w:val="24"/>
         </w:rPr>
-        <w:t xml:space="preserve">江湖之上，✨ 裴霜凝 修为精进，突破至，天下局势悄然生变。</w:t>
+        <w:t xml:space="preserve">江湖之上，冯怒潮 练气圆满，却无筑基丹，修炼停滞！，天下局势悄然生变。</w:t>
       </w:r>
     </w:p>
     <w:p>
@@ -578,7 +536,7 @@
           <w:sz w:val="18"/>
           <w:szCs w:val="18"/>
         </w:rPr>
-        <w:t xml:space="preserve">[数据] 存活修士：20人 | 突破：1次 | 大事件：10件</w:t>
+        <w:t xml:space="preserve">[数据] 存活修士：20人 | 大事件：15件</w:t>
       </w:r>
     </w:p>
     <w:p>
@@ -623,34 +581,6 @@
           <w:sz w:val="24"/>
           <w:szCs w:val="24"/>
         </w:rPr>
-        <w:t xml:space="preserve">天穹之上，隐隐有灵气漩涡凝聚，那是境界壁障破碎时才有的异象。滚滚灵压自丹田涌出，周身经脉尽皆震鸣——突破了，突破至练气四层！</w:t>
-      </w:r>
-    </w:p>
-    <w:p>
-      <w:pPr>
-        <w:spacing w:after="60" w:before="60" w:line="360"/>
-        <w:ind w:firstLine="480"/>
-      </w:pPr>
-      <w:r>
-        <w:rPr>
-          <w:rFonts w:ascii="宋体" w:cs="宋体" w:eastAsia="宋体" w:hAnsi="宋体"/>
-          <w:sz w:val="24"/>
-          <w:szCs w:val="24"/>
-        </w:rPr>
-        <w:t xml:space="preserve">天穹之上，隐隐有灵气漩涡凝聚，那是境界壁障破碎时才有的异象。滚滚灵压自丹田涌出，周身经脉尽皆震鸣——突破了，突破至练气三层！</w:t>
-      </w:r>
-    </w:p>
-    <w:p>
-      <w:pPr>
-        <w:spacing w:after="60" w:before="60" w:line="360"/>
-        <w:ind w:firstLine="480"/>
-      </w:pPr>
-      <w:r>
-        <w:rPr>
-          <w:rFonts w:ascii="宋体" w:cs="宋体" w:eastAsia="宋体" w:hAnsi="宋体"/>
-          <w:sz w:val="24"/>
-          <w:szCs w:val="24"/>
-        </w:rPr>
         <w:t xml:space="preserve">与此同时，各方修士也在暗流中各自筹谋——</w:t>
       </w:r>
     </w:p>
@@ -665,7 +595,7 @@
           <w:sz w:val="24"/>
           <w:szCs w:val="24"/>
         </w:rPr>
-        <w:t xml:space="preserve">江湖之上，🔍 周天问 探索有收获。，天下局势悄然生变。</w:t>
+        <w:t xml:space="preserve">江湖之上，孟长歌 练气圆满，却无筑基丹，修炼停滞！，天下局势悄然生变。</w:t>
       </w:r>
     </w:p>
     <w:p>
@@ -696,7 +626,7 @@
           <w:sz w:val="18"/>
           <w:szCs w:val="18"/>
         </w:rPr>
-        <w:t xml:space="preserve">[数据] 存活修士：20人 | 突破：2次 | 大事件：11件</w:t>
+        <w:t xml:space="preserve">[数据] 存活修士：20人 | 大事件：11件</w:t>
       </w:r>
     </w:p>
     <w:p>
@@ -741,34 +671,6 @@
           <w:sz w:val="24"/>
           <w:szCs w:val="24"/>
         </w:rPr>
-        <w:t xml:space="preserve">突破的那一刻，天地间仿佛静止了。丹田深处，一道桎梏轰然崩碎，磅礴的灵力如决堤洪流喷薄而出——练气三层，终于踏上了新的境界。</w:t>
-      </w:r>
-    </w:p>
-    <w:p>
-      <w:pPr>
-        <w:spacing w:after="60" w:before="60" w:line="360"/>
-        <w:ind w:firstLine="480"/>
-      </w:pPr>
-      <w:r>
-        <w:rPr>
-          <w:rFonts w:ascii="宋体" w:cs="宋体" w:eastAsia="宋体" w:hAnsi="宋体"/>
-          <w:sz w:val="24"/>
-          <w:szCs w:val="24"/>
-        </w:rPr>
-        <w:t xml:space="preserve">突破的那一刻，天地间仿佛静止了。丹田深处，一道桎梏轰然崩碎，磅礴的灵力如决堤洪流喷薄而出——练气六层，终于踏上了新的境界。</w:t>
-      </w:r>
-    </w:p>
-    <w:p>
-      <w:pPr>
-        <w:spacing w:after="60" w:before="60" w:line="360"/>
-        <w:ind w:firstLine="480"/>
-      </w:pPr>
-      <w:r>
-        <w:rPr>
-          <w:rFonts w:ascii="宋体" w:cs="宋体" w:eastAsia="宋体" w:hAnsi="宋体"/>
-          <w:sz w:val="24"/>
-          <w:szCs w:val="24"/>
-        </w:rPr>
         <w:t xml:space="preserve">与此同时，各方修士也在暗流中各自筹谋——</w:t>
       </w:r>
     </w:p>
@@ -783,7 +685,7 @@
           <w:sz w:val="24"/>
           <w:szCs w:val="24"/>
         </w:rPr>
-        <w:t xml:space="preserve">江湖之上，🔍 谢无殇 探索有收获。，天下局势悄然生变。</w:t>
+        <w:t xml:space="preserve">江湖之上，🔍 魏玄机 探索有收获。，天下局势悄然生变。</w:t>
       </w:r>
     </w:p>
     <w:p>
@@ -814,7 +716,7 @@
           <w:sz w:val="18"/>
           <w:szCs w:val="18"/>
         </w:rPr>
-        <w:t xml:space="preserve">[数据] 存活修士：20人 | 突破：3次 | 大事件：17件</w:t>
+        <w:t xml:space="preserve">[数据] 存活修士：20人 | 大事件：15件</w:t>
       </w:r>
     </w:p>
     <w:p>
@@ -873,7 +775,7 @@
           <w:sz w:val="24"/>
           <w:szCs w:val="24"/>
         </w:rPr>
-        <w:t xml:space="preserve">江湖之上，🔍 裴霜凝 探索有收获。，天下局势悄然生变。</w:t>
+        <w:t xml:space="preserve">江湖之上，冯怒潮 练气圆满，却无筑基丹，修炼停滞！，天下局势悄然生变。</w:t>
       </w:r>
     </w:p>
     <w:p>
@@ -904,7 +806,7 @@
           <w:sz w:val="18"/>
           <w:szCs w:val="18"/>
         </w:rPr>
-        <w:t xml:space="preserve">[数据] 存活修士：20人 | 大事件：8件</w:t>
+        <w:t xml:space="preserve">[数据] 存活修士：20人 | 大事件：11件</w:t>
       </w:r>
     </w:p>
     <w:p>
@@ -963,7 +865,7 @@
           <w:sz w:val="24"/>
           <w:szCs w:val="24"/>
         </w:rPr>
-        <w:t xml:space="preserve">江湖之上，🔍 谢无殇 探索有收获。，天下局势悄然生变。</w:t>
+        <w:t xml:space="preserve">江湖之上，🔍 苏寒衣 探索有收获。，天下局势悄然生变。</w:t>
       </w:r>
     </w:p>
     <w:p>
@@ -994,7 +896,7 @@
           <w:sz w:val="18"/>
           <w:szCs w:val="18"/>
         </w:rPr>
-        <w:t xml:space="preserve">[数据] 存活修士：20人 | 大事件：7件</w:t>
+        <w:t xml:space="preserve">[数据] 存活修士：20人 | 大事件：14件</w:t>
       </w:r>
     </w:p>
     <w:p>
@@ -1039,34 +941,6 @@
           <w:sz w:val="24"/>
           <w:szCs w:val="24"/>
         </w:rPr>
-        <w:t xml:space="preserve">天穹之上，隐隐有灵气漩涡凝聚，那是境界壁障破碎时才有的异象。滚滚灵压自丹田涌出，周身经脉尽皆震鸣——突破了，突破至练气九层！</w:t>
-      </w:r>
-    </w:p>
-    <w:p>
-      <w:pPr>
-        <w:spacing w:after="60" w:before="60" w:line="360"/>
-        <w:ind w:firstLine="480"/>
-      </w:pPr>
-      <w:r>
-        <w:rPr>
-          <w:rFonts w:ascii="宋体" w:cs="宋体" w:eastAsia="宋体" w:hAnsi="宋体"/>
-          <w:sz w:val="24"/>
-          <w:szCs w:val="24"/>
-        </w:rPr>
-        <w:t xml:space="preserve">天穹之上，隐隐有灵气漩涡凝聚，那是境界壁障破碎时才有的异象。滚滚灵压自丹田涌出，周身经脉尽皆震鸣——突破了，突破至【练气九层】！！</w:t>
-      </w:r>
-    </w:p>
-    <w:p>
-      <w:pPr>
-        <w:spacing w:after="60" w:before="60" w:line="360"/>
-        <w:ind w:firstLine="480"/>
-      </w:pPr>
-      <w:r>
-        <w:rPr>
-          <w:rFonts w:ascii="宋体" w:cs="宋体" w:eastAsia="宋体" w:hAnsi="宋体"/>
-          <w:sz w:val="24"/>
-          <w:szCs w:val="24"/>
-        </w:rPr>
         <w:t xml:space="preserve">与此同时，各方修士也在暗流中各自筹谋——</w:t>
       </w:r>
     </w:p>
@@ -1081,7 +955,7 @@
           <w:sz w:val="24"/>
           <w:szCs w:val="24"/>
         </w:rPr>
-        <w:t xml:space="preserve">江湖之上，🔍 万财爷 探索有收获。，天下局势悄然生变。</w:t>
+        <w:t xml:space="preserve">江湖之上，魏玄机 练气圆满，却无筑基丹，修炼停滞！，天下局势悄然生变。</w:t>
       </w:r>
     </w:p>
     <w:p>
@@ -1112,7 +986,7 @@
           <w:sz w:val="18"/>
           <w:szCs w:val="18"/>
         </w:rPr>
-        <w:t xml:space="preserve">[数据] 存活修士：20人 | 突破：1次 | 大事件：11件</w:t>
+        <w:t xml:space="preserve">[数据] 存活修士：20人 | 大事件：13件</w:t>
       </w:r>
     </w:p>
     <w:p>
@@ -1157,34 +1031,6 @@
           <w:sz w:val="24"/>
           <w:szCs w:val="24"/>
         </w:rPr>
-        <w:t xml:space="preserve">突破的那一刻，天地间仿佛静止了。丹田深处，一道桎梏轰然崩碎，磅礴的灵力如决堤洪流喷薄而出——练气八层，终于踏上了新的境界。</w:t>
-      </w:r>
-    </w:p>
-    <w:p>
-      <w:pPr>
-        <w:spacing w:after="60" w:before="60" w:line="360"/>
-        <w:ind w:firstLine="480"/>
-      </w:pPr>
-      <w:r>
-        <w:rPr>
-          <w:rFonts w:ascii="宋体" w:cs="宋体" w:eastAsia="宋体" w:hAnsi="宋体"/>
-          <w:sz w:val="24"/>
-          <w:szCs w:val="24"/>
-        </w:rPr>
-        <w:t xml:space="preserve">突破的那一刻，天地间仿佛静止了。丹田深处，一道桎梏轰然崩碎，磅礴的灵力如决堤洪流喷薄而出——练气二层，终于踏上了新的境界。</w:t>
-      </w:r>
-    </w:p>
-    <w:p>
-      <w:pPr>
-        <w:spacing w:after="60" w:before="60" w:line="360"/>
-        <w:ind w:firstLine="480"/>
-      </w:pPr>
-      <w:r>
-        <w:rPr>
-          <w:rFonts w:ascii="宋体" w:cs="宋体" w:eastAsia="宋体" w:hAnsi="宋体"/>
-          <w:sz w:val="24"/>
-          <w:szCs w:val="24"/>
-        </w:rPr>
         <w:t xml:space="preserve">与此同时，各方修士也在暗流中各自筹谋——</w:t>
       </w:r>
     </w:p>
@@ -1199,7 +1045,7 @@
           <w:sz w:val="24"/>
           <w:szCs w:val="24"/>
         </w:rPr>
-        <w:t xml:space="preserve">江湖之上，✨ 谢无殇 修为精进，突破至，天下局势悄然生变。</w:t>
+        <w:t xml:space="preserve">江湖之上，陆霜华 练气圆满，却无筑基丹，修炼停滞！，天下局势悄然生变。</w:t>
       </w:r>
     </w:p>
     <w:p>
@@ -1230,7 +1076,7 @@
           <w:sz w:val="18"/>
           <w:szCs w:val="18"/>
         </w:rPr>
-        <w:t xml:space="preserve">[数据] 存活修士：20人 | 突破：3次 | 大事件：6件</w:t>
+        <w:t xml:space="preserve">[数据] 存活修士：20人 | 大事件：15件</w:t>
       </w:r>
     </w:p>
     <w:p>
@@ -1275,21 +1121,7 @@
           <w:sz w:val="24"/>
           <w:szCs w:val="24"/>
         </w:rPr>
-        <w:t xml:space="preserve">突破的那一刻，天地间仿佛静止了。丹田深处，一道桎梏轰然崩碎，磅礴的灵力如决堤洪流喷薄而出——练气六层，终于踏上了新的境界。</w:t>
-      </w:r>
-    </w:p>
-    <w:p>
-      <w:pPr>
-        <w:spacing w:after="60" w:before="60" w:line="360"/>
-        <w:ind w:firstLine="480"/>
-      </w:pPr>
-      <w:r>
-        <w:rPr>
-          <w:rFonts w:ascii="宋体" w:cs="宋体" w:eastAsia="宋体" w:hAnsi="宋体"/>
-          <w:sz w:val="24"/>
-          <w:szCs w:val="24"/>
-        </w:rPr>
-        <w:t xml:space="preserve">突破的那一刻，天地间仿佛静止了。丹田深处，一道桎梏轰然崩碎，磅礴的灵力如决堤洪流喷薄而出——【练气六层】！，终于踏上了新的境界。</w:t>
+        <w:t xml:space="preserve">突破的那一刻，天地间仿佛静止了。丹田深处，一道桎梏轰然崩碎，磅礴的灵力如决堤洪流喷薄而出——练气十一层，终于踏上了新的境界。</w:t>
       </w:r>
     </w:p>
     <w:p>
@@ -1317,7 +1149,7 @@
           <w:sz w:val="24"/>
           <w:szCs w:val="24"/>
         </w:rPr>
-        <w:t xml:space="preserve">江湖之上，🔍 王捕头 探索有收获。，天下局势悄然生变。</w:t>
+        <w:t xml:space="preserve">江湖之上，冯怒潮 练气圆满，却无筑基丹，修炼停滞！，天下局势悄然生变。</w:t>
       </w:r>
     </w:p>
     <w:p>
@@ -1348,7 +1180,7 @@
           <w:sz w:val="18"/>
           <w:szCs w:val="18"/>
         </w:rPr>
-        <w:t xml:space="preserve">[数据] 存活修士：20人 | 突破：1次 | 大事件：10件</w:t>
+        <w:t xml:space="preserve">[数据] 存活修士：20人 | 突破：1次 | 大事件：19件</w:t>
       </w:r>
     </w:p>
     <w:p>
@@ -3863,6 +3695,110 @@
           <w:szCs w:val="18"/>
         </w:rPr>
         <w:t xml:space="preserve">[数据] 存活修士：20人 | 大事件：25件</w:t>
+      </w:r>
+    </w:p>
+    <w:p>
+      <w:pPr>
+        <w:pStyle w:val="Heading2"/>
+        <w:spacing w:after="150" w:before="300"/>
+      </w:pPr>
+      <w:r>
+        <w:rPr>
+          <w:rFonts w:ascii="宋体" w:cs="宋体" w:eastAsia="宋体" w:hAnsi="宋体"/>
+          <w:b/>
+          <w:bCs/>
+          <w:color w:val="6B3A1F"/>
+          <w:sz w:val="28"/>
+          <w:szCs w:val="28"/>
+        </w:rPr>
+        <w:t xml:space="preserve">第156月至第160月</w:t>
+      </w:r>
+    </w:p>
+    <w:p>
+      <w:pPr>
+        <w:spacing w:after="60" w:before="60" w:line="360"/>
+        <w:ind w:firstLine="480"/>
+      </w:pPr>
+      <w:r>
+        <w:rPr>
+          <w:rFonts w:ascii="宋体" w:cs="宋体" w:eastAsia="宋体" w:hAnsi="宋体"/>
+          <w:sz w:val="24"/>
+          <w:szCs w:val="24"/>
+        </w:rPr>
+        <w:t xml:space="preserve">第156月，青云城上空阴云沉沉，坊市里的叫卖声依旧，却难掩暗流涌动的杀机。灵气在这片天地间浓烈如雾，嗅得出血腥，也嗅得出机遇。</w:t>
+      </w:r>
+    </w:p>
+    <w:p>
+      <w:pPr>
+        <w:spacing w:after="60" w:before="60" w:line="360"/>
+        <w:ind w:firstLine="480"/>
+      </w:pPr>
+      <w:r>
+        <w:rPr>
+          <w:rFonts w:ascii="宋体" w:cs="宋体" w:eastAsia="宋体" w:hAnsi="宋体"/>
+          <w:sz w:val="24"/>
+          <w:szCs w:val="24"/>
+        </w:rPr>
+        <w:t xml:space="preserve">天穹之上，隐隐有灵气漩涡凝聚，那是境界壁障破碎时才有的异象。滚滚灵压自丹田涌出，周身经脉尽皆震鸣——突破了，突破至练气八层！</w:t>
+      </w:r>
+    </w:p>
+    <w:p>
+      <w:pPr>
+        <w:spacing w:after="60" w:before="60" w:line="360"/>
+        <w:ind w:firstLine="480"/>
+      </w:pPr>
+      <w:r>
+        <w:rPr>
+          <w:rFonts w:ascii="宋体" w:cs="宋体" w:eastAsia="宋体" w:hAnsi="宋体"/>
+          <w:sz w:val="24"/>
+          <w:szCs w:val="24"/>
+        </w:rPr>
+        <w:t xml:space="preserve">与此同时，各方修士也在暗流中各自筹谋——</w:t>
+      </w:r>
+    </w:p>
+    <w:p>
+      <w:pPr>
+        <w:spacing w:after="60" w:before="60" w:line="360"/>
+        <w:ind w:firstLine="480"/>
+      </w:pPr>
+      <w:r>
+        <w:rPr>
+          <w:rFonts w:ascii="宋体" w:cs="宋体" w:eastAsia="宋体" w:hAnsi="宋体"/>
+          <w:sz w:val="24"/>
+          <w:szCs w:val="24"/>
+        </w:rPr>
+        <w:t xml:space="preserve">江湖之上，铁牛 练气圆满，却无筑基丹，修炼停滞！，天下局势悄然生变。</w:t>
+      </w:r>
+    </w:p>
+    <w:p>
+      <w:pPr>
+        <w:spacing w:after="60" w:before="60" w:line="360"/>
+        <w:ind w:firstLine="480"/>
+      </w:pPr>
+      <w:r>
+        <w:rPr>
+          <w:rFonts w:ascii="宋体" w:cs="宋体" w:eastAsia="宋体" w:hAnsi="宋体"/>
+          <w:sz w:val="24"/>
+          <w:szCs w:val="24"/>
+        </w:rPr>
+        <w:t xml:space="preserve">血与道，从来不曾分离。第160月的故事，暂且写到这里。</w:t>
+      </w:r>
+    </w:p>
+    <w:p>
+      <w:pPr>
+        <w:spacing w:after="200" w:before="100"/>
+        <w:jc w:val="right"/>
+      </w:pPr>
+      <w:r>
+        <w:rPr>
+          <w:rFonts w:ascii="宋体" w:cs="宋体" w:eastAsia="宋体" w:hAnsi="宋体"/>
+          <w:i/>
+          <w:iCs/>
+          <w:color w:val="888888"/>
+          <w:sz w:val="18"/>
+          <w:szCs w:val="18"/>
+        </w:rPr>
+        <w:t xml:space="preserve">[数据] 存活修士：20人 | 突破：1次 | 大事件：23件</w:t>
       </w:r>
     </w:p>
     <w:sectPr>

--- a/xianxia_story.docx
+++ b/xianxia_story.docx
@@ -103,6 +103,20 @@
           <w:sz w:val="24"/>
           <w:szCs w:val="24"/>
         </w:rPr>
+        <w:t xml:space="preserve">突破的那一刻，天地间仿佛静止了。丹田深处，一道桎梏轰然崩碎，磅礴的灵力如决堤洪流喷薄而出——练气九层，终于踏上了新的境界。</w:t>
+      </w:r>
+    </w:p>
+    <w:p>
+      <w:pPr>
+        <w:spacing w:after="60" w:before="60" w:line="360"/>
+        <w:ind w:firstLine="480"/>
+      </w:pPr>
+      <w:r>
+        <w:rPr>
+          <w:rFonts w:ascii="宋体" w:cs="宋体" w:eastAsia="宋体" w:hAnsi="宋体"/>
+          <w:sz w:val="24"/>
+          <w:szCs w:val="24"/>
+        </w:rPr>
         <w:t xml:space="preserve">与此同时，各方修士也在暗流中各自筹谋——</w:t>
       </w:r>
     </w:p>
@@ -117,7 +131,7 @@
           <w:sz w:val="24"/>
           <w:szCs w:val="24"/>
         </w:rPr>
-        <w:t xml:space="preserve">江湖之上，🔍 孟长歌 探索有收获。，天下局势悄然生变。</w:t>
+        <w:t xml:space="preserve">江湖之上，🔍 梨花娘子 探索有收获。，天下局势悄然生变。</w:t>
       </w:r>
     </w:p>
     <w:p>
@@ -148,7 +162,7 @@
           <w:sz w:val="18"/>
           <w:szCs w:val="18"/>
         </w:rPr>
-        <w:t xml:space="preserve">[数据] 存活修士：20人 | 大事件：19件</w:t>
+        <w:t xml:space="preserve">[数据] 存活修士：20人 | 突破：1次 | 大事件：7件</w:t>
       </w:r>
     </w:p>
     <w:p>
@@ -207,7 +221,7 @@
           <w:sz w:val="24"/>
           <w:szCs w:val="24"/>
         </w:rPr>
-        <w:t xml:space="preserve">江湖之上，🔍 冯怒潮 探索有收获。，天下局势悄然生变。</w:t>
+        <w:t xml:space="preserve">江湖之上，🔍 老赵掌柜 探索有收获。，天下局势悄然生变。</w:t>
       </w:r>
     </w:p>
     <w:p>
@@ -238,7 +252,7 @@
           <w:sz w:val="18"/>
           <w:szCs w:val="18"/>
         </w:rPr>
-        <w:t xml:space="preserve">[数据] 存活修士：20人 | 大事件：17件</w:t>
+        <w:t xml:space="preserve">[数据] 存活修士：20人 | 大事件：8件</w:t>
       </w:r>
     </w:p>
     <w:p>
@@ -283,6 +297,34 @@
           <w:sz w:val="24"/>
           <w:szCs w:val="24"/>
         </w:rPr>
+        <w:t xml:space="preserve">天穹之上，隐隐有灵气漩涡凝聚，那是境界壁障破碎时才有的异象。滚滚灵压自丹田涌出，周身经脉尽皆震鸣——突破了，突破至练气七层！</w:t>
+      </w:r>
+    </w:p>
+    <w:p>
+      <w:pPr>
+        <w:spacing w:after="60" w:before="60" w:line="360"/>
+        <w:ind w:firstLine="480"/>
+      </w:pPr>
+      <w:r>
+        <w:rPr>
+          <w:rFonts w:ascii="宋体" w:cs="宋体" w:eastAsia="宋体" w:hAnsi="宋体"/>
+          <w:sz w:val="24"/>
+          <w:szCs w:val="24"/>
+        </w:rPr>
+        <w:t xml:space="preserve">天穹之上，隐隐有灵气漩涡凝聚，那是境界壁障破碎时才有的异象。滚滚灵压自丹田涌出，周身经脉尽皆震鸣——突破了，突破至【练气七层】！！</w:t>
+      </w:r>
+    </w:p>
+    <w:p>
+      <w:pPr>
+        <w:spacing w:after="60" w:before="60" w:line="360"/>
+        <w:ind w:firstLine="480"/>
+      </w:pPr>
+      <w:r>
+        <w:rPr>
+          <w:rFonts w:ascii="宋体" w:cs="宋体" w:eastAsia="宋体" w:hAnsi="宋体"/>
+          <w:sz w:val="24"/>
+          <w:szCs w:val="24"/>
+        </w:rPr>
         <w:t xml:space="preserve">与此同时，各方修士也在暗流中各自筹谋——</w:t>
       </w:r>
     </w:p>
@@ -297,7 +339,7 @@
           <w:sz w:val="24"/>
           <w:szCs w:val="24"/>
         </w:rPr>
-        <w:t xml:space="preserve">江湖之上，冯怒潮 练气圆满，却无筑基丹，修炼停滞！，天下局势悄然生变。</w:t>
+        <w:t xml:space="preserve">江湖之上，✨ 谢无殇 修为精进，突破至，天下局势悄然生变。</w:t>
       </w:r>
     </w:p>
     <w:p>
@@ -328,7 +370,7 @@
           <w:sz w:val="18"/>
           <w:szCs w:val="18"/>
         </w:rPr>
-        <w:t xml:space="preserve">[数据] 存活修士：20人 | 大事件：14件</w:t>
+        <w:t xml:space="preserve">[数据] 存活修士：20人 | 突破：1次 | 大事件：11件</w:t>
       </w:r>
     </w:p>
     <w:p>
@@ -373,34 +415,6 @@
           <w:sz w:val="24"/>
           <w:szCs w:val="24"/>
         </w:rPr>
-        <w:t xml:space="preserve">突破的那一刻，天地间仿佛静止了。丹田深处，一道桎梏轰然崩碎，磅礴的灵力如决堤洪流喷薄而出——练气十一层，终于踏上了新的境界。</w:t>
-      </w:r>
-    </w:p>
-    <w:p>
-      <w:pPr>
-        <w:spacing w:after="60" w:before="60" w:line="360"/>
-        <w:ind w:firstLine="480"/>
-      </w:pPr>
-      <w:r>
-        <w:rPr>
-          <w:rFonts w:ascii="宋体" w:cs="宋体" w:eastAsia="宋体" w:hAnsi="宋体"/>
-          <w:sz w:val="24"/>
-          <w:szCs w:val="24"/>
-        </w:rPr>
-        <w:t xml:space="preserve">突破的那一刻，天地间仿佛静止了。丹田深处，一道桎梏轰然崩碎，磅礴的灵力如决堤洪流喷薄而出——【练气十一层】！修仙之路，终于踏上了新的境界。</w:t>
-      </w:r>
-    </w:p>
-    <w:p>
-      <w:pPr>
-        <w:spacing w:after="60" w:before="60" w:line="360"/>
-        <w:ind w:firstLine="480"/>
-      </w:pPr>
-      <w:r>
-        <w:rPr>
-          <w:rFonts w:ascii="宋体" w:cs="宋体" w:eastAsia="宋体" w:hAnsi="宋体"/>
-          <w:sz w:val="24"/>
-          <w:szCs w:val="24"/>
-        </w:rPr>
         <w:t xml:space="preserve">与此同时，各方修士也在暗流中各自筹谋——</w:t>
       </w:r>
     </w:p>
@@ -415,7 +429,7 @@
           <w:sz w:val="24"/>
           <w:szCs w:val="24"/>
         </w:rPr>
-        <w:t xml:space="preserve">江湖之上，冯怒潮 练气圆满，却无筑基丹，修炼停滞！，天下局势悄然生变。</w:t>
+        <w:t xml:space="preserve">江湖之上，🔍 周天问 探索有收获。，天下局势悄然生变。</w:t>
       </w:r>
     </w:p>
     <w:p>
@@ -446,7 +460,7 @@
           <w:sz w:val="18"/>
           <w:szCs w:val="18"/>
         </w:rPr>
-        <w:t xml:space="preserve">[数据] 存活修士：20人 | 突破：1次 | 大事件：18件</w:t>
+        <w:t xml:space="preserve">[数据] 存活修士：20人 | 大事件：4件</w:t>
       </w:r>
     </w:p>
     <w:p>
@@ -491,6 +505,34 @@
           <w:sz w:val="24"/>
           <w:szCs w:val="24"/>
         </w:rPr>
+        <w:t xml:space="preserve">突破的那一刻，天地间仿佛静止了。丹田深处，一道桎梏轰然崩碎，磅礴的灵力如决堤洪流喷薄而出——练气八层，终于踏上了新的境界。</w:t>
+      </w:r>
+    </w:p>
+    <w:p>
+      <w:pPr>
+        <w:spacing w:after="60" w:before="60" w:line="360"/>
+        <w:ind w:firstLine="480"/>
+      </w:pPr>
+      <w:r>
+        <w:rPr>
+          <w:rFonts w:ascii="宋体" w:cs="宋体" w:eastAsia="宋体" w:hAnsi="宋体"/>
+          <w:sz w:val="24"/>
+          <w:szCs w:val="24"/>
+        </w:rPr>
+        <w:t xml:space="preserve">突破的那一刻，天地间仿佛静止了。丹田深处，一道桎梏轰然崩碎，磅礴的灵力如决堤洪流喷薄而出——【练气八层】！，终于踏上了新的境界。</w:t>
+      </w:r>
+    </w:p>
+    <w:p>
+      <w:pPr>
+        <w:spacing w:after="60" w:before="60" w:line="360"/>
+        <w:ind w:firstLine="480"/>
+      </w:pPr>
+      <w:r>
+        <w:rPr>
+          <w:rFonts w:ascii="宋体" w:cs="宋体" w:eastAsia="宋体" w:hAnsi="宋体"/>
+          <w:sz w:val="24"/>
+          <w:szCs w:val="24"/>
+        </w:rPr>
         <w:t xml:space="preserve">与此同时，各方修士也在暗流中各自筹谋——</w:t>
       </w:r>
     </w:p>
@@ -505,7 +547,7 @@
           <w:sz w:val="24"/>
           <w:szCs w:val="24"/>
         </w:rPr>
-        <w:t xml:space="preserve">江湖之上，冯怒潮 练气圆满，却无筑基丹，修炼停滞！，天下局势悄然生变。</w:t>
+        <w:t xml:space="preserve">江湖之上，✨ 裴霜凝 修为精进，突破至，天下局势悄然生变。</w:t>
       </w:r>
     </w:p>
     <w:p>
@@ -536,7 +578,7 @@
           <w:sz w:val="18"/>
           <w:szCs w:val="18"/>
         </w:rPr>
-        <w:t xml:space="preserve">[数据] 存活修士：20人 | 大事件：15件</w:t>
+        <w:t xml:space="preserve">[数据] 存活修士：20人 | 突破：1次 | 大事件：10件</w:t>
       </w:r>
     </w:p>
     <w:p>
@@ -581,6 +623,34 @@
           <w:sz w:val="24"/>
           <w:szCs w:val="24"/>
         </w:rPr>
+        <w:t xml:space="preserve">天穹之上，隐隐有灵气漩涡凝聚，那是境界壁障破碎时才有的异象。滚滚灵压自丹田涌出，周身经脉尽皆震鸣——突破了，突破至练气四层！</w:t>
+      </w:r>
+    </w:p>
+    <w:p>
+      <w:pPr>
+        <w:spacing w:after="60" w:before="60" w:line="360"/>
+        <w:ind w:firstLine="480"/>
+      </w:pPr>
+      <w:r>
+        <w:rPr>
+          <w:rFonts w:ascii="宋体" w:cs="宋体" w:eastAsia="宋体" w:hAnsi="宋体"/>
+          <w:sz w:val="24"/>
+          <w:szCs w:val="24"/>
+        </w:rPr>
+        <w:t xml:space="preserve">天穹之上，隐隐有灵气漩涡凝聚，那是境界壁障破碎时才有的异象。滚滚灵压自丹田涌出，周身经脉尽皆震鸣——突破了，突破至练气三层！</w:t>
+      </w:r>
+    </w:p>
+    <w:p>
+      <w:pPr>
+        <w:spacing w:after="60" w:before="60" w:line="360"/>
+        <w:ind w:firstLine="480"/>
+      </w:pPr>
+      <w:r>
+        <w:rPr>
+          <w:rFonts w:ascii="宋体" w:cs="宋体" w:eastAsia="宋体" w:hAnsi="宋体"/>
+          <w:sz w:val="24"/>
+          <w:szCs w:val="24"/>
+        </w:rPr>
         <w:t xml:space="preserve">与此同时，各方修士也在暗流中各自筹谋——</w:t>
       </w:r>
     </w:p>
@@ -595,7 +665,7 @@
           <w:sz w:val="24"/>
           <w:szCs w:val="24"/>
         </w:rPr>
-        <w:t xml:space="preserve">江湖之上，孟长歌 练气圆满，却无筑基丹，修炼停滞！，天下局势悄然生变。</w:t>
+        <w:t xml:space="preserve">江湖之上，🔍 周天问 探索有收获。，天下局势悄然生变。</w:t>
       </w:r>
     </w:p>
     <w:p>
@@ -626,7 +696,7 @@
           <w:sz w:val="18"/>
           <w:szCs w:val="18"/>
         </w:rPr>
-        <w:t xml:space="preserve">[数据] 存活修士：20人 | 大事件：11件</w:t>
+        <w:t xml:space="preserve">[数据] 存活修士：20人 | 突破：2次 | 大事件：11件</w:t>
       </w:r>
     </w:p>
     <w:p>
@@ -671,6 +741,34 @@
           <w:sz w:val="24"/>
           <w:szCs w:val="24"/>
         </w:rPr>
+        <w:t xml:space="preserve">突破的那一刻，天地间仿佛静止了。丹田深处，一道桎梏轰然崩碎，磅礴的灵力如决堤洪流喷薄而出——练气三层，终于踏上了新的境界。</w:t>
+      </w:r>
+    </w:p>
+    <w:p>
+      <w:pPr>
+        <w:spacing w:after="60" w:before="60" w:line="360"/>
+        <w:ind w:firstLine="480"/>
+      </w:pPr>
+      <w:r>
+        <w:rPr>
+          <w:rFonts w:ascii="宋体" w:cs="宋体" w:eastAsia="宋体" w:hAnsi="宋体"/>
+          <w:sz w:val="24"/>
+          <w:szCs w:val="24"/>
+        </w:rPr>
+        <w:t xml:space="preserve">突破的那一刻，天地间仿佛静止了。丹田深处，一道桎梏轰然崩碎，磅礴的灵力如决堤洪流喷薄而出——练气六层，终于踏上了新的境界。</w:t>
+      </w:r>
+    </w:p>
+    <w:p>
+      <w:pPr>
+        <w:spacing w:after="60" w:before="60" w:line="360"/>
+        <w:ind w:firstLine="480"/>
+      </w:pPr>
+      <w:r>
+        <w:rPr>
+          <w:rFonts w:ascii="宋体" w:cs="宋体" w:eastAsia="宋体" w:hAnsi="宋体"/>
+          <w:sz w:val="24"/>
+          <w:szCs w:val="24"/>
+        </w:rPr>
         <w:t xml:space="preserve">与此同时，各方修士也在暗流中各自筹谋——</w:t>
       </w:r>
     </w:p>
@@ -685,7 +783,7 @@
           <w:sz w:val="24"/>
           <w:szCs w:val="24"/>
         </w:rPr>
-        <w:t xml:space="preserve">江湖之上，🔍 魏玄机 探索有收获。，天下局势悄然生变。</w:t>
+        <w:t xml:space="preserve">江湖之上，🔍 谢无殇 探索有收获。，天下局势悄然生变。</w:t>
       </w:r>
     </w:p>
     <w:p>
@@ -716,7 +814,7 @@
           <w:sz w:val="18"/>
           <w:szCs w:val="18"/>
         </w:rPr>
-        <w:t xml:space="preserve">[数据] 存活修士：20人 | 大事件：15件</w:t>
+        <w:t xml:space="preserve">[数据] 存活修士：20人 | 突破：3次 | 大事件：17件</w:t>
       </w:r>
     </w:p>
     <w:p>
@@ -775,7 +873,7 @@
           <w:sz w:val="24"/>
           <w:szCs w:val="24"/>
         </w:rPr>
-        <w:t xml:space="preserve">江湖之上，冯怒潮 练气圆满，却无筑基丹，修炼停滞！，天下局势悄然生变。</w:t>
+        <w:t xml:space="preserve">江湖之上，🔍 裴霜凝 探索有收获。，天下局势悄然生变。</w:t>
       </w:r>
     </w:p>
     <w:p>
@@ -806,7 +904,7 @@
           <w:sz w:val="18"/>
           <w:szCs w:val="18"/>
         </w:rPr>
-        <w:t xml:space="preserve">[数据] 存活修士：20人 | 大事件：11件</w:t>
+        <w:t xml:space="preserve">[数据] 存活修士：20人 | 大事件：8件</w:t>
       </w:r>
     </w:p>
     <w:p>
@@ -865,7 +963,7 @@
           <w:sz w:val="24"/>
           <w:szCs w:val="24"/>
         </w:rPr>
-        <w:t xml:space="preserve">江湖之上，🔍 苏寒衣 探索有收获。，天下局势悄然生变。</w:t>
+        <w:t xml:space="preserve">江湖之上，🔍 谢无殇 探索有收获。，天下局势悄然生变。</w:t>
       </w:r>
     </w:p>
     <w:p>
@@ -896,7 +994,7 @@
           <w:sz w:val="18"/>
           <w:szCs w:val="18"/>
         </w:rPr>
-        <w:t xml:space="preserve">[数据] 存活修士：20人 | 大事件：14件</w:t>
+        <w:t xml:space="preserve">[数据] 存活修士：20人 | 大事件：7件</w:t>
       </w:r>
     </w:p>
     <w:p>
@@ -941,6 +1039,34 @@
           <w:sz w:val="24"/>
           <w:szCs w:val="24"/>
         </w:rPr>
+        <w:t xml:space="preserve">天穹之上，隐隐有灵气漩涡凝聚，那是境界壁障破碎时才有的异象。滚滚灵压自丹田涌出，周身经脉尽皆震鸣——突破了，突破至练气九层！</w:t>
+      </w:r>
+    </w:p>
+    <w:p>
+      <w:pPr>
+        <w:spacing w:after="60" w:before="60" w:line="360"/>
+        <w:ind w:firstLine="480"/>
+      </w:pPr>
+      <w:r>
+        <w:rPr>
+          <w:rFonts w:ascii="宋体" w:cs="宋体" w:eastAsia="宋体" w:hAnsi="宋体"/>
+          <w:sz w:val="24"/>
+          <w:szCs w:val="24"/>
+        </w:rPr>
+        <w:t xml:space="preserve">天穹之上，隐隐有灵气漩涡凝聚，那是境界壁障破碎时才有的异象。滚滚灵压自丹田涌出，周身经脉尽皆震鸣——突破了，突破至【练气九层】！！</w:t>
+      </w:r>
+    </w:p>
+    <w:p>
+      <w:pPr>
+        <w:spacing w:after="60" w:before="60" w:line="360"/>
+        <w:ind w:firstLine="480"/>
+      </w:pPr>
+      <w:r>
+        <w:rPr>
+          <w:rFonts w:ascii="宋体" w:cs="宋体" w:eastAsia="宋体" w:hAnsi="宋体"/>
+          <w:sz w:val="24"/>
+          <w:szCs w:val="24"/>
+        </w:rPr>
         <w:t xml:space="preserve">与此同时，各方修士也在暗流中各自筹谋——</w:t>
       </w:r>
     </w:p>
@@ -955,7 +1081,7 @@
           <w:sz w:val="24"/>
           <w:szCs w:val="24"/>
         </w:rPr>
-        <w:t xml:space="preserve">江湖之上，魏玄机 练气圆满，却无筑基丹，修炼停滞！，天下局势悄然生变。</w:t>
+        <w:t xml:space="preserve">江湖之上，🔍 万财爷 探索有收获。，天下局势悄然生变。</w:t>
       </w:r>
     </w:p>
     <w:p>
@@ -986,7 +1112,7 @@
           <w:sz w:val="18"/>
           <w:szCs w:val="18"/>
         </w:rPr>
-        <w:t xml:space="preserve">[数据] 存活修士：20人 | 大事件：13件</w:t>
+        <w:t xml:space="preserve">[数据] 存活修士：20人 | 突破：1次 | 大事件：11件</w:t>
       </w:r>
     </w:p>
     <w:p>
@@ -1031,6 +1157,34 @@
           <w:sz w:val="24"/>
           <w:szCs w:val="24"/>
         </w:rPr>
+        <w:t xml:space="preserve">突破的那一刻，天地间仿佛静止了。丹田深处，一道桎梏轰然崩碎，磅礴的灵力如决堤洪流喷薄而出——练气八层，终于踏上了新的境界。</w:t>
+      </w:r>
+    </w:p>
+    <w:p>
+      <w:pPr>
+        <w:spacing w:after="60" w:before="60" w:line="360"/>
+        <w:ind w:firstLine="480"/>
+      </w:pPr>
+      <w:r>
+        <w:rPr>
+          <w:rFonts w:ascii="宋体" w:cs="宋体" w:eastAsia="宋体" w:hAnsi="宋体"/>
+          <w:sz w:val="24"/>
+          <w:szCs w:val="24"/>
+        </w:rPr>
+        <w:t xml:space="preserve">突破的那一刻，天地间仿佛静止了。丹田深处，一道桎梏轰然崩碎，磅礴的灵力如决堤洪流喷薄而出——练气二层，终于踏上了新的境界。</w:t>
+      </w:r>
+    </w:p>
+    <w:p>
+      <w:pPr>
+        <w:spacing w:after="60" w:before="60" w:line="360"/>
+        <w:ind w:firstLine="480"/>
+      </w:pPr>
+      <w:r>
+        <w:rPr>
+          <w:rFonts w:ascii="宋体" w:cs="宋体" w:eastAsia="宋体" w:hAnsi="宋体"/>
+          <w:sz w:val="24"/>
+          <w:szCs w:val="24"/>
+        </w:rPr>
         <w:t xml:space="preserve">与此同时，各方修士也在暗流中各自筹谋——</w:t>
       </w:r>
     </w:p>
@@ -1045,7 +1199,7 @@
           <w:sz w:val="24"/>
           <w:szCs w:val="24"/>
         </w:rPr>
-        <w:t xml:space="preserve">江湖之上，陆霜华 练气圆满，却无筑基丹，修炼停滞！，天下局势悄然生变。</w:t>
+        <w:t xml:space="preserve">江湖之上，✨ 谢无殇 修为精进，突破至，天下局势悄然生变。</w:t>
       </w:r>
     </w:p>
     <w:p>
@@ -1076,7 +1230,7 @@
           <w:sz w:val="18"/>
           <w:szCs w:val="18"/>
         </w:rPr>
-        <w:t xml:space="preserve">[数据] 存活修士：20人 | 大事件：15件</w:t>
+        <w:t xml:space="preserve">[数据] 存活修士：20人 | 突破：3次 | 大事件：6件</w:t>
       </w:r>
     </w:p>
     <w:p>
@@ -1121,7 +1275,21 @@
           <w:sz w:val="24"/>
           <w:szCs w:val="24"/>
         </w:rPr>
-        <w:t xml:space="preserve">突破的那一刻，天地间仿佛静止了。丹田深处，一道桎梏轰然崩碎，磅礴的灵力如决堤洪流喷薄而出——练气十一层，终于踏上了新的境界。</w:t>
+        <w:t xml:space="preserve">突破的那一刻，天地间仿佛静止了。丹田深处，一道桎梏轰然崩碎，磅礴的灵力如决堤洪流喷薄而出——练气六层，终于踏上了新的境界。</w:t>
+      </w:r>
+    </w:p>
+    <w:p>
+      <w:pPr>
+        <w:spacing w:after="60" w:before="60" w:line="360"/>
+        <w:ind w:firstLine="480"/>
+      </w:pPr>
+      <w:r>
+        <w:rPr>
+          <w:rFonts w:ascii="宋体" w:cs="宋体" w:eastAsia="宋体" w:hAnsi="宋体"/>
+          <w:sz w:val="24"/>
+          <w:szCs w:val="24"/>
+        </w:rPr>
+        <w:t xml:space="preserve">突破的那一刻，天地间仿佛静止了。丹田深处，一道桎梏轰然崩碎，磅礴的灵力如决堤洪流喷薄而出——【练气六层】！，终于踏上了新的境界。</w:t>
       </w:r>
     </w:p>
     <w:p>
@@ -1149,7 +1317,7 @@
           <w:sz w:val="24"/>
           <w:szCs w:val="24"/>
         </w:rPr>
-        <w:t xml:space="preserve">江湖之上，冯怒潮 练气圆满，却无筑基丹，修炼停滞！，天下局势悄然生变。</w:t>
+        <w:t xml:space="preserve">江湖之上，🔍 王捕头 探索有收获。，天下局势悄然生变。</w:t>
       </w:r>
     </w:p>
     <w:p>
@@ -1180,7 +1348,7 @@
           <w:sz w:val="18"/>
           <w:szCs w:val="18"/>
         </w:rPr>
-        <w:t xml:space="preserve">[数据] 存活修士：20人 | 突破：1次 | 大事件：19件</w:t>
+        <w:t xml:space="preserve">[数据] 存活修士：20人 | 突破：1次 | 大事件：10件</w:t>
       </w:r>
     </w:p>
     <w:p>
@@ -1239,7 +1407,7 @@
           <w:sz w:val="24"/>
           <w:szCs w:val="24"/>
         </w:rPr>
-        <w:t xml:space="preserve">江湖之上，陆霜华 练气圆满，却无筑基丹，修炼停滞！，天下局势悄然生变。</w:t>
+        <w:t xml:space="preserve">江湖之上，🔍 周天问 探索有收获。，天下局势悄然生变。</w:t>
       </w:r>
     </w:p>
     <w:p>
@@ -1270,7 +1438,7 @@
           <w:sz w:val="18"/>
           <w:szCs w:val="18"/>
         </w:rPr>
-        <w:t xml:space="preserve">[数据] 存活修士：20人 | 大事件：14件</w:t>
+        <w:t xml:space="preserve">[数据] 存活修士：20人 | 大事件：9件</w:t>
       </w:r>
     </w:p>
     <w:p>

--- a/xianxia_story.docx
+++ b/xianxia_story.docx
@@ -103,20 +103,6 @@
           <w:sz w:val="24"/>
           <w:szCs w:val="24"/>
         </w:rPr>
-        <w:t xml:space="preserve">突破的那一刻，天地间仿佛静止了。丹田深处，一道桎梏轰然崩碎，磅礴的灵力如决堤洪流喷薄而出——练气九层，终于踏上了新的境界。</w:t>
-      </w:r>
-    </w:p>
-    <w:p>
-      <w:pPr>
-        <w:spacing w:after="60" w:before="60" w:line="360"/>
-        <w:ind w:firstLine="480"/>
-      </w:pPr>
-      <w:r>
-        <w:rPr>
-          <w:rFonts w:ascii="宋体" w:cs="宋体" w:eastAsia="宋体" w:hAnsi="宋体"/>
-          <w:sz w:val="24"/>
-          <w:szCs w:val="24"/>
-        </w:rPr>
         <w:t xml:space="preserve">与此同时，各方修士也在暗流中各自筹谋——</w:t>
       </w:r>
     </w:p>
@@ -131,7 +117,7 @@
           <w:sz w:val="24"/>
           <w:szCs w:val="24"/>
         </w:rPr>
-        <w:t xml:space="preserve">江湖之上，🔍 梨花娘子 探索有收获。，天下局势悄然生变。</w:t>
+        <w:t xml:space="preserve">江湖之上，🔍 孟长歌 探索有收获。，天下局势悄然生变。</w:t>
       </w:r>
     </w:p>
     <w:p>
@@ -162,7 +148,7 @@
           <w:sz w:val="18"/>
           <w:szCs w:val="18"/>
         </w:rPr>
-        <w:t xml:space="preserve">[数据] 存活修士：20人 | 突破：1次 | 大事件：7件</w:t>
+        <w:t xml:space="preserve">[数据] 存活修士：20人 | 大事件：19件</w:t>
       </w:r>
     </w:p>
     <w:p>
@@ -221,7 +207,7 @@
           <w:sz w:val="24"/>
           <w:szCs w:val="24"/>
         </w:rPr>
-        <w:t xml:space="preserve">江湖之上，🔍 老赵掌柜 探索有收获。，天下局势悄然生变。</w:t>
+        <w:t xml:space="preserve">江湖之上，🔍 冯怒潮 探索有收获。，天下局势悄然生变。</w:t>
       </w:r>
     </w:p>
     <w:p>
@@ -252,7 +238,7 @@
           <w:sz w:val="18"/>
           <w:szCs w:val="18"/>
         </w:rPr>
-        <w:t xml:space="preserve">[数据] 存活修士：20人 | 大事件：8件</w:t>
+        <w:t xml:space="preserve">[数据] 存活修士：20人 | 大事件：17件</w:t>
       </w:r>
     </w:p>
     <w:p>
@@ -297,34 +283,6 @@
           <w:sz w:val="24"/>
           <w:szCs w:val="24"/>
         </w:rPr>
-        <w:t xml:space="preserve">天穹之上，隐隐有灵气漩涡凝聚，那是境界壁障破碎时才有的异象。滚滚灵压自丹田涌出，周身经脉尽皆震鸣——突破了，突破至练气七层！</w:t>
-      </w:r>
-    </w:p>
-    <w:p>
-      <w:pPr>
-        <w:spacing w:after="60" w:before="60" w:line="360"/>
-        <w:ind w:firstLine="480"/>
-      </w:pPr>
-      <w:r>
-        <w:rPr>
-          <w:rFonts w:ascii="宋体" w:cs="宋体" w:eastAsia="宋体" w:hAnsi="宋体"/>
-          <w:sz w:val="24"/>
-          <w:szCs w:val="24"/>
-        </w:rPr>
-        <w:t xml:space="preserve">天穹之上，隐隐有灵气漩涡凝聚，那是境界壁障破碎时才有的异象。滚滚灵压自丹田涌出，周身经脉尽皆震鸣——突破了，突破至【练气七层】！！</w:t>
-      </w:r>
-    </w:p>
-    <w:p>
-      <w:pPr>
-        <w:spacing w:after="60" w:before="60" w:line="360"/>
-        <w:ind w:firstLine="480"/>
-      </w:pPr>
-      <w:r>
-        <w:rPr>
-          <w:rFonts w:ascii="宋体" w:cs="宋体" w:eastAsia="宋体" w:hAnsi="宋体"/>
-          <w:sz w:val="24"/>
-          <w:szCs w:val="24"/>
-        </w:rPr>
         <w:t xml:space="preserve">与此同时，各方修士也在暗流中各自筹谋——</w:t>
       </w:r>
     </w:p>
@@ -339,7 +297,7 @@
           <w:sz w:val="24"/>
           <w:szCs w:val="24"/>
         </w:rPr>
-        <w:t xml:space="preserve">江湖之上，✨ 谢无殇 修为精进，突破至，天下局势悄然生变。</w:t>
+        <w:t xml:space="preserve">江湖之上，冯怒潮 练气圆满，却无筑基丹，修炼停滞！，天下局势悄然生变。</w:t>
       </w:r>
     </w:p>
     <w:p>
@@ -370,7 +328,7 @@
           <w:sz w:val="18"/>
           <w:szCs w:val="18"/>
         </w:rPr>
-        <w:t xml:space="preserve">[数据] 存活修士：20人 | 突破：1次 | 大事件：11件</w:t>
+        <w:t xml:space="preserve">[数据] 存活修士：20人 | 大事件：14件</w:t>
       </w:r>
     </w:p>
     <w:p>
@@ -415,6 +373,34 @@
           <w:sz w:val="24"/>
           <w:szCs w:val="24"/>
         </w:rPr>
+        <w:t xml:space="preserve">突破的那一刻，天地间仿佛静止了。丹田深处，一道桎梏轰然崩碎，磅礴的灵力如决堤洪流喷薄而出——练气十一层，终于踏上了新的境界。</w:t>
+      </w:r>
+    </w:p>
+    <w:p>
+      <w:pPr>
+        <w:spacing w:after="60" w:before="60" w:line="360"/>
+        <w:ind w:firstLine="480"/>
+      </w:pPr>
+      <w:r>
+        <w:rPr>
+          <w:rFonts w:ascii="宋体" w:cs="宋体" w:eastAsia="宋体" w:hAnsi="宋体"/>
+          <w:sz w:val="24"/>
+          <w:szCs w:val="24"/>
+        </w:rPr>
+        <w:t xml:space="preserve">突破的那一刻，天地间仿佛静止了。丹田深处，一道桎梏轰然崩碎，磅礴的灵力如决堤洪流喷薄而出——【练气十一层】！修仙之路，终于踏上了新的境界。</w:t>
+      </w:r>
+    </w:p>
+    <w:p>
+      <w:pPr>
+        <w:spacing w:after="60" w:before="60" w:line="360"/>
+        <w:ind w:firstLine="480"/>
+      </w:pPr>
+      <w:r>
+        <w:rPr>
+          <w:rFonts w:ascii="宋体" w:cs="宋体" w:eastAsia="宋体" w:hAnsi="宋体"/>
+          <w:sz w:val="24"/>
+          <w:szCs w:val="24"/>
+        </w:rPr>
         <w:t xml:space="preserve">与此同时，各方修士也在暗流中各自筹谋——</w:t>
       </w:r>
     </w:p>
@@ -429,7 +415,7 @@
           <w:sz w:val="24"/>
           <w:szCs w:val="24"/>
         </w:rPr>
-        <w:t xml:space="preserve">江湖之上，🔍 周天问 探索有收获。，天下局势悄然生变。</w:t>
+        <w:t xml:space="preserve">江湖之上，冯怒潮 练气圆满，却无筑基丹，修炼停滞！，天下局势悄然生变。</w:t>
       </w:r>
     </w:p>
     <w:p>
@@ -460,7 +446,7 @@
           <w:sz w:val="18"/>
           <w:szCs w:val="18"/>
         </w:rPr>
-        <w:t xml:space="preserve">[数据] 存活修士：20人 | 大事件：4件</w:t>
+        <w:t xml:space="preserve">[数据] 存活修士：20人 | 突破：1次 | 大事件：18件</w:t>
       </w:r>
     </w:p>
     <w:p>
@@ -505,34 +491,6 @@
           <w:sz w:val="24"/>
           <w:szCs w:val="24"/>
         </w:rPr>
-        <w:t xml:space="preserve">突破的那一刻，天地间仿佛静止了。丹田深处，一道桎梏轰然崩碎，磅礴的灵力如决堤洪流喷薄而出——练气八层，终于踏上了新的境界。</w:t>
-      </w:r>
-    </w:p>
-    <w:p>
-      <w:pPr>
-        <w:spacing w:after="60" w:before="60" w:line="360"/>
-        <w:ind w:firstLine="480"/>
-      </w:pPr>
-      <w:r>
-        <w:rPr>
-          <w:rFonts w:ascii="宋体" w:cs="宋体" w:eastAsia="宋体" w:hAnsi="宋体"/>
-          <w:sz w:val="24"/>
-          <w:szCs w:val="24"/>
-        </w:rPr>
-        <w:t xml:space="preserve">突破的那一刻，天地间仿佛静止了。丹田深处，一道桎梏轰然崩碎，磅礴的灵力如决堤洪流喷薄而出——【练气八层】！，终于踏上了新的境界。</w:t>
-      </w:r>
-    </w:p>
-    <w:p>
-      <w:pPr>
-        <w:spacing w:after="60" w:before="60" w:line="360"/>
-        <w:ind w:firstLine="480"/>
-      </w:pPr>
-      <w:r>
-        <w:rPr>
-          <w:rFonts w:ascii="宋体" w:cs="宋体" w:eastAsia="宋体" w:hAnsi="宋体"/>
-          <w:sz w:val="24"/>
-          <w:szCs w:val="24"/>
-        </w:rPr>
         <w:t xml:space="preserve">与此同时，各方修士也在暗流中各自筹谋——</w:t>
       </w:r>
     </w:p>
@@ -547,7 +505,7 @@
           <w:sz w:val="24"/>
           <w:szCs w:val="24"/>
         </w:rPr>
-        <w:t xml:space="preserve">江湖之上，✨ 裴霜凝 修为精进，突破至，天下局势悄然生变。</w:t>
+        <w:t xml:space="preserve">江湖之上，冯怒潮 练气圆满，却无筑基丹，修炼停滞！，天下局势悄然生变。</w:t>
       </w:r>
     </w:p>
     <w:p>
@@ -578,7 +536,7 @@
           <w:sz w:val="18"/>
           <w:szCs w:val="18"/>
         </w:rPr>
-        <w:t xml:space="preserve">[数据] 存活修士：20人 | 突破：1次 | 大事件：10件</w:t>
+        <w:t xml:space="preserve">[数据] 存活修士：20人 | 大事件：15件</w:t>
       </w:r>
     </w:p>
     <w:p>
@@ -623,34 +581,6 @@
           <w:sz w:val="24"/>
           <w:szCs w:val="24"/>
         </w:rPr>
-        <w:t xml:space="preserve">天穹之上，隐隐有灵气漩涡凝聚，那是境界壁障破碎时才有的异象。滚滚灵压自丹田涌出，周身经脉尽皆震鸣——突破了，突破至练气四层！</w:t>
-      </w:r>
-    </w:p>
-    <w:p>
-      <w:pPr>
-        <w:spacing w:after="60" w:before="60" w:line="360"/>
-        <w:ind w:firstLine="480"/>
-      </w:pPr>
-      <w:r>
-        <w:rPr>
-          <w:rFonts w:ascii="宋体" w:cs="宋体" w:eastAsia="宋体" w:hAnsi="宋体"/>
-          <w:sz w:val="24"/>
-          <w:szCs w:val="24"/>
-        </w:rPr>
-        <w:t xml:space="preserve">天穹之上，隐隐有灵气漩涡凝聚，那是境界壁障破碎时才有的异象。滚滚灵压自丹田涌出，周身经脉尽皆震鸣——突破了，突破至练气三层！</w:t>
-      </w:r>
-    </w:p>
-    <w:p>
-      <w:pPr>
-        <w:spacing w:after="60" w:before="60" w:line="360"/>
-        <w:ind w:firstLine="480"/>
-      </w:pPr>
-      <w:r>
-        <w:rPr>
-          <w:rFonts w:ascii="宋体" w:cs="宋体" w:eastAsia="宋体" w:hAnsi="宋体"/>
-          <w:sz w:val="24"/>
-          <w:szCs w:val="24"/>
-        </w:rPr>
         <w:t xml:space="preserve">与此同时，各方修士也在暗流中各自筹谋——</w:t>
       </w:r>
     </w:p>
@@ -665,7 +595,7 @@
           <w:sz w:val="24"/>
           <w:szCs w:val="24"/>
         </w:rPr>
-        <w:t xml:space="preserve">江湖之上，🔍 周天问 探索有收获。，天下局势悄然生变。</w:t>
+        <w:t xml:space="preserve">江湖之上，孟长歌 练气圆满，却无筑基丹，修炼停滞！，天下局势悄然生变。</w:t>
       </w:r>
     </w:p>
     <w:p>
@@ -696,7 +626,7 @@
           <w:sz w:val="18"/>
           <w:szCs w:val="18"/>
         </w:rPr>
-        <w:t xml:space="preserve">[数据] 存活修士：20人 | 突破：2次 | 大事件：11件</w:t>
+        <w:t xml:space="preserve">[数据] 存活修士：20人 | 大事件：11件</w:t>
       </w:r>
     </w:p>
     <w:p>
@@ -741,34 +671,6 @@
           <w:sz w:val="24"/>
           <w:szCs w:val="24"/>
         </w:rPr>
-        <w:t xml:space="preserve">突破的那一刻，天地间仿佛静止了。丹田深处，一道桎梏轰然崩碎，磅礴的灵力如决堤洪流喷薄而出——练气三层，终于踏上了新的境界。</w:t>
-      </w:r>
-    </w:p>
-    <w:p>
-      <w:pPr>
-        <w:spacing w:after="60" w:before="60" w:line="360"/>
-        <w:ind w:firstLine="480"/>
-      </w:pPr>
-      <w:r>
-        <w:rPr>
-          <w:rFonts w:ascii="宋体" w:cs="宋体" w:eastAsia="宋体" w:hAnsi="宋体"/>
-          <w:sz w:val="24"/>
-          <w:szCs w:val="24"/>
-        </w:rPr>
-        <w:t xml:space="preserve">突破的那一刻，天地间仿佛静止了。丹田深处，一道桎梏轰然崩碎，磅礴的灵力如决堤洪流喷薄而出——练气六层，终于踏上了新的境界。</w:t>
-      </w:r>
-    </w:p>
-    <w:p>
-      <w:pPr>
-        <w:spacing w:after="60" w:before="60" w:line="360"/>
-        <w:ind w:firstLine="480"/>
-      </w:pPr>
-      <w:r>
-        <w:rPr>
-          <w:rFonts w:ascii="宋体" w:cs="宋体" w:eastAsia="宋体" w:hAnsi="宋体"/>
-          <w:sz w:val="24"/>
-          <w:szCs w:val="24"/>
-        </w:rPr>
         <w:t xml:space="preserve">与此同时，各方修士也在暗流中各自筹谋——</w:t>
       </w:r>
     </w:p>
@@ -783,7 +685,7 @@
           <w:sz w:val="24"/>
           <w:szCs w:val="24"/>
         </w:rPr>
-        <w:t xml:space="preserve">江湖之上，🔍 谢无殇 探索有收获。，天下局势悄然生变。</w:t>
+        <w:t xml:space="preserve">江湖之上，🔍 魏玄机 探索有收获。，天下局势悄然生变。</w:t>
       </w:r>
     </w:p>
     <w:p>
@@ -814,7 +716,7 @@
           <w:sz w:val="18"/>
           <w:szCs w:val="18"/>
         </w:rPr>
-        <w:t xml:space="preserve">[数据] 存活修士：20人 | 突破：3次 | 大事件：17件</w:t>
+        <w:t xml:space="preserve">[数据] 存活修士：20人 | 大事件：15件</w:t>
       </w:r>
     </w:p>
     <w:p>
@@ -873,7 +775,7 @@
           <w:sz w:val="24"/>
           <w:szCs w:val="24"/>
         </w:rPr>
-        <w:t xml:space="preserve">江湖之上，🔍 裴霜凝 探索有收获。，天下局势悄然生变。</w:t>
+        <w:t xml:space="preserve">江湖之上，冯怒潮 练气圆满，却无筑基丹，修炼停滞！，天下局势悄然生变。</w:t>
       </w:r>
     </w:p>
     <w:p>
@@ -904,7 +806,7 @@
           <w:sz w:val="18"/>
           <w:szCs w:val="18"/>
         </w:rPr>
-        <w:t xml:space="preserve">[数据] 存活修士：20人 | 大事件：8件</w:t>
+        <w:t xml:space="preserve">[数据] 存活修士：20人 | 大事件：11件</w:t>
       </w:r>
     </w:p>
     <w:p>
@@ -963,7 +865,7 @@
           <w:sz w:val="24"/>
           <w:szCs w:val="24"/>
         </w:rPr>
-        <w:t xml:space="preserve">江湖之上，🔍 谢无殇 探索有收获。，天下局势悄然生变。</w:t>
+        <w:t xml:space="preserve">江湖之上，🔍 苏寒衣 探索有收获。，天下局势悄然生变。</w:t>
       </w:r>
     </w:p>
     <w:p>
@@ -994,7 +896,7 @@
           <w:sz w:val="18"/>
           <w:szCs w:val="18"/>
         </w:rPr>
-        <w:t xml:space="preserve">[数据] 存活修士：20人 | 大事件：7件</w:t>
+        <w:t xml:space="preserve">[数据] 存活修士：20人 | 大事件：14件</w:t>
       </w:r>
     </w:p>
     <w:p>
@@ -1039,34 +941,6 @@
           <w:sz w:val="24"/>
           <w:szCs w:val="24"/>
         </w:rPr>
-        <w:t xml:space="preserve">天穹之上，隐隐有灵气漩涡凝聚，那是境界壁障破碎时才有的异象。滚滚灵压自丹田涌出，周身经脉尽皆震鸣——突破了，突破至练气九层！</w:t>
-      </w:r>
-    </w:p>
-    <w:p>
-      <w:pPr>
-        <w:spacing w:after="60" w:before="60" w:line="360"/>
-        <w:ind w:firstLine="480"/>
-      </w:pPr>
-      <w:r>
-        <w:rPr>
-          <w:rFonts w:ascii="宋体" w:cs="宋体" w:eastAsia="宋体" w:hAnsi="宋体"/>
-          <w:sz w:val="24"/>
-          <w:szCs w:val="24"/>
-        </w:rPr>
-        <w:t xml:space="preserve">天穹之上，隐隐有灵气漩涡凝聚，那是境界壁障破碎时才有的异象。滚滚灵压自丹田涌出，周身经脉尽皆震鸣——突破了，突破至【练气九层】！！</w:t>
-      </w:r>
-    </w:p>
-    <w:p>
-      <w:pPr>
-        <w:spacing w:after="60" w:before="60" w:line="360"/>
-        <w:ind w:firstLine="480"/>
-      </w:pPr>
-      <w:r>
-        <w:rPr>
-          <w:rFonts w:ascii="宋体" w:cs="宋体" w:eastAsia="宋体" w:hAnsi="宋体"/>
-          <w:sz w:val="24"/>
-          <w:szCs w:val="24"/>
-        </w:rPr>
         <w:t xml:space="preserve">与此同时，各方修士也在暗流中各自筹谋——</w:t>
       </w:r>
     </w:p>
@@ -1081,7 +955,7 @@
           <w:sz w:val="24"/>
           <w:szCs w:val="24"/>
         </w:rPr>
-        <w:t xml:space="preserve">江湖之上，🔍 万财爷 探索有收获。，天下局势悄然生变。</w:t>
+        <w:t xml:space="preserve">江湖之上，魏玄机 练气圆满，却无筑基丹，修炼停滞！，天下局势悄然生变。</w:t>
       </w:r>
     </w:p>
     <w:p>
@@ -1112,7 +986,7 @@
           <w:sz w:val="18"/>
           <w:szCs w:val="18"/>
         </w:rPr>
-        <w:t xml:space="preserve">[数据] 存活修士：20人 | 突破：1次 | 大事件：11件</w:t>
+        <w:t xml:space="preserve">[数据] 存活修士：20人 | 大事件：13件</w:t>
       </w:r>
     </w:p>
     <w:p>
@@ -1157,34 +1031,6 @@
           <w:sz w:val="24"/>
           <w:szCs w:val="24"/>
         </w:rPr>
-        <w:t xml:space="preserve">突破的那一刻，天地间仿佛静止了。丹田深处，一道桎梏轰然崩碎，磅礴的灵力如决堤洪流喷薄而出——练气八层，终于踏上了新的境界。</w:t>
-      </w:r>
-    </w:p>
-    <w:p>
-      <w:pPr>
-        <w:spacing w:after="60" w:before="60" w:line="360"/>
-        <w:ind w:firstLine="480"/>
-      </w:pPr>
-      <w:r>
-        <w:rPr>
-          <w:rFonts w:ascii="宋体" w:cs="宋体" w:eastAsia="宋体" w:hAnsi="宋体"/>
-          <w:sz w:val="24"/>
-          <w:szCs w:val="24"/>
-        </w:rPr>
-        <w:t xml:space="preserve">突破的那一刻，天地间仿佛静止了。丹田深处，一道桎梏轰然崩碎，磅礴的灵力如决堤洪流喷薄而出——练气二层，终于踏上了新的境界。</w:t>
-      </w:r>
-    </w:p>
-    <w:p>
-      <w:pPr>
-        <w:spacing w:after="60" w:before="60" w:line="360"/>
-        <w:ind w:firstLine="480"/>
-      </w:pPr>
-      <w:r>
-        <w:rPr>
-          <w:rFonts w:ascii="宋体" w:cs="宋体" w:eastAsia="宋体" w:hAnsi="宋体"/>
-          <w:sz w:val="24"/>
-          <w:szCs w:val="24"/>
-        </w:rPr>
         <w:t xml:space="preserve">与此同时，各方修士也在暗流中各自筹谋——</w:t>
       </w:r>
     </w:p>
@@ -1199,7 +1045,7 @@
           <w:sz w:val="24"/>
           <w:szCs w:val="24"/>
         </w:rPr>
-        <w:t xml:space="preserve">江湖之上，✨ 谢无殇 修为精进，突破至，天下局势悄然生变。</w:t>
+        <w:t xml:space="preserve">江湖之上，陆霜华 练气圆满，却无筑基丹，修炼停滞！，天下局势悄然生变。</w:t>
       </w:r>
     </w:p>
     <w:p>
@@ -1230,7 +1076,7 @@
           <w:sz w:val="18"/>
           <w:szCs w:val="18"/>
         </w:rPr>
-        <w:t xml:space="preserve">[数据] 存活修士：20人 | 突破：3次 | 大事件：6件</w:t>
+        <w:t xml:space="preserve">[数据] 存活修士：20人 | 大事件：15件</w:t>
       </w:r>
     </w:p>
     <w:p>
@@ -1275,21 +1121,7 @@
           <w:sz w:val="24"/>
           <w:szCs w:val="24"/>
         </w:rPr>
-        <w:t xml:space="preserve">突破的那一刻，天地间仿佛静止了。丹田深处，一道桎梏轰然崩碎，磅礴的灵力如决堤洪流喷薄而出——练气六层，终于踏上了新的境界。</w:t>
-      </w:r>
-    </w:p>
-    <w:p>
-      <w:pPr>
-        <w:spacing w:after="60" w:before="60" w:line="360"/>
-        <w:ind w:firstLine="480"/>
-      </w:pPr>
-      <w:r>
-        <w:rPr>
-          <w:rFonts w:ascii="宋体" w:cs="宋体" w:eastAsia="宋体" w:hAnsi="宋体"/>
-          <w:sz w:val="24"/>
-          <w:szCs w:val="24"/>
-        </w:rPr>
-        <w:t xml:space="preserve">突破的那一刻，天地间仿佛静止了。丹田深处，一道桎梏轰然崩碎，磅礴的灵力如决堤洪流喷薄而出——【练气六层】！，终于踏上了新的境界。</w:t>
+        <w:t xml:space="preserve">突破的那一刻，天地间仿佛静止了。丹田深处，一道桎梏轰然崩碎，磅礴的灵力如决堤洪流喷薄而出——练气十一层，终于踏上了新的境界。</w:t>
       </w:r>
     </w:p>
     <w:p>
@@ -1317,7 +1149,7 @@
           <w:sz w:val="24"/>
           <w:szCs w:val="24"/>
         </w:rPr>
-        <w:t xml:space="preserve">江湖之上，🔍 王捕头 探索有收获。，天下局势悄然生变。</w:t>
+        <w:t xml:space="preserve">江湖之上，冯怒潮 练气圆满，却无筑基丹，修炼停滞！，天下局势悄然生变。</w:t>
       </w:r>
     </w:p>
     <w:p>
@@ -1348,7 +1180,7 @@
           <w:sz w:val="18"/>
           <w:szCs w:val="18"/>
         </w:rPr>
-        <w:t xml:space="preserve">[数据] 存活修士：20人 | 突破：1次 | 大事件：10件</w:t>
+        <w:t xml:space="preserve">[数据] 存活修士：20人 | 突破：1次 | 大事件：19件</w:t>
       </w:r>
     </w:p>
     <w:p>
@@ -1407,7 +1239,7 @@
           <w:sz w:val="24"/>
           <w:szCs w:val="24"/>
         </w:rPr>
-        <w:t xml:space="preserve">江湖之上，🔍 周天问 探索有收获。，天下局势悄然生变。</w:t>
+        <w:t xml:space="preserve">江湖之上，陆霜华 练气圆满，却无筑基丹，修炼停滞！，天下局势悄然生变。</w:t>
       </w:r>
     </w:p>
     <w:p>
@@ -1438,7 +1270,7 @@
           <w:sz w:val="18"/>
           <w:szCs w:val="18"/>
         </w:rPr>
-        <w:t xml:space="preserve">[数据] 存活修士：20人 | 大事件：9件</w:t>
+        <w:t xml:space="preserve">[数据] 存活修士：20人 | 大事件：14件</w:t>
       </w:r>
     </w:p>
     <w:p>
@@ -3967,6 +3799,96 @@
           <w:szCs w:val="18"/>
         </w:rPr>
         <w:t xml:space="preserve">[数据] 存活修士：20人 | 突破：1次 | 大事件：23件</w:t>
+      </w:r>
+    </w:p>
+    <w:p>
+      <w:pPr>
+        <w:pStyle w:val="Heading2"/>
+        <w:spacing w:after="150" w:before="300"/>
+      </w:pPr>
+      <w:r>
+        <w:rPr>
+          <w:rFonts w:ascii="宋体" w:cs="宋体" w:eastAsia="宋体" w:hAnsi="宋体"/>
+          <w:b/>
+          <w:bCs/>
+          <w:color w:val="6B3A1F"/>
+          <w:sz w:val="28"/>
+          <w:szCs w:val="28"/>
+        </w:rPr>
+        <w:t xml:space="preserve">第161月至第165月</w:t>
+      </w:r>
+    </w:p>
+    <w:p>
+      <w:pPr>
+        <w:spacing w:after="60" w:before="60" w:line="360"/>
+        <w:ind w:firstLine="480"/>
+      </w:pPr>
+      <w:r>
+        <w:rPr>
+          <w:rFonts w:ascii="宋体" w:cs="宋体" w:eastAsia="宋体" w:hAnsi="宋体"/>
+          <w:sz w:val="24"/>
+          <w:szCs w:val="24"/>
+        </w:rPr>
+        <w:t xml:space="preserve">灵脉荒野，第161月。地脉灵气从地缝中渗出，连空气都带着令人心悸的灵压。几道身影散落四方，各自打着自己的算盘。</w:t>
+      </w:r>
+    </w:p>
+    <w:p>
+      <w:pPr>
+        <w:spacing w:after="60" w:before="60" w:line="360"/>
+        <w:ind w:firstLine="480"/>
+      </w:pPr>
+      <w:r>
+        <w:rPr>
+          <w:rFonts w:ascii="宋体" w:cs="宋体" w:eastAsia="宋体" w:hAnsi="宋体"/>
+          <w:sz w:val="24"/>
+          <w:szCs w:val="24"/>
+        </w:rPr>
+        <w:t xml:space="preserve">与此同时，各方修士也在暗流中各自筹谋——</w:t>
+      </w:r>
+    </w:p>
+    <w:p>
+      <w:pPr>
+        <w:spacing w:after="60" w:before="60" w:line="360"/>
+        <w:ind w:firstLine="480"/>
+      </w:pPr>
+      <w:r>
+        <w:rPr>
+          <w:rFonts w:ascii="宋体" w:cs="宋体" w:eastAsia="宋体" w:hAnsi="宋体"/>
+          <w:sz w:val="24"/>
+          <w:szCs w:val="24"/>
+        </w:rPr>
+        <w:t xml:space="preserve">江湖之上，陆霜华 练气圆满，却无筑基丹，修炼停滞！，天下局势悄然生变。</w:t>
+      </w:r>
+    </w:p>
+    <w:p>
+      <w:pPr>
+        <w:spacing w:after="60" w:before="60" w:line="360"/>
+        <w:ind w:firstLine="480"/>
+      </w:pPr>
+      <w:r>
+        <w:rPr>
+          <w:rFonts w:ascii="宋体" w:cs="宋体" w:eastAsia="宋体" w:hAnsi="宋体"/>
+          <w:sz w:val="24"/>
+          <w:szCs w:val="24"/>
+        </w:rPr>
+        <w:t xml:space="preserve">血与道，从来不曾分离。第165月的故事，暂且写到这里。</w:t>
+      </w:r>
+    </w:p>
+    <w:p>
+      <w:pPr>
+        <w:spacing w:after="200" w:before="100"/>
+        <w:jc w:val="right"/>
+      </w:pPr>
+      <w:r>
+        <w:rPr>
+          <w:rFonts w:ascii="宋体" w:cs="宋体" w:eastAsia="宋体" w:hAnsi="宋体"/>
+          <w:i/>
+          <w:iCs/>
+          <w:color w:val="888888"/>
+          <w:sz w:val="18"/>
+          <w:szCs w:val="18"/>
+        </w:rPr>
+        <w:t xml:space="preserve">[数据] 存活修士：20人 | 大事件：20件</w:t>
       </w:r>
     </w:p>
     <w:sectPr>

--- a/xianxia_story.docx
+++ b/xianxia_story.docx
@@ -103,6 +103,20 @@
           <w:sz w:val="24"/>
           <w:szCs w:val="24"/>
         </w:rPr>
+        <w:t xml:space="preserve">突破的那一刻，天地间仿佛静止了。丹田深处，一道桎梏轰然崩碎，磅礴的灵力如决堤洪流喷薄而出——练气九层，终于踏上了新的境界。</w:t>
+      </w:r>
+    </w:p>
+    <w:p>
+      <w:pPr>
+        <w:spacing w:after="60" w:before="60" w:line="360"/>
+        <w:ind w:firstLine="480"/>
+      </w:pPr>
+      <w:r>
+        <w:rPr>
+          <w:rFonts w:ascii="宋体" w:cs="宋体" w:eastAsia="宋体" w:hAnsi="宋体"/>
+          <w:sz w:val="24"/>
+          <w:szCs w:val="24"/>
+        </w:rPr>
         <w:t xml:space="preserve">与此同时，各方修士也在暗流中各自筹谋——</w:t>
       </w:r>
     </w:p>
@@ -117,7 +131,7 @@
           <w:sz w:val="24"/>
           <w:szCs w:val="24"/>
         </w:rPr>
-        <w:t xml:space="preserve">江湖之上，🔍 孟长歌 探索有收获。，天下局势悄然生变。</w:t>
+        <w:t xml:space="preserve">江湖之上，🔍 梨花娘子 探索有收获。，天下局势悄然生变。</w:t>
       </w:r>
     </w:p>
     <w:p>
@@ -148,7 +162,7 @@
           <w:sz w:val="18"/>
           <w:szCs w:val="18"/>
         </w:rPr>
-        <w:t xml:space="preserve">[数据] 存活修士：20人 | 大事件：19件</w:t>
+        <w:t xml:space="preserve">[数据] 存活修士：20人 | 突破：1次 | 大事件：7件</w:t>
       </w:r>
     </w:p>
     <w:p>
@@ -207,7 +221,7 @@
           <w:sz w:val="24"/>
           <w:szCs w:val="24"/>
         </w:rPr>
-        <w:t xml:space="preserve">江湖之上，🔍 冯怒潮 探索有收获。，天下局势悄然生变。</w:t>
+        <w:t xml:space="preserve">江湖之上，🔍 老赵掌柜 探索有收获。，天下局势悄然生变。</w:t>
       </w:r>
     </w:p>
     <w:p>
@@ -238,7 +252,7 @@
           <w:sz w:val="18"/>
           <w:szCs w:val="18"/>
         </w:rPr>
-        <w:t xml:space="preserve">[数据] 存活修士：20人 | 大事件：17件</w:t>
+        <w:t xml:space="preserve">[数据] 存活修士：20人 | 大事件：8件</w:t>
       </w:r>
     </w:p>
     <w:p>
@@ -283,6 +297,34 @@
           <w:sz w:val="24"/>
           <w:szCs w:val="24"/>
         </w:rPr>
+        <w:t xml:space="preserve">天穹之上，隐隐有灵气漩涡凝聚，那是境界壁障破碎时才有的异象。滚滚灵压自丹田涌出，周身经脉尽皆震鸣——突破了，突破至练气七层！</w:t>
+      </w:r>
+    </w:p>
+    <w:p>
+      <w:pPr>
+        <w:spacing w:after="60" w:before="60" w:line="360"/>
+        <w:ind w:firstLine="480"/>
+      </w:pPr>
+      <w:r>
+        <w:rPr>
+          <w:rFonts w:ascii="宋体" w:cs="宋体" w:eastAsia="宋体" w:hAnsi="宋体"/>
+          <w:sz w:val="24"/>
+          <w:szCs w:val="24"/>
+        </w:rPr>
+        <w:t xml:space="preserve">天穹之上，隐隐有灵气漩涡凝聚，那是境界壁障破碎时才有的异象。滚滚灵压自丹田涌出，周身经脉尽皆震鸣——突破了，突破至【练气七层】！！</w:t>
+      </w:r>
+    </w:p>
+    <w:p>
+      <w:pPr>
+        <w:spacing w:after="60" w:before="60" w:line="360"/>
+        <w:ind w:firstLine="480"/>
+      </w:pPr>
+      <w:r>
+        <w:rPr>
+          <w:rFonts w:ascii="宋体" w:cs="宋体" w:eastAsia="宋体" w:hAnsi="宋体"/>
+          <w:sz w:val="24"/>
+          <w:szCs w:val="24"/>
+        </w:rPr>
         <w:t xml:space="preserve">与此同时，各方修士也在暗流中各自筹谋——</w:t>
       </w:r>
     </w:p>
@@ -297,7 +339,7 @@
           <w:sz w:val="24"/>
           <w:szCs w:val="24"/>
         </w:rPr>
-        <w:t xml:space="preserve">江湖之上，冯怒潮 练气圆满，却无筑基丹，修炼停滞！，天下局势悄然生变。</w:t>
+        <w:t xml:space="preserve">江湖之上，✨ 谢无殇 修为精进，突破至，天下局势悄然生变。</w:t>
       </w:r>
     </w:p>
     <w:p>
@@ -328,7 +370,7 @@
           <w:sz w:val="18"/>
           <w:szCs w:val="18"/>
         </w:rPr>
-        <w:t xml:space="preserve">[数据] 存活修士：20人 | 大事件：14件</w:t>
+        <w:t xml:space="preserve">[数据] 存活修士：20人 | 突破：1次 | 大事件：11件</w:t>
       </w:r>
     </w:p>
     <w:p>
@@ -373,34 +415,6 @@
           <w:sz w:val="24"/>
           <w:szCs w:val="24"/>
         </w:rPr>
-        <w:t xml:space="preserve">突破的那一刻，天地间仿佛静止了。丹田深处，一道桎梏轰然崩碎，磅礴的灵力如决堤洪流喷薄而出——练气十一层，终于踏上了新的境界。</w:t>
-      </w:r>
-    </w:p>
-    <w:p>
-      <w:pPr>
-        <w:spacing w:after="60" w:before="60" w:line="360"/>
-        <w:ind w:firstLine="480"/>
-      </w:pPr>
-      <w:r>
-        <w:rPr>
-          <w:rFonts w:ascii="宋体" w:cs="宋体" w:eastAsia="宋体" w:hAnsi="宋体"/>
-          <w:sz w:val="24"/>
-          <w:szCs w:val="24"/>
-        </w:rPr>
-        <w:t xml:space="preserve">突破的那一刻，天地间仿佛静止了。丹田深处，一道桎梏轰然崩碎，磅礴的灵力如决堤洪流喷薄而出——【练气十一层】！修仙之路，终于踏上了新的境界。</w:t>
-      </w:r>
-    </w:p>
-    <w:p>
-      <w:pPr>
-        <w:spacing w:after="60" w:before="60" w:line="360"/>
-        <w:ind w:firstLine="480"/>
-      </w:pPr>
-      <w:r>
-        <w:rPr>
-          <w:rFonts w:ascii="宋体" w:cs="宋体" w:eastAsia="宋体" w:hAnsi="宋体"/>
-          <w:sz w:val="24"/>
-          <w:szCs w:val="24"/>
-        </w:rPr>
         <w:t xml:space="preserve">与此同时，各方修士也在暗流中各自筹谋——</w:t>
       </w:r>
     </w:p>
@@ -415,7 +429,7 @@
           <w:sz w:val="24"/>
           <w:szCs w:val="24"/>
         </w:rPr>
-        <w:t xml:space="preserve">江湖之上，冯怒潮 练气圆满，却无筑基丹，修炼停滞！，天下局势悄然生变。</w:t>
+        <w:t xml:space="preserve">江湖之上，🔍 周天问 探索有收获。，天下局势悄然生变。</w:t>
       </w:r>
     </w:p>
     <w:p>
@@ -446,7 +460,7 @@
           <w:sz w:val="18"/>
           <w:szCs w:val="18"/>
         </w:rPr>
-        <w:t xml:space="preserve">[数据] 存活修士：20人 | 突破：1次 | 大事件：18件</w:t>
+        <w:t xml:space="preserve">[数据] 存活修士：20人 | 大事件：4件</w:t>
       </w:r>
     </w:p>
     <w:p>
@@ -491,6 +505,34 @@
           <w:sz w:val="24"/>
           <w:szCs w:val="24"/>
         </w:rPr>
+        <w:t xml:space="preserve">突破的那一刻，天地间仿佛静止了。丹田深处，一道桎梏轰然崩碎，磅礴的灵力如决堤洪流喷薄而出——练气八层，终于踏上了新的境界。</w:t>
+      </w:r>
+    </w:p>
+    <w:p>
+      <w:pPr>
+        <w:spacing w:after="60" w:before="60" w:line="360"/>
+        <w:ind w:firstLine="480"/>
+      </w:pPr>
+      <w:r>
+        <w:rPr>
+          <w:rFonts w:ascii="宋体" w:cs="宋体" w:eastAsia="宋体" w:hAnsi="宋体"/>
+          <w:sz w:val="24"/>
+          <w:szCs w:val="24"/>
+        </w:rPr>
+        <w:t xml:space="preserve">突破的那一刻，天地间仿佛静止了。丹田深处，一道桎梏轰然崩碎，磅礴的灵力如决堤洪流喷薄而出——【练气八层】！，终于踏上了新的境界。</w:t>
+      </w:r>
+    </w:p>
+    <w:p>
+      <w:pPr>
+        <w:spacing w:after="60" w:before="60" w:line="360"/>
+        <w:ind w:firstLine="480"/>
+      </w:pPr>
+      <w:r>
+        <w:rPr>
+          <w:rFonts w:ascii="宋体" w:cs="宋体" w:eastAsia="宋体" w:hAnsi="宋体"/>
+          <w:sz w:val="24"/>
+          <w:szCs w:val="24"/>
+        </w:rPr>
         <w:t xml:space="preserve">与此同时，各方修士也在暗流中各自筹谋——</w:t>
       </w:r>
     </w:p>
@@ -505,7 +547,7 @@
           <w:sz w:val="24"/>
           <w:szCs w:val="24"/>
         </w:rPr>
-        <w:t xml:space="preserve">江湖之上，冯怒潮 练气圆满，却无筑基丹，修炼停滞！，天下局势悄然生变。</w:t>
+        <w:t xml:space="preserve">江湖之上，✨ 裴霜凝 修为精进，突破至，天下局势悄然生变。</w:t>
       </w:r>
     </w:p>
     <w:p>
@@ -536,7 +578,7 @@
           <w:sz w:val="18"/>
           <w:szCs w:val="18"/>
         </w:rPr>
-        <w:t xml:space="preserve">[数据] 存活修士：20人 | 大事件：15件</w:t>
+        <w:t xml:space="preserve">[数据] 存活修士：20人 | 突破：1次 | 大事件：10件</w:t>
       </w:r>
     </w:p>
     <w:p>
@@ -581,6 +623,34 @@
           <w:sz w:val="24"/>
           <w:szCs w:val="24"/>
         </w:rPr>
+        <w:t xml:space="preserve">天穹之上，隐隐有灵气漩涡凝聚，那是境界壁障破碎时才有的异象。滚滚灵压自丹田涌出，周身经脉尽皆震鸣——突破了，突破至练气四层！</w:t>
+      </w:r>
+    </w:p>
+    <w:p>
+      <w:pPr>
+        <w:spacing w:after="60" w:before="60" w:line="360"/>
+        <w:ind w:firstLine="480"/>
+      </w:pPr>
+      <w:r>
+        <w:rPr>
+          <w:rFonts w:ascii="宋体" w:cs="宋体" w:eastAsia="宋体" w:hAnsi="宋体"/>
+          <w:sz w:val="24"/>
+          <w:szCs w:val="24"/>
+        </w:rPr>
+        <w:t xml:space="preserve">天穹之上，隐隐有灵气漩涡凝聚，那是境界壁障破碎时才有的异象。滚滚灵压自丹田涌出，周身经脉尽皆震鸣——突破了，突破至练气三层！</w:t>
+      </w:r>
+    </w:p>
+    <w:p>
+      <w:pPr>
+        <w:spacing w:after="60" w:before="60" w:line="360"/>
+        <w:ind w:firstLine="480"/>
+      </w:pPr>
+      <w:r>
+        <w:rPr>
+          <w:rFonts w:ascii="宋体" w:cs="宋体" w:eastAsia="宋体" w:hAnsi="宋体"/>
+          <w:sz w:val="24"/>
+          <w:szCs w:val="24"/>
+        </w:rPr>
         <w:t xml:space="preserve">与此同时，各方修士也在暗流中各自筹谋——</w:t>
       </w:r>
     </w:p>
@@ -595,7 +665,7 @@
           <w:sz w:val="24"/>
           <w:szCs w:val="24"/>
         </w:rPr>
-        <w:t xml:space="preserve">江湖之上，孟长歌 练气圆满，却无筑基丹，修炼停滞！，天下局势悄然生变。</w:t>
+        <w:t xml:space="preserve">江湖之上，🔍 周天问 探索有收获。，天下局势悄然生变。</w:t>
       </w:r>
     </w:p>
     <w:p>
@@ -626,7 +696,7 @@
           <w:sz w:val="18"/>
           <w:szCs w:val="18"/>
         </w:rPr>
-        <w:t xml:space="preserve">[数据] 存活修士：20人 | 大事件：11件</w:t>
+        <w:t xml:space="preserve">[数据] 存活修士：20人 | 突破：2次 | 大事件：11件</w:t>
       </w:r>
     </w:p>
     <w:p>
@@ -671,6 +741,34 @@
           <w:sz w:val="24"/>
           <w:szCs w:val="24"/>
         </w:rPr>
+        <w:t xml:space="preserve">突破的那一刻，天地间仿佛静止了。丹田深处，一道桎梏轰然崩碎，磅礴的灵力如决堤洪流喷薄而出——练气三层，终于踏上了新的境界。</w:t>
+      </w:r>
+    </w:p>
+    <w:p>
+      <w:pPr>
+        <w:spacing w:after="60" w:before="60" w:line="360"/>
+        <w:ind w:firstLine="480"/>
+      </w:pPr>
+      <w:r>
+        <w:rPr>
+          <w:rFonts w:ascii="宋体" w:cs="宋体" w:eastAsia="宋体" w:hAnsi="宋体"/>
+          <w:sz w:val="24"/>
+          <w:szCs w:val="24"/>
+        </w:rPr>
+        <w:t xml:space="preserve">突破的那一刻，天地间仿佛静止了。丹田深处，一道桎梏轰然崩碎，磅礴的灵力如决堤洪流喷薄而出——练气六层，终于踏上了新的境界。</w:t>
+      </w:r>
+    </w:p>
+    <w:p>
+      <w:pPr>
+        <w:spacing w:after="60" w:before="60" w:line="360"/>
+        <w:ind w:firstLine="480"/>
+      </w:pPr>
+      <w:r>
+        <w:rPr>
+          <w:rFonts w:ascii="宋体" w:cs="宋体" w:eastAsia="宋体" w:hAnsi="宋体"/>
+          <w:sz w:val="24"/>
+          <w:szCs w:val="24"/>
+        </w:rPr>
         <w:t xml:space="preserve">与此同时，各方修士也在暗流中各自筹谋——</w:t>
       </w:r>
     </w:p>
@@ -685,7 +783,7 @@
           <w:sz w:val="24"/>
           <w:szCs w:val="24"/>
         </w:rPr>
-        <w:t xml:space="preserve">江湖之上，🔍 魏玄机 探索有收获。，天下局势悄然生变。</w:t>
+        <w:t xml:space="preserve">江湖之上，🔍 谢无殇 探索有收获。，天下局势悄然生变。</w:t>
       </w:r>
     </w:p>
     <w:p>
@@ -716,7 +814,7 @@
           <w:sz w:val="18"/>
           <w:szCs w:val="18"/>
         </w:rPr>
-        <w:t xml:space="preserve">[数据] 存活修士：20人 | 大事件：15件</w:t>
+        <w:t xml:space="preserve">[数据] 存活修士：20人 | 突破：3次 | 大事件：17件</w:t>
       </w:r>
     </w:p>
     <w:p>
@@ -775,7 +873,7 @@
           <w:sz w:val="24"/>
           <w:szCs w:val="24"/>
         </w:rPr>
-        <w:t xml:space="preserve">江湖之上，冯怒潮 练气圆满，却无筑基丹，修炼停滞！，天下局势悄然生变。</w:t>
+        <w:t xml:space="preserve">江湖之上，🔍 裴霜凝 探索有收获。，天下局势悄然生变。</w:t>
       </w:r>
     </w:p>
     <w:p>
@@ -806,7 +904,7 @@
           <w:sz w:val="18"/>
           <w:szCs w:val="18"/>
         </w:rPr>
-        <w:t xml:space="preserve">[数据] 存活修士：20人 | 大事件：11件</w:t>
+        <w:t xml:space="preserve">[数据] 存活修士：20人 | 大事件：8件</w:t>
       </w:r>
     </w:p>
     <w:p>
@@ -865,7 +963,7 @@
           <w:sz w:val="24"/>
           <w:szCs w:val="24"/>
         </w:rPr>
-        <w:t xml:space="preserve">江湖之上，🔍 苏寒衣 探索有收获。，天下局势悄然生变。</w:t>
+        <w:t xml:space="preserve">江湖之上，🔍 谢无殇 探索有收获。，天下局势悄然生变。</w:t>
       </w:r>
     </w:p>
     <w:p>
@@ -896,7 +994,7 @@
           <w:sz w:val="18"/>
           <w:szCs w:val="18"/>
         </w:rPr>
-        <w:t xml:space="preserve">[数据] 存活修士：20人 | 大事件：14件</w:t>
+        <w:t xml:space="preserve">[数据] 存活修士：20人 | 大事件：7件</w:t>
       </w:r>
     </w:p>
     <w:p>
@@ -941,6 +1039,34 @@
           <w:sz w:val="24"/>
           <w:szCs w:val="24"/>
         </w:rPr>
+        <w:t xml:space="preserve">天穹之上，隐隐有灵气漩涡凝聚，那是境界壁障破碎时才有的异象。滚滚灵压自丹田涌出，周身经脉尽皆震鸣——突破了，突破至练气九层！</w:t>
+      </w:r>
+    </w:p>
+    <w:p>
+      <w:pPr>
+        <w:spacing w:after="60" w:before="60" w:line="360"/>
+        <w:ind w:firstLine="480"/>
+      </w:pPr>
+      <w:r>
+        <w:rPr>
+          <w:rFonts w:ascii="宋体" w:cs="宋体" w:eastAsia="宋体" w:hAnsi="宋体"/>
+          <w:sz w:val="24"/>
+          <w:szCs w:val="24"/>
+        </w:rPr>
+        <w:t xml:space="preserve">天穹之上，隐隐有灵气漩涡凝聚，那是境界壁障破碎时才有的异象。滚滚灵压自丹田涌出，周身经脉尽皆震鸣——突破了，突破至【练气九层】！！</w:t>
+      </w:r>
+    </w:p>
+    <w:p>
+      <w:pPr>
+        <w:spacing w:after="60" w:before="60" w:line="360"/>
+        <w:ind w:firstLine="480"/>
+      </w:pPr>
+      <w:r>
+        <w:rPr>
+          <w:rFonts w:ascii="宋体" w:cs="宋体" w:eastAsia="宋体" w:hAnsi="宋体"/>
+          <w:sz w:val="24"/>
+          <w:szCs w:val="24"/>
+        </w:rPr>
         <w:t xml:space="preserve">与此同时，各方修士也在暗流中各自筹谋——</w:t>
       </w:r>
     </w:p>
@@ -955,7 +1081,7 @@
           <w:sz w:val="24"/>
           <w:szCs w:val="24"/>
         </w:rPr>
-        <w:t xml:space="preserve">江湖之上，魏玄机 练气圆满，却无筑基丹，修炼停滞！，天下局势悄然生变。</w:t>
+        <w:t xml:space="preserve">江湖之上，🔍 万财爷 探索有收获。，天下局势悄然生变。</w:t>
       </w:r>
     </w:p>
     <w:p>
@@ -986,7 +1112,7 @@
           <w:sz w:val="18"/>
           <w:szCs w:val="18"/>
         </w:rPr>
-        <w:t xml:space="preserve">[数据] 存活修士：20人 | 大事件：13件</w:t>
+        <w:t xml:space="preserve">[数据] 存活修士：20人 | 突破：1次 | 大事件：11件</w:t>
       </w:r>
     </w:p>
     <w:p>
@@ -1031,6 +1157,34 @@
           <w:sz w:val="24"/>
           <w:szCs w:val="24"/>
         </w:rPr>
+        <w:t xml:space="preserve">突破的那一刻，天地间仿佛静止了。丹田深处，一道桎梏轰然崩碎，磅礴的灵力如决堤洪流喷薄而出——练气八层，终于踏上了新的境界。</w:t>
+      </w:r>
+    </w:p>
+    <w:p>
+      <w:pPr>
+        <w:spacing w:after="60" w:before="60" w:line="360"/>
+        <w:ind w:firstLine="480"/>
+      </w:pPr>
+      <w:r>
+        <w:rPr>
+          <w:rFonts w:ascii="宋体" w:cs="宋体" w:eastAsia="宋体" w:hAnsi="宋体"/>
+          <w:sz w:val="24"/>
+          <w:szCs w:val="24"/>
+        </w:rPr>
+        <w:t xml:space="preserve">突破的那一刻，天地间仿佛静止了。丹田深处，一道桎梏轰然崩碎，磅礴的灵力如决堤洪流喷薄而出——练气二层，终于踏上了新的境界。</w:t>
+      </w:r>
+    </w:p>
+    <w:p>
+      <w:pPr>
+        <w:spacing w:after="60" w:before="60" w:line="360"/>
+        <w:ind w:firstLine="480"/>
+      </w:pPr>
+      <w:r>
+        <w:rPr>
+          <w:rFonts w:ascii="宋体" w:cs="宋体" w:eastAsia="宋体" w:hAnsi="宋体"/>
+          <w:sz w:val="24"/>
+          <w:szCs w:val="24"/>
+        </w:rPr>
         <w:t xml:space="preserve">与此同时，各方修士也在暗流中各自筹谋——</w:t>
       </w:r>
     </w:p>
@@ -1045,7 +1199,7 @@
           <w:sz w:val="24"/>
           <w:szCs w:val="24"/>
         </w:rPr>
-        <w:t xml:space="preserve">江湖之上，陆霜华 练气圆满，却无筑基丹，修炼停滞！，天下局势悄然生变。</w:t>
+        <w:t xml:space="preserve">江湖之上，✨ 谢无殇 修为精进，突破至，天下局势悄然生变。</w:t>
       </w:r>
     </w:p>
     <w:p>
@@ -1076,7 +1230,7 @@
           <w:sz w:val="18"/>
           <w:szCs w:val="18"/>
         </w:rPr>
-        <w:t xml:space="preserve">[数据] 存活修士：20人 | 大事件：15件</w:t>
+        <w:t xml:space="preserve">[数据] 存活修士：20人 | 突破：3次 | 大事件：6件</w:t>
       </w:r>
     </w:p>
     <w:p>
@@ -1121,7 +1275,21 @@
           <w:sz w:val="24"/>
           <w:szCs w:val="24"/>
         </w:rPr>
-        <w:t xml:space="preserve">突破的那一刻，天地间仿佛静止了。丹田深处，一道桎梏轰然崩碎，磅礴的灵力如决堤洪流喷薄而出——练气十一层，终于踏上了新的境界。</w:t>
+        <w:t xml:space="preserve">突破的那一刻，天地间仿佛静止了。丹田深处，一道桎梏轰然崩碎，磅礴的灵力如决堤洪流喷薄而出——练气六层，终于踏上了新的境界。</w:t>
+      </w:r>
+    </w:p>
+    <w:p>
+      <w:pPr>
+        <w:spacing w:after="60" w:before="60" w:line="360"/>
+        <w:ind w:firstLine="480"/>
+      </w:pPr>
+      <w:r>
+        <w:rPr>
+          <w:rFonts w:ascii="宋体" w:cs="宋体" w:eastAsia="宋体" w:hAnsi="宋体"/>
+          <w:sz w:val="24"/>
+          <w:szCs w:val="24"/>
+        </w:rPr>
+        <w:t xml:space="preserve">突破的那一刻，天地间仿佛静止了。丹田深处，一道桎梏轰然崩碎，磅礴的灵力如决堤洪流喷薄而出——【练气六层】！，终于踏上了新的境界。</w:t>
       </w:r>
     </w:p>
     <w:p>
@@ -1149,7 +1317,7 @@
           <w:sz w:val="24"/>
           <w:szCs w:val="24"/>
         </w:rPr>
-        <w:t xml:space="preserve">江湖之上，冯怒潮 练气圆满，却无筑基丹，修炼停滞！，天下局势悄然生变。</w:t>
+        <w:t xml:space="preserve">江湖之上，🔍 王捕头 探索有收获。，天下局势悄然生变。</w:t>
       </w:r>
     </w:p>
     <w:p>
@@ -1180,7 +1348,7 @@
           <w:sz w:val="18"/>
           <w:szCs w:val="18"/>
         </w:rPr>
-        <w:t xml:space="preserve">[数据] 存活修士：20人 | 突破：1次 | 大事件：19件</w:t>
+        <w:t xml:space="preserve">[数据] 存活修士：20人 | 突破：1次 | 大事件：10件</w:t>
       </w:r>
     </w:p>
     <w:p>
@@ -1239,7 +1407,7 @@
           <w:sz w:val="24"/>
           <w:szCs w:val="24"/>
         </w:rPr>
-        <w:t xml:space="preserve">江湖之上，陆霜华 练气圆满，却无筑基丹，修炼停滞！，天下局势悄然生变。</w:t>
+        <w:t xml:space="preserve">江湖之上，🔍 周天问 探索有收获。，天下局势悄然生变。</w:t>
       </w:r>
     </w:p>
     <w:p>
@@ -1270,7 +1438,7 @@
           <w:sz w:val="18"/>
           <w:szCs w:val="18"/>
         </w:rPr>
-        <w:t xml:space="preserve">[数据] 存活修士：20人 | 大事件：14件</w:t>
+        <w:t xml:space="preserve">[数据] 存活修士：20人 | 大事件：9件</w:t>
       </w:r>
     </w:p>
     <w:p>
@@ -1315,20 +1483,6 @@
           <w:sz w:val="24"/>
           <w:szCs w:val="24"/>
         </w:rPr>
-        <w:t xml:space="preserve">突破的那一刻，天地间仿佛静止了。丹田深处，一道桎梏轰然崩碎，磅礴的灵力如决堤洪流喷薄而出——练气十二层，终于踏上了新的境界。</w:t>
-      </w:r>
-    </w:p>
-    <w:p>
-      <w:pPr>
-        <w:spacing w:after="60" w:before="60" w:line="360"/>
-        <w:ind w:firstLine="480"/>
-      </w:pPr>
-      <w:r>
-        <w:rPr>
-          <w:rFonts w:ascii="宋体" w:cs="宋体" w:eastAsia="宋体" w:hAnsi="宋体"/>
-          <w:sz w:val="24"/>
-          <w:szCs w:val="24"/>
-        </w:rPr>
         <w:t xml:space="preserve">与此同时，各方修士也在暗流中各自筹谋——</w:t>
       </w:r>
     </w:p>
@@ -1343,7 +1497,7 @@
           <w:sz w:val="24"/>
           <w:szCs w:val="24"/>
         </w:rPr>
-        <w:t xml:space="preserve">江湖之上，冯怒潮 练气圆满，却无筑基丹，修炼停滞！，天下局势悄然生变。</w:t>
+        <w:t xml:space="preserve">江湖之上，🔍 黑风寨主 探索有收获。，天下局势悄然生变。</w:t>
       </w:r>
     </w:p>
     <w:p>
@@ -1374,7 +1528,7 @@
           <w:sz w:val="18"/>
           <w:szCs w:val="18"/>
         </w:rPr>
-        <w:t xml:space="preserve">[数据] 存活修士：20人 | 突破：1次 | 大事件：15件</w:t>
+        <w:t xml:space="preserve">[数据] 存活修士：20人 | 大事件：6件</w:t>
       </w:r>
     </w:p>
     <w:p>

--- a/xianxia_story.docx
+++ b/xianxia_story.docx
@@ -103,20 +103,6 @@
           <w:sz w:val="24"/>
           <w:szCs w:val="24"/>
         </w:rPr>
-        <w:t xml:space="preserve">突破的那一刻，天地间仿佛静止了。丹田深处，一道桎梏轰然崩碎，磅礴的灵力如决堤洪流喷薄而出——练气九层，终于踏上了新的境界。</w:t>
-      </w:r>
-    </w:p>
-    <w:p>
-      <w:pPr>
-        <w:spacing w:after="60" w:before="60" w:line="360"/>
-        <w:ind w:firstLine="480"/>
-      </w:pPr>
-      <w:r>
-        <w:rPr>
-          <w:rFonts w:ascii="宋体" w:cs="宋体" w:eastAsia="宋体" w:hAnsi="宋体"/>
-          <w:sz w:val="24"/>
-          <w:szCs w:val="24"/>
-        </w:rPr>
         <w:t xml:space="preserve">与此同时，各方修士也在暗流中各自筹谋——</w:t>
       </w:r>
     </w:p>
@@ -131,7 +117,7 @@
           <w:sz w:val="24"/>
           <w:szCs w:val="24"/>
         </w:rPr>
-        <w:t xml:space="preserve">江湖之上，🔍 梨花娘子 探索有收获。，天下局势悄然生变。</w:t>
+        <w:t xml:space="preserve">江湖之上，🔍 孟长歌 探索有收获。，天下局势悄然生变。</w:t>
       </w:r>
     </w:p>
     <w:p>
@@ -162,7 +148,7 @@
           <w:sz w:val="18"/>
           <w:szCs w:val="18"/>
         </w:rPr>
-        <w:t xml:space="preserve">[数据] 存活修士：20人 | 突破：1次 | 大事件：7件</w:t>
+        <w:t xml:space="preserve">[数据] 存活修士：20人 | 大事件：19件</w:t>
       </w:r>
     </w:p>
     <w:p>
@@ -221,7 +207,7 @@
           <w:sz w:val="24"/>
           <w:szCs w:val="24"/>
         </w:rPr>
-        <w:t xml:space="preserve">江湖之上，🔍 老赵掌柜 探索有收获。，天下局势悄然生变。</w:t>
+        <w:t xml:space="preserve">江湖之上，🔍 冯怒潮 探索有收获。，天下局势悄然生变。</w:t>
       </w:r>
     </w:p>
     <w:p>
@@ -252,7 +238,7 @@
           <w:sz w:val="18"/>
           <w:szCs w:val="18"/>
         </w:rPr>
-        <w:t xml:space="preserve">[数据] 存活修士：20人 | 大事件：8件</w:t>
+        <w:t xml:space="preserve">[数据] 存活修士：20人 | 大事件：17件</w:t>
       </w:r>
     </w:p>
     <w:p>
@@ -297,34 +283,6 @@
           <w:sz w:val="24"/>
           <w:szCs w:val="24"/>
         </w:rPr>
-        <w:t xml:space="preserve">天穹之上，隐隐有灵气漩涡凝聚，那是境界壁障破碎时才有的异象。滚滚灵压自丹田涌出，周身经脉尽皆震鸣——突破了，突破至练气七层！</w:t>
-      </w:r>
-    </w:p>
-    <w:p>
-      <w:pPr>
-        <w:spacing w:after="60" w:before="60" w:line="360"/>
-        <w:ind w:firstLine="480"/>
-      </w:pPr>
-      <w:r>
-        <w:rPr>
-          <w:rFonts w:ascii="宋体" w:cs="宋体" w:eastAsia="宋体" w:hAnsi="宋体"/>
-          <w:sz w:val="24"/>
-          <w:szCs w:val="24"/>
-        </w:rPr>
-        <w:t xml:space="preserve">天穹之上，隐隐有灵气漩涡凝聚，那是境界壁障破碎时才有的异象。滚滚灵压自丹田涌出，周身经脉尽皆震鸣——突破了，突破至【练气七层】！！</w:t>
-      </w:r>
-    </w:p>
-    <w:p>
-      <w:pPr>
-        <w:spacing w:after="60" w:before="60" w:line="360"/>
-        <w:ind w:firstLine="480"/>
-      </w:pPr>
-      <w:r>
-        <w:rPr>
-          <w:rFonts w:ascii="宋体" w:cs="宋体" w:eastAsia="宋体" w:hAnsi="宋体"/>
-          <w:sz w:val="24"/>
-          <w:szCs w:val="24"/>
-        </w:rPr>
         <w:t xml:space="preserve">与此同时，各方修士也在暗流中各自筹谋——</w:t>
       </w:r>
     </w:p>
@@ -339,7 +297,7 @@
           <w:sz w:val="24"/>
           <w:szCs w:val="24"/>
         </w:rPr>
-        <w:t xml:space="preserve">江湖之上，✨ 谢无殇 修为精进，突破至，天下局势悄然生变。</w:t>
+        <w:t xml:space="preserve">江湖之上，冯怒潮 练气圆满，却无筑基丹，修炼停滞！，天下局势悄然生变。</w:t>
       </w:r>
     </w:p>
     <w:p>
@@ -370,7 +328,7 @@
           <w:sz w:val="18"/>
           <w:szCs w:val="18"/>
         </w:rPr>
-        <w:t xml:space="preserve">[数据] 存活修士：20人 | 突破：1次 | 大事件：11件</w:t>
+        <w:t xml:space="preserve">[数据] 存活修士：20人 | 大事件：14件</w:t>
       </w:r>
     </w:p>
     <w:p>
@@ -415,6 +373,34 @@
           <w:sz w:val="24"/>
           <w:szCs w:val="24"/>
         </w:rPr>
+        <w:t xml:space="preserve">突破的那一刻，天地间仿佛静止了。丹田深处，一道桎梏轰然崩碎，磅礴的灵力如决堤洪流喷薄而出——练气十一层，终于踏上了新的境界。</w:t>
+      </w:r>
+    </w:p>
+    <w:p>
+      <w:pPr>
+        <w:spacing w:after="60" w:before="60" w:line="360"/>
+        <w:ind w:firstLine="480"/>
+      </w:pPr>
+      <w:r>
+        <w:rPr>
+          <w:rFonts w:ascii="宋体" w:cs="宋体" w:eastAsia="宋体" w:hAnsi="宋体"/>
+          <w:sz w:val="24"/>
+          <w:szCs w:val="24"/>
+        </w:rPr>
+        <w:t xml:space="preserve">突破的那一刻，天地间仿佛静止了。丹田深处，一道桎梏轰然崩碎，磅礴的灵力如决堤洪流喷薄而出——【练气十一层】！修仙之路，终于踏上了新的境界。</w:t>
+      </w:r>
+    </w:p>
+    <w:p>
+      <w:pPr>
+        <w:spacing w:after="60" w:before="60" w:line="360"/>
+        <w:ind w:firstLine="480"/>
+      </w:pPr>
+      <w:r>
+        <w:rPr>
+          <w:rFonts w:ascii="宋体" w:cs="宋体" w:eastAsia="宋体" w:hAnsi="宋体"/>
+          <w:sz w:val="24"/>
+          <w:szCs w:val="24"/>
+        </w:rPr>
         <w:t xml:space="preserve">与此同时，各方修士也在暗流中各自筹谋——</w:t>
       </w:r>
     </w:p>
@@ -429,7 +415,7 @@
           <w:sz w:val="24"/>
           <w:szCs w:val="24"/>
         </w:rPr>
-        <w:t xml:space="preserve">江湖之上，🔍 周天问 探索有收获。，天下局势悄然生变。</w:t>
+        <w:t xml:space="preserve">江湖之上，冯怒潮 练气圆满，却无筑基丹，修炼停滞！，天下局势悄然生变。</w:t>
       </w:r>
     </w:p>
     <w:p>
@@ -460,7 +446,7 @@
           <w:sz w:val="18"/>
           <w:szCs w:val="18"/>
         </w:rPr>
-        <w:t xml:space="preserve">[数据] 存活修士：20人 | 大事件：4件</w:t>
+        <w:t xml:space="preserve">[数据] 存活修士：20人 | 突破：1次 | 大事件：18件</w:t>
       </w:r>
     </w:p>
     <w:p>
@@ -505,34 +491,6 @@
           <w:sz w:val="24"/>
           <w:szCs w:val="24"/>
         </w:rPr>
-        <w:t xml:space="preserve">突破的那一刻，天地间仿佛静止了。丹田深处，一道桎梏轰然崩碎，磅礴的灵力如决堤洪流喷薄而出——练气八层，终于踏上了新的境界。</w:t>
-      </w:r>
-    </w:p>
-    <w:p>
-      <w:pPr>
-        <w:spacing w:after="60" w:before="60" w:line="360"/>
-        <w:ind w:firstLine="480"/>
-      </w:pPr>
-      <w:r>
-        <w:rPr>
-          <w:rFonts w:ascii="宋体" w:cs="宋体" w:eastAsia="宋体" w:hAnsi="宋体"/>
-          <w:sz w:val="24"/>
-          <w:szCs w:val="24"/>
-        </w:rPr>
-        <w:t xml:space="preserve">突破的那一刻，天地间仿佛静止了。丹田深处，一道桎梏轰然崩碎，磅礴的灵力如决堤洪流喷薄而出——【练气八层】！，终于踏上了新的境界。</w:t>
-      </w:r>
-    </w:p>
-    <w:p>
-      <w:pPr>
-        <w:spacing w:after="60" w:before="60" w:line="360"/>
-        <w:ind w:firstLine="480"/>
-      </w:pPr>
-      <w:r>
-        <w:rPr>
-          <w:rFonts w:ascii="宋体" w:cs="宋体" w:eastAsia="宋体" w:hAnsi="宋体"/>
-          <w:sz w:val="24"/>
-          <w:szCs w:val="24"/>
-        </w:rPr>
         <w:t xml:space="preserve">与此同时，各方修士也在暗流中各自筹谋——</w:t>
       </w:r>
     </w:p>
@@ -547,7 +505,7 @@
           <w:sz w:val="24"/>
           <w:szCs w:val="24"/>
         </w:rPr>
-        <w:t xml:space="preserve">江湖之上，✨ 裴霜凝 修为精进，突破至，天下局势悄然生变。</w:t>
+        <w:t xml:space="preserve">江湖之上，冯怒潮 练气圆满，却无筑基丹，修炼停滞！，天下局势悄然生变。</w:t>
       </w:r>
     </w:p>
     <w:p>
@@ -578,7 +536,7 @@
           <w:sz w:val="18"/>
           <w:szCs w:val="18"/>
         </w:rPr>
-        <w:t xml:space="preserve">[数据] 存活修士：20人 | 突破：1次 | 大事件：10件</w:t>
+        <w:t xml:space="preserve">[数据] 存活修士：20人 | 大事件：15件</w:t>
       </w:r>
     </w:p>
     <w:p>
@@ -623,34 +581,6 @@
           <w:sz w:val="24"/>
           <w:szCs w:val="24"/>
         </w:rPr>
-        <w:t xml:space="preserve">天穹之上，隐隐有灵气漩涡凝聚，那是境界壁障破碎时才有的异象。滚滚灵压自丹田涌出，周身经脉尽皆震鸣——突破了，突破至练气四层！</w:t>
-      </w:r>
-    </w:p>
-    <w:p>
-      <w:pPr>
-        <w:spacing w:after="60" w:before="60" w:line="360"/>
-        <w:ind w:firstLine="480"/>
-      </w:pPr>
-      <w:r>
-        <w:rPr>
-          <w:rFonts w:ascii="宋体" w:cs="宋体" w:eastAsia="宋体" w:hAnsi="宋体"/>
-          <w:sz w:val="24"/>
-          <w:szCs w:val="24"/>
-        </w:rPr>
-        <w:t xml:space="preserve">天穹之上，隐隐有灵气漩涡凝聚，那是境界壁障破碎时才有的异象。滚滚灵压自丹田涌出，周身经脉尽皆震鸣——突破了，突破至练气三层！</w:t>
-      </w:r>
-    </w:p>
-    <w:p>
-      <w:pPr>
-        <w:spacing w:after="60" w:before="60" w:line="360"/>
-        <w:ind w:firstLine="480"/>
-      </w:pPr>
-      <w:r>
-        <w:rPr>
-          <w:rFonts w:ascii="宋体" w:cs="宋体" w:eastAsia="宋体" w:hAnsi="宋体"/>
-          <w:sz w:val="24"/>
-          <w:szCs w:val="24"/>
-        </w:rPr>
         <w:t xml:space="preserve">与此同时，各方修士也在暗流中各自筹谋——</w:t>
       </w:r>
     </w:p>
@@ -665,7 +595,7 @@
           <w:sz w:val="24"/>
           <w:szCs w:val="24"/>
         </w:rPr>
-        <w:t xml:space="preserve">江湖之上，🔍 周天问 探索有收获。，天下局势悄然生变。</w:t>
+        <w:t xml:space="preserve">江湖之上，孟长歌 练气圆满，却无筑基丹，修炼停滞！，天下局势悄然生变。</w:t>
       </w:r>
     </w:p>
     <w:p>
@@ -696,7 +626,7 @@
           <w:sz w:val="18"/>
           <w:szCs w:val="18"/>
         </w:rPr>
-        <w:t xml:space="preserve">[数据] 存活修士：20人 | 突破：2次 | 大事件：11件</w:t>
+        <w:t xml:space="preserve">[数据] 存活修士：20人 | 大事件：11件</w:t>
       </w:r>
     </w:p>
     <w:p>
@@ -741,34 +671,6 @@
           <w:sz w:val="24"/>
           <w:szCs w:val="24"/>
         </w:rPr>
-        <w:t xml:space="preserve">突破的那一刻，天地间仿佛静止了。丹田深处，一道桎梏轰然崩碎，磅礴的灵力如决堤洪流喷薄而出——练气三层，终于踏上了新的境界。</w:t>
-      </w:r>
-    </w:p>
-    <w:p>
-      <w:pPr>
-        <w:spacing w:after="60" w:before="60" w:line="360"/>
-        <w:ind w:firstLine="480"/>
-      </w:pPr>
-      <w:r>
-        <w:rPr>
-          <w:rFonts w:ascii="宋体" w:cs="宋体" w:eastAsia="宋体" w:hAnsi="宋体"/>
-          <w:sz w:val="24"/>
-          <w:szCs w:val="24"/>
-        </w:rPr>
-        <w:t xml:space="preserve">突破的那一刻，天地间仿佛静止了。丹田深处，一道桎梏轰然崩碎，磅礴的灵力如决堤洪流喷薄而出——练气六层，终于踏上了新的境界。</w:t>
-      </w:r>
-    </w:p>
-    <w:p>
-      <w:pPr>
-        <w:spacing w:after="60" w:before="60" w:line="360"/>
-        <w:ind w:firstLine="480"/>
-      </w:pPr>
-      <w:r>
-        <w:rPr>
-          <w:rFonts w:ascii="宋体" w:cs="宋体" w:eastAsia="宋体" w:hAnsi="宋体"/>
-          <w:sz w:val="24"/>
-          <w:szCs w:val="24"/>
-        </w:rPr>
         <w:t xml:space="preserve">与此同时，各方修士也在暗流中各自筹谋——</w:t>
       </w:r>
     </w:p>
@@ -783,7 +685,7 @@
           <w:sz w:val="24"/>
           <w:szCs w:val="24"/>
         </w:rPr>
-        <w:t xml:space="preserve">江湖之上，🔍 谢无殇 探索有收获。，天下局势悄然生变。</w:t>
+        <w:t xml:space="preserve">江湖之上，🔍 魏玄机 探索有收获。，天下局势悄然生变。</w:t>
       </w:r>
     </w:p>
     <w:p>
@@ -814,7 +716,7 @@
           <w:sz w:val="18"/>
           <w:szCs w:val="18"/>
         </w:rPr>
-        <w:t xml:space="preserve">[数据] 存活修士：20人 | 突破：3次 | 大事件：17件</w:t>
+        <w:t xml:space="preserve">[数据] 存活修士：20人 | 大事件：15件</w:t>
       </w:r>
     </w:p>
     <w:p>
@@ -873,7 +775,7 @@
           <w:sz w:val="24"/>
           <w:szCs w:val="24"/>
         </w:rPr>
-        <w:t xml:space="preserve">江湖之上，🔍 裴霜凝 探索有收获。，天下局势悄然生变。</w:t>
+        <w:t xml:space="preserve">江湖之上，冯怒潮 练气圆满，却无筑基丹，修炼停滞！，天下局势悄然生变。</w:t>
       </w:r>
     </w:p>
     <w:p>
@@ -904,7 +806,7 @@
           <w:sz w:val="18"/>
           <w:szCs w:val="18"/>
         </w:rPr>
-        <w:t xml:space="preserve">[数据] 存活修士：20人 | 大事件：8件</w:t>
+        <w:t xml:space="preserve">[数据] 存活修士：20人 | 大事件：11件</w:t>
       </w:r>
     </w:p>
     <w:p>
@@ -963,7 +865,7 @@
           <w:sz w:val="24"/>
           <w:szCs w:val="24"/>
         </w:rPr>
-        <w:t xml:space="preserve">江湖之上，🔍 谢无殇 探索有收获。，天下局势悄然生变。</w:t>
+        <w:t xml:space="preserve">江湖之上，🔍 苏寒衣 探索有收获。，天下局势悄然生变。</w:t>
       </w:r>
     </w:p>
     <w:p>
@@ -994,7 +896,7 @@
           <w:sz w:val="18"/>
           <w:szCs w:val="18"/>
         </w:rPr>
-        <w:t xml:space="preserve">[数据] 存活修士：20人 | 大事件：7件</w:t>
+        <w:t xml:space="preserve">[数据] 存活修士：20人 | 大事件：14件</w:t>
       </w:r>
     </w:p>
     <w:p>
@@ -1039,34 +941,6 @@
           <w:sz w:val="24"/>
           <w:szCs w:val="24"/>
         </w:rPr>
-        <w:t xml:space="preserve">天穹之上，隐隐有灵气漩涡凝聚，那是境界壁障破碎时才有的异象。滚滚灵压自丹田涌出，周身经脉尽皆震鸣——突破了，突破至练气九层！</w:t>
-      </w:r>
-    </w:p>
-    <w:p>
-      <w:pPr>
-        <w:spacing w:after="60" w:before="60" w:line="360"/>
-        <w:ind w:firstLine="480"/>
-      </w:pPr>
-      <w:r>
-        <w:rPr>
-          <w:rFonts w:ascii="宋体" w:cs="宋体" w:eastAsia="宋体" w:hAnsi="宋体"/>
-          <w:sz w:val="24"/>
-          <w:szCs w:val="24"/>
-        </w:rPr>
-        <w:t xml:space="preserve">天穹之上，隐隐有灵气漩涡凝聚，那是境界壁障破碎时才有的异象。滚滚灵压自丹田涌出，周身经脉尽皆震鸣——突破了，突破至【练气九层】！！</w:t>
-      </w:r>
-    </w:p>
-    <w:p>
-      <w:pPr>
-        <w:spacing w:after="60" w:before="60" w:line="360"/>
-        <w:ind w:firstLine="480"/>
-      </w:pPr>
-      <w:r>
-        <w:rPr>
-          <w:rFonts w:ascii="宋体" w:cs="宋体" w:eastAsia="宋体" w:hAnsi="宋体"/>
-          <w:sz w:val="24"/>
-          <w:szCs w:val="24"/>
-        </w:rPr>
         <w:t xml:space="preserve">与此同时，各方修士也在暗流中各自筹谋——</w:t>
       </w:r>
     </w:p>
@@ -1081,7 +955,7 @@
           <w:sz w:val="24"/>
           <w:szCs w:val="24"/>
         </w:rPr>
-        <w:t xml:space="preserve">江湖之上，🔍 万财爷 探索有收获。，天下局势悄然生变。</w:t>
+        <w:t xml:space="preserve">江湖之上，魏玄机 练气圆满，却无筑基丹，修炼停滞！，天下局势悄然生变。</w:t>
       </w:r>
     </w:p>
     <w:p>
@@ -1112,7 +986,7 @@
           <w:sz w:val="18"/>
           <w:szCs w:val="18"/>
         </w:rPr>
-        <w:t xml:space="preserve">[数据] 存活修士：20人 | 突破：1次 | 大事件：11件</w:t>
+        <w:t xml:space="preserve">[数据] 存活修士：20人 | 大事件：13件</w:t>
       </w:r>
     </w:p>
     <w:p>
@@ -1157,34 +1031,6 @@
           <w:sz w:val="24"/>
           <w:szCs w:val="24"/>
         </w:rPr>
-        <w:t xml:space="preserve">突破的那一刻，天地间仿佛静止了。丹田深处，一道桎梏轰然崩碎，磅礴的灵力如决堤洪流喷薄而出——练气八层，终于踏上了新的境界。</w:t>
-      </w:r>
-    </w:p>
-    <w:p>
-      <w:pPr>
-        <w:spacing w:after="60" w:before="60" w:line="360"/>
-        <w:ind w:firstLine="480"/>
-      </w:pPr>
-      <w:r>
-        <w:rPr>
-          <w:rFonts w:ascii="宋体" w:cs="宋体" w:eastAsia="宋体" w:hAnsi="宋体"/>
-          <w:sz w:val="24"/>
-          <w:szCs w:val="24"/>
-        </w:rPr>
-        <w:t xml:space="preserve">突破的那一刻，天地间仿佛静止了。丹田深处，一道桎梏轰然崩碎，磅礴的灵力如决堤洪流喷薄而出——练气二层，终于踏上了新的境界。</w:t>
-      </w:r>
-    </w:p>
-    <w:p>
-      <w:pPr>
-        <w:spacing w:after="60" w:before="60" w:line="360"/>
-        <w:ind w:firstLine="480"/>
-      </w:pPr>
-      <w:r>
-        <w:rPr>
-          <w:rFonts w:ascii="宋体" w:cs="宋体" w:eastAsia="宋体" w:hAnsi="宋体"/>
-          <w:sz w:val="24"/>
-          <w:szCs w:val="24"/>
-        </w:rPr>
         <w:t xml:space="preserve">与此同时，各方修士也在暗流中各自筹谋——</w:t>
       </w:r>
     </w:p>
@@ -1199,7 +1045,7 @@
           <w:sz w:val="24"/>
           <w:szCs w:val="24"/>
         </w:rPr>
-        <w:t xml:space="preserve">江湖之上，✨ 谢无殇 修为精进，突破至，天下局势悄然生变。</w:t>
+        <w:t xml:space="preserve">江湖之上，陆霜华 练气圆满，却无筑基丹，修炼停滞！，天下局势悄然生变。</w:t>
       </w:r>
     </w:p>
     <w:p>
@@ -1230,7 +1076,7 @@
           <w:sz w:val="18"/>
           <w:szCs w:val="18"/>
         </w:rPr>
-        <w:t xml:space="preserve">[数据] 存活修士：20人 | 突破：3次 | 大事件：6件</w:t>
+        <w:t xml:space="preserve">[数据] 存活修士：20人 | 大事件：15件</w:t>
       </w:r>
     </w:p>
     <w:p>
@@ -1275,21 +1121,7 @@
           <w:sz w:val="24"/>
           <w:szCs w:val="24"/>
         </w:rPr>
-        <w:t xml:space="preserve">突破的那一刻，天地间仿佛静止了。丹田深处，一道桎梏轰然崩碎，磅礴的灵力如决堤洪流喷薄而出——练气六层，终于踏上了新的境界。</w:t>
-      </w:r>
-    </w:p>
-    <w:p>
-      <w:pPr>
-        <w:spacing w:after="60" w:before="60" w:line="360"/>
-        <w:ind w:firstLine="480"/>
-      </w:pPr>
-      <w:r>
-        <w:rPr>
-          <w:rFonts w:ascii="宋体" w:cs="宋体" w:eastAsia="宋体" w:hAnsi="宋体"/>
-          <w:sz w:val="24"/>
-          <w:szCs w:val="24"/>
-        </w:rPr>
-        <w:t xml:space="preserve">突破的那一刻，天地间仿佛静止了。丹田深处，一道桎梏轰然崩碎，磅礴的灵力如决堤洪流喷薄而出——【练气六层】！，终于踏上了新的境界。</w:t>
+        <w:t xml:space="preserve">突破的那一刻，天地间仿佛静止了。丹田深处，一道桎梏轰然崩碎，磅礴的灵力如决堤洪流喷薄而出——练气十一层，终于踏上了新的境界。</w:t>
       </w:r>
     </w:p>
     <w:p>
@@ -1317,7 +1149,7 @@
           <w:sz w:val="24"/>
           <w:szCs w:val="24"/>
         </w:rPr>
-        <w:t xml:space="preserve">江湖之上，🔍 王捕头 探索有收获。，天下局势悄然生变。</w:t>
+        <w:t xml:space="preserve">江湖之上，冯怒潮 练气圆满，却无筑基丹，修炼停滞！，天下局势悄然生变。</w:t>
       </w:r>
     </w:p>
     <w:p>
@@ -1348,7 +1180,7 @@
           <w:sz w:val="18"/>
           <w:szCs w:val="18"/>
         </w:rPr>
-        <w:t xml:space="preserve">[数据] 存活修士：20人 | 突破：1次 | 大事件：10件</w:t>
+        <w:t xml:space="preserve">[数据] 存活修士：20人 | 突破：1次 | 大事件：19件</w:t>
       </w:r>
     </w:p>
     <w:p>
@@ -1407,7 +1239,7 @@
           <w:sz w:val="24"/>
           <w:szCs w:val="24"/>
         </w:rPr>
-        <w:t xml:space="preserve">江湖之上，🔍 周天问 探索有收获。，天下局势悄然生变。</w:t>
+        <w:t xml:space="preserve">江湖之上，陆霜华 练气圆满，却无筑基丹，修炼停滞！，天下局势悄然生变。</w:t>
       </w:r>
     </w:p>
     <w:p>
@@ -1438,7 +1270,7 @@
           <w:sz w:val="18"/>
           <w:szCs w:val="18"/>
         </w:rPr>
-        <w:t xml:space="preserve">[数据] 存活修士：20人 | 大事件：9件</w:t>
+        <w:t xml:space="preserve">[数据] 存活修士：20人 | 大事件：14件</w:t>
       </w:r>
     </w:p>
     <w:p>
@@ -1483,6 +1315,20 @@
           <w:sz w:val="24"/>
           <w:szCs w:val="24"/>
         </w:rPr>
+        <w:t xml:space="preserve">突破的那一刻，天地间仿佛静止了。丹田深处，一道桎梏轰然崩碎，磅礴的灵力如决堤洪流喷薄而出——练气十二层，终于踏上了新的境界。</w:t>
+      </w:r>
+    </w:p>
+    <w:p>
+      <w:pPr>
+        <w:spacing w:after="60" w:before="60" w:line="360"/>
+        <w:ind w:firstLine="480"/>
+      </w:pPr>
+      <w:r>
+        <w:rPr>
+          <w:rFonts w:ascii="宋体" w:cs="宋体" w:eastAsia="宋体" w:hAnsi="宋体"/>
+          <w:sz w:val="24"/>
+          <w:szCs w:val="24"/>
+        </w:rPr>
         <w:t xml:space="preserve">与此同时，各方修士也在暗流中各自筹谋——</w:t>
       </w:r>
     </w:p>
@@ -1497,7 +1343,7 @@
           <w:sz w:val="24"/>
           <w:szCs w:val="24"/>
         </w:rPr>
-        <w:t xml:space="preserve">江湖之上，🔍 黑风寨主 探索有收获。，天下局势悄然生变。</w:t>
+        <w:t xml:space="preserve">江湖之上，冯怒潮 练气圆满，却无筑基丹，修炼停滞！，天下局势悄然生变。</w:t>
       </w:r>
     </w:p>
     <w:p>
@@ -1528,7 +1374,7 @@
           <w:sz w:val="18"/>
           <w:szCs w:val="18"/>
         </w:rPr>
-        <w:t xml:space="preserve">[数据] 存活修士：20人 | 大事件：6件</w:t>
+        <w:t xml:space="preserve">[数据] 存活修士：20人 | 突破：1次 | 大事件：15件</w:t>
       </w:r>
     </w:p>
     <w:p>
@@ -4043,6 +3889,96 @@
           <w:szCs w:val="18"/>
         </w:rPr>
         <w:t xml:space="preserve">[数据] 存活修士：20人 | 大事件：20件</w:t>
+      </w:r>
+    </w:p>
+    <w:p>
+      <w:pPr>
+        <w:pStyle w:val="Heading2"/>
+        <w:spacing w:after="150" w:before="300"/>
+      </w:pPr>
+      <w:r>
+        <w:rPr>
+          <w:rFonts w:ascii="宋体" w:cs="宋体" w:eastAsia="宋体" w:hAnsi="宋体"/>
+          <w:b/>
+          <w:bCs/>
+          <w:color w:val="6B3A1F"/>
+          <w:sz w:val="28"/>
+          <w:szCs w:val="28"/>
+        </w:rPr>
+        <w:t xml:space="preserve">第166月至第170月</w:t>
+      </w:r>
+    </w:p>
+    <w:p>
+      <w:pPr>
+        <w:spacing w:after="60" w:before="60" w:line="360"/>
+        <w:ind w:firstLine="480"/>
+      </w:pPr>
+      <w:r>
+        <w:rPr>
+          <w:rFonts w:ascii="宋体" w:cs="宋体" w:eastAsia="宋体" w:hAnsi="宋体"/>
+          <w:sz w:val="24"/>
+          <w:szCs w:val="24"/>
+        </w:rPr>
+        <w:t xml:space="preserve">第166月，青云城上空阴云沉沉，坊市里的叫卖声依旧，却难掩暗流涌动的杀机。灵气在这片天地间浓烈如雾，嗅得出血腥，也嗅得出机遇。</w:t>
+      </w:r>
+    </w:p>
+    <w:p>
+      <w:pPr>
+        <w:spacing w:after="60" w:before="60" w:line="360"/>
+        <w:ind w:firstLine="480"/>
+      </w:pPr>
+      <w:r>
+        <w:rPr>
+          <w:rFonts w:ascii="宋体" w:cs="宋体" w:eastAsia="宋体" w:hAnsi="宋体"/>
+          <w:sz w:val="24"/>
+          <w:szCs w:val="24"/>
+        </w:rPr>
+        <w:t xml:space="preserve">与此同时，各方修士也在暗流中各自筹谋——</w:t>
+      </w:r>
+    </w:p>
+    <w:p>
+      <w:pPr>
+        <w:spacing w:after="60" w:before="60" w:line="360"/>
+        <w:ind w:firstLine="480"/>
+      </w:pPr>
+      <w:r>
+        <w:rPr>
+          <w:rFonts w:ascii="宋体" w:cs="宋体" w:eastAsia="宋体" w:hAnsi="宋体"/>
+          <w:sz w:val="24"/>
+          <w:szCs w:val="24"/>
+        </w:rPr>
+        <w:t xml:space="preserve">江湖之上，冯怒潮 练气圆满，却无筑基丹，修炼停滞！，天下局势悄然生变。</w:t>
+      </w:r>
+    </w:p>
+    <w:p>
+      <w:pPr>
+        <w:spacing w:after="60" w:before="60" w:line="360"/>
+        <w:ind w:firstLine="480"/>
+      </w:pPr>
+      <w:r>
+        <w:rPr>
+          <w:rFonts w:ascii="宋体" w:cs="宋体" w:eastAsia="宋体" w:hAnsi="宋体"/>
+          <w:sz w:val="24"/>
+          <w:szCs w:val="24"/>
+        </w:rPr>
+        <w:t xml:space="preserve">血与道，从来不曾分离。第170月的故事，暂且写到这里。</w:t>
+      </w:r>
+    </w:p>
+    <w:p>
+      <w:pPr>
+        <w:spacing w:after="200" w:before="100"/>
+        <w:jc w:val="right"/>
+      </w:pPr>
+      <w:r>
+        <w:rPr>
+          <w:rFonts w:ascii="宋体" w:cs="宋体" w:eastAsia="宋体" w:hAnsi="宋体"/>
+          <w:i/>
+          <w:iCs/>
+          <w:color w:val="888888"/>
+          <w:sz w:val="18"/>
+          <w:szCs w:val="18"/>
+        </w:rPr>
+        <w:t xml:space="preserve">[数据] 存活修士：20人 | 大事件：18件</w:t>
       </w:r>
     </w:p>
     <w:sectPr>

--- a/xianxia_story.docx
+++ b/xianxia_story.docx
@@ -103,6 +103,20 @@
           <w:sz w:val="24"/>
           <w:szCs w:val="24"/>
         </w:rPr>
+        <w:t xml:space="preserve">突破的那一刻，天地间仿佛静止了。丹田深处，一道桎梏轰然崩碎，磅礴的灵力如决堤洪流喷薄而出——练气九层，终于踏上了新的境界。</w:t>
+      </w:r>
+    </w:p>
+    <w:p>
+      <w:pPr>
+        <w:spacing w:after="60" w:before="60" w:line="360"/>
+        <w:ind w:firstLine="480"/>
+      </w:pPr>
+      <w:r>
+        <w:rPr>
+          <w:rFonts w:ascii="宋体" w:cs="宋体" w:eastAsia="宋体" w:hAnsi="宋体"/>
+          <w:sz w:val="24"/>
+          <w:szCs w:val="24"/>
+        </w:rPr>
         <w:t xml:space="preserve">与此同时，各方修士也在暗流中各自筹谋——</w:t>
       </w:r>
     </w:p>
@@ -117,7 +131,7 @@
           <w:sz w:val="24"/>
           <w:szCs w:val="24"/>
         </w:rPr>
-        <w:t xml:space="preserve">江湖之上，🔍 孟长歌 探索有收获。，天下局势悄然生变。</w:t>
+        <w:t xml:space="preserve">江湖之上，🔍 梨花娘子 探索有收获。，天下局势悄然生变。</w:t>
       </w:r>
     </w:p>
     <w:p>
@@ -148,7 +162,7 @@
           <w:sz w:val="18"/>
           <w:szCs w:val="18"/>
         </w:rPr>
-        <w:t xml:space="preserve">[数据] 存活修士：20人 | 大事件：19件</w:t>
+        <w:t xml:space="preserve">[数据] 存活修士：20人 | 突破：1次 | 大事件：7件</w:t>
       </w:r>
     </w:p>
     <w:p>
@@ -207,7 +221,7 @@
           <w:sz w:val="24"/>
           <w:szCs w:val="24"/>
         </w:rPr>
-        <w:t xml:space="preserve">江湖之上，🔍 冯怒潮 探索有收获。，天下局势悄然生变。</w:t>
+        <w:t xml:space="preserve">江湖之上，🔍 老赵掌柜 探索有收获。，天下局势悄然生变。</w:t>
       </w:r>
     </w:p>
     <w:p>
@@ -238,7 +252,7 @@
           <w:sz w:val="18"/>
           <w:szCs w:val="18"/>
         </w:rPr>
-        <w:t xml:space="preserve">[数据] 存活修士：20人 | 大事件：17件</w:t>
+        <w:t xml:space="preserve">[数据] 存活修士：20人 | 大事件：8件</w:t>
       </w:r>
     </w:p>
     <w:p>
@@ -283,6 +297,34 @@
           <w:sz w:val="24"/>
           <w:szCs w:val="24"/>
         </w:rPr>
+        <w:t xml:space="preserve">天穹之上，隐隐有灵气漩涡凝聚，那是境界壁障破碎时才有的异象。滚滚灵压自丹田涌出，周身经脉尽皆震鸣——突破了，突破至练气七层！</w:t>
+      </w:r>
+    </w:p>
+    <w:p>
+      <w:pPr>
+        <w:spacing w:after="60" w:before="60" w:line="360"/>
+        <w:ind w:firstLine="480"/>
+      </w:pPr>
+      <w:r>
+        <w:rPr>
+          <w:rFonts w:ascii="宋体" w:cs="宋体" w:eastAsia="宋体" w:hAnsi="宋体"/>
+          <w:sz w:val="24"/>
+          <w:szCs w:val="24"/>
+        </w:rPr>
+        <w:t xml:space="preserve">天穹之上，隐隐有灵气漩涡凝聚，那是境界壁障破碎时才有的异象。滚滚灵压自丹田涌出，周身经脉尽皆震鸣——突破了，突破至【练气七层】！！</w:t>
+      </w:r>
+    </w:p>
+    <w:p>
+      <w:pPr>
+        <w:spacing w:after="60" w:before="60" w:line="360"/>
+        <w:ind w:firstLine="480"/>
+      </w:pPr>
+      <w:r>
+        <w:rPr>
+          <w:rFonts w:ascii="宋体" w:cs="宋体" w:eastAsia="宋体" w:hAnsi="宋体"/>
+          <w:sz w:val="24"/>
+          <w:szCs w:val="24"/>
+        </w:rPr>
         <w:t xml:space="preserve">与此同时，各方修士也在暗流中各自筹谋——</w:t>
       </w:r>
     </w:p>
@@ -297,7 +339,7 @@
           <w:sz w:val="24"/>
           <w:szCs w:val="24"/>
         </w:rPr>
-        <w:t xml:space="preserve">江湖之上，冯怒潮 练气圆满，却无筑基丹，修炼停滞！，天下局势悄然生变。</w:t>
+        <w:t xml:space="preserve">江湖之上，✨ 谢无殇 修为精进，突破至，天下局势悄然生变。</w:t>
       </w:r>
     </w:p>
     <w:p>
@@ -328,7 +370,7 @@
           <w:sz w:val="18"/>
           <w:szCs w:val="18"/>
         </w:rPr>
-        <w:t xml:space="preserve">[数据] 存活修士：20人 | 大事件：14件</w:t>
+        <w:t xml:space="preserve">[数据] 存活修士：20人 | 突破：1次 | 大事件：11件</w:t>
       </w:r>
     </w:p>
     <w:p>
@@ -373,34 +415,6 @@
           <w:sz w:val="24"/>
           <w:szCs w:val="24"/>
         </w:rPr>
-        <w:t xml:space="preserve">突破的那一刻，天地间仿佛静止了。丹田深处，一道桎梏轰然崩碎，磅礴的灵力如决堤洪流喷薄而出——练气十一层，终于踏上了新的境界。</w:t>
-      </w:r>
-    </w:p>
-    <w:p>
-      <w:pPr>
-        <w:spacing w:after="60" w:before="60" w:line="360"/>
-        <w:ind w:firstLine="480"/>
-      </w:pPr>
-      <w:r>
-        <w:rPr>
-          <w:rFonts w:ascii="宋体" w:cs="宋体" w:eastAsia="宋体" w:hAnsi="宋体"/>
-          <w:sz w:val="24"/>
-          <w:szCs w:val="24"/>
-        </w:rPr>
-        <w:t xml:space="preserve">突破的那一刻，天地间仿佛静止了。丹田深处，一道桎梏轰然崩碎，磅礴的灵力如决堤洪流喷薄而出——【练气十一层】！修仙之路，终于踏上了新的境界。</w:t>
-      </w:r>
-    </w:p>
-    <w:p>
-      <w:pPr>
-        <w:spacing w:after="60" w:before="60" w:line="360"/>
-        <w:ind w:firstLine="480"/>
-      </w:pPr>
-      <w:r>
-        <w:rPr>
-          <w:rFonts w:ascii="宋体" w:cs="宋体" w:eastAsia="宋体" w:hAnsi="宋体"/>
-          <w:sz w:val="24"/>
-          <w:szCs w:val="24"/>
-        </w:rPr>
         <w:t xml:space="preserve">与此同时，各方修士也在暗流中各自筹谋——</w:t>
       </w:r>
     </w:p>
@@ -415,7 +429,7 @@
           <w:sz w:val="24"/>
           <w:szCs w:val="24"/>
         </w:rPr>
-        <w:t xml:space="preserve">江湖之上，冯怒潮 练气圆满，却无筑基丹，修炼停滞！，天下局势悄然生变。</w:t>
+        <w:t xml:space="preserve">江湖之上，🔍 周天问 探索有收获。，天下局势悄然生变。</w:t>
       </w:r>
     </w:p>
     <w:p>
@@ -446,7 +460,7 @@
           <w:sz w:val="18"/>
           <w:szCs w:val="18"/>
         </w:rPr>
-        <w:t xml:space="preserve">[数据] 存活修士：20人 | 突破：1次 | 大事件：18件</w:t>
+        <w:t xml:space="preserve">[数据] 存活修士：20人 | 大事件：4件</w:t>
       </w:r>
     </w:p>
     <w:p>
@@ -491,6 +505,34 @@
           <w:sz w:val="24"/>
           <w:szCs w:val="24"/>
         </w:rPr>
+        <w:t xml:space="preserve">突破的那一刻，天地间仿佛静止了。丹田深处，一道桎梏轰然崩碎，磅礴的灵力如决堤洪流喷薄而出——练气八层，终于踏上了新的境界。</w:t>
+      </w:r>
+    </w:p>
+    <w:p>
+      <w:pPr>
+        <w:spacing w:after="60" w:before="60" w:line="360"/>
+        <w:ind w:firstLine="480"/>
+      </w:pPr>
+      <w:r>
+        <w:rPr>
+          <w:rFonts w:ascii="宋体" w:cs="宋体" w:eastAsia="宋体" w:hAnsi="宋体"/>
+          <w:sz w:val="24"/>
+          <w:szCs w:val="24"/>
+        </w:rPr>
+        <w:t xml:space="preserve">突破的那一刻，天地间仿佛静止了。丹田深处，一道桎梏轰然崩碎，磅礴的灵力如决堤洪流喷薄而出——【练气八层】！，终于踏上了新的境界。</w:t>
+      </w:r>
+    </w:p>
+    <w:p>
+      <w:pPr>
+        <w:spacing w:after="60" w:before="60" w:line="360"/>
+        <w:ind w:firstLine="480"/>
+      </w:pPr>
+      <w:r>
+        <w:rPr>
+          <w:rFonts w:ascii="宋体" w:cs="宋体" w:eastAsia="宋体" w:hAnsi="宋体"/>
+          <w:sz w:val="24"/>
+          <w:szCs w:val="24"/>
+        </w:rPr>
         <w:t xml:space="preserve">与此同时，各方修士也在暗流中各自筹谋——</w:t>
       </w:r>
     </w:p>
@@ -505,7 +547,7 @@
           <w:sz w:val="24"/>
           <w:szCs w:val="24"/>
         </w:rPr>
-        <w:t xml:space="preserve">江湖之上，冯怒潮 练气圆满，却无筑基丹，修炼停滞！，天下局势悄然生变。</w:t>
+        <w:t xml:space="preserve">江湖之上，✨ 裴霜凝 修为精进，突破至，天下局势悄然生变。</w:t>
       </w:r>
     </w:p>
     <w:p>
@@ -536,7 +578,7 @@
           <w:sz w:val="18"/>
           <w:szCs w:val="18"/>
         </w:rPr>
-        <w:t xml:space="preserve">[数据] 存活修士：20人 | 大事件：15件</w:t>
+        <w:t xml:space="preserve">[数据] 存活修士：20人 | 突破：1次 | 大事件：10件</w:t>
       </w:r>
     </w:p>
     <w:p>
@@ -581,6 +623,34 @@
           <w:sz w:val="24"/>
           <w:szCs w:val="24"/>
         </w:rPr>
+        <w:t xml:space="preserve">天穹之上，隐隐有灵气漩涡凝聚，那是境界壁障破碎时才有的异象。滚滚灵压自丹田涌出，周身经脉尽皆震鸣——突破了，突破至练气四层！</w:t>
+      </w:r>
+    </w:p>
+    <w:p>
+      <w:pPr>
+        <w:spacing w:after="60" w:before="60" w:line="360"/>
+        <w:ind w:firstLine="480"/>
+      </w:pPr>
+      <w:r>
+        <w:rPr>
+          <w:rFonts w:ascii="宋体" w:cs="宋体" w:eastAsia="宋体" w:hAnsi="宋体"/>
+          <w:sz w:val="24"/>
+          <w:szCs w:val="24"/>
+        </w:rPr>
+        <w:t xml:space="preserve">天穹之上，隐隐有灵气漩涡凝聚，那是境界壁障破碎时才有的异象。滚滚灵压自丹田涌出，周身经脉尽皆震鸣——突破了，突破至练气三层！</w:t>
+      </w:r>
+    </w:p>
+    <w:p>
+      <w:pPr>
+        <w:spacing w:after="60" w:before="60" w:line="360"/>
+        <w:ind w:firstLine="480"/>
+      </w:pPr>
+      <w:r>
+        <w:rPr>
+          <w:rFonts w:ascii="宋体" w:cs="宋体" w:eastAsia="宋体" w:hAnsi="宋体"/>
+          <w:sz w:val="24"/>
+          <w:szCs w:val="24"/>
+        </w:rPr>
         <w:t xml:space="preserve">与此同时，各方修士也在暗流中各自筹谋——</w:t>
       </w:r>
     </w:p>
@@ -595,7 +665,7 @@
           <w:sz w:val="24"/>
           <w:szCs w:val="24"/>
         </w:rPr>
-        <w:t xml:space="preserve">江湖之上，孟长歌 练气圆满，却无筑基丹，修炼停滞！，天下局势悄然生变。</w:t>
+        <w:t xml:space="preserve">江湖之上，🔍 周天问 探索有收获。，天下局势悄然生变。</w:t>
       </w:r>
     </w:p>
     <w:p>
@@ -626,7 +696,7 @@
           <w:sz w:val="18"/>
           <w:szCs w:val="18"/>
         </w:rPr>
-        <w:t xml:space="preserve">[数据] 存活修士：20人 | 大事件：11件</w:t>
+        <w:t xml:space="preserve">[数据] 存活修士：20人 | 突破：2次 | 大事件：11件</w:t>
       </w:r>
     </w:p>
     <w:p>
@@ -671,6 +741,34 @@
           <w:sz w:val="24"/>
           <w:szCs w:val="24"/>
         </w:rPr>
+        <w:t xml:space="preserve">突破的那一刻，天地间仿佛静止了。丹田深处，一道桎梏轰然崩碎，磅礴的灵力如决堤洪流喷薄而出——练气三层，终于踏上了新的境界。</w:t>
+      </w:r>
+    </w:p>
+    <w:p>
+      <w:pPr>
+        <w:spacing w:after="60" w:before="60" w:line="360"/>
+        <w:ind w:firstLine="480"/>
+      </w:pPr>
+      <w:r>
+        <w:rPr>
+          <w:rFonts w:ascii="宋体" w:cs="宋体" w:eastAsia="宋体" w:hAnsi="宋体"/>
+          <w:sz w:val="24"/>
+          <w:szCs w:val="24"/>
+        </w:rPr>
+        <w:t xml:space="preserve">突破的那一刻，天地间仿佛静止了。丹田深处，一道桎梏轰然崩碎，磅礴的灵力如决堤洪流喷薄而出——练气六层，终于踏上了新的境界。</w:t>
+      </w:r>
+    </w:p>
+    <w:p>
+      <w:pPr>
+        <w:spacing w:after="60" w:before="60" w:line="360"/>
+        <w:ind w:firstLine="480"/>
+      </w:pPr>
+      <w:r>
+        <w:rPr>
+          <w:rFonts w:ascii="宋体" w:cs="宋体" w:eastAsia="宋体" w:hAnsi="宋体"/>
+          <w:sz w:val="24"/>
+          <w:szCs w:val="24"/>
+        </w:rPr>
         <w:t xml:space="preserve">与此同时，各方修士也在暗流中各自筹谋——</w:t>
       </w:r>
     </w:p>
@@ -685,7 +783,7 @@
           <w:sz w:val="24"/>
           <w:szCs w:val="24"/>
         </w:rPr>
-        <w:t xml:space="preserve">江湖之上，🔍 魏玄机 探索有收获。，天下局势悄然生变。</w:t>
+        <w:t xml:space="preserve">江湖之上，🔍 谢无殇 探索有收获。，天下局势悄然生变。</w:t>
       </w:r>
     </w:p>
     <w:p>
@@ -716,7 +814,7 @@
           <w:sz w:val="18"/>
           <w:szCs w:val="18"/>
         </w:rPr>
-        <w:t xml:space="preserve">[数据] 存活修士：20人 | 大事件：15件</w:t>
+        <w:t xml:space="preserve">[数据] 存活修士：20人 | 突破：3次 | 大事件：17件</w:t>
       </w:r>
     </w:p>
     <w:p>
@@ -775,7 +873,7 @@
           <w:sz w:val="24"/>
           <w:szCs w:val="24"/>
         </w:rPr>
-        <w:t xml:space="preserve">江湖之上，冯怒潮 练气圆满，却无筑基丹，修炼停滞！，天下局势悄然生变。</w:t>
+        <w:t xml:space="preserve">江湖之上，🔍 裴霜凝 探索有收获。，天下局势悄然生变。</w:t>
       </w:r>
     </w:p>
     <w:p>
@@ -806,7 +904,7 @@
           <w:sz w:val="18"/>
           <w:szCs w:val="18"/>
         </w:rPr>
-        <w:t xml:space="preserve">[数据] 存活修士：20人 | 大事件：11件</w:t>
+        <w:t xml:space="preserve">[数据] 存活修士：20人 | 大事件：8件</w:t>
       </w:r>
     </w:p>
     <w:p>
@@ -865,7 +963,7 @@
           <w:sz w:val="24"/>
           <w:szCs w:val="24"/>
         </w:rPr>
-        <w:t xml:space="preserve">江湖之上，🔍 苏寒衣 探索有收获。，天下局势悄然生变。</w:t>
+        <w:t xml:space="preserve">江湖之上，🔍 谢无殇 探索有收获。，天下局势悄然生变。</w:t>
       </w:r>
     </w:p>
     <w:p>
@@ -896,7 +994,7 @@
           <w:sz w:val="18"/>
           <w:szCs w:val="18"/>
         </w:rPr>
-        <w:t xml:space="preserve">[数据] 存活修士：20人 | 大事件：14件</w:t>
+        <w:t xml:space="preserve">[数据] 存活修士：20人 | 大事件：7件</w:t>
       </w:r>
     </w:p>
     <w:p>
@@ -941,6 +1039,34 @@
           <w:sz w:val="24"/>
           <w:szCs w:val="24"/>
         </w:rPr>
+        <w:t xml:space="preserve">天穹之上，隐隐有灵气漩涡凝聚，那是境界壁障破碎时才有的异象。滚滚灵压自丹田涌出，周身经脉尽皆震鸣——突破了，突破至练气九层！</w:t>
+      </w:r>
+    </w:p>
+    <w:p>
+      <w:pPr>
+        <w:spacing w:after="60" w:before="60" w:line="360"/>
+        <w:ind w:firstLine="480"/>
+      </w:pPr>
+      <w:r>
+        <w:rPr>
+          <w:rFonts w:ascii="宋体" w:cs="宋体" w:eastAsia="宋体" w:hAnsi="宋体"/>
+          <w:sz w:val="24"/>
+          <w:szCs w:val="24"/>
+        </w:rPr>
+        <w:t xml:space="preserve">天穹之上，隐隐有灵气漩涡凝聚，那是境界壁障破碎时才有的异象。滚滚灵压自丹田涌出，周身经脉尽皆震鸣——突破了，突破至【练气九层】！！</w:t>
+      </w:r>
+    </w:p>
+    <w:p>
+      <w:pPr>
+        <w:spacing w:after="60" w:before="60" w:line="360"/>
+        <w:ind w:firstLine="480"/>
+      </w:pPr>
+      <w:r>
+        <w:rPr>
+          <w:rFonts w:ascii="宋体" w:cs="宋体" w:eastAsia="宋体" w:hAnsi="宋体"/>
+          <w:sz w:val="24"/>
+          <w:szCs w:val="24"/>
+        </w:rPr>
         <w:t xml:space="preserve">与此同时，各方修士也在暗流中各自筹谋——</w:t>
       </w:r>
     </w:p>
@@ -955,7 +1081,7 @@
           <w:sz w:val="24"/>
           <w:szCs w:val="24"/>
         </w:rPr>
-        <w:t xml:space="preserve">江湖之上，魏玄机 练气圆满，却无筑基丹，修炼停滞！，天下局势悄然生变。</w:t>
+        <w:t xml:space="preserve">江湖之上，🔍 万财爷 探索有收获。，天下局势悄然生变。</w:t>
       </w:r>
     </w:p>
     <w:p>
@@ -986,7 +1112,7 @@
           <w:sz w:val="18"/>
           <w:szCs w:val="18"/>
         </w:rPr>
-        <w:t xml:space="preserve">[数据] 存活修士：20人 | 大事件：13件</w:t>
+        <w:t xml:space="preserve">[数据] 存活修士：20人 | 突破：1次 | 大事件：11件</w:t>
       </w:r>
     </w:p>
     <w:p>
@@ -1031,6 +1157,34 @@
           <w:sz w:val="24"/>
           <w:szCs w:val="24"/>
         </w:rPr>
+        <w:t xml:space="preserve">突破的那一刻，天地间仿佛静止了。丹田深处，一道桎梏轰然崩碎，磅礴的灵力如决堤洪流喷薄而出——练气八层，终于踏上了新的境界。</w:t>
+      </w:r>
+    </w:p>
+    <w:p>
+      <w:pPr>
+        <w:spacing w:after="60" w:before="60" w:line="360"/>
+        <w:ind w:firstLine="480"/>
+      </w:pPr>
+      <w:r>
+        <w:rPr>
+          <w:rFonts w:ascii="宋体" w:cs="宋体" w:eastAsia="宋体" w:hAnsi="宋体"/>
+          <w:sz w:val="24"/>
+          <w:szCs w:val="24"/>
+        </w:rPr>
+        <w:t xml:space="preserve">突破的那一刻，天地间仿佛静止了。丹田深处，一道桎梏轰然崩碎，磅礴的灵力如决堤洪流喷薄而出——练气二层，终于踏上了新的境界。</w:t>
+      </w:r>
+    </w:p>
+    <w:p>
+      <w:pPr>
+        <w:spacing w:after="60" w:before="60" w:line="360"/>
+        <w:ind w:firstLine="480"/>
+      </w:pPr>
+      <w:r>
+        <w:rPr>
+          <w:rFonts w:ascii="宋体" w:cs="宋体" w:eastAsia="宋体" w:hAnsi="宋体"/>
+          <w:sz w:val="24"/>
+          <w:szCs w:val="24"/>
+        </w:rPr>
         <w:t xml:space="preserve">与此同时，各方修士也在暗流中各自筹谋——</w:t>
       </w:r>
     </w:p>
@@ -1045,7 +1199,7 @@
           <w:sz w:val="24"/>
           <w:szCs w:val="24"/>
         </w:rPr>
-        <w:t xml:space="preserve">江湖之上，陆霜华 练气圆满，却无筑基丹，修炼停滞！，天下局势悄然生变。</w:t>
+        <w:t xml:space="preserve">江湖之上，✨ 谢无殇 修为精进，突破至，天下局势悄然生变。</w:t>
       </w:r>
     </w:p>
     <w:p>
@@ -1076,7 +1230,7 @@
           <w:sz w:val="18"/>
           <w:szCs w:val="18"/>
         </w:rPr>
-        <w:t xml:space="preserve">[数据] 存活修士：20人 | 大事件：15件</w:t>
+        <w:t xml:space="preserve">[数据] 存活修士：20人 | 突破：3次 | 大事件：6件</w:t>
       </w:r>
     </w:p>
     <w:p>
@@ -1121,7 +1275,21 @@
           <w:sz w:val="24"/>
           <w:szCs w:val="24"/>
         </w:rPr>
-        <w:t xml:space="preserve">突破的那一刻，天地间仿佛静止了。丹田深处，一道桎梏轰然崩碎，磅礴的灵力如决堤洪流喷薄而出——练气十一层，终于踏上了新的境界。</w:t>
+        <w:t xml:space="preserve">突破的那一刻，天地间仿佛静止了。丹田深处，一道桎梏轰然崩碎，磅礴的灵力如决堤洪流喷薄而出——练气六层，终于踏上了新的境界。</w:t>
+      </w:r>
+    </w:p>
+    <w:p>
+      <w:pPr>
+        <w:spacing w:after="60" w:before="60" w:line="360"/>
+        <w:ind w:firstLine="480"/>
+      </w:pPr>
+      <w:r>
+        <w:rPr>
+          <w:rFonts w:ascii="宋体" w:cs="宋体" w:eastAsia="宋体" w:hAnsi="宋体"/>
+          <w:sz w:val="24"/>
+          <w:szCs w:val="24"/>
+        </w:rPr>
+        <w:t xml:space="preserve">突破的那一刻，天地间仿佛静止了。丹田深处，一道桎梏轰然崩碎，磅礴的灵力如决堤洪流喷薄而出——【练气六层】！，终于踏上了新的境界。</w:t>
       </w:r>
     </w:p>
     <w:p>
@@ -1149,7 +1317,7 @@
           <w:sz w:val="24"/>
           <w:szCs w:val="24"/>
         </w:rPr>
-        <w:t xml:space="preserve">江湖之上，冯怒潮 练气圆满，却无筑基丹，修炼停滞！，天下局势悄然生变。</w:t>
+        <w:t xml:space="preserve">江湖之上，🔍 王捕头 探索有收获。，天下局势悄然生变。</w:t>
       </w:r>
     </w:p>
     <w:p>
@@ -1180,7 +1348,7 @@
           <w:sz w:val="18"/>
           <w:szCs w:val="18"/>
         </w:rPr>
-        <w:t xml:space="preserve">[数据] 存活修士：20人 | 突破：1次 | 大事件：19件</w:t>
+        <w:t xml:space="preserve">[数据] 存活修士：20人 | 突破：1次 | 大事件：10件</w:t>
       </w:r>
     </w:p>
     <w:p>
@@ -1239,7 +1407,7 @@
           <w:sz w:val="24"/>
           <w:szCs w:val="24"/>
         </w:rPr>
-        <w:t xml:space="preserve">江湖之上，陆霜华 练气圆满，却无筑基丹，修炼停滞！，天下局势悄然生变。</w:t>
+        <w:t xml:space="preserve">江湖之上，🔍 周天问 探索有收获。，天下局势悄然生变。</w:t>
       </w:r>
     </w:p>
     <w:p>
@@ -1270,7 +1438,7 @@
           <w:sz w:val="18"/>
           <w:szCs w:val="18"/>
         </w:rPr>
-        <w:t xml:space="preserve">[数据] 存活修士：20人 | 大事件：14件</w:t>
+        <w:t xml:space="preserve">[数据] 存活修士：20人 | 大事件：9件</w:t>
       </w:r>
     </w:p>
     <w:p>
@@ -1315,20 +1483,6 @@
           <w:sz w:val="24"/>
           <w:szCs w:val="24"/>
         </w:rPr>
-        <w:t xml:space="preserve">突破的那一刻，天地间仿佛静止了。丹田深处，一道桎梏轰然崩碎，磅礴的灵力如决堤洪流喷薄而出——练气十二层，终于踏上了新的境界。</w:t>
-      </w:r>
-    </w:p>
-    <w:p>
-      <w:pPr>
-        <w:spacing w:after="60" w:before="60" w:line="360"/>
-        <w:ind w:firstLine="480"/>
-      </w:pPr>
-      <w:r>
-        <w:rPr>
-          <w:rFonts w:ascii="宋体" w:cs="宋体" w:eastAsia="宋体" w:hAnsi="宋体"/>
-          <w:sz w:val="24"/>
-          <w:szCs w:val="24"/>
-        </w:rPr>
         <w:t xml:space="preserve">与此同时，各方修士也在暗流中各自筹谋——</w:t>
       </w:r>
     </w:p>
@@ -1343,7 +1497,7 @@
           <w:sz w:val="24"/>
           <w:szCs w:val="24"/>
         </w:rPr>
-        <w:t xml:space="preserve">江湖之上，冯怒潮 练气圆满，却无筑基丹，修炼停滞！，天下局势悄然生变。</w:t>
+        <w:t xml:space="preserve">江湖之上，🔍 黑风寨主 探索有收获。，天下局势悄然生变。</w:t>
       </w:r>
     </w:p>
     <w:p>
@@ -1374,7 +1528,7 @@
           <w:sz w:val="18"/>
           <w:szCs w:val="18"/>
         </w:rPr>
-        <w:t xml:space="preserve">[数据] 存活修士：20人 | 突破：1次 | 大事件：15件</w:t>
+        <w:t xml:space="preserve">[数据] 存活修士：20人 | 大事件：6件</w:t>
       </w:r>
     </w:p>
     <w:p>
@@ -1419,20 +1573,6 @@
           <w:sz w:val="24"/>
           <w:szCs w:val="24"/>
         </w:rPr>
-        <w:t xml:space="preserve">天穹之上，隐隐有灵气漩涡凝聚，那是境界壁障破碎时才有的异象。滚滚灵压自丹田涌出，周身经脉尽皆震鸣——突破了，突破至练气七层！</w:t>
-      </w:r>
-    </w:p>
-    <w:p>
-      <w:pPr>
-        <w:spacing w:after="60" w:before="60" w:line="360"/>
-        <w:ind w:firstLine="480"/>
-      </w:pPr>
-      <w:r>
-        <w:rPr>
-          <w:rFonts w:ascii="宋体" w:cs="宋体" w:eastAsia="宋体" w:hAnsi="宋体"/>
-          <w:sz w:val="24"/>
-          <w:szCs w:val="24"/>
-        </w:rPr>
         <w:t xml:space="preserve">与此同时，各方修士也在暗流中各自筹谋——</w:t>
       </w:r>
     </w:p>
@@ -1447,7 +1587,7 @@
           <w:sz w:val="24"/>
           <w:szCs w:val="24"/>
         </w:rPr>
-        <w:t xml:space="preserve">江湖之上，冯怒潮 练气圆满，却无筑基丹，修炼停滞！，天下局势悄然生变。</w:t>
+        <w:t xml:space="preserve">江湖之上，🔍 周天问 探索有收获。，天下局势悄然生变。</w:t>
       </w:r>
     </w:p>
     <w:p>
@@ -1478,7 +1618,7 @@
           <w:sz w:val="18"/>
           <w:szCs w:val="18"/>
         </w:rPr>
-        <w:t xml:space="preserve">[数据] 存活修士：20人 | 突破：1次 | 大事件：15件</w:t>
+        <w:t xml:space="preserve">[数据] 存活修士：20人 | 大事件：5件</w:t>
       </w:r>
     </w:p>
     <w:p>

--- a/xianxia_story.docx
+++ b/xianxia_story.docx
@@ -103,20 +103,6 @@
           <w:sz w:val="24"/>
           <w:szCs w:val="24"/>
         </w:rPr>
-        <w:t xml:space="preserve">突破的那一刻，天地间仿佛静止了。丹田深处，一道桎梏轰然崩碎，磅礴的灵力如决堤洪流喷薄而出——练气九层，终于踏上了新的境界。</w:t>
-      </w:r>
-    </w:p>
-    <w:p>
-      <w:pPr>
-        <w:spacing w:after="60" w:before="60" w:line="360"/>
-        <w:ind w:firstLine="480"/>
-      </w:pPr>
-      <w:r>
-        <w:rPr>
-          <w:rFonts w:ascii="宋体" w:cs="宋体" w:eastAsia="宋体" w:hAnsi="宋体"/>
-          <w:sz w:val="24"/>
-          <w:szCs w:val="24"/>
-        </w:rPr>
         <w:t xml:space="preserve">与此同时，各方修士也在暗流中各自筹谋——</w:t>
       </w:r>
     </w:p>
@@ -131,7 +117,7 @@
           <w:sz w:val="24"/>
           <w:szCs w:val="24"/>
         </w:rPr>
-        <w:t xml:space="preserve">江湖之上，🔍 梨花娘子 探索有收获。，天下局势悄然生变。</w:t>
+        <w:t xml:space="preserve">江湖之上，🔍 孟长歌 探索有收获。，天下局势悄然生变。</w:t>
       </w:r>
     </w:p>
     <w:p>
@@ -162,7 +148,7 @@
           <w:sz w:val="18"/>
           <w:szCs w:val="18"/>
         </w:rPr>
-        <w:t xml:space="preserve">[数据] 存活修士：20人 | 突破：1次 | 大事件：7件</w:t>
+        <w:t xml:space="preserve">[数据] 存活修士：20人 | 大事件：19件</w:t>
       </w:r>
     </w:p>
     <w:p>
@@ -221,7 +207,7 @@
           <w:sz w:val="24"/>
           <w:szCs w:val="24"/>
         </w:rPr>
-        <w:t xml:space="preserve">江湖之上，🔍 老赵掌柜 探索有收获。，天下局势悄然生变。</w:t>
+        <w:t xml:space="preserve">江湖之上，🔍 冯怒潮 探索有收获。，天下局势悄然生变。</w:t>
       </w:r>
     </w:p>
     <w:p>
@@ -252,7 +238,7 @@
           <w:sz w:val="18"/>
           <w:szCs w:val="18"/>
         </w:rPr>
-        <w:t xml:space="preserve">[数据] 存活修士：20人 | 大事件：8件</w:t>
+        <w:t xml:space="preserve">[数据] 存活修士：20人 | 大事件：17件</w:t>
       </w:r>
     </w:p>
     <w:p>
@@ -297,34 +283,6 @@
           <w:sz w:val="24"/>
           <w:szCs w:val="24"/>
         </w:rPr>
-        <w:t xml:space="preserve">天穹之上，隐隐有灵气漩涡凝聚，那是境界壁障破碎时才有的异象。滚滚灵压自丹田涌出，周身经脉尽皆震鸣——突破了，突破至练气七层！</w:t>
-      </w:r>
-    </w:p>
-    <w:p>
-      <w:pPr>
-        <w:spacing w:after="60" w:before="60" w:line="360"/>
-        <w:ind w:firstLine="480"/>
-      </w:pPr>
-      <w:r>
-        <w:rPr>
-          <w:rFonts w:ascii="宋体" w:cs="宋体" w:eastAsia="宋体" w:hAnsi="宋体"/>
-          <w:sz w:val="24"/>
-          <w:szCs w:val="24"/>
-        </w:rPr>
-        <w:t xml:space="preserve">天穹之上，隐隐有灵气漩涡凝聚，那是境界壁障破碎时才有的异象。滚滚灵压自丹田涌出，周身经脉尽皆震鸣——突破了，突破至【练气七层】！！</w:t>
-      </w:r>
-    </w:p>
-    <w:p>
-      <w:pPr>
-        <w:spacing w:after="60" w:before="60" w:line="360"/>
-        <w:ind w:firstLine="480"/>
-      </w:pPr>
-      <w:r>
-        <w:rPr>
-          <w:rFonts w:ascii="宋体" w:cs="宋体" w:eastAsia="宋体" w:hAnsi="宋体"/>
-          <w:sz w:val="24"/>
-          <w:szCs w:val="24"/>
-        </w:rPr>
         <w:t xml:space="preserve">与此同时，各方修士也在暗流中各自筹谋——</w:t>
       </w:r>
     </w:p>
@@ -339,7 +297,7 @@
           <w:sz w:val="24"/>
           <w:szCs w:val="24"/>
         </w:rPr>
-        <w:t xml:space="preserve">江湖之上，✨ 谢无殇 修为精进，突破至，天下局势悄然生变。</w:t>
+        <w:t xml:space="preserve">江湖之上，冯怒潮 练气圆满，却无筑基丹，修炼停滞！，天下局势悄然生变。</w:t>
       </w:r>
     </w:p>
     <w:p>
@@ -370,7 +328,7 @@
           <w:sz w:val="18"/>
           <w:szCs w:val="18"/>
         </w:rPr>
-        <w:t xml:space="preserve">[数据] 存活修士：20人 | 突破：1次 | 大事件：11件</w:t>
+        <w:t xml:space="preserve">[数据] 存活修士：20人 | 大事件：14件</w:t>
       </w:r>
     </w:p>
     <w:p>
@@ -415,6 +373,34 @@
           <w:sz w:val="24"/>
           <w:szCs w:val="24"/>
         </w:rPr>
+        <w:t xml:space="preserve">突破的那一刻，天地间仿佛静止了。丹田深处，一道桎梏轰然崩碎，磅礴的灵力如决堤洪流喷薄而出——练气十一层，终于踏上了新的境界。</w:t>
+      </w:r>
+    </w:p>
+    <w:p>
+      <w:pPr>
+        <w:spacing w:after="60" w:before="60" w:line="360"/>
+        <w:ind w:firstLine="480"/>
+      </w:pPr>
+      <w:r>
+        <w:rPr>
+          <w:rFonts w:ascii="宋体" w:cs="宋体" w:eastAsia="宋体" w:hAnsi="宋体"/>
+          <w:sz w:val="24"/>
+          <w:szCs w:val="24"/>
+        </w:rPr>
+        <w:t xml:space="preserve">突破的那一刻，天地间仿佛静止了。丹田深处，一道桎梏轰然崩碎，磅礴的灵力如决堤洪流喷薄而出——【练气十一层】！修仙之路，终于踏上了新的境界。</w:t>
+      </w:r>
+    </w:p>
+    <w:p>
+      <w:pPr>
+        <w:spacing w:after="60" w:before="60" w:line="360"/>
+        <w:ind w:firstLine="480"/>
+      </w:pPr>
+      <w:r>
+        <w:rPr>
+          <w:rFonts w:ascii="宋体" w:cs="宋体" w:eastAsia="宋体" w:hAnsi="宋体"/>
+          <w:sz w:val="24"/>
+          <w:szCs w:val="24"/>
+        </w:rPr>
         <w:t xml:space="preserve">与此同时，各方修士也在暗流中各自筹谋——</w:t>
       </w:r>
     </w:p>
@@ -429,7 +415,7 @@
           <w:sz w:val="24"/>
           <w:szCs w:val="24"/>
         </w:rPr>
-        <w:t xml:space="preserve">江湖之上，🔍 周天问 探索有收获。，天下局势悄然生变。</w:t>
+        <w:t xml:space="preserve">江湖之上，冯怒潮 练气圆满，却无筑基丹，修炼停滞！，天下局势悄然生变。</w:t>
       </w:r>
     </w:p>
     <w:p>
@@ -460,7 +446,7 @@
           <w:sz w:val="18"/>
           <w:szCs w:val="18"/>
         </w:rPr>
-        <w:t xml:space="preserve">[数据] 存活修士：20人 | 大事件：4件</w:t>
+        <w:t xml:space="preserve">[数据] 存活修士：20人 | 突破：1次 | 大事件：18件</w:t>
       </w:r>
     </w:p>
     <w:p>
@@ -505,34 +491,6 @@
           <w:sz w:val="24"/>
           <w:szCs w:val="24"/>
         </w:rPr>
-        <w:t xml:space="preserve">突破的那一刻，天地间仿佛静止了。丹田深处，一道桎梏轰然崩碎，磅礴的灵力如决堤洪流喷薄而出——练气八层，终于踏上了新的境界。</w:t>
-      </w:r>
-    </w:p>
-    <w:p>
-      <w:pPr>
-        <w:spacing w:after="60" w:before="60" w:line="360"/>
-        <w:ind w:firstLine="480"/>
-      </w:pPr>
-      <w:r>
-        <w:rPr>
-          <w:rFonts w:ascii="宋体" w:cs="宋体" w:eastAsia="宋体" w:hAnsi="宋体"/>
-          <w:sz w:val="24"/>
-          <w:szCs w:val="24"/>
-        </w:rPr>
-        <w:t xml:space="preserve">突破的那一刻，天地间仿佛静止了。丹田深处，一道桎梏轰然崩碎，磅礴的灵力如决堤洪流喷薄而出——【练气八层】！，终于踏上了新的境界。</w:t>
-      </w:r>
-    </w:p>
-    <w:p>
-      <w:pPr>
-        <w:spacing w:after="60" w:before="60" w:line="360"/>
-        <w:ind w:firstLine="480"/>
-      </w:pPr>
-      <w:r>
-        <w:rPr>
-          <w:rFonts w:ascii="宋体" w:cs="宋体" w:eastAsia="宋体" w:hAnsi="宋体"/>
-          <w:sz w:val="24"/>
-          <w:szCs w:val="24"/>
-        </w:rPr>
         <w:t xml:space="preserve">与此同时，各方修士也在暗流中各自筹谋——</w:t>
       </w:r>
     </w:p>
@@ -547,7 +505,7 @@
           <w:sz w:val="24"/>
           <w:szCs w:val="24"/>
         </w:rPr>
-        <w:t xml:space="preserve">江湖之上，✨ 裴霜凝 修为精进，突破至，天下局势悄然生变。</w:t>
+        <w:t xml:space="preserve">江湖之上，冯怒潮 练气圆满，却无筑基丹，修炼停滞！，天下局势悄然生变。</w:t>
       </w:r>
     </w:p>
     <w:p>
@@ -578,7 +536,7 @@
           <w:sz w:val="18"/>
           <w:szCs w:val="18"/>
         </w:rPr>
-        <w:t xml:space="preserve">[数据] 存活修士：20人 | 突破：1次 | 大事件：10件</w:t>
+        <w:t xml:space="preserve">[数据] 存活修士：20人 | 大事件：15件</w:t>
       </w:r>
     </w:p>
     <w:p>
@@ -623,34 +581,6 @@
           <w:sz w:val="24"/>
           <w:szCs w:val="24"/>
         </w:rPr>
-        <w:t xml:space="preserve">天穹之上，隐隐有灵气漩涡凝聚，那是境界壁障破碎时才有的异象。滚滚灵压自丹田涌出，周身经脉尽皆震鸣——突破了，突破至练气四层！</w:t>
-      </w:r>
-    </w:p>
-    <w:p>
-      <w:pPr>
-        <w:spacing w:after="60" w:before="60" w:line="360"/>
-        <w:ind w:firstLine="480"/>
-      </w:pPr>
-      <w:r>
-        <w:rPr>
-          <w:rFonts w:ascii="宋体" w:cs="宋体" w:eastAsia="宋体" w:hAnsi="宋体"/>
-          <w:sz w:val="24"/>
-          <w:szCs w:val="24"/>
-        </w:rPr>
-        <w:t xml:space="preserve">天穹之上，隐隐有灵气漩涡凝聚，那是境界壁障破碎时才有的异象。滚滚灵压自丹田涌出，周身经脉尽皆震鸣——突破了，突破至练气三层！</w:t>
-      </w:r>
-    </w:p>
-    <w:p>
-      <w:pPr>
-        <w:spacing w:after="60" w:before="60" w:line="360"/>
-        <w:ind w:firstLine="480"/>
-      </w:pPr>
-      <w:r>
-        <w:rPr>
-          <w:rFonts w:ascii="宋体" w:cs="宋体" w:eastAsia="宋体" w:hAnsi="宋体"/>
-          <w:sz w:val="24"/>
-          <w:szCs w:val="24"/>
-        </w:rPr>
         <w:t xml:space="preserve">与此同时，各方修士也在暗流中各自筹谋——</w:t>
       </w:r>
     </w:p>
@@ -665,7 +595,7 @@
           <w:sz w:val="24"/>
           <w:szCs w:val="24"/>
         </w:rPr>
-        <w:t xml:space="preserve">江湖之上，🔍 周天问 探索有收获。，天下局势悄然生变。</w:t>
+        <w:t xml:space="preserve">江湖之上，孟长歌 练气圆满，却无筑基丹，修炼停滞！，天下局势悄然生变。</w:t>
       </w:r>
     </w:p>
     <w:p>
@@ -696,7 +626,7 @@
           <w:sz w:val="18"/>
           <w:szCs w:val="18"/>
         </w:rPr>
-        <w:t xml:space="preserve">[数据] 存活修士：20人 | 突破：2次 | 大事件：11件</w:t>
+        <w:t xml:space="preserve">[数据] 存活修士：20人 | 大事件：11件</w:t>
       </w:r>
     </w:p>
     <w:p>
@@ -741,34 +671,6 @@
           <w:sz w:val="24"/>
           <w:szCs w:val="24"/>
         </w:rPr>
-        <w:t xml:space="preserve">突破的那一刻，天地间仿佛静止了。丹田深处，一道桎梏轰然崩碎，磅礴的灵力如决堤洪流喷薄而出——练气三层，终于踏上了新的境界。</w:t>
-      </w:r>
-    </w:p>
-    <w:p>
-      <w:pPr>
-        <w:spacing w:after="60" w:before="60" w:line="360"/>
-        <w:ind w:firstLine="480"/>
-      </w:pPr>
-      <w:r>
-        <w:rPr>
-          <w:rFonts w:ascii="宋体" w:cs="宋体" w:eastAsia="宋体" w:hAnsi="宋体"/>
-          <w:sz w:val="24"/>
-          <w:szCs w:val="24"/>
-        </w:rPr>
-        <w:t xml:space="preserve">突破的那一刻，天地间仿佛静止了。丹田深处，一道桎梏轰然崩碎，磅礴的灵力如决堤洪流喷薄而出——练气六层，终于踏上了新的境界。</w:t>
-      </w:r>
-    </w:p>
-    <w:p>
-      <w:pPr>
-        <w:spacing w:after="60" w:before="60" w:line="360"/>
-        <w:ind w:firstLine="480"/>
-      </w:pPr>
-      <w:r>
-        <w:rPr>
-          <w:rFonts w:ascii="宋体" w:cs="宋体" w:eastAsia="宋体" w:hAnsi="宋体"/>
-          <w:sz w:val="24"/>
-          <w:szCs w:val="24"/>
-        </w:rPr>
         <w:t xml:space="preserve">与此同时，各方修士也在暗流中各自筹谋——</w:t>
       </w:r>
     </w:p>
@@ -783,7 +685,7 @@
           <w:sz w:val="24"/>
           <w:szCs w:val="24"/>
         </w:rPr>
-        <w:t xml:space="preserve">江湖之上，🔍 谢无殇 探索有收获。，天下局势悄然生变。</w:t>
+        <w:t xml:space="preserve">江湖之上，🔍 魏玄机 探索有收获。，天下局势悄然生变。</w:t>
       </w:r>
     </w:p>
     <w:p>
@@ -814,7 +716,7 @@
           <w:sz w:val="18"/>
           <w:szCs w:val="18"/>
         </w:rPr>
-        <w:t xml:space="preserve">[数据] 存活修士：20人 | 突破：3次 | 大事件：17件</w:t>
+        <w:t xml:space="preserve">[数据] 存活修士：20人 | 大事件：15件</w:t>
       </w:r>
     </w:p>
     <w:p>
@@ -873,7 +775,7 @@
           <w:sz w:val="24"/>
           <w:szCs w:val="24"/>
         </w:rPr>
-        <w:t xml:space="preserve">江湖之上，🔍 裴霜凝 探索有收获。，天下局势悄然生变。</w:t>
+        <w:t xml:space="preserve">江湖之上，冯怒潮 练气圆满，却无筑基丹，修炼停滞！，天下局势悄然生变。</w:t>
       </w:r>
     </w:p>
     <w:p>
@@ -904,7 +806,7 @@
           <w:sz w:val="18"/>
           <w:szCs w:val="18"/>
         </w:rPr>
-        <w:t xml:space="preserve">[数据] 存活修士：20人 | 大事件：8件</w:t>
+        <w:t xml:space="preserve">[数据] 存活修士：20人 | 大事件：11件</w:t>
       </w:r>
     </w:p>
     <w:p>
@@ -963,7 +865,7 @@
           <w:sz w:val="24"/>
           <w:szCs w:val="24"/>
         </w:rPr>
-        <w:t xml:space="preserve">江湖之上，🔍 谢无殇 探索有收获。，天下局势悄然生变。</w:t>
+        <w:t xml:space="preserve">江湖之上，🔍 苏寒衣 探索有收获。，天下局势悄然生变。</w:t>
       </w:r>
     </w:p>
     <w:p>
@@ -994,7 +896,7 @@
           <w:sz w:val="18"/>
           <w:szCs w:val="18"/>
         </w:rPr>
-        <w:t xml:space="preserve">[数据] 存活修士：20人 | 大事件：7件</w:t>
+        <w:t xml:space="preserve">[数据] 存活修士：20人 | 大事件：14件</w:t>
       </w:r>
     </w:p>
     <w:p>
@@ -1039,34 +941,6 @@
           <w:sz w:val="24"/>
           <w:szCs w:val="24"/>
         </w:rPr>
-        <w:t xml:space="preserve">天穹之上，隐隐有灵气漩涡凝聚，那是境界壁障破碎时才有的异象。滚滚灵压自丹田涌出，周身经脉尽皆震鸣——突破了，突破至练气九层！</w:t>
-      </w:r>
-    </w:p>
-    <w:p>
-      <w:pPr>
-        <w:spacing w:after="60" w:before="60" w:line="360"/>
-        <w:ind w:firstLine="480"/>
-      </w:pPr>
-      <w:r>
-        <w:rPr>
-          <w:rFonts w:ascii="宋体" w:cs="宋体" w:eastAsia="宋体" w:hAnsi="宋体"/>
-          <w:sz w:val="24"/>
-          <w:szCs w:val="24"/>
-        </w:rPr>
-        <w:t xml:space="preserve">天穹之上，隐隐有灵气漩涡凝聚，那是境界壁障破碎时才有的异象。滚滚灵压自丹田涌出，周身经脉尽皆震鸣——突破了，突破至【练气九层】！！</w:t>
-      </w:r>
-    </w:p>
-    <w:p>
-      <w:pPr>
-        <w:spacing w:after="60" w:before="60" w:line="360"/>
-        <w:ind w:firstLine="480"/>
-      </w:pPr>
-      <w:r>
-        <w:rPr>
-          <w:rFonts w:ascii="宋体" w:cs="宋体" w:eastAsia="宋体" w:hAnsi="宋体"/>
-          <w:sz w:val="24"/>
-          <w:szCs w:val="24"/>
-        </w:rPr>
         <w:t xml:space="preserve">与此同时，各方修士也在暗流中各自筹谋——</w:t>
       </w:r>
     </w:p>
@@ -1081,7 +955,7 @@
           <w:sz w:val="24"/>
           <w:szCs w:val="24"/>
         </w:rPr>
-        <w:t xml:space="preserve">江湖之上，🔍 万财爷 探索有收获。，天下局势悄然生变。</w:t>
+        <w:t xml:space="preserve">江湖之上，魏玄机 练气圆满，却无筑基丹，修炼停滞！，天下局势悄然生变。</w:t>
       </w:r>
     </w:p>
     <w:p>
@@ -1112,7 +986,7 @@
           <w:sz w:val="18"/>
           <w:szCs w:val="18"/>
         </w:rPr>
-        <w:t xml:space="preserve">[数据] 存活修士：20人 | 突破：1次 | 大事件：11件</w:t>
+        <w:t xml:space="preserve">[数据] 存活修士：20人 | 大事件：13件</w:t>
       </w:r>
     </w:p>
     <w:p>
@@ -1157,34 +1031,6 @@
           <w:sz w:val="24"/>
           <w:szCs w:val="24"/>
         </w:rPr>
-        <w:t xml:space="preserve">突破的那一刻，天地间仿佛静止了。丹田深处，一道桎梏轰然崩碎，磅礴的灵力如决堤洪流喷薄而出——练气八层，终于踏上了新的境界。</w:t>
-      </w:r>
-    </w:p>
-    <w:p>
-      <w:pPr>
-        <w:spacing w:after="60" w:before="60" w:line="360"/>
-        <w:ind w:firstLine="480"/>
-      </w:pPr>
-      <w:r>
-        <w:rPr>
-          <w:rFonts w:ascii="宋体" w:cs="宋体" w:eastAsia="宋体" w:hAnsi="宋体"/>
-          <w:sz w:val="24"/>
-          <w:szCs w:val="24"/>
-        </w:rPr>
-        <w:t xml:space="preserve">突破的那一刻，天地间仿佛静止了。丹田深处，一道桎梏轰然崩碎，磅礴的灵力如决堤洪流喷薄而出——练气二层，终于踏上了新的境界。</w:t>
-      </w:r>
-    </w:p>
-    <w:p>
-      <w:pPr>
-        <w:spacing w:after="60" w:before="60" w:line="360"/>
-        <w:ind w:firstLine="480"/>
-      </w:pPr>
-      <w:r>
-        <w:rPr>
-          <w:rFonts w:ascii="宋体" w:cs="宋体" w:eastAsia="宋体" w:hAnsi="宋体"/>
-          <w:sz w:val="24"/>
-          <w:szCs w:val="24"/>
-        </w:rPr>
         <w:t xml:space="preserve">与此同时，各方修士也在暗流中各自筹谋——</w:t>
       </w:r>
     </w:p>
@@ -1199,7 +1045,7 @@
           <w:sz w:val="24"/>
           <w:szCs w:val="24"/>
         </w:rPr>
-        <w:t xml:space="preserve">江湖之上，✨ 谢无殇 修为精进，突破至，天下局势悄然生变。</w:t>
+        <w:t xml:space="preserve">江湖之上，陆霜华 练气圆满，却无筑基丹，修炼停滞！，天下局势悄然生变。</w:t>
       </w:r>
     </w:p>
     <w:p>
@@ -1230,7 +1076,7 @@
           <w:sz w:val="18"/>
           <w:szCs w:val="18"/>
         </w:rPr>
-        <w:t xml:space="preserve">[数据] 存活修士：20人 | 突破：3次 | 大事件：6件</w:t>
+        <w:t xml:space="preserve">[数据] 存活修士：20人 | 大事件：15件</w:t>
       </w:r>
     </w:p>
     <w:p>
@@ -1275,21 +1121,7 @@
           <w:sz w:val="24"/>
           <w:szCs w:val="24"/>
         </w:rPr>
-        <w:t xml:space="preserve">突破的那一刻，天地间仿佛静止了。丹田深处，一道桎梏轰然崩碎，磅礴的灵力如决堤洪流喷薄而出——练气六层，终于踏上了新的境界。</w:t>
-      </w:r>
-    </w:p>
-    <w:p>
-      <w:pPr>
-        <w:spacing w:after="60" w:before="60" w:line="360"/>
-        <w:ind w:firstLine="480"/>
-      </w:pPr>
-      <w:r>
-        <w:rPr>
-          <w:rFonts w:ascii="宋体" w:cs="宋体" w:eastAsia="宋体" w:hAnsi="宋体"/>
-          <w:sz w:val="24"/>
-          <w:szCs w:val="24"/>
-        </w:rPr>
-        <w:t xml:space="preserve">突破的那一刻，天地间仿佛静止了。丹田深处，一道桎梏轰然崩碎，磅礴的灵力如决堤洪流喷薄而出——【练气六层】！，终于踏上了新的境界。</w:t>
+        <w:t xml:space="preserve">突破的那一刻，天地间仿佛静止了。丹田深处，一道桎梏轰然崩碎，磅礴的灵力如决堤洪流喷薄而出——练气十一层，终于踏上了新的境界。</w:t>
       </w:r>
     </w:p>
     <w:p>
@@ -1317,7 +1149,7 @@
           <w:sz w:val="24"/>
           <w:szCs w:val="24"/>
         </w:rPr>
-        <w:t xml:space="preserve">江湖之上，🔍 王捕头 探索有收获。，天下局势悄然生变。</w:t>
+        <w:t xml:space="preserve">江湖之上，冯怒潮 练气圆满，却无筑基丹，修炼停滞！，天下局势悄然生变。</w:t>
       </w:r>
     </w:p>
     <w:p>
@@ -1348,7 +1180,7 @@
           <w:sz w:val="18"/>
           <w:szCs w:val="18"/>
         </w:rPr>
-        <w:t xml:space="preserve">[数据] 存活修士：20人 | 突破：1次 | 大事件：10件</w:t>
+        <w:t xml:space="preserve">[数据] 存活修士：20人 | 突破：1次 | 大事件：19件</w:t>
       </w:r>
     </w:p>
     <w:p>
@@ -1407,7 +1239,7 @@
           <w:sz w:val="24"/>
           <w:szCs w:val="24"/>
         </w:rPr>
-        <w:t xml:space="preserve">江湖之上，🔍 周天问 探索有收获。，天下局势悄然生变。</w:t>
+        <w:t xml:space="preserve">江湖之上，陆霜华 练气圆满，却无筑基丹，修炼停滞！，天下局势悄然生变。</w:t>
       </w:r>
     </w:p>
     <w:p>
@@ -1438,7 +1270,7 @@
           <w:sz w:val="18"/>
           <w:szCs w:val="18"/>
         </w:rPr>
-        <w:t xml:space="preserve">[数据] 存活修士：20人 | 大事件：9件</w:t>
+        <w:t xml:space="preserve">[数据] 存活修士：20人 | 大事件：14件</w:t>
       </w:r>
     </w:p>
     <w:p>
@@ -1483,6 +1315,20 @@
           <w:sz w:val="24"/>
           <w:szCs w:val="24"/>
         </w:rPr>
+        <w:t xml:space="preserve">突破的那一刻，天地间仿佛静止了。丹田深处，一道桎梏轰然崩碎，磅礴的灵力如决堤洪流喷薄而出——练气十二层，终于踏上了新的境界。</w:t>
+      </w:r>
+    </w:p>
+    <w:p>
+      <w:pPr>
+        <w:spacing w:after="60" w:before="60" w:line="360"/>
+        <w:ind w:firstLine="480"/>
+      </w:pPr>
+      <w:r>
+        <w:rPr>
+          <w:rFonts w:ascii="宋体" w:cs="宋体" w:eastAsia="宋体" w:hAnsi="宋体"/>
+          <w:sz w:val="24"/>
+          <w:szCs w:val="24"/>
+        </w:rPr>
         <w:t xml:space="preserve">与此同时，各方修士也在暗流中各自筹谋——</w:t>
       </w:r>
     </w:p>
@@ -1497,7 +1343,7 @@
           <w:sz w:val="24"/>
           <w:szCs w:val="24"/>
         </w:rPr>
-        <w:t xml:space="preserve">江湖之上，🔍 黑风寨主 探索有收获。，天下局势悄然生变。</w:t>
+        <w:t xml:space="preserve">江湖之上，冯怒潮 练气圆满，却无筑基丹，修炼停滞！，天下局势悄然生变。</w:t>
       </w:r>
     </w:p>
     <w:p>
@@ -1528,7 +1374,7 @@
           <w:sz w:val="18"/>
           <w:szCs w:val="18"/>
         </w:rPr>
-        <w:t xml:space="preserve">[数据] 存活修士：20人 | 大事件：6件</w:t>
+        <w:t xml:space="preserve">[数据] 存活修士：20人 | 突破：1次 | 大事件：15件</w:t>
       </w:r>
     </w:p>
     <w:p>
@@ -1573,6 +1419,20 @@
           <w:sz w:val="24"/>
           <w:szCs w:val="24"/>
         </w:rPr>
+        <w:t xml:space="preserve">天穹之上，隐隐有灵气漩涡凝聚，那是境界壁障破碎时才有的异象。滚滚灵压自丹田涌出，周身经脉尽皆震鸣——突破了，突破至练气七层！</w:t>
+      </w:r>
+    </w:p>
+    <w:p>
+      <w:pPr>
+        <w:spacing w:after="60" w:before="60" w:line="360"/>
+        <w:ind w:firstLine="480"/>
+      </w:pPr>
+      <w:r>
+        <w:rPr>
+          <w:rFonts w:ascii="宋体" w:cs="宋体" w:eastAsia="宋体" w:hAnsi="宋体"/>
+          <w:sz w:val="24"/>
+          <w:szCs w:val="24"/>
+        </w:rPr>
         <w:t xml:space="preserve">与此同时，各方修士也在暗流中各自筹谋——</w:t>
       </w:r>
     </w:p>
@@ -1587,7 +1447,7 @@
           <w:sz w:val="24"/>
           <w:szCs w:val="24"/>
         </w:rPr>
-        <w:t xml:space="preserve">江湖之上，🔍 周天问 探索有收获。，天下局势悄然生变。</w:t>
+        <w:t xml:space="preserve">江湖之上，冯怒潮 练气圆满，却无筑基丹，修炼停滞！，天下局势悄然生变。</w:t>
       </w:r>
     </w:p>
     <w:p>
@@ -1618,7 +1478,7 @@
           <w:sz w:val="18"/>
           <w:szCs w:val="18"/>
         </w:rPr>
-        <w:t xml:space="preserve">[数据] 存活修士：20人 | 大事件：5件</w:t>
+        <w:t xml:space="preserve">[数据] 存活修士：20人 | 突破：1次 | 大事件：15件</w:t>
       </w:r>
     </w:p>
     <w:p>
@@ -4119,6 +3979,96 @@
           <w:szCs w:val="18"/>
         </w:rPr>
         <w:t xml:space="preserve">[数据] 存活修士：20人 | 大事件：18件</w:t>
+      </w:r>
+    </w:p>
+    <w:p>
+      <w:pPr>
+        <w:pStyle w:val="Heading2"/>
+        <w:spacing w:after="150" w:before="300"/>
+      </w:pPr>
+      <w:r>
+        <w:rPr>
+          <w:rFonts w:ascii="宋体" w:cs="宋体" w:eastAsia="宋体" w:hAnsi="宋体"/>
+          <w:b/>
+          <w:bCs/>
+          <w:color w:val="6B3A1F"/>
+          <w:sz w:val="28"/>
+          <w:szCs w:val="28"/>
+        </w:rPr>
+        <w:t xml:space="preserve">第171月至第175月</w:t>
+      </w:r>
+    </w:p>
+    <w:p>
+      <w:pPr>
+        <w:spacing w:after="60" w:before="60" w:line="360"/>
+        <w:ind w:firstLine="480"/>
+      </w:pPr>
+      <w:r>
+        <w:rPr>
+          <w:rFonts w:ascii="宋体" w:cs="宋体" w:eastAsia="宋体" w:hAnsi="宋体"/>
+          <w:sz w:val="24"/>
+          <w:szCs w:val="24"/>
+        </w:rPr>
+        <w:t xml:space="preserve">灵脉荒野，第171月。地脉灵气从地缝中渗出，连空气都带着令人心悸的灵压。几道身影散落四方，各自打着自己的算盘。</w:t>
+      </w:r>
+    </w:p>
+    <w:p>
+      <w:pPr>
+        <w:spacing w:after="60" w:before="60" w:line="360"/>
+        <w:ind w:firstLine="480"/>
+      </w:pPr>
+      <w:r>
+        <w:rPr>
+          <w:rFonts w:ascii="宋体" w:cs="宋体" w:eastAsia="宋体" w:hAnsi="宋体"/>
+          <w:sz w:val="24"/>
+          <w:szCs w:val="24"/>
+        </w:rPr>
+        <w:t xml:space="preserve">与此同时，各方修士也在暗流中各自筹谋——</w:t>
+      </w:r>
+    </w:p>
+    <w:p>
+      <w:pPr>
+        <w:spacing w:after="60" w:before="60" w:line="360"/>
+        <w:ind w:firstLine="480"/>
+      </w:pPr>
+      <w:r>
+        <w:rPr>
+          <w:rFonts w:ascii="宋体" w:cs="宋体" w:eastAsia="宋体" w:hAnsi="宋体"/>
+          <w:sz w:val="24"/>
+          <w:szCs w:val="24"/>
+        </w:rPr>
+        <w:t xml:space="preserve">江湖之上，魏玄机 练气圆满，却无筑基丹，修炼停滞！，天下局势悄然生变。</w:t>
+      </w:r>
+    </w:p>
+    <w:p>
+      <w:pPr>
+        <w:spacing w:after="60" w:before="60" w:line="360"/>
+        <w:ind w:firstLine="480"/>
+      </w:pPr>
+      <w:r>
+        <w:rPr>
+          <w:rFonts w:ascii="宋体" w:cs="宋体" w:eastAsia="宋体" w:hAnsi="宋体"/>
+          <w:sz w:val="24"/>
+          <w:szCs w:val="24"/>
+        </w:rPr>
+        <w:t xml:space="preserve">第175月，苍渺大陆的天地棋盘又落下了几枚棋子。谁生谁死，谁主沉浮，尚未可知。</w:t>
+      </w:r>
+    </w:p>
+    <w:p>
+      <w:pPr>
+        <w:spacing w:after="200" w:before="100"/>
+        <w:jc w:val="right"/>
+      </w:pPr>
+      <w:r>
+        <w:rPr>
+          <w:rFonts w:ascii="宋体" w:cs="宋体" w:eastAsia="宋体" w:hAnsi="宋体"/>
+          <w:i/>
+          <w:iCs/>
+          <w:color w:val="888888"/>
+          <w:sz w:val="18"/>
+          <w:szCs w:val="18"/>
+        </w:rPr>
+        <w:t xml:space="preserve">[数据] 存活修士：20人 | 大事件：16件</w:t>
       </w:r>
     </w:p>
     <w:sectPr>

--- a/xianxia_story.docx
+++ b/xianxia_story.docx
@@ -103,6 +103,20 @@
           <w:sz w:val="24"/>
           <w:szCs w:val="24"/>
         </w:rPr>
+        <w:t xml:space="preserve">突破的那一刻，天地间仿佛静止了。丹田深处，一道桎梏轰然崩碎，磅礴的灵力如决堤洪流喷薄而出——练气九层，终于踏上了新的境界。</w:t>
+      </w:r>
+    </w:p>
+    <w:p>
+      <w:pPr>
+        <w:spacing w:after="60" w:before="60" w:line="360"/>
+        <w:ind w:firstLine="480"/>
+      </w:pPr>
+      <w:r>
+        <w:rPr>
+          <w:rFonts w:ascii="宋体" w:cs="宋体" w:eastAsia="宋体" w:hAnsi="宋体"/>
+          <w:sz w:val="24"/>
+          <w:szCs w:val="24"/>
+        </w:rPr>
         <w:t xml:space="preserve">与此同时，各方修士也在暗流中各自筹谋——</w:t>
       </w:r>
     </w:p>
@@ -117,7 +131,7 @@
           <w:sz w:val="24"/>
           <w:szCs w:val="24"/>
         </w:rPr>
-        <w:t xml:space="preserve">江湖之上，🔍 孟长歌 探索有收获。，天下局势悄然生变。</w:t>
+        <w:t xml:space="preserve">江湖之上，🔍 梨花娘子 探索有收获。，天下局势悄然生变。</w:t>
       </w:r>
     </w:p>
     <w:p>
@@ -148,7 +162,7 @@
           <w:sz w:val="18"/>
           <w:szCs w:val="18"/>
         </w:rPr>
-        <w:t xml:space="preserve">[数据] 存活修士：20人 | 大事件：19件</w:t>
+        <w:t xml:space="preserve">[数据] 存活修士：20人 | 突破：1次 | 大事件：7件</w:t>
       </w:r>
     </w:p>
     <w:p>
@@ -207,7 +221,7 @@
           <w:sz w:val="24"/>
           <w:szCs w:val="24"/>
         </w:rPr>
-        <w:t xml:space="preserve">江湖之上，🔍 冯怒潮 探索有收获。，天下局势悄然生变。</w:t>
+        <w:t xml:space="preserve">江湖之上，🔍 老赵掌柜 探索有收获。，天下局势悄然生变。</w:t>
       </w:r>
     </w:p>
     <w:p>
@@ -238,7 +252,7 @@
           <w:sz w:val="18"/>
           <w:szCs w:val="18"/>
         </w:rPr>
-        <w:t xml:space="preserve">[数据] 存活修士：20人 | 大事件：17件</w:t>
+        <w:t xml:space="preserve">[数据] 存活修士：20人 | 大事件：8件</w:t>
       </w:r>
     </w:p>
     <w:p>
@@ -283,6 +297,34 @@
           <w:sz w:val="24"/>
           <w:szCs w:val="24"/>
         </w:rPr>
+        <w:t xml:space="preserve">天穹之上，隐隐有灵气漩涡凝聚，那是境界壁障破碎时才有的异象。滚滚灵压自丹田涌出，周身经脉尽皆震鸣——突破了，突破至练气七层！</w:t>
+      </w:r>
+    </w:p>
+    <w:p>
+      <w:pPr>
+        <w:spacing w:after="60" w:before="60" w:line="360"/>
+        <w:ind w:firstLine="480"/>
+      </w:pPr>
+      <w:r>
+        <w:rPr>
+          <w:rFonts w:ascii="宋体" w:cs="宋体" w:eastAsia="宋体" w:hAnsi="宋体"/>
+          <w:sz w:val="24"/>
+          <w:szCs w:val="24"/>
+        </w:rPr>
+        <w:t xml:space="preserve">天穹之上，隐隐有灵气漩涡凝聚，那是境界壁障破碎时才有的异象。滚滚灵压自丹田涌出，周身经脉尽皆震鸣——突破了，突破至【练气七层】！！</w:t>
+      </w:r>
+    </w:p>
+    <w:p>
+      <w:pPr>
+        <w:spacing w:after="60" w:before="60" w:line="360"/>
+        <w:ind w:firstLine="480"/>
+      </w:pPr>
+      <w:r>
+        <w:rPr>
+          <w:rFonts w:ascii="宋体" w:cs="宋体" w:eastAsia="宋体" w:hAnsi="宋体"/>
+          <w:sz w:val="24"/>
+          <w:szCs w:val="24"/>
+        </w:rPr>
         <w:t xml:space="preserve">与此同时，各方修士也在暗流中各自筹谋——</w:t>
       </w:r>
     </w:p>
@@ -297,7 +339,7 @@
           <w:sz w:val="24"/>
           <w:szCs w:val="24"/>
         </w:rPr>
-        <w:t xml:space="preserve">江湖之上，冯怒潮 练气圆满，却无筑基丹，修炼停滞！，天下局势悄然生变。</w:t>
+        <w:t xml:space="preserve">江湖之上，✨ 谢无殇 修为精进，突破至，天下局势悄然生变。</w:t>
       </w:r>
     </w:p>
     <w:p>
@@ -328,7 +370,7 @@
           <w:sz w:val="18"/>
           <w:szCs w:val="18"/>
         </w:rPr>
-        <w:t xml:space="preserve">[数据] 存活修士：20人 | 大事件：14件</w:t>
+        <w:t xml:space="preserve">[数据] 存活修士：20人 | 突破：1次 | 大事件：11件</w:t>
       </w:r>
     </w:p>
     <w:p>
@@ -373,34 +415,6 @@
           <w:sz w:val="24"/>
           <w:szCs w:val="24"/>
         </w:rPr>
-        <w:t xml:space="preserve">突破的那一刻，天地间仿佛静止了。丹田深处，一道桎梏轰然崩碎，磅礴的灵力如决堤洪流喷薄而出——练气十一层，终于踏上了新的境界。</w:t>
-      </w:r>
-    </w:p>
-    <w:p>
-      <w:pPr>
-        <w:spacing w:after="60" w:before="60" w:line="360"/>
-        <w:ind w:firstLine="480"/>
-      </w:pPr>
-      <w:r>
-        <w:rPr>
-          <w:rFonts w:ascii="宋体" w:cs="宋体" w:eastAsia="宋体" w:hAnsi="宋体"/>
-          <w:sz w:val="24"/>
-          <w:szCs w:val="24"/>
-        </w:rPr>
-        <w:t xml:space="preserve">突破的那一刻，天地间仿佛静止了。丹田深处，一道桎梏轰然崩碎，磅礴的灵力如决堤洪流喷薄而出——【练气十一层】！修仙之路，终于踏上了新的境界。</w:t>
-      </w:r>
-    </w:p>
-    <w:p>
-      <w:pPr>
-        <w:spacing w:after="60" w:before="60" w:line="360"/>
-        <w:ind w:firstLine="480"/>
-      </w:pPr>
-      <w:r>
-        <w:rPr>
-          <w:rFonts w:ascii="宋体" w:cs="宋体" w:eastAsia="宋体" w:hAnsi="宋体"/>
-          <w:sz w:val="24"/>
-          <w:szCs w:val="24"/>
-        </w:rPr>
         <w:t xml:space="preserve">与此同时，各方修士也在暗流中各自筹谋——</w:t>
       </w:r>
     </w:p>
@@ -415,7 +429,7 @@
           <w:sz w:val="24"/>
           <w:szCs w:val="24"/>
         </w:rPr>
-        <w:t xml:space="preserve">江湖之上，冯怒潮 练气圆满，却无筑基丹，修炼停滞！，天下局势悄然生变。</w:t>
+        <w:t xml:space="preserve">江湖之上，🔍 周天问 探索有收获。，天下局势悄然生变。</w:t>
       </w:r>
     </w:p>
     <w:p>
@@ -446,7 +460,7 @@
           <w:sz w:val="18"/>
           <w:szCs w:val="18"/>
         </w:rPr>
-        <w:t xml:space="preserve">[数据] 存活修士：20人 | 突破：1次 | 大事件：18件</w:t>
+        <w:t xml:space="preserve">[数据] 存活修士：20人 | 大事件：4件</w:t>
       </w:r>
     </w:p>
     <w:p>
@@ -491,6 +505,34 @@
           <w:sz w:val="24"/>
           <w:szCs w:val="24"/>
         </w:rPr>
+        <w:t xml:space="preserve">突破的那一刻，天地间仿佛静止了。丹田深处，一道桎梏轰然崩碎，磅礴的灵力如决堤洪流喷薄而出——练气八层，终于踏上了新的境界。</w:t>
+      </w:r>
+    </w:p>
+    <w:p>
+      <w:pPr>
+        <w:spacing w:after="60" w:before="60" w:line="360"/>
+        <w:ind w:firstLine="480"/>
+      </w:pPr>
+      <w:r>
+        <w:rPr>
+          <w:rFonts w:ascii="宋体" w:cs="宋体" w:eastAsia="宋体" w:hAnsi="宋体"/>
+          <w:sz w:val="24"/>
+          <w:szCs w:val="24"/>
+        </w:rPr>
+        <w:t xml:space="preserve">突破的那一刻，天地间仿佛静止了。丹田深处，一道桎梏轰然崩碎，磅礴的灵力如决堤洪流喷薄而出——【练气八层】！，终于踏上了新的境界。</w:t>
+      </w:r>
+    </w:p>
+    <w:p>
+      <w:pPr>
+        <w:spacing w:after="60" w:before="60" w:line="360"/>
+        <w:ind w:firstLine="480"/>
+      </w:pPr>
+      <w:r>
+        <w:rPr>
+          <w:rFonts w:ascii="宋体" w:cs="宋体" w:eastAsia="宋体" w:hAnsi="宋体"/>
+          <w:sz w:val="24"/>
+          <w:szCs w:val="24"/>
+        </w:rPr>
         <w:t xml:space="preserve">与此同时，各方修士也在暗流中各自筹谋——</w:t>
       </w:r>
     </w:p>
@@ -505,7 +547,7 @@
           <w:sz w:val="24"/>
           <w:szCs w:val="24"/>
         </w:rPr>
-        <w:t xml:space="preserve">江湖之上，冯怒潮 练气圆满，却无筑基丹，修炼停滞！，天下局势悄然生变。</w:t>
+        <w:t xml:space="preserve">江湖之上，✨ 裴霜凝 修为精进，突破至，天下局势悄然生变。</w:t>
       </w:r>
     </w:p>
     <w:p>
@@ -536,7 +578,7 @@
           <w:sz w:val="18"/>
           <w:szCs w:val="18"/>
         </w:rPr>
-        <w:t xml:space="preserve">[数据] 存活修士：20人 | 大事件：15件</w:t>
+        <w:t xml:space="preserve">[数据] 存活修士：20人 | 突破：1次 | 大事件：10件</w:t>
       </w:r>
     </w:p>
     <w:p>
@@ -581,6 +623,34 @@
           <w:sz w:val="24"/>
           <w:szCs w:val="24"/>
         </w:rPr>
+        <w:t xml:space="preserve">天穹之上，隐隐有灵气漩涡凝聚，那是境界壁障破碎时才有的异象。滚滚灵压自丹田涌出，周身经脉尽皆震鸣——突破了，突破至练气四层！</w:t>
+      </w:r>
+    </w:p>
+    <w:p>
+      <w:pPr>
+        <w:spacing w:after="60" w:before="60" w:line="360"/>
+        <w:ind w:firstLine="480"/>
+      </w:pPr>
+      <w:r>
+        <w:rPr>
+          <w:rFonts w:ascii="宋体" w:cs="宋体" w:eastAsia="宋体" w:hAnsi="宋体"/>
+          <w:sz w:val="24"/>
+          <w:szCs w:val="24"/>
+        </w:rPr>
+        <w:t xml:space="preserve">天穹之上，隐隐有灵气漩涡凝聚，那是境界壁障破碎时才有的异象。滚滚灵压自丹田涌出，周身经脉尽皆震鸣——突破了，突破至练气三层！</w:t>
+      </w:r>
+    </w:p>
+    <w:p>
+      <w:pPr>
+        <w:spacing w:after="60" w:before="60" w:line="360"/>
+        <w:ind w:firstLine="480"/>
+      </w:pPr>
+      <w:r>
+        <w:rPr>
+          <w:rFonts w:ascii="宋体" w:cs="宋体" w:eastAsia="宋体" w:hAnsi="宋体"/>
+          <w:sz w:val="24"/>
+          <w:szCs w:val="24"/>
+        </w:rPr>
         <w:t xml:space="preserve">与此同时，各方修士也在暗流中各自筹谋——</w:t>
       </w:r>
     </w:p>
@@ -595,7 +665,7 @@
           <w:sz w:val="24"/>
           <w:szCs w:val="24"/>
         </w:rPr>
-        <w:t xml:space="preserve">江湖之上，孟长歌 练气圆满，却无筑基丹，修炼停滞！，天下局势悄然生变。</w:t>
+        <w:t xml:space="preserve">江湖之上，🔍 周天问 探索有收获。，天下局势悄然生变。</w:t>
       </w:r>
     </w:p>
     <w:p>
@@ -626,7 +696,7 @@
           <w:sz w:val="18"/>
           <w:szCs w:val="18"/>
         </w:rPr>
-        <w:t xml:space="preserve">[数据] 存活修士：20人 | 大事件：11件</w:t>
+        <w:t xml:space="preserve">[数据] 存活修士：20人 | 突破：2次 | 大事件：11件</w:t>
       </w:r>
     </w:p>
     <w:p>
@@ -671,6 +741,34 @@
           <w:sz w:val="24"/>
           <w:szCs w:val="24"/>
         </w:rPr>
+        <w:t xml:space="preserve">突破的那一刻，天地间仿佛静止了。丹田深处，一道桎梏轰然崩碎，磅礴的灵力如决堤洪流喷薄而出——练气三层，终于踏上了新的境界。</w:t>
+      </w:r>
+    </w:p>
+    <w:p>
+      <w:pPr>
+        <w:spacing w:after="60" w:before="60" w:line="360"/>
+        <w:ind w:firstLine="480"/>
+      </w:pPr>
+      <w:r>
+        <w:rPr>
+          <w:rFonts w:ascii="宋体" w:cs="宋体" w:eastAsia="宋体" w:hAnsi="宋体"/>
+          <w:sz w:val="24"/>
+          <w:szCs w:val="24"/>
+        </w:rPr>
+        <w:t xml:space="preserve">突破的那一刻，天地间仿佛静止了。丹田深处，一道桎梏轰然崩碎，磅礴的灵力如决堤洪流喷薄而出——练气六层，终于踏上了新的境界。</w:t>
+      </w:r>
+    </w:p>
+    <w:p>
+      <w:pPr>
+        <w:spacing w:after="60" w:before="60" w:line="360"/>
+        <w:ind w:firstLine="480"/>
+      </w:pPr>
+      <w:r>
+        <w:rPr>
+          <w:rFonts w:ascii="宋体" w:cs="宋体" w:eastAsia="宋体" w:hAnsi="宋体"/>
+          <w:sz w:val="24"/>
+          <w:szCs w:val="24"/>
+        </w:rPr>
         <w:t xml:space="preserve">与此同时，各方修士也在暗流中各自筹谋——</w:t>
       </w:r>
     </w:p>
@@ -685,7 +783,7 @@
           <w:sz w:val="24"/>
           <w:szCs w:val="24"/>
         </w:rPr>
-        <w:t xml:space="preserve">江湖之上，🔍 魏玄机 探索有收获。，天下局势悄然生变。</w:t>
+        <w:t xml:space="preserve">江湖之上，🔍 谢无殇 探索有收获。，天下局势悄然生变。</w:t>
       </w:r>
     </w:p>
     <w:p>
@@ -716,7 +814,7 @@
           <w:sz w:val="18"/>
           <w:szCs w:val="18"/>
         </w:rPr>
-        <w:t xml:space="preserve">[数据] 存活修士：20人 | 大事件：15件</w:t>
+        <w:t xml:space="preserve">[数据] 存活修士：20人 | 突破：3次 | 大事件：17件</w:t>
       </w:r>
     </w:p>
     <w:p>
@@ -775,7 +873,7 @@
           <w:sz w:val="24"/>
           <w:szCs w:val="24"/>
         </w:rPr>
-        <w:t xml:space="preserve">江湖之上，冯怒潮 练气圆满，却无筑基丹，修炼停滞！，天下局势悄然生变。</w:t>
+        <w:t xml:space="preserve">江湖之上，🔍 裴霜凝 探索有收获。，天下局势悄然生变。</w:t>
       </w:r>
     </w:p>
     <w:p>
@@ -806,7 +904,7 @@
           <w:sz w:val="18"/>
           <w:szCs w:val="18"/>
         </w:rPr>
-        <w:t xml:space="preserve">[数据] 存活修士：20人 | 大事件：11件</w:t>
+        <w:t xml:space="preserve">[数据] 存活修士：20人 | 大事件：8件</w:t>
       </w:r>
     </w:p>
     <w:p>
@@ -865,7 +963,7 @@
           <w:sz w:val="24"/>
           <w:szCs w:val="24"/>
         </w:rPr>
-        <w:t xml:space="preserve">江湖之上，🔍 苏寒衣 探索有收获。，天下局势悄然生变。</w:t>
+        <w:t xml:space="preserve">江湖之上，🔍 谢无殇 探索有收获。，天下局势悄然生变。</w:t>
       </w:r>
     </w:p>
     <w:p>
@@ -896,7 +994,7 @@
           <w:sz w:val="18"/>
           <w:szCs w:val="18"/>
         </w:rPr>
-        <w:t xml:space="preserve">[数据] 存活修士：20人 | 大事件：14件</w:t>
+        <w:t xml:space="preserve">[数据] 存活修士：20人 | 大事件：7件</w:t>
       </w:r>
     </w:p>
     <w:p>
@@ -941,6 +1039,34 @@
           <w:sz w:val="24"/>
           <w:szCs w:val="24"/>
         </w:rPr>
+        <w:t xml:space="preserve">天穹之上，隐隐有灵气漩涡凝聚，那是境界壁障破碎时才有的异象。滚滚灵压自丹田涌出，周身经脉尽皆震鸣——突破了，突破至练气九层！</w:t>
+      </w:r>
+    </w:p>
+    <w:p>
+      <w:pPr>
+        <w:spacing w:after="60" w:before="60" w:line="360"/>
+        <w:ind w:firstLine="480"/>
+      </w:pPr>
+      <w:r>
+        <w:rPr>
+          <w:rFonts w:ascii="宋体" w:cs="宋体" w:eastAsia="宋体" w:hAnsi="宋体"/>
+          <w:sz w:val="24"/>
+          <w:szCs w:val="24"/>
+        </w:rPr>
+        <w:t xml:space="preserve">天穹之上，隐隐有灵气漩涡凝聚，那是境界壁障破碎时才有的异象。滚滚灵压自丹田涌出，周身经脉尽皆震鸣——突破了，突破至【练气九层】！！</w:t>
+      </w:r>
+    </w:p>
+    <w:p>
+      <w:pPr>
+        <w:spacing w:after="60" w:before="60" w:line="360"/>
+        <w:ind w:firstLine="480"/>
+      </w:pPr>
+      <w:r>
+        <w:rPr>
+          <w:rFonts w:ascii="宋体" w:cs="宋体" w:eastAsia="宋体" w:hAnsi="宋体"/>
+          <w:sz w:val="24"/>
+          <w:szCs w:val="24"/>
+        </w:rPr>
         <w:t xml:space="preserve">与此同时，各方修士也在暗流中各自筹谋——</w:t>
       </w:r>
     </w:p>
@@ -955,7 +1081,7 @@
           <w:sz w:val="24"/>
           <w:szCs w:val="24"/>
         </w:rPr>
-        <w:t xml:space="preserve">江湖之上，魏玄机 练气圆满，却无筑基丹，修炼停滞！，天下局势悄然生变。</w:t>
+        <w:t xml:space="preserve">江湖之上，🔍 万财爷 探索有收获。，天下局势悄然生变。</w:t>
       </w:r>
     </w:p>
     <w:p>
@@ -986,7 +1112,7 @@
           <w:sz w:val="18"/>
           <w:szCs w:val="18"/>
         </w:rPr>
-        <w:t xml:space="preserve">[数据] 存活修士：20人 | 大事件：13件</w:t>
+        <w:t xml:space="preserve">[数据] 存活修士：20人 | 突破：1次 | 大事件：11件</w:t>
       </w:r>
     </w:p>
     <w:p>
@@ -1031,6 +1157,34 @@
           <w:sz w:val="24"/>
           <w:szCs w:val="24"/>
         </w:rPr>
+        <w:t xml:space="preserve">突破的那一刻，天地间仿佛静止了。丹田深处，一道桎梏轰然崩碎，磅礴的灵力如决堤洪流喷薄而出——练气八层，终于踏上了新的境界。</w:t>
+      </w:r>
+    </w:p>
+    <w:p>
+      <w:pPr>
+        <w:spacing w:after="60" w:before="60" w:line="360"/>
+        <w:ind w:firstLine="480"/>
+      </w:pPr>
+      <w:r>
+        <w:rPr>
+          <w:rFonts w:ascii="宋体" w:cs="宋体" w:eastAsia="宋体" w:hAnsi="宋体"/>
+          <w:sz w:val="24"/>
+          <w:szCs w:val="24"/>
+        </w:rPr>
+        <w:t xml:space="preserve">突破的那一刻，天地间仿佛静止了。丹田深处，一道桎梏轰然崩碎，磅礴的灵力如决堤洪流喷薄而出——练气二层，终于踏上了新的境界。</w:t>
+      </w:r>
+    </w:p>
+    <w:p>
+      <w:pPr>
+        <w:spacing w:after="60" w:before="60" w:line="360"/>
+        <w:ind w:firstLine="480"/>
+      </w:pPr>
+      <w:r>
+        <w:rPr>
+          <w:rFonts w:ascii="宋体" w:cs="宋体" w:eastAsia="宋体" w:hAnsi="宋体"/>
+          <w:sz w:val="24"/>
+          <w:szCs w:val="24"/>
+        </w:rPr>
         <w:t xml:space="preserve">与此同时，各方修士也在暗流中各自筹谋——</w:t>
       </w:r>
     </w:p>
@@ -1045,7 +1199,7 @@
           <w:sz w:val="24"/>
           <w:szCs w:val="24"/>
         </w:rPr>
-        <w:t xml:space="preserve">江湖之上，陆霜华 练气圆满，却无筑基丹，修炼停滞！，天下局势悄然生变。</w:t>
+        <w:t xml:space="preserve">江湖之上，✨ 谢无殇 修为精进，突破至，天下局势悄然生变。</w:t>
       </w:r>
     </w:p>
     <w:p>
@@ -1076,7 +1230,7 @@
           <w:sz w:val="18"/>
           <w:szCs w:val="18"/>
         </w:rPr>
-        <w:t xml:space="preserve">[数据] 存活修士：20人 | 大事件：15件</w:t>
+        <w:t xml:space="preserve">[数据] 存活修士：20人 | 突破：3次 | 大事件：6件</w:t>
       </w:r>
     </w:p>
     <w:p>
@@ -1121,7 +1275,21 @@
           <w:sz w:val="24"/>
           <w:szCs w:val="24"/>
         </w:rPr>
-        <w:t xml:space="preserve">突破的那一刻，天地间仿佛静止了。丹田深处，一道桎梏轰然崩碎，磅礴的灵力如决堤洪流喷薄而出——练气十一层，终于踏上了新的境界。</w:t>
+        <w:t xml:space="preserve">突破的那一刻，天地间仿佛静止了。丹田深处，一道桎梏轰然崩碎，磅礴的灵力如决堤洪流喷薄而出——练气六层，终于踏上了新的境界。</w:t>
+      </w:r>
+    </w:p>
+    <w:p>
+      <w:pPr>
+        <w:spacing w:after="60" w:before="60" w:line="360"/>
+        <w:ind w:firstLine="480"/>
+      </w:pPr>
+      <w:r>
+        <w:rPr>
+          <w:rFonts w:ascii="宋体" w:cs="宋体" w:eastAsia="宋体" w:hAnsi="宋体"/>
+          <w:sz w:val="24"/>
+          <w:szCs w:val="24"/>
+        </w:rPr>
+        <w:t xml:space="preserve">突破的那一刻，天地间仿佛静止了。丹田深处，一道桎梏轰然崩碎，磅礴的灵力如决堤洪流喷薄而出——【练气六层】！，终于踏上了新的境界。</w:t>
       </w:r>
     </w:p>
     <w:p>
@@ -1149,7 +1317,7 @@
           <w:sz w:val="24"/>
           <w:szCs w:val="24"/>
         </w:rPr>
-        <w:t xml:space="preserve">江湖之上，冯怒潮 练气圆满，却无筑基丹，修炼停滞！，天下局势悄然生变。</w:t>
+        <w:t xml:space="preserve">江湖之上，🔍 王捕头 探索有收获。，天下局势悄然生变。</w:t>
       </w:r>
     </w:p>
     <w:p>
@@ -1180,7 +1348,7 @@
           <w:sz w:val="18"/>
           <w:szCs w:val="18"/>
         </w:rPr>
-        <w:t xml:space="preserve">[数据] 存活修士：20人 | 突破：1次 | 大事件：19件</w:t>
+        <w:t xml:space="preserve">[数据] 存活修士：20人 | 突破：1次 | 大事件：10件</w:t>
       </w:r>
     </w:p>
     <w:p>
@@ -1239,7 +1407,7 @@
           <w:sz w:val="24"/>
           <w:szCs w:val="24"/>
         </w:rPr>
-        <w:t xml:space="preserve">江湖之上，陆霜华 练气圆满，却无筑基丹，修炼停滞！，天下局势悄然生变。</w:t>
+        <w:t xml:space="preserve">江湖之上，🔍 周天问 探索有收获。，天下局势悄然生变。</w:t>
       </w:r>
     </w:p>
     <w:p>
@@ -1270,7 +1438,7 @@
           <w:sz w:val="18"/>
           <w:szCs w:val="18"/>
         </w:rPr>
-        <w:t xml:space="preserve">[数据] 存活修士：20人 | 大事件：14件</w:t>
+        <w:t xml:space="preserve">[数据] 存活修士：20人 | 大事件：9件</w:t>
       </w:r>
     </w:p>
     <w:p>
@@ -1315,20 +1483,6 @@
           <w:sz w:val="24"/>
           <w:szCs w:val="24"/>
         </w:rPr>
-        <w:t xml:space="preserve">突破的那一刻，天地间仿佛静止了。丹田深处，一道桎梏轰然崩碎，磅礴的灵力如决堤洪流喷薄而出——练气十二层，终于踏上了新的境界。</w:t>
-      </w:r>
-    </w:p>
-    <w:p>
-      <w:pPr>
-        <w:spacing w:after="60" w:before="60" w:line="360"/>
-        <w:ind w:firstLine="480"/>
-      </w:pPr>
-      <w:r>
-        <w:rPr>
-          <w:rFonts w:ascii="宋体" w:cs="宋体" w:eastAsia="宋体" w:hAnsi="宋体"/>
-          <w:sz w:val="24"/>
-          <w:szCs w:val="24"/>
-        </w:rPr>
         <w:t xml:space="preserve">与此同时，各方修士也在暗流中各自筹谋——</w:t>
       </w:r>
     </w:p>
@@ -1343,7 +1497,7 @@
           <w:sz w:val="24"/>
           <w:szCs w:val="24"/>
         </w:rPr>
-        <w:t xml:space="preserve">江湖之上，冯怒潮 练气圆满，却无筑基丹，修炼停滞！，天下局势悄然生变。</w:t>
+        <w:t xml:space="preserve">江湖之上，🔍 黑风寨主 探索有收获。，天下局势悄然生变。</w:t>
       </w:r>
     </w:p>
     <w:p>
@@ -1374,7 +1528,7 @@
           <w:sz w:val="18"/>
           <w:szCs w:val="18"/>
         </w:rPr>
-        <w:t xml:space="preserve">[数据] 存活修士：20人 | 突破：1次 | 大事件：15件</w:t>
+        <w:t xml:space="preserve">[数据] 存活修士：20人 | 大事件：6件</w:t>
       </w:r>
     </w:p>
     <w:p>
@@ -1419,20 +1573,6 @@
           <w:sz w:val="24"/>
           <w:szCs w:val="24"/>
         </w:rPr>
-        <w:t xml:space="preserve">天穹之上，隐隐有灵气漩涡凝聚，那是境界壁障破碎时才有的异象。滚滚灵压自丹田涌出，周身经脉尽皆震鸣——突破了，突破至练气七层！</w:t>
-      </w:r>
-    </w:p>
-    <w:p>
-      <w:pPr>
-        <w:spacing w:after="60" w:before="60" w:line="360"/>
-        <w:ind w:firstLine="480"/>
-      </w:pPr>
-      <w:r>
-        <w:rPr>
-          <w:rFonts w:ascii="宋体" w:cs="宋体" w:eastAsia="宋体" w:hAnsi="宋体"/>
-          <w:sz w:val="24"/>
-          <w:szCs w:val="24"/>
-        </w:rPr>
         <w:t xml:space="preserve">与此同时，各方修士也在暗流中各自筹谋——</w:t>
       </w:r>
     </w:p>
@@ -1447,7 +1587,7 @@
           <w:sz w:val="24"/>
           <w:szCs w:val="24"/>
         </w:rPr>
-        <w:t xml:space="preserve">江湖之上，冯怒潮 练气圆满，却无筑基丹，修炼停滞！，天下局势悄然生变。</w:t>
+        <w:t xml:space="preserve">江湖之上，🔍 周天问 探索有收获。，天下局势悄然生变。</w:t>
       </w:r>
     </w:p>
     <w:p>
@@ -1478,7 +1618,7 @@
           <w:sz w:val="18"/>
           <w:szCs w:val="18"/>
         </w:rPr>
-        <w:t xml:space="preserve">[数据] 存活修士：20人 | 突破：1次 | 大事件：15件</w:t>
+        <w:t xml:space="preserve">[数据] 存活修士：20人 | 大事件：5件</w:t>
       </w:r>
     </w:p>
     <w:p>
@@ -1523,6 +1663,20 @@
           <w:sz w:val="24"/>
           <w:szCs w:val="24"/>
         </w:rPr>
+        <w:t xml:space="preserve">天穹之上，隐隐有灵气漩涡凝聚，那是境界壁障破碎时才有的异象。滚滚灵压自丹田涌出，周身经脉尽皆震鸣——突破了，突破至练气七层！</w:t>
+      </w:r>
+    </w:p>
+    <w:p>
+      <w:pPr>
+        <w:spacing w:after="60" w:before="60" w:line="360"/>
+        <w:ind w:firstLine="480"/>
+      </w:pPr>
+      <w:r>
+        <w:rPr>
+          <w:rFonts w:ascii="宋体" w:cs="宋体" w:eastAsia="宋体" w:hAnsi="宋体"/>
+          <w:sz w:val="24"/>
+          <w:szCs w:val="24"/>
+        </w:rPr>
         <w:t xml:space="preserve">天穹之上，隐隐有灵气漩涡凝聚，那是境界壁障破碎时才有的异象。滚滚灵压自丹田涌出，周身经脉尽皆震鸣——突破了，突破至练气九层！</w:t>
       </w:r>
     </w:p>
@@ -1551,7 +1705,7 @@
           <w:sz w:val="24"/>
           <w:szCs w:val="24"/>
         </w:rPr>
-        <w:t xml:space="preserve">江湖之上，红袖添香 练气圆满，却无筑基丹，修炼停滞！，天下局势悄然生变。</w:t>
+        <w:t xml:space="preserve">江湖之上，✨ 破碗老爷 修为精进，突破至，天下局势悄然生变。</w:t>
       </w:r>
     </w:p>
     <w:p>
@@ -1582,7 +1736,7 @@
           <w:sz w:val="18"/>
           <w:szCs w:val="18"/>
         </w:rPr>
-        <w:t xml:space="preserve">[数据] 存活修士：20人 | 突破：1次 | 大事件：18件</w:t>
+        <w:t xml:space="preserve">[数据] 存活修士：20人 | 突破：2次 | 大事件：9件</w:t>
       </w:r>
     </w:p>
     <w:p>

--- a/xianxia_story.docx
+++ b/xianxia_story.docx
@@ -103,20 +103,6 @@
           <w:sz w:val="24"/>
           <w:szCs w:val="24"/>
         </w:rPr>
-        <w:t xml:space="preserve">突破的那一刻，天地间仿佛静止了。丹田深处，一道桎梏轰然崩碎，磅礴的灵力如决堤洪流喷薄而出——练气九层，终于踏上了新的境界。</w:t>
-      </w:r>
-    </w:p>
-    <w:p>
-      <w:pPr>
-        <w:spacing w:after="60" w:before="60" w:line="360"/>
-        <w:ind w:firstLine="480"/>
-      </w:pPr>
-      <w:r>
-        <w:rPr>
-          <w:rFonts w:ascii="宋体" w:cs="宋体" w:eastAsia="宋体" w:hAnsi="宋体"/>
-          <w:sz w:val="24"/>
-          <w:szCs w:val="24"/>
-        </w:rPr>
         <w:t xml:space="preserve">与此同时，各方修士也在暗流中各自筹谋——</w:t>
       </w:r>
     </w:p>
@@ -131,7 +117,7 @@
           <w:sz w:val="24"/>
           <w:szCs w:val="24"/>
         </w:rPr>
-        <w:t xml:space="preserve">江湖之上，🔍 梨花娘子 探索有收获。，天下局势悄然生变。</w:t>
+        <w:t xml:space="preserve">江湖之上，🔍 孟长歌 探索有收获。，天下局势悄然生变。</w:t>
       </w:r>
     </w:p>
     <w:p>
@@ -162,7 +148,7 @@
           <w:sz w:val="18"/>
           <w:szCs w:val="18"/>
         </w:rPr>
-        <w:t xml:space="preserve">[数据] 存活修士：20人 | 突破：1次 | 大事件：7件</w:t>
+        <w:t xml:space="preserve">[数据] 存活修士：20人 | 大事件：19件</w:t>
       </w:r>
     </w:p>
     <w:p>
@@ -221,7 +207,7 @@
           <w:sz w:val="24"/>
           <w:szCs w:val="24"/>
         </w:rPr>
-        <w:t xml:space="preserve">江湖之上，🔍 老赵掌柜 探索有收获。，天下局势悄然生变。</w:t>
+        <w:t xml:space="preserve">江湖之上，🔍 冯怒潮 探索有收获。，天下局势悄然生变。</w:t>
       </w:r>
     </w:p>
     <w:p>
@@ -252,7 +238,7 @@
           <w:sz w:val="18"/>
           <w:szCs w:val="18"/>
         </w:rPr>
-        <w:t xml:space="preserve">[数据] 存活修士：20人 | 大事件：8件</w:t>
+        <w:t xml:space="preserve">[数据] 存活修士：20人 | 大事件：17件</w:t>
       </w:r>
     </w:p>
     <w:p>
@@ -297,34 +283,6 @@
           <w:sz w:val="24"/>
           <w:szCs w:val="24"/>
         </w:rPr>
-        <w:t xml:space="preserve">天穹之上，隐隐有灵气漩涡凝聚，那是境界壁障破碎时才有的异象。滚滚灵压自丹田涌出，周身经脉尽皆震鸣——突破了，突破至练气七层！</w:t>
-      </w:r>
-    </w:p>
-    <w:p>
-      <w:pPr>
-        <w:spacing w:after="60" w:before="60" w:line="360"/>
-        <w:ind w:firstLine="480"/>
-      </w:pPr>
-      <w:r>
-        <w:rPr>
-          <w:rFonts w:ascii="宋体" w:cs="宋体" w:eastAsia="宋体" w:hAnsi="宋体"/>
-          <w:sz w:val="24"/>
-          <w:szCs w:val="24"/>
-        </w:rPr>
-        <w:t xml:space="preserve">天穹之上，隐隐有灵气漩涡凝聚，那是境界壁障破碎时才有的异象。滚滚灵压自丹田涌出，周身经脉尽皆震鸣——突破了，突破至【练气七层】！！</w:t>
-      </w:r>
-    </w:p>
-    <w:p>
-      <w:pPr>
-        <w:spacing w:after="60" w:before="60" w:line="360"/>
-        <w:ind w:firstLine="480"/>
-      </w:pPr>
-      <w:r>
-        <w:rPr>
-          <w:rFonts w:ascii="宋体" w:cs="宋体" w:eastAsia="宋体" w:hAnsi="宋体"/>
-          <w:sz w:val="24"/>
-          <w:szCs w:val="24"/>
-        </w:rPr>
         <w:t xml:space="preserve">与此同时，各方修士也在暗流中各自筹谋——</w:t>
       </w:r>
     </w:p>
@@ -339,7 +297,7 @@
           <w:sz w:val="24"/>
           <w:szCs w:val="24"/>
         </w:rPr>
-        <w:t xml:space="preserve">江湖之上，✨ 谢无殇 修为精进，突破至，天下局势悄然生变。</w:t>
+        <w:t xml:space="preserve">江湖之上，冯怒潮 练气圆满，却无筑基丹，修炼停滞！，天下局势悄然生变。</w:t>
       </w:r>
     </w:p>
     <w:p>
@@ -370,7 +328,7 @@
           <w:sz w:val="18"/>
           <w:szCs w:val="18"/>
         </w:rPr>
-        <w:t xml:space="preserve">[数据] 存活修士：20人 | 突破：1次 | 大事件：11件</w:t>
+        <w:t xml:space="preserve">[数据] 存活修士：20人 | 大事件：14件</w:t>
       </w:r>
     </w:p>
     <w:p>
@@ -415,6 +373,34 @@
           <w:sz w:val="24"/>
           <w:szCs w:val="24"/>
         </w:rPr>
+        <w:t xml:space="preserve">突破的那一刻，天地间仿佛静止了。丹田深处，一道桎梏轰然崩碎，磅礴的灵力如决堤洪流喷薄而出——练气十一层，终于踏上了新的境界。</w:t>
+      </w:r>
+    </w:p>
+    <w:p>
+      <w:pPr>
+        <w:spacing w:after="60" w:before="60" w:line="360"/>
+        <w:ind w:firstLine="480"/>
+      </w:pPr>
+      <w:r>
+        <w:rPr>
+          <w:rFonts w:ascii="宋体" w:cs="宋体" w:eastAsia="宋体" w:hAnsi="宋体"/>
+          <w:sz w:val="24"/>
+          <w:szCs w:val="24"/>
+        </w:rPr>
+        <w:t xml:space="preserve">突破的那一刻，天地间仿佛静止了。丹田深处，一道桎梏轰然崩碎，磅礴的灵力如决堤洪流喷薄而出——【练气十一层】！修仙之路，终于踏上了新的境界。</w:t>
+      </w:r>
+    </w:p>
+    <w:p>
+      <w:pPr>
+        <w:spacing w:after="60" w:before="60" w:line="360"/>
+        <w:ind w:firstLine="480"/>
+      </w:pPr>
+      <w:r>
+        <w:rPr>
+          <w:rFonts w:ascii="宋体" w:cs="宋体" w:eastAsia="宋体" w:hAnsi="宋体"/>
+          <w:sz w:val="24"/>
+          <w:szCs w:val="24"/>
+        </w:rPr>
         <w:t xml:space="preserve">与此同时，各方修士也在暗流中各自筹谋——</w:t>
       </w:r>
     </w:p>
@@ -429,7 +415,7 @@
           <w:sz w:val="24"/>
           <w:szCs w:val="24"/>
         </w:rPr>
-        <w:t xml:space="preserve">江湖之上，🔍 周天问 探索有收获。，天下局势悄然生变。</w:t>
+        <w:t xml:space="preserve">江湖之上，冯怒潮 练气圆满，却无筑基丹，修炼停滞！，天下局势悄然生变。</w:t>
       </w:r>
     </w:p>
     <w:p>
@@ -460,7 +446,7 @@
           <w:sz w:val="18"/>
           <w:szCs w:val="18"/>
         </w:rPr>
-        <w:t xml:space="preserve">[数据] 存活修士：20人 | 大事件：4件</w:t>
+        <w:t xml:space="preserve">[数据] 存活修士：20人 | 突破：1次 | 大事件：18件</w:t>
       </w:r>
     </w:p>
     <w:p>
@@ -505,34 +491,6 @@
           <w:sz w:val="24"/>
           <w:szCs w:val="24"/>
         </w:rPr>
-        <w:t xml:space="preserve">突破的那一刻，天地间仿佛静止了。丹田深处，一道桎梏轰然崩碎，磅礴的灵力如决堤洪流喷薄而出——练气八层，终于踏上了新的境界。</w:t>
-      </w:r>
-    </w:p>
-    <w:p>
-      <w:pPr>
-        <w:spacing w:after="60" w:before="60" w:line="360"/>
-        <w:ind w:firstLine="480"/>
-      </w:pPr>
-      <w:r>
-        <w:rPr>
-          <w:rFonts w:ascii="宋体" w:cs="宋体" w:eastAsia="宋体" w:hAnsi="宋体"/>
-          <w:sz w:val="24"/>
-          <w:szCs w:val="24"/>
-        </w:rPr>
-        <w:t xml:space="preserve">突破的那一刻，天地间仿佛静止了。丹田深处，一道桎梏轰然崩碎，磅礴的灵力如决堤洪流喷薄而出——【练气八层】！，终于踏上了新的境界。</w:t>
-      </w:r>
-    </w:p>
-    <w:p>
-      <w:pPr>
-        <w:spacing w:after="60" w:before="60" w:line="360"/>
-        <w:ind w:firstLine="480"/>
-      </w:pPr>
-      <w:r>
-        <w:rPr>
-          <w:rFonts w:ascii="宋体" w:cs="宋体" w:eastAsia="宋体" w:hAnsi="宋体"/>
-          <w:sz w:val="24"/>
-          <w:szCs w:val="24"/>
-        </w:rPr>
         <w:t xml:space="preserve">与此同时，各方修士也在暗流中各自筹谋——</w:t>
       </w:r>
     </w:p>
@@ -547,7 +505,7 @@
           <w:sz w:val="24"/>
           <w:szCs w:val="24"/>
         </w:rPr>
-        <w:t xml:space="preserve">江湖之上，✨ 裴霜凝 修为精进，突破至，天下局势悄然生变。</w:t>
+        <w:t xml:space="preserve">江湖之上，冯怒潮 练气圆满，却无筑基丹，修炼停滞！，天下局势悄然生变。</w:t>
       </w:r>
     </w:p>
     <w:p>
@@ -578,7 +536,7 @@
           <w:sz w:val="18"/>
           <w:szCs w:val="18"/>
         </w:rPr>
-        <w:t xml:space="preserve">[数据] 存活修士：20人 | 突破：1次 | 大事件：10件</w:t>
+        <w:t xml:space="preserve">[数据] 存活修士：20人 | 大事件：15件</w:t>
       </w:r>
     </w:p>
     <w:p>
@@ -623,34 +581,6 @@
           <w:sz w:val="24"/>
           <w:szCs w:val="24"/>
         </w:rPr>
-        <w:t xml:space="preserve">天穹之上，隐隐有灵气漩涡凝聚，那是境界壁障破碎时才有的异象。滚滚灵压自丹田涌出，周身经脉尽皆震鸣——突破了，突破至练气四层！</w:t>
-      </w:r>
-    </w:p>
-    <w:p>
-      <w:pPr>
-        <w:spacing w:after="60" w:before="60" w:line="360"/>
-        <w:ind w:firstLine="480"/>
-      </w:pPr>
-      <w:r>
-        <w:rPr>
-          <w:rFonts w:ascii="宋体" w:cs="宋体" w:eastAsia="宋体" w:hAnsi="宋体"/>
-          <w:sz w:val="24"/>
-          <w:szCs w:val="24"/>
-        </w:rPr>
-        <w:t xml:space="preserve">天穹之上，隐隐有灵气漩涡凝聚，那是境界壁障破碎时才有的异象。滚滚灵压自丹田涌出，周身经脉尽皆震鸣——突破了，突破至练气三层！</w:t>
-      </w:r>
-    </w:p>
-    <w:p>
-      <w:pPr>
-        <w:spacing w:after="60" w:before="60" w:line="360"/>
-        <w:ind w:firstLine="480"/>
-      </w:pPr>
-      <w:r>
-        <w:rPr>
-          <w:rFonts w:ascii="宋体" w:cs="宋体" w:eastAsia="宋体" w:hAnsi="宋体"/>
-          <w:sz w:val="24"/>
-          <w:szCs w:val="24"/>
-        </w:rPr>
         <w:t xml:space="preserve">与此同时，各方修士也在暗流中各自筹谋——</w:t>
       </w:r>
     </w:p>
@@ -665,7 +595,7 @@
           <w:sz w:val="24"/>
           <w:szCs w:val="24"/>
         </w:rPr>
-        <w:t xml:space="preserve">江湖之上，🔍 周天问 探索有收获。，天下局势悄然生变。</w:t>
+        <w:t xml:space="preserve">江湖之上，孟长歌 练气圆满，却无筑基丹，修炼停滞！，天下局势悄然生变。</w:t>
       </w:r>
     </w:p>
     <w:p>
@@ -696,7 +626,7 @@
           <w:sz w:val="18"/>
           <w:szCs w:val="18"/>
         </w:rPr>
-        <w:t xml:space="preserve">[数据] 存活修士：20人 | 突破：2次 | 大事件：11件</w:t>
+        <w:t xml:space="preserve">[数据] 存活修士：20人 | 大事件：11件</w:t>
       </w:r>
     </w:p>
     <w:p>
@@ -741,34 +671,6 @@
           <w:sz w:val="24"/>
           <w:szCs w:val="24"/>
         </w:rPr>
-        <w:t xml:space="preserve">突破的那一刻，天地间仿佛静止了。丹田深处，一道桎梏轰然崩碎，磅礴的灵力如决堤洪流喷薄而出——练气三层，终于踏上了新的境界。</w:t>
-      </w:r>
-    </w:p>
-    <w:p>
-      <w:pPr>
-        <w:spacing w:after="60" w:before="60" w:line="360"/>
-        <w:ind w:firstLine="480"/>
-      </w:pPr>
-      <w:r>
-        <w:rPr>
-          <w:rFonts w:ascii="宋体" w:cs="宋体" w:eastAsia="宋体" w:hAnsi="宋体"/>
-          <w:sz w:val="24"/>
-          <w:szCs w:val="24"/>
-        </w:rPr>
-        <w:t xml:space="preserve">突破的那一刻，天地间仿佛静止了。丹田深处，一道桎梏轰然崩碎，磅礴的灵力如决堤洪流喷薄而出——练气六层，终于踏上了新的境界。</w:t>
-      </w:r>
-    </w:p>
-    <w:p>
-      <w:pPr>
-        <w:spacing w:after="60" w:before="60" w:line="360"/>
-        <w:ind w:firstLine="480"/>
-      </w:pPr>
-      <w:r>
-        <w:rPr>
-          <w:rFonts w:ascii="宋体" w:cs="宋体" w:eastAsia="宋体" w:hAnsi="宋体"/>
-          <w:sz w:val="24"/>
-          <w:szCs w:val="24"/>
-        </w:rPr>
         <w:t xml:space="preserve">与此同时，各方修士也在暗流中各自筹谋——</w:t>
       </w:r>
     </w:p>
@@ -783,7 +685,7 @@
           <w:sz w:val="24"/>
           <w:szCs w:val="24"/>
         </w:rPr>
-        <w:t xml:space="preserve">江湖之上，🔍 谢无殇 探索有收获。，天下局势悄然生变。</w:t>
+        <w:t xml:space="preserve">江湖之上，🔍 魏玄机 探索有收获。，天下局势悄然生变。</w:t>
       </w:r>
     </w:p>
     <w:p>
@@ -814,7 +716,7 @@
           <w:sz w:val="18"/>
           <w:szCs w:val="18"/>
         </w:rPr>
-        <w:t xml:space="preserve">[数据] 存活修士：20人 | 突破：3次 | 大事件：17件</w:t>
+        <w:t xml:space="preserve">[数据] 存活修士：20人 | 大事件：15件</w:t>
       </w:r>
     </w:p>
     <w:p>
@@ -873,7 +775,7 @@
           <w:sz w:val="24"/>
           <w:szCs w:val="24"/>
         </w:rPr>
-        <w:t xml:space="preserve">江湖之上，🔍 裴霜凝 探索有收获。，天下局势悄然生变。</w:t>
+        <w:t xml:space="preserve">江湖之上，冯怒潮 练气圆满，却无筑基丹，修炼停滞！，天下局势悄然生变。</w:t>
       </w:r>
     </w:p>
     <w:p>
@@ -904,7 +806,7 @@
           <w:sz w:val="18"/>
           <w:szCs w:val="18"/>
         </w:rPr>
-        <w:t xml:space="preserve">[数据] 存活修士：20人 | 大事件：8件</w:t>
+        <w:t xml:space="preserve">[数据] 存活修士：20人 | 大事件：11件</w:t>
       </w:r>
     </w:p>
     <w:p>
@@ -963,7 +865,7 @@
           <w:sz w:val="24"/>
           <w:szCs w:val="24"/>
         </w:rPr>
-        <w:t xml:space="preserve">江湖之上，🔍 谢无殇 探索有收获。，天下局势悄然生变。</w:t>
+        <w:t xml:space="preserve">江湖之上，🔍 苏寒衣 探索有收获。，天下局势悄然生变。</w:t>
       </w:r>
     </w:p>
     <w:p>
@@ -994,7 +896,7 @@
           <w:sz w:val="18"/>
           <w:szCs w:val="18"/>
         </w:rPr>
-        <w:t xml:space="preserve">[数据] 存活修士：20人 | 大事件：7件</w:t>
+        <w:t xml:space="preserve">[数据] 存活修士：20人 | 大事件：14件</w:t>
       </w:r>
     </w:p>
     <w:p>
@@ -1039,34 +941,6 @@
           <w:sz w:val="24"/>
           <w:szCs w:val="24"/>
         </w:rPr>
-        <w:t xml:space="preserve">天穹之上，隐隐有灵气漩涡凝聚，那是境界壁障破碎时才有的异象。滚滚灵压自丹田涌出，周身经脉尽皆震鸣——突破了，突破至练气九层！</w:t>
-      </w:r>
-    </w:p>
-    <w:p>
-      <w:pPr>
-        <w:spacing w:after="60" w:before="60" w:line="360"/>
-        <w:ind w:firstLine="480"/>
-      </w:pPr>
-      <w:r>
-        <w:rPr>
-          <w:rFonts w:ascii="宋体" w:cs="宋体" w:eastAsia="宋体" w:hAnsi="宋体"/>
-          <w:sz w:val="24"/>
-          <w:szCs w:val="24"/>
-        </w:rPr>
-        <w:t xml:space="preserve">天穹之上，隐隐有灵气漩涡凝聚，那是境界壁障破碎时才有的异象。滚滚灵压自丹田涌出，周身经脉尽皆震鸣——突破了，突破至【练气九层】！！</w:t>
-      </w:r>
-    </w:p>
-    <w:p>
-      <w:pPr>
-        <w:spacing w:after="60" w:before="60" w:line="360"/>
-        <w:ind w:firstLine="480"/>
-      </w:pPr>
-      <w:r>
-        <w:rPr>
-          <w:rFonts w:ascii="宋体" w:cs="宋体" w:eastAsia="宋体" w:hAnsi="宋体"/>
-          <w:sz w:val="24"/>
-          <w:szCs w:val="24"/>
-        </w:rPr>
         <w:t xml:space="preserve">与此同时，各方修士也在暗流中各自筹谋——</w:t>
       </w:r>
     </w:p>
@@ -1081,7 +955,7 @@
           <w:sz w:val="24"/>
           <w:szCs w:val="24"/>
         </w:rPr>
-        <w:t xml:space="preserve">江湖之上，🔍 万财爷 探索有收获。，天下局势悄然生变。</w:t>
+        <w:t xml:space="preserve">江湖之上，魏玄机 练气圆满，却无筑基丹，修炼停滞！，天下局势悄然生变。</w:t>
       </w:r>
     </w:p>
     <w:p>
@@ -1112,7 +986,7 @@
           <w:sz w:val="18"/>
           <w:szCs w:val="18"/>
         </w:rPr>
-        <w:t xml:space="preserve">[数据] 存活修士：20人 | 突破：1次 | 大事件：11件</w:t>
+        <w:t xml:space="preserve">[数据] 存活修士：20人 | 大事件：13件</w:t>
       </w:r>
     </w:p>
     <w:p>
@@ -1157,34 +1031,6 @@
           <w:sz w:val="24"/>
           <w:szCs w:val="24"/>
         </w:rPr>
-        <w:t xml:space="preserve">突破的那一刻，天地间仿佛静止了。丹田深处，一道桎梏轰然崩碎，磅礴的灵力如决堤洪流喷薄而出——练气八层，终于踏上了新的境界。</w:t>
-      </w:r>
-    </w:p>
-    <w:p>
-      <w:pPr>
-        <w:spacing w:after="60" w:before="60" w:line="360"/>
-        <w:ind w:firstLine="480"/>
-      </w:pPr>
-      <w:r>
-        <w:rPr>
-          <w:rFonts w:ascii="宋体" w:cs="宋体" w:eastAsia="宋体" w:hAnsi="宋体"/>
-          <w:sz w:val="24"/>
-          <w:szCs w:val="24"/>
-        </w:rPr>
-        <w:t xml:space="preserve">突破的那一刻，天地间仿佛静止了。丹田深处，一道桎梏轰然崩碎，磅礴的灵力如决堤洪流喷薄而出——练气二层，终于踏上了新的境界。</w:t>
-      </w:r>
-    </w:p>
-    <w:p>
-      <w:pPr>
-        <w:spacing w:after="60" w:before="60" w:line="360"/>
-        <w:ind w:firstLine="480"/>
-      </w:pPr>
-      <w:r>
-        <w:rPr>
-          <w:rFonts w:ascii="宋体" w:cs="宋体" w:eastAsia="宋体" w:hAnsi="宋体"/>
-          <w:sz w:val="24"/>
-          <w:szCs w:val="24"/>
-        </w:rPr>
         <w:t xml:space="preserve">与此同时，各方修士也在暗流中各自筹谋——</w:t>
       </w:r>
     </w:p>
@@ -1199,7 +1045,7 @@
           <w:sz w:val="24"/>
           <w:szCs w:val="24"/>
         </w:rPr>
-        <w:t xml:space="preserve">江湖之上，✨ 谢无殇 修为精进，突破至，天下局势悄然生变。</w:t>
+        <w:t xml:space="preserve">江湖之上，陆霜华 练气圆满，却无筑基丹，修炼停滞！，天下局势悄然生变。</w:t>
       </w:r>
     </w:p>
     <w:p>
@@ -1230,7 +1076,7 @@
           <w:sz w:val="18"/>
           <w:szCs w:val="18"/>
         </w:rPr>
-        <w:t xml:space="preserve">[数据] 存活修士：20人 | 突破：3次 | 大事件：6件</w:t>
+        <w:t xml:space="preserve">[数据] 存活修士：20人 | 大事件：15件</w:t>
       </w:r>
     </w:p>
     <w:p>
@@ -1275,21 +1121,7 @@
           <w:sz w:val="24"/>
           <w:szCs w:val="24"/>
         </w:rPr>
-        <w:t xml:space="preserve">突破的那一刻，天地间仿佛静止了。丹田深处，一道桎梏轰然崩碎，磅礴的灵力如决堤洪流喷薄而出——练气六层，终于踏上了新的境界。</w:t>
-      </w:r>
-    </w:p>
-    <w:p>
-      <w:pPr>
-        <w:spacing w:after="60" w:before="60" w:line="360"/>
-        <w:ind w:firstLine="480"/>
-      </w:pPr>
-      <w:r>
-        <w:rPr>
-          <w:rFonts w:ascii="宋体" w:cs="宋体" w:eastAsia="宋体" w:hAnsi="宋体"/>
-          <w:sz w:val="24"/>
-          <w:szCs w:val="24"/>
-        </w:rPr>
-        <w:t xml:space="preserve">突破的那一刻，天地间仿佛静止了。丹田深处，一道桎梏轰然崩碎，磅礴的灵力如决堤洪流喷薄而出——【练气六层】！，终于踏上了新的境界。</w:t>
+        <w:t xml:space="preserve">突破的那一刻，天地间仿佛静止了。丹田深处，一道桎梏轰然崩碎，磅礴的灵力如决堤洪流喷薄而出——练气十一层，终于踏上了新的境界。</w:t>
       </w:r>
     </w:p>
     <w:p>
@@ -1317,7 +1149,7 @@
           <w:sz w:val="24"/>
           <w:szCs w:val="24"/>
         </w:rPr>
-        <w:t xml:space="preserve">江湖之上，🔍 王捕头 探索有收获。，天下局势悄然生变。</w:t>
+        <w:t xml:space="preserve">江湖之上，冯怒潮 练气圆满，却无筑基丹，修炼停滞！，天下局势悄然生变。</w:t>
       </w:r>
     </w:p>
     <w:p>
@@ -1348,7 +1180,7 @@
           <w:sz w:val="18"/>
           <w:szCs w:val="18"/>
         </w:rPr>
-        <w:t xml:space="preserve">[数据] 存活修士：20人 | 突破：1次 | 大事件：10件</w:t>
+        <w:t xml:space="preserve">[数据] 存活修士：20人 | 突破：1次 | 大事件：19件</w:t>
       </w:r>
     </w:p>
     <w:p>
@@ -1407,7 +1239,7 @@
           <w:sz w:val="24"/>
           <w:szCs w:val="24"/>
         </w:rPr>
-        <w:t xml:space="preserve">江湖之上，🔍 周天问 探索有收获。，天下局势悄然生变。</w:t>
+        <w:t xml:space="preserve">江湖之上，陆霜华 练气圆满，却无筑基丹，修炼停滞！，天下局势悄然生变。</w:t>
       </w:r>
     </w:p>
     <w:p>
@@ -1438,7 +1270,7 @@
           <w:sz w:val="18"/>
           <w:szCs w:val="18"/>
         </w:rPr>
-        <w:t xml:space="preserve">[数据] 存活修士：20人 | 大事件：9件</w:t>
+        <w:t xml:space="preserve">[数据] 存活修士：20人 | 大事件：14件</w:t>
       </w:r>
     </w:p>
     <w:p>
@@ -1483,6 +1315,20 @@
           <w:sz w:val="24"/>
           <w:szCs w:val="24"/>
         </w:rPr>
+        <w:t xml:space="preserve">突破的那一刻，天地间仿佛静止了。丹田深处，一道桎梏轰然崩碎，磅礴的灵力如决堤洪流喷薄而出——练气十二层，终于踏上了新的境界。</w:t>
+      </w:r>
+    </w:p>
+    <w:p>
+      <w:pPr>
+        <w:spacing w:after="60" w:before="60" w:line="360"/>
+        <w:ind w:firstLine="480"/>
+      </w:pPr>
+      <w:r>
+        <w:rPr>
+          <w:rFonts w:ascii="宋体" w:cs="宋体" w:eastAsia="宋体" w:hAnsi="宋体"/>
+          <w:sz w:val="24"/>
+          <w:szCs w:val="24"/>
+        </w:rPr>
         <w:t xml:space="preserve">与此同时，各方修士也在暗流中各自筹谋——</w:t>
       </w:r>
     </w:p>
@@ -1497,7 +1343,7 @@
           <w:sz w:val="24"/>
           <w:szCs w:val="24"/>
         </w:rPr>
-        <w:t xml:space="preserve">江湖之上，🔍 黑风寨主 探索有收获。，天下局势悄然生变。</w:t>
+        <w:t xml:space="preserve">江湖之上，冯怒潮 练气圆满，却无筑基丹，修炼停滞！，天下局势悄然生变。</w:t>
       </w:r>
     </w:p>
     <w:p>
@@ -1528,7 +1374,7 @@
           <w:sz w:val="18"/>
           <w:szCs w:val="18"/>
         </w:rPr>
-        <w:t xml:space="preserve">[数据] 存活修士：20人 | 大事件：6件</w:t>
+        <w:t xml:space="preserve">[数据] 存活修士：20人 | 突破：1次 | 大事件：15件</w:t>
       </w:r>
     </w:p>
     <w:p>
@@ -1573,6 +1419,20 @@
           <w:sz w:val="24"/>
           <w:szCs w:val="24"/>
         </w:rPr>
+        <w:t xml:space="preserve">天穹之上，隐隐有灵气漩涡凝聚，那是境界壁障破碎时才有的异象。滚滚灵压自丹田涌出，周身经脉尽皆震鸣——突破了，突破至练气七层！</w:t>
+      </w:r>
+    </w:p>
+    <w:p>
+      <w:pPr>
+        <w:spacing w:after="60" w:before="60" w:line="360"/>
+        <w:ind w:firstLine="480"/>
+      </w:pPr>
+      <w:r>
+        <w:rPr>
+          <w:rFonts w:ascii="宋体" w:cs="宋体" w:eastAsia="宋体" w:hAnsi="宋体"/>
+          <w:sz w:val="24"/>
+          <w:szCs w:val="24"/>
+        </w:rPr>
         <w:t xml:space="preserve">与此同时，各方修士也在暗流中各自筹谋——</w:t>
       </w:r>
     </w:p>
@@ -1587,7 +1447,7 @@
           <w:sz w:val="24"/>
           <w:szCs w:val="24"/>
         </w:rPr>
-        <w:t xml:space="preserve">江湖之上，🔍 周天问 探索有收获。，天下局势悄然生变。</w:t>
+        <w:t xml:space="preserve">江湖之上，冯怒潮 练气圆满，却无筑基丹，修炼停滞！，天下局势悄然生变。</w:t>
       </w:r>
     </w:p>
     <w:p>
@@ -1618,7 +1478,7 @@
           <w:sz w:val="18"/>
           <w:szCs w:val="18"/>
         </w:rPr>
-        <w:t xml:space="preserve">[数据] 存活修士：20人 | 大事件：5件</w:t>
+        <w:t xml:space="preserve">[数据] 存活修士：20人 | 突破：1次 | 大事件：15件</w:t>
       </w:r>
     </w:p>
     <w:p>
@@ -1663,20 +1523,6 @@
           <w:sz w:val="24"/>
           <w:szCs w:val="24"/>
         </w:rPr>
-        <w:t xml:space="preserve">天穹之上，隐隐有灵气漩涡凝聚，那是境界壁障破碎时才有的异象。滚滚灵压自丹田涌出，周身经脉尽皆震鸣——突破了，突破至练气七层！</w:t>
-      </w:r>
-    </w:p>
-    <w:p>
-      <w:pPr>
-        <w:spacing w:after="60" w:before="60" w:line="360"/>
-        <w:ind w:firstLine="480"/>
-      </w:pPr>
-      <w:r>
-        <w:rPr>
-          <w:rFonts w:ascii="宋体" w:cs="宋体" w:eastAsia="宋体" w:hAnsi="宋体"/>
-          <w:sz w:val="24"/>
-          <w:szCs w:val="24"/>
-        </w:rPr>
         <w:t xml:space="preserve">天穹之上，隐隐有灵气漩涡凝聚，那是境界壁障破碎时才有的异象。滚滚灵压自丹田涌出，周身经脉尽皆震鸣——突破了，突破至练气九层！</w:t>
       </w:r>
     </w:p>
@@ -1705,7 +1551,7 @@
           <w:sz w:val="24"/>
           <w:szCs w:val="24"/>
         </w:rPr>
-        <w:t xml:space="preserve">江湖之上，✨ 破碗老爷 修为精进，突破至，天下局势悄然生变。</w:t>
+        <w:t xml:space="preserve">江湖之上，红袖添香 练气圆满，却无筑基丹，修炼停滞！，天下局势悄然生变。</w:t>
       </w:r>
     </w:p>
     <w:p>
@@ -1736,7 +1582,7 @@
           <w:sz w:val="18"/>
           <w:szCs w:val="18"/>
         </w:rPr>
-        <w:t xml:space="preserve">[数据] 存活修士：20人 | 突破：2次 | 大事件：9件</w:t>
+        <w:t xml:space="preserve">[数据] 存活修士：20人 | 突破：1次 | 大事件：18件</w:t>
       </w:r>
     </w:p>
     <w:p>
@@ -4223,6 +4069,96 @@
           <w:szCs w:val="18"/>
         </w:rPr>
         <w:t xml:space="preserve">[数据] 存活修士：20人 | 大事件：16件</w:t>
+      </w:r>
+    </w:p>
+    <w:p>
+      <w:pPr>
+        <w:pStyle w:val="Heading2"/>
+        <w:spacing w:after="150" w:before="300"/>
+      </w:pPr>
+      <w:r>
+        <w:rPr>
+          <w:rFonts w:ascii="宋体" w:cs="宋体" w:eastAsia="宋体" w:hAnsi="宋体"/>
+          <w:b/>
+          <w:bCs/>
+          <w:color w:val="6B3A1F"/>
+          <w:sz w:val="28"/>
+          <w:szCs w:val="28"/>
+        </w:rPr>
+        <w:t xml:space="preserve">第176月至第180月</w:t>
+      </w:r>
+    </w:p>
+    <w:p>
+      <w:pPr>
+        <w:spacing w:after="60" w:before="60" w:line="360"/>
+        <w:ind w:firstLine="480"/>
+      </w:pPr>
+      <w:r>
+        <w:rPr>
+          <w:rFonts w:ascii="宋体" w:cs="宋体" w:eastAsia="宋体" w:hAnsi="宋体"/>
+          <w:sz w:val="24"/>
+          <w:szCs w:val="24"/>
+        </w:rPr>
+        <w:t xml:space="preserve">灵脉荒野，第176月。地脉灵气从地缝中渗出，连空气都带着令人心悸的灵压。几道身影散落四方，各自打着自己的算盘。</w:t>
+      </w:r>
+    </w:p>
+    <w:p>
+      <w:pPr>
+        <w:spacing w:after="60" w:before="60" w:line="360"/>
+        <w:ind w:firstLine="480"/>
+      </w:pPr>
+      <w:r>
+        <w:rPr>
+          <w:rFonts w:ascii="宋体" w:cs="宋体" w:eastAsia="宋体" w:hAnsi="宋体"/>
+          <w:sz w:val="24"/>
+          <w:szCs w:val="24"/>
+        </w:rPr>
+        <w:t xml:space="preserve">与此同时，各方修士也在暗流中各自筹谋——</w:t>
+      </w:r>
+    </w:p>
+    <w:p>
+      <w:pPr>
+        <w:spacing w:after="60" w:before="60" w:line="360"/>
+        <w:ind w:firstLine="480"/>
+      </w:pPr>
+      <w:r>
+        <w:rPr>
+          <w:rFonts w:ascii="宋体" w:cs="宋体" w:eastAsia="宋体" w:hAnsi="宋体"/>
+          <w:sz w:val="24"/>
+          <w:szCs w:val="24"/>
+        </w:rPr>
+        <w:t xml:space="preserve">江湖之上，🔍 冯怒潮 探索有收获。，天下局势悄然生变。</w:t>
+      </w:r>
+    </w:p>
+    <w:p>
+      <w:pPr>
+        <w:spacing w:after="60" w:before="60" w:line="360"/>
+        <w:ind w:firstLine="480"/>
+      </w:pPr>
+      <w:r>
+        <w:rPr>
+          <w:rFonts w:ascii="宋体" w:cs="宋体" w:eastAsia="宋体" w:hAnsi="宋体"/>
+          <w:sz w:val="24"/>
+          <w:szCs w:val="24"/>
+        </w:rPr>
+        <w:t xml:space="preserve">第180月，苍渺大陆的天地棋盘又落下了几枚棋子。谁生谁死，谁主沉浮，尚未可知。</w:t>
+      </w:r>
+    </w:p>
+    <w:p>
+      <w:pPr>
+        <w:spacing w:after="200" w:before="100"/>
+        <w:jc w:val="right"/>
+      </w:pPr>
+      <w:r>
+        <w:rPr>
+          <w:rFonts w:ascii="宋体" w:cs="宋体" w:eastAsia="宋体" w:hAnsi="宋体"/>
+          <w:i/>
+          <w:iCs/>
+          <w:color w:val="888888"/>
+          <w:sz w:val="18"/>
+          <w:szCs w:val="18"/>
+        </w:rPr>
+        <w:t xml:space="preserve">[数据] 存活修士：20人 | 大事件：20件</w:t>
       </w:r>
     </w:p>
     <w:sectPr>

--- a/xianxia_story.docx
+++ b/xianxia_story.docx
@@ -103,6 +103,20 @@
           <w:sz w:val="24"/>
           <w:szCs w:val="24"/>
         </w:rPr>
+        <w:t xml:space="preserve">突破的那一刻，天地间仿佛静止了。丹田深处，一道桎梏轰然崩碎，磅礴的灵力如决堤洪流喷薄而出——练气九层，终于踏上了新的境界。</w:t>
+      </w:r>
+    </w:p>
+    <w:p>
+      <w:pPr>
+        <w:spacing w:after="60" w:before="60" w:line="360"/>
+        <w:ind w:firstLine="480"/>
+      </w:pPr>
+      <w:r>
+        <w:rPr>
+          <w:rFonts w:ascii="宋体" w:cs="宋体" w:eastAsia="宋体" w:hAnsi="宋体"/>
+          <w:sz w:val="24"/>
+          <w:szCs w:val="24"/>
+        </w:rPr>
         <w:t xml:space="preserve">与此同时，各方修士也在暗流中各自筹谋——</w:t>
       </w:r>
     </w:p>
@@ -117,7 +131,7 @@
           <w:sz w:val="24"/>
           <w:szCs w:val="24"/>
         </w:rPr>
-        <w:t xml:space="preserve">江湖之上，🔍 孟长歌 探索有收获。，天下局势悄然生变。</w:t>
+        <w:t xml:space="preserve">江湖之上，🔍 梨花娘子 探索有收获。，天下局势悄然生变。</w:t>
       </w:r>
     </w:p>
     <w:p>
@@ -148,7 +162,7 @@
           <w:sz w:val="18"/>
           <w:szCs w:val="18"/>
         </w:rPr>
-        <w:t xml:space="preserve">[数据] 存活修士：20人 | 大事件：19件</w:t>
+        <w:t xml:space="preserve">[数据] 存活修士：20人 | 突破：1次 | 大事件：7件</w:t>
       </w:r>
     </w:p>
     <w:p>
@@ -207,7 +221,7 @@
           <w:sz w:val="24"/>
           <w:szCs w:val="24"/>
         </w:rPr>
-        <w:t xml:space="preserve">江湖之上，🔍 冯怒潮 探索有收获。，天下局势悄然生变。</w:t>
+        <w:t xml:space="preserve">江湖之上，🔍 老赵掌柜 探索有收获。，天下局势悄然生变。</w:t>
       </w:r>
     </w:p>
     <w:p>
@@ -238,7 +252,7 @@
           <w:sz w:val="18"/>
           <w:szCs w:val="18"/>
         </w:rPr>
-        <w:t xml:space="preserve">[数据] 存活修士：20人 | 大事件：17件</w:t>
+        <w:t xml:space="preserve">[数据] 存活修士：20人 | 大事件：8件</w:t>
       </w:r>
     </w:p>
     <w:p>
@@ -283,6 +297,34 @@
           <w:sz w:val="24"/>
           <w:szCs w:val="24"/>
         </w:rPr>
+        <w:t xml:space="preserve">天穹之上，隐隐有灵气漩涡凝聚，那是境界壁障破碎时才有的异象。滚滚灵压自丹田涌出，周身经脉尽皆震鸣——突破了，突破至练气七层！</w:t>
+      </w:r>
+    </w:p>
+    <w:p>
+      <w:pPr>
+        <w:spacing w:after="60" w:before="60" w:line="360"/>
+        <w:ind w:firstLine="480"/>
+      </w:pPr>
+      <w:r>
+        <w:rPr>
+          <w:rFonts w:ascii="宋体" w:cs="宋体" w:eastAsia="宋体" w:hAnsi="宋体"/>
+          <w:sz w:val="24"/>
+          <w:szCs w:val="24"/>
+        </w:rPr>
+        <w:t xml:space="preserve">天穹之上，隐隐有灵气漩涡凝聚，那是境界壁障破碎时才有的异象。滚滚灵压自丹田涌出，周身经脉尽皆震鸣——突破了，突破至【练气七层】！！</w:t>
+      </w:r>
+    </w:p>
+    <w:p>
+      <w:pPr>
+        <w:spacing w:after="60" w:before="60" w:line="360"/>
+        <w:ind w:firstLine="480"/>
+      </w:pPr>
+      <w:r>
+        <w:rPr>
+          <w:rFonts w:ascii="宋体" w:cs="宋体" w:eastAsia="宋体" w:hAnsi="宋体"/>
+          <w:sz w:val="24"/>
+          <w:szCs w:val="24"/>
+        </w:rPr>
         <w:t xml:space="preserve">与此同时，各方修士也在暗流中各自筹谋——</w:t>
       </w:r>
     </w:p>
@@ -297,7 +339,7 @@
           <w:sz w:val="24"/>
           <w:szCs w:val="24"/>
         </w:rPr>
-        <w:t xml:space="preserve">江湖之上，冯怒潮 练气圆满，却无筑基丹，修炼停滞！，天下局势悄然生变。</w:t>
+        <w:t xml:space="preserve">江湖之上，✨ 谢无殇 修为精进，突破至，天下局势悄然生变。</w:t>
       </w:r>
     </w:p>
     <w:p>
@@ -328,7 +370,7 @@
           <w:sz w:val="18"/>
           <w:szCs w:val="18"/>
         </w:rPr>
-        <w:t xml:space="preserve">[数据] 存活修士：20人 | 大事件：14件</w:t>
+        <w:t xml:space="preserve">[数据] 存活修士：20人 | 突破：1次 | 大事件：11件</w:t>
       </w:r>
     </w:p>
     <w:p>
@@ -373,34 +415,6 @@
           <w:sz w:val="24"/>
           <w:szCs w:val="24"/>
         </w:rPr>
-        <w:t xml:space="preserve">突破的那一刻，天地间仿佛静止了。丹田深处，一道桎梏轰然崩碎，磅礴的灵力如决堤洪流喷薄而出——练气十一层，终于踏上了新的境界。</w:t>
-      </w:r>
-    </w:p>
-    <w:p>
-      <w:pPr>
-        <w:spacing w:after="60" w:before="60" w:line="360"/>
-        <w:ind w:firstLine="480"/>
-      </w:pPr>
-      <w:r>
-        <w:rPr>
-          <w:rFonts w:ascii="宋体" w:cs="宋体" w:eastAsia="宋体" w:hAnsi="宋体"/>
-          <w:sz w:val="24"/>
-          <w:szCs w:val="24"/>
-        </w:rPr>
-        <w:t xml:space="preserve">突破的那一刻，天地间仿佛静止了。丹田深处，一道桎梏轰然崩碎，磅礴的灵力如决堤洪流喷薄而出——【练气十一层】！修仙之路，终于踏上了新的境界。</w:t>
-      </w:r>
-    </w:p>
-    <w:p>
-      <w:pPr>
-        <w:spacing w:after="60" w:before="60" w:line="360"/>
-        <w:ind w:firstLine="480"/>
-      </w:pPr>
-      <w:r>
-        <w:rPr>
-          <w:rFonts w:ascii="宋体" w:cs="宋体" w:eastAsia="宋体" w:hAnsi="宋体"/>
-          <w:sz w:val="24"/>
-          <w:szCs w:val="24"/>
-        </w:rPr>
         <w:t xml:space="preserve">与此同时，各方修士也在暗流中各自筹谋——</w:t>
       </w:r>
     </w:p>
@@ -415,7 +429,7 @@
           <w:sz w:val="24"/>
           <w:szCs w:val="24"/>
         </w:rPr>
-        <w:t xml:space="preserve">江湖之上，冯怒潮 练气圆满，却无筑基丹，修炼停滞！，天下局势悄然生变。</w:t>
+        <w:t xml:space="preserve">江湖之上，🔍 周天问 探索有收获。，天下局势悄然生变。</w:t>
       </w:r>
     </w:p>
     <w:p>
@@ -446,7 +460,7 @@
           <w:sz w:val="18"/>
           <w:szCs w:val="18"/>
         </w:rPr>
-        <w:t xml:space="preserve">[数据] 存活修士：20人 | 突破：1次 | 大事件：18件</w:t>
+        <w:t xml:space="preserve">[数据] 存活修士：20人 | 大事件：4件</w:t>
       </w:r>
     </w:p>
     <w:p>
@@ -491,6 +505,34 @@
           <w:sz w:val="24"/>
           <w:szCs w:val="24"/>
         </w:rPr>
+        <w:t xml:space="preserve">突破的那一刻，天地间仿佛静止了。丹田深处，一道桎梏轰然崩碎，磅礴的灵力如决堤洪流喷薄而出——练气八层，终于踏上了新的境界。</w:t>
+      </w:r>
+    </w:p>
+    <w:p>
+      <w:pPr>
+        <w:spacing w:after="60" w:before="60" w:line="360"/>
+        <w:ind w:firstLine="480"/>
+      </w:pPr>
+      <w:r>
+        <w:rPr>
+          <w:rFonts w:ascii="宋体" w:cs="宋体" w:eastAsia="宋体" w:hAnsi="宋体"/>
+          <w:sz w:val="24"/>
+          <w:szCs w:val="24"/>
+        </w:rPr>
+        <w:t xml:space="preserve">突破的那一刻，天地间仿佛静止了。丹田深处，一道桎梏轰然崩碎，磅礴的灵力如决堤洪流喷薄而出——【练气八层】！，终于踏上了新的境界。</w:t>
+      </w:r>
+    </w:p>
+    <w:p>
+      <w:pPr>
+        <w:spacing w:after="60" w:before="60" w:line="360"/>
+        <w:ind w:firstLine="480"/>
+      </w:pPr>
+      <w:r>
+        <w:rPr>
+          <w:rFonts w:ascii="宋体" w:cs="宋体" w:eastAsia="宋体" w:hAnsi="宋体"/>
+          <w:sz w:val="24"/>
+          <w:szCs w:val="24"/>
+        </w:rPr>
         <w:t xml:space="preserve">与此同时，各方修士也在暗流中各自筹谋——</w:t>
       </w:r>
     </w:p>
@@ -505,7 +547,7 @@
           <w:sz w:val="24"/>
           <w:szCs w:val="24"/>
         </w:rPr>
-        <w:t xml:space="preserve">江湖之上，冯怒潮 练气圆满，却无筑基丹，修炼停滞！，天下局势悄然生变。</w:t>
+        <w:t xml:space="preserve">江湖之上，✨ 裴霜凝 修为精进，突破至，天下局势悄然生变。</w:t>
       </w:r>
     </w:p>
     <w:p>
@@ -536,7 +578,7 @@
           <w:sz w:val="18"/>
           <w:szCs w:val="18"/>
         </w:rPr>
-        <w:t xml:space="preserve">[数据] 存活修士：20人 | 大事件：15件</w:t>
+        <w:t xml:space="preserve">[数据] 存活修士：20人 | 突破：1次 | 大事件：10件</w:t>
       </w:r>
     </w:p>
     <w:p>
@@ -581,6 +623,34 @@
           <w:sz w:val="24"/>
           <w:szCs w:val="24"/>
         </w:rPr>
+        <w:t xml:space="preserve">天穹之上，隐隐有灵气漩涡凝聚，那是境界壁障破碎时才有的异象。滚滚灵压自丹田涌出，周身经脉尽皆震鸣——突破了，突破至练气四层！</w:t>
+      </w:r>
+    </w:p>
+    <w:p>
+      <w:pPr>
+        <w:spacing w:after="60" w:before="60" w:line="360"/>
+        <w:ind w:firstLine="480"/>
+      </w:pPr>
+      <w:r>
+        <w:rPr>
+          <w:rFonts w:ascii="宋体" w:cs="宋体" w:eastAsia="宋体" w:hAnsi="宋体"/>
+          <w:sz w:val="24"/>
+          <w:szCs w:val="24"/>
+        </w:rPr>
+        <w:t xml:space="preserve">天穹之上，隐隐有灵气漩涡凝聚，那是境界壁障破碎时才有的异象。滚滚灵压自丹田涌出，周身经脉尽皆震鸣——突破了，突破至练气三层！</w:t>
+      </w:r>
+    </w:p>
+    <w:p>
+      <w:pPr>
+        <w:spacing w:after="60" w:before="60" w:line="360"/>
+        <w:ind w:firstLine="480"/>
+      </w:pPr>
+      <w:r>
+        <w:rPr>
+          <w:rFonts w:ascii="宋体" w:cs="宋体" w:eastAsia="宋体" w:hAnsi="宋体"/>
+          <w:sz w:val="24"/>
+          <w:szCs w:val="24"/>
+        </w:rPr>
         <w:t xml:space="preserve">与此同时，各方修士也在暗流中各自筹谋——</w:t>
       </w:r>
     </w:p>
@@ -595,7 +665,7 @@
           <w:sz w:val="24"/>
           <w:szCs w:val="24"/>
         </w:rPr>
-        <w:t xml:space="preserve">江湖之上，孟长歌 练气圆满，却无筑基丹，修炼停滞！，天下局势悄然生变。</w:t>
+        <w:t xml:space="preserve">江湖之上，🔍 周天问 探索有收获。，天下局势悄然生变。</w:t>
       </w:r>
     </w:p>
     <w:p>
@@ -626,7 +696,7 @@
           <w:sz w:val="18"/>
           <w:szCs w:val="18"/>
         </w:rPr>
-        <w:t xml:space="preserve">[数据] 存活修士：20人 | 大事件：11件</w:t>
+        <w:t xml:space="preserve">[数据] 存活修士：20人 | 突破：2次 | 大事件：11件</w:t>
       </w:r>
     </w:p>
     <w:p>
@@ -671,6 +741,34 @@
           <w:sz w:val="24"/>
           <w:szCs w:val="24"/>
         </w:rPr>
+        <w:t xml:space="preserve">突破的那一刻，天地间仿佛静止了。丹田深处，一道桎梏轰然崩碎，磅礴的灵力如决堤洪流喷薄而出——练气三层，终于踏上了新的境界。</w:t>
+      </w:r>
+    </w:p>
+    <w:p>
+      <w:pPr>
+        <w:spacing w:after="60" w:before="60" w:line="360"/>
+        <w:ind w:firstLine="480"/>
+      </w:pPr>
+      <w:r>
+        <w:rPr>
+          <w:rFonts w:ascii="宋体" w:cs="宋体" w:eastAsia="宋体" w:hAnsi="宋体"/>
+          <w:sz w:val="24"/>
+          <w:szCs w:val="24"/>
+        </w:rPr>
+        <w:t xml:space="preserve">突破的那一刻，天地间仿佛静止了。丹田深处，一道桎梏轰然崩碎，磅礴的灵力如决堤洪流喷薄而出——练气六层，终于踏上了新的境界。</w:t>
+      </w:r>
+    </w:p>
+    <w:p>
+      <w:pPr>
+        <w:spacing w:after="60" w:before="60" w:line="360"/>
+        <w:ind w:firstLine="480"/>
+      </w:pPr>
+      <w:r>
+        <w:rPr>
+          <w:rFonts w:ascii="宋体" w:cs="宋体" w:eastAsia="宋体" w:hAnsi="宋体"/>
+          <w:sz w:val="24"/>
+          <w:szCs w:val="24"/>
+        </w:rPr>
         <w:t xml:space="preserve">与此同时，各方修士也在暗流中各自筹谋——</w:t>
       </w:r>
     </w:p>
@@ -685,7 +783,7 @@
           <w:sz w:val="24"/>
           <w:szCs w:val="24"/>
         </w:rPr>
-        <w:t xml:space="preserve">江湖之上，🔍 魏玄机 探索有收获。，天下局势悄然生变。</w:t>
+        <w:t xml:space="preserve">江湖之上，🔍 谢无殇 探索有收获。，天下局势悄然生变。</w:t>
       </w:r>
     </w:p>
     <w:p>
@@ -716,7 +814,7 @@
           <w:sz w:val="18"/>
           <w:szCs w:val="18"/>
         </w:rPr>
-        <w:t xml:space="preserve">[数据] 存活修士：20人 | 大事件：15件</w:t>
+        <w:t xml:space="preserve">[数据] 存活修士：20人 | 突破：3次 | 大事件：17件</w:t>
       </w:r>
     </w:p>
     <w:p>
@@ -775,7 +873,7 @@
           <w:sz w:val="24"/>
           <w:szCs w:val="24"/>
         </w:rPr>
-        <w:t xml:space="preserve">江湖之上，冯怒潮 练气圆满，却无筑基丹，修炼停滞！，天下局势悄然生变。</w:t>
+        <w:t xml:space="preserve">江湖之上，🔍 裴霜凝 探索有收获。，天下局势悄然生变。</w:t>
       </w:r>
     </w:p>
     <w:p>
@@ -806,7 +904,7 @@
           <w:sz w:val="18"/>
           <w:szCs w:val="18"/>
         </w:rPr>
-        <w:t xml:space="preserve">[数据] 存活修士：20人 | 大事件：11件</w:t>
+        <w:t xml:space="preserve">[数据] 存活修士：20人 | 大事件：8件</w:t>
       </w:r>
     </w:p>
     <w:p>
@@ -865,7 +963,7 @@
           <w:sz w:val="24"/>
           <w:szCs w:val="24"/>
         </w:rPr>
-        <w:t xml:space="preserve">江湖之上，🔍 苏寒衣 探索有收获。，天下局势悄然生变。</w:t>
+        <w:t xml:space="preserve">江湖之上，🔍 谢无殇 探索有收获。，天下局势悄然生变。</w:t>
       </w:r>
     </w:p>
     <w:p>
@@ -896,7 +994,7 @@
           <w:sz w:val="18"/>
           <w:szCs w:val="18"/>
         </w:rPr>
-        <w:t xml:space="preserve">[数据] 存活修士：20人 | 大事件：14件</w:t>
+        <w:t xml:space="preserve">[数据] 存活修士：20人 | 大事件：7件</w:t>
       </w:r>
     </w:p>
     <w:p>
@@ -941,6 +1039,34 @@
           <w:sz w:val="24"/>
           <w:szCs w:val="24"/>
         </w:rPr>
+        <w:t xml:space="preserve">天穹之上，隐隐有灵气漩涡凝聚，那是境界壁障破碎时才有的异象。滚滚灵压自丹田涌出，周身经脉尽皆震鸣——突破了，突破至练气九层！</w:t>
+      </w:r>
+    </w:p>
+    <w:p>
+      <w:pPr>
+        <w:spacing w:after="60" w:before="60" w:line="360"/>
+        <w:ind w:firstLine="480"/>
+      </w:pPr>
+      <w:r>
+        <w:rPr>
+          <w:rFonts w:ascii="宋体" w:cs="宋体" w:eastAsia="宋体" w:hAnsi="宋体"/>
+          <w:sz w:val="24"/>
+          <w:szCs w:val="24"/>
+        </w:rPr>
+        <w:t xml:space="preserve">天穹之上，隐隐有灵气漩涡凝聚，那是境界壁障破碎时才有的异象。滚滚灵压自丹田涌出，周身经脉尽皆震鸣——突破了，突破至【练气九层】！！</w:t>
+      </w:r>
+    </w:p>
+    <w:p>
+      <w:pPr>
+        <w:spacing w:after="60" w:before="60" w:line="360"/>
+        <w:ind w:firstLine="480"/>
+      </w:pPr>
+      <w:r>
+        <w:rPr>
+          <w:rFonts w:ascii="宋体" w:cs="宋体" w:eastAsia="宋体" w:hAnsi="宋体"/>
+          <w:sz w:val="24"/>
+          <w:szCs w:val="24"/>
+        </w:rPr>
         <w:t xml:space="preserve">与此同时，各方修士也在暗流中各自筹谋——</w:t>
       </w:r>
     </w:p>
@@ -955,7 +1081,7 @@
           <w:sz w:val="24"/>
           <w:szCs w:val="24"/>
         </w:rPr>
-        <w:t xml:space="preserve">江湖之上，魏玄机 练气圆满，却无筑基丹，修炼停滞！，天下局势悄然生变。</w:t>
+        <w:t xml:space="preserve">江湖之上，🔍 万财爷 探索有收获。，天下局势悄然生变。</w:t>
       </w:r>
     </w:p>
     <w:p>
@@ -986,7 +1112,7 @@
           <w:sz w:val="18"/>
           <w:szCs w:val="18"/>
         </w:rPr>
-        <w:t xml:space="preserve">[数据] 存活修士：20人 | 大事件：13件</w:t>
+        <w:t xml:space="preserve">[数据] 存活修士：20人 | 突破：1次 | 大事件：11件</w:t>
       </w:r>
     </w:p>
     <w:p>
@@ -1031,6 +1157,34 @@
           <w:sz w:val="24"/>
           <w:szCs w:val="24"/>
         </w:rPr>
+        <w:t xml:space="preserve">突破的那一刻，天地间仿佛静止了。丹田深处，一道桎梏轰然崩碎，磅礴的灵力如决堤洪流喷薄而出——练气八层，终于踏上了新的境界。</w:t>
+      </w:r>
+    </w:p>
+    <w:p>
+      <w:pPr>
+        <w:spacing w:after="60" w:before="60" w:line="360"/>
+        <w:ind w:firstLine="480"/>
+      </w:pPr>
+      <w:r>
+        <w:rPr>
+          <w:rFonts w:ascii="宋体" w:cs="宋体" w:eastAsia="宋体" w:hAnsi="宋体"/>
+          <w:sz w:val="24"/>
+          <w:szCs w:val="24"/>
+        </w:rPr>
+        <w:t xml:space="preserve">突破的那一刻，天地间仿佛静止了。丹田深处，一道桎梏轰然崩碎，磅礴的灵力如决堤洪流喷薄而出——练气二层，终于踏上了新的境界。</w:t>
+      </w:r>
+    </w:p>
+    <w:p>
+      <w:pPr>
+        <w:spacing w:after="60" w:before="60" w:line="360"/>
+        <w:ind w:firstLine="480"/>
+      </w:pPr>
+      <w:r>
+        <w:rPr>
+          <w:rFonts w:ascii="宋体" w:cs="宋体" w:eastAsia="宋体" w:hAnsi="宋体"/>
+          <w:sz w:val="24"/>
+          <w:szCs w:val="24"/>
+        </w:rPr>
         <w:t xml:space="preserve">与此同时，各方修士也在暗流中各自筹谋——</w:t>
       </w:r>
     </w:p>
@@ -1045,7 +1199,7 @@
           <w:sz w:val="24"/>
           <w:szCs w:val="24"/>
         </w:rPr>
-        <w:t xml:space="preserve">江湖之上，陆霜华 练气圆满，却无筑基丹，修炼停滞！，天下局势悄然生变。</w:t>
+        <w:t xml:space="preserve">江湖之上，✨ 谢无殇 修为精进，突破至，天下局势悄然生变。</w:t>
       </w:r>
     </w:p>
     <w:p>
@@ -1076,7 +1230,7 @@
           <w:sz w:val="18"/>
           <w:szCs w:val="18"/>
         </w:rPr>
-        <w:t xml:space="preserve">[数据] 存活修士：20人 | 大事件：15件</w:t>
+        <w:t xml:space="preserve">[数据] 存活修士：20人 | 突破：3次 | 大事件：6件</w:t>
       </w:r>
     </w:p>
     <w:p>
@@ -1121,7 +1275,21 @@
           <w:sz w:val="24"/>
           <w:szCs w:val="24"/>
         </w:rPr>
-        <w:t xml:space="preserve">突破的那一刻，天地间仿佛静止了。丹田深处，一道桎梏轰然崩碎，磅礴的灵力如决堤洪流喷薄而出——练气十一层，终于踏上了新的境界。</w:t>
+        <w:t xml:space="preserve">突破的那一刻，天地间仿佛静止了。丹田深处，一道桎梏轰然崩碎，磅礴的灵力如决堤洪流喷薄而出——练气六层，终于踏上了新的境界。</w:t>
+      </w:r>
+    </w:p>
+    <w:p>
+      <w:pPr>
+        <w:spacing w:after="60" w:before="60" w:line="360"/>
+        <w:ind w:firstLine="480"/>
+      </w:pPr>
+      <w:r>
+        <w:rPr>
+          <w:rFonts w:ascii="宋体" w:cs="宋体" w:eastAsia="宋体" w:hAnsi="宋体"/>
+          <w:sz w:val="24"/>
+          <w:szCs w:val="24"/>
+        </w:rPr>
+        <w:t xml:space="preserve">突破的那一刻，天地间仿佛静止了。丹田深处，一道桎梏轰然崩碎，磅礴的灵力如决堤洪流喷薄而出——【练气六层】！，终于踏上了新的境界。</w:t>
       </w:r>
     </w:p>
     <w:p>
@@ -1149,7 +1317,7 @@
           <w:sz w:val="24"/>
           <w:szCs w:val="24"/>
         </w:rPr>
-        <w:t xml:space="preserve">江湖之上，冯怒潮 练气圆满，却无筑基丹，修炼停滞！，天下局势悄然生变。</w:t>
+        <w:t xml:space="preserve">江湖之上，🔍 王捕头 探索有收获。，天下局势悄然生变。</w:t>
       </w:r>
     </w:p>
     <w:p>
@@ -1180,7 +1348,7 @@
           <w:sz w:val="18"/>
           <w:szCs w:val="18"/>
         </w:rPr>
-        <w:t xml:space="preserve">[数据] 存活修士：20人 | 突破：1次 | 大事件：19件</w:t>
+        <w:t xml:space="preserve">[数据] 存活修士：20人 | 突破：1次 | 大事件：10件</w:t>
       </w:r>
     </w:p>
     <w:p>
@@ -1239,7 +1407,7 @@
           <w:sz w:val="24"/>
           <w:szCs w:val="24"/>
         </w:rPr>
-        <w:t xml:space="preserve">江湖之上，陆霜华 练气圆满，却无筑基丹，修炼停滞！，天下局势悄然生变。</w:t>
+        <w:t xml:space="preserve">江湖之上，🔍 周天问 探索有收获。，天下局势悄然生变。</w:t>
       </w:r>
     </w:p>
     <w:p>
@@ -1270,7 +1438,7 @@
           <w:sz w:val="18"/>
           <w:szCs w:val="18"/>
         </w:rPr>
-        <w:t xml:space="preserve">[数据] 存活修士：20人 | 大事件：14件</w:t>
+        <w:t xml:space="preserve">[数据] 存活修士：20人 | 大事件：9件</w:t>
       </w:r>
     </w:p>
     <w:p>
@@ -1315,20 +1483,6 @@
           <w:sz w:val="24"/>
           <w:szCs w:val="24"/>
         </w:rPr>
-        <w:t xml:space="preserve">突破的那一刻，天地间仿佛静止了。丹田深处，一道桎梏轰然崩碎，磅礴的灵力如决堤洪流喷薄而出——练气十二层，终于踏上了新的境界。</w:t>
-      </w:r>
-    </w:p>
-    <w:p>
-      <w:pPr>
-        <w:spacing w:after="60" w:before="60" w:line="360"/>
-        <w:ind w:firstLine="480"/>
-      </w:pPr>
-      <w:r>
-        <w:rPr>
-          <w:rFonts w:ascii="宋体" w:cs="宋体" w:eastAsia="宋体" w:hAnsi="宋体"/>
-          <w:sz w:val="24"/>
-          <w:szCs w:val="24"/>
-        </w:rPr>
         <w:t xml:space="preserve">与此同时，各方修士也在暗流中各自筹谋——</w:t>
       </w:r>
     </w:p>
@@ -1343,7 +1497,7 @@
           <w:sz w:val="24"/>
           <w:szCs w:val="24"/>
         </w:rPr>
-        <w:t xml:space="preserve">江湖之上，冯怒潮 练气圆满，却无筑基丹，修炼停滞！，天下局势悄然生变。</w:t>
+        <w:t xml:space="preserve">江湖之上，🔍 黑风寨主 探索有收获。，天下局势悄然生变。</w:t>
       </w:r>
     </w:p>
     <w:p>
@@ -1374,7 +1528,7 @@
           <w:sz w:val="18"/>
           <w:szCs w:val="18"/>
         </w:rPr>
-        <w:t xml:space="preserve">[数据] 存活修士：20人 | 突破：1次 | 大事件：15件</w:t>
+        <w:t xml:space="preserve">[数据] 存活修士：20人 | 大事件：6件</w:t>
       </w:r>
     </w:p>
     <w:p>
@@ -1419,20 +1573,6 @@
           <w:sz w:val="24"/>
           <w:szCs w:val="24"/>
         </w:rPr>
-        <w:t xml:space="preserve">天穹之上，隐隐有灵气漩涡凝聚，那是境界壁障破碎时才有的异象。滚滚灵压自丹田涌出，周身经脉尽皆震鸣——突破了，突破至练气七层！</w:t>
-      </w:r>
-    </w:p>
-    <w:p>
-      <w:pPr>
-        <w:spacing w:after="60" w:before="60" w:line="360"/>
-        <w:ind w:firstLine="480"/>
-      </w:pPr>
-      <w:r>
-        <w:rPr>
-          <w:rFonts w:ascii="宋体" w:cs="宋体" w:eastAsia="宋体" w:hAnsi="宋体"/>
-          <w:sz w:val="24"/>
-          <w:szCs w:val="24"/>
-        </w:rPr>
         <w:t xml:space="preserve">与此同时，各方修士也在暗流中各自筹谋——</w:t>
       </w:r>
     </w:p>
@@ -1447,7 +1587,7 @@
           <w:sz w:val="24"/>
           <w:szCs w:val="24"/>
         </w:rPr>
-        <w:t xml:space="preserve">江湖之上，冯怒潮 练气圆满，却无筑基丹，修炼停滞！，天下局势悄然生变。</w:t>
+        <w:t xml:space="preserve">江湖之上，🔍 周天问 探索有收获。，天下局势悄然生变。</w:t>
       </w:r>
     </w:p>
     <w:p>
@@ -1478,7 +1618,7 @@
           <w:sz w:val="18"/>
           <w:szCs w:val="18"/>
         </w:rPr>
-        <w:t xml:space="preserve">[数据] 存活修士：20人 | 突破：1次 | 大事件：15件</w:t>
+        <w:t xml:space="preserve">[数据] 存活修士：20人 | 大事件：5件</w:t>
       </w:r>
     </w:p>
     <w:p>
@@ -1523,6 +1663,20 @@
           <w:sz w:val="24"/>
           <w:szCs w:val="24"/>
         </w:rPr>
+        <w:t xml:space="preserve">天穹之上，隐隐有灵气漩涡凝聚，那是境界壁障破碎时才有的异象。滚滚灵压自丹田涌出，周身经脉尽皆震鸣——突破了，突破至练气七层！</w:t>
+      </w:r>
+    </w:p>
+    <w:p>
+      <w:pPr>
+        <w:spacing w:after="60" w:before="60" w:line="360"/>
+        <w:ind w:firstLine="480"/>
+      </w:pPr>
+      <w:r>
+        <w:rPr>
+          <w:rFonts w:ascii="宋体" w:cs="宋体" w:eastAsia="宋体" w:hAnsi="宋体"/>
+          <w:sz w:val="24"/>
+          <w:szCs w:val="24"/>
+        </w:rPr>
         <w:t xml:space="preserve">天穹之上，隐隐有灵气漩涡凝聚，那是境界壁障破碎时才有的异象。滚滚灵压自丹田涌出，周身经脉尽皆震鸣——突破了，突破至练气九层！</w:t>
       </w:r>
     </w:p>
@@ -1551,7 +1705,7 @@
           <w:sz w:val="24"/>
           <w:szCs w:val="24"/>
         </w:rPr>
-        <w:t xml:space="preserve">江湖之上，红袖添香 练气圆满，却无筑基丹，修炼停滞！，天下局势悄然生变。</w:t>
+        <w:t xml:space="preserve">江湖之上，✨ 破碗老爷 修为精进，突破至，天下局势悄然生变。</w:t>
       </w:r>
     </w:p>
     <w:p>
@@ -1582,7 +1736,7 @@
           <w:sz w:val="18"/>
           <w:szCs w:val="18"/>
         </w:rPr>
-        <w:t xml:space="preserve">[数据] 存活修士：20人 | 突破：1次 | 大事件：18件</w:t>
+        <w:t xml:space="preserve">[数据] 存活修士：20人 | 突破：2次 | 大事件：9件</w:t>
       </w:r>
     </w:p>
     <w:p>
@@ -1627,6 +1781,34 @@
           <w:sz w:val="24"/>
           <w:szCs w:val="24"/>
         </w:rPr>
+        <w:t xml:space="preserve">天穹之上，隐隐有灵气漩涡凝聚，那是境界壁障破碎时才有的异象。滚滚灵压自丹田涌出，周身经脉尽皆震鸣——突破了，突破至练气三层！</w:t>
+      </w:r>
+    </w:p>
+    <w:p>
+      <w:pPr>
+        <w:spacing w:after="60" w:before="60" w:line="360"/>
+        <w:ind w:firstLine="480"/>
+      </w:pPr>
+      <w:r>
+        <w:rPr>
+          <w:rFonts w:ascii="宋体" w:cs="宋体" w:eastAsia="宋体" w:hAnsi="宋体"/>
+          <w:sz w:val="24"/>
+          <w:szCs w:val="24"/>
+        </w:rPr>
+        <w:t xml:space="preserve">天穹之上，隐隐有灵气漩涡凝聚，那是境界壁障破碎时才有的异象。滚滚灵压自丹田涌出，周身经脉尽皆震鸣——突破了，突破至【练气三层】！！</w:t>
+      </w:r>
+    </w:p>
+    <w:p>
+      <w:pPr>
+        <w:spacing w:after="60" w:before="60" w:line="360"/>
+        <w:ind w:firstLine="480"/>
+      </w:pPr>
+      <w:r>
+        <w:rPr>
+          <w:rFonts w:ascii="宋体" w:cs="宋体" w:eastAsia="宋体" w:hAnsi="宋体"/>
+          <w:sz w:val="24"/>
+          <w:szCs w:val="24"/>
+        </w:rPr>
         <w:t xml:space="preserve">与此同时，各方修士也在暗流中各自筹谋——</w:t>
       </w:r>
     </w:p>
@@ -1641,7 +1823,7 @@
           <w:sz w:val="24"/>
           <w:szCs w:val="24"/>
         </w:rPr>
-        <w:t xml:space="preserve">江湖之上，红袖添香 练气圆满，却无筑基丹，修炼停滞！，天下局势悄然生变。</w:t>
+        <w:t xml:space="preserve">江湖之上，🔍 刘二蛋 探索有收获。，天下局势悄然生变。</w:t>
       </w:r>
     </w:p>
     <w:p>
@@ -1672,7 +1854,7 @@
           <w:sz w:val="18"/>
           <w:szCs w:val="18"/>
         </w:rPr>
-        <w:t xml:space="preserve">[数据] 存活修士：20人 | 大事件：11件</w:t>
+        <w:t xml:space="preserve">[数据] 存活修士：20人 | 突破：1次 | 大事件：7件</w:t>
       </w:r>
     </w:p>
     <w:p>

--- a/xianxia_story.docx
+++ b/xianxia_story.docx
@@ -103,20 +103,6 @@
           <w:sz w:val="24"/>
           <w:szCs w:val="24"/>
         </w:rPr>
-        <w:t xml:space="preserve">突破的那一刻，天地间仿佛静止了。丹田深处，一道桎梏轰然崩碎，磅礴的灵力如决堤洪流喷薄而出——练气九层，终于踏上了新的境界。</w:t>
-      </w:r>
-    </w:p>
-    <w:p>
-      <w:pPr>
-        <w:spacing w:after="60" w:before="60" w:line="360"/>
-        <w:ind w:firstLine="480"/>
-      </w:pPr>
-      <w:r>
-        <w:rPr>
-          <w:rFonts w:ascii="宋体" w:cs="宋体" w:eastAsia="宋体" w:hAnsi="宋体"/>
-          <w:sz w:val="24"/>
-          <w:szCs w:val="24"/>
-        </w:rPr>
         <w:t xml:space="preserve">与此同时，各方修士也在暗流中各自筹谋——</w:t>
       </w:r>
     </w:p>
@@ -131,7 +117,7 @@
           <w:sz w:val="24"/>
           <w:szCs w:val="24"/>
         </w:rPr>
-        <w:t xml:space="preserve">江湖之上，🔍 梨花娘子 探索有收获。，天下局势悄然生变。</w:t>
+        <w:t xml:space="preserve">江湖之上，🔍 孟长歌 探索有收获。，天下局势悄然生变。</w:t>
       </w:r>
     </w:p>
     <w:p>
@@ -162,7 +148,7 @@
           <w:sz w:val="18"/>
           <w:szCs w:val="18"/>
         </w:rPr>
-        <w:t xml:space="preserve">[数据] 存活修士：20人 | 突破：1次 | 大事件：7件</w:t>
+        <w:t xml:space="preserve">[数据] 存活修士：20人 | 大事件：19件</w:t>
       </w:r>
     </w:p>
     <w:p>
@@ -221,7 +207,7 @@
           <w:sz w:val="24"/>
           <w:szCs w:val="24"/>
         </w:rPr>
-        <w:t xml:space="preserve">江湖之上，🔍 老赵掌柜 探索有收获。，天下局势悄然生变。</w:t>
+        <w:t xml:space="preserve">江湖之上，🔍 冯怒潮 探索有收获。，天下局势悄然生变。</w:t>
       </w:r>
     </w:p>
     <w:p>
@@ -252,7 +238,7 @@
           <w:sz w:val="18"/>
           <w:szCs w:val="18"/>
         </w:rPr>
-        <w:t xml:space="preserve">[数据] 存活修士：20人 | 大事件：8件</w:t>
+        <w:t xml:space="preserve">[数据] 存活修士：20人 | 大事件：17件</w:t>
       </w:r>
     </w:p>
     <w:p>
@@ -297,34 +283,6 @@
           <w:sz w:val="24"/>
           <w:szCs w:val="24"/>
         </w:rPr>
-        <w:t xml:space="preserve">天穹之上，隐隐有灵气漩涡凝聚，那是境界壁障破碎时才有的异象。滚滚灵压自丹田涌出，周身经脉尽皆震鸣——突破了，突破至练气七层！</w:t>
-      </w:r>
-    </w:p>
-    <w:p>
-      <w:pPr>
-        <w:spacing w:after="60" w:before="60" w:line="360"/>
-        <w:ind w:firstLine="480"/>
-      </w:pPr>
-      <w:r>
-        <w:rPr>
-          <w:rFonts w:ascii="宋体" w:cs="宋体" w:eastAsia="宋体" w:hAnsi="宋体"/>
-          <w:sz w:val="24"/>
-          <w:szCs w:val="24"/>
-        </w:rPr>
-        <w:t xml:space="preserve">天穹之上，隐隐有灵气漩涡凝聚，那是境界壁障破碎时才有的异象。滚滚灵压自丹田涌出，周身经脉尽皆震鸣——突破了，突破至【练气七层】！！</w:t>
-      </w:r>
-    </w:p>
-    <w:p>
-      <w:pPr>
-        <w:spacing w:after="60" w:before="60" w:line="360"/>
-        <w:ind w:firstLine="480"/>
-      </w:pPr>
-      <w:r>
-        <w:rPr>
-          <w:rFonts w:ascii="宋体" w:cs="宋体" w:eastAsia="宋体" w:hAnsi="宋体"/>
-          <w:sz w:val="24"/>
-          <w:szCs w:val="24"/>
-        </w:rPr>
         <w:t xml:space="preserve">与此同时，各方修士也在暗流中各自筹谋——</w:t>
       </w:r>
     </w:p>
@@ -339,7 +297,7 @@
           <w:sz w:val="24"/>
           <w:szCs w:val="24"/>
         </w:rPr>
-        <w:t xml:space="preserve">江湖之上，✨ 谢无殇 修为精进，突破至，天下局势悄然生变。</w:t>
+        <w:t xml:space="preserve">江湖之上，冯怒潮 练气圆满，却无筑基丹，修炼停滞！，天下局势悄然生变。</w:t>
       </w:r>
     </w:p>
     <w:p>
@@ -370,7 +328,7 @@
           <w:sz w:val="18"/>
           <w:szCs w:val="18"/>
         </w:rPr>
-        <w:t xml:space="preserve">[数据] 存活修士：20人 | 突破：1次 | 大事件：11件</w:t>
+        <w:t xml:space="preserve">[数据] 存活修士：20人 | 大事件：14件</w:t>
       </w:r>
     </w:p>
     <w:p>
@@ -415,6 +373,34 @@
           <w:sz w:val="24"/>
           <w:szCs w:val="24"/>
         </w:rPr>
+        <w:t xml:space="preserve">突破的那一刻，天地间仿佛静止了。丹田深处，一道桎梏轰然崩碎，磅礴的灵力如决堤洪流喷薄而出——练气十一层，终于踏上了新的境界。</w:t>
+      </w:r>
+    </w:p>
+    <w:p>
+      <w:pPr>
+        <w:spacing w:after="60" w:before="60" w:line="360"/>
+        <w:ind w:firstLine="480"/>
+      </w:pPr>
+      <w:r>
+        <w:rPr>
+          <w:rFonts w:ascii="宋体" w:cs="宋体" w:eastAsia="宋体" w:hAnsi="宋体"/>
+          <w:sz w:val="24"/>
+          <w:szCs w:val="24"/>
+        </w:rPr>
+        <w:t xml:space="preserve">突破的那一刻，天地间仿佛静止了。丹田深处，一道桎梏轰然崩碎，磅礴的灵力如决堤洪流喷薄而出——【练气十一层】！修仙之路，终于踏上了新的境界。</w:t>
+      </w:r>
+    </w:p>
+    <w:p>
+      <w:pPr>
+        <w:spacing w:after="60" w:before="60" w:line="360"/>
+        <w:ind w:firstLine="480"/>
+      </w:pPr>
+      <w:r>
+        <w:rPr>
+          <w:rFonts w:ascii="宋体" w:cs="宋体" w:eastAsia="宋体" w:hAnsi="宋体"/>
+          <w:sz w:val="24"/>
+          <w:szCs w:val="24"/>
+        </w:rPr>
         <w:t xml:space="preserve">与此同时，各方修士也在暗流中各自筹谋——</w:t>
       </w:r>
     </w:p>
@@ -429,7 +415,7 @@
           <w:sz w:val="24"/>
           <w:szCs w:val="24"/>
         </w:rPr>
-        <w:t xml:space="preserve">江湖之上，🔍 周天问 探索有收获。，天下局势悄然生变。</w:t>
+        <w:t xml:space="preserve">江湖之上，冯怒潮 练气圆满，却无筑基丹，修炼停滞！，天下局势悄然生变。</w:t>
       </w:r>
     </w:p>
     <w:p>
@@ -460,7 +446,7 @@
           <w:sz w:val="18"/>
           <w:szCs w:val="18"/>
         </w:rPr>
-        <w:t xml:space="preserve">[数据] 存活修士：20人 | 大事件：4件</w:t>
+        <w:t xml:space="preserve">[数据] 存活修士：20人 | 突破：1次 | 大事件：18件</w:t>
       </w:r>
     </w:p>
     <w:p>
@@ -505,34 +491,6 @@
           <w:sz w:val="24"/>
           <w:szCs w:val="24"/>
         </w:rPr>
-        <w:t xml:space="preserve">突破的那一刻，天地间仿佛静止了。丹田深处，一道桎梏轰然崩碎，磅礴的灵力如决堤洪流喷薄而出——练气八层，终于踏上了新的境界。</w:t>
-      </w:r>
-    </w:p>
-    <w:p>
-      <w:pPr>
-        <w:spacing w:after="60" w:before="60" w:line="360"/>
-        <w:ind w:firstLine="480"/>
-      </w:pPr>
-      <w:r>
-        <w:rPr>
-          <w:rFonts w:ascii="宋体" w:cs="宋体" w:eastAsia="宋体" w:hAnsi="宋体"/>
-          <w:sz w:val="24"/>
-          <w:szCs w:val="24"/>
-        </w:rPr>
-        <w:t xml:space="preserve">突破的那一刻，天地间仿佛静止了。丹田深处，一道桎梏轰然崩碎，磅礴的灵力如决堤洪流喷薄而出——【练气八层】！，终于踏上了新的境界。</w:t>
-      </w:r>
-    </w:p>
-    <w:p>
-      <w:pPr>
-        <w:spacing w:after="60" w:before="60" w:line="360"/>
-        <w:ind w:firstLine="480"/>
-      </w:pPr>
-      <w:r>
-        <w:rPr>
-          <w:rFonts w:ascii="宋体" w:cs="宋体" w:eastAsia="宋体" w:hAnsi="宋体"/>
-          <w:sz w:val="24"/>
-          <w:szCs w:val="24"/>
-        </w:rPr>
         <w:t xml:space="preserve">与此同时，各方修士也在暗流中各自筹谋——</w:t>
       </w:r>
     </w:p>
@@ -547,7 +505,7 @@
           <w:sz w:val="24"/>
           <w:szCs w:val="24"/>
         </w:rPr>
-        <w:t xml:space="preserve">江湖之上，✨ 裴霜凝 修为精进，突破至，天下局势悄然生变。</w:t>
+        <w:t xml:space="preserve">江湖之上，冯怒潮 练气圆满，却无筑基丹，修炼停滞！，天下局势悄然生变。</w:t>
       </w:r>
     </w:p>
     <w:p>
@@ -578,7 +536,7 @@
           <w:sz w:val="18"/>
           <w:szCs w:val="18"/>
         </w:rPr>
-        <w:t xml:space="preserve">[数据] 存活修士：20人 | 突破：1次 | 大事件：10件</w:t>
+        <w:t xml:space="preserve">[数据] 存活修士：20人 | 大事件：15件</w:t>
       </w:r>
     </w:p>
     <w:p>
@@ -623,34 +581,6 @@
           <w:sz w:val="24"/>
           <w:szCs w:val="24"/>
         </w:rPr>
-        <w:t xml:space="preserve">天穹之上，隐隐有灵气漩涡凝聚，那是境界壁障破碎时才有的异象。滚滚灵压自丹田涌出，周身经脉尽皆震鸣——突破了，突破至练气四层！</w:t>
-      </w:r>
-    </w:p>
-    <w:p>
-      <w:pPr>
-        <w:spacing w:after="60" w:before="60" w:line="360"/>
-        <w:ind w:firstLine="480"/>
-      </w:pPr>
-      <w:r>
-        <w:rPr>
-          <w:rFonts w:ascii="宋体" w:cs="宋体" w:eastAsia="宋体" w:hAnsi="宋体"/>
-          <w:sz w:val="24"/>
-          <w:szCs w:val="24"/>
-        </w:rPr>
-        <w:t xml:space="preserve">天穹之上，隐隐有灵气漩涡凝聚，那是境界壁障破碎时才有的异象。滚滚灵压自丹田涌出，周身经脉尽皆震鸣——突破了，突破至练气三层！</w:t>
-      </w:r>
-    </w:p>
-    <w:p>
-      <w:pPr>
-        <w:spacing w:after="60" w:before="60" w:line="360"/>
-        <w:ind w:firstLine="480"/>
-      </w:pPr>
-      <w:r>
-        <w:rPr>
-          <w:rFonts w:ascii="宋体" w:cs="宋体" w:eastAsia="宋体" w:hAnsi="宋体"/>
-          <w:sz w:val="24"/>
-          <w:szCs w:val="24"/>
-        </w:rPr>
         <w:t xml:space="preserve">与此同时，各方修士也在暗流中各自筹谋——</w:t>
       </w:r>
     </w:p>
@@ -665,7 +595,7 @@
           <w:sz w:val="24"/>
           <w:szCs w:val="24"/>
         </w:rPr>
-        <w:t xml:space="preserve">江湖之上，🔍 周天问 探索有收获。，天下局势悄然生变。</w:t>
+        <w:t xml:space="preserve">江湖之上，孟长歌 练气圆满，却无筑基丹，修炼停滞！，天下局势悄然生变。</w:t>
       </w:r>
     </w:p>
     <w:p>
@@ -696,7 +626,7 @@
           <w:sz w:val="18"/>
           <w:szCs w:val="18"/>
         </w:rPr>
-        <w:t xml:space="preserve">[数据] 存活修士：20人 | 突破：2次 | 大事件：11件</w:t>
+        <w:t xml:space="preserve">[数据] 存活修士：20人 | 大事件：11件</w:t>
       </w:r>
     </w:p>
     <w:p>
@@ -741,34 +671,6 @@
           <w:sz w:val="24"/>
           <w:szCs w:val="24"/>
         </w:rPr>
-        <w:t xml:space="preserve">突破的那一刻，天地间仿佛静止了。丹田深处，一道桎梏轰然崩碎，磅礴的灵力如决堤洪流喷薄而出——练气三层，终于踏上了新的境界。</w:t>
-      </w:r>
-    </w:p>
-    <w:p>
-      <w:pPr>
-        <w:spacing w:after="60" w:before="60" w:line="360"/>
-        <w:ind w:firstLine="480"/>
-      </w:pPr>
-      <w:r>
-        <w:rPr>
-          <w:rFonts w:ascii="宋体" w:cs="宋体" w:eastAsia="宋体" w:hAnsi="宋体"/>
-          <w:sz w:val="24"/>
-          <w:szCs w:val="24"/>
-        </w:rPr>
-        <w:t xml:space="preserve">突破的那一刻，天地间仿佛静止了。丹田深处，一道桎梏轰然崩碎，磅礴的灵力如决堤洪流喷薄而出——练气六层，终于踏上了新的境界。</w:t>
-      </w:r>
-    </w:p>
-    <w:p>
-      <w:pPr>
-        <w:spacing w:after="60" w:before="60" w:line="360"/>
-        <w:ind w:firstLine="480"/>
-      </w:pPr>
-      <w:r>
-        <w:rPr>
-          <w:rFonts w:ascii="宋体" w:cs="宋体" w:eastAsia="宋体" w:hAnsi="宋体"/>
-          <w:sz w:val="24"/>
-          <w:szCs w:val="24"/>
-        </w:rPr>
         <w:t xml:space="preserve">与此同时，各方修士也在暗流中各自筹谋——</w:t>
       </w:r>
     </w:p>
@@ -783,7 +685,7 @@
           <w:sz w:val="24"/>
           <w:szCs w:val="24"/>
         </w:rPr>
-        <w:t xml:space="preserve">江湖之上，🔍 谢无殇 探索有收获。，天下局势悄然生变。</w:t>
+        <w:t xml:space="preserve">江湖之上，🔍 魏玄机 探索有收获。，天下局势悄然生变。</w:t>
       </w:r>
     </w:p>
     <w:p>
@@ -814,7 +716,7 @@
           <w:sz w:val="18"/>
           <w:szCs w:val="18"/>
         </w:rPr>
-        <w:t xml:space="preserve">[数据] 存活修士：20人 | 突破：3次 | 大事件：17件</w:t>
+        <w:t xml:space="preserve">[数据] 存活修士：20人 | 大事件：15件</w:t>
       </w:r>
     </w:p>
     <w:p>
@@ -873,7 +775,7 @@
           <w:sz w:val="24"/>
           <w:szCs w:val="24"/>
         </w:rPr>
-        <w:t xml:space="preserve">江湖之上，🔍 裴霜凝 探索有收获。，天下局势悄然生变。</w:t>
+        <w:t xml:space="preserve">江湖之上，冯怒潮 练气圆满，却无筑基丹，修炼停滞！，天下局势悄然生变。</w:t>
       </w:r>
     </w:p>
     <w:p>
@@ -904,7 +806,7 @@
           <w:sz w:val="18"/>
           <w:szCs w:val="18"/>
         </w:rPr>
-        <w:t xml:space="preserve">[数据] 存活修士：20人 | 大事件：8件</w:t>
+        <w:t xml:space="preserve">[数据] 存活修士：20人 | 大事件：11件</w:t>
       </w:r>
     </w:p>
     <w:p>
@@ -963,7 +865,7 @@
           <w:sz w:val="24"/>
           <w:szCs w:val="24"/>
         </w:rPr>
-        <w:t xml:space="preserve">江湖之上，🔍 谢无殇 探索有收获。，天下局势悄然生变。</w:t>
+        <w:t xml:space="preserve">江湖之上，🔍 苏寒衣 探索有收获。，天下局势悄然生变。</w:t>
       </w:r>
     </w:p>
     <w:p>
@@ -994,7 +896,7 @@
           <w:sz w:val="18"/>
           <w:szCs w:val="18"/>
         </w:rPr>
-        <w:t xml:space="preserve">[数据] 存活修士：20人 | 大事件：7件</w:t>
+        <w:t xml:space="preserve">[数据] 存活修士：20人 | 大事件：14件</w:t>
       </w:r>
     </w:p>
     <w:p>
@@ -1039,34 +941,6 @@
           <w:sz w:val="24"/>
           <w:szCs w:val="24"/>
         </w:rPr>
-        <w:t xml:space="preserve">天穹之上，隐隐有灵气漩涡凝聚，那是境界壁障破碎时才有的异象。滚滚灵压自丹田涌出，周身经脉尽皆震鸣——突破了，突破至练气九层！</w:t>
-      </w:r>
-    </w:p>
-    <w:p>
-      <w:pPr>
-        <w:spacing w:after="60" w:before="60" w:line="360"/>
-        <w:ind w:firstLine="480"/>
-      </w:pPr>
-      <w:r>
-        <w:rPr>
-          <w:rFonts w:ascii="宋体" w:cs="宋体" w:eastAsia="宋体" w:hAnsi="宋体"/>
-          <w:sz w:val="24"/>
-          <w:szCs w:val="24"/>
-        </w:rPr>
-        <w:t xml:space="preserve">天穹之上，隐隐有灵气漩涡凝聚，那是境界壁障破碎时才有的异象。滚滚灵压自丹田涌出，周身经脉尽皆震鸣——突破了，突破至【练气九层】！！</w:t>
-      </w:r>
-    </w:p>
-    <w:p>
-      <w:pPr>
-        <w:spacing w:after="60" w:before="60" w:line="360"/>
-        <w:ind w:firstLine="480"/>
-      </w:pPr>
-      <w:r>
-        <w:rPr>
-          <w:rFonts w:ascii="宋体" w:cs="宋体" w:eastAsia="宋体" w:hAnsi="宋体"/>
-          <w:sz w:val="24"/>
-          <w:szCs w:val="24"/>
-        </w:rPr>
         <w:t xml:space="preserve">与此同时，各方修士也在暗流中各自筹谋——</w:t>
       </w:r>
     </w:p>
@@ -1081,7 +955,7 @@
           <w:sz w:val="24"/>
           <w:szCs w:val="24"/>
         </w:rPr>
-        <w:t xml:space="preserve">江湖之上，🔍 万财爷 探索有收获。，天下局势悄然生变。</w:t>
+        <w:t xml:space="preserve">江湖之上，魏玄机 练气圆满，却无筑基丹，修炼停滞！，天下局势悄然生变。</w:t>
       </w:r>
     </w:p>
     <w:p>
@@ -1112,7 +986,7 @@
           <w:sz w:val="18"/>
           <w:szCs w:val="18"/>
         </w:rPr>
-        <w:t xml:space="preserve">[数据] 存活修士：20人 | 突破：1次 | 大事件：11件</w:t>
+        <w:t xml:space="preserve">[数据] 存活修士：20人 | 大事件：13件</w:t>
       </w:r>
     </w:p>
     <w:p>
@@ -1157,34 +1031,6 @@
           <w:sz w:val="24"/>
           <w:szCs w:val="24"/>
         </w:rPr>
-        <w:t xml:space="preserve">突破的那一刻，天地间仿佛静止了。丹田深处，一道桎梏轰然崩碎，磅礴的灵力如决堤洪流喷薄而出——练气八层，终于踏上了新的境界。</w:t>
-      </w:r>
-    </w:p>
-    <w:p>
-      <w:pPr>
-        <w:spacing w:after="60" w:before="60" w:line="360"/>
-        <w:ind w:firstLine="480"/>
-      </w:pPr>
-      <w:r>
-        <w:rPr>
-          <w:rFonts w:ascii="宋体" w:cs="宋体" w:eastAsia="宋体" w:hAnsi="宋体"/>
-          <w:sz w:val="24"/>
-          <w:szCs w:val="24"/>
-        </w:rPr>
-        <w:t xml:space="preserve">突破的那一刻，天地间仿佛静止了。丹田深处，一道桎梏轰然崩碎，磅礴的灵力如决堤洪流喷薄而出——练气二层，终于踏上了新的境界。</w:t>
-      </w:r>
-    </w:p>
-    <w:p>
-      <w:pPr>
-        <w:spacing w:after="60" w:before="60" w:line="360"/>
-        <w:ind w:firstLine="480"/>
-      </w:pPr>
-      <w:r>
-        <w:rPr>
-          <w:rFonts w:ascii="宋体" w:cs="宋体" w:eastAsia="宋体" w:hAnsi="宋体"/>
-          <w:sz w:val="24"/>
-          <w:szCs w:val="24"/>
-        </w:rPr>
         <w:t xml:space="preserve">与此同时，各方修士也在暗流中各自筹谋——</w:t>
       </w:r>
     </w:p>
@@ -1199,7 +1045,7 @@
           <w:sz w:val="24"/>
           <w:szCs w:val="24"/>
         </w:rPr>
-        <w:t xml:space="preserve">江湖之上，✨ 谢无殇 修为精进，突破至，天下局势悄然生变。</w:t>
+        <w:t xml:space="preserve">江湖之上，陆霜华 练气圆满，却无筑基丹，修炼停滞！，天下局势悄然生变。</w:t>
       </w:r>
     </w:p>
     <w:p>
@@ -1230,7 +1076,7 @@
           <w:sz w:val="18"/>
           <w:szCs w:val="18"/>
         </w:rPr>
-        <w:t xml:space="preserve">[数据] 存活修士：20人 | 突破：3次 | 大事件：6件</w:t>
+        <w:t xml:space="preserve">[数据] 存活修士：20人 | 大事件：15件</w:t>
       </w:r>
     </w:p>
     <w:p>
@@ -1275,21 +1121,7 @@
           <w:sz w:val="24"/>
           <w:szCs w:val="24"/>
         </w:rPr>
-        <w:t xml:space="preserve">突破的那一刻，天地间仿佛静止了。丹田深处，一道桎梏轰然崩碎，磅礴的灵力如决堤洪流喷薄而出——练气六层，终于踏上了新的境界。</w:t>
-      </w:r>
-    </w:p>
-    <w:p>
-      <w:pPr>
-        <w:spacing w:after="60" w:before="60" w:line="360"/>
-        <w:ind w:firstLine="480"/>
-      </w:pPr>
-      <w:r>
-        <w:rPr>
-          <w:rFonts w:ascii="宋体" w:cs="宋体" w:eastAsia="宋体" w:hAnsi="宋体"/>
-          <w:sz w:val="24"/>
-          <w:szCs w:val="24"/>
-        </w:rPr>
-        <w:t xml:space="preserve">突破的那一刻，天地间仿佛静止了。丹田深处，一道桎梏轰然崩碎，磅礴的灵力如决堤洪流喷薄而出——【练气六层】！，终于踏上了新的境界。</w:t>
+        <w:t xml:space="preserve">突破的那一刻，天地间仿佛静止了。丹田深处，一道桎梏轰然崩碎，磅礴的灵力如决堤洪流喷薄而出——练气十一层，终于踏上了新的境界。</w:t>
       </w:r>
     </w:p>
     <w:p>
@@ -1317,7 +1149,7 @@
           <w:sz w:val="24"/>
           <w:szCs w:val="24"/>
         </w:rPr>
-        <w:t xml:space="preserve">江湖之上，🔍 王捕头 探索有收获。，天下局势悄然生变。</w:t>
+        <w:t xml:space="preserve">江湖之上，冯怒潮 练气圆满，却无筑基丹，修炼停滞！，天下局势悄然生变。</w:t>
       </w:r>
     </w:p>
     <w:p>
@@ -1348,7 +1180,7 @@
           <w:sz w:val="18"/>
           <w:szCs w:val="18"/>
         </w:rPr>
-        <w:t xml:space="preserve">[数据] 存活修士：20人 | 突破：1次 | 大事件：10件</w:t>
+        <w:t xml:space="preserve">[数据] 存活修士：20人 | 突破：1次 | 大事件：19件</w:t>
       </w:r>
     </w:p>
     <w:p>
@@ -1407,7 +1239,7 @@
           <w:sz w:val="24"/>
           <w:szCs w:val="24"/>
         </w:rPr>
-        <w:t xml:space="preserve">江湖之上，🔍 周天问 探索有收获。，天下局势悄然生变。</w:t>
+        <w:t xml:space="preserve">江湖之上，陆霜华 练气圆满，却无筑基丹，修炼停滞！，天下局势悄然生变。</w:t>
       </w:r>
     </w:p>
     <w:p>
@@ -1438,7 +1270,7 @@
           <w:sz w:val="18"/>
           <w:szCs w:val="18"/>
         </w:rPr>
-        <w:t xml:space="preserve">[数据] 存活修士：20人 | 大事件：9件</w:t>
+        <w:t xml:space="preserve">[数据] 存活修士：20人 | 大事件：14件</w:t>
       </w:r>
     </w:p>
     <w:p>
@@ -1483,6 +1315,20 @@
           <w:sz w:val="24"/>
           <w:szCs w:val="24"/>
         </w:rPr>
+        <w:t xml:space="preserve">突破的那一刻，天地间仿佛静止了。丹田深处，一道桎梏轰然崩碎，磅礴的灵力如决堤洪流喷薄而出——练气十二层，终于踏上了新的境界。</w:t>
+      </w:r>
+    </w:p>
+    <w:p>
+      <w:pPr>
+        <w:spacing w:after="60" w:before="60" w:line="360"/>
+        <w:ind w:firstLine="480"/>
+      </w:pPr>
+      <w:r>
+        <w:rPr>
+          <w:rFonts w:ascii="宋体" w:cs="宋体" w:eastAsia="宋体" w:hAnsi="宋体"/>
+          <w:sz w:val="24"/>
+          <w:szCs w:val="24"/>
+        </w:rPr>
         <w:t xml:space="preserve">与此同时，各方修士也在暗流中各自筹谋——</w:t>
       </w:r>
     </w:p>
@@ -1497,7 +1343,7 @@
           <w:sz w:val="24"/>
           <w:szCs w:val="24"/>
         </w:rPr>
-        <w:t xml:space="preserve">江湖之上，🔍 黑风寨主 探索有收获。，天下局势悄然生变。</w:t>
+        <w:t xml:space="preserve">江湖之上，冯怒潮 练气圆满，却无筑基丹，修炼停滞！，天下局势悄然生变。</w:t>
       </w:r>
     </w:p>
     <w:p>
@@ -1528,7 +1374,7 @@
           <w:sz w:val="18"/>
           <w:szCs w:val="18"/>
         </w:rPr>
-        <w:t xml:space="preserve">[数据] 存活修士：20人 | 大事件：6件</w:t>
+        <w:t xml:space="preserve">[数据] 存活修士：20人 | 突破：1次 | 大事件：15件</w:t>
       </w:r>
     </w:p>
     <w:p>
@@ -1573,6 +1419,20 @@
           <w:sz w:val="24"/>
           <w:szCs w:val="24"/>
         </w:rPr>
+        <w:t xml:space="preserve">天穹之上，隐隐有灵气漩涡凝聚，那是境界壁障破碎时才有的异象。滚滚灵压自丹田涌出，周身经脉尽皆震鸣——突破了，突破至练气七层！</w:t>
+      </w:r>
+    </w:p>
+    <w:p>
+      <w:pPr>
+        <w:spacing w:after="60" w:before="60" w:line="360"/>
+        <w:ind w:firstLine="480"/>
+      </w:pPr>
+      <w:r>
+        <w:rPr>
+          <w:rFonts w:ascii="宋体" w:cs="宋体" w:eastAsia="宋体" w:hAnsi="宋体"/>
+          <w:sz w:val="24"/>
+          <w:szCs w:val="24"/>
+        </w:rPr>
         <w:t xml:space="preserve">与此同时，各方修士也在暗流中各自筹谋——</w:t>
       </w:r>
     </w:p>
@@ -1587,7 +1447,7 @@
           <w:sz w:val="24"/>
           <w:szCs w:val="24"/>
         </w:rPr>
-        <w:t xml:space="preserve">江湖之上，🔍 周天问 探索有收获。，天下局势悄然生变。</w:t>
+        <w:t xml:space="preserve">江湖之上，冯怒潮 练气圆满，却无筑基丹，修炼停滞！，天下局势悄然生变。</w:t>
       </w:r>
     </w:p>
     <w:p>
@@ -1618,7 +1478,7 @@
           <w:sz w:val="18"/>
           <w:szCs w:val="18"/>
         </w:rPr>
-        <w:t xml:space="preserve">[数据] 存活修士：20人 | 大事件：5件</w:t>
+        <w:t xml:space="preserve">[数据] 存活修士：20人 | 突破：1次 | 大事件：15件</w:t>
       </w:r>
     </w:p>
     <w:p>
@@ -1663,20 +1523,6 @@
           <w:sz w:val="24"/>
           <w:szCs w:val="24"/>
         </w:rPr>
-        <w:t xml:space="preserve">天穹之上，隐隐有灵气漩涡凝聚，那是境界壁障破碎时才有的异象。滚滚灵压自丹田涌出，周身经脉尽皆震鸣——突破了，突破至练气七层！</w:t>
-      </w:r>
-    </w:p>
-    <w:p>
-      <w:pPr>
-        <w:spacing w:after="60" w:before="60" w:line="360"/>
-        <w:ind w:firstLine="480"/>
-      </w:pPr>
-      <w:r>
-        <w:rPr>
-          <w:rFonts w:ascii="宋体" w:cs="宋体" w:eastAsia="宋体" w:hAnsi="宋体"/>
-          <w:sz w:val="24"/>
-          <w:szCs w:val="24"/>
-        </w:rPr>
         <w:t xml:space="preserve">天穹之上，隐隐有灵气漩涡凝聚，那是境界壁障破碎时才有的异象。滚滚灵压自丹田涌出，周身经脉尽皆震鸣——突破了，突破至练气九层！</w:t>
       </w:r>
     </w:p>
@@ -1705,7 +1551,7 @@
           <w:sz w:val="24"/>
           <w:szCs w:val="24"/>
         </w:rPr>
-        <w:t xml:space="preserve">江湖之上，✨ 破碗老爷 修为精进，突破至，天下局势悄然生变。</w:t>
+        <w:t xml:space="preserve">江湖之上，红袖添香 练气圆满，却无筑基丹，修炼停滞！，天下局势悄然生变。</w:t>
       </w:r>
     </w:p>
     <w:p>
@@ -1736,7 +1582,7 @@
           <w:sz w:val="18"/>
           <w:szCs w:val="18"/>
         </w:rPr>
-        <w:t xml:space="preserve">[数据] 存活修士：20人 | 突破：2次 | 大事件：9件</w:t>
+        <w:t xml:space="preserve">[数据] 存活修士：20人 | 突破：1次 | 大事件：18件</w:t>
       </w:r>
     </w:p>
     <w:p>
@@ -1781,34 +1627,6 @@
           <w:sz w:val="24"/>
           <w:szCs w:val="24"/>
         </w:rPr>
-        <w:t xml:space="preserve">天穹之上，隐隐有灵气漩涡凝聚，那是境界壁障破碎时才有的异象。滚滚灵压自丹田涌出，周身经脉尽皆震鸣——突破了，突破至练气三层！</w:t>
-      </w:r>
-    </w:p>
-    <w:p>
-      <w:pPr>
-        <w:spacing w:after="60" w:before="60" w:line="360"/>
-        <w:ind w:firstLine="480"/>
-      </w:pPr>
-      <w:r>
-        <w:rPr>
-          <w:rFonts w:ascii="宋体" w:cs="宋体" w:eastAsia="宋体" w:hAnsi="宋体"/>
-          <w:sz w:val="24"/>
-          <w:szCs w:val="24"/>
-        </w:rPr>
-        <w:t xml:space="preserve">天穹之上，隐隐有灵气漩涡凝聚，那是境界壁障破碎时才有的异象。滚滚灵压自丹田涌出，周身经脉尽皆震鸣——突破了，突破至【练气三层】！！</w:t>
-      </w:r>
-    </w:p>
-    <w:p>
-      <w:pPr>
-        <w:spacing w:after="60" w:before="60" w:line="360"/>
-        <w:ind w:firstLine="480"/>
-      </w:pPr>
-      <w:r>
-        <w:rPr>
-          <w:rFonts w:ascii="宋体" w:cs="宋体" w:eastAsia="宋体" w:hAnsi="宋体"/>
-          <w:sz w:val="24"/>
-          <w:szCs w:val="24"/>
-        </w:rPr>
         <w:t xml:space="preserve">与此同时，各方修士也在暗流中各自筹谋——</w:t>
       </w:r>
     </w:p>
@@ -1823,7 +1641,7 @@
           <w:sz w:val="24"/>
           <w:szCs w:val="24"/>
         </w:rPr>
-        <w:t xml:space="preserve">江湖之上，🔍 刘二蛋 探索有收获。，天下局势悄然生变。</w:t>
+        <w:t xml:space="preserve">江湖之上，红袖添香 练气圆满，却无筑基丹，修炼停滞！，天下局势悄然生变。</w:t>
       </w:r>
     </w:p>
     <w:p>
@@ -1854,7 +1672,7 @@
           <w:sz w:val="18"/>
           <w:szCs w:val="18"/>
         </w:rPr>
-        <w:t xml:space="preserve">[数据] 存活修士：20人 | 突破：1次 | 大事件：7件</w:t>
+        <w:t xml:space="preserve">[数据] 存活修士：20人 | 大事件：11件</w:t>
       </w:r>
     </w:p>
     <w:p>
@@ -4341,6 +4159,96 @@
           <w:szCs w:val="18"/>
         </w:rPr>
         <w:t xml:space="preserve">[数据] 存活修士：20人 | 大事件：20件</w:t>
+      </w:r>
+    </w:p>
+    <w:p>
+      <w:pPr>
+        <w:pStyle w:val="Heading2"/>
+        <w:spacing w:after="150" w:before="300"/>
+      </w:pPr>
+      <w:r>
+        <w:rPr>
+          <w:rFonts w:ascii="宋体" w:cs="宋体" w:eastAsia="宋体" w:hAnsi="宋体"/>
+          <w:b/>
+          <w:bCs/>
+          <w:color w:val="6B3A1F"/>
+          <w:sz w:val="28"/>
+          <w:szCs w:val="28"/>
+        </w:rPr>
+        <w:t xml:space="preserve">第181月至第185月</w:t>
+      </w:r>
+    </w:p>
+    <w:p>
+      <w:pPr>
+        <w:spacing w:after="60" w:before="60" w:line="360"/>
+        <w:ind w:firstLine="480"/>
+      </w:pPr>
+      <w:r>
+        <w:rPr>
+          <w:rFonts w:ascii="宋体" w:cs="宋体" w:eastAsia="宋体" w:hAnsi="宋体"/>
+          <w:sz w:val="24"/>
+          <w:szCs w:val="24"/>
+        </w:rPr>
+        <w:t xml:space="preserve">第181月，青云城上空阴云沉沉，坊市里的叫卖声依旧，却难掩暗流涌动的杀机。灵气在这片天地间浓烈如雾，嗅得出血腥，也嗅得出机遇。</w:t>
+      </w:r>
+    </w:p>
+    <w:p>
+      <w:pPr>
+        <w:spacing w:after="60" w:before="60" w:line="360"/>
+        <w:ind w:firstLine="480"/>
+      </w:pPr>
+      <w:r>
+        <w:rPr>
+          <w:rFonts w:ascii="宋体" w:cs="宋体" w:eastAsia="宋体" w:hAnsi="宋体"/>
+          <w:sz w:val="24"/>
+          <w:szCs w:val="24"/>
+        </w:rPr>
+        <w:t xml:space="preserve">与此同时，各方修士也在暗流中各自筹谋——</w:t>
+      </w:r>
+    </w:p>
+    <w:p>
+      <w:pPr>
+        <w:spacing w:after="60" w:before="60" w:line="360"/>
+        <w:ind w:firstLine="480"/>
+      </w:pPr>
+      <w:r>
+        <w:rPr>
+          <w:rFonts w:ascii="宋体" w:cs="宋体" w:eastAsia="宋体" w:hAnsi="宋体"/>
+          <w:sz w:val="24"/>
+          <w:szCs w:val="24"/>
+        </w:rPr>
+        <w:t xml:space="preserve">江湖之上，陆霜华 练气圆满，却无筑基丹，修炼停滞！，天下局势悄然生变。</w:t>
+      </w:r>
+    </w:p>
+    <w:p>
+      <w:pPr>
+        <w:spacing w:after="60" w:before="60" w:line="360"/>
+        <w:ind w:firstLine="480"/>
+      </w:pPr>
+      <w:r>
+        <w:rPr>
+          <w:rFonts w:ascii="宋体" w:cs="宋体" w:eastAsia="宋体" w:hAnsi="宋体"/>
+          <w:sz w:val="24"/>
+          <w:szCs w:val="24"/>
+        </w:rPr>
+        <w:t xml:space="preserve">血与道，从来不曾分离。第185月的故事，暂且写到这里。</w:t>
+      </w:r>
+    </w:p>
+    <w:p>
+      <w:pPr>
+        <w:spacing w:after="200" w:before="100"/>
+        <w:jc w:val="right"/>
+      </w:pPr>
+      <w:r>
+        <w:rPr>
+          <w:rFonts w:ascii="宋体" w:cs="宋体" w:eastAsia="宋体" w:hAnsi="宋体"/>
+          <w:i/>
+          <w:iCs/>
+          <w:color w:val="888888"/>
+          <w:sz w:val="18"/>
+          <w:szCs w:val="18"/>
+        </w:rPr>
+        <w:t xml:space="preserve">[数据] 存活修士：20人 | 大事件：24件</w:t>
       </w:r>
     </w:p>
     <w:sectPr>

--- a/xianxia_story.docx
+++ b/xianxia_story.docx
@@ -103,6 +103,20 @@
           <w:sz w:val="24"/>
           <w:szCs w:val="24"/>
         </w:rPr>
+        <w:t xml:space="preserve">突破的那一刻，天地间仿佛静止了。丹田深处，一道桎梏轰然崩碎，磅礴的灵力如决堤洪流喷薄而出——练气九层，终于踏上了新的境界。</w:t>
+      </w:r>
+    </w:p>
+    <w:p>
+      <w:pPr>
+        <w:spacing w:after="60" w:before="60" w:line="360"/>
+        <w:ind w:firstLine="480"/>
+      </w:pPr>
+      <w:r>
+        <w:rPr>
+          <w:rFonts w:ascii="宋体" w:cs="宋体" w:eastAsia="宋体" w:hAnsi="宋体"/>
+          <w:sz w:val="24"/>
+          <w:szCs w:val="24"/>
+        </w:rPr>
         <w:t xml:space="preserve">与此同时，各方修士也在暗流中各自筹谋——</w:t>
       </w:r>
     </w:p>
@@ -117,7 +131,7 @@
           <w:sz w:val="24"/>
           <w:szCs w:val="24"/>
         </w:rPr>
-        <w:t xml:space="preserve">江湖之上，🔍 孟长歌 探索有收获。，天下局势悄然生变。</w:t>
+        <w:t xml:space="preserve">江湖之上，🔍 梨花娘子 探索有收获。，天下局势悄然生变。</w:t>
       </w:r>
     </w:p>
     <w:p>
@@ -148,7 +162,7 @@
           <w:sz w:val="18"/>
           <w:szCs w:val="18"/>
         </w:rPr>
-        <w:t xml:space="preserve">[数据] 存活修士：20人 | 大事件：19件</w:t>
+        <w:t xml:space="preserve">[数据] 存活修士：20人 | 突破：1次 | 大事件：7件</w:t>
       </w:r>
     </w:p>
     <w:p>
@@ -207,7 +221,7 @@
           <w:sz w:val="24"/>
           <w:szCs w:val="24"/>
         </w:rPr>
-        <w:t xml:space="preserve">江湖之上，🔍 冯怒潮 探索有收获。，天下局势悄然生变。</w:t>
+        <w:t xml:space="preserve">江湖之上，🔍 老赵掌柜 探索有收获。，天下局势悄然生变。</w:t>
       </w:r>
     </w:p>
     <w:p>
@@ -238,7 +252,7 @@
           <w:sz w:val="18"/>
           <w:szCs w:val="18"/>
         </w:rPr>
-        <w:t xml:space="preserve">[数据] 存活修士：20人 | 大事件：17件</w:t>
+        <w:t xml:space="preserve">[数据] 存活修士：20人 | 大事件：8件</w:t>
       </w:r>
     </w:p>
     <w:p>
@@ -283,6 +297,34 @@
           <w:sz w:val="24"/>
           <w:szCs w:val="24"/>
         </w:rPr>
+        <w:t xml:space="preserve">天穹之上，隐隐有灵气漩涡凝聚，那是境界壁障破碎时才有的异象。滚滚灵压自丹田涌出，周身经脉尽皆震鸣——突破了，突破至练气七层！</w:t>
+      </w:r>
+    </w:p>
+    <w:p>
+      <w:pPr>
+        <w:spacing w:after="60" w:before="60" w:line="360"/>
+        <w:ind w:firstLine="480"/>
+      </w:pPr>
+      <w:r>
+        <w:rPr>
+          <w:rFonts w:ascii="宋体" w:cs="宋体" w:eastAsia="宋体" w:hAnsi="宋体"/>
+          <w:sz w:val="24"/>
+          <w:szCs w:val="24"/>
+        </w:rPr>
+        <w:t xml:space="preserve">天穹之上，隐隐有灵气漩涡凝聚，那是境界壁障破碎时才有的异象。滚滚灵压自丹田涌出，周身经脉尽皆震鸣——突破了，突破至【练气七层】！！</w:t>
+      </w:r>
+    </w:p>
+    <w:p>
+      <w:pPr>
+        <w:spacing w:after="60" w:before="60" w:line="360"/>
+        <w:ind w:firstLine="480"/>
+      </w:pPr>
+      <w:r>
+        <w:rPr>
+          <w:rFonts w:ascii="宋体" w:cs="宋体" w:eastAsia="宋体" w:hAnsi="宋体"/>
+          <w:sz w:val="24"/>
+          <w:szCs w:val="24"/>
+        </w:rPr>
         <w:t xml:space="preserve">与此同时，各方修士也在暗流中各自筹谋——</w:t>
       </w:r>
     </w:p>
@@ -297,7 +339,7 @@
           <w:sz w:val="24"/>
           <w:szCs w:val="24"/>
         </w:rPr>
-        <w:t xml:space="preserve">江湖之上，冯怒潮 练气圆满，却无筑基丹，修炼停滞！，天下局势悄然生变。</w:t>
+        <w:t xml:space="preserve">江湖之上，✨ 谢无殇 修为精进，突破至，天下局势悄然生变。</w:t>
       </w:r>
     </w:p>
     <w:p>
@@ -328,7 +370,7 @@
           <w:sz w:val="18"/>
           <w:szCs w:val="18"/>
         </w:rPr>
-        <w:t xml:space="preserve">[数据] 存活修士：20人 | 大事件：14件</w:t>
+        <w:t xml:space="preserve">[数据] 存活修士：20人 | 突破：1次 | 大事件：11件</w:t>
       </w:r>
     </w:p>
     <w:p>
@@ -373,34 +415,6 @@
           <w:sz w:val="24"/>
           <w:szCs w:val="24"/>
         </w:rPr>
-        <w:t xml:space="preserve">突破的那一刻，天地间仿佛静止了。丹田深处，一道桎梏轰然崩碎，磅礴的灵力如决堤洪流喷薄而出——练气十一层，终于踏上了新的境界。</w:t>
-      </w:r>
-    </w:p>
-    <w:p>
-      <w:pPr>
-        <w:spacing w:after="60" w:before="60" w:line="360"/>
-        <w:ind w:firstLine="480"/>
-      </w:pPr>
-      <w:r>
-        <w:rPr>
-          <w:rFonts w:ascii="宋体" w:cs="宋体" w:eastAsia="宋体" w:hAnsi="宋体"/>
-          <w:sz w:val="24"/>
-          <w:szCs w:val="24"/>
-        </w:rPr>
-        <w:t xml:space="preserve">突破的那一刻，天地间仿佛静止了。丹田深处，一道桎梏轰然崩碎，磅礴的灵力如决堤洪流喷薄而出——【练气十一层】！修仙之路，终于踏上了新的境界。</w:t>
-      </w:r>
-    </w:p>
-    <w:p>
-      <w:pPr>
-        <w:spacing w:after="60" w:before="60" w:line="360"/>
-        <w:ind w:firstLine="480"/>
-      </w:pPr>
-      <w:r>
-        <w:rPr>
-          <w:rFonts w:ascii="宋体" w:cs="宋体" w:eastAsia="宋体" w:hAnsi="宋体"/>
-          <w:sz w:val="24"/>
-          <w:szCs w:val="24"/>
-        </w:rPr>
         <w:t xml:space="preserve">与此同时，各方修士也在暗流中各自筹谋——</w:t>
       </w:r>
     </w:p>
@@ -415,7 +429,7 @@
           <w:sz w:val="24"/>
           <w:szCs w:val="24"/>
         </w:rPr>
-        <w:t xml:space="preserve">江湖之上，冯怒潮 练气圆满，却无筑基丹，修炼停滞！，天下局势悄然生变。</w:t>
+        <w:t xml:space="preserve">江湖之上，🔍 周天问 探索有收获。，天下局势悄然生变。</w:t>
       </w:r>
     </w:p>
     <w:p>
@@ -446,7 +460,7 @@
           <w:sz w:val="18"/>
           <w:szCs w:val="18"/>
         </w:rPr>
-        <w:t xml:space="preserve">[数据] 存活修士：20人 | 突破：1次 | 大事件：18件</w:t>
+        <w:t xml:space="preserve">[数据] 存活修士：20人 | 大事件：4件</w:t>
       </w:r>
     </w:p>
     <w:p>
@@ -491,6 +505,34 @@
           <w:sz w:val="24"/>
           <w:szCs w:val="24"/>
         </w:rPr>
+        <w:t xml:space="preserve">突破的那一刻，天地间仿佛静止了。丹田深处，一道桎梏轰然崩碎，磅礴的灵力如决堤洪流喷薄而出——练气八层，终于踏上了新的境界。</w:t>
+      </w:r>
+    </w:p>
+    <w:p>
+      <w:pPr>
+        <w:spacing w:after="60" w:before="60" w:line="360"/>
+        <w:ind w:firstLine="480"/>
+      </w:pPr>
+      <w:r>
+        <w:rPr>
+          <w:rFonts w:ascii="宋体" w:cs="宋体" w:eastAsia="宋体" w:hAnsi="宋体"/>
+          <w:sz w:val="24"/>
+          <w:szCs w:val="24"/>
+        </w:rPr>
+        <w:t xml:space="preserve">突破的那一刻，天地间仿佛静止了。丹田深处，一道桎梏轰然崩碎，磅礴的灵力如决堤洪流喷薄而出——【练气八层】！，终于踏上了新的境界。</w:t>
+      </w:r>
+    </w:p>
+    <w:p>
+      <w:pPr>
+        <w:spacing w:after="60" w:before="60" w:line="360"/>
+        <w:ind w:firstLine="480"/>
+      </w:pPr>
+      <w:r>
+        <w:rPr>
+          <w:rFonts w:ascii="宋体" w:cs="宋体" w:eastAsia="宋体" w:hAnsi="宋体"/>
+          <w:sz w:val="24"/>
+          <w:szCs w:val="24"/>
+        </w:rPr>
         <w:t xml:space="preserve">与此同时，各方修士也在暗流中各自筹谋——</w:t>
       </w:r>
     </w:p>
@@ -505,7 +547,7 @@
           <w:sz w:val="24"/>
           <w:szCs w:val="24"/>
         </w:rPr>
-        <w:t xml:space="preserve">江湖之上，冯怒潮 练气圆满，却无筑基丹，修炼停滞！，天下局势悄然生变。</w:t>
+        <w:t xml:space="preserve">江湖之上，✨ 裴霜凝 修为精进，突破至，天下局势悄然生变。</w:t>
       </w:r>
     </w:p>
     <w:p>
@@ -536,7 +578,7 @@
           <w:sz w:val="18"/>
           <w:szCs w:val="18"/>
         </w:rPr>
-        <w:t xml:space="preserve">[数据] 存活修士：20人 | 大事件：15件</w:t>
+        <w:t xml:space="preserve">[数据] 存活修士：20人 | 突破：1次 | 大事件：10件</w:t>
       </w:r>
     </w:p>
     <w:p>
@@ -581,6 +623,34 @@
           <w:sz w:val="24"/>
           <w:szCs w:val="24"/>
         </w:rPr>
+        <w:t xml:space="preserve">天穹之上，隐隐有灵气漩涡凝聚，那是境界壁障破碎时才有的异象。滚滚灵压自丹田涌出，周身经脉尽皆震鸣——突破了，突破至练气四层！</w:t>
+      </w:r>
+    </w:p>
+    <w:p>
+      <w:pPr>
+        <w:spacing w:after="60" w:before="60" w:line="360"/>
+        <w:ind w:firstLine="480"/>
+      </w:pPr>
+      <w:r>
+        <w:rPr>
+          <w:rFonts w:ascii="宋体" w:cs="宋体" w:eastAsia="宋体" w:hAnsi="宋体"/>
+          <w:sz w:val="24"/>
+          <w:szCs w:val="24"/>
+        </w:rPr>
+        <w:t xml:space="preserve">天穹之上，隐隐有灵气漩涡凝聚，那是境界壁障破碎时才有的异象。滚滚灵压自丹田涌出，周身经脉尽皆震鸣——突破了，突破至练气三层！</w:t>
+      </w:r>
+    </w:p>
+    <w:p>
+      <w:pPr>
+        <w:spacing w:after="60" w:before="60" w:line="360"/>
+        <w:ind w:firstLine="480"/>
+      </w:pPr>
+      <w:r>
+        <w:rPr>
+          <w:rFonts w:ascii="宋体" w:cs="宋体" w:eastAsia="宋体" w:hAnsi="宋体"/>
+          <w:sz w:val="24"/>
+          <w:szCs w:val="24"/>
+        </w:rPr>
         <w:t xml:space="preserve">与此同时，各方修士也在暗流中各自筹谋——</w:t>
       </w:r>
     </w:p>
@@ -595,7 +665,7 @@
           <w:sz w:val="24"/>
           <w:szCs w:val="24"/>
         </w:rPr>
-        <w:t xml:space="preserve">江湖之上，孟长歌 练气圆满，却无筑基丹，修炼停滞！，天下局势悄然生变。</w:t>
+        <w:t xml:space="preserve">江湖之上，🔍 周天问 探索有收获。，天下局势悄然生变。</w:t>
       </w:r>
     </w:p>
     <w:p>
@@ -626,7 +696,7 @@
           <w:sz w:val="18"/>
           <w:szCs w:val="18"/>
         </w:rPr>
-        <w:t xml:space="preserve">[数据] 存活修士：20人 | 大事件：11件</w:t>
+        <w:t xml:space="preserve">[数据] 存活修士：20人 | 突破：2次 | 大事件：11件</w:t>
       </w:r>
     </w:p>
     <w:p>
@@ -671,6 +741,34 @@
           <w:sz w:val="24"/>
           <w:szCs w:val="24"/>
         </w:rPr>
+        <w:t xml:space="preserve">突破的那一刻，天地间仿佛静止了。丹田深处，一道桎梏轰然崩碎，磅礴的灵力如决堤洪流喷薄而出——练气三层，终于踏上了新的境界。</w:t>
+      </w:r>
+    </w:p>
+    <w:p>
+      <w:pPr>
+        <w:spacing w:after="60" w:before="60" w:line="360"/>
+        <w:ind w:firstLine="480"/>
+      </w:pPr>
+      <w:r>
+        <w:rPr>
+          <w:rFonts w:ascii="宋体" w:cs="宋体" w:eastAsia="宋体" w:hAnsi="宋体"/>
+          <w:sz w:val="24"/>
+          <w:szCs w:val="24"/>
+        </w:rPr>
+        <w:t xml:space="preserve">突破的那一刻，天地间仿佛静止了。丹田深处，一道桎梏轰然崩碎，磅礴的灵力如决堤洪流喷薄而出——练气六层，终于踏上了新的境界。</w:t>
+      </w:r>
+    </w:p>
+    <w:p>
+      <w:pPr>
+        <w:spacing w:after="60" w:before="60" w:line="360"/>
+        <w:ind w:firstLine="480"/>
+      </w:pPr>
+      <w:r>
+        <w:rPr>
+          <w:rFonts w:ascii="宋体" w:cs="宋体" w:eastAsia="宋体" w:hAnsi="宋体"/>
+          <w:sz w:val="24"/>
+          <w:szCs w:val="24"/>
+        </w:rPr>
         <w:t xml:space="preserve">与此同时，各方修士也在暗流中各自筹谋——</w:t>
       </w:r>
     </w:p>
@@ -685,7 +783,7 @@
           <w:sz w:val="24"/>
           <w:szCs w:val="24"/>
         </w:rPr>
-        <w:t xml:space="preserve">江湖之上，🔍 魏玄机 探索有收获。，天下局势悄然生变。</w:t>
+        <w:t xml:space="preserve">江湖之上，🔍 谢无殇 探索有收获。，天下局势悄然生变。</w:t>
       </w:r>
     </w:p>
     <w:p>
@@ -716,7 +814,7 @@
           <w:sz w:val="18"/>
           <w:szCs w:val="18"/>
         </w:rPr>
-        <w:t xml:space="preserve">[数据] 存活修士：20人 | 大事件：15件</w:t>
+        <w:t xml:space="preserve">[数据] 存活修士：20人 | 突破：3次 | 大事件：17件</w:t>
       </w:r>
     </w:p>
     <w:p>
@@ -775,7 +873,7 @@
           <w:sz w:val="24"/>
           <w:szCs w:val="24"/>
         </w:rPr>
-        <w:t xml:space="preserve">江湖之上，冯怒潮 练气圆满，却无筑基丹，修炼停滞！，天下局势悄然生变。</w:t>
+        <w:t xml:space="preserve">江湖之上，🔍 裴霜凝 探索有收获。，天下局势悄然生变。</w:t>
       </w:r>
     </w:p>
     <w:p>
@@ -806,7 +904,7 @@
           <w:sz w:val="18"/>
           <w:szCs w:val="18"/>
         </w:rPr>
-        <w:t xml:space="preserve">[数据] 存活修士：20人 | 大事件：11件</w:t>
+        <w:t xml:space="preserve">[数据] 存活修士：20人 | 大事件：8件</w:t>
       </w:r>
     </w:p>
     <w:p>
@@ -865,7 +963,7 @@
           <w:sz w:val="24"/>
           <w:szCs w:val="24"/>
         </w:rPr>
-        <w:t xml:space="preserve">江湖之上，🔍 苏寒衣 探索有收获。，天下局势悄然生变。</w:t>
+        <w:t xml:space="preserve">江湖之上，🔍 谢无殇 探索有收获。，天下局势悄然生变。</w:t>
       </w:r>
     </w:p>
     <w:p>
@@ -896,7 +994,7 @@
           <w:sz w:val="18"/>
           <w:szCs w:val="18"/>
         </w:rPr>
-        <w:t xml:space="preserve">[数据] 存活修士：20人 | 大事件：14件</w:t>
+        <w:t xml:space="preserve">[数据] 存活修士：20人 | 大事件：7件</w:t>
       </w:r>
     </w:p>
     <w:p>
@@ -941,6 +1039,34 @@
           <w:sz w:val="24"/>
           <w:szCs w:val="24"/>
         </w:rPr>
+        <w:t xml:space="preserve">天穹之上，隐隐有灵气漩涡凝聚，那是境界壁障破碎时才有的异象。滚滚灵压自丹田涌出，周身经脉尽皆震鸣——突破了，突破至练气九层！</w:t>
+      </w:r>
+    </w:p>
+    <w:p>
+      <w:pPr>
+        <w:spacing w:after="60" w:before="60" w:line="360"/>
+        <w:ind w:firstLine="480"/>
+      </w:pPr>
+      <w:r>
+        <w:rPr>
+          <w:rFonts w:ascii="宋体" w:cs="宋体" w:eastAsia="宋体" w:hAnsi="宋体"/>
+          <w:sz w:val="24"/>
+          <w:szCs w:val="24"/>
+        </w:rPr>
+        <w:t xml:space="preserve">天穹之上，隐隐有灵气漩涡凝聚，那是境界壁障破碎时才有的异象。滚滚灵压自丹田涌出，周身经脉尽皆震鸣——突破了，突破至【练气九层】！！</w:t>
+      </w:r>
+    </w:p>
+    <w:p>
+      <w:pPr>
+        <w:spacing w:after="60" w:before="60" w:line="360"/>
+        <w:ind w:firstLine="480"/>
+      </w:pPr>
+      <w:r>
+        <w:rPr>
+          <w:rFonts w:ascii="宋体" w:cs="宋体" w:eastAsia="宋体" w:hAnsi="宋体"/>
+          <w:sz w:val="24"/>
+          <w:szCs w:val="24"/>
+        </w:rPr>
         <w:t xml:space="preserve">与此同时，各方修士也在暗流中各自筹谋——</w:t>
       </w:r>
     </w:p>
@@ -955,7 +1081,7 @@
           <w:sz w:val="24"/>
           <w:szCs w:val="24"/>
         </w:rPr>
-        <w:t xml:space="preserve">江湖之上，魏玄机 练气圆满，却无筑基丹，修炼停滞！，天下局势悄然生变。</w:t>
+        <w:t xml:space="preserve">江湖之上，🔍 万财爷 探索有收获。，天下局势悄然生变。</w:t>
       </w:r>
     </w:p>
     <w:p>
@@ -986,7 +1112,7 @@
           <w:sz w:val="18"/>
           <w:szCs w:val="18"/>
         </w:rPr>
-        <w:t xml:space="preserve">[数据] 存活修士：20人 | 大事件：13件</w:t>
+        <w:t xml:space="preserve">[数据] 存活修士：20人 | 突破：1次 | 大事件：11件</w:t>
       </w:r>
     </w:p>
     <w:p>
@@ -1031,6 +1157,34 @@
           <w:sz w:val="24"/>
           <w:szCs w:val="24"/>
         </w:rPr>
+        <w:t xml:space="preserve">突破的那一刻，天地间仿佛静止了。丹田深处，一道桎梏轰然崩碎，磅礴的灵力如决堤洪流喷薄而出——练气八层，终于踏上了新的境界。</w:t>
+      </w:r>
+    </w:p>
+    <w:p>
+      <w:pPr>
+        <w:spacing w:after="60" w:before="60" w:line="360"/>
+        <w:ind w:firstLine="480"/>
+      </w:pPr>
+      <w:r>
+        <w:rPr>
+          <w:rFonts w:ascii="宋体" w:cs="宋体" w:eastAsia="宋体" w:hAnsi="宋体"/>
+          <w:sz w:val="24"/>
+          <w:szCs w:val="24"/>
+        </w:rPr>
+        <w:t xml:space="preserve">突破的那一刻，天地间仿佛静止了。丹田深处，一道桎梏轰然崩碎，磅礴的灵力如决堤洪流喷薄而出——练气二层，终于踏上了新的境界。</w:t>
+      </w:r>
+    </w:p>
+    <w:p>
+      <w:pPr>
+        <w:spacing w:after="60" w:before="60" w:line="360"/>
+        <w:ind w:firstLine="480"/>
+      </w:pPr>
+      <w:r>
+        <w:rPr>
+          <w:rFonts w:ascii="宋体" w:cs="宋体" w:eastAsia="宋体" w:hAnsi="宋体"/>
+          <w:sz w:val="24"/>
+          <w:szCs w:val="24"/>
+        </w:rPr>
         <w:t xml:space="preserve">与此同时，各方修士也在暗流中各自筹谋——</w:t>
       </w:r>
     </w:p>
@@ -1045,7 +1199,7 @@
           <w:sz w:val="24"/>
           <w:szCs w:val="24"/>
         </w:rPr>
-        <w:t xml:space="preserve">江湖之上，陆霜华 练气圆满，却无筑基丹，修炼停滞！，天下局势悄然生变。</w:t>
+        <w:t xml:space="preserve">江湖之上，✨ 谢无殇 修为精进，突破至，天下局势悄然生变。</w:t>
       </w:r>
     </w:p>
     <w:p>
@@ -1076,7 +1230,7 @@
           <w:sz w:val="18"/>
           <w:szCs w:val="18"/>
         </w:rPr>
-        <w:t xml:space="preserve">[数据] 存活修士：20人 | 大事件：15件</w:t>
+        <w:t xml:space="preserve">[数据] 存活修士：20人 | 突破：3次 | 大事件：6件</w:t>
       </w:r>
     </w:p>
     <w:p>
@@ -1121,7 +1275,21 @@
           <w:sz w:val="24"/>
           <w:szCs w:val="24"/>
         </w:rPr>
-        <w:t xml:space="preserve">突破的那一刻，天地间仿佛静止了。丹田深处，一道桎梏轰然崩碎，磅礴的灵力如决堤洪流喷薄而出——练气十一层，终于踏上了新的境界。</w:t>
+        <w:t xml:space="preserve">突破的那一刻，天地间仿佛静止了。丹田深处，一道桎梏轰然崩碎，磅礴的灵力如决堤洪流喷薄而出——练气六层，终于踏上了新的境界。</w:t>
+      </w:r>
+    </w:p>
+    <w:p>
+      <w:pPr>
+        <w:spacing w:after="60" w:before="60" w:line="360"/>
+        <w:ind w:firstLine="480"/>
+      </w:pPr>
+      <w:r>
+        <w:rPr>
+          <w:rFonts w:ascii="宋体" w:cs="宋体" w:eastAsia="宋体" w:hAnsi="宋体"/>
+          <w:sz w:val="24"/>
+          <w:szCs w:val="24"/>
+        </w:rPr>
+        <w:t xml:space="preserve">突破的那一刻，天地间仿佛静止了。丹田深处，一道桎梏轰然崩碎，磅礴的灵力如决堤洪流喷薄而出——【练气六层】！，终于踏上了新的境界。</w:t>
       </w:r>
     </w:p>
     <w:p>
@@ -1149,7 +1317,7 @@
           <w:sz w:val="24"/>
           <w:szCs w:val="24"/>
         </w:rPr>
-        <w:t xml:space="preserve">江湖之上，冯怒潮 练气圆满，却无筑基丹，修炼停滞！，天下局势悄然生变。</w:t>
+        <w:t xml:space="preserve">江湖之上，🔍 王捕头 探索有收获。，天下局势悄然生变。</w:t>
       </w:r>
     </w:p>
     <w:p>
@@ -1180,7 +1348,7 @@
           <w:sz w:val="18"/>
           <w:szCs w:val="18"/>
         </w:rPr>
-        <w:t xml:space="preserve">[数据] 存活修士：20人 | 突破：1次 | 大事件：19件</w:t>
+        <w:t xml:space="preserve">[数据] 存活修士：20人 | 突破：1次 | 大事件：10件</w:t>
       </w:r>
     </w:p>
     <w:p>
@@ -1239,7 +1407,7 @@
           <w:sz w:val="24"/>
           <w:szCs w:val="24"/>
         </w:rPr>
-        <w:t xml:space="preserve">江湖之上，陆霜华 练气圆满，却无筑基丹，修炼停滞！，天下局势悄然生变。</w:t>
+        <w:t xml:space="preserve">江湖之上，🔍 周天问 探索有收获。，天下局势悄然生变。</w:t>
       </w:r>
     </w:p>
     <w:p>
@@ -1270,7 +1438,7 @@
           <w:sz w:val="18"/>
           <w:szCs w:val="18"/>
         </w:rPr>
-        <w:t xml:space="preserve">[数据] 存活修士：20人 | 大事件：14件</w:t>
+        <w:t xml:space="preserve">[数据] 存活修士：20人 | 大事件：9件</w:t>
       </w:r>
     </w:p>
     <w:p>
@@ -1315,20 +1483,6 @@
           <w:sz w:val="24"/>
           <w:szCs w:val="24"/>
         </w:rPr>
-        <w:t xml:space="preserve">突破的那一刻，天地间仿佛静止了。丹田深处，一道桎梏轰然崩碎，磅礴的灵力如决堤洪流喷薄而出——练气十二层，终于踏上了新的境界。</w:t>
-      </w:r>
-    </w:p>
-    <w:p>
-      <w:pPr>
-        <w:spacing w:after="60" w:before="60" w:line="360"/>
-        <w:ind w:firstLine="480"/>
-      </w:pPr>
-      <w:r>
-        <w:rPr>
-          <w:rFonts w:ascii="宋体" w:cs="宋体" w:eastAsia="宋体" w:hAnsi="宋体"/>
-          <w:sz w:val="24"/>
-          <w:szCs w:val="24"/>
-        </w:rPr>
         <w:t xml:space="preserve">与此同时，各方修士也在暗流中各自筹谋——</w:t>
       </w:r>
     </w:p>
@@ -1343,7 +1497,7 @@
           <w:sz w:val="24"/>
           <w:szCs w:val="24"/>
         </w:rPr>
-        <w:t xml:space="preserve">江湖之上，冯怒潮 练气圆满，却无筑基丹，修炼停滞！，天下局势悄然生变。</w:t>
+        <w:t xml:space="preserve">江湖之上，🔍 黑风寨主 探索有收获。，天下局势悄然生变。</w:t>
       </w:r>
     </w:p>
     <w:p>
@@ -1374,7 +1528,7 @@
           <w:sz w:val="18"/>
           <w:szCs w:val="18"/>
         </w:rPr>
-        <w:t xml:space="preserve">[数据] 存活修士：20人 | 突破：1次 | 大事件：15件</w:t>
+        <w:t xml:space="preserve">[数据] 存活修士：20人 | 大事件：6件</w:t>
       </w:r>
     </w:p>
     <w:p>
@@ -1419,20 +1573,6 @@
           <w:sz w:val="24"/>
           <w:szCs w:val="24"/>
         </w:rPr>
-        <w:t xml:space="preserve">天穹之上，隐隐有灵气漩涡凝聚，那是境界壁障破碎时才有的异象。滚滚灵压自丹田涌出，周身经脉尽皆震鸣——突破了，突破至练气七层！</w:t>
-      </w:r>
-    </w:p>
-    <w:p>
-      <w:pPr>
-        <w:spacing w:after="60" w:before="60" w:line="360"/>
-        <w:ind w:firstLine="480"/>
-      </w:pPr>
-      <w:r>
-        <w:rPr>
-          <w:rFonts w:ascii="宋体" w:cs="宋体" w:eastAsia="宋体" w:hAnsi="宋体"/>
-          <w:sz w:val="24"/>
-          <w:szCs w:val="24"/>
-        </w:rPr>
         <w:t xml:space="preserve">与此同时，各方修士也在暗流中各自筹谋——</w:t>
       </w:r>
     </w:p>
@@ -1447,7 +1587,7 @@
           <w:sz w:val="24"/>
           <w:szCs w:val="24"/>
         </w:rPr>
-        <w:t xml:space="preserve">江湖之上，冯怒潮 练气圆满，却无筑基丹，修炼停滞！，天下局势悄然生变。</w:t>
+        <w:t xml:space="preserve">江湖之上，🔍 周天问 探索有收获。，天下局势悄然生变。</w:t>
       </w:r>
     </w:p>
     <w:p>
@@ -1478,7 +1618,7 @@
           <w:sz w:val="18"/>
           <w:szCs w:val="18"/>
         </w:rPr>
-        <w:t xml:space="preserve">[数据] 存活修士：20人 | 突破：1次 | 大事件：15件</w:t>
+        <w:t xml:space="preserve">[数据] 存活修士：20人 | 大事件：5件</w:t>
       </w:r>
     </w:p>
     <w:p>
@@ -1523,6 +1663,20 @@
           <w:sz w:val="24"/>
           <w:szCs w:val="24"/>
         </w:rPr>
+        <w:t xml:space="preserve">天穹之上，隐隐有灵气漩涡凝聚，那是境界壁障破碎时才有的异象。滚滚灵压自丹田涌出，周身经脉尽皆震鸣——突破了，突破至练气七层！</w:t>
+      </w:r>
+    </w:p>
+    <w:p>
+      <w:pPr>
+        <w:spacing w:after="60" w:before="60" w:line="360"/>
+        <w:ind w:firstLine="480"/>
+      </w:pPr>
+      <w:r>
+        <w:rPr>
+          <w:rFonts w:ascii="宋体" w:cs="宋体" w:eastAsia="宋体" w:hAnsi="宋体"/>
+          <w:sz w:val="24"/>
+          <w:szCs w:val="24"/>
+        </w:rPr>
         <w:t xml:space="preserve">天穹之上，隐隐有灵气漩涡凝聚，那是境界壁障破碎时才有的异象。滚滚灵压自丹田涌出，周身经脉尽皆震鸣——突破了，突破至练气九层！</w:t>
       </w:r>
     </w:p>
@@ -1551,7 +1705,7 @@
           <w:sz w:val="24"/>
           <w:szCs w:val="24"/>
         </w:rPr>
-        <w:t xml:space="preserve">江湖之上，红袖添香 练气圆满，却无筑基丹，修炼停滞！，天下局势悄然生变。</w:t>
+        <w:t xml:space="preserve">江湖之上，✨ 破碗老爷 修为精进，突破至，天下局势悄然生变。</w:t>
       </w:r>
     </w:p>
     <w:p>
@@ -1582,7 +1736,7 @@
           <w:sz w:val="18"/>
           <w:szCs w:val="18"/>
         </w:rPr>
-        <w:t xml:space="preserve">[数据] 存活修士：20人 | 突破：1次 | 大事件：18件</w:t>
+        <w:t xml:space="preserve">[数据] 存活修士：20人 | 突破：2次 | 大事件：9件</w:t>
       </w:r>
     </w:p>
     <w:p>
@@ -1627,6 +1781,34 @@
           <w:sz w:val="24"/>
           <w:szCs w:val="24"/>
         </w:rPr>
+        <w:t xml:space="preserve">天穹之上，隐隐有灵气漩涡凝聚，那是境界壁障破碎时才有的异象。滚滚灵压自丹田涌出，周身经脉尽皆震鸣——突破了，突破至练气三层！</w:t>
+      </w:r>
+    </w:p>
+    <w:p>
+      <w:pPr>
+        <w:spacing w:after="60" w:before="60" w:line="360"/>
+        <w:ind w:firstLine="480"/>
+      </w:pPr>
+      <w:r>
+        <w:rPr>
+          <w:rFonts w:ascii="宋体" w:cs="宋体" w:eastAsia="宋体" w:hAnsi="宋体"/>
+          <w:sz w:val="24"/>
+          <w:szCs w:val="24"/>
+        </w:rPr>
+        <w:t xml:space="preserve">天穹之上，隐隐有灵气漩涡凝聚，那是境界壁障破碎时才有的异象。滚滚灵压自丹田涌出，周身经脉尽皆震鸣——突破了，突破至【练气三层】！！</w:t>
+      </w:r>
+    </w:p>
+    <w:p>
+      <w:pPr>
+        <w:spacing w:after="60" w:before="60" w:line="360"/>
+        <w:ind w:firstLine="480"/>
+      </w:pPr>
+      <w:r>
+        <w:rPr>
+          <w:rFonts w:ascii="宋体" w:cs="宋体" w:eastAsia="宋体" w:hAnsi="宋体"/>
+          <w:sz w:val="24"/>
+          <w:szCs w:val="24"/>
+        </w:rPr>
         <w:t xml:space="preserve">与此同时，各方修士也在暗流中各自筹谋——</w:t>
       </w:r>
     </w:p>
@@ -1641,7 +1823,7 @@
           <w:sz w:val="24"/>
           <w:szCs w:val="24"/>
         </w:rPr>
-        <w:t xml:space="preserve">江湖之上，红袖添香 练气圆满，却无筑基丹，修炼停滞！，天下局势悄然生变。</w:t>
+        <w:t xml:space="preserve">江湖之上，🔍 刘二蛋 探索有收获。，天下局势悄然生变。</w:t>
       </w:r>
     </w:p>
     <w:p>
@@ -1672,7 +1854,7 @@
           <w:sz w:val="18"/>
           <w:szCs w:val="18"/>
         </w:rPr>
-        <w:t xml:space="preserve">[数据] 存活修士：20人 | 大事件：11件</w:t>
+        <w:t xml:space="preserve">[数据] 存活修士：20人 | 突破：1次 | 大事件：7件</w:t>
       </w:r>
     </w:p>
     <w:p>
@@ -1717,6 +1899,34 @@
           <w:sz w:val="24"/>
           <w:szCs w:val="24"/>
         </w:rPr>
+        <w:t xml:space="preserve">天穹之上，隐隐有灵气漩涡凝聚，那是境界壁障破碎时才有的异象。滚滚灵压自丹田涌出，周身经脉尽皆震鸣——突破了，突破至练气十层！</w:t>
+      </w:r>
+    </w:p>
+    <w:p>
+      <w:pPr>
+        <w:spacing w:after="60" w:before="60" w:line="360"/>
+        <w:ind w:firstLine="480"/>
+      </w:pPr>
+      <w:r>
+        <w:rPr>
+          <w:rFonts w:ascii="宋体" w:cs="宋体" w:eastAsia="宋体" w:hAnsi="宋体"/>
+          <w:sz w:val="24"/>
+          <w:szCs w:val="24"/>
+        </w:rPr>
+        <w:t xml:space="preserve">天穹之上，隐隐有灵气漩涡凝聚，那是境界壁障破碎时才有的异象。滚滚灵压自丹田涌出，周身经脉尽皆震鸣——突破了，突破至练气四层！</w:t>
+      </w:r>
+    </w:p>
+    <w:p>
+      <w:pPr>
+        <w:spacing w:after="60" w:before="60" w:line="360"/>
+        <w:ind w:firstLine="480"/>
+      </w:pPr>
+      <w:r>
+        <w:rPr>
+          <w:rFonts w:ascii="宋体" w:cs="宋体" w:eastAsia="宋体" w:hAnsi="宋体"/>
+          <w:sz w:val="24"/>
+          <w:szCs w:val="24"/>
+        </w:rPr>
         <w:t xml:space="preserve">与此同时，各方修士也在暗流中各自筹谋——</w:t>
       </w:r>
     </w:p>
@@ -1731,7 +1941,7 @@
           <w:sz w:val="24"/>
           <w:szCs w:val="24"/>
         </w:rPr>
-        <w:t xml:space="preserve">江湖之上，陆霜华 练气圆满，却无筑基丹，修炼停滞！，天下局势悄然生变。</w:t>
+        <w:t xml:space="preserve">江湖之上，🔍 裴霜凝 探索有收获。，天下局势悄然生变。</w:t>
       </w:r>
     </w:p>
     <w:p>
@@ -1762,7 +1972,7 @@
           <w:sz w:val="18"/>
           <w:szCs w:val="18"/>
         </w:rPr>
-        <w:t xml:space="preserve">[数据] 存活修士：20人 | 大事件：11件</w:t>
+        <w:t xml:space="preserve">[数据] 存活修士：20人 | 突破：3次 | 大事件：10件</w:t>
       </w:r>
     </w:p>
     <w:p>

--- a/xianxia_story.docx
+++ b/xianxia_story.docx
@@ -103,20 +103,6 @@
           <w:sz w:val="24"/>
           <w:szCs w:val="24"/>
         </w:rPr>
-        <w:t xml:space="preserve">突破的那一刻，天地间仿佛静止了。丹田深处，一道桎梏轰然崩碎，磅礴的灵力如决堤洪流喷薄而出——练气九层，终于踏上了新的境界。</w:t>
-      </w:r>
-    </w:p>
-    <w:p>
-      <w:pPr>
-        <w:spacing w:after="60" w:before="60" w:line="360"/>
-        <w:ind w:firstLine="480"/>
-      </w:pPr>
-      <w:r>
-        <w:rPr>
-          <w:rFonts w:ascii="宋体" w:cs="宋体" w:eastAsia="宋体" w:hAnsi="宋体"/>
-          <w:sz w:val="24"/>
-          <w:szCs w:val="24"/>
-        </w:rPr>
         <w:t xml:space="preserve">与此同时，各方修士也在暗流中各自筹谋——</w:t>
       </w:r>
     </w:p>
@@ -131,7 +117,7 @@
           <w:sz w:val="24"/>
           <w:szCs w:val="24"/>
         </w:rPr>
-        <w:t xml:space="preserve">江湖之上，🔍 梨花娘子 探索有收获。，天下局势悄然生变。</w:t>
+        <w:t xml:space="preserve">江湖之上，🔍 孟长歌 探索有收获。，天下局势悄然生变。</w:t>
       </w:r>
     </w:p>
     <w:p>
@@ -162,7 +148,7 @@
           <w:sz w:val="18"/>
           <w:szCs w:val="18"/>
         </w:rPr>
-        <w:t xml:space="preserve">[数据] 存活修士：20人 | 突破：1次 | 大事件：7件</w:t>
+        <w:t xml:space="preserve">[数据] 存活修士：20人 | 大事件：19件</w:t>
       </w:r>
     </w:p>
     <w:p>
@@ -221,7 +207,7 @@
           <w:sz w:val="24"/>
           <w:szCs w:val="24"/>
         </w:rPr>
-        <w:t xml:space="preserve">江湖之上，🔍 老赵掌柜 探索有收获。，天下局势悄然生变。</w:t>
+        <w:t xml:space="preserve">江湖之上，🔍 冯怒潮 探索有收获。，天下局势悄然生变。</w:t>
       </w:r>
     </w:p>
     <w:p>
@@ -252,7 +238,7 @@
           <w:sz w:val="18"/>
           <w:szCs w:val="18"/>
         </w:rPr>
-        <w:t xml:space="preserve">[数据] 存活修士：20人 | 大事件：8件</w:t>
+        <w:t xml:space="preserve">[数据] 存活修士：20人 | 大事件：17件</w:t>
       </w:r>
     </w:p>
     <w:p>
@@ -297,34 +283,6 @@
           <w:sz w:val="24"/>
           <w:szCs w:val="24"/>
         </w:rPr>
-        <w:t xml:space="preserve">天穹之上，隐隐有灵气漩涡凝聚，那是境界壁障破碎时才有的异象。滚滚灵压自丹田涌出，周身经脉尽皆震鸣——突破了，突破至练气七层！</w:t>
-      </w:r>
-    </w:p>
-    <w:p>
-      <w:pPr>
-        <w:spacing w:after="60" w:before="60" w:line="360"/>
-        <w:ind w:firstLine="480"/>
-      </w:pPr>
-      <w:r>
-        <w:rPr>
-          <w:rFonts w:ascii="宋体" w:cs="宋体" w:eastAsia="宋体" w:hAnsi="宋体"/>
-          <w:sz w:val="24"/>
-          <w:szCs w:val="24"/>
-        </w:rPr>
-        <w:t xml:space="preserve">天穹之上，隐隐有灵气漩涡凝聚，那是境界壁障破碎时才有的异象。滚滚灵压自丹田涌出，周身经脉尽皆震鸣——突破了，突破至【练气七层】！！</w:t>
-      </w:r>
-    </w:p>
-    <w:p>
-      <w:pPr>
-        <w:spacing w:after="60" w:before="60" w:line="360"/>
-        <w:ind w:firstLine="480"/>
-      </w:pPr>
-      <w:r>
-        <w:rPr>
-          <w:rFonts w:ascii="宋体" w:cs="宋体" w:eastAsia="宋体" w:hAnsi="宋体"/>
-          <w:sz w:val="24"/>
-          <w:szCs w:val="24"/>
-        </w:rPr>
         <w:t xml:space="preserve">与此同时，各方修士也在暗流中各自筹谋——</w:t>
       </w:r>
     </w:p>
@@ -339,7 +297,7 @@
           <w:sz w:val="24"/>
           <w:szCs w:val="24"/>
         </w:rPr>
-        <w:t xml:space="preserve">江湖之上，✨ 谢无殇 修为精进，突破至，天下局势悄然生变。</w:t>
+        <w:t xml:space="preserve">江湖之上，冯怒潮 练气圆满，却无筑基丹，修炼停滞！，天下局势悄然生变。</w:t>
       </w:r>
     </w:p>
     <w:p>
@@ -370,7 +328,7 @@
           <w:sz w:val="18"/>
           <w:szCs w:val="18"/>
         </w:rPr>
-        <w:t xml:space="preserve">[数据] 存活修士：20人 | 突破：1次 | 大事件：11件</w:t>
+        <w:t xml:space="preserve">[数据] 存活修士：20人 | 大事件：14件</w:t>
       </w:r>
     </w:p>
     <w:p>
@@ -415,6 +373,34 @@
           <w:sz w:val="24"/>
           <w:szCs w:val="24"/>
         </w:rPr>
+        <w:t xml:space="preserve">突破的那一刻，天地间仿佛静止了。丹田深处，一道桎梏轰然崩碎，磅礴的灵力如决堤洪流喷薄而出——练气十一层，终于踏上了新的境界。</w:t>
+      </w:r>
+    </w:p>
+    <w:p>
+      <w:pPr>
+        <w:spacing w:after="60" w:before="60" w:line="360"/>
+        <w:ind w:firstLine="480"/>
+      </w:pPr>
+      <w:r>
+        <w:rPr>
+          <w:rFonts w:ascii="宋体" w:cs="宋体" w:eastAsia="宋体" w:hAnsi="宋体"/>
+          <w:sz w:val="24"/>
+          <w:szCs w:val="24"/>
+        </w:rPr>
+        <w:t xml:space="preserve">突破的那一刻，天地间仿佛静止了。丹田深处，一道桎梏轰然崩碎，磅礴的灵力如决堤洪流喷薄而出——【练气十一层】！修仙之路，终于踏上了新的境界。</w:t>
+      </w:r>
+    </w:p>
+    <w:p>
+      <w:pPr>
+        <w:spacing w:after="60" w:before="60" w:line="360"/>
+        <w:ind w:firstLine="480"/>
+      </w:pPr>
+      <w:r>
+        <w:rPr>
+          <w:rFonts w:ascii="宋体" w:cs="宋体" w:eastAsia="宋体" w:hAnsi="宋体"/>
+          <w:sz w:val="24"/>
+          <w:szCs w:val="24"/>
+        </w:rPr>
         <w:t xml:space="preserve">与此同时，各方修士也在暗流中各自筹谋——</w:t>
       </w:r>
     </w:p>
@@ -429,7 +415,7 @@
           <w:sz w:val="24"/>
           <w:szCs w:val="24"/>
         </w:rPr>
-        <w:t xml:space="preserve">江湖之上，🔍 周天问 探索有收获。，天下局势悄然生变。</w:t>
+        <w:t xml:space="preserve">江湖之上，冯怒潮 练气圆满，却无筑基丹，修炼停滞！，天下局势悄然生变。</w:t>
       </w:r>
     </w:p>
     <w:p>
@@ -460,7 +446,7 @@
           <w:sz w:val="18"/>
           <w:szCs w:val="18"/>
         </w:rPr>
-        <w:t xml:space="preserve">[数据] 存活修士：20人 | 大事件：4件</w:t>
+        <w:t xml:space="preserve">[数据] 存活修士：20人 | 突破：1次 | 大事件：18件</w:t>
       </w:r>
     </w:p>
     <w:p>
@@ -505,34 +491,6 @@
           <w:sz w:val="24"/>
           <w:szCs w:val="24"/>
         </w:rPr>
-        <w:t xml:space="preserve">突破的那一刻，天地间仿佛静止了。丹田深处，一道桎梏轰然崩碎，磅礴的灵力如决堤洪流喷薄而出——练气八层，终于踏上了新的境界。</w:t>
-      </w:r>
-    </w:p>
-    <w:p>
-      <w:pPr>
-        <w:spacing w:after="60" w:before="60" w:line="360"/>
-        <w:ind w:firstLine="480"/>
-      </w:pPr>
-      <w:r>
-        <w:rPr>
-          <w:rFonts w:ascii="宋体" w:cs="宋体" w:eastAsia="宋体" w:hAnsi="宋体"/>
-          <w:sz w:val="24"/>
-          <w:szCs w:val="24"/>
-        </w:rPr>
-        <w:t xml:space="preserve">突破的那一刻，天地间仿佛静止了。丹田深处，一道桎梏轰然崩碎，磅礴的灵力如决堤洪流喷薄而出——【练气八层】！，终于踏上了新的境界。</w:t>
-      </w:r>
-    </w:p>
-    <w:p>
-      <w:pPr>
-        <w:spacing w:after="60" w:before="60" w:line="360"/>
-        <w:ind w:firstLine="480"/>
-      </w:pPr>
-      <w:r>
-        <w:rPr>
-          <w:rFonts w:ascii="宋体" w:cs="宋体" w:eastAsia="宋体" w:hAnsi="宋体"/>
-          <w:sz w:val="24"/>
-          <w:szCs w:val="24"/>
-        </w:rPr>
         <w:t xml:space="preserve">与此同时，各方修士也在暗流中各自筹谋——</w:t>
       </w:r>
     </w:p>
@@ -547,7 +505,7 @@
           <w:sz w:val="24"/>
           <w:szCs w:val="24"/>
         </w:rPr>
-        <w:t xml:space="preserve">江湖之上，✨ 裴霜凝 修为精进，突破至，天下局势悄然生变。</w:t>
+        <w:t xml:space="preserve">江湖之上，冯怒潮 练气圆满，却无筑基丹，修炼停滞！，天下局势悄然生变。</w:t>
       </w:r>
     </w:p>
     <w:p>
@@ -578,7 +536,7 @@
           <w:sz w:val="18"/>
           <w:szCs w:val="18"/>
         </w:rPr>
-        <w:t xml:space="preserve">[数据] 存活修士：20人 | 突破：1次 | 大事件：10件</w:t>
+        <w:t xml:space="preserve">[数据] 存活修士：20人 | 大事件：15件</w:t>
       </w:r>
     </w:p>
     <w:p>
@@ -623,34 +581,6 @@
           <w:sz w:val="24"/>
           <w:szCs w:val="24"/>
         </w:rPr>
-        <w:t xml:space="preserve">天穹之上，隐隐有灵气漩涡凝聚，那是境界壁障破碎时才有的异象。滚滚灵压自丹田涌出，周身经脉尽皆震鸣——突破了，突破至练气四层！</w:t>
-      </w:r>
-    </w:p>
-    <w:p>
-      <w:pPr>
-        <w:spacing w:after="60" w:before="60" w:line="360"/>
-        <w:ind w:firstLine="480"/>
-      </w:pPr>
-      <w:r>
-        <w:rPr>
-          <w:rFonts w:ascii="宋体" w:cs="宋体" w:eastAsia="宋体" w:hAnsi="宋体"/>
-          <w:sz w:val="24"/>
-          <w:szCs w:val="24"/>
-        </w:rPr>
-        <w:t xml:space="preserve">天穹之上，隐隐有灵气漩涡凝聚，那是境界壁障破碎时才有的异象。滚滚灵压自丹田涌出，周身经脉尽皆震鸣——突破了，突破至练气三层！</w:t>
-      </w:r>
-    </w:p>
-    <w:p>
-      <w:pPr>
-        <w:spacing w:after="60" w:before="60" w:line="360"/>
-        <w:ind w:firstLine="480"/>
-      </w:pPr>
-      <w:r>
-        <w:rPr>
-          <w:rFonts w:ascii="宋体" w:cs="宋体" w:eastAsia="宋体" w:hAnsi="宋体"/>
-          <w:sz w:val="24"/>
-          <w:szCs w:val="24"/>
-        </w:rPr>
         <w:t xml:space="preserve">与此同时，各方修士也在暗流中各自筹谋——</w:t>
       </w:r>
     </w:p>
@@ -665,7 +595,7 @@
           <w:sz w:val="24"/>
           <w:szCs w:val="24"/>
         </w:rPr>
-        <w:t xml:space="preserve">江湖之上，🔍 周天问 探索有收获。，天下局势悄然生变。</w:t>
+        <w:t xml:space="preserve">江湖之上，孟长歌 练气圆满，却无筑基丹，修炼停滞！，天下局势悄然生变。</w:t>
       </w:r>
     </w:p>
     <w:p>
@@ -696,7 +626,7 @@
           <w:sz w:val="18"/>
           <w:szCs w:val="18"/>
         </w:rPr>
-        <w:t xml:space="preserve">[数据] 存活修士：20人 | 突破：2次 | 大事件：11件</w:t>
+        <w:t xml:space="preserve">[数据] 存活修士：20人 | 大事件：11件</w:t>
       </w:r>
     </w:p>
     <w:p>
@@ -741,34 +671,6 @@
           <w:sz w:val="24"/>
           <w:szCs w:val="24"/>
         </w:rPr>
-        <w:t xml:space="preserve">突破的那一刻，天地间仿佛静止了。丹田深处，一道桎梏轰然崩碎，磅礴的灵力如决堤洪流喷薄而出——练气三层，终于踏上了新的境界。</w:t>
-      </w:r>
-    </w:p>
-    <w:p>
-      <w:pPr>
-        <w:spacing w:after="60" w:before="60" w:line="360"/>
-        <w:ind w:firstLine="480"/>
-      </w:pPr>
-      <w:r>
-        <w:rPr>
-          <w:rFonts w:ascii="宋体" w:cs="宋体" w:eastAsia="宋体" w:hAnsi="宋体"/>
-          <w:sz w:val="24"/>
-          <w:szCs w:val="24"/>
-        </w:rPr>
-        <w:t xml:space="preserve">突破的那一刻，天地间仿佛静止了。丹田深处，一道桎梏轰然崩碎，磅礴的灵力如决堤洪流喷薄而出——练气六层，终于踏上了新的境界。</w:t>
-      </w:r>
-    </w:p>
-    <w:p>
-      <w:pPr>
-        <w:spacing w:after="60" w:before="60" w:line="360"/>
-        <w:ind w:firstLine="480"/>
-      </w:pPr>
-      <w:r>
-        <w:rPr>
-          <w:rFonts w:ascii="宋体" w:cs="宋体" w:eastAsia="宋体" w:hAnsi="宋体"/>
-          <w:sz w:val="24"/>
-          <w:szCs w:val="24"/>
-        </w:rPr>
         <w:t xml:space="preserve">与此同时，各方修士也在暗流中各自筹谋——</w:t>
       </w:r>
     </w:p>
@@ -783,7 +685,7 @@
           <w:sz w:val="24"/>
           <w:szCs w:val="24"/>
         </w:rPr>
-        <w:t xml:space="preserve">江湖之上，🔍 谢无殇 探索有收获。，天下局势悄然生变。</w:t>
+        <w:t xml:space="preserve">江湖之上，🔍 魏玄机 探索有收获。，天下局势悄然生变。</w:t>
       </w:r>
     </w:p>
     <w:p>
@@ -814,7 +716,7 @@
           <w:sz w:val="18"/>
           <w:szCs w:val="18"/>
         </w:rPr>
-        <w:t xml:space="preserve">[数据] 存活修士：20人 | 突破：3次 | 大事件：17件</w:t>
+        <w:t xml:space="preserve">[数据] 存活修士：20人 | 大事件：15件</w:t>
       </w:r>
     </w:p>
     <w:p>
@@ -873,7 +775,7 @@
           <w:sz w:val="24"/>
           <w:szCs w:val="24"/>
         </w:rPr>
-        <w:t xml:space="preserve">江湖之上，🔍 裴霜凝 探索有收获。，天下局势悄然生变。</w:t>
+        <w:t xml:space="preserve">江湖之上，冯怒潮 练气圆满，却无筑基丹，修炼停滞！，天下局势悄然生变。</w:t>
       </w:r>
     </w:p>
     <w:p>
@@ -904,7 +806,7 @@
           <w:sz w:val="18"/>
           <w:szCs w:val="18"/>
         </w:rPr>
-        <w:t xml:space="preserve">[数据] 存活修士：20人 | 大事件：8件</w:t>
+        <w:t xml:space="preserve">[数据] 存活修士：20人 | 大事件：11件</w:t>
       </w:r>
     </w:p>
     <w:p>
@@ -963,7 +865,7 @@
           <w:sz w:val="24"/>
           <w:szCs w:val="24"/>
         </w:rPr>
-        <w:t xml:space="preserve">江湖之上，🔍 谢无殇 探索有收获。，天下局势悄然生变。</w:t>
+        <w:t xml:space="preserve">江湖之上，🔍 苏寒衣 探索有收获。，天下局势悄然生变。</w:t>
       </w:r>
     </w:p>
     <w:p>
@@ -994,7 +896,7 @@
           <w:sz w:val="18"/>
           <w:szCs w:val="18"/>
         </w:rPr>
-        <w:t xml:space="preserve">[数据] 存活修士：20人 | 大事件：7件</w:t>
+        <w:t xml:space="preserve">[数据] 存活修士：20人 | 大事件：14件</w:t>
       </w:r>
     </w:p>
     <w:p>
@@ -1039,34 +941,6 @@
           <w:sz w:val="24"/>
           <w:szCs w:val="24"/>
         </w:rPr>
-        <w:t xml:space="preserve">天穹之上，隐隐有灵气漩涡凝聚，那是境界壁障破碎时才有的异象。滚滚灵压自丹田涌出，周身经脉尽皆震鸣——突破了，突破至练气九层！</w:t>
-      </w:r>
-    </w:p>
-    <w:p>
-      <w:pPr>
-        <w:spacing w:after="60" w:before="60" w:line="360"/>
-        <w:ind w:firstLine="480"/>
-      </w:pPr>
-      <w:r>
-        <w:rPr>
-          <w:rFonts w:ascii="宋体" w:cs="宋体" w:eastAsia="宋体" w:hAnsi="宋体"/>
-          <w:sz w:val="24"/>
-          <w:szCs w:val="24"/>
-        </w:rPr>
-        <w:t xml:space="preserve">天穹之上，隐隐有灵气漩涡凝聚，那是境界壁障破碎时才有的异象。滚滚灵压自丹田涌出，周身经脉尽皆震鸣——突破了，突破至【练气九层】！！</w:t>
-      </w:r>
-    </w:p>
-    <w:p>
-      <w:pPr>
-        <w:spacing w:after="60" w:before="60" w:line="360"/>
-        <w:ind w:firstLine="480"/>
-      </w:pPr>
-      <w:r>
-        <w:rPr>
-          <w:rFonts w:ascii="宋体" w:cs="宋体" w:eastAsia="宋体" w:hAnsi="宋体"/>
-          <w:sz w:val="24"/>
-          <w:szCs w:val="24"/>
-        </w:rPr>
         <w:t xml:space="preserve">与此同时，各方修士也在暗流中各自筹谋——</w:t>
       </w:r>
     </w:p>
@@ -1081,7 +955,7 @@
           <w:sz w:val="24"/>
           <w:szCs w:val="24"/>
         </w:rPr>
-        <w:t xml:space="preserve">江湖之上，🔍 万财爷 探索有收获。，天下局势悄然生变。</w:t>
+        <w:t xml:space="preserve">江湖之上，魏玄机 练气圆满，却无筑基丹，修炼停滞！，天下局势悄然生变。</w:t>
       </w:r>
     </w:p>
     <w:p>
@@ -1112,7 +986,7 @@
           <w:sz w:val="18"/>
           <w:szCs w:val="18"/>
         </w:rPr>
-        <w:t xml:space="preserve">[数据] 存活修士：20人 | 突破：1次 | 大事件：11件</w:t>
+        <w:t xml:space="preserve">[数据] 存活修士：20人 | 大事件：13件</w:t>
       </w:r>
     </w:p>
     <w:p>
@@ -1157,34 +1031,6 @@
           <w:sz w:val="24"/>
           <w:szCs w:val="24"/>
         </w:rPr>
-        <w:t xml:space="preserve">突破的那一刻，天地间仿佛静止了。丹田深处，一道桎梏轰然崩碎，磅礴的灵力如决堤洪流喷薄而出——练气八层，终于踏上了新的境界。</w:t>
-      </w:r>
-    </w:p>
-    <w:p>
-      <w:pPr>
-        <w:spacing w:after="60" w:before="60" w:line="360"/>
-        <w:ind w:firstLine="480"/>
-      </w:pPr>
-      <w:r>
-        <w:rPr>
-          <w:rFonts w:ascii="宋体" w:cs="宋体" w:eastAsia="宋体" w:hAnsi="宋体"/>
-          <w:sz w:val="24"/>
-          <w:szCs w:val="24"/>
-        </w:rPr>
-        <w:t xml:space="preserve">突破的那一刻，天地间仿佛静止了。丹田深处，一道桎梏轰然崩碎，磅礴的灵力如决堤洪流喷薄而出——练气二层，终于踏上了新的境界。</w:t>
-      </w:r>
-    </w:p>
-    <w:p>
-      <w:pPr>
-        <w:spacing w:after="60" w:before="60" w:line="360"/>
-        <w:ind w:firstLine="480"/>
-      </w:pPr>
-      <w:r>
-        <w:rPr>
-          <w:rFonts w:ascii="宋体" w:cs="宋体" w:eastAsia="宋体" w:hAnsi="宋体"/>
-          <w:sz w:val="24"/>
-          <w:szCs w:val="24"/>
-        </w:rPr>
         <w:t xml:space="preserve">与此同时，各方修士也在暗流中各自筹谋——</w:t>
       </w:r>
     </w:p>
@@ -1199,7 +1045,7 @@
           <w:sz w:val="24"/>
           <w:szCs w:val="24"/>
         </w:rPr>
-        <w:t xml:space="preserve">江湖之上，✨ 谢无殇 修为精进，突破至，天下局势悄然生变。</w:t>
+        <w:t xml:space="preserve">江湖之上，陆霜华 练气圆满，却无筑基丹，修炼停滞！，天下局势悄然生变。</w:t>
       </w:r>
     </w:p>
     <w:p>
@@ -1230,7 +1076,7 @@
           <w:sz w:val="18"/>
           <w:szCs w:val="18"/>
         </w:rPr>
-        <w:t xml:space="preserve">[数据] 存活修士：20人 | 突破：3次 | 大事件：6件</w:t>
+        <w:t xml:space="preserve">[数据] 存活修士：20人 | 大事件：15件</w:t>
       </w:r>
     </w:p>
     <w:p>
@@ -1275,21 +1121,7 @@
           <w:sz w:val="24"/>
           <w:szCs w:val="24"/>
         </w:rPr>
-        <w:t xml:space="preserve">突破的那一刻，天地间仿佛静止了。丹田深处，一道桎梏轰然崩碎，磅礴的灵力如决堤洪流喷薄而出——练气六层，终于踏上了新的境界。</w:t>
-      </w:r>
-    </w:p>
-    <w:p>
-      <w:pPr>
-        <w:spacing w:after="60" w:before="60" w:line="360"/>
-        <w:ind w:firstLine="480"/>
-      </w:pPr>
-      <w:r>
-        <w:rPr>
-          <w:rFonts w:ascii="宋体" w:cs="宋体" w:eastAsia="宋体" w:hAnsi="宋体"/>
-          <w:sz w:val="24"/>
-          <w:szCs w:val="24"/>
-        </w:rPr>
-        <w:t xml:space="preserve">突破的那一刻，天地间仿佛静止了。丹田深处，一道桎梏轰然崩碎，磅礴的灵力如决堤洪流喷薄而出——【练气六层】！，终于踏上了新的境界。</w:t>
+        <w:t xml:space="preserve">突破的那一刻，天地间仿佛静止了。丹田深处，一道桎梏轰然崩碎，磅礴的灵力如决堤洪流喷薄而出——练气十一层，终于踏上了新的境界。</w:t>
       </w:r>
     </w:p>
     <w:p>
@@ -1317,7 +1149,7 @@
           <w:sz w:val="24"/>
           <w:szCs w:val="24"/>
         </w:rPr>
-        <w:t xml:space="preserve">江湖之上，🔍 王捕头 探索有收获。，天下局势悄然生变。</w:t>
+        <w:t xml:space="preserve">江湖之上，冯怒潮 练气圆满，却无筑基丹，修炼停滞！，天下局势悄然生变。</w:t>
       </w:r>
     </w:p>
     <w:p>
@@ -1348,7 +1180,7 @@
           <w:sz w:val="18"/>
           <w:szCs w:val="18"/>
         </w:rPr>
-        <w:t xml:space="preserve">[数据] 存活修士：20人 | 突破：1次 | 大事件：10件</w:t>
+        <w:t xml:space="preserve">[数据] 存活修士：20人 | 突破：1次 | 大事件：19件</w:t>
       </w:r>
     </w:p>
     <w:p>
@@ -1407,7 +1239,7 @@
           <w:sz w:val="24"/>
           <w:szCs w:val="24"/>
         </w:rPr>
-        <w:t xml:space="preserve">江湖之上，🔍 周天问 探索有收获。，天下局势悄然生变。</w:t>
+        <w:t xml:space="preserve">江湖之上，陆霜华 练气圆满，却无筑基丹，修炼停滞！，天下局势悄然生变。</w:t>
       </w:r>
     </w:p>
     <w:p>
@@ -1438,7 +1270,7 @@
           <w:sz w:val="18"/>
           <w:szCs w:val="18"/>
         </w:rPr>
-        <w:t xml:space="preserve">[数据] 存活修士：20人 | 大事件：9件</w:t>
+        <w:t xml:space="preserve">[数据] 存活修士：20人 | 大事件：14件</w:t>
       </w:r>
     </w:p>
     <w:p>
@@ -1483,6 +1315,20 @@
           <w:sz w:val="24"/>
           <w:szCs w:val="24"/>
         </w:rPr>
+        <w:t xml:space="preserve">突破的那一刻，天地间仿佛静止了。丹田深处，一道桎梏轰然崩碎，磅礴的灵力如决堤洪流喷薄而出——练气十二层，终于踏上了新的境界。</w:t>
+      </w:r>
+    </w:p>
+    <w:p>
+      <w:pPr>
+        <w:spacing w:after="60" w:before="60" w:line="360"/>
+        <w:ind w:firstLine="480"/>
+      </w:pPr>
+      <w:r>
+        <w:rPr>
+          <w:rFonts w:ascii="宋体" w:cs="宋体" w:eastAsia="宋体" w:hAnsi="宋体"/>
+          <w:sz w:val="24"/>
+          <w:szCs w:val="24"/>
+        </w:rPr>
         <w:t xml:space="preserve">与此同时，各方修士也在暗流中各自筹谋——</w:t>
       </w:r>
     </w:p>
@@ -1497,7 +1343,7 @@
           <w:sz w:val="24"/>
           <w:szCs w:val="24"/>
         </w:rPr>
-        <w:t xml:space="preserve">江湖之上，🔍 黑风寨主 探索有收获。，天下局势悄然生变。</w:t>
+        <w:t xml:space="preserve">江湖之上，冯怒潮 练气圆满，却无筑基丹，修炼停滞！，天下局势悄然生变。</w:t>
       </w:r>
     </w:p>
     <w:p>
@@ -1528,7 +1374,7 @@
           <w:sz w:val="18"/>
           <w:szCs w:val="18"/>
         </w:rPr>
-        <w:t xml:space="preserve">[数据] 存活修士：20人 | 大事件：6件</w:t>
+        <w:t xml:space="preserve">[数据] 存活修士：20人 | 突破：1次 | 大事件：15件</w:t>
       </w:r>
     </w:p>
     <w:p>
@@ -1573,6 +1419,20 @@
           <w:sz w:val="24"/>
           <w:szCs w:val="24"/>
         </w:rPr>
+        <w:t xml:space="preserve">天穹之上，隐隐有灵气漩涡凝聚，那是境界壁障破碎时才有的异象。滚滚灵压自丹田涌出，周身经脉尽皆震鸣——突破了，突破至练气七层！</w:t>
+      </w:r>
+    </w:p>
+    <w:p>
+      <w:pPr>
+        <w:spacing w:after="60" w:before="60" w:line="360"/>
+        <w:ind w:firstLine="480"/>
+      </w:pPr>
+      <w:r>
+        <w:rPr>
+          <w:rFonts w:ascii="宋体" w:cs="宋体" w:eastAsia="宋体" w:hAnsi="宋体"/>
+          <w:sz w:val="24"/>
+          <w:szCs w:val="24"/>
+        </w:rPr>
         <w:t xml:space="preserve">与此同时，各方修士也在暗流中各自筹谋——</w:t>
       </w:r>
     </w:p>
@@ -1587,7 +1447,7 @@
           <w:sz w:val="24"/>
           <w:szCs w:val="24"/>
         </w:rPr>
-        <w:t xml:space="preserve">江湖之上，🔍 周天问 探索有收获。，天下局势悄然生变。</w:t>
+        <w:t xml:space="preserve">江湖之上，冯怒潮 练气圆满，却无筑基丹，修炼停滞！，天下局势悄然生变。</w:t>
       </w:r>
     </w:p>
     <w:p>
@@ -1618,7 +1478,7 @@
           <w:sz w:val="18"/>
           <w:szCs w:val="18"/>
         </w:rPr>
-        <w:t xml:space="preserve">[数据] 存活修士：20人 | 大事件：5件</w:t>
+        <w:t xml:space="preserve">[数据] 存活修士：20人 | 突破：1次 | 大事件：15件</w:t>
       </w:r>
     </w:p>
     <w:p>
@@ -1663,20 +1523,6 @@
           <w:sz w:val="24"/>
           <w:szCs w:val="24"/>
         </w:rPr>
-        <w:t xml:space="preserve">天穹之上，隐隐有灵气漩涡凝聚，那是境界壁障破碎时才有的异象。滚滚灵压自丹田涌出，周身经脉尽皆震鸣——突破了，突破至练气七层！</w:t>
-      </w:r>
-    </w:p>
-    <w:p>
-      <w:pPr>
-        <w:spacing w:after="60" w:before="60" w:line="360"/>
-        <w:ind w:firstLine="480"/>
-      </w:pPr>
-      <w:r>
-        <w:rPr>
-          <w:rFonts w:ascii="宋体" w:cs="宋体" w:eastAsia="宋体" w:hAnsi="宋体"/>
-          <w:sz w:val="24"/>
-          <w:szCs w:val="24"/>
-        </w:rPr>
         <w:t xml:space="preserve">天穹之上，隐隐有灵气漩涡凝聚，那是境界壁障破碎时才有的异象。滚滚灵压自丹田涌出，周身经脉尽皆震鸣——突破了，突破至练气九层！</w:t>
       </w:r>
     </w:p>
@@ -1705,7 +1551,7 @@
           <w:sz w:val="24"/>
           <w:szCs w:val="24"/>
         </w:rPr>
-        <w:t xml:space="preserve">江湖之上，✨ 破碗老爷 修为精进，突破至，天下局势悄然生变。</w:t>
+        <w:t xml:space="preserve">江湖之上，红袖添香 练气圆满，却无筑基丹，修炼停滞！，天下局势悄然生变。</w:t>
       </w:r>
     </w:p>
     <w:p>
@@ -1736,7 +1582,7 @@
           <w:sz w:val="18"/>
           <w:szCs w:val="18"/>
         </w:rPr>
-        <w:t xml:space="preserve">[数据] 存活修士：20人 | 突破：2次 | 大事件：9件</w:t>
+        <w:t xml:space="preserve">[数据] 存活修士：20人 | 突破：1次 | 大事件：18件</w:t>
       </w:r>
     </w:p>
     <w:p>
@@ -1781,34 +1627,6 @@
           <w:sz w:val="24"/>
           <w:szCs w:val="24"/>
         </w:rPr>
-        <w:t xml:space="preserve">天穹之上，隐隐有灵气漩涡凝聚，那是境界壁障破碎时才有的异象。滚滚灵压自丹田涌出，周身经脉尽皆震鸣——突破了，突破至练气三层！</w:t>
-      </w:r>
-    </w:p>
-    <w:p>
-      <w:pPr>
-        <w:spacing w:after="60" w:before="60" w:line="360"/>
-        <w:ind w:firstLine="480"/>
-      </w:pPr>
-      <w:r>
-        <w:rPr>
-          <w:rFonts w:ascii="宋体" w:cs="宋体" w:eastAsia="宋体" w:hAnsi="宋体"/>
-          <w:sz w:val="24"/>
-          <w:szCs w:val="24"/>
-        </w:rPr>
-        <w:t xml:space="preserve">天穹之上，隐隐有灵气漩涡凝聚，那是境界壁障破碎时才有的异象。滚滚灵压自丹田涌出，周身经脉尽皆震鸣——突破了，突破至【练气三层】！！</w:t>
-      </w:r>
-    </w:p>
-    <w:p>
-      <w:pPr>
-        <w:spacing w:after="60" w:before="60" w:line="360"/>
-        <w:ind w:firstLine="480"/>
-      </w:pPr>
-      <w:r>
-        <w:rPr>
-          <w:rFonts w:ascii="宋体" w:cs="宋体" w:eastAsia="宋体" w:hAnsi="宋体"/>
-          <w:sz w:val="24"/>
-          <w:szCs w:val="24"/>
-        </w:rPr>
         <w:t xml:space="preserve">与此同时，各方修士也在暗流中各自筹谋——</w:t>
       </w:r>
     </w:p>
@@ -1823,7 +1641,7 @@
           <w:sz w:val="24"/>
           <w:szCs w:val="24"/>
         </w:rPr>
-        <w:t xml:space="preserve">江湖之上，🔍 刘二蛋 探索有收获。，天下局势悄然生变。</w:t>
+        <w:t xml:space="preserve">江湖之上，红袖添香 练气圆满，却无筑基丹，修炼停滞！，天下局势悄然生变。</w:t>
       </w:r>
     </w:p>
     <w:p>
@@ -1854,7 +1672,7 @@
           <w:sz w:val="18"/>
           <w:szCs w:val="18"/>
         </w:rPr>
-        <w:t xml:space="preserve">[数据] 存活修士：20人 | 突破：1次 | 大事件：7件</w:t>
+        <w:t xml:space="preserve">[数据] 存活修士：20人 | 大事件：11件</w:t>
       </w:r>
     </w:p>
     <w:p>
@@ -1899,34 +1717,6 @@
           <w:sz w:val="24"/>
           <w:szCs w:val="24"/>
         </w:rPr>
-        <w:t xml:space="preserve">天穹之上，隐隐有灵气漩涡凝聚，那是境界壁障破碎时才有的异象。滚滚灵压自丹田涌出，周身经脉尽皆震鸣——突破了，突破至练气十层！</w:t>
-      </w:r>
-    </w:p>
-    <w:p>
-      <w:pPr>
-        <w:spacing w:after="60" w:before="60" w:line="360"/>
-        <w:ind w:firstLine="480"/>
-      </w:pPr>
-      <w:r>
-        <w:rPr>
-          <w:rFonts w:ascii="宋体" w:cs="宋体" w:eastAsia="宋体" w:hAnsi="宋体"/>
-          <w:sz w:val="24"/>
-          <w:szCs w:val="24"/>
-        </w:rPr>
-        <w:t xml:space="preserve">天穹之上，隐隐有灵气漩涡凝聚，那是境界壁障破碎时才有的异象。滚滚灵压自丹田涌出，周身经脉尽皆震鸣——突破了，突破至练气四层！</w:t>
-      </w:r>
-    </w:p>
-    <w:p>
-      <w:pPr>
-        <w:spacing w:after="60" w:before="60" w:line="360"/>
-        <w:ind w:firstLine="480"/>
-      </w:pPr>
-      <w:r>
-        <w:rPr>
-          <w:rFonts w:ascii="宋体" w:cs="宋体" w:eastAsia="宋体" w:hAnsi="宋体"/>
-          <w:sz w:val="24"/>
-          <w:szCs w:val="24"/>
-        </w:rPr>
         <w:t xml:space="preserve">与此同时，各方修士也在暗流中各自筹谋——</w:t>
       </w:r>
     </w:p>
@@ -1941,7 +1731,7 @@
           <w:sz w:val="24"/>
           <w:szCs w:val="24"/>
         </w:rPr>
-        <w:t xml:space="preserve">江湖之上，🔍 裴霜凝 探索有收获。，天下局势悄然生变。</w:t>
+        <w:t xml:space="preserve">江湖之上，陆霜华 练气圆满，却无筑基丹，修炼停滞！，天下局势悄然生变。</w:t>
       </w:r>
     </w:p>
     <w:p>
@@ -1972,7 +1762,7 @@
           <w:sz w:val="18"/>
           <w:szCs w:val="18"/>
         </w:rPr>
-        <w:t xml:space="preserve">[数据] 存活修士：20人 | 突破：3次 | 大事件：10件</w:t>
+        <w:t xml:space="preserve">[数据] 存活修士：20人 | 大事件：11件</w:t>
       </w:r>
     </w:p>
     <w:p>
@@ -4459,6 +4249,96 @@
           <w:szCs w:val="18"/>
         </w:rPr>
         <w:t xml:space="preserve">[数据] 存活修士：20人 | 大事件：24件</w:t>
+      </w:r>
+    </w:p>
+    <w:p>
+      <w:pPr>
+        <w:pStyle w:val="Heading2"/>
+        <w:spacing w:after="150" w:before="300"/>
+      </w:pPr>
+      <w:r>
+        <w:rPr>
+          <w:rFonts w:ascii="宋体" w:cs="宋体" w:eastAsia="宋体" w:hAnsi="宋体"/>
+          <w:b/>
+          <w:bCs/>
+          <w:color w:val="6B3A1F"/>
+          <w:sz w:val="28"/>
+          <w:szCs w:val="28"/>
+        </w:rPr>
+        <w:t xml:space="preserve">第186月至第190月</w:t>
+      </w:r>
+    </w:p>
+    <w:p>
+      <w:pPr>
+        <w:spacing w:after="60" w:before="60" w:line="360"/>
+        <w:ind w:firstLine="480"/>
+      </w:pPr>
+      <w:r>
+        <w:rPr>
+          <w:rFonts w:ascii="宋体" w:cs="宋体" w:eastAsia="宋体" w:hAnsi="宋体"/>
+          <w:sz w:val="24"/>
+          <w:szCs w:val="24"/>
+        </w:rPr>
+        <w:t xml:space="preserve">灵脉荒野，第186月。地脉灵气从地缝中渗出，连空气都带着令人心悸的灵压。几道身影散落四方，各自打着自己的算盘。</w:t>
+      </w:r>
+    </w:p>
+    <w:p>
+      <w:pPr>
+        <w:spacing w:after="60" w:before="60" w:line="360"/>
+        <w:ind w:firstLine="480"/>
+      </w:pPr>
+      <w:r>
+        <w:rPr>
+          <w:rFonts w:ascii="宋体" w:cs="宋体" w:eastAsia="宋体" w:hAnsi="宋体"/>
+          <w:sz w:val="24"/>
+          <w:szCs w:val="24"/>
+        </w:rPr>
+        <w:t xml:space="preserve">与此同时，各方修士也在暗流中各自筹谋——</w:t>
+      </w:r>
+    </w:p>
+    <w:p>
+      <w:pPr>
+        <w:spacing w:after="60" w:before="60" w:line="360"/>
+        <w:ind w:firstLine="480"/>
+      </w:pPr>
+      <w:r>
+        <w:rPr>
+          <w:rFonts w:ascii="宋体" w:cs="宋体" w:eastAsia="宋体" w:hAnsi="宋体"/>
+          <w:sz w:val="24"/>
+          <w:szCs w:val="24"/>
+        </w:rPr>
+        <w:t xml:space="preserve">江湖之上，冯怒潮 练气圆满，却无筑基丹，修炼停滞！，天下局势悄然生变。</w:t>
+      </w:r>
+    </w:p>
+    <w:p>
+      <w:pPr>
+        <w:spacing w:after="60" w:before="60" w:line="360"/>
+        <w:ind w:firstLine="480"/>
+      </w:pPr>
+      <w:r>
+        <w:rPr>
+          <w:rFonts w:ascii="宋体" w:cs="宋体" w:eastAsia="宋体" w:hAnsi="宋体"/>
+          <w:sz w:val="24"/>
+          <w:szCs w:val="24"/>
+        </w:rPr>
+        <w:t xml:space="preserve">血与道，从来不曾分离。第190月的故事，暂且写到这里。</w:t>
+      </w:r>
+    </w:p>
+    <w:p>
+      <w:pPr>
+        <w:spacing w:after="200" w:before="100"/>
+        <w:jc w:val="right"/>
+      </w:pPr>
+      <w:r>
+        <w:rPr>
+          <w:rFonts w:ascii="宋体" w:cs="宋体" w:eastAsia="宋体" w:hAnsi="宋体"/>
+          <w:i/>
+          <w:iCs/>
+          <w:color w:val="888888"/>
+          <w:sz w:val="18"/>
+          <w:szCs w:val="18"/>
+        </w:rPr>
+        <w:t xml:space="preserve">[数据] 存活修士：20人 | 大事件：29件</w:t>
       </w:r>
     </w:p>
     <w:sectPr>

--- a/xianxia_story.docx
+++ b/xianxia_story.docx
@@ -103,6 +103,20 @@
           <w:sz w:val="24"/>
           <w:szCs w:val="24"/>
         </w:rPr>
+        <w:t xml:space="preserve">突破的那一刻，天地间仿佛静止了。丹田深处，一道桎梏轰然崩碎，磅礴的灵力如决堤洪流喷薄而出——练气九层，终于踏上了新的境界。</w:t>
+      </w:r>
+    </w:p>
+    <w:p>
+      <w:pPr>
+        <w:spacing w:after="60" w:before="60" w:line="360"/>
+        <w:ind w:firstLine="480"/>
+      </w:pPr>
+      <w:r>
+        <w:rPr>
+          <w:rFonts w:ascii="宋体" w:cs="宋体" w:eastAsia="宋体" w:hAnsi="宋体"/>
+          <w:sz w:val="24"/>
+          <w:szCs w:val="24"/>
+        </w:rPr>
         <w:t xml:space="preserve">与此同时，各方修士也在暗流中各自筹谋——</w:t>
       </w:r>
     </w:p>
@@ -117,7 +131,7 @@
           <w:sz w:val="24"/>
           <w:szCs w:val="24"/>
         </w:rPr>
-        <w:t xml:space="preserve">江湖之上，🔍 孟长歌 探索有收获。，天下局势悄然生变。</w:t>
+        <w:t xml:space="preserve">江湖之上，🔍 梨花娘子 探索有收获。，天下局势悄然生变。</w:t>
       </w:r>
     </w:p>
     <w:p>
@@ -148,7 +162,7 @@
           <w:sz w:val="18"/>
           <w:szCs w:val="18"/>
         </w:rPr>
-        <w:t xml:space="preserve">[数据] 存活修士：20人 | 大事件：19件</w:t>
+        <w:t xml:space="preserve">[数据] 存活修士：20人 | 突破：1次 | 大事件：7件</w:t>
       </w:r>
     </w:p>
     <w:p>
@@ -207,7 +221,7 @@
           <w:sz w:val="24"/>
           <w:szCs w:val="24"/>
         </w:rPr>
-        <w:t xml:space="preserve">江湖之上，🔍 冯怒潮 探索有收获。，天下局势悄然生变。</w:t>
+        <w:t xml:space="preserve">江湖之上，🔍 老赵掌柜 探索有收获。，天下局势悄然生变。</w:t>
       </w:r>
     </w:p>
     <w:p>
@@ -238,7 +252,7 @@
           <w:sz w:val="18"/>
           <w:szCs w:val="18"/>
         </w:rPr>
-        <w:t xml:space="preserve">[数据] 存活修士：20人 | 大事件：17件</w:t>
+        <w:t xml:space="preserve">[数据] 存活修士：20人 | 大事件：8件</w:t>
       </w:r>
     </w:p>
     <w:p>
@@ -283,6 +297,34 @@
           <w:sz w:val="24"/>
           <w:szCs w:val="24"/>
         </w:rPr>
+        <w:t xml:space="preserve">天穹之上，隐隐有灵气漩涡凝聚，那是境界壁障破碎时才有的异象。滚滚灵压自丹田涌出，周身经脉尽皆震鸣——突破了，突破至练气七层！</w:t>
+      </w:r>
+    </w:p>
+    <w:p>
+      <w:pPr>
+        <w:spacing w:after="60" w:before="60" w:line="360"/>
+        <w:ind w:firstLine="480"/>
+      </w:pPr>
+      <w:r>
+        <w:rPr>
+          <w:rFonts w:ascii="宋体" w:cs="宋体" w:eastAsia="宋体" w:hAnsi="宋体"/>
+          <w:sz w:val="24"/>
+          <w:szCs w:val="24"/>
+        </w:rPr>
+        <w:t xml:space="preserve">天穹之上，隐隐有灵气漩涡凝聚，那是境界壁障破碎时才有的异象。滚滚灵压自丹田涌出，周身经脉尽皆震鸣——突破了，突破至【练气七层】！！</w:t>
+      </w:r>
+    </w:p>
+    <w:p>
+      <w:pPr>
+        <w:spacing w:after="60" w:before="60" w:line="360"/>
+        <w:ind w:firstLine="480"/>
+      </w:pPr>
+      <w:r>
+        <w:rPr>
+          <w:rFonts w:ascii="宋体" w:cs="宋体" w:eastAsia="宋体" w:hAnsi="宋体"/>
+          <w:sz w:val="24"/>
+          <w:szCs w:val="24"/>
+        </w:rPr>
         <w:t xml:space="preserve">与此同时，各方修士也在暗流中各自筹谋——</w:t>
       </w:r>
     </w:p>
@@ -297,7 +339,7 @@
           <w:sz w:val="24"/>
           <w:szCs w:val="24"/>
         </w:rPr>
-        <w:t xml:space="preserve">江湖之上，冯怒潮 练气圆满，却无筑基丹，修炼停滞！，天下局势悄然生变。</w:t>
+        <w:t xml:space="preserve">江湖之上，✨ 谢无殇 修为精进，突破至，天下局势悄然生变。</w:t>
       </w:r>
     </w:p>
     <w:p>
@@ -328,7 +370,7 @@
           <w:sz w:val="18"/>
           <w:szCs w:val="18"/>
         </w:rPr>
-        <w:t xml:space="preserve">[数据] 存活修士：20人 | 大事件：14件</w:t>
+        <w:t xml:space="preserve">[数据] 存活修士：20人 | 突破：1次 | 大事件：11件</w:t>
       </w:r>
     </w:p>
     <w:p>
@@ -373,34 +415,6 @@
           <w:sz w:val="24"/>
           <w:szCs w:val="24"/>
         </w:rPr>
-        <w:t xml:space="preserve">突破的那一刻，天地间仿佛静止了。丹田深处，一道桎梏轰然崩碎，磅礴的灵力如决堤洪流喷薄而出——练气十一层，终于踏上了新的境界。</w:t>
-      </w:r>
-    </w:p>
-    <w:p>
-      <w:pPr>
-        <w:spacing w:after="60" w:before="60" w:line="360"/>
-        <w:ind w:firstLine="480"/>
-      </w:pPr>
-      <w:r>
-        <w:rPr>
-          <w:rFonts w:ascii="宋体" w:cs="宋体" w:eastAsia="宋体" w:hAnsi="宋体"/>
-          <w:sz w:val="24"/>
-          <w:szCs w:val="24"/>
-        </w:rPr>
-        <w:t xml:space="preserve">突破的那一刻，天地间仿佛静止了。丹田深处，一道桎梏轰然崩碎，磅礴的灵力如决堤洪流喷薄而出——【练气十一层】！修仙之路，终于踏上了新的境界。</w:t>
-      </w:r>
-    </w:p>
-    <w:p>
-      <w:pPr>
-        <w:spacing w:after="60" w:before="60" w:line="360"/>
-        <w:ind w:firstLine="480"/>
-      </w:pPr>
-      <w:r>
-        <w:rPr>
-          <w:rFonts w:ascii="宋体" w:cs="宋体" w:eastAsia="宋体" w:hAnsi="宋体"/>
-          <w:sz w:val="24"/>
-          <w:szCs w:val="24"/>
-        </w:rPr>
         <w:t xml:space="preserve">与此同时，各方修士也在暗流中各自筹谋——</w:t>
       </w:r>
     </w:p>
@@ -415,7 +429,7 @@
           <w:sz w:val="24"/>
           <w:szCs w:val="24"/>
         </w:rPr>
-        <w:t xml:space="preserve">江湖之上，冯怒潮 练气圆满，却无筑基丹，修炼停滞！，天下局势悄然生变。</w:t>
+        <w:t xml:space="preserve">江湖之上，🔍 周天问 探索有收获。，天下局势悄然生变。</w:t>
       </w:r>
     </w:p>
     <w:p>
@@ -446,7 +460,7 @@
           <w:sz w:val="18"/>
           <w:szCs w:val="18"/>
         </w:rPr>
-        <w:t xml:space="preserve">[数据] 存活修士：20人 | 突破：1次 | 大事件：18件</w:t>
+        <w:t xml:space="preserve">[数据] 存活修士：20人 | 大事件：4件</w:t>
       </w:r>
     </w:p>
     <w:p>
@@ -491,6 +505,34 @@
           <w:sz w:val="24"/>
           <w:szCs w:val="24"/>
         </w:rPr>
+        <w:t xml:space="preserve">突破的那一刻，天地间仿佛静止了。丹田深处，一道桎梏轰然崩碎，磅礴的灵力如决堤洪流喷薄而出——练气八层，终于踏上了新的境界。</w:t>
+      </w:r>
+    </w:p>
+    <w:p>
+      <w:pPr>
+        <w:spacing w:after="60" w:before="60" w:line="360"/>
+        <w:ind w:firstLine="480"/>
+      </w:pPr>
+      <w:r>
+        <w:rPr>
+          <w:rFonts w:ascii="宋体" w:cs="宋体" w:eastAsia="宋体" w:hAnsi="宋体"/>
+          <w:sz w:val="24"/>
+          <w:szCs w:val="24"/>
+        </w:rPr>
+        <w:t xml:space="preserve">突破的那一刻，天地间仿佛静止了。丹田深处，一道桎梏轰然崩碎，磅礴的灵力如决堤洪流喷薄而出——【练气八层】！，终于踏上了新的境界。</w:t>
+      </w:r>
+    </w:p>
+    <w:p>
+      <w:pPr>
+        <w:spacing w:after="60" w:before="60" w:line="360"/>
+        <w:ind w:firstLine="480"/>
+      </w:pPr>
+      <w:r>
+        <w:rPr>
+          <w:rFonts w:ascii="宋体" w:cs="宋体" w:eastAsia="宋体" w:hAnsi="宋体"/>
+          <w:sz w:val="24"/>
+          <w:szCs w:val="24"/>
+        </w:rPr>
         <w:t xml:space="preserve">与此同时，各方修士也在暗流中各自筹谋——</w:t>
       </w:r>
     </w:p>
@@ -505,7 +547,7 @@
           <w:sz w:val="24"/>
           <w:szCs w:val="24"/>
         </w:rPr>
-        <w:t xml:space="preserve">江湖之上，冯怒潮 练气圆满，却无筑基丹，修炼停滞！，天下局势悄然生变。</w:t>
+        <w:t xml:space="preserve">江湖之上，✨ 裴霜凝 修为精进，突破至，天下局势悄然生变。</w:t>
       </w:r>
     </w:p>
     <w:p>
@@ -536,7 +578,7 @@
           <w:sz w:val="18"/>
           <w:szCs w:val="18"/>
         </w:rPr>
-        <w:t xml:space="preserve">[数据] 存活修士：20人 | 大事件：15件</w:t>
+        <w:t xml:space="preserve">[数据] 存活修士：20人 | 突破：1次 | 大事件：10件</w:t>
       </w:r>
     </w:p>
     <w:p>
@@ -581,6 +623,34 @@
           <w:sz w:val="24"/>
           <w:szCs w:val="24"/>
         </w:rPr>
+        <w:t xml:space="preserve">天穹之上，隐隐有灵气漩涡凝聚，那是境界壁障破碎时才有的异象。滚滚灵压自丹田涌出，周身经脉尽皆震鸣——突破了，突破至练气四层！</w:t>
+      </w:r>
+    </w:p>
+    <w:p>
+      <w:pPr>
+        <w:spacing w:after="60" w:before="60" w:line="360"/>
+        <w:ind w:firstLine="480"/>
+      </w:pPr>
+      <w:r>
+        <w:rPr>
+          <w:rFonts w:ascii="宋体" w:cs="宋体" w:eastAsia="宋体" w:hAnsi="宋体"/>
+          <w:sz w:val="24"/>
+          <w:szCs w:val="24"/>
+        </w:rPr>
+        <w:t xml:space="preserve">天穹之上，隐隐有灵气漩涡凝聚，那是境界壁障破碎时才有的异象。滚滚灵压自丹田涌出，周身经脉尽皆震鸣——突破了，突破至练气三层！</w:t>
+      </w:r>
+    </w:p>
+    <w:p>
+      <w:pPr>
+        <w:spacing w:after="60" w:before="60" w:line="360"/>
+        <w:ind w:firstLine="480"/>
+      </w:pPr>
+      <w:r>
+        <w:rPr>
+          <w:rFonts w:ascii="宋体" w:cs="宋体" w:eastAsia="宋体" w:hAnsi="宋体"/>
+          <w:sz w:val="24"/>
+          <w:szCs w:val="24"/>
+        </w:rPr>
         <w:t xml:space="preserve">与此同时，各方修士也在暗流中各自筹谋——</w:t>
       </w:r>
     </w:p>
@@ -595,7 +665,7 @@
           <w:sz w:val="24"/>
           <w:szCs w:val="24"/>
         </w:rPr>
-        <w:t xml:space="preserve">江湖之上，孟长歌 练气圆满，却无筑基丹，修炼停滞！，天下局势悄然生变。</w:t>
+        <w:t xml:space="preserve">江湖之上，🔍 周天问 探索有收获。，天下局势悄然生变。</w:t>
       </w:r>
     </w:p>
     <w:p>
@@ -626,7 +696,7 @@
           <w:sz w:val="18"/>
           <w:szCs w:val="18"/>
         </w:rPr>
-        <w:t xml:space="preserve">[数据] 存活修士：20人 | 大事件：11件</w:t>
+        <w:t xml:space="preserve">[数据] 存活修士：20人 | 突破：2次 | 大事件：11件</w:t>
       </w:r>
     </w:p>
     <w:p>
@@ -671,6 +741,34 @@
           <w:sz w:val="24"/>
           <w:szCs w:val="24"/>
         </w:rPr>
+        <w:t xml:space="preserve">突破的那一刻，天地间仿佛静止了。丹田深处，一道桎梏轰然崩碎，磅礴的灵力如决堤洪流喷薄而出——练气三层，终于踏上了新的境界。</w:t>
+      </w:r>
+    </w:p>
+    <w:p>
+      <w:pPr>
+        <w:spacing w:after="60" w:before="60" w:line="360"/>
+        <w:ind w:firstLine="480"/>
+      </w:pPr>
+      <w:r>
+        <w:rPr>
+          <w:rFonts w:ascii="宋体" w:cs="宋体" w:eastAsia="宋体" w:hAnsi="宋体"/>
+          <w:sz w:val="24"/>
+          <w:szCs w:val="24"/>
+        </w:rPr>
+        <w:t xml:space="preserve">突破的那一刻，天地间仿佛静止了。丹田深处，一道桎梏轰然崩碎，磅礴的灵力如决堤洪流喷薄而出——练气六层，终于踏上了新的境界。</w:t>
+      </w:r>
+    </w:p>
+    <w:p>
+      <w:pPr>
+        <w:spacing w:after="60" w:before="60" w:line="360"/>
+        <w:ind w:firstLine="480"/>
+      </w:pPr>
+      <w:r>
+        <w:rPr>
+          <w:rFonts w:ascii="宋体" w:cs="宋体" w:eastAsia="宋体" w:hAnsi="宋体"/>
+          <w:sz w:val="24"/>
+          <w:szCs w:val="24"/>
+        </w:rPr>
         <w:t xml:space="preserve">与此同时，各方修士也在暗流中各自筹谋——</w:t>
       </w:r>
     </w:p>
@@ -685,7 +783,7 @@
           <w:sz w:val="24"/>
           <w:szCs w:val="24"/>
         </w:rPr>
-        <w:t xml:space="preserve">江湖之上，🔍 魏玄机 探索有收获。，天下局势悄然生变。</w:t>
+        <w:t xml:space="preserve">江湖之上，🔍 谢无殇 探索有收获。，天下局势悄然生变。</w:t>
       </w:r>
     </w:p>
     <w:p>
@@ -716,7 +814,7 @@
           <w:sz w:val="18"/>
           <w:szCs w:val="18"/>
         </w:rPr>
-        <w:t xml:space="preserve">[数据] 存活修士：20人 | 大事件：15件</w:t>
+        <w:t xml:space="preserve">[数据] 存活修士：20人 | 突破：3次 | 大事件：17件</w:t>
       </w:r>
     </w:p>
     <w:p>
@@ -775,7 +873,7 @@
           <w:sz w:val="24"/>
           <w:szCs w:val="24"/>
         </w:rPr>
-        <w:t xml:space="preserve">江湖之上，冯怒潮 练气圆满，却无筑基丹，修炼停滞！，天下局势悄然生变。</w:t>
+        <w:t xml:space="preserve">江湖之上，🔍 裴霜凝 探索有收获。，天下局势悄然生变。</w:t>
       </w:r>
     </w:p>
     <w:p>
@@ -806,7 +904,7 @@
           <w:sz w:val="18"/>
           <w:szCs w:val="18"/>
         </w:rPr>
-        <w:t xml:space="preserve">[数据] 存活修士：20人 | 大事件：11件</w:t>
+        <w:t xml:space="preserve">[数据] 存活修士：20人 | 大事件：8件</w:t>
       </w:r>
     </w:p>
     <w:p>
@@ -865,7 +963,7 @@
           <w:sz w:val="24"/>
           <w:szCs w:val="24"/>
         </w:rPr>
-        <w:t xml:space="preserve">江湖之上，🔍 苏寒衣 探索有收获。，天下局势悄然生变。</w:t>
+        <w:t xml:space="preserve">江湖之上，🔍 谢无殇 探索有收获。，天下局势悄然生变。</w:t>
       </w:r>
     </w:p>
     <w:p>
@@ -896,7 +994,7 @@
           <w:sz w:val="18"/>
           <w:szCs w:val="18"/>
         </w:rPr>
-        <w:t xml:space="preserve">[数据] 存活修士：20人 | 大事件：14件</w:t>
+        <w:t xml:space="preserve">[数据] 存活修士：20人 | 大事件：7件</w:t>
       </w:r>
     </w:p>
     <w:p>
@@ -941,6 +1039,34 @@
           <w:sz w:val="24"/>
           <w:szCs w:val="24"/>
         </w:rPr>
+        <w:t xml:space="preserve">天穹之上，隐隐有灵气漩涡凝聚，那是境界壁障破碎时才有的异象。滚滚灵压自丹田涌出，周身经脉尽皆震鸣——突破了，突破至练气九层！</w:t>
+      </w:r>
+    </w:p>
+    <w:p>
+      <w:pPr>
+        <w:spacing w:after="60" w:before="60" w:line="360"/>
+        <w:ind w:firstLine="480"/>
+      </w:pPr>
+      <w:r>
+        <w:rPr>
+          <w:rFonts w:ascii="宋体" w:cs="宋体" w:eastAsia="宋体" w:hAnsi="宋体"/>
+          <w:sz w:val="24"/>
+          <w:szCs w:val="24"/>
+        </w:rPr>
+        <w:t xml:space="preserve">天穹之上，隐隐有灵气漩涡凝聚，那是境界壁障破碎时才有的异象。滚滚灵压自丹田涌出，周身经脉尽皆震鸣——突破了，突破至【练气九层】！！</w:t>
+      </w:r>
+    </w:p>
+    <w:p>
+      <w:pPr>
+        <w:spacing w:after="60" w:before="60" w:line="360"/>
+        <w:ind w:firstLine="480"/>
+      </w:pPr>
+      <w:r>
+        <w:rPr>
+          <w:rFonts w:ascii="宋体" w:cs="宋体" w:eastAsia="宋体" w:hAnsi="宋体"/>
+          <w:sz w:val="24"/>
+          <w:szCs w:val="24"/>
+        </w:rPr>
         <w:t xml:space="preserve">与此同时，各方修士也在暗流中各自筹谋——</w:t>
       </w:r>
     </w:p>
@@ -955,7 +1081,7 @@
           <w:sz w:val="24"/>
           <w:szCs w:val="24"/>
         </w:rPr>
-        <w:t xml:space="preserve">江湖之上，魏玄机 练气圆满，却无筑基丹，修炼停滞！，天下局势悄然生变。</w:t>
+        <w:t xml:space="preserve">江湖之上，🔍 万财爷 探索有收获。，天下局势悄然生变。</w:t>
       </w:r>
     </w:p>
     <w:p>
@@ -986,7 +1112,7 @@
           <w:sz w:val="18"/>
           <w:szCs w:val="18"/>
         </w:rPr>
-        <w:t xml:space="preserve">[数据] 存活修士：20人 | 大事件：13件</w:t>
+        <w:t xml:space="preserve">[数据] 存活修士：20人 | 突破：1次 | 大事件：11件</w:t>
       </w:r>
     </w:p>
     <w:p>
@@ -1031,6 +1157,34 @@
           <w:sz w:val="24"/>
           <w:szCs w:val="24"/>
         </w:rPr>
+        <w:t xml:space="preserve">突破的那一刻，天地间仿佛静止了。丹田深处，一道桎梏轰然崩碎，磅礴的灵力如决堤洪流喷薄而出——练气八层，终于踏上了新的境界。</w:t>
+      </w:r>
+    </w:p>
+    <w:p>
+      <w:pPr>
+        <w:spacing w:after="60" w:before="60" w:line="360"/>
+        <w:ind w:firstLine="480"/>
+      </w:pPr>
+      <w:r>
+        <w:rPr>
+          <w:rFonts w:ascii="宋体" w:cs="宋体" w:eastAsia="宋体" w:hAnsi="宋体"/>
+          <w:sz w:val="24"/>
+          <w:szCs w:val="24"/>
+        </w:rPr>
+        <w:t xml:space="preserve">突破的那一刻，天地间仿佛静止了。丹田深处，一道桎梏轰然崩碎，磅礴的灵力如决堤洪流喷薄而出——练气二层，终于踏上了新的境界。</w:t>
+      </w:r>
+    </w:p>
+    <w:p>
+      <w:pPr>
+        <w:spacing w:after="60" w:before="60" w:line="360"/>
+        <w:ind w:firstLine="480"/>
+      </w:pPr>
+      <w:r>
+        <w:rPr>
+          <w:rFonts w:ascii="宋体" w:cs="宋体" w:eastAsia="宋体" w:hAnsi="宋体"/>
+          <w:sz w:val="24"/>
+          <w:szCs w:val="24"/>
+        </w:rPr>
         <w:t xml:space="preserve">与此同时，各方修士也在暗流中各自筹谋——</w:t>
       </w:r>
     </w:p>
@@ -1045,7 +1199,7 @@
           <w:sz w:val="24"/>
           <w:szCs w:val="24"/>
         </w:rPr>
-        <w:t xml:space="preserve">江湖之上，陆霜华 练气圆满，却无筑基丹，修炼停滞！，天下局势悄然生变。</w:t>
+        <w:t xml:space="preserve">江湖之上，✨ 谢无殇 修为精进，突破至，天下局势悄然生变。</w:t>
       </w:r>
     </w:p>
     <w:p>
@@ -1076,7 +1230,7 @@
           <w:sz w:val="18"/>
           <w:szCs w:val="18"/>
         </w:rPr>
-        <w:t xml:space="preserve">[数据] 存活修士：20人 | 大事件：15件</w:t>
+        <w:t xml:space="preserve">[数据] 存活修士：20人 | 突破：3次 | 大事件：6件</w:t>
       </w:r>
     </w:p>
     <w:p>
@@ -1121,7 +1275,21 @@
           <w:sz w:val="24"/>
           <w:szCs w:val="24"/>
         </w:rPr>
-        <w:t xml:space="preserve">突破的那一刻，天地间仿佛静止了。丹田深处，一道桎梏轰然崩碎，磅礴的灵力如决堤洪流喷薄而出——练气十一层，终于踏上了新的境界。</w:t>
+        <w:t xml:space="preserve">突破的那一刻，天地间仿佛静止了。丹田深处，一道桎梏轰然崩碎，磅礴的灵力如决堤洪流喷薄而出——练气六层，终于踏上了新的境界。</w:t>
+      </w:r>
+    </w:p>
+    <w:p>
+      <w:pPr>
+        <w:spacing w:after="60" w:before="60" w:line="360"/>
+        <w:ind w:firstLine="480"/>
+      </w:pPr>
+      <w:r>
+        <w:rPr>
+          <w:rFonts w:ascii="宋体" w:cs="宋体" w:eastAsia="宋体" w:hAnsi="宋体"/>
+          <w:sz w:val="24"/>
+          <w:szCs w:val="24"/>
+        </w:rPr>
+        <w:t xml:space="preserve">突破的那一刻，天地间仿佛静止了。丹田深处，一道桎梏轰然崩碎，磅礴的灵力如决堤洪流喷薄而出——【练气六层】！，终于踏上了新的境界。</w:t>
       </w:r>
     </w:p>
     <w:p>
@@ -1149,7 +1317,7 @@
           <w:sz w:val="24"/>
           <w:szCs w:val="24"/>
         </w:rPr>
-        <w:t xml:space="preserve">江湖之上，冯怒潮 练气圆满，却无筑基丹，修炼停滞！，天下局势悄然生变。</w:t>
+        <w:t xml:space="preserve">江湖之上，🔍 王捕头 探索有收获。，天下局势悄然生变。</w:t>
       </w:r>
     </w:p>
     <w:p>
@@ -1180,7 +1348,7 @@
           <w:sz w:val="18"/>
           <w:szCs w:val="18"/>
         </w:rPr>
-        <w:t xml:space="preserve">[数据] 存活修士：20人 | 突破：1次 | 大事件：19件</w:t>
+        <w:t xml:space="preserve">[数据] 存活修士：20人 | 突破：1次 | 大事件：10件</w:t>
       </w:r>
     </w:p>
     <w:p>
@@ -1239,7 +1407,7 @@
           <w:sz w:val="24"/>
           <w:szCs w:val="24"/>
         </w:rPr>
-        <w:t xml:space="preserve">江湖之上，陆霜华 练气圆满，却无筑基丹，修炼停滞！，天下局势悄然生变。</w:t>
+        <w:t xml:space="preserve">江湖之上，🔍 周天问 探索有收获。，天下局势悄然生变。</w:t>
       </w:r>
     </w:p>
     <w:p>
@@ -1270,7 +1438,7 @@
           <w:sz w:val="18"/>
           <w:szCs w:val="18"/>
         </w:rPr>
-        <w:t xml:space="preserve">[数据] 存活修士：20人 | 大事件：14件</w:t>
+        <w:t xml:space="preserve">[数据] 存活修士：20人 | 大事件：9件</w:t>
       </w:r>
     </w:p>
     <w:p>
@@ -1315,20 +1483,6 @@
           <w:sz w:val="24"/>
           <w:szCs w:val="24"/>
         </w:rPr>
-        <w:t xml:space="preserve">突破的那一刻，天地间仿佛静止了。丹田深处，一道桎梏轰然崩碎，磅礴的灵力如决堤洪流喷薄而出——练气十二层，终于踏上了新的境界。</w:t>
-      </w:r>
-    </w:p>
-    <w:p>
-      <w:pPr>
-        <w:spacing w:after="60" w:before="60" w:line="360"/>
-        <w:ind w:firstLine="480"/>
-      </w:pPr>
-      <w:r>
-        <w:rPr>
-          <w:rFonts w:ascii="宋体" w:cs="宋体" w:eastAsia="宋体" w:hAnsi="宋体"/>
-          <w:sz w:val="24"/>
-          <w:szCs w:val="24"/>
-        </w:rPr>
         <w:t xml:space="preserve">与此同时，各方修士也在暗流中各自筹谋——</w:t>
       </w:r>
     </w:p>
@@ -1343,7 +1497,7 @@
           <w:sz w:val="24"/>
           <w:szCs w:val="24"/>
         </w:rPr>
-        <w:t xml:space="preserve">江湖之上，冯怒潮 练气圆满，却无筑基丹，修炼停滞！，天下局势悄然生变。</w:t>
+        <w:t xml:space="preserve">江湖之上，🔍 黑风寨主 探索有收获。，天下局势悄然生变。</w:t>
       </w:r>
     </w:p>
     <w:p>
@@ -1374,7 +1528,7 @@
           <w:sz w:val="18"/>
           <w:szCs w:val="18"/>
         </w:rPr>
-        <w:t xml:space="preserve">[数据] 存活修士：20人 | 突破：1次 | 大事件：15件</w:t>
+        <w:t xml:space="preserve">[数据] 存活修士：20人 | 大事件：6件</w:t>
       </w:r>
     </w:p>
     <w:p>
@@ -1419,20 +1573,6 @@
           <w:sz w:val="24"/>
           <w:szCs w:val="24"/>
         </w:rPr>
-        <w:t xml:space="preserve">天穹之上，隐隐有灵气漩涡凝聚，那是境界壁障破碎时才有的异象。滚滚灵压自丹田涌出，周身经脉尽皆震鸣——突破了，突破至练气七层！</w:t>
-      </w:r>
-    </w:p>
-    <w:p>
-      <w:pPr>
-        <w:spacing w:after="60" w:before="60" w:line="360"/>
-        <w:ind w:firstLine="480"/>
-      </w:pPr>
-      <w:r>
-        <w:rPr>
-          <w:rFonts w:ascii="宋体" w:cs="宋体" w:eastAsia="宋体" w:hAnsi="宋体"/>
-          <w:sz w:val="24"/>
-          <w:szCs w:val="24"/>
-        </w:rPr>
         <w:t xml:space="preserve">与此同时，各方修士也在暗流中各自筹谋——</w:t>
       </w:r>
     </w:p>
@@ -1447,7 +1587,7 @@
           <w:sz w:val="24"/>
           <w:szCs w:val="24"/>
         </w:rPr>
-        <w:t xml:space="preserve">江湖之上，冯怒潮 练气圆满，却无筑基丹，修炼停滞！，天下局势悄然生变。</w:t>
+        <w:t xml:space="preserve">江湖之上，🔍 周天问 探索有收获。，天下局势悄然生变。</w:t>
       </w:r>
     </w:p>
     <w:p>
@@ -1478,7 +1618,7 @@
           <w:sz w:val="18"/>
           <w:szCs w:val="18"/>
         </w:rPr>
-        <w:t xml:space="preserve">[数据] 存活修士：20人 | 突破：1次 | 大事件：15件</w:t>
+        <w:t xml:space="preserve">[数据] 存活修士：20人 | 大事件：5件</w:t>
       </w:r>
     </w:p>
     <w:p>
@@ -1523,6 +1663,20 @@
           <w:sz w:val="24"/>
           <w:szCs w:val="24"/>
         </w:rPr>
+        <w:t xml:space="preserve">天穹之上，隐隐有灵气漩涡凝聚，那是境界壁障破碎时才有的异象。滚滚灵压自丹田涌出，周身经脉尽皆震鸣——突破了，突破至练气七层！</w:t>
+      </w:r>
+    </w:p>
+    <w:p>
+      <w:pPr>
+        <w:spacing w:after="60" w:before="60" w:line="360"/>
+        <w:ind w:firstLine="480"/>
+      </w:pPr>
+      <w:r>
+        <w:rPr>
+          <w:rFonts w:ascii="宋体" w:cs="宋体" w:eastAsia="宋体" w:hAnsi="宋体"/>
+          <w:sz w:val="24"/>
+          <w:szCs w:val="24"/>
+        </w:rPr>
         <w:t xml:space="preserve">天穹之上，隐隐有灵气漩涡凝聚，那是境界壁障破碎时才有的异象。滚滚灵压自丹田涌出，周身经脉尽皆震鸣——突破了，突破至练气九层！</w:t>
       </w:r>
     </w:p>
@@ -1551,7 +1705,7 @@
           <w:sz w:val="24"/>
           <w:szCs w:val="24"/>
         </w:rPr>
-        <w:t xml:space="preserve">江湖之上，红袖添香 练气圆满，却无筑基丹，修炼停滞！，天下局势悄然生变。</w:t>
+        <w:t xml:space="preserve">江湖之上，✨ 破碗老爷 修为精进，突破至，天下局势悄然生变。</w:t>
       </w:r>
     </w:p>
     <w:p>
@@ -1582,7 +1736,7 @@
           <w:sz w:val="18"/>
           <w:szCs w:val="18"/>
         </w:rPr>
-        <w:t xml:space="preserve">[数据] 存活修士：20人 | 突破：1次 | 大事件：18件</w:t>
+        <w:t xml:space="preserve">[数据] 存活修士：20人 | 突破：2次 | 大事件：9件</w:t>
       </w:r>
     </w:p>
     <w:p>
@@ -1627,6 +1781,34 @@
           <w:sz w:val="24"/>
           <w:szCs w:val="24"/>
         </w:rPr>
+        <w:t xml:space="preserve">天穹之上，隐隐有灵气漩涡凝聚，那是境界壁障破碎时才有的异象。滚滚灵压自丹田涌出，周身经脉尽皆震鸣——突破了，突破至练气三层！</w:t>
+      </w:r>
+    </w:p>
+    <w:p>
+      <w:pPr>
+        <w:spacing w:after="60" w:before="60" w:line="360"/>
+        <w:ind w:firstLine="480"/>
+      </w:pPr>
+      <w:r>
+        <w:rPr>
+          <w:rFonts w:ascii="宋体" w:cs="宋体" w:eastAsia="宋体" w:hAnsi="宋体"/>
+          <w:sz w:val="24"/>
+          <w:szCs w:val="24"/>
+        </w:rPr>
+        <w:t xml:space="preserve">天穹之上，隐隐有灵气漩涡凝聚，那是境界壁障破碎时才有的异象。滚滚灵压自丹田涌出，周身经脉尽皆震鸣——突破了，突破至【练气三层】！！</w:t>
+      </w:r>
+    </w:p>
+    <w:p>
+      <w:pPr>
+        <w:spacing w:after="60" w:before="60" w:line="360"/>
+        <w:ind w:firstLine="480"/>
+      </w:pPr>
+      <w:r>
+        <w:rPr>
+          <w:rFonts w:ascii="宋体" w:cs="宋体" w:eastAsia="宋体" w:hAnsi="宋体"/>
+          <w:sz w:val="24"/>
+          <w:szCs w:val="24"/>
+        </w:rPr>
         <w:t xml:space="preserve">与此同时，各方修士也在暗流中各自筹谋——</w:t>
       </w:r>
     </w:p>
@@ -1641,7 +1823,7 @@
           <w:sz w:val="24"/>
           <w:szCs w:val="24"/>
         </w:rPr>
-        <w:t xml:space="preserve">江湖之上，红袖添香 练气圆满，却无筑基丹，修炼停滞！，天下局势悄然生变。</w:t>
+        <w:t xml:space="preserve">江湖之上，🔍 刘二蛋 探索有收获。，天下局势悄然生变。</w:t>
       </w:r>
     </w:p>
     <w:p>
@@ -1672,7 +1854,7 @@
           <w:sz w:val="18"/>
           <w:szCs w:val="18"/>
         </w:rPr>
-        <w:t xml:space="preserve">[数据] 存活修士：20人 | 大事件：11件</w:t>
+        <w:t xml:space="preserve">[数据] 存活修士：20人 | 突破：1次 | 大事件：7件</w:t>
       </w:r>
     </w:p>
     <w:p>
@@ -1717,6 +1899,34 @@
           <w:sz w:val="24"/>
           <w:szCs w:val="24"/>
         </w:rPr>
+        <w:t xml:space="preserve">天穹之上，隐隐有灵气漩涡凝聚，那是境界壁障破碎时才有的异象。滚滚灵压自丹田涌出，周身经脉尽皆震鸣——突破了，突破至练气十层！</w:t>
+      </w:r>
+    </w:p>
+    <w:p>
+      <w:pPr>
+        <w:spacing w:after="60" w:before="60" w:line="360"/>
+        <w:ind w:firstLine="480"/>
+      </w:pPr>
+      <w:r>
+        <w:rPr>
+          <w:rFonts w:ascii="宋体" w:cs="宋体" w:eastAsia="宋体" w:hAnsi="宋体"/>
+          <w:sz w:val="24"/>
+          <w:szCs w:val="24"/>
+        </w:rPr>
+        <w:t xml:space="preserve">天穹之上，隐隐有灵气漩涡凝聚，那是境界壁障破碎时才有的异象。滚滚灵压自丹田涌出，周身经脉尽皆震鸣——突破了，突破至练气四层！</w:t>
+      </w:r>
+    </w:p>
+    <w:p>
+      <w:pPr>
+        <w:spacing w:after="60" w:before="60" w:line="360"/>
+        <w:ind w:firstLine="480"/>
+      </w:pPr>
+      <w:r>
+        <w:rPr>
+          <w:rFonts w:ascii="宋体" w:cs="宋体" w:eastAsia="宋体" w:hAnsi="宋体"/>
+          <w:sz w:val="24"/>
+          <w:szCs w:val="24"/>
+        </w:rPr>
         <w:t xml:space="preserve">与此同时，各方修士也在暗流中各自筹谋——</w:t>
       </w:r>
     </w:p>
@@ -1731,7 +1941,7 @@
           <w:sz w:val="24"/>
           <w:szCs w:val="24"/>
         </w:rPr>
-        <w:t xml:space="preserve">江湖之上，陆霜华 练气圆满，却无筑基丹，修炼停滞！，天下局势悄然生变。</w:t>
+        <w:t xml:space="preserve">江湖之上，🔍 裴霜凝 探索有收获。，天下局势悄然生变。</w:t>
       </w:r>
     </w:p>
     <w:p>
@@ -1762,7 +1972,7 @@
           <w:sz w:val="18"/>
           <w:szCs w:val="18"/>
         </w:rPr>
-        <w:t xml:space="preserve">[数据] 存活修士：20人 | 大事件：11件</w:t>
+        <w:t xml:space="preserve">[数据] 存活修士：20人 | 突破：3次 | 大事件：10件</w:t>
       </w:r>
     </w:p>
     <w:p>
@@ -1807,20 +2017,6 @@
           <w:sz w:val="24"/>
           <w:szCs w:val="24"/>
         </w:rPr>
-        <w:t xml:space="preserve">天穹之上，隐隐有灵气漩涡凝聚，那是境界壁障破碎时才有的异象。滚滚灵压自丹田涌出，周身经脉尽皆震鸣——突破了，突破至练气一层！</w:t>
-      </w:r>
-    </w:p>
-    <w:p>
-      <w:pPr>
-        <w:spacing w:after="60" w:before="60" w:line="360"/>
-        <w:ind w:firstLine="480"/>
-      </w:pPr>
-      <w:r>
-        <w:rPr>
-          <w:rFonts w:ascii="宋体" w:cs="宋体" w:eastAsia="宋体" w:hAnsi="宋体"/>
-          <w:sz w:val="24"/>
-          <w:szCs w:val="24"/>
-        </w:rPr>
         <w:t xml:space="preserve">与此同时，各方修士也在暗流中各自筹谋——</w:t>
       </w:r>
     </w:p>
@@ -1835,7 +2031,7 @@
           <w:sz w:val="24"/>
           <w:szCs w:val="24"/>
         </w:rPr>
-        <w:t xml:space="preserve">江湖之上，冯怒潮 练气圆满，却无筑基丹，修炼停滞！，天下局势悄然生变。</w:t>
+        <w:t xml:space="preserve">江湖之上，🔍 铁牛 探索有收获。，天下局势悄然生变。</w:t>
       </w:r>
     </w:p>
     <w:p>
@@ -1866,7 +2062,7 @@
           <w:sz w:val="18"/>
           <w:szCs w:val="18"/>
         </w:rPr>
-        <w:t xml:space="preserve">[数据] 存活修士：20人 | 突破：1次 | 大事件：18件</w:t>
+        <w:t xml:space="preserve">[数据] 存活修士：20人 | 大事件：3件</w:t>
       </w:r>
     </w:p>
     <w:p>

--- a/xianxia_story.docx
+++ b/xianxia_story.docx
@@ -103,20 +103,6 @@
           <w:sz w:val="24"/>
           <w:szCs w:val="24"/>
         </w:rPr>
-        <w:t xml:space="preserve">突破的那一刻，天地间仿佛静止了。丹田深处，一道桎梏轰然崩碎，磅礴的灵力如决堤洪流喷薄而出——练气九层，终于踏上了新的境界。</w:t>
-      </w:r>
-    </w:p>
-    <w:p>
-      <w:pPr>
-        <w:spacing w:after="60" w:before="60" w:line="360"/>
-        <w:ind w:firstLine="480"/>
-      </w:pPr>
-      <w:r>
-        <w:rPr>
-          <w:rFonts w:ascii="宋体" w:cs="宋体" w:eastAsia="宋体" w:hAnsi="宋体"/>
-          <w:sz w:val="24"/>
-          <w:szCs w:val="24"/>
-        </w:rPr>
         <w:t xml:space="preserve">与此同时，各方修士也在暗流中各自筹谋——</w:t>
       </w:r>
     </w:p>
@@ -131,7 +117,7 @@
           <w:sz w:val="24"/>
           <w:szCs w:val="24"/>
         </w:rPr>
-        <w:t xml:space="preserve">江湖之上，🔍 梨花娘子 探索有收获。，天下局势悄然生变。</w:t>
+        <w:t xml:space="preserve">江湖之上，🔍 孟长歌 探索有收获。，天下局势悄然生变。</w:t>
       </w:r>
     </w:p>
     <w:p>
@@ -162,7 +148,7 @@
           <w:sz w:val="18"/>
           <w:szCs w:val="18"/>
         </w:rPr>
-        <w:t xml:space="preserve">[数据] 存活修士：20人 | 突破：1次 | 大事件：7件</w:t>
+        <w:t xml:space="preserve">[数据] 存活修士：20人 | 大事件：19件</w:t>
       </w:r>
     </w:p>
     <w:p>
@@ -221,7 +207,7 @@
           <w:sz w:val="24"/>
           <w:szCs w:val="24"/>
         </w:rPr>
-        <w:t xml:space="preserve">江湖之上，🔍 老赵掌柜 探索有收获。，天下局势悄然生变。</w:t>
+        <w:t xml:space="preserve">江湖之上，🔍 冯怒潮 探索有收获。，天下局势悄然生变。</w:t>
       </w:r>
     </w:p>
     <w:p>
@@ -252,7 +238,7 @@
           <w:sz w:val="18"/>
           <w:szCs w:val="18"/>
         </w:rPr>
-        <w:t xml:space="preserve">[数据] 存活修士：20人 | 大事件：8件</w:t>
+        <w:t xml:space="preserve">[数据] 存活修士：20人 | 大事件：17件</w:t>
       </w:r>
     </w:p>
     <w:p>
@@ -297,34 +283,6 @@
           <w:sz w:val="24"/>
           <w:szCs w:val="24"/>
         </w:rPr>
-        <w:t xml:space="preserve">天穹之上，隐隐有灵气漩涡凝聚，那是境界壁障破碎时才有的异象。滚滚灵压自丹田涌出，周身经脉尽皆震鸣——突破了，突破至练气七层！</w:t>
-      </w:r>
-    </w:p>
-    <w:p>
-      <w:pPr>
-        <w:spacing w:after="60" w:before="60" w:line="360"/>
-        <w:ind w:firstLine="480"/>
-      </w:pPr>
-      <w:r>
-        <w:rPr>
-          <w:rFonts w:ascii="宋体" w:cs="宋体" w:eastAsia="宋体" w:hAnsi="宋体"/>
-          <w:sz w:val="24"/>
-          <w:szCs w:val="24"/>
-        </w:rPr>
-        <w:t xml:space="preserve">天穹之上，隐隐有灵气漩涡凝聚，那是境界壁障破碎时才有的异象。滚滚灵压自丹田涌出，周身经脉尽皆震鸣——突破了，突破至【练气七层】！！</w:t>
-      </w:r>
-    </w:p>
-    <w:p>
-      <w:pPr>
-        <w:spacing w:after="60" w:before="60" w:line="360"/>
-        <w:ind w:firstLine="480"/>
-      </w:pPr>
-      <w:r>
-        <w:rPr>
-          <w:rFonts w:ascii="宋体" w:cs="宋体" w:eastAsia="宋体" w:hAnsi="宋体"/>
-          <w:sz w:val="24"/>
-          <w:szCs w:val="24"/>
-        </w:rPr>
         <w:t xml:space="preserve">与此同时，各方修士也在暗流中各自筹谋——</w:t>
       </w:r>
     </w:p>
@@ -339,7 +297,7 @@
           <w:sz w:val="24"/>
           <w:szCs w:val="24"/>
         </w:rPr>
-        <w:t xml:space="preserve">江湖之上，✨ 谢无殇 修为精进，突破至，天下局势悄然生变。</w:t>
+        <w:t xml:space="preserve">江湖之上，冯怒潮 练气圆满，却无筑基丹，修炼停滞！，天下局势悄然生变。</w:t>
       </w:r>
     </w:p>
     <w:p>
@@ -370,7 +328,7 @@
           <w:sz w:val="18"/>
           <w:szCs w:val="18"/>
         </w:rPr>
-        <w:t xml:space="preserve">[数据] 存活修士：20人 | 突破：1次 | 大事件：11件</w:t>
+        <w:t xml:space="preserve">[数据] 存活修士：20人 | 大事件：14件</w:t>
       </w:r>
     </w:p>
     <w:p>
@@ -415,6 +373,34 @@
           <w:sz w:val="24"/>
           <w:szCs w:val="24"/>
         </w:rPr>
+        <w:t xml:space="preserve">突破的那一刻，天地间仿佛静止了。丹田深处，一道桎梏轰然崩碎，磅礴的灵力如决堤洪流喷薄而出——练气十一层，终于踏上了新的境界。</w:t>
+      </w:r>
+    </w:p>
+    <w:p>
+      <w:pPr>
+        <w:spacing w:after="60" w:before="60" w:line="360"/>
+        <w:ind w:firstLine="480"/>
+      </w:pPr>
+      <w:r>
+        <w:rPr>
+          <w:rFonts w:ascii="宋体" w:cs="宋体" w:eastAsia="宋体" w:hAnsi="宋体"/>
+          <w:sz w:val="24"/>
+          <w:szCs w:val="24"/>
+        </w:rPr>
+        <w:t xml:space="preserve">突破的那一刻，天地间仿佛静止了。丹田深处，一道桎梏轰然崩碎，磅礴的灵力如决堤洪流喷薄而出——【练气十一层】！修仙之路，终于踏上了新的境界。</w:t>
+      </w:r>
+    </w:p>
+    <w:p>
+      <w:pPr>
+        <w:spacing w:after="60" w:before="60" w:line="360"/>
+        <w:ind w:firstLine="480"/>
+      </w:pPr>
+      <w:r>
+        <w:rPr>
+          <w:rFonts w:ascii="宋体" w:cs="宋体" w:eastAsia="宋体" w:hAnsi="宋体"/>
+          <w:sz w:val="24"/>
+          <w:szCs w:val="24"/>
+        </w:rPr>
         <w:t xml:space="preserve">与此同时，各方修士也在暗流中各自筹谋——</w:t>
       </w:r>
     </w:p>
@@ -429,7 +415,7 @@
           <w:sz w:val="24"/>
           <w:szCs w:val="24"/>
         </w:rPr>
-        <w:t xml:space="preserve">江湖之上，🔍 周天问 探索有收获。，天下局势悄然生变。</w:t>
+        <w:t xml:space="preserve">江湖之上，冯怒潮 练气圆满，却无筑基丹，修炼停滞！，天下局势悄然生变。</w:t>
       </w:r>
     </w:p>
     <w:p>
@@ -460,7 +446,7 @@
           <w:sz w:val="18"/>
           <w:szCs w:val="18"/>
         </w:rPr>
-        <w:t xml:space="preserve">[数据] 存活修士：20人 | 大事件：4件</w:t>
+        <w:t xml:space="preserve">[数据] 存活修士：20人 | 突破：1次 | 大事件：18件</w:t>
       </w:r>
     </w:p>
     <w:p>
@@ -505,34 +491,6 @@
           <w:sz w:val="24"/>
           <w:szCs w:val="24"/>
         </w:rPr>
-        <w:t xml:space="preserve">突破的那一刻，天地间仿佛静止了。丹田深处，一道桎梏轰然崩碎，磅礴的灵力如决堤洪流喷薄而出——练气八层，终于踏上了新的境界。</w:t>
-      </w:r>
-    </w:p>
-    <w:p>
-      <w:pPr>
-        <w:spacing w:after="60" w:before="60" w:line="360"/>
-        <w:ind w:firstLine="480"/>
-      </w:pPr>
-      <w:r>
-        <w:rPr>
-          <w:rFonts w:ascii="宋体" w:cs="宋体" w:eastAsia="宋体" w:hAnsi="宋体"/>
-          <w:sz w:val="24"/>
-          <w:szCs w:val="24"/>
-        </w:rPr>
-        <w:t xml:space="preserve">突破的那一刻，天地间仿佛静止了。丹田深处，一道桎梏轰然崩碎，磅礴的灵力如决堤洪流喷薄而出——【练气八层】！，终于踏上了新的境界。</w:t>
-      </w:r>
-    </w:p>
-    <w:p>
-      <w:pPr>
-        <w:spacing w:after="60" w:before="60" w:line="360"/>
-        <w:ind w:firstLine="480"/>
-      </w:pPr>
-      <w:r>
-        <w:rPr>
-          <w:rFonts w:ascii="宋体" w:cs="宋体" w:eastAsia="宋体" w:hAnsi="宋体"/>
-          <w:sz w:val="24"/>
-          <w:szCs w:val="24"/>
-        </w:rPr>
         <w:t xml:space="preserve">与此同时，各方修士也在暗流中各自筹谋——</w:t>
       </w:r>
     </w:p>
@@ -547,7 +505,7 @@
           <w:sz w:val="24"/>
           <w:szCs w:val="24"/>
         </w:rPr>
-        <w:t xml:space="preserve">江湖之上，✨ 裴霜凝 修为精进，突破至，天下局势悄然生变。</w:t>
+        <w:t xml:space="preserve">江湖之上，冯怒潮 练气圆满，却无筑基丹，修炼停滞！，天下局势悄然生变。</w:t>
       </w:r>
     </w:p>
     <w:p>
@@ -578,7 +536,7 @@
           <w:sz w:val="18"/>
           <w:szCs w:val="18"/>
         </w:rPr>
-        <w:t xml:space="preserve">[数据] 存活修士：20人 | 突破：1次 | 大事件：10件</w:t>
+        <w:t xml:space="preserve">[数据] 存活修士：20人 | 大事件：15件</w:t>
       </w:r>
     </w:p>
     <w:p>
@@ -623,34 +581,6 @@
           <w:sz w:val="24"/>
           <w:szCs w:val="24"/>
         </w:rPr>
-        <w:t xml:space="preserve">天穹之上，隐隐有灵气漩涡凝聚，那是境界壁障破碎时才有的异象。滚滚灵压自丹田涌出，周身经脉尽皆震鸣——突破了，突破至练气四层！</w:t>
-      </w:r>
-    </w:p>
-    <w:p>
-      <w:pPr>
-        <w:spacing w:after="60" w:before="60" w:line="360"/>
-        <w:ind w:firstLine="480"/>
-      </w:pPr>
-      <w:r>
-        <w:rPr>
-          <w:rFonts w:ascii="宋体" w:cs="宋体" w:eastAsia="宋体" w:hAnsi="宋体"/>
-          <w:sz w:val="24"/>
-          <w:szCs w:val="24"/>
-        </w:rPr>
-        <w:t xml:space="preserve">天穹之上，隐隐有灵气漩涡凝聚，那是境界壁障破碎时才有的异象。滚滚灵压自丹田涌出，周身经脉尽皆震鸣——突破了，突破至练气三层！</w:t>
-      </w:r>
-    </w:p>
-    <w:p>
-      <w:pPr>
-        <w:spacing w:after="60" w:before="60" w:line="360"/>
-        <w:ind w:firstLine="480"/>
-      </w:pPr>
-      <w:r>
-        <w:rPr>
-          <w:rFonts w:ascii="宋体" w:cs="宋体" w:eastAsia="宋体" w:hAnsi="宋体"/>
-          <w:sz w:val="24"/>
-          <w:szCs w:val="24"/>
-        </w:rPr>
         <w:t xml:space="preserve">与此同时，各方修士也在暗流中各自筹谋——</w:t>
       </w:r>
     </w:p>
@@ -665,7 +595,7 @@
           <w:sz w:val="24"/>
           <w:szCs w:val="24"/>
         </w:rPr>
-        <w:t xml:space="preserve">江湖之上，🔍 周天问 探索有收获。，天下局势悄然生变。</w:t>
+        <w:t xml:space="preserve">江湖之上，孟长歌 练气圆满，却无筑基丹，修炼停滞！，天下局势悄然生变。</w:t>
       </w:r>
     </w:p>
     <w:p>
@@ -696,7 +626,7 @@
           <w:sz w:val="18"/>
           <w:szCs w:val="18"/>
         </w:rPr>
-        <w:t xml:space="preserve">[数据] 存活修士：20人 | 突破：2次 | 大事件：11件</w:t>
+        <w:t xml:space="preserve">[数据] 存活修士：20人 | 大事件：11件</w:t>
       </w:r>
     </w:p>
     <w:p>
@@ -741,34 +671,6 @@
           <w:sz w:val="24"/>
           <w:szCs w:val="24"/>
         </w:rPr>
-        <w:t xml:space="preserve">突破的那一刻，天地间仿佛静止了。丹田深处，一道桎梏轰然崩碎，磅礴的灵力如决堤洪流喷薄而出——练气三层，终于踏上了新的境界。</w:t>
-      </w:r>
-    </w:p>
-    <w:p>
-      <w:pPr>
-        <w:spacing w:after="60" w:before="60" w:line="360"/>
-        <w:ind w:firstLine="480"/>
-      </w:pPr>
-      <w:r>
-        <w:rPr>
-          <w:rFonts w:ascii="宋体" w:cs="宋体" w:eastAsia="宋体" w:hAnsi="宋体"/>
-          <w:sz w:val="24"/>
-          <w:szCs w:val="24"/>
-        </w:rPr>
-        <w:t xml:space="preserve">突破的那一刻，天地间仿佛静止了。丹田深处，一道桎梏轰然崩碎，磅礴的灵力如决堤洪流喷薄而出——练气六层，终于踏上了新的境界。</w:t>
-      </w:r>
-    </w:p>
-    <w:p>
-      <w:pPr>
-        <w:spacing w:after="60" w:before="60" w:line="360"/>
-        <w:ind w:firstLine="480"/>
-      </w:pPr>
-      <w:r>
-        <w:rPr>
-          <w:rFonts w:ascii="宋体" w:cs="宋体" w:eastAsia="宋体" w:hAnsi="宋体"/>
-          <w:sz w:val="24"/>
-          <w:szCs w:val="24"/>
-        </w:rPr>
         <w:t xml:space="preserve">与此同时，各方修士也在暗流中各自筹谋——</w:t>
       </w:r>
     </w:p>
@@ -783,7 +685,7 @@
           <w:sz w:val="24"/>
           <w:szCs w:val="24"/>
         </w:rPr>
-        <w:t xml:space="preserve">江湖之上，🔍 谢无殇 探索有收获。，天下局势悄然生变。</w:t>
+        <w:t xml:space="preserve">江湖之上，🔍 魏玄机 探索有收获。，天下局势悄然生变。</w:t>
       </w:r>
     </w:p>
     <w:p>
@@ -814,7 +716,7 @@
           <w:sz w:val="18"/>
           <w:szCs w:val="18"/>
         </w:rPr>
-        <w:t xml:space="preserve">[数据] 存活修士：20人 | 突破：3次 | 大事件：17件</w:t>
+        <w:t xml:space="preserve">[数据] 存活修士：20人 | 大事件：15件</w:t>
       </w:r>
     </w:p>
     <w:p>
@@ -873,7 +775,7 @@
           <w:sz w:val="24"/>
           <w:szCs w:val="24"/>
         </w:rPr>
-        <w:t xml:space="preserve">江湖之上，🔍 裴霜凝 探索有收获。，天下局势悄然生变。</w:t>
+        <w:t xml:space="preserve">江湖之上，冯怒潮 练气圆满，却无筑基丹，修炼停滞！，天下局势悄然生变。</w:t>
       </w:r>
     </w:p>
     <w:p>
@@ -904,7 +806,7 @@
           <w:sz w:val="18"/>
           <w:szCs w:val="18"/>
         </w:rPr>
-        <w:t xml:space="preserve">[数据] 存活修士：20人 | 大事件：8件</w:t>
+        <w:t xml:space="preserve">[数据] 存活修士：20人 | 大事件：11件</w:t>
       </w:r>
     </w:p>
     <w:p>
@@ -963,7 +865,7 @@
           <w:sz w:val="24"/>
           <w:szCs w:val="24"/>
         </w:rPr>
-        <w:t xml:space="preserve">江湖之上，🔍 谢无殇 探索有收获。，天下局势悄然生变。</w:t>
+        <w:t xml:space="preserve">江湖之上，🔍 苏寒衣 探索有收获。，天下局势悄然生变。</w:t>
       </w:r>
     </w:p>
     <w:p>
@@ -994,7 +896,7 @@
           <w:sz w:val="18"/>
           <w:szCs w:val="18"/>
         </w:rPr>
-        <w:t xml:space="preserve">[数据] 存活修士：20人 | 大事件：7件</w:t>
+        <w:t xml:space="preserve">[数据] 存活修士：20人 | 大事件：14件</w:t>
       </w:r>
     </w:p>
     <w:p>
@@ -1039,34 +941,6 @@
           <w:sz w:val="24"/>
           <w:szCs w:val="24"/>
         </w:rPr>
-        <w:t xml:space="preserve">天穹之上，隐隐有灵气漩涡凝聚，那是境界壁障破碎时才有的异象。滚滚灵压自丹田涌出，周身经脉尽皆震鸣——突破了，突破至练气九层！</w:t>
-      </w:r>
-    </w:p>
-    <w:p>
-      <w:pPr>
-        <w:spacing w:after="60" w:before="60" w:line="360"/>
-        <w:ind w:firstLine="480"/>
-      </w:pPr>
-      <w:r>
-        <w:rPr>
-          <w:rFonts w:ascii="宋体" w:cs="宋体" w:eastAsia="宋体" w:hAnsi="宋体"/>
-          <w:sz w:val="24"/>
-          <w:szCs w:val="24"/>
-        </w:rPr>
-        <w:t xml:space="preserve">天穹之上，隐隐有灵气漩涡凝聚，那是境界壁障破碎时才有的异象。滚滚灵压自丹田涌出，周身经脉尽皆震鸣——突破了，突破至【练气九层】！！</w:t>
-      </w:r>
-    </w:p>
-    <w:p>
-      <w:pPr>
-        <w:spacing w:after="60" w:before="60" w:line="360"/>
-        <w:ind w:firstLine="480"/>
-      </w:pPr>
-      <w:r>
-        <w:rPr>
-          <w:rFonts w:ascii="宋体" w:cs="宋体" w:eastAsia="宋体" w:hAnsi="宋体"/>
-          <w:sz w:val="24"/>
-          <w:szCs w:val="24"/>
-        </w:rPr>
         <w:t xml:space="preserve">与此同时，各方修士也在暗流中各自筹谋——</w:t>
       </w:r>
     </w:p>
@@ -1081,7 +955,7 @@
           <w:sz w:val="24"/>
           <w:szCs w:val="24"/>
         </w:rPr>
-        <w:t xml:space="preserve">江湖之上，🔍 万财爷 探索有收获。，天下局势悄然生变。</w:t>
+        <w:t xml:space="preserve">江湖之上，魏玄机 练气圆满，却无筑基丹，修炼停滞！，天下局势悄然生变。</w:t>
       </w:r>
     </w:p>
     <w:p>
@@ -1112,7 +986,7 @@
           <w:sz w:val="18"/>
           <w:szCs w:val="18"/>
         </w:rPr>
-        <w:t xml:space="preserve">[数据] 存活修士：20人 | 突破：1次 | 大事件：11件</w:t>
+        <w:t xml:space="preserve">[数据] 存活修士：20人 | 大事件：13件</w:t>
       </w:r>
     </w:p>
     <w:p>
@@ -1157,34 +1031,6 @@
           <w:sz w:val="24"/>
           <w:szCs w:val="24"/>
         </w:rPr>
-        <w:t xml:space="preserve">突破的那一刻，天地间仿佛静止了。丹田深处，一道桎梏轰然崩碎，磅礴的灵力如决堤洪流喷薄而出——练气八层，终于踏上了新的境界。</w:t>
-      </w:r>
-    </w:p>
-    <w:p>
-      <w:pPr>
-        <w:spacing w:after="60" w:before="60" w:line="360"/>
-        <w:ind w:firstLine="480"/>
-      </w:pPr>
-      <w:r>
-        <w:rPr>
-          <w:rFonts w:ascii="宋体" w:cs="宋体" w:eastAsia="宋体" w:hAnsi="宋体"/>
-          <w:sz w:val="24"/>
-          <w:szCs w:val="24"/>
-        </w:rPr>
-        <w:t xml:space="preserve">突破的那一刻，天地间仿佛静止了。丹田深处，一道桎梏轰然崩碎，磅礴的灵力如决堤洪流喷薄而出——练气二层，终于踏上了新的境界。</w:t>
-      </w:r>
-    </w:p>
-    <w:p>
-      <w:pPr>
-        <w:spacing w:after="60" w:before="60" w:line="360"/>
-        <w:ind w:firstLine="480"/>
-      </w:pPr>
-      <w:r>
-        <w:rPr>
-          <w:rFonts w:ascii="宋体" w:cs="宋体" w:eastAsia="宋体" w:hAnsi="宋体"/>
-          <w:sz w:val="24"/>
-          <w:szCs w:val="24"/>
-        </w:rPr>
         <w:t xml:space="preserve">与此同时，各方修士也在暗流中各自筹谋——</w:t>
       </w:r>
     </w:p>
@@ -1199,7 +1045,7 @@
           <w:sz w:val="24"/>
           <w:szCs w:val="24"/>
         </w:rPr>
-        <w:t xml:space="preserve">江湖之上，✨ 谢无殇 修为精进，突破至，天下局势悄然生变。</w:t>
+        <w:t xml:space="preserve">江湖之上，陆霜华 练气圆满，却无筑基丹，修炼停滞！，天下局势悄然生变。</w:t>
       </w:r>
     </w:p>
     <w:p>
@@ -1230,7 +1076,7 @@
           <w:sz w:val="18"/>
           <w:szCs w:val="18"/>
         </w:rPr>
-        <w:t xml:space="preserve">[数据] 存活修士：20人 | 突破：3次 | 大事件：6件</w:t>
+        <w:t xml:space="preserve">[数据] 存活修士：20人 | 大事件：15件</w:t>
       </w:r>
     </w:p>
     <w:p>
@@ -1275,21 +1121,7 @@
           <w:sz w:val="24"/>
           <w:szCs w:val="24"/>
         </w:rPr>
-        <w:t xml:space="preserve">突破的那一刻，天地间仿佛静止了。丹田深处，一道桎梏轰然崩碎，磅礴的灵力如决堤洪流喷薄而出——练气六层，终于踏上了新的境界。</w:t>
-      </w:r>
-    </w:p>
-    <w:p>
-      <w:pPr>
-        <w:spacing w:after="60" w:before="60" w:line="360"/>
-        <w:ind w:firstLine="480"/>
-      </w:pPr>
-      <w:r>
-        <w:rPr>
-          <w:rFonts w:ascii="宋体" w:cs="宋体" w:eastAsia="宋体" w:hAnsi="宋体"/>
-          <w:sz w:val="24"/>
-          <w:szCs w:val="24"/>
-        </w:rPr>
-        <w:t xml:space="preserve">突破的那一刻，天地间仿佛静止了。丹田深处，一道桎梏轰然崩碎，磅礴的灵力如决堤洪流喷薄而出——【练气六层】！，终于踏上了新的境界。</w:t>
+        <w:t xml:space="preserve">突破的那一刻，天地间仿佛静止了。丹田深处，一道桎梏轰然崩碎，磅礴的灵力如决堤洪流喷薄而出——练气十一层，终于踏上了新的境界。</w:t>
       </w:r>
     </w:p>
     <w:p>
@@ -1317,7 +1149,7 @@
           <w:sz w:val="24"/>
           <w:szCs w:val="24"/>
         </w:rPr>
-        <w:t xml:space="preserve">江湖之上，🔍 王捕头 探索有收获。，天下局势悄然生变。</w:t>
+        <w:t xml:space="preserve">江湖之上，冯怒潮 练气圆满，却无筑基丹，修炼停滞！，天下局势悄然生变。</w:t>
       </w:r>
     </w:p>
     <w:p>
@@ -1348,7 +1180,7 @@
           <w:sz w:val="18"/>
           <w:szCs w:val="18"/>
         </w:rPr>
-        <w:t xml:space="preserve">[数据] 存活修士：20人 | 突破：1次 | 大事件：10件</w:t>
+        <w:t xml:space="preserve">[数据] 存活修士：20人 | 突破：1次 | 大事件：19件</w:t>
       </w:r>
     </w:p>
     <w:p>
@@ -1407,7 +1239,7 @@
           <w:sz w:val="24"/>
           <w:szCs w:val="24"/>
         </w:rPr>
-        <w:t xml:space="preserve">江湖之上，🔍 周天问 探索有收获。，天下局势悄然生变。</w:t>
+        <w:t xml:space="preserve">江湖之上，陆霜华 练气圆满，却无筑基丹，修炼停滞！，天下局势悄然生变。</w:t>
       </w:r>
     </w:p>
     <w:p>
@@ -1438,7 +1270,7 @@
           <w:sz w:val="18"/>
           <w:szCs w:val="18"/>
         </w:rPr>
-        <w:t xml:space="preserve">[数据] 存活修士：20人 | 大事件：9件</w:t>
+        <w:t xml:space="preserve">[数据] 存活修士：20人 | 大事件：14件</w:t>
       </w:r>
     </w:p>
     <w:p>
@@ -1483,6 +1315,20 @@
           <w:sz w:val="24"/>
           <w:szCs w:val="24"/>
         </w:rPr>
+        <w:t xml:space="preserve">突破的那一刻，天地间仿佛静止了。丹田深处，一道桎梏轰然崩碎，磅礴的灵力如决堤洪流喷薄而出——练气十二层，终于踏上了新的境界。</w:t>
+      </w:r>
+    </w:p>
+    <w:p>
+      <w:pPr>
+        <w:spacing w:after="60" w:before="60" w:line="360"/>
+        <w:ind w:firstLine="480"/>
+      </w:pPr>
+      <w:r>
+        <w:rPr>
+          <w:rFonts w:ascii="宋体" w:cs="宋体" w:eastAsia="宋体" w:hAnsi="宋体"/>
+          <w:sz w:val="24"/>
+          <w:szCs w:val="24"/>
+        </w:rPr>
         <w:t xml:space="preserve">与此同时，各方修士也在暗流中各自筹谋——</w:t>
       </w:r>
     </w:p>
@@ -1497,7 +1343,7 @@
           <w:sz w:val="24"/>
           <w:szCs w:val="24"/>
         </w:rPr>
-        <w:t xml:space="preserve">江湖之上，🔍 黑风寨主 探索有收获。，天下局势悄然生变。</w:t>
+        <w:t xml:space="preserve">江湖之上，冯怒潮 练气圆满，却无筑基丹，修炼停滞！，天下局势悄然生变。</w:t>
       </w:r>
     </w:p>
     <w:p>
@@ -1528,7 +1374,7 @@
           <w:sz w:val="18"/>
           <w:szCs w:val="18"/>
         </w:rPr>
-        <w:t xml:space="preserve">[数据] 存活修士：20人 | 大事件：6件</w:t>
+        <w:t xml:space="preserve">[数据] 存活修士：20人 | 突破：1次 | 大事件：15件</w:t>
       </w:r>
     </w:p>
     <w:p>
@@ -1573,6 +1419,20 @@
           <w:sz w:val="24"/>
           <w:szCs w:val="24"/>
         </w:rPr>
+        <w:t xml:space="preserve">天穹之上，隐隐有灵气漩涡凝聚，那是境界壁障破碎时才有的异象。滚滚灵压自丹田涌出，周身经脉尽皆震鸣——突破了，突破至练气七层！</w:t>
+      </w:r>
+    </w:p>
+    <w:p>
+      <w:pPr>
+        <w:spacing w:after="60" w:before="60" w:line="360"/>
+        <w:ind w:firstLine="480"/>
+      </w:pPr>
+      <w:r>
+        <w:rPr>
+          <w:rFonts w:ascii="宋体" w:cs="宋体" w:eastAsia="宋体" w:hAnsi="宋体"/>
+          <w:sz w:val="24"/>
+          <w:szCs w:val="24"/>
+        </w:rPr>
         <w:t xml:space="preserve">与此同时，各方修士也在暗流中各自筹谋——</w:t>
       </w:r>
     </w:p>
@@ -1587,7 +1447,7 @@
           <w:sz w:val="24"/>
           <w:szCs w:val="24"/>
         </w:rPr>
-        <w:t xml:space="preserve">江湖之上，🔍 周天问 探索有收获。，天下局势悄然生变。</w:t>
+        <w:t xml:space="preserve">江湖之上，冯怒潮 练气圆满，却无筑基丹，修炼停滞！，天下局势悄然生变。</w:t>
       </w:r>
     </w:p>
     <w:p>
@@ -1618,7 +1478,7 @@
           <w:sz w:val="18"/>
           <w:szCs w:val="18"/>
         </w:rPr>
-        <w:t xml:space="preserve">[数据] 存活修士：20人 | 大事件：5件</w:t>
+        <w:t xml:space="preserve">[数据] 存活修士：20人 | 突破：1次 | 大事件：15件</w:t>
       </w:r>
     </w:p>
     <w:p>
@@ -1663,20 +1523,6 @@
           <w:sz w:val="24"/>
           <w:szCs w:val="24"/>
         </w:rPr>
-        <w:t xml:space="preserve">天穹之上，隐隐有灵气漩涡凝聚，那是境界壁障破碎时才有的异象。滚滚灵压自丹田涌出，周身经脉尽皆震鸣——突破了，突破至练气七层！</w:t>
-      </w:r>
-    </w:p>
-    <w:p>
-      <w:pPr>
-        <w:spacing w:after="60" w:before="60" w:line="360"/>
-        <w:ind w:firstLine="480"/>
-      </w:pPr>
-      <w:r>
-        <w:rPr>
-          <w:rFonts w:ascii="宋体" w:cs="宋体" w:eastAsia="宋体" w:hAnsi="宋体"/>
-          <w:sz w:val="24"/>
-          <w:szCs w:val="24"/>
-        </w:rPr>
         <w:t xml:space="preserve">天穹之上，隐隐有灵气漩涡凝聚，那是境界壁障破碎时才有的异象。滚滚灵压自丹田涌出，周身经脉尽皆震鸣——突破了，突破至练气九层！</w:t>
       </w:r>
     </w:p>
@@ -1705,7 +1551,7 @@
           <w:sz w:val="24"/>
           <w:szCs w:val="24"/>
         </w:rPr>
-        <w:t xml:space="preserve">江湖之上，✨ 破碗老爷 修为精进，突破至，天下局势悄然生变。</w:t>
+        <w:t xml:space="preserve">江湖之上，红袖添香 练气圆满，却无筑基丹，修炼停滞！，天下局势悄然生变。</w:t>
       </w:r>
     </w:p>
     <w:p>
@@ -1736,7 +1582,7 @@
           <w:sz w:val="18"/>
           <w:szCs w:val="18"/>
         </w:rPr>
-        <w:t xml:space="preserve">[数据] 存活修士：20人 | 突破：2次 | 大事件：9件</w:t>
+        <w:t xml:space="preserve">[数据] 存活修士：20人 | 突破：1次 | 大事件：18件</w:t>
       </w:r>
     </w:p>
     <w:p>
@@ -1781,34 +1627,6 @@
           <w:sz w:val="24"/>
           <w:szCs w:val="24"/>
         </w:rPr>
-        <w:t xml:space="preserve">天穹之上，隐隐有灵气漩涡凝聚，那是境界壁障破碎时才有的异象。滚滚灵压自丹田涌出，周身经脉尽皆震鸣——突破了，突破至练气三层！</w:t>
-      </w:r>
-    </w:p>
-    <w:p>
-      <w:pPr>
-        <w:spacing w:after="60" w:before="60" w:line="360"/>
-        <w:ind w:firstLine="480"/>
-      </w:pPr>
-      <w:r>
-        <w:rPr>
-          <w:rFonts w:ascii="宋体" w:cs="宋体" w:eastAsia="宋体" w:hAnsi="宋体"/>
-          <w:sz w:val="24"/>
-          <w:szCs w:val="24"/>
-        </w:rPr>
-        <w:t xml:space="preserve">天穹之上，隐隐有灵气漩涡凝聚，那是境界壁障破碎时才有的异象。滚滚灵压自丹田涌出，周身经脉尽皆震鸣——突破了，突破至【练气三层】！！</w:t>
-      </w:r>
-    </w:p>
-    <w:p>
-      <w:pPr>
-        <w:spacing w:after="60" w:before="60" w:line="360"/>
-        <w:ind w:firstLine="480"/>
-      </w:pPr>
-      <w:r>
-        <w:rPr>
-          <w:rFonts w:ascii="宋体" w:cs="宋体" w:eastAsia="宋体" w:hAnsi="宋体"/>
-          <w:sz w:val="24"/>
-          <w:szCs w:val="24"/>
-        </w:rPr>
         <w:t xml:space="preserve">与此同时，各方修士也在暗流中各自筹谋——</w:t>
       </w:r>
     </w:p>
@@ -1823,7 +1641,7 @@
           <w:sz w:val="24"/>
           <w:szCs w:val="24"/>
         </w:rPr>
-        <w:t xml:space="preserve">江湖之上，🔍 刘二蛋 探索有收获。，天下局势悄然生变。</w:t>
+        <w:t xml:space="preserve">江湖之上，红袖添香 练气圆满，却无筑基丹，修炼停滞！，天下局势悄然生变。</w:t>
       </w:r>
     </w:p>
     <w:p>
@@ -1854,7 +1672,7 @@
           <w:sz w:val="18"/>
           <w:szCs w:val="18"/>
         </w:rPr>
-        <w:t xml:space="preserve">[数据] 存活修士：20人 | 突破：1次 | 大事件：7件</w:t>
+        <w:t xml:space="preserve">[数据] 存活修士：20人 | 大事件：11件</w:t>
       </w:r>
     </w:p>
     <w:p>
@@ -1899,34 +1717,6 @@
           <w:sz w:val="24"/>
           <w:szCs w:val="24"/>
         </w:rPr>
-        <w:t xml:space="preserve">天穹之上，隐隐有灵气漩涡凝聚，那是境界壁障破碎时才有的异象。滚滚灵压自丹田涌出，周身经脉尽皆震鸣——突破了，突破至练气十层！</w:t>
-      </w:r>
-    </w:p>
-    <w:p>
-      <w:pPr>
-        <w:spacing w:after="60" w:before="60" w:line="360"/>
-        <w:ind w:firstLine="480"/>
-      </w:pPr>
-      <w:r>
-        <w:rPr>
-          <w:rFonts w:ascii="宋体" w:cs="宋体" w:eastAsia="宋体" w:hAnsi="宋体"/>
-          <w:sz w:val="24"/>
-          <w:szCs w:val="24"/>
-        </w:rPr>
-        <w:t xml:space="preserve">天穹之上，隐隐有灵气漩涡凝聚，那是境界壁障破碎时才有的异象。滚滚灵压自丹田涌出，周身经脉尽皆震鸣——突破了，突破至练气四层！</w:t>
-      </w:r>
-    </w:p>
-    <w:p>
-      <w:pPr>
-        <w:spacing w:after="60" w:before="60" w:line="360"/>
-        <w:ind w:firstLine="480"/>
-      </w:pPr>
-      <w:r>
-        <w:rPr>
-          <w:rFonts w:ascii="宋体" w:cs="宋体" w:eastAsia="宋体" w:hAnsi="宋体"/>
-          <w:sz w:val="24"/>
-          <w:szCs w:val="24"/>
-        </w:rPr>
         <w:t xml:space="preserve">与此同时，各方修士也在暗流中各自筹谋——</w:t>
       </w:r>
     </w:p>
@@ -1941,7 +1731,7 @@
           <w:sz w:val="24"/>
           <w:szCs w:val="24"/>
         </w:rPr>
-        <w:t xml:space="preserve">江湖之上，🔍 裴霜凝 探索有收获。，天下局势悄然生变。</w:t>
+        <w:t xml:space="preserve">江湖之上，陆霜华 练气圆满，却无筑基丹，修炼停滞！，天下局势悄然生变。</w:t>
       </w:r>
     </w:p>
     <w:p>
@@ -1972,7 +1762,7 @@
           <w:sz w:val="18"/>
           <w:szCs w:val="18"/>
         </w:rPr>
-        <w:t xml:space="preserve">[数据] 存活修士：20人 | 突破：3次 | 大事件：10件</w:t>
+        <w:t xml:space="preserve">[数据] 存活修士：20人 | 大事件：11件</w:t>
       </w:r>
     </w:p>
     <w:p>
@@ -2017,6 +1807,20 @@
           <w:sz w:val="24"/>
           <w:szCs w:val="24"/>
         </w:rPr>
+        <w:t xml:space="preserve">天穹之上，隐隐有灵气漩涡凝聚，那是境界壁障破碎时才有的异象。滚滚灵压自丹田涌出，周身经脉尽皆震鸣——突破了，突破至练气一层！</w:t>
+      </w:r>
+    </w:p>
+    <w:p>
+      <w:pPr>
+        <w:spacing w:after="60" w:before="60" w:line="360"/>
+        <w:ind w:firstLine="480"/>
+      </w:pPr>
+      <w:r>
+        <w:rPr>
+          <w:rFonts w:ascii="宋体" w:cs="宋体" w:eastAsia="宋体" w:hAnsi="宋体"/>
+          <w:sz w:val="24"/>
+          <w:szCs w:val="24"/>
+        </w:rPr>
         <w:t xml:space="preserve">与此同时，各方修士也在暗流中各自筹谋——</w:t>
       </w:r>
     </w:p>
@@ -2031,7 +1835,7 @@
           <w:sz w:val="24"/>
           <w:szCs w:val="24"/>
         </w:rPr>
-        <w:t xml:space="preserve">江湖之上，🔍 铁牛 探索有收获。，天下局势悄然生变。</w:t>
+        <w:t xml:space="preserve">江湖之上，冯怒潮 练气圆满，却无筑基丹，修炼停滞！，天下局势悄然生变。</w:t>
       </w:r>
     </w:p>
     <w:p>
@@ -2062,7 +1866,7 @@
           <w:sz w:val="18"/>
           <w:szCs w:val="18"/>
         </w:rPr>
-        <w:t xml:space="preserve">[数据] 存活修士：20人 | 大事件：3件</w:t>
+        <w:t xml:space="preserve">[数据] 存活修士：20人 | 突破：1次 | 大事件：18件</w:t>
       </w:r>
     </w:p>
     <w:p>
@@ -4535,6 +4339,96 @@
           <w:szCs w:val="18"/>
         </w:rPr>
         <w:t xml:space="preserve">[数据] 存活修士：20人 | 大事件：29件</w:t>
+      </w:r>
+    </w:p>
+    <w:p>
+      <w:pPr>
+        <w:pStyle w:val="Heading2"/>
+        <w:spacing w:after="150" w:before="300"/>
+      </w:pPr>
+      <w:r>
+        <w:rPr>
+          <w:rFonts w:ascii="宋体" w:cs="宋体" w:eastAsia="宋体" w:hAnsi="宋体"/>
+          <w:b/>
+          <w:bCs/>
+          <w:color w:val="6B3A1F"/>
+          <w:sz w:val="28"/>
+          <w:szCs w:val="28"/>
+        </w:rPr>
+        <w:t xml:space="preserve">第191月至第195月</w:t>
+      </w:r>
+    </w:p>
+    <w:p>
+      <w:pPr>
+        <w:spacing w:after="60" w:before="60" w:line="360"/>
+        <w:ind w:firstLine="480"/>
+      </w:pPr>
+      <w:r>
+        <w:rPr>
+          <w:rFonts w:ascii="宋体" w:cs="宋体" w:eastAsia="宋体" w:hAnsi="宋体"/>
+          <w:sz w:val="24"/>
+          <w:szCs w:val="24"/>
+        </w:rPr>
+        <w:t xml:space="preserve">苍渺大陆，第191月。寒风扫过灵脉荒野，天地间的灵气在夜色中悄然流动，隐约可见几道人影在各处蛰伏，修炼或谋划。</w:t>
+      </w:r>
+    </w:p>
+    <w:p>
+      <w:pPr>
+        <w:spacing w:after="60" w:before="60" w:line="360"/>
+        <w:ind w:firstLine="480"/>
+      </w:pPr>
+      <w:r>
+        <w:rPr>
+          <w:rFonts w:ascii="宋体" w:cs="宋体" w:eastAsia="宋体" w:hAnsi="宋体"/>
+          <w:sz w:val="24"/>
+          <w:szCs w:val="24"/>
+        </w:rPr>
+        <w:t xml:space="preserve">与此同时，各方修士也在暗流中各自筹谋——</w:t>
+      </w:r>
+    </w:p>
+    <w:p>
+      <w:pPr>
+        <w:spacing w:after="60" w:before="60" w:line="360"/>
+        <w:ind w:firstLine="480"/>
+      </w:pPr>
+      <w:r>
+        <w:rPr>
+          <w:rFonts w:ascii="宋体" w:cs="宋体" w:eastAsia="宋体" w:hAnsi="宋体"/>
+          <w:sz w:val="24"/>
+          <w:szCs w:val="24"/>
+        </w:rPr>
+        <w:t xml:space="preserve">江湖之上，魏玄机 练气圆满，却无筑基丹，修炼停滞！，天下局势悄然生变。</w:t>
+      </w:r>
+    </w:p>
+    <w:p>
+      <w:pPr>
+        <w:spacing w:after="60" w:before="60" w:line="360"/>
+        <w:ind w:firstLine="480"/>
+      </w:pPr>
+      <w:r>
+        <w:rPr>
+          <w:rFonts w:ascii="宋体" w:cs="宋体" w:eastAsia="宋体" w:hAnsi="宋体"/>
+          <w:sz w:val="24"/>
+          <w:szCs w:val="24"/>
+        </w:rPr>
+        <w:t xml:space="preserve">当第195月的最后一缕灵气散尽，这一段因果，已然落定。</w:t>
+      </w:r>
+    </w:p>
+    <w:p>
+      <w:pPr>
+        <w:spacing w:after="200" w:before="100"/>
+        <w:jc w:val="right"/>
+      </w:pPr>
+      <w:r>
+        <w:rPr>
+          <w:rFonts w:ascii="宋体" w:cs="宋体" w:eastAsia="宋体" w:hAnsi="宋体"/>
+          <w:i/>
+          <w:iCs/>
+          <w:color w:val="888888"/>
+          <w:sz w:val="18"/>
+          <w:szCs w:val="18"/>
+        </w:rPr>
+        <w:t xml:space="preserve">[数据] 存活修士：20人 | 大事件：26件</w:t>
       </w:r>
     </w:p>
     <w:sectPr>

--- a/xianxia_story.docx
+++ b/xianxia_story.docx
@@ -103,6 +103,20 @@
           <w:sz w:val="24"/>
           <w:szCs w:val="24"/>
         </w:rPr>
+        <w:t xml:space="preserve">突破的那一刻，天地间仿佛静止了。丹田深处，一道桎梏轰然崩碎，磅礴的灵力如决堤洪流喷薄而出——练气九层，终于踏上了新的境界。</w:t>
+      </w:r>
+    </w:p>
+    <w:p>
+      <w:pPr>
+        <w:spacing w:after="60" w:before="60" w:line="360"/>
+        <w:ind w:firstLine="480"/>
+      </w:pPr>
+      <w:r>
+        <w:rPr>
+          <w:rFonts w:ascii="宋体" w:cs="宋体" w:eastAsia="宋体" w:hAnsi="宋体"/>
+          <w:sz w:val="24"/>
+          <w:szCs w:val="24"/>
+        </w:rPr>
         <w:t xml:space="preserve">与此同时，各方修士也在暗流中各自筹谋——</w:t>
       </w:r>
     </w:p>
@@ -117,7 +131,7 @@
           <w:sz w:val="24"/>
           <w:szCs w:val="24"/>
         </w:rPr>
-        <w:t xml:space="preserve">江湖之上，🔍 孟长歌 探索有收获。，天下局势悄然生变。</w:t>
+        <w:t xml:space="preserve">江湖之上，🔍 梨花娘子 探索有收获。，天下局势悄然生变。</w:t>
       </w:r>
     </w:p>
     <w:p>
@@ -148,7 +162,7 @@
           <w:sz w:val="18"/>
           <w:szCs w:val="18"/>
         </w:rPr>
-        <w:t xml:space="preserve">[数据] 存活修士：20人 | 大事件：19件</w:t>
+        <w:t xml:space="preserve">[数据] 存活修士：20人 | 突破：1次 | 大事件：7件</w:t>
       </w:r>
     </w:p>
     <w:p>
@@ -207,7 +221,7 @@
           <w:sz w:val="24"/>
           <w:szCs w:val="24"/>
         </w:rPr>
-        <w:t xml:space="preserve">江湖之上，🔍 冯怒潮 探索有收获。，天下局势悄然生变。</w:t>
+        <w:t xml:space="preserve">江湖之上，🔍 老赵掌柜 探索有收获。，天下局势悄然生变。</w:t>
       </w:r>
     </w:p>
     <w:p>
@@ -238,7 +252,7 @@
           <w:sz w:val="18"/>
           <w:szCs w:val="18"/>
         </w:rPr>
-        <w:t xml:space="preserve">[数据] 存活修士：20人 | 大事件：17件</w:t>
+        <w:t xml:space="preserve">[数据] 存活修士：20人 | 大事件：8件</w:t>
       </w:r>
     </w:p>
     <w:p>
@@ -283,6 +297,34 @@
           <w:sz w:val="24"/>
           <w:szCs w:val="24"/>
         </w:rPr>
+        <w:t xml:space="preserve">天穹之上，隐隐有灵气漩涡凝聚，那是境界壁障破碎时才有的异象。滚滚灵压自丹田涌出，周身经脉尽皆震鸣——突破了，突破至练气七层！</w:t>
+      </w:r>
+    </w:p>
+    <w:p>
+      <w:pPr>
+        <w:spacing w:after="60" w:before="60" w:line="360"/>
+        <w:ind w:firstLine="480"/>
+      </w:pPr>
+      <w:r>
+        <w:rPr>
+          <w:rFonts w:ascii="宋体" w:cs="宋体" w:eastAsia="宋体" w:hAnsi="宋体"/>
+          <w:sz w:val="24"/>
+          <w:szCs w:val="24"/>
+        </w:rPr>
+        <w:t xml:space="preserve">天穹之上，隐隐有灵气漩涡凝聚，那是境界壁障破碎时才有的异象。滚滚灵压自丹田涌出，周身经脉尽皆震鸣——突破了，突破至【练气七层】！！</w:t>
+      </w:r>
+    </w:p>
+    <w:p>
+      <w:pPr>
+        <w:spacing w:after="60" w:before="60" w:line="360"/>
+        <w:ind w:firstLine="480"/>
+      </w:pPr>
+      <w:r>
+        <w:rPr>
+          <w:rFonts w:ascii="宋体" w:cs="宋体" w:eastAsia="宋体" w:hAnsi="宋体"/>
+          <w:sz w:val="24"/>
+          <w:szCs w:val="24"/>
+        </w:rPr>
         <w:t xml:space="preserve">与此同时，各方修士也在暗流中各自筹谋——</w:t>
       </w:r>
     </w:p>
@@ -297,7 +339,7 @@
           <w:sz w:val="24"/>
           <w:szCs w:val="24"/>
         </w:rPr>
-        <w:t xml:space="preserve">江湖之上，冯怒潮 练气圆满，却无筑基丹，修炼停滞！，天下局势悄然生变。</w:t>
+        <w:t xml:space="preserve">江湖之上，✨ 谢无殇 修为精进，突破至，天下局势悄然生变。</w:t>
       </w:r>
     </w:p>
     <w:p>
@@ -328,7 +370,7 @@
           <w:sz w:val="18"/>
           <w:szCs w:val="18"/>
         </w:rPr>
-        <w:t xml:space="preserve">[数据] 存活修士：20人 | 大事件：14件</w:t>
+        <w:t xml:space="preserve">[数据] 存活修士：20人 | 突破：1次 | 大事件：11件</w:t>
       </w:r>
     </w:p>
     <w:p>
@@ -373,34 +415,6 @@
           <w:sz w:val="24"/>
           <w:szCs w:val="24"/>
         </w:rPr>
-        <w:t xml:space="preserve">突破的那一刻，天地间仿佛静止了。丹田深处，一道桎梏轰然崩碎，磅礴的灵力如决堤洪流喷薄而出——练气十一层，终于踏上了新的境界。</w:t>
-      </w:r>
-    </w:p>
-    <w:p>
-      <w:pPr>
-        <w:spacing w:after="60" w:before="60" w:line="360"/>
-        <w:ind w:firstLine="480"/>
-      </w:pPr>
-      <w:r>
-        <w:rPr>
-          <w:rFonts w:ascii="宋体" w:cs="宋体" w:eastAsia="宋体" w:hAnsi="宋体"/>
-          <w:sz w:val="24"/>
-          <w:szCs w:val="24"/>
-        </w:rPr>
-        <w:t xml:space="preserve">突破的那一刻，天地间仿佛静止了。丹田深处，一道桎梏轰然崩碎，磅礴的灵力如决堤洪流喷薄而出——【练气十一层】！修仙之路，终于踏上了新的境界。</w:t>
-      </w:r>
-    </w:p>
-    <w:p>
-      <w:pPr>
-        <w:spacing w:after="60" w:before="60" w:line="360"/>
-        <w:ind w:firstLine="480"/>
-      </w:pPr>
-      <w:r>
-        <w:rPr>
-          <w:rFonts w:ascii="宋体" w:cs="宋体" w:eastAsia="宋体" w:hAnsi="宋体"/>
-          <w:sz w:val="24"/>
-          <w:szCs w:val="24"/>
-        </w:rPr>
         <w:t xml:space="preserve">与此同时，各方修士也在暗流中各自筹谋——</w:t>
       </w:r>
     </w:p>
@@ -415,7 +429,7 @@
           <w:sz w:val="24"/>
           <w:szCs w:val="24"/>
         </w:rPr>
-        <w:t xml:space="preserve">江湖之上，冯怒潮 练气圆满，却无筑基丹，修炼停滞！，天下局势悄然生变。</w:t>
+        <w:t xml:space="preserve">江湖之上，🔍 周天问 探索有收获。，天下局势悄然生变。</w:t>
       </w:r>
     </w:p>
     <w:p>
@@ -446,7 +460,7 @@
           <w:sz w:val="18"/>
           <w:szCs w:val="18"/>
         </w:rPr>
-        <w:t xml:space="preserve">[数据] 存活修士：20人 | 突破：1次 | 大事件：18件</w:t>
+        <w:t xml:space="preserve">[数据] 存活修士：20人 | 大事件：4件</w:t>
       </w:r>
     </w:p>
     <w:p>
@@ -491,6 +505,34 @@
           <w:sz w:val="24"/>
           <w:szCs w:val="24"/>
         </w:rPr>
+        <w:t xml:space="preserve">突破的那一刻，天地间仿佛静止了。丹田深处，一道桎梏轰然崩碎，磅礴的灵力如决堤洪流喷薄而出——练气八层，终于踏上了新的境界。</w:t>
+      </w:r>
+    </w:p>
+    <w:p>
+      <w:pPr>
+        <w:spacing w:after="60" w:before="60" w:line="360"/>
+        <w:ind w:firstLine="480"/>
+      </w:pPr>
+      <w:r>
+        <w:rPr>
+          <w:rFonts w:ascii="宋体" w:cs="宋体" w:eastAsia="宋体" w:hAnsi="宋体"/>
+          <w:sz w:val="24"/>
+          <w:szCs w:val="24"/>
+        </w:rPr>
+        <w:t xml:space="preserve">突破的那一刻，天地间仿佛静止了。丹田深处，一道桎梏轰然崩碎，磅礴的灵力如决堤洪流喷薄而出——【练气八层】！，终于踏上了新的境界。</w:t>
+      </w:r>
+    </w:p>
+    <w:p>
+      <w:pPr>
+        <w:spacing w:after="60" w:before="60" w:line="360"/>
+        <w:ind w:firstLine="480"/>
+      </w:pPr>
+      <w:r>
+        <w:rPr>
+          <w:rFonts w:ascii="宋体" w:cs="宋体" w:eastAsia="宋体" w:hAnsi="宋体"/>
+          <w:sz w:val="24"/>
+          <w:szCs w:val="24"/>
+        </w:rPr>
         <w:t xml:space="preserve">与此同时，各方修士也在暗流中各自筹谋——</w:t>
       </w:r>
     </w:p>
@@ -505,7 +547,7 @@
           <w:sz w:val="24"/>
           <w:szCs w:val="24"/>
         </w:rPr>
-        <w:t xml:space="preserve">江湖之上，冯怒潮 练气圆满，却无筑基丹，修炼停滞！，天下局势悄然生变。</w:t>
+        <w:t xml:space="preserve">江湖之上，✨ 裴霜凝 修为精进，突破至，天下局势悄然生变。</w:t>
       </w:r>
     </w:p>
     <w:p>
@@ -536,7 +578,7 @@
           <w:sz w:val="18"/>
           <w:szCs w:val="18"/>
         </w:rPr>
-        <w:t xml:space="preserve">[数据] 存活修士：20人 | 大事件：15件</w:t>
+        <w:t xml:space="preserve">[数据] 存活修士：20人 | 突破：1次 | 大事件：10件</w:t>
       </w:r>
     </w:p>
     <w:p>
@@ -581,6 +623,34 @@
           <w:sz w:val="24"/>
           <w:szCs w:val="24"/>
         </w:rPr>
+        <w:t xml:space="preserve">天穹之上，隐隐有灵气漩涡凝聚，那是境界壁障破碎时才有的异象。滚滚灵压自丹田涌出，周身经脉尽皆震鸣——突破了，突破至练气四层！</w:t>
+      </w:r>
+    </w:p>
+    <w:p>
+      <w:pPr>
+        <w:spacing w:after="60" w:before="60" w:line="360"/>
+        <w:ind w:firstLine="480"/>
+      </w:pPr>
+      <w:r>
+        <w:rPr>
+          <w:rFonts w:ascii="宋体" w:cs="宋体" w:eastAsia="宋体" w:hAnsi="宋体"/>
+          <w:sz w:val="24"/>
+          <w:szCs w:val="24"/>
+        </w:rPr>
+        <w:t xml:space="preserve">天穹之上，隐隐有灵气漩涡凝聚，那是境界壁障破碎时才有的异象。滚滚灵压自丹田涌出，周身经脉尽皆震鸣——突破了，突破至练气三层！</w:t>
+      </w:r>
+    </w:p>
+    <w:p>
+      <w:pPr>
+        <w:spacing w:after="60" w:before="60" w:line="360"/>
+        <w:ind w:firstLine="480"/>
+      </w:pPr>
+      <w:r>
+        <w:rPr>
+          <w:rFonts w:ascii="宋体" w:cs="宋体" w:eastAsia="宋体" w:hAnsi="宋体"/>
+          <w:sz w:val="24"/>
+          <w:szCs w:val="24"/>
+        </w:rPr>
         <w:t xml:space="preserve">与此同时，各方修士也在暗流中各自筹谋——</w:t>
       </w:r>
     </w:p>
@@ -595,7 +665,7 @@
           <w:sz w:val="24"/>
           <w:szCs w:val="24"/>
         </w:rPr>
-        <w:t xml:space="preserve">江湖之上，孟长歌 练气圆满，却无筑基丹，修炼停滞！，天下局势悄然生变。</w:t>
+        <w:t xml:space="preserve">江湖之上，🔍 周天问 探索有收获。，天下局势悄然生变。</w:t>
       </w:r>
     </w:p>
     <w:p>
@@ -626,7 +696,7 @@
           <w:sz w:val="18"/>
           <w:szCs w:val="18"/>
         </w:rPr>
-        <w:t xml:space="preserve">[数据] 存活修士：20人 | 大事件：11件</w:t>
+        <w:t xml:space="preserve">[数据] 存活修士：20人 | 突破：2次 | 大事件：11件</w:t>
       </w:r>
     </w:p>
     <w:p>
@@ -671,6 +741,34 @@
           <w:sz w:val="24"/>
           <w:szCs w:val="24"/>
         </w:rPr>
+        <w:t xml:space="preserve">突破的那一刻，天地间仿佛静止了。丹田深处，一道桎梏轰然崩碎，磅礴的灵力如决堤洪流喷薄而出——练气三层，终于踏上了新的境界。</w:t>
+      </w:r>
+    </w:p>
+    <w:p>
+      <w:pPr>
+        <w:spacing w:after="60" w:before="60" w:line="360"/>
+        <w:ind w:firstLine="480"/>
+      </w:pPr>
+      <w:r>
+        <w:rPr>
+          <w:rFonts w:ascii="宋体" w:cs="宋体" w:eastAsia="宋体" w:hAnsi="宋体"/>
+          <w:sz w:val="24"/>
+          <w:szCs w:val="24"/>
+        </w:rPr>
+        <w:t xml:space="preserve">突破的那一刻，天地间仿佛静止了。丹田深处，一道桎梏轰然崩碎，磅礴的灵力如决堤洪流喷薄而出——练气六层，终于踏上了新的境界。</w:t>
+      </w:r>
+    </w:p>
+    <w:p>
+      <w:pPr>
+        <w:spacing w:after="60" w:before="60" w:line="360"/>
+        <w:ind w:firstLine="480"/>
+      </w:pPr>
+      <w:r>
+        <w:rPr>
+          <w:rFonts w:ascii="宋体" w:cs="宋体" w:eastAsia="宋体" w:hAnsi="宋体"/>
+          <w:sz w:val="24"/>
+          <w:szCs w:val="24"/>
+        </w:rPr>
         <w:t xml:space="preserve">与此同时，各方修士也在暗流中各自筹谋——</w:t>
       </w:r>
     </w:p>
@@ -685,7 +783,7 @@
           <w:sz w:val="24"/>
           <w:szCs w:val="24"/>
         </w:rPr>
-        <w:t xml:space="preserve">江湖之上，🔍 魏玄机 探索有收获。，天下局势悄然生变。</w:t>
+        <w:t xml:space="preserve">江湖之上，🔍 谢无殇 探索有收获。，天下局势悄然生变。</w:t>
       </w:r>
     </w:p>
     <w:p>
@@ -716,7 +814,7 @@
           <w:sz w:val="18"/>
           <w:szCs w:val="18"/>
         </w:rPr>
-        <w:t xml:space="preserve">[数据] 存活修士：20人 | 大事件：15件</w:t>
+        <w:t xml:space="preserve">[数据] 存活修士：20人 | 突破：3次 | 大事件：17件</w:t>
       </w:r>
     </w:p>
     <w:p>
@@ -775,7 +873,7 @@
           <w:sz w:val="24"/>
           <w:szCs w:val="24"/>
         </w:rPr>
-        <w:t xml:space="preserve">江湖之上，冯怒潮 练气圆满，却无筑基丹，修炼停滞！，天下局势悄然生变。</w:t>
+        <w:t xml:space="preserve">江湖之上，🔍 裴霜凝 探索有收获。，天下局势悄然生变。</w:t>
       </w:r>
     </w:p>
     <w:p>
@@ -806,7 +904,7 @@
           <w:sz w:val="18"/>
           <w:szCs w:val="18"/>
         </w:rPr>
-        <w:t xml:space="preserve">[数据] 存活修士：20人 | 大事件：11件</w:t>
+        <w:t xml:space="preserve">[数据] 存活修士：20人 | 大事件：8件</w:t>
       </w:r>
     </w:p>
     <w:p>
@@ -865,7 +963,7 @@
           <w:sz w:val="24"/>
           <w:szCs w:val="24"/>
         </w:rPr>
-        <w:t xml:space="preserve">江湖之上，🔍 苏寒衣 探索有收获。，天下局势悄然生变。</w:t>
+        <w:t xml:space="preserve">江湖之上，🔍 谢无殇 探索有收获。，天下局势悄然生变。</w:t>
       </w:r>
     </w:p>
     <w:p>
@@ -896,7 +994,7 @@
           <w:sz w:val="18"/>
           <w:szCs w:val="18"/>
         </w:rPr>
-        <w:t xml:space="preserve">[数据] 存活修士：20人 | 大事件：14件</w:t>
+        <w:t xml:space="preserve">[数据] 存活修士：20人 | 大事件：7件</w:t>
       </w:r>
     </w:p>
     <w:p>
@@ -941,6 +1039,34 @@
           <w:sz w:val="24"/>
           <w:szCs w:val="24"/>
         </w:rPr>
+        <w:t xml:space="preserve">天穹之上，隐隐有灵气漩涡凝聚，那是境界壁障破碎时才有的异象。滚滚灵压自丹田涌出，周身经脉尽皆震鸣——突破了，突破至练气九层！</w:t>
+      </w:r>
+    </w:p>
+    <w:p>
+      <w:pPr>
+        <w:spacing w:after="60" w:before="60" w:line="360"/>
+        <w:ind w:firstLine="480"/>
+      </w:pPr>
+      <w:r>
+        <w:rPr>
+          <w:rFonts w:ascii="宋体" w:cs="宋体" w:eastAsia="宋体" w:hAnsi="宋体"/>
+          <w:sz w:val="24"/>
+          <w:szCs w:val="24"/>
+        </w:rPr>
+        <w:t xml:space="preserve">天穹之上，隐隐有灵气漩涡凝聚，那是境界壁障破碎时才有的异象。滚滚灵压自丹田涌出，周身经脉尽皆震鸣——突破了，突破至【练气九层】！！</w:t>
+      </w:r>
+    </w:p>
+    <w:p>
+      <w:pPr>
+        <w:spacing w:after="60" w:before="60" w:line="360"/>
+        <w:ind w:firstLine="480"/>
+      </w:pPr>
+      <w:r>
+        <w:rPr>
+          <w:rFonts w:ascii="宋体" w:cs="宋体" w:eastAsia="宋体" w:hAnsi="宋体"/>
+          <w:sz w:val="24"/>
+          <w:szCs w:val="24"/>
+        </w:rPr>
         <w:t xml:space="preserve">与此同时，各方修士也在暗流中各自筹谋——</w:t>
       </w:r>
     </w:p>
@@ -955,7 +1081,7 @@
           <w:sz w:val="24"/>
           <w:szCs w:val="24"/>
         </w:rPr>
-        <w:t xml:space="preserve">江湖之上，魏玄机 练气圆满，却无筑基丹，修炼停滞！，天下局势悄然生变。</w:t>
+        <w:t xml:space="preserve">江湖之上，🔍 万财爷 探索有收获。，天下局势悄然生变。</w:t>
       </w:r>
     </w:p>
     <w:p>
@@ -986,7 +1112,7 @@
           <w:sz w:val="18"/>
           <w:szCs w:val="18"/>
         </w:rPr>
-        <w:t xml:space="preserve">[数据] 存活修士：20人 | 大事件：13件</w:t>
+        <w:t xml:space="preserve">[数据] 存活修士：20人 | 突破：1次 | 大事件：11件</w:t>
       </w:r>
     </w:p>
     <w:p>
@@ -1031,6 +1157,34 @@
           <w:sz w:val="24"/>
           <w:szCs w:val="24"/>
         </w:rPr>
+        <w:t xml:space="preserve">突破的那一刻，天地间仿佛静止了。丹田深处，一道桎梏轰然崩碎，磅礴的灵力如决堤洪流喷薄而出——练气八层，终于踏上了新的境界。</w:t>
+      </w:r>
+    </w:p>
+    <w:p>
+      <w:pPr>
+        <w:spacing w:after="60" w:before="60" w:line="360"/>
+        <w:ind w:firstLine="480"/>
+      </w:pPr>
+      <w:r>
+        <w:rPr>
+          <w:rFonts w:ascii="宋体" w:cs="宋体" w:eastAsia="宋体" w:hAnsi="宋体"/>
+          <w:sz w:val="24"/>
+          <w:szCs w:val="24"/>
+        </w:rPr>
+        <w:t xml:space="preserve">突破的那一刻，天地间仿佛静止了。丹田深处，一道桎梏轰然崩碎，磅礴的灵力如决堤洪流喷薄而出——练气二层，终于踏上了新的境界。</w:t>
+      </w:r>
+    </w:p>
+    <w:p>
+      <w:pPr>
+        <w:spacing w:after="60" w:before="60" w:line="360"/>
+        <w:ind w:firstLine="480"/>
+      </w:pPr>
+      <w:r>
+        <w:rPr>
+          <w:rFonts w:ascii="宋体" w:cs="宋体" w:eastAsia="宋体" w:hAnsi="宋体"/>
+          <w:sz w:val="24"/>
+          <w:szCs w:val="24"/>
+        </w:rPr>
         <w:t xml:space="preserve">与此同时，各方修士也在暗流中各自筹谋——</w:t>
       </w:r>
     </w:p>
@@ -1045,7 +1199,7 @@
           <w:sz w:val="24"/>
           <w:szCs w:val="24"/>
         </w:rPr>
-        <w:t xml:space="preserve">江湖之上，陆霜华 练气圆满，却无筑基丹，修炼停滞！，天下局势悄然生变。</w:t>
+        <w:t xml:space="preserve">江湖之上，✨ 谢无殇 修为精进，突破至，天下局势悄然生变。</w:t>
       </w:r>
     </w:p>
     <w:p>
@@ -1076,7 +1230,7 @@
           <w:sz w:val="18"/>
           <w:szCs w:val="18"/>
         </w:rPr>
-        <w:t xml:space="preserve">[数据] 存活修士：20人 | 大事件：15件</w:t>
+        <w:t xml:space="preserve">[数据] 存活修士：20人 | 突破：3次 | 大事件：6件</w:t>
       </w:r>
     </w:p>
     <w:p>
@@ -1121,7 +1275,21 @@
           <w:sz w:val="24"/>
           <w:szCs w:val="24"/>
         </w:rPr>
-        <w:t xml:space="preserve">突破的那一刻，天地间仿佛静止了。丹田深处，一道桎梏轰然崩碎，磅礴的灵力如决堤洪流喷薄而出——练气十一层，终于踏上了新的境界。</w:t>
+        <w:t xml:space="preserve">突破的那一刻，天地间仿佛静止了。丹田深处，一道桎梏轰然崩碎，磅礴的灵力如决堤洪流喷薄而出——练气六层，终于踏上了新的境界。</w:t>
+      </w:r>
+    </w:p>
+    <w:p>
+      <w:pPr>
+        <w:spacing w:after="60" w:before="60" w:line="360"/>
+        <w:ind w:firstLine="480"/>
+      </w:pPr>
+      <w:r>
+        <w:rPr>
+          <w:rFonts w:ascii="宋体" w:cs="宋体" w:eastAsia="宋体" w:hAnsi="宋体"/>
+          <w:sz w:val="24"/>
+          <w:szCs w:val="24"/>
+        </w:rPr>
+        <w:t xml:space="preserve">突破的那一刻，天地间仿佛静止了。丹田深处，一道桎梏轰然崩碎，磅礴的灵力如决堤洪流喷薄而出——【练气六层】！，终于踏上了新的境界。</w:t>
       </w:r>
     </w:p>
     <w:p>
@@ -1149,7 +1317,7 @@
           <w:sz w:val="24"/>
           <w:szCs w:val="24"/>
         </w:rPr>
-        <w:t xml:space="preserve">江湖之上，冯怒潮 练气圆满，却无筑基丹，修炼停滞！，天下局势悄然生变。</w:t>
+        <w:t xml:space="preserve">江湖之上，🔍 王捕头 探索有收获。，天下局势悄然生变。</w:t>
       </w:r>
     </w:p>
     <w:p>
@@ -1180,7 +1348,7 @@
           <w:sz w:val="18"/>
           <w:szCs w:val="18"/>
         </w:rPr>
-        <w:t xml:space="preserve">[数据] 存活修士：20人 | 突破：1次 | 大事件：19件</w:t>
+        <w:t xml:space="preserve">[数据] 存活修士：20人 | 突破：1次 | 大事件：10件</w:t>
       </w:r>
     </w:p>
     <w:p>
@@ -1239,7 +1407,7 @@
           <w:sz w:val="24"/>
           <w:szCs w:val="24"/>
         </w:rPr>
-        <w:t xml:space="preserve">江湖之上，陆霜华 练气圆满，却无筑基丹，修炼停滞！，天下局势悄然生变。</w:t>
+        <w:t xml:space="preserve">江湖之上，🔍 周天问 探索有收获。，天下局势悄然生变。</w:t>
       </w:r>
     </w:p>
     <w:p>
@@ -1270,7 +1438,7 @@
           <w:sz w:val="18"/>
           <w:szCs w:val="18"/>
         </w:rPr>
-        <w:t xml:space="preserve">[数据] 存活修士：20人 | 大事件：14件</w:t>
+        <w:t xml:space="preserve">[数据] 存活修士：20人 | 大事件：9件</w:t>
       </w:r>
     </w:p>
     <w:p>
@@ -1315,20 +1483,6 @@
           <w:sz w:val="24"/>
           <w:szCs w:val="24"/>
         </w:rPr>
-        <w:t xml:space="preserve">突破的那一刻，天地间仿佛静止了。丹田深处，一道桎梏轰然崩碎，磅礴的灵力如决堤洪流喷薄而出——练气十二层，终于踏上了新的境界。</w:t>
-      </w:r>
-    </w:p>
-    <w:p>
-      <w:pPr>
-        <w:spacing w:after="60" w:before="60" w:line="360"/>
-        <w:ind w:firstLine="480"/>
-      </w:pPr>
-      <w:r>
-        <w:rPr>
-          <w:rFonts w:ascii="宋体" w:cs="宋体" w:eastAsia="宋体" w:hAnsi="宋体"/>
-          <w:sz w:val="24"/>
-          <w:szCs w:val="24"/>
-        </w:rPr>
         <w:t xml:space="preserve">与此同时，各方修士也在暗流中各自筹谋——</w:t>
       </w:r>
     </w:p>
@@ -1343,7 +1497,7 @@
           <w:sz w:val="24"/>
           <w:szCs w:val="24"/>
         </w:rPr>
-        <w:t xml:space="preserve">江湖之上，冯怒潮 练气圆满，却无筑基丹，修炼停滞！，天下局势悄然生变。</w:t>
+        <w:t xml:space="preserve">江湖之上，🔍 黑风寨主 探索有收获。，天下局势悄然生变。</w:t>
       </w:r>
     </w:p>
     <w:p>
@@ -1374,7 +1528,7 @@
           <w:sz w:val="18"/>
           <w:szCs w:val="18"/>
         </w:rPr>
-        <w:t xml:space="preserve">[数据] 存活修士：20人 | 突破：1次 | 大事件：15件</w:t>
+        <w:t xml:space="preserve">[数据] 存活修士：20人 | 大事件：6件</w:t>
       </w:r>
     </w:p>
     <w:p>
@@ -1419,20 +1573,6 @@
           <w:sz w:val="24"/>
           <w:szCs w:val="24"/>
         </w:rPr>
-        <w:t xml:space="preserve">天穹之上，隐隐有灵气漩涡凝聚，那是境界壁障破碎时才有的异象。滚滚灵压自丹田涌出，周身经脉尽皆震鸣——突破了，突破至练气七层！</w:t>
-      </w:r>
-    </w:p>
-    <w:p>
-      <w:pPr>
-        <w:spacing w:after="60" w:before="60" w:line="360"/>
-        <w:ind w:firstLine="480"/>
-      </w:pPr>
-      <w:r>
-        <w:rPr>
-          <w:rFonts w:ascii="宋体" w:cs="宋体" w:eastAsia="宋体" w:hAnsi="宋体"/>
-          <w:sz w:val="24"/>
-          <w:szCs w:val="24"/>
-        </w:rPr>
         <w:t xml:space="preserve">与此同时，各方修士也在暗流中各自筹谋——</w:t>
       </w:r>
     </w:p>
@@ -1447,7 +1587,7 @@
           <w:sz w:val="24"/>
           <w:szCs w:val="24"/>
         </w:rPr>
-        <w:t xml:space="preserve">江湖之上，冯怒潮 练气圆满，却无筑基丹，修炼停滞！，天下局势悄然生变。</w:t>
+        <w:t xml:space="preserve">江湖之上，🔍 周天问 探索有收获。，天下局势悄然生变。</w:t>
       </w:r>
     </w:p>
     <w:p>
@@ -1478,7 +1618,7 @@
           <w:sz w:val="18"/>
           <w:szCs w:val="18"/>
         </w:rPr>
-        <w:t xml:space="preserve">[数据] 存活修士：20人 | 突破：1次 | 大事件：15件</w:t>
+        <w:t xml:space="preserve">[数据] 存活修士：20人 | 大事件：5件</w:t>
       </w:r>
     </w:p>
     <w:p>
@@ -1523,6 +1663,20 @@
           <w:sz w:val="24"/>
           <w:szCs w:val="24"/>
         </w:rPr>
+        <w:t xml:space="preserve">天穹之上，隐隐有灵气漩涡凝聚，那是境界壁障破碎时才有的异象。滚滚灵压自丹田涌出，周身经脉尽皆震鸣——突破了，突破至练气七层！</w:t>
+      </w:r>
+    </w:p>
+    <w:p>
+      <w:pPr>
+        <w:spacing w:after="60" w:before="60" w:line="360"/>
+        <w:ind w:firstLine="480"/>
+      </w:pPr>
+      <w:r>
+        <w:rPr>
+          <w:rFonts w:ascii="宋体" w:cs="宋体" w:eastAsia="宋体" w:hAnsi="宋体"/>
+          <w:sz w:val="24"/>
+          <w:szCs w:val="24"/>
+        </w:rPr>
         <w:t xml:space="preserve">天穹之上，隐隐有灵气漩涡凝聚，那是境界壁障破碎时才有的异象。滚滚灵压自丹田涌出，周身经脉尽皆震鸣——突破了，突破至练气九层！</w:t>
       </w:r>
     </w:p>
@@ -1551,7 +1705,7 @@
           <w:sz w:val="24"/>
           <w:szCs w:val="24"/>
         </w:rPr>
-        <w:t xml:space="preserve">江湖之上，红袖添香 练气圆满，却无筑基丹，修炼停滞！，天下局势悄然生变。</w:t>
+        <w:t xml:space="preserve">江湖之上，✨ 破碗老爷 修为精进，突破至，天下局势悄然生变。</w:t>
       </w:r>
     </w:p>
     <w:p>
@@ -1582,7 +1736,7 @@
           <w:sz w:val="18"/>
           <w:szCs w:val="18"/>
         </w:rPr>
-        <w:t xml:space="preserve">[数据] 存活修士：20人 | 突破：1次 | 大事件：18件</w:t>
+        <w:t xml:space="preserve">[数据] 存活修士：20人 | 突破：2次 | 大事件：9件</w:t>
       </w:r>
     </w:p>
     <w:p>
@@ -1627,6 +1781,34 @@
           <w:sz w:val="24"/>
           <w:szCs w:val="24"/>
         </w:rPr>
+        <w:t xml:space="preserve">天穹之上，隐隐有灵气漩涡凝聚，那是境界壁障破碎时才有的异象。滚滚灵压自丹田涌出，周身经脉尽皆震鸣——突破了，突破至练气三层！</w:t>
+      </w:r>
+    </w:p>
+    <w:p>
+      <w:pPr>
+        <w:spacing w:after="60" w:before="60" w:line="360"/>
+        <w:ind w:firstLine="480"/>
+      </w:pPr>
+      <w:r>
+        <w:rPr>
+          <w:rFonts w:ascii="宋体" w:cs="宋体" w:eastAsia="宋体" w:hAnsi="宋体"/>
+          <w:sz w:val="24"/>
+          <w:szCs w:val="24"/>
+        </w:rPr>
+        <w:t xml:space="preserve">天穹之上，隐隐有灵气漩涡凝聚，那是境界壁障破碎时才有的异象。滚滚灵压自丹田涌出，周身经脉尽皆震鸣——突破了，突破至【练气三层】！！</w:t>
+      </w:r>
+    </w:p>
+    <w:p>
+      <w:pPr>
+        <w:spacing w:after="60" w:before="60" w:line="360"/>
+        <w:ind w:firstLine="480"/>
+      </w:pPr>
+      <w:r>
+        <w:rPr>
+          <w:rFonts w:ascii="宋体" w:cs="宋体" w:eastAsia="宋体" w:hAnsi="宋体"/>
+          <w:sz w:val="24"/>
+          <w:szCs w:val="24"/>
+        </w:rPr>
         <w:t xml:space="preserve">与此同时，各方修士也在暗流中各自筹谋——</w:t>
       </w:r>
     </w:p>
@@ -1641,7 +1823,7 @@
           <w:sz w:val="24"/>
           <w:szCs w:val="24"/>
         </w:rPr>
-        <w:t xml:space="preserve">江湖之上，红袖添香 练气圆满，却无筑基丹，修炼停滞！，天下局势悄然生变。</w:t>
+        <w:t xml:space="preserve">江湖之上，🔍 刘二蛋 探索有收获。，天下局势悄然生变。</w:t>
       </w:r>
     </w:p>
     <w:p>
@@ -1672,7 +1854,7 @@
           <w:sz w:val="18"/>
           <w:szCs w:val="18"/>
         </w:rPr>
-        <w:t xml:space="preserve">[数据] 存活修士：20人 | 大事件：11件</w:t>
+        <w:t xml:space="preserve">[数据] 存活修士：20人 | 突破：1次 | 大事件：7件</w:t>
       </w:r>
     </w:p>
     <w:p>
@@ -1717,6 +1899,34 @@
           <w:sz w:val="24"/>
           <w:szCs w:val="24"/>
         </w:rPr>
+        <w:t xml:space="preserve">天穹之上，隐隐有灵气漩涡凝聚，那是境界壁障破碎时才有的异象。滚滚灵压自丹田涌出，周身经脉尽皆震鸣——突破了，突破至练气十层！</w:t>
+      </w:r>
+    </w:p>
+    <w:p>
+      <w:pPr>
+        <w:spacing w:after="60" w:before="60" w:line="360"/>
+        <w:ind w:firstLine="480"/>
+      </w:pPr>
+      <w:r>
+        <w:rPr>
+          <w:rFonts w:ascii="宋体" w:cs="宋体" w:eastAsia="宋体" w:hAnsi="宋体"/>
+          <w:sz w:val="24"/>
+          <w:szCs w:val="24"/>
+        </w:rPr>
+        <w:t xml:space="preserve">天穹之上，隐隐有灵气漩涡凝聚，那是境界壁障破碎时才有的异象。滚滚灵压自丹田涌出，周身经脉尽皆震鸣——突破了，突破至练气四层！</w:t>
+      </w:r>
+    </w:p>
+    <w:p>
+      <w:pPr>
+        <w:spacing w:after="60" w:before="60" w:line="360"/>
+        <w:ind w:firstLine="480"/>
+      </w:pPr>
+      <w:r>
+        <w:rPr>
+          <w:rFonts w:ascii="宋体" w:cs="宋体" w:eastAsia="宋体" w:hAnsi="宋体"/>
+          <w:sz w:val="24"/>
+          <w:szCs w:val="24"/>
+        </w:rPr>
         <w:t xml:space="preserve">与此同时，各方修士也在暗流中各自筹谋——</w:t>
       </w:r>
     </w:p>
@@ -1731,7 +1941,7 @@
           <w:sz w:val="24"/>
           <w:szCs w:val="24"/>
         </w:rPr>
-        <w:t xml:space="preserve">江湖之上，陆霜华 练气圆满，却无筑基丹，修炼停滞！，天下局势悄然生变。</w:t>
+        <w:t xml:space="preserve">江湖之上，🔍 裴霜凝 探索有收获。，天下局势悄然生变。</w:t>
       </w:r>
     </w:p>
     <w:p>
@@ -1762,7 +1972,7 @@
           <w:sz w:val="18"/>
           <w:szCs w:val="18"/>
         </w:rPr>
-        <w:t xml:space="preserve">[数据] 存活修士：20人 | 大事件：11件</w:t>
+        <w:t xml:space="preserve">[数据] 存活修士：20人 | 突破：3次 | 大事件：10件</w:t>
       </w:r>
     </w:p>
     <w:p>
@@ -1807,20 +2017,6 @@
           <w:sz w:val="24"/>
           <w:szCs w:val="24"/>
         </w:rPr>
-        <w:t xml:space="preserve">天穹之上，隐隐有灵气漩涡凝聚，那是境界壁障破碎时才有的异象。滚滚灵压自丹田涌出，周身经脉尽皆震鸣——突破了，突破至练气一层！</w:t>
-      </w:r>
-    </w:p>
-    <w:p>
-      <w:pPr>
-        <w:spacing w:after="60" w:before="60" w:line="360"/>
-        <w:ind w:firstLine="480"/>
-      </w:pPr>
-      <w:r>
-        <w:rPr>
-          <w:rFonts w:ascii="宋体" w:cs="宋体" w:eastAsia="宋体" w:hAnsi="宋体"/>
-          <w:sz w:val="24"/>
-          <w:szCs w:val="24"/>
-        </w:rPr>
         <w:t xml:space="preserve">与此同时，各方修士也在暗流中各自筹谋——</w:t>
       </w:r>
     </w:p>
@@ -1835,7 +2031,7 @@
           <w:sz w:val="24"/>
           <w:szCs w:val="24"/>
         </w:rPr>
-        <w:t xml:space="preserve">江湖之上，冯怒潮 练气圆满，却无筑基丹，修炼停滞！，天下局势悄然生变。</w:t>
+        <w:t xml:space="preserve">江湖之上，🔍 铁牛 探索有收获。，天下局势悄然生变。</w:t>
       </w:r>
     </w:p>
     <w:p>
@@ -1866,7 +2062,7 @@
           <w:sz w:val="18"/>
           <w:szCs w:val="18"/>
         </w:rPr>
-        <w:t xml:space="preserve">[数据] 存活修士：20人 | 突破：1次 | 大事件：18件</w:t>
+        <w:t xml:space="preserve">[数据] 存活修士：20人 | 大事件：3件</w:t>
       </w:r>
     </w:p>
     <w:p>
@@ -1911,6 +2107,20 @@
           <w:sz w:val="24"/>
           <w:szCs w:val="24"/>
         </w:rPr>
+        <w:t xml:space="preserve">天穹之上，隐隐有灵气漩涡凝聚，那是境界壁障破碎时才有的异象。滚滚灵压自丹田涌出，周身经脉尽皆震鸣——突破了，突破至练气二层！</w:t>
+      </w:r>
+    </w:p>
+    <w:p>
+      <w:pPr>
+        <w:spacing w:after="60" w:before="60" w:line="360"/>
+        <w:ind w:firstLine="480"/>
+      </w:pPr>
+      <w:r>
+        <w:rPr>
+          <w:rFonts w:ascii="宋体" w:cs="宋体" w:eastAsia="宋体" w:hAnsi="宋体"/>
+          <w:sz w:val="24"/>
+          <w:szCs w:val="24"/>
+        </w:rPr>
         <w:t xml:space="preserve">与此同时，各方修士也在暗流中各自筹谋——</w:t>
       </w:r>
     </w:p>
@@ -1925,7 +2135,7 @@
           <w:sz w:val="24"/>
           <w:szCs w:val="24"/>
         </w:rPr>
-        <w:t xml:space="preserve">江湖之上，魏玄机 练气圆满，却无筑基丹，修炼停滞！，天下局势悄然生变。</w:t>
+        <w:t xml:space="preserve">江湖之上，🔍 姜烟柔 探索有收获。，天下局势悄然生变。</w:t>
       </w:r>
     </w:p>
     <w:p>
@@ -1956,7 +2166,7 @@
           <w:sz w:val="18"/>
           <w:szCs w:val="18"/>
         </w:rPr>
-        <w:t xml:space="preserve">[数据] 存活修士：20人 | 大事件：17件</w:t>
+        <w:t xml:space="preserve">[数据] 存活修士：20人 | 突破：1次 | 大事件：9件</w:t>
       </w:r>
     </w:p>
     <w:p/>

--- a/xianxia_story.docx
+++ b/xianxia_story.docx
@@ -2248,63 +2248,63 @@
           <w:sz w:val="24"/>
           <w:szCs w:val="24"/>
         </w:rPr>
-        <w:t xml:space="preserve">🥇 苏寒衣 ── 元婴期</w:t>
-      </w:r>
-    </w:p>
-    <w:p>
-      <w:pPr>
-        <w:spacing w:after="60" w:before="60" w:line="360"/>
-        <w:ind w:firstLine="480"/>
-      </w:pPr>
-      <w:r>
-        <w:rPr>
-          <w:rFonts w:ascii="宋体" w:cs="宋体" w:eastAsia="宋体" w:hAnsi="宋体"/>
-          <w:sz w:val="24"/>
-          <w:szCs w:val="24"/>
-        </w:rPr>
-        <w:t xml:space="preserve">🥈 青云长老 ── 元婴期</w:t>
-      </w:r>
-    </w:p>
-    <w:p>
-      <w:pPr>
-        <w:spacing w:after="60" w:before="60" w:line="360"/>
-        <w:ind w:firstLine="480"/>
-      </w:pPr>
-      <w:r>
-        <w:rPr>
-          <w:rFonts w:ascii="宋体" w:cs="宋体" w:eastAsia="宋体" w:hAnsi="宋体"/>
-          <w:sz w:val="24"/>
-          <w:szCs w:val="24"/>
-        </w:rPr>
-        <w:t xml:space="preserve">🥉 小宝 ── 练气十二层</w:t>
-      </w:r>
-    </w:p>
-    <w:p>
-      <w:pPr>
-        <w:spacing w:after="60" w:before="60" w:line="360"/>
-        <w:ind w:firstLine="480"/>
-      </w:pPr>
-      <w:r>
-        <w:rPr>
-          <w:rFonts w:ascii="宋体" w:cs="宋体" w:eastAsia="宋体" w:hAnsi="宋体"/>
-          <w:sz w:val="24"/>
-          <w:szCs w:val="24"/>
-        </w:rPr>
-        <w:t xml:space="preserve">4. 魏玄机 ── 练气十二层</w:t>
-      </w:r>
-    </w:p>
-    <w:p>
-      <w:pPr>
-        <w:spacing w:after="60" w:before="60" w:line="360"/>
-        <w:ind w:firstLine="480"/>
-      </w:pPr>
-      <w:r>
-        <w:rPr>
-          <w:rFonts w:ascii="宋体" w:cs="宋体" w:eastAsia="宋体" w:hAnsi="宋体"/>
-          <w:sz w:val="24"/>
-          <w:szCs w:val="24"/>
-        </w:rPr>
-        <w:t xml:space="preserve">5. 红袖添香 ── 练气十二层</w:t>
+        <w:t xml:space="preserve">🥇 青云长老 ── 元婴期</w:t>
+      </w:r>
+    </w:p>
+    <w:p>
+      <w:pPr>
+        <w:spacing w:after="60" w:before="60" w:line="360"/>
+        <w:ind w:firstLine="480"/>
+      </w:pPr>
+      <w:r>
+        <w:rPr>
+          <w:rFonts w:ascii="宋体" w:cs="宋体" w:eastAsia="宋体" w:hAnsi="宋体"/>
+          <w:sz w:val="24"/>
+          <w:szCs w:val="24"/>
+        </w:rPr>
+        <w:t xml:space="preserve">🥈 姜烟柔 ── 练气十层</w:t>
+      </w:r>
+    </w:p>
+    <w:p>
+      <w:pPr>
+        <w:spacing w:after="60" w:before="60" w:line="360"/>
+        <w:ind w:firstLine="480"/>
+      </w:pPr>
+      <w:r>
+        <w:rPr>
+          <w:rFonts w:ascii="宋体" w:cs="宋体" w:eastAsia="宋体" w:hAnsi="宋体"/>
+          <w:sz w:val="24"/>
+          <w:szCs w:val="24"/>
+        </w:rPr>
+        <w:t xml:space="preserve">🥉 裴霜凝 ── 练气九层</w:t>
+      </w:r>
+    </w:p>
+    <w:p>
+      <w:pPr>
+        <w:spacing w:after="60" w:before="60" w:line="360"/>
+        <w:ind w:firstLine="480"/>
+      </w:pPr>
+      <w:r>
+        <w:rPr>
+          <w:rFonts w:ascii="宋体" w:cs="宋体" w:eastAsia="宋体" w:hAnsi="宋体"/>
+          <w:sz w:val="24"/>
+          <w:szCs w:val="24"/>
+        </w:rPr>
+        <w:t xml:space="preserve">4. 谢无殇 ── 练气八层</w:t>
+      </w:r>
+    </w:p>
+    <w:p>
+      <w:pPr>
+        <w:spacing w:after="60" w:before="60" w:line="360"/>
+        <w:ind w:firstLine="480"/>
+      </w:pPr>
+      <w:r>
+        <w:rPr>
+          <w:rFonts w:ascii="宋体" w:cs="宋体" w:eastAsia="宋体" w:hAnsi="宋体"/>
+          <w:sz w:val="24"/>
+          <w:szCs w:val="24"/>
+        </w:rPr>
+        <w:t xml:space="preserve">5. 破碗老爷 ── 练气七层</w:t>
       </w:r>
     </w:p>
     <w:p>
@@ -2332,273 +2332,273 @@
           <w:sz w:val="24"/>
           <w:szCs w:val="24"/>
         </w:rPr>
-        <w:t xml:space="preserve">- **冯怒潮**：练气十二层，进度99%，在wild_lingmai，灵石2178</w:t>
-      </w:r>
-    </w:p>
-    <w:p>
-      <w:pPr>
-        <w:spacing w:after="60" w:before="60" w:line="360"/>
-        <w:ind w:firstLine="480"/>
-      </w:pPr>
-      <w:r>
-        <w:rPr>
-          <w:rFonts w:ascii="宋体" w:cs="宋体" w:eastAsia="宋体" w:hAnsi="宋体"/>
-          <w:sz w:val="24"/>
-          <w:szCs w:val="24"/>
-        </w:rPr>
-        <w:t xml:space="preserve">- **陆霜华**：练气十二层，进度99%，在wild_lingmai，灵石3291</w:t>
-      </w:r>
-    </w:p>
-    <w:p>
-      <w:pPr>
-        <w:spacing w:after="60" w:before="60" w:line="360"/>
-        <w:ind w:firstLine="480"/>
-      </w:pPr>
-      <w:r>
-        <w:rPr>
-          <w:rFonts w:ascii="宋体" w:cs="宋体" w:eastAsia="宋体" w:hAnsi="宋体"/>
-          <w:sz w:val="24"/>
-          <w:szCs w:val="24"/>
-        </w:rPr>
-        <w:t xml:space="preserve">- **苏寒衣**：元婴期，进度100%，在wild_lingmai，灵石4231</w:t>
-      </w:r>
-    </w:p>
-    <w:p>
-      <w:pPr>
-        <w:spacing w:after="60" w:before="60" w:line="360"/>
-        <w:ind w:firstLine="480"/>
-      </w:pPr>
-      <w:r>
-        <w:rPr>
-          <w:rFonts w:ascii="宋体" w:cs="宋体" w:eastAsia="宋体" w:hAnsi="宋体"/>
-          <w:sz w:val="24"/>
-          <w:szCs w:val="24"/>
-        </w:rPr>
-        <w:t xml:space="preserve">- **魏玄机**：练气十二层，进度99%，在wild_ghost_valley，灵石2629</w:t>
-      </w:r>
-    </w:p>
-    <w:p>
-      <w:pPr>
-        <w:spacing w:after="60" w:before="60" w:line="360"/>
-        <w:ind w:firstLine="480"/>
-      </w:pPr>
-      <w:r>
-        <w:rPr>
-          <w:rFonts w:ascii="宋体" w:cs="宋体" w:eastAsia="宋体" w:hAnsi="宋体"/>
-          <w:sz w:val="24"/>
-          <w:szCs w:val="24"/>
-        </w:rPr>
-        <w:t xml:space="preserve">- **孟长歌**：练气十二层，进度100%，在wild_lingmai，灵石2249</w:t>
-      </w:r>
-    </w:p>
-    <w:p>
-      <w:pPr>
-        <w:spacing w:after="60" w:before="60" w:line="360"/>
-        <w:ind w:firstLine="480"/>
-      </w:pPr>
-      <w:r>
-        <w:rPr>
-          <w:rFonts w:ascii="宋体" w:cs="宋体" w:eastAsia="宋体" w:hAnsi="宋体"/>
-          <w:sz w:val="24"/>
-          <w:szCs w:val="24"/>
-        </w:rPr>
-        <w:t xml:space="preserve">- **老赵掌柜**：凡人，进度85%，在city_qingyun，灵石1382</w:t>
-      </w:r>
-    </w:p>
-    <w:p>
-      <w:pPr>
-        <w:spacing w:after="60" w:before="60" w:line="360"/>
-        <w:ind w:firstLine="480"/>
-      </w:pPr>
-      <w:r>
-        <w:rPr>
-          <w:rFonts w:ascii="宋体" w:cs="宋体" w:eastAsia="宋体" w:hAnsi="宋体"/>
-          <w:sz w:val="24"/>
-          <w:szCs w:val="24"/>
-        </w:rPr>
-        <w:t xml:space="preserve">- **小翠**：凡人，进度96%，在wild_lingmai，灵石918</w:t>
-      </w:r>
-    </w:p>
-    <w:p>
-      <w:pPr>
-        <w:spacing w:after="60" w:before="60" w:line="360"/>
-        <w:ind w:firstLine="480"/>
-      </w:pPr>
-      <w:r>
-        <w:rPr>
-          <w:rFonts w:ascii="宋体" w:cs="宋体" w:eastAsia="宋体" w:hAnsi="宋体"/>
-          <w:sz w:val="24"/>
-          <w:szCs w:val="24"/>
-        </w:rPr>
-        <w:t xml:space="preserve">- **万财爷**：练气二层，进度17%，在wild_lingmai，灵石10082</w:t>
-      </w:r>
-    </w:p>
-    <w:p>
-      <w:pPr>
-        <w:spacing w:after="60" w:before="60" w:line="360"/>
-        <w:ind w:firstLine="480"/>
-      </w:pPr>
-      <w:r>
-        <w:rPr>
-          <w:rFonts w:ascii="宋体" w:cs="宋体" w:eastAsia="宋体" w:hAnsi="宋体"/>
-          <w:sz w:val="24"/>
-          <w:szCs w:val="24"/>
-        </w:rPr>
-        <w:t xml:space="preserve">- **红袖添香**：练气十二层，进度99%，在wild_lingmai，灵石4292</w:t>
-      </w:r>
-    </w:p>
-    <w:p>
-      <w:pPr>
-        <w:spacing w:after="60" w:before="60" w:line="360"/>
-        <w:ind w:firstLine="480"/>
-      </w:pPr>
-      <w:r>
-        <w:rPr>
-          <w:rFonts w:ascii="宋体" w:cs="宋体" w:eastAsia="宋体" w:hAnsi="宋体"/>
-          <w:sz w:val="24"/>
-          <w:szCs w:val="24"/>
-        </w:rPr>
-        <w:t xml:space="preserve">- **铁牛**：练气十二层，进度50%，在wild_lingmai，灵石1715</w:t>
-      </w:r>
-    </w:p>
-    <w:p>
-      <w:pPr>
-        <w:spacing w:after="60" w:before="60" w:line="360"/>
-        <w:ind w:firstLine="480"/>
-      </w:pPr>
-      <w:r>
-        <w:rPr>
-          <w:rFonts w:ascii="宋体" w:cs="宋体" w:eastAsia="宋体" w:hAnsi="宋体"/>
-          <w:sz w:val="24"/>
-          <w:szCs w:val="24"/>
-        </w:rPr>
-        <w:t xml:space="preserve">- **破碗老爷**：练气十二层，进度99%，在wild_lingmai，灵石841</w:t>
-      </w:r>
-    </w:p>
-    <w:p>
-      <w:pPr>
-        <w:spacing w:after="60" w:before="60" w:line="360"/>
-        <w:ind w:firstLine="480"/>
-      </w:pPr>
-      <w:r>
-        <w:rPr>
-          <w:rFonts w:ascii="宋体" w:cs="宋体" w:eastAsia="宋体" w:hAnsi="宋体"/>
-          <w:sz w:val="24"/>
-          <w:szCs w:val="24"/>
-        </w:rPr>
-        <w:t xml:space="preserve">- **老李头**：凡人，进度96%，在wild_lingmai，灵石1567</w:t>
-      </w:r>
-    </w:p>
-    <w:p>
-      <w:pPr>
-        <w:spacing w:after="60" w:before="60" w:line="360"/>
-        <w:ind w:firstLine="480"/>
-      </w:pPr>
-      <w:r>
-        <w:rPr>
-          <w:rFonts w:ascii="宋体" w:cs="宋体" w:eastAsia="宋体" w:hAnsi="宋体"/>
-          <w:sz w:val="24"/>
-          <w:szCs w:val="24"/>
-        </w:rPr>
-        <w:t xml:space="preserve">- **刘二蛋**：凡人，进度81%，在wild_lingmai，灵石1464</w:t>
-      </w:r>
-    </w:p>
-    <w:p>
-      <w:pPr>
-        <w:spacing w:after="60" w:before="60" w:line="360"/>
-        <w:ind w:firstLine="480"/>
-      </w:pPr>
-      <w:r>
-        <w:rPr>
-          <w:rFonts w:ascii="宋体" w:cs="宋体" w:eastAsia="宋体" w:hAnsi="宋体"/>
-          <w:sz w:val="24"/>
-          <w:szCs w:val="24"/>
-        </w:rPr>
-        <w:t xml:space="preserve">- **王捕头**：练气十一层，进度50%，在wild_lingmai，灵石1358</w:t>
-      </w:r>
-    </w:p>
-    <w:p>
-      <w:pPr>
-        <w:spacing w:after="60" w:before="60" w:line="360"/>
-        <w:ind w:firstLine="480"/>
-      </w:pPr>
-      <w:r>
-        <w:rPr>
-          <w:rFonts w:ascii="宋体" w:cs="宋体" w:eastAsia="宋体" w:hAnsi="宋体"/>
-          <w:sz w:val="24"/>
-          <w:szCs w:val="24"/>
-        </w:rPr>
-        <w:t xml:space="preserve">- **青云长老**：元婴期，进度100%，在city_qingyun，灵石50956</w:t>
-      </w:r>
-    </w:p>
-    <w:p>
-      <w:pPr>
-        <w:spacing w:after="60" w:before="60" w:line="360"/>
-        <w:ind w:firstLine="480"/>
-      </w:pPr>
-      <w:r>
-        <w:rPr>
-          <w:rFonts w:ascii="宋体" w:cs="宋体" w:eastAsia="宋体" w:hAnsi="宋体"/>
-          <w:sz w:val="24"/>
-          <w:szCs w:val="24"/>
-        </w:rPr>
-        <w:t xml:space="preserve">- **梨花娘子**：凡人，进度82%，在wild_lingmai，灵石1115</w:t>
-      </w:r>
-    </w:p>
-    <w:p>
-      <w:pPr>
-        <w:spacing w:after="60" w:before="60" w:line="360"/>
-        <w:ind w:firstLine="480"/>
-      </w:pPr>
-      <w:r>
-        <w:rPr>
-          <w:rFonts w:ascii="宋体" w:cs="宋体" w:eastAsia="宋体" w:hAnsi="宋体"/>
-          <w:sz w:val="24"/>
-          <w:szCs w:val="24"/>
-        </w:rPr>
-        <w:t xml:space="preserve">- **小宝**：练气十二层，进度99%，在city_qingyun，灵石1471</w:t>
-      </w:r>
-    </w:p>
-    <w:p>
-      <w:pPr>
-        <w:spacing w:after="60" w:before="60" w:line="360"/>
-        <w:ind w:firstLine="480"/>
-      </w:pPr>
-      <w:r>
-        <w:rPr>
-          <w:rFonts w:ascii="宋体" w:cs="宋体" w:eastAsia="宋体" w:hAnsi="宋体"/>
-          <w:sz w:val="24"/>
-          <w:szCs w:val="24"/>
-        </w:rPr>
-        <w:t xml:space="preserve">- **黑风寨主**：练气七层，进度28%，在city_qingyun，灵石1577</w:t>
-      </w:r>
-    </w:p>
-    <w:p>
-      <w:pPr>
-        <w:spacing w:after="60" w:before="60" w:line="360"/>
-        <w:ind w:firstLine="480"/>
-      </w:pPr>
-      <w:r>
-        <w:rPr>
-          <w:rFonts w:ascii="宋体" w:cs="宋体" w:eastAsia="宋体" w:hAnsi="宋体"/>
-          <w:sz w:val="24"/>
-          <w:szCs w:val="24"/>
-        </w:rPr>
-        <w:t xml:space="preserve">- **玄机道长**：练气一层，进度2%，在city_qingyun，灵石1444</w:t>
-      </w:r>
-    </w:p>
-    <w:p>
-      <w:pPr>
-        <w:spacing w:after="60" w:before="60" w:line="360"/>
-        <w:ind w:firstLine="480"/>
-      </w:pPr>
-      <w:r>
-        <w:rPr>
-          <w:rFonts w:ascii="宋体" w:cs="宋体" w:eastAsia="宋体" w:hAnsi="宋体"/>
-          <w:sz w:val="24"/>
-          <w:szCs w:val="24"/>
-        </w:rPr>
-        <w:t xml:space="preserve">- **陈神医**：练气九层，进度30%，在wild_lingmai，灵石1723</w:t>
+        <w:t xml:space="preserve">- **谢无殇**：练气八层，进度68%，在wild_lingmai，灵石1529</w:t>
+      </w:r>
+    </w:p>
+    <w:p>
+      <w:pPr>
+        <w:spacing w:after="60" w:before="60" w:line="360"/>
+        <w:ind w:firstLine="480"/>
+      </w:pPr>
+      <w:r>
+        <w:rPr>
+          <w:rFonts w:ascii="宋体" w:cs="宋体" w:eastAsia="宋体" w:hAnsi="宋体"/>
+          <w:sz w:val="24"/>
+          <w:szCs w:val="24"/>
+        </w:rPr>
+        <w:t xml:space="preserve">- **许流年**：练气九层，进度84%，在wild_lingmai，灵石1287</w:t>
+      </w:r>
+    </w:p>
+    <w:p>
+      <w:pPr>
+        <w:spacing w:after="60" w:before="60" w:line="360"/>
+        <w:ind w:firstLine="480"/>
+      </w:pPr>
+      <w:r>
+        <w:rPr>
+          <w:rFonts w:ascii="宋体" w:cs="宋体" w:eastAsia="宋体" w:hAnsi="宋体"/>
+          <w:sz w:val="24"/>
+          <w:szCs w:val="24"/>
+        </w:rPr>
+        <w:t xml:space="preserve">- **周天问**：练气六层，进度66%，在wild_lingmai，灵石3738</w:t>
+      </w:r>
+    </w:p>
+    <w:p>
+      <w:pPr>
+        <w:spacing w:after="60" w:before="60" w:line="360"/>
+        <w:ind w:firstLine="480"/>
+      </w:pPr>
+      <w:r>
+        <w:rPr>
+          <w:rFonts w:ascii="宋体" w:cs="宋体" w:eastAsia="宋体" w:hAnsi="宋体"/>
+          <w:sz w:val="24"/>
+          <w:szCs w:val="24"/>
+        </w:rPr>
+        <w:t xml:space="preserve">- **姜烟柔**：练气十层，进度30%，在wild_lingmai，灵石299</w:t>
+      </w:r>
+    </w:p>
+    <w:p>
+      <w:pPr>
+        <w:spacing w:after="60" w:before="60" w:line="360"/>
+        <w:ind w:firstLine="480"/>
+      </w:pPr>
+      <w:r>
+        <w:rPr>
+          <w:rFonts w:ascii="宋体" w:cs="宋体" w:eastAsia="宋体" w:hAnsi="宋体"/>
+          <w:sz w:val="24"/>
+          <w:szCs w:val="24"/>
+        </w:rPr>
+        <w:t xml:space="preserve">- **裴霜凝**：练气九层，进度53%，在wild_lingmai，灵石787</w:t>
+      </w:r>
+    </w:p>
+    <w:p>
+      <w:pPr>
+        <w:spacing w:after="60" w:before="60" w:line="360"/>
+        <w:ind w:firstLine="480"/>
+      </w:pPr>
+      <w:r>
+        <w:rPr>
+          <w:rFonts w:ascii="宋体" w:cs="宋体" w:eastAsia="宋体" w:hAnsi="宋体"/>
+          <w:sz w:val="24"/>
+          <w:szCs w:val="24"/>
+        </w:rPr>
+        <w:t xml:space="preserve">- **老赵掌柜**：凡人，进度21%，在city_qingyun，灵石817</w:t>
+      </w:r>
+    </w:p>
+    <w:p>
+      <w:pPr>
+        <w:spacing w:after="60" w:before="60" w:line="360"/>
+        <w:ind w:firstLine="480"/>
+      </w:pPr>
+      <w:r>
+        <w:rPr>
+          <w:rFonts w:ascii="宋体" w:cs="宋体" w:eastAsia="宋体" w:hAnsi="宋体"/>
+          <w:sz w:val="24"/>
+          <w:szCs w:val="24"/>
+        </w:rPr>
+        <w:t xml:space="preserve">- **小翠**：凡人，进度14%，在city_qingyun，灵石583</w:t>
+      </w:r>
+    </w:p>
+    <w:p>
+      <w:pPr>
+        <w:spacing w:after="60" w:before="60" w:line="360"/>
+        <w:ind w:firstLine="480"/>
+      </w:pPr>
+      <w:r>
+        <w:rPr>
+          <w:rFonts w:ascii="宋体" w:cs="宋体" w:eastAsia="宋体" w:hAnsi="宋体"/>
+          <w:sz w:val="24"/>
+          <w:szCs w:val="24"/>
+        </w:rPr>
+        <w:t xml:space="preserve">- **万财爷**：练气一层，进度41%，在wild_lingmai，灵石8656</w:t>
+      </w:r>
+    </w:p>
+    <w:p>
+      <w:pPr>
+        <w:spacing w:after="60" w:before="60" w:line="360"/>
+        <w:ind w:firstLine="480"/>
+      </w:pPr>
+      <w:r>
+        <w:rPr>
+          <w:rFonts w:ascii="宋体" w:cs="宋体" w:eastAsia="宋体" w:hAnsi="宋体"/>
+          <w:sz w:val="24"/>
+          <w:szCs w:val="24"/>
+        </w:rPr>
+        <w:t xml:space="preserve">- **红袖添香**：练气五层，进度38%，在wild_lingmai，灵石2246</w:t>
+      </w:r>
+    </w:p>
+    <w:p>
+      <w:pPr>
+        <w:spacing w:after="60" w:before="60" w:line="360"/>
+        <w:ind w:firstLine="480"/>
+      </w:pPr>
+      <w:r>
+        <w:rPr>
+          <w:rFonts w:ascii="宋体" w:cs="宋体" w:eastAsia="宋体" w:hAnsi="宋体"/>
+          <w:sz w:val="24"/>
+          <w:szCs w:val="24"/>
+        </w:rPr>
+        <w:t xml:space="preserve">- **铁牛**：练气四层，进度27%，在wild_lingmai，灵石636</w:t>
+      </w:r>
+    </w:p>
+    <w:p>
+      <w:pPr>
+        <w:spacing w:after="60" w:before="60" w:line="360"/>
+        <w:ind w:firstLine="480"/>
+      </w:pPr>
+      <w:r>
+        <w:rPr>
+          <w:rFonts w:ascii="宋体" w:cs="宋体" w:eastAsia="宋体" w:hAnsi="宋体"/>
+          <w:sz w:val="24"/>
+          <w:szCs w:val="24"/>
+        </w:rPr>
+        <w:t xml:space="preserve">- **破碗老爷**：练气七层，进度38%，在wild_lingmai，灵石426</w:t>
+      </w:r>
+    </w:p>
+    <w:p>
+      <w:pPr>
+        <w:spacing w:after="60" w:before="60" w:line="360"/>
+        <w:ind w:firstLine="480"/>
+      </w:pPr>
+      <w:r>
+        <w:rPr>
+          <w:rFonts w:ascii="宋体" w:cs="宋体" w:eastAsia="宋体" w:hAnsi="宋体"/>
+          <w:sz w:val="24"/>
+          <w:szCs w:val="24"/>
+        </w:rPr>
+        <w:t xml:space="preserve">- **老李头**：凡人，进度11%，在city_qingyun，灵石10</w:t>
+      </w:r>
+    </w:p>
+    <w:p>
+      <w:pPr>
+        <w:spacing w:after="60" w:before="60" w:line="360"/>
+        <w:ind w:firstLine="480"/>
+      </w:pPr>
+      <w:r>
+        <w:rPr>
+          <w:rFonts w:ascii="宋体" w:cs="宋体" w:eastAsia="宋体" w:hAnsi="宋体"/>
+          <w:sz w:val="24"/>
+          <w:szCs w:val="24"/>
+        </w:rPr>
+        <w:t xml:space="preserve">- **刘二蛋**：凡人，进度12%，在city_qingyun，灵石838</w:t>
+      </w:r>
+    </w:p>
+    <w:p>
+      <w:pPr>
+        <w:spacing w:after="60" w:before="60" w:line="360"/>
+        <w:ind w:firstLine="480"/>
+      </w:pPr>
+      <w:r>
+        <w:rPr>
+          <w:rFonts w:ascii="宋体" w:cs="宋体" w:eastAsia="宋体" w:hAnsi="宋体"/>
+          <w:sz w:val="24"/>
+          <w:szCs w:val="24"/>
+        </w:rPr>
+        <w:t xml:space="preserve">- **王捕头**：练气三层，进度75%，在wild_lingmai，灵石507</w:t>
+      </w:r>
+    </w:p>
+    <w:p>
+      <w:pPr>
+        <w:spacing w:after="60" w:before="60" w:line="360"/>
+        <w:ind w:firstLine="480"/>
+      </w:pPr>
+      <w:r>
+        <w:rPr>
+          <w:rFonts w:ascii="宋体" w:cs="宋体" w:eastAsia="宋体" w:hAnsi="宋体"/>
+          <w:sz w:val="24"/>
+          <w:szCs w:val="24"/>
+        </w:rPr>
+        <w:t xml:space="preserve">- **青云长老**：元婴期，进度100%，在city_qingyun，灵石50286</w:t>
+      </w:r>
+    </w:p>
+    <w:p>
+      <w:pPr>
+        <w:spacing w:after="60" w:before="60" w:line="360"/>
+        <w:ind w:firstLine="480"/>
+      </w:pPr>
+      <w:r>
+        <w:rPr>
+          <w:rFonts w:ascii="宋体" w:cs="宋体" w:eastAsia="宋体" w:hAnsi="宋体"/>
+          <w:sz w:val="24"/>
+          <w:szCs w:val="24"/>
+        </w:rPr>
+        <w:t xml:space="preserve">- **梨花娘子**：凡人，进度16%，在city_qingyun，灵石316</w:t>
+      </w:r>
+    </w:p>
+    <w:p>
+      <w:pPr>
+        <w:spacing w:after="60" w:before="60" w:line="360"/>
+        <w:ind w:firstLine="480"/>
+      </w:pPr>
+      <w:r>
+        <w:rPr>
+          <w:rFonts w:ascii="宋体" w:cs="宋体" w:eastAsia="宋体" w:hAnsi="宋体"/>
+          <w:sz w:val="24"/>
+          <w:szCs w:val="24"/>
+        </w:rPr>
+        <w:t xml:space="preserve">- **小宝**：练气三层，进度75%，在wild_lingmai，灵石0</w:t>
+      </w:r>
+    </w:p>
+    <w:p>
+      <w:pPr>
+        <w:spacing w:after="60" w:before="60" w:line="360"/>
+        <w:ind w:firstLine="480"/>
+      </w:pPr>
+      <w:r>
+        <w:rPr>
+          <w:rFonts w:ascii="宋体" w:cs="宋体" w:eastAsia="宋体" w:hAnsi="宋体"/>
+          <w:sz w:val="24"/>
+          <w:szCs w:val="24"/>
+        </w:rPr>
+        <w:t xml:space="preserve">- **黑风寨主**：练气二层，进度3%，在wild_lingmai，灵石696</w:t>
+      </w:r>
+    </w:p>
+    <w:p>
+      <w:pPr>
+        <w:spacing w:after="60" w:before="60" w:line="360"/>
+        <w:ind w:firstLine="480"/>
+      </w:pPr>
+      <w:r>
+        <w:rPr>
+          <w:rFonts w:ascii="宋体" w:cs="宋体" w:eastAsia="宋体" w:hAnsi="宋体"/>
+          <w:sz w:val="24"/>
+          <w:szCs w:val="24"/>
+        </w:rPr>
+        <w:t xml:space="preserve">- **玄机道长**：凡人，进度11%，在wild_lingmai，灵石328</w:t>
+      </w:r>
+    </w:p>
+    <w:p>
+      <w:pPr>
+        <w:spacing w:after="60" w:before="60" w:line="360"/>
+        <w:ind w:firstLine="480"/>
+      </w:pPr>
+      <w:r>
+        <w:rPr>
+          <w:rFonts w:ascii="宋体" w:cs="宋体" w:eastAsia="宋体" w:hAnsi="宋体"/>
+          <w:sz w:val="24"/>
+          <w:szCs w:val="24"/>
+        </w:rPr>
+        <w:t xml:space="preserve">- **陈神医**：练气二层，进度55%，在wild_lingmai，灵石782</w:t>
       </w:r>
     </w:p>
     <w:p>
@@ -2654,7 +2654,49 @@
           <w:sz w:val="24"/>
           <w:szCs w:val="24"/>
         </w:rPr>
-        <w:t xml:space="preserve">- 第1回合，天地间的棋局又落下了一颗子。🔍 孟长歌 探索有收获。 🔍 老李头 探索有收获。</w:t>
+        <w:t xml:space="preserve">- 第1回合，天地间的棋局又落下了一颗子。🔍 梨花娘子 探索有收获。 🔍 陈神医 探索有收获。</w:t>
+      </w:r>
+    </w:p>
+    <w:p>
+      <w:pPr>
+        <w:spacing w:after="60" w:before="60" w:line="360"/>
+        <w:ind w:firstLine="480"/>
+      </w:pPr>
+      <w:r>
+        <w:rPr>
+          <w:rFonts w:ascii="宋体" w:cs="宋体" w:eastAsia="宋体" w:hAnsi="宋体"/>
+          <w:sz w:val="24"/>
+          <w:szCs w:val="24"/>
+        </w:rPr>
+        <w:t xml:space="preserve">- 灵脉的气息若隐若现，修士们为了它蠢蠢欲动。</w:t>
+      </w:r>
+    </w:p>
+    <w:p>
+      <w:pPr>
+        <w:spacing w:after="60" w:before="60" w:line="360"/>
+        <w:ind w:firstLine="480"/>
+      </w:pPr>
+      <w:r>
+        <w:rPr>
+          <w:rFonts w:ascii="宋体" w:cs="宋体" w:eastAsia="宋体" w:hAnsi="宋体"/>
+          <w:sz w:val="24"/>
+          <w:szCs w:val="24"/>
+        </w:rPr>
+        <w:t xml:space="preserve">- 第2回合，天地间的棋局又落下了一颗子。🔍 黑风寨主 探索有收获。</w:t>
+      </w:r>
+    </w:p>
+    <w:p>
+      <w:pPr>
+        <w:spacing w:after="60" w:before="60" w:line="360"/>
+        <w:ind w:firstLine="480"/>
+      </w:pPr>
+      <w:r>
+        <w:rPr>
+          <w:rFonts w:ascii="宋体" w:cs="宋体" w:eastAsia="宋体" w:hAnsi="宋体"/>
+          <w:sz w:val="24"/>
+          <w:szCs w:val="24"/>
+        </w:rPr>
+        <w:t xml:space="preserve">- 血与剑的故事从未停歇，第3月，又是新的一章。🔍 陈神医 探索有收获。</w:t>
       </w:r>
     </w:p>
     <w:p>
@@ -2682,7 +2724,35 @@
           <w:sz w:val="24"/>
           <w:szCs w:val="24"/>
         </w:rPr>
-        <w:t xml:space="preserve">- 血与剑的故事从未停歇，第2月，又是新的一章。⚠️ 冯怒潮 练气圆满，却无筑基丹，修炼停滞！ 🔍 魏玄机 探索有收获。</w:t>
+        <w:t xml:space="preserve">- 第4月，苍渺大陆的暗流继续涌动。🔍 许流年 探索有收获。 🔍 老赵掌柜 探索有收获。</w:t>
+      </w:r>
+    </w:p>
+    <w:p>
+      <w:pPr>
+        <w:spacing w:after="60" w:before="60" w:line="360"/>
+        <w:ind w:firstLine="480"/>
+      </w:pPr>
+      <w:r>
+        <w:rPr>
+          <w:rFonts w:ascii="宋体" w:cs="宋体" w:eastAsia="宋体" w:hAnsi="宋体"/>
+          <w:sz w:val="24"/>
+          <w:szCs w:val="24"/>
+        </w:rPr>
+        <w:t xml:space="preserve">- 第5回合，天地间的棋局又落下了一颗子。1名修士境界突破。 ✨ 姜烟柔 修为精进，突破至【练气九层】！</w:t>
+      </w:r>
+    </w:p>
+    <w:p>
+      <w:pPr>
+        <w:spacing w:after="60" w:before="60" w:line="360"/>
+        <w:ind w:firstLine="480"/>
+      </w:pPr>
+      <w:r>
+        <w:rPr>
+          <w:rFonts w:ascii="宋体" w:cs="宋体" w:eastAsia="宋体" w:hAnsi="宋体"/>
+          <w:sz w:val="24"/>
+          <w:szCs w:val="24"/>
+        </w:rPr>
+        <w:t xml:space="preserve">- 第6回合，天地间的棋局又落下了一颗子。表面平静，暗流涌动——每一名修士都在积蓄力量。</w:t>
       </w:r>
     </w:p>
     <w:p>
@@ -2710,77 +2780,7 @@
           <w:sz w:val="24"/>
           <w:szCs w:val="24"/>
         </w:rPr>
-        <w:t xml:space="preserve">- 岁月如刀，3月已过。🔍 魏玄机 探索有收获。 🔍 老赵掌柜 探索有收获。修仙之路，从不平静。</w:t>
-      </w:r>
-    </w:p>
-    <w:p>
-      <w:pPr>
-        <w:spacing w:after="60" w:before="60" w:line="360"/>
-        <w:ind w:firstLine="480"/>
-      </w:pPr>
-      <w:r>
-        <w:rPr>
-          <w:rFonts w:ascii="宋体" w:cs="宋体" w:eastAsia="宋体" w:hAnsi="宋体"/>
-          <w:sz w:val="24"/>
-          <w:szCs w:val="24"/>
-        </w:rPr>
-        <w:t xml:space="preserve">- 第4月，苍渺大陆的暗流继续涌动。⚠️ 孟长歌 练气圆满，却无筑基丹，修炼停滞！ ⚠️ 红袖添香 练气圆满，却无筑基丹，修炼停滞！</w:t>
-      </w:r>
-    </w:p>
-    <w:p>
-      <w:pPr>
-        <w:spacing w:after="60" w:before="60" w:line="360"/>
-        <w:ind w:firstLine="480"/>
-      </w:pPr>
-      <w:r>
-        <w:rPr>
-          <w:rFonts w:ascii="宋体" w:cs="宋体" w:eastAsia="宋体" w:hAnsi="宋体"/>
-          <w:sz w:val="24"/>
-          <w:szCs w:val="24"/>
-        </w:rPr>
-        <w:t xml:space="preserve">- 岁月如刀，5月已过。⚠️ 冯怒潮 练气圆满，却无筑基丹，修炼停滞！ ⚠️ 魏玄机 练气圆满，却无筑基丹，修炼停滞！修仙之路，从不平静。</w:t>
-      </w:r>
-    </w:p>
-    <w:p>
-      <w:pPr>
-        <w:spacing w:after="60" w:before="60" w:line="360"/>
-        <w:ind w:firstLine="480"/>
-      </w:pPr>
-      <w:r>
-        <w:rPr>
-          <w:rFonts w:ascii="宋体" w:cs="宋体" w:eastAsia="宋体" w:hAnsi="宋体"/>
-          <w:sz w:val="24"/>
-          <w:szCs w:val="24"/>
-        </w:rPr>
-        <w:t xml:space="preserve">- 坊市中人声鼎沸，各路散修低声交流着最近的情报。</w:t>
-      </w:r>
-    </w:p>
-    <w:p>
-      <w:pPr>
-        <w:spacing w:after="60" w:before="60" w:line="360"/>
-        <w:ind w:firstLine="480"/>
-      </w:pPr>
-      <w:r>
-        <w:rPr>
-          <w:rFonts w:ascii="宋体" w:cs="宋体" w:eastAsia="宋体" w:hAnsi="宋体"/>
-          <w:sz w:val="24"/>
-          <w:szCs w:val="24"/>
-        </w:rPr>
-        <w:t xml:space="preserve">- 第6回合，天地间的棋局又落下了一颗子。🔍 冯怒潮 探索有收获。 🔍 陆霜华 探索有收获。</w:t>
-      </w:r>
-    </w:p>
-    <w:p>
-      <w:pPr>
-        <w:spacing w:after="60" w:before="60" w:line="360"/>
-        <w:ind w:firstLine="480"/>
-      </w:pPr>
-      <w:r>
-        <w:rPr>
-          <w:rFonts w:ascii="宋体" w:cs="宋体" w:eastAsia="宋体" w:hAnsi="宋体"/>
-          <w:sz w:val="24"/>
-          <w:szCs w:val="24"/>
-        </w:rPr>
-        <w:t xml:space="preserve">- 灵脉的气息若隐若现，修士们为了它蠢蠢欲动。</w:t>
+        <w:t xml:space="preserve">- 第7月，苍渺大陆的暗流继续涌动。🔍 老赵掌柜 探索有收获。</w:t>
       </w:r>
     </w:p>
     <w:p>
@@ -2808,7 +2808,7 @@
           <w:sz w:val="24"/>
           <w:szCs w:val="24"/>
         </w:rPr>
-        <w:t xml:space="preserve">- 战斗次数：0 | 通缉人数：0 | 盟约：0 | 累计死亡：0</w:t>
+        <w:t xml:space="preserve">- 战斗次数：0 | 通缉人数：1 | 盟约：0 | 累计死亡：0</w:t>
       </w:r>
     </w:p>
     <w:p>

--- a/xianxia_story.docx
+++ b/xianxia_story.docx
@@ -103,20 +103,6 @@
           <w:sz w:val="24"/>
           <w:szCs w:val="24"/>
         </w:rPr>
-        <w:t xml:space="preserve">突破的那一刻，天地间仿佛静止了。丹田深处，一道桎梏轰然崩碎，磅礴的灵力如决堤洪流喷薄而出——练气九层，终于踏上了新的境界。</w:t>
-      </w:r>
-    </w:p>
-    <w:p>
-      <w:pPr>
-        <w:spacing w:after="60" w:before="60" w:line="360"/>
-        <w:ind w:firstLine="480"/>
-      </w:pPr>
-      <w:r>
-        <w:rPr>
-          <w:rFonts w:ascii="宋体" w:cs="宋体" w:eastAsia="宋体" w:hAnsi="宋体"/>
-          <w:sz w:val="24"/>
-          <w:szCs w:val="24"/>
-        </w:rPr>
         <w:t xml:space="preserve">与此同时，各方修士也在暗流中各自筹谋——</w:t>
       </w:r>
     </w:p>
@@ -131,7 +117,7 @@
           <w:sz w:val="24"/>
           <w:szCs w:val="24"/>
         </w:rPr>
-        <w:t xml:space="preserve">江湖之上，🔍 梨花娘子 探索有收获。，天下局势悄然生变。</w:t>
+        <w:t xml:space="preserve">江湖之上，🔍 孟长歌 探索有收获。，天下局势悄然生变。</w:t>
       </w:r>
     </w:p>
     <w:p>
@@ -162,7 +148,7 @@
           <w:sz w:val="18"/>
           <w:szCs w:val="18"/>
         </w:rPr>
-        <w:t xml:space="preserve">[数据] 存活修士：20人 | 突破：1次 | 大事件：7件</w:t>
+        <w:t xml:space="preserve">[数据] 存活修士：20人 | 大事件：19件</w:t>
       </w:r>
     </w:p>
     <w:p>
@@ -221,7 +207,7 @@
           <w:sz w:val="24"/>
           <w:szCs w:val="24"/>
         </w:rPr>
-        <w:t xml:space="preserve">江湖之上，🔍 老赵掌柜 探索有收获。，天下局势悄然生变。</w:t>
+        <w:t xml:space="preserve">江湖之上，🔍 冯怒潮 探索有收获。，天下局势悄然生变。</w:t>
       </w:r>
     </w:p>
     <w:p>
@@ -252,7 +238,7 @@
           <w:sz w:val="18"/>
           <w:szCs w:val="18"/>
         </w:rPr>
-        <w:t xml:space="preserve">[数据] 存活修士：20人 | 大事件：8件</w:t>
+        <w:t xml:space="preserve">[数据] 存活修士：20人 | 大事件：17件</w:t>
       </w:r>
     </w:p>
     <w:p>
@@ -297,34 +283,6 @@
           <w:sz w:val="24"/>
           <w:szCs w:val="24"/>
         </w:rPr>
-        <w:t xml:space="preserve">天穹之上，隐隐有灵气漩涡凝聚，那是境界壁障破碎时才有的异象。滚滚灵压自丹田涌出，周身经脉尽皆震鸣——突破了，突破至练气七层！</w:t>
-      </w:r>
-    </w:p>
-    <w:p>
-      <w:pPr>
-        <w:spacing w:after="60" w:before="60" w:line="360"/>
-        <w:ind w:firstLine="480"/>
-      </w:pPr>
-      <w:r>
-        <w:rPr>
-          <w:rFonts w:ascii="宋体" w:cs="宋体" w:eastAsia="宋体" w:hAnsi="宋体"/>
-          <w:sz w:val="24"/>
-          <w:szCs w:val="24"/>
-        </w:rPr>
-        <w:t xml:space="preserve">天穹之上，隐隐有灵气漩涡凝聚，那是境界壁障破碎时才有的异象。滚滚灵压自丹田涌出，周身经脉尽皆震鸣——突破了，突破至【练气七层】！！</w:t>
-      </w:r>
-    </w:p>
-    <w:p>
-      <w:pPr>
-        <w:spacing w:after="60" w:before="60" w:line="360"/>
-        <w:ind w:firstLine="480"/>
-      </w:pPr>
-      <w:r>
-        <w:rPr>
-          <w:rFonts w:ascii="宋体" w:cs="宋体" w:eastAsia="宋体" w:hAnsi="宋体"/>
-          <w:sz w:val="24"/>
-          <w:szCs w:val="24"/>
-        </w:rPr>
         <w:t xml:space="preserve">与此同时，各方修士也在暗流中各自筹谋——</w:t>
       </w:r>
     </w:p>
@@ -339,7 +297,7 @@
           <w:sz w:val="24"/>
           <w:szCs w:val="24"/>
         </w:rPr>
-        <w:t xml:space="preserve">江湖之上，✨ 谢无殇 修为精进，突破至，天下局势悄然生变。</w:t>
+        <w:t xml:space="preserve">江湖之上，冯怒潮 练气圆满，却无筑基丹，修炼停滞！，天下局势悄然生变。</w:t>
       </w:r>
     </w:p>
     <w:p>
@@ -370,7 +328,7 @@
           <w:sz w:val="18"/>
           <w:szCs w:val="18"/>
         </w:rPr>
-        <w:t xml:space="preserve">[数据] 存活修士：20人 | 突破：1次 | 大事件：11件</w:t>
+        <w:t xml:space="preserve">[数据] 存活修士：20人 | 大事件：14件</w:t>
       </w:r>
     </w:p>
     <w:p>
@@ -415,6 +373,34 @@
           <w:sz w:val="24"/>
           <w:szCs w:val="24"/>
         </w:rPr>
+        <w:t xml:space="preserve">突破的那一刻，天地间仿佛静止了。丹田深处，一道桎梏轰然崩碎，磅礴的灵力如决堤洪流喷薄而出——练气十一层，终于踏上了新的境界。</w:t>
+      </w:r>
+    </w:p>
+    <w:p>
+      <w:pPr>
+        <w:spacing w:after="60" w:before="60" w:line="360"/>
+        <w:ind w:firstLine="480"/>
+      </w:pPr>
+      <w:r>
+        <w:rPr>
+          <w:rFonts w:ascii="宋体" w:cs="宋体" w:eastAsia="宋体" w:hAnsi="宋体"/>
+          <w:sz w:val="24"/>
+          <w:szCs w:val="24"/>
+        </w:rPr>
+        <w:t xml:space="preserve">突破的那一刻，天地间仿佛静止了。丹田深处，一道桎梏轰然崩碎，磅礴的灵力如决堤洪流喷薄而出——【练气十一层】！修仙之路，终于踏上了新的境界。</w:t>
+      </w:r>
+    </w:p>
+    <w:p>
+      <w:pPr>
+        <w:spacing w:after="60" w:before="60" w:line="360"/>
+        <w:ind w:firstLine="480"/>
+      </w:pPr>
+      <w:r>
+        <w:rPr>
+          <w:rFonts w:ascii="宋体" w:cs="宋体" w:eastAsia="宋体" w:hAnsi="宋体"/>
+          <w:sz w:val="24"/>
+          <w:szCs w:val="24"/>
+        </w:rPr>
         <w:t xml:space="preserve">与此同时，各方修士也在暗流中各自筹谋——</w:t>
       </w:r>
     </w:p>
@@ -429,7 +415,7 @@
           <w:sz w:val="24"/>
           <w:szCs w:val="24"/>
         </w:rPr>
-        <w:t xml:space="preserve">江湖之上，🔍 周天问 探索有收获。，天下局势悄然生变。</w:t>
+        <w:t xml:space="preserve">江湖之上，冯怒潮 练气圆满，却无筑基丹，修炼停滞！，天下局势悄然生变。</w:t>
       </w:r>
     </w:p>
     <w:p>
@@ -460,7 +446,7 @@
           <w:sz w:val="18"/>
           <w:szCs w:val="18"/>
         </w:rPr>
-        <w:t xml:space="preserve">[数据] 存活修士：20人 | 大事件：4件</w:t>
+        <w:t xml:space="preserve">[数据] 存活修士：20人 | 突破：1次 | 大事件：18件</w:t>
       </w:r>
     </w:p>
     <w:p>
@@ -505,34 +491,6 @@
           <w:sz w:val="24"/>
           <w:szCs w:val="24"/>
         </w:rPr>
-        <w:t xml:space="preserve">突破的那一刻，天地间仿佛静止了。丹田深处，一道桎梏轰然崩碎，磅礴的灵力如决堤洪流喷薄而出——练气八层，终于踏上了新的境界。</w:t>
-      </w:r>
-    </w:p>
-    <w:p>
-      <w:pPr>
-        <w:spacing w:after="60" w:before="60" w:line="360"/>
-        <w:ind w:firstLine="480"/>
-      </w:pPr>
-      <w:r>
-        <w:rPr>
-          <w:rFonts w:ascii="宋体" w:cs="宋体" w:eastAsia="宋体" w:hAnsi="宋体"/>
-          <w:sz w:val="24"/>
-          <w:szCs w:val="24"/>
-        </w:rPr>
-        <w:t xml:space="preserve">突破的那一刻，天地间仿佛静止了。丹田深处，一道桎梏轰然崩碎，磅礴的灵力如决堤洪流喷薄而出——【练气八层】！，终于踏上了新的境界。</w:t>
-      </w:r>
-    </w:p>
-    <w:p>
-      <w:pPr>
-        <w:spacing w:after="60" w:before="60" w:line="360"/>
-        <w:ind w:firstLine="480"/>
-      </w:pPr>
-      <w:r>
-        <w:rPr>
-          <w:rFonts w:ascii="宋体" w:cs="宋体" w:eastAsia="宋体" w:hAnsi="宋体"/>
-          <w:sz w:val="24"/>
-          <w:szCs w:val="24"/>
-        </w:rPr>
         <w:t xml:space="preserve">与此同时，各方修士也在暗流中各自筹谋——</w:t>
       </w:r>
     </w:p>
@@ -547,7 +505,7 @@
           <w:sz w:val="24"/>
           <w:szCs w:val="24"/>
         </w:rPr>
-        <w:t xml:space="preserve">江湖之上，✨ 裴霜凝 修为精进，突破至，天下局势悄然生变。</w:t>
+        <w:t xml:space="preserve">江湖之上，冯怒潮 练气圆满，却无筑基丹，修炼停滞！，天下局势悄然生变。</w:t>
       </w:r>
     </w:p>
     <w:p>
@@ -578,7 +536,7 @@
           <w:sz w:val="18"/>
           <w:szCs w:val="18"/>
         </w:rPr>
-        <w:t xml:space="preserve">[数据] 存活修士：20人 | 突破：1次 | 大事件：10件</w:t>
+        <w:t xml:space="preserve">[数据] 存活修士：20人 | 大事件：15件</w:t>
       </w:r>
     </w:p>
     <w:p>
@@ -623,34 +581,6 @@
           <w:sz w:val="24"/>
           <w:szCs w:val="24"/>
         </w:rPr>
-        <w:t xml:space="preserve">天穹之上，隐隐有灵气漩涡凝聚，那是境界壁障破碎时才有的异象。滚滚灵压自丹田涌出，周身经脉尽皆震鸣——突破了，突破至练气四层！</w:t>
-      </w:r>
-    </w:p>
-    <w:p>
-      <w:pPr>
-        <w:spacing w:after="60" w:before="60" w:line="360"/>
-        <w:ind w:firstLine="480"/>
-      </w:pPr>
-      <w:r>
-        <w:rPr>
-          <w:rFonts w:ascii="宋体" w:cs="宋体" w:eastAsia="宋体" w:hAnsi="宋体"/>
-          <w:sz w:val="24"/>
-          <w:szCs w:val="24"/>
-        </w:rPr>
-        <w:t xml:space="preserve">天穹之上，隐隐有灵气漩涡凝聚，那是境界壁障破碎时才有的异象。滚滚灵压自丹田涌出，周身经脉尽皆震鸣——突破了，突破至练气三层！</w:t>
-      </w:r>
-    </w:p>
-    <w:p>
-      <w:pPr>
-        <w:spacing w:after="60" w:before="60" w:line="360"/>
-        <w:ind w:firstLine="480"/>
-      </w:pPr>
-      <w:r>
-        <w:rPr>
-          <w:rFonts w:ascii="宋体" w:cs="宋体" w:eastAsia="宋体" w:hAnsi="宋体"/>
-          <w:sz w:val="24"/>
-          <w:szCs w:val="24"/>
-        </w:rPr>
         <w:t xml:space="preserve">与此同时，各方修士也在暗流中各自筹谋——</w:t>
       </w:r>
     </w:p>
@@ -665,7 +595,7 @@
           <w:sz w:val="24"/>
           <w:szCs w:val="24"/>
         </w:rPr>
-        <w:t xml:space="preserve">江湖之上，🔍 周天问 探索有收获。，天下局势悄然生变。</w:t>
+        <w:t xml:space="preserve">江湖之上，孟长歌 练气圆满，却无筑基丹，修炼停滞！，天下局势悄然生变。</w:t>
       </w:r>
     </w:p>
     <w:p>
@@ -696,7 +626,7 @@
           <w:sz w:val="18"/>
           <w:szCs w:val="18"/>
         </w:rPr>
-        <w:t xml:space="preserve">[数据] 存活修士：20人 | 突破：2次 | 大事件：11件</w:t>
+        <w:t xml:space="preserve">[数据] 存活修士：20人 | 大事件：11件</w:t>
       </w:r>
     </w:p>
     <w:p>
@@ -741,34 +671,6 @@
           <w:sz w:val="24"/>
           <w:szCs w:val="24"/>
         </w:rPr>
-        <w:t xml:space="preserve">突破的那一刻，天地间仿佛静止了。丹田深处，一道桎梏轰然崩碎，磅礴的灵力如决堤洪流喷薄而出——练气三层，终于踏上了新的境界。</w:t>
-      </w:r>
-    </w:p>
-    <w:p>
-      <w:pPr>
-        <w:spacing w:after="60" w:before="60" w:line="360"/>
-        <w:ind w:firstLine="480"/>
-      </w:pPr>
-      <w:r>
-        <w:rPr>
-          <w:rFonts w:ascii="宋体" w:cs="宋体" w:eastAsia="宋体" w:hAnsi="宋体"/>
-          <w:sz w:val="24"/>
-          <w:szCs w:val="24"/>
-        </w:rPr>
-        <w:t xml:space="preserve">突破的那一刻，天地间仿佛静止了。丹田深处，一道桎梏轰然崩碎，磅礴的灵力如决堤洪流喷薄而出——练气六层，终于踏上了新的境界。</w:t>
-      </w:r>
-    </w:p>
-    <w:p>
-      <w:pPr>
-        <w:spacing w:after="60" w:before="60" w:line="360"/>
-        <w:ind w:firstLine="480"/>
-      </w:pPr>
-      <w:r>
-        <w:rPr>
-          <w:rFonts w:ascii="宋体" w:cs="宋体" w:eastAsia="宋体" w:hAnsi="宋体"/>
-          <w:sz w:val="24"/>
-          <w:szCs w:val="24"/>
-        </w:rPr>
         <w:t xml:space="preserve">与此同时，各方修士也在暗流中各自筹谋——</w:t>
       </w:r>
     </w:p>
@@ -783,7 +685,7 @@
           <w:sz w:val="24"/>
           <w:szCs w:val="24"/>
         </w:rPr>
-        <w:t xml:space="preserve">江湖之上，🔍 谢无殇 探索有收获。，天下局势悄然生变。</w:t>
+        <w:t xml:space="preserve">江湖之上，🔍 魏玄机 探索有收获。，天下局势悄然生变。</w:t>
       </w:r>
     </w:p>
     <w:p>
@@ -814,7 +716,7 @@
           <w:sz w:val="18"/>
           <w:szCs w:val="18"/>
         </w:rPr>
-        <w:t xml:space="preserve">[数据] 存活修士：20人 | 突破：3次 | 大事件：17件</w:t>
+        <w:t xml:space="preserve">[数据] 存活修士：20人 | 大事件：15件</w:t>
       </w:r>
     </w:p>
     <w:p>
@@ -873,7 +775,7 @@
           <w:sz w:val="24"/>
           <w:szCs w:val="24"/>
         </w:rPr>
-        <w:t xml:space="preserve">江湖之上，🔍 裴霜凝 探索有收获。，天下局势悄然生变。</w:t>
+        <w:t xml:space="preserve">江湖之上，冯怒潮 练气圆满，却无筑基丹，修炼停滞！，天下局势悄然生变。</w:t>
       </w:r>
     </w:p>
     <w:p>
@@ -904,7 +806,7 @@
           <w:sz w:val="18"/>
           <w:szCs w:val="18"/>
         </w:rPr>
-        <w:t xml:space="preserve">[数据] 存活修士：20人 | 大事件：8件</w:t>
+        <w:t xml:space="preserve">[数据] 存活修士：20人 | 大事件：11件</w:t>
       </w:r>
     </w:p>
     <w:p>
@@ -963,7 +865,7 @@
           <w:sz w:val="24"/>
           <w:szCs w:val="24"/>
         </w:rPr>
-        <w:t xml:space="preserve">江湖之上，🔍 谢无殇 探索有收获。，天下局势悄然生变。</w:t>
+        <w:t xml:space="preserve">江湖之上，🔍 苏寒衣 探索有收获。，天下局势悄然生变。</w:t>
       </w:r>
     </w:p>
     <w:p>
@@ -994,7 +896,7 @@
           <w:sz w:val="18"/>
           <w:szCs w:val="18"/>
         </w:rPr>
-        <w:t xml:space="preserve">[数据] 存活修士：20人 | 大事件：7件</w:t>
+        <w:t xml:space="preserve">[数据] 存活修士：20人 | 大事件：14件</w:t>
       </w:r>
     </w:p>
     <w:p>
@@ -1039,34 +941,6 @@
           <w:sz w:val="24"/>
           <w:szCs w:val="24"/>
         </w:rPr>
-        <w:t xml:space="preserve">天穹之上，隐隐有灵气漩涡凝聚，那是境界壁障破碎时才有的异象。滚滚灵压自丹田涌出，周身经脉尽皆震鸣——突破了，突破至练气九层！</w:t>
-      </w:r>
-    </w:p>
-    <w:p>
-      <w:pPr>
-        <w:spacing w:after="60" w:before="60" w:line="360"/>
-        <w:ind w:firstLine="480"/>
-      </w:pPr>
-      <w:r>
-        <w:rPr>
-          <w:rFonts w:ascii="宋体" w:cs="宋体" w:eastAsia="宋体" w:hAnsi="宋体"/>
-          <w:sz w:val="24"/>
-          <w:szCs w:val="24"/>
-        </w:rPr>
-        <w:t xml:space="preserve">天穹之上，隐隐有灵气漩涡凝聚，那是境界壁障破碎时才有的异象。滚滚灵压自丹田涌出，周身经脉尽皆震鸣——突破了，突破至【练气九层】！！</w:t>
-      </w:r>
-    </w:p>
-    <w:p>
-      <w:pPr>
-        <w:spacing w:after="60" w:before="60" w:line="360"/>
-        <w:ind w:firstLine="480"/>
-      </w:pPr>
-      <w:r>
-        <w:rPr>
-          <w:rFonts w:ascii="宋体" w:cs="宋体" w:eastAsia="宋体" w:hAnsi="宋体"/>
-          <w:sz w:val="24"/>
-          <w:szCs w:val="24"/>
-        </w:rPr>
         <w:t xml:space="preserve">与此同时，各方修士也在暗流中各自筹谋——</w:t>
       </w:r>
     </w:p>
@@ -1081,7 +955,7 @@
           <w:sz w:val="24"/>
           <w:szCs w:val="24"/>
         </w:rPr>
-        <w:t xml:space="preserve">江湖之上，🔍 万财爷 探索有收获。，天下局势悄然生变。</w:t>
+        <w:t xml:space="preserve">江湖之上，魏玄机 练气圆满，却无筑基丹，修炼停滞！，天下局势悄然生变。</w:t>
       </w:r>
     </w:p>
     <w:p>
@@ -1112,7 +986,7 @@
           <w:sz w:val="18"/>
           <w:szCs w:val="18"/>
         </w:rPr>
-        <w:t xml:space="preserve">[数据] 存活修士：20人 | 突破：1次 | 大事件：11件</w:t>
+        <w:t xml:space="preserve">[数据] 存活修士：20人 | 大事件：13件</w:t>
       </w:r>
     </w:p>
     <w:p>
@@ -1157,34 +1031,6 @@
           <w:sz w:val="24"/>
           <w:szCs w:val="24"/>
         </w:rPr>
-        <w:t xml:space="preserve">突破的那一刻，天地间仿佛静止了。丹田深处，一道桎梏轰然崩碎，磅礴的灵力如决堤洪流喷薄而出——练气八层，终于踏上了新的境界。</w:t>
-      </w:r>
-    </w:p>
-    <w:p>
-      <w:pPr>
-        <w:spacing w:after="60" w:before="60" w:line="360"/>
-        <w:ind w:firstLine="480"/>
-      </w:pPr>
-      <w:r>
-        <w:rPr>
-          <w:rFonts w:ascii="宋体" w:cs="宋体" w:eastAsia="宋体" w:hAnsi="宋体"/>
-          <w:sz w:val="24"/>
-          <w:szCs w:val="24"/>
-        </w:rPr>
-        <w:t xml:space="preserve">突破的那一刻，天地间仿佛静止了。丹田深处，一道桎梏轰然崩碎，磅礴的灵力如决堤洪流喷薄而出——练气二层，终于踏上了新的境界。</w:t>
-      </w:r>
-    </w:p>
-    <w:p>
-      <w:pPr>
-        <w:spacing w:after="60" w:before="60" w:line="360"/>
-        <w:ind w:firstLine="480"/>
-      </w:pPr>
-      <w:r>
-        <w:rPr>
-          <w:rFonts w:ascii="宋体" w:cs="宋体" w:eastAsia="宋体" w:hAnsi="宋体"/>
-          <w:sz w:val="24"/>
-          <w:szCs w:val="24"/>
-        </w:rPr>
         <w:t xml:space="preserve">与此同时，各方修士也在暗流中各自筹谋——</w:t>
       </w:r>
     </w:p>
@@ -1199,7 +1045,7 @@
           <w:sz w:val="24"/>
           <w:szCs w:val="24"/>
         </w:rPr>
-        <w:t xml:space="preserve">江湖之上，✨ 谢无殇 修为精进，突破至，天下局势悄然生变。</w:t>
+        <w:t xml:space="preserve">江湖之上，陆霜华 练气圆满，却无筑基丹，修炼停滞！，天下局势悄然生变。</w:t>
       </w:r>
     </w:p>
     <w:p>
@@ -1230,7 +1076,7 @@
           <w:sz w:val="18"/>
           <w:szCs w:val="18"/>
         </w:rPr>
-        <w:t xml:space="preserve">[数据] 存活修士：20人 | 突破：3次 | 大事件：6件</w:t>
+        <w:t xml:space="preserve">[数据] 存活修士：20人 | 大事件：15件</w:t>
       </w:r>
     </w:p>
     <w:p>
@@ -1275,21 +1121,7 @@
           <w:sz w:val="24"/>
           <w:szCs w:val="24"/>
         </w:rPr>
-        <w:t xml:space="preserve">突破的那一刻，天地间仿佛静止了。丹田深处，一道桎梏轰然崩碎，磅礴的灵力如决堤洪流喷薄而出——练气六层，终于踏上了新的境界。</w:t>
-      </w:r>
-    </w:p>
-    <w:p>
-      <w:pPr>
-        <w:spacing w:after="60" w:before="60" w:line="360"/>
-        <w:ind w:firstLine="480"/>
-      </w:pPr>
-      <w:r>
-        <w:rPr>
-          <w:rFonts w:ascii="宋体" w:cs="宋体" w:eastAsia="宋体" w:hAnsi="宋体"/>
-          <w:sz w:val="24"/>
-          <w:szCs w:val="24"/>
-        </w:rPr>
-        <w:t xml:space="preserve">突破的那一刻，天地间仿佛静止了。丹田深处，一道桎梏轰然崩碎，磅礴的灵力如决堤洪流喷薄而出——【练气六层】！，终于踏上了新的境界。</w:t>
+        <w:t xml:space="preserve">突破的那一刻，天地间仿佛静止了。丹田深处，一道桎梏轰然崩碎，磅礴的灵力如决堤洪流喷薄而出——练气十一层，终于踏上了新的境界。</w:t>
       </w:r>
     </w:p>
     <w:p>
@@ -1317,7 +1149,7 @@
           <w:sz w:val="24"/>
           <w:szCs w:val="24"/>
         </w:rPr>
-        <w:t xml:space="preserve">江湖之上，🔍 王捕头 探索有收获。，天下局势悄然生变。</w:t>
+        <w:t xml:space="preserve">江湖之上，冯怒潮 练气圆满，却无筑基丹，修炼停滞！，天下局势悄然生变。</w:t>
       </w:r>
     </w:p>
     <w:p>
@@ -1348,7 +1180,7 @@
           <w:sz w:val="18"/>
           <w:szCs w:val="18"/>
         </w:rPr>
-        <w:t xml:space="preserve">[数据] 存活修士：20人 | 突破：1次 | 大事件：10件</w:t>
+        <w:t xml:space="preserve">[数据] 存活修士：20人 | 突破：1次 | 大事件：19件</w:t>
       </w:r>
     </w:p>
     <w:p>
@@ -1407,7 +1239,7 @@
           <w:sz w:val="24"/>
           <w:szCs w:val="24"/>
         </w:rPr>
-        <w:t xml:space="preserve">江湖之上，🔍 周天问 探索有收获。，天下局势悄然生变。</w:t>
+        <w:t xml:space="preserve">江湖之上，陆霜华 练气圆满，却无筑基丹，修炼停滞！，天下局势悄然生变。</w:t>
       </w:r>
     </w:p>
     <w:p>
@@ -1438,7 +1270,7 @@
           <w:sz w:val="18"/>
           <w:szCs w:val="18"/>
         </w:rPr>
-        <w:t xml:space="preserve">[数据] 存活修士：20人 | 大事件：9件</w:t>
+        <w:t xml:space="preserve">[数据] 存活修士：20人 | 大事件：14件</w:t>
       </w:r>
     </w:p>
     <w:p>
@@ -1483,6 +1315,20 @@
           <w:sz w:val="24"/>
           <w:szCs w:val="24"/>
         </w:rPr>
+        <w:t xml:space="preserve">突破的那一刻，天地间仿佛静止了。丹田深处，一道桎梏轰然崩碎，磅礴的灵力如决堤洪流喷薄而出——练气十二层，终于踏上了新的境界。</w:t>
+      </w:r>
+    </w:p>
+    <w:p>
+      <w:pPr>
+        <w:spacing w:after="60" w:before="60" w:line="360"/>
+        <w:ind w:firstLine="480"/>
+      </w:pPr>
+      <w:r>
+        <w:rPr>
+          <w:rFonts w:ascii="宋体" w:cs="宋体" w:eastAsia="宋体" w:hAnsi="宋体"/>
+          <w:sz w:val="24"/>
+          <w:szCs w:val="24"/>
+        </w:rPr>
         <w:t xml:space="preserve">与此同时，各方修士也在暗流中各自筹谋——</w:t>
       </w:r>
     </w:p>
@@ -1497,7 +1343,7 @@
           <w:sz w:val="24"/>
           <w:szCs w:val="24"/>
         </w:rPr>
-        <w:t xml:space="preserve">江湖之上，🔍 黑风寨主 探索有收获。，天下局势悄然生变。</w:t>
+        <w:t xml:space="preserve">江湖之上，冯怒潮 练气圆满，却无筑基丹，修炼停滞！，天下局势悄然生变。</w:t>
       </w:r>
     </w:p>
     <w:p>
@@ -1528,7 +1374,7 @@
           <w:sz w:val="18"/>
           <w:szCs w:val="18"/>
         </w:rPr>
-        <w:t xml:space="preserve">[数据] 存活修士：20人 | 大事件：6件</w:t>
+        <w:t xml:space="preserve">[数据] 存活修士：20人 | 突破：1次 | 大事件：15件</w:t>
       </w:r>
     </w:p>
     <w:p>
@@ -1573,6 +1419,20 @@
           <w:sz w:val="24"/>
           <w:szCs w:val="24"/>
         </w:rPr>
+        <w:t xml:space="preserve">天穹之上，隐隐有灵气漩涡凝聚，那是境界壁障破碎时才有的异象。滚滚灵压自丹田涌出，周身经脉尽皆震鸣——突破了，突破至练气七层！</w:t>
+      </w:r>
+    </w:p>
+    <w:p>
+      <w:pPr>
+        <w:spacing w:after="60" w:before="60" w:line="360"/>
+        <w:ind w:firstLine="480"/>
+      </w:pPr>
+      <w:r>
+        <w:rPr>
+          <w:rFonts w:ascii="宋体" w:cs="宋体" w:eastAsia="宋体" w:hAnsi="宋体"/>
+          <w:sz w:val="24"/>
+          <w:szCs w:val="24"/>
+        </w:rPr>
         <w:t xml:space="preserve">与此同时，各方修士也在暗流中各自筹谋——</w:t>
       </w:r>
     </w:p>
@@ -1587,7 +1447,7 @@
           <w:sz w:val="24"/>
           <w:szCs w:val="24"/>
         </w:rPr>
-        <w:t xml:space="preserve">江湖之上，🔍 周天问 探索有收获。，天下局势悄然生变。</w:t>
+        <w:t xml:space="preserve">江湖之上，冯怒潮 练气圆满，却无筑基丹，修炼停滞！，天下局势悄然生变。</w:t>
       </w:r>
     </w:p>
     <w:p>
@@ -1618,7 +1478,7 @@
           <w:sz w:val="18"/>
           <w:szCs w:val="18"/>
         </w:rPr>
-        <w:t xml:space="preserve">[数据] 存活修士：20人 | 大事件：5件</w:t>
+        <w:t xml:space="preserve">[数据] 存活修士：20人 | 突破：1次 | 大事件：15件</w:t>
       </w:r>
     </w:p>
     <w:p>
@@ -1663,20 +1523,6 @@
           <w:sz w:val="24"/>
           <w:szCs w:val="24"/>
         </w:rPr>
-        <w:t xml:space="preserve">天穹之上，隐隐有灵气漩涡凝聚，那是境界壁障破碎时才有的异象。滚滚灵压自丹田涌出，周身经脉尽皆震鸣——突破了，突破至练气七层！</w:t>
-      </w:r>
-    </w:p>
-    <w:p>
-      <w:pPr>
-        <w:spacing w:after="60" w:before="60" w:line="360"/>
-        <w:ind w:firstLine="480"/>
-      </w:pPr>
-      <w:r>
-        <w:rPr>
-          <w:rFonts w:ascii="宋体" w:cs="宋体" w:eastAsia="宋体" w:hAnsi="宋体"/>
-          <w:sz w:val="24"/>
-          <w:szCs w:val="24"/>
-        </w:rPr>
         <w:t xml:space="preserve">天穹之上，隐隐有灵气漩涡凝聚，那是境界壁障破碎时才有的异象。滚滚灵压自丹田涌出，周身经脉尽皆震鸣——突破了，突破至练气九层！</w:t>
       </w:r>
     </w:p>
@@ -1705,7 +1551,7 @@
           <w:sz w:val="24"/>
           <w:szCs w:val="24"/>
         </w:rPr>
-        <w:t xml:space="preserve">江湖之上，✨ 破碗老爷 修为精进，突破至，天下局势悄然生变。</w:t>
+        <w:t xml:space="preserve">江湖之上，红袖添香 练气圆满，却无筑基丹，修炼停滞！，天下局势悄然生变。</w:t>
       </w:r>
     </w:p>
     <w:p>
@@ -1736,7 +1582,7 @@
           <w:sz w:val="18"/>
           <w:szCs w:val="18"/>
         </w:rPr>
-        <w:t xml:space="preserve">[数据] 存活修士：20人 | 突破：2次 | 大事件：9件</w:t>
+        <w:t xml:space="preserve">[数据] 存活修士：20人 | 突破：1次 | 大事件：18件</w:t>
       </w:r>
     </w:p>
     <w:p>
@@ -1781,34 +1627,6 @@
           <w:sz w:val="24"/>
           <w:szCs w:val="24"/>
         </w:rPr>
-        <w:t xml:space="preserve">天穹之上，隐隐有灵气漩涡凝聚，那是境界壁障破碎时才有的异象。滚滚灵压自丹田涌出，周身经脉尽皆震鸣——突破了，突破至练气三层！</w:t>
-      </w:r>
-    </w:p>
-    <w:p>
-      <w:pPr>
-        <w:spacing w:after="60" w:before="60" w:line="360"/>
-        <w:ind w:firstLine="480"/>
-      </w:pPr>
-      <w:r>
-        <w:rPr>
-          <w:rFonts w:ascii="宋体" w:cs="宋体" w:eastAsia="宋体" w:hAnsi="宋体"/>
-          <w:sz w:val="24"/>
-          <w:szCs w:val="24"/>
-        </w:rPr>
-        <w:t xml:space="preserve">天穹之上，隐隐有灵气漩涡凝聚，那是境界壁障破碎时才有的异象。滚滚灵压自丹田涌出，周身经脉尽皆震鸣——突破了，突破至【练气三层】！！</w:t>
-      </w:r>
-    </w:p>
-    <w:p>
-      <w:pPr>
-        <w:spacing w:after="60" w:before="60" w:line="360"/>
-        <w:ind w:firstLine="480"/>
-      </w:pPr>
-      <w:r>
-        <w:rPr>
-          <w:rFonts w:ascii="宋体" w:cs="宋体" w:eastAsia="宋体" w:hAnsi="宋体"/>
-          <w:sz w:val="24"/>
-          <w:szCs w:val="24"/>
-        </w:rPr>
         <w:t xml:space="preserve">与此同时，各方修士也在暗流中各自筹谋——</w:t>
       </w:r>
     </w:p>
@@ -1823,7 +1641,7 @@
           <w:sz w:val="24"/>
           <w:szCs w:val="24"/>
         </w:rPr>
-        <w:t xml:space="preserve">江湖之上，🔍 刘二蛋 探索有收获。，天下局势悄然生变。</w:t>
+        <w:t xml:space="preserve">江湖之上，红袖添香 练气圆满，却无筑基丹，修炼停滞！，天下局势悄然生变。</w:t>
       </w:r>
     </w:p>
     <w:p>
@@ -1854,7 +1672,7 @@
           <w:sz w:val="18"/>
           <w:szCs w:val="18"/>
         </w:rPr>
-        <w:t xml:space="preserve">[数据] 存活修士：20人 | 突破：1次 | 大事件：7件</w:t>
+        <w:t xml:space="preserve">[数据] 存活修士：20人 | 大事件：11件</w:t>
       </w:r>
     </w:p>
     <w:p>
@@ -1899,34 +1717,6 @@
           <w:sz w:val="24"/>
           <w:szCs w:val="24"/>
         </w:rPr>
-        <w:t xml:space="preserve">天穹之上，隐隐有灵气漩涡凝聚，那是境界壁障破碎时才有的异象。滚滚灵压自丹田涌出，周身经脉尽皆震鸣——突破了，突破至练气十层！</w:t>
-      </w:r>
-    </w:p>
-    <w:p>
-      <w:pPr>
-        <w:spacing w:after="60" w:before="60" w:line="360"/>
-        <w:ind w:firstLine="480"/>
-      </w:pPr>
-      <w:r>
-        <w:rPr>
-          <w:rFonts w:ascii="宋体" w:cs="宋体" w:eastAsia="宋体" w:hAnsi="宋体"/>
-          <w:sz w:val="24"/>
-          <w:szCs w:val="24"/>
-        </w:rPr>
-        <w:t xml:space="preserve">天穹之上，隐隐有灵气漩涡凝聚，那是境界壁障破碎时才有的异象。滚滚灵压自丹田涌出，周身经脉尽皆震鸣——突破了，突破至练气四层！</w:t>
-      </w:r>
-    </w:p>
-    <w:p>
-      <w:pPr>
-        <w:spacing w:after="60" w:before="60" w:line="360"/>
-        <w:ind w:firstLine="480"/>
-      </w:pPr>
-      <w:r>
-        <w:rPr>
-          <w:rFonts w:ascii="宋体" w:cs="宋体" w:eastAsia="宋体" w:hAnsi="宋体"/>
-          <w:sz w:val="24"/>
-          <w:szCs w:val="24"/>
-        </w:rPr>
         <w:t xml:space="preserve">与此同时，各方修士也在暗流中各自筹谋——</w:t>
       </w:r>
     </w:p>
@@ -1941,7 +1731,7 @@
           <w:sz w:val="24"/>
           <w:szCs w:val="24"/>
         </w:rPr>
-        <w:t xml:space="preserve">江湖之上，🔍 裴霜凝 探索有收获。，天下局势悄然生变。</w:t>
+        <w:t xml:space="preserve">江湖之上，陆霜华 练气圆满，却无筑基丹，修炼停滞！，天下局势悄然生变。</w:t>
       </w:r>
     </w:p>
     <w:p>
@@ -1972,7 +1762,7 @@
           <w:sz w:val="18"/>
           <w:szCs w:val="18"/>
         </w:rPr>
-        <w:t xml:space="preserve">[数据] 存活修士：20人 | 突破：3次 | 大事件：10件</w:t>
+        <w:t xml:space="preserve">[数据] 存活修士：20人 | 大事件：11件</w:t>
       </w:r>
     </w:p>
     <w:p>
@@ -2017,6 +1807,20 @@
           <w:sz w:val="24"/>
           <w:szCs w:val="24"/>
         </w:rPr>
+        <w:t xml:space="preserve">天穹之上，隐隐有灵气漩涡凝聚，那是境界壁障破碎时才有的异象。滚滚灵压自丹田涌出，周身经脉尽皆震鸣——突破了，突破至练气一层！</w:t>
+      </w:r>
+    </w:p>
+    <w:p>
+      <w:pPr>
+        <w:spacing w:after="60" w:before="60" w:line="360"/>
+        <w:ind w:firstLine="480"/>
+      </w:pPr>
+      <w:r>
+        <w:rPr>
+          <w:rFonts w:ascii="宋体" w:cs="宋体" w:eastAsia="宋体" w:hAnsi="宋体"/>
+          <w:sz w:val="24"/>
+          <w:szCs w:val="24"/>
+        </w:rPr>
         <w:t xml:space="preserve">与此同时，各方修士也在暗流中各自筹谋——</w:t>
       </w:r>
     </w:p>
@@ -2031,7 +1835,7 @@
           <w:sz w:val="24"/>
           <w:szCs w:val="24"/>
         </w:rPr>
-        <w:t xml:space="preserve">江湖之上，🔍 铁牛 探索有收获。，天下局势悄然生变。</w:t>
+        <w:t xml:space="preserve">江湖之上，冯怒潮 练气圆满，却无筑基丹，修炼停滞！，天下局势悄然生变。</w:t>
       </w:r>
     </w:p>
     <w:p>
@@ -2062,7 +1866,7 @@
           <w:sz w:val="18"/>
           <w:szCs w:val="18"/>
         </w:rPr>
-        <w:t xml:space="preserve">[数据] 存活修士：20人 | 大事件：3件</w:t>
+        <w:t xml:space="preserve">[数据] 存活修士：20人 | 突破：1次 | 大事件：18件</w:t>
       </w:r>
     </w:p>
     <w:p>
@@ -2107,20 +1911,6 @@
           <w:sz w:val="24"/>
           <w:szCs w:val="24"/>
         </w:rPr>
-        <w:t xml:space="preserve">天穹之上，隐隐有灵气漩涡凝聚，那是境界壁障破碎时才有的异象。滚滚灵压自丹田涌出，周身经脉尽皆震鸣——突破了，突破至练气二层！</w:t>
-      </w:r>
-    </w:p>
-    <w:p>
-      <w:pPr>
-        <w:spacing w:after="60" w:before="60" w:line="360"/>
-        <w:ind w:firstLine="480"/>
-      </w:pPr>
-      <w:r>
-        <w:rPr>
-          <w:rFonts w:ascii="宋体" w:cs="宋体" w:eastAsia="宋体" w:hAnsi="宋体"/>
-          <w:sz w:val="24"/>
-          <w:szCs w:val="24"/>
-        </w:rPr>
         <w:t xml:space="preserve">与此同时，各方修士也在暗流中各自筹谋——</w:t>
       </w:r>
     </w:p>
@@ -2135,7 +1925,7 @@
           <w:sz w:val="24"/>
           <w:szCs w:val="24"/>
         </w:rPr>
-        <w:t xml:space="preserve">江湖之上，🔍 姜烟柔 探索有收获。，天下局势悄然生变。</w:t>
+        <w:t xml:space="preserve">江湖之上，魏玄机 练气圆满，却无筑基丹，修炼停滞！，天下局势悄然生变。</w:t>
       </w:r>
     </w:p>
     <w:p>
@@ -2166,7 +1956,7 @@
           <w:sz w:val="18"/>
           <w:szCs w:val="18"/>
         </w:rPr>
-        <w:t xml:space="preserve">[数据] 存活修士：20人 | 突破：1次 | 大事件：9件</w:t>
+        <w:t xml:space="preserve">[数据] 存活修士：20人 | 大事件：17件</w:t>
       </w:r>
     </w:p>
     <w:p/>
@@ -2248,63 +2038,63 @@
           <w:sz w:val="24"/>
           <w:szCs w:val="24"/>
         </w:rPr>
-        <w:t xml:space="preserve">🥇 青云长老 ── 元婴期</w:t>
-      </w:r>
-    </w:p>
-    <w:p>
-      <w:pPr>
-        <w:spacing w:after="60" w:before="60" w:line="360"/>
-        <w:ind w:firstLine="480"/>
-      </w:pPr>
-      <w:r>
-        <w:rPr>
-          <w:rFonts w:ascii="宋体" w:cs="宋体" w:eastAsia="宋体" w:hAnsi="宋体"/>
-          <w:sz w:val="24"/>
-          <w:szCs w:val="24"/>
-        </w:rPr>
-        <w:t xml:space="preserve">🥈 姜烟柔 ── 练气十层</w:t>
-      </w:r>
-    </w:p>
-    <w:p>
-      <w:pPr>
-        <w:spacing w:after="60" w:before="60" w:line="360"/>
-        <w:ind w:firstLine="480"/>
-      </w:pPr>
-      <w:r>
-        <w:rPr>
-          <w:rFonts w:ascii="宋体" w:cs="宋体" w:eastAsia="宋体" w:hAnsi="宋体"/>
-          <w:sz w:val="24"/>
-          <w:szCs w:val="24"/>
-        </w:rPr>
-        <w:t xml:space="preserve">🥉 裴霜凝 ── 练气九层</w:t>
-      </w:r>
-    </w:p>
-    <w:p>
-      <w:pPr>
-        <w:spacing w:after="60" w:before="60" w:line="360"/>
-        <w:ind w:firstLine="480"/>
-      </w:pPr>
-      <w:r>
-        <w:rPr>
-          <w:rFonts w:ascii="宋体" w:cs="宋体" w:eastAsia="宋体" w:hAnsi="宋体"/>
-          <w:sz w:val="24"/>
-          <w:szCs w:val="24"/>
-        </w:rPr>
-        <w:t xml:space="preserve">4. 谢无殇 ── 练气八层</w:t>
-      </w:r>
-    </w:p>
-    <w:p>
-      <w:pPr>
-        <w:spacing w:after="60" w:before="60" w:line="360"/>
-        <w:ind w:firstLine="480"/>
-      </w:pPr>
-      <w:r>
-        <w:rPr>
-          <w:rFonts w:ascii="宋体" w:cs="宋体" w:eastAsia="宋体" w:hAnsi="宋体"/>
-          <w:sz w:val="24"/>
-          <w:szCs w:val="24"/>
-        </w:rPr>
-        <w:t xml:space="preserve">5. 破碗老爷 ── 练气七层</w:t>
+        <w:t xml:space="preserve">🥇 苏寒衣 ── 元婴期</w:t>
+      </w:r>
+    </w:p>
+    <w:p>
+      <w:pPr>
+        <w:spacing w:after="60" w:before="60" w:line="360"/>
+        <w:ind w:firstLine="480"/>
+      </w:pPr>
+      <w:r>
+        <w:rPr>
+          <w:rFonts w:ascii="宋体" w:cs="宋体" w:eastAsia="宋体" w:hAnsi="宋体"/>
+          <w:sz w:val="24"/>
+          <w:szCs w:val="24"/>
+        </w:rPr>
+        <w:t xml:space="preserve">🥈 青云长老 ── 元婴期</w:t>
+      </w:r>
+    </w:p>
+    <w:p>
+      <w:pPr>
+        <w:spacing w:after="60" w:before="60" w:line="360"/>
+        <w:ind w:firstLine="480"/>
+      </w:pPr>
+      <w:r>
+        <w:rPr>
+          <w:rFonts w:ascii="宋体" w:cs="宋体" w:eastAsia="宋体" w:hAnsi="宋体"/>
+          <w:sz w:val="24"/>
+          <w:szCs w:val="24"/>
+        </w:rPr>
+        <w:t xml:space="preserve">🥉 小宝 ── 练气十二层</w:t>
+      </w:r>
+    </w:p>
+    <w:p>
+      <w:pPr>
+        <w:spacing w:after="60" w:before="60" w:line="360"/>
+        <w:ind w:firstLine="480"/>
+      </w:pPr>
+      <w:r>
+        <w:rPr>
+          <w:rFonts w:ascii="宋体" w:cs="宋体" w:eastAsia="宋体" w:hAnsi="宋体"/>
+          <w:sz w:val="24"/>
+          <w:szCs w:val="24"/>
+        </w:rPr>
+        <w:t xml:space="preserve">4. 魏玄机 ── 练气十二层</w:t>
+      </w:r>
+    </w:p>
+    <w:p>
+      <w:pPr>
+        <w:spacing w:after="60" w:before="60" w:line="360"/>
+        <w:ind w:firstLine="480"/>
+      </w:pPr>
+      <w:r>
+        <w:rPr>
+          <w:rFonts w:ascii="宋体" w:cs="宋体" w:eastAsia="宋体" w:hAnsi="宋体"/>
+          <w:sz w:val="24"/>
+          <w:szCs w:val="24"/>
+        </w:rPr>
+        <w:t xml:space="preserve">5. 红袖添香 ── 练气十二层</w:t>
       </w:r>
     </w:p>
     <w:p>
@@ -2332,273 +2122,273 @@
           <w:sz w:val="24"/>
           <w:szCs w:val="24"/>
         </w:rPr>
-        <w:t xml:space="preserve">- **谢无殇**：练气八层，进度68%，在wild_lingmai，灵石1529</w:t>
-      </w:r>
-    </w:p>
-    <w:p>
-      <w:pPr>
-        <w:spacing w:after="60" w:before="60" w:line="360"/>
-        <w:ind w:firstLine="480"/>
-      </w:pPr>
-      <w:r>
-        <w:rPr>
-          <w:rFonts w:ascii="宋体" w:cs="宋体" w:eastAsia="宋体" w:hAnsi="宋体"/>
-          <w:sz w:val="24"/>
-          <w:szCs w:val="24"/>
-        </w:rPr>
-        <w:t xml:space="preserve">- **许流年**：练气九层，进度84%，在wild_lingmai，灵石1287</w:t>
-      </w:r>
-    </w:p>
-    <w:p>
-      <w:pPr>
-        <w:spacing w:after="60" w:before="60" w:line="360"/>
-        <w:ind w:firstLine="480"/>
-      </w:pPr>
-      <w:r>
-        <w:rPr>
-          <w:rFonts w:ascii="宋体" w:cs="宋体" w:eastAsia="宋体" w:hAnsi="宋体"/>
-          <w:sz w:val="24"/>
-          <w:szCs w:val="24"/>
-        </w:rPr>
-        <w:t xml:space="preserve">- **周天问**：练气六层，进度66%，在wild_lingmai，灵石3738</w:t>
-      </w:r>
-    </w:p>
-    <w:p>
-      <w:pPr>
-        <w:spacing w:after="60" w:before="60" w:line="360"/>
-        <w:ind w:firstLine="480"/>
-      </w:pPr>
-      <w:r>
-        <w:rPr>
-          <w:rFonts w:ascii="宋体" w:cs="宋体" w:eastAsia="宋体" w:hAnsi="宋体"/>
-          <w:sz w:val="24"/>
-          <w:szCs w:val="24"/>
-        </w:rPr>
-        <w:t xml:space="preserve">- **姜烟柔**：练气十层，进度30%，在wild_lingmai，灵石299</w:t>
-      </w:r>
-    </w:p>
-    <w:p>
-      <w:pPr>
-        <w:spacing w:after="60" w:before="60" w:line="360"/>
-        <w:ind w:firstLine="480"/>
-      </w:pPr>
-      <w:r>
-        <w:rPr>
-          <w:rFonts w:ascii="宋体" w:cs="宋体" w:eastAsia="宋体" w:hAnsi="宋体"/>
-          <w:sz w:val="24"/>
-          <w:szCs w:val="24"/>
-        </w:rPr>
-        <w:t xml:space="preserve">- **裴霜凝**：练气九层，进度53%，在wild_lingmai，灵石787</w:t>
-      </w:r>
-    </w:p>
-    <w:p>
-      <w:pPr>
-        <w:spacing w:after="60" w:before="60" w:line="360"/>
-        <w:ind w:firstLine="480"/>
-      </w:pPr>
-      <w:r>
-        <w:rPr>
-          <w:rFonts w:ascii="宋体" w:cs="宋体" w:eastAsia="宋体" w:hAnsi="宋体"/>
-          <w:sz w:val="24"/>
-          <w:szCs w:val="24"/>
-        </w:rPr>
-        <w:t xml:space="preserve">- **老赵掌柜**：凡人，进度21%，在city_qingyun，灵石817</w:t>
-      </w:r>
-    </w:p>
-    <w:p>
-      <w:pPr>
-        <w:spacing w:after="60" w:before="60" w:line="360"/>
-        <w:ind w:firstLine="480"/>
-      </w:pPr>
-      <w:r>
-        <w:rPr>
-          <w:rFonts w:ascii="宋体" w:cs="宋体" w:eastAsia="宋体" w:hAnsi="宋体"/>
-          <w:sz w:val="24"/>
-          <w:szCs w:val="24"/>
-        </w:rPr>
-        <w:t xml:space="preserve">- **小翠**：凡人，进度14%，在city_qingyun，灵石583</w:t>
-      </w:r>
-    </w:p>
-    <w:p>
-      <w:pPr>
-        <w:spacing w:after="60" w:before="60" w:line="360"/>
-        <w:ind w:firstLine="480"/>
-      </w:pPr>
-      <w:r>
-        <w:rPr>
-          <w:rFonts w:ascii="宋体" w:cs="宋体" w:eastAsia="宋体" w:hAnsi="宋体"/>
-          <w:sz w:val="24"/>
-          <w:szCs w:val="24"/>
-        </w:rPr>
-        <w:t xml:space="preserve">- **万财爷**：练气一层，进度41%，在wild_lingmai，灵石8656</w:t>
-      </w:r>
-    </w:p>
-    <w:p>
-      <w:pPr>
-        <w:spacing w:after="60" w:before="60" w:line="360"/>
-        <w:ind w:firstLine="480"/>
-      </w:pPr>
-      <w:r>
-        <w:rPr>
-          <w:rFonts w:ascii="宋体" w:cs="宋体" w:eastAsia="宋体" w:hAnsi="宋体"/>
-          <w:sz w:val="24"/>
-          <w:szCs w:val="24"/>
-        </w:rPr>
-        <w:t xml:space="preserve">- **红袖添香**：练气五层，进度38%，在wild_lingmai，灵石2246</w:t>
-      </w:r>
-    </w:p>
-    <w:p>
-      <w:pPr>
-        <w:spacing w:after="60" w:before="60" w:line="360"/>
-        <w:ind w:firstLine="480"/>
-      </w:pPr>
-      <w:r>
-        <w:rPr>
-          <w:rFonts w:ascii="宋体" w:cs="宋体" w:eastAsia="宋体" w:hAnsi="宋体"/>
-          <w:sz w:val="24"/>
-          <w:szCs w:val="24"/>
-        </w:rPr>
-        <w:t xml:space="preserve">- **铁牛**：练气四层，进度27%，在wild_lingmai，灵石636</w:t>
-      </w:r>
-    </w:p>
-    <w:p>
-      <w:pPr>
-        <w:spacing w:after="60" w:before="60" w:line="360"/>
-        <w:ind w:firstLine="480"/>
-      </w:pPr>
-      <w:r>
-        <w:rPr>
-          <w:rFonts w:ascii="宋体" w:cs="宋体" w:eastAsia="宋体" w:hAnsi="宋体"/>
-          <w:sz w:val="24"/>
-          <w:szCs w:val="24"/>
-        </w:rPr>
-        <w:t xml:space="preserve">- **破碗老爷**：练气七层，进度38%，在wild_lingmai，灵石426</w:t>
-      </w:r>
-    </w:p>
-    <w:p>
-      <w:pPr>
-        <w:spacing w:after="60" w:before="60" w:line="360"/>
-        <w:ind w:firstLine="480"/>
-      </w:pPr>
-      <w:r>
-        <w:rPr>
-          <w:rFonts w:ascii="宋体" w:cs="宋体" w:eastAsia="宋体" w:hAnsi="宋体"/>
-          <w:sz w:val="24"/>
-          <w:szCs w:val="24"/>
-        </w:rPr>
-        <w:t xml:space="preserve">- **老李头**：凡人，进度11%，在city_qingyun，灵石10</w:t>
-      </w:r>
-    </w:p>
-    <w:p>
-      <w:pPr>
-        <w:spacing w:after="60" w:before="60" w:line="360"/>
-        <w:ind w:firstLine="480"/>
-      </w:pPr>
-      <w:r>
-        <w:rPr>
-          <w:rFonts w:ascii="宋体" w:cs="宋体" w:eastAsia="宋体" w:hAnsi="宋体"/>
-          <w:sz w:val="24"/>
-          <w:szCs w:val="24"/>
-        </w:rPr>
-        <w:t xml:space="preserve">- **刘二蛋**：凡人，进度12%，在city_qingyun，灵石838</w:t>
-      </w:r>
-    </w:p>
-    <w:p>
-      <w:pPr>
-        <w:spacing w:after="60" w:before="60" w:line="360"/>
-        <w:ind w:firstLine="480"/>
-      </w:pPr>
-      <w:r>
-        <w:rPr>
-          <w:rFonts w:ascii="宋体" w:cs="宋体" w:eastAsia="宋体" w:hAnsi="宋体"/>
-          <w:sz w:val="24"/>
-          <w:szCs w:val="24"/>
-        </w:rPr>
-        <w:t xml:space="preserve">- **王捕头**：练气三层，进度75%，在wild_lingmai，灵石507</w:t>
-      </w:r>
-    </w:p>
-    <w:p>
-      <w:pPr>
-        <w:spacing w:after="60" w:before="60" w:line="360"/>
-        <w:ind w:firstLine="480"/>
-      </w:pPr>
-      <w:r>
-        <w:rPr>
-          <w:rFonts w:ascii="宋体" w:cs="宋体" w:eastAsia="宋体" w:hAnsi="宋体"/>
-          <w:sz w:val="24"/>
-          <w:szCs w:val="24"/>
-        </w:rPr>
-        <w:t xml:space="preserve">- **青云长老**：元婴期，进度100%，在city_qingyun，灵石50286</w:t>
-      </w:r>
-    </w:p>
-    <w:p>
-      <w:pPr>
-        <w:spacing w:after="60" w:before="60" w:line="360"/>
-        <w:ind w:firstLine="480"/>
-      </w:pPr>
-      <w:r>
-        <w:rPr>
-          <w:rFonts w:ascii="宋体" w:cs="宋体" w:eastAsia="宋体" w:hAnsi="宋体"/>
-          <w:sz w:val="24"/>
-          <w:szCs w:val="24"/>
-        </w:rPr>
-        <w:t xml:space="preserve">- **梨花娘子**：凡人，进度16%，在city_qingyun，灵石316</w:t>
-      </w:r>
-    </w:p>
-    <w:p>
-      <w:pPr>
-        <w:spacing w:after="60" w:before="60" w:line="360"/>
-        <w:ind w:firstLine="480"/>
-      </w:pPr>
-      <w:r>
-        <w:rPr>
-          <w:rFonts w:ascii="宋体" w:cs="宋体" w:eastAsia="宋体" w:hAnsi="宋体"/>
-          <w:sz w:val="24"/>
-          <w:szCs w:val="24"/>
-        </w:rPr>
-        <w:t xml:space="preserve">- **小宝**：练气三层，进度75%，在wild_lingmai，灵石0</w:t>
-      </w:r>
-    </w:p>
-    <w:p>
-      <w:pPr>
-        <w:spacing w:after="60" w:before="60" w:line="360"/>
-        <w:ind w:firstLine="480"/>
-      </w:pPr>
-      <w:r>
-        <w:rPr>
-          <w:rFonts w:ascii="宋体" w:cs="宋体" w:eastAsia="宋体" w:hAnsi="宋体"/>
-          <w:sz w:val="24"/>
-          <w:szCs w:val="24"/>
-        </w:rPr>
-        <w:t xml:space="preserve">- **黑风寨主**：练气二层，进度3%，在wild_lingmai，灵石696</w:t>
-      </w:r>
-    </w:p>
-    <w:p>
-      <w:pPr>
-        <w:spacing w:after="60" w:before="60" w:line="360"/>
-        <w:ind w:firstLine="480"/>
-      </w:pPr>
-      <w:r>
-        <w:rPr>
-          <w:rFonts w:ascii="宋体" w:cs="宋体" w:eastAsia="宋体" w:hAnsi="宋体"/>
-          <w:sz w:val="24"/>
-          <w:szCs w:val="24"/>
-        </w:rPr>
-        <w:t xml:space="preserve">- **玄机道长**：凡人，进度11%，在wild_lingmai，灵石328</w:t>
-      </w:r>
-    </w:p>
-    <w:p>
-      <w:pPr>
-        <w:spacing w:after="60" w:before="60" w:line="360"/>
-        <w:ind w:firstLine="480"/>
-      </w:pPr>
-      <w:r>
-        <w:rPr>
-          <w:rFonts w:ascii="宋体" w:cs="宋体" w:eastAsia="宋体" w:hAnsi="宋体"/>
-          <w:sz w:val="24"/>
-          <w:szCs w:val="24"/>
-        </w:rPr>
-        <w:t xml:space="preserve">- **陈神医**：练气二层，进度55%，在wild_lingmai，灵石782</w:t>
+        <w:t xml:space="preserve">- **冯怒潮**：练气十二层，进度99%，在wild_lingmai，灵石2178</w:t>
+      </w:r>
+    </w:p>
+    <w:p>
+      <w:pPr>
+        <w:spacing w:after="60" w:before="60" w:line="360"/>
+        <w:ind w:firstLine="480"/>
+      </w:pPr>
+      <w:r>
+        <w:rPr>
+          <w:rFonts w:ascii="宋体" w:cs="宋体" w:eastAsia="宋体" w:hAnsi="宋体"/>
+          <w:sz w:val="24"/>
+          <w:szCs w:val="24"/>
+        </w:rPr>
+        <w:t xml:space="preserve">- **陆霜华**：练气十二层，进度99%，在wild_lingmai，灵石3291</w:t>
+      </w:r>
+    </w:p>
+    <w:p>
+      <w:pPr>
+        <w:spacing w:after="60" w:before="60" w:line="360"/>
+        <w:ind w:firstLine="480"/>
+      </w:pPr>
+      <w:r>
+        <w:rPr>
+          <w:rFonts w:ascii="宋体" w:cs="宋体" w:eastAsia="宋体" w:hAnsi="宋体"/>
+          <w:sz w:val="24"/>
+          <w:szCs w:val="24"/>
+        </w:rPr>
+        <w:t xml:space="preserve">- **苏寒衣**：元婴期，进度100%，在wild_lingmai，灵石4231</w:t>
+      </w:r>
+    </w:p>
+    <w:p>
+      <w:pPr>
+        <w:spacing w:after="60" w:before="60" w:line="360"/>
+        <w:ind w:firstLine="480"/>
+      </w:pPr>
+      <w:r>
+        <w:rPr>
+          <w:rFonts w:ascii="宋体" w:cs="宋体" w:eastAsia="宋体" w:hAnsi="宋体"/>
+          <w:sz w:val="24"/>
+          <w:szCs w:val="24"/>
+        </w:rPr>
+        <w:t xml:space="preserve">- **魏玄机**：练气十二层，进度99%，在wild_ghost_valley，灵石2629</w:t>
+      </w:r>
+    </w:p>
+    <w:p>
+      <w:pPr>
+        <w:spacing w:after="60" w:before="60" w:line="360"/>
+        <w:ind w:firstLine="480"/>
+      </w:pPr>
+      <w:r>
+        <w:rPr>
+          <w:rFonts w:ascii="宋体" w:cs="宋体" w:eastAsia="宋体" w:hAnsi="宋体"/>
+          <w:sz w:val="24"/>
+          <w:szCs w:val="24"/>
+        </w:rPr>
+        <w:t xml:space="preserve">- **孟长歌**：练气十二层，进度100%，在wild_lingmai，灵石2249</w:t>
+      </w:r>
+    </w:p>
+    <w:p>
+      <w:pPr>
+        <w:spacing w:after="60" w:before="60" w:line="360"/>
+        <w:ind w:firstLine="480"/>
+      </w:pPr>
+      <w:r>
+        <w:rPr>
+          <w:rFonts w:ascii="宋体" w:cs="宋体" w:eastAsia="宋体" w:hAnsi="宋体"/>
+          <w:sz w:val="24"/>
+          <w:szCs w:val="24"/>
+        </w:rPr>
+        <w:t xml:space="preserve">- **老赵掌柜**：凡人，进度85%，在city_qingyun，灵石1382</w:t>
+      </w:r>
+    </w:p>
+    <w:p>
+      <w:pPr>
+        <w:spacing w:after="60" w:before="60" w:line="360"/>
+        <w:ind w:firstLine="480"/>
+      </w:pPr>
+      <w:r>
+        <w:rPr>
+          <w:rFonts w:ascii="宋体" w:cs="宋体" w:eastAsia="宋体" w:hAnsi="宋体"/>
+          <w:sz w:val="24"/>
+          <w:szCs w:val="24"/>
+        </w:rPr>
+        <w:t xml:space="preserve">- **小翠**：凡人，进度96%，在wild_lingmai，灵石918</w:t>
+      </w:r>
+    </w:p>
+    <w:p>
+      <w:pPr>
+        <w:spacing w:after="60" w:before="60" w:line="360"/>
+        <w:ind w:firstLine="480"/>
+      </w:pPr>
+      <w:r>
+        <w:rPr>
+          <w:rFonts w:ascii="宋体" w:cs="宋体" w:eastAsia="宋体" w:hAnsi="宋体"/>
+          <w:sz w:val="24"/>
+          <w:szCs w:val="24"/>
+        </w:rPr>
+        <w:t xml:space="preserve">- **万财爷**：练气二层，进度17%，在wild_lingmai，灵石10082</w:t>
+      </w:r>
+    </w:p>
+    <w:p>
+      <w:pPr>
+        <w:spacing w:after="60" w:before="60" w:line="360"/>
+        <w:ind w:firstLine="480"/>
+      </w:pPr>
+      <w:r>
+        <w:rPr>
+          <w:rFonts w:ascii="宋体" w:cs="宋体" w:eastAsia="宋体" w:hAnsi="宋体"/>
+          <w:sz w:val="24"/>
+          <w:szCs w:val="24"/>
+        </w:rPr>
+        <w:t xml:space="preserve">- **红袖添香**：练气十二层，进度99%，在wild_lingmai，灵石4292</w:t>
+      </w:r>
+    </w:p>
+    <w:p>
+      <w:pPr>
+        <w:spacing w:after="60" w:before="60" w:line="360"/>
+        <w:ind w:firstLine="480"/>
+      </w:pPr>
+      <w:r>
+        <w:rPr>
+          <w:rFonts w:ascii="宋体" w:cs="宋体" w:eastAsia="宋体" w:hAnsi="宋体"/>
+          <w:sz w:val="24"/>
+          <w:szCs w:val="24"/>
+        </w:rPr>
+        <w:t xml:space="preserve">- **铁牛**：练气十二层，进度50%，在wild_lingmai，灵石1715</w:t>
+      </w:r>
+    </w:p>
+    <w:p>
+      <w:pPr>
+        <w:spacing w:after="60" w:before="60" w:line="360"/>
+        <w:ind w:firstLine="480"/>
+      </w:pPr>
+      <w:r>
+        <w:rPr>
+          <w:rFonts w:ascii="宋体" w:cs="宋体" w:eastAsia="宋体" w:hAnsi="宋体"/>
+          <w:sz w:val="24"/>
+          <w:szCs w:val="24"/>
+        </w:rPr>
+        <w:t xml:space="preserve">- **破碗老爷**：练气十二层，进度99%，在wild_lingmai，灵石841</w:t>
+      </w:r>
+    </w:p>
+    <w:p>
+      <w:pPr>
+        <w:spacing w:after="60" w:before="60" w:line="360"/>
+        <w:ind w:firstLine="480"/>
+      </w:pPr>
+      <w:r>
+        <w:rPr>
+          <w:rFonts w:ascii="宋体" w:cs="宋体" w:eastAsia="宋体" w:hAnsi="宋体"/>
+          <w:sz w:val="24"/>
+          <w:szCs w:val="24"/>
+        </w:rPr>
+        <w:t xml:space="preserve">- **老李头**：凡人，进度96%，在wild_lingmai，灵石1567</w:t>
+      </w:r>
+    </w:p>
+    <w:p>
+      <w:pPr>
+        <w:spacing w:after="60" w:before="60" w:line="360"/>
+        <w:ind w:firstLine="480"/>
+      </w:pPr>
+      <w:r>
+        <w:rPr>
+          <w:rFonts w:ascii="宋体" w:cs="宋体" w:eastAsia="宋体" w:hAnsi="宋体"/>
+          <w:sz w:val="24"/>
+          <w:szCs w:val="24"/>
+        </w:rPr>
+        <w:t xml:space="preserve">- **刘二蛋**：凡人，进度81%，在wild_lingmai，灵石1464</w:t>
+      </w:r>
+    </w:p>
+    <w:p>
+      <w:pPr>
+        <w:spacing w:after="60" w:before="60" w:line="360"/>
+        <w:ind w:firstLine="480"/>
+      </w:pPr>
+      <w:r>
+        <w:rPr>
+          <w:rFonts w:ascii="宋体" w:cs="宋体" w:eastAsia="宋体" w:hAnsi="宋体"/>
+          <w:sz w:val="24"/>
+          <w:szCs w:val="24"/>
+        </w:rPr>
+        <w:t xml:space="preserve">- **王捕头**：练气十一层，进度50%，在wild_lingmai，灵石1358</w:t>
+      </w:r>
+    </w:p>
+    <w:p>
+      <w:pPr>
+        <w:spacing w:after="60" w:before="60" w:line="360"/>
+        <w:ind w:firstLine="480"/>
+      </w:pPr>
+      <w:r>
+        <w:rPr>
+          <w:rFonts w:ascii="宋体" w:cs="宋体" w:eastAsia="宋体" w:hAnsi="宋体"/>
+          <w:sz w:val="24"/>
+          <w:szCs w:val="24"/>
+        </w:rPr>
+        <w:t xml:space="preserve">- **青云长老**：元婴期，进度100%，在city_qingyun，灵石50956</w:t>
+      </w:r>
+    </w:p>
+    <w:p>
+      <w:pPr>
+        <w:spacing w:after="60" w:before="60" w:line="360"/>
+        <w:ind w:firstLine="480"/>
+      </w:pPr>
+      <w:r>
+        <w:rPr>
+          <w:rFonts w:ascii="宋体" w:cs="宋体" w:eastAsia="宋体" w:hAnsi="宋体"/>
+          <w:sz w:val="24"/>
+          <w:szCs w:val="24"/>
+        </w:rPr>
+        <w:t xml:space="preserve">- **梨花娘子**：凡人，进度82%，在wild_lingmai，灵石1115</w:t>
+      </w:r>
+    </w:p>
+    <w:p>
+      <w:pPr>
+        <w:spacing w:after="60" w:before="60" w:line="360"/>
+        <w:ind w:firstLine="480"/>
+      </w:pPr>
+      <w:r>
+        <w:rPr>
+          <w:rFonts w:ascii="宋体" w:cs="宋体" w:eastAsia="宋体" w:hAnsi="宋体"/>
+          <w:sz w:val="24"/>
+          <w:szCs w:val="24"/>
+        </w:rPr>
+        <w:t xml:space="preserve">- **小宝**：练气十二层，进度99%，在city_qingyun，灵石1471</w:t>
+      </w:r>
+    </w:p>
+    <w:p>
+      <w:pPr>
+        <w:spacing w:after="60" w:before="60" w:line="360"/>
+        <w:ind w:firstLine="480"/>
+      </w:pPr>
+      <w:r>
+        <w:rPr>
+          <w:rFonts w:ascii="宋体" w:cs="宋体" w:eastAsia="宋体" w:hAnsi="宋体"/>
+          <w:sz w:val="24"/>
+          <w:szCs w:val="24"/>
+        </w:rPr>
+        <w:t xml:space="preserve">- **黑风寨主**：练气七层，进度28%，在city_qingyun，灵石1577</w:t>
+      </w:r>
+    </w:p>
+    <w:p>
+      <w:pPr>
+        <w:spacing w:after="60" w:before="60" w:line="360"/>
+        <w:ind w:firstLine="480"/>
+      </w:pPr>
+      <w:r>
+        <w:rPr>
+          <w:rFonts w:ascii="宋体" w:cs="宋体" w:eastAsia="宋体" w:hAnsi="宋体"/>
+          <w:sz w:val="24"/>
+          <w:szCs w:val="24"/>
+        </w:rPr>
+        <w:t xml:space="preserve">- **玄机道长**：练气一层，进度2%，在city_qingyun，灵石1444</w:t>
+      </w:r>
+    </w:p>
+    <w:p>
+      <w:pPr>
+        <w:spacing w:after="60" w:before="60" w:line="360"/>
+        <w:ind w:firstLine="480"/>
+      </w:pPr>
+      <w:r>
+        <w:rPr>
+          <w:rFonts w:ascii="宋体" w:cs="宋体" w:eastAsia="宋体" w:hAnsi="宋体"/>
+          <w:sz w:val="24"/>
+          <w:szCs w:val="24"/>
+        </w:rPr>
+        <w:t xml:space="preserve">- **陈神医**：练气九层，进度30%，在wild_lingmai，灵石1723</w:t>
       </w:r>
     </w:p>
     <w:p>
@@ -2654,7 +2444,119 @@
           <w:sz w:val="24"/>
           <w:szCs w:val="24"/>
         </w:rPr>
-        <w:t xml:space="preserve">- 第1回合，天地间的棋局又落下了一颗子。🔍 梨花娘子 探索有收获。 🔍 陈神医 探索有收获。</w:t>
+        <w:t xml:space="preserve">- 第1回合，天地间的棋局又落下了一颗子。🔍 孟长歌 探索有收获。 🔍 老李头 探索有收获。</w:t>
+      </w:r>
+    </w:p>
+    <w:p>
+      <w:pPr>
+        <w:spacing w:after="60" w:before="60" w:line="360"/>
+        <w:ind w:firstLine="480"/>
+      </w:pPr>
+      <w:r>
+        <w:rPr>
+          <w:rFonts w:ascii="宋体" w:cs="宋体" w:eastAsia="宋体" w:hAnsi="宋体"/>
+          <w:sz w:val="24"/>
+          <w:szCs w:val="24"/>
+        </w:rPr>
+        <w:t xml:space="preserve">- 荒野中妖气流动，不知从何处传来一声低沉的嘶吼。</w:t>
+      </w:r>
+    </w:p>
+    <w:p>
+      <w:pPr>
+        <w:spacing w:after="60" w:before="60" w:line="360"/>
+        <w:ind w:firstLine="480"/>
+      </w:pPr>
+      <w:r>
+        <w:rPr>
+          <w:rFonts w:ascii="宋体" w:cs="宋体" w:eastAsia="宋体" w:hAnsi="宋体"/>
+          <w:sz w:val="24"/>
+          <w:szCs w:val="24"/>
+        </w:rPr>
+        <w:t xml:space="preserve">- 血与剑的故事从未停歇，第2月，又是新的一章。⚠️ 冯怒潮 练气圆满，却无筑基丹，修炼停滞！ 🔍 魏玄机 探索有收获。</w:t>
+      </w:r>
+    </w:p>
+    <w:p>
+      <w:pPr>
+        <w:spacing w:after="60" w:before="60" w:line="360"/>
+        <w:ind w:firstLine="480"/>
+      </w:pPr>
+      <w:r>
+        <w:rPr>
+          <w:rFonts w:ascii="宋体" w:cs="宋体" w:eastAsia="宋体" w:hAnsi="宋体"/>
+          <w:sz w:val="24"/>
+          <w:szCs w:val="24"/>
+        </w:rPr>
+        <w:t xml:space="preserve">- 一名身着灰袍的老者把玩着灵石，眼神时不时扫向四周。</w:t>
+      </w:r>
+    </w:p>
+    <w:p>
+      <w:pPr>
+        <w:spacing w:after="60" w:before="60" w:line="360"/>
+        <w:ind w:firstLine="480"/>
+      </w:pPr>
+      <w:r>
+        <w:rPr>
+          <w:rFonts w:ascii="宋体" w:cs="宋体" w:eastAsia="宋体" w:hAnsi="宋体"/>
+          <w:sz w:val="24"/>
+          <w:szCs w:val="24"/>
+        </w:rPr>
+        <w:t xml:space="preserve">- 岁月如刀，3月已过。🔍 魏玄机 探索有收获。 🔍 老赵掌柜 探索有收获。修仙之路，从不平静。</w:t>
+      </w:r>
+    </w:p>
+    <w:p>
+      <w:pPr>
+        <w:spacing w:after="60" w:before="60" w:line="360"/>
+        <w:ind w:firstLine="480"/>
+      </w:pPr>
+      <w:r>
+        <w:rPr>
+          <w:rFonts w:ascii="宋体" w:cs="宋体" w:eastAsia="宋体" w:hAnsi="宋体"/>
+          <w:sz w:val="24"/>
+          <w:szCs w:val="24"/>
+        </w:rPr>
+        <w:t xml:space="preserve">- 第4月，苍渺大陆的暗流继续涌动。⚠️ 孟长歌 练气圆满，却无筑基丹，修炼停滞！ ⚠️ 红袖添香 练气圆满，却无筑基丹，修炼停滞！</w:t>
+      </w:r>
+    </w:p>
+    <w:p>
+      <w:pPr>
+        <w:spacing w:after="60" w:before="60" w:line="360"/>
+        <w:ind w:firstLine="480"/>
+      </w:pPr>
+      <w:r>
+        <w:rPr>
+          <w:rFonts w:ascii="宋体" w:cs="宋体" w:eastAsia="宋体" w:hAnsi="宋体"/>
+          <w:sz w:val="24"/>
+          <w:szCs w:val="24"/>
+        </w:rPr>
+        <w:t xml:space="preserve">- 岁月如刀，5月已过。⚠️ 冯怒潮 练气圆满，却无筑基丹，修炼停滞！ ⚠️ 魏玄机 练气圆满，却无筑基丹，修炼停滞！修仙之路，从不平静。</w:t>
+      </w:r>
+    </w:p>
+    <w:p>
+      <w:pPr>
+        <w:spacing w:after="60" w:before="60" w:line="360"/>
+        <w:ind w:firstLine="480"/>
+      </w:pPr>
+      <w:r>
+        <w:rPr>
+          <w:rFonts w:ascii="宋体" w:cs="宋体" w:eastAsia="宋体" w:hAnsi="宋体"/>
+          <w:sz w:val="24"/>
+          <w:szCs w:val="24"/>
+        </w:rPr>
+        <w:t xml:space="preserve">- 坊市中人声鼎沸，各路散修低声交流着最近的情报。</w:t>
+      </w:r>
+    </w:p>
+    <w:p>
+      <w:pPr>
+        <w:spacing w:after="60" w:before="60" w:line="360"/>
+        <w:ind w:firstLine="480"/>
+      </w:pPr>
+      <w:r>
+        <w:rPr>
+          <w:rFonts w:ascii="宋体" w:cs="宋体" w:eastAsia="宋体" w:hAnsi="宋体"/>
+          <w:sz w:val="24"/>
+          <w:szCs w:val="24"/>
+        </w:rPr>
+        <w:t xml:space="preserve">- 第6回合，天地间的棋局又落下了一颗子。🔍 冯怒潮 探索有收获。 🔍 陆霜华 探索有收获。</w:t>
       </w:r>
     </w:p>
     <w:p>
@@ -2682,118 +2584,6 @@
           <w:sz w:val="24"/>
           <w:szCs w:val="24"/>
         </w:rPr>
-        <w:t xml:space="preserve">- 第2回合，天地间的棋局又落下了一颗子。🔍 黑风寨主 探索有收获。</w:t>
-      </w:r>
-    </w:p>
-    <w:p>
-      <w:pPr>
-        <w:spacing w:after="60" w:before="60" w:line="360"/>
-        <w:ind w:firstLine="480"/>
-      </w:pPr>
-      <w:r>
-        <w:rPr>
-          <w:rFonts w:ascii="宋体" w:cs="宋体" w:eastAsia="宋体" w:hAnsi="宋体"/>
-          <w:sz w:val="24"/>
-          <w:szCs w:val="24"/>
-        </w:rPr>
-        <w:t xml:space="preserve">- 血与剑的故事从未停歇，第3月，又是新的一章。🔍 陈神医 探索有收获。</w:t>
-      </w:r>
-    </w:p>
-    <w:p>
-      <w:pPr>
-        <w:spacing w:after="60" w:before="60" w:line="360"/>
-        <w:ind w:firstLine="480"/>
-      </w:pPr>
-      <w:r>
-        <w:rPr>
-          <w:rFonts w:ascii="宋体" w:cs="宋体" w:eastAsia="宋体" w:hAnsi="宋体"/>
-          <w:sz w:val="24"/>
-          <w:szCs w:val="24"/>
-        </w:rPr>
-        <w:t xml:space="preserve">- 荒野中妖气流动，不知从何处传来一声低沉的嘶吼。</w:t>
-      </w:r>
-    </w:p>
-    <w:p>
-      <w:pPr>
-        <w:spacing w:after="60" w:before="60" w:line="360"/>
-        <w:ind w:firstLine="480"/>
-      </w:pPr>
-      <w:r>
-        <w:rPr>
-          <w:rFonts w:ascii="宋体" w:cs="宋体" w:eastAsia="宋体" w:hAnsi="宋体"/>
-          <w:sz w:val="24"/>
-          <w:szCs w:val="24"/>
-        </w:rPr>
-        <w:t xml:space="preserve">- 第4月，苍渺大陆的暗流继续涌动。🔍 许流年 探索有收获。 🔍 老赵掌柜 探索有收获。</w:t>
-      </w:r>
-    </w:p>
-    <w:p>
-      <w:pPr>
-        <w:spacing w:after="60" w:before="60" w:line="360"/>
-        <w:ind w:firstLine="480"/>
-      </w:pPr>
-      <w:r>
-        <w:rPr>
-          <w:rFonts w:ascii="宋体" w:cs="宋体" w:eastAsia="宋体" w:hAnsi="宋体"/>
-          <w:sz w:val="24"/>
-          <w:szCs w:val="24"/>
-        </w:rPr>
-        <w:t xml:space="preserve">- 第5回合，天地间的棋局又落下了一颗子。1名修士境界突破。 ✨ 姜烟柔 修为精进，突破至【练气九层】！</w:t>
-      </w:r>
-    </w:p>
-    <w:p>
-      <w:pPr>
-        <w:spacing w:after="60" w:before="60" w:line="360"/>
-        <w:ind w:firstLine="480"/>
-      </w:pPr>
-      <w:r>
-        <w:rPr>
-          <w:rFonts w:ascii="宋体" w:cs="宋体" w:eastAsia="宋体" w:hAnsi="宋体"/>
-          <w:sz w:val="24"/>
-          <w:szCs w:val="24"/>
-        </w:rPr>
-        <w:t xml:space="preserve">- 第6回合，天地间的棋局又落下了一颗子。表面平静，暗流涌动——每一名修士都在积蓄力量。</w:t>
-      </w:r>
-    </w:p>
-    <w:p>
-      <w:pPr>
-        <w:spacing w:after="60" w:before="60" w:line="360"/>
-        <w:ind w:firstLine="480"/>
-      </w:pPr>
-      <w:r>
-        <w:rPr>
-          <w:rFonts w:ascii="宋体" w:cs="宋体" w:eastAsia="宋体" w:hAnsi="宋体"/>
-          <w:sz w:val="24"/>
-          <w:szCs w:val="24"/>
-        </w:rPr>
-        <w:t xml:space="preserve">- 一名身着灰袍的老者把玩着灵石，眼神时不时扫向四周。</w:t>
-      </w:r>
-    </w:p>
-    <w:p>
-      <w:pPr>
-        <w:spacing w:after="60" w:before="60" w:line="360"/>
-        <w:ind w:firstLine="480"/>
-      </w:pPr>
-      <w:r>
-        <w:rPr>
-          <w:rFonts w:ascii="宋体" w:cs="宋体" w:eastAsia="宋体" w:hAnsi="宋体"/>
-          <w:sz w:val="24"/>
-          <w:szCs w:val="24"/>
-        </w:rPr>
-        <w:t xml:space="preserve">- 第7月，苍渺大陆的暗流继续涌动。🔍 老赵掌柜 探索有收获。</w:t>
-      </w:r>
-    </w:p>
-    <w:p>
-      <w:pPr>
-        <w:spacing w:after="60" w:before="60" w:line="360"/>
-        <w:ind w:firstLine="480"/>
-      </w:pPr>
-      <w:r>
-        <w:rPr>
-          <w:rFonts w:ascii="宋体" w:cs="宋体" w:eastAsia="宋体" w:hAnsi="宋体"/>
-          <w:sz w:val="24"/>
-          <w:szCs w:val="24"/>
-        </w:rPr>
         <w:t xml:space="preserve">### 📊 数据统计</w:t>
       </w:r>
     </w:p>
@@ -2808,7 +2598,7 @@
           <w:sz w:val="24"/>
           <w:szCs w:val="24"/>
         </w:rPr>
-        <w:t xml:space="preserve">- 战斗次数：0 | 通缉人数：1 | 盟约：0 | 累计死亡：0</w:t>
+        <w:t xml:space="preserve">- 战斗次数：0 | 通缉人数：0 | 盟约：0 | 累计死亡：0</w:t>
       </w:r>
     </w:p>
     <w:p>
@@ -4639,6 +4429,96 @@
           <w:szCs w:val="18"/>
         </w:rPr>
         <w:t xml:space="preserve">[数据] 存活修士：20人 | 大事件：26件</w:t>
+      </w:r>
+    </w:p>
+    <w:p>
+      <w:pPr>
+        <w:pStyle w:val="Heading2"/>
+        <w:spacing w:after="150" w:before="300"/>
+      </w:pPr>
+      <w:r>
+        <w:rPr>
+          <w:rFonts w:ascii="宋体" w:cs="宋体" w:eastAsia="宋体" w:hAnsi="宋体"/>
+          <w:b/>
+          <w:bCs/>
+          <w:color w:val="6B3A1F"/>
+          <w:sz w:val="28"/>
+          <w:szCs w:val="28"/>
+        </w:rPr>
+        <w:t xml:space="preserve">第196月至第200月</w:t>
+      </w:r>
+    </w:p>
+    <w:p>
+      <w:pPr>
+        <w:spacing w:after="60" w:before="60" w:line="360"/>
+        <w:ind w:firstLine="480"/>
+      </w:pPr>
+      <w:r>
+        <w:rPr>
+          <w:rFonts w:ascii="宋体" w:cs="宋体" w:eastAsia="宋体" w:hAnsi="宋体"/>
+          <w:sz w:val="24"/>
+          <w:szCs w:val="24"/>
+        </w:rPr>
+        <w:t xml:space="preserve">灵脉荒野，第196月。地脉灵气从地缝中渗出，连空气都带着令人心悸的灵压。几道身影散落四方，各自打着自己的算盘。</w:t>
+      </w:r>
+    </w:p>
+    <w:p>
+      <w:pPr>
+        <w:spacing w:after="60" w:before="60" w:line="360"/>
+        <w:ind w:firstLine="480"/>
+      </w:pPr>
+      <w:r>
+        <w:rPr>
+          <w:rFonts w:ascii="宋体" w:cs="宋体" w:eastAsia="宋体" w:hAnsi="宋体"/>
+          <w:sz w:val="24"/>
+          <w:szCs w:val="24"/>
+        </w:rPr>
+        <w:t xml:space="preserve">与此同时，各方修士也在暗流中各自筹谋——</w:t>
+      </w:r>
+    </w:p>
+    <w:p>
+      <w:pPr>
+        <w:spacing w:after="60" w:before="60" w:line="360"/>
+        <w:ind w:firstLine="480"/>
+      </w:pPr>
+      <w:r>
+        <w:rPr>
+          <w:rFonts w:ascii="宋体" w:cs="宋体" w:eastAsia="宋体" w:hAnsi="宋体"/>
+          <w:sz w:val="24"/>
+          <w:szCs w:val="24"/>
+        </w:rPr>
+        <w:t xml:space="preserve">江湖之上，陆霜华 练气圆满，却无筑基丹，修炼停滞！，天下局势悄然生变。</w:t>
+      </w:r>
+    </w:p>
+    <w:p>
+      <w:pPr>
+        <w:spacing w:after="60" w:before="60" w:line="360"/>
+        <w:ind w:firstLine="480"/>
+      </w:pPr>
+      <w:r>
+        <w:rPr>
+          <w:rFonts w:ascii="宋体" w:cs="宋体" w:eastAsia="宋体" w:hAnsi="宋体"/>
+          <w:sz w:val="24"/>
+          <w:szCs w:val="24"/>
+        </w:rPr>
+        <w:t xml:space="preserve">第200月，苍渺大陆的天地棋盘又落下了几枚棋子。谁生谁死，谁主沉浮，尚未可知。</w:t>
+      </w:r>
+    </w:p>
+    <w:p>
+      <w:pPr>
+        <w:spacing w:after="200" w:before="100"/>
+        <w:jc w:val="right"/>
+      </w:pPr>
+      <w:r>
+        <w:rPr>
+          <w:rFonts w:ascii="宋体" w:cs="宋体" w:eastAsia="宋体" w:hAnsi="宋体"/>
+          <w:i/>
+          <w:iCs/>
+          <w:color w:val="888888"/>
+          <w:sz w:val="18"/>
+          <w:szCs w:val="18"/>
+        </w:rPr>
+        <w:t xml:space="preserve">[数据] 存活修士：20人 | 大事件：18件</w:t>
       </w:r>
     </w:p>
     <w:sectPr>

--- a/xianxia_story.docx
+++ b/xianxia_story.docx
@@ -4520,6 +4520,684 @@
         </w:rPr>
         <w:t xml:space="preserve">[数据] 存活修士：20人 | 大事件：18件</w:t>
       </w:r>
+    </w:p>
+    <w:p/>
+    <w:p>
+      <w:pPr>
+        <w:pStyle w:val="Heading1"/>
+        <w:spacing w:after="200" w:before="400"/>
+      </w:pPr>
+      <w:r>
+        <w:rPr>
+          <w:rFonts w:ascii="宋体" w:cs="宋体" w:eastAsia="宋体" w:hAnsi="宋体"/>
+          <w:b/>
+          <w:bCs/>
+          <w:color w:val="4A2C0A"/>
+          <w:sz w:val="36"/>
+          <w:szCs w:val="36"/>
+        </w:rPr>
+        <w:t xml:space="preserve">第 2 卷终章 · 第101月至第200月</w:t>
+      </w:r>
+    </w:p>
+    <w:p>
+      <w:pPr>
+        <w:pBdr>
+          <w:bottom w:val="single" w:color="C8A96E" w:sz="6" w:space="1"/>
+        </w:pBdr>
+        <w:spacing w:after="200"/>
+      </w:pPr>
+    </w:p>
+    <w:p>
+      <w:pPr>
+        <w:spacing w:after="60" w:before="60" w:line="360"/>
+        <w:ind w:firstLine="480"/>
+      </w:pPr>
+      <w:r>
+        <w:rPr>
+          <w:rFonts w:ascii="宋体" w:cs="宋体" w:eastAsia="宋体" w:hAnsi="宋体"/>
+          <w:sz w:val="24"/>
+          <w:szCs w:val="24"/>
+        </w:rPr>
+        <w:t xml:space="preserve">## 第2大回合总结（第101~200回合）</w:t>
+      </w:r>
+    </w:p>
+    <w:p>
+      <w:pPr>
+        <w:spacing w:after="60" w:before="60" w:line="360"/>
+        <w:ind w:firstLine="480"/>
+      </w:pPr>
+      <w:r>
+        <w:rPr>
+          <w:rFonts w:ascii="宋体" w:cs="宋体" w:eastAsia="宋体" w:hAnsi="宋体"/>
+          <w:sz w:val="24"/>
+          <w:szCs w:val="24"/>
+        </w:rPr>
+        <w:t xml:space="preserve">### 🌍 势力排行</w:t>
+      </w:r>
+    </w:p>
+    <w:p>
+      <w:pPr>
+        <w:spacing w:after="60" w:before="60" w:line="360"/>
+        <w:ind w:firstLine="480"/>
+      </w:pPr>
+      <w:r>
+        <w:rPr>
+          <w:rFonts w:ascii="宋体" w:cs="宋体" w:eastAsia="宋体" w:hAnsi="宋体"/>
+          <w:sz w:val="24"/>
+          <w:szCs w:val="24"/>
+        </w:rPr>
+        <w:t xml:space="preserve">【修为排行（公开）】</w:t>
+      </w:r>
+    </w:p>
+    <w:p>
+      <w:pPr>
+        <w:spacing w:after="60" w:before="60" w:line="360"/>
+        <w:ind w:firstLine="480"/>
+      </w:pPr>
+      <w:r>
+        <w:rPr>
+          <w:rFonts w:ascii="宋体" w:cs="宋体" w:eastAsia="宋体" w:hAnsi="宋体"/>
+          <w:sz w:val="24"/>
+          <w:szCs w:val="24"/>
+        </w:rPr>
+        <w:t xml:space="preserve">🥇 苏寒衣 ── 元婴期</w:t>
+      </w:r>
+    </w:p>
+    <w:p>
+      <w:pPr>
+        <w:spacing w:after="60" w:before="60" w:line="360"/>
+        <w:ind w:firstLine="480"/>
+      </w:pPr>
+      <w:r>
+        <w:rPr>
+          <w:rFonts w:ascii="宋体" w:cs="宋体" w:eastAsia="宋体" w:hAnsi="宋体"/>
+          <w:sz w:val="24"/>
+          <w:szCs w:val="24"/>
+        </w:rPr>
+        <w:t xml:space="preserve">🥈 青云长老 ── 元婴期</w:t>
+      </w:r>
+    </w:p>
+    <w:p>
+      <w:pPr>
+        <w:spacing w:after="60" w:before="60" w:line="360"/>
+        <w:ind w:firstLine="480"/>
+      </w:pPr>
+      <w:r>
+        <w:rPr>
+          <w:rFonts w:ascii="宋体" w:cs="宋体" w:eastAsia="宋体" w:hAnsi="宋体"/>
+          <w:sz w:val="24"/>
+          <w:szCs w:val="24"/>
+        </w:rPr>
+        <w:t xml:space="preserve">🥉 小宝 ── 练气十二层</w:t>
+      </w:r>
+    </w:p>
+    <w:p>
+      <w:pPr>
+        <w:spacing w:after="60" w:before="60" w:line="360"/>
+        <w:ind w:firstLine="480"/>
+      </w:pPr>
+      <w:r>
+        <w:rPr>
+          <w:rFonts w:ascii="宋体" w:cs="宋体" w:eastAsia="宋体" w:hAnsi="宋体"/>
+          <w:sz w:val="24"/>
+          <w:szCs w:val="24"/>
+        </w:rPr>
+        <w:t xml:space="preserve">4. 魏玄机 ── 练气十二层</w:t>
+      </w:r>
+    </w:p>
+    <w:p>
+      <w:pPr>
+        <w:spacing w:after="60" w:before="60" w:line="360"/>
+        <w:ind w:firstLine="480"/>
+      </w:pPr>
+      <w:r>
+        <w:rPr>
+          <w:rFonts w:ascii="宋体" w:cs="宋体" w:eastAsia="宋体" w:hAnsi="宋体"/>
+          <w:sz w:val="24"/>
+          <w:szCs w:val="24"/>
+        </w:rPr>
+        <w:t xml:space="preserve">5. 红袖添香 ── 练气十二层</w:t>
+      </w:r>
+    </w:p>
+    <w:p>
+      <w:pPr>
+        <w:spacing w:after="60" w:before="60" w:line="360"/>
+        <w:ind w:firstLine="480"/>
+      </w:pPr>
+      <w:r>
+        <w:rPr>
+          <w:rFonts w:ascii="宋体" w:cs="宋体" w:eastAsia="宋体" w:hAnsi="宋体"/>
+          <w:sz w:val="24"/>
+          <w:szCs w:val="24"/>
+        </w:rPr>
+        <w:t xml:space="preserve">### 🧍 存活修士（20人）</w:t>
+      </w:r>
+    </w:p>
+    <w:p>
+      <w:pPr>
+        <w:spacing w:after="60" w:before="60" w:line="360"/>
+        <w:ind w:firstLine="480"/>
+      </w:pPr>
+      <w:r>
+        <w:rPr>
+          <w:rFonts w:ascii="宋体" w:cs="宋体" w:eastAsia="宋体" w:hAnsi="宋体"/>
+          <w:sz w:val="24"/>
+          <w:szCs w:val="24"/>
+        </w:rPr>
+        <w:t xml:space="preserve">- **冯怒潮**：练气十二层，进度99%，在wild_lingmai，灵石2658</w:t>
+      </w:r>
+    </w:p>
+    <w:p>
+      <w:pPr>
+        <w:spacing w:after="60" w:before="60" w:line="360"/>
+        <w:ind w:firstLine="480"/>
+      </w:pPr>
+      <w:r>
+        <w:rPr>
+          <w:rFonts w:ascii="宋体" w:cs="宋体" w:eastAsia="宋体" w:hAnsi="宋体"/>
+          <w:sz w:val="24"/>
+          <w:szCs w:val="24"/>
+        </w:rPr>
+        <w:t xml:space="preserve">- **陆霜华**：练气十二层，进度99%，在wild_lingmai，灵石3377</w:t>
+      </w:r>
+    </w:p>
+    <w:p>
+      <w:pPr>
+        <w:spacing w:after="60" w:before="60" w:line="360"/>
+        <w:ind w:firstLine="480"/>
+      </w:pPr>
+      <w:r>
+        <w:rPr>
+          <w:rFonts w:ascii="宋体" w:cs="宋体" w:eastAsia="宋体" w:hAnsi="宋体"/>
+          <w:sz w:val="24"/>
+          <w:szCs w:val="24"/>
+        </w:rPr>
+        <w:t xml:space="preserve">- **苏寒衣**：元婴期，进度100%，在wild_lingmai，灵石4390</w:t>
+      </w:r>
+    </w:p>
+    <w:p>
+      <w:pPr>
+        <w:spacing w:after="60" w:before="60" w:line="360"/>
+        <w:ind w:firstLine="480"/>
+      </w:pPr>
+      <w:r>
+        <w:rPr>
+          <w:rFonts w:ascii="宋体" w:cs="宋体" w:eastAsia="宋体" w:hAnsi="宋体"/>
+          <w:sz w:val="24"/>
+          <w:szCs w:val="24"/>
+        </w:rPr>
+        <w:t xml:space="preserve">- **魏玄机**：练气十二层，进度99%，在wild_ghost_valley，灵石2982</w:t>
+      </w:r>
+    </w:p>
+    <w:p>
+      <w:pPr>
+        <w:spacing w:after="60" w:before="60" w:line="360"/>
+        <w:ind w:firstLine="480"/>
+      </w:pPr>
+      <w:r>
+        <w:rPr>
+          <w:rFonts w:ascii="宋体" w:cs="宋体" w:eastAsia="宋体" w:hAnsi="宋体"/>
+          <w:sz w:val="24"/>
+          <w:szCs w:val="24"/>
+        </w:rPr>
+        <w:t xml:space="preserve">- **孟长歌**：练气十二层，进度99%，在wild_lingmai，灵石2847</w:t>
+      </w:r>
+    </w:p>
+    <w:p>
+      <w:pPr>
+        <w:spacing w:after="60" w:before="60" w:line="360"/>
+        <w:ind w:firstLine="480"/>
+      </w:pPr>
+      <w:r>
+        <w:rPr>
+          <w:rFonts w:ascii="宋体" w:cs="宋体" w:eastAsia="宋体" w:hAnsi="宋体"/>
+          <w:sz w:val="24"/>
+          <w:szCs w:val="24"/>
+        </w:rPr>
+        <w:t xml:space="preserve">- **老赵掌柜**：凡人，进度98%，在city_qingyun，灵石1581</w:t>
+      </w:r>
+    </w:p>
+    <w:p>
+      <w:pPr>
+        <w:spacing w:after="60" w:before="60" w:line="360"/>
+        <w:ind w:firstLine="480"/>
+      </w:pPr>
+      <w:r>
+        <w:rPr>
+          <w:rFonts w:ascii="宋体" w:cs="宋体" w:eastAsia="宋体" w:hAnsi="宋体"/>
+          <w:sz w:val="24"/>
+          <w:szCs w:val="24"/>
+        </w:rPr>
+        <w:t xml:space="preserve">- **小翠**：练气一层，进度7%，在wild_lingmai，灵石1171</w:t>
+      </w:r>
+    </w:p>
+    <w:p>
+      <w:pPr>
+        <w:spacing w:after="60" w:before="60" w:line="360"/>
+        <w:ind w:firstLine="480"/>
+      </w:pPr>
+      <w:r>
+        <w:rPr>
+          <w:rFonts w:ascii="宋体" w:cs="宋体" w:eastAsia="宋体" w:hAnsi="宋体"/>
+          <w:sz w:val="24"/>
+          <w:szCs w:val="24"/>
+        </w:rPr>
+        <w:t xml:space="preserve">- **万财爷**：练气二层，进度32%，在wild_lingmai，灵石10273</w:t>
+      </w:r>
+    </w:p>
+    <w:p>
+      <w:pPr>
+        <w:spacing w:after="60" w:before="60" w:line="360"/>
+        <w:ind w:firstLine="480"/>
+      </w:pPr>
+      <w:r>
+        <w:rPr>
+          <w:rFonts w:ascii="宋体" w:cs="宋体" w:eastAsia="宋体" w:hAnsi="宋体"/>
+          <w:sz w:val="24"/>
+          <w:szCs w:val="24"/>
+        </w:rPr>
+        <w:t xml:space="preserve">- **红袖添香**：练气十二层，进度99%，在wild_lingmai，灵石4922</w:t>
+      </w:r>
+    </w:p>
+    <w:p>
+      <w:pPr>
+        <w:spacing w:after="60" w:before="60" w:line="360"/>
+        <w:ind w:firstLine="480"/>
+      </w:pPr>
+      <w:r>
+        <w:rPr>
+          <w:rFonts w:ascii="宋体" w:cs="宋体" w:eastAsia="宋体" w:hAnsi="宋体"/>
+          <w:sz w:val="24"/>
+          <w:szCs w:val="24"/>
+        </w:rPr>
+        <w:t xml:space="preserve">- **铁牛**：练气十二层，进度99%，在wild_lingmai，灵石1949</w:t>
+      </w:r>
+    </w:p>
+    <w:p>
+      <w:pPr>
+        <w:spacing w:after="60" w:before="60" w:line="360"/>
+        <w:ind w:firstLine="480"/>
+      </w:pPr>
+      <w:r>
+        <w:rPr>
+          <w:rFonts w:ascii="宋体" w:cs="宋体" w:eastAsia="宋体" w:hAnsi="宋体"/>
+          <w:sz w:val="24"/>
+          <w:szCs w:val="24"/>
+        </w:rPr>
+        <w:t xml:space="preserve">- **破碗老爷**：练气十二层，进度99%，在wild_lingmai，灵石1086</w:t>
+      </w:r>
+    </w:p>
+    <w:p>
+      <w:pPr>
+        <w:spacing w:after="60" w:before="60" w:line="360"/>
+        <w:ind w:firstLine="480"/>
+      </w:pPr>
+      <w:r>
+        <w:rPr>
+          <w:rFonts w:ascii="宋体" w:cs="宋体" w:eastAsia="宋体" w:hAnsi="宋体"/>
+          <w:sz w:val="24"/>
+          <w:szCs w:val="24"/>
+        </w:rPr>
+        <w:t xml:space="preserve">- **老李头**：练气一层，进度15%，在wild_lingmai，灵石1805</w:t>
+      </w:r>
+    </w:p>
+    <w:p>
+      <w:pPr>
+        <w:spacing w:after="60" w:before="60" w:line="360"/>
+        <w:ind w:firstLine="480"/>
+      </w:pPr>
+      <w:r>
+        <w:rPr>
+          <w:rFonts w:ascii="宋体" w:cs="宋体" w:eastAsia="宋体" w:hAnsi="宋体"/>
+          <w:sz w:val="24"/>
+          <w:szCs w:val="24"/>
+        </w:rPr>
+        <w:t xml:space="preserve">- **刘二蛋**：凡人，进度93%，在city_qingyun，灵石1984</w:t>
+      </w:r>
+    </w:p>
+    <w:p>
+      <w:pPr>
+        <w:spacing w:after="60" w:before="60" w:line="360"/>
+        <w:ind w:firstLine="480"/>
+      </w:pPr>
+      <w:r>
+        <w:rPr>
+          <w:rFonts w:ascii="宋体" w:cs="宋体" w:eastAsia="宋体" w:hAnsi="宋体"/>
+          <w:sz w:val="24"/>
+          <w:szCs w:val="24"/>
+        </w:rPr>
+        <w:t xml:space="preserve">- **王捕头**：练气十二层，进度70%，在wild_lingmai，灵石1544</w:t>
+      </w:r>
+    </w:p>
+    <w:p>
+      <w:pPr>
+        <w:spacing w:after="60" w:before="60" w:line="360"/>
+        <w:ind w:firstLine="480"/>
+      </w:pPr>
+      <w:r>
+        <w:rPr>
+          <w:rFonts w:ascii="宋体" w:cs="宋体" w:eastAsia="宋体" w:hAnsi="宋体"/>
+          <w:sz w:val="24"/>
+          <w:szCs w:val="24"/>
+        </w:rPr>
+        <w:t xml:space="preserve">- **青云长老**：元婴期，进度100%，在city_qingyun，灵石51159</w:t>
+      </w:r>
+    </w:p>
+    <w:p>
+      <w:pPr>
+        <w:spacing w:after="60" w:before="60" w:line="360"/>
+        <w:ind w:firstLine="480"/>
+      </w:pPr>
+      <w:r>
+        <w:rPr>
+          <w:rFonts w:ascii="宋体" w:cs="宋体" w:eastAsia="宋体" w:hAnsi="宋体"/>
+          <w:sz w:val="24"/>
+          <w:szCs w:val="24"/>
+        </w:rPr>
+        <w:t xml:space="preserve">- **梨花娘子**：凡人，进度95%，在wild_lingmai，灵石1270</w:t>
+      </w:r>
+    </w:p>
+    <w:p>
+      <w:pPr>
+        <w:spacing w:after="60" w:before="60" w:line="360"/>
+        <w:ind w:firstLine="480"/>
+      </w:pPr>
+      <w:r>
+        <w:rPr>
+          <w:rFonts w:ascii="宋体" w:cs="宋体" w:eastAsia="宋体" w:hAnsi="宋体"/>
+          <w:sz w:val="24"/>
+          <w:szCs w:val="24"/>
+        </w:rPr>
+        <w:t xml:space="preserve">- **小宝**：练气十二层，进度99%，在wild_lingmai，灵石1644</w:t>
+      </w:r>
+    </w:p>
+    <w:p>
+      <w:pPr>
+        <w:spacing w:after="60" w:before="60" w:line="360"/>
+        <w:ind w:firstLine="480"/>
+      </w:pPr>
+      <w:r>
+        <w:rPr>
+          <w:rFonts w:ascii="宋体" w:cs="宋体" w:eastAsia="宋体" w:hAnsi="宋体"/>
+          <w:sz w:val="24"/>
+          <w:szCs w:val="24"/>
+        </w:rPr>
+        <w:t xml:space="preserve">- **黑风寨主**：练气八层，进度52%，在wild_lingmai，灵石2139</w:t>
+      </w:r>
+    </w:p>
+    <w:p>
+      <w:pPr>
+        <w:spacing w:after="60" w:before="60" w:line="360"/>
+        <w:ind w:firstLine="480"/>
+      </w:pPr>
+      <w:r>
+        <w:rPr>
+          <w:rFonts w:ascii="宋体" w:cs="宋体" w:eastAsia="宋体" w:hAnsi="宋体"/>
+          <w:sz w:val="24"/>
+          <w:szCs w:val="24"/>
+        </w:rPr>
+        <w:t xml:space="preserve">- **玄机道长**：练气一层，进度15%，在wild_lingmai，灵石1830</w:t>
+      </w:r>
+    </w:p>
+    <w:p>
+      <w:pPr>
+        <w:spacing w:after="60" w:before="60" w:line="360"/>
+        <w:ind w:firstLine="480"/>
+      </w:pPr>
+      <w:r>
+        <w:rPr>
+          <w:rFonts w:ascii="宋体" w:cs="宋体" w:eastAsia="宋体" w:hAnsi="宋体"/>
+          <w:sz w:val="24"/>
+          <w:szCs w:val="24"/>
+        </w:rPr>
+        <w:t xml:space="preserve">- **陈神医**：练气十层，进度82%，在wild_lingmai，灵石1723</w:t>
+      </w:r>
+    </w:p>
+    <w:p>
+      <w:pPr>
+        <w:spacing w:after="60" w:before="60" w:line="360"/>
+        <w:ind w:firstLine="480"/>
+      </w:pPr>
+      <w:r>
+        <w:rPr>
+          <w:rFonts w:ascii="宋体" w:cs="宋体" w:eastAsia="宋体" w:hAnsi="宋体"/>
+          <w:sz w:val="24"/>
+          <w:szCs w:val="24"/>
+        </w:rPr>
+        <w:t xml:space="preserve">### 💀 本大回合陨落</w:t>
+      </w:r>
+    </w:p>
+    <w:p>
+      <w:pPr>
+        <w:spacing w:after="60" w:before="60" w:line="360"/>
+        <w:ind w:firstLine="480"/>
+      </w:pPr>
+      <w:r>
+        <w:rPr>
+          <w:rFonts w:ascii="宋体" w:cs="宋体" w:eastAsia="宋体" w:hAnsi="宋体"/>
+          <w:sz w:val="24"/>
+          <w:szCs w:val="24"/>
+        </w:rPr>
+        <w:t xml:space="preserve">- 无陨落</w:t>
+      </w:r>
+    </w:p>
+    <w:p>
+      <w:pPr>
+        <w:spacing w:after="60" w:before="60" w:line="360"/>
+        <w:ind w:firstLine="480"/>
+      </w:pPr>
+      <w:r>
+        <w:rPr>
+          <w:rFonts w:ascii="宋体" w:cs="宋体" w:eastAsia="宋体" w:hAnsi="宋体"/>
+          <w:sz w:val="24"/>
+          <w:szCs w:val="24"/>
+        </w:rPr>
+        <w:t xml:space="preserve">### ⚔️ 关键事件（共0次战斗）</w:t>
+      </w:r>
+    </w:p>
+    <w:p>
+      <w:pPr>
+        <w:spacing w:after="60" w:before="60" w:line="360"/>
+        <w:ind w:firstLine="480"/>
+      </w:pPr>
+      <w:r>
+        <w:rPr>
+          <w:rFonts w:ascii="宋体" w:cs="宋体" w:eastAsia="宋体" w:hAnsi="宋体"/>
+          <w:sz w:val="24"/>
+          <w:szCs w:val="24"/>
+        </w:rPr>
+        <w:t xml:space="preserve">- 第101回合，天地间的棋局又落下了一颗子。🔍 冯怒潮 探索有收获。 ⚠️ 孟长歌 练气圆满，却无筑基丹，修炼停滞！</w:t>
+      </w:r>
+    </w:p>
+    <w:p>
+      <w:pPr>
+        <w:spacing w:after="60" w:before="60" w:line="360"/>
+        <w:ind w:firstLine="480"/>
+      </w:pPr>
+      <w:r>
+        <w:rPr>
+          <w:rFonts w:ascii="宋体" w:cs="宋体" w:eastAsia="宋体" w:hAnsi="宋体"/>
+          <w:sz w:val="24"/>
+          <w:szCs w:val="24"/>
+        </w:rPr>
+        <w:t xml:space="preserve">- 荒野中妖气流动，不知从何处传来一声低沉的嘶吼。</w:t>
+      </w:r>
+    </w:p>
+    <w:p>
+      <w:pPr>
+        <w:spacing w:after="60" w:before="60" w:line="360"/>
+        <w:ind w:firstLine="480"/>
+      </w:pPr>
+      <w:r>
+        <w:rPr>
+          <w:rFonts w:ascii="宋体" w:cs="宋体" w:eastAsia="宋体" w:hAnsi="宋体"/>
+          <w:sz w:val="24"/>
+          <w:szCs w:val="24"/>
+        </w:rPr>
+        <w:t xml:space="preserve">- 血与剑的故事从未停歇，第102月，又是新的一章。⚠️ 冯怒潮 练气圆满，却无筑基丹，修炼停滞！ 🔍 苏寒衣 探索有收获。</w:t>
+      </w:r>
+    </w:p>
+    <w:p>
+      <w:pPr>
+        <w:spacing w:after="60" w:before="60" w:line="360"/>
+        <w:ind w:firstLine="480"/>
+      </w:pPr>
+      <w:r>
+        <w:rPr>
+          <w:rFonts w:ascii="宋体" w:cs="宋体" w:eastAsia="宋体" w:hAnsi="宋体"/>
+          <w:sz w:val="24"/>
+          <w:szCs w:val="24"/>
+        </w:rPr>
+        <w:t xml:space="preserve">- 第103回合，天地间的棋局又落下了一颗子。🔍 铁牛 探索有收获。 ⚠️ 破碗老爷 练气圆满，却无筑基丹，修炼停滞！</w:t>
+      </w:r>
+    </w:p>
+    <w:p>
+      <w:pPr>
+        <w:spacing w:after="60" w:before="60" w:line="360"/>
+        <w:ind w:firstLine="480"/>
+      </w:pPr>
+      <w:r>
+        <w:rPr>
+          <w:rFonts w:ascii="宋体" w:cs="宋体" w:eastAsia="宋体" w:hAnsi="宋体"/>
+          <w:sz w:val="24"/>
+          <w:szCs w:val="24"/>
+        </w:rPr>
+        <w:t xml:space="preserve">- 岁月如刀，104月已过。🔍 孟长歌 探索有收获。 ⚠️ 破碗老爷 练气圆满，却无筑基丹，修炼停滞！修仙之路，从不平静。</w:t>
+      </w:r>
+    </w:p>
+    <w:p>
+      <w:pPr>
+        <w:spacing w:after="60" w:before="60" w:line="360"/>
+        <w:ind w:firstLine="480"/>
+      </w:pPr>
+      <w:r>
+        <w:rPr>
+          <w:rFonts w:ascii="宋体" w:cs="宋体" w:eastAsia="宋体" w:hAnsi="宋体"/>
+          <w:sz w:val="24"/>
+          <w:szCs w:val="24"/>
+        </w:rPr>
+        <w:t xml:space="preserve">- 灵脉的气息若隐若现，修士们为了它蠢蠢欲动。</w:t>
+      </w:r>
+    </w:p>
+    <w:p>
+      <w:pPr>
+        <w:spacing w:after="60" w:before="60" w:line="360"/>
+        <w:ind w:firstLine="480"/>
+      </w:pPr>
+      <w:r>
+        <w:rPr>
+          <w:rFonts w:ascii="宋体" w:cs="宋体" w:eastAsia="宋体" w:hAnsi="宋体"/>
+          <w:sz w:val="24"/>
+          <w:szCs w:val="24"/>
+        </w:rPr>
+        <w:t xml:space="preserve">- 血与剑的故事从未停歇，第105月，又是新的一章。⚠️ 魏玄机 练气圆满，却无筑基丹，修炼停滞！ ⚠️ 红袖添香 练气圆满，却无筑基丹，修炼停滞！</w:t>
+      </w:r>
+    </w:p>
+    <w:p>
+      <w:pPr>
+        <w:spacing w:after="60" w:before="60" w:line="360"/>
+        <w:ind w:firstLine="480"/>
+      </w:pPr>
+      <w:r>
+        <w:rPr>
+          <w:rFonts w:ascii="宋体" w:cs="宋体" w:eastAsia="宋体" w:hAnsi="宋体"/>
+          <w:sz w:val="24"/>
+          <w:szCs w:val="24"/>
+        </w:rPr>
+        <w:t xml:space="preserve">- 岁月如刀，106月已过。⚠️ 陆霜华 练气圆满，却无筑基丹，修炼停滞！ ⚠️ 魏玄机 练气圆满，却无筑基丹，修炼停滞！修仙之路，从不平静。</w:t>
+      </w:r>
+    </w:p>
+    <w:p>
+      <w:pPr>
+        <w:spacing w:after="60" w:before="60" w:line="360"/>
+        <w:ind w:firstLine="480"/>
+      </w:pPr>
+      <w:r>
+        <w:rPr>
+          <w:rFonts w:ascii="宋体" w:cs="宋体" w:eastAsia="宋体" w:hAnsi="宋体"/>
+          <w:sz w:val="24"/>
+          <w:szCs w:val="24"/>
+        </w:rPr>
+        <w:t xml:space="preserve">- 岁月如刀，107月已过。⚠️ 孟长歌 练气圆满，却无筑基丹，修炼停滞！ 🔍 小翠 探索有收获。修仙之路，从不平静。</w:t>
+      </w:r>
+    </w:p>
+    <w:p>
+      <w:pPr>
+        <w:spacing w:after="60" w:before="60" w:line="360"/>
+        <w:ind w:firstLine="480"/>
+      </w:pPr>
+      <w:r>
+        <w:rPr>
+          <w:rFonts w:ascii="宋体" w:cs="宋体" w:eastAsia="宋体" w:hAnsi="宋体"/>
+          <w:sz w:val="24"/>
+          <w:szCs w:val="24"/>
+        </w:rPr>
+        <w:t xml:space="preserve">- 血与剑的故事从未停歇，第108月，又是新的一章。⚠️ 陆霜华 练气圆满，却无筑基丹，修炼停滞！ ⚠️ 魏玄机 练气圆满，却无筑基丹，修炼停滞！</w:t>
+      </w:r>
+    </w:p>
+    <w:p>
+      <w:pPr>
+        <w:spacing w:after="60" w:before="60" w:line="360"/>
+        <w:ind w:firstLine="480"/>
+      </w:pPr>
+      <w:r>
+        <w:rPr>
+          <w:rFonts w:ascii="宋体" w:cs="宋体" w:eastAsia="宋体" w:hAnsi="宋体"/>
+          <w:sz w:val="24"/>
+          <w:szCs w:val="24"/>
+        </w:rPr>
+        <w:t xml:space="preserve">### 📊 数据统计</w:t>
+      </w:r>
+    </w:p>
+    <w:p>
+      <w:pPr>
+        <w:spacing w:after="60" w:before="60" w:line="360"/>
+        <w:ind w:firstLine="480"/>
+      </w:pPr>
+      <w:r>
+        <w:rPr>
+          <w:rFonts w:ascii="宋体" w:cs="宋体" w:eastAsia="宋体" w:hAnsi="宋体"/>
+          <w:sz w:val="24"/>
+          <w:szCs w:val="24"/>
+        </w:rPr>
+        <w:t xml:space="preserve">- 战斗次数：0 | 通缉人数：0 | 盟约：0 | 累计死亡：0</w:t>
+      </w:r>
+    </w:p>
+    <w:p>
+      <w:pPr>
+        <w:spacing w:after="60" w:before="60" w:line="360"/>
+        <w:ind w:firstLine="480"/>
+      </w:pPr>
+      <w:r>
+        <w:rPr>
+          <w:rFonts w:ascii="宋体" w:cs="宋体" w:eastAsia="宋体" w:hAnsi="宋体"/>
+          <w:sz w:val="24"/>
+          <w:szCs w:val="24"/>
+        </w:rPr>
+        <w:t xml:space="preserve">### 🎭 DM旁白</w:t>
+      </w:r>
+    </w:p>
+    <w:p>
+      <w:pPr>
+        <w:spacing w:after="60" w:before="60" w:line="360"/>
+        <w:ind w:firstLine="480"/>
+      </w:pPr>
+      <w:r>
+        <w:rPr>
+          <w:rFonts w:ascii="宋体" w:cs="宋体" w:eastAsia="宋体" w:hAnsi="宋体"/>
+          <w:sz w:val="24"/>
+          <w:szCs w:val="24"/>
+        </w:rPr>
+        <w:t xml:space="preserve">苍渺大陆第200月，20位修士仍在这片土地上挣扎求存。第3个百月，又将是怎样的风云际会？</w:t>
+      </w:r>
+    </w:p>
+    <w:p>
+      <w:pPr>
+        <w:pBdr>
+          <w:bottom w:val="single" w:color="C8A96E" w:sz="6" w:space="1"/>
+        </w:pBdr>
+        <w:spacing w:after="200"/>
+      </w:pPr>
     </w:p>
     <w:sectPr>
       <w:headerReference w:type="default" r:id="rId7"/>

--- a/xianxia_story.docx
+++ b/xianxia_story.docx
@@ -17,7 +17,7 @@
     </w:p>
     <w:p>
       <w:r>
-        <w:t>第2局故事正在书写中，请稍候...</w:t>
+        <w:t>新一局故事正在书写中，请稍候...</w:t>
       </w:r>
     </w:p>
     <w:sectPr>

--- a/xianxia_story.docx
+++ b/xianxia_story.docx
@@ -5287,6 +5287,96 @@
           <w:szCs w:val="18"/>
         </w:rPr>
         <w:t xml:space="preserve">[数据] 存活修士：20人 | 大事件：18件</w:t>
+      </w:r>
+    </w:p>
+    <w:p>
+      <w:pPr>
+        <w:pStyle w:val="Heading2"/>
+        <w:spacing w:after="150" w:before="300"/>
+      </w:pPr>
+      <w:r>
+        <w:rPr>
+          <w:rFonts w:ascii="宋体" w:cs="宋体" w:eastAsia="宋体" w:hAnsi="宋体"/>
+          <w:b/>
+          <w:bCs/>
+          <w:color w:val="6B3A1F"/>
+          <w:sz w:val="28"/>
+          <w:szCs w:val="28"/>
+        </w:rPr>
+        <w:t xml:space="preserve">第206月至第210月</w:t>
+      </w:r>
+    </w:p>
+    <w:p>
+      <w:pPr>
+        <w:spacing w:after="60" w:before="60" w:line="360"/>
+        <w:ind w:firstLine="480"/>
+      </w:pPr>
+      <w:r>
+        <w:rPr>
+          <w:rFonts w:ascii="宋体" w:cs="宋体" w:eastAsia="宋体" w:hAnsi="宋体"/>
+          <w:sz w:val="24"/>
+          <w:szCs w:val="24"/>
+        </w:rPr>
+        <w:t xml:space="preserve">第206月，青云城上空阴云沉沉，坊市里的叫卖声依旧，却难掩暗流涌动的杀机。灵气在这片天地间浓烈如雾，嗅得出血腥，也嗅得出机遇。</w:t>
+      </w:r>
+    </w:p>
+    <w:p>
+      <w:pPr>
+        <w:spacing w:after="60" w:before="60" w:line="360"/>
+        <w:ind w:firstLine="480"/>
+      </w:pPr>
+      <w:r>
+        <w:rPr>
+          <w:rFonts w:ascii="宋体" w:cs="宋体" w:eastAsia="宋体" w:hAnsi="宋体"/>
+          <w:sz w:val="24"/>
+          <w:szCs w:val="24"/>
+        </w:rPr>
+        <w:t xml:space="preserve">与此同时，各方修士也在暗流中各自筹谋——</w:t>
+      </w:r>
+    </w:p>
+    <w:p>
+      <w:pPr>
+        <w:spacing w:after="60" w:before="60" w:line="360"/>
+        <w:ind w:firstLine="480"/>
+      </w:pPr>
+      <w:r>
+        <w:rPr>
+          <w:rFonts w:ascii="宋体" w:cs="宋体" w:eastAsia="宋体" w:hAnsi="宋体"/>
+          <w:sz w:val="24"/>
+          <w:szCs w:val="24"/>
+        </w:rPr>
+        <w:t xml:space="preserve">江湖之上，红袖添香 练气圆满，却无筑基丹，修炼停滞！，天下局势悄然生变。</w:t>
+      </w:r>
+    </w:p>
+    <w:p>
+      <w:pPr>
+        <w:spacing w:after="60" w:before="60" w:line="360"/>
+        <w:ind w:firstLine="480"/>
+      </w:pPr>
+      <w:r>
+        <w:rPr>
+          <w:rFonts w:ascii="宋体" w:cs="宋体" w:eastAsia="宋体" w:hAnsi="宋体"/>
+          <w:sz w:val="24"/>
+          <w:szCs w:val="24"/>
+        </w:rPr>
+        <w:t xml:space="preserve">当第210月的最后一缕灵气散尽，这一段因果，已然落定。</w:t>
+      </w:r>
+    </w:p>
+    <w:p>
+      <w:pPr>
+        <w:spacing w:after="200" w:before="100"/>
+        <w:jc w:val="right"/>
+      </w:pPr>
+      <w:r>
+        <w:rPr>
+          <w:rFonts w:ascii="宋体" w:cs="宋体" w:eastAsia="宋体" w:hAnsi="宋体"/>
+          <w:i/>
+          <w:iCs/>
+          <w:color w:val="888888"/>
+          <w:sz w:val="18"/>
+          <w:szCs w:val="18"/>
+        </w:rPr>
+        <w:t xml:space="preserve">[数据] 存活修士：20人 | 大事件：17件</w:t>
       </w:r>
     </w:p>
     <w:sectPr>

--- a/xianxia_story.docx
+++ b/xianxia_story.docx
@@ -5377,6 +5377,96 @@
           <w:szCs w:val="18"/>
         </w:rPr>
         <w:t xml:space="preserve">[数据] 存活修士：20人 | 大事件：17件</w:t>
+      </w:r>
+    </w:p>
+    <w:p>
+      <w:pPr>
+        <w:pStyle w:val="Heading2"/>
+        <w:spacing w:after="150" w:before="300"/>
+      </w:pPr>
+      <w:r>
+        <w:rPr>
+          <w:rFonts w:ascii="宋体" w:cs="宋体" w:eastAsia="宋体" w:hAnsi="宋体"/>
+          <w:b/>
+          <w:bCs/>
+          <w:color w:val="6B3A1F"/>
+          <w:sz w:val="28"/>
+          <w:szCs w:val="28"/>
+        </w:rPr>
+        <w:t xml:space="preserve">第211月至第215月</w:t>
+      </w:r>
+    </w:p>
+    <w:p>
+      <w:pPr>
+        <w:spacing w:after="60" w:before="60" w:line="360"/>
+        <w:ind w:firstLine="480"/>
+      </w:pPr>
+      <w:r>
+        <w:rPr>
+          <w:rFonts w:ascii="宋体" w:cs="宋体" w:eastAsia="宋体" w:hAnsi="宋体"/>
+          <w:sz w:val="24"/>
+          <w:szCs w:val="24"/>
+        </w:rPr>
+        <w:t xml:space="preserve">灵脉荒野，第211月。地脉灵气从地缝中渗出，连空气都带着令人心悸的灵压。几道身影散落四方，各自打着自己的算盘。</w:t>
+      </w:r>
+    </w:p>
+    <w:p>
+      <w:pPr>
+        <w:spacing w:after="60" w:before="60" w:line="360"/>
+        <w:ind w:firstLine="480"/>
+      </w:pPr>
+      <w:r>
+        <w:rPr>
+          <w:rFonts w:ascii="宋体" w:cs="宋体" w:eastAsia="宋体" w:hAnsi="宋体"/>
+          <w:sz w:val="24"/>
+          <w:szCs w:val="24"/>
+        </w:rPr>
+        <w:t xml:space="preserve">与此同时，各方修士也在暗流中各自筹谋——</w:t>
+      </w:r>
+    </w:p>
+    <w:p>
+      <w:pPr>
+        <w:spacing w:after="60" w:before="60" w:line="360"/>
+        <w:ind w:firstLine="480"/>
+      </w:pPr>
+      <w:r>
+        <w:rPr>
+          <w:rFonts w:ascii="宋体" w:cs="宋体" w:eastAsia="宋体" w:hAnsi="宋体"/>
+          <w:sz w:val="24"/>
+          <w:szCs w:val="24"/>
+        </w:rPr>
+        <w:t xml:space="preserve">江湖之上，铁牛 练气圆满，却无筑基丹，修炼停滞！，天下局势悄然生变。</w:t>
+      </w:r>
+    </w:p>
+    <w:p>
+      <w:pPr>
+        <w:spacing w:after="60" w:before="60" w:line="360"/>
+        <w:ind w:firstLine="480"/>
+      </w:pPr>
+      <w:r>
+        <w:rPr>
+          <w:rFonts w:ascii="宋体" w:cs="宋体" w:eastAsia="宋体" w:hAnsi="宋体"/>
+          <w:sz w:val="24"/>
+          <w:szCs w:val="24"/>
+        </w:rPr>
+        <w:t xml:space="preserve">第215月，苍渺大陆的天地棋盘又落下了几枚棋子。谁生谁死，谁主沉浮，尚未可知。</w:t>
+      </w:r>
+    </w:p>
+    <w:p>
+      <w:pPr>
+        <w:spacing w:after="200" w:before="100"/>
+        <w:jc w:val="right"/>
+      </w:pPr>
+      <w:r>
+        <w:rPr>
+          <w:rFonts w:ascii="宋体" w:cs="宋体" w:eastAsia="宋体" w:hAnsi="宋体"/>
+          <w:i/>
+          <w:iCs/>
+          <w:color w:val="888888"/>
+          <w:sz w:val="18"/>
+          <w:szCs w:val="18"/>
+        </w:rPr>
+        <w:t xml:space="preserve">[数据] 存活修士：20人 | 大事件：16件</w:t>
       </w:r>
     </w:p>
     <w:sectPr>

--- a/xianxia_story.docx
+++ b/xianxia_story.docx
@@ -5467,6 +5467,110 @@
           <w:szCs w:val="18"/>
         </w:rPr>
         <w:t xml:space="preserve">[数据] 存活修士：20人 | 大事件：16件</w:t>
+      </w:r>
+    </w:p>
+    <w:p>
+      <w:pPr>
+        <w:pStyle w:val="Heading2"/>
+        <w:spacing w:after="150" w:before="300"/>
+      </w:pPr>
+      <w:r>
+        <w:rPr>
+          <w:rFonts w:ascii="宋体" w:cs="宋体" w:eastAsia="宋体" w:hAnsi="宋体"/>
+          <w:b/>
+          <w:bCs/>
+          <w:color w:val="6B3A1F"/>
+          <w:sz w:val="28"/>
+          <w:szCs w:val="28"/>
+        </w:rPr>
+        <w:t xml:space="preserve">第216月至第220月</w:t>
+      </w:r>
+    </w:p>
+    <w:p>
+      <w:pPr>
+        <w:spacing w:after="60" w:before="60" w:line="360"/>
+        <w:ind w:firstLine="480"/>
+      </w:pPr>
+      <w:r>
+        <w:rPr>
+          <w:rFonts w:ascii="宋体" w:cs="宋体" w:eastAsia="宋体" w:hAnsi="宋体"/>
+          <w:sz w:val="24"/>
+          <w:szCs w:val="24"/>
+        </w:rPr>
+        <w:t xml:space="preserve">灵脉荒野，第216月。地脉灵气从地缝中渗出，连空气都带着令人心悸的灵压。几道身影散落四方，各自打着自己的算盘。</w:t>
+      </w:r>
+    </w:p>
+    <w:p>
+      <w:pPr>
+        <w:spacing w:after="60" w:before="60" w:line="360"/>
+        <w:ind w:firstLine="480"/>
+      </w:pPr>
+      <w:r>
+        <w:rPr>
+          <w:rFonts w:ascii="宋体" w:cs="宋体" w:eastAsia="宋体" w:hAnsi="宋体"/>
+          <w:sz w:val="24"/>
+          <w:szCs w:val="24"/>
+        </w:rPr>
+        <w:t xml:space="preserve">天穹之上，隐隐有灵气漩涡凝聚，那是境界壁障破碎时才有的异象。滚滚灵压自丹田涌出，周身经脉尽皆震鸣——突破了，突破至练气十一层！</w:t>
+      </w:r>
+    </w:p>
+    <w:p>
+      <w:pPr>
+        <w:spacing w:after="60" w:before="60" w:line="360"/>
+        <w:ind w:firstLine="480"/>
+      </w:pPr>
+      <w:r>
+        <w:rPr>
+          <w:rFonts w:ascii="宋体" w:cs="宋体" w:eastAsia="宋体" w:hAnsi="宋体"/>
+          <w:sz w:val="24"/>
+          <w:szCs w:val="24"/>
+        </w:rPr>
+        <w:t xml:space="preserve">与此同时，各方修士也在暗流中各自筹谋——</w:t>
+      </w:r>
+    </w:p>
+    <w:p>
+      <w:pPr>
+        <w:spacing w:after="60" w:before="60" w:line="360"/>
+        <w:ind w:firstLine="480"/>
+      </w:pPr>
+      <w:r>
+        <w:rPr>
+          <w:rFonts w:ascii="宋体" w:cs="宋体" w:eastAsia="宋体" w:hAnsi="宋体"/>
+          <w:sz w:val="24"/>
+          <w:szCs w:val="24"/>
+        </w:rPr>
+        <w:t xml:space="preserve">江湖之上，魏玄机 练气圆满，却无筑基丹，修炼停滞！，天下局势悄然生变。</w:t>
+      </w:r>
+    </w:p>
+    <w:p>
+      <w:pPr>
+        <w:spacing w:after="60" w:before="60" w:line="360"/>
+        <w:ind w:firstLine="480"/>
+      </w:pPr>
+      <w:r>
+        <w:rPr>
+          <w:rFonts w:ascii="宋体" w:cs="宋体" w:eastAsia="宋体" w:hAnsi="宋体"/>
+          <w:sz w:val="24"/>
+          <w:szCs w:val="24"/>
+        </w:rPr>
+        <w:t xml:space="preserve">第220月，苍渺大陆的天地棋盘又落下了几枚棋子。谁生谁死，谁主沉浮，尚未可知。</w:t>
+      </w:r>
+    </w:p>
+    <w:p>
+      <w:pPr>
+        <w:spacing w:after="200" w:before="100"/>
+        <w:jc w:val="right"/>
+      </w:pPr>
+      <w:r>
+        <w:rPr>
+          <w:rFonts w:ascii="宋体" w:cs="宋体" w:eastAsia="宋体" w:hAnsi="宋体"/>
+          <w:i/>
+          <w:iCs/>
+          <w:color w:val="888888"/>
+          <w:sz w:val="18"/>
+          <w:szCs w:val="18"/>
+        </w:rPr>
+        <w:t xml:space="preserve">[数据] 存活修士：20人 | 突破：1次 | 大事件：23件</w:t>
       </w:r>
     </w:p>
     <w:sectPr>

--- a/xianxia_story.docx
+++ b/xianxia_story.docx
@@ -5571,6 +5571,124 @@
           <w:szCs w:val="18"/>
         </w:rPr>
         <w:t xml:space="preserve">[数据] 存活修士：20人 | 突破：1次 | 大事件：23件</w:t>
+      </w:r>
+    </w:p>
+    <w:p>
+      <w:pPr>
+        <w:pStyle w:val="Heading2"/>
+        <w:spacing w:after="150" w:before="300"/>
+      </w:pPr>
+      <w:r>
+        <w:rPr>
+          <w:rFonts w:ascii="宋体" w:cs="宋体" w:eastAsia="宋体" w:hAnsi="宋体"/>
+          <w:b/>
+          <w:bCs/>
+          <w:color w:val="6B3A1F"/>
+          <w:sz w:val="28"/>
+          <w:szCs w:val="28"/>
+        </w:rPr>
+        <w:t xml:space="preserve">第221月至第225月</w:t>
+      </w:r>
+    </w:p>
+    <w:p>
+      <w:pPr>
+        <w:spacing w:after="60" w:before="60" w:line="360"/>
+        <w:ind w:firstLine="480"/>
+      </w:pPr>
+      <w:r>
+        <w:rPr>
+          <w:rFonts w:ascii="宋体" w:cs="宋体" w:eastAsia="宋体" w:hAnsi="宋体"/>
+          <w:sz w:val="24"/>
+          <w:szCs w:val="24"/>
+        </w:rPr>
+        <w:t xml:space="preserve">苍渺大陆，第221月。寒风扫过灵脉荒野，天地间的灵气在夜色中悄然流动，隐约可见几道人影在各处蛰伏，修炼或谋划。</w:t>
+      </w:r>
+    </w:p>
+    <w:p>
+      <w:pPr>
+        <w:spacing w:after="60" w:before="60" w:line="360"/>
+        <w:ind w:firstLine="480"/>
+      </w:pPr>
+      <w:r>
+        <w:rPr>
+          <w:rFonts w:ascii="宋体" w:cs="宋体" w:eastAsia="宋体" w:hAnsi="宋体"/>
+          <w:sz w:val="24"/>
+          <w:szCs w:val="24"/>
+        </w:rPr>
+        <w:t xml:space="preserve">突破的那一刻，天地间仿佛静止了。丹田深处，一道桎梏轰然崩碎，磅礴的灵力如决堤洪流喷薄而出——练气一层，终于踏上了新的境界。</w:t>
+      </w:r>
+    </w:p>
+    <w:p>
+      <w:pPr>
+        <w:spacing w:after="60" w:before="60" w:line="360"/>
+        <w:ind w:firstLine="480"/>
+      </w:pPr>
+      <w:r>
+        <w:rPr>
+          <w:rFonts w:ascii="宋体" w:cs="宋体" w:eastAsia="宋体" w:hAnsi="宋体"/>
+          <w:sz w:val="24"/>
+          <w:szCs w:val="24"/>
+        </w:rPr>
+        <w:t xml:space="preserve">突破的那一刻，天地间仿佛静止了。丹田深处，一道桎梏轰然崩碎，磅礴的灵力如决堤洪流喷薄而出——【练气一层】！，终于踏上了新的境界。</w:t>
+      </w:r>
+    </w:p>
+    <w:p>
+      <w:pPr>
+        <w:spacing w:after="60" w:before="60" w:line="360"/>
+        <w:ind w:firstLine="480"/>
+      </w:pPr>
+      <w:r>
+        <w:rPr>
+          <w:rFonts w:ascii="宋体" w:cs="宋体" w:eastAsia="宋体" w:hAnsi="宋体"/>
+          <w:sz w:val="24"/>
+          <w:szCs w:val="24"/>
+        </w:rPr>
+        <w:t xml:space="preserve">与此同时，各方修士也在暗流中各自筹谋——</w:t>
+      </w:r>
+    </w:p>
+    <w:p>
+      <w:pPr>
+        <w:spacing w:after="60" w:before="60" w:line="360"/>
+        <w:ind w:firstLine="480"/>
+      </w:pPr>
+      <w:r>
+        <w:rPr>
+          <w:rFonts w:ascii="宋体" w:cs="宋体" w:eastAsia="宋体" w:hAnsi="宋体"/>
+          <w:sz w:val="24"/>
+          <w:szCs w:val="24"/>
+        </w:rPr>
+        <w:t xml:space="preserve">江湖之上，陆霜华 练气圆满，却无筑基丹，修炼停滞！，天下局势悄然生变。</w:t>
+      </w:r>
+    </w:p>
+    <w:p>
+      <w:pPr>
+        <w:spacing w:after="60" w:before="60" w:line="360"/>
+        <w:ind w:firstLine="480"/>
+      </w:pPr>
+      <w:r>
+        <w:rPr>
+          <w:rFonts w:ascii="宋体" w:cs="宋体" w:eastAsia="宋体" w:hAnsi="宋体"/>
+          <w:sz w:val="24"/>
+          <w:szCs w:val="24"/>
+        </w:rPr>
+        <w:t xml:space="preserve">血与道，从来不曾分离。第225月的故事，暂且写到这里。</w:t>
+      </w:r>
+    </w:p>
+    <w:p>
+      <w:pPr>
+        <w:spacing w:after="200" w:before="100"/>
+        <w:jc w:val="right"/>
+      </w:pPr>
+      <w:r>
+        <w:rPr>
+          <w:rFonts w:ascii="宋体" w:cs="宋体" w:eastAsia="宋体" w:hAnsi="宋体"/>
+          <w:i/>
+          <w:iCs/>
+          <w:color w:val="888888"/>
+          <w:sz w:val="18"/>
+          <w:szCs w:val="18"/>
+        </w:rPr>
+        <w:t xml:space="preserve">[数据] 存活修士：20人 | 突破：1次 | 大事件：21件</w:t>
       </w:r>
     </w:p>
     <w:sectPr>

--- a/xianxia_story.docx
+++ b/xianxia_story.docx
@@ -5689,6 +5689,96 @@
           <w:szCs w:val="18"/>
         </w:rPr>
         <w:t xml:space="preserve">[数据] 存活修士：20人 | 突破：1次 | 大事件：21件</w:t>
+      </w:r>
+    </w:p>
+    <w:p>
+      <w:pPr>
+        <w:pStyle w:val="Heading2"/>
+        <w:spacing w:after="150" w:before="300"/>
+      </w:pPr>
+      <w:r>
+        <w:rPr>
+          <w:rFonts w:ascii="宋体" w:cs="宋体" w:eastAsia="宋体" w:hAnsi="宋体"/>
+          <w:b/>
+          <w:bCs/>
+          <w:color w:val="6B3A1F"/>
+          <w:sz w:val="28"/>
+          <w:szCs w:val="28"/>
+        </w:rPr>
+        <w:t xml:space="preserve">第226月至第230月</w:t>
+      </w:r>
+    </w:p>
+    <w:p>
+      <w:pPr>
+        <w:spacing w:after="60" w:before="60" w:line="360"/>
+        <w:ind w:firstLine="480"/>
+      </w:pPr>
+      <w:r>
+        <w:rPr>
+          <w:rFonts w:ascii="宋体" w:cs="宋体" w:eastAsia="宋体" w:hAnsi="宋体"/>
+          <w:sz w:val="24"/>
+          <w:szCs w:val="24"/>
+        </w:rPr>
+        <w:t xml:space="preserve">幽冥谷的磷火在第226月时格外幽蓝，腐败的灵气裹挟着死气，却也孕育着异样的契机。天地棋盘上，每一枚棋子都在悄然落位。</w:t>
+      </w:r>
+    </w:p>
+    <w:p>
+      <w:pPr>
+        <w:spacing w:after="60" w:before="60" w:line="360"/>
+        <w:ind w:firstLine="480"/>
+      </w:pPr>
+      <w:r>
+        <w:rPr>
+          <w:rFonts w:ascii="宋体" w:cs="宋体" w:eastAsia="宋体" w:hAnsi="宋体"/>
+          <w:sz w:val="24"/>
+          <w:szCs w:val="24"/>
+        </w:rPr>
+        <w:t xml:space="preserve">与此同时，各方修士也在暗流中各自筹谋——</w:t>
+      </w:r>
+    </w:p>
+    <w:p>
+      <w:pPr>
+        <w:spacing w:after="60" w:before="60" w:line="360"/>
+        <w:ind w:firstLine="480"/>
+      </w:pPr>
+      <w:r>
+        <w:rPr>
+          <w:rFonts w:ascii="宋体" w:cs="宋体" w:eastAsia="宋体" w:hAnsi="宋体"/>
+          <w:sz w:val="24"/>
+          <w:szCs w:val="24"/>
+        </w:rPr>
+        <w:t xml:space="preserve">江湖之上，冯怒潮 练气圆满，却无筑基丹，修炼停滞！，天下局势悄然生变。</w:t>
+      </w:r>
+    </w:p>
+    <w:p>
+      <w:pPr>
+        <w:spacing w:after="60" w:before="60" w:line="360"/>
+        <w:ind w:firstLine="480"/>
+      </w:pPr>
+      <w:r>
+        <w:rPr>
+          <w:rFonts w:ascii="宋体" w:cs="宋体" w:eastAsia="宋体" w:hAnsi="宋体"/>
+          <w:sz w:val="24"/>
+          <w:szCs w:val="24"/>
+        </w:rPr>
+        <w:t xml:space="preserve">当第230月的最后一缕灵气散尽，这一段因果，已然落定。</w:t>
+      </w:r>
+    </w:p>
+    <w:p>
+      <w:pPr>
+        <w:spacing w:after="200" w:before="100"/>
+        <w:jc w:val="right"/>
+      </w:pPr>
+      <w:r>
+        <w:rPr>
+          <w:rFonts w:ascii="宋体" w:cs="宋体" w:eastAsia="宋体" w:hAnsi="宋体"/>
+          <w:i/>
+          <w:iCs/>
+          <w:color w:val="888888"/>
+          <w:sz w:val="18"/>
+          <w:szCs w:val="18"/>
+        </w:rPr>
+        <w:t xml:space="preserve">[数据] 存活修士：20人 | 大事件：17件</w:t>
       </w:r>
     </w:p>
     <w:sectPr>

--- a/xianxia_story.docx
+++ b/xianxia_story.docx
@@ -5779,6 +5779,96 @@
           <w:szCs w:val="18"/>
         </w:rPr>
         <w:t xml:space="preserve">[数据] 存活修士：20人 | 大事件：17件</w:t>
+      </w:r>
+    </w:p>
+    <w:p>
+      <w:pPr>
+        <w:pStyle w:val="Heading2"/>
+        <w:spacing w:after="150" w:before="300"/>
+      </w:pPr>
+      <w:r>
+        <w:rPr>
+          <w:rFonts w:ascii="宋体" w:cs="宋体" w:eastAsia="宋体" w:hAnsi="宋体"/>
+          <w:b/>
+          <w:bCs/>
+          <w:color w:val="6B3A1F"/>
+          <w:sz w:val="28"/>
+          <w:szCs w:val="28"/>
+        </w:rPr>
+        <w:t xml:space="preserve">第231月至第235月</w:t>
+      </w:r>
+    </w:p>
+    <w:p>
+      <w:pPr>
+        <w:spacing w:after="60" w:before="60" w:line="360"/>
+        <w:ind w:firstLine="480"/>
+      </w:pPr>
+      <w:r>
+        <w:rPr>
+          <w:rFonts w:ascii="宋体" w:cs="宋体" w:eastAsia="宋体" w:hAnsi="宋体"/>
+          <w:sz w:val="24"/>
+          <w:szCs w:val="24"/>
+        </w:rPr>
+        <w:t xml:space="preserve">幽冥谷的磷火在第231月时格外幽蓝，腐败的灵气裹挟着死气，却也孕育着异样的契机。天地棋盘上，每一枚棋子都在悄然落位。</w:t>
+      </w:r>
+    </w:p>
+    <w:p>
+      <w:pPr>
+        <w:spacing w:after="60" w:before="60" w:line="360"/>
+        <w:ind w:firstLine="480"/>
+      </w:pPr>
+      <w:r>
+        <w:rPr>
+          <w:rFonts w:ascii="宋体" w:cs="宋体" w:eastAsia="宋体" w:hAnsi="宋体"/>
+          <w:sz w:val="24"/>
+          <w:szCs w:val="24"/>
+        </w:rPr>
+        <w:t xml:space="preserve">与此同时，各方修士也在暗流中各自筹谋——</w:t>
+      </w:r>
+    </w:p>
+    <w:p>
+      <w:pPr>
+        <w:spacing w:after="60" w:before="60" w:line="360"/>
+        <w:ind w:firstLine="480"/>
+      </w:pPr>
+      <w:r>
+        <w:rPr>
+          <w:rFonts w:ascii="宋体" w:cs="宋体" w:eastAsia="宋体" w:hAnsi="宋体"/>
+          <w:sz w:val="24"/>
+          <w:szCs w:val="24"/>
+        </w:rPr>
+        <w:t xml:space="preserve">江湖之上，陆霜华 练气圆满，却无筑基丹，修炼停滞！，天下局势悄然生变。</w:t>
+      </w:r>
+    </w:p>
+    <w:p>
+      <w:pPr>
+        <w:spacing w:after="60" w:before="60" w:line="360"/>
+        <w:ind w:firstLine="480"/>
+      </w:pPr>
+      <w:r>
+        <w:rPr>
+          <w:rFonts w:ascii="宋体" w:cs="宋体" w:eastAsia="宋体" w:hAnsi="宋体"/>
+          <w:sz w:val="24"/>
+          <w:szCs w:val="24"/>
+        </w:rPr>
+        <w:t xml:space="preserve">第235月，苍渺大陆的天地棋盘又落下了几枚棋子。谁生谁死，谁主沉浮，尚未可知。</w:t>
+      </w:r>
+    </w:p>
+    <w:p>
+      <w:pPr>
+        <w:spacing w:after="200" w:before="100"/>
+        <w:jc w:val="right"/>
+      </w:pPr>
+      <w:r>
+        <w:rPr>
+          <w:rFonts w:ascii="宋体" w:cs="宋体" w:eastAsia="宋体" w:hAnsi="宋体"/>
+          <w:i/>
+          <w:iCs/>
+          <w:color w:val="888888"/>
+          <w:sz w:val="18"/>
+          <w:szCs w:val="18"/>
+        </w:rPr>
+        <w:t xml:space="preserve">[数据] 存活修士：20人 | 大事件：25件</w:t>
       </w:r>
     </w:p>
     <w:sectPr>

--- a/xianxia_story.docx
+++ b/xianxia_story.docx
@@ -5869,6 +5869,96 @@
           <w:szCs w:val="18"/>
         </w:rPr>
         <w:t xml:space="preserve">[数据] 存活修士：20人 | 大事件：25件</w:t>
+      </w:r>
+    </w:p>
+    <w:p>
+      <w:pPr>
+        <w:pStyle w:val="Heading2"/>
+        <w:spacing w:after="150" w:before="300"/>
+      </w:pPr>
+      <w:r>
+        <w:rPr>
+          <w:rFonts w:ascii="宋体" w:cs="宋体" w:eastAsia="宋体" w:hAnsi="宋体"/>
+          <w:b/>
+          <w:bCs/>
+          <w:color w:val="6B3A1F"/>
+          <w:sz w:val="28"/>
+          <w:szCs w:val="28"/>
+        </w:rPr>
+        <w:t xml:space="preserve">第236月至第240月</w:t>
+      </w:r>
+    </w:p>
+    <w:p>
+      <w:pPr>
+        <w:spacing w:after="60" w:before="60" w:line="360"/>
+        <w:ind w:firstLine="480"/>
+      </w:pPr>
+      <w:r>
+        <w:rPr>
+          <w:rFonts w:ascii="宋体" w:cs="宋体" w:eastAsia="宋体" w:hAnsi="宋体"/>
+          <w:sz w:val="24"/>
+          <w:szCs w:val="24"/>
+        </w:rPr>
+        <w:t xml:space="preserve">幽冥谷的磷火在第236月时格外幽蓝，腐败的灵气裹挟着死气，却也孕育着异样的契机。天地棋盘上，每一枚棋子都在悄然落位。</w:t>
+      </w:r>
+    </w:p>
+    <w:p>
+      <w:pPr>
+        <w:spacing w:after="60" w:before="60" w:line="360"/>
+        <w:ind w:firstLine="480"/>
+      </w:pPr>
+      <w:r>
+        <w:rPr>
+          <w:rFonts w:ascii="宋体" w:cs="宋体" w:eastAsia="宋体" w:hAnsi="宋体"/>
+          <w:sz w:val="24"/>
+          <w:szCs w:val="24"/>
+        </w:rPr>
+        <w:t xml:space="preserve">与此同时，各方修士也在暗流中各自筹谋——</w:t>
+      </w:r>
+    </w:p>
+    <w:p>
+      <w:pPr>
+        <w:spacing w:after="60" w:before="60" w:line="360"/>
+        <w:ind w:firstLine="480"/>
+      </w:pPr>
+      <w:r>
+        <w:rPr>
+          <w:rFonts w:ascii="宋体" w:cs="宋体" w:eastAsia="宋体" w:hAnsi="宋体"/>
+          <w:sz w:val="24"/>
+          <w:szCs w:val="24"/>
+        </w:rPr>
+        <w:t xml:space="preserve">江湖之上，冯怒潮 练气圆满，却无筑基丹，修炼停滞！，天下局势悄然生变。</w:t>
+      </w:r>
+    </w:p>
+    <w:p>
+      <w:pPr>
+        <w:spacing w:after="60" w:before="60" w:line="360"/>
+        <w:ind w:firstLine="480"/>
+      </w:pPr>
+      <w:r>
+        <w:rPr>
+          <w:rFonts w:ascii="宋体" w:cs="宋体" w:eastAsia="宋体" w:hAnsi="宋体"/>
+          <w:sz w:val="24"/>
+          <w:szCs w:val="24"/>
+        </w:rPr>
+        <w:t xml:space="preserve">第240月，苍渺大陆的天地棋盘又落下了几枚棋子。谁生谁死，谁主沉浮，尚未可知。</w:t>
+      </w:r>
+    </w:p>
+    <w:p>
+      <w:pPr>
+        <w:spacing w:after="200" w:before="100"/>
+        <w:jc w:val="right"/>
+      </w:pPr>
+      <w:r>
+        <w:rPr>
+          <w:rFonts w:ascii="宋体" w:cs="宋体" w:eastAsia="宋体" w:hAnsi="宋体"/>
+          <w:i/>
+          <w:iCs/>
+          <w:color w:val="888888"/>
+          <w:sz w:val="18"/>
+          <w:szCs w:val="18"/>
+        </w:rPr>
+        <w:t xml:space="preserve">[数据] 存活修士：20人 | 大事件：22件</w:t>
       </w:r>
     </w:p>
     <w:sectPr>

--- a/xianxia_story.docx
+++ b/xianxia_story.docx
@@ -5959,6 +5959,110 @@
           <w:szCs w:val="18"/>
         </w:rPr>
         <w:t xml:space="preserve">[数据] 存活修士：20人 | 大事件：22件</w:t>
+      </w:r>
+    </w:p>
+    <w:p>
+      <w:pPr>
+        <w:pStyle w:val="Heading2"/>
+        <w:spacing w:after="150" w:before="300"/>
+      </w:pPr>
+      <w:r>
+        <w:rPr>
+          <w:rFonts w:ascii="宋体" w:cs="宋体" w:eastAsia="宋体" w:hAnsi="宋体"/>
+          <w:b/>
+          <w:bCs/>
+          <w:color w:val="6B3A1F"/>
+          <w:sz w:val="28"/>
+          <w:szCs w:val="28"/>
+        </w:rPr>
+        <w:t xml:space="preserve">第241月至第245月</w:t>
+      </w:r>
+    </w:p>
+    <w:p>
+      <w:pPr>
+        <w:spacing w:after="60" w:before="60" w:line="360"/>
+        <w:ind w:firstLine="480"/>
+      </w:pPr>
+      <w:r>
+        <w:rPr>
+          <w:rFonts w:ascii="宋体" w:cs="宋体" w:eastAsia="宋体" w:hAnsi="宋体"/>
+          <w:sz w:val="24"/>
+          <w:szCs w:val="24"/>
+        </w:rPr>
+        <w:t xml:space="preserve">第241月，青云城上空阴云沉沉，坊市里的叫卖声依旧，却难掩暗流涌动的杀机。灵气在这片天地间浓烈如雾，嗅得出血腥，也嗅得出机遇。</w:t>
+      </w:r>
+    </w:p>
+    <w:p>
+      <w:pPr>
+        <w:spacing w:after="60" w:before="60" w:line="360"/>
+        <w:ind w:firstLine="480"/>
+      </w:pPr>
+      <w:r>
+        <w:rPr>
+          <w:rFonts w:ascii="宋体" w:cs="宋体" w:eastAsia="宋体" w:hAnsi="宋体"/>
+          <w:sz w:val="24"/>
+          <w:szCs w:val="24"/>
+        </w:rPr>
+        <w:t xml:space="preserve">天穹之上，隐隐有灵气漩涡凝聚，那是境界壁障破碎时才有的异象。滚滚灵压自丹田涌出，周身经脉尽皆震鸣——突破了，突破至练气一层！</w:t>
+      </w:r>
+    </w:p>
+    <w:p>
+      <w:pPr>
+        <w:spacing w:after="60" w:before="60" w:line="360"/>
+        <w:ind w:firstLine="480"/>
+      </w:pPr>
+      <w:r>
+        <w:rPr>
+          <w:rFonts w:ascii="宋体" w:cs="宋体" w:eastAsia="宋体" w:hAnsi="宋体"/>
+          <w:sz w:val="24"/>
+          <w:szCs w:val="24"/>
+        </w:rPr>
+        <w:t xml:space="preserve">与此同时，各方修士也在暗流中各自筹谋——</w:t>
+      </w:r>
+    </w:p>
+    <w:p>
+      <w:pPr>
+        <w:spacing w:after="60" w:before="60" w:line="360"/>
+        <w:ind w:firstLine="480"/>
+      </w:pPr>
+      <w:r>
+        <w:rPr>
+          <w:rFonts w:ascii="宋体" w:cs="宋体" w:eastAsia="宋体" w:hAnsi="宋体"/>
+          <w:sz w:val="24"/>
+          <w:szCs w:val="24"/>
+        </w:rPr>
+        <w:t xml:space="preserve">江湖之上，魏玄机 练气圆满，却无筑基丹，修炼停滞！，天下局势悄然生变。</w:t>
+      </w:r>
+    </w:p>
+    <w:p>
+      <w:pPr>
+        <w:spacing w:after="60" w:before="60" w:line="360"/>
+        <w:ind w:firstLine="480"/>
+      </w:pPr>
+      <w:r>
+        <w:rPr>
+          <w:rFonts w:ascii="宋体" w:cs="宋体" w:eastAsia="宋体" w:hAnsi="宋体"/>
+          <w:sz w:val="24"/>
+          <w:szCs w:val="24"/>
+        </w:rPr>
+        <w:t xml:space="preserve">血与道，从来不曾分离。第245月的故事，暂且写到这里。</w:t>
+      </w:r>
+    </w:p>
+    <w:p>
+      <w:pPr>
+        <w:spacing w:after="200" w:before="100"/>
+        <w:jc w:val="right"/>
+      </w:pPr>
+      <w:r>
+        <w:rPr>
+          <w:rFonts w:ascii="宋体" w:cs="宋体" w:eastAsia="宋体" w:hAnsi="宋体"/>
+          <w:i/>
+          <w:iCs/>
+          <w:color w:val="888888"/>
+          <w:sz w:val="18"/>
+          <w:szCs w:val="18"/>
+        </w:rPr>
+        <w:t xml:space="preserve">[数据] 存活修士：20人 | 突破：1次 | 大事件：26件</w:t>
       </w:r>
     </w:p>
     <w:sectPr>

--- a/xianxia_story.docx
+++ b/xianxia_story.docx
@@ -6063,6 +6063,110 @@
           <w:szCs w:val="18"/>
         </w:rPr>
         <w:t xml:space="preserve">[数据] 存活修士：20人 | 突破：1次 | 大事件：26件</w:t>
+      </w:r>
+    </w:p>
+    <w:p>
+      <w:pPr>
+        <w:pStyle w:val="Heading2"/>
+        <w:spacing w:after="150" w:before="300"/>
+      </w:pPr>
+      <w:r>
+        <w:rPr>
+          <w:rFonts w:ascii="宋体" w:cs="宋体" w:eastAsia="宋体" w:hAnsi="宋体"/>
+          <w:b/>
+          <w:bCs/>
+          <w:color w:val="6B3A1F"/>
+          <w:sz w:val="28"/>
+          <w:szCs w:val="28"/>
+        </w:rPr>
+        <w:t xml:space="preserve">第246月至第250月</w:t>
+      </w:r>
+    </w:p>
+    <w:p>
+      <w:pPr>
+        <w:spacing w:after="60" w:before="60" w:line="360"/>
+        <w:ind w:firstLine="480"/>
+      </w:pPr>
+      <w:r>
+        <w:rPr>
+          <w:rFonts w:ascii="宋体" w:cs="宋体" w:eastAsia="宋体" w:hAnsi="宋体"/>
+          <w:sz w:val="24"/>
+          <w:szCs w:val="24"/>
+        </w:rPr>
+        <w:t xml:space="preserve">第246月，青云城上空阴云沉沉，坊市里的叫卖声依旧，却难掩暗流涌动的杀机。灵气在这片天地间浓烈如雾，嗅得出血腥，也嗅得出机遇。</w:t>
+      </w:r>
+    </w:p>
+    <w:p>
+      <w:pPr>
+        <w:spacing w:after="60" w:before="60" w:line="360"/>
+        <w:ind w:firstLine="480"/>
+      </w:pPr>
+      <w:r>
+        <w:rPr>
+          <w:rFonts w:ascii="宋体" w:cs="宋体" w:eastAsia="宋体" w:hAnsi="宋体"/>
+          <w:sz w:val="24"/>
+          <w:szCs w:val="24"/>
+        </w:rPr>
+        <w:t xml:space="preserve">天穹之上，隐隐有灵气漩涡凝聚，那是境界壁障破碎时才有的异象。滚滚灵压自丹田涌出，周身经脉尽皆震鸣——突破了，突破至练气一层！</w:t>
+      </w:r>
+    </w:p>
+    <w:p>
+      <w:pPr>
+        <w:spacing w:after="60" w:before="60" w:line="360"/>
+        <w:ind w:firstLine="480"/>
+      </w:pPr>
+      <w:r>
+        <w:rPr>
+          <w:rFonts w:ascii="宋体" w:cs="宋体" w:eastAsia="宋体" w:hAnsi="宋体"/>
+          <w:sz w:val="24"/>
+          <w:szCs w:val="24"/>
+        </w:rPr>
+        <w:t xml:space="preserve">与此同时，各方修士也在暗流中各自筹谋——</w:t>
+      </w:r>
+    </w:p>
+    <w:p>
+      <w:pPr>
+        <w:spacing w:after="60" w:before="60" w:line="360"/>
+        <w:ind w:firstLine="480"/>
+      </w:pPr>
+      <w:r>
+        <w:rPr>
+          <w:rFonts w:ascii="宋体" w:cs="宋体" w:eastAsia="宋体" w:hAnsi="宋体"/>
+          <w:sz w:val="24"/>
+          <w:szCs w:val="24"/>
+        </w:rPr>
+        <w:t xml:space="preserve">江湖之上，魏玄机 练气圆满，却无筑基丹，修炼停滞！，天下局势悄然生变。</w:t>
+      </w:r>
+    </w:p>
+    <w:p>
+      <w:pPr>
+        <w:spacing w:after="60" w:before="60" w:line="360"/>
+        <w:ind w:firstLine="480"/>
+      </w:pPr>
+      <w:r>
+        <w:rPr>
+          <w:rFonts w:ascii="宋体" w:cs="宋体" w:eastAsia="宋体" w:hAnsi="宋体"/>
+          <w:sz w:val="24"/>
+          <w:szCs w:val="24"/>
+        </w:rPr>
+        <w:t xml:space="preserve">第250月，苍渺大陆的天地棋盘又落下了几枚棋子。谁生谁死，谁主沉浮，尚未可知。</w:t>
+      </w:r>
+    </w:p>
+    <w:p>
+      <w:pPr>
+        <w:spacing w:after="200" w:before="100"/>
+        <w:jc w:val="right"/>
+      </w:pPr>
+      <w:r>
+        <w:rPr>
+          <w:rFonts w:ascii="宋体" w:cs="宋体" w:eastAsia="宋体" w:hAnsi="宋体"/>
+          <w:i/>
+          <w:iCs/>
+          <w:color w:val="888888"/>
+          <w:sz w:val="18"/>
+          <w:szCs w:val="18"/>
+        </w:rPr>
+        <w:t xml:space="preserve">[数据] 存活修士：20人 | 突破：1次 | 大事件：27件</w:t>
       </w:r>
     </w:p>
     <w:sectPr>

--- a/xianxia_story.docx
+++ b/xianxia_story.docx
@@ -6167,6 +6167,96 @@
           <w:szCs w:val="18"/>
         </w:rPr>
         <w:t xml:space="preserve">[数据] 存活修士：20人 | 突破：1次 | 大事件：27件</w:t>
+      </w:r>
+    </w:p>
+    <w:p>
+      <w:pPr>
+        <w:pStyle w:val="Heading2"/>
+        <w:spacing w:after="150" w:before="300"/>
+      </w:pPr>
+      <w:r>
+        <w:rPr>
+          <w:rFonts w:ascii="宋体" w:cs="宋体" w:eastAsia="宋体" w:hAnsi="宋体"/>
+          <w:b/>
+          <w:bCs/>
+          <w:color w:val="6B3A1F"/>
+          <w:sz w:val="28"/>
+          <w:szCs w:val="28"/>
+        </w:rPr>
+        <w:t xml:space="preserve">第251月至第255月</w:t>
+      </w:r>
+    </w:p>
+    <w:p>
+      <w:pPr>
+        <w:spacing w:after="60" w:before="60" w:line="360"/>
+        <w:ind w:firstLine="480"/>
+      </w:pPr>
+      <w:r>
+        <w:rPr>
+          <w:rFonts w:ascii="宋体" w:cs="宋体" w:eastAsia="宋体" w:hAnsi="宋体"/>
+          <w:sz w:val="24"/>
+          <w:szCs w:val="24"/>
+        </w:rPr>
+        <w:t xml:space="preserve">苍渺大陆，第251月。寒风扫过灵脉荒野，天地间的灵气在夜色中悄然流动，隐约可见几道人影在各处蛰伏，修炼或谋划。</w:t>
+      </w:r>
+    </w:p>
+    <w:p>
+      <w:pPr>
+        <w:spacing w:after="60" w:before="60" w:line="360"/>
+        <w:ind w:firstLine="480"/>
+      </w:pPr>
+      <w:r>
+        <w:rPr>
+          <w:rFonts w:ascii="宋体" w:cs="宋体" w:eastAsia="宋体" w:hAnsi="宋体"/>
+          <w:sz w:val="24"/>
+          <w:szCs w:val="24"/>
+        </w:rPr>
+        <w:t xml:space="preserve">与此同时，各方修士也在暗流中各自筹谋——</w:t>
+      </w:r>
+    </w:p>
+    <w:p>
+      <w:pPr>
+        <w:spacing w:after="60" w:before="60" w:line="360"/>
+        <w:ind w:firstLine="480"/>
+      </w:pPr>
+      <w:r>
+        <w:rPr>
+          <w:rFonts w:ascii="宋体" w:cs="宋体" w:eastAsia="宋体" w:hAnsi="宋体"/>
+          <w:sz w:val="24"/>
+          <w:szCs w:val="24"/>
+        </w:rPr>
+        <w:t xml:space="preserve">江湖之上，冯怒潮 练气圆满，却无筑基丹，修炼停滞！，天下局势悄然生变。</w:t>
+      </w:r>
+    </w:p>
+    <w:p>
+      <w:pPr>
+        <w:spacing w:after="60" w:before="60" w:line="360"/>
+        <w:ind w:firstLine="480"/>
+      </w:pPr>
+      <w:r>
+        <w:rPr>
+          <w:rFonts w:ascii="宋体" w:cs="宋体" w:eastAsia="宋体" w:hAnsi="宋体"/>
+          <w:sz w:val="24"/>
+          <w:szCs w:val="24"/>
+        </w:rPr>
+        <w:t xml:space="preserve">血与道，从来不曾分离。第255月的故事，暂且写到这里。</w:t>
+      </w:r>
+    </w:p>
+    <w:p>
+      <w:pPr>
+        <w:spacing w:after="200" w:before="100"/>
+        <w:jc w:val="right"/>
+      </w:pPr>
+      <w:r>
+        <w:rPr>
+          <w:rFonts w:ascii="宋体" w:cs="宋体" w:eastAsia="宋体" w:hAnsi="宋体"/>
+          <w:i/>
+          <w:iCs/>
+          <w:color w:val="888888"/>
+          <w:sz w:val="18"/>
+          <w:szCs w:val="18"/>
+        </w:rPr>
+        <w:t xml:space="preserve">[数据] 存活修士：20人 | 大事件：27件</w:t>
       </w:r>
     </w:p>
     <w:sectPr>

--- a/xianxia_story.docx
+++ b/xianxia_story.docx
@@ -6257,6 +6257,124 @@
           <w:szCs w:val="18"/>
         </w:rPr>
         <w:t xml:space="preserve">[数据] 存活修士：20人 | 大事件：27件</w:t>
+      </w:r>
+    </w:p>
+    <w:p>
+      <w:pPr>
+        <w:pStyle w:val="Heading2"/>
+        <w:spacing w:after="150" w:before="300"/>
+      </w:pPr>
+      <w:r>
+        <w:rPr>
+          <w:rFonts w:ascii="宋体" w:cs="宋体" w:eastAsia="宋体" w:hAnsi="宋体"/>
+          <w:b/>
+          <w:bCs/>
+          <w:color w:val="6B3A1F"/>
+          <w:sz w:val="28"/>
+          <w:szCs w:val="28"/>
+        </w:rPr>
+        <w:t xml:space="preserve">第256月至第260月</w:t>
+      </w:r>
+    </w:p>
+    <w:p>
+      <w:pPr>
+        <w:spacing w:after="60" w:before="60" w:line="360"/>
+        <w:ind w:firstLine="480"/>
+      </w:pPr>
+      <w:r>
+        <w:rPr>
+          <w:rFonts w:ascii="宋体" w:cs="宋体" w:eastAsia="宋体" w:hAnsi="宋体"/>
+          <w:sz w:val="24"/>
+          <w:szCs w:val="24"/>
+        </w:rPr>
+        <w:t xml:space="preserve">苍渺大陆，第256月。寒风扫过灵脉荒野，天地间的灵气在夜色中悄然流动，隐约可见几道人影在各处蛰伏，修炼或谋划。</w:t>
+      </w:r>
+    </w:p>
+    <w:p>
+      <w:pPr>
+        <w:spacing w:after="60" w:before="60" w:line="360"/>
+        <w:ind w:firstLine="480"/>
+      </w:pPr>
+      <w:r>
+        <w:rPr>
+          <w:rFonts w:ascii="宋体" w:cs="宋体" w:eastAsia="宋体" w:hAnsi="宋体"/>
+          <w:sz w:val="24"/>
+          <w:szCs w:val="24"/>
+        </w:rPr>
+        <w:t xml:space="preserve">突破的那一刻，天地间仿佛静止了。丹田深处，一道桎梏轰然崩碎，磅礴的灵力如决堤洪流喷薄而出——练气九层，终于踏上了新的境界。</w:t>
+      </w:r>
+    </w:p>
+    <w:p>
+      <w:pPr>
+        <w:spacing w:after="60" w:before="60" w:line="360"/>
+        <w:ind w:firstLine="480"/>
+      </w:pPr>
+      <w:r>
+        <w:rPr>
+          <w:rFonts w:ascii="宋体" w:cs="宋体" w:eastAsia="宋体" w:hAnsi="宋体"/>
+          <w:sz w:val="24"/>
+          <w:szCs w:val="24"/>
+        </w:rPr>
+        <w:t xml:space="preserve">突破的那一刻，天地间仿佛静止了。丹田深处，一道桎梏轰然崩碎，磅礴的灵力如决堤洪流喷薄而出——【练气九层】！，终于踏上了新的境界。</w:t>
+      </w:r>
+    </w:p>
+    <w:p>
+      <w:pPr>
+        <w:spacing w:after="60" w:before="60" w:line="360"/>
+        <w:ind w:firstLine="480"/>
+      </w:pPr>
+      <w:r>
+        <w:rPr>
+          <w:rFonts w:ascii="宋体" w:cs="宋体" w:eastAsia="宋体" w:hAnsi="宋体"/>
+          <w:sz w:val="24"/>
+          <w:szCs w:val="24"/>
+        </w:rPr>
+        <w:t xml:space="preserve">与此同时，各方修士也在暗流中各自筹谋——</w:t>
+      </w:r>
+    </w:p>
+    <w:p>
+      <w:pPr>
+        <w:spacing w:after="60" w:before="60" w:line="360"/>
+        <w:ind w:firstLine="480"/>
+      </w:pPr>
+      <w:r>
+        <w:rPr>
+          <w:rFonts w:ascii="宋体" w:cs="宋体" w:eastAsia="宋体" w:hAnsi="宋体"/>
+          <w:sz w:val="24"/>
+          <w:szCs w:val="24"/>
+        </w:rPr>
+        <w:t xml:space="preserve">江湖之上，陆霜华 练气圆满，却无筑基丹，修炼停滞！，天下局势悄然生变。</w:t>
+      </w:r>
+    </w:p>
+    <w:p>
+      <w:pPr>
+        <w:spacing w:after="60" w:before="60" w:line="360"/>
+        <w:ind w:firstLine="480"/>
+      </w:pPr>
+      <w:r>
+        <w:rPr>
+          <w:rFonts w:ascii="宋体" w:cs="宋体" w:eastAsia="宋体" w:hAnsi="宋体"/>
+          <w:sz w:val="24"/>
+          <w:szCs w:val="24"/>
+        </w:rPr>
+        <w:t xml:space="preserve">血与道，从来不曾分离。第260月的故事，暂且写到这里。</w:t>
+      </w:r>
+    </w:p>
+    <w:p>
+      <w:pPr>
+        <w:spacing w:after="200" w:before="100"/>
+        <w:jc w:val="right"/>
+      </w:pPr>
+      <w:r>
+        <w:rPr>
+          <w:rFonts w:ascii="宋体" w:cs="宋体" w:eastAsia="宋体" w:hAnsi="宋体"/>
+          <w:i/>
+          <w:iCs/>
+          <w:color w:val="888888"/>
+          <w:sz w:val="18"/>
+          <w:szCs w:val="18"/>
+        </w:rPr>
+        <w:t xml:space="preserve">[数据] 存活修士：20人 | 突破：1次 | 大事件：19件</w:t>
       </w:r>
     </w:p>
     <w:sectPr>

--- a/xianxia_story.docx
+++ b/xianxia_story.docx
@@ -6375,6 +6375,96 @@
           <w:szCs w:val="18"/>
         </w:rPr>
         <w:t xml:space="preserve">[数据] 存活修士：20人 | 突破：1次 | 大事件：19件</w:t>
+      </w:r>
+    </w:p>
+    <w:p>
+      <w:pPr>
+        <w:pStyle w:val="Heading2"/>
+        <w:spacing w:after="150" w:before="300"/>
+      </w:pPr>
+      <w:r>
+        <w:rPr>
+          <w:rFonts w:ascii="宋体" w:cs="宋体" w:eastAsia="宋体" w:hAnsi="宋体"/>
+          <w:b/>
+          <w:bCs/>
+          <w:color w:val="6B3A1F"/>
+          <w:sz w:val="28"/>
+          <w:szCs w:val="28"/>
+        </w:rPr>
+        <w:t xml:space="preserve">第261月至第265月</w:t>
+      </w:r>
+    </w:p>
+    <w:p>
+      <w:pPr>
+        <w:spacing w:after="60" w:before="60" w:line="360"/>
+        <w:ind w:firstLine="480"/>
+      </w:pPr>
+      <w:r>
+        <w:rPr>
+          <w:rFonts w:ascii="宋体" w:cs="宋体" w:eastAsia="宋体" w:hAnsi="宋体"/>
+          <w:sz w:val="24"/>
+          <w:szCs w:val="24"/>
+        </w:rPr>
+        <w:t xml:space="preserve">第261月，青云城上空阴云沉沉，坊市里的叫卖声依旧，却难掩暗流涌动的杀机。灵气在这片天地间浓烈如雾，嗅得出血腥，也嗅得出机遇。</w:t>
+      </w:r>
+    </w:p>
+    <w:p>
+      <w:pPr>
+        <w:spacing w:after="60" w:before="60" w:line="360"/>
+        <w:ind w:firstLine="480"/>
+      </w:pPr>
+      <w:r>
+        <w:rPr>
+          <w:rFonts w:ascii="宋体" w:cs="宋体" w:eastAsia="宋体" w:hAnsi="宋体"/>
+          <w:sz w:val="24"/>
+          <w:szCs w:val="24"/>
+        </w:rPr>
+        <w:t xml:space="preserve">与此同时，各方修士也在暗流中各自筹谋——</w:t>
+      </w:r>
+    </w:p>
+    <w:p>
+      <w:pPr>
+        <w:spacing w:after="60" w:before="60" w:line="360"/>
+        <w:ind w:firstLine="480"/>
+      </w:pPr>
+      <w:r>
+        <w:rPr>
+          <w:rFonts w:ascii="宋体" w:cs="宋体" w:eastAsia="宋体" w:hAnsi="宋体"/>
+          <w:sz w:val="24"/>
+          <w:szCs w:val="24"/>
+        </w:rPr>
+        <w:t xml:space="preserve">江湖之上，冯怒潮 练气圆满，却无筑基丹，修炼停滞！，天下局势悄然生变。</w:t>
+      </w:r>
+    </w:p>
+    <w:p>
+      <w:pPr>
+        <w:spacing w:after="60" w:before="60" w:line="360"/>
+        <w:ind w:firstLine="480"/>
+      </w:pPr>
+      <w:r>
+        <w:rPr>
+          <w:rFonts w:ascii="宋体" w:cs="宋体" w:eastAsia="宋体" w:hAnsi="宋体"/>
+          <w:sz w:val="24"/>
+          <w:szCs w:val="24"/>
+        </w:rPr>
+        <w:t xml:space="preserve">第265月，苍渺大陆的天地棋盘又落下了几枚棋子。谁生谁死，谁主沉浮，尚未可知。</w:t>
+      </w:r>
+    </w:p>
+    <w:p>
+      <w:pPr>
+        <w:spacing w:after="200" w:before="100"/>
+        <w:jc w:val="right"/>
+      </w:pPr>
+      <w:r>
+        <w:rPr>
+          <w:rFonts w:ascii="宋体" w:cs="宋体" w:eastAsia="宋体" w:hAnsi="宋体"/>
+          <w:i/>
+          <w:iCs/>
+          <w:color w:val="888888"/>
+          <w:sz w:val="18"/>
+          <w:szCs w:val="18"/>
+        </w:rPr>
+        <w:t xml:space="preserve">[数据] 存活修士：20人 | 大事件：19件</w:t>
       </w:r>
     </w:p>
     <w:sectPr>

--- a/xianxia_story.docx
+++ b/xianxia_story.docx
@@ -6465,6 +6465,96 @@
           <w:szCs w:val="18"/>
         </w:rPr>
         <w:t xml:space="preserve">[数据] 存活修士：20人 | 大事件：19件</w:t>
+      </w:r>
+    </w:p>
+    <w:p>
+      <w:pPr>
+        <w:pStyle w:val="Heading2"/>
+        <w:spacing w:after="150" w:before="300"/>
+      </w:pPr>
+      <w:r>
+        <w:rPr>
+          <w:rFonts w:ascii="宋体" w:cs="宋体" w:eastAsia="宋体" w:hAnsi="宋体"/>
+          <w:b/>
+          <w:bCs/>
+          <w:color w:val="6B3A1F"/>
+          <w:sz w:val="28"/>
+          <w:szCs w:val="28"/>
+        </w:rPr>
+        <w:t xml:space="preserve">第266月至第270月</w:t>
+      </w:r>
+    </w:p>
+    <w:p>
+      <w:pPr>
+        <w:spacing w:after="60" w:before="60" w:line="360"/>
+        <w:ind w:firstLine="480"/>
+      </w:pPr>
+      <w:r>
+        <w:rPr>
+          <w:rFonts w:ascii="宋体" w:cs="宋体" w:eastAsia="宋体" w:hAnsi="宋体"/>
+          <w:sz w:val="24"/>
+          <w:szCs w:val="24"/>
+        </w:rPr>
+        <w:t xml:space="preserve">苍渺大陆，第266月。寒风扫过灵脉荒野，天地间的灵气在夜色中悄然流动，隐约可见几道人影在各处蛰伏，修炼或谋划。</w:t>
+      </w:r>
+    </w:p>
+    <w:p>
+      <w:pPr>
+        <w:spacing w:after="60" w:before="60" w:line="360"/>
+        <w:ind w:firstLine="480"/>
+      </w:pPr>
+      <w:r>
+        <w:rPr>
+          <w:rFonts w:ascii="宋体" w:cs="宋体" w:eastAsia="宋体" w:hAnsi="宋体"/>
+          <w:sz w:val="24"/>
+          <w:szCs w:val="24"/>
+        </w:rPr>
+        <w:t xml:space="preserve">与此同时，各方修士也在暗流中各自筹谋——</w:t>
+      </w:r>
+    </w:p>
+    <w:p>
+      <w:pPr>
+        <w:spacing w:after="60" w:before="60" w:line="360"/>
+        <w:ind w:firstLine="480"/>
+      </w:pPr>
+      <w:r>
+        <w:rPr>
+          <w:rFonts w:ascii="宋体" w:cs="宋体" w:eastAsia="宋体" w:hAnsi="宋体"/>
+          <w:sz w:val="24"/>
+          <w:szCs w:val="24"/>
+        </w:rPr>
+        <w:t xml:space="preserve">江湖之上，红袖添香 练气圆满，却无筑基丹，修炼停滞！，天下局势悄然生变。</w:t>
+      </w:r>
+    </w:p>
+    <w:p>
+      <w:pPr>
+        <w:spacing w:after="60" w:before="60" w:line="360"/>
+        <w:ind w:firstLine="480"/>
+      </w:pPr>
+      <w:r>
+        <w:rPr>
+          <w:rFonts w:ascii="宋体" w:cs="宋体" w:eastAsia="宋体" w:hAnsi="宋体"/>
+          <w:sz w:val="24"/>
+          <w:szCs w:val="24"/>
+        </w:rPr>
+        <w:t xml:space="preserve">血与道，从来不曾分离。第270月的故事，暂且写到这里。</w:t>
+      </w:r>
+    </w:p>
+    <w:p>
+      <w:pPr>
+        <w:spacing w:after="200" w:before="100"/>
+        <w:jc w:val="right"/>
+      </w:pPr>
+      <w:r>
+        <w:rPr>
+          <w:rFonts w:ascii="宋体" w:cs="宋体" w:eastAsia="宋体" w:hAnsi="宋体"/>
+          <w:i/>
+          <w:iCs/>
+          <w:color w:val="888888"/>
+          <w:sz w:val="18"/>
+          <w:szCs w:val="18"/>
+        </w:rPr>
+        <w:t xml:space="preserve">[数据] 存活修士：20人 | 大事件：27件</w:t>
       </w:r>
     </w:p>
     <w:sectPr>

--- a/xianxia_story.docx
+++ b/xianxia_story.docx
@@ -6555,6 +6555,96 @@
           <w:szCs w:val="18"/>
         </w:rPr>
         <w:t xml:space="preserve">[数据] 存活修士：20人 | 大事件：27件</w:t>
+      </w:r>
+    </w:p>
+    <w:p>
+      <w:pPr>
+        <w:pStyle w:val="Heading2"/>
+        <w:spacing w:after="150" w:before="300"/>
+      </w:pPr>
+      <w:r>
+        <w:rPr>
+          <w:rFonts w:ascii="宋体" w:cs="宋体" w:eastAsia="宋体" w:hAnsi="宋体"/>
+          <w:b/>
+          <w:bCs/>
+          <w:color w:val="6B3A1F"/>
+          <w:sz w:val="28"/>
+          <w:szCs w:val="28"/>
+        </w:rPr>
+        <w:t xml:space="preserve">第271月至第275月</w:t>
+      </w:r>
+    </w:p>
+    <w:p>
+      <w:pPr>
+        <w:spacing w:after="60" w:before="60" w:line="360"/>
+        <w:ind w:firstLine="480"/>
+      </w:pPr>
+      <w:r>
+        <w:rPr>
+          <w:rFonts w:ascii="宋体" w:cs="宋体" w:eastAsia="宋体" w:hAnsi="宋体"/>
+          <w:sz w:val="24"/>
+          <w:szCs w:val="24"/>
+        </w:rPr>
+        <w:t xml:space="preserve">灵脉荒野，第271月。地脉灵气从地缝中渗出，连空气都带着令人心悸的灵压。几道身影散落四方，各自打着自己的算盘。</w:t>
+      </w:r>
+    </w:p>
+    <w:p>
+      <w:pPr>
+        <w:spacing w:after="60" w:before="60" w:line="360"/>
+        <w:ind w:firstLine="480"/>
+      </w:pPr>
+      <w:r>
+        <w:rPr>
+          <w:rFonts w:ascii="宋体" w:cs="宋体" w:eastAsia="宋体" w:hAnsi="宋体"/>
+          <w:sz w:val="24"/>
+          <w:szCs w:val="24"/>
+        </w:rPr>
+        <w:t xml:space="preserve">与此同时，各方修士也在暗流中各自筹谋——</w:t>
+      </w:r>
+    </w:p>
+    <w:p>
+      <w:pPr>
+        <w:spacing w:after="60" w:before="60" w:line="360"/>
+        <w:ind w:firstLine="480"/>
+      </w:pPr>
+      <w:r>
+        <w:rPr>
+          <w:rFonts w:ascii="宋体" w:cs="宋体" w:eastAsia="宋体" w:hAnsi="宋体"/>
+          <w:sz w:val="24"/>
+          <w:szCs w:val="24"/>
+        </w:rPr>
+        <w:t xml:space="preserve">江湖之上，孟长歌 练气圆满，却无筑基丹，修炼停滞！，天下局势悄然生变。</w:t>
+      </w:r>
+    </w:p>
+    <w:p>
+      <w:pPr>
+        <w:spacing w:after="60" w:before="60" w:line="360"/>
+        <w:ind w:firstLine="480"/>
+      </w:pPr>
+      <w:r>
+        <w:rPr>
+          <w:rFonts w:ascii="宋体" w:cs="宋体" w:eastAsia="宋体" w:hAnsi="宋体"/>
+          <w:sz w:val="24"/>
+          <w:szCs w:val="24"/>
+        </w:rPr>
+        <w:t xml:space="preserve">当第275月的最后一缕灵气散尽，这一段因果，已然落定。</w:t>
+      </w:r>
+    </w:p>
+    <w:p>
+      <w:pPr>
+        <w:spacing w:after="200" w:before="100"/>
+        <w:jc w:val="right"/>
+      </w:pPr>
+      <w:r>
+        <w:rPr>
+          <w:rFonts w:ascii="宋体" w:cs="宋体" w:eastAsia="宋体" w:hAnsi="宋体"/>
+          <w:i/>
+          <w:iCs/>
+          <w:color w:val="888888"/>
+          <w:sz w:val="18"/>
+          <w:szCs w:val="18"/>
+        </w:rPr>
+        <w:t xml:space="preserve">[数据] 存活修士：20人 | 大事件：18件</w:t>
       </w:r>
     </w:p>
     <w:sectPr>

--- a/xianxia_story.docx
+++ b/xianxia_story.docx
@@ -6645,6 +6645,96 @@
           <w:szCs w:val="18"/>
         </w:rPr>
         <w:t xml:space="preserve">[数据] 存活修士：20人 | 大事件：18件</w:t>
+      </w:r>
+    </w:p>
+    <w:p>
+      <w:pPr>
+        <w:pStyle w:val="Heading2"/>
+        <w:spacing w:after="150" w:before="300"/>
+      </w:pPr>
+      <w:r>
+        <w:rPr>
+          <w:rFonts w:ascii="宋体" w:cs="宋体" w:eastAsia="宋体" w:hAnsi="宋体"/>
+          <w:b/>
+          <w:bCs/>
+          <w:color w:val="6B3A1F"/>
+          <w:sz w:val="28"/>
+          <w:szCs w:val="28"/>
+        </w:rPr>
+        <w:t xml:space="preserve">第276月至第280月</w:t>
+      </w:r>
+    </w:p>
+    <w:p>
+      <w:pPr>
+        <w:spacing w:after="60" w:before="60" w:line="360"/>
+        <w:ind w:firstLine="480"/>
+      </w:pPr>
+      <w:r>
+        <w:rPr>
+          <w:rFonts w:ascii="宋体" w:cs="宋体" w:eastAsia="宋体" w:hAnsi="宋体"/>
+          <w:sz w:val="24"/>
+          <w:szCs w:val="24"/>
+        </w:rPr>
+        <w:t xml:space="preserve">苍渺大陆，第276月。寒风扫过灵脉荒野，天地间的灵气在夜色中悄然流动，隐约可见几道人影在各处蛰伏，修炼或谋划。</w:t>
+      </w:r>
+    </w:p>
+    <w:p>
+      <w:pPr>
+        <w:spacing w:after="60" w:before="60" w:line="360"/>
+        <w:ind w:firstLine="480"/>
+      </w:pPr>
+      <w:r>
+        <w:rPr>
+          <w:rFonts w:ascii="宋体" w:cs="宋体" w:eastAsia="宋体" w:hAnsi="宋体"/>
+          <w:sz w:val="24"/>
+          <w:szCs w:val="24"/>
+        </w:rPr>
+        <w:t xml:space="preserve">与此同时，各方修士也在暗流中各自筹谋——</w:t>
+      </w:r>
+    </w:p>
+    <w:p>
+      <w:pPr>
+        <w:spacing w:after="60" w:before="60" w:line="360"/>
+        <w:ind w:firstLine="480"/>
+      </w:pPr>
+      <w:r>
+        <w:rPr>
+          <w:rFonts w:ascii="宋体" w:cs="宋体" w:eastAsia="宋体" w:hAnsi="宋体"/>
+          <w:sz w:val="24"/>
+          <w:szCs w:val="24"/>
+        </w:rPr>
+        <w:t xml:space="preserve">江湖之上，🔍 冯怒潮 探索有收获。，天下局势悄然生变。</w:t>
+      </w:r>
+    </w:p>
+    <w:p>
+      <w:pPr>
+        <w:spacing w:after="60" w:before="60" w:line="360"/>
+        <w:ind w:firstLine="480"/>
+      </w:pPr>
+      <w:r>
+        <w:rPr>
+          <w:rFonts w:ascii="宋体" w:cs="宋体" w:eastAsia="宋体" w:hAnsi="宋体"/>
+          <w:sz w:val="24"/>
+          <w:szCs w:val="24"/>
+        </w:rPr>
+        <w:t xml:space="preserve">第280月，苍渺大陆的天地棋盘又落下了几枚棋子。谁生谁死，谁主沉浮，尚未可知。</w:t>
+      </w:r>
+    </w:p>
+    <w:p>
+      <w:pPr>
+        <w:spacing w:after="200" w:before="100"/>
+        <w:jc w:val="right"/>
+      </w:pPr>
+      <w:r>
+        <w:rPr>
+          <w:rFonts w:ascii="宋体" w:cs="宋体" w:eastAsia="宋体" w:hAnsi="宋体"/>
+          <w:i/>
+          <w:iCs/>
+          <w:color w:val="888888"/>
+          <w:sz w:val="18"/>
+          <w:szCs w:val="18"/>
+        </w:rPr>
+        <w:t xml:space="preserve">[数据] 存活修士：20人 | 大事件：16件</w:t>
       </w:r>
     </w:p>
     <w:sectPr>

--- a/xianxia_story.docx
+++ b/xianxia_story.docx
@@ -6735,6 +6735,110 @@
           <w:szCs w:val="18"/>
         </w:rPr>
         <w:t xml:space="preserve">[数据] 存活修士：20人 | 大事件：16件</w:t>
+      </w:r>
+    </w:p>
+    <w:p>
+      <w:pPr>
+        <w:pStyle w:val="Heading2"/>
+        <w:spacing w:after="150" w:before="300"/>
+      </w:pPr>
+      <w:r>
+        <w:rPr>
+          <w:rFonts w:ascii="宋体" w:cs="宋体" w:eastAsia="宋体" w:hAnsi="宋体"/>
+          <w:b/>
+          <w:bCs/>
+          <w:color w:val="6B3A1F"/>
+          <w:sz w:val="28"/>
+          <w:szCs w:val="28"/>
+        </w:rPr>
+        <w:t xml:space="preserve">第281月至第285月</w:t>
+      </w:r>
+    </w:p>
+    <w:p>
+      <w:pPr>
+        <w:spacing w:after="60" w:before="60" w:line="360"/>
+        <w:ind w:firstLine="480"/>
+      </w:pPr>
+      <w:r>
+        <w:rPr>
+          <w:rFonts w:ascii="宋体" w:cs="宋体" w:eastAsia="宋体" w:hAnsi="宋体"/>
+          <w:sz w:val="24"/>
+          <w:szCs w:val="24"/>
+        </w:rPr>
+        <w:t xml:space="preserve">苍渺大陆，第281月。寒风扫过灵脉荒野，天地间的灵气在夜色中悄然流动，隐约可见几道人影在各处蛰伏，修炼或谋划。</w:t>
+      </w:r>
+    </w:p>
+    <w:p>
+      <w:pPr>
+        <w:spacing w:after="60" w:before="60" w:line="360"/>
+        <w:ind w:firstLine="480"/>
+      </w:pPr>
+      <w:r>
+        <w:rPr>
+          <w:rFonts w:ascii="宋体" w:cs="宋体" w:eastAsia="宋体" w:hAnsi="宋体"/>
+          <w:sz w:val="24"/>
+          <w:szCs w:val="24"/>
+        </w:rPr>
+        <w:t xml:space="preserve">突破的那一刻，天地间仿佛静止了。丹田深处，一道桎梏轰然崩碎，磅礴的灵力如决堤洪流喷薄而出——练气十二层，终于踏上了新的境界。</w:t>
+      </w:r>
+    </w:p>
+    <w:p>
+      <w:pPr>
+        <w:spacing w:after="60" w:before="60" w:line="360"/>
+        <w:ind w:firstLine="480"/>
+      </w:pPr>
+      <w:r>
+        <w:rPr>
+          <w:rFonts w:ascii="宋体" w:cs="宋体" w:eastAsia="宋体" w:hAnsi="宋体"/>
+          <w:sz w:val="24"/>
+          <w:szCs w:val="24"/>
+        </w:rPr>
+        <w:t xml:space="preserve">与此同时，各方修士也在暗流中各自筹谋——</w:t>
+      </w:r>
+    </w:p>
+    <w:p>
+      <w:pPr>
+        <w:spacing w:after="60" w:before="60" w:line="360"/>
+        <w:ind w:firstLine="480"/>
+      </w:pPr>
+      <w:r>
+        <w:rPr>
+          <w:rFonts w:ascii="宋体" w:cs="宋体" w:eastAsia="宋体" w:hAnsi="宋体"/>
+          <w:sz w:val="24"/>
+          <w:szCs w:val="24"/>
+        </w:rPr>
+        <w:t xml:space="preserve">江湖之上，陆霜华 练气圆满，却无筑基丹，修炼停滞！，天下局势悄然生变。</w:t>
+      </w:r>
+    </w:p>
+    <w:p>
+      <w:pPr>
+        <w:spacing w:after="60" w:before="60" w:line="360"/>
+        <w:ind w:firstLine="480"/>
+      </w:pPr>
+      <w:r>
+        <w:rPr>
+          <w:rFonts w:ascii="宋体" w:cs="宋体" w:eastAsia="宋体" w:hAnsi="宋体"/>
+          <w:sz w:val="24"/>
+          <w:szCs w:val="24"/>
+        </w:rPr>
+        <w:t xml:space="preserve">血与道，从来不曾分离。第285月的故事，暂且写到这里。</w:t>
+      </w:r>
+    </w:p>
+    <w:p>
+      <w:pPr>
+        <w:spacing w:after="200" w:before="100"/>
+        <w:jc w:val="right"/>
+      </w:pPr>
+      <w:r>
+        <w:rPr>
+          <w:rFonts w:ascii="宋体" w:cs="宋体" w:eastAsia="宋体" w:hAnsi="宋体"/>
+          <w:i/>
+          <w:iCs/>
+          <w:color w:val="888888"/>
+          <w:sz w:val="18"/>
+          <w:szCs w:val="18"/>
+        </w:rPr>
+        <w:t xml:space="preserve">[数据] 存活修士：20人 | 突破：1次 | 大事件：18件</w:t>
       </w:r>
     </w:p>
     <w:sectPr>

--- a/xianxia_story.docx
+++ b/xianxia_story.docx
@@ -6839,6 +6839,96 @@
           <w:szCs w:val="18"/>
         </w:rPr>
         <w:t xml:space="preserve">[数据] 存活修士：20人 | 突破：1次 | 大事件：18件</w:t>
+      </w:r>
+    </w:p>
+    <w:p>
+      <w:pPr>
+        <w:pStyle w:val="Heading2"/>
+        <w:spacing w:after="150" w:before="300"/>
+      </w:pPr>
+      <w:r>
+        <w:rPr>
+          <w:rFonts w:ascii="宋体" w:cs="宋体" w:eastAsia="宋体" w:hAnsi="宋体"/>
+          <w:b/>
+          <w:bCs/>
+          <w:color w:val="6B3A1F"/>
+          <w:sz w:val="28"/>
+          <w:szCs w:val="28"/>
+        </w:rPr>
+        <w:t xml:space="preserve">第286月至第290月</w:t>
+      </w:r>
+    </w:p>
+    <w:p>
+      <w:pPr>
+        <w:spacing w:after="60" w:before="60" w:line="360"/>
+        <w:ind w:firstLine="480"/>
+      </w:pPr>
+      <w:r>
+        <w:rPr>
+          <w:rFonts w:ascii="宋体" w:cs="宋体" w:eastAsia="宋体" w:hAnsi="宋体"/>
+          <w:sz w:val="24"/>
+          <w:szCs w:val="24"/>
+        </w:rPr>
+        <w:t xml:space="preserve">幽冥谷的磷火在第286月时格外幽蓝，腐败的灵气裹挟着死气，却也孕育着异样的契机。天地棋盘上，每一枚棋子都在悄然落位。</w:t>
+      </w:r>
+    </w:p>
+    <w:p>
+      <w:pPr>
+        <w:spacing w:after="60" w:before="60" w:line="360"/>
+        <w:ind w:firstLine="480"/>
+      </w:pPr>
+      <w:r>
+        <w:rPr>
+          <w:rFonts w:ascii="宋体" w:cs="宋体" w:eastAsia="宋体" w:hAnsi="宋体"/>
+          <w:sz w:val="24"/>
+          <w:szCs w:val="24"/>
+        </w:rPr>
+        <w:t xml:space="preserve">与此同时，各方修士也在暗流中各自筹谋——</w:t>
+      </w:r>
+    </w:p>
+    <w:p>
+      <w:pPr>
+        <w:spacing w:after="60" w:before="60" w:line="360"/>
+        <w:ind w:firstLine="480"/>
+      </w:pPr>
+      <w:r>
+        <w:rPr>
+          <w:rFonts w:ascii="宋体" w:cs="宋体" w:eastAsia="宋体" w:hAnsi="宋体"/>
+          <w:sz w:val="24"/>
+          <w:szCs w:val="24"/>
+        </w:rPr>
+        <w:t xml:space="preserve">江湖之上，魏玄机 练气圆满，却无筑基丹，修炼停滞！，天下局势悄然生变。</w:t>
+      </w:r>
+    </w:p>
+    <w:p>
+      <w:pPr>
+        <w:spacing w:after="60" w:before="60" w:line="360"/>
+        <w:ind w:firstLine="480"/>
+      </w:pPr>
+      <w:r>
+        <w:rPr>
+          <w:rFonts w:ascii="宋体" w:cs="宋体" w:eastAsia="宋体" w:hAnsi="宋体"/>
+          <w:sz w:val="24"/>
+          <w:szCs w:val="24"/>
+        </w:rPr>
+        <w:t xml:space="preserve">血与道，从来不曾分离。第290月的故事，暂且写到这里。</w:t>
+      </w:r>
+    </w:p>
+    <w:p>
+      <w:pPr>
+        <w:spacing w:after="200" w:before="100"/>
+        <w:jc w:val="right"/>
+      </w:pPr>
+      <w:r>
+        <w:rPr>
+          <w:rFonts w:ascii="宋体" w:cs="宋体" w:eastAsia="宋体" w:hAnsi="宋体"/>
+          <w:i/>
+          <w:iCs/>
+          <w:color w:val="888888"/>
+          <w:sz w:val="18"/>
+          <w:szCs w:val="18"/>
+        </w:rPr>
+        <w:t xml:space="preserve">[数据] 存活修士：20人 | 大事件：18件</w:t>
       </w:r>
     </w:p>
     <w:sectPr>

--- a/xianxia_story.docx
+++ b/xianxia_story.docx
@@ -6929,6 +6929,96 @@
           <w:szCs w:val="18"/>
         </w:rPr>
         <w:t xml:space="preserve">[数据] 存活修士：20人 | 大事件：18件</w:t>
+      </w:r>
+    </w:p>
+    <w:p>
+      <w:pPr>
+        <w:pStyle w:val="Heading2"/>
+        <w:spacing w:after="150" w:before="300"/>
+      </w:pPr>
+      <w:r>
+        <w:rPr>
+          <w:rFonts w:ascii="宋体" w:cs="宋体" w:eastAsia="宋体" w:hAnsi="宋体"/>
+          <w:b/>
+          <w:bCs/>
+          <w:color w:val="6B3A1F"/>
+          <w:sz w:val="28"/>
+          <w:szCs w:val="28"/>
+        </w:rPr>
+        <w:t xml:space="preserve">第291月至第295月</w:t>
+      </w:r>
+    </w:p>
+    <w:p>
+      <w:pPr>
+        <w:spacing w:after="60" w:before="60" w:line="360"/>
+        <w:ind w:firstLine="480"/>
+      </w:pPr>
+      <w:r>
+        <w:rPr>
+          <w:rFonts w:ascii="宋体" w:cs="宋体" w:eastAsia="宋体" w:hAnsi="宋体"/>
+          <w:sz w:val="24"/>
+          <w:szCs w:val="24"/>
+        </w:rPr>
+        <w:t xml:space="preserve">幽冥谷的磷火在第291月时格外幽蓝，腐败的灵气裹挟着死气，却也孕育着异样的契机。天地棋盘上，每一枚棋子都在悄然落位。</w:t>
+      </w:r>
+    </w:p>
+    <w:p>
+      <w:pPr>
+        <w:spacing w:after="60" w:before="60" w:line="360"/>
+        <w:ind w:firstLine="480"/>
+      </w:pPr>
+      <w:r>
+        <w:rPr>
+          <w:rFonts w:ascii="宋体" w:cs="宋体" w:eastAsia="宋体" w:hAnsi="宋体"/>
+          <w:sz w:val="24"/>
+          <w:szCs w:val="24"/>
+        </w:rPr>
+        <w:t xml:space="preserve">与此同时，各方修士也在暗流中各自筹谋——</w:t>
+      </w:r>
+    </w:p>
+    <w:p>
+      <w:pPr>
+        <w:spacing w:after="60" w:before="60" w:line="360"/>
+        <w:ind w:firstLine="480"/>
+      </w:pPr>
+      <w:r>
+        <w:rPr>
+          <w:rFonts w:ascii="宋体" w:cs="宋体" w:eastAsia="宋体" w:hAnsi="宋体"/>
+          <w:sz w:val="24"/>
+          <w:szCs w:val="24"/>
+        </w:rPr>
+        <w:t xml:space="preserve">江湖之上，陆霜华 练气圆满，却无筑基丹，修炼停滞！，天下局势悄然生变。</w:t>
+      </w:r>
+    </w:p>
+    <w:p>
+      <w:pPr>
+        <w:spacing w:after="60" w:before="60" w:line="360"/>
+        <w:ind w:firstLine="480"/>
+      </w:pPr>
+      <w:r>
+        <w:rPr>
+          <w:rFonts w:ascii="宋体" w:cs="宋体" w:eastAsia="宋体" w:hAnsi="宋体"/>
+          <w:sz w:val="24"/>
+          <w:szCs w:val="24"/>
+        </w:rPr>
+        <w:t xml:space="preserve">第295月，苍渺大陆的天地棋盘又落下了几枚棋子。谁生谁死，谁主沉浮，尚未可知。</w:t>
+      </w:r>
+    </w:p>
+    <w:p>
+      <w:pPr>
+        <w:spacing w:after="200" w:before="100"/>
+        <w:jc w:val="right"/>
+      </w:pPr>
+      <w:r>
+        <w:rPr>
+          <w:rFonts w:ascii="宋体" w:cs="宋体" w:eastAsia="宋体" w:hAnsi="宋体"/>
+          <w:i/>
+          <w:iCs/>
+          <w:color w:val="888888"/>
+          <w:sz w:val="18"/>
+          <w:szCs w:val="18"/>
+        </w:rPr>
+        <w:t xml:space="preserve">[数据] 存活修士：20人 | 大事件：24件</w:t>
       </w:r>
     </w:p>
     <w:sectPr>

--- a/xianxia_story.docx
+++ b/xianxia_story.docx
@@ -117,7 +117,7 @@
           <w:sz w:val="24"/>
           <w:szCs w:val="24"/>
         </w:rPr>
-        <w:t xml:space="preserve">江湖之上，🔍 孟长歌 探索有收获。，天下局势悄然生变。</w:t>
+        <w:t xml:space="preserve">江湖之上，🔍 老李头 探索有收获。，天下局势悄然生变。</w:t>
       </w:r>
     </w:p>
     <w:p>
@@ -148,7 +148,7 @@
           <w:sz w:val="18"/>
           <w:szCs w:val="18"/>
         </w:rPr>
-        <w:t xml:space="preserve">[数据] 存活修士：20人 | 大事件：19件</w:t>
+        <w:t xml:space="preserve">[数据] 存活修士：20人 | 大事件：4件</w:t>
       </w:r>
     </w:p>
     <w:p>
@@ -193,6 +193,34 @@
           <w:sz w:val="24"/>
           <w:szCs w:val="24"/>
         </w:rPr>
+        <w:t xml:space="preserve">突破的那一刻，天地间仿佛静止了。丹田深处，一道桎梏轰然崩碎，磅礴的灵力如决堤洪流喷薄而出——练气九层，终于踏上了新的境界。</w:t>
+      </w:r>
+    </w:p>
+    <w:p>
+      <w:pPr>
+        <w:spacing w:after="60" w:before="60" w:line="360"/>
+        <w:ind w:firstLine="480"/>
+      </w:pPr>
+      <w:r>
+        <w:rPr>
+          <w:rFonts w:ascii="宋体" w:cs="宋体" w:eastAsia="宋体" w:hAnsi="宋体"/>
+          <w:sz w:val="24"/>
+          <w:szCs w:val="24"/>
+        </w:rPr>
+        <w:t xml:space="preserve">突破的那一刻，天地间仿佛静止了。丹田深处，一道桎梏轰然崩碎，磅礴的灵力如决堤洪流喷薄而出——【练气九层】！，终于踏上了新的境界。</w:t>
+      </w:r>
+    </w:p>
+    <w:p>
+      <w:pPr>
+        <w:spacing w:after="60" w:before="60" w:line="360"/>
+        <w:ind w:firstLine="480"/>
+      </w:pPr>
+      <w:r>
+        <w:rPr>
+          <w:rFonts w:ascii="宋体" w:cs="宋体" w:eastAsia="宋体" w:hAnsi="宋体"/>
+          <w:sz w:val="24"/>
+          <w:szCs w:val="24"/>
+        </w:rPr>
         <w:t xml:space="preserve">与此同时，各方修士也在暗流中各自筹谋——</w:t>
       </w:r>
     </w:p>
@@ -207,7 +235,7 @@
           <w:sz w:val="24"/>
           <w:szCs w:val="24"/>
         </w:rPr>
-        <w:t xml:space="preserve">江湖之上，🔍 冯怒潮 探索有收获。，天下局势悄然生变。</w:t>
+        <w:t xml:space="preserve">江湖之上，🔍 万财爷 探索有收获。，天下局势悄然生变。</w:t>
       </w:r>
     </w:p>
     <w:p>
@@ -238,7 +266,7 @@
           <w:sz w:val="18"/>
           <w:szCs w:val="18"/>
         </w:rPr>
-        <w:t xml:space="preserve">[数据] 存活修士：20人 | 大事件：17件</w:t>
+        <w:t xml:space="preserve">[数据] 存活修士：20人 | 突破：1次 | 大事件：8件</w:t>
       </w:r>
     </w:p>
     <w:p>
@@ -297,7 +325,7 @@
           <w:sz w:val="24"/>
           <w:szCs w:val="24"/>
         </w:rPr>
-        <w:t xml:space="preserve">江湖之上，冯怒潮 练气圆满，却无筑基丹，修炼停滞！，天下局势悄然生变。</w:t>
+        <w:t xml:space="preserve">江湖之上，🔍 姜烟柔 探索有收获。，天下局势悄然生变。</w:t>
       </w:r>
     </w:p>
     <w:p>
@@ -328,7 +356,7 @@
           <w:sz w:val="18"/>
           <w:szCs w:val="18"/>
         </w:rPr>
-        <w:t xml:space="preserve">[数据] 存活修士：20人 | 大事件：14件</w:t>
+        <w:t xml:space="preserve">[数据] 存活修士：20人 | 大事件：7件</w:t>
       </w:r>
     </w:p>
     <w:p>
@@ -373,21 +401,21 @@
           <w:sz w:val="24"/>
           <w:szCs w:val="24"/>
         </w:rPr>
-        <w:t xml:space="preserve">突破的那一刻，天地间仿佛静止了。丹田深处，一道桎梏轰然崩碎，磅礴的灵力如决堤洪流喷薄而出——练气十一层，终于踏上了新的境界。</w:t>
-      </w:r>
-    </w:p>
-    <w:p>
-      <w:pPr>
-        <w:spacing w:after="60" w:before="60" w:line="360"/>
-        <w:ind w:firstLine="480"/>
-      </w:pPr>
-      <w:r>
-        <w:rPr>
-          <w:rFonts w:ascii="宋体" w:cs="宋体" w:eastAsia="宋体" w:hAnsi="宋体"/>
-          <w:sz w:val="24"/>
-          <w:szCs w:val="24"/>
-        </w:rPr>
-        <w:t xml:space="preserve">突破的那一刻，天地间仿佛静止了。丹田深处，一道桎梏轰然崩碎，磅礴的灵力如决堤洪流喷薄而出——【练气十一层】！修仙之路，终于踏上了新的境界。</w:t>
+        <w:t xml:space="preserve">突破的那一刻，天地间仿佛静止了。丹田深处，一道桎梏轰然崩碎，磅礴的灵力如决堤洪流喷薄而出——练气七层，终于踏上了新的境界。</w:t>
+      </w:r>
+    </w:p>
+    <w:p>
+      <w:pPr>
+        <w:spacing w:after="60" w:before="60" w:line="360"/>
+        <w:ind w:firstLine="480"/>
+      </w:pPr>
+      <w:r>
+        <w:rPr>
+          <w:rFonts w:ascii="宋体" w:cs="宋体" w:eastAsia="宋体" w:hAnsi="宋体"/>
+          <w:sz w:val="24"/>
+          <w:szCs w:val="24"/>
+        </w:rPr>
+        <w:t xml:space="preserve">突破的那一刻，天地间仿佛静止了。丹田深处，一道桎梏轰然崩碎，磅礴的灵力如决堤洪流喷薄而出——练气八层，终于踏上了新的境界。</w:t>
       </w:r>
     </w:p>
     <w:p>
@@ -415,7 +443,7 @@
           <w:sz w:val="24"/>
           <w:szCs w:val="24"/>
         </w:rPr>
-        <w:t xml:space="preserve">江湖之上，冯怒潮 练气圆满，却无筑基丹，修炼停滞！，天下局势悄然生变。</w:t>
+        <w:t xml:space="preserve">江湖之上，🔍 苏寒衣 探索有收获。，天下局势悄然生变。</w:t>
       </w:r>
     </w:p>
     <w:p>
@@ -446,7 +474,7 @@
           <w:sz w:val="18"/>
           <w:szCs w:val="18"/>
         </w:rPr>
-        <w:t xml:space="preserve">[数据] 存活修士：20人 | 突破：1次 | 大事件：18件</w:t>
+        <w:t xml:space="preserve">[数据] 存活修士：20人 | 突破：2次 | 大事件：9件</w:t>
       </w:r>
     </w:p>
     <w:p>
@@ -505,7 +533,7 @@
           <w:sz w:val="24"/>
           <w:szCs w:val="24"/>
         </w:rPr>
-        <w:t xml:space="preserve">江湖之上，冯怒潮 练气圆满，却无筑基丹，修炼停滞！，天下局势悄然生变。</w:t>
+        <w:t xml:space="preserve">江湖之上，🔍 程离愁 探索有收获。，天下局势悄然生变。</w:t>
       </w:r>
     </w:p>
     <w:p>
@@ -536,7 +564,7 @@
           <w:sz w:val="18"/>
           <w:szCs w:val="18"/>
         </w:rPr>
-        <w:t xml:space="preserve">[数据] 存活修士：20人 | 大事件：15件</w:t>
+        <w:t xml:space="preserve">[数据] 存活修士：20人 | 大事件：5件</w:t>
       </w:r>
     </w:p>
     <w:p>
@@ -581,6 +609,34 @@
           <w:sz w:val="24"/>
           <w:szCs w:val="24"/>
         </w:rPr>
+        <w:t xml:space="preserve">天穹之上，隐隐有灵气漩涡凝聚，那是境界壁障破碎时才有的异象。滚滚灵压自丹田涌出，周身经脉尽皆震鸣——突破了，突破至练气四层！</w:t>
+      </w:r>
+    </w:p>
+    <w:p>
+      <w:pPr>
+        <w:spacing w:after="60" w:before="60" w:line="360"/>
+        <w:ind w:firstLine="480"/>
+      </w:pPr>
+      <w:r>
+        <w:rPr>
+          <w:rFonts w:ascii="宋体" w:cs="宋体" w:eastAsia="宋体" w:hAnsi="宋体"/>
+          <w:sz w:val="24"/>
+          <w:szCs w:val="24"/>
+        </w:rPr>
+        <w:t xml:space="preserve">天穹之上，隐隐有灵气漩涡凝聚，那是境界壁障破碎时才有的异象。滚滚灵压自丹田涌出，周身经脉尽皆震鸣——突破了，突破至练气一层！</w:t>
+      </w:r>
+    </w:p>
+    <w:p>
+      <w:pPr>
+        <w:spacing w:after="60" w:before="60" w:line="360"/>
+        <w:ind w:firstLine="480"/>
+      </w:pPr>
+      <w:r>
+        <w:rPr>
+          <w:rFonts w:ascii="宋体" w:cs="宋体" w:eastAsia="宋体" w:hAnsi="宋体"/>
+          <w:sz w:val="24"/>
+          <w:szCs w:val="24"/>
+        </w:rPr>
         <w:t xml:space="preserve">与此同时，各方修士也在暗流中各自筹谋——</w:t>
       </w:r>
     </w:p>
@@ -595,7 +651,7 @@
           <w:sz w:val="24"/>
           <w:szCs w:val="24"/>
         </w:rPr>
-        <w:t xml:space="preserve">江湖之上，孟长歌 练气圆满，却无筑基丹，修炼停滞！，天下局势悄然生变。</w:t>
+        <w:t xml:space="preserve">江湖之上，✨ 红袖添香 修为精进，突破至，天下局势悄然生变。</w:t>
       </w:r>
     </w:p>
     <w:p>
@@ -626,7 +682,7 @@
           <w:sz w:val="18"/>
           <w:szCs w:val="18"/>
         </w:rPr>
-        <w:t xml:space="preserve">[数据] 存活修士：20人 | 大事件：11件</w:t>
+        <w:t xml:space="preserve">[数据] 存活修士：20人 | 突破：4次 | 大事件：7件</w:t>
       </w:r>
     </w:p>
     <w:p>
@@ -685,7 +741,7 @@
           <w:sz w:val="24"/>
           <w:szCs w:val="24"/>
         </w:rPr>
-        <w:t xml:space="preserve">江湖之上，🔍 魏玄机 探索有收获。，天下局势悄然生变。</w:t>
+        <w:t xml:space="preserve">江湖之上，🔍 小宝 探索有收获。，天下局势悄然生变。</w:t>
       </w:r>
     </w:p>
     <w:p>
@@ -716,7 +772,7 @@
           <w:sz w:val="18"/>
           <w:szCs w:val="18"/>
         </w:rPr>
-        <w:t xml:space="preserve">[数据] 存活修士：20人 | 大事件：15件</w:t>
+        <w:t xml:space="preserve">[数据] 存活修士：20人 | 大事件：2件</w:t>
       </w:r>
     </w:p>
     <w:p>
@@ -761,6 +817,34 @@
           <w:sz w:val="24"/>
           <w:szCs w:val="24"/>
         </w:rPr>
+        <w:t xml:space="preserve">天穹之上，隐隐有灵气漩涡凝聚，那是境界壁障破碎时才有的异象。滚滚灵压自丹田涌出，周身经脉尽皆震鸣——突破了，突破至练气三层！</w:t>
+      </w:r>
+    </w:p>
+    <w:p>
+      <w:pPr>
+        <w:spacing w:after="60" w:before="60" w:line="360"/>
+        <w:ind w:firstLine="480"/>
+      </w:pPr>
+      <w:r>
+        <w:rPr>
+          <w:rFonts w:ascii="宋体" w:cs="宋体" w:eastAsia="宋体" w:hAnsi="宋体"/>
+          <w:sz w:val="24"/>
+          <w:szCs w:val="24"/>
+        </w:rPr>
+        <w:t xml:space="preserve">天穹之上，隐隐有灵气漩涡凝聚，那是境界壁障破碎时才有的异象。滚滚灵压自丹田涌出，周身经脉尽皆震鸣——突破了，突破至【练气三层】！！</w:t>
+      </w:r>
+    </w:p>
+    <w:p>
+      <w:pPr>
+        <w:spacing w:after="60" w:before="60" w:line="360"/>
+        <w:ind w:firstLine="480"/>
+      </w:pPr>
+      <w:r>
+        <w:rPr>
+          <w:rFonts w:ascii="宋体" w:cs="宋体" w:eastAsia="宋体" w:hAnsi="宋体"/>
+          <w:sz w:val="24"/>
+          <w:szCs w:val="24"/>
+        </w:rPr>
         <w:t xml:space="preserve">与此同时，各方修士也在暗流中各自筹谋——</w:t>
       </w:r>
     </w:p>
@@ -775,7 +859,7 @@
           <w:sz w:val="24"/>
           <w:szCs w:val="24"/>
         </w:rPr>
-        <w:t xml:space="preserve">江湖之上，冯怒潮 练气圆满，却无筑基丹，修炼停滞！，天下局势悄然生变。</w:t>
+        <w:t xml:space="preserve">江湖之上，🔍 玄机道长 探索有收获。，天下局势悄然生变。</w:t>
       </w:r>
     </w:p>
     <w:p>
@@ -806,7 +890,7 @@
           <w:sz w:val="18"/>
           <w:szCs w:val="18"/>
         </w:rPr>
-        <w:t xml:space="preserve">[数据] 存活修士：20人 | 大事件：11件</w:t>
+        <w:t xml:space="preserve">[数据] 存活修士：20人 | 突破：1次 | 大事件：4件</w:t>
       </w:r>
     </w:p>
     <w:p>
@@ -851,6 +935,20 @@
           <w:sz w:val="24"/>
           <w:szCs w:val="24"/>
         </w:rPr>
+        <w:t xml:space="preserve">天穹之上，隐隐有灵气漩涡凝聚，那是境界壁障破碎时才有的异象。滚滚灵压自丹田涌出，周身经脉尽皆震鸣——突破了，突破至练气十层！</w:t>
+      </w:r>
+    </w:p>
+    <w:p>
+      <w:pPr>
+        <w:spacing w:after="60" w:before="60" w:line="360"/>
+        <w:ind w:firstLine="480"/>
+      </w:pPr>
+      <w:r>
+        <w:rPr>
+          <w:rFonts w:ascii="宋体" w:cs="宋体" w:eastAsia="宋体" w:hAnsi="宋体"/>
+          <w:sz w:val="24"/>
+          <w:szCs w:val="24"/>
+        </w:rPr>
         <w:t xml:space="preserve">与此同时，各方修士也在暗流中各自筹谋——</w:t>
       </w:r>
     </w:p>
@@ -865,7 +963,7 @@
           <w:sz w:val="24"/>
           <w:szCs w:val="24"/>
         </w:rPr>
-        <w:t xml:space="preserve">江湖之上，🔍 苏寒衣 探索有收获。，天下局势悄然生变。</w:t>
+        <w:t xml:space="preserve">江湖之上，🔍 老赵掌柜 探索有收获。，天下局势悄然生变。</w:t>
       </w:r>
     </w:p>
     <w:p>
@@ -896,7 +994,7 @@
           <w:sz w:val="18"/>
           <w:szCs w:val="18"/>
         </w:rPr>
-        <w:t xml:space="preserve">[数据] 存活修士：20人 | 大事件：14件</w:t>
+        <w:t xml:space="preserve">[数据] 存活修士：20人 | 突破：1次 | 大事件：10件</w:t>
       </w:r>
     </w:p>
     <w:p>
@@ -955,7 +1053,7 @@
           <w:sz w:val="24"/>
           <w:szCs w:val="24"/>
         </w:rPr>
-        <w:t xml:space="preserve">江湖之上，魏玄机 练气圆满，却无筑基丹，修炼停滞！，天下局势悄然生变。</w:t>
+        <w:t xml:space="preserve">江湖之上，🔍 老李头 探索有收获。，天下局势悄然生变。</w:t>
       </w:r>
     </w:p>
     <w:p>
@@ -986,7 +1084,7 @@
           <w:sz w:val="18"/>
           <w:szCs w:val="18"/>
         </w:rPr>
-        <w:t xml:space="preserve">[数据] 存活修士：20人 | 大事件：13件</w:t>
+        <w:t xml:space="preserve">[数据] 存活修士：20人 | 大事件：5件</w:t>
       </w:r>
     </w:p>
     <w:p>
@@ -1031,6 +1129,34 @@
           <w:sz w:val="24"/>
           <w:szCs w:val="24"/>
         </w:rPr>
+        <w:t xml:space="preserve">突破的那一刻，天地间仿佛静止了。丹田深处，一道桎梏轰然崩碎，磅礴的灵力如决堤洪流喷薄而出——练气二层，终于踏上了新的境界。</w:t>
+      </w:r>
+    </w:p>
+    <w:p>
+      <w:pPr>
+        <w:spacing w:after="60" w:before="60" w:line="360"/>
+        <w:ind w:firstLine="480"/>
+      </w:pPr>
+      <w:r>
+        <w:rPr>
+          <w:rFonts w:ascii="宋体" w:cs="宋体" w:eastAsia="宋体" w:hAnsi="宋体"/>
+          <w:sz w:val="24"/>
+          <w:szCs w:val="24"/>
+        </w:rPr>
+        <w:t xml:space="preserve">突破的那一刻，天地间仿佛静止了。丹田深处，一道桎梏轰然崩碎，磅礴的灵力如决堤洪流喷薄而出——【练气二层】！，终于踏上了新的境界。</w:t>
+      </w:r>
+    </w:p>
+    <w:p>
+      <w:pPr>
+        <w:spacing w:after="60" w:before="60" w:line="360"/>
+        <w:ind w:firstLine="480"/>
+      </w:pPr>
+      <w:r>
+        <w:rPr>
+          <w:rFonts w:ascii="宋体" w:cs="宋体" w:eastAsia="宋体" w:hAnsi="宋体"/>
+          <w:sz w:val="24"/>
+          <w:szCs w:val="24"/>
+        </w:rPr>
         <w:t xml:space="preserve">与此同时，各方修士也在暗流中各自筹谋——</w:t>
       </w:r>
     </w:p>
@@ -1045,7 +1171,7 @@
           <w:sz w:val="24"/>
           <w:szCs w:val="24"/>
         </w:rPr>
-        <w:t xml:space="preserve">江湖之上，陆霜华 练气圆满，却无筑基丹，修炼停滞！，天下局势悄然生变。</w:t>
+        <w:t xml:space="preserve">江湖之上，🔍 老赵掌柜 探索有收获。，天下局势悄然生变。</w:t>
       </w:r>
     </w:p>
     <w:p>
@@ -1076,7 +1202,7 @@
           <w:sz w:val="18"/>
           <w:szCs w:val="18"/>
         </w:rPr>
-        <w:t xml:space="preserve">[数据] 存活修士：20人 | 大事件：15件</w:t>
+        <w:t xml:space="preserve">[数据] 存活修士：20人 | 突破：1次 | 大事件：6件</w:t>
       </w:r>
     </w:p>
     <w:p>
@@ -1121,7 +1247,21 @@
           <w:sz w:val="24"/>
           <w:szCs w:val="24"/>
         </w:rPr>
-        <w:t xml:space="preserve">突破的那一刻，天地间仿佛静止了。丹田深处，一道桎梏轰然崩碎，磅礴的灵力如决堤洪流喷薄而出——练气十一层，终于踏上了新的境界。</w:t>
+        <w:t xml:space="preserve">突破的那一刻，天地间仿佛静止了。丹田深处，一道桎梏轰然崩碎，磅礴的灵力如决堤洪流喷薄而出——练气八层，终于踏上了新的境界。</w:t>
+      </w:r>
+    </w:p>
+    <w:p>
+      <w:pPr>
+        <w:spacing w:after="60" w:before="60" w:line="360"/>
+        <w:ind w:firstLine="480"/>
+      </w:pPr>
+      <w:r>
+        <w:rPr>
+          <w:rFonts w:ascii="宋体" w:cs="宋体" w:eastAsia="宋体" w:hAnsi="宋体"/>
+          <w:sz w:val="24"/>
+          <w:szCs w:val="24"/>
+        </w:rPr>
+        <w:t xml:space="preserve">突破的那一刻，天地间仿佛静止了。丹田深处，一道桎梏轰然崩碎，磅礴的灵力如决堤洪流喷薄而出——练气二层，终于踏上了新的境界。</w:t>
       </w:r>
     </w:p>
     <w:p>
@@ -1149,7 +1289,7 @@
           <w:sz w:val="24"/>
           <w:szCs w:val="24"/>
         </w:rPr>
-        <w:t xml:space="preserve">江湖之上，冯怒潮 练气圆满，却无筑基丹，修炼停滞！，天下局势悄然生变。</w:t>
+        <w:t xml:space="preserve">江湖之上，🔍 程离愁 探索有收获。，天下局势悄然生变。</w:t>
       </w:r>
     </w:p>
     <w:p>
@@ -1180,7 +1320,7 @@
           <w:sz w:val="18"/>
           <w:szCs w:val="18"/>
         </w:rPr>
-        <w:t xml:space="preserve">[数据] 存活修士：20人 | 突破：1次 | 大事件：19件</w:t>
+        <w:t xml:space="preserve">[数据] 存活修士：20人 | 突破：2次 | 大事件：11件</w:t>
       </w:r>
     </w:p>
     <w:p>
@@ -1225,6 +1365,34 @@
           <w:sz w:val="24"/>
           <w:szCs w:val="24"/>
         </w:rPr>
+        <w:t xml:space="preserve">天穹之上，隐隐有灵气漩涡凝聚，那是境界壁障破碎时才有的异象。滚滚灵压自丹田涌出，周身经脉尽皆震鸣——突破了，突破至练气五层！</w:t>
+      </w:r>
+    </w:p>
+    <w:p>
+      <w:pPr>
+        <w:spacing w:after="60" w:before="60" w:line="360"/>
+        <w:ind w:firstLine="480"/>
+      </w:pPr>
+      <w:r>
+        <w:rPr>
+          <w:rFonts w:ascii="宋体" w:cs="宋体" w:eastAsia="宋体" w:hAnsi="宋体"/>
+          <w:sz w:val="24"/>
+          <w:szCs w:val="24"/>
+        </w:rPr>
+        <w:t xml:space="preserve">天穹之上，隐隐有灵气漩涡凝聚，那是境界壁障破碎时才有的异象。滚滚灵压自丹田涌出，周身经脉尽皆震鸣——突破了，突破至【练气五层】！！</w:t>
+      </w:r>
+    </w:p>
+    <w:p>
+      <w:pPr>
+        <w:spacing w:after="60" w:before="60" w:line="360"/>
+        <w:ind w:firstLine="480"/>
+      </w:pPr>
+      <w:r>
+        <w:rPr>
+          <w:rFonts w:ascii="宋体" w:cs="宋体" w:eastAsia="宋体" w:hAnsi="宋体"/>
+          <w:sz w:val="24"/>
+          <w:szCs w:val="24"/>
+        </w:rPr>
         <w:t xml:space="preserve">与此同时，各方修士也在暗流中各自筹谋——</w:t>
       </w:r>
     </w:p>
@@ -1239,7 +1407,7 @@
           <w:sz w:val="24"/>
           <w:szCs w:val="24"/>
         </w:rPr>
-        <w:t xml:space="preserve">江湖之上，陆霜华 练气圆满，却无筑基丹，修炼停滞！，天下局势悄然生变。</w:t>
+        <w:t xml:space="preserve">江湖之上，🔍 白鹤仙 探索有收获。，天下局势悄然生变。</w:t>
       </w:r>
     </w:p>
     <w:p>
@@ -1270,7 +1438,7 @@
           <w:sz w:val="18"/>
           <w:szCs w:val="18"/>
         </w:rPr>
-        <w:t xml:space="preserve">[数据] 存活修士：20人 | 大事件：14件</w:t>
+        <w:t xml:space="preserve">[数据] 存活修士：20人 | 突破：1次 | 大事件：5件</w:t>
       </w:r>
     </w:p>
     <w:p>
@@ -1315,7 +1483,21 @@
           <w:sz w:val="24"/>
           <w:szCs w:val="24"/>
         </w:rPr>
-        <w:t xml:space="preserve">突破的那一刻，天地间仿佛静止了。丹田深处，一道桎梏轰然崩碎，磅礴的灵力如决堤洪流喷薄而出——练气十二层，终于踏上了新的境界。</w:t>
+        <w:t xml:space="preserve">突破的那一刻，天地间仿佛静止了。丹田深处，一道桎梏轰然崩碎，磅礴的灵力如决堤洪流喷薄而出——练气三层，终于踏上了新的境界。</w:t>
+      </w:r>
+    </w:p>
+    <w:p>
+      <w:pPr>
+        <w:spacing w:after="60" w:before="60" w:line="360"/>
+        <w:ind w:firstLine="480"/>
+      </w:pPr>
+      <w:r>
+        <w:rPr>
+          <w:rFonts w:ascii="宋体" w:cs="宋体" w:eastAsia="宋体" w:hAnsi="宋体"/>
+          <w:sz w:val="24"/>
+          <w:szCs w:val="24"/>
+        </w:rPr>
+        <w:t xml:space="preserve">突破的那一刻，天地间仿佛静止了。丹田深处，一道桎梏轰然崩碎，磅礴的灵力如决堤洪流喷薄而出——练气九层，终于踏上了新的境界。</w:t>
       </w:r>
     </w:p>
     <w:p>
@@ -1343,7 +1525,7 @@
           <w:sz w:val="24"/>
           <w:szCs w:val="24"/>
         </w:rPr>
-        <w:t xml:space="preserve">江湖之上，冯怒潮 练气圆满，却无筑基丹，修炼停滞！，天下局势悄然生变。</w:t>
+        <w:t xml:space="preserve">江湖之上，🔍 姜烟柔 探索有收获。，天下局势悄然生变。</w:t>
       </w:r>
     </w:p>
     <w:p>
@@ -1374,7 +1556,7 @@
           <w:sz w:val="18"/>
           <w:szCs w:val="18"/>
         </w:rPr>
-        <w:t xml:space="preserve">[数据] 存活修士：20人 | 突破：1次 | 大事件：15件</w:t>
+        <w:t xml:space="preserve">[数据] 存活修士：20人 | 突破：2次 | 大事件：8件</w:t>
       </w:r>
     </w:p>
     <w:p>
@@ -1419,20 +1601,6 @@
           <w:sz w:val="24"/>
           <w:szCs w:val="24"/>
         </w:rPr>
-        <w:t xml:space="preserve">天穹之上，隐隐有灵气漩涡凝聚，那是境界壁障破碎时才有的异象。滚滚灵压自丹田涌出，周身经脉尽皆震鸣——突破了，突破至练气七层！</w:t>
-      </w:r>
-    </w:p>
-    <w:p>
-      <w:pPr>
-        <w:spacing w:after="60" w:before="60" w:line="360"/>
-        <w:ind w:firstLine="480"/>
-      </w:pPr>
-      <w:r>
-        <w:rPr>
-          <w:rFonts w:ascii="宋体" w:cs="宋体" w:eastAsia="宋体" w:hAnsi="宋体"/>
-          <w:sz w:val="24"/>
-          <w:szCs w:val="24"/>
-        </w:rPr>
         <w:t xml:space="preserve">与此同时，各方修士也在暗流中各自筹谋——</w:t>
       </w:r>
     </w:p>
@@ -1447,7 +1615,7 @@
           <w:sz w:val="24"/>
           <w:szCs w:val="24"/>
         </w:rPr>
-        <w:t xml:space="preserve">江湖之上，冯怒潮 练气圆满，却无筑基丹，修炼停滞！，天下局势悄然生变。</w:t>
+        <w:t xml:space="preserve">江湖之上，🔍 王捕头 探索有收获。，天下局势悄然生变。</w:t>
       </w:r>
     </w:p>
     <w:p>
@@ -1478,7 +1646,7 @@
           <w:sz w:val="18"/>
           <w:szCs w:val="18"/>
         </w:rPr>
-        <w:t xml:space="preserve">[数据] 存活修士：20人 | 突破：1次 | 大事件：15件</w:t>
+        <w:t xml:space="preserve">[数据] 存活修士：20人 | 大事件：5件</w:t>
       </w:r>
     </w:p>
     <w:p>
@@ -1523,7 +1691,21 @@
           <w:sz w:val="24"/>
           <w:szCs w:val="24"/>
         </w:rPr>
-        <w:t xml:space="preserve">天穹之上，隐隐有灵气漩涡凝聚，那是境界壁障破碎时才有的异象。滚滚灵压自丹田涌出，周身经脉尽皆震鸣——突破了，突破至练气九层！</w:t>
+        <w:t xml:space="preserve">天穹之上，隐隐有灵气漩涡凝聚，那是境界壁障破碎时才有的异象。滚滚灵压自丹田涌出，周身经脉尽皆震鸣——突破了，突破至练气十层！</w:t>
+      </w:r>
+    </w:p>
+    <w:p>
+      <w:pPr>
+        <w:spacing w:after="60" w:before="60" w:line="360"/>
+        <w:ind w:firstLine="480"/>
+      </w:pPr>
+      <w:r>
+        <w:rPr>
+          <w:rFonts w:ascii="宋体" w:cs="宋体" w:eastAsia="宋体" w:hAnsi="宋体"/>
+          <w:sz w:val="24"/>
+          <w:szCs w:val="24"/>
+        </w:rPr>
+        <w:t xml:space="preserve">天穹之上，隐隐有灵气漩涡凝聚，那是境界壁障破碎时才有的异象。滚滚灵压自丹田涌出，周身经脉尽皆震鸣——突破了，突破至练气七层！</w:t>
       </w:r>
     </w:p>
     <w:p>
@@ -1551,7 +1733,7 @@
           <w:sz w:val="24"/>
           <w:szCs w:val="24"/>
         </w:rPr>
-        <w:t xml:space="preserve">江湖之上，红袖添香 练气圆满，却无筑基丹，修炼停滞！，天下局势悄然生变。</w:t>
+        <w:t xml:space="preserve">江湖之上，✨ 姜烟柔 修为精进，突破至，天下局势悄然生变。</w:t>
       </w:r>
     </w:p>
     <w:p>
@@ -1582,7 +1764,7 @@
           <w:sz w:val="18"/>
           <w:szCs w:val="18"/>
         </w:rPr>
-        <w:t xml:space="preserve">[数据] 存活修士：20人 | 突破：1次 | 大事件：18件</w:t>
+        <w:t xml:space="preserve">[数据] 存活修士：20人 | 突破：2次 | 大事件：13件</w:t>
       </w:r>
     </w:p>
     <w:p>
@@ -1641,7 +1823,7 @@
           <w:sz w:val="24"/>
           <w:szCs w:val="24"/>
         </w:rPr>
-        <w:t xml:space="preserve">江湖之上，红袖添香 练气圆满，却无筑基丹，修炼停滞！，天下局势悄然生变。</w:t>
+        <w:t xml:space="preserve">江湖之上，🔍 老赵掌柜 探索有收获。，天下局势悄然生变。</w:t>
       </w:r>
     </w:p>
     <w:p>
@@ -1672,7 +1854,7 @@
           <w:sz w:val="18"/>
           <w:szCs w:val="18"/>
         </w:rPr>
-        <w:t xml:space="preserve">[数据] 存活修士：20人 | 大事件：11件</w:t>
+        <w:t xml:space="preserve">[数据] 存活修士：20人 | 大事件：6件</w:t>
       </w:r>
     </w:p>
     <w:p>
@@ -1717,6 +1899,34 @@
           <w:sz w:val="24"/>
           <w:szCs w:val="24"/>
         </w:rPr>
+        <w:t xml:space="preserve">天穹之上，隐隐有灵气漩涡凝聚，那是境界壁障破碎时才有的异象。滚滚灵压自丹田涌出，周身经脉尽皆震鸣——突破了，突破至练气十一层！</w:t>
+      </w:r>
+    </w:p>
+    <w:p>
+      <w:pPr>
+        <w:spacing w:after="60" w:before="60" w:line="360"/>
+        <w:ind w:firstLine="480"/>
+      </w:pPr>
+      <w:r>
+        <w:rPr>
+          <w:rFonts w:ascii="宋体" w:cs="宋体" w:eastAsia="宋体" w:hAnsi="宋体"/>
+          <w:sz w:val="24"/>
+          <w:szCs w:val="24"/>
+        </w:rPr>
+        <w:t xml:space="preserve">天穹之上，隐隐有灵气漩涡凝聚，那是境界壁障破碎时才有的异象。滚滚灵压自丹田涌出，周身经脉尽皆震鸣——突破了，突破至练气四层！</w:t>
+      </w:r>
+    </w:p>
+    <w:p>
+      <w:pPr>
+        <w:spacing w:after="60" w:before="60" w:line="360"/>
+        <w:ind w:firstLine="480"/>
+      </w:pPr>
+      <w:r>
+        <w:rPr>
+          <w:rFonts w:ascii="宋体" w:cs="宋体" w:eastAsia="宋体" w:hAnsi="宋体"/>
+          <w:sz w:val="24"/>
+          <w:szCs w:val="24"/>
+        </w:rPr>
         <w:t xml:space="preserve">与此同时，各方修士也在暗流中各自筹谋——</w:t>
       </w:r>
     </w:p>
@@ -1731,7 +1941,7 @@
           <w:sz w:val="24"/>
           <w:szCs w:val="24"/>
         </w:rPr>
-        <w:t xml:space="preserve">江湖之上，陆霜华 练气圆满，却无筑基丹，修炼停滞！，天下局势悄然生变。</w:t>
+        <w:t xml:space="preserve">江湖之上，🔍 万财爷 探索有收获。，天下局势悄然生变。</w:t>
       </w:r>
     </w:p>
     <w:p>
@@ -1762,7 +1972,7 @@
           <w:sz w:val="18"/>
           <w:szCs w:val="18"/>
         </w:rPr>
-        <w:t xml:space="preserve">[数据] 存活修士：20人 | 大事件：11件</w:t>
+        <w:t xml:space="preserve">[数据] 存活修士：20人 | 突破：2次 | 大事件：7件</w:t>
       </w:r>
     </w:p>
     <w:p>
@@ -1807,7 +2017,21 @@
           <w:sz w:val="24"/>
           <w:szCs w:val="24"/>
         </w:rPr>
-        <w:t xml:space="preserve">天穹之上，隐隐有灵气漩涡凝聚，那是境界壁障破碎时才有的异象。滚滚灵压自丹田涌出，周身经脉尽皆震鸣——突破了，突破至练气一层！</w:t>
+        <w:t xml:space="preserve">天穹之上，隐隐有灵气漩涡凝聚，那是境界壁障破碎时才有的异象。滚滚灵压自丹田涌出，周身经脉尽皆震鸣——突破了，突破至练气二层！</w:t>
+      </w:r>
+    </w:p>
+    <w:p>
+      <w:pPr>
+        <w:spacing w:after="60" w:before="60" w:line="360"/>
+        <w:ind w:firstLine="480"/>
+      </w:pPr>
+      <w:r>
+        <w:rPr>
+          <w:rFonts w:ascii="宋体" w:cs="宋体" w:eastAsia="宋体" w:hAnsi="宋体"/>
+          <w:sz w:val="24"/>
+          <w:szCs w:val="24"/>
+        </w:rPr>
+        <w:t xml:space="preserve">天穹之上，隐隐有灵气漩涡凝聚，那是境界壁障破碎时才有的异象。滚滚灵压自丹田涌出，周身经脉尽皆震鸣——突破了，突破至【练气二层】！！</w:t>
       </w:r>
     </w:p>
     <w:p>
@@ -1835,7 +2059,7 @@
           <w:sz w:val="24"/>
           <w:szCs w:val="24"/>
         </w:rPr>
-        <w:t xml:space="preserve">江湖之上，冯怒潮 练气圆满，却无筑基丹，修炼停滞！，天下局势悄然生变。</w:t>
+        <w:t xml:space="preserve">江湖之上，🔍 铁牛 探索有收获。，天下局势悄然生变。</w:t>
       </w:r>
     </w:p>
     <w:p>
@@ -1866,7 +2090,7 @@
           <w:sz w:val="18"/>
           <w:szCs w:val="18"/>
         </w:rPr>
-        <w:t xml:space="preserve">[数据] 存活修士：20人 | 突破：1次 | 大事件：18件</w:t>
+        <w:t xml:space="preserve">[数据] 存活修士：20人 | 突破：1次 | 大事件：9件</w:t>
       </w:r>
     </w:p>
     <w:p>
@@ -1925,7 +2149,7 @@
           <w:sz w:val="24"/>
           <w:szCs w:val="24"/>
         </w:rPr>
-        <w:t xml:space="preserve">江湖之上，魏玄机 练气圆满，却无筑基丹，修炼停滞！，天下局势悄然生变。</w:t>
+        <w:t xml:space="preserve">江湖之上，🔍 万财爷 探索有收获。，天下局势悄然生变。</w:t>
       </w:r>
     </w:p>
     <w:p>
@@ -1956,7 +2180,7 @@
           <w:sz w:val="18"/>
           <w:szCs w:val="18"/>
         </w:rPr>
-        <w:t xml:space="preserve">[数据] 存活修士：20人 | 大事件：17件</w:t>
+        <w:t xml:space="preserve">[数据] 存活修士：20人 | 大事件：7件</w:t>
       </w:r>
     </w:p>
     <w:p/>
@@ -2038,63 +2262,63 @@
           <w:sz w:val="24"/>
           <w:szCs w:val="24"/>
         </w:rPr>
-        <w:t xml:space="preserve">🥇 苏寒衣 ── 元婴期</w:t>
-      </w:r>
-    </w:p>
-    <w:p>
-      <w:pPr>
-        <w:spacing w:after="60" w:before="60" w:line="360"/>
-        <w:ind w:firstLine="480"/>
-      </w:pPr>
-      <w:r>
-        <w:rPr>
-          <w:rFonts w:ascii="宋体" w:cs="宋体" w:eastAsia="宋体" w:hAnsi="宋体"/>
-          <w:sz w:val="24"/>
-          <w:szCs w:val="24"/>
-        </w:rPr>
-        <w:t xml:space="preserve">🥈 青云长老 ── 元婴期</w:t>
-      </w:r>
-    </w:p>
-    <w:p>
-      <w:pPr>
-        <w:spacing w:after="60" w:before="60" w:line="360"/>
-        <w:ind w:firstLine="480"/>
-      </w:pPr>
-      <w:r>
-        <w:rPr>
-          <w:rFonts w:ascii="宋体" w:cs="宋体" w:eastAsia="宋体" w:hAnsi="宋体"/>
-          <w:sz w:val="24"/>
-          <w:szCs w:val="24"/>
-        </w:rPr>
-        <w:t xml:space="preserve">🥉 小宝 ── 练气十二层</w:t>
-      </w:r>
-    </w:p>
-    <w:p>
-      <w:pPr>
-        <w:spacing w:after="60" w:before="60" w:line="360"/>
-        <w:ind w:firstLine="480"/>
-      </w:pPr>
-      <w:r>
-        <w:rPr>
-          <w:rFonts w:ascii="宋体" w:cs="宋体" w:eastAsia="宋体" w:hAnsi="宋体"/>
-          <w:sz w:val="24"/>
-          <w:szCs w:val="24"/>
-        </w:rPr>
-        <w:t xml:space="preserve">4. 魏玄机 ── 练气十二层</w:t>
-      </w:r>
-    </w:p>
-    <w:p>
-      <w:pPr>
-        <w:spacing w:after="60" w:before="60" w:line="360"/>
-        <w:ind w:firstLine="480"/>
-      </w:pPr>
-      <w:r>
-        <w:rPr>
-          <w:rFonts w:ascii="宋体" w:cs="宋体" w:eastAsia="宋体" w:hAnsi="宋体"/>
-          <w:sz w:val="24"/>
-          <w:szCs w:val="24"/>
-        </w:rPr>
-        <w:t xml:space="preserve">5. 红袖添香 ── 练气十二层</w:t>
+        <w:t xml:space="preserve">🥇 青云长老 ── 元婴期</w:t>
+      </w:r>
+    </w:p>
+    <w:p>
+      <w:pPr>
+        <w:spacing w:after="60" w:before="60" w:line="360"/>
+        <w:ind w:firstLine="480"/>
+      </w:pPr>
+      <w:r>
+        <w:rPr>
+          <w:rFonts w:ascii="宋体" w:cs="宋体" w:eastAsia="宋体" w:hAnsi="宋体"/>
+          <w:sz w:val="24"/>
+          <w:szCs w:val="24"/>
+        </w:rPr>
+        <w:t xml:space="preserve">🥈 程离愁 ── 练气十一层</w:t>
+      </w:r>
+    </w:p>
+    <w:p>
+      <w:pPr>
+        <w:spacing w:after="60" w:before="60" w:line="360"/>
+        <w:ind w:firstLine="480"/>
+      </w:pPr>
+      <w:r>
+        <w:rPr>
+          <w:rFonts w:ascii="宋体" w:cs="宋体" w:eastAsia="宋体" w:hAnsi="宋体"/>
+          <w:sz w:val="24"/>
+          <w:szCs w:val="24"/>
+        </w:rPr>
+        <w:t xml:space="preserve">🥉 陈无极 ── 练气九层</w:t>
+      </w:r>
+    </w:p>
+    <w:p>
+      <w:pPr>
+        <w:spacing w:after="60" w:before="60" w:line="360"/>
+        <w:ind w:firstLine="480"/>
+      </w:pPr>
+      <w:r>
+        <w:rPr>
+          <w:rFonts w:ascii="宋体" w:cs="宋体" w:eastAsia="宋体" w:hAnsi="宋体"/>
+          <w:sz w:val="24"/>
+          <w:szCs w:val="24"/>
+        </w:rPr>
+        <w:t xml:space="preserve">4. 白鹤仙 ── 练气八层</w:t>
+      </w:r>
+    </w:p>
+    <w:p>
+      <w:pPr>
+        <w:spacing w:after="60" w:before="60" w:line="360"/>
+        <w:ind w:firstLine="480"/>
+      </w:pPr>
+      <w:r>
+        <w:rPr>
+          <w:rFonts w:ascii="宋体" w:cs="宋体" w:eastAsia="宋体" w:hAnsi="宋体"/>
+          <w:sz w:val="24"/>
+          <w:szCs w:val="24"/>
+        </w:rPr>
+        <w:t xml:space="preserve">5. 小宝 ── 练气四层</w:t>
       </w:r>
     </w:p>
     <w:p>
@@ -2122,273 +2346,273 @@
           <w:sz w:val="24"/>
           <w:szCs w:val="24"/>
         </w:rPr>
-        <w:t xml:space="preserve">- **冯怒潮**：练气十二层，进度99%，在wild_lingmai，灵石2178</w:t>
-      </w:r>
-    </w:p>
-    <w:p>
-      <w:pPr>
-        <w:spacing w:after="60" w:before="60" w:line="360"/>
-        <w:ind w:firstLine="480"/>
-      </w:pPr>
-      <w:r>
-        <w:rPr>
-          <w:rFonts w:ascii="宋体" w:cs="宋体" w:eastAsia="宋体" w:hAnsi="宋体"/>
-          <w:sz w:val="24"/>
-          <w:szCs w:val="24"/>
-        </w:rPr>
-        <w:t xml:space="preserve">- **陆霜华**：练气十二层，进度99%，在wild_lingmai，灵石3291</w:t>
-      </w:r>
-    </w:p>
-    <w:p>
-      <w:pPr>
-        <w:spacing w:after="60" w:before="60" w:line="360"/>
-        <w:ind w:firstLine="480"/>
-      </w:pPr>
-      <w:r>
-        <w:rPr>
-          <w:rFonts w:ascii="宋体" w:cs="宋体" w:eastAsia="宋体" w:hAnsi="宋体"/>
-          <w:sz w:val="24"/>
-          <w:szCs w:val="24"/>
-        </w:rPr>
-        <w:t xml:space="preserve">- **苏寒衣**：元婴期，进度100%，在wild_lingmai，灵石4231</w:t>
-      </w:r>
-    </w:p>
-    <w:p>
-      <w:pPr>
-        <w:spacing w:after="60" w:before="60" w:line="360"/>
-        <w:ind w:firstLine="480"/>
-      </w:pPr>
-      <w:r>
-        <w:rPr>
-          <w:rFonts w:ascii="宋体" w:cs="宋体" w:eastAsia="宋体" w:hAnsi="宋体"/>
-          <w:sz w:val="24"/>
-          <w:szCs w:val="24"/>
-        </w:rPr>
-        <w:t xml:space="preserve">- **魏玄机**：练气十二层，进度99%，在wild_ghost_valley，灵石2629</w:t>
-      </w:r>
-    </w:p>
-    <w:p>
-      <w:pPr>
-        <w:spacing w:after="60" w:before="60" w:line="360"/>
-        <w:ind w:firstLine="480"/>
-      </w:pPr>
-      <w:r>
-        <w:rPr>
-          <w:rFonts w:ascii="宋体" w:cs="宋体" w:eastAsia="宋体" w:hAnsi="宋体"/>
-          <w:sz w:val="24"/>
-          <w:szCs w:val="24"/>
-        </w:rPr>
-        <w:t xml:space="preserve">- **孟长歌**：练气十二层，进度100%，在wild_lingmai，灵石2249</w:t>
-      </w:r>
-    </w:p>
-    <w:p>
-      <w:pPr>
-        <w:spacing w:after="60" w:before="60" w:line="360"/>
-        <w:ind w:firstLine="480"/>
-      </w:pPr>
-      <w:r>
-        <w:rPr>
-          <w:rFonts w:ascii="宋体" w:cs="宋体" w:eastAsia="宋体" w:hAnsi="宋体"/>
-          <w:sz w:val="24"/>
-          <w:szCs w:val="24"/>
-        </w:rPr>
-        <w:t xml:space="preserve">- **老赵掌柜**：凡人，进度85%，在city_qingyun，灵石1382</w:t>
-      </w:r>
-    </w:p>
-    <w:p>
-      <w:pPr>
-        <w:spacing w:after="60" w:before="60" w:line="360"/>
-        <w:ind w:firstLine="480"/>
-      </w:pPr>
-      <w:r>
-        <w:rPr>
-          <w:rFonts w:ascii="宋体" w:cs="宋体" w:eastAsia="宋体" w:hAnsi="宋体"/>
-          <w:sz w:val="24"/>
-          <w:szCs w:val="24"/>
-        </w:rPr>
-        <w:t xml:space="preserve">- **小翠**：凡人，进度96%，在wild_lingmai，灵石918</w:t>
-      </w:r>
-    </w:p>
-    <w:p>
-      <w:pPr>
-        <w:spacing w:after="60" w:before="60" w:line="360"/>
-        <w:ind w:firstLine="480"/>
-      </w:pPr>
-      <w:r>
-        <w:rPr>
-          <w:rFonts w:ascii="宋体" w:cs="宋体" w:eastAsia="宋体" w:hAnsi="宋体"/>
-          <w:sz w:val="24"/>
-          <w:szCs w:val="24"/>
-        </w:rPr>
-        <w:t xml:space="preserve">- **万财爷**：练气二层，进度17%，在wild_lingmai，灵石10082</w:t>
-      </w:r>
-    </w:p>
-    <w:p>
-      <w:pPr>
-        <w:spacing w:after="60" w:before="60" w:line="360"/>
-        <w:ind w:firstLine="480"/>
-      </w:pPr>
-      <w:r>
-        <w:rPr>
-          <w:rFonts w:ascii="宋体" w:cs="宋体" w:eastAsia="宋体" w:hAnsi="宋体"/>
-          <w:sz w:val="24"/>
-          <w:szCs w:val="24"/>
-        </w:rPr>
-        <w:t xml:space="preserve">- **红袖添香**：练气十二层，进度99%，在wild_lingmai，灵石4292</w:t>
-      </w:r>
-    </w:p>
-    <w:p>
-      <w:pPr>
-        <w:spacing w:after="60" w:before="60" w:line="360"/>
-        <w:ind w:firstLine="480"/>
-      </w:pPr>
-      <w:r>
-        <w:rPr>
-          <w:rFonts w:ascii="宋体" w:cs="宋体" w:eastAsia="宋体" w:hAnsi="宋体"/>
-          <w:sz w:val="24"/>
-          <w:szCs w:val="24"/>
-        </w:rPr>
-        <w:t xml:space="preserve">- **铁牛**：练气十二层，进度50%，在wild_lingmai，灵石1715</w:t>
-      </w:r>
-    </w:p>
-    <w:p>
-      <w:pPr>
-        <w:spacing w:after="60" w:before="60" w:line="360"/>
-        <w:ind w:firstLine="480"/>
-      </w:pPr>
-      <w:r>
-        <w:rPr>
-          <w:rFonts w:ascii="宋体" w:cs="宋体" w:eastAsia="宋体" w:hAnsi="宋体"/>
-          <w:sz w:val="24"/>
-          <w:szCs w:val="24"/>
-        </w:rPr>
-        <w:t xml:space="preserve">- **破碗老爷**：练气十二层，进度99%，在wild_lingmai，灵石841</w:t>
-      </w:r>
-    </w:p>
-    <w:p>
-      <w:pPr>
-        <w:spacing w:after="60" w:before="60" w:line="360"/>
-        <w:ind w:firstLine="480"/>
-      </w:pPr>
-      <w:r>
-        <w:rPr>
-          <w:rFonts w:ascii="宋体" w:cs="宋体" w:eastAsia="宋体" w:hAnsi="宋体"/>
-          <w:sz w:val="24"/>
-          <w:szCs w:val="24"/>
-        </w:rPr>
-        <w:t xml:space="preserve">- **老李头**：凡人，进度96%，在wild_lingmai，灵石1567</w:t>
-      </w:r>
-    </w:p>
-    <w:p>
-      <w:pPr>
-        <w:spacing w:after="60" w:before="60" w:line="360"/>
-        <w:ind w:firstLine="480"/>
-      </w:pPr>
-      <w:r>
-        <w:rPr>
-          <w:rFonts w:ascii="宋体" w:cs="宋体" w:eastAsia="宋体" w:hAnsi="宋体"/>
-          <w:sz w:val="24"/>
-          <w:szCs w:val="24"/>
-        </w:rPr>
-        <w:t xml:space="preserve">- **刘二蛋**：凡人，进度81%，在wild_lingmai，灵石1464</w:t>
-      </w:r>
-    </w:p>
-    <w:p>
-      <w:pPr>
-        <w:spacing w:after="60" w:before="60" w:line="360"/>
-        <w:ind w:firstLine="480"/>
-      </w:pPr>
-      <w:r>
-        <w:rPr>
-          <w:rFonts w:ascii="宋体" w:cs="宋体" w:eastAsia="宋体" w:hAnsi="宋体"/>
-          <w:sz w:val="24"/>
-          <w:szCs w:val="24"/>
-        </w:rPr>
-        <w:t xml:space="preserve">- **王捕头**：练气十一层，进度50%，在wild_lingmai，灵石1358</w:t>
-      </w:r>
-    </w:p>
-    <w:p>
-      <w:pPr>
-        <w:spacing w:after="60" w:before="60" w:line="360"/>
-        <w:ind w:firstLine="480"/>
-      </w:pPr>
-      <w:r>
-        <w:rPr>
-          <w:rFonts w:ascii="宋体" w:cs="宋体" w:eastAsia="宋体" w:hAnsi="宋体"/>
-          <w:sz w:val="24"/>
-          <w:szCs w:val="24"/>
-        </w:rPr>
-        <w:t xml:space="preserve">- **青云长老**：元婴期，进度100%，在city_qingyun，灵石50956</w:t>
-      </w:r>
-    </w:p>
-    <w:p>
-      <w:pPr>
-        <w:spacing w:after="60" w:before="60" w:line="360"/>
-        <w:ind w:firstLine="480"/>
-      </w:pPr>
-      <w:r>
-        <w:rPr>
-          <w:rFonts w:ascii="宋体" w:cs="宋体" w:eastAsia="宋体" w:hAnsi="宋体"/>
-          <w:sz w:val="24"/>
-          <w:szCs w:val="24"/>
-        </w:rPr>
-        <w:t xml:space="preserve">- **梨花娘子**：凡人，进度82%，在wild_lingmai，灵石1115</w:t>
-      </w:r>
-    </w:p>
-    <w:p>
-      <w:pPr>
-        <w:spacing w:after="60" w:before="60" w:line="360"/>
-        <w:ind w:firstLine="480"/>
-      </w:pPr>
-      <w:r>
-        <w:rPr>
-          <w:rFonts w:ascii="宋体" w:cs="宋体" w:eastAsia="宋体" w:hAnsi="宋体"/>
-          <w:sz w:val="24"/>
-          <w:szCs w:val="24"/>
-        </w:rPr>
-        <w:t xml:space="preserve">- **小宝**：练气十二层，进度99%，在city_qingyun，灵石1471</w:t>
-      </w:r>
-    </w:p>
-    <w:p>
-      <w:pPr>
-        <w:spacing w:after="60" w:before="60" w:line="360"/>
-        <w:ind w:firstLine="480"/>
-      </w:pPr>
-      <w:r>
-        <w:rPr>
-          <w:rFonts w:ascii="宋体" w:cs="宋体" w:eastAsia="宋体" w:hAnsi="宋体"/>
-          <w:sz w:val="24"/>
-          <w:szCs w:val="24"/>
-        </w:rPr>
-        <w:t xml:space="preserve">- **黑风寨主**：练气七层，进度28%，在city_qingyun，灵石1577</w:t>
-      </w:r>
-    </w:p>
-    <w:p>
-      <w:pPr>
-        <w:spacing w:after="60" w:before="60" w:line="360"/>
-        <w:ind w:firstLine="480"/>
-      </w:pPr>
-      <w:r>
-        <w:rPr>
-          <w:rFonts w:ascii="宋体" w:cs="宋体" w:eastAsia="宋体" w:hAnsi="宋体"/>
-          <w:sz w:val="24"/>
-          <w:szCs w:val="24"/>
-        </w:rPr>
-        <w:t xml:space="preserve">- **玄机道长**：练气一层，进度2%，在city_qingyun，灵石1444</w:t>
-      </w:r>
-    </w:p>
-    <w:p>
-      <w:pPr>
-        <w:spacing w:after="60" w:before="60" w:line="360"/>
-        <w:ind w:firstLine="480"/>
-      </w:pPr>
-      <w:r>
-        <w:rPr>
-          <w:rFonts w:ascii="宋体" w:cs="宋体" w:eastAsia="宋体" w:hAnsi="宋体"/>
-          <w:sz w:val="24"/>
-          <w:szCs w:val="24"/>
-        </w:rPr>
-        <w:t xml:space="preserve">- **陈神医**：练气九层，进度30%，在wild_lingmai，灵石1723</w:t>
+        <w:t xml:space="preserve">- **白鹤仙**：练气八层，进度97%，在city_qingyun，灵石869</w:t>
+      </w:r>
+    </w:p>
+    <w:p>
+      <w:pPr>
+        <w:spacing w:after="60" w:before="60" w:line="360"/>
+        <w:ind w:firstLine="480"/>
+      </w:pPr>
+      <w:r>
+        <w:rPr>
+          <w:rFonts w:ascii="宋体" w:cs="宋体" w:eastAsia="宋体" w:hAnsi="宋体"/>
+          <w:sz w:val="24"/>
+          <w:szCs w:val="24"/>
+        </w:rPr>
+        <w:t xml:space="preserve">- **姜烟柔**：练气十层，进度21%，在wild_lingmai，灵石1298</w:t>
+      </w:r>
+    </w:p>
+    <w:p>
+      <w:pPr>
+        <w:spacing w:after="60" w:before="60" w:line="360"/>
+        <w:ind w:firstLine="480"/>
+      </w:pPr>
+      <w:r>
+        <w:rPr>
+          <w:rFonts w:ascii="宋体" w:cs="宋体" w:eastAsia="宋体" w:hAnsi="宋体"/>
+          <w:sz w:val="24"/>
+          <w:szCs w:val="24"/>
+        </w:rPr>
+        <w:t xml:space="preserve">- **苏寒衣**：练气五层，进度70%，在wild_lingmai，灵石3139</w:t>
+      </w:r>
+    </w:p>
+    <w:p>
+      <w:pPr>
+        <w:spacing w:after="60" w:before="60" w:line="360"/>
+        <w:ind w:firstLine="480"/>
+      </w:pPr>
+      <w:r>
+        <w:rPr>
+          <w:rFonts w:ascii="宋体" w:cs="宋体" w:eastAsia="宋体" w:hAnsi="宋体"/>
+          <w:sz w:val="24"/>
+          <w:szCs w:val="24"/>
+        </w:rPr>
+        <w:t xml:space="preserve">- **程离愁**：练气十一层，进度53%，在wild_ghost_valley，灵石969</w:t>
+      </w:r>
+    </w:p>
+    <w:p>
+      <w:pPr>
+        <w:spacing w:after="60" w:before="60" w:line="360"/>
+        <w:ind w:firstLine="480"/>
+      </w:pPr>
+      <w:r>
+        <w:rPr>
+          <w:rFonts w:ascii="宋体" w:cs="宋体" w:eastAsia="宋体" w:hAnsi="宋体"/>
+          <w:sz w:val="24"/>
+          <w:szCs w:val="24"/>
+        </w:rPr>
+        <w:t xml:space="preserve">- **陈无极**：练气九层，进度60%，在wild_lingmai，灵石857</w:t>
+      </w:r>
+    </w:p>
+    <w:p>
+      <w:pPr>
+        <w:spacing w:after="60" w:before="60" w:line="360"/>
+        <w:ind w:firstLine="480"/>
+      </w:pPr>
+      <w:r>
+        <w:rPr>
+          <w:rFonts w:ascii="宋体" w:cs="宋体" w:eastAsia="宋体" w:hAnsi="宋体"/>
+          <w:sz w:val="24"/>
+          <w:szCs w:val="24"/>
+        </w:rPr>
+        <w:t xml:space="preserve">- **老赵掌柜**：凡人，进度19%，在wild_lingmai，灵石585</w:t>
+      </w:r>
+    </w:p>
+    <w:p>
+      <w:pPr>
+        <w:spacing w:after="60" w:before="60" w:line="360"/>
+        <w:ind w:firstLine="480"/>
+      </w:pPr>
+      <w:r>
+        <w:rPr>
+          <w:rFonts w:ascii="宋体" w:cs="宋体" w:eastAsia="宋体" w:hAnsi="宋体"/>
+          <w:sz w:val="24"/>
+          <w:szCs w:val="24"/>
+        </w:rPr>
+        <w:t xml:space="preserve">- **小翠**：凡人，进度16%，在wild_lingmai，灵石50</w:t>
+      </w:r>
+    </w:p>
+    <w:p>
+      <w:pPr>
+        <w:spacing w:after="60" w:before="60" w:line="360"/>
+        <w:ind w:firstLine="480"/>
+      </w:pPr>
+      <w:r>
+        <w:rPr>
+          <w:rFonts w:ascii="宋体" w:cs="宋体" w:eastAsia="宋体" w:hAnsi="宋体"/>
+          <w:sz w:val="24"/>
+          <w:szCs w:val="24"/>
+        </w:rPr>
+        <w:t xml:space="preserve">- **万财爷**：练气一层，进度28%，在wild_lingmai，灵石8375</w:t>
+      </w:r>
+    </w:p>
+    <w:p>
+      <w:pPr>
+        <w:spacing w:after="60" w:before="60" w:line="360"/>
+        <w:ind w:firstLine="480"/>
+      </w:pPr>
+      <w:r>
+        <w:rPr>
+          <w:rFonts w:ascii="宋体" w:cs="宋体" w:eastAsia="宋体" w:hAnsi="宋体"/>
+          <w:sz w:val="24"/>
+          <w:szCs w:val="24"/>
+        </w:rPr>
+        <w:t xml:space="preserve">- **红袖添香**：练气五层，进度82%，在wild_lingmai，灵石2033</w:t>
+      </w:r>
+    </w:p>
+    <w:p>
+      <w:pPr>
+        <w:spacing w:after="60" w:before="60" w:line="360"/>
+        <w:ind w:firstLine="480"/>
+      </w:pPr>
+      <w:r>
+        <w:rPr>
+          <w:rFonts w:ascii="宋体" w:cs="宋体" w:eastAsia="宋体" w:hAnsi="宋体"/>
+          <w:sz w:val="24"/>
+          <w:szCs w:val="24"/>
+        </w:rPr>
+        <w:t xml:space="preserve">- **铁牛**：练气三层，进度85%，在wild_lingmai，灵石300</w:t>
+      </w:r>
+    </w:p>
+    <w:p>
+      <w:pPr>
+        <w:spacing w:after="60" w:before="60" w:line="360"/>
+        <w:ind w:firstLine="480"/>
+      </w:pPr>
+      <w:r>
+        <w:rPr>
+          <w:rFonts w:ascii="宋体" w:cs="宋体" w:eastAsia="宋体" w:hAnsi="宋体"/>
+          <w:sz w:val="24"/>
+          <w:szCs w:val="24"/>
+        </w:rPr>
+        <w:t xml:space="preserve">- **破碗老爷**：练气七层，进度45%，在city_qingyun，灵石150</w:t>
+      </w:r>
+    </w:p>
+    <w:p>
+      <w:pPr>
+        <w:spacing w:after="60" w:before="60" w:line="360"/>
+        <w:ind w:firstLine="480"/>
+      </w:pPr>
+      <w:r>
+        <w:rPr>
+          <w:rFonts w:ascii="宋体" w:cs="宋体" w:eastAsia="宋体" w:hAnsi="宋体"/>
+          <w:sz w:val="24"/>
+          <w:szCs w:val="24"/>
+        </w:rPr>
+        <w:t xml:space="preserve">- **老李头**：凡人，进度9%，在wild_lingmai，灵石310</w:t>
+      </w:r>
+    </w:p>
+    <w:p>
+      <w:pPr>
+        <w:spacing w:after="60" w:before="60" w:line="360"/>
+        <w:ind w:firstLine="480"/>
+      </w:pPr>
+      <w:r>
+        <w:rPr>
+          <w:rFonts w:ascii="宋体" w:cs="宋体" w:eastAsia="宋体" w:hAnsi="宋体"/>
+          <w:sz w:val="24"/>
+          <w:szCs w:val="24"/>
+        </w:rPr>
+        <w:t xml:space="preserve">- **刘二蛋**：凡人，进度12%，在wild_lingmai，灵石121</w:t>
+      </w:r>
+    </w:p>
+    <w:p>
+      <w:pPr>
+        <w:spacing w:after="60" w:before="60" w:line="360"/>
+        <w:ind w:firstLine="480"/>
+      </w:pPr>
+      <w:r>
+        <w:rPr>
+          <w:rFonts w:ascii="宋体" w:cs="宋体" w:eastAsia="宋体" w:hAnsi="宋体"/>
+          <w:sz w:val="24"/>
+          <w:szCs w:val="24"/>
+        </w:rPr>
+        <w:t xml:space="preserve">- **王捕头**：练气三层，进度84%，在wild_lingmai，灵石465</w:t>
+      </w:r>
+    </w:p>
+    <w:p>
+      <w:pPr>
+        <w:spacing w:after="60" w:before="60" w:line="360"/>
+        <w:ind w:firstLine="480"/>
+      </w:pPr>
+      <w:r>
+        <w:rPr>
+          <w:rFonts w:ascii="宋体" w:cs="宋体" w:eastAsia="宋体" w:hAnsi="宋体"/>
+          <w:sz w:val="24"/>
+          <w:szCs w:val="24"/>
+        </w:rPr>
+        <w:t xml:space="preserve">- **青云长老**：元婴期，进度82%，在city_qingyun，灵石50066</w:t>
+      </w:r>
+    </w:p>
+    <w:p>
+      <w:pPr>
+        <w:spacing w:after="60" w:before="60" w:line="360"/>
+        <w:ind w:firstLine="480"/>
+      </w:pPr>
+      <w:r>
+        <w:rPr>
+          <w:rFonts w:ascii="宋体" w:cs="宋体" w:eastAsia="宋体" w:hAnsi="宋体"/>
+          <w:sz w:val="24"/>
+          <w:szCs w:val="24"/>
+        </w:rPr>
+        <w:t xml:space="preserve">- **梨花娘子**：凡人，进度18%，在wild_lingmai，灵石49</w:t>
+      </w:r>
+    </w:p>
+    <w:p>
+      <w:pPr>
+        <w:spacing w:after="60" w:before="60" w:line="360"/>
+        <w:ind w:firstLine="480"/>
+      </w:pPr>
+      <w:r>
+        <w:rPr>
+          <w:rFonts w:ascii="宋体" w:cs="宋体" w:eastAsia="宋体" w:hAnsi="宋体"/>
+          <w:sz w:val="24"/>
+          <w:szCs w:val="24"/>
+        </w:rPr>
+        <w:t xml:space="preserve">- **小宝**：练气四层，进度75%，在wild_lingmai，灵石484</w:t>
+      </w:r>
+    </w:p>
+    <w:p>
+      <w:pPr>
+        <w:spacing w:after="60" w:before="60" w:line="360"/>
+        <w:ind w:firstLine="480"/>
+      </w:pPr>
+      <w:r>
+        <w:rPr>
+          <w:rFonts w:ascii="宋体" w:cs="宋体" w:eastAsia="宋体" w:hAnsi="宋体"/>
+          <w:sz w:val="24"/>
+          <w:szCs w:val="24"/>
+        </w:rPr>
+        <w:t xml:space="preserve">- **黑风寨主**：练气二层，进度23%，在wild_lingmai，灵石999</w:t>
+      </w:r>
+    </w:p>
+    <w:p>
+      <w:pPr>
+        <w:spacing w:after="60" w:before="60" w:line="360"/>
+        <w:ind w:firstLine="480"/>
+      </w:pPr>
+      <w:r>
+        <w:rPr>
+          <w:rFonts w:ascii="宋体" w:cs="宋体" w:eastAsia="宋体" w:hAnsi="宋体"/>
+          <w:sz w:val="24"/>
+          <w:szCs w:val="24"/>
+        </w:rPr>
+        <w:t xml:space="preserve">- **玄机道长**：凡人，进度24%，在wild_lingmai，灵石695</w:t>
+      </w:r>
+    </w:p>
+    <w:p>
+      <w:pPr>
+        <w:spacing w:after="60" w:before="60" w:line="360"/>
+        <w:ind w:firstLine="480"/>
+      </w:pPr>
+      <w:r>
+        <w:rPr>
+          <w:rFonts w:ascii="宋体" w:cs="宋体" w:eastAsia="宋体" w:hAnsi="宋体"/>
+          <w:sz w:val="24"/>
+          <w:szCs w:val="24"/>
+        </w:rPr>
+        <w:t xml:space="preserve">- **陈神医**：练气二层，进度77%，在wild_lingmai，灵石163</w:t>
       </w:r>
     </w:p>
     <w:p>
@@ -2444,7 +2668,7 @@
           <w:sz w:val="24"/>
           <w:szCs w:val="24"/>
         </w:rPr>
-        <w:t xml:space="preserve">- 第1回合，天地间的棋局又落下了一颗子。🔍 孟长歌 探索有收获。 🔍 老李头 探索有收获。</w:t>
+        <w:t xml:space="preserve">- 血与剑的故事从未停歇，第1月，又是新的一章。各方蛰伏，天地之间只剩修炼的气息流转。</w:t>
       </w:r>
     </w:p>
     <w:p>
@@ -2472,7 +2696,7 @@
           <w:sz w:val="24"/>
           <w:szCs w:val="24"/>
         </w:rPr>
-        <w:t xml:space="preserve">- 血与剑的故事从未停歇，第2月，又是新的一章。⚠️ 冯怒潮 练气圆满，却无筑基丹，修炼停滞！ 🔍 魏玄机 探索有收获。</w:t>
+        <w:t xml:space="preserve">- 血与剑的故事从未停歇，第2月，又是新的一章。表面平静，暗流涌动——每一名修士都在积蓄力量。</w:t>
       </w:r>
     </w:p>
     <w:p>
@@ -2500,77 +2724,77 @@
           <w:sz w:val="24"/>
           <w:szCs w:val="24"/>
         </w:rPr>
-        <w:t xml:space="preserve">- 岁月如刀，3月已过。🔍 魏玄机 探索有收获。 🔍 老赵掌柜 探索有收获。修仙之路，从不平静。</w:t>
-      </w:r>
-    </w:p>
-    <w:p>
-      <w:pPr>
-        <w:spacing w:after="60" w:before="60" w:line="360"/>
-        <w:ind w:firstLine="480"/>
-      </w:pPr>
-      <w:r>
-        <w:rPr>
-          <w:rFonts w:ascii="宋体" w:cs="宋体" w:eastAsia="宋体" w:hAnsi="宋体"/>
-          <w:sz w:val="24"/>
-          <w:szCs w:val="24"/>
-        </w:rPr>
-        <w:t xml:space="preserve">- 第4月，苍渺大陆的暗流继续涌动。⚠️ 孟长歌 练气圆满，却无筑基丹，修炼停滞！ ⚠️ 红袖添香 练气圆满，却无筑基丹，修炼停滞！</w:t>
-      </w:r>
-    </w:p>
-    <w:p>
-      <w:pPr>
-        <w:spacing w:after="60" w:before="60" w:line="360"/>
-        <w:ind w:firstLine="480"/>
-      </w:pPr>
-      <w:r>
-        <w:rPr>
-          <w:rFonts w:ascii="宋体" w:cs="宋体" w:eastAsia="宋体" w:hAnsi="宋体"/>
-          <w:sz w:val="24"/>
-          <w:szCs w:val="24"/>
-        </w:rPr>
-        <w:t xml:space="preserve">- 岁月如刀，5月已过。⚠️ 冯怒潮 练气圆满，却无筑基丹，修炼停滞！ ⚠️ 魏玄机 练气圆满，却无筑基丹，修炼停滞！修仙之路，从不平静。</w:t>
-      </w:r>
-    </w:p>
-    <w:p>
-      <w:pPr>
-        <w:spacing w:after="60" w:before="60" w:line="360"/>
-        <w:ind w:firstLine="480"/>
-      </w:pPr>
-      <w:r>
-        <w:rPr>
-          <w:rFonts w:ascii="宋体" w:cs="宋体" w:eastAsia="宋体" w:hAnsi="宋体"/>
-          <w:sz w:val="24"/>
-          <w:szCs w:val="24"/>
-        </w:rPr>
-        <w:t xml:space="preserve">- 坊市中人声鼎沸，各路散修低声交流着最近的情报。</w:t>
-      </w:r>
-    </w:p>
-    <w:p>
-      <w:pPr>
-        <w:spacing w:after="60" w:before="60" w:line="360"/>
-        <w:ind w:firstLine="480"/>
-      </w:pPr>
-      <w:r>
-        <w:rPr>
-          <w:rFonts w:ascii="宋体" w:cs="宋体" w:eastAsia="宋体" w:hAnsi="宋体"/>
-          <w:sz w:val="24"/>
-          <w:szCs w:val="24"/>
-        </w:rPr>
-        <w:t xml:space="preserve">- 第6回合，天地间的棋局又落下了一颗子。🔍 冯怒潮 探索有收获。 🔍 陆霜华 探索有收获。</w:t>
-      </w:r>
-    </w:p>
-    <w:p>
-      <w:pPr>
-        <w:spacing w:after="60" w:before="60" w:line="360"/>
-        <w:ind w:firstLine="480"/>
-      </w:pPr>
-      <w:r>
-        <w:rPr>
-          <w:rFonts w:ascii="宋体" w:cs="宋体" w:eastAsia="宋体" w:hAnsi="宋体"/>
-          <w:sz w:val="24"/>
-          <w:szCs w:val="24"/>
-        </w:rPr>
-        <w:t xml:space="preserve">- 灵脉的气息若隐若现，修士们为了它蠢蠢欲动。</w:t>
+        <w:t xml:space="preserve">- 岁月如刀，3月已过。🔍 老李头 探索有收获。修仙之路，从不平静。</w:t>
+      </w:r>
+    </w:p>
+    <w:p>
+      <w:pPr>
+        <w:spacing w:after="60" w:before="60" w:line="360"/>
+        <w:ind w:firstLine="480"/>
+      </w:pPr>
+      <w:r>
+        <w:rPr>
+          <w:rFonts w:ascii="宋体" w:cs="宋体" w:eastAsia="宋体" w:hAnsi="宋体"/>
+          <w:sz w:val="24"/>
+          <w:szCs w:val="24"/>
+        </w:rPr>
+        <w:t xml:space="preserve">- 血与剑的故事从未停歇，第4月，又是新的一章。1名修士境界突破。 🎉【大喜事！】青云长老成功晋入【结丹期】！苍渺大陆又多了一名强者！</w:t>
+      </w:r>
+    </w:p>
+    <w:p>
+      <w:pPr>
+        <w:spacing w:after="60" w:before="60" w:line="360"/>
+        <w:ind w:firstLine="480"/>
+      </w:pPr>
+      <w:r>
+        <w:rPr>
+          <w:rFonts w:ascii="宋体" w:cs="宋体" w:eastAsia="宋体" w:hAnsi="宋体"/>
+          <w:sz w:val="24"/>
+          <w:szCs w:val="24"/>
+        </w:rPr>
+        <w:t xml:space="preserve">- 第5月，苍渺大陆的暗流继续涌动。🔍 姜烟柔 探索有收获。 🔍 红袖添香 探索有收获。</w:t>
+      </w:r>
+    </w:p>
+    <w:p>
+      <w:pPr>
+        <w:spacing w:after="60" w:before="60" w:line="360"/>
+        <w:ind w:firstLine="480"/>
+      </w:pPr>
+      <w:r>
+        <w:rPr>
+          <w:rFonts w:ascii="宋体" w:cs="宋体" w:eastAsia="宋体" w:hAnsi="宋体"/>
+          <w:sz w:val="24"/>
+          <w:szCs w:val="24"/>
+        </w:rPr>
+        <w:t xml:space="preserve">- 第6回合，天地间的棋局又落下了一颗子。🔍 万财爷 探索有收获。 🔍 小宝 探索有收获。</w:t>
+      </w:r>
+    </w:p>
+    <w:p>
+      <w:pPr>
+        <w:spacing w:after="60" w:before="60" w:line="360"/>
+        <w:ind w:firstLine="480"/>
+      </w:pPr>
+      <w:r>
+        <w:rPr>
+          <w:rFonts w:ascii="宋体" w:cs="宋体" w:eastAsia="宋体" w:hAnsi="宋体"/>
+          <w:sz w:val="24"/>
+          <w:szCs w:val="24"/>
+        </w:rPr>
+        <w:t xml:space="preserve">- 岁月如刀，7月已过。🔍 玄机道长 探索有收获。修仙之路，从不平静。</w:t>
+      </w:r>
+    </w:p>
+    <w:p>
+      <w:pPr>
+        <w:spacing w:after="60" w:before="60" w:line="360"/>
+        <w:ind w:firstLine="480"/>
+      </w:pPr>
+      <w:r>
+        <w:rPr>
+          <w:rFonts w:ascii="宋体" w:cs="宋体" w:eastAsia="宋体" w:hAnsi="宋体"/>
+          <w:sz w:val="24"/>
+          <w:szCs w:val="24"/>
+        </w:rPr>
+        <w:t xml:space="preserve">- 第8回合，天地间的棋局又落下了一颗子。🔍 姜烟柔 探索有收获。</w:t>
       </w:r>
     </w:p>
     <w:p>

--- a/xianxia_story.docx
+++ b/xianxia_story.docx
@@ -117,7 +117,7 @@
           <w:sz w:val="24"/>
           <w:szCs w:val="24"/>
         </w:rPr>
-        <w:t xml:space="preserve">江湖之上，🔍 老李头 探索有收获。，天下局势悄然生变。</w:t>
+        <w:t xml:space="preserve">江湖之上，🔍 孟长歌 探索有收获。，天下局势悄然生变。</w:t>
       </w:r>
     </w:p>
     <w:p>
@@ -148,7 +148,7 @@
           <w:sz w:val="18"/>
           <w:szCs w:val="18"/>
         </w:rPr>
-        <w:t xml:space="preserve">[数据] 存活修士：20人 | 大事件：4件</w:t>
+        <w:t xml:space="preserve">[数据] 存活修士：20人 | 大事件：19件</w:t>
       </w:r>
     </w:p>
     <w:p>
@@ -193,34 +193,6 @@
           <w:sz w:val="24"/>
           <w:szCs w:val="24"/>
         </w:rPr>
-        <w:t xml:space="preserve">突破的那一刻，天地间仿佛静止了。丹田深处，一道桎梏轰然崩碎，磅礴的灵力如决堤洪流喷薄而出——练气九层，终于踏上了新的境界。</w:t>
-      </w:r>
-    </w:p>
-    <w:p>
-      <w:pPr>
-        <w:spacing w:after="60" w:before="60" w:line="360"/>
-        <w:ind w:firstLine="480"/>
-      </w:pPr>
-      <w:r>
-        <w:rPr>
-          <w:rFonts w:ascii="宋体" w:cs="宋体" w:eastAsia="宋体" w:hAnsi="宋体"/>
-          <w:sz w:val="24"/>
-          <w:szCs w:val="24"/>
-        </w:rPr>
-        <w:t xml:space="preserve">突破的那一刻，天地间仿佛静止了。丹田深处，一道桎梏轰然崩碎，磅礴的灵力如决堤洪流喷薄而出——【练气九层】！，终于踏上了新的境界。</w:t>
-      </w:r>
-    </w:p>
-    <w:p>
-      <w:pPr>
-        <w:spacing w:after="60" w:before="60" w:line="360"/>
-        <w:ind w:firstLine="480"/>
-      </w:pPr>
-      <w:r>
-        <w:rPr>
-          <w:rFonts w:ascii="宋体" w:cs="宋体" w:eastAsia="宋体" w:hAnsi="宋体"/>
-          <w:sz w:val="24"/>
-          <w:szCs w:val="24"/>
-        </w:rPr>
         <w:t xml:space="preserve">与此同时，各方修士也在暗流中各自筹谋——</w:t>
       </w:r>
     </w:p>
@@ -235,7 +207,7 @@
           <w:sz w:val="24"/>
           <w:szCs w:val="24"/>
         </w:rPr>
-        <w:t xml:space="preserve">江湖之上，🔍 万财爷 探索有收获。，天下局势悄然生变。</w:t>
+        <w:t xml:space="preserve">江湖之上，🔍 冯怒潮 探索有收获。，天下局势悄然生变。</w:t>
       </w:r>
     </w:p>
     <w:p>
@@ -266,7 +238,7 @@
           <w:sz w:val="18"/>
           <w:szCs w:val="18"/>
         </w:rPr>
-        <w:t xml:space="preserve">[数据] 存活修士：20人 | 突破：1次 | 大事件：8件</w:t>
+        <w:t xml:space="preserve">[数据] 存活修士：20人 | 大事件：17件</w:t>
       </w:r>
     </w:p>
     <w:p>
@@ -325,7 +297,7 @@
           <w:sz w:val="24"/>
           <w:szCs w:val="24"/>
         </w:rPr>
-        <w:t xml:space="preserve">江湖之上，🔍 姜烟柔 探索有收获。，天下局势悄然生变。</w:t>
+        <w:t xml:space="preserve">江湖之上，冯怒潮 练气圆满，却无筑基丹，修炼停滞！，天下局势悄然生变。</w:t>
       </w:r>
     </w:p>
     <w:p>
@@ -356,7 +328,7 @@
           <w:sz w:val="18"/>
           <w:szCs w:val="18"/>
         </w:rPr>
-        <w:t xml:space="preserve">[数据] 存活修士：20人 | 大事件：7件</w:t>
+        <w:t xml:space="preserve">[数据] 存活修士：20人 | 大事件：14件</w:t>
       </w:r>
     </w:p>
     <w:p>
@@ -401,21 +373,21 @@
           <w:sz w:val="24"/>
           <w:szCs w:val="24"/>
         </w:rPr>
-        <w:t xml:space="preserve">突破的那一刻，天地间仿佛静止了。丹田深处，一道桎梏轰然崩碎，磅礴的灵力如决堤洪流喷薄而出——练气七层，终于踏上了新的境界。</w:t>
-      </w:r>
-    </w:p>
-    <w:p>
-      <w:pPr>
-        <w:spacing w:after="60" w:before="60" w:line="360"/>
-        <w:ind w:firstLine="480"/>
-      </w:pPr>
-      <w:r>
-        <w:rPr>
-          <w:rFonts w:ascii="宋体" w:cs="宋体" w:eastAsia="宋体" w:hAnsi="宋体"/>
-          <w:sz w:val="24"/>
-          <w:szCs w:val="24"/>
-        </w:rPr>
-        <w:t xml:space="preserve">突破的那一刻，天地间仿佛静止了。丹田深处，一道桎梏轰然崩碎，磅礴的灵力如决堤洪流喷薄而出——练气八层，终于踏上了新的境界。</w:t>
+        <w:t xml:space="preserve">突破的那一刻，天地间仿佛静止了。丹田深处，一道桎梏轰然崩碎，磅礴的灵力如决堤洪流喷薄而出——练气十一层，终于踏上了新的境界。</w:t>
+      </w:r>
+    </w:p>
+    <w:p>
+      <w:pPr>
+        <w:spacing w:after="60" w:before="60" w:line="360"/>
+        <w:ind w:firstLine="480"/>
+      </w:pPr>
+      <w:r>
+        <w:rPr>
+          <w:rFonts w:ascii="宋体" w:cs="宋体" w:eastAsia="宋体" w:hAnsi="宋体"/>
+          <w:sz w:val="24"/>
+          <w:szCs w:val="24"/>
+        </w:rPr>
+        <w:t xml:space="preserve">突破的那一刻，天地间仿佛静止了。丹田深处，一道桎梏轰然崩碎，磅礴的灵力如决堤洪流喷薄而出——【练气十一层】！修仙之路，终于踏上了新的境界。</w:t>
       </w:r>
     </w:p>
     <w:p>
@@ -443,7 +415,7 @@
           <w:sz w:val="24"/>
           <w:szCs w:val="24"/>
         </w:rPr>
-        <w:t xml:space="preserve">江湖之上，🔍 苏寒衣 探索有收获。，天下局势悄然生变。</w:t>
+        <w:t xml:space="preserve">江湖之上，冯怒潮 练气圆满，却无筑基丹，修炼停滞！，天下局势悄然生变。</w:t>
       </w:r>
     </w:p>
     <w:p>
@@ -474,7 +446,7 @@
           <w:sz w:val="18"/>
           <w:szCs w:val="18"/>
         </w:rPr>
-        <w:t xml:space="preserve">[数据] 存活修士：20人 | 突破：2次 | 大事件：9件</w:t>
+        <w:t xml:space="preserve">[数据] 存活修士：20人 | 突破：1次 | 大事件：18件</w:t>
       </w:r>
     </w:p>
     <w:p>
@@ -533,7 +505,7 @@
           <w:sz w:val="24"/>
           <w:szCs w:val="24"/>
         </w:rPr>
-        <w:t xml:space="preserve">江湖之上，🔍 程离愁 探索有收获。，天下局势悄然生变。</w:t>
+        <w:t xml:space="preserve">江湖之上，冯怒潮 练气圆满，却无筑基丹，修炼停滞！，天下局势悄然生变。</w:t>
       </w:r>
     </w:p>
     <w:p>
@@ -564,7 +536,7 @@
           <w:sz w:val="18"/>
           <w:szCs w:val="18"/>
         </w:rPr>
-        <w:t xml:space="preserve">[数据] 存活修士：20人 | 大事件：5件</w:t>
+        <w:t xml:space="preserve">[数据] 存活修士：20人 | 大事件：15件</w:t>
       </w:r>
     </w:p>
     <w:p>
@@ -609,34 +581,6 @@
           <w:sz w:val="24"/>
           <w:szCs w:val="24"/>
         </w:rPr>
-        <w:t xml:space="preserve">天穹之上，隐隐有灵气漩涡凝聚，那是境界壁障破碎时才有的异象。滚滚灵压自丹田涌出，周身经脉尽皆震鸣——突破了，突破至练气四层！</w:t>
-      </w:r>
-    </w:p>
-    <w:p>
-      <w:pPr>
-        <w:spacing w:after="60" w:before="60" w:line="360"/>
-        <w:ind w:firstLine="480"/>
-      </w:pPr>
-      <w:r>
-        <w:rPr>
-          <w:rFonts w:ascii="宋体" w:cs="宋体" w:eastAsia="宋体" w:hAnsi="宋体"/>
-          <w:sz w:val="24"/>
-          <w:szCs w:val="24"/>
-        </w:rPr>
-        <w:t xml:space="preserve">天穹之上，隐隐有灵气漩涡凝聚，那是境界壁障破碎时才有的异象。滚滚灵压自丹田涌出，周身经脉尽皆震鸣——突破了，突破至练气一层！</w:t>
-      </w:r>
-    </w:p>
-    <w:p>
-      <w:pPr>
-        <w:spacing w:after="60" w:before="60" w:line="360"/>
-        <w:ind w:firstLine="480"/>
-      </w:pPr>
-      <w:r>
-        <w:rPr>
-          <w:rFonts w:ascii="宋体" w:cs="宋体" w:eastAsia="宋体" w:hAnsi="宋体"/>
-          <w:sz w:val="24"/>
-          <w:szCs w:val="24"/>
-        </w:rPr>
         <w:t xml:space="preserve">与此同时，各方修士也在暗流中各自筹谋——</w:t>
       </w:r>
     </w:p>
@@ -651,7 +595,7 @@
           <w:sz w:val="24"/>
           <w:szCs w:val="24"/>
         </w:rPr>
-        <w:t xml:space="preserve">江湖之上，✨ 红袖添香 修为精进，突破至，天下局势悄然生变。</w:t>
+        <w:t xml:space="preserve">江湖之上，孟长歌 练气圆满，却无筑基丹，修炼停滞！，天下局势悄然生变。</w:t>
       </w:r>
     </w:p>
     <w:p>
@@ -682,7 +626,7 @@
           <w:sz w:val="18"/>
           <w:szCs w:val="18"/>
         </w:rPr>
-        <w:t xml:space="preserve">[数据] 存活修士：20人 | 突破：4次 | 大事件：7件</w:t>
+        <w:t xml:space="preserve">[数据] 存活修士：20人 | 大事件：11件</w:t>
       </w:r>
     </w:p>
     <w:p>
@@ -741,7 +685,7 @@
           <w:sz w:val="24"/>
           <w:szCs w:val="24"/>
         </w:rPr>
-        <w:t xml:space="preserve">江湖之上，🔍 小宝 探索有收获。，天下局势悄然生变。</w:t>
+        <w:t xml:space="preserve">江湖之上，🔍 魏玄机 探索有收获。，天下局势悄然生变。</w:t>
       </w:r>
     </w:p>
     <w:p>
@@ -772,7 +716,7 @@
           <w:sz w:val="18"/>
           <w:szCs w:val="18"/>
         </w:rPr>
-        <w:t xml:space="preserve">[数据] 存活修士：20人 | 大事件：2件</w:t>
+        <w:t xml:space="preserve">[数据] 存活修士：20人 | 大事件：15件</w:t>
       </w:r>
     </w:p>
     <w:p>
@@ -817,34 +761,6 @@
           <w:sz w:val="24"/>
           <w:szCs w:val="24"/>
         </w:rPr>
-        <w:t xml:space="preserve">天穹之上，隐隐有灵气漩涡凝聚，那是境界壁障破碎时才有的异象。滚滚灵压自丹田涌出，周身经脉尽皆震鸣——突破了，突破至练气三层！</w:t>
-      </w:r>
-    </w:p>
-    <w:p>
-      <w:pPr>
-        <w:spacing w:after="60" w:before="60" w:line="360"/>
-        <w:ind w:firstLine="480"/>
-      </w:pPr>
-      <w:r>
-        <w:rPr>
-          <w:rFonts w:ascii="宋体" w:cs="宋体" w:eastAsia="宋体" w:hAnsi="宋体"/>
-          <w:sz w:val="24"/>
-          <w:szCs w:val="24"/>
-        </w:rPr>
-        <w:t xml:space="preserve">天穹之上，隐隐有灵气漩涡凝聚，那是境界壁障破碎时才有的异象。滚滚灵压自丹田涌出，周身经脉尽皆震鸣——突破了，突破至【练气三层】！！</w:t>
-      </w:r>
-    </w:p>
-    <w:p>
-      <w:pPr>
-        <w:spacing w:after="60" w:before="60" w:line="360"/>
-        <w:ind w:firstLine="480"/>
-      </w:pPr>
-      <w:r>
-        <w:rPr>
-          <w:rFonts w:ascii="宋体" w:cs="宋体" w:eastAsia="宋体" w:hAnsi="宋体"/>
-          <w:sz w:val="24"/>
-          <w:szCs w:val="24"/>
-        </w:rPr>
         <w:t xml:space="preserve">与此同时，各方修士也在暗流中各自筹谋——</w:t>
       </w:r>
     </w:p>
@@ -859,7 +775,7 @@
           <w:sz w:val="24"/>
           <w:szCs w:val="24"/>
         </w:rPr>
-        <w:t xml:space="preserve">江湖之上，🔍 玄机道长 探索有收获。，天下局势悄然生变。</w:t>
+        <w:t xml:space="preserve">江湖之上，冯怒潮 练气圆满，却无筑基丹，修炼停滞！，天下局势悄然生变。</w:t>
       </w:r>
     </w:p>
     <w:p>
@@ -890,7 +806,7 @@
           <w:sz w:val="18"/>
           <w:szCs w:val="18"/>
         </w:rPr>
-        <w:t xml:space="preserve">[数据] 存活修士：20人 | 突破：1次 | 大事件：4件</w:t>
+        <w:t xml:space="preserve">[数据] 存活修士：20人 | 大事件：11件</w:t>
       </w:r>
     </w:p>
     <w:p>
@@ -935,20 +851,6 @@
           <w:sz w:val="24"/>
           <w:szCs w:val="24"/>
         </w:rPr>
-        <w:t xml:space="preserve">天穹之上，隐隐有灵气漩涡凝聚，那是境界壁障破碎时才有的异象。滚滚灵压自丹田涌出，周身经脉尽皆震鸣——突破了，突破至练气十层！</w:t>
-      </w:r>
-    </w:p>
-    <w:p>
-      <w:pPr>
-        <w:spacing w:after="60" w:before="60" w:line="360"/>
-        <w:ind w:firstLine="480"/>
-      </w:pPr>
-      <w:r>
-        <w:rPr>
-          <w:rFonts w:ascii="宋体" w:cs="宋体" w:eastAsia="宋体" w:hAnsi="宋体"/>
-          <w:sz w:val="24"/>
-          <w:szCs w:val="24"/>
-        </w:rPr>
         <w:t xml:space="preserve">与此同时，各方修士也在暗流中各自筹谋——</w:t>
       </w:r>
     </w:p>
@@ -963,7 +865,7 @@
           <w:sz w:val="24"/>
           <w:szCs w:val="24"/>
         </w:rPr>
-        <w:t xml:space="preserve">江湖之上，🔍 老赵掌柜 探索有收获。，天下局势悄然生变。</w:t>
+        <w:t xml:space="preserve">江湖之上，🔍 苏寒衣 探索有收获。，天下局势悄然生变。</w:t>
       </w:r>
     </w:p>
     <w:p>
@@ -994,7 +896,7 @@
           <w:sz w:val="18"/>
           <w:szCs w:val="18"/>
         </w:rPr>
-        <w:t xml:space="preserve">[数据] 存活修士：20人 | 突破：1次 | 大事件：10件</w:t>
+        <w:t xml:space="preserve">[数据] 存活修士：20人 | 大事件：14件</w:t>
       </w:r>
     </w:p>
     <w:p>
@@ -1053,7 +955,7 @@
           <w:sz w:val="24"/>
           <w:szCs w:val="24"/>
         </w:rPr>
-        <w:t xml:space="preserve">江湖之上，🔍 老李头 探索有收获。，天下局势悄然生变。</w:t>
+        <w:t xml:space="preserve">江湖之上，魏玄机 练气圆满，却无筑基丹，修炼停滞！，天下局势悄然生变。</w:t>
       </w:r>
     </w:p>
     <w:p>
@@ -1084,7 +986,7 @@
           <w:sz w:val="18"/>
           <w:szCs w:val="18"/>
         </w:rPr>
-        <w:t xml:space="preserve">[数据] 存活修士：20人 | 大事件：5件</w:t>
+        <w:t xml:space="preserve">[数据] 存活修士：20人 | 大事件：13件</w:t>
       </w:r>
     </w:p>
     <w:p>
@@ -1129,34 +1031,6 @@
           <w:sz w:val="24"/>
           <w:szCs w:val="24"/>
         </w:rPr>
-        <w:t xml:space="preserve">突破的那一刻，天地间仿佛静止了。丹田深处，一道桎梏轰然崩碎，磅礴的灵力如决堤洪流喷薄而出——练气二层，终于踏上了新的境界。</w:t>
-      </w:r>
-    </w:p>
-    <w:p>
-      <w:pPr>
-        <w:spacing w:after="60" w:before="60" w:line="360"/>
-        <w:ind w:firstLine="480"/>
-      </w:pPr>
-      <w:r>
-        <w:rPr>
-          <w:rFonts w:ascii="宋体" w:cs="宋体" w:eastAsia="宋体" w:hAnsi="宋体"/>
-          <w:sz w:val="24"/>
-          <w:szCs w:val="24"/>
-        </w:rPr>
-        <w:t xml:space="preserve">突破的那一刻，天地间仿佛静止了。丹田深处，一道桎梏轰然崩碎，磅礴的灵力如决堤洪流喷薄而出——【练气二层】！，终于踏上了新的境界。</w:t>
-      </w:r>
-    </w:p>
-    <w:p>
-      <w:pPr>
-        <w:spacing w:after="60" w:before="60" w:line="360"/>
-        <w:ind w:firstLine="480"/>
-      </w:pPr>
-      <w:r>
-        <w:rPr>
-          <w:rFonts w:ascii="宋体" w:cs="宋体" w:eastAsia="宋体" w:hAnsi="宋体"/>
-          <w:sz w:val="24"/>
-          <w:szCs w:val="24"/>
-        </w:rPr>
         <w:t xml:space="preserve">与此同时，各方修士也在暗流中各自筹谋——</w:t>
       </w:r>
     </w:p>
@@ -1171,7 +1045,7 @@
           <w:sz w:val="24"/>
           <w:szCs w:val="24"/>
         </w:rPr>
-        <w:t xml:space="preserve">江湖之上，🔍 老赵掌柜 探索有收获。，天下局势悄然生变。</w:t>
+        <w:t xml:space="preserve">江湖之上，陆霜华 练气圆满，却无筑基丹，修炼停滞！，天下局势悄然生变。</w:t>
       </w:r>
     </w:p>
     <w:p>
@@ -1202,7 +1076,7 @@
           <w:sz w:val="18"/>
           <w:szCs w:val="18"/>
         </w:rPr>
-        <w:t xml:space="preserve">[数据] 存活修士：20人 | 突破：1次 | 大事件：6件</w:t>
+        <w:t xml:space="preserve">[数据] 存活修士：20人 | 大事件：15件</w:t>
       </w:r>
     </w:p>
     <w:p>
@@ -1247,21 +1121,7 @@
           <w:sz w:val="24"/>
           <w:szCs w:val="24"/>
         </w:rPr>
-        <w:t xml:space="preserve">突破的那一刻，天地间仿佛静止了。丹田深处，一道桎梏轰然崩碎，磅礴的灵力如决堤洪流喷薄而出——练气八层，终于踏上了新的境界。</w:t>
-      </w:r>
-    </w:p>
-    <w:p>
-      <w:pPr>
-        <w:spacing w:after="60" w:before="60" w:line="360"/>
-        <w:ind w:firstLine="480"/>
-      </w:pPr>
-      <w:r>
-        <w:rPr>
-          <w:rFonts w:ascii="宋体" w:cs="宋体" w:eastAsia="宋体" w:hAnsi="宋体"/>
-          <w:sz w:val="24"/>
-          <w:szCs w:val="24"/>
-        </w:rPr>
-        <w:t xml:space="preserve">突破的那一刻，天地间仿佛静止了。丹田深处，一道桎梏轰然崩碎，磅礴的灵力如决堤洪流喷薄而出——练气二层，终于踏上了新的境界。</w:t>
+        <w:t xml:space="preserve">突破的那一刻，天地间仿佛静止了。丹田深处，一道桎梏轰然崩碎，磅礴的灵力如决堤洪流喷薄而出——练气十一层，终于踏上了新的境界。</w:t>
       </w:r>
     </w:p>
     <w:p>
@@ -1289,7 +1149,7 @@
           <w:sz w:val="24"/>
           <w:szCs w:val="24"/>
         </w:rPr>
-        <w:t xml:space="preserve">江湖之上，🔍 程离愁 探索有收获。，天下局势悄然生变。</w:t>
+        <w:t xml:space="preserve">江湖之上，冯怒潮 练气圆满，却无筑基丹，修炼停滞！，天下局势悄然生变。</w:t>
       </w:r>
     </w:p>
     <w:p>
@@ -1320,7 +1180,7 @@
           <w:sz w:val="18"/>
           <w:szCs w:val="18"/>
         </w:rPr>
-        <w:t xml:space="preserve">[数据] 存活修士：20人 | 突破：2次 | 大事件：11件</w:t>
+        <w:t xml:space="preserve">[数据] 存活修士：20人 | 突破：1次 | 大事件：19件</w:t>
       </w:r>
     </w:p>
     <w:p>
@@ -1365,34 +1225,6 @@
           <w:sz w:val="24"/>
           <w:szCs w:val="24"/>
         </w:rPr>
-        <w:t xml:space="preserve">天穹之上，隐隐有灵气漩涡凝聚，那是境界壁障破碎时才有的异象。滚滚灵压自丹田涌出，周身经脉尽皆震鸣——突破了，突破至练气五层！</w:t>
-      </w:r>
-    </w:p>
-    <w:p>
-      <w:pPr>
-        <w:spacing w:after="60" w:before="60" w:line="360"/>
-        <w:ind w:firstLine="480"/>
-      </w:pPr>
-      <w:r>
-        <w:rPr>
-          <w:rFonts w:ascii="宋体" w:cs="宋体" w:eastAsia="宋体" w:hAnsi="宋体"/>
-          <w:sz w:val="24"/>
-          <w:szCs w:val="24"/>
-        </w:rPr>
-        <w:t xml:space="preserve">天穹之上，隐隐有灵气漩涡凝聚，那是境界壁障破碎时才有的异象。滚滚灵压自丹田涌出，周身经脉尽皆震鸣——突破了，突破至【练气五层】！！</w:t>
-      </w:r>
-    </w:p>
-    <w:p>
-      <w:pPr>
-        <w:spacing w:after="60" w:before="60" w:line="360"/>
-        <w:ind w:firstLine="480"/>
-      </w:pPr>
-      <w:r>
-        <w:rPr>
-          <w:rFonts w:ascii="宋体" w:cs="宋体" w:eastAsia="宋体" w:hAnsi="宋体"/>
-          <w:sz w:val="24"/>
-          <w:szCs w:val="24"/>
-        </w:rPr>
         <w:t xml:space="preserve">与此同时，各方修士也在暗流中各自筹谋——</w:t>
       </w:r>
     </w:p>
@@ -1407,7 +1239,7 @@
           <w:sz w:val="24"/>
           <w:szCs w:val="24"/>
         </w:rPr>
-        <w:t xml:space="preserve">江湖之上，🔍 白鹤仙 探索有收获。，天下局势悄然生变。</w:t>
+        <w:t xml:space="preserve">江湖之上，陆霜华 练气圆满，却无筑基丹，修炼停滞！，天下局势悄然生变。</w:t>
       </w:r>
     </w:p>
     <w:p>
@@ -1438,7 +1270,7 @@
           <w:sz w:val="18"/>
           <w:szCs w:val="18"/>
         </w:rPr>
-        <w:t xml:space="preserve">[数据] 存活修士：20人 | 突破：1次 | 大事件：5件</w:t>
+        <w:t xml:space="preserve">[数据] 存活修士：20人 | 大事件：14件</w:t>
       </w:r>
     </w:p>
     <w:p>
@@ -1483,21 +1315,7 @@
           <w:sz w:val="24"/>
           <w:szCs w:val="24"/>
         </w:rPr>
-        <w:t xml:space="preserve">突破的那一刻，天地间仿佛静止了。丹田深处，一道桎梏轰然崩碎，磅礴的灵力如决堤洪流喷薄而出——练气三层，终于踏上了新的境界。</w:t>
-      </w:r>
-    </w:p>
-    <w:p>
-      <w:pPr>
-        <w:spacing w:after="60" w:before="60" w:line="360"/>
-        <w:ind w:firstLine="480"/>
-      </w:pPr>
-      <w:r>
-        <w:rPr>
-          <w:rFonts w:ascii="宋体" w:cs="宋体" w:eastAsia="宋体" w:hAnsi="宋体"/>
-          <w:sz w:val="24"/>
-          <w:szCs w:val="24"/>
-        </w:rPr>
-        <w:t xml:space="preserve">突破的那一刻，天地间仿佛静止了。丹田深处，一道桎梏轰然崩碎，磅礴的灵力如决堤洪流喷薄而出——练气九层，终于踏上了新的境界。</w:t>
+        <w:t xml:space="preserve">突破的那一刻，天地间仿佛静止了。丹田深处，一道桎梏轰然崩碎，磅礴的灵力如决堤洪流喷薄而出——练气十二层，终于踏上了新的境界。</w:t>
       </w:r>
     </w:p>
     <w:p>
@@ -1525,7 +1343,7 @@
           <w:sz w:val="24"/>
           <w:szCs w:val="24"/>
         </w:rPr>
-        <w:t xml:space="preserve">江湖之上，🔍 姜烟柔 探索有收获。，天下局势悄然生变。</w:t>
+        <w:t xml:space="preserve">江湖之上，冯怒潮 练气圆满，却无筑基丹，修炼停滞！，天下局势悄然生变。</w:t>
       </w:r>
     </w:p>
     <w:p>
@@ -1556,7 +1374,7 @@
           <w:sz w:val="18"/>
           <w:szCs w:val="18"/>
         </w:rPr>
-        <w:t xml:space="preserve">[数据] 存活修士：20人 | 突破：2次 | 大事件：8件</w:t>
+        <w:t xml:space="preserve">[数据] 存活修士：20人 | 突破：1次 | 大事件：15件</w:t>
       </w:r>
     </w:p>
     <w:p>
@@ -1601,6 +1419,20 @@
           <w:sz w:val="24"/>
           <w:szCs w:val="24"/>
         </w:rPr>
+        <w:t xml:space="preserve">天穹之上，隐隐有灵气漩涡凝聚，那是境界壁障破碎时才有的异象。滚滚灵压自丹田涌出，周身经脉尽皆震鸣——突破了，突破至练气七层！</w:t>
+      </w:r>
+    </w:p>
+    <w:p>
+      <w:pPr>
+        <w:spacing w:after="60" w:before="60" w:line="360"/>
+        <w:ind w:firstLine="480"/>
+      </w:pPr>
+      <w:r>
+        <w:rPr>
+          <w:rFonts w:ascii="宋体" w:cs="宋体" w:eastAsia="宋体" w:hAnsi="宋体"/>
+          <w:sz w:val="24"/>
+          <w:szCs w:val="24"/>
+        </w:rPr>
         <w:t xml:space="preserve">与此同时，各方修士也在暗流中各自筹谋——</w:t>
       </w:r>
     </w:p>
@@ -1615,7 +1447,7 @@
           <w:sz w:val="24"/>
           <w:szCs w:val="24"/>
         </w:rPr>
-        <w:t xml:space="preserve">江湖之上，🔍 王捕头 探索有收获。，天下局势悄然生变。</w:t>
+        <w:t xml:space="preserve">江湖之上，冯怒潮 练气圆满，却无筑基丹，修炼停滞！，天下局势悄然生变。</w:t>
       </w:r>
     </w:p>
     <w:p>
@@ -1646,7 +1478,7 @@
           <w:sz w:val="18"/>
           <w:szCs w:val="18"/>
         </w:rPr>
-        <w:t xml:space="preserve">[数据] 存活修士：20人 | 大事件：5件</w:t>
+        <w:t xml:space="preserve">[数据] 存活修士：20人 | 突破：1次 | 大事件：15件</w:t>
       </w:r>
     </w:p>
     <w:p>
@@ -1691,21 +1523,7 @@
           <w:sz w:val="24"/>
           <w:szCs w:val="24"/>
         </w:rPr>
-        <w:t xml:space="preserve">天穹之上，隐隐有灵气漩涡凝聚，那是境界壁障破碎时才有的异象。滚滚灵压自丹田涌出，周身经脉尽皆震鸣——突破了，突破至练气十层！</w:t>
-      </w:r>
-    </w:p>
-    <w:p>
-      <w:pPr>
-        <w:spacing w:after="60" w:before="60" w:line="360"/>
-        <w:ind w:firstLine="480"/>
-      </w:pPr>
-      <w:r>
-        <w:rPr>
-          <w:rFonts w:ascii="宋体" w:cs="宋体" w:eastAsia="宋体" w:hAnsi="宋体"/>
-          <w:sz w:val="24"/>
-          <w:szCs w:val="24"/>
-        </w:rPr>
-        <w:t xml:space="preserve">天穹之上，隐隐有灵气漩涡凝聚，那是境界壁障破碎时才有的异象。滚滚灵压自丹田涌出，周身经脉尽皆震鸣——突破了，突破至练气七层！</w:t>
+        <w:t xml:space="preserve">天穹之上，隐隐有灵气漩涡凝聚，那是境界壁障破碎时才有的异象。滚滚灵压自丹田涌出，周身经脉尽皆震鸣——突破了，突破至练气九层！</w:t>
       </w:r>
     </w:p>
     <w:p>
@@ -1733,7 +1551,7 @@
           <w:sz w:val="24"/>
           <w:szCs w:val="24"/>
         </w:rPr>
-        <w:t xml:space="preserve">江湖之上，✨ 姜烟柔 修为精进，突破至，天下局势悄然生变。</w:t>
+        <w:t xml:space="preserve">江湖之上，红袖添香 练气圆满，却无筑基丹，修炼停滞！，天下局势悄然生变。</w:t>
       </w:r>
     </w:p>
     <w:p>
@@ -1764,7 +1582,7 @@
           <w:sz w:val="18"/>
           <w:szCs w:val="18"/>
         </w:rPr>
-        <w:t xml:space="preserve">[数据] 存活修士：20人 | 突破：2次 | 大事件：13件</w:t>
+        <w:t xml:space="preserve">[数据] 存活修士：20人 | 突破：1次 | 大事件：18件</w:t>
       </w:r>
     </w:p>
     <w:p>
@@ -1823,7 +1641,7 @@
           <w:sz w:val="24"/>
           <w:szCs w:val="24"/>
         </w:rPr>
-        <w:t xml:space="preserve">江湖之上，🔍 老赵掌柜 探索有收获。，天下局势悄然生变。</w:t>
+        <w:t xml:space="preserve">江湖之上，红袖添香 练气圆满，却无筑基丹，修炼停滞！，天下局势悄然生变。</w:t>
       </w:r>
     </w:p>
     <w:p>
@@ -1854,7 +1672,7 @@
           <w:sz w:val="18"/>
           <w:szCs w:val="18"/>
         </w:rPr>
-        <w:t xml:space="preserve">[数据] 存活修士：20人 | 大事件：6件</w:t>
+        <w:t xml:space="preserve">[数据] 存活修士：20人 | 大事件：11件</w:t>
       </w:r>
     </w:p>
     <w:p>
@@ -1899,34 +1717,6 @@
           <w:sz w:val="24"/>
           <w:szCs w:val="24"/>
         </w:rPr>
-        <w:t xml:space="preserve">天穹之上，隐隐有灵气漩涡凝聚，那是境界壁障破碎时才有的异象。滚滚灵压自丹田涌出，周身经脉尽皆震鸣——突破了，突破至练气十一层！</w:t>
-      </w:r>
-    </w:p>
-    <w:p>
-      <w:pPr>
-        <w:spacing w:after="60" w:before="60" w:line="360"/>
-        <w:ind w:firstLine="480"/>
-      </w:pPr>
-      <w:r>
-        <w:rPr>
-          <w:rFonts w:ascii="宋体" w:cs="宋体" w:eastAsia="宋体" w:hAnsi="宋体"/>
-          <w:sz w:val="24"/>
-          <w:szCs w:val="24"/>
-        </w:rPr>
-        <w:t xml:space="preserve">天穹之上，隐隐有灵气漩涡凝聚，那是境界壁障破碎时才有的异象。滚滚灵压自丹田涌出，周身经脉尽皆震鸣——突破了，突破至练气四层！</w:t>
-      </w:r>
-    </w:p>
-    <w:p>
-      <w:pPr>
-        <w:spacing w:after="60" w:before="60" w:line="360"/>
-        <w:ind w:firstLine="480"/>
-      </w:pPr>
-      <w:r>
-        <w:rPr>
-          <w:rFonts w:ascii="宋体" w:cs="宋体" w:eastAsia="宋体" w:hAnsi="宋体"/>
-          <w:sz w:val="24"/>
-          <w:szCs w:val="24"/>
-        </w:rPr>
         <w:t xml:space="preserve">与此同时，各方修士也在暗流中各自筹谋——</w:t>
       </w:r>
     </w:p>
@@ -1941,7 +1731,7 @@
           <w:sz w:val="24"/>
           <w:szCs w:val="24"/>
         </w:rPr>
-        <w:t xml:space="preserve">江湖之上，🔍 万财爷 探索有收获。，天下局势悄然生变。</w:t>
+        <w:t xml:space="preserve">江湖之上，陆霜华 练气圆满，却无筑基丹，修炼停滞！，天下局势悄然生变。</w:t>
       </w:r>
     </w:p>
     <w:p>
@@ -1972,7 +1762,7 @@
           <w:sz w:val="18"/>
           <w:szCs w:val="18"/>
         </w:rPr>
-        <w:t xml:space="preserve">[数据] 存活修士：20人 | 突破：2次 | 大事件：7件</w:t>
+        <w:t xml:space="preserve">[数据] 存活修士：20人 | 大事件：11件</w:t>
       </w:r>
     </w:p>
     <w:p>
@@ -2017,21 +1807,7 @@
           <w:sz w:val="24"/>
           <w:szCs w:val="24"/>
         </w:rPr>
-        <w:t xml:space="preserve">天穹之上，隐隐有灵气漩涡凝聚，那是境界壁障破碎时才有的异象。滚滚灵压自丹田涌出，周身经脉尽皆震鸣——突破了，突破至练气二层！</w:t>
-      </w:r>
-    </w:p>
-    <w:p>
-      <w:pPr>
-        <w:spacing w:after="60" w:before="60" w:line="360"/>
-        <w:ind w:firstLine="480"/>
-      </w:pPr>
-      <w:r>
-        <w:rPr>
-          <w:rFonts w:ascii="宋体" w:cs="宋体" w:eastAsia="宋体" w:hAnsi="宋体"/>
-          <w:sz w:val="24"/>
-          <w:szCs w:val="24"/>
-        </w:rPr>
-        <w:t xml:space="preserve">天穹之上，隐隐有灵气漩涡凝聚，那是境界壁障破碎时才有的异象。滚滚灵压自丹田涌出，周身经脉尽皆震鸣——突破了，突破至【练气二层】！！</w:t>
+        <w:t xml:space="preserve">天穹之上，隐隐有灵气漩涡凝聚，那是境界壁障破碎时才有的异象。滚滚灵压自丹田涌出，周身经脉尽皆震鸣——突破了，突破至练气一层！</w:t>
       </w:r>
     </w:p>
     <w:p>
@@ -2059,7 +1835,7 @@
           <w:sz w:val="24"/>
           <w:szCs w:val="24"/>
         </w:rPr>
-        <w:t xml:space="preserve">江湖之上，🔍 铁牛 探索有收获。，天下局势悄然生变。</w:t>
+        <w:t xml:space="preserve">江湖之上，冯怒潮 练气圆满，却无筑基丹，修炼停滞！，天下局势悄然生变。</w:t>
       </w:r>
     </w:p>
     <w:p>
@@ -2090,7 +1866,7 @@
           <w:sz w:val="18"/>
           <w:szCs w:val="18"/>
         </w:rPr>
-        <w:t xml:space="preserve">[数据] 存活修士：20人 | 突破：1次 | 大事件：9件</w:t>
+        <w:t xml:space="preserve">[数据] 存活修士：20人 | 突破：1次 | 大事件：18件</w:t>
       </w:r>
     </w:p>
     <w:p>
@@ -2149,7 +1925,7 @@
           <w:sz w:val="24"/>
           <w:szCs w:val="24"/>
         </w:rPr>
-        <w:t xml:space="preserve">江湖之上，🔍 万财爷 探索有收获。，天下局势悄然生变。</w:t>
+        <w:t xml:space="preserve">江湖之上，魏玄机 练气圆满，却无筑基丹，修炼停滞！，天下局势悄然生变。</w:t>
       </w:r>
     </w:p>
     <w:p>
@@ -2180,7 +1956,7 @@
           <w:sz w:val="18"/>
           <w:szCs w:val="18"/>
         </w:rPr>
-        <w:t xml:space="preserve">[数据] 存活修士：20人 | 大事件：7件</w:t>
+        <w:t xml:space="preserve">[数据] 存活修士：20人 | 大事件：17件</w:t>
       </w:r>
     </w:p>
     <w:p/>
@@ -2262,63 +2038,63 @@
           <w:sz w:val="24"/>
           <w:szCs w:val="24"/>
         </w:rPr>
-        <w:t xml:space="preserve">🥇 青云长老 ── 元婴期</w:t>
-      </w:r>
-    </w:p>
-    <w:p>
-      <w:pPr>
-        <w:spacing w:after="60" w:before="60" w:line="360"/>
-        <w:ind w:firstLine="480"/>
-      </w:pPr>
-      <w:r>
-        <w:rPr>
-          <w:rFonts w:ascii="宋体" w:cs="宋体" w:eastAsia="宋体" w:hAnsi="宋体"/>
-          <w:sz w:val="24"/>
-          <w:szCs w:val="24"/>
-        </w:rPr>
-        <w:t xml:space="preserve">🥈 程离愁 ── 练气十一层</w:t>
-      </w:r>
-    </w:p>
-    <w:p>
-      <w:pPr>
-        <w:spacing w:after="60" w:before="60" w:line="360"/>
-        <w:ind w:firstLine="480"/>
-      </w:pPr>
-      <w:r>
-        <w:rPr>
-          <w:rFonts w:ascii="宋体" w:cs="宋体" w:eastAsia="宋体" w:hAnsi="宋体"/>
-          <w:sz w:val="24"/>
-          <w:szCs w:val="24"/>
-        </w:rPr>
-        <w:t xml:space="preserve">🥉 陈无极 ── 练气九层</w:t>
-      </w:r>
-    </w:p>
-    <w:p>
-      <w:pPr>
-        <w:spacing w:after="60" w:before="60" w:line="360"/>
-        <w:ind w:firstLine="480"/>
-      </w:pPr>
-      <w:r>
-        <w:rPr>
-          <w:rFonts w:ascii="宋体" w:cs="宋体" w:eastAsia="宋体" w:hAnsi="宋体"/>
-          <w:sz w:val="24"/>
-          <w:szCs w:val="24"/>
-        </w:rPr>
-        <w:t xml:space="preserve">4. 白鹤仙 ── 练气八层</w:t>
-      </w:r>
-    </w:p>
-    <w:p>
-      <w:pPr>
-        <w:spacing w:after="60" w:before="60" w:line="360"/>
-        <w:ind w:firstLine="480"/>
-      </w:pPr>
-      <w:r>
-        <w:rPr>
-          <w:rFonts w:ascii="宋体" w:cs="宋体" w:eastAsia="宋体" w:hAnsi="宋体"/>
-          <w:sz w:val="24"/>
-          <w:szCs w:val="24"/>
-        </w:rPr>
-        <w:t xml:space="preserve">5. 小宝 ── 练气四层</w:t>
+        <w:t xml:space="preserve">🥇 苏寒衣 ── 元婴期</w:t>
+      </w:r>
+    </w:p>
+    <w:p>
+      <w:pPr>
+        <w:spacing w:after="60" w:before="60" w:line="360"/>
+        <w:ind w:firstLine="480"/>
+      </w:pPr>
+      <w:r>
+        <w:rPr>
+          <w:rFonts w:ascii="宋体" w:cs="宋体" w:eastAsia="宋体" w:hAnsi="宋体"/>
+          <w:sz w:val="24"/>
+          <w:szCs w:val="24"/>
+        </w:rPr>
+        <w:t xml:space="preserve">🥈 青云长老 ── 元婴期</w:t>
+      </w:r>
+    </w:p>
+    <w:p>
+      <w:pPr>
+        <w:spacing w:after="60" w:before="60" w:line="360"/>
+        <w:ind w:firstLine="480"/>
+      </w:pPr>
+      <w:r>
+        <w:rPr>
+          <w:rFonts w:ascii="宋体" w:cs="宋体" w:eastAsia="宋体" w:hAnsi="宋体"/>
+          <w:sz w:val="24"/>
+          <w:szCs w:val="24"/>
+        </w:rPr>
+        <w:t xml:space="preserve">🥉 小宝 ── 练气十二层</w:t>
+      </w:r>
+    </w:p>
+    <w:p>
+      <w:pPr>
+        <w:spacing w:after="60" w:before="60" w:line="360"/>
+        <w:ind w:firstLine="480"/>
+      </w:pPr>
+      <w:r>
+        <w:rPr>
+          <w:rFonts w:ascii="宋体" w:cs="宋体" w:eastAsia="宋体" w:hAnsi="宋体"/>
+          <w:sz w:val="24"/>
+          <w:szCs w:val="24"/>
+        </w:rPr>
+        <w:t xml:space="preserve">4. 魏玄机 ── 练气十二层</w:t>
+      </w:r>
+    </w:p>
+    <w:p>
+      <w:pPr>
+        <w:spacing w:after="60" w:before="60" w:line="360"/>
+        <w:ind w:firstLine="480"/>
+      </w:pPr>
+      <w:r>
+        <w:rPr>
+          <w:rFonts w:ascii="宋体" w:cs="宋体" w:eastAsia="宋体" w:hAnsi="宋体"/>
+          <w:sz w:val="24"/>
+          <w:szCs w:val="24"/>
+        </w:rPr>
+        <w:t xml:space="preserve">5. 红袖添香 ── 练气十二层</w:t>
       </w:r>
     </w:p>
     <w:p>
@@ -2346,273 +2122,273 @@
           <w:sz w:val="24"/>
           <w:szCs w:val="24"/>
         </w:rPr>
-        <w:t xml:space="preserve">- **白鹤仙**：练气八层，进度97%，在city_qingyun，灵石869</w:t>
-      </w:r>
-    </w:p>
-    <w:p>
-      <w:pPr>
-        <w:spacing w:after="60" w:before="60" w:line="360"/>
-        <w:ind w:firstLine="480"/>
-      </w:pPr>
-      <w:r>
-        <w:rPr>
-          <w:rFonts w:ascii="宋体" w:cs="宋体" w:eastAsia="宋体" w:hAnsi="宋体"/>
-          <w:sz w:val="24"/>
-          <w:szCs w:val="24"/>
-        </w:rPr>
-        <w:t xml:space="preserve">- **姜烟柔**：练气十层，进度21%，在wild_lingmai，灵石1298</w:t>
-      </w:r>
-    </w:p>
-    <w:p>
-      <w:pPr>
-        <w:spacing w:after="60" w:before="60" w:line="360"/>
-        <w:ind w:firstLine="480"/>
-      </w:pPr>
-      <w:r>
-        <w:rPr>
-          <w:rFonts w:ascii="宋体" w:cs="宋体" w:eastAsia="宋体" w:hAnsi="宋体"/>
-          <w:sz w:val="24"/>
-          <w:szCs w:val="24"/>
-        </w:rPr>
-        <w:t xml:space="preserve">- **苏寒衣**：练气五层，进度70%，在wild_lingmai，灵石3139</w:t>
-      </w:r>
-    </w:p>
-    <w:p>
-      <w:pPr>
-        <w:spacing w:after="60" w:before="60" w:line="360"/>
-        <w:ind w:firstLine="480"/>
-      </w:pPr>
-      <w:r>
-        <w:rPr>
-          <w:rFonts w:ascii="宋体" w:cs="宋体" w:eastAsia="宋体" w:hAnsi="宋体"/>
-          <w:sz w:val="24"/>
-          <w:szCs w:val="24"/>
-        </w:rPr>
-        <w:t xml:space="preserve">- **程离愁**：练气十一层，进度53%，在wild_ghost_valley，灵石969</w:t>
-      </w:r>
-    </w:p>
-    <w:p>
-      <w:pPr>
-        <w:spacing w:after="60" w:before="60" w:line="360"/>
-        <w:ind w:firstLine="480"/>
-      </w:pPr>
-      <w:r>
-        <w:rPr>
-          <w:rFonts w:ascii="宋体" w:cs="宋体" w:eastAsia="宋体" w:hAnsi="宋体"/>
-          <w:sz w:val="24"/>
-          <w:szCs w:val="24"/>
-        </w:rPr>
-        <w:t xml:space="preserve">- **陈无极**：练气九层，进度60%，在wild_lingmai，灵石857</w:t>
-      </w:r>
-    </w:p>
-    <w:p>
-      <w:pPr>
-        <w:spacing w:after="60" w:before="60" w:line="360"/>
-        <w:ind w:firstLine="480"/>
-      </w:pPr>
-      <w:r>
-        <w:rPr>
-          <w:rFonts w:ascii="宋体" w:cs="宋体" w:eastAsia="宋体" w:hAnsi="宋体"/>
-          <w:sz w:val="24"/>
-          <w:szCs w:val="24"/>
-        </w:rPr>
-        <w:t xml:space="preserve">- **老赵掌柜**：凡人，进度19%，在wild_lingmai，灵石585</w:t>
-      </w:r>
-    </w:p>
-    <w:p>
-      <w:pPr>
-        <w:spacing w:after="60" w:before="60" w:line="360"/>
-        <w:ind w:firstLine="480"/>
-      </w:pPr>
-      <w:r>
-        <w:rPr>
-          <w:rFonts w:ascii="宋体" w:cs="宋体" w:eastAsia="宋体" w:hAnsi="宋体"/>
-          <w:sz w:val="24"/>
-          <w:szCs w:val="24"/>
-        </w:rPr>
-        <w:t xml:space="preserve">- **小翠**：凡人，进度16%，在wild_lingmai，灵石50</w:t>
-      </w:r>
-    </w:p>
-    <w:p>
-      <w:pPr>
-        <w:spacing w:after="60" w:before="60" w:line="360"/>
-        <w:ind w:firstLine="480"/>
-      </w:pPr>
-      <w:r>
-        <w:rPr>
-          <w:rFonts w:ascii="宋体" w:cs="宋体" w:eastAsia="宋体" w:hAnsi="宋体"/>
-          <w:sz w:val="24"/>
-          <w:szCs w:val="24"/>
-        </w:rPr>
-        <w:t xml:space="preserve">- **万财爷**：练气一层，进度28%，在wild_lingmai，灵石8375</w:t>
-      </w:r>
-    </w:p>
-    <w:p>
-      <w:pPr>
-        <w:spacing w:after="60" w:before="60" w:line="360"/>
-        <w:ind w:firstLine="480"/>
-      </w:pPr>
-      <w:r>
-        <w:rPr>
-          <w:rFonts w:ascii="宋体" w:cs="宋体" w:eastAsia="宋体" w:hAnsi="宋体"/>
-          <w:sz w:val="24"/>
-          <w:szCs w:val="24"/>
-        </w:rPr>
-        <w:t xml:space="preserve">- **红袖添香**：练气五层，进度82%，在wild_lingmai，灵石2033</w:t>
-      </w:r>
-    </w:p>
-    <w:p>
-      <w:pPr>
-        <w:spacing w:after="60" w:before="60" w:line="360"/>
-        <w:ind w:firstLine="480"/>
-      </w:pPr>
-      <w:r>
-        <w:rPr>
-          <w:rFonts w:ascii="宋体" w:cs="宋体" w:eastAsia="宋体" w:hAnsi="宋体"/>
-          <w:sz w:val="24"/>
-          <w:szCs w:val="24"/>
-        </w:rPr>
-        <w:t xml:space="preserve">- **铁牛**：练气三层，进度85%，在wild_lingmai，灵石300</w:t>
-      </w:r>
-    </w:p>
-    <w:p>
-      <w:pPr>
-        <w:spacing w:after="60" w:before="60" w:line="360"/>
-        <w:ind w:firstLine="480"/>
-      </w:pPr>
-      <w:r>
-        <w:rPr>
-          <w:rFonts w:ascii="宋体" w:cs="宋体" w:eastAsia="宋体" w:hAnsi="宋体"/>
-          <w:sz w:val="24"/>
-          <w:szCs w:val="24"/>
-        </w:rPr>
-        <w:t xml:space="preserve">- **破碗老爷**：练气七层，进度45%，在city_qingyun，灵石150</w:t>
-      </w:r>
-    </w:p>
-    <w:p>
-      <w:pPr>
-        <w:spacing w:after="60" w:before="60" w:line="360"/>
-        <w:ind w:firstLine="480"/>
-      </w:pPr>
-      <w:r>
-        <w:rPr>
-          <w:rFonts w:ascii="宋体" w:cs="宋体" w:eastAsia="宋体" w:hAnsi="宋体"/>
-          <w:sz w:val="24"/>
-          <w:szCs w:val="24"/>
-        </w:rPr>
-        <w:t xml:space="preserve">- **老李头**：凡人，进度9%，在wild_lingmai，灵石310</w:t>
-      </w:r>
-    </w:p>
-    <w:p>
-      <w:pPr>
-        <w:spacing w:after="60" w:before="60" w:line="360"/>
-        <w:ind w:firstLine="480"/>
-      </w:pPr>
-      <w:r>
-        <w:rPr>
-          <w:rFonts w:ascii="宋体" w:cs="宋体" w:eastAsia="宋体" w:hAnsi="宋体"/>
-          <w:sz w:val="24"/>
-          <w:szCs w:val="24"/>
-        </w:rPr>
-        <w:t xml:space="preserve">- **刘二蛋**：凡人，进度12%，在wild_lingmai，灵石121</w:t>
-      </w:r>
-    </w:p>
-    <w:p>
-      <w:pPr>
-        <w:spacing w:after="60" w:before="60" w:line="360"/>
-        <w:ind w:firstLine="480"/>
-      </w:pPr>
-      <w:r>
-        <w:rPr>
-          <w:rFonts w:ascii="宋体" w:cs="宋体" w:eastAsia="宋体" w:hAnsi="宋体"/>
-          <w:sz w:val="24"/>
-          <w:szCs w:val="24"/>
-        </w:rPr>
-        <w:t xml:space="preserve">- **王捕头**：练气三层，进度84%，在wild_lingmai，灵石465</w:t>
-      </w:r>
-    </w:p>
-    <w:p>
-      <w:pPr>
-        <w:spacing w:after="60" w:before="60" w:line="360"/>
-        <w:ind w:firstLine="480"/>
-      </w:pPr>
-      <w:r>
-        <w:rPr>
-          <w:rFonts w:ascii="宋体" w:cs="宋体" w:eastAsia="宋体" w:hAnsi="宋体"/>
-          <w:sz w:val="24"/>
-          <w:szCs w:val="24"/>
-        </w:rPr>
-        <w:t xml:space="preserve">- **青云长老**：元婴期，进度82%，在city_qingyun，灵石50066</w:t>
-      </w:r>
-    </w:p>
-    <w:p>
-      <w:pPr>
-        <w:spacing w:after="60" w:before="60" w:line="360"/>
-        <w:ind w:firstLine="480"/>
-      </w:pPr>
-      <w:r>
-        <w:rPr>
-          <w:rFonts w:ascii="宋体" w:cs="宋体" w:eastAsia="宋体" w:hAnsi="宋体"/>
-          <w:sz w:val="24"/>
-          <w:szCs w:val="24"/>
-        </w:rPr>
-        <w:t xml:space="preserve">- **梨花娘子**：凡人，进度18%，在wild_lingmai，灵石49</w:t>
-      </w:r>
-    </w:p>
-    <w:p>
-      <w:pPr>
-        <w:spacing w:after="60" w:before="60" w:line="360"/>
-        <w:ind w:firstLine="480"/>
-      </w:pPr>
-      <w:r>
-        <w:rPr>
-          <w:rFonts w:ascii="宋体" w:cs="宋体" w:eastAsia="宋体" w:hAnsi="宋体"/>
-          <w:sz w:val="24"/>
-          <w:szCs w:val="24"/>
-        </w:rPr>
-        <w:t xml:space="preserve">- **小宝**：练气四层，进度75%，在wild_lingmai，灵石484</w:t>
-      </w:r>
-    </w:p>
-    <w:p>
-      <w:pPr>
-        <w:spacing w:after="60" w:before="60" w:line="360"/>
-        <w:ind w:firstLine="480"/>
-      </w:pPr>
-      <w:r>
-        <w:rPr>
-          <w:rFonts w:ascii="宋体" w:cs="宋体" w:eastAsia="宋体" w:hAnsi="宋体"/>
-          <w:sz w:val="24"/>
-          <w:szCs w:val="24"/>
-        </w:rPr>
-        <w:t xml:space="preserve">- **黑风寨主**：练气二层，进度23%，在wild_lingmai，灵石999</w:t>
-      </w:r>
-    </w:p>
-    <w:p>
-      <w:pPr>
-        <w:spacing w:after="60" w:before="60" w:line="360"/>
-        <w:ind w:firstLine="480"/>
-      </w:pPr>
-      <w:r>
-        <w:rPr>
-          <w:rFonts w:ascii="宋体" w:cs="宋体" w:eastAsia="宋体" w:hAnsi="宋体"/>
-          <w:sz w:val="24"/>
-          <w:szCs w:val="24"/>
-        </w:rPr>
-        <w:t xml:space="preserve">- **玄机道长**：凡人，进度24%，在wild_lingmai，灵石695</w:t>
-      </w:r>
-    </w:p>
-    <w:p>
-      <w:pPr>
-        <w:spacing w:after="60" w:before="60" w:line="360"/>
-        <w:ind w:firstLine="480"/>
-      </w:pPr>
-      <w:r>
-        <w:rPr>
-          <w:rFonts w:ascii="宋体" w:cs="宋体" w:eastAsia="宋体" w:hAnsi="宋体"/>
-          <w:sz w:val="24"/>
-          <w:szCs w:val="24"/>
-        </w:rPr>
-        <w:t xml:space="preserve">- **陈神医**：练气二层，进度77%，在wild_lingmai，灵石163</w:t>
+        <w:t xml:space="preserve">- **冯怒潮**：练气十二层，进度99%，在wild_lingmai，灵石2178</w:t>
+      </w:r>
+    </w:p>
+    <w:p>
+      <w:pPr>
+        <w:spacing w:after="60" w:before="60" w:line="360"/>
+        <w:ind w:firstLine="480"/>
+      </w:pPr>
+      <w:r>
+        <w:rPr>
+          <w:rFonts w:ascii="宋体" w:cs="宋体" w:eastAsia="宋体" w:hAnsi="宋体"/>
+          <w:sz w:val="24"/>
+          <w:szCs w:val="24"/>
+        </w:rPr>
+        <w:t xml:space="preserve">- **陆霜华**：练气十二层，进度99%，在wild_lingmai，灵石3291</w:t>
+      </w:r>
+    </w:p>
+    <w:p>
+      <w:pPr>
+        <w:spacing w:after="60" w:before="60" w:line="360"/>
+        <w:ind w:firstLine="480"/>
+      </w:pPr>
+      <w:r>
+        <w:rPr>
+          <w:rFonts w:ascii="宋体" w:cs="宋体" w:eastAsia="宋体" w:hAnsi="宋体"/>
+          <w:sz w:val="24"/>
+          <w:szCs w:val="24"/>
+        </w:rPr>
+        <w:t xml:space="preserve">- **苏寒衣**：元婴期，进度100%，在wild_lingmai，灵石4231</w:t>
+      </w:r>
+    </w:p>
+    <w:p>
+      <w:pPr>
+        <w:spacing w:after="60" w:before="60" w:line="360"/>
+        <w:ind w:firstLine="480"/>
+      </w:pPr>
+      <w:r>
+        <w:rPr>
+          <w:rFonts w:ascii="宋体" w:cs="宋体" w:eastAsia="宋体" w:hAnsi="宋体"/>
+          <w:sz w:val="24"/>
+          <w:szCs w:val="24"/>
+        </w:rPr>
+        <w:t xml:space="preserve">- **魏玄机**：练气十二层，进度99%，在wild_ghost_valley，灵石2629</w:t>
+      </w:r>
+    </w:p>
+    <w:p>
+      <w:pPr>
+        <w:spacing w:after="60" w:before="60" w:line="360"/>
+        <w:ind w:firstLine="480"/>
+      </w:pPr>
+      <w:r>
+        <w:rPr>
+          <w:rFonts w:ascii="宋体" w:cs="宋体" w:eastAsia="宋体" w:hAnsi="宋体"/>
+          <w:sz w:val="24"/>
+          <w:szCs w:val="24"/>
+        </w:rPr>
+        <w:t xml:space="preserve">- **孟长歌**：练气十二层，进度100%，在wild_lingmai，灵石2249</w:t>
+      </w:r>
+    </w:p>
+    <w:p>
+      <w:pPr>
+        <w:spacing w:after="60" w:before="60" w:line="360"/>
+        <w:ind w:firstLine="480"/>
+      </w:pPr>
+      <w:r>
+        <w:rPr>
+          <w:rFonts w:ascii="宋体" w:cs="宋体" w:eastAsia="宋体" w:hAnsi="宋体"/>
+          <w:sz w:val="24"/>
+          <w:szCs w:val="24"/>
+        </w:rPr>
+        <w:t xml:space="preserve">- **老赵掌柜**：凡人，进度85%，在city_qingyun，灵石1382</w:t>
+      </w:r>
+    </w:p>
+    <w:p>
+      <w:pPr>
+        <w:spacing w:after="60" w:before="60" w:line="360"/>
+        <w:ind w:firstLine="480"/>
+      </w:pPr>
+      <w:r>
+        <w:rPr>
+          <w:rFonts w:ascii="宋体" w:cs="宋体" w:eastAsia="宋体" w:hAnsi="宋体"/>
+          <w:sz w:val="24"/>
+          <w:szCs w:val="24"/>
+        </w:rPr>
+        <w:t xml:space="preserve">- **小翠**：凡人，进度96%，在wild_lingmai，灵石918</w:t>
+      </w:r>
+    </w:p>
+    <w:p>
+      <w:pPr>
+        <w:spacing w:after="60" w:before="60" w:line="360"/>
+        <w:ind w:firstLine="480"/>
+      </w:pPr>
+      <w:r>
+        <w:rPr>
+          <w:rFonts w:ascii="宋体" w:cs="宋体" w:eastAsia="宋体" w:hAnsi="宋体"/>
+          <w:sz w:val="24"/>
+          <w:szCs w:val="24"/>
+        </w:rPr>
+        <w:t xml:space="preserve">- **万财爷**：练气二层，进度17%，在wild_lingmai，灵石10082</w:t>
+      </w:r>
+    </w:p>
+    <w:p>
+      <w:pPr>
+        <w:spacing w:after="60" w:before="60" w:line="360"/>
+        <w:ind w:firstLine="480"/>
+      </w:pPr>
+      <w:r>
+        <w:rPr>
+          <w:rFonts w:ascii="宋体" w:cs="宋体" w:eastAsia="宋体" w:hAnsi="宋体"/>
+          <w:sz w:val="24"/>
+          <w:szCs w:val="24"/>
+        </w:rPr>
+        <w:t xml:space="preserve">- **红袖添香**：练气十二层，进度99%，在wild_lingmai，灵石4292</w:t>
+      </w:r>
+    </w:p>
+    <w:p>
+      <w:pPr>
+        <w:spacing w:after="60" w:before="60" w:line="360"/>
+        <w:ind w:firstLine="480"/>
+      </w:pPr>
+      <w:r>
+        <w:rPr>
+          <w:rFonts w:ascii="宋体" w:cs="宋体" w:eastAsia="宋体" w:hAnsi="宋体"/>
+          <w:sz w:val="24"/>
+          <w:szCs w:val="24"/>
+        </w:rPr>
+        <w:t xml:space="preserve">- **铁牛**：练气十二层，进度50%，在wild_lingmai，灵石1715</w:t>
+      </w:r>
+    </w:p>
+    <w:p>
+      <w:pPr>
+        <w:spacing w:after="60" w:before="60" w:line="360"/>
+        <w:ind w:firstLine="480"/>
+      </w:pPr>
+      <w:r>
+        <w:rPr>
+          <w:rFonts w:ascii="宋体" w:cs="宋体" w:eastAsia="宋体" w:hAnsi="宋体"/>
+          <w:sz w:val="24"/>
+          <w:szCs w:val="24"/>
+        </w:rPr>
+        <w:t xml:space="preserve">- **破碗老爷**：练气十二层，进度99%，在wild_lingmai，灵石841</w:t>
+      </w:r>
+    </w:p>
+    <w:p>
+      <w:pPr>
+        <w:spacing w:after="60" w:before="60" w:line="360"/>
+        <w:ind w:firstLine="480"/>
+      </w:pPr>
+      <w:r>
+        <w:rPr>
+          <w:rFonts w:ascii="宋体" w:cs="宋体" w:eastAsia="宋体" w:hAnsi="宋体"/>
+          <w:sz w:val="24"/>
+          <w:szCs w:val="24"/>
+        </w:rPr>
+        <w:t xml:space="preserve">- **老李头**：凡人，进度96%，在wild_lingmai，灵石1567</w:t>
+      </w:r>
+    </w:p>
+    <w:p>
+      <w:pPr>
+        <w:spacing w:after="60" w:before="60" w:line="360"/>
+        <w:ind w:firstLine="480"/>
+      </w:pPr>
+      <w:r>
+        <w:rPr>
+          <w:rFonts w:ascii="宋体" w:cs="宋体" w:eastAsia="宋体" w:hAnsi="宋体"/>
+          <w:sz w:val="24"/>
+          <w:szCs w:val="24"/>
+        </w:rPr>
+        <w:t xml:space="preserve">- **刘二蛋**：凡人，进度81%，在wild_lingmai，灵石1464</w:t>
+      </w:r>
+    </w:p>
+    <w:p>
+      <w:pPr>
+        <w:spacing w:after="60" w:before="60" w:line="360"/>
+        <w:ind w:firstLine="480"/>
+      </w:pPr>
+      <w:r>
+        <w:rPr>
+          <w:rFonts w:ascii="宋体" w:cs="宋体" w:eastAsia="宋体" w:hAnsi="宋体"/>
+          <w:sz w:val="24"/>
+          <w:szCs w:val="24"/>
+        </w:rPr>
+        <w:t xml:space="preserve">- **王捕头**：练气十一层，进度50%，在wild_lingmai，灵石1358</w:t>
+      </w:r>
+    </w:p>
+    <w:p>
+      <w:pPr>
+        <w:spacing w:after="60" w:before="60" w:line="360"/>
+        <w:ind w:firstLine="480"/>
+      </w:pPr>
+      <w:r>
+        <w:rPr>
+          <w:rFonts w:ascii="宋体" w:cs="宋体" w:eastAsia="宋体" w:hAnsi="宋体"/>
+          <w:sz w:val="24"/>
+          <w:szCs w:val="24"/>
+        </w:rPr>
+        <w:t xml:space="preserve">- **青云长老**：元婴期，进度100%，在city_qingyun，灵石50956</w:t>
+      </w:r>
+    </w:p>
+    <w:p>
+      <w:pPr>
+        <w:spacing w:after="60" w:before="60" w:line="360"/>
+        <w:ind w:firstLine="480"/>
+      </w:pPr>
+      <w:r>
+        <w:rPr>
+          <w:rFonts w:ascii="宋体" w:cs="宋体" w:eastAsia="宋体" w:hAnsi="宋体"/>
+          <w:sz w:val="24"/>
+          <w:szCs w:val="24"/>
+        </w:rPr>
+        <w:t xml:space="preserve">- **梨花娘子**：凡人，进度82%，在wild_lingmai，灵石1115</w:t>
+      </w:r>
+    </w:p>
+    <w:p>
+      <w:pPr>
+        <w:spacing w:after="60" w:before="60" w:line="360"/>
+        <w:ind w:firstLine="480"/>
+      </w:pPr>
+      <w:r>
+        <w:rPr>
+          <w:rFonts w:ascii="宋体" w:cs="宋体" w:eastAsia="宋体" w:hAnsi="宋体"/>
+          <w:sz w:val="24"/>
+          <w:szCs w:val="24"/>
+        </w:rPr>
+        <w:t xml:space="preserve">- **小宝**：练气十二层，进度99%，在city_qingyun，灵石1471</w:t>
+      </w:r>
+    </w:p>
+    <w:p>
+      <w:pPr>
+        <w:spacing w:after="60" w:before="60" w:line="360"/>
+        <w:ind w:firstLine="480"/>
+      </w:pPr>
+      <w:r>
+        <w:rPr>
+          <w:rFonts w:ascii="宋体" w:cs="宋体" w:eastAsia="宋体" w:hAnsi="宋体"/>
+          <w:sz w:val="24"/>
+          <w:szCs w:val="24"/>
+        </w:rPr>
+        <w:t xml:space="preserve">- **黑风寨主**：练气七层，进度28%，在city_qingyun，灵石1577</w:t>
+      </w:r>
+    </w:p>
+    <w:p>
+      <w:pPr>
+        <w:spacing w:after="60" w:before="60" w:line="360"/>
+        <w:ind w:firstLine="480"/>
+      </w:pPr>
+      <w:r>
+        <w:rPr>
+          <w:rFonts w:ascii="宋体" w:cs="宋体" w:eastAsia="宋体" w:hAnsi="宋体"/>
+          <w:sz w:val="24"/>
+          <w:szCs w:val="24"/>
+        </w:rPr>
+        <w:t xml:space="preserve">- **玄机道长**：练气一层，进度2%，在city_qingyun，灵石1444</w:t>
+      </w:r>
+    </w:p>
+    <w:p>
+      <w:pPr>
+        <w:spacing w:after="60" w:before="60" w:line="360"/>
+        <w:ind w:firstLine="480"/>
+      </w:pPr>
+      <w:r>
+        <w:rPr>
+          <w:rFonts w:ascii="宋体" w:cs="宋体" w:eastAsia="宋体" w:hAnsi="宋体"/>
+          <w:sz w:val="24"/>
+          <w:szCs w:val="24"/>
+        </w:rPr>
+        <w:t xml:space="preserve">- **陈神医**：练气九层，进度30%，在wild_lingmai，灵石1723</w:t>
       </w:r>
     </w:p>
     <w:p>
@@ -2668,7 +2444,7 @@
           <w:sz w:val="24"/>
           <w:szCs w:val="24"/>
         </w:rPr>
-        <w:t xml:space="preserve">- 血与剑的故事从未停歇，第1月，又是新的一章。各方蛰伏，天地之间只剩修炼的气息流转。</w:t>
+        <w:t xml:space="preserve">- 第1回合，天地间的棋局又落下了一颗子。🔍 孟长歌 探索有收获。 🔍 老李头 探索有收获。</w:t>
       </w:r>
     </w:p>
     <w:p>
@@ -2696,7 +2472,7 @@
           <w:sz w:val="24"/>
           <w:szCs w:val="24"/>
         </w:rPr>
-        <w:t xml:space="preserve">- 血与剑的故事从未停歇，第2月，又是新的一章。表面平静，暗流涌动——每一名修士都在积蓄力量。</w:t>
+        <w:t xml:space="preserve">- 血与剑的故事从未停歇，第2月，又是新的一章。⚠️ 冯怒潮 练气圆满，却无筑基丹，修炼停滞！ 🔍 魏玄机 探索有收获。</w:t>
       </w:r>
     </w:p>
     <w:p>
@@ -2724,77 +2500,77 @@
           <w:sz w:val="24"/>
           <w:szCs w:val="24"/>
         </w:rPr>
-        <w:t xml:space="preserve">- 岁月如刀，3月已过。🔍 老李头 探索有收获。修仙之路，从不平静。</w:t>
-      </w:r>
-    </w:p>
-    <w:p>
-      <w:pPr>
-        <w:spacing w:after="60" w:before="60" w:line="360"/>
-        <w:ind w:firstLine="480"/>
-      </w:pPr>
-      <w:r>
-        <w:rPr>
-          <w:rFonts w:ascii="宋体" w:cs="宋体" w:eastAsia="宋体" w:hAnsi="宋体"/>
-          <w:sz w:val="24"/>
-          <w:szCs w:val="24"/>
-        </w:rPr>
-        <w:t xml:space="preserve">- 血与剑的故事从未停歇，第4月，又是新的一章。1名修士境界突破。 🎉【大喜事！】青云长老成功晋入【结丹期】！苍渺大陆又多了一名强者！</w:t>
-      </w:r>
-    </w:p>
-    <w:p>
-      <w:pPr>
-        <w:spacing w:after="60" w:before="60" w:line="360"/>
-        <w:ind w:firstLine="480"/>
-      </w:pPr>
-      <w:r>
-        <w:rPr>
-          <w:rFonts w:ascii="宋体" w:cs="宋体" w:eastAsia="宋体" w:hAnsi="宋体"/>
-          <w:sz w:val="24"/>
-          <w:szCs w:val="24"/>
-        </w:rPr>
-        <w:t xml:space="preserve">- 第5月，苍渺大陆的暗流继续涌动。🔍 姜烟柔 探索有收获。 🔍 红袖添香 探索有收获。</w:t>
-      </w:r>
-    </w:p>
-    <w:p>
-      <w:pPr>
-        <w:spacing w:after="60" w:before="60" w:line="360"/>
-        <w:ind w:firstLine="480"/>
-      </w:pPr>
-      <w:r>
-        <w:rPr>
-          <w:rFonts w:ascii="宋体" w:cs="宋体" w:eastAsia="宋体" w:hAnsi="宋体"/>
-          <w:sz w:val="24"/>
-          <w:szCs w:val="24"/>
-        </w:rPr>
-        <w:t xml:space="preserve">- 第6回合，天地间的棋局又落下了一颗子。🔍 万财爷 探索有收获。 🔍 小宝 探索有收获。</w:t>
-      </w:r>
-    </w:p>
-    <w:p>
-      <w:pPr>
-        <w:spacing w:after="60" w:before="60" w:line="360"/>
-        <w:ind w:firstLine="480"/>
-      </w:pPr>
-      <w:r>
-        <w:rPr>
-          <w:rFonts w:ascii="宋体" w:cs="宋体" w:eastAsia="宋体" w:hAnsi="宋体"/>
-          <w:sz w:val="24"/>
-          <w:szCs w:val="24"/>
-        </w:rPr>
-        <w:t xml:space="preserve">- 岁月如刀，7月已过。🔍 玄机道长 探索有收获。修仙之路，从不平静。</w:t>
-      </w:r>
-    </w:p>
-    <w:p>
-      <w:pPr>
-        <w:spacing w:after="60" w:before="60" w:line="360"/>
-        <w:ind w:firstLine="480"/>
-      </w:pPr>
-      <w:r>
-        <w:rPr>
-          <w:rFonts w:ascii="宋体" w:cs="宋体" w:eastAsia="宋体" w:hAnsi="宋体"/>
-          <w:sz w:val="24"/>
-          <w:szCs w:val="24"/>
-        </w:rPr>
-        <w:t xml:space="preserve">- 第8回合，天地间的棋局又落下了一颗子。🔍 姜烟柔 探索有收获。</w:t>
+        <w:t xml:space="preserve">- 岁月如刀，3月已过。🔍 魏玄机 探索有收获。 🔍 老赵掌柜 探索有收获。修仙之路，从不平静。</w:t>
+      </w:r>
+    </w:p>
+    <w:p>
+      <w:pPr>
+        <w:spacing w:after="60" w:before="60" w:line="360"/>
+        <w:ind w:firstLine="480"/>
+      </w:pPr>
+      <w:r>
+        <w:rPr>
+          <w:rFonts w:ascii="宋体" w:cs="宋体" w:eastAsia="宋体" w:hAnsi="宋体"/>
+          <w:sz w:val="24"/>
+          <w:szCs w:val="24"/>
+        </w:rPr>
+        <w:t xml:space="preserve">- 第4月，苍渺大陆的暗流继续涌动。⚠️ 孟长歌 练气圆满，却无筑基丹，修炼停滞！ ⚠️ 红袖添香 练气圆满，却无筑基丹，修炼停滞！</w:t>
+      </w:r>
+    </w:p>
+    <w:p>
+      <w:pPr>
+        <w:spacing w:after="60" w:before="60" w:line="360"/>
+        <w:ind w:firstLine="480"/>
+      </w:pPr>
+      <w:r>
+        <w:rPr>
+          <w:rFonts w:ascii="宋体" w:cs="宋体" w:eastAsia="宋体" w:hAnsi="宋体"/>
+          <w:sz w:val="24"/>
+          <w:szCs w:val="24"/>
+        </w:rPr>
+        <w:t xml:space="preserve">- 岁月如刀，5月已过。⚠️ 冯怒潮 练气圆满，却无筑基丹，修炼停滞！ ⚠️ 魏玄机 练气圆满，却无筑基丹，修炼停滞！修仙之路，从不平静。</w:t>
+      </w:r>
+    </w:p>
+    <w:p>
+      <w:pPr>
+        <w:spacing w:after="60" w:before="60" w:line="360"/>
+        <w:ind w:firstLine="480"/>
+      </w:pPr>
+      <w:r>
+        <w:rPr>
+          <w:rFonts w:ascii="宋体" w:cs="宋体" w:eastAsia="宋体" w:hAnsi="宋体"/>
+          <w:sz w:val="24"/>
+          <w:szCs w:val="24"/>
+        </w:rPr>
+        <w:t xml:space="preserve">- 坊市中人声鼎沸，各路散修低声交流着最近的情报。</w:t>
+      </w:r>
+    </w:p>
+    <w:p>
+      <w:pPr>
+        <w:spacing w:after="60" w:before="60" w:line="360"/>
+        <w:ind w:firstLine="480"/>
+      </w:pPr>
+      <w:r>
+        <w:rPr>
+          <w:rFonts w:ascii="宋体" w:cs="宋体" w:eastAsia="宋体" w:hAnsi="宋体"/>
+          <w:sz w:val="24"/>
+          <w:szCs w:val="24"/>
+        </w:rPr>
+        <w:t xml:space="preserve">- 第6回合，天地间的棋局又落下了一颗子。🔍 冯怒潮 探索有收获。 🔍 陆霜华 探索有收获。</w:t>
+      </w:r>
+    </w:p>
+    <w:p>
+      <w:pPr>
+        <w:spacing w:after="60" w:before="60" w:line="360"/>
+        <w:ind w:firstLine="480"/>
+      </w:pPr>
+      <w:r>
+        <w:rPr>
+          <w:rFonts w:ascii="宋体" w:cs="宋体" w:eastAsia="宋体" w:hAnsi="宋体"/>
+          <w:sz w:val="24"/>
+          <w:szCs w:val="24"/>
+        </w:rPr>
+        <w:t xml:space="preserve">- 灵脉的气息若隐若现，修士们为了它蠢蠢欲动。</w:t>
       </w:r>
     </w:p>
     <w:p>
@@ -7243,6 +7019,96 @@
           <w:szCs w:val="18"/>
         </w:rPr>
         <w:t xml:space="preserve">[数据] 存活修士：20人 | 大事件：24件</w:t>
+      </w:r>
+    </w:p>
+    <w:p>
+      <w:pPr>
+        <w:pStyle w:val="Heading2"/>
+        <w:spacing w:after="150" w:before="300"/>
+      </w:pPr>
+      <w:r>
+        <w:rPr>
+          <w:rFonts w:ascii="宋体" w:cs="宋体" w:eastAsia="宋体" w:hAnsi="宋体"/>
+          <w:b/>
+          <w:bCs/>
+          <w:color w:val="6B3A1F"/>
+          <w:sz w:val="28"/>
+          <w:szCs w:val="28"/>
+        </w:rPr>
+        <w:t xml:space="preserve">第296月至第300月</w:t>
+      </w:r>
+    </w:p>
+    <w:p>
+      <w:pPr>
+        <w:spacing w:after="60" w:before="60" w:line="360"/>
+        <w:ind w:firstLine="480"/>
+      </w:pPr>
+      <w:r>
+        <w:rPr>
+          <w:rFonts w:ascii="宋体" w:cs="宋体" w:eastAsia="宋体" w:hAnsi="宋体"/>
+          <w:sz w:val="24"/>
+          <w:szCs w:val="24"/>
+        </w:rPr>
+        <w:t xml:space="preserve">第296月，青云城上空阴云沉沉，坊市里的叫卖声依旧，却难掩暗流涌动的杀机。灵气在这片天地间浓烈如雾，嗅得出血腥，也嗅得出机遇。</w:t>
+      </w:r>
+    </w:p>
+    <w:p>
+      <w:pPr>
+        <w:spacing w:after="60" w:before="60" w:line="360"/>
+        <w:ind w:firstLine="480"/>
+      </w:pPr>
+      <w:r>
+        <w:rPr>
+          <w:rFonts w:ascii="宋体" w:cs="宋体" w:eastAsia="宋体" w:hAnsi="宋体"/>
+          <w:sz w:val="24"/>
+          <w:szCs w:val="24"/>
+        </w:rPr>
+        <w:t xml:space="preserve">与此同时，各方修士也在暗流中各自筹谋——</w:t>
+      </w:r>
+    </w:p>
+    <w:p>
+      <w:pPr>
+        <w:spacing w:after="60" w:before="60" w:line="360"/>
+        <w:ind w:firstLine="480"/>
+      </w:pPr>
+      <w:r>
+        <w:rPr>
+          <w:rFonts w:ascii="宋体" w:cs="宋体" w:eastAsia="宋体" w:hAnsi="宋体"/>
+          <w:sz w:val="24"/>
+          <w:szCs w:val="24"/>
+        </w:rPr>
+        <w:t xml:space="preserve">江湖之上，🔍 冯怒潮 探索有收获。，天下局势悄然生变。</w:t>
+      </w:r>
+    </w:p>
+    <w:p>
+      <w:pPr>
+        <w:spacing w:after="60" w:before="60" w:line="360"/>
+        <w:ind w:firstLine="480"/>
+      </w:pPr>
+      <w:r>
+        <w:rPr>
+          <w:rFonts w:ascii="宋体" w:cs="宋体" w:eastAsia="宋体" w:hAnsi="宋体"/>
+          <w:sz w:val="24"/>
+          <w:szCs w:val="24"/>
+        </w:rPr>
+        <w:t xml:space="preserve">血与道，从来不曾分离。第300月的故事，暂且写到这里。</w:t>
+      </w:r>
+    </w:p>
+    <w:p>
+      <w:pPr>
+        <w:spacing w:after="200" w:before="100"/>
+        <w:jc w:val="right"/>
+      </w:pPr>
+      <w:r>
+        <w:rPr>
+          <w:rFonts w:ascii="宋体" w:cs="宋体" w:eastAsia="宋体" w:hAnsi="宋体"/>
+          <w:i/>
+          <w:iCs/>
+          <w:color w:val="888888"/>
+          <w:sz w:val="18"/>
+          <w:szCs w:val="18"/>
+        </w:rPr>
+        <w:t xml:space="preserve">[数据] 存活修士：20人 | 大事件：33件</w:t>
       </w:r>
     </w:p>
     <w:sectPr>

--- a/xianxia_story.docx
+++ b/xianxia_story.docx
@@ -7110,6 +7110,684 @@
         </w:rPr>
         <w:t xml:space="preserve">[数据] 存活修士：20人 | 大事件：33件</w:t>
       </w:r>
+    </w:p>
+    <w:p/>
+    <w:p>
+      <w:pPr>
+        <w:pStyle w:val="Heading1"/>
+        <w:spacing w:after="200" w:before="400"/>
+      </w:pPr>
+      <w:r>
+        <w:rPr>
+          <w:rFonts w:ascii="宋体" w:cs="宋体" w:eastAsia="宋体" w:hAnsi="宋体"/>
+          <w:b/>
+          <w:bCs/>
+          <w:color w:val="4A2C0A"/>
+          <w:sz w:val="36"/>
+          <w:szCs w:val="36"/>
+        </w:rPr>
+        <w:t xml:space="preserve">第 3 卷终章 · 第201月至第300月</w:t>
+      </w:r>
+    </w:p>
+    <w:p>
+      <w:pPr>
+        <w:pBdr>
+          <w:bottom w:val="single" w:color="C8A96E" w:sz="6" w:space="1"/>
+        </w:pBdr>
+        <w:spacing w:after="200"/>
+      </w:pPr>
+    </w:p>
+    <w:p>
+      <w:pPr>
+        <w:spacing w:after="60" w:before="60" w:line="360"/>
+        <w:ind w:firstLine="480"/>
+      </w:pPr>
+      <w:r>
+        <w:rPr>
+          <w:rFonts w:ascii="宋体" w:cs="宋体" w:eastAsia="宋体" w:hAnsi="宋体"/>
+          <w:sz w:val="24"/>
+          <w:szCs w:val="24"/>
+        </w:rPr>
+        <w:t xml:space="preserve">## 第3大回合总结（第201~300回合）</w:t>
+      </w:r>
+    </w:p>
+    <w:p>
+      <w:pPr>
+        <w:spacing w:after="60" w:before="60" w:line="360"/>
+        <w:ind w:firstLine="480"/>
+      </w:pPr>
+      <w:r>
+        <w:rPr>
+          <w:rFonts w:ascii="宋体" w:cs="宋体" w:eastAsia="宋体" w:hAnsi="宋体"/>
+          <w:sz w:val="24"/>
+          <w:szCs w:val="24"/>
+        </w:rPr>
+        <w:t xml:space="preserve">### 🌍 势力排行</w:t>
+      </w:r>
+    </w:p>
+    <w:p>
+      <w:pPr>
+        <w:spacing w:after="60" w:before="60" w:line="360"/>
+        <w:ind w:firstLine="480"/>
+      </w:pPr>
+      <w:r>
+        <w:rPr>
+          <w:rFonts w:ascii="宋体" w:cs="宋体" w:eastAsia="宋体" w:hAnsi="宋体"/>
+          <w:sz w:val="24"/>
+          <w:szCs w:val="24"/>
+        </w:rPr>
+        <w:t xml:space="preserve">【修为排行（公开）】</w:t>
+      </w:r>
+    </w:p>
+    <w:p>
+      <w:pPr>
+        <w:spacing w:after="60" w:before="60" w:line="360"/>
+        <w:ind w:firstLine="480"/>
+      </w:pPr>
+      <w:r>
+        <w:rPr>
+          <w:rFonts w:ascii="宋体" w:cs="宋体" w:eastAsia="宋体" w:hAnsi="宋体"/>
+          <w:sz w:val="24"/>
+          <w:szCs w:val="24"/>
+        </w:rPr>
+        <w:t xml:space="preserve">🥇 苏寒衣 ── 元婴期</w:t>
+      </w:r>
+    </w:p>
+    <w:p>
+      <w:pPr>
+        <w:spacing w:after="60" w:before="60" w:line="360"/>
+        <w:ind w:firstLine="480"/>
+      </w:pPr>
+      <w:r>
+        <w:rPr>
+          <w:rFonts w:ascii="宋体" w:cs="宋体" w:eastAsia="宋体" w:hAnsi="宋体"/>
+          <w:sz w:val="24"/>
+          <w:szCs w:val="24"/>
+        </w:rPr>
+        <w:t xml:space="preserve">🥈 青云长老 ── 元婴期</w:t>
+      </w:r>
+    </w:p>
+    <w:p>
+      <w:pPr>
+        <w:spacing w:after="60" w:before="60" w:line="360"/>
+        <w:ind w:firstLine="480"/>
+      </w:pPr>
+      <w:r>
+        <w:rPr>
+          <w:rFonts w:ascii="宋体" w:cs="宋体" w:eastAsia="宋体" w:hAnsi="宋体"/>
+          <w:sz w:val="24"/>
+          <w:szCs w:val="24"/>
+        </w:rPr>
+        <w:t xml:space="preserve">🥉 小宝 ── 练气十二层</w:t>
+      </w:r>
+    </w:p>
+    <w:p>
+      <w:pPr>
+        <w:spacing w:after="60" w:before="60" w:line="360"/>
+        <w:ind w:firstLine="480"/>
+      </w:pPr>
+      <w:r>
+        <w:rPr>
+          <w:rFonts w:ascii="宋体" w:cs="宋体" w:eastAsia="宋体" w:hAnsi="宋体"/>
+          <w:sz w:val="24"/>
+          <w:szCs w:val="24"/>
+        </w:rPr>
+        <w:t xml:space="preserve">4. 魏玄机 ── 练气十二层</w:t>
+      </w:r>
+    </w:p>
+    <w:p>
+      <w:pPr>
+        <w:spacing w:after="60" w:before="60" w:line="360"/>
+        <w:ind w:firstLine="480"/>
+      </w:pPr>
+      <w:r>
+        <w:rPr>
+          <w:rFonts w:ascii="宋体" w:cs="宋体" w:eastAsia="宋体" w:hAnsi="宋体"/>
+          <w:sz w:val="24"/>
+          <w:szCs w:val="24"/>
+        </w:rPr>
+        <w:t xml:space="preserve">5. 红袖添香 ── 练气十二层</w:t>
+      </w:r>
+    </w:p>
+    <w:p>
+      <w:pPr>
+        <w:spacing w:after="60" w:before="60" w:line="360"/>
+        <w:ind w:firstLine="480"/>
+      </w:pPr>
+      <w:r>
+        <w:rPr>
+          <w:rFonts w:ascii="宋体" w:cs="宋体" w:eastAsia="宋体" w:hAnsi="宋体"/>
+          <w:sz w:val="24"/>
+          <w:szCs w:val="24"/>
+        </w:rPr>
+        <w:t xml:space="preserve">### 🧍 存活修士（20人）</w:t>
+      </w:r>
+    </w:p>
+    <w:p>
+      <w:pPr>
+        <w:spacing w:after="60" w:before="60" w:line="360"/>
+        <w:ind w:firstLine="480"/>
+      </w:pPr>
+      <w:r>
+        <w:rPr>
+          <w:rFonts w:ascii="宋体" w:cs="宋体" w:eastAsia="宋体" w:hAnsi="宋体"/>
+          <w:sz w:val="24"/>
+          <w:szCs w:val="24"/>
+        </w:rPr>
+        <w:t xml:space="preserve">- **冯怒潮**：练气十二层，进度99%，在wild_lingmai，灵石2989</w:t>
+      </w:r>
+    </w:p>
+    <w:p>
+      <w:pPr>
+        <w:spacing w:after="60" w:before="60" w:line="360"/>
+        <w:ind w:firstLine="480"/>
+      </w:pPr>
+      <w:r>
+        <w:rPr>
+          <w:rFonts w:ascii="宋体" w:cs="宋体" w:eastAsia="宋体" w:hAnsi="宋体"/>
+          <w:sz w:val="24"/>
+          <w:szCs w:val="24"/>
+        </w:rPr>
+        <w:t xml:space="preserve">- **陆霜华**：练气十二层，进度99%，在wild_lingmai，灵石3855</w:t>
+      </w:r>
+    </w:p>
+    <w:p>
+      <w:pPr>
+        <w:spacing w:after="60" w:before="60" w:line="360"/>
+        <w:ind w:firstLine="480"/>
+      </w:pPr>
+      <w:r>
+        <w:rPr>
+          <w:rFonts w:ascii="宋体" w:cs="宋体" w:eastAsia="宋体" w:hAnsi="宋体"/>
+          <w:sz w:val="24"/>
+          <w:szCs w:val="24"/>
+        </w:rPr>
+        <w:t xml:space="preserve">- **苏寒衣**：元婴期，进度100%，在wild_lingmai，灵石4390</w:t>
+      </w:r>
+    </w:p>
+    <w:p>
+      <w:pPr>
+        <w:spacing w:after="60" w:before="60" w:line="360"/>
+        <w:ind w:firstLine="480"/>
+      </w:pPr>
+      <w:r>
+        <w:rPr>
+          <w:rFonts w:ascii="宋体" w:cs="宋体" w:eastAsia="宋体" w:hAnsi="宋体"/>
+          <w:sz w:val="24"/>
+          <w:szCs w:val="24"/>
+        </w:rPr>
+        <w:t xml:space="preserve">- **魏玄机**：练气十二层，进度99%，在wild_ghost_valley，灵石3228</w:t>
+      </w:r>
+    </w:p>
+    <w:p>
+      <w:pPr>
+        <w:spacing w:after="60" w:before="60" w:line="360"/>
+        <w:ind w:firstLine="480"/>
+      </w:pPr>
+      <w:r>
+        <w:rPr>
+          <w:rFonts w:ascii="宋体" w:cs="宋体" w:eastAsia="宋体" w:hAnsi="宋体"/>
+          <w:sz w:val="24"/>
+          <w:szCs w:val="24"/>
+        </w:rPr>
+        <w:t xml:space="preserve">- **孟长歌**：练气十二层，进度99%，在wild_lingmai，灵石2847</w:t>
+      </w:r>
+    </w:p>
+    <w:p>
+      <w:pPr>
+        <w:spacing w:after="60" w:before="60" w:line="360"/>
+        <w:ind w:firstLine="480"/>
+      </w:pPr>
+      <w:r>
+        <w:rPr>
+          <w:rFonts w:ascii="宋体" w:cs="宋体" w:eastAsia="宋体" w:hAnsi="宋体"/>
+          <w:sz w:val="24"/>
+          <w:szCs w:val="24"/>
+        </w:rPr>
+        <w:t xml:space="preserve">- **老赵掌柜**：练气一层，进度11%，在city_qingyun，灵石2097</w:t>
+      </w:r>
+    </w:p>
+    <w:p>
+      <w:pPr>
+        <w:spacing w:after="60" w:before="60" w:line="360"/>
+        <w:ind w:firstLine="480"/>
+      </w:pPr>
+      <w:r>
+        <w:rPr>
+          <w:rFonts w:ascii="宋体" w:cs="宋体" w:eastAsia="宋体" w:hAnsi="宋体"/>
+          <w:sz w:val="24"/>
+          <w:szCs w:val="24"/>
+        </w:rPr>
+        <w:t xml:space="preserve">- **小翠**：练气一层，进度24%，在city_qingyun，灵石1343</w:t>
+      </w:r>
+    </w:p>
+    <w:p>
+      <w:pPr>
+        <w:spacing w:after="60" w:before="60" w:line="360"/>
+        <w:ind w:firstLine="480"/>
+      </w:pPr>
+      <w:r>
+        <w:rPr>
+          <w:rFonts w:ascii="宋体" w:cs="宋体" w:eastAsia="宋体" w:hAnsi="宋体"/>
+          <w:sz w:val="24"/>
+          <w:szCs w:val="24"/>
+        </w:rPr>
+        <w:t xml:space="preserve">- **万财爷**：练气二层，进度48%，在wild_lingmai，灵石10273</w:t>
+      </w:r>
+    </w:p>
+    <w:p>
+      <w:pPr>
+        <w:spacing w:after="60" w:before="60" w:line="360"/>
+        <w:ind w:firstLine="480"/>
+      </w:pPr>
+      <w:r>
+        <w:rPr>
+          <w:rFonts w:ascii="宋体" w:cs="宋体" w:eastAsia="宋体" w:hAnsi="宋体"/>
+          <w:sz w:val="24"/>
+          <w:szCs w:val="24"/>
+        </w:rPr>
+        <w:t xml:space="preserve">- **红袖添香**：练气十二层，进度99%，在wild_lingmai，灵石4996</w:t>
+      </w:r>
+    </w:p>
+    <w:p>
+      <w:pPr>
+        <w:spacing w:after="60" w:before="60" w:line="360"/>
+        <w:ind w:firstLine="480"/>
+      </w:pPr>
+      <w:r>
+        <w:rPr>
+          <w:rFonts w:ascii="宋体" w:cs="宋体" w:eastAsia="宋体" w:hAnsi="宋体"/>
+          <w:sz w:val="24"/>
+          <w:szCs w:val="24"/>
+        </w:rPr>
+        <w:t xml:space="preserve">- **铁牛**：练气十二层，进度99%，在city_qingyun，灵石2165</w:t>
+      </w:r>
+    </w:p>
+    <w:p>
+      <w:pPr>
+        <w:spacing w:after="60" w:before="60" w:line="360"/>
+        <w:ind w:firstLine="480"/>
+      </w:pPr>
+      <w:r>
+        <w:rPr>
+          <w:rFonts w:ascii="宋体" w:cs="宋体" w:eastAsia="宋体" w:hAnsi="宋体"/>
+          <w:sz w:val="24"/>
+          <w:szCs w:val="24"/>
+        </w:rPr>
+        <w:t xml:space="preserve">- **破碗老爷**：练气十二层，进度100%，在city_qingyun，灵石1285</w:t>
+      </w:r>
+    </w:p>
+    <w:p>
+      <w:pPr>
+        <w:spacing w:after="60" w:before="60" w:line="360"/>
+        <w:ind w:firstLine="480"/>
+      </w:pPr>
+      <w:r>
+        <w:rPr>
+          <w:rFonts w:ascii="宋体" w:cs="宋体" w:eastAsia="宋体" w:hAnsi="宋体"/>
+          <w:sz w:val="24"/>
+          <w:szCs w:val="24"/>
+        </w:rPr>
+        <w:t xml:space="preserve">- **老李头**：练气一层，进度32%，在wild_lingmai，灵石2125</w:t>
+      </w:r>
+    </w:p>
+    <w:p>
+      <w:pPr>
+        <w:spacing w:after="60" w:before="60" w:line="360"/>
+        <w:ind w:firstLine="480"/>
+      </w:pPr>
+      <w:r>
+        <w:rPr>
+          <w:rFonts w:ascii="宋体" w:cs="宋体" w:eastAsia="宋体" w:hAnsi="宋体"/>
+          <w:sz w:val="24"/>
+          <w:szCs w:val="24"/>
+        </w:rPr>
+        <w:t xml:space="preserve">- **刘二蛋**：练气一层，进度7%，在wild_lingmai，灵石2221</w:t>
+      </w:r>
+    </w:p>
+    <w:p>
+      <w:pPr>
+        <w:spacing w:after="60" w:before="60" w:line="360"/>
+        <w:ind w:firstLine="480"/>
+      </w:pPr>
+      <w:r>
+        <w:rPr>
+          <w:rFonts w:ascii="宋体" w:cs="宋体" w:eastAsia="宋体" w:hAnsi="宋体"/>
+          <w:sz w:val="24"/>
+          <w:szCs w:val="24"/>
+        </w:rPr>
+        <w:t xml:space="preserve">- **王捕头**：练气十二层，进度99%，在city_qingyun，灵石1554</w:t>
+      </w:r>
+    </w:p>
+    <w:p>
+      <w:pPr>
+        <w:spacing w:after="60" w:before="60" w:line="360"/>
+        <w:ind w:firstLine="480"/>
+      </w:pPr>
+      <w:r>
+        <w:rPr>
+          <w:rFonts w:ascii="宋体" w:cs="宋体" w:eastAsia="宋体" w:hAnsi="宋体"/>
+          <w:sz w:val="24"/>
+          <w:szCs w:val="24"/>
+        </w:rPr>
+        <w:t xml:space="preserve">- **青云长老**：元婴期，进度100%，在city_qingyun，灵石51532</w:t>
+      </w:r>
+    </w:p>
+    <w:p>
+      <w:pPr>
+        <w:spacing w:after="60" w:before="60" w:line="360"/>
+        <w:ind w:firstLine="480"/>
+      </w:pPr>
+      <w:r>
+        <w:rPr>
+          <w:rFonts w:ascii="宋体" w:cs="宋体" w:eastAsia="宋体" w:hAnsi="宋体"/>
+          <w:sz w:val="24"/>
+          <w:szCs w:val="24"/>
+        </w:rPr>
+        <w:t xml:space="preserve">- **梨花娘子**：练气一层，进度10%，在wild_lingmai，灵石1497</w:t>
+      </w:r>
+    </w:p>
+    <w:p>
+      <w:pPr>
+        <w:spacing w:after="60" w:before="60" w:line="360"/>
+        <w:ind w:firstLine="480"/>
+      </w:pPr>
+      <w:r>
+        <w:rPr>
+          <w:rFonts w:ascii="宋体" w:cs="宋体" w:eastAsia="宋体" w:hAnsi="宋体"/>
+          <w:sz w:val="24"/>
+          <w:szCs w:val="24"/>
+        </w:rPr>
+        <w:t xml:space="preserve">- **小宝**：练气十二层，进度99%，在wild_lingmai，灵石1875</w:t>
+      </w:r>
+    </w:p>
+    <w:p>
+      <w:pPr>
+        <w:spacing w:after="60" w:before="60" w:line="360"/>
+        <w:ind w:firstLine="480"/>
+      </w:pPr>
+      <w:r>
+        <w:rPr>
+          <w:rFonts w:ascii="宋体" w:cs="宋体" w:eastAsia="宋体" w:hAnsi="宋体"/>
+          <w:sz w:val="24"/>
+          <w:szCs w:val="24"/>
+        </w:rPr>
+        <w:t xml:space="preserve">- **黑风寨主**：练气九层，进度28%，在city_qingyun，灵石2534</w:t>
+      </w:r>
+    </w:p>
+    <w:p>
+      <w:pPr>
+        <w:spacing w:after="60" w:before="60" w:line="360"/>
+        <w:ind w:firstLine="480"/>
+      </w:pPr>
+      <w:r>
+        <w:rPr>
+          <w:rFonts w:ascii="宋体" w:cs="宋体" w:eastAsia="宋体" w:hAnsi="宋体"/>
+          <w:sz w:val="24"/>
+          <w:szCs w:val="24"/>
+        </w:rPr>
+        <w:t xml:space="preserve">- **玄机道长**：练气一层，进度27%，在wild_lingmai，灵石2052</w:t>
+      </w:r>
+    </w:p>
+    <w:p>
+      <w:pPr>
+        <w:spacing w:after="60" w:before="60" w:line="360"/>
+        <w:ind w:firstLine="480"/>
+      </w:pPr>
+      <w:r>
+        <w:rPr>
+          <w:rFonts w:ascii="宋体" w:cs="宋体" w:eastAsia="宋体" w:hAnsi="宋体"/>
+          <w:sz w:val="24"/>
+          <w:szCs w:val="24"/>
+        </w:rPr>
+        <w:t xml:space="preserve">- **陈神医**：练气十二层，进度10%，在city_qingyun，灵石2026</w:t>
+      </w:r>
+    </w:p>
+    <w:p>
+      <w:pPr>
+        <w:spacing w:after="60" w:before="60" w:line="360"/>
+        <w:ind w:firstLine="480"/>
+      </w:pPr>
+      <w:r>
+        <w:rPr>
+          <w:rFonts w:ascii="宋体" w:cs="宋体" w:eastAsia="宋体" w:hAnsi="宋体"/>
+          <w:sz w:val="24"/>
+          <w:szCs w:val="24"/>
+        </w:rPr>
+        <w:t xml:space="preserve">### 💀 本大回合陨落</w:t>
+      </w:r>
+    </w:p>
+    <w:p>
+      <w:pPr>
+        <w:spacing w:after="60" w:before="60" w:line="360"/>
+        <w:ind w:firstLine="480"/>
+      </w:pPr>
+      <w:r>
+        <w:rPr>
+          <w:rFonts w:ascii="宋体" w:cs="宋体" w:eastAsia="宋体" w:hAnsi="宋体"/>
+          <w:sz w:val="24"/>
+          <w:szCs w:val="24"/>
+        </w:rPr>
+        <w:t xml:space="preserve">- 无陨落</w:t>
+      </w:r>
+    </w:p>
+    <w:p>
+      <w:pPr>
+        <w:spacing w:after="60" w:before="60" w:line="360"/>
+        <w:ind w:firstLine="480"/>
+      </w:pPr>
+      <w:r>
+        <w:rPr>
+          <w:rFonts w:ascii="宋体" w:cs="宋体" w:eastAsia="宋体" w:hAnsi="宋体"/>
+          <w:sz w:val="24"/>
+          <w:szCs w:val="24"/>
+        </w:rPr>
+        <w:t xml:space="preserve">### ⚔️ 关键事件（共0次战斗）</w:t>
+      </w:r>
+    </w:p>
+    <w:p>
+      <w:pPr>
+        <w:spacing w:after="60" w:before="60" w:line="360"/>
+        <w:ind w:firstLine="480"/>
+      </w:pPr>
+      <w:r>
+        <w:rPr>
+          <w:rFonts w:ascii="宋体" w:cs="宋体" w:eastAsia="宋体" w:hAnsi="宋体"/>
+          <w:sz w:val="24"/>
+          <w:szCs w:val="24"/>
+        </w:rPr>
+        <w:t xml:space="preserve">- 岁月如刀，201月已过。⚠️ 冯怒潮 练气圆满，却无筑基丹，修炼停滞！ ⚠️ 孟长歌 练气圆满，却无筑基丹，修炼停滞！修仙之路，从不平静。</w:t>
+      </w:r>
+    </w:p>
+    <w:p>
+      <w:pPr>
+        <w:spacing w:after="60" w:before="60" w:line="360"/>
+        <w:ind w:firstLine="480"/>
+      </w:pPr>
+      <w:r>
+        <w:rPr>
+          <w:rFonts w:ascii="宋体" w:cs="宋体" w:eastAsia="宋体" w:hAnsi="宋体"/>
+          <w:sz w:val="24"/>
+          <w:szCs w:val="24"/>
+        </w:rPr>
+        <w:t xml:space="preserve">- 灵脉的气息若隐若现，修士们为了它蠢蠢欲动。</w:t>
+      </w:r>
+    </w:p>
+    <w:p>
+      <w:pPr>
+        <w:spacing w:after="60" w:before="60" w:line="360"/>
+        <w:ind w:firstLine="480"/>
+      </w:pPr>
+      <w:r>
+        <w:rPr>
+          <w:rFonts w:ascii="宋体" w:cs="宋体" w:eastAsia="宋体" w:hAnsi="宋体"/>
+          <w:sz w:val="24"/>
+          <w:szCs w:val="24"/>
+        </w:rPr>
+        <w:t xml:space="preserve">- 第202月，苍渺大陆的暗流继续涌动。🔍 梨花娘子 探索有收获。</w:t>
+      </w:r>
+    </w:p>
+    <w:p>
+      <w:pPr>
+        <w:spacing w:after="60" w:before="60" w:line="360"/>
+        <w:ind w:firstLine="480"/>
+      </w:pPr>
+      <w:r>
+        <w:rPr>
+          <w:rFonts w:ascii="宋体" w:cs="宋体" w:eastAsia="宋体" w:hAnsi="宋体"/>
+          <w:sz w:val="24"/>
+          <w:szCs w:val="24"/>
+        </w:rPr>
+        <w:t xml:space="preserve">- 荒野中妖气流动，不知从何处传来一声低沉的嘶吼。</w:t>
+      </w:r>
+    </w:p>
+    <w:p>
+      <w:pPr>
+        <w:spacing w:after="60" w:before="60" w:line="360"/>
+        <w:ind w:firstLine="480"/>
+      </w:pPr>
+      <w:r>
+        <w:rPr>
+          <w:rFonts w:ascii="宋体" w:cs="宋体" w:eastAsia="宋体" w:hAnsi="宋体"/>
+          <w:sz w:val="24"/>
+          <w:szCs w:val="24"/>
+        </w:rPr>
+        <w:t xml:space="preserve">- 岁月如刀，203月已过。⚠️ 红袖添香 练气圆满，却无筑基丹，修炼停滞！ 🔍 铁牛 探索有收获。修仙之路，从不平静。</w:t>
+      </w:r>
+    </w:p>
+    <w:p>
+      <w:pPr>
+        <w:spacing w:after="60" w:before="60" w:line="360"/>
+        <w:ind w:firstLine="480"/>
+      </w:pPr>
+      <w:r>
+        <w:rPr>
+          <w:rFonts w:ascii="宋体" w:cs="宋体" w:eastAsia="宋体" w:hAnsi="宋体"/>
+          <w:sz w:val="24"/>
+          <w:szCs w:val="24"/>
+        </w:rPr>
+        <w:t xml:space="preserve">- 第204回合，天地间的棋局又落下了一颗子。⚠️ 陆霜华 练气圆满，却无筑基丹，修炼停滞！ ⚠️ 孟长歌 练气圆满，却无筑基丹，修炼停滞！</w:t>
+      </w:r>
+    </w:p>
+    <w:p>
+      <w:pPr>
+        <w:spacing w:after="60" w:before="60" w:line="360"/>
+        <w:ind w:firstLine="480"/>
+      </w:pPr>
+      <w:r>
+        <w:rPr>
+          <w:rFonts w:ascii="宋体" w:cs="宋体" w:eastAsia="宋体" w:hAnsi="宋体"/>
+          <w:sz w:val="24"/>
+          <w:szCs w:val="24"/>
+        </w:rPr>
+        <w:t xml:space="preserve">- 第205月，苍渺大陆的暗流继续涌动。⚠️ 冯怒潮 练气圆满，却无筑基丹，修炼停滞！ 🔍 老赵掌柜 探索有收获。</w:t>
+      </w:r>
+    </w:p>
+    <w:p>
+      <w:pPr>
+        <w:spacing w:after="60" w:before="60" w:line="360"/>
+        <w:ind w:firstLine="480"/>
+      </w:pPr>
+      <w:r>
+        <w:rPr>
+          <w:rFonts w:ascii="宋体" w:cs="宋体" w:eastAsia="宋体" w:hAnsi="宋体"/>
+          <w:sz w:val="24"/>
+          <w:szCs w:val="24"/>
+        </w:rPr>
+        <w:t xml:space="preserve">- 第206月，苍渺大陆的暗流继续涌动。⚠️ 红袖添香 练气圆满，却无筑基丹，修炼停滞！ 🔍 刘二蛋 探索有收获。</w:t>
+      </w:r>
+    </w:p>
+    <w:p>
+      <w:pPr>
+        <w:spacing w:after="60" w:before="60" w:line="360"/>
+        <w:ind w:firstLine="480"/>
+      </w:pPr>
+      <w:r>
+        <w:rPr>
+          <w:rFonts w:ascii="宋体" w:cs="宋体" w:eastAsia="宋体" w:hAnsi="宋体"/>
+          <w:sz w:val="24"/>
+          <w:szCs w:val="24"/>
+        </w:rPr>
+        <w:t xml:space="preserve">- 血与剑的故事从未停歇，第207月，又是新的一章。⚠️ 魏玄机 练气圆满，却无筑基丹，修炼停滞！ 🔍 红袖添香 探索有收获。</w:t>
+      </w:r>
+    </w:p>
+    <w:p>
+      <w:pPr>
+        <w:spacing w:after="60" w:before="60" w:line="360"/>
+        <w:ind w:firstLine="480"/>
+      </w:pPr>
+      <w:r>
+        <w:rPr>
+          <w:rFonts w:ascii="宋体" w:cs="宋体" w:eastAsia="宋体" w:hAnsi="宋体"/>
+          <w:sz w:val="24"/>
+          <w:szCs w:val="24"/>
+        </w:rPr>
+        <w:t xml:space="preserve">- 岁月如刀，208月已过。⚠️ 魏玄机 练气圆满，却无筑基丹，修炼停滞！ ⚠️ 破碗老爷 练气圆满，却无筑基丹，修炼停滞！修仙之路，从不平静。</w:t>
+      </w:r>
+    </w:p>
+    <w:p>
+      <w:pPr>
+        <w:spacing w:after="60" w:before="60" w:line="360"/>
+        <w:ind w:firstLine="480"/>
+      </w:pPr>
+      <w:r>
+        <w:rPr>
+          <w:rFonts w:ascii="宋体" w:cs="宋体" w:eastAsia="宋体" w:hAnsi="宋体"/>
+          <w:sz w:val="24"/>
+          <w:szCs w:val="24"/>
+        </w:rPr>
+        <w:t xml:space="preserve">### 📊 数据统计</w:t>
+      </w:r>
+    </w:p>
+    <w:p>
+      <w:pPr>
+        <w:spacing w:after="60" w:before="60" w:line="360"/>
+        <w:ind w:firstLine="480"/>
+      </w:pPr>
+      <w:r>
+        <w:rPr>
+          <w:rFonts w:ascii="宋体" w:cs="宋体" w:eastAsia="宋体" w:hAnsi="宋体"/>
+          <w:sz w:val="24"/>
+          <w:szCs w:val="24"/>
+        </w:rPr>
+        <w:t xml:space="preserve">- 战斗次数：0 | 通缉人数：0 | 盟约：0 | 累计死亡：0</w:t>
+      </w:r>
+    </w:p>
+    <w:p>
+      <w:pPr>
+        <w:spacing w:after="60" w:before="60" w:line="360"/>
+        <w:ind w:firstLine="480"/>
+      </w:pPr>
+      <w:r>
+        <w:rPr>
+          <w:rFonts w:ascii="宋体" w:cs="宋体" w:eastAsia="宋体" w:hAnsi="宋体"/>
+          <w:sz w:val="24"/>
+          <w:szCs w:val="24"/>
+        </w:rPr>
+        <w:t xml:space="preserve">### 🎭 DM旁白</w:t>
+      </w:r>
+    </w:p>
+    <w:p>
+      <w:pPr>
+        <w:spacing w:after="60" w:before="60" w:line="360"/>
+        <w:ind w:firstLine="480"/>
+      </w:pPr>
+      <w:r>
+        <w:rPr>
+          <w:rFonts w:ascii="宋体" w:cs="宋体" w:eastAsia="宋体" w:hAnsi="宋体"/>
+          <w:sz w:val="24"/>
+          <w:szCs w:val="24"/>
+        </w:rPr>
+        <w:t xml:space="preserve">苍渺大陆第300月，20位修士仍在这片土地上挣扎求存。第4个百月，又将是怎样的风云际会？</w:t>
+      </w:r>
+    </w:p>
+    <w:p>
+      <w:pPr>
+        <w:pBdr>
+          <w:bottom w:val="single" w:color="C8A96E" w:sz="6" w:space="1"/>
+        </w:pBdr>
+        <w:spacing w:after="200"/>
+      </w:pPr>
     </w:p>
     <w:sectPr>
       <w:headerReference w:type="default" r:id="rId7"/>
